--- a/manuscript_output/manuscript_mystery_caller.docx
+++ b/manuscript_output/manuscript_mystery_caller.docx
@@ -692,29 +692,26 @@
         <w:ind w:left="60" w:right="60" w:firstLine="0" w:firstLineChars="0"/>
       </w:pPr>
       <w:r>
-        <w:t xml:space="preserve">Table 1. Characteristics of the analytic sample.</w:t>
+        <w:t xml:space="preserve">**Table 1. Sample characteristics by requested subspecialty.**</w:t>
       </w:r>
     </w:p>
     <w:tbl xmlns:w="http://schemas.openxmlformats.org/wordprocessingml/2006/main" xmlns:r="http://schemas.openxmlformats.org/officeDocument/2006/relationships" xmlns:w14="http://schemas.microsoft.com/office/word/2010/wordml" xmlns:wp="http://schemas.openxmlformats.org/drawingml/2006/wordprocessingDrawing" xmlns:a="http://schemas.openxmlformats.org/drawingml/2006/main" xmlns:pic="http://schemas.openxmlformats.org/drawingml/2006/picture">
       <w:tblPr>
-        <w:tblLayout w:type="fixed"/>
+        <w:tblLayout w:type="autofit"/>
         <w:jc w:val="center"/>
+        <w:tblW w:type="pct" w:w="5000"/>
         <w:tblLook w:firstRow="1" w:lastRow="0" w:firstColumn="0" w:lastColumn="0" w:noHBand="0" w:noVBand="1"/>
       </w:tblPr>
-      <w:tblGrid>
-        <w:gridCol w:w="4666"/>
-        <w:gridCol w:w="1976"/>
-      </w:tblGrid>
       <w:tr>
         <w:trPr>
-          <w:trHeight w:val="577" w:hRule="auto"/>
+          <w:trHeight w:val="617" w:hRule="auto"/>
           <w:tblHeader/>
         </w:trPr>
         <w:tc>
           <w:tcPr>
             <w:tcBorders>
-              <w:bottom w:val="single" w:sz="12" w:space="0" w:color="666666"/>
-              <w:top w:val="single" w:sz="12" w:space="0" w:color="666666"/>
+              <w:bottom w:val="single" w:sz="8" w:space="0" w:color="000000"/>
+              <w:top w:val="single" w:sz="8" w:space="0" w:color="000000"/>
               <w:left w:val="none" w:sz="0" w:space="0" w:color="000000"/>
               <w:right w:val="none" w:sz="0" w:space="0" w:color="000000"/>
             </w:tcBorders>
@@ -736,7 +733,7 @@
                 <w:left w:val="none" w:sz="0" w:space="0" w:color="000000"/>
                 <w:right w:val="none" w:sz="0" w:space="0" w:color="000000"/>
               </w:pBdr>
-              <w:spacing w:after="100" w:before="100" w:line="240"/>
+              <w:spacing w:after="40" w:before="40" w:line="240"/>
               <w:ind w:left="100" w:right="100" w:firstLine="0" w:firstLineChars="0"/>
               <w:rPr>
                 <w:rFonts w:ascii="Helvetica" w:hAnsi="Helvetica" w:eastAsia="Helvetica" w:cs="Helvetica"/>
@@ -744,31 +741,32 @@
                 <w:b w:val="false"/>
                 <w:u w:val="none"/>
                 <w:strike w:val="false"/>
-                <w:sz w:val="18"/>
-                <w:szCs w:val="18"/>
-                <w:color w:val="000000"/>
-              </w:rPr>
-            </w:pPr>
-            <w:r xmlns:w="http://schemas.openxmlformats.org/wordprocessingml/2006/main" xmlns:wp="http://schemas.openxmlformats.org/drawingml/2006/wordprocessingDrawing" xmlns:r="http://schemas.openxmlformats.org/officeDocument/2006/relationships" xmlns:w14="http://schemas.microsoft.com/office/word/2010/wordml">
-              <w:rPr>
-                <w:rFonts w:ascii="Helvetica" w:hAnsi="Helvetica" w:eastAsia="Helvetica" w:cs="Helvetica"/>
-                <w:i w:val="false"/>
-                <w:b w:val="false"/>
-                <w:u w:val="none"/>
-                <w:strike w:val="false"/>
-                <w:sz w:val="18"/>
-                <w:szCs w:val="18"/>
-                <w:color w:val="000000"/>
-              </w:rPr>
-              <w:t xml:space="preserve">Characteristic</w:t>
+                <w:sz w:val="14"/>
+                <w:szCs w:val="14"/>
+                <w:color w:val="000000"/>
+              </w:rPr>
+            </w:pPr>
+            <w:r xmlns:w="http://schemas.openxmlformats.org/wordprocessingml/2006/main" xmlns:wp="http://schemas.openxmlformats.org/drawingml/2006/wordprocessingDrawing" xmlns:r="http://schemas.openxmlformats.org/officeDocument/2006/relationships" xmlns:w14="http://schemas.microsoft.com/office/word/2010/wordml">
+              <w:rPr>
+                <w:rFonts w:ascii="Helvetica" w:hAnsi="Helvetica" w:eastAsia="Helvetica" w:cs="Helvetica"/>
+                <w:i w:val="false"/>
+                <w:b w:val="false"/>
+                <w:u w:val="none"/>
+                <w:strike w:val="false"/>
+                <w:sz w:val="14"/>
+                <w:szCs w:val="14"/>
+                <w:color w:val="000000"/>
+              </w:rPr>
+              <w:t xml:space="preserve"> </w:t>
             </w:r>
           </w:p>
         </w:tc>
         <w:tc>
           <w:tcPr>
+            <w:gridSpan w:val="9"/>
             <w:tcBorders>
-              <w:bottom w:val="single" w:sz="12" w:space="0" w:color="666666"/>
-              <w:top w:val="single" w:sz="12" w:space="0" w:color="666666"/>
+              <w:bottom w:val="single" w:sz="8" w:space="0" w:color="000000"/>
+              <w:top w:val="single" w:sz="8" w:space="0" w:color="000000"/>
               <w:left w:val="none" w:sz="0" w:space="0" w:color="000000"/>
               <w:right w:val="none" w:sz="0" w:space="0" w:color="000000"/>
             </w:tcBorders>
@@ -783,14 +781,14 @@
           </w:tcPr>
           <w:p>
             <w:pPr>
-              <w:jc w:val="left"/>
+              <w:jc w:val="center"/>
               <w:pBdr>
                 <w:bottom w:val="none" w:sz="0" w:space="0" w:color="000000"/>
                 <w:top w:val="none" w:sz="0" w:space="0" w:color="000000"/>
                 <w:left w:val="none" w:sz="0" w:space="0" w:color="000000"/>
                 <w:right w:val="none" w:sz="0" w:space="0" w:color="000000"/>
               </w:pBdr>
-              <w:spacing w:after="100" w:before="100" w:line="240"/>
+              <w:spacing w:after="40" w:before="40" w:line="240"/>
               <w:ind w:left="100" w:right="100" w:firstLine="0" w:firstLineChars="0"/>
               <w:rPr>
                 <w:rFonts w:ascii="Helvetica" w:hAnsi="Helvetica" w:eastAsia="Helvetica" w:cs="Helvetica"/>
@@ -798,36 +796,37 @@
                 <w:b w:val="false"/>
                 <w:u w:val="none"/>
                 <w:strike w:val="false"/>
-                <w:sz w:val="18"/>
-                <w:szCs w:val="18"/>
-                <w:color w:val="000000"/>
-              </w:rPr>
-            </w:pPr>
-            <w:r xmlns:w="http://schemas.openxmlformats.org/wordprocessingml/2006/main" xmlns:wp="http://schemas.openxmlformats.org/drawingml/2006/wordprocessingDrawing" xmlns:r="http://schemas.openxmlformats.org/officeDocument/2006/relationships" xmlns:w14="http://schemas.microsoft.com/office/word/2010/wordml">
-              <w:rPr>
-                <w:rFonts w:ascii="Helvetica" w:hAnsi="Helvetica" w:eastAsia="Helvetica" w:cs="Helvetica"/>
-                <w:i w:val="false"/>
-                <w:b w:val="false"/>
-                <w:u w:val="none"/>
-                <w:strike w:val="false"/>
-                <w:sz w:val="18"/>
-                <w:szCs w:val="18"/>
-                <w:color w:val="000000"/>
-              </w:rPr>
-              <w:t xml:space="preserve">Value</w:t>
+                <w:sz w:val="14"/>
+                <w:szCs w:val="14"/>
+                <w:color w:val="000000"/>
+              </w:rPr>
+            </w:pPr>
+            <w:r xmlns:w="http://schemas.openxmlformats.org/wordprocessingml/2006/main" xmlns:wp="http://schemas.openxmlformats.org/drawingml/2006/wordprocessingDrawing" xmlns:r="http://schemas.openxmlformats.org/officeDocument/2006/relationships" xmlns:w14="http://schemas.microsoft.com/office/word/2010/wordml">
+              <w:rPr>
+                <w:rFonts w:ascii="Helvetica" w:hAnsi="Helvetica" w:eastAsia="Helvetica" w:cs="Helvetica"/>
+                <w:i w:val="false"/>
+                <w:b w:val="true"/>
+                <w:u w:val="none"/>
+                <w:strike w:val="false"/>
+                <w:sz w:val="14"/>
+                <w:szCs w:val="14"/>
+                <w:color w:val="000000"/>
+              </w:rPr>
+              <w:t xml:space="preserve">Requested subspecialty</w:t>
             </w:r>
           </w:p>
         </w:tc>
       </w:tr>
       <w:tr>
         <w:trPr>
-          <w:trHeight w:val="618" w:hRule="auto"/>
+          <w:trHeight w:val="784" w:hRule="auto"/>
+          <w:tblHeader/>
         </w:trPr>
         <w:tc>
           <w:tcPr>
             <w:tcBorders>
-              <w:bottom w:val="none" w:sz="0" w:space="0" w:color="000000"/>
-              <w:top w:val="single" w:sz="12" w:space="0" w:color="666666"/>
+              <w:bottom w:val="single" w:sz="8" w:space="0" w:color="000000"/>
+              <w:top w:val="single" w:sz="8" w:space="0" w:color="000000"/>
               <w:left w:val="none" w:sz="0" w:space="0" w:color="000000"/>
               <w:right w:val="none" w:sz="0" w:space="0" w:color="000000"/>
             </w:tcBorders>
@@ -849,7 +848,7 @@
                 <w:left w:val="none" w:sz="0" w:space="0" w:color="000000"/>
                 <w:right w:val="none" w:sz="0" w:space="0" w:color="000000"/>
               </w:pBdr>
-              <w:spacing w:after="100" w:before="100" w:line="240"/>
+              <w:spacing w:after="40" w:before="40" w:line="240"/>
               <w:ind w:left="100" w:right="100" w:firstLine="0" w:firstLineChars="0"/>
               <w:rPr>
                 <w:rFonts w:ascii="Helvetica" w:hAnsi="Helvetica" w:eastAsia="Helvetica" w:cs="Helvetica"/>
@@ -857,31 +856,31 @@
                 <w:b w:val="false"/>
                 <w:u w:val="none"/>
                 <w:strike w:val="false"/>
-                <w:sz w:val="18"/>
-                <w:szCs w:val="18"/>
-                <w:color w:val="000000"/>
-              </w:rPr>
-            </w:pPr>
-            <w:r xmlns:w="http://schemas.openxmlformats.org/wordprocessingml/2006/main" xmlns:wp="http://schemas.openxmlformats.org/drawingml/2006/wordprocessingDrawing" xmlns:r="http://schemas.openxmlformats.org/officeDocument/2006/relationships" xmlns:w14="http://schemas.microsoft.com/office/word/2010/wordml">
-              <w:rPr>
-                <w:rFonts w:ascii="Helvetica" w:hAnsi="Helvetica" w:eastAsia="Helvetica" w:cs="Helvetica"/>
-                <w:i w:val="false"/>
-                <w:b w:val="false"/>
-                <w:u w:val="none"/>
-                <w:strike w:val="false"/>
-                <w:sz w:val="18"/>
-                <w:szCs w:val="18"/>
-                <w:color w:val="000000"/>
-              </w:rPr>
-              <w:t xml:space="preserve">N (complete calls, subspecialty known)</w:t>
+                <w:sz w:val="14"/>
+                <w:szCs w:val="14"/>
+                <w:color w:val="000000"/>
+              </w:rPr>
+            </w:pPr>
+            <w:r xmlns:w="http://schemas.openxmlformats.org/wordprocessingml/2006/main" xmlns:wp="http://schemas.openxmlformats.org/drawingml/2006/wordprocessingDrawing" xmlns:r="http://schemas.openxmlformats.org/officeDocument/2006/relationships" xmlns:w14="http://schemas.microsoft.com/office/word/2010/wordml">
+              <w:rPr>
+                <w:rFonts w:ascii="Helvetica" w:hAnsi="Helvetica" w:eastAsia="Helvetica" w:cs="Helvetica"/>
+                <w:i w:val="false"/>
+                <w:b w:val="true"/>
+                <w:u w:val="none"/>
+                <w:strike w:val="false"/>
+                <w:sz w:val="14"/>
+                <w:szCs w:val="14"/>
+                <w:color w:val="000000"/>
+              </w:rPr>
+              <w:t xml:space="preserve">Characteristic</w:t>
             </w:r>
           </w:p>
         </w:tc>
         <w:tc>
           <w:tcPr>
             <w:tcBorders>
-              <w:bottom w:val="none" w:sz="0" w:space="0" w:color="000000"/>
-              <w:top w:val="single" w:sz="12" w:space="0" w:color="666666"/>
+              <w:bottom w:val="single" w:sz="8" w:space="0" w:color="000000"/>
+              <w:top w:val="single" w:sz="8" w:space="0" w:color="000000"/>
               <w:left w:val="none" w:sz="0" w:space="0" w:color="000000"/>
               <w:right w:val="none" w:sz="0" w:space="0" w:color="000000"/>
             </w:tcBorders>
@@ -896,6 +895,974 @@
           </w:tcPr>
           <w:p>
             <w:pPr>
+              <w:jc w:val="center"/>
+              <w:pBdr>
+                <w:bottom w:val="none" w:sz="0" w:space="0" w:color="000000"/>
+                <w:top w:val="none" w:sz="0" w:space="0" w:color="000000"/>
+                <w:left w:val="none" w:sz="0" w:space="0" w:color="000000"/>
+                <w:right w:val="none" w:sz="0" w:space="0" w:color="000000"/>
+              </w:pBdr>
+              <w:spacing w:after="40" w:before="40" w:line="240"/>
+              <w:ind w:left="100" w:right="100" w:firstLine="0" w:firstLineChars="0"/>
+              <w:rPr>
+                <w:rFonts w:ascii="Helvetica" w:hAnsi="Helvetica" w:eastAsia="Helvetica" w:cs="Helvetica"/>
+                <w:i w:val="false"/>
+                <w:b w:val="false"/>
+                <w:u w:val="none"/>
+                <w:strike w:val="false"/>
+                <w:sz w:val="14"/>
+                <w:szCs w:val="14"/>
+                <w:color w:val="000000"/>
+              </w:rPr>
+            </w:pPr>
+            <w:r xmlns:w="http://schemas.openxmlformats.org/wordprocessingml/2006/main" xmlns:wp="http://schemas.openxmlformats.org/drawingml/2006/wordprocessingDrawing" xmlns:r="http://schemas.openxmlformats.org/officeDocument/2006/relationships" xmlns:w14="http://schemas.microsoft.com/office/word/2010/wordml">
+              <w:rPr>
+                <w:rFonts w:ascii="Helvetica" w:hAnsi="Helvetica" w:eastAsia="Helvetica" w:cs="Helvetica"/>
+                <w:i w:val="false"/>
+                <w:b w:val="true"/>
+                <w:u w:val="none"/>
+                <w:strike w:val="false"/>
+                <w:sz w:val="14"/>
+                <w:szCs w:val="14"/>
+                <w:color w:val="000000"/>
+              </w:rPr>
+              <w:t xml:space="preserve">Overall</w:t>
+            </w:r>
+            <w:r xmlns:w="http://schemas.openxmlformats.org/wordprocessingml/2006/main" xmlns:wp="http://schemas.openxmlformats.org/drawingml/2006/wordprocessingDrawing" xmlns:r="http://schemas.openxmlformats.org/officeDocument/2006/relationships" xmlns:w14="http://schemas.microsoft.com/office/word/2010/wordml">
+              <w:rPr>
+                <w:rFonts w:ascii="Helvetica" w:hAnsi="Helvetica" w:eastAsia="Helvetica" w:cs="Helvetica"/>
+                <w:i w:val="false"/>
+                <w:b w:val="false"/>
+                <w:u w:val="none"/>
+                <w:strike w:val="false"/>
+                <w:sz w:val="14"/>
+                <w:szCs w:val="14"/>
+                <w:color w:val="000000"/>
+              </w:rPr>
+              <w:t xml:space="preserve">  </w:t>
+            </w:r>
+            <w:r xmlns:w="http://schemas.openxmlformats.org/wordprocessingml/2006/main" xmlns:wp="http://schemas.openxmlformats.org/drawingml/2006/wordprocessingDrawing" xmlns:r="http://schemas.openxmlformats.org/officeDocument/2006/relationships" xmlns:w14="http://schemas.microsoft.com/office/word/2010/wordml">
+              <w:rPr>
+                <w:rFonts w:ascii="Helvetica" w:hAnsi="Helvetica" w:eastAsia="Helvetica" w:cs="Helvetica"/>
+                <w:i w:val="false"/>
+                <w:b w:val="false"/>
+                <w:u w:val="none"/>
+                <w:strike w:val="false"/>
+                <w:sz w:val="14"/>
+                <w:szCs w:val="14"/>
+                <w:color w:val="000000"/>
+              </w:rPr>
+              <w:br/>
+            </w:r>
+            <w:r xmlns:w="http://schemas.openxmlformats.org/wordprocessingml/2006/main" xmlns:wp="http://schemas.openxmlformats.org/drawingml/2006/wordprocessingDrawing" xmlns:r="http://schemas.openxmlformats.org/officeDocument/2006/relationships" xmlns:w14="http://schemas.microsoft.com/office/word/2010/wordml">
+              <w:rPr>
+                <w:rFonts w:ascii="Helvetica" w:hAnsi="Helvetica" w:eastAsia="Helvetica" w:cs="Helvetica"/>
+                <w:i w:val="false"/>
+                <w:b w:val="false"/>
+                <w:u w:val="none"/>
+                <w:strike w:val="false"/>
+                <w:sz w:val="14"/>
+                <w:szCs w:val="14"/>
+                <w:color w:val="000000"/>
+              </w:rPr>
+              <w:t xml:space="preserve">N = 731</w:t>
+            </w:r>
+            <w:r xmlns:w="http://schemas.openxmlformats.org/wordprocessingml/2006/main" xmlns:wp="http://schemas.openxmlformats.org/drawingml/2006/wordprocessingDrawing" xmlns:r="http://schemas.openxmlformats.org/officeDocument/2006/relationships" xmlns:w14="http://schemas.microsoft.com/office/word/2010/wordml">
+              <w:rPr>
+                <w:rFonts w:ascii="Helvetica" w:hAnsi="Helvetica" w:eastAsia="Helvetica" w:cs="Helvetica"/>
+                <w:i w:val="false"/>
+                <w:b w:val="false"/>
+                <w:u w:val="none"/>
+                <w:strike w:val="false"/>
+                <w:vertAlign w:val="superscript"/>
+                <w:sz w:val="14"/>
+                <w:szCs w:val="14"/>
+                <w:color w:val="000000"/>
+              </w:rPr>
+              <w:t xml:space="preserve">1</w:t>
+            </w:r>
+          </w:p>
+        </w:tc>
+        <w:tc>
+          <w:tcPr>
+            <w:tcBorders>
+              <w:bottom w:val="single" w:sz="8" w:space="0" w:color="000000"/>
+              <w:top w:val="single" w:sz="8" w:space="0" w:color="000000"/>
+              <w:left w:val="none" w:sz="0" w:space="0" w:color="000000"/>
+              <w:right w:val="none" w:sz="0" w:space="0" w:color="000000"/>
+            </w:tcBorders>
+            <w:shd w:val="clear" w:color="auto" w:fill="FFFFFF"/>
+            <w:tcMar>
+              <w:top w:w="0" w:type="dxa"/>
+              <w:bottom w:w="0" w:type="dxa"/>
+              <w:left w:w="0" w:type="dxa"/>
+              <w:right w:w="0" w:type="dxa"/>
+            </w:tcMar>
+            <w:vAlign w:val="center"/>
+          </w:tcPr>
+          <w:p>
+            <w:pPr>
+              <w:jc w:val="center"/>
+              <w:pBdr>
+                <w:bottom w:val="none" w:sz="0" w:space="0" w:color="000000"/>
+                <w:top w:val="none" w:sz="0" w:space="0" w:color="000000"/>
+                <w:left w:val="none" w:sz="0" w:space="0" w:color="000000"/>
+                <w:right w:val="none" w:sz="0" w:space="0" w:color="000000"/>
+              </w:pBdr>
+              <w:spacing w:after="40" w:before="40" w:line="240"/>
+              <w:ind w:left="100" w:right="100" w:firstLine="0" w:firstLineChars="0"/>
+              <w:rPr>
+                <w:rFonts w:ascii="Helvetica" w:hAnsi="Helvetica" w:eastAsia="Helvetica" w:cs="Helvetica"/>
+                <w:i w:val="false"/>
+                <w:b w:val="false"/>
+                <w:u w:val="none"/>
+                <w:strike w:val="false"/>
+                <w:sz w:val="14"/>
+                <w:szCs w:val="14"/>
+                <w:color w:val="000000"/>
+              </w:rPr>
+            </w:pPr>
+            <w:r xmlns:w="http://schemas.openxmlformats.org/wordprocessingml/2006/main" xmlns:wp="http://schemas.openxmlformats.org/drawingml/2006/wordprocessingDrawing" xmlns:r="http://schemas.openxmlformats.org/officeDocument/2006/relationships" xmlns:w14="http://schemas.microsoft.com/office/word/2010/wordml">
+              <w:rPr>
+                <w:rFonts w:ascii="Helvetica" w:hAnsi="Helvetica" w:eastAsia="Helvetica" w:cs="Helvetica"/>
+                <w:i w:val="false"/>
+                <w:b w:val="true"/>
+                <w:u w:val="none"/>
+                <w:strike w:val="false"/>
+                <w:sz w:val="14"/>
+                <w:szCs w:val="14"/>
+                <w:color w:val="000000"/>
+              </w:rPr>
+              <w:t xml:space="preserve">General</w:t>
+            </w:r>
+            <w:r xmlns:w="http://schemas.openxmlformats.org/wordprocessingml/2006/main" xmlns:wp="http://schemas.openxmlformats.org/drawingml/2006/wordprocessingDrawing" xmlns:r="http://schemas.openxmlformats.org/officeDocument/2006/relationships" xmlns:w14="http://schemas.microsoft.com/office/word/2010/wordml">
+              <w:rPr>
+                <w:rFonts w:ascii="Helvetica" w:hAnsi="Helvetica" w:eastAsia="Helvetica" w:cs="Helvetica"/>
+                <w:i w:val="false"/>
+                <w:b w:val="false"/>
+                <w:u w:val="none"/>
+                <w:strike w:val="false"/>
+                <w:sz w:val="14"/>
+                <w:szCs w:val="14"/>
+                <w:color w:val="000000"/>
+              </w:rPr>
+              <w:t xml:space="preserve">  </w:t>
+            </w:r>
+            <w:r xmlns:w="http://schemas.openxmlformats.org/wordprocessingml/2006/main" xmlns:wp="http://schemas.openxmlformats.org/drawingml/2006/wordprocessingDrawing" xmlns:r="http://schemas.openxmlformats.org/officeDocument/2006/relationships" xmlns:w14="http://schemas.microsoft.com/office/word/2010/wordml">
+              <w:rPr>
+                <w:rFonts w:ascii="Helvetica" w:hAnsi="Helvetica" w:eastAsia="Helvetica" w:cs="Helvetica"/>
+                <w:i w:val="false"/>
+                <w:b w:val="false"/>
+                <w:u w:val="none"/>
+                <w:strike w:val="false"/>
+                <w:sz w:val="14"/>
+                <w:szCs w:val="14"/>
+                <w:color w:val="000000"/>
+              </w:rPr>
+              <w:br/>
+            </w:r>
+            <w:r xmlns:w="http://schemas.openxmlformats.org/wordprocessingml/2006/main" xmlns:wp="http://schemas.openxmlformats.org/drawingml/2006/wordprocessingDrawing" xmlns:r="http://schemas.openxmlformats.org/officeDocument/2006/relationships" xmlns:w14="http://schemas.microsoft.com/office/word/2010/wordml">
+              <w:rPr>
+                <w:rFonts w:ascii="Helvetica" w:hAnsi="Helvetica" w:eastAsia="Helvetica" w:cs="Helvetica"/>
+                <w:i w:val="false"/>
+                <w:b w:val="false"/>
+                <w:u w:val="none"/>
+                <w:strike w:val="false"/>
+                <w:sz w:val="14"/>
+                <w:szCs w:val="14"/>
+                <w:color w:val="000000"/>
+              </w:rPr>
+              <w:t xml:space="preserve">N = 501</w:t>
+            </w:r>
+            <w:r xmlns:w="http://schemas.openxmlformats.org/wordprocessingml/2006/main" xmlns:wp="http://schemas.openxmlformats.org/drawingml/2006/wordprocessingDrawing" xmlns:r="http://schemas.openxmlformats.org/officeDocument/2006/relationships" xmlns:w14="http://schemas.microsoft.com/office/word/2010/wordml">
+              <w:rPr>
+                <w:rFonts w:ascii="Helvetica" w:hAnsi="Helvetica" w:eastAsia="Helvetica" w:cs="Helvetica"/>
+                <w:i w:val="false"/>
+                <w:b w:val="false"/>
+                <w:u w:val="none"/>
+                <w:strike w:val="false"/>
+                <w:vertAlign w:val="superscript"/>
+                <w:sz w:val="14"/>
+                <w:szCs w:val="14"/>
+                <w:color w:val="000000"/>
+              </w:rPr>
+              <w:t xml:space="preserve">1</w:t>
+            </w:r>
+          </w:p>
+        </w:tc>
+        <w:tc>
+          <w:tcPr>
+            <w:tcBorders>
+              <w:bottom w:val="single" w:sz="8" w:space="0" w:color="000000"/>
+              <w:top w:val="single" w:sz="8" w:space="0" w:color="000000"/>
+              <w:left w:val="none" w:sz="0" w:space="0" w:color="000000"/>
+              <w:right w:val="none" w:sz="0" w:space="0" w:color="000000"/>
+            </w:tcBorders>
+            <w:shd w:val="clear" w:color="auto" w:fill="FFFFFF"/>
+            <w:tcMar>
+              <w:top w:w="0" w:type="dxa"/>
+              <w:bottom w:w="0" w:type="dxa"/>
+              <w:left w:w="0" w:type="dxa"/>
+              <w:right w:w="0" w:type="dxa"/>
+            </w:tcMar>
+            <w:vAlign w:val="center"/>
+          </w:tcPr>
+          <w:p>
+            <w:pPr>
+              <w:jc w:val="center"/>
+              <w:pBdr>
+                <w:bottom w:val="none" w:sz="0" w:space="0" w:color="000000"/>
+                <w:top w:val="none" w:sz="0" w:space="0" w:color="000000"/>
+                <w:left w:val="none" w:sz="0" w:space="0" w:color="000000"/>
+                <w:right w:val="none" w:sz="0" w:space="0" w:color="000000"/>
+              </w:pBdr>
+              <w:spacing w:after="40" w:before="40" w:line="240"/>
+              <w:ind w:left="100" w:right="100" w:firstLine="0" w:firstLineChars="0"/>
+              <w:rPr>
+                <w:rFonts w:ascii="Helvetica" w:hAnsi="Helvetica" w:eastAsia="Helvetica" w:cs="Helvetica"/>
+                <w:i w:val="false"/>
+                <w:b w:val="false"/>
+                <w:u w:val="none"/>
+                <w:strike w:val="false"/>
+                <w:sz w:val="14"/>
+                <w:szCs w:val="14"/>
+                <w:color w:val="000000"/>
+              </w:rPr>
+            </w:pPr>
+            <w:r xmlns:w="http://schemas.openxmlformats.org/wordprocessingml/2006/main" xmlns:wp="http://schemas.openxmlformats.org/drawingml/2006/wordprocessingDrawing" xmlns:r="http://schemas.openxmlformats.org/officeDocument/2006/relationships" xmlns:w14="http://schemas.microsoft.com/office/word/2010/wordml">
+              <w:rPr>
+                <w:rFonts w:ascii="Helvetica" w:hAnsi="Helvetica" w:eastAsia="Helvetica" w:cs="Helvetica"/>
+                <w:i w:val="false"/>
+                <w:b w:val="true"/>
+                <w:u w:val="none"/>
+                <w:strike w:val="false"/>
+                <w:sz w:val="14"/>
+                <w:szCs w:val="14"/>
+                <w:color w:val="000000"/>
+              </w:rPr>
+              <w:t xml:space="preserve">Facial Plastics</w:t>
+            </w:r>
+            <w:r xmlns:w="http://schemas.openxmlformats.org/wordprocessingml/2006/main" xmlns:wp="http://schemas.openxmlformats.org/drawingml/2006/wordprocessingDrawing" xmlns:r="http://schemas.openxmlformats.org/officeDocument/2006/relationships" xmlns:w14="http://schemas.microsoft.com/office/word/2010/wordml">
+              <w:rPr>
+                <w:rFonts w:ascii="Helvetica" w:hAnsi="Helvetica" w:eastAsia="Helvetica" w:cs="Helvetica"/>
+                <w:i w:val="false"/>
+                <w:b w:val="false"/>
+                <w:u w:val="none"/>
+                <w:strike w:val="false"/>
+                <w:sz w:val="14"/>
+                <w:szCs w:val="14"/>
+                <w:color w:val="000000"/>
+              </w:rPr>
+              <w:t xml:space="preserve">  </w:t>
+            </w:r>
+            <w:r xmlns:w="http://schemas.openxmlformats.org/wordprocessingml/2006/main" xmlns:wp="http://schemas.openxmlformats.org/drawingml/2006/wordprocessingDrawing" xmlns:r="http://schemas.openxmlformats.org/officeDocument/2006/relationships" xmlns:w14="http://schemas.microsoft.com/office/word/2010/wordml">
+              <w:rPr>
+                <w:rFonts w:ascii="Helvetica" w:hAnsi="Helvetica" w:eastAsia="Helvetica" w:cs="Helvetica"/>
+                <w:i w:val="false"/>
+                <w:b w:val="false"/>
+                <w:u w:val="none"/>
+                <w:strike w:val="false"/>
+                <w:sz w:val="14"/>
+                <w:szCs w:val="14"/>
+                <w:color w:val="000000"/>
+              </w:rPr>
+              <w:br/>
+            </w:r>
+            <w:r xmlns:w="http://schemas.openxmlformats.org/wordprocessingml/2006/main" xmlns:wp="http://schemas.openxmlformats.org/drawingml/2006/wordprocessingDrawing" xmlns:r="http://schemas.openxmlformats.org/officeDocument/2006/relationships" xmlns:w14="http://schemas.microsoft.com/office/word/2010/wordml">
+              <w:rPr>
+                <w:rFonts w:ascii="Helvetica" w:hAnsi="Helvetica" w:eastAsia="Helvetica" w:cs="Helvetica"/>
+                <w:i w:val="false"/>
+                <w:b w:val="false"/>
+                <w:u w:val="none"/>
+                <w:strike w:val="false"/>
+                <w:sz w:val="14"/>
+                <w:szCs w:val="14"/>
+                <w:color w:val="000000"/>
+              </w:rPr>
+              <w:t xml:space="preserve">N = 78</w:t>
+            </w:r>
+            <w:r xmlns:w="http://schemas.openxmlformats.org/wordprocessingml/2006/main" xmlns:wp="http://schemas.openxmlformats.org/drawingml/2006/wordprocessingDrawing" xmlns:r="http://schemas.openxmlformats.org/officeDocument/2006/relationships" xmlns:w14="http://schemas.microsoft.com/office/word/2010/wordml">
+              <w:rPr>
+                <w:rFonts w:ascii="Helvetica" w:hAnsi="Helvetica" w:eastAsia="Helvetica" w:cs="Helvetica"/>
+                <w:i w:val="false"/>
+                <w:b w:val="false"/>
+                <w:u w:val="none"/>
+                <w:strike w:val="false"/>
+                <w:vertAlign w:val="superscript"/>
+                <w:sz w:val="14"/>
+                <w:szCs w:val="14"/>
+                <w:color w:val="000000"/>
+              </w:rPr>
+              <w:t xml:space="preserve">1</w:t>
+            </w:r>
+          </w:p>
+        </w:tc>
+        <w:tc>
+          <w:tcPr>
+            <w:tcBorders>
+              <w:bottom w:val="single" w:sz="8" w:space="0" w:color="000000"/>
+              <w:top w:val="single" w:sz="8" w:space="0" w:color="000000"/>
+              <w:left w:val="none" w:sz="0" w:space="0" w:color="000000"/>
+              <w:right w:val="none" w:sz="0" w:space="0" w:color="000000"/>
+            </w:tcBorders>
+            <w:shd w:val="clear" w:color="auto" w:fill="FFFFFF"/>
+            <w:tcMar>
+              <w:top w:w="0" w:type="dxa"/>
+              <w:bottom w:w="0" w:type="dxa"/>
+              <w:left w:w="0" w:type="dxa"/>
+              <w:right w:w="0" w:type="dxa"/>
+            </w:tcMar>
+            <w:vAlign w:val="center"/>
+          </w:tcPr>
+          <w:p>
+            <w:pPr>
+              <w:jc w:val="center"/>
+              <w:pBdr>
+                <w:bottom w:val="none" w:sz="0" w:space="0" w:color="000000"/>
+                <w:top w:val="none" w:sz="0" w:space="0" w:color="000000"/>
+                <w:left w:val="none" w:sz="0" w:space="0" w:color="000000"/>
+                <w:right w:val="none" w:sz="0" w:space="0" w:color="000000"/>
+              </w:pBdr>
+              <w:spacing w:after="40" w:before="40" w:line="240"/>
+              <w:ind w:left="100" w:right="100" w:firstLine="0" w:firstLineChars="0"/>
+              <w:rPr>
+                <w:rFonts w:ascii="Helvetica" w:hAnsi="Helvetica" w:eastAsia="Helvetica" w:cs="Helvetica"/>
+                <w:i w:val="false"/>
+                <w:b w:val="false"/>
+                <w:u w:val="none"/>
+                <w:strike w:val="false"/>
+                <w:sz w:val="14"/>
+                <w:szCs w:val="14"/>
+                <w:color w:val="000000"/>
+              </w:rPr>
+            </w:pPr>
+            <w:r xmlns:w="http://schemas.openxmlformats.org/wordprocessingml/2006/main" xmlns:wp="http://schemas.openxmlformats.org/drawingml/2006/wordprocessingDrawing" xmlns:r="http://schemas.openxmlformats.org/officeDocument/2006/relationships" xmlns:w14="http://schemas.microsoft.com/office/word/2010/wordml">
+              <w:rPr>
+                <w:rFonts w:ascii="Helvetica" w:hAnsi="Helvetica" w:eastAsia="Helvetica" w:cs="Helvetica"/>
+                <w:i w:val="false"/>
+                <w:b w:val="true"/>
+                <w:u w:val="none"/>
+                <w:strike w:val="false"/>
+                <w:sz w:val="14"/>
+                <w:szCs w:val="14"/>
+                <w:color w:val="000000"/>
+              </w:rPr>
+              <w:t xml:space="preserve">Pediatrics</w:t>
+            </w:r>
+            <w:r xmlns:w="http://schemas.openxmlformats.org/wordprocessingml/2006/main" xmlns:wp="http://schemas.openxmlformats.org/drawingml/2006/wordprocessingDrawing" xmlns:r="http://schemas.openxmlformats.org/officeDocument/2006/relationships" xmlns:w14="http://schemas.microsoft.com/office/word/2010/wordml">
+              <w:rPr>
+                <w:rFonts w:ascii="Helvetica" w:hAnsi="Helvetica" w:eastAsia="Helvetica" w:cs="Helvetica"/>
+                <w:i w:val="false"/>
+                <w:b w:val="false"/>
+                <w:u w:val="none"/>
+                <w:strike w:val="false"/>
+                <w:sz w:val="14"/>
+                <w:szCs w:val="14"/>
+                <w:color w:val="000000"/>
+              </w:rPr>
+              <w:t xml:space="preserve">  </w:t>
+            </w:r>
+            <w:r xmlns:w="http://schemas.openxmlformats.org/wordprocessingml/2006/main" xmlns:wp="http://schemas.openxmlformats.org/drawingml/2006/wordprocessingDrawing" xmlns:r="http://schemas.openxmlformats.org/officeDocument/2006/relationships" xmlns:w14="http://schemas.microsoft.com/office/word/2010/wordml">
+              <w:rPr>
+                <w:rFonts w:ascii="Helvetica" w:hAnsi="Helvetica" w:eastAsia="Helvetica" w:cs="Helvetica"/>
+                <w:i w:val="false"/>
+                <w:b w:val="false"/>
+                <w:u w:val="none"/>
+                <w:strike w:val="false"/>
+                <w:sz w:val="14"/>
+                <w:szCs w:val="14"/>
+                <w:color w:val="000000"/>
+              </w:rPr>
+              <w:br/>
+            </w:r>
+            <w:r xmlns:w="http://schemas.openxmlformats.org/wordprocessingml/2006/main" xmlns:wp="http://schemas.openxmlformats.org/drawingml/2006/wordprocessingDrawing" xmlns:r="http://schemas.openxmlformats.org/officeDocument/2006/relationships" xmlns:w14="http://schemas.microsoft.com/office/word/2010/wordml">
+              <w:rPr>
+                <w:rFonts w:ascii="Helvetica" w:hAnsi="Helvetica" w:eastAsia="Helvetica" w:cs="Helvetica"/>
+                <w:i w:val="false"/>
+                <w:b w:val="false"/>
+                <w:u w:val="none"/>
+                <w:strike w:val="false"/>
+                <w:sz w:val="14"/>
+                <w:szCs w:val="14"/>
+                <w:color w:val="000000"/>
+              </w:rPr>
+              <w:t xml:space="preserve">N = 45</w:t>
+            </w:r>
+            <w:r xmlns:w="http://schemas.openxmlformats.org/wordprocessingml/2006/main" xmlns:wp="http://schemas.openxmlformats.org/drawingml/2006/wordprocessingDrawing" xmlns:r="http://schemas.openxmlformats.org/officeDocument/2006/relationships" xmlns:w14="http://schemas.microsoft.com/office/word/2010/wordml">
+              <w:rPr>
+                <w:rFonts w:ascii="Helvetica" w:hAnsi="Helvetica" w:eastAsia="Helvetica" w:cs="Helvetica"/>
+                <w:i w:val="false"/>
+                <w:b w:val="false"/>
+                <w:u w:val="none"/>
+                <w:strike w:val="false"/>
+                <w:vertAlign w:val="superscript"/>
+                <w:sz w:val="14"/>
+                <w:szCs w:val="14"/>
+                <w:color w:val="000000"/>
+              </w:rPr>
+              <w:t xml:space="preserve">1</w:t>
+            </w:r>
+          </w:p>
+        </w:tc>
+        <w:tc>
+          <w:tcPr>
+            <w:tcBorders>
+              <w:bottom w:val="single" w:sz="8" w:space="0" w:color="000000"/>
+              <w:top w:val="single" w:sz="8" w:space="0" w:color="000000"/>
+              <w:left w:val="none" w:sz="0" w:space="0" w:color="000000"/>
+              <w:right w:val="none" w:sz="0" w:space="0" w:color="000000"/>
+            </w:tcBorders>
+            <w:shd w:val="clear" w:color="auto" w:fill="FFFFFF"/>
+            <w:tcMar>
+              <w:top w:w="0" w:type="dxa"/>
+              <w:bottom w:w="0" w:type="dxa"/>
+              <w:left w:w="0" w:type="dxa"/>
+              <w:right w:w="0" w:type="dxa"/>
+            </w:tcMar>
+            <w:vAlign w:val="center"/>
+          </w:tcPr>
+          <w:p>
+            <w:pPr>
+              <w:jc w:val="center"/>
+              <w:pBdr>
+                <w:bottom w:val="none" w:sz="0" w:space="0" w:color="000000"/>
+                <w:top w:val="none" w:sz="0" w:space="0" w:color="000000"/>
+                <w:left w:val="none" w:sz="0" w:space="0" w:color="000000"/>
+                <w:right w:val="none" w:sz="0" w:space="0" w:color="000000"/>
+              </w:pBdr>
+              <w:spacing w:after="40" w:before="40" w:line="240"/>
+              <w:ind w:left="100" w:right="100" w:firstLine="0" w:firstLineChars="0"/>
+              <w:rPr>
+                <w:rFonts w:ascii="Helvetica" w:hAnsi="Helvetica" w:eastAsia="Helvetica" w:cs="Helvetica"/>
+                <w:i w:val="false"/>
+                <w:b w:val="false"/>
+                <w:u w:val="none"/>
+                <w:strike w:val="false"/>
+                <w:sz w:val="14"/>
+                <w:szCs w:val="14"/>
+                <w:color w:val="000000"/>
+              </w:rPr>
+            </w:pPr>
+            <w:r xmlns:w="http://schemas.openxmlformats.org/wordprocessingml/2006/main" xmlns:wp="http://schemas.openxmlformats.org/drawingml/2006/wordprocessingDrawing" xmlns:r="http://schemas.openxmlformats.org/officeDocument/2006/relationships" xmlns:w14="http://schemas.microsoft.com/office/word/2010/wordml">
+              <w:rPr>
+                <w:rFonts w:ascii="Helvetica" w:hAnsi="Helvetica" w:eastAsia="Helvetica" w:cs="Helvetica"/>
+                <w:i w:val="false"/>
+                <w:b w:val="true"/>
+                <w:u w:val="none"/>
+                <w:strike w:val="false"/>
+                <w:sz w:val="14"/>
+                <w:szCs w:val="14"/>
+                <w:color w:val="000000"/>
+              </w:rPr>
+              <w:t xml:space="preserve">Otology/neurotology</w:t>
+            </w:r>
+            <w:r xmlns:w="http://schemas.openxmlformats.org/wordprocessingml/2006/main" xmlns:wp="http://schemas.openxmlformats.org/drawingml/2006/wordprocessingDrawing" xmlns:r="http://schemas.openxmlformats.org/officeDocument/2006/relationships" xmlns:w14="http://schemas.microsoft.com/office/word/2010/wordml">
+              <w:rPr>
+                <w:rFonts w:ascii="Helvetica" w:hAnsi="Helvetica" w:eastAsia="Helvetica" w:cs="Helvetica"/>
+                <w:i w:val="false"/>
+                <w:b w:val="false"/>
+                <w:u w:val="none"/>
+                <w:strike w:val="false"/>
+                <w:sz w:val="14"/>
+                <w:szCs w:val="14"/>
+                <w:color w:val="000000"/>
+              </w:rPr>
+              <w:t xml:space="preserve">  </w:t>
+            </w:r>
+            <w:r xmlns:w="http://schemas.openxmlformats.org/wordprocessingml/2006/main" xmlns:wp="http://schemas.openxmlformats.org/drawingml/2006/wordprocessingDrawing" xmlns:r="http://schemas.openxmlformats.org/officeDocument/2006/relationships" xmlns:w14="http://schemas.microsoft.com/office/word/2010/wordml">
+              <w:rPr>
+                <w:rFonts w:ascii="Helvetica" w:hAnsi="Helvetica" w:eastAsia="Helvetica" w:cs="Helvetica"/>
+                <w:i w:val="false"/>
+                <w:b w:val="false"/>
+                <w:u w:val="none"/>
+                <w:strike w:val="false"/>
+                <w:sz w:val="14"/>
+                <w:szCs w:val="14"/>
+                <w:color w:val="000000"/>
+              </w:rPr>
+              <w:br/>
+            </w:r>
+            <w:r xmlns:w="http://schemas.openxmlformats.org/wordprocessingml/2006/main" xmlns:wp="http://schemas.openxmlformats.org/drawingml/2006/wordprocessingDrawing" xmlns:r="http://schemas.openxmlformats.org/officeDocument/2006/relationships" xmlns:w14="http://schemas.microsoft.com/office/word/2010/wordml">
+              <w:rPr>
+                <w:rFonts w:ascii="Helvetica" w:hAnsi="Helvetica" w:eastAsia="Helvetica" w:cs="Helvetica"/>
+                <w:i w:val="false"/>
+                <w:b w:val="false"/>
+                <w:u w:val="none"/>
+                <w:strike w:val="false"/>
+                <w:sz w:val="14"/>
+                <w:szCs w:val="14"/>
+                <w:color w:val="000000"/>
+              </w:rPr>
+              <w:t xml:space="preserve">N = 32</w:t>
+            </w:r>
+            <w:r xmlns:w="http://schemas.openxmlformats.org/wordprocessingml/2006/main" xmlns:wp="http://schemas.openxmlformats.org/drawingml/2006/wordprocessingDrawing" xmlns:r="http://schemas.openxmlformats.org/officeDocument/2006/relationships" xmlns:w14="http://schemas.microsoft.com/office/word/2010/wordml">
+              <w:rPr>
+                <w:rFonts w:ascii="Helvetica" w:hAnsi="Helvetica" w:eastAsia="Helvetica" w:cs="Helvetica"/>
+                <w:i w:val="false"/>
+                <w:b w:val="false"/>
+                <w:u w:val="none"/>
+                <w:strike w:val="false"/>
+                <w:vertAlign w:val="superscript"/>
+                <w:sz w:val="14"/>
+                <w:szCs w:val="14"/>
+                <w:color w:val="000000"/>
+              </w:rPr>
+              <w:t xml:space="preserve">1</w:t>
+            </w:r>
+          </w:p>
+        </w:tc>
+        <w:tc>
+          <w:tcPr>
+            <w:tcBorders>
+              <w:bottom w:val="single" w:sz="8" w:space="0" w:color="000000"/>
+              <w:top w:val="single" w:sz="8" w:space="0" w:color="000000"/>
+              <w:left w:val="none" w:sz="0" w:space="0" w:color="000000"/>
+              <w:right w:val="none" w:sz="0" w:space="0" w:color="000000"/>
+            </w:tcBorders>
+            <w:shd w:val="clear" w:color="auto" w:fill="FFFFFF"/>
+            <w:tcMar>
+              <w:top w:w="0" w:type="dxa"/>
+              <w:bottom w:w="0" w:type="dxa"/>
+              <w:left w:w="0" w:type="dxa"/>
+              <w:right w:w="0" w:type="dxa"/>
+            </w:tcMar>
+            <w:vAlign w:val="center"/>
+          </w:tcPr>
+          <w:p>
+            <w:pPr>
+              <w:jc w:val="center"/>
+              <w:pBdr>
+                <w:bottom w:val="none" w:sz="0" w:space="0" w:color="000000"/>
+                <w:top w:val="none" w:sz="0" w:space="0" w:color="000000"/>
+                <w:left w:val="none" w:sz="0" w:space="0" w:color="000000"/>
+                <w:right w:val="none" w:sz="0" w:space="0" w:color="000000"/>
+              </w:pBdr>
+              <w:spacing w:after="40" w:before="40" w:line="240"/>
+              <w:ind w:left="100" w:right="100" w:firstLine="0" w:firstLineChars="0"/>
+              <w:rPr>
+                <w:rFonts w:ascii="Helvetica" w:hAnsi="Helvetica" w:eastAsia="Helvetica" w:cs="Helvetica"/>
+                <w:i w:val="false"/>
+                <w:b w:val="false"/>
+                <w:u w:val="none"/>
+                <w:strike w:val="false"/>
+                <w:sz w:val="14"/>
+                <w:szCs w:val="14"/>
+                <w:color w:val="000000"/>
+              </w:rPr>
+            </w:pPr>
+            <w:r xmlns:w="http://schemas.openxmlformats.org/wordprocessingml/2006/main" xmlns:wp="http://schemas.openxmlformats.org/drawingml/2006/wordprocessingDrawing" xmlns:r="http://schemas.openxmlformats.org/officeDocument/2006/relationships" xmlns:w14="http://schemas.microsoft.com/office/word/2010/wordml">
+              <w:rPr>
+                <w:rFonts w:ascii="Helvetica" w:hAnsi="Helvetica" w:eastAsia="Helvetica" w:cs="Helvetica"/>
+                <w:i w:val="false"/>
+                <w:b w:val="true"/>
+                <w:u w:val="none"/>
+                <w:strike w:val="false"/>
+                <w:sz w:val="14"/>
+                <w:szCs w:val="14"/>
+                <w:color w:val="000000"/>
+              </w:rPr>
+              <w:t xml:space="preserve">Head and Neck Cancer</w:t>
+            </w:r>
+            <w:r xmlns:w="http://schemas.openxmlformats.org/wordprocessingml/2006/main" xmlns:wp="http://schemas.openxmlformats.org/drawingml/2006/wordprocessingDrawing" xmlns:r="http://schemas.openxmlformats.org/officeDocument/2006/relationships" xmlns:w14="http://schemas.microsoft.com/office/word/2010/wordml">
+              <w:rPr>
+                <w:rFonts w:ascii="Helvetica" w:hAnsi="Helvetica" w:eastAsia="Helvetica" w:cs="Helvetica"/>
+                <w:i w:val="false"/>
+                <w:b w:val="false"/>
+                <w:u w:val="none"/>
+                <w:strike w:val="false"/>
+                <w:sz w:val="14"/>
+                <w:szCs w:val="14"/>
+                <w:color w:val="000000"/>
+              </w:rPr>
+              <w:t xml:space="preserve">  </w:t>
+            </w:r>
+            <w:r xmlns:w="http://schemas.openxmlformats.org/wordprocessingml/2006/main" xmlns:wp="http://schemas.openxmlformats.org/drawingml/2006/wordprocessingDrawing" xmlns:r="http://schemas.openxmlformats.org/officeDocument/2006/relationships" xmlns:w14="http://schemas.microsoft.com/office/word/2010/wordml">
+              <w:rPr>
+                <w:rFonts w:ascii="Helvetica" w:hAnsi="Helvetica" w:eastAsia="Helvetica" w:cs="Helvetica"/>
+                <w:i w:val="false"/>
+                <w:b w:val="false"/>
+                <w:u w:val="none"/>
+                <w:strike w:val="false"/>
+                <w:sz w:val="14"/>
+                <w:szCs w:val="14"/>
+                <w:color w:val="000000"/>
+              </w:rPr>
+              <w:br/>
+            </w:r>
+            <w:r xmlns:w="http://schemas.openxmlformats.org/wordprocessingml/2006/main" xmlns:wp="http://schemas.openxmlformats.org/drawingml/2006/wordprocessingDrawing" xmlns:r="http://schemas.openxmlformats.org/officeDocument/2006/relationships" xmlns:w14="http://schemas.microsoft.com/office/word/2010/wordml">
+              <w:rPr>
+                <w:rFonts w:ascii="Helvetica" w:hAnsi="Helvetica" w:eastAsia="Helvetica" w:cs="Helvetica"/>
+                <w:i w:val="false"/>
+                <w:b w:val="false"/>
+                <w:u w:val="none"/>
+                <w:strike w:val="false"/>
+                <w:sz w:val="14"/>
+                <w:szCs w:val="14"/>
+                <w:color w:val="000000"/>
+              </w:rPr>
+              <w:t xml:space="preserve">N = 27</w:t>
+            </w:r>
+            <w:r xmlns:w="http://schemas.openxmlformats.org/wordprocessingml/2006/main" xmlns:wp="http://schemas.openxmlformats.org/drawingml/2006/wordprocessingDrawing" xmlns:r="http://schemas.openxmlformats.org/officeDocument/2006/relationships" xmlns:w14="http://schemas.microsoft.com/office/word/2010/wordml">
+              <w:rPr>
+                <w:rFonts w:ascii="Helvetica" w:hAnsi="Helvetica" w:eastAsia="Helvetica" w:cs="Helvetica"/>
+                <w:i w:val="false"/>
+                <w:b w:val="false"/>
+                <w:u w:val="none"/>
+                <w:strike w:val="false"/>
+                <w:vertAlign w:val="superscript"/>
+                <w:sz w:val="14"/>
+                <w:szCs w:val="14"/>
+                <w:color w:val="000000"/>
+              </w:rPr>
+              <w:t xml:space="preserve">1</w:t>
+            </w:r>
+          </w:p>
+        </w:tc>
+        <w:tc>
+          <w:tcPr>
+            <w:tcBorders>
+              <w:bottom w:val="single" w:sz="8" w:space="0" w:color="000000"/>
+              <w:top w:val="single" w:sz="8" w:space="0" w:color="000000"/>
+              <w:left w:val="none" w:sz="0" w:space="0" w:color="000000"/>
+              <w:right w:val="none" w:sz="0" w:space="0" w:color="000000"/>
+            </w:tcBorders>
+            <w:shd w:val="clear" w:color="auto" w:fill="FFFFFF"/>
+            <w:tcMar>
+              <w:top w:w="0" w:type="dxa"/>
+              <w:bottom w:w="0" w:type="dxa"/>
+              <w:left w:w="0" w:type="dxa"/>
+              <w:right w:w="0" w:type="dxa"/>
+            </w:tcMar>
+            <w:vAlign w:val="center"/>
+          </w:tcPr>
+          <w:p>
+            <w:pPr>
+              <w:jc w:val="center"/>
+              <w:pBdr>
+                <w:bottom w:val="none" w:sz="0" w:space="0" w:color="000000"/>
+                <w:top w:val="none" w:sz="0" w:space="0" w:color="000000"/>
+                <w:left w:val="none" w:sz="0" w:space="0" w:color="000000"/>
+                <w:right w:val="none" w:sz="0" w:space="0" w:color="000000"/>
+              </w:pBdr>
+              <w:spacing w:after="40" w:before="40" w:line="240"/>
+              <w:ind w:left="100" w:right="100" w:firstLine="0" w:firstLineChars="0"/>
+              <w:rPr>
+                <w:rFonts w:ascii="Helvetica" w:hAnsi="Helvetica" w:eastAsia="Helvetica" w:cs="Helvetica"/>
+                <w:i w:val="false"/>
+                <w:b w:val="false"/>
+                <w:u w:val="none"/>
+                <w:strike w:val="false"/>
+                <w:sz w:val="14"/>
+                <w:szCs w:val="14"/>
+                <w:color w:val="000000"/>
+              </w:rPr>
+            </w:pPr>
+            <w:r xmlns:w="http://schemas.openxmlformats.org/wordprocessingml/2006/main" xmlns:wp="http://schemas.openxmlformats.org/drawingml/2006/wordprocessingDrawing" xmlns:r="http://schemas.openxmlformats.org/officeDocument/2006/relationships" xmlns:w14="http://schemas.microsoft.com/office/word/2010/wordml">
+              <w:rPr>
+                <w:rFonts w:ascii="Helvetica" w:hAnsi="Helvetica" w:eastAsia="Helvetica" w:cs="Helvetica"/>
+                <w:i w:val="false"/>
+                <w:b w:val="true"/>
+                <w:u w:val="none"/>
+                <w:strike w:val="false"/>
+                <w:sz w:val="14"/>
+                <w:szCs w:val="14"/>
+                <w:color w:val="000000"/>
+              </w:rPr>
+              <w:t xml:space="preserve">Rhinology</w:t>
+            </w:r>
+            <w:r xmlns:w="http://schemas.openxmlformats.org/wordprocessingml/2006/main" xmlns:wp="http://schemas.openxmlformats.org/drawingml/2006/wordprocessingDrawing" xmlns:r="http://schemas.openxmlformats.org/officeDocument/2006/relationships" xmlns:w14="http://schemas.microsoft.com/office/word/2010/wordml">
+              <w:rPr>
+                <w:rFonts w:ascii="Helvetica" w:hAnsi="Helvetica" w:eastAsia="Helvetica" w:cs="Helvetica"/>
+                <w:i w:val="false"/>
+                <w:b w:val="false"/>
+                <w:u w:val="none"/>
+                <w:strike w:val="false"/>
+                <w:sz w:val="14"/>
+                <w:szCs w:val="14"/>
+                <w:color w:val="000000"/>
+              </w:rPr>
+              <w:t xml:space="preserve">  </w:t>
+            </w:r>
+            <w:r xmlns:w="http://schemas.openxmlformats.org/wordprocessingml/2006/main" xmlns:wp="http://schemas.openxmlformats.org/drawingml/2006/wordprocessingDrawing" xmlns:r="http://schemas.openxmlformats.org/officeDocument/2006/relationships" xmlns:w14="http://schemas.microsoft.com/office/word/2010/wordml">
+              <w:rPr>
+                <w:rFonts w:ascii="Helvetica" w:hAnsi="Helvetica" w:eastAsia="Helvetica" w:cs="Helvetica"/>
+                <w:i w:val="false"/>
+                <w:b w:val="false"/>
+                <w:u w:val="none"/>
+                <w:strike w:val="false"/>
+                <w:sz w:val="14"/>
+                <w:szCs w:val="14"/>
+                <w:color w:val="000000"/>
+              </w:rPr>
+              <w:br/>
+            </w:r>
+            <w:r xmlns:w="http://schemas.openxmlformats.org/wordprocessingml/2006/main" xmlns:wp="http://schemas.openxmlformats.org/drawingml/2006/wordprocessingDrawing" xmlns:r="http://schemas.openxmlformats.org/officeDocument/2006/relationships" xmlns:w14="http://schemas.microsoft.com/office/word/2010/wordml">
+              <w:rPr>
+                <w:rFonts w:ascii="Helvetica" w:hAnsi="Helvetica" w:eastAsia="Helvetica" w:cs="Helvetica"/>
+                <w:i w:val="false"/>
+                <w:b w:val="false"/>
+                <w:u w:val="none"/>
+                <w:strike w:val="false"/>
+                <w:sz w:val="14"/>
+                <w:szCs w:val="14"/>
+                <w:color w:val="000000"/>
+              </w:rPr>
+              <w:t xml:space="preserve">N = 19</w:t>
+            </w:r>
+            <w:r xmlns:w="http://schemas.openxmlformats.org/wordprocessingml/2006/main" xmlns:wp="http://schemas.openxmlformats.org/drawingml/2006/wordprocessingDrawing" xmlns:r="http://schemas.openxmlformats.org/officeDocument/2006/relationships" xmlns:w14="http://schemas.microsoft.com/office/word/2010/wordml">
+              <w:rPr>
+                <w:rFonts w:ascii="Helvetica" w:hAnsi="Helvetica" w:eastAsia="Helvetica" w:cs="Helvetica"/>
+                <w:i w:val="false"/>
+                <w:b w:val="false"/>
+                <w:u w:val="none"/>
+                <w:strike w:val="false"/>
+                <w:vertAlign w:val="superscript"/>
+                <w:sz w:val="14"/>
+                <w:szCs w:val="14"/>
+                <w:color w:val="000000"/>
+              </w:rPr>
+              <w:t xml:space="preserve">1</w:t>
+            </w:r>
+          </w:p>
+        </w:tc>
+        <w:tc>
+          <w:tcPr>
+            <w:tcBorders>
+              <w:bottom w:val="single" w:sz="8" w:space="0" w:color="000000"/>
+              <w:top w:val="single" w:sz="8" w:space="0" w:color="000000"/>
+              <w:left w:val="none" w:sz="0" w:space="0" w:color="000000"/>
+              <w:right w:val="none" w:sz="0" w:space="0" w:color="000000"/>
+            </w:tcBorders>
+            <w:shd w:val="clear" w:color="auto" w:fill="FFFFFF"/>
+            <w:tcMar>
+              <w:top w:w="0" w:type="dxa"/>
+              <w:bottom w:w="0" w:type="dxa"/>
+              <w:left w:w="0" w:type="dxa"/>
+              <w:right w:w="0" w:type="dxa"/>
+            </w:tcMar>
+            <w:vAlign w:val="center"/>
+          </w:tcPr>
+          <w:p>
+            <w:pPr>
+              <w:jc w:val="center"/>
+              <w:pBdr>
+                <w:bottom w:val="none" w:sz="0" w:space="0" w:color="000000"/>
+                <w:top w:val="none" w:sz="0" w:space="0" w:color="000000"/>
+                <w:left w:val="none" w:sz="0" w:space="0" w:color="000000"/>
+                <w:right w:val="none" w:sz="0" w:space="0" w:color="000000"/>
+              </w:pBdr>
+              <w:spacing w:after="40" w:before="40" w:line="240"/>
+              <w:ind w:left="100" w:right="100" w:firstLine="0" w:firstLineChars="0"/>
+              <w:rPr>
+                <w:rFonts w:ascii="Helvetica" w:hAnsi="Helvetica" w:eastAsia="Helvetica" w:cs="Helvetica"/>
+                <w:i w:val="false"/>
+                <w:b w:val="false"/>
+                <w:u w:val="none"/>
+                <w:strike w:val="false"/>
+                <w:sz w:val="14"/>
+                <w:szCs w:val="14"/>
+                <w:color w:val="000000"/>
+              </w:rPr>
+            </w:pPr>
+            <w:r xmlns:w="http://schemas.openxmlformats.org/wordprocessingml/2006/main" xmlns:wp="http://schemas.openxmlformats.org/drawingml/2006/wordprocessingDrawing" xmlns:r="http://schemas.openxmlformats.org/officeDocument/2006/relationships" xmlns:w14="http://schemas.microsoft.com/office/word/2010/wordml">
+              <w:rPr>
+                <w:rFonts w:ascii="Helvetica" w:hAnsi="Helvetica" w:eastAsia="Helvetica" w:cs="Helvetica"/>
+                <w:i w:val="false"/>
+                <w:b w:val="true"/>
+                <w:u w:val="none"/>
+                <w:strike w:val="false"/>
+                <w:sz w:val="14"/>
+                <w:szCs w:val="14"/>
+                <w:color w:val="000000"/>
+              </w:rPr>
+              <w:t xml:space="preserve">Sleep</w:t>
+            </w:r>
+            <w:r xmlns:w="http://schemas.openxmlformats.org/wordprocessingml/2006/main" xmlns:wp="http://schemas.openxmlformats.org/drawingml/2006/wordprocessingDrawing" xmlns:r="http://schemas.openxmlformats.org/officeDocument/2006/relationships" xmlns:w14="http://schemas.microsoft.com/office/word/2010/wordml">
+              <w:rPr>
+                <w:rFonts w:ascii="Helvetica" w:hAnsi="Helvetica" w:eastAsia="Helvetica" w:cs="Helvetica"/>
+                <w:i w:val="false"/>
+                <w:b w:val="false"/>
+                <w:u w:val="none"/>
+                <w:strike w:val="false"/>
+                <w:sz w:val="14"/>
+                <w:szCs w:val="14"/>
+                <w:color w:val="000000"/>
+              </w:rPr>
+              <w:t xml:space="preserve">  </w:t>
+            </w:r>
+            <w:r xmlns:w="http://schemas.openxmlformats.org/wordprocessingml/2006/main" xmlns:wp="http://schemas.openxmlformats.org/drawingml/2006/wordprocessingDrawing" xmlns:r="http://schemas.openxmlformats.org/officeDocument/2006/relationships" xmlns:w14="http://schemas.microsoft.com/office/word/2010/wordml">
+              <w:rPr>
+                <w:rFonts w:ascii="Helvetica" w:hAnsi="Helvetica" w:eastAsia="Helvetica" w:cs="Helvetica"/>
+                <w:i w:val="false"/>
+                <w:b w:val="false"/>
+                <w:u w:val="none"/>
+                <w:strike w:val="false"/>
+                <w:sz w:val="14"/>
+                <w:szCs w:val="14"/>
+                <w:color w:val="000000"/>
+              </w:rPr>
+              <w:br/>
+            </w:r>
+            <w:r xmlns:w="http://schemas.openxmlformats.org/wordprocessingml/2006/main" xmlns:wp="http://schemas.openxmlformats.org/drawingml/2006/wordprocessingDrawing" xmlns:r="http://schemas.openxmlformats.org/officeDocument/2006/relationships" xmlns:w14="http://schemas.microsoft.com/office/word/2010/wordml">
+              <w:rPr>
+                <w:rFonts w:ascii="Helvetica" w:hAnsi="Helvetica" w:eastAsia="Helvetica" w:cs="Helvetica"/>
+                <w:i w:val="false"/>
+                <w:b w:val="false"/>
+                <w:u w:val="none"/>
+                <w:strike w:val="false"/>
+                <w:sz w:val="14"/>
+                <w:szCs w:val="14"/>
+                <w:color w:val="000000"/>
+              </w:rPr>
+              <w:t xml:space="preserve">N = 16</w:t>
+            </w:r>
+            <w:r xmlns:w="http://schemas.openxmlformats.org/wordprocessingml/2006/main" xmlns:wp="http://schemas.openxmlformats.org/drawingml/2006/wordprocessingDrawing" xmlns:r="http://schemas.openxmlformats.org/officeDocument/2006/relationships" xmlns:w14="http://schemas.microsoft.com/office/word/2010/wordml">
+              <w:rPr>
+                <w:rFonts w:ascii="Helvetica" w:hAnsi="Helvetica" w:eastAsia="Helvetica" w:cs="Helvetica"/>
+                <w:i w:val="false"/>
+                <w:b w:val="false"/>
+                <w:u w:val="none"/>
+                <w:strike w:val="false"/>
+                <w:vertAlign w:val="superscript"/>
+                <w:sz w:val="14"/>
+                <w:szCs w:val="14"/>
+                <w:color w:val="000000"/>
+              </w:rPr>
+              <w:t xml:space="preserve">1</w:t>
+            </w:r>
+          </w:p>
+        </w:tc>
+        <w:tc>
+          <w:tcPr>
+            <w:tcBorders>
+              <w:bottom w:val="single" w:sz="8" w:space="0" w:color="000000"/>
+              <w:top w:val="single" w:sz="8" w:space="0" w:color="000000"/>
+              <w:left w:val="none" w:sz="0" w:space="0" w:color="000000"/>
+              <w:right w:val="none" w:sz="0" w:space="0" w:color="000000"/>
+            </w:tcBorders>
+            <w:shd w:val="clear" w:color="auto" w:fill="FFFFFF"/>
+            <w:tcMar>
+              <w:top w:w="0" w:type="dxa"/>
+              <w:bottom w:w="0" w:type="dxa"/>
+              <w:left w:w="0" w:type="dxa"/>
+              <w:right w:w="0" w:type="dxa"/>
+            </w:tcMar>
+            <w:vAlign w:val="center"/>
+          </w:tcPr>
+          <w:p>
+            <w:pPr>
+              <w:jc w:val="center"/>
+              <w:pBdr>
+                <w:bottom w:val="none" w:sz="0" w:space="0" w:color="000000"/>
+                <w:top w:val="none" w:sz="0" w:space="0" w:color="000000"/>
+                <w:left w:val="none" w:sz="0" w:space="0" w:color="000000"/>
+                <w:right w:val="none" w:sz="0" w:space="0" w:color="000000"/>
+              </w:pBdr>
+              <w:spacing w:after="40" w:before="40" w:line="240"/>
+              <w:ind w:left="100" w:right="100" w:firstLine="0" w:firstLineChars="0"/>
+              <w:rPr>
+                <w:rFonts w:ascii="Helvetica" w:hAnsi="Helvetica" w:eastAsia="Helvetica" w:cs="Helvetica"/>
+                <w:i w:val="false"/>
+                <w:b w:val="false"/>
+                <w:u w:val="none"/>
+                <w:strike w:val="false"/>
+                <w:sz w:val="14"/>
+                <w:szCs w:val="14"/>
+                <w:color w:val="000000"/>
+              </w:rPr>
+            </w:pPr>
+            <w:r xmlns:w="http://schemas.openxmlformats.org/wordprocessingml/2006/main" xmlns:wp="http://schemas.openxmlformats.org/drawingml/2006/wordprocessingDrawing" xmlns:r="http://schemas.openxmlformats.org/officeDocument/2006/relationships" xmlns:w14="http://schemas.microsoft.com/office/word/2010/wordml">
+              <w:rPr>
+                <w:rFonts w:ascii="Helvetica" w:hAnsi="Helvetica" w:eastAsia="Helvetica" w:cs="Helvetica"/>
+                <w:i w:val="false"/>
+                <w:b w:val="true"/>
+                <w:u w:val="none"/>
+                <w:strike w:val="false"/>
+                <w:sz w:val="14"/>
+                <w:szCs w:val="14"/>
+                <w:color w:val="000000"/>
+              </w:rPr>
+              <w:t xml:space="preserve">Laryngology</w:t>
+            </w:r>
+            <w:r xmlns:w="http://schemas.openxmlformats.org/wordprocessingml/2006/main" xmlns:wp="http://schemas.openxmlformats.org/drawingml/2006/wordprocessingDrawing" xmlns:r="http://schemas.openxmlformats.org/officeDocument/2006/relationships" xmlns:w14="http://schemas.microsoft.com/office/word/2010/wordml">
+              <w:rPr>
+                <w:rFonts w:ascii="Helvetica" w:hAnsi="Helvetica" w:eastAsia="Helvetica" w:cs="Helvetica"/>
+                <w:i w:val="false"/>
+                <w:b w:val="false"/>
+                <w:u w:val="none"/>
+                <w:strike w:val="false"/>
+                <w:sz w:val="14"/>
+                <w:szCs w:val="14"/>
+                <w:color w:val="000000"/>
+              </w:rPr>
+              <w:t xml:space="preserve">  </w:t>
+            </w:r>
+            <w:r xmlns:w="http://schemas.openxmlformats.org/wordprocessingml/2006/main" xmlns:wp="http://schemas.openxmlformats.org/drawingml/2006/wordprocessingDrawing" xmlns:r="http://schemas.openxmlformats.org/officeDocument/2006/relationships" xmlns:w14="http://schemas.microsoft.com/office/word/2010/wordml">
+              <w:rPr>
+                <w:rFonts w:ascii="Helvetica" w:hAnsi="Helvetica" w:eastAsia="Helvetica" w:cs="Helvetica"/>
+                <w:i w:val="false"/>
+                <w:b w:val="false"/>
+                <w:u w:val="none"/>
+                <w:strike w:val="false"/>
+                <w:sz w:val="14"/>
+                <w:szCs w:val="14"/>
+                <w:color w:val="000000"/>
+              </w:rPr>
+              <w:br/>
+            </w:r>
+            <w:r xmlns:w="http://schemas.openxmlformats.org/wordprocessingml/2006/main" xmlns:wp="http://schemas.openxmlformats.org/drawingml/2006/wordprocessingDrawing" xmlns:r="http://schemas.openxmlformats.org/officeDocument/2006/relationships" xmlns:w14="http://schemas.microsoft.com/office/word/2010/wordml">
+              <w:rPr>
+                <w:rFonts w:ascii="Helvetica" w:hAnsi="Helvetica" w:eastAsia="Helvetica" w:cs="Helvetica"/>
+                <w:i w:val="false"/>
+                <w:b w:val="false"/>
+                <w:u w:val="none"/>
+                <w:strike w:val="false"/>
+                <w:sz w:val="14"/>
+                <w:szCs w:val="14"/>
+                <w:color w:val="000000"/>
+              </w:rPr>
+              <w:t xml:space="preserve">N = 13</w:t>
+            </w:r>
+            <w:r xmlns:w="http://schemas.openxmlformats.org/wordprocessingml/2006/main" xmlns:wp="http://schemas.openxmlformats.org/drawingml/2006/wordprocessingDrawing" xmlns:r="http://schemas.openxmlformats.org/officeDocument/2006/relationships" xmlns:w14="http://schemas.microsoft.com/office/word/2010/wordml">
+              <w:rPr>
+                <w:rFonts w:ascii="Helvetica" w:hAnsi="Helvetica" w:eastAsia="Helvetica" w:cs="Helvetica"/>
+                <w:i w:val="false"/>
+                <w:b w:val="false"/>
+                <w:u w:val="none"/>
+                <w:strike w:val="false"/>
+                <w:vertAlign w:val="superscript"/>
+                <w:sz w:val="14"/>
+                <w:szCs w:val="14"/>
+                <w:color w:val="000000"/>
+              </w:rPr>
+              <w:t xml:space="preserve">1</w:t>
+            </w:r>
+          </w:p>
+        </w:tc>
+      </w:tr>
+      <w:tr>
+        <w:trPr>
+          <w:trHeight w:val="617" w:hRule="auto"/>
+        </w:trPr>
+        <w:tc>
+          <w:tcPr>
+            <w:tcBorders>
+              <w:bottom w:val="none" w:sz="0" w:space="0" w:color="000000"/>
+              <w:top w:val="single" w:sz="8" w:space="0" w:color="000000"/>
+              <w:left w:val="none" w:sz="0" w:space="0" w:color="000000"/>
+              <w:right w:val="none" w:sz="0" w:space="0" w:color="000000"/>
+            </w:tcBorders>
+            <w:shd w:val="clear" w:color="auto" w:fill="FFFFFF"/>
+            <w:tcMar>
+              <w:top w:w="0" w:type="dxa"/>
+              <w:bottom w:w="0" w:type="dxa"/>
+              <w:left w:w="0" w:type="dxa"/>
+              <w:right w:w="0" w:type="dxa"/>
+            </w:tcMar>
+            <w:vAlign w:val="top"/>
+          </w:tcPr>
+          <w:p>
+            <w:pPr>
               <w:jc w:val="left"/>
               <w:pBdr>
                 <w:bottom w:val="none" w:sz="0" w:space="0" w:color="000000"/>
@@ -911,30 +1878,516 @@
                 <w:b w:val="false"/>
                 <w:u w:val="none"/>
                 <w:strike w:val="false"/>
-                <w:sz w:val="18"/>
-                <w:szCs w:val="18"/>
-                <w:color w:val="000000"/>
-              </w:rPr>
-            </w:pPr>
-            <w:r xmlns:w="http://schemas.openxmlformats.org/wordprocessingml/2006/main" xmlns:wp="http://schemas.openxmlformats.org/drawingml/2006/wordprocessingDrawing" xmlns:r="http://schemas.openxmlformats.org/officeDocument/2006/relationships" xmlns:w14="http://schemas.microsoft.com/office/word/2010/wordml">
-              <w:rPr>
-                <w:rFonts w:ascii="Helvetica" w:hAnsi="Helvetica" w:eastAsia="Helvetica" w:cs="Helvetica"/>
-                <w:i w:val="false"/>
-                <w:b w:val="false"/>
-                <w:u w:val="none"/>
-                <w:strike w:val="false"/>
-                <w:sz w:val="18"/>
-                <w:szCs w:val="18"/>
-                <w:color w:val="000000"/>
-              </w:rPr>
-              <w:t xml:space="preserve">731</w:t>
+                <w:sz w:val="14"/>
+                <w:szCs w:val="14"/>
+                <w:color w:val="000000"/>
+              </w:rPr>
+            </w:pPr>
+            <w:r xmlns:w="http://schemas.openxmlformats.org/wordprocessingml/2006/main" xmlns:wp="http://schemas.openxmlformats.org/drawingml/2006/wordprocessingDrawing" xmlns:r="http://schemas.openxmlformats.org/officeDocument/2006/relationships" xmlns:w14="http://schemas.microsoft.com/office/word/2010/wordml">
+              <w:rPr>
+                <w:rFonts w:ascii="Helvetica" w:hAnsi="Helvetica" w:eastAsia="Helvetica" w:cs="Helvetica"/>
+                <w:i w:val="false"/>
+                <w:b w:val="false"/>
+                <w:u w:val="none"/>
+                <w:strike w:val="false"/>
+                <w:sz w:val="14"/>
+                <w:szCs w:val="14"/>
+                <w:color w:val="000000"/>
+              </w:rPr>
+              <w:t xml:space="preserve">Appointment offered</w:t>
+            </w:r>
+          </w:p>
+        </w:tc>
+        <w:tc>
+          <w:tcPr>
+            <w:tcBorders>
+              <w:bottom w:val="none" w:sz="0" w:space="0" w:color="000000"/>
+              <w:top w:val="single" w:sz="8" w:space="0" w:color="000000"/>
+              <w:left w:val="none" w:sz="0" w:space="0" w:color="000000"/>
+              <w:right w:val="none" w:sz="0" w:space="0" w:color="000000"/>
+            </w:tcBorders>
+            <w:shd w:val="clear" w:color="auto" w:fill="FFFFFF"/>
+            <w:tcMar>
+              <w:top w:w="0" w:type="dxa"/>
+              <w:bottom w:w="0" w:type="dxa"/>
+              <w:left w:w="0" w:type="dxa"/>
+              <w:right w:w="0" w:type="dxa"/>
+            </w:tcMar>
+            <w:vAlign w:val="top"/>
+          </w:tcPr>
+          <w:p>
+            <w:pPr>
+              <w:jc w:val="center"/>
+              <w:pBdr>
+                <w:bottom w:val="none" w:sz="0" w:space="0" w:color="000000"/>
+                <w:top w:val="none" w:sz="0" w:space="0" w:color="000000"/>
+                <w:left w:val="none" w:sz="0" w:space="0" w:color="000000"/>
+                <w:right w:val="none" w:sz="0" w:space="0" w:color="000000"/>
+              </w:pBdr>
+              <w:spacing w:after="100" w:before="100" w:line="240"/>
+              <w:ind w:left="100" w:right="100" w:firstLine="0" w:firstLineChars="0"/>
+              <w:rPr>
+                <w:rFonts w:ascii="Helvetica" w:hAnsi="Helvetica" w:eastAsia="Helvetica" w:cs="Helvetica"/>
+                <w:i w:val="false"/>
+                <w:b w:val="false"/>
+                <w:u w:val="none"/>
+                <w:strike w:val="false"/>
+                <w:sz w:val="14"/>
+                <w:szCs w:val="14"/>
+                <w:color w:val="000000"/>
+              </w:rPr>
+            </w:pPr>
+            <w:r xmlns:w="http://schemas.openxmlformats.org/wordprocessingml/2006/main" xmlns:wp="http://schemas.openxmlformats.org/drawingml/2006/wordprocessingDrawing" xmlns:r="http://schemas.openxmlformats.org/officeDocument/2006/relationships" xmlns:w14="http://schemas.microsoft.com/office/word/2010/wordml">
+              <w:rPr>
+                <w:rFonts w:ascii="Helvetica" w:hAnsi="Helvetica" w:eastAsia="Helvetica" w:cs="Helvetica"/>
+                <w:i w:val="false"/>
+                <w:b w:val="false"/>
+                <w:u w:val="none"/>
+                <w:strike w:val="false"/>
+                <w:sz w:val="14"/>
+                <w:szCs w:val="14"/>
+                <w:color w:val="000000"/>
+              </w:rPr>
+              <w:t xml:space="preserve"/>
+            </w:r>
+          </w:p>
+        </w:tc>
+        <w:tc>
+          <w:tcPr>
+            <w:tcBorders>
+              <w:bottom w:val="none" w:sz="0" w:space="0" w:color="000000"/>
+              <w:top w:val="single" w:sz="8" w:space="0" w:color="000000"/>
+              <w:left w:val="none" w:sz="0" w:space="0" w:color="000000"/>
+              <w:right w:val="none" w:sz="0" w:space="0" w:color="000000"/>
+            </w:tcBorders>
+            <w:shd w:val="clear" w:color="auto" w:fill="FFFFFF"/>
+            <w:tcMar>
+              <w:top w:w="0" w:type="dxa"/>
+              <w:bottom w:w="0" w:type="dxa"/>
+              <w:left w:w="0" w:type="dxa"/>
+              <w:right w:w="0" w:type="dxa"/>
+            </w:tcMar>
+            <w:vAlign w:val="top"/>
+          </w:tcPr>
+          <w:p>
+            <w:pPr>
+              <w:jc w:val="center"/>
+              <w:pBdr>
+                <w:bottom w:val="none" w:sz="0" w:space="0" w:color="000000"/>
+                <w:top w:val="none" w:sz="0" w:space="0" w:color="000000"/>
+                <w:left w:val="none" w:sz="0" w:space="0" w:color="000000"/>
+                <w:right w:val="none" w:sz="0" w:space="0" w:color="000000"/>
+              </w:pBdr>
+              <w:spacing w:after="100" w:before="100" w:line="240"/>
+              <w:ind w:left="100" w:right="100" w:firstLine="0" w:firstLineChars="0"/>
+              <w:rPr>
+                <w:rFonts w:ascii="Helvetica" w:hAnsi="Helvetica" w:eastAsia="Helvetica" w:cs="Helvetica"/>
+                <w:i w:val="false"/>
+                <w:b w:val="false"/>
+                <w:u w:val="none"/>
+                <w:strike w:val="false"/>
+                <w:sz w:val="14"/>
+                <w:szCs w:val="14"/>
+                <w:color w:val="000000"/>
+              </w:rPr>
+            </w:pPr>
+            <w:r xmlns:w="http://schemas.openxmlformats.org/wordprocessingml/2006/main" xmlns:wp="http://schemas.openxmlformats.org/drawingml/2006/wordprocessingDrawing" xmlns:r="http://schemas.openxmlformats.org/officeDocument/2006/relationships" xmlns:w14="http://schemas.microsoft.com/office/word/2010/wordml">
+              <w:rPr>
+                <w:rFonts w:ascii="Helvetica" w:hAnsi="Helvetica" w:eastAsia="Helvetica" w:cs="Helvetica"/>
+                <w:i w:val="false"/>
+                <w:b w:val="false"/>
+                <w:u w:val="none"/>
+                <w:strike w:val="false"/>
+                <w:sz w:val="14"/>
+                <w:szCs w:val="14"/>
+                <w:color w:val="000000"/>
+              </w:rPr>
+              <w:t xml:space="preserve"/>
+            </w:r>
+          </w:p>
+        </w:tc>
+        <w:tc>
+          <w:tcPr>
+            <w:tcBorders>
+              <w:bottom w:val="none" w:sz="0" w:space="0" w:color="000000"/>
+              <w:top w:val="single" w:sz="8" w:space="0" w:color="000000"/>
+              <w:left w:val="none" w:sz="0" w:space="0" w:color="000000"/>
+              <w:right w:val="none" w:sz="0" w:space="0" w:color="000000"/>
+            </w:tcBorders>
+            <w:shd w:val="clear" w:color="auto" w:fill="FFFFFF"/>
+            <w:tcMar>
+              <w:top w:w="0" w:type="dxa"/>
+              <w:bottom w:w="0" w:type="dxa"/>
+              <w:left w:w="0" w:type="dxa"/>
+              <w:right w:w="0" w:type="dxa"/>
+            </w:tcMar>
+            <w:vAlign w:val="top"/>
+          </w:tcPr>
+          <w:p>
+            <w:pPr>
+              <w:jc w:val="center"/>
+              <w:pBdr>
+                <w:bottom w:val="none" w:sz="0" w:space="0" w:color="000000"/>
+                <w:top w:val="none" w:sz="0" w:space="0" w:color="000000"/>
+                <w:left w:val="none" w:sz="0" w:space="0" w:color="000000"/>
+                <w:right w:val="none" w:sz="0" w:space="0" w:color="000000"/>
+              </w:pBdr>
+              <w:spacing w:after="100" w:before="100" w:line="240"/>
+              <w:ind w:left="100" w:right="100" w:firstLine="0" w:firstLineChars="0"/>
+              <w:rPr>
+                <w:rFonts w:ascii="Helvetica" w:hAnsi="Helvetica" w:eastAsia="Helvetica" w:cs="Helvetica"/>
+                <w:i w:val="false"/>
+                <w:b w:val="false"/>
+                <w:u w:val="none"/>
+                <w:strike w:val="false"/>
+                <w:sz w:val="14"/>
+                <w:szCs w:val="14"/>
+                <w:color w:val="000000"/>
+              </w:rPr>
+            </w:pPr>
+            <w:r xmlns:w="http://schemas.openxmlformats.org/wordprocessingml/2006/main" xmlns:wp="http://schemas.openxmlformats.org/drawingml/2006/wordprocessingDrawing" xmlns:r="http://schemas.openxmlformats.org/officeDocument/2006/relationships" xmlns:w14="http://schemas.microsoft.com/office/word/2010/wordml">
+              <w:rPr>
+                <w:rFonts w:ascii="Helvetica" w:hAnsi="Helvetica" w:eastAsia="Helvetica" w:cs="Helvetica"/>
+                <w:i w:val="false"/>
+                <w:b w:val="false"/>
+                <w:u w:val="none"/>
+                <w:strike w:val="false"/>
+                <w:sz w:val="14"/>
+                <w:szCs w:val="14"/>
+                <w:color w:val="000000"/>
+              </w:rPr>
+              <w:t xml:space="preserve"/>
+            </w:r>
+          </w:p>
+        </w:tc>
+        <w:tc>
+          <w:tcPr>
+            <w:tcBorders>
+              <w:bottom w:val="none" w:sz="0" w:space="0" w:color="000000"/>
+              <w:top w:val="single" w:sz="8" w:space="0" w:color="000000"/>
+              <w:left w:val="none" w:sz="0" w:space="0" w:color="000000"/>
+              <w:right w:val="none" w:sz="0" w:space="0" w:color="000000"/>
+            </w:tcBorders>
+            <w:shd w:val="clear" w:color="auto" w:fill="FFFFFF"/>
+            <w:tcMar>
+              <w:top w:w="0" w:type="dxa"/>
+              <w:bottom w:w="0" w:type="dxa"/>
+              <w:left w:w="0" w:type="dxa"/>
+              <w:right w:w="0" w:type="dxa"/>
+            </w:tcMar>
+            <w:vAlign w:val="top"/>
+          </w:tcPr>
+          <w:p>
+            <w:pPr>
+              <w:jc w:val="center"/>
+              <w:pBdr>
+                <w:bottom w:val="none" w:sz="0" w:space="0" w:color="000000"/>
+                <w:top w:val="none" w:sz="0" w:space="0" w:color="000000"/>
+                <w:left w:val="none" w:sz="0" w:space="0" w:color="000000"/>
+                <w:right w:val="none" w:sz="0" w:space="0" w:color="000000"/>
+              </w:pBdr>
+              <w:spacing w:after="100" w:before="100" w:line="240"/>
+              <w:ind w:left="100" w:right="100" w:firstLine="0" w:firstLineChars="0"/>
+              <w:rPr>
+                <w:rFonts w:ascii="Helvetica" w:hAnsi="Helvetica" w:eastAsia="Helvetica" w:cs="Helvetica"/>
+                <w:i w:val="false"/>
+                <w:b w:val="false"/>
+                <w:u w:val="none"/>
+                <w:strike w:val="false"/>
+                <w:sz w:val="14"/>
+                <w:szCs w:val="14"/>
+                <w:color w:val="000000"/>
+              </w:rPr>
+            </w:pPr>
+            <w:r xmlns:w="http://schemas.openxmlformats.org/wordprocessingml/2006/main" xmlns:wp="http://schemas.openxmlformats.org/drawingml/2006/wordprocessingDrawing" xmlns:r="http://schemas.openxmlformats.org/officeDocument/2006/relationships" xmlns:w14="http://schemas.microsoft.com/office/word/2010/wordml">
+              <w:rPr>
+                <w:rFonts w:ascii="Helvetica" w:hAnsi="Helvetica" w:eastAsia="Helvetica" w:cs="Helvetica"/>
+                <w:i w:val="false"/>
+                <w:b w:val="false"/>
+                <w:u w:val="none"/>
+                <w:strike w:val="false"/>
+                <w:sz w:val="14"/>
+                <w:szCs w:val="14"/>
+                <w:color w:val="000000"/>
+              </w:rPr>
+              <w:t xml:space="preserve"/>
+            </w:r>
+          </w:p>
+        </w:tc>
+        <w:tc>
+          <w:tcPr>
+            <w:tcBorders>
+              <w:bottom w:val="none" w:sz="0" w:space="0" w:color="000000"/>
+              <w:top w:val="single" w:sz="8" w:space="0" w:color="000000"/>
+              <w:left w:val="none" w:sz="0" w:space="0" w:color="000000"/>
+              <w:right w:val="none" w:sz="0" w:space="0" w:color="000000"/>
+            </w:tcBorders>
+            <w:shd w:val="clear" w:color="auto" w:fill="FFFFFF"/>
+            <w:tcMar>
+              <w:top w:w="0" w:type="dxa"/>
+              <w:bottom w:w="0" w:type="dxa"/>
+              <w:left w:w="0" w:type="dxa"/>
+              <w:right w:w="0" w:type="dxa"/>
+            </w:tcMar>
+            <w:vAlign w:val="top"/>
+          </w:tcPr>
+          <w:p>
+            <w:pPr>
+              <w:jc w:val="center"/>
+              <w:pBdr>
+                <w:bottom w:val="none" w:sz="0" w:space="0" w:color="000000"/>
+                <w:top w:val="none" w:sz="0" w:space="0" w:color="000000"/>
+                <w:left w:val="none" w:sz="0" w:space="0" w:color="000000"/>
+                <w:right w:val="none" w:sz="0" w:space="0" w:color="000000"/>
+              </w:pBdr>
+              <w:spacing w:after="100" w:before="100" w:line="240"/>
+              <w:ind w:left="100" w:right="100" w:firstLine="0" w:firstLineChars="0"/>
+              <w:rPr>
+                <w:rFonts w:ascii="Helvetica" w:hAnsi="Helvetica" w:eastAsia="Helvetica" w:cs="Helvetica"/>
+                <w:i w:val="false"/>
+                <w:b w:val="false"/>
+                <w:u w:val="none"/>
+                <w:strike w:val="false"/>
+                <w:sz w:val="14"/>
+                <w:szCs w:val="14"/>
+                <w:color w:val="000000"/>
+              </w:rPr>
+            </w:pPr>
+            <w:r xmlns:w="http://schemas.openxmlformats.org/wordprocessingml/2006/main" xmlns:wp="http://schemas.openxmlformats.org/drawingml/2006/wordprocessingDrawing" xmlns:r="http://schemas.openxmlformats.org/officeDocument/2006/relationships" xmlns:w14="http://schemas.microsoft.com/office/word/2010/wordml">
+              <w:rPr>
+                <w:rFonts w:ascii="Helvetica" w:hAnsi="Helvetica" w:eastAsia="Helvetica" w:cs="Helvetica"/>
+                <w:i w:val="false"/>
+                <w:b w:val="false"/>
+                <w:u w:val="none"/>
+                <w:strike w:val="false"/>
+                <w:sz w:val="14"/>
+                <w:szCs w:val="14"/>
+                <w:color w:val="000000"/>
+              </w:rPr>
+              <w:t xml:space="preserve"/>
+            </w:r>
+          </w:p>
+        </w:tc>
+        <w:tc>
+          <w:tcPr>
+            <w:tcBorders>
+              <w:bottom w:val="none" w:sz="0" w:space="0" w:color="000000"/>
+              <w:top w:val="single" w:sz="8" w:space="0" w:color="000000"/>
+              <w:left w:val="none" w:sz="0" w:space="0" w:color="000000"/>
+              <w:right w:val="none" w:sz="0" w:space="0" w:color="000000"/>
+            </w:tcBorders>
+            <w:shd w:val="clear" w:color="auto" w:fill="FFFFFF"/>
+            <w:tcMar>
+              <w:top w:w="0" w:type="dxa"/>
+              <w:bottom w:w="0" w:type="dxa"/>
+              <w:left w:w="0" w:type="dxa"/>
+              <w:right w:w="0" w:type="dxa"/>
+            </w:tcMar>
+            <w:vAlign w:val="top"/>
+          </w:tcPr>
+          <w:p>
+            <w:pPr>
+              <w:jc w:val="center"/>
+              <w:pBdr>
+                <w:bottom w:val="none" w:sz="0" w:space="0" w:color="000000"/>
+                <w:top w:val="none" w:sz="0" w:space="0" w:color="000000"/>
+                <w:left w:val="none" w:sz="0" w:space="0" w:color="000000"/>
+                <w:right w:val="none" w:sz="0" w:space="0" w:color="000000"/>
+              </w:pBdr>
+              <w:spacing w:after="100" w:before="100" w:line="240"/>
+              <w:ind w:left="100" w:right="100" w:firstLine="0" w:firstLineChars="0"/>
+              <w:rPr>
+                <w:rFonts w:ascii="Helvetica" w:hAnsi="Helvetica" w:eastAsia="Helvetica" w:cs="Helvetica"/>
+                <w:i w:val="false"/>
+                <w:b w:val="false"/>
+                <w:u w:val="none"/>
+                <w:strike w:val="false"/>
+                <w:sz w:val="14"/>
+                <w:szCs w:val="14"/>
+                <w:color w:val="000000"/>
+              </w:rPr>
+            </w:pPr>
+            <w:r xmlns:w="http://schemas.openxmlformats.org/wordprocessingml/2006/main" xmlns:wp="http://schemas.openxmlformats.org/drawingml/2006/wordprocessingDrawing" xmlns:r="http://schemas.openxmlformats.org/officeDocument/2006/relationships" xmlns:w14="http://schemas.microsoft.com/office/word/2010/wordml">
+              <w:rPr>
+                <w:rFonts w:ascii="Helvetica" w:hAnsi="Helvetica" w:eastAsia="Helvetica" w:cs="Helvetica"/>
+                <w:i w:val="false"/>
+                <w:b w:val="false"/>
+                <w:u w:val="none"/>
+                <w:strike w:val="false"/>
+                <w:sz w:val="14"/>
+                <w:szCs w:val="14"/>
+                <w:color w:val="000000"/>
+              </w:rPr>
+              <w:t xml:space="preserve"/>
+            </w:r>
+          </w:p>
+        </w:tc>
+        <w:tc>
+          <w:tcPr>
+            <w:tcBorders>
+              <w:bottom w:val="none" w:sz="0" w:space="0" w:color="000000"/>
+              <w:top w:val="single" w:sz="8" w:space="0" w:color="000000"/>
+              <w:left w:val="none" w:sz="0" w:space="0" w:color="000000"/>
+              <w:right w:val="none" w:sz="0" w:space="0" w:color="000000"/>
+            </w:tcBorders>
+            <w:shd w:val="clear" w:color="auto" w:fill="FFFFFF"/>
+            <w:tcMar>
+              <w:top w:w="0" w:type="dxa"/>
+              <w:bottom w:w="0" w:type="dxa"/>
+              <w:left w:w="0" w:type="dxa"/>
+              <w:right w:w="0" w:type="dxa"/>
+            </w:tcMar>
+            <w:vAlign w:val="top"/>
+          </w:tcPr>
+          <w:p>
+            <w:pPr>
+              <w:jc w:val="center"/>
+              <w:pBdr>
+                <w:bottom w:val="none" w:sz="0" w:space="0" w:color="000000"/>
+                <w:top w:val="none" w:sz="0" w:space="0" w:color="000000"/>
+                <w:left w:val="none" w:sz="0" w:space="0" w:color="000000"/>
+                <w:right w:val="none" w:sz="0" w:space="0" w:color="000000"/>
+              </w:pBdr>
+              <w:spacing w:after="100" w:before="100" w:line="240"/>
+              <w:ind w:left="100" w:right="100" w:firstLine="0" w:firstLineChars="0"/>
+              <w:rPr>
+                <w:rFonts w:ascii="Helvetica" w:hAnsi="Helvetica" w:eastAsia="Helvetica" w:cs="Helvetica"/>
+                <w:i w:val="false"/>
+                <w:b w:val="false"/>
+                <w:u w:val="none"/>
+                <w:strike w:val="false"/>
+                <w:sz w:val="14"/>
+                <w:szCs w:val="14"/>
+                <w:color w:val="000000"/>
+              </w:rPr>
+            </w:pPr>
+            <w:r xmlns:w="http://schemas.openxmlformats.org/wordprocessingml/2006/main" xmlns:wp="http://schemas.openxmlformats.org/drawingml/2006/wordprocessingDrawing" xmlns:r="http://schemas.openxmlformats.org/officeDocument/2006/relationships" xmlns:w14="http://schemas.microsoft.com/office/word/2010/wordml">
+              <w:rPr>
+                <w:rFonts w:ascii="Helvetica" w:hAnsi="Helvetica" w:eastAsia="Helvetica" w:cs="Helvetica"/>
+                <w:i w:val="false"/>
+                <w:b w:val="false"/>
+                <w:u w:val="none"/>
+                <w:strike w:val="false"/>
+                <w:sz w:val="14"/>
+                <w:szCs w:val="14"/>
+                <w:color w:val="000000"/>
+              </w:rPr>
+              <w:t xml:space="preserve"/>
+            </w:r>
+          </w:p>
+        </w:tc>
+        <w:tc>
+          <w:tcPr>
+            <w:tcBorders>
+              <w:bottom w:val="none" w:sz="0" w:space="0" w:color="000000"/>
+              <w:top w:val="single" w:sz="8" w:space="0" w:color="000000"/>
+              <w:left w:val="none" w:sz="0" w:space="0" w:color="000000"/>
+              <w:right w:val="none" w:sz="0" w:space="0" w:color="000000"/>
+            </w:tcBorders>
+            <w:shd w:val="clear" w:color="auto" w:fill="FFFFFF"/>
+            <w:tcMar>
+              <w:top w:w="0" w:type="dxa"/>
+              <w:bottom w:w="0" w:type="dxa"/>
+              <w:left w:w="0" w:type="dxa"/>
+              <w:right w:w="0" w:type="dxa"/>
+            </w:tcMar>
+            <w:vAlign w:val="top"/>
+          </w:tcPr>
+          <w:p>
+            <w:pPr>
+              <w:jc w:val="center"/>
+              <w:pBdr>
+                <w:bottom w:val="none" w:sz="0" w:space="0" w:color="000000"/>
+                <w:top w:val="none" w:sz="0" w:space="0" w:color="000000"/>
+                <w:left w:val="none" w:sz="0" w:space="0" w:color="000000"/>
+                <w:right w:val="none" w:sz="0" w:space="0" w:color="000000"/>
+              </w:pBdr>
+              <w:spacing w:after="100" w:before="100" w:line="240"/>
+              <w:ind w:left="100" w:right="100" w:firstLine="0" w:firstLineChars="0"/>
+              <w:rPr>
+                <w:rFonts w:ascii="Helvetica" w:hAnsi="Helvetica" w:eastAsia="Helvetica" w:cs="Helvetica"/>
+                <w:i w:val="false"/>
+                <w:b w:val="false"/>
+                <w:u w:val="none"/>
+                <w:strike w:val="false"/>
+                <w:sz w:val="14"/>
+                <w:szCs w:val="14"/>
+                <w:color w:val="000000"/>
+              </w:rPr>
+            </w:pPr>
+            <w:r xmlns:w="http://schemas.openxmlformats.org/wordprocessingml/2006/main" xmlns:wp="http://schemas.openxmlformats.org/drawingml/2006/wordprocessingDrawing" xmlns:r="http://schemas.openxmlformats.org/officeDocument/2006/relationships" xmlns:w14="http://schemas.microsoft.com/office/word/2010/wordml">
+              <w:rPr>
+                <w:rFonts w:ascii="Helvetica" w:hAnsi="Helvetica" w:eastAsia="Helvetica" w:cs="Helvetica"/>
+                <w:i w:val="false"/>
+                <w:b w:val="false"/>
+                <w:u w:val="none"/>
+                <w:strike w:val="false"/>
+                <w:sz w:val="14"/>
+                <w:szCs w:val="14"/>
+                <w:color w:val="000000"/>
+              </w:rPr>
+              <w:t xml:space="preserve"/>
+            </w:r>
+          </w:p>
+        </w:tc>
+        <w:tc>
+          <w:tcPr>
+            <w:tcBorders>
+              <w:bottom w:val="none" w:sz="0" w:space="0" w:color="000000"/>
+              <w:top w:val="single" w:sz="8" w:space="0" w:color="000000"/>
+              <w:left w:val="none" w:sz="0" w:space="0" w:color="000000"/>
+              <w:right w:val="none" w:sz="0" w:space="0" w:color="000000"/>
+            </w:tcBorders>
+            <w:shd w:val="clear" w:color="auto" w:fill="FFFFFF"/>
+            <w:tcMar>
+              <w:top w:w="0" w:type="dxa"/>
+              <w:bottom w:w="0" w:type="dxa"/>
+              <w:left w:w="0" w:type="dxa"/>
+              <w:right w:w="0" w:type="dxa"/>
+            </w:tcMar>
+            <w:vAlign w:val="top"/>
+          </w:tcPr>
+          <w:p>
+            <w:pPr>
+              <w:jc w:val="center"/>
+              <w:pBdr>
+                <w:bottom w:val="none" w:sz="0" w:space="0" w:color="000000"/>
+                <w:top w:val="none" w:sz="0" w:space="0" w:color="000000"/>
+                <w:left w:val="none" w:sz="0" w:space="0" w:color="000000"/>
+                <w:right w:val="none" w:sz="0" w:space="0" w:color="000000"/>
+              </w:pBdr>
+              <w:spacing w:after="100" w:before="100" w:line="240"/>
+              <w:ind w:left="100" w:right="100" w:firstLine="0" w:firstLineChars="0"/>
+              <w:rPr>
+                <w:rFonts w:ascii="Helvetica" w:hAnsi="Helvetica" w:eastAsia="Helvetica" w:cs="Helvetica"/>
+                <w:i w:val="false"/>
+                <w:b w:val="false"/>
+                <w:u w:val="none"/>
+                <w:strike w:val="false"/>
+                <w:sz w:val="14"/>
+                <w:szCs w:val="14"/>
+                <w:color w:val="000000"/>
+              </w:rPr>
+            </w:pPr>
+            <w:r xmlns:w="http://schemas.openxmlformats.org/wordprocessingml/2006/main" xmlns:wp="http://schemas.openxmlformats.org/drawingml/2006/wordprocessingDrawing" xmlns:r="http://schemas.openxmlformats.org/officeDocument/2006/relationships" xmlns:w14="http://schemas.microsoft.com/office/word/2010/wordml">
+              <w:rPr>
+                <w:rFonts w:ascii="Helvetica" w:hAnsi="Helvetica" w:eastAsia="Helvetica" w:cs="Helvetica"/>
+                <w:i w:val="false"/>
+                <w:b w:val="false"/>
+                <w:u w:val="none"/>
+                <w:strike w:val="false"/>
+                <w:sz w:val="14"/>
+                <w:szCs w:val="14"/>
+                <w:color w:val="000000"/>
+              </w:rPr>
+              <w:t xml:space="preserve"/>
             </w:r>
           </w:p>
         </w:tc>
       </w:tr>
       <w:tr>
         <w:trPr>
-          <w:trHeight w:val="620" w:hRule="auto"/>
+          <w:trHeight w:val="616" w:hRule="auto"/>
         </w:trPr>
         <w:tc>
           <w:tcPr>
@@ -951,7 +2404,7 @@
               <w:left w:w="0" w:type="dxa"/>
               <w:right w:w="0" w:type="dxa"/>
             </w:tcMar>
-            <w:vAlign w:val="center"/>
+            <w:vAlign w:val="top"/>
           </w:tcPr>
           <w:p>
             <w:pPr>
@@ -963,30 +2416,30 @@
                 <w:right w:val="none" w:sz="0" w:space="0" w:color="000000"/>
               </w:pBdr>
               <w:spacing w:after="100" w:before="100" w:line="240"/>
-              <w:ind w:left="100" w:right="100" w:firstLine="0" w:firstLineChars="0"/>
-              <w:rPr>
-                <w:rFonts w:ascii="Helvetica" w:hAnsi="Helvetica" w:eastAsia="Helvetica" w:cs="Helvetica"/>
-                <w:i w:val="false"/>
-                <w:b w:val="false"/>
-                <w:u w:val="none"/>
-                <w:strike w:val="false"/>
-                <w:sz w:val="18"/>
-                <w:szCs w:val="18"/>
-                <w:color w:val="000000"/>
-              </w:rPr>
-            </w:pPr>
-            <w:r xmlns:w="http://schemas.openxmlformats.org/wordprocessingml/2006/main" xmlns:wp="http://schemas.openxmlformats.org/drawingml/2006/wordprocessingDrawing" xmlns:r="http://schemas.openxmlformats.org/officeDocument/2006/relationships" xmlns:w14="http://schemas.microsoft.com/office/word/2010/wordml">
-              <w:rPr>
-                <w:rFonts w:ascii="Helvetica" w:hAnsi="Helvetica" w:eastAsia="Helvetica" w:cs="Helvetica"/>
-                <w:i w:val="false"/>
-                <w:b w:val="false"/>
-                <w:u w:val="none"/>
-                <w:strike w:val="false"/>
-                <w:sz w:val="18"/>
-                <w:szCs w:val="18"/>
-                <w:color w:val="000000"/>
-              </w:rPr>
-              <w:t xml:space="preserve">Subspecialty: Facial Plastics</w:t>
+              <w:ind w:left="300" w:right="100" w:firstLine="0" w:firstLineChars="0"/>
+              <w:rPr>
+                <w:rFonts w:ascii="Helvetica" w:hAnsi="Helvetica" w:eastAsia="Helvetica" w:cs="Helvetica"/>
+                <w:i w:val="false"/>
+                <w:b w:val="false"/>
+                <w:u w:val="none"/>
+                <w:strike w:val="false"/>
+                <w:sz w:val="14"/>
+                <w:szCs w:val="14"/>
+                <w:color w:val="000000"/>
+              </w:rPr>
+            </w:pPr>
+            <w:r xmlns:w="http://schemas.openxmlformats.org/wordprocessingml/2006/main" xmlns:wp="http://schemas.openxmlformats.org/drawingml/2006/wordprocessingDrawing" xmlns:r="http://schemas.openxmlformats.org/officeDocument/2006/relationships" xmlns:w14="http://schemas.microsoft.com/office/word/2010/wordml">
+              <w:rPr>
+                <w:rFonts w:ascii="Helvetica" w:hAnsi="Helvetica" w:eastAsia="Helvetica" w:cs="Helvetica"/>
+                <w:i w:val="false"/>
+                <w:b w:val="false"/>
+                <w:u w:val="none"/>
+                <w:strike w:val="false"/>
+                <w:sz w:val="14"/>
+                <w:szCs w:val="14"/>
+                <w:color w:val="000000"/>
+              </w:rPr>
+              <w:t xml:space="preserve">Offered</w:t>
             </w:r>
           </w:p>
         </w:tc>
@@ -1005,11 +2458,11 @@
               <w:left w:w="0" w:type="dxa"/>
               <w:right w:w="0" w:type="dxa"/>
             </w:tcMar>
-            <w:vAlign w:val="center"/>
+            <w:vAlign w:val="top"/>
           </w:tcPr>
           <w:p>
             <w:pPr>
-              <w:jc w:val="left"/>
+              <w:jc w:val="center"/>
               <w:pBdr>
                 <w:bottom w:val="none" w:sz="0" w:space="0" w:color="000000"/>
                 <w:top w:val="none" w:sz="0" w:space="0" w:color="000000"/>
@@ -1024,31 +2477,26 @@
                 <w:b w:val="false"/>
                 <w:u w:val="none"/>
                 <w:strike w:val="false"/>
-                <w:sz w:val="18"/>
-                <w:szCs w:val="18"/>
-                <w:color w:val="000000"/>
-              </w:rPr>
-            </w:pPr>
-            <w:r xmlns:w="http://schemas.openxmlformats.org/wordprocessingml/2006/main" xmlns:wp="http://schemas.openxmlformats.org/drawingml/2006/wordprocessingDrawing" xmlns:r="http://schemas.openxmlformats.org/officeDocument/2006/relationships" xmlns:w14="http://schemas.microsoft.com/office/word/2010/wordml">
-              <w:rPr>
-                <w:rFonts w:ascii="Helvetica" w:hAnsi="Helvetica" w:eastAsia="Helvetica" w:cs="Helvetica"/>
-                <w:i w:val="false"/>
-                <w:b w:val="false"/>
-                <w:u w:val="none"/>
-                <w:strike w:val="false"/>
-                <w:sz w:val="18"/>
-                <w:szCs w:val="18"/>
-                <w:color w:val="000000"/>
-              </w:rPr>
-              <w:t xml:space="preserve">78 (10.7%)</w:t>
-            </w:r>
-          </w:p>
-        </w:tc>
-      </w:tr>
-      <w:tr>
-        <w:trPr>
-          <w:trHeight w:val="620" w:hRule="auto"/>
-        </w:trPr>
+                <w:sz w:val="14"/>
+                <w:szCs w:val="14"/>
+                <w:color w:val="000000"/>
+              </w:rPr>
+            </w:pPr>
+            <w:r xmlns:w="http://schemas.openxmlformats.org/wordprocessingml/2006/main" xmlns:wp="http://schemas.openxmlformats.org/drawingml/2006/wordprocessingDrawing" xmlns:r="http://schemas.openxmlformats.org/officeDocument/2006/relationships" xmlns:w14="http://schemas.microsoft.com/office/word/2010/wordml">
+              <w:rPr>
+                <w:rFonts w:ascii="Helvetica" w:hAnsi="Helvetica" w:eastAsia="Helvetica" w:cs="Helvetica"/>
+                <w:i w:val="false"/>
+                <w:b w:val="false"/>
+                <w:u w:val="none"/>
+                <w:strike w:val="false"/>
+                <w:sz w:val="14"/>
+                <w:szCs w:val="14"/>
+                <w:color w:val="000000"/>
+              </w:rPr>
+              <w:t xml:space="preserve">433 (59%)</w:t>
+            </w:r>
+          </w:p>
+        </w:tc>
         <w:tc>
           <w:tcPr>
             <w:tcBorders>
@@ -1064,11 +2512,11 @@
               <w:left w:w="0" w:type="dxa"/>
               <w:right w:w="0" w:type="dxa"/>
             </w:tcMar>
-            <w:vAlign w:val="center"/>
+            <w:vAlign w:val="top"/>
           </w:tcPr>
           <w:p>
             <w:pPr>
-              <w:jc w:val="left"/>
+              <w:jc w:val="center"/>
               <w:pBdr>
                 <w:bottom w:val="none" w:sz="0" w:space="0" w:color="000000"/>
                 <w:top w:val="none" w:sz="0" w:space="0" w:color="000000"/>
@@ -1083,23 +2531,23 @@
                 <w:b w:val="false"/>
                 <w:u w:val="none"/>
                 <w:strike w:val="false"/>
-                <w:sz w:val="18"/>
-                <w:szCs w:val="18"/>
-                <w:color w:val="000000"/>
-              </w:rPr>
-            </w:pPr>
-            <w:r xmlns:w="http://schemas.openxmlformats.org/wordprocessingml/2006/main" xmlns:wp="http://schemas.openxmlformats.org/drawingml/2006/wordprocessingDrawing" xmlns:r="http://schemas.openxmlformats.org/officeDocument/2006/relationships" xmlns:w14="http://schemas.microsoft.com/office/word/2010/wordml">
-              <w:rPr>
-                <w:rFonts w:ascii="Helvetica" w:hAnsi="Helvetica" w:eastAsia="Helvetica" w:cs="Helvetica"/>
-                <w:i w:val="false"/>
-                <w:b w:val="false"/>
-                <w:u w:val="none"/>
-                <w:strike w:val="false"/>
-                <w:sz w:val="18"/>
-                <w:szCs w:val="18"/>
-                <w:color w:val="000000"/>
-              </w:rPr>
-              <w:t xml:space="preserve">Subspecialty: General</w:t>
+                <w:sz w:val="14"/>
+                <w:szCs w:val="14"/>
+                <w:color w:val="000000"/>
+              </w:rPr>
+            </w:pPr>
+            <w:r xmlns:w="http://schemas.openxmlformats.org/wordprocessingml/2006/main" xmlns:wp="http://schemas.openxmlformats.org/drawingml/2006/wordprocessingDrawing" xmlns:r="http://schemas.openxmlformats.org/officeDocument/2006/relationships" xmlns:w14="http://schemas.microsoft.com/office/word/2010/wordml">
+              <w:rPr>
+                <w:rFonts w:ascii="Helvetica" w:hAnsi="Helvetica" w:eastAsia="Helvetica" w:cs="Helvetica"/>
+                <w:i w:val="false"/>
+                <w:b w:val="false"/>
+                <w:u w:val="none"/>
+                <w:strike w:val="false"/>
+                <w:sz w:val="14"/>
+                <w:szCs w:val="14"/>
+                <w:color w:val="000000"/>
+              </w:rPr>
+              <w:t xml:space="preserve">292 (58%)</w:t>
             </w:r>
           </w:p>
         </w:tc>
@@ -1118,11 +2566,11 @@
               <w:left w:w="0" w:type="dxa"/>
               <w:right w:w="0" w:type="dxa"/>
             </w:tcMar>
-            <w:vAlign w:val="center"/>
+            <w:vAlign w:val="top"/>
           </w:tcPr>
           <w:p>
             <w:pPr>
-              <w:jc w:val="left"/>
+              <w:jc w:val="center"/>
               <w:pBdr>
                 <w:bottom w:val="none" w:sz="0" w:space="0" w:color="000000"/>
                 <w:top w:val="none" w:sz="0" w:space="0" w:color="000000"/>
@@ -1137,31 +2585,26 @@
                 <w:b w:val="false"/>
                 <w:u w:val="none"/>
                 <w:strike w:val="false"/>
-                <w:sz w:val="18"/>
-                <w:szCs w:val="18"/>
-                <w:color w:val="000000"/>
-              </w:rPr>
-            </w:pPr>
-            <w:r xmlns:w="http://schemas.openxmlformats.org/wordprocessingml/2006/main" xmlns:wp="http://schemas.openxmlformats.org/drawingml/2006/wordprocessingDrawing" xmlns:r="http://schemas.openxmlformats.org/officeDocument/2006/relationships" xmlns:w14="http://schemas.microsoft.com/office/word/2010/wordml">
-              <w:rPr>
-                <w:rFonts w:ascii="Helvetica" w:hAnsi="Helvetica" w:eastAsia="Helvetica" w:cs="Helvetica"/>
-                <w:i w:val="false"/>
-                <w:b w:val="false"/>
-                <w:u w:val="none"/>
-                <w:strike w:val="false"/>
-                <w:sz w:val="18"/>
-                <w:szCs w:val="18"/>
-                <w:color w:val="000000"/>
-              </w:rPr>
-              <w:t xml:space="preserve">501 (68.5%)</w:t>
-            </w:r>
-          </w:p>
-        </w:tc>
-      </w:tr>
-      <w:tr>
-        <w:trPr>
-          <w:trHeight w:val="620" w:hRule="auto"/>
-        </w:trPr>
+                <w:sz w:val="14"/>
+                <w:szCs w:val="14"/>
+                <w:color w:val="000000"/>
+              </w:rPr>
+            </w:pPr>
+            <w:r xmlns:w="http://schemas.openxmlformats.org/wordprocessingml/2006/main" xmlns:wp="http://schemas.openxmlformats.org/drawingml/2006/wordprocessingDrawing" xmlns:r="http://schemas.openxmlformats.org/officeDocument/2006/relationships" xmlns:w14="http://schemas.microsoft.com/office/word/2010/wordml">
+              <w:rPr>
+                <w:rFonts w:ascii="Helvetica" w:hAnsi="Helvetica" w:eastAsia="Helvetica" w:cs="Helvetica"/>
+                <w:i w:val="false"/>
+                <w:b w:val="false"/>
+                <w:u w:val="none"/>
+                <w:strike w:val="false"/>
+                <w:sz w:val="14"/>
+                <w:szCs w:val="14"/>
+                <w:color w:val="000000"/>
+              </w:rPr>
+              <w:t xml:space="preserve">45 (58%)</w:t>
+            </w:r>
+          </w:p>
+        </w:tc>
         <w:tc>
           <w:tcPr>
             <w:tcBorders>
@@ -1177,11 +2620,11 @@
               <w:left w:w="0" w:type="dxa"/>
               <w:right w:w="0" w:type="dxa"/>
             </w:tcMar>
-            <w:vAlign w:val="center"/>
+            <w:vAlign w:val="top"/>
           </w:tcPr>
           <w:p>
             <w:pPr>
-              <w:jc w:val="left"/>
+              <w:jc w:val="center"/>
               <w:pBdr>
                 <w:bottom w:val="none" w:sz="0" w:space="0" w:color="000000"/>
                 <w:top w:val="none" w:sz="0" w:space="0" w:color="000000"/>
@@ -1196,23 +2639,23 @@
                 <w:b w:val="false"/>
                 <w:u w:val="none"/>
                 <w:strike w:val="false"/>
-                <w:sz w:val="18"/>
-                <w:szCs w:val="18"/>
-                <w:color w:val="000000"/>
-              </w:rPr>
-            </w:pPr>
-            <w:r xmlns:w="http://schemas.openxmlformats.org/wordprocessingml/2006/main" xmlns:wp="http://schemas.openxmlformats.org/drawingml/2006/wordprocessingDrawing" xmlns:r="http://schemas.openxmlformats.org/officeDocument/2006/relationships" xmlns:w14="http://schemas.microsoft.com/office/word/2010/wordml">
-              <w:rPr>
-                <w:rFonts w:ascii="Helvetica" w:hAnsi="Helvetica" w:eastAsia="Helvetica" w:cs="Helvetica"/>
-                <w:i w:val="false"/>
-                <w:b w:val="false"/>
-                <w:u w:val="none"/>
-                <w:strike w:val="false"/>
-                <w:sz w:val="18"/>
-                <w:szCs w:val="18"/>
-                <w:color w:val="000000"/>
-              </w:rPr>
-              <w:t xml:space="preserve">Subspecialty: Head and Neck Cancer</w:t>
+                <w:sz w:val="14"/>
+                <w:szCs w:val="14"/>
+                <w:color w:val="000000"/>
+              </w:rPr>
+            </w:pPr>
+            <w:r xmlns:w="http://schemas.openxmlformats.org/wordprocessingml/2006/main" xmlns:wp="http://schemas.openxmlformats.org/drawingml/2006/wordprocessingDrawing" xmlns:r="http://schemas.openxmlformats.org/officeDocument/2006/relationships" xmlns:w14="http://schemas.microsoft.com/office/word/2010/wordml">
+              <w:rPr>
+                <w:rFonts w:ascii="Helvetica" w:hAnsi="Helvetica" w:eastAsia="Helvetica" w:cs="Helvetica"/>
+                <w:i w:val="false"/>
+                <w:b w:val="false"/>
+                <w:u w:val="none"/>
+                <w:strike w:val="false"/>
+                <w:sz w:val="14"/>
+                <w:szCs w:val="14"/>
+                <w:color w:val="000000"/>
+              </w:rPr>
+              <w:t xml:space="preserve">34 (76%)</w:t>
             </w:r>
           </w:p>
         </w:tc>
@@ -1231,11 +2674,11 @@
               <w:left w:w="0" w:type="dxa"/>
               <w:right w:w="0" w:type="dxa"/>
             </w:tcMar>
-            <w:vAlign w:val="center"/>
+            <w:vAlign w:val="top"/>
           </w:tcPr>
           <w:p>
             <w:pPr>
-              <w:jc w:val="left"/>
+              <w:jc w:val="center"/>
               <w:pBdr>
                 <w:bottom w:val="none" w:sz="0" w:space="0" w:color="000000"/>
                 <w:top w:val="none" w:sz="0" w:space="0" w:color="000000"/>
@@ -1250,31 +2693,26 @@
                 <w:b w:val="false"/>
                 <w:u w:val="none"/>
                 <w:strike w:val="false"/>
-                <w:sz w:val="18"/>
-                <w:szCs w:val="18"/>
-                <w:color w:val="000000"/>
-              </w:rPr>
-            </w:pPr>
-            <w:r xmlns:w="http://schemas.openxmlformats.org/wordprocessingml/2006/main" xmlns:wp="http://schemas.openxmlformats.org/drawingml/2006/wordprocessingDrawing" xmlns:r="http://schemas.openxmlformats.org/officeDocument/2006/relationships" xmlns:w14="http://schemas.microsoft.com/office/word/2010/wordml">
-              <w:rPr>
-                <w:rFonts w:ascii="Helvetica" w:hAnsi="Helvetica" w:eastAsia="Helvetica" w:cs="Helvetica"/>
-                <w:i w:val="false"/>
-                <w:b w:val="false"/>
-                <w:u w:val="none"/>
-                <w:strike w:val="false"/>
-                <w:sz w:val="18"/>
-                <w:szCs w:val="18"/>
-                <w:color w:val="000000"/>
-              </w:rPr>
-              <w:t xml:space="preserve">27 (3.7%)</w:t>
-            </w:r>
-          </w:p>
-        </w:tc>
-      </w:tr>
-      <w:tr>
-        <w:trPr>
-          <w:trHeight w:val="621" w:hRule="auto"/>
-        </w:trPr>
+                <w:sz w:val="14"/>
+                <w:szCs w:val="14"/>
+                <w:color w:val="000000"/>
+              </w:rPr>
+            </w:pPr>
+            <w:r xmlns:w="http://schemas.openxmlformats.org/wordprocessingml/2006/main" xmlns:wp="http://schemas.openxmlformats.org/drawingml/2006/wordprocessingDrawing" xmlns:r="http://schemas.openxmlformats.org/officeDocument/2006/relationships" xmlns:w14="http://schemas.microsoft.com/office/word/2010/wordml">
+              <w:rPr>
+                <w:rFonts w:ascii="Helvetica" w:hAnsi="Helvetica" w:eastAsia="Helvetica" w:cs="Helvetica"/>
+                <w:i w:val="false"/>
+                <w:b w:val="false"/>
+                <w:u w:val="none"/>
+                <w:strike w:val="false"/>
+                <w:sz w:val="14"/>
+                <w:szCs w:val="14"/>
+                <w:color w:val="000000"/>
+              </w:rPr>
+              <w:t xml:space="preserve">13 (41%)</w:t>
+            </w:r>
+          </w:p>
+        </w:tc>
         <w:tc>
           <w:tcPr>
             <w:tcBorders>
@@ -1290,11 +2728,11 @@
               <w:left w:w="0" w:type="dxa"/>
               <w:right w:w="0" w:type="dxa"/>
             </w:tcMar>
-            <w:vAlign w:val="center"/>
+            <w:vAlign w:val="top"/>
           </w:tcPr>
           <w:p>
             <w:pPr>
-              <w:jc w:val="left"/>
+              <w:jc w:val="center"/>
               <w:pBdr>
                 <w:bottom w:val="none" w:sz="0" w:space="0" w:color="000000"/>
                 <w:top w:val="none" w:sz="0" w:space="0" w:color="000000"/>
@@ -1309,23 +2747,23 @@
                 <w:b w:val="false"/>
                 <w:u w:val="none"/>
                 <w:strike w:val="false"/>
-                <w:sz w:val="18"/>
-                <w:szCs w:val="18"/>
-                <w:color w:val="000000"/>
-              </w:rPr>
-            </w:pPr>
-            <w:r xmlns:w="http://schemas.openxmlformats.org/wordprocessingml/2006/main" xmlns:wp="http://schemas.openxmlformats.org/drawingml/2006/wordprocessingDrawing" xmlns:r="http://schemas.openxmlformats.org/officeDocument/2006/relationships" xmlns:w14="http://schemas.microsoft.com/office/word/2010/wordml">
-              <w:rPr>
-                <w:rFonts w:ascii="Helvetica" w:hAnsi="Helvetica" w:eastAsia="Helvetica" w:cs="Helvetica"/>
-                <w:i w:val="false"/>
-                <w:b w:val="false"/>
-                <w:u w:val="none"/>
-                <w:strike w:val="false"/>
-                <w:sz w:val="18"/>
-                <w:szCs w:val="18"/>
-                <w:color w:val="000000"/>
-              </w:rPr>
-              <w:t xml:space="preserve">Subspecialty: Laryngology</w:t>
+                <w:sz w:val="14"/>
+                <w:szCs w:val="14"/>
+                <w:color w:val="000000"/>
+              </w:rPr>
+            </w:pPr>
+            <w:r xmlns:w="http://schemas.openxmlformats.org/wordprocessingml/2006/main" xmlns:wp="http://schemas.openxmlformats.org/drawingml/2006/wordprocessingDrawing" xmlns:r="http://schemas.openxmlformats.org/officeDocument/2006/relationships" xmlns:w14="http://schemas.microsoft.com/office/word/2010/wordml">
+              <w:rPr>
+                <w:rFonts w:ascii="Helvetica" w:hAnsi="Helvetica" w:eastAsia="Helvetica" w:cs="Helvetica"/>
+                <w:i w:val="false"/>
+                <w:b w:val="false"/>
+                <w:u w:val="none"/>
+                <w:strike w:val="false"/>
+                <w:sz w:val="14"/>
+                <w:szCs w:val="14"/>
+                <w:color w:val="000000"/>
+              </w:rPr>
+              <w:t xml:space="preserve">15 (56%)</w:t>
             </w:r>
           </w:p>
         </w:tc>
@@ -1344,11 +2782,11 @@
               <w:left w:w="0" w:type="dxa"/>
               <w:right w:w="0" w:type="dxa"/>
             </w:tcMar>
-            <w:vAlign w:val="center"/>
+            <w:vAlign w:val="top"/>
           </w:tcPr>
           <w:p>
             <w:pPr>
-              <w:jc w:val="left"/>
+              <w:jc w:val="center"/>
               <w:pBdr>
                 <w:bottom w:val="none" w:sz="0" w:space="0" w:color="000000"/>
                 <w:top w:val="none" w:sz="0" w:space="0" w:color="000000"/>
@@ -1363,31 +2801,26 @@
                 <w:b w:val="false"/>
                 <w:u w:val="none"/>
                 <w:strike w:val="false"/>
-                <w:sz w:val="18"/>
-                <w:szCs w:val="18"/>
-                <w:color w:val="000000"/>
-              </w:rPr>
-            </w:pPr>
-            <w:r xmlns:w="http://schemas.openxmlformats.org/wordprocessingml/2006/main" xmlns:wp="http://schemas.openxmlformats.org/drawingml/2006/wordprocessingDrawing" xmlns:r="http://schemas.openxmlformats.org/officeDocument/2006/relationships" xmlns:w14="http://schemas.microsoft.com/office/word/2010/wordml">
-              <w:rPr>
-                <w:rFonts w:ascii="Helvetica" w:hAnsi="Helvetica" w:eastAsia="Helvetica" w:cs="Helvetica"/>
-                <w:i w:val="false"/>
-                <w:b w:val="false"/>
-                <w:u w:val="none"/>
-                <w:strike w:val="false"/>
-                <w:sz w:val="18"/>
-                <w:szCs w:val="18"/>
-                <w:color w:val="000000"/>
-              </w:rPr>
-              <w:t xml:space="preserve">13 (1.8%)</w:t>
-            </w:r>
-          </w:p>
-        </w:tc>
-      </w:tr>
-      <w:tr>
-        <w:trPr>
-          <w:trHeight w:val="621" w:hRule="auto"/>
-        </w:trPr>
+                <w:sz w:val="14"/>
+                <w:szCs w:val="14"/>
+                <w:color w:val="000000"/>
+              </w:rPr>
+            </w:pPr>
+            <w:r xmlns:w="http://schemas.openxmlformats.org/wordprocessingml/2006/main" xmlns:wp="http://schemas.openxmlformats.org/drawingml/2006/wordprocessingDrawing" xmlns:r="http://schemas.openxmlformats.org/officeDocument/2006/relationships" xmlns:w14="http://schemas.microsoft.com/office/word/2010/wordml">
+              <w:rPr>
+                <w:rFonts w:ascii="Helvetica" w:hAnsi="Helvetica" w:eastAsia="Helvetica" w:cs="Helvetica"/>
+                <w:i w:val="false"/>
+                <w:b w:val="false"/>
+                <w:u w:val="none"/>
+                <w:strike w:val="false"/>
+                <w:sz w:val="14"/>
+                <w:szCs w:val="14"/>
+                <w:color w:val="000000"/>
+              </w:rPr>
+              <w:t xml:space="preserve">14 (74%)</w:t>
+            </w:r>
+          </w:p>
+        </w:tc>
         <w:tc>
           <w:tcPr>
             <w:tcBorders>
@@ -1403,11 +2836,11 @@
               <w:left w:w="0" w:type="dxa"/>
               <w:right w:w="0" w:type="dxa"/>
             </w:tcMar>
-            <w:vAlign w:val="center"/>
+            <w:vAlign w:val="top"/>
           </w:tcPr>
           <w:p>
             <w:pPr>
-              <w:jc w:val="left"/>
+              <w:jc w:val="center"/>
               <w:pBdr>
                 <w:bottom w:val="none" w:sz="0" w:space="0" w:color="000000"/>
                 <w:top w:val="none" w:sz="0" w:space="0" w:color="000000"/>
@@ -1422,23 +2855,23 @@
                 <w:b w:val="false"/>
                 <w:u w:val="none"/>
                 <w:strike w:val="false"/>
-                <w:sz w:val="18"/>
-                <w:szCs w:val="18"/>
-                <w:color w:val="000000"/>
-              </w:rPr>
-            </w:pPr>
-            <w:r xmlns:w="http://schemas.openxmlformats.org/wordprocessingml/2006/main" xmlns:wp="http://schemas.openxmlformats.org/drawingml/2006/wordprocessingDrawing" xmlns:r="http://schemas.openxmlformats.org/officeDocument/2006/relationships" xmlns:w14="http://schemas.microsoft.com/office/word/2010/wordml">
-              <w:rPr>
-                <w:rFonts w:ascii="Helvetica" w:hAnsi="Helvetica" w:eastAsia="Helvetica" w:cs="Helvetica"/>
-                <w:i w:val="false"/>
-                <w:b w:val="false"/>
-                <w:u w:val="none"/>
-                <w:strike w:val="false"/>
-                <w:sz w:val="18"/>
-                <w:szCs w:val="18"/>
-                <w:color w:val="000000"/>
-              </w:rPr>
-              <w:t xml:space="preserve">Subspecialty: Otology/neurotology</w:t>
+                <w:sz w:val="14"/>
+                <w:szCs w:val="14"/>
+                <w:color w:val="000000"/>
+              </w:rPr>
+            </w:pPr>
+            <w:r xmlns:w="http://schemas.openxmlformats.org/wordprocessingml/2006/main" xmlns:wp="http://schemas.openxmlformats.org/drawingml/2006/wordprocessingDrawing" xmlns:r="http://schemas.openxmlformats.org/officeDocument/2006/relationships" xmlns:w14="http://schemas.microsoft.com/office/word/2010/wordml">
+              <w:rPr>
+                <w:rFonts w:ascii="Helvetica" w:hAnsi="Helvetica" w:eastAsia="Helvetica" w:cs="Helvetica"/>
+                <w:i w:val="false"/>
+                <w:b w:val="false"/>
+                <w:u w:val="none"/>
+                <w:strike w:val="false"/>
+                <w:sz w:val="14"/>
+                <w:szCs w:val="14"/>
+                <w:color w:val="000000"/>
+              </w:rPr>
+              <w:t xml:space="preserve">11 (69%)</w:t>
             </w:r>
           </w:p>
         </w:tc>
@@ -1457,11 +2890,11 @@
               <w:left w:w="0" w:type="dxa"/>
               <w:right w:w="0" w:type="dxa"/>
             </w:tcMar>
-            <w:vAlign w:val="center"/>
+            <w:vAlign w:val="top"/>
           </w:tcPr>
           <w:p>
             <w:pPr>
-              <w:jc w:val="left"/>
+              <w:jc w:val="center"/>
               <w:pBdr>
                 <w:bottom w:val="none" w:sz="0" w:space="0" w:color="000000"/>
                 <w:top w:val="none" w:sz="0" w:space="0" w:color="000000"/>
@@ -1476,30 +2909,30 @@
                 <w:b w:val="false"/>
                 <w:u w:val="none"/>
                 <w:strike w:val="false"/>
-                <w:sz w:val="18"/>
-                <w:szCs w:val="18"/>
-                <w:color w:val="000000"/>
-              </w:rPr>
-            </w:pPr>
-            <w:r xmlns:w="http://schemas.openxmlformats.org/wordprocessingml/2006/main" xmlns:wp="http://schemas.openxmlformats.org/drawingml/2006/wordprocessingDrawing" xmlns:r="http://schemas.openxmlformats.org/officeDocument/2006/relationships" xmlns:w14="http://schemas.microsoft.com/office/word/2010/wordml">
-              <w:rPr>
-                <w:rFonts w:ascii="Helvetica" w:hAnsi="Helvetica" w:eastAsia="Helvetica" w:cs="Helvetica"/>
-                <w:i w:val="false"/>
-                <w:b w:val="false"/>
-                <w:u w:val="none"/>
-                <w:strike w:val="false"/>
-                <w:sz w:val="18"/>
-                <w:szCs w:val="18"/>
-                <w:color w:val="000000"/>
-              </w:rPr>
-              <w:t xml:space="preserve">32 (4.4%)</w:t>
+                <w:sz w:val="14"/>
+                <w:szCs w:val="14"/>
+                <w:color w:val="000000"/>
+              </w:rPr>
+            </w:pPr>
+            <w:r xmlns:w="http://schemas.openxmlformats.org/wordprocessingml/2006/main" xmlns:wp="http://schemas.openxmlformats.org/drawingml/2006/wordprocessingDrawing" xmlns:r="http://schemas.openxmlformats.org/officeDocument/2006/relationships" xmlns:w14="http://schemas.microsoft.com/office/word/2010/wordml">
+              <w:rPr>
+                <w:rFonts w:ascii="Helvetica" w:hAnsi="Helvetica" w:eastAsia="Helvetica" w:cs="Helvetica"/>
+                <w:i w:val="false"/>
+                <w:b w:val="false"/>
+                <w:u w:val="none"/>
+                <w:strike w:val="false"/>
+                <w:sz w:val="14"/>
+                <w:szCs w:val="14"/>
+                <w:color w:val="000000"/>
+              </w:rPr>
+              <w:t xml:space="preserve">9 (69%)</w:t>
             </w:r>
           </w:p>
         </w:tc>
       </w:tr>
       <w:tr>
         <w:trPr>
-          <w:trHeight w:val="620" w:hRule="auto"/>
+          <w:trHeight w:val="616" w:hRule="auto"/>
         </w:trPr>
         <w:tc>
           <w:tcPr>
@@ -1516,7 +2949,7 @@
               <w:left w:w="0" w:type="dxa"/>
               <w:right w:w="0" w:type="dxa"/>
             </w:tcMar>
-            <w:vAlign w:val="center"/>
+            <w:vAlign w:val="top"/>
           </w:tcPr>
           <w:p>
             <w:pPr>
@@ -1528,30 +2961,30 @@
                 <w:right w:val="none" w:sz="0" w:space="0" w:color="000000"/>
               </w:pBdr>
               <w:spacing w:after="100" w:before="100" w:line="240"/>
-              <w:ind w:left="100" w:right="100" w:firstLine="0" w:firstLineChars="0"/>
-              <w:rPr>
-                <w:rFonts w:ascii="Helvetica" w:hAnsi="Helvetica" w:eastAsia="Helvetica" w:cs="Helvetica"/>
-                <w:i w:val="false"/>
-                <w:b w:val="false"/>
-                <w:u w:val="none"/>
-                <w:strike w:val="false"/>
-                <w:sz w:val="18"/>
-                <w:szCs w:val="18"/>
-                <w:color w:val="000000"/>
-              </w:rPr>
-            </w:pPr>
-            <w:r xmlns:w="http://schemas.openxmlformats.org/wordprocessingml/2006/main" xmlns:wp="http://schemas.openxmlformats.org/drawingml/2006/wordprocessingDrawing" xmlns:r="http://schemas.openxmlformats.org/officeDocument/2006/relationships" xmlns:w14="http://schemas.microsoft.com/office/word/2010/wordml">
-              <w:rPr>
-                <w:rFonts w:ascii="Helvetica" w:hAnsi="Helvetica" w:eastAsia="Helvetica" w:cs="Helvetica"/>
-                <w:i w:val="false"/>
-                <w:b w:val="false"/>
-                <w:u w:val="none"/>
-                <w:strike w:val="false"/>
-                <w:sz w:val="18"/>
-                <w:szCs w:val="18"/>
-                <w:color w:val="000000"/>
-              </w:rPr>
-              <w:t xml:space="preserve">Subspecialty: Pediatrics</w:t>
+              <w:ind w:left="300" w:right="100" w:firstLine="0" w:firstLineChars="0"/>
+              <w:rPr>
+                <w:rFonts w:ascii="Helvetica" w:hAnsi="Helvetica" w:eastAsia="Helvetica" w:cs="Helvetica"/>
+                <w:i w:val="false"/>
+                <w:b w:val="false"/>
+                <w:u w:val="none"/>
+                <w:strike w:val="false"/>
+                <w:sz w:val="14"/>
+                <w:szCs w:val="14"/>
+                <w:color w:val="000000"/>
+              </w:rPr>
+            </w:pPr>
+            <w:r xmlns:w="http://schemas.openxmlformats.org/wordprocessingml/2006/main" xmlns:wp="http://schemas.openxmlformats.org/drawingml/2006/wordprocessingDrawing" xmlns:r="http://schemas.openxmlformats.org/officeDocument/2006/relationships" xmlns:w14="http://schemas.microsoft.com/office/word/2010/wordml">
+              <w:rPr>
+                <w:rFonts w:ascii="Helvetica" w:hAnsi="Helvetica" w:eastAsia="Helvetica" w:cs="Helvetica"/>
+                <w:i w:val="false"/>
+                <w:b w:val="false"/>
+                <w:u w:val="none"/>
+                <w:strike w:val="false"/>
+                <w:sz w:val="14"/>
+                <w:szCs w:val="14"/>
+                <w:color w:val="000000"/>
+              </w:rPr>
+              <w:t xml:space="preserve">Not offered</w:t>
             </w:r>
           </w:p>
         </w:tc>
@@ -1570,11 +3003,11 @@
               <w:left w:w="0" w:type="dxa"/>
               <w:right w:w="0" w:type="dxa"/>
             </w:tcMar>
-            <w:vAlign w:val="center"/>
+            <w:vAlign w:val="top"/>
           </w:tcPr>
           <w:p>
             <w:pPr>
-              <w:jc w:val="left"/>
+              <w:jc w:val="center"/>
               <w:pBdr>
                 <w:bottom w:val="none" w:sz="0" w:space="0" w:color="000000"/>
                 <w:top w:val="none" w:sz="0" w:space="0" w:color="000000"/>
@@ -1589,31 +3022,26 @@
                 <w:b w:val="false"/>
                 <w:u w:val="none"/>
                 <w:strike w:val="false"/>
-                <w:sz w:val="18"/>
-                <w:szCs w:val="18"/>
-                <w:color w:val="000000"/>
-              </w:rPr>
-            </w:pPr>
-            <w:r xmlns:w="http://schemas.openxmlformats.org/wordprocessingml/2006/main" xmlns:wp="http://schemas.openxmlformats.org/drawingml/2006/wordprocessingDrawing" xmlns:r="http://schemas.openxmlformats.org/officeDocument/2006/relationships" xmlns:w14="http://schemas.microsoft.com/office/word/2010/wordml">
-              <w:rPr>
-                <w:rFonts w:ascii="Helvetica" w:hAnsi="Helvetica" w:eastAsia="Helvetica" w:cs="Helvetica"/>
-                <w:i w:val="false"/>
-                <w:b w:val="false"/>
-                <w:u w:val="none"/>
-                <w:strike w:val="false"/>
-                <w:sz w:val="18"/>
-                <w:szCs w:val="18"/>
-                <w:color w:val="000000"/>
-              </w:rPr>
-              <w:t xml:space="preserve">45 (6.2%)</w:t>
-            </w:r>
-          </w:p>
-        </w:tc>
-      </w:tr>
-      <w:tr>
-        <w:trPr>
-          <w:trHeight w:val="621" w:hRule="auto"/>
-        </w:trPr>
+                <w:sz w:val="14"/>
+                <w:szCs w:val="14"/>
+                <w:color w:val="000000"/>
+              </w:rPr>
+            </w:pPr>
+            <w:r xmlns:w="http://schemas.openxmlformats.org/wordprocessingml/2006/main" xmlns:wp="http://schemas.openxmlformats.org/drawingml/2006/wordprocessingDrawing" xmlns:r="http://schemas.openxmlformats.org/officeDocument/2006/relationships" xmlns:w14="http://schemas.microsoft.com/office/word/2010/wordml">
+              <w:rPr>
+                <w:rFonts w:ascii="Helvetica" w:hAnsi="Helvetica" w:eastAsia="Helvetica" w:cs="Helvetica"/>
+                <w:i w:val="false"/>
+                <w:b w:val="false"/>
+                <w:u w:val="none"/>
+                <w:strike w:val="false"/>
+                <w:sz w:val="14"/>
+                <w:szCs w:val="14"/>
+                <w:color w:val="000000"/>
+              </w:rPr>
+              <w:t xml:space="preserve">298 (41%)</w:t>
+            </w:r>
+          </w:p>
+        </w:tc>
         <w:tc>
           <w:tcPr>
             <w:tcBorders>
@@ -1629,11 +3057,11 @@
               <w:left w:w="0" w:type="dxa"/>
               <w:right w:w="0" w:type="dxa"/>
             </w:tcMar>
-            <w:vAlign w:val="center"/>
+            <w:vAlign w:val="top"/>
           </w:tcPr>
           <w:p>
             <w:pPr>
-              <w:jc w:val="left"/>
+              <w:jc w:val="center"/>
               <w:pBdr>
                 <w:bottom w:val="none" w:sz="0" w:space="0" w:color="000000"/>
                 <w:top w:val="none" w:sz="0" w:space="0" w:color="000000"/>
@@ -1648,23 +3076,23 @@
                 <w:b w:val="false"/>
                 <w:u w:val="none"/>
                 <w:strike w:val="false"/>
-                <w:sz w:val="18"/>
-                <w:szCs w:val="18"/>
-                <w:color w:val="000000"/>
-              </w:rPr>
-            </w:pPr>
-            <w:r xmlns:w="http://schemas.openxmlformats.org/wordprocessingml/2006/main" xmlns:wp="http://schemas.openxmlformats.org/drawingml/2006/wordprocessingDrawing" xmlns:r="http://schemas.openxmlformats.org/officeDocument/2006/relationships" xmlns:w14="http://schemas.microsoft.com/office/word/2010/wordml">
-              <w:rPr>
-                <w:rFonts w:ascii="Helvetica" w:hAnsi="Helvetica" w:eastAsia="Helvetica" w:cs="Helvetica"/>
-                <w:i w:val="false"/>
-                <w:b w:val="false"/>
-                <w:u w:val="none"/>
-                <w:strike w:val="false"/>
-                <w:sz w:val="18"/>
-                <w:szCs w:val="18"/>
-                <w:color w:val="000000"/>
-              </w:rPr>
-              <w:t xml:space="preserve">Subspecialty: Rhinology</w:t>
+                <w:sz w:val="14"/>
+                <w:szCs w:val="14"/>
+                <w:color w:val="000000"/>
+              </w:rPr>
+            </w:pPr>
+            <w:r xmlns:w="http://schemas.openxmlformats.org/wordprocessingml/2006/main" xmlns:wp="http://schemas.openxmlformats.org/drawingml/2006/wordprocessingDrawing" xmlns:r="http://schemas.openxmlformats.org/officeDocument/2006/relationships" xmlns:w14="http://schemas.microsoft.com/office/word/2010/wordml">
+              <w:rPr>
+                <w:rFonts w:ascii="Helvetica" w:hAnsi="Helvetica" w:eastAsia="Helvetica" w:cs="Helvetica"/>
+                <w:i w:val="false"/>
+                <w:b w:val="false"/>
+                <w:u w:val="none"/>
+                <w:strike w:val="false"/>
+                <w:sz w:val="14"/>
+                <w:szCs w:val="14"/>
+                <w:color w:val="000000"/>
+              </w:rPr>
+              <w:t xml:space="preserve">209 (42%)</w:t>
             </w:r>
           </w:p>
         </w:tc>
@@ -1683,11 +3111,11 @@
               <w:left w:w="0" w:type="dxa"/>
               <w:right w:w="0" w:type="dxa"/>
             </w:tcMar>
-            <w:vAlign w:val="center"/>
+            <w:vAlign w:val="top"/>
           </w:tcPr>
           <w:p>
             <w:pPr>
-              <w:jc w:val="left"/>
+              <w:jc w:val="center"/>
               <w:pBdr>
                 <w:bottom w:val="none" w:sz="0" w:space="0" w:color="000000"/>
                 <w:top w:val="none" w:sz="0" w:space="0" w:color="000000"/>
@@ -1702,31 +3130,26 @@
                 <w:b w:val="false"/>
                 <w:u w:val="none"/>
                 <w:strike w:val="false"/>
-                <w:sz w:val="18"/>
-                <w:szCs w:val="18"/>
-                <w:color w:val="000000"/>
-              </w:rPr>
-            </w:pPr>
-            <w:r xmlns:w="http://schemas.openxmlformats.org/wordprocessingml/2006/main" xmlns:wp="http://schemas.openxmlformats.org/drawingml/2006/wordprocessingDrawing" xmlns:r="http://schemas.openxmlformats.org/officeDocument/2006/relationships" xmlns:w14="http://schemas.microsoft.com/office/word/2010/wordml">
-              <w:rPr>
-                <w:rFonts w:ascii="Helvetica" w:hAnsi="Helvetica" w:eastAsia="Helvetica" w:cs="Helvetica"/>
-                <w:i w:val="false"/>
-                <w:b w:val="false"/>
-                <w:u w:val="none"/>
-                <w:strike w:val="false"/>
-                <w:sz w:val="18"/>
-                <w:szCs w:val="18"/>
-                <w:color w:val="000000"/>
-              </w:rPr>
-              <w:t xml:space="preserve">19 (2.6%)</w:t>
-            </w:r>
-          </w:p>
-        </w:tc>
-      </w:tr>
-      <w:tr>
-        <w:trPr>
-          <w:trHeight w:val="620" w:hRule="auto"/>
-        </w:trPr>
+                <w:sz w:val="14"/>
+                <w:szCs w:val="14"/>
+                <w:color w:val="000000"/>
+              </w:rPr>
+            </w:pPr>
+            <w:r xmlns:w="http://schemas.openxmlformats.org/wordprocessingml/2006/main" xmlns:wp="http://schemas.openxmlformats.org/drawingml/2006/wordprocessingDrawing" xmlns:r="http://schemas.openxmlformats.org/officeDocument/2006/relationships" xmlns:w14="http://schemas.microsoft.com/office/word/2010/wordml">
+              <w:rPr>
+                <w:rFonts w:ascii="Helvetica" w:hAnsi="Helvetica" w:eastAsia="Helvetica" w:cs="Helvetica"/>
+                <w:i w:val="false"/>
+                <w:b w:val="false"/>
+                <w:u w:val="none"/>
+                <w:strike w:val="false"/>
+                <w:sz w:val="14"/>
+                <w:szCs w:val="14"/>
+                <w:color w:val="000000"/>
+              </w:rPr>
+              <w:t xml:space="preserve">33 (42%)</w:t>
+            </w:r>
+          </w:p>
+        </w:tc>
         <w:tc>
           <w:tcPr>
             <w:tcBorders>
@@ -1742,11 +3165,11 @@
               <w:left w:w="0" w:type="dxa"/>
               <w:right w:w="0" w:type="dxa"/>
             </w:tcMar>
-            <w:vAlign w:val="center"/>
+            <w:vAlign w:val="top"/>
           </w:tcPr>
           <w:p>
             <w:pPr>
-              <w:jc w:val="left"/>
+              <w:jc w:val="center"/>
               <w:pBdr>
                 <w:bottom w:val="none" w:sz="0" w:space="0" w:color="000000"/>
                 <w:top w:val="none" w:sz="0" w:space="0" w:color="000000"/>
@@ -1761,23 +3184,23 @@
                 <w:b w:val="false"/>
                 <w:u w:val="none"/>
                 <w:strike w:val="false"/>
-                <w:sz w:val="18"/>
-                <w:szCs w:val="18"/>
-                <w:color w:val="000000"/>
-              </w:rPr>
-            </w:pPr>
-            <w:r xmlns:w="http://schemas.openxmlformats.org/wordprocessingml/2006/main" xmlns:wp="http://schemas.openxmlformats.org/drawingml/2006/wordprocessingDrawing" xmlns:r="http://schemas.openxmlformats.org/officeDocument/2006/relationships" xmlns:w14="http://schemas.microsoft.com/office/word/2010/wordml">
-              <w:rPr>
-                <w:rFonts w:ascii="Helvetica" w:hAnsi="Helvetica" w:eastAsia="Helvetica" w:cs="Helvetica"/>
-                <w:i w:val="false"/>
-                <w:b w:val="false"/>
-                <w:u w:val="none"/>
-                <w:strike w:val="false"/>
-                <w:sz w:val="18"/>
-                <w:szCs w:val="18"/>
-                <w:color w:val="000000"/>
-              </w:rPr>
-              <w:t xml:space="preserve">Subspecialty: Sleep</w:t>
+                <w:sz w:val="14"/>
+                <w:szCs w:val="14"/>
+                <w:color w:val="000000"/>
+              </w:rPr>
+            </w:pPr>
+            <w:r xmlns:w="http://schemas.openxmlformats.org/wordprocessingml/2006/main" xmlns:wp="http://schemas.openxmlformats.org/drawingml/2006/wordprocessingDrawing" xmlns:r="http://schemas.openxmlformats.org/officeDocument/2006/relationships" xmlns:w14="http://schemas.microsoft.com/office/word/2010/wordml">
+              <w:rPr>
+                <w:rFonts w:ascii="Helvetica" w:hAnsi="Helvetica" w:eastAsia="Helvetica" w:cs="Helvetica"/>
+                <w:i w:val="false"/>
+                <w:b w:val="false"/>
+                <w:u w:val="none"/>
+                <w:strike w:val="false"/>
+                <w:sz w:val="14"/>
+                <w:szCs w:val="14"/>
+                <w:color w:val="000000"/>
+              </w:rPr>
+              <w:t xml:space="preserve">11 (24%)</w:t>
             </w:r>
           </w:p>
         </w:tc>
@@ -1796,11 +3219,11 @@
               <w:left w:w="0" w:type="dxa"/>
               <w:right w:w="0" w:type="dxa"/>
             </w:tcMar>
-            <w:vAlign w:val="center"/>
+            <w:vAlign w:val="top"/>
           </w:tcPr>
           <w:p>
             <w:pPr>
-              <w:jc w:val="left"/>
+              <w:jc w:val="center"/>
               <w:pBdr>
                 <w:bottom w:val="none" w:sz="0" w:space="0" w:color="000000"/>
                 <w:top w:val="none" w:sz="0" w:space="0" w:color="000000"/>
@@ -1815,31 +3238,26 @@
                 <w:b w:val="false"/>
                 <w:u w:val="none"/>
                 <w:strike w:val="false"/>
-                <w:sz w:val="18"/>
-                <w:szCs w:val="18"/>
-                <w:color w:val="000000"/>
-              </w:rPr>
-            </w:pPr>
-            <w:r xmlns:w="http://schemas.openxmlformats.org/wordprocessingml/2006/main" xmlns:wp="http://schemas.openxmlformats.org/drawingml/2006/wordprocessingDrawing" xmlns:r="http://schemas.openxmlformats.org/officeDocument/2006/relationships" xmlns:w14="http://schemas.microsoft.com/office/word/2010/wordml">
-              <w:rPr>
-                <w:rFonts w:ascii="Helvetica" w:hAnsi="Helvetica" w:eastAsia="Helvetica" w:cs="Helvetica"/>
-                <w:i w:val="false"/>
-                <w:b w:val="false"/>
-                <w:u w:val="none"/>
-                <w:strike w:val="false"/>
-                <w:sz w:val="18"/>
-                <w:szCs w:val="18"/>
-                <w:color w:val="000000"/>
-              </w:rPr>
-              <w:t xml:space="preserve">16 (2.2%)</w:t>
-            </w:r>
-          </w:p>
-        </w:tc>
-      </w:tr>
-      <w:tr>
-        <w:trPr>
-          <w:trHeight w:val="616" w:hRule="auto"/>
-        </w:trPr>
+                <w:sz w:val="14"/>
+                <w:szCs w:val="14"/>
+                <w:color w:val="000000"/>
+              </w:rPr>
+            </w:pPr>
+            <w:r xmlns:w="http://schemas.openxmlformats.org/wordprocessingml/2006/main" xmlns:wp="http://schemas.openxmlformats.org/drawingml/2006/wordprocessingDrawing" xmlns:r="http://schemas.openxmlformats.org/officeDocument/2006/relationships" xmlns:w14="http://schemas.microsoft.com/office/word/2010/wordml">
+              <w:rPr>
+                <w:rFonts w:ascii="Helvetica" w:hAnsi="Helvetica" w:eastAsia="Helvetica" w:cs="Helvetica"/>
+                <w:i w:val="false"/>
+                <w:b w:val="false"/>
+                <w:u w:val="none"/>
+                <w:strike w:val="false"/>
+                <w:sz w:val="14"/>
+                <w:szCs w:val="14"/>
+                <w:color w:val="000000"/>
+              </w:rPr>
+              <w:t xml:space="preserve">19 (59%)</w:t>
+            </w:r>
+          </w:p>
+        </w:tc>
         <w:tc>
           <w:tcPr>
             <w:tcBorders>
@@ -1855,11 +3273,11 @@
               <w:left w:w="0" w:type="dxa"/>
               <w:right w:w="0" w:type="dxa"/>
             </w:tcMar>
-            <w:vAlign w:val="center"/>
+            <w:vAlign w:val="top"/>
           </w:tcPr>
           <w:p>
             <w:pPr>
-              <w:jc w:val="left"/>
+              <w:jc w:val="center"/>
               <w:pBdr>
                 <w:bottom w:val="none" w:sz="0" w:space="0" w:color="000000"/>
                 <w:top w:val="none" w:sz="0" w:space="0" w:color="000000"/>
@@ -1874,23 +3292,23 @@
                 <w:b w:val="false"/>
                 <w:u w:val="none"/>
                 <w:strike w:val="false"/>
-                <w:sz w:val="18"/>
-                <w:szCs w:val="18"/>
-                <w:color w:val="000000"/>
-              </w:rPr>
-            </w:pPr>
-            <w:r xmlns:w="http://schemas.openxmlformats.org/wordprocessingml/2006/main" xmlns:wp="http://schemas.openxmlformats.org/drawingml/2006/wordprocessingDrawing" xmlns:r="http://schemas.openxmlformats.org/officeDocument/2006/relationships" xmlns:w14="http://schemas.microsoft.com/office/word/2010/wordml">
-              <w:rPr>
-                <w:rFonts w:ascii="Helvetica" w:hAnsi="Helvetica" w:eastAsia="Helvetica" w:cs="Helvetica"/>
-                <w:i w:val="false"/>
-                <w:b w:val="false"/>
-                <w:u w:val="none"/>
-                <w:strike w:val="false"/>
-                <w:sz w:val="18"/>
-                <w:szCs w:val="18"/>
-                <w:color w:val="000000"/>
-              </w:rPr>
-              <w:t xml:space="preserve">Rurality: Rural</w:t>
+                <w:sz w:val="14"/>
+                <w:szCs w:val="14"/>
+                <w:color w:val="000000"/>
+              </w:rPr>
+            </w:pPr>
+            <w:r xmlns:w="http://schemas.openxmlformats.org/wordprocessingml/2006/main" xmlns:wp="http://schemas.openxmlformats.org/drawingml/2006/wordprocessingDrawing" xmlns:r="http://schemas.openxmlformats.org/officeDocument/2006/relationships" xmlns:w14="http://schemas.microsoft.com/office/word/2010/wordml">
+              <w:rPr>
+                <w:rFonts w:ascii="Helvetica" w:hAnsi="Helvetica" w:eastAsia="Helvetica" w:cs="Helvetica"/>
+                <w:i w:val="false"/>
+                <w:b w:val="false"/>
+                <w:u w:val="none"/>
+                <w:strike w:val="false"/>
+                <w:sz w:val="14"/>
+                <w:szCs w:val="14"/>
+                <w:color w:val="000000"/>
+              </w:rPr>
+              <w:t xml:space="preserve">12 (44%)</w:t>
             </w:r>
           </w:p>
         </w:tc>
@@ -1909,11 +3327,11 @@
               <w:left w:w="0" w:type="dxa"/>
               <w:right w:w="0" w:type="dxa"/>
             </w:tcMar>
-            <w:vAlign w:val="center"/>
+            <w:vAlign w:val="top"/>
           </w:tcPr>
           <w:p>
             <w:pPr>
-              <w:jc w:val="left"/>
+              <w:jc w:val="center"/>
               <w:pBdr>
                 <w:bottom w:val="none" w:sz="0" w:space="0" w:color="000000"/>
                 <w:top w:val="none" w:sz="0" w:space="0" w:color="000000"/>
@@ -1928,31 +3346,26 @@
                 <w:b w:val="false"/>
                 <w:u w:val="none"/>
                 <w:strike w:val="false"/>
-                <w:sz w:val="18"/>
-                <w:szCs w:val="18"/>
-                <w:color w:val="000000"/>
-              </w:rPr>
-            </w:pPr>
-            <w:r xmlns:w="http://schemas.openxmlformats.org/wordprocessingml/2006/main" xmlns:wp="http://schemas.openxmlformats.org/drawingml/2006/wordprocessingDrawing" xmlns:r="http://schemas.openxmlformats.org/officeDocument/2006/relationships" xmlns:w14="http://schemas.microsoft.com/office/word/2010/wordml">
-              <w:rPr>
-                <w:rFonts w:ascii="Helvetica" w:hAnsi="Helvetica" w:eastAsia="Helvetica" w:cs="Helvetica"/>
-                <w:i w:val="false"/>
-                <w:b w:val="false"/>
-                <w:u w:val="none"/>
-                <w:strike w:val="false"/>
-                <w:sz w:val="18"/>
-                <w:szCs w:val="18"/>
-                <w:color w:val="000000"/>
-              </w:rPr>
-              <w:t xml:space="preserve">57 (7.8%)</w:t>
-            </w:r>
-          </w:p>
-        </w:tc>
-      </w:tr>
-      <w:tr>
-        <w:trPr>
-          <w:trHeight w:val="620" w:hRule="auto"/>
-        </w:trPr>
+                <w:sz w:val="14"/>
+                <w:szCs w:val="14"/>
+                <w:color w:val="000000"/>
+              </w:rPr>
+            </w:pPr>
+            <w:r xmlns:w="http://schemas.openxmlformats.org/wordprocessingml/2006/main" xmlns:wp="http://schemas.openxmlformats.org/drawingml/2006/wordprocessingDrawing" xmlns:r="http://schemas.openxmlformats.org/officeDocument/2006/relationships" xmlns:w14="http://schemas.microsoft.com/office/word/2010/wordml">
+              <w:rPr>
+                <w:rFonts w:ascii="Helvetica" w:hAnsi="Helvetica" w:eastAsia="Helvetica" w:cs="Helvetica"/>
+                <w:i w:val="false"/>
+                <w:b w:val="false"/>
+                <w:u w:val="none"/>
+                <w:strike w:val="false"/>
+                <w:sz w:val="14"/>
+                <w:szCs w:val="14"/>
+                <w:color w:val="000000"/>
+              </w:rPr>
+              <w:t xml:space="preserve">5 (26%)</w:t>
+            </w:r>
+          </w:p>
+        </w:tc>
         <w:tc>
           <w:tcPr>
             <w:tcBorders>
@@ -1968,11 +3381,11 @@
               <w:left w:w="0" w:type="dxa"/>
               <w:right w:w="0" w:type="dxa"/>
             </w:tcMar>
-            <w:vAlign w:val="center"/>
+            <w:vAlign w:val="top"/>
           </w:tcPr>
           <w:p>
             <w:pPr>
-              <w:jc w:val="left"/>
+              <w:jc w:val="center"/>
               <w:pBdr>
                 <w:bottom w:val="none" w:sz="0" w:space="0" w:color="000000"/>
                 <w:top w:val="none" w:sz="0" w:space="0" w:color="000000"/>
@@ -1987,23 +3400,23 @@
                 <w:b w:val="false"/>
                 <w:u w:val="none"/>
                 <w:strike w:val="false"/>
-                <w:sz w:val="18"/>
-                <w:szCs w:val="18"/>
-                <w:color w:val="000000"/>
-              </w:rPr>
-            </w:pPr>
-            <w:r xmlns:w="http://schemas.openxmlformats.org/wordprocessingml/2006/main" xmlns:wp="http://schemas.openxmlformats.org/drawingml/2006/wordprocessingDrawing" xmlns:r="http://schemas.openxmlformats.org/officeDocument/2006/relationships" xmlns:w14="http://schemas.microsoft.com/office/word/2010/wordml">
-              <w:rPr>
-                <w:rFonts w:ascii="Helvetica" w:hAnsi="Helvetica" w:eastAsia="Helvetica" w:cs="Helvetica"/>
-                <w:i w:val="false"/>
-                <w:b w:val="false"/>
-                <w:u w:val="none"/>
-                <w:strike w:val="false"/>
-                <w:sz w:val="18"/>
-                <w:szCs w:val="18"/>
-                <w:color w:val="000000"/>
-              </w:rPr>
-              <w:t xml:space="preserve">Rurality: Suburban</w:t>
+                <w:sz w:val="14"/>
+                <w:szCs w:val="14"/>
+                <w:color w:val="000000"/>
+              </w:rPr>
+            </w:pPr>
+            <w:r xmlns:w="http://schemas.openxmlformats.org/wordprocessingml/2006/main" xmlns:wp="http://schemas.openxmlformats.org/drawingml/2006/wordprocessingDrawing" xmlns:r="http://schemas.openxmlformats.org/officeDocument/2006/relationships" xmlns:w14="http://schemas.microsoft.com/office/word/2010/wordml">
+              <w:rPr>
+                <w:rFonts w:ascii="Helvetica" w:hAnsi="Helvetica" w:eastAsia="Helvetica" w:cs="Helvetica"/>
+                <w:i w:val="false"/>
+                <w:b w:val="false"/>
+                <w:u w:val="none"/>
+                <w:strike w:val="false"/>
+                <w:sz w:val="14"/>
+                <w:szCs w:val="14"/>
+                <w:color w:val="000000"/>
+              </w:rPr>
+              <w:t xml:space="preserve">5 (31%)</w:t>
             </w:r>
           </w:p>
         </w:tc>
@@ -2022,11 +3435,11 @@
               <w:left w:w="0" w:type="dxa"/>
               <w:right w:w="0" w:type="dxa"/>
             </w:tcMar>
-            <w:vAlign w:val="center"/>
+            <w:vAlign w:val="top"/>
           </w:tcPr>
           <w:p>
             <w:pPr>
-              <w:jc w:val="left"/>
+              <w:jc w:val="center"/>
               <w:pBdr>
                 <w:bottom w:val="none" w:sz="0" w:space="0" w:color="000000"/>
                 <w:top w:val="none" w:sz="0" w:space="0" w:color="000000"/>
@@ -2041,30 +3454,30 @@
                 <w:b w:val="false"/>
                 <w:u w:val="none"/>
                 <w:strike w:val="false"/>
-                <w:sz w:val="18"/>
-                <w:szCs w:val="18"/>
-                <w:color w:val="000000"/>
-              </w:rPr>
-            </w:pPr>
-            <w:r xmlns:w="http://schemas.openxmlformats.org/wordprocessingml/2006/main" xmlns:wp="http://schemas.openxmlformats.org/drawingml/2006/wordprocessingDrawing" xmlns:r="http://schemas.openxmlformats.org/officeDocument/2006/relationships" xmlns:w14="http://schemas.microsoft.com/office/word/2010/wordml">
-              <w:rPr>
-                <w:rFonts w:ascii="Helvetica" w:hAnsi="Helvetica" w:eastAsia="Helvetica" w:cs="Helvetica"/>
-                <w:i w:val="false"/>
-                <w:b w:val="false"/>
-                <w:u w:val="none"/>
-                <w:strike w:val="false"/>
-                <w:sz w:val="18"/>
-                <w:szCs w:val="18"/>
-                <w:color w:val="000000"/>
-              </w:rPr>
-              <w:t xml:space="preserve">307 (42.0%)</w:t>
+                <w:sz w:val="14"/>
+                <w:szCs w:val="14"/>
+                <w:color w:val="000000"/>
+              </w:rPr>
+            </w:pPr>
+            <w:r xmlns:w="http://schemas.openxmlformats.org/wordprocessingml/2006/main" xmlns:wp="http://schemas.openxmlformats.org/drawingml/2006/wordprocessingDrawing" xmlns:r="http://schemas.openxmlformats.org/officeDocument/2006/relationships" xmlns:w14="http://schemas.microsoft.com/office/word/2010/wordml">
+              <w:rPr>
+                <w:rFonts w:ascii="Helvetica" w:hAnsi="Helvetica" w:eastAsia="Helvetica" w:cs="Helvetica"/>
+                <w:i w:val="false"/>
+                <w:b w:val="false"/>
+                <w:u w:val="none"/>
+                <w:strike w:val="false"/>
+                <w:sz w:val="14"/>
+                <w:szCs w:val="14"/>
+                <w:color w:val="000000"/>
+              </w:rPr>
+              <w:t xml:space="preserve">4 (31%)</w:t>
             </w:r>
           </w:p>
         </w:tc>
       </w:tr>
       <w:tr>
         <w:trPr>
-          <w:trHeight w:val="616" w:hRule="auto"/>
+          <w:trHeight w:val="618" w:hRule="auto"/>
         </w:trPr>
         <w:tc>
           <w:tcPr>
@@ -2081,7 +3494,7 @@
               <w:left w:w="0" w:type="dxa"/>
               <w:right w:w="0" w:type="dxa"/>
             </w:tcMar>
-            <w:vAlign w:val="center"/>
+            <w:vAlign w:val="top"/>
           </w:tcPr>
           <w:p>
             <w:pPr>
@@ -2100,23 +3513,23 @@
                 <w:b w:val="false"/>
                 <w:u w:val="none"/>
                 <w:strike w:val="false"/>
-                <w:sz w:val="18"/>
-                <w:szCs w:val="18"/>
-                <w:color w:val="000000"/>
-              </w:rPr>
-            </w:pPr>
-            <w:r xmlns:w="http://schemas.openxmlformats.org/wordprocessingml/2006/main" xmlns:wp="http://schemas.openxmlformats.org/drawingml/2006/wordprocessingDrawing" xmlns:r="http://schemas.openxmlformats.org/officeDocument/2006/relationships" xmlns:w14="http://schemas.microsoft.com/office/word/2010/wordml">
-              <w:rPr>
-                <w:rFonts w:ascii="Helvetica" w:hAnsi="Helvetica" w:eastAsia="Helvetica" w:cs="Helvetica"/>
-                <w:i w:val="false"/>
-                <w:b w:val="false"/>
-                <w:u w:val="none"/>
-                <w:strike w:val="false"/>
-                <w:sz w:val="18"/>
-                <w:szCs w:val="18"/>
-                <w:color w:val="000000"/>
-              </w:rPr>
-              <w:t xml:space="preserve">Rurality: Urban</w:t>
+                <w:sz w:val="14"/>
+                <w:szCs w:val="14"/>
+                <w:color w:val="000000"/>
+              </w:rPr>
+            </w:pPr>
+            <w:r xmlns:w="http://schemas.openxmlformats.org/wordprocessingml/2006/main" xmlns:wp="http://schemas.openxmlformats.org/drawingml/2006/wordprocessingDrawing" xmlns:r="http://schemas.openxmlformats.org/officeDocument/2006/relationships" xmlns:w14="http://schemas.microsoft.com/office/word/2010/wordml">
+              <w:rPr>
+                <w:rFonts w:ascii="Helvetica" w:hAnsi="Helvetica" w:eastAsia="Helvetica" w:cs="Helvetica"/>
+                <w:i w:val="false"/>
+                <w:b w:val="false"/>
+                <w:u w:val="none"/>
+                <w:strike w:val="false"/>
+                <w:sz w:val="14"/>
+                <w:szCs w:val="14"/>
+                <w:color w:val="000000"/>
+              </w:rPr>
+              <w:t xml:space="preserve">Business-day wait, if offered</w:t>
             </w:r>
           </w:p>
         </w:tc>
@@ -2135,11 +3548,11 @@
               <w:left w:w="0" w:type="dxa"/>
               <w:right w:w="0" w:type="dxa"/>
             </w:tcMar>
-            <w:vAlign w:val="center"/>
+            <w:vAlign w:val="top"/>
           </w:tcPr>
           <w:p>
             <w:pPr>
-              <w:jc w:val="left"/>
+              <w:jc w:val="center"/>
               <w:pBdr>
                 <w:bottom w:val="none" w:sz="0" w:space="0" w:color="000000"/>
                 <w:top w:val="none" w:sz="0" w:space="0" w:color="000000"/>
@@ -2154,31 +3567,26 @@
                 <w:b w:val="false"/>
                 <w:u w:val="none"/>
                 <w:strike w:val="false"/>
-                <w:sz w:val="18"/>
-                <w:szCs w:val="18"/>
-                <w:color w:val="000000"/>
-              </w:rPr>
-            </w:pPr>
-            <w:r xmlns:w="http://schemas.openxmlformats.org/wordprocessingml/2006/main" xmlns:wp="http://schemas.openxmlformats.org/drawingml/2006/wordprocessingDrawing" xmlns:r="http://schemas.openxmlformats.org/officeDocument/2006/relationships" xmlns:w14="http://schemas.microsoft.com/office/word/2010/wordml">
-              <w:rPr>
-                <w:rFonts w:ascii="Helvetica" w:hAnsi="Helvetica" w:eastAsia="Helvetica" w:cs="Helvetica"/>
-                <w:i w:val="false"/>
-                <w:b w:val="false"/>
-                <w:u w:val="none"/>
-                <w:strike w:val="false"/>
-                <w:sz w:val="18"/>
-                <w:szCs w:val="18"/>
-                <w:color w:val="000000"/>
-              </w:rPr>
-              <w:t xml:space="preserve">367 (50.2%)</w:t>
-            </w:r>
-          </w:p>
-        </w:tc>
-      </w:tr>
-      <w:tr>
-        <w:trPr>
-          <w:trHeight w:val="621" w:hRule="auto"/>
-        </w:trPr>
+                <w:sz w:val="14"/>
+                <w:szCs w:val="14"/>
+                <w:color w:val="000000"/>
+              </w:rPr>
+            </w:pPr>
+            <w:r xmlns:w="http://schemas.openxmlformats.org/wordprocessingml/2006/main" xmlns:wp="http://schemas.openxmlformats.org/drawingml/2006/wordprocessingDrawing" xmlns:r="http://schemas.openxmlformats.org/officeDocument/2006/relationships" xmlns:w14="http://schemas.microsoft.com/office/word/2010/wordml">
+              <w:rPr>
+                <w:rFonts w:ascii="Helvetica" w:hAnsi="Helvetica" w:eastAsia="Helvetica" w:cs="Helvetica"/>
+                <w:i w:val="false"/>
+                <w:b w:val="false"/>
+                <w:u w:val="none"/>
+                <w:strike w:val="false"/>
+                <w:sz w:val="14"/>
+                <w:szCs w:val="14"/>
+                <w:color w:val="000000"/>
+              </w:rPr>
+              <w:t xml:space="preserve">14 (5, 30)</w:t>
+            </w:r>
+          </w:p>
+        </w:tc>
         <w:tc>
           <w:tcPr>
             <w:tcBorders>
@@ -2194,11 +3602,11 @@
               <w:left w:w="0" w:type="dxa"/>
               <w:right w:w="0" w:type="dxa"/>
             </w:tcMar>
-            <w:vAlign w:val="center"/>
+            <w:vAlign w:val="top"/>
           </w:tcPr>
           <w:p>
             <w:pPr>
-              <w:jc w:val="left"/>
+              <w:jc w:val="center"/>
               <w:pBdr>
                 <w:bottom w:val="none" w:sz="0" w:space="0" w:color="000000"/>
                 <w:top w:val="none" w:sz="0" w:space="0" w:color="000000"/>
@@ -2213,23 +3621,23 @@
                 <w:b w:val="false"/>
                 <w:u w:val="none"/>
                 <w:strike w:val="false"/>
-                <w:sz w:val="18"/>
-                <w:szCs w:val="18"/>
-                <w:color w:val="000000"/>
-              </w:rPr>
-            </w:pPr>
-            <w:r xmlns:w="http://schemas.openxmlformats.org/wordprocessingml/2006/main" xmlns:wp="http://schemas.openxmlformats.org/drawingml/2006/wordprocessingDrawing" xmlns:r="http://schemas.openxmlformats.org/officeDocument/2006/relationships" xmlns:w14="http://schemas.microsoft.com/office/word/2010/wordml">
-              <w:rPr>
-                <w:rFonts w:ascii="Helvetica" w:hAnsi="Helvetica" w:eastAsia="Helvetica" w:cs="Helvetica"/>
-                <w:i w:val="false"/>
-                <w:b w:val="false"/>
-                <w:u w:val="none"/>
-                <w:strike w:val="false"/>
-                <w:sz w:val="18"/>
-                <w:szCs w:val="18"/>
-                <w:color w:val="000000"/>
-              </w:rPr>
-              <w:t xml:space="preserve">AAO-HNS region: Central</w:t>
+                <w:sz w:val="14"/>
+                <w:szCs w:val="14"/>
+                <w:color w:val="000000"/>
+              </w:rPr>
+            </w:pPr>
+            <w:r xmlns:w="http://schemas.openxmlformats.org/wordprocessingml/2006/main" xmlns:wp="http://schemas.openxmlformats.org/drawingml/2006/wordprocessingDrawing" xmlns:r="http://schemas.openxmlformats.org/officeDocument/2006/relationships" xmlns:w14="http://schemas.microsoft.com/office/word/2010/wordml">
+              <w:rPr>
+                <w:rFonts w:ascii="Helvetica" w:hAnsi="Helvetica" w:eastAsia="Helvetica" w:cs="Helvetica"/>
+                <w:i w:val="false"/>
+                <w:b w:val="false"/>
+                <w:u w:val="none"/>
+                <w:strike w:val="false"/>
+                <w:sz w:val="14"/>
+                <w:szCs w:val="14"/>
+                <w:color w:val="000000"/>
+              </w:rPr>
+              <w:t xml:space="preserve">14 (5, 26)</w:t>
             </w:r>
           </w:p>
         </w:tc>
@@ -2248,11 +3656,11 @@
               <w:left w:w="0" w:type="dxa"/>
               <w:right w:w="0" w:type="dxa"/>
             </w:tcMar>
-            <w:vAlign w:val="center"/>
+            <w:vAlign w:val="top"/>
           </w:tcPr>
           <w:p>
             <w:pPr>
-              <w:jc w:val="left"/>
+              <w:jc w:val="center"/>
               <w:pBdr>
                 <w:bottom w:val="none" w:sz="0" w:space="0" w:color="000000"/>
                 <w:top w:val="none" w:sz="0" w:space="0" w:color="000000"/>
@@ -2267,31 +3675,26 @@
                 <w:b w:val="false"/>
                 <w:u w:val="none"/>
                 <w:strike w:val="false"/>
-                <w:sz w:val="18"/>
-                <w:szCs w:val="18"/>
-                <w:color w:val="000000"/>
-              </w:rPr>
-            </w:pPr>
-            <w:r xmlns:w="http://schemas.openxmlformats.org/wordprocessingml/2006/main" xmlns:wp="http://schemas.openxmlformats.org/drawingml/2006/wordprocessingDrawing" xmlns:r="http://schemas.openxmlformats.org/officeDocument/2006/relationships" xmlns:w14="http://schemas.microsoft.com/office/word/2010/wordml">
-              <w:rPr>
-                <w:rFonts w:ascii="Helvetica" w:hAnsi="Helvetica" w:eastAsia="Helvetica" w:cs="Helvetica"/>
-                <w:i w:val="false"/>
-                <w:b w:val="false"/>
-                <w:u w:val="none"/>
-                <w:strike w:val="false"/>
-                <w:sz w:val="18"/>
-                <w:szCs w:val="18"/>
-                <w:color w:val="000000"/>
-              </w:rPr>
-              <w:t xml:space="preserve">109 (14.9%)</w:t>
-            </w:r>
-          </w:p>
-        </w:tc>
-      </w:tr>
-      <w:tr>
-        <w:trPr>
-          <w:trHeight w:val="621" w:hRule="auto"/>
-        </w:trPr>
+                <w:sz w:val="14"/>
+                <w:szCs w:val="14"/>
+                <w:color w:val="000000"/>
+              </w:rPr>
+            </w:pPr>
+            <w:r xmlns:w="http://schemas.openxmlformats.org/wordprocessingml/2006/main" xmlns:wp="http://schemas.openxmlformats.org/drawingml/2006/wordprocessingDrawing" xmlns:r="http://schemas.openxmlformats.org/officeDocument/2006/relationships" xmlns:w14="http://schemas.microsoft.com/office/word/2010/wordml">
+              <w:rPr>
+                <w:rFonts w:ascii="Helvetica" w:hAnsi="Helvetica" w:eastAsia="Helvetica" w:cs="Helvetica"/>
+                <w:i w:val="false"/>
+                <w:b w:val="false"/>
+                <w:u w:val="none"/>
+                <w:strike w:val="false"/>
+                <w:sz w:val="14"/>
+                <w:szCs w:val="14"/>
+                <w:color w:val="000000"/>
+              </w:rPr>
+              <w:t xml:space="preserve">12 (5, 23)</w:t>
+            </w:r>
+          </w:p>
+        </w:tc>
         <w:tc>
           <w:tcPr>
             <w:tcBorders>
@@ -2307,11 +3710,11 @@
               <w:left w:w="0" w:type="dxa"/>
               <w:right w:w="0" w:type="dxa"/>
             </w:tcMar>
-            <w:vAlign w:val="center"/>
+            <w:vAlign w:val="top"/>
           </w:tcPr>
           <w:p>
             <w:pPr>
-              <w:jc w:val="left"/>
+              <w:jc w:val="center"/>
               <w:pBdr>
                 <w:bottom w:val="none" w:sz="0" w:space="0" w:color="000000"/>
                 <w:top w:val="none" w:sz="0" w:space="0" w:color="000000"/>
@@ -2326,23 +3729,23 @@
                 <w:b w:val="false"/>
                 <w:u w:val="none"/>
                 <w:strike w:val="false"/>
-                <w:sz w:val="18"/>
-                <w:szCs w:val="18"/>
-                <w:color w:val="000000"/>
-              </w:rPr>
-            </w:pPr>
-            <w:r xmlns:w="http://schemas.openxmlformats.org/wordprocessingml/2006/main" xmlns:wp="http://schemas.openxmlformats.org/drawingml/2006/wordprocessingDrawing" xmlns:r="http://schemas.openxmlformats.org/officeDocument/2006/relationships" xmlns:w14="http://schemas.microsoft.com/office/word/2010/wordml">
-              <w:rPr>
-                <w:rFonts w:ascii="Helvetica" w:hAnsi="Helvetica" w:eastAsia="Helvetica" w:cs="Helvetica"/>
-                <w:i w:val="false"/>
-                <w:b w:val="false"/>
-                <w:u w:val="none"/>
-                <w:strike w:val="false"/>
-                <w:sz w:val="18"/>
-                <w:szCs w:val="18"/>
-                <w:color w:val="000000"/>
-              </w:rPr>
-              <w:t xml:space="preserve">AAO-HNS region: Mid-Atlantic/Southeast</w:t>
+                <w:sz w:val="14"/>
+                <w:szCs w:val="14"/>
+                <w:color w:val="000000"/>
+              </w:rPr>
+            </w:pPr>
+            <w:r xmlns:w="http://schemas.openxmlformats.org/wordprocessingml/2006/main" xmlns:wp="http://schemas.openxmlformats.org/drawingml/2006/wordprocessingDrawing" xmlns:r="http://schemas.openxmlformats.org/officeDocument/2006/relationships" xmlns:w14="http://schemas.microsoft.com/office/word/2010/wordml">
+              <w:rPr>
+                <w:rFonts w:ascii="Helvetica" w:hAnsi="Helvetica" w:eastAsia="Helvetica" w:cs="Helvetica"/>
+                <w:i w:val="false"/>
+                <w:b w:val="false"/>
+                <w:u w:val="none"/>
+                <w:strike w:val="false"/>
+                <w:sz w:val="14"/>
+                <w:szCs w:val="14"/>
+                <w:color w:val="000000"/>
+              </w:rPr>
+              <w:t xml:space="preserve">26 (6, 47)</w:t>
             </w:r>
           </w:p>
         </w:tc>
@@ -2361,11 +3764,11 @@
               <w:left w:w="0" w:type="dxa"/>
               <w:right w:w="0" w:type="dxa"/>
             </w:tcMar>
-            <w:vAlign w:val="center"/>
+            <w:vAlign w:val="top"/>
           </w:tcPr>
           <w:p>
             <w:pPr>
-              <w:jc w:val="left"/>
+              <w:jc w:val="center"/>
               <w:pBdr>
                 <w:bottom w:val="none" w:sz="0" w:space="0" w:color="000000"/>
                 <w:top w:val="none" w:sz="0" w:space="0" w:color="000000"/>
@@ -2380,31 +3783,26 @@
                 <w:b w:val="false"/>
                 <w:u w:val="none"/>
                 <w:strike w:val="false"/>
-                <w:sz w:val="18"/>
-                <w:szCs w:val="18"/>
-                <w:color w:val="000000"/>
-              </w:rPr>
-            </w:pPr>
-            <w:r xmlns:w="http://schemas.openxmlformats.org/wordprocessingml/2006/main" xmlns:wp="http://schemas.openxmlformats.org/drawingml/2006/wordprocessingDrawing" xmlns:r="http://schemas.openxmlformats.org/officeDocument/2006/relationships" xmlns:w14="http://schemas.microsoft.com/office/word/2010/wordml">
-              <w:rPr>
-                <w:rFonts w:ascii="Helvetica" w:hAnsi="Helvetica" w:eastAsia="Helvetica" w:cs="Helvetica"/>
-                <w:i w:val="false"/>
-                <w:b w:val="false"/>
-                <w:u w:val="none"/>
-                <w:strike w:val="false"/>
-                <w:sz w:val="18"/>
-                <w:szCs w:val="18"/>
-                <w:color w:val="000000"/>
-              </w:rPr>
-              <w:t xml:space="preserve">67 (9.2%)</w:t>
-            </w:r>
-          </w:p>
-        </w:tc>
-      </w:tr>
-      <w:tr>
-        <w:trPr>
-          <w:trHeight w:val="621" w:hRule="auto"/>
-        </w:trPr>
+                <w:sz w:val="14"/>
+                <w:szCs w:val="14"/>
+                <w:color w:val="000000"/>
+              </w:rPr>
+            </w:pPr>
+            <w:r xmlns:w="http://schemas.openxmlformats.org/wordprocessingml/2006/main" xmlns:wp="http://schemas.openxmlformats.org/drawingml/2006/wordprocessingDrawing" xmlns:r="http://schemas.openxmlformats.org/officeDocument/2006/relationships" xmlns:w14="http://schemas.microsoft.com/office/word/2010/wordml">
+              <w:rPr>
+                <w:rFonts w:ascii="Helvetica" w:hAnsi="Helvetica" w:eastAsia="Helvetica" w:cs="Helvetica"/>
+                <w:i w:val="false"/>
+                <w:b w:val="false"/>
+                <w:u w:val="none"/>
+                <w:strike w:val="false"/>
+                <w:sz w:val="14"/>
+                <w:szCs w:val="14"/>
+                <w:color w:val="000000"/>
+              </w:rPr>
+              <w:t xml:space="preserve">22 (5, 42)</w:t>
+            </w:r>
+          </w:p>
+        </w:tc>
         <w:tc>
           <w:tcPr>
             <w:tcBorders>
@@ -2420,11 +3818,11 @@
               <w:left w:w="0" w:type="dxa"/>
               <w:right w:w="0" w:type="dxa"/>
             </w:tcMar>
-            <w:vAlign w:val="center"/>
+            <w:vAlign w:val="top"/>
           </w:tcPr>
           <w:p>
             <w:pPr>
-              <w:jc w:val="left"/>
+              <w:jc w:val="center"/>
               <w:pBdr>
                 <w:bottom w:val="none" w:sz="0" w:space="0" w:color="000000"/>
                 <w:top w:val="none" w:sz="0" w:space="0" w:color="000000"/>
@@ -2439,23 +3837,23 @@
                 <w:b w:val="false"/>
                 <w:u w:val="none"/>
                 <w:strike w:val="false"/>
-                <w:sz w:val="18"/>
-                <w:szCs w:val="18"/>
-                <w:color w:val="000000"/>
-              </w:rPr>
-            </w:pPr>
-            <w:r xmlns:w="http://schemas.openxmlformats.org/wordprocessingml/2006/main" xmlns:wp="http://schemas.openxmlformats.org/drawingml/2006/wordprocessingDrawing" xmlns:r="http://schemas.openxmlformats.org/officeDocument/2006/relationships" xmlns:w14="http://schemas.microsoft.com/office/word/2010/wordml">
-              <w:rPr>
-                <w:rFonts w:ascii="Helvetica" w:hAnsi="Helvetica" w:eastAsia="Helvetica" w:cs="Helvetica"/>
-                <w:i w:val="false"/>
-                <w:b w:val="false"/>
-                <w:u w:val="none"/>
-                <w:strike w:val="false"/>
-                <w:sz w:val="18"/>
-                <w:szCs w:val="18"/>
-                <w:color w:val="000000"/>
-              </w:rPr>
-              <w:t xml:space="preserve">AAO-HNS region: Middle Atlantic</w:t>
+                <w:sz w:val="14"/>
+                <w:szCs w:val="14"/>
+                <w:color w:val="000000"/>
+              </w:rPr>
+            </w:pPr>
+            <w:r xmlns:w="http://schemas.openxmlformats.org/wordprocessingml/2006/main" xmlns:wp="http://schemas.openxmlformats.org/drawingml/2006/wordprocessingDrawing" xmlns:r="http://schemas.openxmlformats.org/officeDocument/2006/relationships" xmlns:w14="http://schemas.microsoft.com/office/word/2010/wordml">
+              <w:rPr>
+                <w:rFonts w:ascii="Helvetica" w:hAnsi="Helvetica" w:eastAsia="Helvetica" w:cs="Helvetica"/>
+                <w:i w:val="false"/>
+                <w:b w:val="false"/>
+                <w:u w:val="none"/>
+                <w:strike w:val="false"/>
+                <w:sz w:val="14"/>
+                <w:szCs w:val="14"/>
+                <w:color w:val="000000"/>
+              </w:rPr>
+              <w:t xml:space="preserve">11 (4, 24)</w:t>
             </w:r>
           </w:p>
         </w:tc>
@@ -2474,11 +3872,11 @@
               <w:left w:w="0" w:type="dxa"/>
               <w:right w:w="0" w:type="dxa"/>
             </w:tcMar>
-            <w:vAlign w:val="center"/>
+            <w:vAlign w:val="top"/>
           </w:tcPr>
           <w:p>
             <w:pPr>
-              <w:jc w:val="left"/>
+              <w:jc w:val="center"/>
               <w:pBdr>
                 <w:bottom w:val="none" w:sz="0" w:space="0" w:color="000000"/>
                 <w:top w:val="none" w:sz="0" w:space="0" w:color="000000"/>
@@ -2493,31 +3891,26 @@
                 <w:b w:val="false"/>
                 <w:u w:val="none"/>
                 <w:strike w:val="false"/>
-                <w:sz w:val="18"/>
-                <w:szCs w:val="18"/>
-                <w:color w:val="000000"/>
-              </w:rPr>
-            </w:pPr>
-            <w:r xmlns:w="http://schemas.openxmlformats.org/wordprocessingml/2006/main" xmlns:wp="http://schemas.openxmlformats.org/drawingml/2006/wordprocessingDrawing" xmlns:r="http://schemas.openxmlformats.org/officeDocument/2006/relationships" xmlns:w14="http://schemas.microsoft.com/office/word/2010/wordml">
-              <w:rPr>
-                <w:rFonts w:ascii="Helvetica" w:hAnsi="Helvetica" w:eastAsia="Helvetica" w:cs="Helvetica"/>
-                <w:i w:val="false"/>
-                <w:b w:val="false"/>
-                <w:u w:val="none"/>
-                <w:strike w:val="false"/>
-                <w:sz w:val="18"/>
-                <w:szCs w:val="18"/>
-                <w:color w:val="000000"/>
-              </w:rPr>
-              <w:t xml:space="preserve">91 (12.4%)</w:t>
-            </w:r>
-          </w:p>
-        </w:tc>
-      </w:tr>
-      <w:tr>
-        <w:trPr>
-          <w:trHeight w:val="621" w:hRule="auto"/>
-        </w:trPr>
+                <w:sz w:val="14"/>
+                <w:szCs w:val="14"/>
+                <w:color w:val="000000"/>
+              </w:rPr>
+            </w:pPr>
+            <w:r xmlns:w="http://schemas.openxmlformats.org/wordprocessingml/2006/main" xmlns:wp="http://schemas.openxmlformats.org/drawingml/2006/wordprocessingDrawing" xmlns:r="http://schemas.openxmlformats.org/officeDocument/2006/relationships" xmlns:w14="http://schemas.microsoft.com/office/word/2010/wordml">
+              <w:rPr>
+                <w:rFonts w:ascii="Helvetica" w:hAnsi="Helvetica" w:eastAsia="Helvetica" w:cs="Helvetica"/>
+                <w:i w:val="false"/>
+                <w:b w:val="false"/>
+                <w:u w:val="none"/>
+                <w:strike w:val="false"/>
+                <w:sz w:val="14"/>
+                <w:szCs w:val="14"/>
+                <w:color w:val="000000"/>
+              </w:rPr>
+              <w:t xml:space="preserve">16 (9, 40)</w:t>
+            </w:r>
+          </w:p>
+        </w:tc>
         <w:tc>
           <w:tcPr>
             <w:tcBorders>
@@ -2533,11 +3926,11 @@
               <w:left w:w="0" w:type="dxa"/>
               <w:right w:w="0" w:type="dxa"/>
             </w:tcMar>
-            <w:vAlign w:val="center"/>
+            <w:vAlign w:val="top"/>
           </w:tcPr>
           <w:p>
             <w:pPr>
-              <w:jc w:val="left"/>
+              <w:jc w:val="center"/>
               <w:pBdr>
                 <w:bottom w:val="none" w:sz="0" w:space="0" w:color="000000"/>
                 <w:top w:val="none" w:sz="0" w:space="0" w:color="000000"/>
@@ -2552,23 +3945,23 @@
                 <w:b w:val="false"/>
                 <w:u w:val="none"/>
                 <w:strike w:val="false"/>
-                <w:sz w:val="18"/>
-                <w:szCs w:val="18"/>
-                <w:color w:val="000000"/>
-              </w:rPr>
-            </w:pPr>
-            <w:r xmlns:w="http://schemas.openxmlformats.org/wordprocessingml/2006/main" xmlns:wp="http://schemas.openxmlformats.org/drawingml/2006/wordprocessingDrawing" xmlns:r="http://schemas.openxmlformats.org/officeDocument/2006/relationships" xmlns:w14="http://schemas.microsoft.com/office/word/2010/wordml">
-              <w:rPr>
-                <w:rFonts w:ascii="Helvetica" w:hAnsi="Helvetica" w:eastAsia="Helvetica" w:cs="Helvetica"/>
-                <w:i w:val="false"/>
-                <w:b w:val="false"/>
-                <w:u w:val="none"/>
-                <w:strike w:val="false"/>
-                <w:sz w:val="18"/>
-                <w:szCs w:val="18"/>
-                <w:color w:val="000000"/>
-              </w:rPr>
-              <w:t xml:space="preserve">AAO-HNS region: Midwest</w:t>
+                <w:sz w:val="14"/>
+                <w:szCs w:val="14"/>
+                <w:color w:val="000000"/>
+              </w:rPr>
+            </w:pPr>
+            <w:r xmlns:w="http://schemas.openxmlformats.org/wordprocessingml/2006/main" xmlns:wp="http://schemas.openxmlformats.org/drawingml/2006/wordprocessingDrawing" xmlns:r="http://schemas.openxmlformats.org/officeDocument/2006/relationships" xmlns:w14="http://schemas.microsoft.com/office/word/2010/wordml">
+              <w:rPr>
+                <w:rFonts w:ascii="Helvetica" w:hAnsi="Helvetica" w:eastAsia="Helvetica" w:cs="Helvetica"/>
+                <w:i w:val="false"/>
+                <w:b w:val="false"/>
+                <w:u w:val="none"/>
+                <w:strike w:val="false"/>
+                <w:sz w:val="14"/>
+                <w:szCs w:val="14"/>
+                <w:color w:val="000000"/>
+              </w:rPr>
+              <w:t xml:space="preserve">15 (2, 44)</w:t>
             </w:r>
           </w:p>
         </w:tc>
@@ -2587,11 +3980,11 @@
               <w:left w:w="0" w:type="dxa"/>
               <w:right w:w="0" w:type="dxa"/>
             </w:tcMar>
-            <w:vAlign w:val="center"/>
+            <w:vAlign w:val="top"/>
           </w:tcPr>
           <w:p>
             <w:pPr>
-              <w:jc w:val="left"/>
+              <w:jc w:val="center"/>
               <w:pBdr>
                 <w:bottom w:val="none" w:sz="0" w:space="0" w:color="000000"/>
                 <w:top w:val="none" w:sz="0" w:space="0" w:color="000000"/>
@@ -2606,30 +3999,30 @@
                 <w:b w:val="false"/>
                 <w:u w:val="none"/>
                 <w:strike w:val="false"/>
-                <w:sz w:val="18"/>
-                <w:szCs w:val="18"/>
-                <w:color w:val="000000"/>
-              </w:rPr>
-            </w:pPr>
-            <w:r xmlns:w="http://schemas.openxmlformats.org/wordprocessingml/2006/main" xmlns:wp="http://schemas.openxmlformats.org/drawingml/2006/wordprocessingDrawing" xmlns:r="http://schemas.openxmlformats.org/officeDocument/2006/relationships" xmlns:w14="http://schemas.microsoft.com/office/word/2010/wordml">
-              <w:rPr>
-                <w:rFonts w:ascii="Helvetica" w:hAnsi="Helvetica" w:eastAsia="Helvetica" w:cs="Helvetica"/>
-                <w:i w:val="false"/>
-                <w:b w:val="false"/>
-                <w:u w:val="none"/>
-                <w:strike w:val="false"/>
-                <w:sz w:val="18"/>
-                <w:szCs w:val="18"/>
-                <w:color w:val="000000"/>
-              </w:rPr>
-              <w:t xml:space="preserve">154 (21.1%)</w:t>
+                <w:sz w:val="14"/>
+                <w:szCs w:val="14"/>
+                <w:color w:val="000000"/>
+              </w:rPr>
+            </w:pPr>
+            <w:r xmlns:w="http://schemas.openxmlformats.org/wordprocessingml/2006/main" xmlns:wp="http://schemas.openxmlformats.org/drawingml/2006/wordprocessingDrawing" xmlns:r="http://schemas.openxmlformats.org/officeDocument/2006/relationships" xmlns:w14="http://schemas.microsoft.com/office/word/2010/wordml">
+              <w:rPr>
+                <w:rFonts w:ascii="Helvetica" w:hAnsi="Helvetica" w:eastAsia="Helvetica" w:cs="Helvetica"/>
+                <w:i w:val="false"/>
+                <w:b w:val="false"/>
+                <w:u w:val="none"/>
+                <w:strike w:val="false"/>
+                <w:sz w:val="14"/>
+                <w:szCs w:val="14"/>
+                <w:color w:val="000000"/>
+              </w:rPr>
+              <w:t xml:space="preserve">32 (13, 41)</w:t>
             </w:r>
           </w:p>
         </w:tc>
       </w:tr>
       <w:tr>
         <w:trPr>
-          <w:trHeight w:val="621" w:hRule="auto"/>
+          <w:trHeight w:val="616" w:hRule="auto"/>
         </w:trPr>
         <w:tc>
           <w:tcPr>
@@ -2646,7 +4039,7 @@
               <w:left w:w="0" w:type="dxa"/>
               <w:right w:w="0" w:type="dxa"/>
             </w:tcMar>
-            <w:vAlign w:val="center"/>
+            <w:vAlign w:val="top"/>
           </w:tcPr>
           <w:p>
             <w:pPr>
@@ -2665,23 +4058,23 @@
                 <w:b w:val="false"/>
                 <w:u w:val="none"/>
                 <w:strike w:val="false"/>
-                <w:sz w:val="18"/>
-                <w:szCs w:val="18"/>
-                <w:color w:val="000000"/>
-              </w:rPr>
-            </w:pPr>
-            <w:r xmlns:w="http://schemas.openxmlformats.org/wordprocessingml/2006/main" xmlns:wp="http://schemas.openxmlformats.org/drawingml/2006/wordprocessingDrawing" xmlns:r="http://schemas.openxmlformats.org/officeDocument/2006/relationships" xmlns:w14="http://schemas.microsoft.com/office/word/2010/wordml">
-              <w:rPr>
-                <w:rFonts w:ascii="Helvetica" w:hAnsi="Helvetica" w:eastAsia="Helvetica" w:cs="Helvetica"/>
-                <w:i w:val="false"/>
-                <w:b w:val="false"/>
-                <w:u w:val="none"/>
-                <w:strike w:val="false"/>
-                <w:sz w:val="18"/>
-                <w:szCs w:val="18"/>
-                <w:color w:val="000000"/>
-              </w:rPr>
-              <w:t xml:space="preserve">AAO-HNS region: Mountain/Southwest</w:t>
+                <w:sz w:val="14"/>
+                <w:szCs w:val="14"/>
+                <w:color w:val="000000"/>
+              </w:rPr>
+            </w:pPr>
+            <w:r xmlns:w="http://schemas.openxmlformats.org/wordprocessingml/2006/main" xmlns:wp="http://schemas.openxmlformats.org/drawingml/2006/wordprocessingDrawing" xmlns:r="http://schemas.openxmlformats.org/officeDocument/2006/relationships" xmlns:w14="http://schemas.microsoft.com/office/word/2010/wordml">
+              <w:rPr>
+                <w:rFonts w:ascii="Helvetica" w:hAnsi="Helvetica" w:eastAsia="Helvetica" w:cs="Helvetica"/>
+                <w:i w:val="false"/>
+                <w:b w:val="false"/>
+                <w:u w:val="none"/>
+                <w:strike w:val="false"/>
+                <w:sz w:val="14"/>
+                <w:szCs w:val="14"/>
+                <w:color w:val="000000"/>
+              </w:rPr>
+              <w:t xml:space="preserve">Rurality</w:t>
             </w:r>
           </w:p>
         </w:tc>
@@ -2700,11 +4093,11 @@
               <w:left w:w="0" w:type="dxa"/>
               <w:right w:w="0" w:type="dxa"/>
             </w:tcMar>
-            <w:vAlign w:val="center"/>
+            <w:vAlign w:val="top"/>
           </w:tcPr>
           <w:p>
             <w:pPr>
-              <w:jc w:val="left"/>
+              <w:jc w:val="center"/>
               <w:pBdr>
                 <w:bottom w:val="none" w:sz="0" w:space="0" w:color="000000"/>
                 <w:top w:val="none" w:sz="0" w:space="0" w:color="000000"/>
@@ -2719,31 +4112,26 @@
                 <w:b w:val="false"/>
                 <w:u w:val="none"/>
                 <w:strike w:val="false"/>
-                <w:sz w:val="18"/>
-                <w:szCs w:val="18"/>
-                <w:color w:val="000000"/>
-              </w:rPr>
-            </w:pPr>
-            <w:r xmlns:w="http://schemas.openxmlformats.org/wordprocessingml/2006/main" xmlns:wp="http://schemas.openxmlformats.org/drawingml/2006/wordprocessingDrawing" xmlns:r="http://schemas.openxmlformats.org/officeDocument/2006/relationships" xmlns:w14="http://schemas.microsoft.com/office/word/2010/wordml">
-              <w:rPr>
-                <w:rFonts w:ascii="Helvetica" w:hAnsi="Helvetica" w:eastAsia="Helvetica" w:cs="Helvetica"/>
-                <w:i w:val="false"/>
-                <w:b w:val="false"/>
-                <w:u w:val="none"/>
-                <w:strike w:val="false"/>
-                <w:sz w:val="18"/>
-                <w:szCs w:val="18"/>
-                <w:color w:val="000000"/>
-              </w:rPr>
-              <w:t xml:space="preserve">45 (6.2%)</w:t>
-            </w:r>
-          </w:p>
-        </w:tc>
-      </w:tr>
-      <w:tr>
-        <w:trPr>
-          <w:trHeight w:val="621" w:hRule="auto"/>
-        </w:trPr>
+                <w:sz w:val="14"/>
+                <w:szCs w:val="14"/>
+                <w:color w:val="000000"/>
+              </w:rPr>
+            </w:pPr>
+            <w:r xmlns:w="http://schemas.openxmlformats.org/wordprocessingml/2006/main" xmlns:wp="http://schemas.openxmlformats.org/drawingml/2006/wordprocessingDrawing" xmlns:r="http://schemas.openxmlformats.org/officeDocument/2006/relationships" xmlns:w14="http://schemas.microsoft.com/office/word/2010/wordml">
+              <w:rPr>
+                <w:rFonts w:ascii="Helvetica" w:hAnsi="Helvetica" w:eastAsia="Helvetica" w:cs="Helvetica"/>
+                <w:i w:val="false"/>
+                <w:b w:val="false"/>
+                <w:u w:val="none"/>
+                <w:strike w:val="false"/>
+                <w:sz w:val="14"/>
+                <w:szCs w:val="14"/>
+                <w:color w:val="000000"/>
+              </w:rPr>
+              <w:t xml:space="preserve"/>
+            </w:r>
+          </w:p>
+        </w:tc>
         <w:tc>
           <w:tcPr>
             <w:tcBorders>
@@ -2759,11 +4147,11 @@
               <w:left w:w="0" w:type="dxa"/>
               <w:right w:w="0" w:type="dxa"/>
             </w:tcMar>
-            <w:vAlign w:val="center"/>
+            <w:vAlign w:val="top"/>
           </w:tcPr>
           <w:p>
             <w:pPr>
-              <w:jc w:val="left"/>
+              <w:jc w:val="center"/>
               <w:pBdr>
                 <w:bottom w:val="none" w:sz="0" w:space="0" w:color="000000"/>
                 <w:top w:val="none" w:sz="0" w:space="0" w:color="000000"/>
@@ -2778,23 +4166,23 @@
                 <w:b w:val="false"/>
                 <w:u w:val="none"/>
                 <w:strike w:val="false"/>
-                <w:sz w:val="18"/>
-                <w:szCs w:val="18"/>
-                <w:color w:val="000000"/>
-              </w:rPr>
-            </w:pPr>
-            <w:r xmlns:w="http://schemas.openxmlformats.org/wordprocessingml/2006/main" xmlns:wp="http://schemas.openxmlformats.org/drawingml/2006/wordprocessingDrawing" xmlns:r="http://schemas.openxmlformats.org/officeDocument/2006/relationships" xmlns:w14="http://schemas.microsoft.com/office/word/2010/wordml">
-              <w:rPr>
-                <w:rFonts w:ascii="Helvetica" w:hAnsi="Helvetica" w:eastAsia="Helvetica" w:cs="Helvetica"/>
-                <w:i w:val="false"/>
-                <w:b w:val="false"/>
-                <w:u w:val="none"/>
-                <w:strike w:val="false"/>
-                <w:sz w:val="18"/>
-                <w:szCs w:val="18"/>
-                <w:color w:val="000000"/>
-              </w:rPr>
-              <w:t xml:space="preserve">AAO-HNS region: New England</w:t>
+                <w:sz w:val="14"/>
+                <w:szCs w:val="14"/>
+                <w:color w:val="000000"/>
+              </w:rPr>
+            </w:pPr>
+            <w:r xmlns:w="http://schemas.openxmlformats.org/wordprocessingml/2006/main" xmlns:wp="http://schemas.openxmlformats.org/drawingml/2006/wordprocessingDrawing" xmlns:r="http://schemas.openxmlformats.org/officeDocument/2006/relationships" xmlns:w14="http://schemas.microsoft.com/office/word/2010/wordml">
+              <w:rPr>
+                <w:rFonts w:ascii="Helvetica" w:hAnsi="Helvetica" w:eastAsia="Helvetica" w:cs="Helvetica"/>
+                <w:i w:val="false"/>
+                <w:b w:val="false"/>
+                <w:u w:val="none"/>
+                <w:strike w:val="false"/>
+                <w:sz w:val="14"/>
+                <w:szCs w:val="14"/>
+                <w:color w:val="000000"/>
+              </w:rPr>
+              <w:t xml:space="preserve"/>
             </w:r>
           </w:p>
         </w:tc>
@@ -2813,11 +4201,11 @@
               <w:left w:w="0" w:type="dxa"/>
               <w:right w:w="0" w:type="dxa"/>
             </w:tcMar>
-            <w:vAlign w:val="center"/>
+            <w:vAlign w:val="top"/>
           </w:tcPr>
           <w:p>
             <w:pPr>
-              <w:jc w:val="left"/>
+              <w:jc w:val="center"/>
               <w:pBdr>
                 <w:bottom w:val="none" w:sz="0" w:space="0" w:color="000000"/>
                 <w:top w:val="none" w:sz="0" w:space="0" w:color="000000"/>
@@ -2832,31 +4220,26 @@
                 <w:b w:val="false"/>
                 <w:u w:val="none"/>
                 <w:strike w:val="false"/>
-                <w:sz w:val="18"/>
-                <w:szCs w:val="18"/>
-                <w:color w:val="000000"/>
-              </w:rPr>
-            </w:pPr>
-            <w:r xmlns:w="http://schemas.openxmlformats.org/wordprocessingml/2006/main" xmlns:wp="http://schemas.openxmlformats.org/drawingml/2006/wordprocessingDrawing" xmlns:r="http://schemas.openxmlformats.org/officeDocument/2006/relationships" xmlns:w14="http://schemas.microsoft.com/office/word/2010/wordml">
-              <w:rPr>
-                <w:rFonts w:ascii="Helvetica" w:hAnsi="Helvetica" w:eastAsia="Helvetica" w:cs="Helvetica"/>
-                <w:i w:val="false"/>
-                <w:b w:val="false"/>
-                <w:u w:val="none"/>
-                <w:strike w:val="false"/>
-                <w:sz w:val="18"/>
-                <w:szCs w:val="18"/>
-                <w:color w:val="000000"/>
-              </w:rPr>
-              <w:t xml:space="preserve">48 (6.6%)</w:t>
-            </w:r>
-          </w:p>
-        </w:tc>
-      </w:tr>
-      <w:tr>
-        <w:trPr>
-          <w:trHeight w:val="621" w:hRule="auto"/>
-        </w:trPr>
+                <w:sz w:val="14"/>
+                <w:szCs w:val="14"/>
+                <w:color w:val="000000"/>
+              </w:rPr>
+            </w:pPr>
+            <w:r xmlns:w="http://schemas.openxmlformats.org/wordprocessingml/2006/main" xmlns:wp="http://schemas.openxmlformats.org/drawingml/2006/wordprocessingDrawing" xmlns:r="http://schemas.openxmlformats.org/officeDocument/2006/relationships" xmlns:w14="http://schemas.microsoft.com/office/word/2010/wordml">
+              <w:rPr>
+                <w:rFonts w:ascii="Helvetica" w:hAnsi="Helvetica" w:eastAsia="Helvetica" w:cs="Helvetica"/>
+                <w:i w:val="false"/>
+                <w:b w:val="false"/>
+                <w:u w:val="none"/>
+                <w:strike w:val="false"/>
+                <w:sz w:val="14"/>
+                <w:szCs w:val="14"/>
+                <w:color w:val="000000"/>
+              </w:rPr>
+              <w:t xml:space="preserve"/>
+            </w:r>
+          </w:p>
+        </w:tc>
         <w:tc>
           <w:tcPr>
             <w:tcBorders>
@@ -2872,11 +4255,11 @@
               <w:left w:w="0" w:type="dxa"/>
               <w:right w:w="0" w:type="dxa"/>
             </w:tcMar>
-            <w:vAlign w:val="center"/>
+            <w:vAlign w:val="top"/>
           </w:tcPr>
           <w:p>
             <w:pPr>
-              <w:jc w:val="left"/>
+              <w:jc w:val="center"/>
               <w:pBdr>
                 <w:bottom w:val="none" w:sz="0" w:space="0" w:color="000000"/>
                 <w:top w:val="none" w:sz="0" w:space="0" w:color="000000"/>
@@ -2891,23 +4274,23 @@
                 <w:b w:val="false"/>
                 <w:u w:val="none"/>
                 <w:strike w:val="false"/>
-                <w:sz w:val="18"/>
-                <w:szCs w:val="18"/>
-                <w:color w:val="000000"/>
-              </w:rPr>
-            </w:pPr>
-            <w:r xmlns:w="http://schemas.openxmlformats.org/wordprocessingml/2006/main" xmlns:wp="http://schemas.openxmlformats.org/drawingml/2006/wordprocessingDrawing" xmlns:r="http://schemas.openxmlformats.org/officeDocument/2006/relationships" xmlns:w14="http://schemas.microsoft.com/office/word/2010/wordml">
-              <w:rPr>
-                <w:rFonts w:ascii="Helvetica" w:hAnsi="Helvetica" w:eastAsia="Helvetica" w:cs="Helvetica"/>
-                <w:i w:val="false"/>
-                <w:b w:val="false"/>
-                <w:u w:val="none"/>
-                <w:strike w:val="false"/>
-                <w:sz w:val="18"/>
-                <w:szCs w:val="18"/>
-                <w:color w:val="000000"/>
-              </w:rPr>
-              <w:t xml:space="preserve">AAO-HNS region: Pacific</w:t>
+                <w:sz w:val="14"/>
+                <w:szCs w:val="14"/>
+                <w:color w:val="000000"/>
+              </w:rPr>
+            </w:pPr>
+            <w:r xmlns:w="http://schemas.openxmlformats.org/wordprocessingml/2006/main" xmlns:wp="http://schemas.openxmlformats.org/drawingml/2006/wordprocessingDrawing" xmlns:r="http://schemas.openxmlformats.org/officeDocument/2006/relationships" xmlns:w14="http://schemas.microsoft.com/office/word/2010/wordml">
+              <w:rPr>
+                <w:rFonts w:ascii="Helvetica" w:hAnsi="Helvetica" w:eastAsia="Helvetica" w:cs="Helvetica"/>
+                <w:i w:val="false"/>
+                <w:b w:val="false"/>
+                <w:u w:val="none"/>
+                <w:strike w:val="false"/>
+                <w:sz w:val="14"/>
+                <w:szCs w:val="14"/>
+                <w:color w:val="000000"/>
+              </w:rPr>
+              <w:t xml:space="preserve"/>
             </w:r>
           </w:p>
         </w:tc>
@@ -2926,11 +4309,11 @@
               <w:left w:w="0" w:type="dxa"/>
               <w:right w:w="0" w:type="dxa"/>
             </w:tcMar>
-            <w:vAlign w:val="center"/>
+            <w:vAlign w:val="top"/>
           </w:tcPr>
           <w:p>
             <w:pPr>
-              <w:jc w:val="left"/>
+              <w:jc w:val="center"/>
               <w:pBdr>
                 <w:bottom w:val="none" w:sz="0" w:space="0" w:color="000000"/>
                 <w:top w:val="none" w:sz="0" w:space="0" w:color="000000"/>
@@ -2945,31 +4328,26 @@
                 <w:b w:val="false"/>
                 <w:u w:val="none"/>
                 <w:strike w:val="false"/>
-                <w:sz w:val="18"/>
-                <w:szCs w:val="18"/>
-                <w:color w:val="000000"/>
-              </w:rPr>
-            </w:pPr>
-            <w:r xmlns:w="http://schemas.openxmlformats.org/wordprocessingml/2006/main" xmlns:wp="http://schemas.openxmlformats.org/drawingml/2006/wordprocessingDrawing" xmlns:r="http://schemas.openxmlformats.org/officeDocument/2006/relationships" xmlns:w14="http://schemas.microsoft.com/office/word/2010/wordml">
-              <w:rPr>
-                <w:rFonts w:ascii="Helvetica" w:hAnsi="Helvetica" w:eastAsia="Helvetica" w:cs="Helvetica"/>
-                <w:i w:val="false"/>
-                <w:b w:val="false"/>
-                <w:u w:val="none"/>
-                <w:strike w:val="false"/>
-                <w:sz w:val="18"/>
-                <w:szCs w:val="18"/>
-                <w:color w:val="000000"/>
-              </w:rPr>
-              <w:t xml:space="preserve">88 (12.0%)</w:t>
-            </w:r>
-          </w:p>
-        </w:tc>
-      </w:tr>
-      <w:tr>
-        <w:trPr>
-          <w:trHeight w:val="621" w:hRule="auto"/>
-        </w:trPr>
+                <w:sz w:val="14"/>
+                <w:szCs w:val="14"/>
+                <w:color w:val="000000"/>
+              </w:rPr>
+            </w:pPr>
+            <w:r xmlns:w="http://schemas.openxmlformats.org/wordprocessingml/2006/main" xmlns:wp="http://schemas.openxmlformats.org/drawingml/2006/wordprocessingDrawing" xmlns:r="http://schemas.openxmlformats.org/officeDocument/2006/relationships" xmlns:w14="http://schemas.microsoft.com/office/word/2010/wordml">
+              <w:rPr>
+                <w:rFonts w:ascii="Helvetica" w:hAnsi="Helvetica" w:eastAsia="Helvetica" w:cs="Helvetica"/>
+                <w:i w:val="false"/>
+                <w:b w:val="false"/>
+                <w:u w:val="none"/>
+                <w:strike w:val="false"/>
+                <w:sz w:val="14"/>
+                <w:szCs w:val="14"/>
+                <w:color w:val="000000"/>
+              </w:rPr>
+              <w:t xml:space="preserve"/>
+            </w:r>
+          </w:p>
+        </w:tc>
         <w:tc>
           <w:tcPr>
             <w:tcBorders>
@@ -2985,11 +4363,11 @@
               <w:left w:w="0" w:type="dxa"/>
               <w:right w:w="0" w:type="dxa"/>
             </w:tcMar>
-            <w:vAlign w:val="center"/>
+            <w:vAlign w:val="top"/>
           </w:tcPr>
           <w:p>
             <w:pPr>
-              <w:jc w:val="left"/>
+              <w:jc w:val="center"/>
               <w:pBdr>
                 <w:bottom w:val="none" w:sz="0" w:space="0" w:color="000000"/>
                 <w:top w:val="none" w:sz="0" w:space="0" w:color="000000"/>
@@ -3004,23 +4382,23 @@
                 <w:b w:val="false"/>
                 <w:u w:val="none"/>
                 <w:strike w:val="false"/>
-                <w:sz w:val="18"/>
-                <w:szCs w:val="18"/>
-                <w:color w:val="000000"/>
-              </w:rPr>
-            </w:pPr>
-            <w:r xmlns:w="http://schemas.openxmlformats.org/wordprocessingml/2006/main" xmlns:wp="http://schemas.openxmlformats.org/drawingml/2006/wordprocessingDrawing" xmlns:r="http://schemas.openxmlformats.org/officeDocument/2006/relationships" xmlns:w14="http://schemas.microsoft.com/office/word/2010/wordml">
-              <w:rPr>
-                <w:rFonts w:ascii="Helvetica" w:hAnsi="Helvetica" w:eastAsia="Helvetica" w:cs="Helvetica"/>
-                <w:i w:val="false"/>
-                <w:b w:val="false"/>
-                <w:u w:val="none"/>
-                <w:strike w:val="false"/>
-                <w:sz w:val="18"/>
-                <w:szCs w:val="18"/>
-                <w:color w:val="000000"/>
-              </w:rPr>
-              <w:t xml:space="preserve">AAO-HNS region: Southeast</w:t>
+                <w:sz w:val="14"/>
+                <w:szCs w:val="14"/>
+                <w:color w:val="000000"/>
+              </w:rPr>
+            </w:pPr>
+            <w:r xmlns:w="http://schemas.openxmlformats.org/wordprocessingml/2006/main" xmlns:wp="http://schemas.openxmlformats.org/drawingml/2006/wordprocessingDrawing" xmlns:r="http://schemas.openxmlformats.org/officeDocument/2006/relationships" xmlns:w14="http://schemas.microsoft.com/office/word/2010/wordml">
+              <w:rPr>
+                <w:rFonts w:ascii="Helvetica" w:hAnsi="Helvetica" w:eastAsia="Helvetica" w:cs="Helvetica"/>
+                <w:i w:val="false"/>
+                <w:b w:val="false"/>
+                <w:u w:val="none"/>
+                <w:strike w:val="false"/>
+                <w:sz w:val="14"/>
+                <w:szCs w:val="14"/>
+                <w:color w:val="000000"/>
+              </w:rPr>
+              <w:t xml:space="preserve"/>
             </w:r>
           </w:p>
         </w:tc>
@@ -3039,11 +4417,11 @@
               <w:left w:w="0" w:type="dxa"/>
               <w:right w:w="0" w:type="dxa"/>
             </w:tcMar>
-            <w:vAlign w:val="center"/>
+            <w:vAlign w:val="top"/>
           </w:tcPr>
           <w:p>
             <w:pPr>
-              <w:jc w:val="left"/>
+              <w:jc w:val="center"/>
               <w:pBdr>
                 <w:bottom w:val="none" w:sz="0" w:space="0" w:color="000000"/>
                 <w:top w:val="none" w:sz="0" w:space="0" w:color="000000"/>
@@ -3058,31 +4436,26 @@
                 <w:b w:val="false"/>
                 <w:u w:val="none"/>
                 <w:strike w:val="false"/>
-                <w:sz w:val="18"/>
-                <w:szCs w:val="18"/>
-                <w:color w:val="000000"/>
-              </w:rPr>
-            </w:pPr>
-            <w:r xmlns:w="http://schemas.openxmlformats.org/wordprocessingml/2006/main" xmlns:wp="http://schemas.openxmlformats.org/drawingml/2006/wordprocessingDrawing" xmlns:r="http://schemas.openxmlformats.org/officeDocument/2006/relationships" xmlns:w14="http://schemas.microsoft.com/office/word/2010/wordml">
-              <w:rPr>
-                <w:rFonts w:ascii="Helvetica" w:hAnsi="Helvetica" w:eastAsia="Helvetica" w:cs="Helvetica"/>
-                <w:i w:val="false"/>
-                <w:b w:val="false"/>
-                <w:u w:val="none"/>
-                <w:strike w:val="false"/>
-                <w:sz w:val="18"/>
-                <w:szCs w:val="18"/>
-                <w:color w:val="000000"/>
-              </w:rPr>
-              <w:t xml:space="preserve">129 (17.6%)</w:t>
-            </w:r>
-          </w:p>
-        </w:tc>
-      </w:tr>
-      <w:tr>
-        <w:trPr>
-          <w:trHeight w:val="619" w:hRule="auto"/>
-        </w:trPr>
+                <w:sz w:val="14"/>
+                <w:szCs w:val="14"/>
+                <w:color w:val="000000"/>
+              </w:rPr>
+            </w:pPr>
+            <w:r xmlns:w="http://schemas.openxmlformats.org/wordprocessingml/2006/main" xmlns:wp="http://schemas.openxmlformats.org/drawingml/2006/wordprocessingDrawing" xmlns:r="http://schemas.openxmlformats.org/officeDocument/2006/relationships" xmlns:w14="http://schemas.microsoft.com/office/word/2010/wordml">
+              <w:rPr>
+                <w:rFonts w:ascii="Helvetica" w:hAnsi="Helvetica" w:eastAsia="Helvetica" w:cs="Helvetica"/>
+                <w:i w:val="false"/>
+                <w:b w:val="false"/>
+                <w:u w:val="none"/>
+                <w:strike w:val="false"/>
+                <w:sz w:val="14"/>
+                <w:szCs w:val="14"/>
+                <w:color w:val="000000"/>
+              </w:rPr>
+              <w:t xml:space="preserve"/>
+            </w:r>
+          </w:p>
+        </w:tc>
         <w:tc>
           <w:tcPr>
             <w:tcBorders>
@@ -3098,11 +4471,11 @@
               <w:left w:w="0" w:type="dxa"/>
               <w:right w:w="0" w:type="dxa"/>
             </w:tcMar>
-            <w:vAlign w:val="center"/>
+            <w:vAlign w:val="top"/>
           </w:tcPr>
           <w:p>
             <w:pPr>
-              <w:jc w:val="left"/>
+              <w:jc w:val="center"/>
               <w:pBdr>
                 <w:bottom w:val="none" w:sz="0" w:space="0" w:color="000000"/>
                 <w:top w:val="none" w:sz="0" w:space="0" w:color="000000"/>
@@ -3117,23 +4490,23 @@
                 <w:b w:val="false"/>
                 <w:u w:val="none"/>
                 <w:strike w:val="false"/>
-                <w:sz w:val="18"/>
-                <w:szCs w:val="18"/>
-                <w:color w:val="000000"/>
-              </w:rPr>
-            </w:pPr>
-            <w:r xmlns:w="http://schemas.openxmlformats.org/wordprocessingml/2006/main" xmlns:wp="http://schemas.openxmlformats.org/drawingml/2006/wordprocessingDrawing" xmlns:r="http://schemas.openxmlformats.org/officeDocument/2006/relationships" xmlns:w14="http://schemas.microsoft.com/office/word/2010/wordml">
-              <w:rPr>
-                <w:rFonts w:ascii="Helvetica" w:hAnsi="Helvetica" w:eastAsia="Helvetica" w:cs="Helvetica"/>
-                <w:i w:val="false"/>
-                <w:b w:val="false"/>
-                <w:u w:val="none"/>
-                <w:strike w:val="false"/>
-                <w:sz w:val="18"/>
-                <w:szCs w:val="18"/>
-                <w:color w:val="000000"/>
-              </w:rPr>
-              <w:t xml:space="preserve">ENT per 100k [median (IQR)]</w:t>
+                <w:sz w:val="14"/>
+                <w:szCs w:val="14"/>
+                <w:color w:val="000000"/>
+              </w:rPr>
+            </w:pPr>
+            <w:r xmlns:w="http://schemas.openxmlformats.org/wordprocessingml/2006/main" xmlns:wp="http://schemas.openxmlformats.org/drawingml/2006/wordprocessingDrawing" xmlns:r="http://schemas.openxmlformats.org/officeDocument/2006/relationships" xmlns:w14="http://schemas.microsoft.com/office/word/2010/wordml">
+              <w:rPr>
+                <w:rFonts w:ascii="Helvetica" w:hAnsi="Helvetica" w:eastAsia="Helvetica" w:cs="Helvetica"/>
+                <w:i w:val="false"/>
+                <w:b w:val="false"/>
+                <w:u w:val="none"/>
+                <w:strike w:val="false"/>
+                <w:sz w:val="14"/>
+                <w:szCs w:val="14"/>
+                <w:color w:val="000000"/>
+              </w:rPr>
+              <w:t xml:space="preserve"/>
             </w:r>
           </w:p>
         </w:tc>
@@ -3152,11 +4525,11 @@
               <w:left w:w="0" w:type="dxa"/>
               <w:right w:w="0" w:type="dxa"/>
             </w:tcMar>
-            <w:vAlign w:val="center"/>
+            <w:vAlign w:val="top"/>
           </w:tcPr>
           <w:p>
             <w:pPr>
-              <w:jc w:val="left"/>
+              <w:jc w:val="center"/>
               <w:pBdr>
                 <w:bottom w:val="none" w:sz="0" w:space="0" w:color="000000"/>
                 <w:top w:val="none" w:sz="0" w:space="0" w:color="000000"/>
@@ -3171,30 +4544,30 @@
                 <w:b w:val="false"/>
                 <w:u w:val="none"/>
                 <w:strike w:val="false"/>
-                <w:sz w:val="18"/>
-                <w:szCs w:val="18"/>
-                <w:color w:val="000000"/>
-              </w:rPr>
-            </w:pPr>
-            <w:r xmlns:w="http://schemas.openxmlformats.org/wordprocessingml/2006/main" xmlns:wp="http://schemas.openxmlformats.org/drawingml/2006/wordprocessingDrawing" xmlns:r="http://schemas.openxmlformats.org/officeDocument/2006/relationships" xmlns:w14="http://schemas.microsoft.com/office/word/2010/wordml">
-              <w:rPr>
-                <w:rFonts w:ascii="Helvetica" w:hAnsi="Helvetica" w:eastAsia="Helvetica" w:cs="Helvetica"/>
-                <w:i w:val="false"/>
-                <w:b w:val="false"/>
-                <w:u w:val="none"/>
-                <w:strike w:val="false"/>
-                <w:sz w:val="18"/>
-                <w:szCs w:val="18"/>
-                <w:color w:val="000000"/>
-              </w:rPr>
-              <w:t xml:space="preserve">4.65 (3.17-6.94)</w:t>
+                <w:sz w:val="14"/>
+                <w:szCs w:val="14"/>
+                <w:color w:val="000000"/>
+              </w:rPr>
+            </w:pPr>
+            <w:r xmlns:w="http://schemas.openxmlformats.org/wordprocessingml/2006/main" xmlns:wp="http://schemas.openxmlformats.org/drawingml/2006/wordprocessingDrawing" xmlns:r="http://schemas.openxmlformats.org/officeDocument/2006/relationships" xmlns:w14="http://schemas.microsoft.com/office/word/2010/wordml">
+              <w:rPr>
+                <w:rFonts w:ascii="Helvetica" w:hAnsi="Helvetica" w:eastAsia="Helvetica" w:cs="Helvetica"/>
+                <w:i w:val="false"/>
+                <w:b w:val="false"/>
+                <w:u w:val="none"/>
+                <w:strike w:val="false"/>
+                <w:sz w:val="14"/>
+                <w:szCs w:val="14"/>
+                <w:color w:val="000000"/>
+              </w:rPr>
+              <w:t xml:space="preserve"/>
             </w:r>
           </w:p>
         </w:tc>
       </w:tr>
       <w:tr>
         <w:trPr>
-          <w:trHeight w:val="618" w:hRule="auto"/>
+          <w:trHeight w:val="616" w:hRule="auto"/>
         </w:trPr>
         <w:tc>
           <w:tcPr>
@@ -3211,7 +4584,7 @@
               <w:left w:w="0" w:type="dxa"/>
               <w:right w:w="0" w:type="dxa"/>
             </w:tcMar>
-            <w:vAlign w:val="center"/>
+            <w:vAlign w:val="top"/>
           </w:tcPr>
           <w:p>
             <w:pPr>
@@ -3223,30 +4596,30 @@
                 <w:right w:val="none" w:sz="0" w:space="0" w:color="000000"/>
               </w:pBdr>
               <w:spacing w:after="100" w:before="100" w:line="240"/>
-              <w:ind w:left="100" w:right="100" w:firstLine="0" w:firstLineChars="0"/>
-              <w:rPr>
-                <w:rFonts w:ascii="Helvetica" w:hAnsi="Helvetica" w:eastAsia="Helvetica" w:cs="Helvetica"/>
-                <w:i w:val="false"/>
-                <w:b w:val="false"/>
-                <w:u w:val="none"/>
-                <w:strike w:val="false"/>
-                <w:sz w:val="18"/>
-                <w:szCs w:val="18"/>
-                <w:color w:val="000000"/>
-              </w:rPr>
-            </w:pPr>
-            <w:r xmlns:w="http://schemas.openxmlformats.org/wordprocessingml/2006/main" xmlns:wp="http://schemas.openxmlformats.org/drawingml/2006/wordprocessingDrawing" xmlns:r="http://schemas.openxmlformats.org/officeDocument/2006/relationships" xmlns:w14="http://schemas.microsoft.com/office/word/2010/wordml">
-              <w:rPr>
-                <w:rFonts w:ascii="Helvetica" w:hAnsi="Helvetica" w:eastAsia="Helvetica" w:cs="Helvetica"/>
-                <w:i w:val="false"/>
-                <w:b w:val="false"/>
-                <w:u w:val="none"/>
-                <w:strike w:val="false"/>
-                <w:sz w:val="18"/>
-                <w:szCs w:val="18"/>
-                <w:color w:val="000000"/>
-              </w:rPr>
-              <w:t xml:space="preserve">Medicaid fee index [median (IQR)]</w:t>
+              <w:ind w:left="300" w:right="100" w:firstLine="0" w:firstLineChars="0"/>
+              <w:rPr>
+                <w:rFonts w:ascii="Helvetica" w:hAnsi="Helvetica" w:eastAsia="Helvetica" w:cs="Helvetica"/>
+                <w:i w:val="false"/>
+                <w:b w:val="false"/>
+                <w:u w:val="none"/>
+                <w:strike w:val="false"/>
+                <w:sz w:val="14"/>
+                <w:szCs w:val="14"/>
+                <w:color w:val="000000"/>
+              </w:rPr>
+            </w:pPr>
+            <w:r xmlns:w="http://schemas.openxmlformats.org/wordprocessingml/2006/main" xmlns:wp="http://schemas.openxmlformats.org/drawingml/2006/wordprocessingDrawing" xmlns:r="http://schemas.openxmlformats.org/officeDocument/2006/relationships" xmlns:w14="http://schemas.microsoft.com/office/word/2010/wordml">
+              <w:rPr>
+                <w:rFonts w:ascii="Helvetica" w:hAnsi="Helvetica" w:eastAsia="Helvetica" w:cs="Helvetica"/>
+                <w:i w:val="false"/>
+                <w:b w:val="false"/>
+                <w:u w:val="none"/>
+                <w:strike w:val="false"/>
+                <w:sz w:val="14"/>
+                <w:szCs w:val="14"/>
+                <w:color w:val="000000"/>
+              </w:rPr>
+              <w:t xml:space="preserve">Urban</w:t>
             </w:r>
           </w:p>
         </w:tc>
@@ -3265,11 +4638,11 @@
               <w:left w:w="0" w:type="dxa"/>
               <w:right w:w="0" w:type="dxa"/>
             </w:tcMar>
-            <w:vAlign w:val="center"/>
+            <w:vAlign w:val="top"/>
           </w:tcPr>
           <w:p>
             <w:pPr>
-              <w:jc w:val="left"/>
+              <w:jc w:val="center"/>
               <w:pBdr>
                 <w:bottom w:val="none" w:sz="0" w:space="0" w:color="000000"/>
                 <w:top w:val="none" w:sz="0" w:space="0" w:color="000000"/>
@@ -3284,31 +4657,26 @@
                 <w:b w:val="false"/>
                 <w:u w:val="none"/>
                 <w:strike w:val="false"/>
-                <w:sz w:val="18"/>
-                <w:szCs w:val="18"/>
-                <w:color w:val="000000"/>
-              </w:rPr>
-            </w:pPr>
-            <w:r xmlns:w="http://schemas.openxmlformats.org/wordprocessingml/2006/main" xmlns:wp="http://schemas.openxmlformats.org/drawingml/2006/wordprocessingDrawing" xmlns:r="http://schemas.openxmlformats.org/officeDocument/2006/relationships" xmlns:w14="http://schemas.microsoft.com/office/word/2010/wordml">
-              <w:rPr>
-                <w:rFonts w:ascii="Helvetica" w:hAnsi="Helvetica" w:eastAsia="Helvetica" w:cs="Helvetica"/>
-                <w:i w:val="false"/>
-                <w:b w:val="false"/>
-                <w:u w:val="none"/>
-                <w:strike w:val="false"/>
-                <w:sz w:val="18"/>
-                <w:szCs w:val="18"/>
-                <w:color w:val="000000"/>
-              </w:rPr>
-              <w:t xml:space="preserve">0.74 (0.64-0.83)</w:t>
-            </w:r>
-          </w:p>
-        </w:tc>
-      </w:tr>
-      <w:tr>
-        <w:trPr>
-          <w:trHeight w:val="618" w:hRule="auto"/>
-        </w:trPr>
+                <w:sz w:val="14"/>
+                <w:szCs w:val="14"/>
+                <w:color w:val="000000"/>
+              </w:rPr>
+            </w:pPr>
+            <w:r xmlns:w="http://schemas.openxmlformats.org/wordprocessingml/2006/main" xmlns:wp="http://schemas.openxmlformats.org/drawingml/2006/wordprocessingDrawing" xmlns:r="http://schemas.openxmlformats.org/officeDocument/2006/relationships" xmlns:w14="http://schemas.microsoft.com/office/word/2010/wordml">
+              <w:rPr>
+                <w:rFonts w:ascii="Helvetica" w:hAnsi="Helvetica" w:eastAsia="Helvetica" w:cs="Helvetica"/>
+                <w:i w:val="false"/>
+                <w:b w:val="false"/>
+                <w:u w:val="none"/>
+                <w:strike w:val="false"/>
+                <w:sz w:val="14"/>
+                <w:szCs w:val="14"/>
+                <w:color w:val="000000"/>
+              </w:rPr>
+              <w:t xml:space="preserve">367 (50%)</w:t>
+            </w:r>
+          </w:p>
+        </w:tc>
         <w:tc>
           <w:tcPr>
             <w:tcBorders>
@@ -3324,11 +4692,11 @@
               <w:left w:w="0" w:type="dxa"/>
               <w:right w:w="0" w:type="dxa"/>
             </w:tcMar>
-            <w:vAlign w:val="center"/>
+            <w:vAlign w:val="top"/>
           </w:tcPr>
           <w:p>
             <w:pPr>
-              <w:jc w:val="left"/>
+              <w:jc w:val="center"/>
               <w:pBdr>
                 <w:bottom w:val="none" w:sz="0" w:space="0" w:color="000000"/>
                 <w:top w:val="none" w:sz="0" w:space="0" w:color="000000"/>
@@ -3343,23 +4711,23 @@
                 <w:b w:val="false"/>
                 <w:u w:val="none"/>
                 <w:strike w:val="false"/>
-                <w:sz w:val="18"/>
-                <w:szCs w:val="18"/>
-                <w:color w:val="000000"/>
-              </w:rPr>
-            </w:pPr>
-            <w:r xmlns:w="http://schemas.openxmlformats.org/wordprocessingml/2006/main" xmlns:wp="http://schemas.openxmlformats.org/drawingml/2006/wordprocessingDrawing" xmlns:r="http://schemas.openxmlformats.org/officeDocument/2006/relationships" xmlns:w14="http://schemas.microsoft.com/office/word/2010/wordml">
-              <w:rPr>
-                <w:rFonts w:ascii="Helvetica" w:hAnsi="Helvetica" w:eastAsia="Helvetica" w:cs="Helvetica"/>
-                <w:i w:val="false"/>
-                <w:b w:val="false"/>
-                <w:u w:val="none"/>
-                <w:strike w:val="false"/>
-                <w:sz w:val="18"/>
-                <w:szCs w:val="18"/>
-                <w:color w:val="000000"/>
-              </w:rPr>
-              <w:t xml:space="preserve">SVI (overall) [median (IQR)]</w:t>
+                <w:sz w:val="14"/>
+                <w:szCs w:val="14"/>
+                <w:color w:val="000000"/>
+              </w:rPr>
+            </w:pPr>
+            <w:r xmlns:w="http://schemas.openxmlformats.org/wordprocessingml/2006/main" xmlns:wp="http://schemas.openxmlformats.org/drawingml/2006/wordprocessingDrawing" xmlns:r="http://schemas.openxmlformats.org/officeDocument/2006/relationships" xmlns:w14="http://schemas.microsoft.com/office/word/2010/wordml">
+              <w:rPr>
+                <w:rFonts w:ascii="Helvetica" w:hAnsi="Helvetica" w:eastAsia="Helvetica" w:cs="Helvetica"/>
+                <w:i w:val="false"/>
+                <w:b w:val="false"/>
+                <w:u w:val="none"/>
+                <w:strike w:val="false"/>
+                <w:sz w:val="14"/>
+                <w:szCs w:val="14"/>
+                <w:color w:val="000000"/>
+              </w:rPr>
+              <w:t xml:space="preserve">197 (39%)</w:t>
             </w:r>
           </w:p>
         </w:tc>
@@ -3378,11 +4746,11 @@
               <w:left w:w="0" w:type="dxa"/>
               <w:right w:w="0" w:type="dxa"/>
             </w:tcMar>
-            <w:vAlign w:val="center"/>
+            <w:vAlign w:val="top"/>
           </w:tcPr>
           <w:p>
             <w:pPr>
-              <w:jc w:val="left"/>
+              <w:jc w:val="center"/>
               <w:pBdr>
                 <w:bottom w:val="none" w:sz="0" w:space="0" w:color="000000"/>
                 <w:top w:val="none" w:sz="0" w:space="0" w:color="000000"/>
@@ -3397,31 +4765,26 @@
                 <w:b w:val="false"/>
                 <w:u w:val="none"/>
                 <w:strike w:val="false"/>
-                <w:sz w:val="18"/>
-                <w:szCs w:val="18"/>
-                <w:color w:val="000000"/>
-              </w:rPr>
-            </w:pPr>
-            <w:r xmlns:w="http://schemas.openxmlformats.org/wordprocessingml/2006/main" xmlns:wp="http://schemas.openxmlformats.org/drawingml/2006/wordprocessingDrawing" xmlns:r="http://schemas.openxmlformats.org/officeDocument/2006/relationships" xmlns:w14="http://schemas.microsoft.com/office/word/2010/wordml">
-              <w:rPr>
-                <w:rFonts w:ascii="Helvetica" w:hAnsi="Helvetica" w:eastAsia="Helvetica" w:cs="Helvetica"/>
-                <w:i w:val="false"/>
-                <w:b w:val="false"/>
-                <w:u w:val="none"/>
-                <w:strike w:val="false"/>
-                <w:sz w:val="18"/>
-                <w:szCs w:val="18"/>
-                <w:color w:val="000000"/>
-              </w:rPr>
-              <w:t xml:space="preserve">0.48 (0.36-0.63)</w:t>
-            </w:r>
-          </w:p>
-        </w:tc>
-      </w:tr>
-      <w:tr>
-        <w:trPr>
-          <w:trHeight w:val="621" w:hRule="auto"/>
-        </w:trPr>
+                <w:sz w:val="14"/>
+                <w:szCs w:val="14"/>
+                <w:color w:val="000000"/>
+              </w:rPr>
+            </w:pPr>
+            <w:r xmlns:w="http://schemas.openxmlformats.org/wordprocessingml/2006/main" xmlns:wp="http://schemas.openxmlformats.org/drawingml/2006/wordprocessingDrawing" xmlns:r="http://schemas.openxmlformats.org/officeDocument/2006/relationships" xmlns:w14="http://schemas.microsoft.com/office/word/2010/wordml">
+              <w:rPr>
+                <w:rFonts w:ascii="Helvetica" w:hAnsi="Helvetica" w:eastAsia="Helvetica" w:cs="Helvetica"/>
+                <w:i w:val="false"/>
+                <w:b w:val="false"/>
+                <w:u w:val="none"/>
+                <w:strike w:val="false"/>
+                <w:sz w:val="14"/>
+                <w:szCs w:val="14"/>
+                <w:color w:val="000000"/>
+              </w:rPr>
+              <w:t xml:space="preserve">57 (73%)</w:t>
+            </w:r>
+          </w:p>
+        </w:tc>
         <w:tc>
           <w:tcPr>
             <w:tcBorders>
@@ -3437,11 +4800,11 @@
               <w:left w:w="0" w:type="dxa"/>
               <w:right w:w="0" w:type="dxa"/>
             </w:tcMar>
-            <w:vAlign w:val="center"/>
+            <w:vAlign w:val="top"/>
           </w:tcPr>
           <w:p>
             <w:pPr>
-              <w:jc w:val="left"/>
+              <w:jc w:val="center"/>
               <w:pBdr>
                 <w:bottom w:val="none" w:sz="0" w:space="0" w:color="000000"/>
                 <w:top w:val="none" w:sz="0" w:space="0" w:color="000000"/>
@@ -3456,23 +4819,23 @@
                 <w:b w:val="false"/>
                 <w:u w:val="none"/>
                 <w:strike w:val="false"/>
-                <w:sz w:val="18"/>
-                <w:szCs w:val="18"/>
-                <w:color w:val="000000"/>
-              </w:rPr>
-            </w:pPr>
-            <w:r xmlns:w="http://schemas.openxmlformats.org/wordprocessingml/2006/main" xmlns:wp="http://schemas.openxmlformats.org/drawingml/2006/wordprocessingDrawing" xmlns:r="http://schemas.openxmlformats.org/officeDocument/2006/relationships" xmlns:w14="http://schemas.microsoft.com/office/word/2010/wordml">
-              <w:rPr>
-                <w:rFonts w:ascii="Helvetica" w:hAnsi="Helvetica" w:eastAsia="Helvetica" w:cs="Helvetica"/>
-                <w:i w:val="false"/>
-                <w:b w:val="false"/>
-                <w:u w:val="none"/>
-                <w:strike w:val="false"/>
-                <w:sz w:val="18"/>
-                <w:szCs w:val="18"/>
-                <w:color w:val="000000"/>
-              </w:rPr>
-              <w:t xml:space="preserve">Dual-eligible fraction [median (IQR)]</w:t>
+                <w:sz w:val="14"/>
+                <w:szCs w:val="14"/>
+                <w:color w:val="000000"/>
+              </w:rPr>
+            </w:pPr>
+            <w:r xmlns:w="http://schemas.openxmlformats.org/wordprocessingml/2006/main" xmlns:wp="http://schemas.openxmlformats.org/drawingml/2006/wordprocessingDrawing" xmlns:r="http://schemas.openxmlformats.org/officeDocument/2006/relationships" xmlns:w14="http://schemas.microsoft.com/office/word/2010/wordml">
+              <w:rPr>
+                <w:rFonts w:ascii="Helvetica" w:hAnsi="Helvetica" w:eastAsia="Helvetica" w:cs="Helvetica"/>
+                <w:i w:val="false"/>
+                <w:b w:val="false"/>
+                <w:u w:val="none"/>
+                <w:strike w:val="false"/>
+                <w:sz w:val="14"/>
+                <w:szCs w:val="14"/>
+                <w:color w:val="000000"/>
+              </w:rPr>
+              <w:t xml:space="preserve">37 (82%)</w:t>
             </w:r>
           </w:p>
         </w:tc>
@@ -3491,11 +4854,11 @@
               <w:left w:w="0" w:type="dxa"/>
               <w:right w:w="0" w:type="dxa"/>
             </w:tcMar>
-            <w:vAlign w:val="center"/>
+            <w:vAlign w:val="top"/>
           </w:tcPr>
           <w:p>
             <w:pPr>
-              <w:jc w:val="left"/>
+              <w:jc w:val="center"/>
               <w:pBdr>
                 <w:bottom w:val="none" w:sz="0" w:space="0" w:color="000000"/>
                 <w:top w:val="none" w:sz="0" w:space="0" w:color="000000"/>
@@ -3510,31 +4873,26 @@
                 <w:b w:val="false"/>
                 <w:u w:val="none"/>
                 <w:strike w:val="false"/>
-                <w:sz w:val="18"/>
-                <w:szCs w:val="18"/>
-                <w:color w:val="000000"/>
-              </w:rPr>
-            </w:pPr>
-            <w:r xmlns:w="http://schemas.openxmlformats.org/wordprocessingml/2006/main" xmlns:wp="http://schemas.openxmlformats.org/drawingml/2006/wordprocessingDrawing" xmlns:r="http://schemas.openxmlformats.org/officeDocument/2006/relationships" xmlns:w14="http://schemas.microsoft.com/office/word/2010/wordml">
-              <w:rPr>
-                <w:rFonts w:ascii="Helvetica" w:hAnsi="Helvetica" w:eastAsia="Helvetica" w:cs="Helvetica"/>
-                <w:i w:val="false"/>
-                <w:b w:val="false"/>
-                <w:u w:val="none"/>
-                <w:strike w:val="false"/>
-                <w:sz w:val="18"/>
-                <w:szCs w:val="18"/>
-                <w:color w:val="000000"/>
-              </w:rPr>
-              <w:t xml:space="preserve">0.16 (0.12-0.21)</w:t>
-            </w:r>
-          </w:p>
-        </w:tc>
-      </w:tr>
-      <w:tr>
-        <w:trPr>
-          <w:trHeight w:val="617" w:hRule="auto"/>
-        </w:trPr>
+                <w:sz w:val="14"/>
+                <w:szCs w:val="14"/>
+                <w:color w:val="000000"/>
+              </w:rPr>
+            </w:pPr>
+            <w:r xmlns:w="http://schemas.openxmlformats.org/wordprocessingml/2006/main" xmlns:wp="http://schemas.openxmlformats.org/drawingml/2006/wordprocessingDrawing" xmlns:r="http://schemas.openxmlformats.org/officeDocument/2006/relationships" xmlns:w14="http://schemas.microsoft.com/office/word/2010/wordml">
+              <w:rPr>
+                <w:rFonts w:ascii="Helvetica" w:hAnsi="Helvetica" w:eastAsia="Helvetica" w:cs="Helvetica"/>
+                <w:i w:val="false"/>
+                <w:b w:val="false"/>
+                <w:u w:val="none"/>
+                <w:strike w:val="false"/>
+                <w:sz w:val="14"/>
+                <w:szCs w:val="14"/>
+                <w:color w:val="000000"/>
+              </w:rPr>
+              <w:t xml:space="preserve">24 (75%)</w:t>
+            </w:r>
+          </w:p>
+        </w:tc>
         <w:tc>
           <w:tcPr>
             <w:tcBorders>
@@ -3550,11 +4908,11 @@
               <w:left w:w="0" w:type="dxa"/>
               <w:right w:w="0" w:type="dxa"/>
             </w:tcMar>
-            <w:vAlign w:val="center"/>
+            <w:vAlign w:val="top"/>
           </w:tcPr>
           <w:p>
             <w:pPr>
-              <w:jc w:val="left"/>
+              <w:jc w:val="center"/>
               <w:pBdr>
                 <w:bottom w:val="none" w:sz="0" w:space="0" w:color="000000"/>
                 <w:top w:val="none" w:sz="0" w:space="0" w:color="000000"/>
@@ -3569,23 +4927,23 @@
                 <w:b w:val="false"/>
                 <w:u w:val="none"/>
                 <w:strike w:val="false"/>
-                <w:sz w:val="18"/>
-                <w:szCs w:val="18"/>
-                <w:color w:val="000000"/>
-              </w:rPr>
-            </w:pPr>
-            <w:r xmlns:w="http://schemas.openxmlformats.org/wordprocessingml/2006/main" xmlns:wp="http://schemas.openxmlformats.org/drawingml/2006/wordprocessingDrawing" xmlns:r="http://schemas.openxmlformats.org/officeDocument/2006/relationships" xmlns:w14="http://schemas.microsoft.com/office/word/2010/wordml">
-              <w:rPr>
-                <w:rFonts w:ascii="Helvetica" w:hAnsi="Helvetica" w:eastAsia="Helvetica" w:cs="Helvetica"/>
-                <w:i w:val="false"/>
-                <w:b w:val="false"/>
-                <w:u w:val="none"/>
-                <w:strike w:val="false"/>
-                <w:sz w:val="18"/>
-                <w:szCs w:val="18"/>
-                <w:color w:val="000000"/>
-              </w:rPr>
-              <w:t xml:space="preserve">Appointment offered</w:t>
+                <w:sz w:val="14"/>
+                <w:szCs w:val="14"/>
+                <w:color w:val="000000"/>
+              </w:rPr>
+            </w:pPr>
+            <w:r xmlns:w="http://schemas.openxmlformats.org/wordprocessingml/2006/main" xmlns:wp="http://schemas.openxmlformats.org/drawingml/2006/wordprocessingDrawing" xmlns:r="http://schemas.openxmlformats.org/officeDocument/2006/relationships" xmlns:w14="http://schemas.microsoft.com/office/word/2010/wordml">
+              <w:rPr>
+                <w:rFonts w:ascii="Helvetica" w:hAnsi="Helvetica" w:eastAsia="Helvetica" w:cs="Helvetica"/>
+                <w:i w:val="false"/>
+                <w:b w:val="false"/>
+                <w:u w:val="none"/>
+                <w:strike w:val="false"/>
+                <w:sz w:val="14"/>
+                <w:szCs w:val="14"/>
+                <w:color w:val="000000"/>
+              </w:rPr>
+              <w:t xml:space="preserve">23 (85%)</w:t>
             </w:r>
           </w:p>
         </w:tc>
@@ -3604,11 +4962,11 @@
               <w:left w:w="0" w:type="dxa"/>
               <w:right w:w="0" w:type="dxa"/>
             </w:tcMar>
-            <w:vAlign w:val="center"/>
+            <w:vAlign w:val="top"/>
           </w:tcPr>
           <w:p>
             <w:pPr>
-              <w:jc w:val="left"/>
+              <w:jc w:val="center"/>
               <w:pBdr>
                 <w:bottom w:val="none" w:sz="0" w:space="0" w:color="000000"/>
                 <w:top w:val="none" w:sz="0" w:space="0" w:color="000000"/>
@@ -3623,35 +4981,30 @@
                 <w:b w:val="false"/>
                 <w:u w:val="none"/>
                 <w:strike w:val="false"/>
-                <w:sz w:val="18"/>
-                <w:szCs w:val="18"/>
-                <w:color w:val="000000"/>
-              </w:rPr>
-            </w:pPr>
-            <w:r xmlns:w="http://schemas.openxmlformats.org/wordprocessingml/2006/main" xmlns:wp="http://schemas.openxmlformats.org/drawingml/2006/wordprocessingDrawing" xmlns:r="http://schemas.openxmlformats.org/officeDocument/2006/relationships" xmlns:w14="http://schemas.microsoft.com/office/word/2010/wordml">
-              <w:rPr>
-                <w:rFonts w:ascii="Helvetica" w:hAnsi="Helvetica" w:eastAsia="Helvetica" w:cs="Helvetica"/>
-                <w:i w:val="false"/>
-                <w:b w:val="false"/>
-                <w:u w:val="none"/>
-                <w:strike w:val="false"/>
-                <w:sz w:val="18"/>
-                <w:szCs w:val="18"/>
-                <w:color w:val="000000"/>
-              </w:rPr>
-              <w:t xml:space="preserve">433 (59.2%)</w:t>
-            </w:r>
-          </w:p>
-        </w:tc>
-      </w:tr>
-      <w:tr>
-        <w:trPr>
-          <w:trHeight w:val="620" w:hRule="auto"/>
-        </w:trPr>
+                <w:sz w:val="14"/>
+                <w:szCs w:val="14"/>
+                <w:color w:val="000000"/>
+              </w:rPr>
+            </w:pPr>
+            <w:r xmlns:w="http://schemas.openxmlformats.org/wordprocessingml/2006/main" xmlns:wp="http://schemas.openxmlformats.org/drawingml/2006/wordprocessingDrawing" xmlns:r="http://schemas.openxmlformats.org/officeDocument/2006/relationships" xmlns:w14="http://schemas.microsoft.com/office/word/2010/wordml">
+              <w:rPr>
+                <w:rFonts w:ascii="Helvetica" w:hAnsi="Helvetica" w:eastAsia="Helvetica" w:cs="Helvetica"/>
+                <w:i w:val="false"/>
+                <w:b w:val="false"/>
+                <w:u w:val="none"/>
+                <w:strike w:val="false"/>
+                <w:sz w:val="14"/>
+                <w:szCs w:val="14"/>
+                <w:color w:val="000000"/>
+              </w:rPr>
+              <w:t xml:space="preserve">14 (74%)</w:t>
+            </w:r>
+          </w:p>
+        </w:tc>
         <w:tc>
           <w:tcPr>
             <w:tcBorders>
-              <w:bottom w:val="single" w:sz="12" w:space="0" w:color="666666"/>
+              <w:bottom w:val="none" w:sz="0" w:space="0" w:color="000000"/>
               <w:top w:val="none" w:sz="0" w:space="0" w:color="000000"/>
               <w:left w:val="none" w:sz="0" w:space="0" w:color="000000"/>
               <w:right w:val="none" w:sz="0" w:space="0" w:color="000000"/>
@@ -3663,11 +5016,11 @@
               <w:left w:w="0" w:type="dxa"/>
               <w:right w:w="0" w:type="dxa"/>
             </w:tcMar>
-            <w:vAlign w:val="center"/>
+            <w:vAlign w:val="top"/>
           </w:tcPr>
           <w:p>
             <w:pPr>
-              <w:jc w:val="left"/>
+              <w:jc w:val="center"/>
               <w:pBdr>
                 <w:bottom w:val="none" w:sz="0" w:space="0" w:color="000000"/>
                 <w:top w:val="none" w:sz="0" w:space="0" w:color="000000"/>
@@ -3682,30 +5035,30 @@
                 <w:b w:val="false"/>
                 <w:u w:val="none"/>
                 <w:strike w:val="false"/>
-                <w:sz w:val="18"/>
-                <w:szCs w:val="18"/>
-                <w:color w:val="000000"/>
-              </w:rPr>
-            </w:pPr>
-            <w:r xmlns:w="http://schemas.openxmlformats.org/wordprocessingml/2006/main" xmlns:wp="http://schemas.openxmlformats.org/drawingml/2006/wordprocessingDrawing" xmlns:r="http://schemas.openxmlformats.org/officeDocument/2006/relationships" xmlns:w14="http://schemas.microsoft.com/office/word/2010/wordml">
-              <w:rPr>
-                <w:rFonts w:ascii="Helvetica" w:hAnsi="Helvetica" w:eastAsia="Helvetica" w:cs="Helvetica"/>
-                <w:i w:val="false"/>
-                <w:b w:val="false"/>
-                <w:u w:val="none"/>
-                <w:strike w:val="false"/>
-                <w:sz w:val="18"/>
-                <w:szCs w:val="18"/>
-                <w:color w:val="000000"/>
-              </w:rPr>
-              <w:t xml:space="preserve">Business-day wait, if offered [median (IQR)]</w:t>
+                <w:sz w:val="14"/>
+                <w:szCs w:val="14"/>
+                <w:color w:val="000000"/>
+              </w:rPr>
+            </w:pPr>
+            <w:r xmlns:w="http://schemas.openxmlformats.org/wordprocessingml/2006/main" xmlns:wp="http://schemas.openxmlformats.org/drawingml/2006/wordprocessingDrawing" xmlns:r="http://schemas.openxmlformats.org/officeDocument/2006/relationships" xmlns:w14="http://schemas.microsoft.com/office/word/2010/wordml">
+              <w:rPr>
+                <w:rFonts w:ascii="Helvetica" w:hAnsi="Helvetica" w:eastAsia="Helvetica" w:cs="Helvetica"/>
+                <w:i w:val="false"/>
+                <w:b w:val="false"/>
+                <w:u w:val="none"/>
+                <w:strike w:val="false"/>
+                <w:sz w:val="14"/>
+                <w:szCs w:val="14"/>
+                <w:color w:val="000000"/>
+              </w:rPr>
+              <w:t xml:space="preserve">4 (25%)</w:t>
             </w:r>
           </w:p>
         </w:tc>
         <w:tc>
           <w:tcPr>
             <w:tcBorders>
-              <w:bottom w:val="single" w:sz="12" w:space="0" w:color="666666"/>
+              <w:bottom w:val="none" w:sz="0" w:space="0" w:color="000000"/>
               <w:top w:val="none" w:sz="0" w:space="0" w:color="000000"/>
               <w:left w:val="none" w:sz="0" w:space="0" w:color="000000"/>
               <w:right w:val="none" w:sz="0" w:space="0" w:color="000000"/>
@@ -3717,11 +5070,11 @@
               <w:left w:w="0" w:type="dxa"/>
               <w:right w:w="0" w:type="dxa"/>
             </w:tcMar>
-            <w:vAlign w:val="center"/>
+            <w:vAlign w:val="top"/>
           </w:tcPr>
           <w:p>
             <w:pPr>
-              <w:jc w:val="left"/>
+              <w:jc w:val="center"/>
               <w:pBdr>
                 <w:bottom w:val="none" w:sz="0" w:space="0" w:color="000000"/>
                 <w:top w:val="none" w:sz="0" w:space="0" w:color="000000"/>
@@ -3736,23 +5089,3367 @@
                 <w:b w:val="false"/>
                 <w:u w:val="none"/>
                 <w:strike w:val="false"/>
-                <w:sz w:val="18"/>
-                <w:szCs w:val="18"/>
-                <w:color w:val="000000"/>
-              </w:rPr>
-            </w:pPr>
-            <w:r xmlns:w="http://schemas.openxmlformats.org/wordprocessingml/2006/main" xmlns:wp="http://schemas.openxmlformats.org/drawingml/2006/wordprocessingDrawing" xmlns:r="http://schemas.openxmlformats.org/officeDocument/2006/relationships" xmlns:w14="http://schemas.microsoft.com/office/word/2010/wordml">
-              <w:rPr>
-                <w:rFonts w:ascii="Helvetica" w:hAnsi="Helvetica" w:eastAsia="Helvetica" w:cs="Helvetica"/>
-                <w:i w:val="false"/>
-                <w:b w:val="false"/>
-                <w:u w:val="none"/>
-                <w:strike w:val="false"/>
-                <w:sz w:val="18"/>
-                <w:szCs w:val="18"/>
-                <w:color w:val="000000"/>
-              </w:rPr>
-              <w:t xml:space="preserve">14 (5-30)</w:t>
+                <w:sz w:val="14"/>
+                <w:szCs w:val="14"/>
+                <w:color w:val="000000"/>
+              </w:rPr>
+            </w:pPr>
+            <w:r xmlns:w="http://schemas.openxmlformats.org/wordprocessingml/2006/main" xmlns:wp="http://schemas.openxmlformats.org/drawingml/2006/wordprocessingDrawing" xmlns:r="http://schemas.openxmlformats.org/officeDocument/2006/relationships" xmlns:w14="http://schemas.microsoft.com/office/word/2010/wordml">
+              <w:rPr>
+                <w:rFonts w:ascii="Helvetica" w:hAnsi="Helvetica" w:eastAsia="Helvetica" w:cs="Helvetica"/>
+                <w:i w:val="false"/>
+                <w:b w:val="false"/>
+                <w:u w:val="none"/>
+                <w:strike w:val="false"/>
+                <w:sz w:val="14"/>
+                <w:szCs w:val="14"/>
+                <w:color w:val="000000"/>
+              </w:rPr>
+              <w:t xml:space="preserve">11 (85%)</w:t>
+            </w:r>
+          </w:p>
+        </w:tc>
+      </w:tr>
+      <w:tr>
+        <w:trPr>
+          <w:trHeight w:val="616" w:hRule="auto"/>
+        </w:trPr>
+        <w:tc>
+          <w:tcPr>
+            <w:tcBorders>
+              <w:bottom w:val="none" w:sz="0" w:space="0" w:color="000000"/>
+              <w:top w:val="none" w:sz="0" w:space="0" w:color="000000"/>
+              <w:left w:val="none" w:sz="0" w:space="0" w:color="000000"/>
+              <w:right w:val="none" w:sz="0" w:space="0" w:color="000000"/>
+            </w:tcBorders>
+            <w:shd w:val="clear" w:color="auto" w:fill="FFFFFF"/>
+            <w:tcMar>
+              <w:top w:w="0" w:type="dxa"/>
+              <w:bottom w:w="0" w:type="dxa"/>
+              <w:left w:w="0" w:type="dxa"/>
+              <w:right w:w="0" w:type="dxa"/>
+            </w:tcMar>
+            <w:vAlign w:val="top"/>
+          </w:tcPr>
+          <w:p>
+            <w:pPr>
+              <w:jc w:val="left"/>
+              <w:pBdr>
+                <w:bottom w:val="none" w:sz="0" w:space="0" w:color="000000"/>
+                <w:top w:val="none" w:sz="0" w:space="0" w:color="000000"/>
+                <w:left w:val="none" w:sz="0" w:space="0" w:color="000000"/>
+                <w:right w:val="none" w:sz="0" w:space="0" w:color="000000"/>
+              </w:pBdr>
+              <w:spacing w:after="100" w:before="100" w:line="240"/>
+              <w:ind w:left="300" w:right="100" w:firstLine="0" w:firstLineChars="0"/>
+              <w:rPr>
+                <w:rFonts w:ascii="Helvetica" w:hAnsi="Helvetica" w:eastAsia="Helvetica" w:cs="Helvetica"/>
+                <w:i w:val="false"/>
+                <w:b w:val="false"/>
+                <w:u w:val="none"/>
+                <w:strike w:val="false"/>
+                <w:sz w:val="14"/>
+                <w:szCs w:val="14"/>
+                <w:color w:val="000000"/>
+              </w:rPr>
+            </w:pPr>
+            <w:r xmlns:w="http://schemas.openxmlformats.org/wordprocessingml/2006/main" xmlns:wp="http://schemas.openxmlformats.org/drawingml/2006/wordprocessingDrawing" xmlns:r="http://schemas.openxmlformats.org/officeDocument/2006/relationships" xmlns:w14="http://schemas.microsoft.com/office/word/2010/wordml">
+              <w:rPr>
+                <w:rFonts w:ascii="Helvetica" w:hAnsi="Helvetica" w:eastAsia="Helvetica" w:cs="Helvetica"/>
+                <w:i w:val="false"/>
+                <w:b w:val="false"/>
+                <w:u w:val="none"/>
+                <w:strike w:val="false"/>
+                <w:sz w:val="14"/>
+                <w:szCs w:val="14"/>
+                <w:color w:val="000000"/>
+              </w:rPr>
+              <w:t xml:space="preserve">Suburban</w:t>
+            </w:r>
+          </w:p>
+        </w:tc>
+        <w:tc>
+          <w:tcPr>
+            <w:tcBorders>
+              <w:bottom w:val="none" w:sz="0" w:space="0" w:color="000000"/>
+              <w:top w:val="none" w:sz="0" w:space="0" w:color="000000"/>
+              <w:left w:val="none" w:sz="0" w:space="0" w:color="000000"/>
+              <w:right w:val="none" w:sz="0" w:space="0" w:color="000000"/>
+            </w:tcBorders>
+            <w:shd w:val="clear" w:color="auto" w:fill="FFFFFF"/>
+            <w:tcMar>
+              <w:top w:w="0" w:type="dxa"/>
+              <w:bottom w:w="0" w:type="dxa"/>
+              <w:left w:w="0" w:type="dxa"/>
+              <w:right w:w="0" w:type="dxa"/>
+            </w:tcMar>
+            <w:vAlign w:val="top"/>
+          </w:tcPr>
+          <w:p>
+            <w:pPr>
+              <w:jc w:val="center"/>
+              <w:pBdr>
+                <w:bottom w:val="none" w:sz="0" w:space="0" w:color="000000"/>
+                <w:top w:val="none" w:sz="0" w:space="0" w:color="000000"/>
+                <w:left w:val="none" w:sz="0" w:space="0" w:color="000000"/>
+                <w:right w:val="none" w:sz="0" w:space="0" w:color="000000"/>
+              </w:pBdr>
+              <w:spacing w:after="100" w:before="100" w:line="240"/>
+              <w:ind w:left="100" w:right="100" w:firstLine="0" w:firstLineChars="0"/>
+              <w:rPr>
+                <w:rFonts w:ascii="Helvetica" w:hAnsi="Helvetica" w:eastAsia="Helvetica" w:cs="Helvetica"/>
+                <w:i w:val="false"/>
+                <w:b w:val="false"/>
+                <w:u w:val="none"/>
+                <w:strike w:val="false"/>
+                <w:sz w:val="14"/>
+                <w:szCs w:val="14"/>
+                <w:color w:val="000000"/>
+              </w:rPr>
+            </w:pPr>
+            <w:r xmlns:w="http://schemas.openxmlformats.org/wordprocessingml/2006/main" xmlns:wp="http://schemas.openxmlformats.org/drawingml/2006/wordprocessingDrawing" xmlns:r="http://schemas.openxmlformats.org/officeDocument/2006/relationships" xmlns:w14="http://schemas.microsoft.com/office/word/2010/wordml">
+              <w:rPr>
+                <w:rFonts w:ascii="Helvetica" w:hAnsi="Helvetica" w:eastAsia="Helvetica" w:cs="Helvetica"/>
+                <w:i w:val="false"/>
+                <w:b w:val="false"/>
+                <w:u w:val="none"/>
+                <w:strike w:val="false"/>
+                <w:sz w:val="14"/>
+                <w:szCs w:val="14"/>
+                <w:color w:val="000000"/>
+              </w:rPr>
+              <w:t xml:space="preserve">307 (42%)</w:t>
+            </w:r>
+          </w:p>
+        </w:tc>
+        <w:tc>
+          <w:tcPr>
+            <w:tcBorders>
+              <w:bottom w:val="none" w:sz="0" w:space="0" w:color="000000"/>
+              <w:top w:val="none" w:sz="0" w:space="0" w:color="000000"/>
+              <w:left w:val="none" w:sz="0" w:space="0" w:color="000000"/>
+              <w:right w:val="none" w:sz="0" w:space="0" w:color="000000"/>
+            </w:tcBorders>
+            <w:shd w:val="clear" w:color="auto" w:fill="FFFFFF"/>
+            <w:tcMar>
+              <w:top w:w="0" w:type="dxa"/>
+              <w:bottom w:w="0" w:type="dxa"/>
+              <w:left w:w="0" w:type="dxa"/>
+              <w:right w:w="0" w:type="dxa"/>
+            </w:tcMar>
+            <w:vAlign w:val="top"/>
+          </w:tcPr>
+          <w:p>
+            <w:pPr>
+              <w:jc w:val="center"/>
+              <w:pBdr>
+                <w:bottom w:val="none" w:sz="0" w:space="0" w:color="000000"/>
+                <w:top w:val="none" w:sz="0" w:space="0" w:color="000000"/>
+                <w:left w:val="none" w:sz="0" w:space="0" w:color="000000"/>
+                <w:right w:val="none" w:sz="0" w:space="0" w:color="000000"/>
+              </w:pBdr>
+              <w:spacing w:after="100" w:before="100" w:line="240"/>
+              <w:ind w:left="100" w:right="100" w:firstLine="0" w:firstLineChars="0"/>
+              <w:rPr>
+                <w:rFonts w:ascii="Helvetica" w:hAnsi="Helvetica" w:eastAsia="Helvetica" w:cs="Helvetica"/>
+                <w:i w:val="false"/>
+                <w:b w:val="false"/>
+                <w:u w:val="none"/>
+                <w:strike w:val="false"/>
+                <w:sz w:val="14"/>
+                <w:szCs w:val="14"/>
+                <w:color w:val="000000"/>
+              </w:rPr>
+            </w:pPr>
+            <w:r xmlns:w="http://schemas.openxmlformats.org/wordprocessingml/2006/main" xmlns:wp="http://schemas.openxmlformats.org/drawingml/2006/wordprocessingDrawing" xmlns:r="http://schemas.openxmlformats.org/officeDocument/2006/relationships" xmlns:w14="http://schemas.microsoft.com/office/word/2010/wordml">
+              <w:rPr>
+                <w:rFonts w:ascii="Helvetica" w:hAnsi="Helvetica" w:eastAsia="Helvetica" w:cs="Helvetica"/>
+                <w:i w:val="false"/>
+                <w:b w:val="false"/>
+                <w:u w:val="none"/>
+                <w:strike w:val="false"/>
+                <w:sz w:val="14"/>
+                <w:szCs w:val="14"/>
+                <w:color w:val="000000"/>
+              </w:rPr>
+              <w:t xml:space="preserve">257 (51%)</w:t>
+            </w:r>
+          </w:p>
+        </w:tc>
+        <w:tc>
+          <w:tcPr>
+            <w:tcBorders>
+              <w:bottom w:val="none" w:sz="0" w:space="0" w:color="000000"/>
+              <w:top w:val="none" w:sz="0" w:space="0" w:color="000000"/>
+              <w:left w:val="none" w:sz="0" w:space="0" w:color="000000"/>
+              <w:right w:val="none" w:sz="0" w:space="0" w:color="000000"/>
+            </w:tcBorders>
+            <w:shd w:val="clear" w:color="auto" w:fill="FFFFFF"/>
+            <w:tcMar>
+              <w:top w:w="0" w:type="dxa"/>
+              <w:bottom w:w="0" w:type="dxa"/>
+              <w:left w:w="0" w:type="dxa"/>
+              <w:right w:w="0" w:type="dxa"/>
+            </w:tcMar>
+            <w:vAlign w:val="top"/>
+          </w:tcPr>
+          <w:p>
+            <w:pPr>
+              <w:jc w:val="center"/>
+              <w:pBdr>
+                <w:bottom w:val="none" w:sz="0" w:space="0" w:color="000000"/>
+                <w:top w:val="none" w:sz="0" w:space="0" w:color="000000"/>
+                <w:left w:val="none" w:sz="0" w:space="0" w:color="000000"/>
+                <w:right w:val="none" w:sz="0" w:space="0" w:color="000000"/>
+              </w:pBdr>
+              <w:spacing w:after="100" w:before="100" w:line="240"/>
+              <w:ind w:left="100" w:right="100" w:firstLine="0" w:firstLineChars="0"/>
+              <w:rPr>
+                <w:rFonts w:ascii="Helvetica" w:hAnsi="Helvetica" w:eastAsia="Helvetica" w:cs="Helvetica"/>
+                <w:i w:val="false"/>
+                <w:b w:val="false"/>
+                <w:u w:val="none"/>
+                <w:strike w:val="false"/>
+                <w:sz w:val="14"/>
+                <w:szCs w:val="14"/>
+                <w:color w:val="000000"/>
+              </w:rPr>
+            </w:pPr>
+            <w:r xmlns:w="http://schemas.openxmlformats.org/wordprocessingml/2006/main" xmlns:wp="http://schemas.openxmlformats.org/drawingml/2006/wordprocessingDrawing" xmlns:r="http://schemas.openxmlformats.org/officeDocument/2006/relationships" xmlns:w14="http://schemas.microsoft.com/office/word/2010/wordml">
+              <w:rPr>
+                <w:rFonts w:ascii="Helvetica" w:hAnsi="Helvetica" w:eastAsia="Helvetica" w:cs="Helvetica"/>
+                <w:i w:val="false"/>
+                <w:b w:val="false"/>
+                <w:u w:val="none"/>
+                <w:strike w:val="false"/>
+                <w:sz w:val="14"/>
+                <w:szCs w:val="14"/>
+                <w:color w:val="000000"/>
+              </w:rPr>
+              <w:t xml:space="preserve">20 (26%)</w:t>
+            </w:r>
+          </w:p>
+        </w:tc>
+        <w:tc>
+          <w:tcPr>
+            <w:tcBorders>
+              <w:bottom w:val="none" w:sz="0" w:space="0" w:color="000000"/>
+              <w:top w:val="none" w:sz="0" w:space="0" w:color="000000"/>
+              <w:left w:val="none" w:sz="0" w:space="0" w:color="000000"/>
+              <w:right w:val="none" w:sz="0" w:space="0" w:color="000000"/>
+            </w:tcBorders>
+            <w:shd w:val="clear" w:color="auto" w:fill="FFFFFF"/>
+            <w:tcMar>
+              <w:top w:w="0" w:type="dxa"/>
+              <w:bottom w:w="0" w:type="dxa"/>
+              <w:left w:w="0" w:type="dxa"/>
+              <w:right w:w="0" w:type="dxa"/>
+            </w:tcMar>
+            <w:vAlign w:val="top"/>
+          </w:tcPr>
+          <w:p>
+            <w:pPr>
+              <w:jc w:val="center"/>
+              <w:pBdr>
+                <w:bottom w:val="none" w:sz="0" w:space="0" w:color="000000"/>
+                <w:top w:val="none" w:sz="0" w:space="0" w:color="000000"/>
+                <w:left w:val="none" w:sz="0" w:space="0" w:color="000000"/>
+                <w:right w:val="none" w:sz="0" w:space="0" w:color="000000"/>
+              </w:pBdr>
+              <w:spacing w:after="100" w:before="100" w:line="240"/>
+              <w:ind w:left="100" w:right="100" w:firstLine="0" w:firstLineChars="0"/>
+              <w:rPr>
+                <w:rFonts w:ascii="Helvetica" w:hAnsi="Helvetica" w:eastAsia="Helvetica" w:cs="Helvetica"/>
+                <w:i w:val="false"/>
+                <w:b w:val="false"/>
+                <w:u w:val="none"/>
+                <w:strike w:val="false"/>
+                <w:sz w:val="14"/>
+                <w:szCs w:val="14"/>
+                <w:color w:val="000000"/>
+              </w:rPr>
+            </w:pPr>
+            <w:r xmlns:w="http://schemas.openxmlformats.org/wordprocessingml/2006/main" xmlns:wp="http://schemas.openxmlformats.org/drawingml/2006/wordprocessingDrawing" xmlns:r="http://schemas.openxmlformats.org/officeDocument/2006/relationships" xmlns:w14="http://schemas.microsoft.com/office/word/2010/wordml">
+              <w:rPr>
+                <w:rFonts w:ascii="Helvetica" w:hAnsi="Helvetica" w:eastAsia="Helvetica" w:cs="Helvetica"/>
+                <w:i w:val="false"/>
+                <w:b w:val="false"/>
+                <w:u w:val="none"/>
+                <w:strike w:val="false"/>
+                <w:sz w:val="14"/>
+                <w:szCs w:val="14"/>
+                <w:color w:val="000000"/>
+              </w:rPr>
+              <w:t xml:space="preserve">7 (16%)</w:t>
+            </w:r>
+          </w:p>
+        </w:tc>
+        <w:tc>
+          <w:tcPr>
+            <w:tcBorders>
+              <w:bottom w:val="none" w:sz="0" w:space="0" w:color="000000"/>
+              <w:top w:val="none" w:sz="0" w:space="0" w:color="000000"/>
+              <w:left w:val="none" w:sz="0" w:space="0" w:color="000000"/>
+              <w:right w:val="none" w:sz="0" w:space="0" w:color="000000"/>
+            </w:tcBorders>
+            <w:shd w:val="clear" w:color="auto" w:fill="FFFFFF"/>
+            <w:tcMar>
+              <w:top w:w="0" w:type="dxa"/>
+              <w:bottom w:w="0" w:type="dxa"/>
+              <w:left w:w="0" w:type="dxa"/>
+              <w:right w:w="0" w:type="dxa"/>
+            </w:tcMar>
+            <w:vAlign w:val="top"/>
+          </w:tcPr>
+          <w:p>
+            <w:pPr>
+              <w:jc w:val="center"/>
+              <w:pBdr>
+                <w:bottom w:val="none" w:sz="0" w:space="0" w:color="000000"/>
+                <w:top w:val="none" w:sz="0" w:space="0" w:color="000000"/>
+                <w:left w:val="none" w:sz="0" w:space="0" w:color="000000"/>
+                <w:right w:val="none" w:sz="0" w:space="0" w:color="000000"/>
+              </w:pBdr>
+              <w:spacing w:after="100" w:before="100" w:line="240"/>
+              <w:ind w:left="100" w:right="100" w:firstLine="0" w:firstLineChars="0"/>
+              <w:rPr>
+                <w:rFonts w:ascii="Helvetica" w:hAnsi="Helvetica" w:eastAsia="Helvetica" w:cs="Helvetica"/>
+                <w:i w:val="false"/>
+                <w:b w:val="false"/>
+                <w:u w:val="none"/>
+                <w:strike w:val="false"/>
+                <w:sz w:val="14"/>
+                <w:szCs w:val="14"/>
+                <w:color w:val="000000"/>
+              </w:rPr>
+            </w:pPr>
+            <w:r xmlns:w="http://schemas.openxmlformats.org/wordprocessingml/2006/main" xmlns:wp="http://schemas.openxmlformats.org/drawingml/2006/wordprocessingDrawing" xmlns:r="http://schemas.openxmlformats.org/officeDocument/2006/relationships" xmlns:w14="http://schemas.microsoft.com/office/word/2010/wordml">
+              <w:rPr>
+                <w:rFonts w:ascii="Helvetica" w:hAnsi="Helvetica" w:eastAsia="Helvetica" w:cs="Helvetica"/>
+                <w:i w:val="false"/>
+                <w:b w:val="false"/>
+                <w:u w:val="none"/>
+                <w:strike w:val="false"/>
+                <w:sz w:val="14"/>
+                <w:szCs w:val="14"/>
+                <w:color w:val="000000"/>
+              </w:rPr>
+              <w:t xml:space="preserve">4 (13%)</w:t>
+            </w:r>
+          </w:p>
+        </w:tc>
+        <w:tc>
+          <w:tcPr>
+            <w:tcBorders>
+              <w:bottom w:val="none" w:sz="0" w:space="0" w:color="000000"/>
+              <w:top w:val="none" w:sz="0" w:space="0" w:color="000000"/>
+              <w:left w:val="none" w:sz="0" w:space="0" w:color="000000"/>
+              <w:right w:val="none" w:sz="0" w:space="0" w:color="000000"/>
+            </w:tcBorders>
+            <w:shd w:val="clear" w:color="auto" w:fill="FFFFFF"/>
+            <w:tcMar>
+              <w:top w:w="0" w:type="dxa"/>
+              <w:bottom w:w="0" w:type="dxa"/>
+              <w:left w:w="0" w:type="dxa"/>
+              <w:right w:w="0" w:type="dxa"/>
+            </w:tcMar>
+            <w:vAlign w:val="top"/>
+          </w:tcPr>
+          <w:p>
+            <w:pPr>
+              <w:jc w:val="center"/>
+              <w:pBdr>
+                <w:bottom w:val="none" w:sz="0" w:space="0" w:color="000000"/>
+                <w:top w:val="none" w:sz="0" w:space="0" w:color="000000"/>
+                <w:left w:val="none" w:sz="0" w:space="0" w:color="000000"/>
+                <w:right w:val="none" w:sz="0" w:space="0" w:color="000000"/>
+              </w:pBdr>
+              <w:spacing w:after="100" w:before="100" w:line="240"/>
+              <w:ind w:left="100" w:right="100" w:firstLine="0" w:firstLineChars="0"/>
+              <w:rPr>
+                <w:rFonts w:ascii="Helvetica" w:hAnsi="Helvetica" w:eastAsia="Helvetica" w:cs="Helvetica"/>
+                <w:i w:val="false"/>
+                <w:b w:val="false"/>
+                <w:u w:val="none"/>
+                <w:strike w:val="false"/>
+                <w:sz w:val="14"/>
+                <w:szCs w:val="14"/>
+                <w:color w:val="000000"/>
+              </w:rPr>
+            </w:pPr>
+            <w:r xmlns:w="http://schemas.openxmlformats.org/wordprocessingml/2006/main" xmlns:wp="http://schemas.openxmlformats.org/drawingml/2006/wordprocessingDrawing" xmlns:r="http://schemas.openxmlformats.org/officeDocument/2006/relationships" xmlns:w14="http://schemas.microsoft.com/office/word/2010/wordml">
+              <w:rPr>
+                <w:rFonts w:ascii="Helvetica" w:hAnsi="Helvetica" w:eastAsia="Helvetica" w:cs="Helvetica"/>
+                <w:i w:val="false"/>
+                <w:b w:val="false"/>
+                <w:u w:val="none"/>
+                <w:strike w:val="false"/>
+                <w:sz w:val="14"/>
+                <w:szCs w:val="14"/>
+                <w:color w:val="000000"/>
+              </w:rPr>
+              <w:t xml:space="preserve">4 (15%)</w:t>
+            </w:r>
+          </w:p>
+        </w:tc>
+        <w:tc>
+          <w:tcPr>
+            <w:tcBorders>
+              <w:bottom w:val="none" w:sz="0" w:space="0" w:color="000000"/>
+              <w:top w:val="none" w:sz="0" w:space="0" w:color="000000"/>
+              <w:left w:val="none" w:sz="0" w:space="0" w:color="000000"/>
+              <w:right w:val="none" w:sz="0" w:space="0" w:color="000000"/>
+            </w:tcBorders>
+            <w:shd w:val="clear" w:color="auto" w:fill="FFFFFF"/>
+            <w:tcMar>
+              <w:top w:w="0" w:type="dxa"/>
+              <w:bottom w:w="0" w:type="dxa"/>
+              <w:left w:w="0" w:type="dxa"/>
+              <w:right w:w="0" w:type="dxa"/>
+            </w:tcMar>
+            <w:vAlign w:val="top"/>
+          </w:tcPr>
+          <w:p>
+            <w:pPr>
+              <w:jc w:val="center"/>
+              <w:pBdr>
+                <w:bottom w:val="none" w:sz="0" w:space="0" w:color="000000"/>
+                <w:top w:val="none" w:sz="0" w:space="0" w:color="000000"/>
+                <w:left w:val="none" w:sz="0" w:space="0" w:color="000000"/>
+                <w:right w:val="none" w:sz="0" w:space="0" w:color="000000"/>
+              </w:pBdr>
+              <w:spacing w:after="100" w:before="100" w:line="240"/>
+              <w:ind w:left="100" w:right="100" w:firstLine="0" w:firstLineChars="0"/>
+              <w:rPr>
+                <w:rFonts w:ascii="Helvetica" w:hAnsi="Helvetica" w:eastAsia="Helvetica" w:cs="Helvetica"/>
+                <w:i w:val="false"/>
+                <w:b w:val="false"/>
+                <w:u w:val="none"/>
+                <w:strike w:val="false"/>
+                <w:sz w:val="14"/>
+                <w:szCs w:val="14"/>
+                <w:color w:val="000000"/>
+              </w:rPr>
+            </w:pPr>
+            <w:r xmlns:w="http://schemas.openxmlformats.org/wordprocessingml/2006/main" xmlns:wp="http://schemas.openxmlformats.org/drawingml/2006/wordprocessingDrawing" xmlns:r="http://schemas.openxmlformats.org/officeDocument/2006/relationships" xmlns:w14="http://schemas.microsoft.com/office/word/2010/wordml">
+              <w:rPr>
+                <w:rFonts w:ascii="Helvetica" w:hAnsi="Helvetica" w:eastAsia="Helvetica" w:cs="Helvetica"/>
+                <w:i w:val="false"/>
+                <w:b w:val="false"/>
+                <w:u w:val="none"/>
+                <w:strike w:val="false"/>
+                <w:sz w:val="14"/>
+                <w:szCs w:val="14"/>
+                <w:color w:val="000000"/>
+              </w:rPr>
+              <w:t xml:space="preserve">4 (21%)</w:t>
+            </w:r>
+          </w:p>
+        </w:tc>
+        <w:tc>
+          <w:tcPr>
+            <w:tcBorders>
+              <w:bottom w:val="none" w:sz="0" w:space="0" w:color="000000"/>
+              <w:top w:val="none" w:sz="0" w:space="0" w:color="000000"/>
+              <w:left w:val="none" w:sz="0" w:space="0" w:color="000000"/>
+              <w:right w:val="none" w:sz="0" w:space="0" w:color="000000"/>
+            </w:tcBorders>
+            <w:shd w:val="clear" w:color="auto" w:fill="FFFFFF"/>
+            <w:tcMar>
+              <w:top w:w="0" w:type="dxa"/>
+              <w:bottom w:w="0" w:type="dxa"/>
+              <w:left w:w="0" w:type="dxa"/>
+              <w:right w:w="0" w:type="dxa"/>
+            </w:tcMar>
+            <w:vAlign w:val="top"/>
+          </w:tcPr>
+          <w:p>
+            <w:pPr>
+              <w:jc w:val="center"/>
+              <w:pBdr>
+                <w:bottom w:val="none" w:sz="0" w:space="0" w:color="000000"/>
+                <w:top w:val="none" w:sz="0" w:space="0" w:color="000000"/>
+                <w:left w:val="none" w:sz="0" w:space="0" w:color="000000"/>
+                <w:right w:val="none" w:sz="0" w:space="0" w:color="000000"/>
+              </w:pBdr>
+              <w:spacing w:after="100" w:before="100" w:line="240"/>
+              <w:ind w:left="100" w:right="100" w:firstLine="0" w:firstLineChars="0"/>
+              <w:rPr>
+                <w:rFonts w:ascii="Helvetica" w:hAnsi="Helvetica" w:eastAsia="Helvetica" w:cs="Helvetica"/>
+                <w:i w:val="false"/>
+                <w:b w:val="false"/>
+                <w:u w:val="none"/>
+                <w:strike w:val="false"/>
+                <w:sz w:val="14"/>
+                <w:szCs w:val="14"/>
+                <w:color w:val="000000"/>
+              </w:rPr>
+            </w:pPr>
+            <w:r xmlns:w="http://schemas.openxmlformats.org/wordprocessingml/2006/main" xmlns:wp="http://schemas.openxmlformats.org/drawingml/2006/wordprocessingDrawing" xmlns:r="http://schemas.openxmlformats.org/officeDocument/2006/relationships" xmlns:w14="http://schemas.microsoft.com/office/word/2010/wordml">
+              <w:rPr>
+                <w:rFonts w:ascii="Helvetica" w:hAnsi="Helvetica" w:eastAsia="Helvetica" w:cs="Helvetica"/>
+                <w:i w:val="false"/>
+                <w:b w:val="false"/>
+                <w:u w:val="none"/>
+                <w:strike w:val="false"/>
+                <w:sz w:val="14"/>
+                <w:szCs w:val="14"/>
+                <w:color w:val="000000"/>
+              </w:rPr>
+              <w:t xml:space="preserve">10 (63%)</w:t>
+            </w:r>
+          </w:p>
+        </w:tc>
+        <w:tc>
+          <w:tcPr>
+            <w:tcBorders>
+              <w:bottom w:val="none" w:sz="0" w:space="0" w:color="000000"/>
+              <w:top w:val="none" w:sz="0" w:space="0" w:color="000000"/>
+              <w:left w:val="none" w:sz="0" w:space="0" w:color="000000"/>
+              <w:right w:val="none" w:sz="0" w:space="0" w:color="000000"/>
+            </w:tcBorders>
+            <w:shd w:val="clear" w:color="auto" w:fill="FFFFFF"/>
+            <w:tcMar>
+              <w:top w:w="0" w:type="dxa"/>
+              <w:bottom w:w="0" w:type="dxa"/>
+              <w:left w:w="0" w:type="dxa"/>
+              <w:right w:w="0" w:type="dxa"/>
+            </w:tcMar>
+            <w:vAlign w:val="top"/>
+          </w:tcPr>
+          <w:p>
+            <w:pPr>
+              <w:jc w:val="center"/>
+              <w:pBdr>
+                <w:bottom w:val="none" w:sz="0" w:space="0" w:color="000000"/>
+                <w:top w:val="none" w:sz="0" w:space="0" w:color="000000"/>
+                <w:left w:val="none" w:sz="0" w:space="0" w:color="000000"/>
+                <w:right w:val="none" w:sz="0" w:space="0" w:color="000000"/>
+              </w:pBdr>
+              <w:spacing w:after="100" w:before="100" w:line="240"/>
+              <w:ind w:left="100" w:right="100" w:firstLine="0" w:firstLineChars="0"/>
+              <w:rPr>
+                <w:rFonts w:ascii="Helvetica" w:hAnsi="Helvetica" w:eastAsia="Helvetica" w:cs="Helvetica"/>
+                <w:i w:val="false"/>
+                <w:b w:val="false"/>
+                <w:u w:val="none"/>
+                <w:strike w:val="false"/>
+                <w:sz w:val="14"/>
+                <w:szCs w:val="14"/>
+                <w:color w:val="000000"/>
+              </w:rPr>
+            </w:pPr>
+            <w:r xmlns:w="http://schemas.openxmlformats.org/wordprocessingml/2006/main" xmlns:wp="http://schemas.openxmlformats.org/drawingml/2006/wordprocessingDrawing" xmlns:r="http://schemas.openxmlformats.org/officeDocument/2006/relationships" xmlns:w14="http://schemas.microsoft.com/office/word/2010/wordml">
+              <w:rPr>
+                <w:rFonts w:ascii="Helvetica" w:hAnsi="Helvetica" w:eastAsia="Helvetica" w:cs="Helvetica"/>
+                <w:i w:val="false"/>
+                <w:b w:val="false"/>
+                <w:u w:val="none"/>
+                <w:strike w:val="false"/>
+                <w:sz w:val="14"/>
+                <w:szCs w:val="14"/>
+                <w:color w:val="000000"/>
+              </w:rPr>
+              <w:t xml:space="preserve">1 (7.7%)</w:t>
+            </w:r>
+          </w:p>
+        </w:tc>
+      </w:tr>
+      <w:tr>
+        <w:trPr>
+          <w:trHeight w:val="616" w:hRule="auto"/>
+        </w:trPr>
+        <w:tc>
+          <w:tcPr>
+            <w:tcBorders>
+              <w:bottom w:val="none" w:sz="0" w:space="0" w:color="000000"/>
+              <w:top w:val="none" w:sz="0" w:space="0" w:color="000000"/>
+              <w:left w:val="none" w:sz="0" w:space="0" w:color="000000"/>
+              <w:right w:val="none" w:sz="0" w:space="0" w:color="000000"/>
+            </w:tcBorders>
+            <w:shd w:val="clear" w:color="auto" w:fill="FFFFFF"/>
+            <w:tcMar>
+              <w:top w:w="0" w:type="dxa"/>
+              <w:bottom w:w="0" w:type="dxa"/>
+              <w:left w:w="0" w:type="dxa"/>
+              <w:right w:w="0" w:type="dxa"/>
+            </w:tcMar>
+            <w:vAlign w:val="top"/>
+          </w:tcPr>
+          <w:p>
+            <w:pPr>
+              <w:jc w:val="left"/>
+              <w:pBdr>
+                <w:bottom w:val="none" w:sz="0" w:space="0" w:color="000000"/>
+                <w:top w:val="none" w:sz="0" w:space="0" w:color="000000"/>
+                <w:left w:val="none" w:sz="0" w:space="0" w:color="000000"/>
+                <w:right w:val="none" w:sz="0" w:space="0" w:color="000000"/>
+              </w:pBdr>
+              <w:spacing w:after="100" w:before="100" w:line="240"/>
+              <w:ind w:left="300" w:right="100" w:firstLine="0" w:firstLineChars="0"/>
+              <w:rPr>
+                <w:rFonts w:ascii="Helvetica" w:hAnsi="Helvetica" w:eastAsia="Helvetica" w:cs="Helvetica"/>
+                <w:i w:val="false"/>
+                <w:b w:val="false"/>
+                <w:u w:val="none"/>
+                <w:strike w:val="false"/>
+                <w:sz w:val="14"/>
+                <w:szCs w:val="14"/>
+                <w:color w:val="000000"/>
+              </w:rPr>
+            </w:pPr>
+            <w:r xmlns:w="http://schemas.openxmlformats.org/wordprocessingml/2006/main" xmlns:wp="http://schemas.openxmlformats.org/drawingml/2006/wordprocessingDrawing" xmlns:r="http://schemas.openxmlformats.org/officeDocument/2006/relationships" xmlns:w14="http://schemas.microsoft.com/office/word/2010/wordml">
+              <w:rPr>
+                <w:rFonts w:ascii="Helvetica" w:hAnsi="Helvetica" w:eastAsia="Helvetica" w:cs="Helvetica"/>
+                <w:i w:val="false"/>
+                <w:b w:val="false"/>
+                <w:u w:val="none"/>
+                <w:strike w:val="false"/>
+                <w:sz w:val="14"/>
+                <w:szCs w:val="14"/>
+                <w:color w:val="000000"/>
+              </w:rPr>
+              <w:t xml:space="preserve">Rural</w:t>
+            </w:r>
+          </w:p>
+        </w:tc>
+        <w:tc>
+          <w:tcPr>
+            <w:tcBorders>
+              <w:bottom w:val="none" w:sz="0" w:space="0" w:color="000000"/>
+              <w:top w:val="none" w:sz="0" w:space="0" w:color="000000"/>
+              <w:left w:val="none" w:sz="0" w:space="0" w:color="000000"/>
+              <w:right w:val="none" w:sz="0" w:space="0" w:color="000000"/>
+            </w:tcBorders>
+            <w:shd w:val="clear" w:color="auto" w:fill="FFFFFF"/>
+            <w:tcMar>
+              <w:top w:w="0" w:type="dxa"/>
+              <w:bottom w:w="0" w:type="dxa"/>
+              <w:left w:w="0" w:type="dxa"/>
+              <w:right w:w="0" w:type="dxa"/>
+            </w:tcMar>
+            <w:vAlign w:val="top"/>
+          </w:tcPr>
+          <w:p>
+            <w:pPr>
+              <w:jc w:val="center"/>
+              <w:pBdr>
+                <w:bottom w:val="none" w:sz="0" w:space="0" w:color="000000"/>
+                <w:top w:val="none" w:sz="0" w:space="0" w:color="000000"/>
+                <w:left w:val="none" w:sz="0" w:space="0" w:color="000000"/>
+                <w:right w:val="none" w:sz="0" w:space="0" w:color="000000"/>
+              </w:pBdr>
+              <w:spacing w:after="100" w:before="100" w:line="240"/>
+              <w:ind w:left="100" w:right="100" w:firstLine="0" w:firstLineChars="0"/>
+              <w:rPr>
+                <w:rFonts w:ascii="Helvetica" w:hAnsi="Helvetica" w:eastAsia="Helvetica" w:cs="Helvetica"/>
+                <w:i w:val="false"/>
+                <w:b w:val="false"/>
+                <w:u w:val="none"/>
+                <w:strike w:val="false"/>
+                <w:sz w:val="14"/>
+                <w:szCs w:val="14"/>
+                <w:color w:val="000000"/>
+              </w:rPr>
+            </w:pPr>
+            <w:r xmlns:w="http://schemas.openxmlformats.org/wordprocessingml/2006/main" xmlns:wp="http://schemas.openxmlformats.org/drawingml/2006/wordprocessingDrawing" xmlns:r="http://schemas.openxmlformats.org/officeDocument/2006/relationships" xmlns:w14="http://schemas.microsoft.com/office/word/2010/wordml">
+              <w:rPr>
+                <w:rFonts w:ascii="Helvetica" w:hAnsi="Helvetica" w:eastAsia="Helvetica" w:cs="Helvetica"/>
+                <w:i w:val="false"/>
+                <w:b w:val="false"/>
+                <w:u w:val="none"/>
+                <w:strike w:val="false"/>
+                <w:sz w:val="14"/>
+                <w:szCs w:val="14"/>
+                <w:color w:val="000000"/>
+              </w:rPr>
+              <w:t xml:space="preserve">57 (7.8%)</w:t>
+            </w:r>
+          </w:p>
+        </w:tc>
+        <w:tc>
+          <w:tcPr>
+            <w:tcBorders>
+              <w:bottom w:val="none" w:sz="0" w:space="0" w:color="000000"/>
+              <w:top w:val="none" w:sz="0" w:space="0" w:color="000000"/>
+              <w:left w:val="none" w:sz="0" w:space="0" w:color="000000"/>
+              <w:right w:val="none" w:sz="0" w:space="0" w:color="000000"/>
+            </w:tcBorders>
+            <w:shd w:val="clear" w:color="auto" w:fill="FFFFFF"/>
+            <w:tcMar>
+              <w:top w:w="0" w:type="dxa"/>
+              <w:bottom w:w="0" w:type="dxa"/>
+              <w:left w:w="0" w:type="dxa"/>
+              <w:right w:w="0" w:type="dxa"/>
+            </w:tcMar>
+            <w:vAlign w:val="top"/>
+          </w:tcPr>
+          <w:p>
+            <w:pPr>
+              <w:jc w:val="center"/>
+              <w:pBdr>
+                <w:bottom w:val="none" w:sz="0" w:space="0" w:color="000000"/>
+                <w:top w:val="none" w:sz="0" w:space="0" w:color="000000"/>
+                <w:left w:val="none" w:sz="0" w:space="0" w:color="000000"/>
+                <w:right w:val="none" w:sz="0" w:space="0" w:color="000000"/>
+              </w:pBdr>
+              <w:spacing w:after="100" w:before="100" w:line="240"/>
+              <w:ind w:left="100" w:right="100" w:firstLine="0" w:firstLineChars="0"/>
+              <w:rPr>
+                <w:rFonts w:ascii="Helvetica" w:hAnsi="Helvetica" w:eastAsia="Helvetica" w:cs="Helvetica"/>
+                <w:i w:val="false"/>
+                <w:b w:val="false"/>
+                <w:u w:val="none"/>
+                <w:strike w:val="false"/>
+                <w:sz w:val="14"/>
+                <w:szCs w:val="14"/>
+                <w:color w:val="000000"/>
+              </w:rPr>
+            </w:pPr>
+            <w:r xmlns:w="http://schemas.openxmlformats.org/wordprocessingml/2006/main" xmlns:wp="http://schemas.openxmlformats.org/drawingml/2006/wordprocessingDrawing" xmlns:r="http://schemas.openxmlformats.org/officeDocument/2006/relationships" xmlns:w14="http://schemas.microsoft.com/office/word/2010/wordml">
+              <w:rPr>
+                <w:rFonts w:ascii="Helvetica" w:hAnsi="Helvetica" w:eastAsia="Helvetica" w:cs="Helvetica"/>
+                <w:i w:val="false"/>
+                <w:b w:val="false"/>
+                <w:u w:val="none"/>
+                <w:strike w:val="false"/>
+                <w:sz w:val="14"/>
+                <w:szCs w:val="14"/>
+                <w:color w:val="000000"/>
+              </w:rPr>
+              <w:t xml:space="preserve">47 (9.4%)</w:t>
+            </w:r>
+          </w:p>
+        </w:tc>
+        <w:tc>
+          <w:tcPr>
+            <w:tcBorders>
+              <w:bottom w:val="none" w:sz="0" w:space="0" w:color="000000"/>
+              <w:top w:val="none" w:sz="0" w:space="0" w:color="000000"/>
+              <w:left w:val="none" w:sz="0" w:space="0" w:color="000000"/>
+              <w:right w:val="none" w:sz="0" w:space="0" w:color="000000"/>
+            </w:tcBorders>
+            <w:shd w:val="clear" w:color="auto" w:fill="FFFFFF"/>
+            <w:tcMar>
+              <w:top w:w="0" w:type="dxa"/>
+              <w:bottom w:w="0" w:type="dxa"/>
+              <w:left w:w="0" w:type="dxa"/>
+              <w:right w:w="0" w:type="dxa"/>
+            </w:tcMar>
+            <w:vAlign w:val="top"/>
+          </w:tcPr>
+          <w:p>
+            <w:pPr>
+              <w:jc w:val="center"/>
+              <w:pBdr>
+                <w:bottom w:val="none" w:sz="0" w:space="0" w:color="000000"/>
+                <w:top w:val="none" w:sz="0" w:space="0" w:color="000000"/>
+                <w:left w:val="none" w:sz="0" w:space="0" w:color="000000"/>
+                <w:right w:val="none" w:sz="0" w:space="0" w:color="000000"/>
+              </w:pBdr>
+              <w:spacing w:after="100" w:before="100" w:line="240"/>
+              <w:ind w:left="100" w:right="100" w:firstLine="0" w:firstLineChars="0"/>
+              <w:rPr>
+                <w:rFonts w:ascii="Helvetica" w:hAnsi="Helvetica" w:eastAsia="Helvetica" w:cs="Helvetica"/>
+                <w:i w:val="false"/>
+                <w:b w:val="false"/>
+                <w:u w:val="none"/>
+                <w:strike w:val="false"/>
+                <w:sz w:val="14"/>
+                <w:szCs w:val="14"/>
+                <w:color w:val="000000"/>
+              </w:rPr>
+            </w:pPr>
+            <w:r xmlns:w="http://schemas.openxmlformats.org/wordprocessingml/2006/main" xmlns:wp="http://schemas.openxmlformats.org/drawingml/2006/wordprocessingDrawing" xmlns:r="http://schemas.openxmlformats.org/officeDocument/2006/relationships" xmlns:w14="http://schemas.microsoft.com/office/word/2010/wordml">
+              <w:rPr>
+                <w:rFonts w:ascii="Helvetica" w:hAnsi="Helvetica" w:eastAsia="Helvetica" w:cs="Helvetica"/>
+                <w:i w:val="false"/>
+                <w:b w:val="false"/>
+                <w:u w:val="none"/>
+                <w:strike w:val="false"/>
+                <w:sz w:val="14"/>
+                <w:szCs w:val="14"/>
+                <w:color w:val="000000"/>
+              </w:rPr>
+              <w:t xml:space="preserve">1 (1.3%)</w:t>
+            </w:r>
+          </w:p>
+        </w:tc>
+        <w:tc>
+          <w:tcPr>
+            <w:tcBorders>
+              <w:bottom w:val="none" w:sz="0" w:space="0" w:color="000000"/>
+              <w:top w:val="none" w:sz="0" w:space="0" w:color="000000"/>
+              <w:left w:val="none" w:sz="0" w:space="0" w:color="000000"/>
+              <w:right w:val="none" w:sz="0" w:space="0" w:color="000000"/>
+            </w:tcBorders>
+            <w:shd w:val="clear" w:color="auto" w:fill="FFFFFF"/>
+            <w:tcMar>
+              <w:top w:w="0" w:type="dxa"/>
+              <w:bottom w:w="0" w:type="dxa"/>
+              <w:left w:w="0" w:type="dxa"/>
+              <w:right w:w="0" w:type="dxa"/>
+            </w:tcMar>
+            <w:vAlign w:val="top"/>
+          </w:tcPr>
+          <w:p>
+            <w:pPr>
+              <w:jc w:val="center"/>
+              <w:pBdr>
+                <w:bottom w:val="none" w:sz="0" w:space="0" w:color="000000"/>
+                <w:top w:val="none" w:sz="0" w:space="0" w:color="000000"/>
+                <w:left w:val="none" w:sz="0" w:space="0" w:color="000000"/>
+                <w:right w:val="none" w:sz="0" w:space="0" w:color="000000"/>
+              </w:pBdr>
+              <w:spacing w:after="100" w:before="100" w:line="240"/>
+              <w:ind w:left="100" w:right="100" w:firstLine="0" w:firstLineChars="0"/>
+              <w:rPr>
+                <w:rFonts w:ascii="Helvetica" w:hAnsi="Helvetica" w:eastAsia="Helvetica" w:cs="Helvetica"/>
+                <w:i w:val="false"/>
+                <w:b w:val="false"/>
+                <w:u w:val="none"/>
+                <w:strike w:val="false"/>
+                <w:sz w:val="14"/>
+                <w:szCs w:val="14"/>
+                <w:color w:val="000000"/>
+              </w:rPr>
+            </w:pPr>
+            <w:r xmlns:w="http://schemas.openxmlformats.org/wordprocessingml/2006/main" xmlns:wp="http://schemas.openxmlformats.org/drawingml/2006/wordprocessingDrawing" xmlns:r="http://schemas.openxmlformats.org/officeDocument/2006/relationships" xmlns:w14="http://schemas.microsoft.com/office/word/2010/wordml">
+              <w:rPr>
+                <w:rFonts w:ascii="Helvetica" w:hAnsi="Helvetica" w:eastAsia="Helvetica" w:cs="Helvetica"/>
+                <w:i w:val="false"/>
+                <w:b w:val="false"/>
+                <w:u w:val="none"/>
+                <w:strike w:val="false"/>
+                <w:sz w:val="14"/>
+                <w:szCs w:val="14"/>
+                <w:color w:val="000000"/>
+              </w:rPr>
+              <w:t xml:space="preserve">1 (2.2%)</w:t>
+            </w:r>
+          </w:p>
+        </w:tc>
+        <w:tc>
+          <w:tcPr>
+            <w:tcBorders>
+              <w:bottom w:val="none" w:sz="0" w:space="0" w:color="000000"/>
+              <w:top w:val="none" w:sz="0" w:space="0" w:color="000000"/>
+              <w:left w:val="none" w:sz="0" w:space="0" w:color="000000"/>
+              <w:right w:val="none" w:sz="0" w:space="0" w:color="000000"/>
+            </w:tcBorders>
+            <w:shd w:val="clear" w:color="auto" w:fill="FFFFFF"/>
+            <w:tcMar>
+              <w:top w:w="0" w:type="dxa"/>
+              <w:bottom w:w="0" w:type="dxa"/>
+              <w:left w:w="0" w:type="dxa"/>
+              <w:right w:w="0" w:type="dxa"/>
+            </w:tcMar>
+            <w:vAlign w:val="top"/>
+          </w:tcPr>
+          <w:p>
+            <w:pPr>
+              <w:jc w:val="center"/>
+              <w:pBdr>
+                <w:bottom w:val="none" w:sz="0" w:space="0" w:color="000000"/>
+                <w:top w:val="none" w:sz="0" w:space="0" w:color="000000"/>
+                <w:left w:val="none" w:sz="0" w:space="0" w:color="000000"/>
+                <w:right w:val="none" w:sz="0" w:space="0" w:color="000000"/>
+              </w:pBdr>
+              <w:spacing w:after="100" w:before="100" w:line="240"/>
+              <w:ind w:left="100" w:right="100" w:firstLine="0" w:firstLineChars="0"/>
+              <w:rPr>
+                <w:rFonts w:ascii="Helvetica" w:hAnsi="Helvetica" w:eastAsia="Helvetica" w:cs="Helvetica"/>
+                <w:i w:val="false"/>
+                <w:b w:val="false"/>
+                <w:u w:val="none"/>
+                <w:strike w:val="false"/>
+                <w:sz w:val="14"/>
+                <w:szCs w:val="14"/>
+                <w:color w:val="000000"/>
+              </w:rPr>
+            </w:pPr>
+            <w:r xmlns:w="http://schemas.openxmlformats.org/wordprocessingml/2006/main" xmlns:wp="http://schemas.openxmlformats.org/drawingml/2006/wordprocessingDrawing" xmlns:r="http://schemas.openxmlformats.org/officeDocument/2006/relationships" xmlns:w14="http://schemas.microsoft.com/office/word/2010/wordml">
+              <w:rPr>
+                <w:rFonts w:ascii="Helvetica" w:hAnsi="Helvetica" w:eastAsia="Helvetica" w:cs="Helvetica"/>
+                <w:i w:val="false"/>
+                <w:b w:val="false"/>
+                <w:u w:val="none"/>
+                <w:strike w:val="false"/>
+                <w:sz w:val="14"/>
+                <w:szCs w:val="14"/>
+                <w:color w:val="000000"/>
+              </w:rPr>
+              <w:t xml:space="preserve">4 (13%)</w:t>
+            </w:r>
+          </w:p>
+        </w:tc>
+        <w:tc>
+          <w:tcPr>
+            <w:tcBorders>
+              <w:bottom w:val="none" w:sz="0" w:space="0" w:color="000000"/>
+              <w:top w:val="none" w:sz="0" w:space="0" w:color="000000"/>
+              <w:left w:val="none" w:sz="0" w:space="0" w:color="000000"/>
+              <w:right w:val="none" w:sz="0" w:space="0" w:color="000000"/>
+            </w:tcBorders>
+            <w:shd w:val="clear" w:color="auto" w:fill="FFFFFF"/>
+            <w:tcMar>
+              <w:top w:w="0" w:type="dxa"/>
+              <w:bottom w:w="0" w:type="dxa"/>
+              <w:left w:w="0" w:type="dxa"/>
+              <w:right w:w="0" w:type="dxa"/>
+            </w:tcMar>
+            <w:vAlign w:val="top"/>
+          </w:tcPr>
+          <w:p>
+            <w:pPr>
+              <w:jc w:val="center"/>
+              <w:pBdr>
+                <w:bottom w:val="none" w:sz="0" w:space="0" w:color="000000"/>
+                <w:top w:val="none" w:sz="0" w:space="0" w:color="000000"/>
+                <w:left w:val="none" w:sz="0" w:space="0" w:color="000000"/>
+                <w:right w:val="none" w:sz="0" w:space="0" w:color="000000"/>
+              </w:pBdr>
+              <w:spacing w:after="100" w:before="100" w:line="240"/>
+              <w:ind w:left="100" w:right="100" w:firstLine="0" w:firstLineChars="0"/>
+              <w:rPr>
+                <w:rFonts w:ascii="Helvetica" w:hAnsi="Helvetica" w:eastAsia="Helvetica" w:cs="Helvetica"/>
+                <w:i w:val="false"/>
+                <w:b w:val="false"/>
+                <w:u w:val="none"/>
+                <w:strike w:val="false"/>
+                <w:sz w:val="14"/>
+                <w:szCs w:val="14"/>
+                <w:color w:val="000000"/>
+              </w:rPr>
+            </w:pPr>
+            <w:r xmlns:w="http://schemas.openxmlformats.org/wordprocessingml/2006/main" xmlns:wp="http://schemas.openxmlformats.org/drawingml/2006/wordprocessingDrawing" xmlns:r="http://schemas.openxmlformats.org/officeDocument/2006/relationships" xmlns:w14="http://schemas.microsoft.com/office/word/2010/wordml">
+              <w:rPr>
+                <w:rFonts w:ascii="Helvetica" w:hAnsi="Helvetica" w:eastAsia="Helvetica" w:cs="Helvetica"/>
+                <w:i w:val="false"/>
+                <w:b w:val="false"/>
+                <w:u w:val="none"/>
+                <w:strike w:val="false"/>
+                <w:sz w:val="14"/>
+                <w:szCs w:val="14"/>
+                <w:color w:val="000000"/>
+              </w:rPr>
+              <w:t xml:space="preserve">0 (0%)</w:t>
+            </w:r>
+          </w:p>
+        </w:tc>
+        <w:tc>
+          <w:tcPr>
+            <w:tcBorders>
+              <w:bottom w:val="none" w:sz="0" w:space="0" w:color="000000"/>
+              <w:top w:val="none" w:sz="0" w:space="0" w:color="000000"/>
+              <w:left w:val="none" w:sz="0" w:space="0" w:color="000000"/>
+              <w:right w:val="none" w:sz="0" w:space="0" w:color="000000"/>
+            </w:tcBorders>
+            <w:shd w:val="clear" w:color="auto" w:fill="FFFFFF"/>
+            <w:tcMar>
+              <w:top w:w="0" w:type="dxa"/>
+              <w:bottom w:w="0" w:type="dxa"/>
+              <w:left w:w="0" w:type="dxa"/>
+              <w:right w:w="0" w:type="dxa"/>
+            </w:tcMar>
+            <w:vAlign w:val="top"/>
+          </w:tcPr>
+          <w:p>
+            <w:pPr>
+              <w:jc w:val="center"/>
+              <w:pBdr>
+                <w:bottom w:val="none" w:sz="0" w:space="0" w:color="000000"/>
+                <w:top w:val="none" w:sz="0" w:space="0" w:color="000000"/>
+                <w:left w:val="none" w:sz="0" w:space="0" w:color="000000"/>
+                <w:right w:val="none" w:sz="0" w:space="0" w:color="000000"/>
+              </w:pBdr>
+              <w:spacing w:after="100" w:before="100" w:line="240"/>
+              <w:ind w:left="100" w:right="100" w:firstLine="0" w:firstLineChars="0"/>
+              <w:rPr>
+                <w:rFonts w:ascii="Helvetica" w:hAnsi="Helvetica" w:eastAsia="Helvetica" w:cs="Helvetica"/>
+                <w:i w:val="false"/>
+                <w:b w:val="false"/>
+                <w:u w:val="none"/>
+                <w:strike w:val="false"/>
+                <w:sz w:val="14"/>
+                <w:szCs w:val="14"/>
+                <w:color w:val="000000"/>
+              </w:rPr>
+            </w:pPr>
+            <w:r xmlns:w="http://schemas.openxmlformats.org/wordprocessingml/2006/main" xmlns:wp="http://schemas.openxmlformats.org/drawingml/2006/wordprocessingDrawing" xmlns:r="http://schemas.openxmlformats.org/officeDocument/2006/relationships" xmlns:w14="http://schemas.microsoft.com/office/word/2010/wordml">
+              <w:rPr>
+                <w:rFonts w:ascii="Helvetica" w:hAnsi="Helvetica" w:eastAsia="Helvetica" w:cs="Helvetica"/>
+                <w:i w:val="false"/>
+                <w:b w:val="false"/>
+                <w:u w:val="none"/>
+                <w:strike w:val="false"/>
+                <w:sz w:val="14"/>
+                <w:szCs w:val="14"/>
+                <w:color w:val="000000"/>
+              </w:rPr>
+              <w:t xml:space="preserve">1 (5.3%)</w:t>
+            </w:r>
+          </w:p>
+        </w:tc>
+        <w:tc>
+          <w:tcPr>
+            <w:tcBorders>
+              <w:bottom w:val="none" w:sz="0" w:space="0" w:color="000000"/>
+              <w:top w:val="none" w:sz="0" w:space="0" w:color="000000"/>
+              <w:left w:val="none" w:sz="0" w:space="0" w:color="000000"/>
+              <w:right w:val="none" w:sz="0" w:space="0" w:color="000000"/>
+            </w:tcBorders>
+            <w:shd w:val="clear" w:color="auto" w:fill="FFFFFF"/>
+            <w:tcMar>
+              <w:top w:w="0" w:type="dxa"/>
+              <w:bottom w:w="0" w:type="dxa"/>
+              <w:left w:w="0" w:type="dxa"/>
+              <w:right w:w="0" w:type="dxa"/>
+            </w:tcMar>
+            <w:vAlign w:val="top"/>
+          </w:tcPr>
+          <w:p>
+            <w:pPr>
+              <w:jc w:val="center"/>
+              <w:pBdr>
+                <w:bottom w:val="none" w:sz="0" w:space="0" w:color="000000"/>
+                <w:top w:val="none" w:sz="0" w:space="0" w:color="000000"/>
+                <w:left w:val="none" w:sz="0" w:space="0" w:color="000000"/>
+                <w:right w:val="none" w:sz="0" w:space="0" w:color="000000"/>
+              </w:pBdr>
+              <w:spacing w:after="100" w:before="100" w:line="240"/>
+              <w:ind w:left="100" w:right="100" w:firstLine="0" w:firstLineChars="0"/>
+              <w:rPr>
+                <w:rFonts w:ascii="Helvetica" w:hAnsi="Helvetica" w:eastAsia="Helvetica" w:cs="Helvetica"/>
+                <w:i w:val="false"/>
+                <w:b w:val="false"/>
+                <w:u w:val="none"/>
+                <w:strike w:val="false"/>
+                <w:sz w:val="14"/>
+                <w:szCs w:val="14"/>
+                <w:color w:val="000000"/>
+              </w:rPr>
+            </w:pPr>
+            <w:r xmlns:w="http://schemas.openxmlformats.org/wordprocessingml/2006/main" xmlns:wp="http://schemas.openxmlformats.org/drawingml/2006/wordprocessingDrawing" xmlns:r="http://schemas.openxmlformats.org/officeDocument/2006/relationships" xmlns:w14="http://schemas.microsoft.com/office/word/2010/wordml">
+              <w:rPr>
+                <w:rFonts w:ascii="Helvetica" w:hAnsi="Helvetica" w:eastAsia="Helvetica" w:cs="Helvetica"/>
+                <w:i w:val="false"/>
+                <w:b w:val="false"/>
+                <w:u w:val="none"/>
+                <w:strike w:val="false"/>
+                <w:sz w:val="14"/>
+                <w:szCs w:val="14"/>
+                <w:color w:val="000000"/>
+              </w:rPr>
+              <w:t xml:space="preserve">2 (13%)</w:t>
+            </w:r>
+          </w:p>
+        </w:tc>
+        <w:tc>
+          <w:tcPr>
+            <w:tcBorders>
+              <w:bottom w:val="none" w:sz="0" w:space="0" w:color="000000"/>
+              <w:top w:val="none" w:sz="0" w:space="0" w:color="000000"/>
+              <w:left w:val="none" w:sz="0" w:space="0" w:color="000000"/>
+              <w:right w:val="none" w:sz="0" w:space="0" w:color="000000"/>
+            </w:tcBorders>
+            <w:shd w:val="clear" w:color="auto" w:fill="FFFFFF"/>
+            <w:tcMar>
+              <w:top w:w="0" w:type="dxa"/>
+              <w:bottom w:w="0" w:type="dxa"/>
+              <w:left w:w="0" w:type="dxa"/>
+              <w:right w:w="0" w:type="dxa"/>
+            </w:tcMar>
+            <w:vAlign w:val="top"/>
+          </w:tcPr>
+          <w:p>
+            <w:pPr>
+              <w:jc w:val="center"/>
+              <w:pBdr>
+                <w:bottom w:val="none" w:sz="0" w:space="0" w:color="000000"/>
+                <w:top w:val="none" w:sz="0" w:space="0" w:color="000000"/>
+                <w:left w:val="none" w:sz="0" w:space="0" w:color="000000"/>
+                <w:right w:val="none" w:sz="0" w:space="0" w:color="000000"/>
+              </w:pBdr>
+              <w:spacing w:after="100" w:before="100" w:line="240"/>
+              <w:ind w:left="100" w:right="100" w:firstLine="0" w:firstLineChars="0"/>
+              <w:rPr>
+                <w:rFonts w:ascii="Helvetica" w:hAnsi="Helvetica" w:eastAsia="Helvetica" w:cs="Helvetica"/>
+                <w:i w:val="false"/>
+                <w:b w:val="false"/>
+                <w:u w:val="none"/>
+                <w:strike w:val="false"/>
+                <w:sz w:val="14"/>
+                <w:szCs w:val="14"/>
+                <w:color w:val="000000"/>
+              </w:rPr>
+            </w:pPr>
+            <w:r xmlns:w="http://schemas.openxmlformats.org/wordprocessingml/2006/main" xmlns:wp="http://schemas.openxmlformats.org/drawingml/2006/wordprocessingDrawing" xmlns:r="http://schemas.openxmlformats.org/officeDocument/2006/relationships" xmlns:w14="http://schemas.microsoft.com/office/word/2010/wordml">
+              <w:rPr>
+                <w:rFonts w:ascii="Helvetica" w:hAnsi="Helvetica" w:eastAsia="Helvetica" w:cs="Helvetica"/>
+                <w:i w:val="false"/>
+                <w:b w:val="false"/>
+                <w:u w:val="none"/>
+                <w:strike w:val="false"/>
+                <w:sz w:val="14"/>
+                <w:szCs w:val="14"/>
+                <w:color w:val="000000"/>
+              </w:rPr>
+              <w:t xml:space="preserve">1 (7.7%)</w:t>
+            </w:r>
+          </w:p>
+        </w:tc>
+      </w:tr>
+      <w:tr>
+        <w:trPr>
+          <w:trHeight w:val="616" w:hRule="auto"/>
+        </w:trPr>
+        <w:tc>
+          <w:tcPr>
+            <w:tcBorders>
+              <w:bottom w:val="none" w:sz="0" w:space="0" w:color="000000"/>
+              <w:top w:val="none" w:sz="0" w:space="0" w:color="000000"/>
+              <w:left w:val="none" w:sz="0" w:space="0" w:color="000000"/>
+              <w:right w:val="none" w:sz="0" w:space="0" w:color="000000"/>
+            </w:tcBorders>
+            <w:shd w:val="clear" w:color="auto" w:fill="FFFFFF"/>
+            <w:tcMar>
+              <w:top w:w="0" w:type="dxa"/>
+              <w:bottom w:w="0" w:type="dxa"/>
+              <w:left w:w="0" w:type="dxa"/>
+              <w:right w:w="0" w:type="dxa"/>
+            </w:tcMar>
+            <w:vAlign w:val="top"/>
+          </w:tcPr>
+          <w:p>
+            <w:pPr>
+              <w:jc w:val="left"/>
+              <w:pBdr>
+                <w:bottom w:val="none" w:sz="0" w:space="0" w:color="000000"/>
+                <w:top w:val="none" w:sz="0" w:space="0" w:color="000000"/>
+                <w:left w:val="none" w:sz="0" w:space="0" w:color="000000"/>
+                <w:right w:val="none" w:sz="0" w:space="0" w:color="000000"/>
+              </w:pBdr>
+              <w:spacing w:after="100" w:before="100" w:line="240"/>
+              <w:ind w:left="100" w:right="100" w:firstLine="0" w:firstLineChars="0"/>
+              <w:rPr>
+                <w:rFonts w:ascii="Helvetica" w:hAnsi="Helvetica" w:eastAsia="Helvetica" w:cs="Helvetica"/>
+                <w:i w:val="false"/>
+                <w:b w:val="false"/>
+                <w:u w:val="none"/>
+                <w:strike w:val="false"/>
+                <w:sz w:val="14"/>
+                <w:szCs w:val="14"/>
+                <w:color w:val="000000"/>
+              </w:rPr>
+            </w:pPr>
+            <w:r xmlns:w="http://schemas.openxmlformats.org/wordprocessingml/2006/main" xmlns:wp="http://schemas.openxmlformats.org/drawingml/2006/wordprocessingDrawing" xmlns:r="http://schemas.openxmlformats.org/officeDocument/2006/relationships" xmlns:w14="http://schemas.microsoft.com/office/word/2010/wordml">
+              <w:rPr>
+                <w:rFonts w:ascii="Helvetica" w:hAnsi="Helvetica" w:eastAsia="Helvetica" w:cs="Helvetica"/>
+                <w:i w:val="false"/>
+                <w:b w:val="false"/>
+                <w:u w:val="none"/>
+                <w:strike w:val="false"/>
+                <w:sz w:val="14"/>
+                <w:szCs w:val="14"/>
+                <w:color w:val="000000"/>
+              </w:rPr>
+              <w:t xml:space="preserve">ENT per 100,000</w:t>
+            </w:r>
+          </w:p>
+        </w:tc>
+        <w:tc>
+          <w:tcPr>
+            <w:tcBorders>
+              <w:bottom w:val="none" w:sz="0" w:space="0" w:color="000000"/>
+              <w:top w:val="none" w:sz="0" w:space="0" w:color="000000"/>
+              <w:left w:val="none" w:sz="0" w:space="0" w:color="000000"/>
+              <w:right w:val="none" w:sz="0" w:space="0" w:color="000000"/>
+            </w:tcBorders>
+            <w:shd w:val="clear" w:color="auto" w:fill="FFFFFF"/>
+            <w:tcMar>
+              <w:top w:w="0" w:type="dxa"/>
+              <w:bottom w:w="0" w:type="dxa"/>
+              <w:left w:w="0" w:type="dxa"/>
+              <w:right w:w="0" w:type="dxa"/>
+            </w:tcMar>
+            <w:vAlign w:val="top"/>
+          </w:tcPr>
+          <w:p>
+            <w:pPr>
+              <w:jc w:val="center"/>
+              <w:pBdr>
+                <w:bottom w:val="none" w:sz="0" w:space="0" w:color="000000"/>
+                <w:top w:val="none" w:sz="0" w:space="0" w:color="000000"/>
+                <w:left w:val="none" w:sz="0" w:space="0" w:color="000000"/>
+                <w:right w:val="none" w:sz="0" w:space="0" w:color="000000"/>
+              </w:pBdr>
+              <w:spacing w:after="100" w:before="100" w:line="240"/>
+              <w:ind w:left="100" w:right="100" w:firstLine="0" w:firstLineChars="0"/>
+              <w:rPr>
+                <w:rFonts w:ascii="Helvetica" w:hAnsi="Helvetica" w:eastAsia="Helvetica" w:cs="Helvetica"/>
+                <w:i w:val="false"/>
+                <w:b w:val="false"/>
+                <w:u w:val="none"/>
+                <w:strike w:val="false"/>
+                <w:sz w:val="14"/>
+                <w:szCs w:val="14"/>
+                <w:color w:val="000000"/>
+              </w:rPr>
+            </w:pPr>
+            <w:r xmlns:w="http://schemas.openxmlformats.org/wordprocessingml/2006/main" xmlns:wp="http://schemas.openxmlformats.org/drawingml/2006/wordprocessingDrawing" xmlns:r="http://schemas.openxmlformats.org/officeDocument/2006/relationships" xmlns:w14="http://schemas.microsoft.com/office/word/2010/wordml">
+              <w:rPr>
+                <w:rFonts w:ascii="Helvetica" w:hAnsi="Helvetica" w:eastAsia="Helvetica" w:cs="Helvetica"/>
+                <w:i w:val="false"/>
+                <w:b w:val="false"/>
+                <w:u w:val="none"/>
+                <w:strike w:val="false"/>
+                <w:sz w:val="14"/>
+                <w:szCs w:val="14"/>
+                <w:color w:val="000000"/>
+              </w:rPr>
+              <w:t xml:space="preserve">4.7 (3.2, 6.9)</w:t>
+            </w:r>
+          </w:p>
+        </w:tc>
+        <w:tc>
+          <w:tcPr>
+            <w:tcBorders>
+              <w:bottom w:val="none" w:sz="0" w:space="0" w:color="000000"/>
+              <w:top w:val="none" w:sz="0" w:space="0" w:color="000000"/>
+              <w:left w:val="none" w:sz="0" w:space="0" w:color="000000"/>
+              <w:right w:val="none" w:sz="0" w:space="0" w:color="000000"/>
+            </w:tcBorders>
+            <w:shd w:val="clear" w:color="auto" w:fill="FFFFFF"/>
+            <w:tcMar>
+              <w:top w:w="0" w:type="dxa"/>
+              <w:bottom w:w="0" w:type="dxa"/>
+              <w:left w:w="0" w:type="dxa"/>
+              <w:right w:w="0" w:type="dxa"/>
+            </w:tcMar>
+            <w:vAlign w:val="top"/>
+          </w:tcPr>
+          <w:p>
+            <w:pPr>
+              <w:jc w:val="center"/>
+              <w:pBdr>
+                <w:bottom w:val="none" w:sz="0" w:space="0" w:color="000000"/>
+                <w:top w:val="none" w:sz="0" w:space="0" w:color="000000"/>
+                <w:left w:val="none" w:sz="0" w:space="0" w:color="000000"/>
+                <w:right w:val="none" w:sz="0" w:space="0" w:color="000000"/>
+              </w:pBdr>
+              <w:spacing w:after="100" w:before="100" w:line="240"/>
+              <w:ind w:left="100" w:right="100" w:firstLine="0" w:firstLineChars="0"/>
+              <w:rPr>
+                <w:rFonts w:ascii="Helvetica" w:hAnsi="Helvetica" w:eastAsia="Helvetica" w:cs="Helvetica"/>
+                <w:i w:val="false"/>
+                <w:b w:val="false"/>
+                <w:u w:val="none"/>
+                <w:strike w:val="false"/>
+                <w:sz w:val="14"/>
+                <w:szCs w:val="14"/>
+                <w:color w:val="000000"/>
+              </w:rPr>
+            </w:pPr>
+            <w:r xmlns:w="http://schemas.openxmlformats.org/wordprocessingml/2006/main" xmlns:wp="http://schemas.openxmlformats.org/drawingml/2006/wordprocessingDrawing" xmlns:r="http://schemas.openxmlformats.org/officeDocument/2006/relationships" xmlns:w14="http://schemas.microsoft.com/office/word/2010/wordml">
+              <w:rPr>
+                <w:rFonts w:ascii="Helvetica" w:hAnsi="Helvetica" w:eastAsia="Helvetica" w:cs="Helvetica"/>
+                <w:i w:val="false"/>
+                <w:b w:val="false"/>
+                <w:u w:val="none"/>
+                <w:strike w:val="false"/>
+                <w:sz w:val="14"/>
+                <w:szCs w:val="14"/>
+                <w:color w:val="000000"/>
+              </w:rPr>
+              <w:t xml:space="preserve">4.4 (2.9, 6.5)</w:t>
+            </w:r>
+          </w:p>
+        </w:tc>
+        <w:tc>
+          <w:tcPr>
+            <w:tcBorders>
+              <w:bottom w:val="none" w:sz="0" w:space="0" w:color="000000"/>
+              <w:top w:val="none" w:sz="0" w:space="0" w:color="000000"/>
+              <w:left w:val="none" w:sz="0" w:space="0" w:color="000000"/>
+              <w:right w:val="none" w:sz="0" w:space="0" w:color="000000"/>
+            </w:tcBorders>
+            <w:shd w:val="clear" w:color="auto" w:fill="FFFFFF"/>
+            <w:tcMar>
+              <w:top w:w="0" w:type="dxa"/>
+              <w:bottom w:w="0" w:type="dxa"/>
+              <w:left w:w="0" w:type="dxa"/>
+              <w:right w:w="0" w:type="dxa"/>
+            </w:tcMar>
+            <w:vAlign w:val="top"/>
+          </w:tcPr>
+          <w:p>
+            <w:pPr>
+              <w:jc w:val="center"/>
+              <w:pBdr>
+                <w:bottom w:val="none" w:sz="0" w:space="0" w:color="000000"/>
+                <w:top w:val="none" w:sz="0" w:space="0" w:color="000000"/>
+                <w:left w:val="none" w:sz="0" w:space="0" w:color="000000"/>
+                <w:right w:val="none" w:sz="0" w:space="0" w:color="000000"/>
+              </w:pBdr>
+              <w:spacing w:after="100" w:before="100" w:line="240"/>
+              <w:ind w:left="100" w:right="100" w:firstLine="0" w:firstLineChars="0"/>
+              <w:rPr>
+                <w:rFonts w:ascii="Helvetica" w:hAnsi="Helvetica" w:eastAsia="Helvetica" w:cs="Helvetica"/>
+                <w:i w:val="false"/>
+                <w:b w:val="false"/>
+                <w:u w:val="none"/>
+                <w:strike w:val="false"/>
+                <w:sz w:val="14"/>
+                <w:szCs w:val="14"/>
+                <w:color w:val="000000"/>
+              </w:rPr>
+            </w:pPr>
+            <w:r xmlns:w="http://schemas.openxmlformats.org/wordprocessingml/2006/main" xmlns:wp="http://schemas.openxmlformats.org/drawingml/2006/wordprocessingDrawing" xmlns:r="http://schemas.openxmlformats.org/officeDocument/2006/relationships" xmlns:w14="http://schemas.microsoft.com/office/word/2010/wordml">
+              <w:rPr>
+                <w:rFonts w:ascii="Helvetica" w:hAnsi="Helvetica" w:eastAsia="Helvetica" w:cs="Helvetica"/>
+                <w:i w:val="false"/>
+                <w:b w:val="false"/>
+                <w:u w:val="none"/>
+                <w:strike w:val="false"/>
+                <w:sz w:val="14"/>
+                <w:szCs w:val="14"/>
+                <w:color w:val="000000"/>
+              </w:rPr>
+              <w:t xml:space="preserve">4.8 (3.5, 6.9)</w:t>
+            </w:r>
+          </w:p>
+        </w:tc>
+        <w:tc>
+          <w:tcPr>
+            <w:tcBorders>
+              <w:bottom w:val="none" w:sz="0" w:space="0" w:color="000000"/>
+              <w:top w:val="none" w:sz="0" w:space="0" w:color="000000"/>
+              <w:left w:val="none" w:sz="0" w:space="0" w:color="000000"/>
+              <w:right w:val="none" w:sz="0" w:space="0" w:color="000000"/>
+            </w:tcBorders>
+            <w:shd w:val="clear" w:color="auto" w:fill="FFFFFF"/>
+            <w:tcMar>
+              <w:top w:w="0" w:type="dxa"/>
+              <w:bottom w:w="0" w:type="dxa"/>
+              <w:left w:w="0" w:type="dxa"/>
+              <w:right w:w="0" w:type="dxa"/>
+            </w:tcMar>
+            <w:vAlign w:val="top"/>
+          </w:tcPr>
+          <w:p>
+            <w:pPr>
+              <w:jc w:val="center"/>
+              <w:pBdr>
+                <w:bottom w:val="none" w:sz="0" w:space="0" w:color="000000"/>
+                <w:top w:val="none" w:sz="0" w:space="0" w:color="000000"/>
+                <w:left w:val="none" w:sz="0" w:space="0" w:color="000000"/>
+                <w:right w:val="none" w:sz="0" w:space="0" w:color="000000"/>
+              </w:pBdr>
+              <w:spacing w:after="100" w:before="100" w:line="240"/>
+              <w:ind w:left="100" w:right="100" w:firstLine="0" w:firstLineChars="0"/>
+              <w:rPr>
+                <w:rFonts w:ascii="Helvetica" w:hAnsi="Helvetica" w:eastAsia="Helvetica" w:cs="Helvetica"/>
+                <w:i w:val="false"/>
+                <w:b w:val="false"/>
+                <w:u w:val="none"/>
+                <w:strike w:val="false"/>
+                <w:sz w:val="14"/>
+                <w:szCs w:val="14"/>
+                <w:color w:val="000000"/>
+              </w:rPr>
+            </w:pPr>
+            <w:r xmlns:w="http://schemas.openxmlformats.org/wordprocessingml/2006/main" xmlns:wp="http://schemas.openxmlformats.org/drawingml/2006/wordprocessingDrawing" xmlns:r="http://schemas.openxmlformats.org/officeDocument/2006/relationships" xmlns:w14="http://schemas.microsoft.com/office/word/2010/wordml">
+              <w:rPr>
+                <w:rFonts w:ascii="Helvetica" w:hAnsi="Helvetica" w:eastAsia="Helvetica" w:cs="Helvetica"/>
+                <w:i w:val="false"/>
+                <w:b w:val="false"/>
+                <w:u w:val="none"/>
+                <w:strike w:val="false"/>
+                <w:sz w:val="14"/>
+                <w:szCs w:val="14"/>
+                <w:color w:val="000000"/>
+              </w:rPr>
+              <w:t xml:space="preserve">5.9 (4.0, 7.6)</w:t>
+            </w:r>
+          </w:p>
+        </w:tc>
+        <w:tc>
+          <w:tcPr>
+            <w:tcBorders>
+              <w:bottom w:val="none" w:sz="0" w:space="0" w:color="000000"/>
+              <w:top w:val="none" w:sz="0" w:space="0" w:color="000000"/>
+              <w:left w:val="none" w:sz="0" w:space="0" w:color="000000"/>
+              <w:right w:val="none" w:sz="0" w:space="0" w:color="000000"/>
+            </w:tcBorders>
+            <w:shd w:val="clear" w:color="auto" w:fill="FFFFFF"/>
+            <w:tcMar>
+              <w:top w:w="0" w:type="dxa"/>
+              <w:bottom w:w="0" w:type="dxa"/>
+              <w:left w:w="0" w:type="dxa"/>
+              <w:right w:w="0" w:type="dxa"/>
+            </w:tcMar>
+            <w:vAlign w:val="top"/>
+          </w:tcPr>
+          <w:p>
+            <w:pPr>
+              <w:jc w:val="center"/>
+              <w:pBdr>
+                <w:bottom w:val="none" w:sz="0" w:space="0" w:color="000000"/>
+                <w:top w:val="none" w:sz="0" w:space="0" w:color="000000"/>
+                <w:left w:val="none" w:sz="0" w:space="0" w:color="000000"/>
+                <w:right w:val="none" w:sz="0" w:space="0" w:color="000000"/>
+              </w:pBdr>
+              <w:spacing w:after="100" w:before="100" w:line="240"/>
+              <w:ind w:left="100" w:right="100" w:firstLine="0" w:firstLineChars="0"/>
+              <w:rPr>
+                <w:rFonts w:ascii="Helvetica" w:hAnsi="Helvetica" w:eastAsia="Helvetica" w:cs="Helvetica"/>
+                <w:i w:val="false"/>
+                <w:b w:val="false"/>
+                <w:u w:val="none"/>
+                <w:strike w:val="false"/>
+                <w:sz w:val="14"/>
+                <w:szCs w:val="14"/>
+                <w:color w:val="000000"/>
+              </w:rPr>
+            </w:pPr>
+            <w:r xmlns:w="http://schemas.openxmlformats.org/wordprocessingml/2006/main" xmlns:wp="http://schemas.openxmlformats.org/drawingml/2006/wordprocessingDrawing" xmlns:r="http://schemas.openxmlformats.org/officeDocument/2006/relationships" xmlns:w14="http://schemas.microsoft.com/office/word/2010/wordml">
+              <w:rPr>
+                <w:rFonts w:ascii="Helvetica" w:hAnsi="Helvetica" w:eastAsia="Helvetica" w:cs="Helvetica"/>
+                <w:i w:val="false"/>
+                <w:b w:val="false"/>
+                <w:u w:val="none"/>
+                <w:strike w:val="false"/>
+                <w:sz w:val="14"/>
+                <w:szCs w:val="14"/>
+                <w:color w:val="000000"/>
+              </w:rPr>
+              <w:t xml:space="preserve">5.7 (3.6, 11.0)</w:t>
+            </w:r>
+          </w:p>
+        </w:tc>
+        <w:tc>
+          <w:tcPr>
+            <w:tcBorders>
+              <w:bottom w:val="none" w:sz="0" w:space="0" w:color="000000"/>
+              <w:top w:val="none" w:sz="0" w:space="0" w:color="000000"/>
+              <w:left w:val="none" w:sz="0" w:space="0" w:color="000000"/>
+              <w:right w:val="none" w:sz="0" w:space="0" w:color="000000"/>
+            </w:tcBorders>
+            <w:shd w:val="clear" w:color="auto" w:fill="FFFFFF"/>
+            <w:tcMar>
+              <w:top w:w="0" w:type="dxa"/>
+              <w:bottom w:w="0" w:type="dxa"/>
+              <w:left w:w="0" w:type="dxa"/>
+              <w:right w:w="0" w:type="dxa"/>
+            </w:tcMar>
+            <w:vAlign w:val="top"/>
+          </w:tcPr>
+          <w:p>
+            <w:pPr>
+              <w:jc w:val="center"/>
+              <w:pBdr>
+                <w:bottom w:val="none" w:sz="0" w:space="0" w:color="000000"/>
+                <w:top w:val="none" w:sz="0" w:space="0" w:color="000000"/>
+                <w:left w:val="none" w:sz="0" w:space="0" w:color="000000"/>
+                <w:right w:val="none" w:sz="0" w:space="0" w:color="000000"/>
+              </w:pBdr>
+              <w:spacing w:after="100" w:before="100" w:line="240"/>
+              <w:ind w:left="100" w:right="100" w:firstLine="0" w:firstLineChars="0"/>
+              <w:rPr>
+                <w:rFonts w:ascii="Helvetica" w:hAnsi="Helvetica" w:eastAsia="Helvetica" w:cs="Helvetica"/>
+                <w:i w:val="false"/>
+                <w:b w:val="false"/>
+                <w:u w:val="none"/>
+                <w:strike w:val="false"/>
+                <w:sz w:val="14"/>
+                <w:szCs w:val="14"/>
+                <w:color w:val="000000"/>
+              </w:rPr>
+            </w:pPr>
+            <w:r xmlns:w="http://schemas.openxmlformats.org/wordprocessingml/2006/main" xmlns:wp="http://schemas.openxmlformats.org/drawingml/2006/wordprocessingDrawing" xmlns:r="http://schemas.openxmlformats.org/officeDocument/2006/relationships" xmlns:w14="http://schemas.microsoft.com/office/word/2010/wordml">
+              <w:rPr>
+                <w:rFonts w:ascii="Helvetica" w:hAnsi="Helvetica" w:eastAsia="Helvetica" w:cs="Helvetica"/>
+                <w:i w:val="false"/>
+                <w:b w:val="false"/>
+                <w:u w:val="none"/>
+                <w:strike w:val="false"/>
+                <w:sz w:val="14"/>
+                <w:szCs w:val="14"/>
+                <w:color w:val="000000"/>
+              </w:rPr>
+              <w:t xml:space="preserve">6.2 (4.6, 8.2)</w:t>
+            </w:r>
+          </w:p>
+        </w:tc>
+        <w:tc>
+          <w:tcPr>
+            <w:tcBorders>
+              <w:bottom w:val="none" w:sz="0" w:space="0" w:color="000000"/>
+              <w:top w:val="none" w:sz="0" w:space="0" w:color="000000"/>
+              <w:left w:val="none" w:sz="0" w:space="0" w:color="000000"/>
+              <w:right w:val="none" w:sz="0" w:space="0" w:color="000000"/>
+            </w:tcBorders>
+            <w:shd w:val="clear" w:color="auto" w:fill="FFFFFF"/>
+            <w:tcMar>
+              <w:top w:w="0" w:type="dxa"/>
+              <w:bottom w:w="0" w:type="dxa"/>
+              <w:left w:w="0" w:type="dxa"/>
+              <w:right w:w="0" w:type="dxa"/>
+            </w:tcMar>
+            <w:vAlign w:val="top"/>
+          </w:tcPr>
+          <w:p>
+            <w:pPr>
+              <w:jc w:val="center"/>
+              <w:pBdr>
+                <w:bottom w:val="none" w:sz="0" w:space="0" w:color="000000"/>
+                <w:top w:val="none" w:sz="0" w:space="0" w:color="000000"/>
+                <w:left w:val="none" w:sz="0" w:space="0" w:color="000000"/>
+                <w:right w:val="none" w:sz="0" w:space="0" w:color="000000"/>
+              </w:pBdr>
+              <w:spacing w:after="100" w:before="100" w:line="240"/>
+              <w:ind w:left="100" w:right="100" w:firstLine="0" w:firstLineChars="0"/>
+              <w:rPr>
+                <w:rFonts w:ascii="Helvetica" w:hAnsi="Helvetica" w:eastAsia="Helvetica" w:cs="Helvetica"/>
+                <w:i w:val="false"/>
+                <w:b w:val="false"/>
+                <w:u w:val="none"/>
+                <w:strike w:val="false"/>
+                <w:sz w:val="14"/>
+                <w:szCs w:val="14"/>
+                <w:color w:val="000000"/>
+              </w:rPr>
+            </w:pPr>
+            <w:r xmlns:w="http://schemas.openxmlformats.org/wordprocessingml/2006/main" xmlns:wp="http://schemas.openxmlformats.org/drawingml/2006/wordprocessingDrawing" xmlns:r="http://schemas.openxmlformats.org/officeDocument/2006/relationships" xmlns:w14="http://schemas.microsoft.com/office/word/2010/wordml">
+              <w:rPr>
+                <w:rFonts w:ascii="Helvetica" w:hAnsi="Helvetica" w:eastAsia="Helvetica" w:cs="Helvetica"/>
+                <w:i w:val="false"/>
+                <w:b w:val="false"/>
+                <w:u w:val="none"/>
+                <w:strike w:val="false"/>
+                <w:sz w:val="14"/>
+                <w:szCs w:val="14"/>
+                <w:color w:val="000000"/>
+              </w:rPr>
+              <w:t xml:space="preserve">7.5 (3.9, 10.9)</w:t>
+            </w:r>
+          </w:p>
+        </w:tc>
+        <w:tc>
+          <w:tcPr>
+            <w:tcBorders>
+              <w:bottom w:val="none" w:sz="0" w:space="0" w:color="000000"/>
+              <w:top w:val="none" w:sz="0" w:space="0" w:color="000000"/>
+              <w:left w:val="none" w:sz="0" w:space="0" w:color="000000"/>
+              <w:right w:val="none" w:sz="0" w:space="0" w:color="000000"/>
+            </w:tcBorders>
+            <w:shd w:val="clear" w:color="auto" w:fill="FFFFFF"/>
+            <w:tcMar>
+              <w:top w:w="0" w:type="dxa"/>
+              <w:bottom w:w="0" w:type="dxa"/>
+              <w:left w:w="0" w:type="dxa"/>
+              <w:right w:w="0" w:type="dxa"/>
+            </w:tcMar>
+            <w:vAlign w:val="top"/>
+          </w:tcPr>
+          <w:p>
+            <w:pPr>
+              <w:jc w:val="center"/>
+              <w:pBdr>
+                <w:bottom w:val="none" w:sz="0" w:space="0" w:color="000000"/>
+                <w:top w:val="none" w:sz="0" w:space="0" w:color="000000"/>
+                <w:left w:val="none" w:sz="0" w:space="0" w:color="000000"/>
+                <w:right w:val="none" w:sz="0" w:space="0" w:color="000000"/>
+              </w:pBdr>
+              <w:spacing w:after="100" w:before="100" w:line="240"/>
+              <w:ind w:left="100" w:right="100" w:firstLine="0" w:firstLineChars="0"/>
+              <w:rPr>
+                <w:rFonts w:ascii="Helvetica" w:hAnsi="Helvetica" w:eastAsia="Helvetica" w:cs="Helvetica"/>
+                <w:i w:val="false"/>
+                <w:b w:val="false"/>
+                <w:u w:val="none"/>
+                <w:strike w:val="false"/>
+                <w:sz w:val="14"/>
+                <w:szCs w:val="14"/>
+                <w:color w:val="000000"/>
+              </w:rPr>
+            </w:pPr>
+            <w:r xmlns:w="http://schemas.openxmlformats.org/wordprocessingml/2006/main" xmlns:wp="http://schemas.openxmlformats.org/drawingml/2006/wordprocessingDrawing" xmlns:r="http://schemas.openxmlformats.org/officeDocument/2006/relationships" xmlns:w14="http://schemas.microsoft.com/office/word/2010/wordml">
+              <w:rPr>
+                <w:rFonts w:ascii="Helvetica" w:hAnsi="Helvetica" w:eastAsia="Helvetica" w:cs="Helvetica"/>
+                <w:i w:val="false"/>
+                <w:b w:val="false"/>
+                <w:u w:val="none"/>
+                <w:strike w:val="false"/>
+                <w:sz w:val="14"/>
+                <w:szCs w:val="14"/>
+                <w:color w:val="000000"/>
+              </w:rPr>
+              <w:t xml:space="preserve">2.7 (1.9, 4.9)</w:t>
+            </w:r>
+          </w:p>
+        </w:tc>
+        <w:tc>
+          <w:tcPr>
+            <w:tcBorders>
+              <w:bottom w:val="none" w:sz="0" w:space="0" w:color="000000"/>
+              <w:top w:val="none" w:sz="0" w:space="0" w:color="000000"/>
+              <w:left w:val="none" w:sz="0" w:space="0" w:color="000000"/>
+              <w:right w:val="none" w:sz="0" w:space="0" w:color="000000"/>
+            </w:tcBorders>
+            <w:shd w:val="clear" w:color="auto" w:fill="FFFFFF"/>
+            <w:tcMar>
+              <w:top w:w="0" w:type="dxa"/>
+              <w:bottom w:w="0" w:type="dxa"/>
+              <w:left w:w="0" w:type="dxa"/>
+              <w:right w:w="0" w:type="dxa"/>
+            </w:tcMar>
+            <w:vAlign w:val="top"/>
+          </w:tcPr>
+          <w:p>
+            <w:pPr>
+              <w:jc w:val="center"/>
+              <w:pBdr>
+                <w:bottom w:val="none" w:sz="0" w:space="0" w:color="000000"/>
+                <w:top w:val="none" w:sz="0" w:space="0" w:color="000000"/>
+                <w:left w:val="none" w:sz="0" w:space="0" w:color="000000"/>
+                <w:right w:val="none" w:sz="0" w:space="0" w:color="000000"/>
+              </w:pBdr>
+              <w:spacing w:after="100" w:before="100" w:line="240"/>
+              <w:ind w:left="100" w:right="100" w:firstLine="0" w:firstLineChars="0"/>
+              <w:rPr>
+                <w:rFonts w:ascii="Helvetica" w:hAnsi="Helvetica" w:eastAsia="Helvetica" w:cs="Helvetica"/>
+                <w:i w:val="false"/>
+                <w:b w:val="false"/>
+                <w:u w:val="none"/>
+                <w:strike w:val="false"/>
+                <w:sz w:val="14"/>
+                <w:szCs w:val="14"/>
+                <w:color w:val="000000"/>
+              </w:rPr>
+            </w:pPr>
+            <w:r xmlns:w="http://schemas.openxmlformats.org/wordprocessingml/2006/main" xmlns:wp="http://schemas.openxmlformats.org/drawingml/2006/wordprocessingDrawing" xmlns:r="http://schemas.openxmlformats.org/officeDocument/2006/relationships" xmlns:w14="http://schemas.microsoft.com/office/word/2010/wordml">
+              <w:rPr>
+                <w:rFonts w:ascii="Helvetica" w:hAnsi="Helvetica" w:eastAsia="Helvetica" w:cs="Helvetica"/>
+                <w:i w:val="false"/>
+                <w:b w:val="false"/>
+                <w:u w:val="none"/>
+                <w:strike w:val="false"/>
+                <w:sz w:val="14"/>
+                <w:szCs w:val="14"/>
+                <w:color w:val="000000"/>
+              </w:rPr>
+              <w:t xml:space="preserve">4.9 (3.4, 5.8)</w:t>
+            </w:r>
+          </w:p>
+        </w:tc>
+      </w:tr>
+      <w:tr>
+        <w:trPr>
+          <w:trHeight w:val="616" w:hRule="auto"/>
+        </w:trPr>
+        <w:tc>
+          <w:tcPr>
+            <w:tcBorders>
+              <w:bottom w:val="none" w:sz="0" w:space="0" w:color="000000"/>
+              <w:top w:val="none" w:sz="0" w:space="0" w:color="000000"/>
+              <w:left w:val="none" w:sz="0" w:space="0" w:color="000000"/>
+              <w:right w:val="none" w:sz="0" w:space="0" w:color="000000"/>
+            </w:tcBorders>
+            <w:shd w:val="clear" w:color="auto" w:fill="FFFFFF"/>
+            <w:tcMar>
+              <w:top w:w="0" w:type="dxa"/>
+              <w:bottom w:w="0" w:type="dxa"/>
+              <w:left w:w="0" w:type="dxa"/>
+              <w:right w:w="0" w:type="dxa"/>
+            </w:tcMar>
+            <w:vAlign w:val="top"/>
+          </w:tcPr>
+          <w:p>
+            <w:pPr>
+              <w:jc w:val="left"/>
+              <w:pBdr>
+                <w:bottom w:val="none" w:sz="0" w:space="0" w:color="000000"/>
+                <w:top w:val="none" w:sz="0" w:space="0" w:color="000000"/>
+                <w:left w:val="none" w:sz="0" w:space="0" w:color="000000"/>
+                <w:right w:val="none" w:sz="0" w:space="0" w:color="000000"/>
+              </w:pBdr>
+              <w:spacing w:after="100" w:before="100" w:line="240"/>
+              <w:ind w:left="100" w:right="100" w:firstLine="0" w:firstLineChars="0"/>
+              <w:rPr>
+                <w:rFonts w:ascii="Helvetica" w:hAnsi="Helvetica" w:eastAsia="Helvetica" w:cs="Helvetica"/>
+                <w:i w:val="false"/>
+                <w:b w:val="false"/>
+                <w:u w:val="none"/>
+                <w:strike w:val="false"/>
+                <w:sz w:val="14"/>
+                <w:szCs w:val="14"/>
+                <w:color w:val="000000"/>
+              </w:rPr>
+            </w:pPr>
+            <w:r xmlns:w="http://schemas.openxmlformats.org/wordprocessingml/2006/main" xmlns:wp="http://schemas.openxmlformats.org/drawingml/2006/wordprocessingDrawing" xmlns:r="http://schemas.openxmlformats.org/officeDocument/2006/relationships" xmlns:w14="http://schemas.microsoft.com/office/word/2010/wordml">
+              <w:rPr>
+                <w:rFonts w:ascii="Helvetica" w:hAnsi="Helvetica" w:eastAsia="Helvetica" w:cs="Helvetica"/>
+                <w:i w:val="false"/>
+                <w:b w:val="false"/>
+                <w:u w:val="none"/>
+                <w:strike w:val="false"/>
+                <w:sz w:val="14"/>
+                <w:szCs w:val="14"/>
+                <w:color w:val="000000"/>
+              </w:rPr>
+              <w:t xml:space="preserve">Medicaid fee index</w:t>
+            </w:r>
+          </w:p>
+        </w:tc>
+        <w:tc>
+          <w:tcPr>
+            <w:tcBorders>
+              <w:bottom w:val="none" w:sz="0" w:space="0" w:color="000000"/>
+              <w:top w:val="none" w:sz="0" w:space="0" w:color="000000"/>
+              <w:left w:val="none" w:sz="0" w:space="0" w:color="000000"/>
+              <w:right w:val="none" w:sz="0" w:space="0" w:color="000000"/>
+            </w:tcBorders>
+            <w:shd w:val="clear" w:color="auto" w:fill="FFFFFF"/>
+            <w:tcMar>
+              <w:top w:w="0" w:type="dxa"/>
+              <w:bottom w:w="0" w:type="dxa"/>
+              <w:left w:w="0" w:type="dxa"/>
+              <w:right w:w="0" w:type="dxa"/>
+            </w:tcMar>
+            <w:vAlign w:val="top"/>
+          </w:tcPr>
+          <w:p>
+            <w:pPr>
+              <w:jc w:val="center"/>
+              <w:pBdr>
+                <w:bottom w:val="none" w:sz="0" w:space="0" w:color="000000"/>
+                <w:top w:val="none" w:sz="0" w:space="0" w:color="000000"/>
+                <w:left w:val="none" w:sz="0" w:space="0" w:color="000000"/>
+                <w:right w:val="none" w:sz="0" w:space="0" w:color="000000"/>
+              </w:pBdr>
+              <w:spacing w:after="100" w:before="100" w:line="240"/>
+              <w:ind w:left="100" w:right="100" w:firstLine="0" w:firstLineChars="0"/>
+              <w:rPr>
+                <w:rFonts w:ascii="Helvetica" w:hAnsi="Helvetica" w:eastAsia="Helvetica" w:cs="Helvetica"/>
+                <w:i w:val="false"/>
+                <w:b w:val="false"/>
+                <w:u w:val="none"/>
+                <w:strike w:val="false"/>
+                <w:sz w:val="14"/>
+                <w:szCs w:val="14"/>
+                <w:color w:val="000000"/>
+              </w:rPr>
+            </w:pPr>
+            <w:r xmlns:w="http://schemas.openxmlformats.org/wordprocessingml/2006/main" xmlns:wp="http://schemas.openxmlformats.org/drawingml/2006/wordprocessingDrawing" xmlns:r="http://schemas.openxmlformats.org/officeDocument/2006/relationships" xmlns:w14="http://schemas.microsoft.com/office/word/2010/wordml">
+              <w:rPr>
+                <w:rFonts w:ascii="Helvetica" w:hAnsi="Helvetica" w:eastAsia="Helvetica" w:cs="Helvetica"/>
+                <w:i w:val="false"/>
+                <w:b w:val="false"/>
+                <w:u w:val="none"/>
+                <w:strike w:val="false"/>
+                <w:sz w:val="14"/>
+                <w:szCs w:val="14"/>
+                <w:color w:val="000000"/>
+              </w:rPr>
+              <w:t xml:space="preserve">0.74 (0.64, 0.83)</w:t>
+            </w:r>
+          </w:p>
+        </w:tc>
+        <w:tc>
+          <w:tcPr>
+            <w:tcBorders>
+              <w:bottom w:val="none" w:sz="0" w:space="0" w:color="000000"/>
+              <w:top w:val="none" w:sz="0" w:space="0" w:color="000000"/>
+              <w:left w:val="none" w:sz="0" w:space="0" w:color="000000"/>
+              <w:right w:val="none" w:sz="0" w:space="0" w:color="000000"/>
+            </w:tcBorders>
+            <w:shd w:val="clear" w:color="auto" w:fill="FFFFFF"/>
+            <w:tcMar>
+              <w:top w:w="0" w:type="dxa"/>
+              <w:bottom w:w="0" w:type="dxa"/>
+              <w:left w:w="0" w:type="dxa"/>
+              <w:right w:w="0" w:type="dxa"/>
+            </w:tcMar>
+            <w:vAlign w:val="top"/>
+          </w:tcPr>
+          <w:p>
+            <w:pPr>
+              <w:jc w:val="center"/>
+              <w:pBdr>
+                <w:bottom w:val="none" w:sz="0" w:space="0" w:color="000000"/>
+                <w:top w:val="none" w:sz="0" w:space="0" w:color="000000"/>
+                <w:left w:val="none" w:sz="0" w:space="0" w:color="000000"/>
+                <w:right w:val="none" w:sz="0" w:space="0" w:color="000000"/>
+              </w:pBdr>
+              <w:spacing w:after="100" w:before="100" w:line="240"/>
+              <w:ind w:left="100" w:right="100" w:firstLine="0" w:firstLineChars="0"/>
+              <w:rPr>
+                <w:rFonts w:ascii="Helvetica" w:hAnsi="Helvetica" w:eastAsia="Helvetica" w:cs="Helvetica"/>
+                <w:i w:val="false"/>
+                <w:b w:val="false"/>
+                <w:u w:val="none"/>
+                <w:strike w:val="false"/>
+                <w:sz w:val="14"/>
+                <w:szCs w:val="14"/>
+                <w:color w:val="000000"/>
+              </w:rPr>
+            </w:pPr>
+            <w:r xmlns:w="http://schemas.openxmlformats.org/wordprocessingml/2006/main" xmlns:wp="http://schemas.openxmlformats.org/drawingml/2006/wordprocessingDrawing" xmlns:r="http://schemas.openxmlformats.org/officeDocument/2006/relationships" xmlns:w14="http://schemas.microsoft.com/office/word/2010/wordml">
+              <w:rPr>
+                <w:rFonts w:ascii="Helvetica" w:hAnsi="Helvetica" w:eastAsia="Helvetica" w:cs="Helvetica"/>
+                <w:i w:val="false"/>
+                <w:b w:val="false"/>
+                <w:u w:val="none"/>
+                <w:strike w:val="false"/>
+                <w:sz w:val="14"/>
+                <w:szCs w:val="14"/>
+                <w:color w:val="000000"/>
+              </w:rPr>
+              <w:t xml:space="preserve">0.76 (0.66, 0.83)</w:t>
+            </w:r>
+          </w:p>
+        </w:tc>
+        <w:tc>
+          <w:tcPr>
+            <w:tcBorders>
+              <w:bottom w:val="none" w:sz="0" w:space="0" w:color="000000"/>
+              <w:top w:val="none" w:sz="0" w:space="0" w:color="000000"/>
+              <w:left w:val="none" w:sz="0" w:space="0" w:color="000000"/>
+              <w:right w:val="none" w:sz="0" w:space="0" w:color="000000"/>
+            </w:tcBorders>
+            <w:shd w:val="clear" w:color="auto" w:fill="FFFFFF"/>
+            <w:tcMar>
+              <w:top w:w="0" w:type="dxa"/>
+              <w:bottom w:w="0" w:type="dxa"/>
+              <w:left w:w="0" w:type="dxa"/>
+              <w:right w:w="0" w:type="dxa"/>
+            </w:tcMar>
+            <w:vAlign w:val="top"/>
+          </w:tcPr>
+          <w:p>
+            <w:pPr>
+              <w:jc w:val="center"/>
+              <w:pBdr>
+                <w:bottom w:val="none" w:sz="0" w:space="0" w:color="000000"/>
+                <w:top w:val="none" w:sz="0" w:space="0" w:color="000000"/>
+                <w:left w:val="none" w:sz="0" w:space="0" w:color="000000"/>
+                <w:right w:val="none" w:sz="0" w:space="0" w:color="000000"/>
+              </w:pBdr>
+              <w:spacing w:after="100" w:before="100" w:line="240"/>
+              <w:ind w:left="100" w:right="100" w:firstLine="0" w:firstLineChars="0"/>
+              <w:rPr>
+                <w:rFonts w:ascii="Helvetica" w:hAnsi="Helvetica" w:eastAsia="Helvetica" w:cs="Helvetica"/>
+                <w:i w:val="false"/>
+                <w:b w:val="false"/>
+                <w:u w:val="none"/>
+                <w:strike w:val="false"/>
+                <w:sz w:val="14"/>
+                <w:szCs w:val="14"/>
+                <w:color w:val="000000"/>
+              </w:rPr>
+            </w:pPr>
+            <w:r xmlns:w="http://schemas.openxmlformats.org/wordprocessingml/2006/main" xmlns:wp="http://schemas.openxmlformats.org/drawingml/2006/wordprocessingDrawing" xmlns:r="http://schemas.openxmlformats.org/officeDocument/2006/relationships" xmlns:w14="http://schemas.microsoft.com/office/word/2010/wordml">
+              <w:rPr>
+                <w:rFonts w:ascii="Helvetica" w:hAnsi="Helvetica" w:eastAsia="Helvetica" w:cs="Helvetica"/>
+                <w:i w:val="false"/>
+                <w:b w:val="false"/>
+                <w:u w:val="none"/>
+                <w:strike w:val="false"/>
+                <w:sz w:val="14"/>
+                <w:szCs w:val="14"/>
+                <w:color w:val="000000"/>
+              </w:rPr>
+              <w:t xml:space="preserve">0.69 (0.64, 0.83)</w:t>
+            </w:r>
+          </w:p>
+        </w:tc>
+        <w:tc>
+          <w:tcPr>
+            <w:tcBorders>
+              <w:bottom w:val="none" w:sz="0" w:space="0" w:color="000000"/>
+              <w:top w:val="none" w:sz="0" w:space="0" w:color="000000"/>
+              <w:left w:val="none" w:sz="0" w:space="0" w:color="000000"/>
+              <w:right w:val="none" w:sz="0" w:space="0" w:color="000000"/>
+            </w:tcBorders>
+            <w:shd w:val="clear" w:color="auto" w:fill="FFFFFF"/>
+            <w:tcMar>
+              <w:top w:w="0" w:type="dxa"/>
+              <w:bottom w:w="0" w:type="dxa"/>
+              <w:left w:w="0" w:type="dxa"/>
+              <w:right w:w="0" w:type="dxa"/>
+            </w:tcMar>
+            <w:vAlign w:val="top"/>
+          </w:tcPr>
+          <w:p>
+            <w:pPr>
+              <w:jc w:val="center"/>
+              <w:pBdr>
+                <w:bottom w:val="none" w:sz="0" w:space="0" w:color="000000"/>
+                <w:top w:val="none" w:sz="0" w:space="0" w:color="000000"/>
+                <w:left w:val="none" w:sz="0" w:space="0" w:color="000000"/>
+                <w:right w:val="none" w:sz="0" w:space="0" w:color="000000"/>
+              </w:pBdr>
+              <w:spacing w:after="100" w:before="100" w:line="240"/>
+              <w:ind w:left="100" w:right="100" w:firstLine="0" w:firstLineChars="0"/>
+              <w:rPr>
+                <w:rFonts w:ascii="Helvetica" w:hAnsi="Helvetica" w:eastAsia="Helvetica" w:cs="Helvetica"/>
+                <w:i w:val="false"/>
+                <w:b w:val="false"/>
+                <w:u w:val="none"/>
+                <w:strike w:val="false"/>
+                <w:sz w:val="14"/>
+                <w:szCs w:val="14"/>
+                <w:color w:val="000000"/>
+              </w:rPr>
+            </w:pPr>
+            <w:r xmlns:w="http://schemas.openxmlformats.org/wordprocessingml/2006/main" xmlns:wp="http://schemas.openxmlformats.org/drawingml/2006/wordprocessingDrawing" xmlns:r="http://schemas.openxmlformats.org/officeDocument/2006/relationships" xmlns:w14="http://schemas.microsoft.com/office/word/2010/wordml">
+              <w:rPr>
+                <w:rFonts w:ascii="Helvetica" w:hAnsi="Helvetica" w:eastAsia="Helvetica" w:cs="Helvetica"/>
+                <w:i w:val="false"/>
+                <w:b w:val="false"/>
+                <w:u w:val="none"/>
+                <w:strike w:val="false"/>
+                <w:sz w:val="14"/>
+                <w:szCs w:val="14"/>
+                <w:color w:val="000000"/>
+              </w:rPr>
+              <w:t xml:space="preserve">0.67 (0.64, 0.76)</w:t>
+            </w:r>
+          </w:p>
+        </w:tc>
+        <w:tc>
+          <w:tcPr>
+            <w:tcBorders>
+              <w:bottom w:val="none" w:sz="0" w:space="0" w:color="000000"/>
+              <w:top w:val="none" w:sz="0" w:space="0" w:color="000000"/>
+              <w:left w:val="none" w:sz="0" w:space="0" w:color="000000"/>
+              <w:right w:val="none" w:sz="0" w:space="0" w:color="000000"/>
+            </w:tcBorders>
+            <w:shd w:val="clear" w:color="auto" w:fill="FFFFFF"/>
+            <w:tcMar>
+              <w:top w:w="0" w:type="dxa"/>
+              <w:bottom w:w="0" w:type="dxa"/>
+              <w:left w:w="0" w:type="dxa"/>
+              <w:right w:w="0" w:type="dxa"/>
+            </w:tcMar>
+            <w:vAlign w:val="top"/>
+          </w:tcPr>
+          <w:p>
+            <w:pPr>
+              <w:jc w:val="center"/>
+              <w:pBdr>
+                <w:bottom w:val="none" w:sz="0" w:space="0" w:color="000000"/>
+                <w:top w:val="none" w:sz="0" w:space="0" w:color="000000"/>
+                <w:left w:val="none" w:sz="0" w:space="0" w:color="000000"/>
+                <w:right w:val="none" w:sz="0" w:space="0" w:color="000000"/>
+              </w:pBdr>
+              <w:spacing w:after="100" w:before="100" w:line="240"/>
+              <w:ind w:left="100" w:right="100" w:firstLine="0" w:firstLineChars="0"/>
+              <w:rPr>
+                <w:rFonts w:ascii="Helvetica" w:hAnsi="Helvetica" w:eastAsia="Helvetica" w:cs="Helvetica"/>
+                <w:i w:val="false"/>
+                <w:b w:val="false"/>
+                <w:u w:val="none"/>
+                <w:strike w:val="false"/>
+                <w:sz w:val="14"/>
+                <w:szCs w:val="14"/>
+                <w:color w:val="000000"/>
+              </w:rPr>
+            </w:pPr>
+            <w:r xmlns:w="http://schemas.openxmlformats.org/wordprocessingml/2006/main" xmlns:wp="http://schemas.openxmlformats.org/drawingml/2006/wordprocessingDrawing" xmlns:r="http://schemas.openxmlformats.org/officeDocument/2006/relationships" xmlns:w14="http://schemas.microsoft.com/office/word/2010/wordml">
+              <w:rPr>
+                <w:rFonts w:ascii="Helvetica" w:hAnsi="Helvetica" w:eastAsia="Helvetica" w:cs="Helvetica"/>
+                <w:i w:val="false"/>
+                <w:b w:val="false"/>
+                <w:u w:val="none"/>
+                <w:strike w:val="false"/>
+                <w:sz w:val="14"/>
+                <w:szCs w:val="14"/>
+                <w:color w:val="000000"/>
+              </w:rPr>
+              <w:t xml:space="preserve">0.76 (0.67, 0.94)</w:t>
+            </w:r>
+          </w:p>
+        </w:tc>
+        <w:tc>
+          <w:tcPr>
+            <w:tcBorders>
+              <w:bottom w:val="none" w:sz="0" w:space="0" w:color="000000"/>
+              <w:top w:val="none" w:sz="0" w:space="0" w:color="000000"/>
+              <w:left w:val="none" w:sz="0" w:space="0" w:color="000000"/>
+              <w:right w:val="none" w:sz="0" w:space="0" w:color="000000"/>
+            </w:tcBorders>
+            <w:shd w:val="clear" w:color="auto" w:fill="FFFFFF"/>
+            <w:tcMar>
+              <w:top w:w="0" w:type="dxa"/>
+              <w:bottom w:w="0" w:type="dxa"/>
+              <w:left w:w="0" w:type="dxa"/>
+              <w:right w:w="0" w:type="dxa"/>
+            </w:tcMar>
+            <w:vAlign w:val="top"/>
+          </w:tcPr>
+          <w:p>
+            <w:pPr>
+              <w:jc w:val="center"/>
+              <w:pBdr>
+                <w:bottom w:val="none" w:sz="0" w:space="0" w:color="000000"/>
+                <w:top w:val="none" w:sz="0" w:space="0" w:color="000000"/>
+                <w:left w:val="none" w:sz="0" w:space="0" w:color="000000"/>
+                <w:right w:val="none" w:sz="0" w:space="0" w:color="000000"/>
+              </w:pBdr>
+              <w:spacing w:after="100" w:before="100" w:line="240"/>
+              <w:ind w:left="100" w:right="100" w:firstLine="0" w:firstLineChars="0"/>
+              <w:rPr>
+                <w:rFonts w:ascii="Helvetica" w:hAnsi="Helvetica" w:eastAsia="Helvetica" w:cs="Helvetica"/>
+                <w:i w:val="false"/>
+                <w:b w:val="false"/>
+                <w:u w:val="none"/>
+                <w:strike w:val="false"/>
+                <w:sz w:val="14"/>
+                <w:szCs w:val="14"/>
+                <w:color w:val="000000"/>
+              </w:rPr>
+            </w:pPr>
+            <w:r xmlns:w="http://schemas.openxmlformats.org/wordprocessingml/2006/main" xmlns:wp="http://schemas.openxmlformats.org/drawingml/2006/wordprocessingDrawing" xmlns:r="http://schemas.openxmlformats.org/officeDocument/2006/relationships" xmlns:w14="http://schemas.microsoft.com/office/word/2010/wordml">
+              <w:rPr>
+                <w:rFonts w:ascii="Helvetica" w:hAnsi="Helvetica" w:eastAsia="Helvetica" w:cs="Helvetica"/>
+                <w:i w:val="false"/>
+                <w:b w:val="false"/>
+                <w:u w:val="none"/>
+                <w:strike w:val="false"/>
+                <w:sz w:val="14"/>
+                <w:szCs w:val="14"/>
+                <w:color w:val="000000"/>
+              </w:rPr>
+              <w:t xml:space="preserve">0.69 (0.63, 0.76)</w:t>
+            </w:r>
+          </w:p>
+        </w:tc>
+        <w:tc>
+          <w:tcPr>
+            <w:tcBorders>
+              <w:bottom w:val="none" w:sz="0" w:space="0" w:color="000000"/>
+              <w:top w:val="none" w:sz="0" w:space="0" w:color="000000"/>
+              <w:left w:val="none" w:sz="0" w:space="0" w:color="000000"/>
+              <w:right w:val="none" w:sz="0" w:space="0" w:color="000000"/>
+            </w:tcBorders>
+            <w:shd w:val="clear" w:color="auto" w:fill="FFFFFF"/>
+            <w:tcMar>
+              <w:top w:w="0" w:type="dxa"/>
+              <w:bottom w:w="0" w:type="dxa"/>
+              <w:left w:w="0" w:type="dxa"/>
+              <w:right w:w="0" w:type="dxa"/>
+            </w:tcMar>
+            <w:vAlign w:val="top"/>
+          </w:tcPr>
+          <w:p>
+            <w:pPr>
+              <w:jc w:val="center"/>
+              <w:pBdr>
+                <w:bottom w:val="none" w:sz="0" w:space="0" w:color="000000"/>
+                <w:top w:val="none" w:sz="0" w:space="0" w:color="000000"/>
+                <w:left w:val="none" w:sz="0" w:space="0" w:color="000000"/>
+                <w:right w:val="none" w:sz="0" w:space="0" w:color="000000"/>
+              </w:pBdr>
+              <w:spacing w:after="100" w:before="100" w:line="240"/>
+              <w:ind w:left="100" w:right="100" w:firstLine="0" w:firstLineChars="0"/>
+              <w:rPr>
+                <w:rFonts w:ascii="Helvetica" w:hAnsi="Helvetica" w:eastAsia="Helvetica" w:cs="Helvetica"/>
+                <w:i w:val="false"/>
+                <w:b w:val="false"/>
+                <w:u w:val="none"/>
+                <w:strike w:val="false"/>
+                <w:sz w:val="14"/>
+                <w:szCs w:val="14"/>
+                <w:color w:val="000000"/>
+              </w:rPr>
+            </w:pPr>
+            <w:r xmlns:w="http://schemas.openxmlformats.org/wordprocessingml/2006/main" xmlns:wp="http://schemas.openxmlformats.org/drawingml/2006/wordprocessingDrawing" xmlns:r="http://schemas.openxmlformats.org/officeDocument/2006/relationships" xmlns:w14="http://schemas.microsoft.com/office/word/2010/wordml">
+              <w:rPr>
+                <w:rFonts w:ascii="Helvetica" w:hAnsi="Helvetica" w:eastAsia="Helvetica" w:cs="Helvetica"/>
+                <w:i w:val="false"/>
+                <w:b w:val="false"/>
+                <w:u w:val="none"/>
+                <w:strike w:val="false"/>
+                <w:sz w:val="14"/>
+                <w:szCs w:val="14"/>
+                <w:color w:val="000000"/>
+              </w:rPr>
+              <w:t xml:space="preserve">0.69 (0.64, 0.76)</w:t>
+            </w:r>
+          </w:p>
+        </w:tc>
+        <w:tc>
+          <w:tcPr>
+            <w:tcBorders>
+              <w:bottom w:val="none" w:sz="0" w:space="0" w:color="000000"/>
+              <w:top w:val="none" w:sz="0" w:space="0" w:color="000000"/>
+              <w:left w:val="none" w:sz="0" w:space="0" w:color="000000"/>
+              <w:right w:val="none" w:sz="0" w:space="0" w:color="000000"/>
+            </w:tcBorders>
+            <w:shd w:val="clear" w:color="auto" w:fill="FFFFFF"/>
+            <w:tcMar>
+              <w:top w:w="0" w:type="dxa"/>
+              <w:bottom w:w="0" w:type="dxa"/>
+              <w:left w:w="0" w:type="dxa"/>
+              <w:right w:w="0" w:type="dxa"/>
+            </w:tcMar>
+            <w:vAlign w:val="top"/>
+          </w:tcPr>
+          <w:p>
+            <w:pPr>
+              <w:jc w:val="center"/>
+              <w:pBdr>
+                <w:bottom w:val="none" w:sz="0" w:space="0" w:color="000000"/>
+                <w:top w:val="none" w:sz="0" w:space="0" w:color="000000"/>
+                <w:left w:val="none" w:sz="0" w:space="0" w:color="000000"/>
+                <w:right w:val="none" w:sz="0" w:space="0" w:color="000000"/>
+              </w:pBdr>
+              <w:spacing w:after="100" w:before="100" w:line="240"/>
+              <w:ind w:left="100" w:right="100" w:firstLine="0" w:firstLineChars="0"/>
+              <w:rPr>
+                <w:rFonts w:ascii="Helvetica" w:hAnsi="Helvetica" w:eastAsia="Helvetica" w:cs="Helvetica"/>
+                <w:i w:val="false"/>
+                <w:b w:val="false"/>
+                <w:u w:val="none"/>
+                <w:strike w:val="false"/>
+                <w:sz w:val="14"/>
+                <w:szCs w:val="14"/>
+                <w:color w:val="000000"/>
+              </w:rPr>
+            </w:pPr>
+            <w:r xmlns:w="http://schemas.openxmlformats.org/wordprocessingml/2006/main" xmlns:wp="http://schemas.openxmlformats.org/drawingml/2006/wordprocessingDrawing" xmlns:r="http://schemas.openxmlformats.org/officeDocument/2006/relationships" xmlns:w14="http://schemas.microsoft.com/office/word/2010/wordml">
+              <w:rPr>
+                <w:rFonts w:ascii="Helvetica" w:hAnsi="Helvetica" w:eastAsia="Helvetica" w:cs="Helvetica"/>
+                <w:i w:val="false"/>
+                <w:b w:val="false"/>
+                <w:u w:val="none"/>
+                <w:strike w:val="false"/>
+                <w:sz w:val="14"/>
+                <w:szCs w:val="14"/>
+                <w:color w:val="000000"/>
+              </w:rPr>
+              <w:t xml:space="preserve">0.74 (0.64, 0.83)</w:t>
+            </w:r>
+          </w:p>
+        </w:tc>
+        <w:tc>
+          <w:tcPr>
+            <w:tcBorders>
+              <w:bottom w:val="none" w:sz="0" w:space="0" w:color="000000"/>
+              <w:top w:val="none" w:sz="0" w:space="0" w:color="000000"/>
+              <w:left w:val="none" w:sz="0" w:space="0" w:color="000000"/>
+              <w:right w:val="none" w:sz="0" w:space="0" w:color="000000"/>
+            </w:tcBorders>
+            <w:shd w:val="clear" w:color="auto" w:fill="FFFFFF"/>
+            <w:tcMar>
+              <w:top w:w="0" w:type="dxa"/>
+              <w:bottom w:w="0" w:type="dxa"/>
+              <w:left w:w="0" w:type="dxa"/>
+              <w:right w:w="0" w:type="dxa"/>
+            </w:tcMar>
+            <w:vAlign w:val="top"/>
+          </w:tcPr>
+          <w:p>
+            <w:pPr>
+              <w:jc w:val="center"/>
+              <w:pBdr>
+                <w:bottom w:val="none" w:sz="0" w:space="0" w:color="000000"/>
+                <w:top w:val="none" w:sz="0" w:space="0" w:color="000000"/>
+                <w:left w:val="none" w:sz="0" w:space="0" w:color="000000"/>
+                <w:right w:val="none" w:sz="0" w:space="0" w:color="000000"/>
+              </w:pBdr>
+              <w:spacing w:after="100" w:before="100" w:line="240"/>
+              <w:ind w:left="100" w:right="100" w:firstLine="0" w:firstLineChars="0"/>
+              <w:rPr>
+                <w:rFonts w:ascii="Helvetica" w:hAnsi="Helvetica" w:eastAsia="Helvetica" w:cs="Helvetica"/>
+                <w:i w:val="false"/>
+                <w:b w:val="false"/>
+                <w:u w:val="none"/>
+                <w:strike w:val="false"/>
+                <w:sz w:val="14"/>
+                <w:szCs w:val="14"/>
+                <w:color w:val="000000"/>
+              </w:rPr>
+            </w:pPr>
+            <w:r xmlns:w="http://schemas.openxmlformats.org/wordprocessingml/2006/main" xmlns:wp="http://schemas.openxmlformats.org/drawingml/2006/wordprocessingDrawing" xmlns:r="http://schemas.openxmlformats.org/officeDocument/2006/relationships" xmlns:w14="http://schemas.microsoft.com/office/word/2010/wordml">
+              <w:rPr>
+                <w:rFonts w:ascii="Helvetica" w:hAnsi="Helvetica" w:eastAsia="Helvetica" w:cs="Helvetica"/>
+                <w:i w:val="false"/>
+                <w:b w:val="false"/>
+                <w:u w:val="none"/>
+                <w:strike w:val="false"/>
+                <w:sz w:val="14"/>
+                <w:szCs w:val="14"/>
+                <w:color w:val="000000"/>
+              </w:rPr>
+              <w:t xml:space="preserve">0.76 (0.68, 0.76)</w:t>
+            </w:r>
+          </w:p>
+        </w:tc>
+      </w:tr>
+      <w:tr>
+        <w:trPr>
+          <w:trHeight w:val="620" w:hRule="auto"/>
+        </w:trPr>
+        <w:tc>
+          <w:tcPr>
+            <w:tcBorders>
+              <w:bottom w:val="none" w:sz="0" w:space="0" w:color="000000"/>
+              <w:top w:val="none" w:sz="0" w:space="0" w:color="000000"/>
+              <w:left w:val="none" w:sz="0" w:space="0" w:color="000000"/>
+              <w:right w:val="none" w:sz="0" w:space="0" w:color="000000"/>
+            </w:tcBorders>
+            <w:shd w:val="clear" w:color="auto" w:fill="FFFFFF"/>
+            <w:tcMar>
+              <w:top w:w="0" w:type="dxa"/>
+              <w:bottom w:w="0" w:type="dxa"/>
+              <w:left w:w="0" w:type="dxa"/>
+              <w:right w:w="0" w:type="dxa"/>
+            </w:tcMar>
+            <w:vAlign w:val="top"/>
+          </w:tcPr>
+          <w:p>
+            <w:pPr>
+              <w:jc w:val="left"/>
+              <w:pBdr>
+                <w:bottom w:val="none" w:sz="0" w:space="0" w:color="000000"/>
+                <w:top w:val="none" w:sz="0" w:space="0" w:color="000000"/>
+                <w:left w:val="none" w:sz="0" w:space="0" w:color="000000"/>
+                <w:right w:val="none" w:sz="0" w:space="0" w:color="000000"/>
+              </w:pBdr>
+              <w:spacing w:after="100" w:before="100" w:line="240"/>
+              <w:ind w:left="100" w:right="100" w:firstLine="0" w:firstLineChars="0"/>
+              <w:rPr>
+                <w:rFonts w:ascii="Helvetica" w:hAnsi="Helvetica" w:eastAsia="Helvetica" w:cs="Helvetica"/>
+                <w:i w:val="false"/>
+                <w:b w:val="false"/>
+                <w:u w:val="none"/>
+                <w:strike w:val="false"/>
+                <w:sz w:val="14"/>
+                <w:szCs w:val="14"/>
+                <w:color w:val="000000"/>
+              </w:rPr>
+            </w:pPr>
+            <w:r xmlns:w="http://schemas.openxmlformats.org/wordprocessingml/2006/main" xmlns:wp="http://schemas.openxmlformats.org/drawingml/2006/wordprocessingDrawing" xmlns:r="http://schemas.openxmlformats.org/officeDocument/2006/relationships" xmlns:w14="http://schemas.microsoft.com/office/word/2010/wordml">
+              <w:rPr>
+                <w:rFonts w:ascii="Helvetica" w:hAnsi="Helvetica" w:eastAsia="Helvetica" w:cs="Helvetica"/>
+                <w:i w:val="false"/>
+                <w:b w:val="false"/>
+                <w:u w:val="none"/>
+                <w:strike w:val="false"/>
+                <w:sz w:val="14"/>
+                <w:szCs w:val="14"/>
+                <w:color w:val="000000"/>
+              </w:rPr>
+              <w:t xml:space="preserve">Social Vulnerability Index</w:t>
+            </w:r>
+          </w:p>
+        </w:tc>
+        <w:tc>
+          <w:tcPr>
+            <w:tcBorders>
+              <w:bottom w:val="none" w:sz="0" w:space="0" w:color="000000"/>
+              <w:top w:val="none" w:sz="0" w:space="0" w:color="000000"/>
+              <w:left w:val="none" w:sz="0" w:space="0" w:color="000000"/>
+              <w:right w:val="none" w:sz="0" w:space="0" w:color="000000"/>
+            </w:tcBorders>
+            <w:shd w:val="clear" w:color="auto" w:fill="FFFFFF"/>
+            <w:tcMar>
+              <w:top w:w="0" w:type="dxa"/>
+              <w:bottom w:w="0" w:type="dxa"/>
+              <w:left w:w="0" w:type="dxa"/>
+              <w:right w:w="0" w:type="dxa"/>
+            </w:tcMar>
+            <w:vAlign w:val="top"/>
+          </w:tcPr>
+          <w:p>
+            <w:pPr>
+              <w:jc w:val="center"/>
+              <w:pBdr>
+                <w:bottom w:val="none" w:sz="0" w:space="0" w:color="000000"/>
+                <w:top w:val="none" w:sz="0" w:space="0" w:color="000000"/>
+                <w:left w:val="none" w:sz="0" w:space="0" w:color="000000"/>
+                <w:right w:val="none" w:sz="0" w:space="0" w:color="000000"/>
+              </w:pBdr>
+              <w:spacing w:after="100" w:before="100" w:line="240"/>
+              <w:ind w:left="100" w:right="100" w:firstLine="0" w:firstLineChars="0"/>
+              <w:rPr>
+                <w:rFonts w:ascii="Helvetica" w:hAnsi="Helvetica" w:eastAsia="Helvetica" w:cs="Helvetica"/>
+                <w:i w:val="false"/>
+                <w:b w:val="false"/>
+                <w:u w:val="none"/>
+                <w:strike w:val="false"/>
+                <w:sz w:val="14"/>
+                <w:szCs w:val="14"/>
+                <w:color w:val="000000"/>
+              </w:rPr>
+            </w:pPr>
+            <w:r xmlns:w="http://schemas.openxmlformats.org/wordprocessingml/2006/main" xmlns:wp="http://schemas.openxmlformats.org/drawingml/2006/wordprocessingDrawing" xmlns:r="http://schemas.openxmlformats.org/officeDocument/2006/relationships" xmlns:w14="http://schemas.microsoft.com/office/word/2010/wordml">
+              <w:rPr>
+                <w:rFonts w:ascii="Helvetica" w:hAnsi="Helvetica" w:eastAsia="Helvetica" w:cs="Helvetica"/>
+                <w:i w:val="false"/>
+                <w:b w:val="false"/>
+                <w:u w:val="none"/>
+                <w:strike w:val="false"/>
+                <w:sz w:val="14"/>
+                <w:szCs w:val="14"/>
+                <w:color w:val="000000"/>
+              </w:rPr>
+              <w:t xml:space="preserve">0.48 (0.36, 0.63)</w:t>
+            </w:r>
+          </w:p>
+        </w:tc>
+        <w:tc>
+          <w:tcPr>
+            <w:tcBorders>
+              <w:bottom w:val="none" w:sz="0" w:space="0" w:color="000000"/>
+              <w:top w:val="none" w:sz="0" w:space="0" w:color="000000"/>
+              <w:left w:val="none" w:sz="0" w:space="0" w:color="000000"/>
+              <w:right w:val="none" w:sz="0" w:space="0" w:color="000000"/>
+            </w:tcBorders>
+            <w:shd w:val="clear" w:color="auto" w:fill="FFFFFF"/>
+            <w:tcMar>
+              <w:top w:w="0" w:type="dxa"/>
+              <w:bottom w:w="0" w:type="dxa"/>
+              <w:left w:w="0" w:type="dxa"/>
+              <w:right w:w="0" w:type="dxa"/>
+            </w:tcMar>
+            <w:vAlign w:val="top"/>
+          </w:tcPr>
+          <w:p>
+            <w:pPr>
+              <w:jc w:val="center"/>
+              <w:pBdr>
+                <w:bottom w:val="none" w:sz="0" w:space="0" w:color="000000"/>
+                <w:top w:val="none" w:sz="0" w:space="0" w:color="000000"/>
+                <w:left w:val="none" w:sz="0" w:space="0" w:color="000000"/>
+                <w:right w:val="none" w:sz="0" w:space="0" w:color="000000"/>
+              </w:pBdr>
+              <w:spacing w:after="100" w:before="100" w:line="240"/>
+              <w:ind w:left="100" w:right="100" w:firstLine="0" w:firstLineChars="0"/>
+              <w:rPr>
+                <w:rFonts w:ascii="Helvetica" w:hAnsi="Helvetica" w:eastAsia="Helvetica" w:cs="Helvetica"/>
+                <w:i w:val="false"/>
+                <w:b w:val="false"/>
+                <w:u w:val="none"/>
+                <w:strike w:val="false"/>
+                <w:sz w:val="14"/>
+                <w:szCs w:val="14"/>
+                <w:color w:val="000000"/>
+              </w:rPr>
+            </w:pPr>
+            <w:r xmlns:w="http://schemas.openxmlformats.org/wordprocessingml/2006/main" xmlns:wp="http://schemas.openxmlformats.org/drawingml/2006/wordprocessingDrawing" xmlns:r="http://schemas.openxmlformats.org/officeDocument/2006/relationships" xmlns:w14="http://schemas.microsoft.com/office/word/2010/wordml">
+              <w:rPr>
+                <w:rFonts w:ascii="Helvetica" w:hAnsi="Helvetica" w:eastAsia="Helvetica" w:cs="Helvetica"/>
+                <w:i w:val="false"/>
+                <w:b w:val="false"/>
+                <w:u w:val="none"/>
+                <w:strike w:val="false"/>
+                <w:sz w:val="14"/>
+                <w:szCs w:val="14"/>
+                <w:color w:val="000000"/>
+              </w:rPr>
+              <w:t xml:space="preserve">0.49 (0.37, 0.63)</w:t>
+            </w:r>
+          </w:p>
+        </w:tc>
+        <w:tc>
+          <w:tcPr>
+            <w:tcBorders>
+              <w:bottom w:val="none" w:sz="0" w:space="0" w:color="000000"/>
+              <w:top w:val="none" w:sz="0" w:space="0" w:color="000000"/>
+              <w:left w:val="none" w:sz="0" w:space="0" w:color="000000"/>
+              <w:right w:val="none" w:sz="0" w:space="0" w:color="000000"/>
+            </w:tcBorders>
+            <w:shd w:val="clear" w:color="auto" w:fill="FFFFFF"/>
+            <w:tcMar>
+              <w:top w:w="0" w:type="dxa"/>
+              <w:bottom w:w="0" w:type="dxa"/>
+              <w:left w:w="0" w:type="dxa"/>
+              <w:right w:w="0" w:type="dxa"/>
+            </w:tcMar>
+            <w:vAlign w:val="top"/>
+          </w:tcPr>
+          <w:p>
+            <w:pPr>
+              <w:jc w:val="center"/>
+              <w:pBdr>
+                <w:bottom w:val="none" w:sz="0" w:space="0" w:color="000000"/>
+                <w:top w:val="none" w:sz="0" w:space="0" w:color="000000"/>
+                <w:left w:val="none" w:sz="0" w:space="0" w:color="000000"/>
+                <w:right w:val="none" w:sz="0" w:space="0" w:color="000000"/>
+              </w:pBdr>
+              <w:spacing w:after="100" w:before="100" w:line="240"/>
+              <w:ind w:left="100" w:right="100" w:firstLine="0" w:firstLineChars="0"/>
+              <w:rPr>
+                <w:rFonts w:ascii="Helvetica" w:hAnsi="Helvetica" w:eastAsia="Helvetica" w:cs="Helvetica"/>
+                <w:i w:val="false"/>
+                <w:b w:val="false"/>
+                <w:u w:val="none"/>
+                <w:strike w:val="false"/>
+                <w:sz w:val="14"/>
+                <w:szCs w:val="14"/>
+                <w:color w:val="000000"/>
+              </w:rPr>
+            </w:pPr>
+            <w:r xmlns:w="http://schemas.openxmlformats.org/wordprocessingml/2006/main" xmlns:wp="http://schemas.openxmlformats.org/drawingml/2006/wordprocessingDrawing" xmlns:r="http://schemas.openxmlformats.org/officeDocument/2006/relationships" xmlns:w14="http://schemas.microsoft.com/office/word/2010/wordml">
+              <w:rPr>
+                <w:rFonts w:ascii="Helvetica" w:hAnsi="Helvetica" w:eastAsia="Helvetica" w:cs="Helvetica"/>
+                <w:i w:val="false"/>
+                <w:b w:val="false"/>
+                <w:u w:val="none"/>
+                <w:strike w:val="false"/>
+                <w:sz w:val="14"/>
+                <w:szCs w:val="14"/>
+                <w:color w:val="000000"/>
+              </w:rPr>
+              <w:t xml:space="preserve">0.44 (0.27, 0.58)</w:t>
+            </w:r>
+          </w:p>
+        </w:tc>
+        <w:tc>
+          <w:tcPr>
+            <w:tcBorders>
+              <w:bottom w:val="none" w:sz="0" w:space="0" w:color="000000"/>
+              <w:top w:val="none" w:sz="0" w:space="0" w:color="000000"/>
+              <w:left w:val="none" w:sz="0" w:space="0" w:color="000000"/>
+              <w:right w:val="none" w:sz="0" w:space="0" w:color="000000"/>
+            </w:tcBorders>
+            <w:shd w:val="clear" w:color="auto" w:fill="FFFFFF"/>
+            <w:tcMar>
+              <w:top w:w="0" w:type="dxa"/>
+              <w:bottom w:w="0" w:type="dxa"/>
+              <w:left w:w="0" w:type="dxa"/>
+              <w:right w:w="0" w:type="dxa"/>
+            </w:tcMar>
+            <w:vAlign w:val="top"/>
+          </w:tcPr>
+          <w:p>
+            <w:pPr>
+              <w:jc w:val="center"/>
+              <w:pBdr>
+                <w:bottom w:val="none" w:sz="0" w:space="0" w:color="000000"/>
+                <w:top w:val="none" w:sz="0" w:space="0" w:color="000000"/>
+                <w:left w:val="none" w:sz="0" w:space="0" w:color="000000"/>
+                <w:right w:val="none" w:sz="0" w:space="0" w:color="000000"/>
+              </w:pBdr>
+              <w:spacing w:after="100" w:before="100" w:line="240"/>
+              <w:ind w:left="100" w:right="100" w:firstLine="0" w:firstLineChars="0"/>
+              <w:rPr>
+                <w:rFonts w:ascii="Helvetica" w:hAnsi="Helvetica" w:eastAsia="Helvetica" w:cs="Helvetica"/>
+                <w:i w:val="false"/>
+                <w:b w:val="false"/>
+                <w:u w:val="none"/>
+                <w:strike w:val="false"/>
+                <w:sz w:val="14"/>
+                <w:szCs w:val="14"/>
+                <w:color w:val="000000"/>
+              </w:rPr>
+            </w:pPr>
+            <w:r xmlns:w="http://schemas.openxmlformats.org/wordprocessingml/2006/main" xmlns:wp="http://schemas.openxmlformats.org/drawingml/2006/wordprocessingDrawing" xmlns:r="http://schemas.openxmlformats.org/officeDocument/2006/relationships" xmlns:w14="http://schemas.microsoft.com/office/word/2010/wordml">
+              <w:rPr>
+                <w:rFonts w:ascii="Helvetica" w:hAnsi="Helvetica" w:eastAsia="Helvetica" w:cs="Helvetica"/>
+                <w:i w:val="false"/>
+                <w:b w:val="false"/>
+                <w:u w:val="none"/>
+                <w:strike w:val="false"/>
+                <w:sz w:val="14"/>
+                <w:szCs w:val="14"/>
+                <w:color w:val="000000"/>
+              </w:rPr>
+              <w:t xml:space="preserve">0.52 (0.37, 0.73)</w:t>
+            </w:r>
+          </w:p>
+        </w:tc>
+        <w:tc>
+          <w:tcPr>
+            <w:tcBorders>
+              <w:bottom w:val="none" w:sz="0" w:space="0" w:color="000000"/>
+              <w:top w:val="none" w:sz="0" w:space="0" w:color="000000"/>
+              <w:left w:val="none" w:sz="0" w:space="0" w:color="000000"/>
+              <w:right w:val="none" w:sz="0" w:space="0" w:color="000000"/>
+            </w:tcBorders>
+            <w:shd w:val="clear" w:color="auto" w:fill="FFFFFF"/>
+            <w:tcMar>
+              <w:top w:w="0" w:type="dxa"/>
+              <w:bottom w:w="0" w:type="dxa"/>
+              <w:left w:w="0" w:type="dxa"/>
+              <w:right w:w="0" w:type="dxa"/>
+            </w:tcMar>
+            <w:vAlign w:val="top"/>
+          </w:tcPr>
+          <w:p>
+            <w:pPr>
+              <w:jc w:val="center"/>
+              <w:pBdr>
+                <w:bottom w:val="none" w:sz="0" w:space="0" w:color="000000"/>
+                <w:top w:val="none" w:sz="0" w:space="0" w:color="000000"/>
+                <w:left w:val="none" w:sz="0" w:space="0" w:color="000000"/>
+                <w:right w:val="none" w:sz="0" w:space="0" w:color="000000"/>
+              </w:pBdr>
+              <w:spacing w:after="100" w:before="100" w:line="240"/>
+              <w:ind w:left="100" w:right="100" w:firstLine="0" w:firstLineChars="0"/>
+              <w:rPr>
+                <w:rFonts w:ascii="Helvetica" w:hAnsi="Helvetica" w:eastAsia="Helvetica" w:cs="Helvetica"/>
+                <w:i w:val="false"/>
+                <w:b w:val="false"/>
+                <w:u w:val="none"/>
+                <w:strike w:val="false"/>
+                <w:sz w:val="14"/>
+                <w:szCs w:val="14"/>
+                <w:color w:val="000000"/>
+              </w:rPr>
+            </w:pPr>
+            <w:r xmlns:w="http://schemas.openxmlformats.org/wordprocessingml/2006/main" xmlns:wp="http://schemas.openxmlformats.org/drawingml/2006/wordprocessingDrawing" xmlns:r="http://schemas.openxmlformats.org/officeDocument/2006/relationships" xmlns:w14="http://schemas.microsoft.com/office/word/2010/wordml">
+              <w:rPr>
+                <w:rFonts w:ascii="Helvetica" w:hAnsi="Helvetica" w:eastAsia="Helvetica" w:cs="Helvetica"/>
+                <w:i w:val="false"/>
+                <w:b w:val="false"/>
+                <w:u w:val="none"/>
+                <w:strike w:val="false"/>
+                <w:sz w:val="14"/>
+                <w:szCs w:val="14"/>
+                <w:color w:val="000000"/>
+              </w:rPr>
+              <w:t xml:space="preserve">0.45 (0.38, 0.58)</w:t>
+            </w:r>
+          </w:p>
+        </w:tc>
+        <w:tc>
+          <w:tcPr>
+            <w:tcBorders>
+              <w:bottom w:val="none" w:sz="0" w:space="0" w:color="000000"/>
+              <w:top w:val="none" w:sz="0" w:space="0" w:color="000000"/>
+              <w:left w:val="none" w:sz="0" w:space="0" w:color="000000"/>
+              <w:right w:val="none" w:sz="0" w:space="0" w:color="000000"/>
+            </w:tcBorders>
+            <w:shd w:val="clear" w:color="auto" w:fill="FFFFFF"/>
+            <w:tcMar>
+              <w:top w:w="0" w:type="dxa"/>
+              <w:bottom w:w="0" w:type="dxa"/>
+              <w:left w:w="0" w:type="dxa"/>
+              <w:right w:w="0" w:type="dxa"/>
+            </w:tcMar>
+            <w:vAlign w:val="top"/>
+          </w:tcPr>
+          <w:p>
+            <w:pPr>
+              <w:jc w:val="center"/>
+              <w:pBdr>
+                <w:bottom w:val="none" w:sz="0" w:space="0" w:color="000000"/>
+                <w:top w:val="none" w:sz="0" w:space="0" w:color="000000"/>
+                <w:left w:val="none" w:sz="0" w:space="0" w:color="000000"/>
+                <w:right w:val="none" w:sz="0" w:space="0" w:color="000000"/>
+              </w:pBdr>
+              <w:spacing w:after="100" w:before="100" w:line="240"/>
+              <w:ind w:left="100" w:right="100" w:firstLine="0" w:firstLineChars="0"/>
+              <w:rPr>
+                <w:rFonts w:ascii="Helvetica" w:hAnsi="Helvetica" w:eastAsia="Helvetica" w:cs="Helvetica"/>
+                <w:i w:val="false"/>
+                <w:b w:val="false"/>
+                <w:u w:val="none"/>
+                <w:strike w:val="false"/>
+                <w:sz w:val="14"/>
+                <w:szCs w:val="14"/>
+                <w:color w:val="000000"/>
+              </w:rPr>
+            </w:pPr>
+            <w:r xmlns:w="http://schemas.openxmlformats.org/wordprocessingml/2006/main" xmlns:wp="http://schemas.openxmlformats.org/drawingml/2006/wordprocessingDrawing" xmlns:r="http://schemas.openxmlformats.org/officeDocument/2006/relationships" xmlns:w14="http://schemas.microsoft.com/office/word/2010/wordml">
+              <w:rPr>
+                <w:rFonts w:ascii="Helvetica" w:hAnsi="Helvetica" w:eastAsia="Helvetica" w:cs="Helvetica"/>
+                <w:i w:val="false"/>
+                <w:b w:val="false"/>
+                <w:u w:val="none"/>
+                <w:strike w:val="false"/>
+                <w:sz w:val="14"/>
+                <w:szCs w:val="14"/>
+                <w:color w:val="000000"/>
+              </w:rPr>
+              <w:t xml:space="preserve">0.37 (0.29, 0.60)</w:t>
+            </w:r>
+          </w:p>
+        </w:tc>
+        <w:tc>
+          <w:tcPr>
+            <w:tcBorders>
+              <w:bottom w:val="none" w:sz="0" w:space="0" w:color="000000"/>
+              <w:top w:val="none" w:sz="0" w:space="0" w:color="000000"/>
+              <w:left w:val="none" w:sz="0" w:space="0" w:color="000000"/>
+              <w:right w:val="none" w:sz="0" w:space="0" w:color="000000"/>
+            </w:tcBorders>
+            <w:shd w:val="clear" w:color="auto" w:fill="FFFFFF"/>
+            <w:tcMar>
+              <w:top w:w="0" w:type="dxa"/>
+              <w:bottom w:w="0" w:type="dxa"/>
+              <w:left w:w="0" w:type="dxa"/>
+              <w:right w:w="0" w:type="dxa"/>
+            </w:tcMar>
+            <w:vAlign w:val="top"/>
+          </w:tcPr>
+          <w:p>
+            <w:pPr>
+              <w:jc w:val="center"/>
+              <w:pBdr>
+                <w:bottom w:val="none" w:sz="0" w:space="0" w:color="000000"/>
+                <w:top w:val="none" w:sz="0" w:space="0" w:color="000000"/>
+                <w:left w:val="none" w:sz="0" w:space="0" w:color="000000"/>
+                <w:right w:val="none" w:sz="0" w:space="0" w:color="000000"/>
+              </w:pBdr>
+              <w:spacing w:after="100" w:before="100" w:line="240"/>
+              <w:ind w:left="100" w:right="100" w:firstLine="0" w:firstLineChars="0"/>
+              <w:rPr>
+                <w:rFonts w:ascii="Helvetica" w:hAnsi="Helvetica" w:eastAsia="Helvetica" w:cs="Helvetica"/>
+                <w:i w:val="false"/>
+                <w:b w:val="false"/>
+                <w:u w:val="none"/>
+                <w:strike w:val="false"/>
+                <w:sz w:val="14"/>
+                <w:szCs w:val="14"/>
+                <w:color w:val="000000"/>
+              </w:rPr>
+            </w:pPr>
+            <w:r xmlns:w="http://schemas.openxmlformats.org/wordprocessingml/2006/main" xmlns:wp="http://schemas.openxmlformats.org/drawingml/2006/wordprocessingDrawing" xmlns:r="http://schemas.openxmlformats.org/officeDocument/2006/relationships" xmlns:w14="http://schemas.microsoft.com/office/word/2010/wordml">
+              <w:rPr>
+                <w:rFonts w:ascii="Helvetica" w:hAnsi="Helvetica" w:eastAsia="Helvetica" w:cs="Helvetica"/>
+                <w:i w:val="false"/>
+                <w:b w:val="false"/>
+                <w:u w:val="none"/>
+                <w:strike w:val="false"/>
+                <w:sz w:val="14"/>
+                <w:szCs w:val="14"/>
+                <w:color w:val="000000"/>
+              </w:rPr>
+              <w:t xml:space="preserve">0.56 (0.29, 0.70)</w:t>
+            </w:r>
+          </w:p>
+        </w:tc>
+        <w:tc>
+          <w:tcPr>
+            <w:tcBorders>
+              <w:bottom w:val="none" w:sz="0" w:space="0" w:color="000000"/>
+              <w:top w:val="none" w:sz="0" w:space="0" w:color="000000"/>
+              <w:left w:val="none" w:sz="0" w:space="0" w:color="000000"/>
+              <w:right w:val="none" w:sz="0" w:space="0" w:color="000000"/>
+            </w:tcBorders>
+            <w:shd w:val="clear" w:color="auto" w:fill="FFFFFF"/>
+            <w:tcMar>
+              <w:top w:w="0" w:type="dxa"/>
+              <w:bottom w:w="0" w:type="dxa"/>
+              <w:left w:w="0" w:type="dxa"/>
+              <w:right w:w="0" w:type="dxa"/>
+            </w:tcMar>
+            <w:vAlign w:val="top"/>
+          </w:tcPr>
+          <w:p>
+            <w:pPr>
+              <w:jc w:val="center"/>
+              <w:pBdr>
+                <w:bottom w:val="none" w:sz="0" w:space="0" w:color="000000"/>
+                <w:top w:val="none" w:sz="0" w:space="0" w:color="000000"/>
+                <w:left w:val="none" w:sz="0" w:space="0" w:color="000000"/>
+                <w:right w:val="none" w:sz="0" w:space="0" w:color="000000"/>
+              </w:pBdr>
+              <w:spacing w:after="100" w:before="100" w:line="240"/>
+              <w:ind w:left="100" w:right="100" w:firstLine="0" w:firstLineChars="0"/>
+              <w:rPr>
+                <w:rFonts w:ascii="Helvetica" w:hAnsi="Helvetica" w:eastAsia="Helvetica" w:cs="Helvetica"/>
+                <w:i w:val="false"/>
+                <w:b w:val="false"/>
+                <w:u w:val="none"/>
+                <w:strike w:val="false"/>
+                <w:sz w:val="14"/>
+                <w:szCs w:val="14"/>
+                <w:color w:val="000000"/>
+              </w:rPr>
+            </w:pPr>
+            <w:r xmlns:w="http://schemas.openxmlformats.org/wordprocessingml/2006/main" xmlns:wp="http://schemas.openxmlformats.org/drawingml/2006/wordprocessingDrawing" xmlns:r="http://schemas.openxmlformats.org/officeDocument/2006/relationships" xmlns:w14="http://schemas.microsoft.com/office/word/2010/wordml">
+              <w:rPr>
+                <w:rFonts w:ascii="Helvetica" w:hAnsi="Helvetica" w:eastAsia="Helvetica" w:cs="Helvetica"/>
+                <w:i w:val="false"/>
+                <w:b w:val="false"/>
+                <w:u w:val="none"/>
+                <w:strike w:val="false"/>
+                <w:sz w:val="14"/>
+                <w:szCs w:val="14"/>
+                <w:color w:val="000000"/>
+              </w:rPr>
+              <w:t xml:space="preserve">0.55 (0.44, 0.74)</w:t>
+            </w:r>
+          </w:p>
+        </w:tc>
+        <w:tc>
+          <w:tcPr>
+            <w:tcBorders>
+              <w:bottom w:val="none" w:sz="0" w:space="0" w:color="000000"/>
+              <w:top w:val="none" w:sz="0" w:space="0" w:color="000000"/>
+              <w:left w:val="none" w:sz="0" w:space="0" w:color="000000"/>
+              <w:right w:val="none" w:sz="0" w:space="0" w:color="000000"/>
+            </w:tcBorders>
+            <w:shd w:val="clear" w:color="auto" w:fill="FFFFFF"/>
+            <w:tcMar>
+              <w:top w:w="0" w:type="dxa"/>
+              <w:bottom w:w="0" w:type="dxa"/>
+              <w:left w:w="0" w:type="dxa"/>
+              <w:right w:w="0" w:type="dxa"/>
+            </w:tcMar>
+            <w:vAlign w:val="top"/>
+          </w:tcPr>
+          <w:p>
+            <w:pPr>
+              <w:jc w:val="center"/>
+              <w:pBdr>
+                <w:bottom w:val="none" w:sz="0" w:space="0" w:color="000000"/>
+                <w:top w:val="none" w:sz="0" w:space="0" w:color="000000"/>
+                <w:left w:val="none" w:sz="0" w:space="0" w:color="000000"/>
+                <w:right w:val="none" w:sz="0" w:space="0" w:color="000000"/>
+              </w:pBdr>
+              <w:spacing w:after="100" w:before="100" w:line="240"/>
+              <w:ind w:left="100" w:right="100" w:firstLine="0" w:firstLineChars="0"/>
+              <w:rPr>
+                <w:rFonts w:ascii="Helvetica" w:hAnsi="Helvetica" w:eastAsia="Helvetica" w:cs="Helvetica"/>
+                <w:i w:val="false"/>
+                <w:b w:val="false"/>
+                <w:u w:val="none"/>
+                <w:strike w:val="false"/>
+                <w:sz w:val="14"/>
+                <w:szCs w:val="14"/>
+                <w:color w:val="000000"/>
+              </w:rPr>
+            </w:pPr>
+            <w:r xmlns:w="http://schemas.openxmlformats.org/wordprocessingml/2006/main" xmlns:wp="http://schemas.openxmlformats.org/drawingml/2006/wordprocessingDrawing" xmlns:r="http://schemas.openxmlformats.org/officeDocument/2006/relationships" xmlns:w14="http://schemas.microsoft.com/office/word/2010/wordml">
+              <w:rPr>
+                <w:rFonts w:ascii="Helvetica" w:hAnsi="Helvetica" w:eastAsia="Helvetica" w:cs="Helvetica"/>
+                <w:i w:val="false"/>
+                <w:b w:val="false"/>
+                <w:u w:val="none"/>
+                <w:strike w:val="false"/>
+                <w:sz w:val="14"/>
+                <w:szCs w:val="14"/>
+                <w:color w:val="000000"/>
+              </w:rPr>
+              <w:t xml:space="preserve">0.42 (0.27, 0.61)</w:t>
+            </w:r>
+          </w:p>
+        </w:tc>
+      </w:tr>
+      <w:tr>
+        <w:trPr>
+          <w:trHeight w:val="619" w:hRule="auto"/>
+        </w:trPr>
+        <w:tc>
+          <w:tcPr>
+            <w:tcBorders>
+              <w:bottom w:val="single" w:sz="8" w:space="0" w:color="000000"/>
+              <w:top w:val="none" w:sz="0" w:space="0" w:color="000000"/>
+              <w:left w:val="none" w:sz="0" w:space="0" w:color="000000"/>
+              <w:right w:val="none" w:sz="0" w:space="0" w:color="000000"/>
+            </w:tcBorders>
+            <w:shd w:val="clear" w:color="auto" w:fill="FFFFFF"/>
+            <w:tcMar>
+              <w:top w:w="0" w:type="dxa"/>
+              <w:bottom w:w="0" w:type="dxa"/>
+              <w:left w:w="0" w:type="dxa"/>
+              <w:right w:w="0" w:type="dxa"/>
+            </w:tcMar>
+            <w:vAlign w:val="top"/>
+          </w:tcPr>
+          <w:p>
+            <w:pPr>
+              <w:jc w:val="left"/>
+              <w:pBdr>
+                <w:bottom w:val="none" w:sz="0" w:space="0" w:color="000000"/>
+                <w:top w:val="none" w:sz="0" w:space="0" w:color="000000"/>
+                <w:left w:val="none" w:sz="0" w:space="0" w:color="000000"/>
+                <w:right w:val="none" w:sz="0" w:space="0" w:color="000000"/>
+              </w:pBdr>
+              <w:spacing w:after="100" w:before="100" w:line="240"/>
+              <w:ind w:left="100" w:right="100" w:firstLine="0" w:firstLineChars="0"/>
+              <w:rPr>
+                <w:rFonts w:ascii="Helvetica" w:hAnsi="Helvetica" w:eastAsia="Helvetica" w:cs="Helvetica"/>
+                <w:i w:val="false"/>
+                <w:b w:val="false"/>
+                <w:u w:val="none"/>
+                <w:strike w:val="false"/>
+                <w:sz w:val="14"/>
+                <w:szCs w:val="14"/>
+                <w:color w:val="000000"/>
+              </w:rPr>
+            </w:pPr>
+            <w:r xmlns:w="http://schemas.openxmlformats.org/wordprocessingml/2006/main" xmlns:wp="http://schemas.openxmlformats.org/drawingml/2006/wordprocessingDrawing" xmlns:r="http://schemas.openxmlformats.org/officeDocument/2006/relationships" xmlns:w14="http://schemas.microsoft.com/office/word/2010/wordml">
+              <w:rPr>
+                <w:rFonts w:ascii="Helvetica" w:hAnsi="Helvetica" w:eastAsia="Helvetica" w:cs="Helvetica"/>
+                <w:i w:val="false"/>
+                <w:b w:val="false"/>
+                <w:u w:val="none"/>
+                <w:strike w:val="false"/>
+                <w:sz w:val="14"/>
+                <w:szCs w:val="14"/>
+                <w:color w:val="000000"/>
+              </w:rPr>
+              <w:t xml:space="preserve">Dual-eligible fraction</w:t>
+            </w:r>
+          </w:p>
+        </w:tc>
+        <w:tc>
+          <w:tcPr>
+            <w:tcBorders>
+              <w:bottom w:val="single" w:sz="8" w:space="0" w:color="000000"/>
+              <w:top w:val="none" w:sz="0" w:space="0" w:color="000000"/>
+              <w:left w:val="none" w:sz="0" w:space="0" w:color="000000"/>
+              <w:right w:val="none" w:sz="0" w:space="0" w:color="000000"/>
+            </w:tcBorders>
+            <w:shd w:val="clear" w:color="auto" w:fill="FFFFFF"/>
+            <w:tcMar>
+              <w:top w:w="0" w:type="dxa"/>
+              <w:bottom w:w="0" w:type="dxa"/>
+              <w:left w:w="0" w:type="dxa"/>
+              <w:right w:w="0" w:type="dxa"/>
+            </w:tcMar>
+            <w:vAlign w:val="top"/>
+          </w:tcPr>
+          <w:p>
+            <w:pPr>
+              <w:jc w:val="center"/>
+              <w:pBdr>
+                <w:bottom w:val="none" w:sz="0" w:space="0" w:color="000000"/>
+                <w:top w:val="none" w:sz="0" w:space="0" w:color="000000"/>
+                <w:left w:val="none" w:sz="0" w:space="0" w:color="000000"/>
+                <w:right w:val="none" w:sz="0" w:space="0" w:color="000000"/>
+              </w:pBdr>
+              <w:spacing w:after="100" w:before="100" w:line="240"/>
+              <w:ind w:left="100" w:right="100" w:firstLine="0" w:firstLineChars="0"/>
+              <w:rPr>
+                <w:rFonts w:ascii="Helvetica" w:hAnsi="Helvetica" w:eastAsia="Helvetica" w:cs="Helvetica"/>
+                <w:i w:val="false"/>
+                <w:b w:val="false"/>
+                <w:u w:val="none"/>
+                <w:strike w:val="false"/>
+                <w:sz w:val="14"/>
+                <w:szCs w:val="14"/>
+                <w:color w:val="000000"/>
+              </w:rPr>
+            </w:pPr>
+            <w:r xmlns:w="http://schemas.openxmlformats.org/wordprocessingml/2006/main" xmlns:wp="http://schemas.openxmlformats.org/drawingml/2006/wordprocessingDrawing" xmlns:r="http://schemas.openxmlformats.org/officeDocument/2006/relationships" xmlns:w14="http://schemas.microsoft.com/office/word/2010/wordml">
+              <w:rPr>
+                <w:rFonts w:ascii="Helvetica" w:hAnsi="Helvetica" w:eastAsia="Helvetica" w:cs="Helvetica"/>
+                <w:i w:val="false"/>
+                <w:b w:val="false"/>
+                <w:u w:val="none"/>
+                <w:strike w:val="false"/>
+                <w:sz w:val="14"/>
+                <w:szCs w:val="14"/>
+                <w:color w:val="000000"/>
+              </w:rPr>
+              <w:t xml:space="preserve">0.16 (0.12, 0.21)</w:t>
+            </w:r>
+          </w:p>
+        </w:tc>
+        <w:tc>
+          <w:tcPr>
+            <w:tcBorders>
+              <w:bottom w:val="single" w:sz="8" w:space="0" w:color="000000"/>
+              <w:top w:val="none" w:sz="0" w:space="0" w:color="000000"/>
+              <w:left w:val="none" w:sz="0" w:space="0" w:color="000000"/>
+              <w:right w:val="none" w:sz="0" w:space="0" w:color="000000"/>
+            </w:tcBorders>
+            <w:shd w:val="clear" w:color="auto" w:fill="FFFFFF"/>
+            <w:tcMar>
+              <w:top w:w="0" w:type="dxa"/>
+              <w:bottom w:w="0" w:type="dxa"/>
+              <w:left w:w="0" w:type="dxa"/>
+              <w:right w:w="0" w:type="dxa"/>
+            </w:tcMar>
+            <w:vAlign w:val="top"/>
+          </w:tcPr>
+          <w:p>
+            <w:pPr>
+              <w:jc w:val="center"/>
+              <w:pBdr>
+                <w:bottom w:val="none" w:sz="0" w:space="0" w:color="000000"/>
+                <w:top w:val="none" w:sz="0" w:space="0" w:color="000000"/>
+                <w:left w:val="none" w:sz="0" w:space="0" w:color="000000"/>
+                <w:right w:val="none" w:sz="0" w:space="0" w:color="000000"/>
+              </w:pBdr>
+              <w:spacing w:after="100" w:before="100" w:line="240"/>
+              <w:ind w:left="100" w:right="100" w:firstLine="0" w:firstLineChars="0"/>
+              <w:rPr>
+                <w:rFonts w:ascii="Helvetica" w:hAnsi="Helvetica" w:eastAsia="Helvetica" w:cs="Helvetica"/>
+                <w:i w:val="false"/>
+                <w:b w:val="false"/>
+                <w:u w:val="none"/>
+                <w:strike w:val="false"/>
+                <w:sz w:val="14"/>
+                <w:szCs w:val="14"/>
+                <w:color w:val="000000"/>
+              </w:rPr>
+            </w:pPr>
+            <w:r xmlns:w="http://schemas.openxmlformats.org/wordprocessingml/2006/main" xmlns:wp="http://schemas.openxmlformats.org/drawingml/2006/wordprocessingDrawing" xmlns:r="http://schemas.openxmlformats.org/officeDocument/2006/relationships" xmlns:w14="http://schemas.microsoft.com/office/word/2010/wordml">
+              <w:rPr>
+                <w:rFonts w:ascii="Helvetica" w:hAnsi="Helvetica" w:eastAsia="Helvetica" w:cs="Helvetica"/>
+                <w:i w:val="false"/>
+                <w:b w:val="false"/>
+                <w:u w:val="none"/>
+                <w:strike w:val="false"/>
+                <w:sz w:val="14"/>
+                <w:szCs w:val="14"/>
+                <w:color w:val="000000"/>
+              </w:rPr>
+              <w:t xml:space="preserve">0.15 (0.12, 0.20)</w:t>
+            </w:r>
+          </w:p>
+        </w:tc>
+        <w:tc>
+          <w:tcPr>
+            <w:tcBorders>
+              <w:bottom w:val="single" w:sz="8" w:space="0" w:color="000000"/>
+              <w:top w:val="none" w:sz="0" w:space="0" w:color="000000"/>
+              <w:left w:val="none" w:sz="0" w:space="0" w:color="000000"/>
+              <w:right w:val="none" w:sz="0" w:space="0" w:color="000000"/>
+            </w:tcBorders>
+            <w:shd w:val="clear" w:color="auto" w:fill="FFFFFF"/>
+            <w:tcMar>
+              <w:top w:w="0" w:type="dxa"/>
+              <w:bottom w:w="0" w:type="dxa"/>
+              <w:left w:w="0" w:type="dxa"/>
+              <w:right w:w="0" w:type="dxa"/>
+            </w:tcMar>
+            <w:vAlign w:val="top"/>
+          </w:tcPr>
+          <w:p>
+            <w:pPr>
+              <w:jc w:val="center"/>
+              <w:pBdr>
+                <w:bottom w:val="none" w:sz="0" w:space="0" w:color="000000"/>
+                <w:top w:val="none" w:sz="0" w:space="0" w:color="000000"/>
+                <w:left w:val="none" w:sz="0" w:space="0" w:color="000000"/>
+                <w:right w:val="none" w:sz="0" w:space="0" w:color="000000"/>
+              </w:pBdr>
+              <w:spacing w:after="100" w:before="100" w:line="240"/>
+              <w:ind w:left="100" w:right="100" w:firstLine="0" w:firstLineChars="0"/>
+              <w:rPr>
+                <w:rFonts w:ascii="Helvetica" w:hAnsi="Helvetica" w:eastAsia="Helvetica" w:cs="Helvetica"/>
+                <w:i w:val="false"/>
+                <w:b w:val="false"/>
+                <w:u w:val="none"/>
+                <w:strike w:val="false"/>
+                <w:sz w:val="14"/>
+                <w:szCs w:val="14"/>
+                <w:color w:val="000000"/>
+              </w:rPr>
+            </w:pPr>
+            <w:r xmlns:w="http://schemas.openxmlformats.org/wordprocessingml/2006/main" xmlns:wp="http://schemas.openxmlformats.org/drawingml/2006/wordprocessingDrawing" xmlns:r="http://schemas.openxmlformats.org/officeDocument/2006/relationships" xmlns:w14="http://schemas.microsoft.com/office/word/2010/wordml">
+              <w:rPr>
+                <w:rFonts w:ascii="Helvetica" w:hAnsi="Helvetica" w:eastAsia="Helvetica" w:cs="Helvetica"/>
+                <w:i w:val="false"/>
+                <w:b w:val="false"/>
+                <w:u w:val="none"/>
+                <w:strike w:val="false"/>
+                <w:sz w:val="14"/>
+                <w:szCs w:val="14"/>
+                <w:color w:val="000000"/>
+              </w:rPr>
+              <w:t xml:space="preserve">0.18 (0.13, 0.23)</w:t>
+            </w:r>
+          </w:p>
+        </w:tc>
+        <w:tc>
+          <w:tcPr>
+            <w:tcBorders>
+              <w:bottom w:val="single" w:sz="8" w:space="0" w:color="000000"/>
+              <w:top w:val="none" w:sz="0" w:space="0" w:color="000000"/>
+              <w:left w:val="none" w:sz="0" w:space="0" w:color="000000"/>
+              <w:right w:val="none" w:sz="0" w:space="0" w:color="000000"/>
+            </w:tcBorders>
+            <w:shd w:val="clear" w:color="auto" w:fill="FFFFFF"/>
+            <w:tcMar>
+              <w:top w:w="0" w:type="dxa"/>
+              <w:bottom w:w="0" w:type="dxa"/>
+              <w:left w:w="0" w:type="dxa"/>
+              <w:right w:w="0" w:type="dxa"/>
+            </w:tcMar>
+            <w:vAlign w:val="top"/>
+          </w:tcPr>
+          <w:p>
+            <w:pPr>
+              <w:jc w:val="center"/>
+              <w:pBdr>
+                <w:bottom w:val="none" w:sz="0" w:space="0" w:color="000000"/>
+                <w:top w:val="none" w:sz="0" w:space="0" w:color="000000"/>
+                <w:left w:val="none" w:sz="0" w:space="0" w:color="000000"/>
+                <w:right w:val="none" w:sz="0" w:space="0" w:color="000000"/>
+              </w:pBdr>
+              <w:spacing w:after="100" w:before="100" w:line="240"/>
+              <w:ind w:left="100" w:right="100" w:firstLine="0" w:firstLineChars="0"/>
+              <w:rPr>
+                <w:rFonts w:ascii="Helvetica" w:hAnsi="Helvetica" w:eastAsia="Helvetica" w:cs="Helvetica"/>
+                <w:i w:val="false"/>
+                <w:b w:val="false"/>
+                <w:u w:val="none"/>
+                <w:strike w:val="false"/>
+                <w:sz w:val="14"/>
+                <w:szCs w:val="14"/>
+                <w:color w:val="000000"/>
+              </w:rPr>
+            </w:pPr>
+            <w:r xmlns:w="http://schemas.openxmlformats.org/wordprocessingml/2006/main" xmlns:wp="http://schemas.openxmlformats.org/drawingml/2006/wordprocessingDrawing" xmlns:r="http://schemas.openxmlformats.org/officeDocument/2006/relationships" xmlns:w14="http://schemas.microsoft.com/office/word/2010/wordml">
+              <w:rPr>
+                <w:rFonts w:ascii="Helvetica" w:hAnsi="Helvetica" w:eastAsia="Helvetica" w:cs="Helvetica"/>
+                <w:i w:val="false"/>
+                <w:b w:val="false"/>
+                <w:u w:val="none"/>
+                <w:strike w:val="false"/>
+                <w:sz w:val="14"/>
+                <w:szCs w:val="14"/>
+                <w:color w:val="000000"/>
+              </w:rPr>
+              <w:t xml:space="preserve">0.17 (0.15, 0.23)</w:t>
+            </w:r>
+          </w:p>
+        </w:tc>
+        <w:tc>
+          <w:tcPr>
+            <w:tcBorders>
+              <w:bottom w:val="single" w:sz="8" w:space="0" w:color="000000"/>
+              <w:top w:val="none" w:sz="0" w:space="0" w:color="000000"/>
+              <w:left w:val="none" w:sz="0" w:space="0" w:color="000000"/>
+              <w:right w:val="none" w:sz="0" w:space="0" w:color="000000"/>
+            </w:tcBorders>
+            <w:shd w:val="clear" w:color="auto" w:fill="FFFFFF"/>
+            <w:tcMar>
+              <w:top w:w="0" w:type="dxa"/>
+              <w:bottom w:w="0" w:type="dxa"/>
+              <w:left w:w="0" w:type="dxa"/>
+              <w:right w:w="0" w:type="dxa"/>
+            </w:tcMar>
+            <w:vAlign w:val="top"/>
+          </w:tcPr>
+          <w:p>
+            <w:pPr>
+              <w:jc w:val="center"/>
+              <w:pBdr>
+                <w:bottom w:val="none" w:sz="0" w:space="0" w:color="000000"/>
+                <w:top w:val="none" w:sz="0" w:space="0" w:color="000000"/>
+                <w:left w:val="none" w:sz="0" w:space="0" w:color="000000"/>
+                <w:right w:val="none" w:sz="0" w:space="0" w:color="000000"/>
+              </w:pBdr>
+              <w:spacing w:after="100" w:before="100" w:line="240"/>
+              <w:ind w:left="100" w:right="100" w:firstLine="0" w:firstLineChars="0"/>
+              <w:rPr>
+                <w:rFonts w:ascii="Helvetica" w:hAnsi="Helvetica" w:eastAsia="Helvetica" w:cs="Helvetica"/>
+                <w:i w:val="false"/>
+                <w:b w:val="false"/>
+                <w:u w:val="none"/>
+                <w:strike w:val="false"/>
+                <w:sz w:val="14"/>
+                <w:szCs w:val="14"/>
+                <w:color w:val="000000"/>
+              </w:rPr>
+            </w:pPr>
+            <w:r xmlns:w="http://schemas.openxmlformats.org/wordprocessingml/2006/main" xmlns:wp="http://schemas.openxmlformats.org/drawingml/2006/wordprocessingDrawing" xmlns:r="http://schemas.openxmlformats.org/officeDocument/2006/relationships" xmlns:w14="http://schemas.microsoft.com/office/word/2010/wordml">
+              <w:rPr>
+                <w:rFonts w:ascii="Helvetica" w:hAnsi="Helvetica" w:eastAsia="Helvetica" w:cs="Helvetica"/>
+                <w:i w:val="false"/>
+                <w:b w:val="false"/>
+                <w:u w:val="none"/>
+                <w:strike w:val="false"/>
+                <w:sz w:val="14"/>
+                <w:szCs w:val="14"/>
+                <w:color w:val="000000"/>
+              </w:rPr>
+              <w:t xml:space="preserve">0.14 (0.11, 0.23)</w:t>
+            </w:r>
+          </w:p>
+        </w:tc>
+        <w:tc>
+          <w:tcPr>
+            <w:tcBorders>
+              <w:bottom w:val="single" w:sz="8" w:space="0" w:color="000000"/>
+              <w:top w:val="none" w:sz="0" w:space="0" w:color="000000"/>
+              <w:left w:val="none" w:sz="0" w:space="0" w:color="000000"/>
+              <w:right w:val="none" w:sz="0" w:space="0" w:color="000000"/>
+            </w:tcBorders>
+            <w:shd w:val="clear" w:color="auto" w:fill="FFFFFF"/>
+            <w:tcMar>
+              <w:top w:w="0" w:type="dxa"/>
+              <w:bottom w:w="0" w:type="dxa"/>
+              <w:left w:w="0" w:type="dxa"/>
+              <w:right w:w="0" w:type="dxa"/>
+            </w:tcMar>
+            <w:vAlign w:val="top"/>
+          </w:tcPr>
+          <w:p>
+            <w:pPr>
+              <w:jc w:val="center"/>
+              <w:pBdr>
+                <w:bottom w:val="none" w:sz="0" w:space="0" w:color="000000"/>
+                <w:top w:val="none" w:sz="0" w:space="0" w:color="000000"/>
+                <w:left w:val="none" w:sz="0" w:space="0" w:color="000000"/>
+                <w:right w:val="none" w:sz="0" w:space="0" w:color="000000"/>
+              </w:pBdr>
+              <w:spacing w:after="100" w:before="100" w:line="240"/>
+              <w:ind w:left="100" w:right="100" w:firstLine="0" w:firstLineChars="0"/>
+              <w:rPr>
+                <w:rFonts w:ascii="Helvetica" w:hAnsi="Helvetica" w:eastAsia="Helvetica" w:cs="Helvetica"/>
+                <w:i w:val="false"/>
+                <w:b w:val="false"/>
+                <w:u w:val="none"/>
+                <w:strike w:val="false"/>
+                <w:sz w:val="14"/>
+                <w:szCs w:val="14"/>
+                <w:color w:val="000000"/>
+              </w:rPr>
+            </w:pPr>
+            <w:r xmlns:w="http://schemas.openxmlformats.org/wordprocessingml/2006/main" xmlns:wp="http://schemas.openxmlformats.org/drawingml/2006/wordprocessingDrawing" xmlns:r="http://schemas.openxmlformats.org/officeDocument/2006/relationships" xmlns:w14="http://schemas.microsoft.com/office/word/2010/wordml">
+              <w:rPr>
+                <w:rFonts w:ascii="Helvetica" w:hAnsi="Helvetica" w:eastAsia="Helvetica" w:cs="Helvetica"/>
+                <w:i w:val="false"/>
+                <w:b w:val="false"/>
+                <w:u w:val="none"/>
+                <w:strike w:val="false"/>
+                <w:sz w:val="14"/>
+                <w:szCs w:val="14"/>
+                <w:color w:val="000000"/>
+              </w:rPr>
+              <w:t xml:space="preserve">0.16 (0.15, 0.23)</w:t>
+            </w:r>
+          </w:p>
+        </w:tc>
+        <w:tc>
+          <w:tcPr>
+            <w:tcBorders>
+              <w:bottom w:val="single" w:sz="8" w:space="0" w:color="000000"/>
+              <w:top w:val="none" w:sz="0" w:space="0" w:color="000000"/>
+              <w:left w:val="none" w:sz="0" w:space="0" w:color="000000"/>
+              <w:right w:val="none" w:sz="0" w:space="0" w:color="000000"/>
+            </w:tcBorders>
+            <w:shd w:val="clear" w:color="auto" w:fill="FFFFFF"/>
+            <w:tcMar>
+              <w:top w:w="0" w:type="dxa"/>
+              <w:bottom w:w="0" w:type="dxa"/>
+              <w:left w:w="0" w:type="dxa"/>
+              <w:right w:w="0" w:type="dxa"/>
+            </w:tcMar>
+            <w:vAlign w:val="top"/>
+          </w:tcPr>
+          <w:p>
+            <w:pPr>
+              <w:jc w:val="center"/>
+              <w:pBdr>
+                <w:bottom w:val="none" w:sz="0" w:space="0" w:color="000000"/>
+                <w:top w:val="none" w:sz="0" w:space="0" w:color="000000"/>
+                <w:left w:val="none" w:sz="0" w:space="0" w:color="000000"/>
+                <w:right w:val="none" w:sz="0" w:space="0" w:color="000000"/>
+              </w:pBdr>
+              <w:spacing w:after="100" w:before="100" w:line="240"/>
+              <w:ind w:left="100" w:right="100" w:firstLine="0" w:firstLineChars="0"/>
+              <w:rPr>
+                <w:rFonts w:ascii="Helvetica" w:hAnsi="Helvetica" w:eastAsia="Helvetica" w:cs="Helvetica"/>
+                <w:i w:val="false"/>
+                <w:b w:val="false"/>
+                <w:u w:val="none"/>
+                <w:strike w:val="false"/>
+                <w:sz w:val="14"/>
+                <w:szCs w:val="14"/>
+                <w:color w:val="000000"/>
+              </w:rPr>
+            </w:pPr>
+            <w:r xmlns:w="http://schemas.openxmlformats.org/wordprocessingml/2006/main" xmlns:wp="http://schemas.openxmlformats.org/drawingml/2006/wordprocessingDrawing" xmlns:r="http://schemas.openxmlformats.org/officeDocument/2006/relationships" xmlns:w14="http://schemas.microsoft.com/office/word/2010/wordml">
+              <w:rPr>
+                <w:rFonts w:ascii="Helvetica" w:hAnsi="Helvetica" w:eastAsia="Helvetica" w:cs="Helvetica"/>
+                <w:i w:val="false"/>
+                <w:b w:val="false"/>
+                <w:u w:val="none"/>
+                <w:strike w:val="false"/>
+                <w:sz w:val="14"/>
+                <w:szCs w:val="14"/>
+                <w:color w:val="000000"/>
+              </w:rPr>
+              <w:t xml:space="preserve">0.18 (0.14, 0.24)</w:t>
+            </w:r>
+          </w:p>
+        </w:tc>
+        <w:tc>
+          <w:tcPr>
+            <w:tcBorders>
+              <w:bottom w:val="single" w:sz="8" w:space="0" w:color="000000"/>
+              <w:top w:val="none" w:sz="0" w:space="0" w:color="000000"/>
+              <w:left w:val="none" w:sz="0" w:space="0" w:color="000000"/>
+              <w:right w:val="none" w:sz="0" w:space="0" w:color="000000"/>
+            </w:tcBorders>
+            <w:shd w:val="clear" w:color="auto" w:fill="FFFFFF"/>
+            <w:tcMar>
+              <w:top w:w="0" w:type="dxa"/>
+              <w:bottom w:w="0" w:type="dxa"/>
+              <w:left w:w="0" w:type="dxa"/>
+              <w:right w:w="0" w:type="dxa"/>
+            </w:tcMar>
+            <w:vAlign w:val="top"/>
+          </w:tcPr>
+          <w:p>
+            <w:pPr>
+              <w:jc w:val="center"/>
+              <w:pBdr>
+                <w:bottom w:val="none" w:sz="0" w:space="0" w:color="000000"/>
+                <w:top w:val="none" w:sz="0" w:space="0" w:color="000000"/>
+                <w:left w:val="none" w:sz="0" w:space="0" w:color="000000"/>
+                <w:right w:val="none" w:sz="0" w:space="0" w:color="000000"/>
+              </w:pBdr>
+              <w:spacing w:after="100" w:before="100" w:line="240"/>
+              <w:ind w:left="100" w:right="100" w:firstLine="0" w:firstLineChars="0"/>
+              <w:rPr>
+                <w:rFonts w:ascii="Helvetica" w:hAnsi="Helvetica" w:eastAsia="Helvetica" w:cs="Helvetica"/>
+                <w:i w:val="false"/>
+                <w:b w:val="false"/>
+                <w:u w:val="none"/>
+                <w:strike w:val="false"/>
+                <w:sz w:val="14"/>
+                <w:szCs w:val="14"/>
+                <w:color w:val="000000"/>
+              </w:rPr>
+            </w:pPr>
+            <w:r xmlns:w="http://schemas.openxmlformats.org/wordprocessingml/2006/main" xmlns:wp="http://schemas.openxmlformats.org/drawingml/2006/wordprocessingDrawing" xmlns:r="http://schemas.openxmlformats.org/officeDocument/2006/relationships" xmlns:w14="http://schemas.microsoft.com/office/word/2010/wordml">
+              <w:rPr>
+                <w:rFonts w:ascii="Helvetica" w:hAnsi="Helvetica" w:eastAsia="Helvetica" w:cs="Helvetica"/>
+                <w:i w:val="false"/>
+                <w:b w:val="false"/>
+                <w:u w:val="none"/>
+                <w:strike w:val="false"/>
+                <w:sz w:val="14"/>
+                <w:szCs w:val="14"/>
+                <w:color w:val="000000"/>
+              </w:rPr>
+              <w:t xml:space="preserve">0.16 (0.12, 0.22)</w:t>
+            </w:r>
+          </w:p>
+        </w:tc>
+        <w:tc>
+          <w:tcPr>
+            <w:tcBorders>
+              <w:bottom w:val="single" w:sz="8" w:space="0" w:color="000000"/>
+              <w:top w:val="none" w:sz="0" w:space="0" w:color="000000"/>
+              <w:left w:val="none" w:sz="0" w:space="0" w:color="000000"/>
+              <w:right w:val="none" w:sz="0" w:space="0" w:color="000000"/>
+            </w:tcBorders>
+            <w:shd w:val="clear" w:color="auto" w:fill="FFFFFF"/>
+            <w:tcMar>
+              <w:top w:w="0" w:type="dxa"/>
+              <w:bottom w:w="0" w:type="dxa"/>
+              <w:left w:w="0" w:type="dxa"/>
+              <w:right w:w="0" w:type="dxa"/>
+            </w:tcMar>
+            <w:vAlign w:val="top"/>
+          </w:tcPr>
+          <w:p>
+            <w:pPr>
+              <w:jc w:val="center"/>
+              <w:pBdr>
+                <w:bottom w:val="none" w:sz="0" w:space="0" w:color="000000"/>
+                <w:top w:val="none" w:sz="0" w:space="0" w:color="000000"/>
+                <w:left w:val="none" w:sz="0" w:space="0" w:color="000000"/>
+                <w:right w:val="none" w:sz="0" w:space="0" w:color="000000"/>
+              </w:pBdr>
+              <w:spacing w:after="100" w:before="100" w:line="240"/>
+              <w:ind w:left="100" w:right="100" w:firstLine="0" w:firstLineChars="0"/>
+              <w:rPr>
+                <w:rFonts w:ascii="Helvetica" w:hAnsi="Helvetica" w:eastAsia="Helvetica" w:cs="Helvetica"/>
+                <w:i w:val="false"/>
+                <w:b w:val="false"/>
+                <w:u w:val="none"/>
+                <w:strike w:val="false"/>
+                <w:sz w:val="14"/>
+                <w:szCs w:val="14"/>
+                <w:color w:val="000000"/>
+              </w:rPr>
+            </w:pPr>
+            <w:r xmlns:w="http://schemas.openxmlformats.org/wordprocessingml/2006/main" xmlns:wp="http://schemas.openxmlformats.org/drawingml/2006/wordprocessingDrawing" xmlns:r="http://schemas.openxmlformats.org/officeDocument/2006/relationships" xmlns:w14="http://schemas.microsoft.com/office/word/2010/wordml">
+              <w:rPr>
+                <w:rFonts w:ascii="Helvetica" w:hAnsi="Helvetica" w:eastAsia="Helvetica" w:cs="Helvetica"/>
+                <w:i w:val="false"/>
+                <w:b w:val="false"/>
+                <w:u w:val="none"/>
+                <w:strike w:val="false"/>
+                <w:sz w:val="14"/>
+                <w:szCs w:val="14"/>
+                <w:color w:val="000000"/>
+              </w:rPr>
+              <w:t xml:space="preserve">0.19 (0.16, 0.22)</w:t>
+            </w:r>
+          </w:p>
+        </w:tc>
+      </w:tr>
+      <w:tr>
+        <w:trPr>
+          <w:trHeight w:val="360" w:hRule="auto"/>
+        </w:trPr>
+        <w:tc>
+          <w:tcPr>
+            <w:gridSpan w:val="10"/>
+            <w:tcBorders>
+              <w:bottom w:val="none" w:sz="0" w:space="0" w:color="FFFFFF"/>
+              <w:top w:val="single" w:sz="8" w:space="0" w:color="000000"/>
+              <w:left w:val="none" w:sz="0" w:space="0" w:color="FFFFFF"/>
+              <w:right w:val="none" w:sz="0" w:space="0" w:color="FFFFFF"/>
+            </w:tcBorders>
+            <w:shd w:val="clear" w:color="auto" w:fill="FFFFFF"/>
+            <w:tcMar>
+              <w:top w:w="0" w:type="dxa"/>
+              <w:bottom w:w="0" w:type="dxa"/>
+              <w:left w:w="0" w:type="dxa"/>
+              <w:right w:w="0" w:type="dxa"/>
+            </w:tcMar>
+            <w:vAlign w:val="center"/>
+          </w:tcPr>
+          <w:p>
+            <w:pPr>
+              <w:jc w:val="left"/>
+              <w:pBdr>
+                <w:bottom w:val="none" w:sz="0" w:space="0" w:color="000000"/>
+                <w:top w:val="none" w:sz="0" w:space="0" w:color="000000"/>
+                <w:left w:val="none" w:sz="0" w:space="0" w:color="000000"/>
+                <w:right w:val="none" w:sz="0" w:space="0" w:color="000000"/>
+              </w:pBdr>
+              <w:spacing w:after="100" w:before="100" w:line="240"/>
+              <w:ind w:left="100" w:right="100" w:firstLine="0" w:firstLineChars="0"/>
+              <w:rPr>
+                <w:rFonts w:ascii="Helvetica" w:hAnsi="Helvetica" w:eastAsia="Helvetica" w:cs="Helvetica"/>
+                <w:i w:val="false"/>
+                <w:b w:val="false"/>
+                <w:u w:val="none"/>
+                <w:strike w:val="false"/>
+                <w:sz w:val="14"/>
+                <w:szCs w:val="14"/>
+                <w:color w:val="000000"/>
+              </w:rPr>
+            </w:pPr>
+            <w:r xmlns:w="http://schemas.openxmlformats.org/wordprocessingml/2006/main" xmlns:wp="http://schemas.openxmlformats.org/drawingml/2006/wordprocessingDrawing" xmlns:r="http://schemas.openxmlformats.org/officeDocument/2006/relationships" xmlns:w14="http://schemas.microsoft.com/office/word/2010/wordml">
+              <w:rPr>
+                <w:rFonts w:ascii="Helvetica" w:hAnsi="Helvetica" w:eastAsia="Helvetica" w:cs="Helvetica"/>
+                <w:i w:val="false"/>
+                <w:b w:val="false"/>
+                <w:u w:val="none"/>
+                <w:strike w:val="false"/>
+                <w:vertAlign w:val="superscript"/>
+                <w:sz w:val="14"/>
+                <w:szCs w:val="14"/>
+                <w:color w:val="000000"/>
+              </w:rPr>
+              <w:t xml:space="preserve">1</w:t>
+            </w:r>
+            <w:r xmlns:w="http://schemas.openxmlformats.org/wordprocessingml/2006/main" xmlns:wp="http://schemas.openxmlformats.org/drawingml/2006/wordprocessingDrawing" xmlns:r="http://schemas.openxmlformats.org/officeDocument/2006/relationships" xmlns:w14="http://schemas.microsoft.com/office/word/2010/wordml">
+              <w:rPr>
+                <w:rFonts w:ascii="Helvetica" w:hAnsi="Helvetica" w:eastAsia="Helvetica" w:cs="Helvetica"/>
+                <w:i w:val="false"/>
+                <w:b w:val="false"/>
+                <w:u w:val="none"/>
+                <w:strike w:val="false"/>
+                <w:sz w:val="14"/>
+                <w:szCs w:val="14"/>
+                <w:color w:val="000000"/>
+              </w:rPr>
+              <w:t xml:space="preserve">n (%); Median (Q1, Q3)</w:t>
             </w:r>
           </w:p>
         </w:tc>

--- a/manuscript_output/manuscript_mystery_caller.docx
+++ b/manuscript_output/manuscript_mystery_caller.docx
@@ -118,7 +118,7 @@
         <w:t xml:space="preserve"> </w:t>
       </w:r>
       <w:r>
-        <w:t xml:space="preserve">Of 960 calls, 731 complete calls with a known subspecialty were analyzed; an appointment was offered in 433 (59.2%), with a median wait of 14 business days (IQR 5–30). Requested subspecialty was the dominant determinant: pediatric otolaryngology had higher odds of an offer (OR 2.26 (95% CI 1.08–4.75; p = 0.031)), and waits were longer for laryngology (IRR 2.25 (95% CI 1.13–4.46; p = 0.020)) and pediatric otolaryngology (IRR 1.54 (95% CI 1.04–2.28; p = 0.031)). No geographic covariate—supply, Medicaid fee generosity, social vulnerability, dual-eligibility, or rurality—was associated with either outcome.</w:t>
+        <w:t xml:space="preserve">Of 960 calls, 731 complete calls with a known subspecialty were analyzed; an appointment was offered in 433 (59.2%), with a median wait of 14 business days (IQR 5–30). Requested subspecialty was the dominant determinant: pediatric otolaryngology had higher odds of an offer (OR 2.27 (95% CI 1.08–4.76; p = 0.031)), and waits were longer for laryngology (IRR 2.25 (95% CI 1.14–4.46; p = 0.020)) and pediatric otolaryngology (IRR 1.54 (95% CI 1.04–2.28; p = 0.032)). No geographic covariate—supply, Medicaid fee generosity, social vulnerability, dual-eligibility, or rurality—was associated with either outcome.</w:t>
       </w:r>
     </w:p>
     <w:p>
@@ -469,7 +469,7 @@
         </w:r>
       </w:hyperlink>
       <w:r>
-        <w:t xml:space="preserve">; the county fraction of Medicare beneficiaries dual-eligible for Medicaid (CMS); metropolitan hospital-market concentration (Herfindahl–Hirschman Index [HHI], KFF 2024; available for metropolitan areas only); rurality (RUCA-based urban/suburban/rural); and the American Academy of Otolaryngology–Head and Neck Surgery (AAO-HNS) Board of Governors region.</w:t>
+        <w:t xml:space="preserve">; the county fraction of Medicare beneficiaries dual-eligible for Medicaid (CMS); metropolitan hospital-market concentration (Herfindahl–Hirschman Index [HHI], KFF 2024; available for metropolitan areas only); rurality, dichotomized from Rural–Urban Commuting Area (RUCA) codes as urban (RUCA 1–3) versus rural (RUCA 4–10); and the American Academy of Otolaryngology–Head and Neck Surgery (AAO-HNS) Board of Governors region.</w:t>
       </w:r>
     </w:p>
     <w:bookmarkEnd w:id="24"/>
@@ -5164,7 +5164,7 @@
                 <w:szCs w:val="14"/>
                 <w:color w:val="000000"/>
               </w:rPr>
-              <w:t xml:space="preserve">Suburban</w:t>
+              <w:t xml:space="preserve">Rural</w:t>
             </w:r>
           </w:p>
         </w:tc>
@@ -5218,7 +5218,7 @@
                 <w:szCs w:val="14"/>
                 <w:color w:val="000000"/>
               </w:rPr>
-              <w:t xml:space="preserve">307 (42%)</w:t>
+              <w:t xml:space="preserve">364 (50%)</w:t>
             </w:r>
           </w:p>
         </w:tc>
@@ -5272,7 +5272,7 @@
                 <w:szCs w:val="14"/>
                 <w:color w:val="000000"/>
               </w:rPr>
-              <w:t xml:space="preserve">257 (51%)</w:t>
+              <w:t xml:space="preserve">304 (61%)</w:t>
             </w:r>
           </w:p>
         </w:tc>
@@ -5326,7 +5326,7 @@
                 <w:szCs w:val="14"/>
                 <w:color w:val="000000"/>
               </w:rPr>
-              <w:t xml:space="preserve">20 (26%)</w:t>
+              <w:t xml:space="preserve">21 (27%)</w:t>
             </w:r>
           </w:p>
         </w:tc>
@@ -5380,7 +5380,7 @@
                 <w:szCs w:val="14"/>
                 <w:color w:val="000000"/>
               </w:rPr>
-              <w:t xml:space="preserve">7 (16%)</w:t>
+              <w:t xml:space="preserve">8 (18%)</w:t>
             </w:r>
           </w:p>
         </w:tc>
@@ -5434,7 +5434,7 @@
                 <w:szCs w:val="14"/>
                 <w:color w:val="000000"/>
               </w:rPr>
-              <w:t xml:space="preserve">4 (13%)</w:t>
+              <w:t xml:space="preserve">8 (25%)</w:t>
             </w:r>
           </w:p>
         </w:tc>
@@ -5542,7 +5542,7 @@
                 <w:szCs w:val="14"/>
                 <w:color w:val="000000"/>
               </w:rPr>
-              <w:t xml:space="preserve">4 (21%)</w:t>
+              <w:t xml:space="preserve">5 (26%)</w:t>
             </w:r>
           </w:p>
         </w:tc>
@@ -5596,7 +5596,7 @@
                 <w:szCs w:val="14"/>
                 <w:color w:val="000000"/>
               </w:rPr>
-              <w:t xml:space="preserve">10 (63%)</w:t>
+              <w:t xml:space="preserve">12 (75%)</w:t>
             </w:r>
           </w:p>
         </w:tc>
@@ -5650,552 +5650,7 @@
                 <w:szCs w:val="14"/>
                 <w:color w:val="000000"/>
               </w:rPr>
-              <w:t xml:space="preserve">1 (7.7%)</w:t>
-            </w:r>
-          </w:p>
-        </w:tc>
-      </w:tr>
-      <w:tr>
-        <w:trPr>
-          <w:trHeight w:val="616" w:hRule="auto"/>
-        </w:trPr>
-        <w:tc>
-          <w:tcPr>
-            <w:tcBorders>
-              <w:bottom w:val="none" w:sz="0" w:space="0" w:color="000000"/>
-              <w:top w:val="none" w:sz="0" w:space="0" w:color="000000"/>
-              <w:left w:val="none" w:sz="0" w:space="0" w:color="000000"/>
-              <w:right w:val="none" w:sz="0" w:space="0" w:color="000000"/>
-            </w:tcBorders>
-            <w:shd w:val="clear" w:color="auto" w:fill="FFFFFF"/>
-            <w:tcMar>
-              <w:top w:w="0" w:type="dxa"/>
-              <w:bottom w:w="0" w:type="dxa"/>
-              <w:left w:w="0" w:type="dxa"/>
-              <w:right w:w="0" w:type="dxa"/>
-            </w:tcMar>
-            <w:vAlign w:val="top"/>
-          </w:tcPr>
-          <w:p>
-            <w:pPr>
-              <w:jc w:val="left"/>
-              <w:pBdr>
-                <w:bottom w:val="none" w:sz="0" w:space="0" w:color="000000"/>
-                <w:top w:val="none" w:sz="0" w:space="0" w:color="000000"/>
-                <w:left w:val="none" w:sz="0" w:space="0" w:color="000000"/>
-                <w:right w:val="none" w:sz="0" w:space="0" w:color="000000"/>
-              </w:pBdr>
-              <w:spacing w:after="100" w:before="100" w:line="240"/>
-              <w:ind w:left="300" w:right="100" w:firstLine="0" w:firstLineChars="0"/>
-              <w:rPr>
-                <w:rFonts w:ascii="Helvetica" w:hAnsi="Helvetica" w:eastAsia="Helvetica" w:cs="Helvetica"/>
-                <w:i w:val="false"/>
-                <w:b w:val="false"/>
-                <w:u w:val="none"/>
-                <w:strike w:val="false"/>
-                <w:sz w:val="14"/>
-                <w:szCs w:val="14"/>
-                <w:color w:val="000000"/>
-              </w:rPr>
-            </w:pPr>
-            <w:r xmlns:w="http://schemas.openxmlformats.org/wordprocessingml/2006/main" xmlns:wp="http://schemas.openxmlformats.org/drawingml/2006/wordprocessingDrawing" xmlns:r="http://schemas.openxmlformats.org/officeDocument/2006/relationships" xmlns:w14="http://schemas.microsoft.com/office/word/2010/wordml">
-              <w:rPr>
-                <w:rFonts w:ascii="Helvetica" w:hAnsi="Helvetica" w:eastAsia="Helvetica" w:cs="Helvetica"/>
-                <w:i w:val="false"/>
-                <w:b w:val="false"/>
-                <w:u w:val="none"/>
-                <w:strike w:val="false"/>
-                <w:sz w:val="14"/>
-                <w:szCs w:val="14"/>
-                <w:color w:val="000000"/>
-              </w:rPr>
-              <w:t xml:space="preserve">Rural</w:t>
-            </w:r>
-          </w:p>
-        </w:tc>
-        <w:tc>
-          <w:tcPr>
-            <w:tcBorders>
-              <w:bottom w:val="none" w:sz="0" w:space="0" w:color="000000"/>
-              <w:top w:val="none" w:sz="0" w:space="0" w:color="000000"/>
-              <w:left w:val="none" w:sz="0" w:space="0" w:color="000000"/>
-              <w:right w:val="none" w:sz="0" w:space="0" w:color="000000"/>
-            </w:tcBorders>
-            <w:shd w:val="clear" w:color="auto" w:fill="FFFFFF"/>
-            <w:tcMar>
-              <w:top w:w="0" w:type="dxa"/>
-              <w:bottom w:w="0" w:type="dxa"/>
-              <w:left w:w="0" w:type="dxa"/>
-              <w:right w:w="0" w:type="dxa"/>
-            </w:tcMar>
-            <w:vAlign w:val="top"/>
-          </w:tcPr>
-          <w:p>
-            <w:pPr>
-              <w:jc w:val="center"/>
-              <w:pBdr>
-                <w:bottom w:val="none" w:sz="0" w:space="0" w:color="000000"/>
-                <w:top w:val="none" w:sz="0" w:space="0" w:color="000000"/>
-                <w:left w:val="none" w:sz="0" w:space="0" w:color="000000"/>
-                <w:right w:val="none" w:sz="0" w:space="0" w:color="000000"/>
-              </w:pBdr>
-              <w:spacing w:after="100" w:before="100" w:line="240"/>
-              <w:ind w:left="100" w:right="100" w:firstLine="0" w:firstLineChars="0"/>
-              <w:rPr>
-                <w:rFonts w:ascii="Helvetica" w:hAnsi="Helvetica" w:eastAsia="Helvetica" w:cs="Helvetica"/>
-                <w:i w:val="false"/>
-                <w:b w:val="false"/>
-                <w:u w:val="none"/>
-                <w:strike w:val="false"/>
-                <w:sz w:val="14"/>
-                <w:szCs w:val="14"/>
-                <w:color w:val="000000"/>
-              </w:rPr>
-            </w:pPr>
-            <w:r xmlns:w="http://schemas.openxmlformats.org/wordprocessingml/2006/main" xmlns:wp="http://schemas.openxmlformats.org/drawingml/2006/wordprocessingDrawing" xmlns:r="http://schemas.openxmlformats.org/officeDocument/2006/relationships" xmlns:w14="http://schemas.microsoft.com/office/word/2010/wordml">
-              <w:rPr>
-                <w:rFonts w:ascii="Helvetica" w:hAnsi="Helvetica" w:eastAsia="Helvetica" w:cs="Helvetica"/>
-                <w:i w:val="false"/>
-                <w:b w:val="false"/>
-                <w:u w:val="none"/>
-                <w:strike w:val="false"/>
-                <w:sz w:val="14"/>
-                <w:szCs w:val="14"/>
-                <w:color w:val="000000"/>
-              </w:rPr>
-              <w:t xml:space="preserve">57 (7.8%)</w:t>
-            </w:r>
-          </w:p>
-        </w:tc>
-        <w:tc>
-          <w:tcPr>
-            <w:tcBorders>
-              <w:bottom w:val="none" w:sz="0" w:space="0" w:color="000000"/>
-              <w:top w:val="none" w:sz="0" w:space="0" w:color="000000"/>
-              <w:left w:val="none" w:sz="0" w:space="0" w:color="000000"/>
-              <w:right w:val="none" w:sz="0" w:space="0" w:color="000000"/>
-            </w:tcBorders>
-            <w:shd w:val="clear" w:color="auto" w:fill="FFFFFF"/>
-            <w:tcMar>
-              <w:top w:w="0" w:type="dxa"/>
-              <w:bottom w:w="0" w:type="dxa"/>
-              <w:left w:w="0" w:type="dxa"/>
-              <w:right w:w="0" w:type="dxa"/>
-            </w:tcMar>
-            <w:vAlign w:val="top"/>
-          </w:tcPr>
-          <w:p>
-            <w:pPr>
-              <w:jc w:val="center"/>
-              <w:pBdr>
-                <w:bottom w:val="none" w:sz="0" w:space="0" w:color="000000"/>
-                <w:top w:val="none" w:sz="0" w:space="0" w:color="000000"/>
-                <w:left w:val="none" w:sz="0" w:space="0" w:color="000000"/>
-                <w:right w:val="none" w:sz="0" w:space="0" w:color="000000"/>
-              </w:pBdr>
-              <w:spacing w:after="100" w:before="100" w:line="240"/>
-              <w:ind w:left="100" w:right="100" w:firstLine="0" w:firstLineChars="0"/>
-              <w:rPr>
-                <w:rFonts w:ascii="Helvetica" w:hAnsi="Helvetica" w:eastAsia="Helvetica" w:cs="Helvetica"/>
-                <w:i w:val="false"/>
-                <w:b w:val="false"/>
-                <w:u w:val="none"/>
-                <w:strike w:val="false"/>
-                <w:sz w:val="14"/>
-                <w:szCs w:val="14"/>
-                <w:color w:val="000000"/>
-              </w:rPr>
-            </w:pPr>
-            <w:r xmlns:w="http://schemas.openxmlformats.org/wordprocessingml/2006/main" xmlns:wp="http://schemas.openxmlformats.org/drawingml/2006/wordprocessingDrawing" xmlns:r="http://schemas.openxmlformats.org/officeDocument/2006/relationships" xmlns:w14="http://schemas.microsoft.com/office/word/2010/wordml">
-              <w:rPr>
-                <w:rFonts w:ascii="Helvetica" w:hAnsi="Helvetica" w:eastAsia="Helvetica" w:cs="Helvetica"/>
-                <w:i w:val="false"/>
-                <w:b w:val="false"/>
-                <w:u w:val="none"/>
-                <w:strike w:val="false"/>
-                <w:sz w:val="14"/>
-                <w:szCs w:val="14"/>
-                <w:color w:val="000000"/>
-              </w:rPr>
-              <w:t xml:space="preserve">47 (9.4%)</w:t>
-            </w:r>
-          </w:p>
-        </w:tc>
-        <w:tc>
-          <w:tcPr>
-            <w:tcBorders>
-              <w:bottom w:val="none" w:sz="0" w:space="0" w:color="000000"/>
-              <w:top w:val="none" w:sz="0" w:space="0" w:color="000000"/>
-              <w:left w:val="none" w:sz="0" w:space="0" w:color="000000"/>
-              <w:right w:val="none" w:sz="0" w:space="0" w:color="000000"/>
-            </w:tcBorders>
-            <w:shd w:val="clear" w:color="auto" w:fill="FFFFFF"/>
-            <w:tcMar>
-              <w:top w:w="0" w:type="dxa"/>
-              <w:bottom w:w="0" w:type="dxa"/>
-              <w:left w:w="0" w:type="dxa"/>
-              <w:right w:w="0" w:type="dxa"/>
-            </w:tcMar>
-            <w:vAlign w:val="top"/>
-          </w:tcPr>
-          <w:p>
-            <w:pPr>
-              <w:jc w:val="center"/>
-              <w:pBdr>
-                <w:bottom w:val="none" w:sz="0" w:space="0" w:color="000000"/>
-                <w:top w:val="none" w:sz="0" w:space="0" w:color="000000"/>
-                <w:left w:val="none" w:sz="0" w:space="0" w:color="000000"/>
-                <w:right w:val="none" w:sz="0" w:space="0" w:color="000000"/>
-              </w:pBdr>
-              <w:spacing w:after="100" w:before="100" w:line="240"/>
-              <w:ind w:left="100" w:right="100" w:firstLine="0" w:firstLineChars="0"/>
-              <w:rPr>
-                <w:rFonts w:ascii="Helvetica" w:hAnsi="Helvetica" w:eastAsia="Helvetica" w:cs="Helvetica"/>
-                <w:i w:val="false"/>
-                <w:b w:val="false"/>
-                <w:u w:val="none"/>
-                <w:strike w:val="false"/>
-                <w:sz w:val="14"/>
-                <w:szCs w:val="14"/>
-                <w:color w:val="000000"/>
-              </w:rPr>
-            </w:pPr>
-            <w:r xmlns:w="http://schemas.openxmlformats.org/wordprocessingml/2006/main" xmlns:wp="http://schemas.openxmlformats.org/drawingml/2006/wordprocessingDrawing" xmlns:r="http://schemas.openxmlformats.org/officeDocument/2006/relationships" xmlns:w14="http://schemas.microsoft.com/office/word/2010/wordml">
-              <w:rPr>
-                <w:rFonts w:ascii="Helvetica" w:hAnsi="Helvetica" w:eastAsia="Helvetica" w:cs="Helvetica"/>
-                <w:i w:val="false"/>
-                <w:b w:val="false"/>
-                <w:u w:val="none"/>
-                <w:strike w:val="false"/>
-                <w:sz w:val="14"/>
-                <w:szCs w:val="14"/>
-                <w:color w:val="000000"/>
-              </w:rPr>
-              <w:t xml:space="preserve">1 (1.3%)</w:t>
-            </w:r>
-          </w:p>
-        </w:tc>
-        <w:tc>
-          <w:tcPr>
-            <w:tcBorders>
-              <w:bottom w:val="none" w:sz="0" w:space="0" w:color="000000"/>
-              <w:top w:val="none" w:sz="0" w:space="0" w:color="000000"/>
-              <w:left w:val="none" w:sz="0" w:space="0" w:color="000000"/>
-              <w:right w:val="none" w:sz="0" w:space="0" w:color="000000"/>
-            </w:tcBorders>
-            <w:shd w:val="clear" w:color="auto" w:fill="FFFFFF"/>
-            <w:tcMar>
-              <w:top w:w="0" w:type="dxa"/>
-              <w:bottom w:w="0" w:type="dxa"/>
-              <w:left w:w="0" w:type="dxa"/>
-              <w:right w:w="0" w:type="dxa"/>
-            </w:tcMar>
-            <w:vAlign w:val="top"/>
-          </w:tcPr>
-          <w:p>
-            <w:pPr>
-              <w:jc w:val="center"/>
-              <w:pBdr>
-                <w:bottom w:val="none" w:sz="0" w:space="0" w:color="000000"/>
-                <w:top w:val="none" w:sz="0" w:space="0" w:color="000000"/>
-                <w:left w:val="none" w:sz="0" w:space="0" w:color="000000"/>
-                <w:right w:val="none" w:sz="0" w:space="0" w:color="000000"/>
-              </w:pBdr>
-              <w:spacing w:after="100" w:before="100" w:line="240"/>
-              <w:ind w:left="100" w:right="100" w:firstLine="0" w:firstLineChars="0"/>
-              <w:rPr>
-                <w:rFonts w:ascii="Helvetica" w:hAnsi="Helvetica" w:eastAsia="Helvetica" w:cs="Helvetica"/>
-                <w:i w:val="false"/>
-                <w:b w:val="false"/>
-                <w:u w:val="none"/>
-                <w:strike w:val="false"/>
-                <w:sz w:val="14"/>
-                <w:szCs w:val="14"/>
-                <w:color w:val="000000"/>
-              </w:rPr>
-            </w:pPr>
-            <w:r xmlns:w="http://schemas.openxmlformats.org/wordprocessingml/2006/main" xmlns:wp="http://schemas.openxmlformats.org/drawingml/2006/wordprocessingDrawing" xmlns:r="http://schemas.openxmlformats.org/officeDocument/2006/relationships" xmlns:w14="http://schemas.microsoft.com/office/word/2010/wordml">
-              <w:rPr>
-                <w:rFonts w:ascii="Helvetica" w:hAnsi="Helvetica" w:eastAsia="Helvetica" w:cs="Helvetica"/>
-                <w:i w:val="false"/>
-                <w:b w:val="false"/>
-                <w:u w:val="none"/>
-                <w:strike w:val="false"/>
-                <w:sz w:val="14"/>
-                <w:szCs w:val="14"/>
-                <w:color w:val="000000"/>
-              </w:rPr>
-              <w:t xml:space="preserve">1 (2.2%)</w:t>
-            </w:r>
-          </w:p>
-        </w:tc>
-        <w:tc>
-          <w:tcPr>
-            <w:tcBorders>
-              <w:bottom w:val="none" w:sz="0" w:space="0" w:color="000000"/>
-              <w:top w:val="none" w:sz="0" w:space="0" w:color="000000"/>
-              <w:left w:val="none" w:sz="0" w:space="0" w:color="000000"/>
-              <w:right w:val="none" w:sz="0" w:space="0" w:color="000000"/>
-            </w:tcBorders>
-            <w:shd w:val="clear" w:color="auto" w:fill="FFFFFF"/>
-            <w:tcMar>
-              <w:top w:w="0" w:type="dxa"/>
-              <w:bottom w:w="0" w:type="dxa"/>
-              <w:left w:w="0" w:type="dxa"/>
-              <w:right w:w="0" w:type="dxa"/>
-            </w:tcMar>
-            <w:vAlign w:val="top"/>
-          </w:tcPr>
-          <w:p>
-            <w:pPr>
-              <w:jc w:val="center"/>
-              <w:pBdr>
-                <w:bottom w:val="none" w:sz="0" w:space="0" w:color="000000"/>
-                <w:top w:val="none" w:sz="0" w:space="0" w:color="000000"/>
-                <w:left w:val="none" w:sz="0" w:space="0" w:color="000000"/>
-                <w:right w:val="none" w:sz="0" w:space="0" w:color="000000"/>
-              </w:pBdr>
-              <w:spacing w:after="100" w:before="100" w:line="240"/>
-              <w:ind w:left="100" w:right="100" w:firstLine="0" w:firstLineChars="0"/>
-              <w:rPr>
-                <w:rFonts w:ascii="Helvetica" w:hAnsi="Helvetica" w:eastAsia="Helvetica" w:cs="Helvetica"/>
-                <w:i w:val="false"/>
-                <w:b w:val="false"/>
-                <w:u w:val="none"/>
-                <w:strike w:val="false"/>
-                <w:sz w:val="14"/>
-                <w:szCs w:val="14"/>
-                <w:color w:val="000000"/>
-              </w:rPr>
-            </w:pPr>
-            <w:r xmlns:w="http://schemas.openxmlformats.org/wordprocessingml/2006/main" xmlns:wp="http://schemas.openxmlformats.org/drawingml/2006/wordprocessingDrawing" xmlns:r="http://schemas.openxmlformats.org/officeDocument/2006/relationships" xmlns:w14="http://schemas.microsoft.com/office/word/2010/wordml">
-              <w:rPr>
-                <w:rFonts w:ascii="Helvetica" w:hAnsi="Helvetica" w:eastAsia="Helvetica" w:cs="Helvetica"/>
-                <w:i w:val="false"/>
-                <w:b w:val="false"/>
-                <w:u w:val="none"/>
-                <w:strike w:val="false"/>
-                <w:sz w:val="14"/>
-                <w:szCs w:val="14"/>
-                <w:color w:val="000000"/>
-              </w:rPr>
-              <w:t xml:space="preserve">4 (13%)</w:t>
-            </w:r>
-          </w:p>
-        </w:tc>
-        <w:tc>
-          <w:tcPr>
-            <w:tcBorders>
-              <w:bottom w:val="none" w:sz="0" w:space="0" w:color="000000"/>
-              <w:top w:val="none" w:sz="0" w:space="0" w:color="000000"/>
-              <w:left w:val="none" w:sz="0" w:space="0" w:color="000000"/>
-              <w:right w:val="none" w:sz="0" w:space="0" w:color="000000"/>
-            </w:tcBorders>
-            <w:shd w:val="clear" w:color="auto" w:fill="FFFFFF"/>
-            <w:tcMar>
-              <w:top w:w="0" w:type="dxa"/>
-              <w:bottom w:w="0" w:type="dxa"/>
-              <w:left w:w="0" w:type="dxa"/>
-              <w:right w:w="0" w:type="dxa"/>
-            </w:tcMar>
-            <w:vAlign w:val="top"/>
-          </w:tcPr>
-          <w:p>
-            <w:pPr>
-              <w:jc w:val="center"/>
-              <w:pBdr>
-                <w:bottom w:val="none" w:sz="0" w:space="0" w:color="000000"/>
-                <w:top w:val="none" w:sz="0" w:space="0" w:color="000000"/>
-                <w:left w:val="none" w:sz="0" w:space="0" w:color="000000"/>
-                <w:right w:val="none" w:sz="0" w:space="0" w:color="000000"/>
-              </w:pBdr>
-              <w:spacing w:after="100" w:before="100" w:line="240"/>
-              <w:ind w:left="100" w:right="100" w:firstLine="0" w:firstLineChars="0"/>
-              <w:rPr>
-                <w:rFonts w:ascii="Helvetica" w:hAnsi="Helvetica" w:eastAsia="Helvetica" w:cs="Helvetica"/>
-                <w:i w:val="false"/>
-                <w:b w:val="false"/>
-                <w:u w:val="none"/>
-                <w:strike w:val="false"/>
-                <w:sz w:val="14"/>
-                <w:szCs w:val="14"/>
-                <w:color w:val="000000"/>
-              </w:rPr>
-            </w:pPr>
-            <w:r xmlns:w="http://schemas.openxmlformats.org/wordprocessingml/2006/main" xmlns:wp="http://schemas.openxmlformats.org/drawingml/2006/wordprocessingDrawing" xmlns:r="http://schemas.openxmlformats.org/officeDocument/2006/relationships" xmlns:w14="http://schemas.microsoft.com/office/word/2010/wordml">
-              <w:rPr>
-                <w:rFonts w:ascii="Helvetica" w:hAnsi="Helvetica" w:eastAsia="Helvetica" w:cs="Helvetica"/>
-                <w:i w:val="false"/>
-                <w:b w:val="false"/>
-                <w:u w:val="none"/>
-                <w:strike w:val="false"/>
-                <w:sz w:val="14"/>
-                <w:szCs w:val="14"/>
-                <w:color w:val="000000"/>
-              </w:rPr>
-              <w:t xml:space="preserve">0 (0%)</w:t>
-            </w:r>
-          </w:p>
-        </w:tc>
-        <w:tc>
-          <w:tcPr>
-            <w:tcBorders>
-              <w:bottom w:val="none" w:sz="0" w:space="0" w:color="000000"/>
-              <w:top w:val="none" w:sz="0" w:space="0" w:color="000000"/>
-              <w:left w:val="none" w:sz="0" w:space="0" w:color="000000"/>
-              <w:right w:val="none" w:sz="0" w:space="0" w:color="000000"/>
-            </w:tcBorders>
-            <w:shd w:val="clear" w:color="auto" w:fill="FFFFFF"/>
-            <w:tcMar>
-              <w:top w:w="0" w:type="dxa"/>
-              <w:bottom w:w="0" w:type="dxa"/>
-              <w:left w:w="0" w:type="dxa"/>
-              <w:right w:w="0" w:type="dxa"/>
-            </w:tcMar>
-            <w:vAlign w:val="top"/>
-          </w:tcPr>
-          <w:p>
-            <w:pPr>
-              <w:jc w:val="center"/>
-              <w:pBdr>
-                <w:bottom w:val="none" w:sz="0" w:space="0" w:color="000000"/>
-                <w:top w:val="none" w:sz="0" w:space="0" w:color="000000"/>
-                <w:left w:val="none" w:sz="0" w:space="0" w:color="000000"/>
-                <w:right w:val="none" w:sz="0" w:space="0" w:color="000000"/>
-              </w:pBdr>
-              <w:spacing w:after="100" w:before="100" w:line="240"/>
-              <w:ind w:left="100" w:right="100" w:firstLine="0" w:firstLineChars="0"/>
-              <w:rPr>
-                <w:rFonts w:ascii="Helvetica" w:hAnsi="Helvetica" w:eastAsia="Helvetica" w:cs="Helvetica"/>
-                <w:i w:val="false"/>
-                <w:b w:val="false"/>
-                <w:u w:val="none"/>
-                <w:strike w:val="false"/>
-                <w:sz w:val="14"/>
-                <w:szCs w:val="14"/>
-                <w:color w:val="000000"/>
-              </w:rPr>
-            </w:pPr>
-            <w:r xmlns:w="http://schemas.openxmlformats.org/wordprocessingml/2006/main" xmlns:wp="http://schemas.openxmlformats.org/drawingml/2006/wordprocessingDrawing" xmlns:r="http://schemas.openxmlformats.org/officeDocument/2006/relationships" xmlns:w14="http://schemas.microsoft.com/office/word/2010/wordml">
-              <w:rPr>
-                <w:rFonts w:ascii="Helvetica" w:hAnsi="Helvetica" w:eastAsia="Helvetica" w:cs="Helvetica"/>
-                <w:i w:val="false"/>
-                <w:b w:val="false"/>
-                <w:u w:val="none"/>
-                <w:strike w:val="false"/>
-                <w:sz w:val="14"/>
-                <w:szCs w:val="14"/>
-                <w:color w:val="000000"/>
-              </w:rPr>
-              <w:t xml:space="preserve">1 (5.3%)</w:t>
-            </w:r>
-          </w:p>
-        </w:tc>
-        <w:tc>
-          <w:tcPr>
-            <w:tcBorders>
-              <w:bottom w:val="none" w:sz="0" w:space="0" w:color="000000"/>
-              <w:top w:val="none" w:sz="0" w:space="0" w:color="000000"/>
-              <w:left w:val="none" w:sz="0" w:space="0" w:color="000000"/>
-              <w:right w:val="none" w:sz="0" w:space="0" w:color="000000"/>
-            </w:tcBorders>
-            <w:shd w:val="clear" w:color="auto" w:fill="FFFFFF"/>
-            <w:tcMar>
-              <w:top w:w="0" w:type="dxa"/>
-              <w:bottom w:w="0" w:type="dxa"/>
-              <w:left w:w="0" w:type="dxa"/>
-              <w:right w:w="0" w:type="dxa"/>
-            </w:tcMar>
-            <w:vAlign w:val="top"/>
-          </w:tcPr>
-          <w:p>
-            <w:pPr>
-              <w:jc w:val="center"/>
-              <w:pBdr>
-                <w:bottom w:val="none" w:sz="0" w:space="0" w:color="000000"/>
-                <w:top w:val="none" w:sz="0" w:space="0" w:color="000000"/>
-                <w:left w:val="none" w:sz="0" w:space="0" w:color="000000"/>
-                <w:right w:val="none" w:sz="0" w:space="0" w:color="000000"/>
-              </w:pBdr>
-              <w:spacing w:after="100" w:before="100" w:line="240"/>
-              <w:ind w:left="100" w:right="100" w:firstLine="0" w:firstLineChars="0"/>
-              <w:rPr>
-                <w:rFonts w:ascii="Helvetica" w:hAnsi="Helvetica" w:eastAsia="Helvetica" w:cs="Helvetica"/>
-                <w:i w:val="false"/>
-                <w:b w:val="false"/>
-                <w:u w:val="none"/>
-                <w:strike w:val="false"/>
-                <w:sz w:val="14"/>
-                <w:szCs w:val="14"/>
-                <w:color w:val="000000"/>
-              </w:rPr>
-            </w:pPr>
-            <w:r xmlns:w="http://schemas.openxmlformats.org/wordprocessingml/2006/main" xmlns:wp="http://schemas.openxmlformats.org/drawingml/2006/wordprocessingDrawing" xmlns:r="http://schemas.openxmlformats.org/officeDocument/2006/relationships" xmlns:w14="http://schemas.microsoft.com/office/word/2010/wordml">
-              <w:rPr>
-                <w:rFonts w:ascii="Helvetica" w:hAnsi="Helvetica" w:eastAsia="Helvetica" w:cs="Helvetica"/>
-                <w:i w:val="false"/>
-                <w:b w:val="false"/>
-                <w:u w:val="none"/>
-                <w:strike w:val="false"/>
-                <w:sz w:val="14"/>
-                <w:szCs w:val="14"/>
-                <w:color w:val="000000"/>
-              </w:rPr>
-              <w:t xml:space="preserve">2 (13%)</w:t>
-            </w:r>
-          </w:p>
-        </w:tc>
-        <w:tc>
-          <w:tcPr>
-            <w:tcBorders>
-              <w:bottom w:val="none" w:sz="0" w:space="0" w:color="000000"/>
-              <w:top w:val="none" w:sz="0" w:space="0" w:color="000000"/>
-              <w:left w:val="none" w:sz="0" w:space="0" w:color="000000"/>
-              <w:right w:val="none" w:sz="0" w:space="0" w:color="000000"/>
-            </w:tcBorders>
-            <w:shd w:val="clear" w:color="auto" w:fill="FFFFFF"/>
-            <w:tcMar>
-              <w:top w:w="0" w:type="dxa"/>
-              <w:bottom w:w="0" w:type="dxa"/>
-              <w:left w:w="0" w:type="dxa"/>
-              <w:right w:w="0" w:type="dxa"/>
-            </w:tcMar>
-            <w:vAlign w:val="top"/>
-          </w:tcPr>
-          <w:p>
-            <w:pPr>
-              <w:jc w:val="center"/>
-              <w:pBdr>
-                <w:bottom w:val="none" w:sz="0" w:space="0" w:color="000000"/>
-                <w:top w:val="none" w:sz="0" w:space="0" w:color="000000"/>
-                <w:left w:val="none" w:sz="0" w:space="0" w:color="000000"/>
-                <w:right w:val="none" w:sz="0" w:space="0" w:color="000000"/>
-              </w:pBdr>
-              <w:spacing w:after="100" w:before="100" w:line="240"/>
-              <w:ind w:left="100" w:right="100" w:firstLine="0" w:firstLineChars="0"/>
-              <w:rPr>
-                <w:rFonts w:ascii="Helvetica" w:hAnsi="Helvetica" w:eastAsia="Helvetica" w:cs="Helvetica"/>
-                <w:i w:val="false"/>
-                <w:b w:val="false"/>
-                <w:u w:val="none"/>
-                <w:strike w:val="false"/>
-                <w:sz w:val="14"/>
-                <w:szCs w:val="14"/>
-                <w:color w:val="000000"/>
-              </w:rPr>
-            </w:pPr>
-            <w:r xmlns:w="http://schemas.openxmlformats.org/wordprocessingml/2006/main" xmlns:wp="http://schemas.openxmlformats.org/drawingml/2006/wordprocessingDrawing" xmlns:r="http://schemas.openxmlformats.org/officeDocument/2006/relationships" xmlns:w14="http://schemas.microsoft.com/office/word/2010/wordml">
-              <w:rPr>
-                <w:rFonts w:ascii="Helvetica" w:hAnsi="Helvetica" w:eastAsia="Helvetica" w:cs="Helvetica"/>
-                <w:i w:val="false"/>
-                <w:b w:val="false"/>
-                <w:u w:val="none"/>
-                <w:strike w:val="false"/>
-                <w:sz w:val="14"/>
-                <w:szCs w:val="14"/>
-                <w:color w:val="000000"/>
-              </w:rPr>
-              <w:t xml:space="preserve">1 (7.7%)</w:t>
+              <w:t xml:space="preserve">2 (15%)</w:t>
             </w:r>
           </w:p>
         </w:tc>
@@ -8470,7 +7925,7 @@
         <w:pStyle w:val="FirstParagraph"/>
       </w:pPr>
       <w:r>
-        <w:t xml:space="preserve">The requested subspecialty was the dominant determinant of whether an appointment was offered. Relative to general otolaryngology, pediatric otolaryngology had over twice the odds of an offer (OR 2.26 (95% CI 1.08–4.75; p = 0.031)), while otology/neurotology trended lower (OR 0.49 (95% CI 0.23–1.07; p = 0.074)). No geographic covariate was associated with access: county ENT supply (OR 0.96 (95% CI 0.81–1.13; p = 0.603) per SD), the Medicaid fee index (OR 0.91 (95% CI 0.77–1.07; p = 0.250)), social vulnerability (OR 0.95 (95% CI 0.80–1.13; p = 0.583)), and dual-eligibility (OR 1.00 (95% CI 0.83–1.20; p = 0.975)) were all null (</w:t>
+        <w:t xml:space="preserve">The requested subspecialty was the dominant determinant of whether an appointment was offered. Relative to general otolaryngology, pediatric otolaryngology had over twice the odds of an offer (OR 2.27 (95% CI 1.08–4.76; p = 0.031)), while otology/neurotology trended lower (OR 0.49 (95% CI 0.23–1.07; p = 0.072)). No geographic covariate was associated with access: county ENT supply (OR 0.95 (95% CI 0.81–1.12; p = 0.552) per SD), the Medicaid fee index (OR 0.91 (95% CI 0.77–1.07; p = 0.254)), social vulnerability (OR 0.95 (95% CI 0.80–1.13; p = 0.583)), and dual-eligibility (OR 1.00 (95% CI 0.83–1.19; p = 0.958)) were all null (</w:t>
       </w:r>
       <w:r>
         <w:rPr>
@@ -8498,7 +7953,7 @@
         <w:pStyle w:val="FirstParagraph"/>
       </w:pPr>
       <w:r>
-        <w:t xml:space="preserve">Among offering offices, waits again varied by subspecialty and not geography. Relative to general otolaryngology, waits were longer for laryngology (IRR 2.25 (95% CI 1.13–4.46; p = 0.020)) and pediatric otolaryngology (IRR 1.54 (95% CI 1.04–2.28; p = 0.031)). No geographic covariate was associated with wait time (</w:t>
+        <w:t xml:space="preserve">Among offering offices, waits again varied by subspecialty and not geography. Relative to general otolaryngology, waits were longer for laryngology (IRR 2.25 (95% CI 1.14–4.46; p = 0.020)) and pediatric otolaryngology (IRR 1.54 (95% CI 1.04–2.28; p = 0.032)). No geographic covariate was associated with wait time (</w:t>
       </w:r>
       <w:r>
         <w:rPr>
@@ -8883,7 +8338,7 @@
                 <w:szCs w:val="18"/>
                 <w:color w:val="000000"/>
               </w:rPr>
-              <w:t xml:space="preserve">0.696</w:t>
+              <w:t xml:space="preserve">0.706</w:t>
             </w:r>
           </w:p>
         </w:tc>
@@ -8996,7 +8451,7 @@
                 <w:szCs w:val="18"/>
                 <w:color w:val="000000"/>
               </w:rPr>
-              <w:t xml:space="preserve">0.83 (0.36–1.91)</w:t>
+              <w:t xml:space="preserve">0.83 (0.36–1.92)</w:t>
             </w:r>
           </w:p>
         </w:tc>
@@ -9050,7 +8505,7 @@
                 <w:szCs w:val="18"/>
                 <w:color w:val="000000"/>
               </w:rPr>
-              <w:t xml:space="preserve">0.661</w:t>
+              <w:t xml:space="preserve">0.669</w:t>
             </w:r>
           </w:p>
         </w:tc>
@@ -9163,7 +8618,7 @@
                 <w:szCs w:val="18"/>
                 <w:color w:val="000000"/>
               </w:rPr>
-              <w:t xml:space="preserve">1.74 (0.50–6.08)</w:t>
+              <w:t xml:space="preserve">1.74 (0.50–6.07)</w:t>
             </w:r>
           </w:p>
         </w:tc>
@@ -9217,7 +8672,7 @@
                 <w:szCs w:val="18"/>
                 <w:color w:val="000000"/>
               </w:rPr>
-              <w:t xml:space="preserve">0.385</w:t>
+              <w:t xml:space="preserve">0.386</w:t>
             </w:r>
           </w:p>
         </w:tc>
@@ -9384,7 +8839,7 @@
                 <w:szCs w:val="18"/>
                 <w:color w:val="000000"/>
               </w:rPr>
-              <w:t xml:space="preserve">0.074</w:t>
+              <w:t xml:space="preserve">0.072</w:t>
             </w:r>
           </w:p>
         </w:tc>
@@ -9497,7 +8952,7 @@
                 <w:szCs w:val="18"/>
                 <w:color w:val="000000"/>
               </w:rPr>
-              <w:t xml:space="preserve">2.26 (1.08–4.75)</w:t>
+              <w:t xml:space="preserve">2.27 (1.08–4.76)</w:t>
             </w:r>
           </w:p>
         </w:tc>
@@ -9664,7 +9119,7 @@
                 <w:szCs w:val="18"/>
                 <w:color w:val="000000"/>
               </w:rPr>
-              <w:t xml:space="preserve">2.11 (0.72–6.17)</w:t>
+              <w:t xml:space="preserve">2.11 (0.72–6.18)</w:t>
             </w:r>
           </w:p>
         </w:tc>
@@ -9831,7 +9286,7 @@
                 <w:szCs w:val="18"/>
                 <w:color w:val="000000"/>
               </w:rPr>
-              <w:t xml:space="preserve">1.66 (0.55–5.03)</w:t>
+              <w:t xml:space="preserve">1.66 (0.55–5.01)</w:t>
             </w:r>
           </w:p>
         </w:tc>
@@ -9885,7 +9340,7 @@
                 <w:szCs w:val="18"/>
                 <w:color w:val="000000"/>
               </w:rPr>
-              <w:t xml:space="preserve">0.371</w:t>
+              <w:t xml:space="preserve">0.373</w:t>
             </w:r>
           </w:p>
         </w:tc>
@@ -9998,7 +9453,7 @@
                 <w:szCs w:val="18"/>
                 <w:color w:val="000000"/>
               </w:rPr>
-              <w:t xml:space="preserve">0.96 (0.81–1.13)</w:t>
+              <w:t xml:space="preserve">0.95 (0.81–1.12)</w:t>
             </w:r>
           </w:p>
         </w:tc>
@@ -10052,7 +9507,7 @@
                 <w:szCs w:val="18"/>
                 <w:color w:val="000000"/>
               </w:rPr>
-              <w:t xml:space="preserve">0.603</w:t>
+              <w:t xml:space="preserve">0.552</w:t>
             </w:r>
           </w:p>
         </w:tc>
@@ -10219,7 +9674,7 @@
                 <w:szCs w:val="18"/>
                 <w:color w:val="000000"/>
               </w:rPr>
-              <w:t xml:space="preserve">0.250</w:t>
+              <w:t xml:space="preserve">0.254</w:t>
             </w:r>
           </w:p>
         </w:tc>
@@ -10499,7 +9954,7 @@
                 <w:szCs w:val="18"/>
                 <w:color w:val="000000"/>
               </w:rPr>
-              <w:t xml:space="preserve">1.00 (0.83–1.20)</w:t>
+              <w:t xml:space="preserve">1.00 (0.83–1.19)</w:t>
             </w:r>
           </w:p>
         </w:tc>
@@ -10553,174 +10008,7 @@
                 <w:szCs w:val="18"/>
                 <w:color w:val="000000"/>
               </w:rPr>
-              <w:t xml:space="preserve">0.975</w:t>
-            </w:r>
-          </w:p>
-        </w:tc>
-      </w:tr>
-      <w:tr>
-        <w:trPr>
-          <w:trHeight w:val="616" w:hRule="auto"/>
-        </w:trPr>
-        <w:tc>
-          <w:tcPr>
-            <w:tcBorders>
-              <w:bottom w:val="none" w:sz="0" w:space="0" w:color="000000"/>
-              <w:top w:val="none" w:sz="0" w:space="0" w:color="000000"/>
-              <w:left w:val="none" w:sz="0" w:space="0" w:color="000000"/>
-              <w:right w:val="none" w:sz="0" w:space="0" w:color="000000"/>
-            </w:tcBorders>
-            <w:shd w:val="clear" w:color="auto" w:fill="FFFFFF"/>
-            <w:tcMar>
-              <w:top w:w="0" w:type="dxa"/>
-              <w:bottom w:w="0" w:type="dxa"/>
-              <w:left w:w="0" w:type="dxa"/>
-              <w:right w:w="0" w:type="dxa"/>
-            </w:tcMar>
-            <w:vAlign w:val="center"/>
-          </w:tcPr>
-          <w:p>
-            <w:pPr>
-              <w:jc w:val="left"/>
-              <w:pBdr>
-                <w:bottom w:val="none" w:sz="0" w:space="0" w:color="000000"/>
-                <w:top w:val="none" w:sz="0" w:space="0" w:color="000000"/>
-                <w:left w:val="none" w:sz="0" w:space="0" w:color="000000"/>
-                <w:right w:val="none" w:sz="0" w:space="0" w:color="000000"/>
-              </w:pBdr>
-              <w:spacing w:after="100" w:before="100" w:line="240"/>
-              <w:ind w:left="100" w:right="100" w:firstLine="0" w:firstLineChars="0"/>
-              <w:rPr>
-                <w:rFonts w:ascii="Helvetica" w:hAnsi="Helvetica" w:eastAsia="Helvetica" w:cs="Helvetica"/>
-                <w:i w:val="false"/>
-                <w:b w:val="false"/>
-                <w:u w:val="none"/>
-                <w:strike w:val="false"/>
-                <w:sz w:val="18"/>
-                <w:szCs w:val="18"/>
-                <w:color w:val="000000"/>
-              </w:rPr>
-            </w:pPr>
-            <w:r xmlns:w="http://schemas.openxmlformats.org/wordprocessingml/2006/main" xmlns:wp="http://schemas.openxmlformats.org/drawingml/2006/wordprocessingDrawing" xmlns:r="http://schemas.openxmlformats.org/officeDocument/2006/relationships" xmlns:w14="http://schemas.microsoft.com/office/word/2010/wordml">
-              <w:rPr>
-                <w:rFonts w:ascii="Helvetica" w:hAnsi="Helvetica" w:eastAsia="Helvetica" w:cs="Helvetica"/>
-                <w:i w:val="false"/>
-                <w:b w:val="false"/>
-                <w:u w:val="none"/>
-                <w:strike w:val="false"/>
-                <w:sz w:val="18"/>
-                <w:szCs w:val="18"/>
-                <w:color w:val="000000"/>
-              </w:rPr>
-              <w:t xml:space="preserve">ruralRural</w:t>
-            </w:r>
-          </w:p>
-        </w:tc>
-        <w:tc>
-          <w:tcPr>
-            <w:tcBorders>
-              <w:bottom w:val="none" w:sz="0" w:space="0" w:color="000000"/>
-              <w:top w:val="none" w:sz="0" w:space="0" w:color="000000"/>
-              <w:left w:val="none" w:sz="0" w:space="0" w:color="000000"/>
-              <w:right w:val="none" w:sz="0" w:space="0" w:color="000000"/>
-            </w:tcBorders>
-            <w:shd w:val="clear" w:color="auto" w:fill="FFFFFF"/>
-            <w:tcMar>
-              <w:top w:w="0" w:type="dxa"/>
-              <w:bottom w:w="0" w:type="dxa"/>
-              <w:left w:w="0" w:type="dxa"/>
-              <w:right w:w="0" w:type="dxa"/>
-            </w:tcMar>
-            <w:vAlign w:val="center"/>
-          </w:tcPr>
-          <w:p>
-            <w:pPr>
-              <w:jc w:val="left"/>
-              <w:pBdr>
-                <w:bottom w:val="none" w:sz="0" w:space="0" w:color="000000"/>
-                <w:top w:val="none" w:sz="0" w:space="0" w:color="000000"/>
-                <w:left w:val="none" w:sz="0" w:space="0" w:color="000000"/>
-                <w:right w:val="none" w:sz="0" w:space="0" w:color="000000"/>
-              </w:pBdr>
-              <w:spacing w:after="100" w:before="100" w:line="240"/>
-              <w:ind w:left="100" w:right="100" w:firstLine="0" w:firstLineChars="0"/>
-              <w:rPr>
-                <w:rFonts w:ascii="Helvetica" w:hAnsi="Helvetica" w:eastAsia="Helvetica" w:cs="Helvetica"/>
-                <w:i w:val="false"/>
-                <w:b w:val="false"/>
-                <w:u w:val="none"/>
-                <w:strike w:val="false"/>
-                <w:sz w:val="18"/>
-                <w:szCs w:val="18"/>
-                <w:color w:val="000000"/>
-              </w:rPr>
-            </w:pPr>
-            <w:r xmlns:w="http://schemas.openxmlformats.org/wordprocessingml/2006/main" xmlns:wp="http://schemas.openxmlformats.org/drawingml/2006/wordprocessingDrawing" xmlns:r="http://schemas.openxmlformats.org/officeDocument/2006/relationships" xmlns:w14="http://schemas.microsoft.com/office/word/2010/wordml">
-              <w:rPr>
-                <w:rFonts w:ascii="Helvetica" w:hAnsi="Helvetica" w:eastAsia="Helvetica" w:cs="Helvetica"/>
-                <w:i w:val="false"/>
-                <w:b w:val="false"/>
-                <w:u w:val="none"/>
-                <w:strike w:val="false"/>
-                <w:sz w:val="18"/>
-                <w:szCs w:val="18"/>
-                <w:color w:val="000000"/>
-              </w:rPr>
-              <w:t xml:space="preserve">0.93 (0.49–1.75)</w:t>
-            </w:r>
-          </w:p>
-        </w:tc>
-        <w:tc>
-          <w:tcPr>
-            <w:tcBorders>
-              <w:bottom w:val="none" w:sz="0" w:space="0" w:color="000000"/>
-              <w:top w:val="none" w:sz="0" w:space="0" w:color="000000"/>
-              <w:left w:val="none" w:sz="0" w:space="0" w:color="000000"/>
-              <w:right w:val="none" w:sz="0" w:space="0" w:color="000000"/>
-            </w:tcBorders>
-            <w:shd w:val="clear" w:color="auto" w:fill="FFFFFF"/>
-            <w:tcMar>
-              <w:top w:w="0" w:type="dxa"/>
-              <w:bottom w:w="0" w:type="dxa"/>
-              <w:left w:w="0" w:type="dxa"/>
-              <w:right w:w="0" w:type="dxa"/>
-            </w:tcMar>
-            <w:vAlign w:val="center"/>
-          </w:tcPr>
-          <w:p>
-            <w:pPr>
-              <w:jc w:val="left"/>
-              <w:pBdr>
-                <w:bottom w:val="none" w:sz="0" w:space="0" w:color="000000"/>
-                <w:top w:val="none" w:sz="0" w:space="0" w:color="000000"/>
-                <w:left w:val="none" w:sz="0" w:space="0" w:color="000000"/>
-                <w:right w:val="none" w:sz="0" w:space="0" w:color="000000"/>
-              </w:pBdr>
-              <w:spacing w:after="100" w:before="100" w:line="240"/>
-              <w:ind w:left="100" w:right="100" w:firstLine="0" w:firstLineChars="0"/>
-              <w:rPr>
-                <w:rFonts w:ascii="Helvetica" w:hAnsi="Helvetica" w:eastAsia="Helvetica" w:cs="Helvetica"/>
-                <w:i w:val="false"/>
-                <w:b w:val="false"/>
-                <w:u w:val="none"/>
-                <w:strike w:val="false"/>
-                <w:sz w:val="18"/>
-                <w:szCs w:val="18"/>
-                <w:color w:val="000000"/>
-              </w:rPr>
-            </w:pPr>
-            <w:r xmlns:w="http://schemas.openxmlformats.org/wordprocessingml/2006/main" xmlns:wp="http://schemas.openxmlformats.org/drawingml/2006/wordprocessingDrawing" xmlns:r="http://schemas.openxmlformats.org/officeDocument/2006/relationships" xmlns:w14="http://schemas.microsoft.com/office/word/2010/wordml">
-              <w:rPr>
-                <w:rFonts w:ascii="Helvetica" w:hAnsi="Helvetica" w:eastAsia="Helvetica" w:cs="Helvetica"/>
-                <w:i w:val="false"/>
-                <w:b w:val="false"/>
-                <w:u w:val="none"/>
-                <w:strike w:val="false"/>
-                <w:sz w:val="18"/>
-                <w:szCs w:val="18"/>
-                <w:color w:val="000000"/>
-              </w:rPr>
-              <w:t xml:space="preserve">0.823</w:t>
+              <w:t xml:space="preserve">0.958</w:t>
             </w:r>
           </w:p>
         </w:tc>
@@ -10779,7 +10067,7 @@
                 <w:szCs w:val="18"/>
                 <w:color w:val="000000"/>
               </w:rPr>
-              <w:t xml:space="preserve">ruralSuburban</w:t>
+              <w:t xml:space="preserve">ruralRural</w:t>
             </w:r>
           </w:p>
         </w:tc>
@@ -10833,7 +10121,7 @@
                 <w:szCs w:val="18"/>
                 <w:color w:val="000000"/>
               </w:rPr>
-              <w:t xml:space="preserve">1.03 (0.71–1.50)</w:t>
+              <w:t xml:space="preserve">1.02 (0.71–1.46)</w:t>
             </w:r>
           </w:p>
         </w:tc>
@@ -10887,7 +10175,7 @@
                 <w:szCs w:val="18"/>
                 <w:color w:val="000000"/>
               </w:rPr>
-              <w:t xml:space="preserve">0.857</w:t>
+              <w:t xml:space="preserve">0.922</w:t>
             </w:r>
           </w:p>
         </w:tc>
@@ -11198,7 +10486,7 @@
                 <w:szCs w:val="18"/>
                 <w:color w:val="000000"/>
               </w:rPr>
-              <w:t xml:space="preserve">1.04 (0.72–1.50)</w:t>
+              <w:t xml:space="preserve">1.03 (0.72–1.49)</w:t>
             </w:r>
           </w:p>
         </w:tc>
@@ -11252,7 +10540,7 @@
                 <w:szCs w:val="18"/>
                 <w:color w:val="000000"/>
               </w:rPr>
-              <w:t xml:space="preserve">0.852</w:t>
+              <w:t xml:space="preserve">0.856</w:t>
             </w:r>
           </w:p>
         </w:tc>
@@ -11365,7 +10653,7 @@
                 <w:szCs w:val="18"/>
                 <w:color w:val="000000"/>
               </w:rPr>
-              <w:t xml:space="preserve">1.26 (0.72–2.23)</w:t>
+              <w:t xml:space="preserve">1.26 (0.72–2.22)</w:t>
             </w:r>
           </w:p>
         </w:tc>
@@ -11419,7 +10707,7 @@
                 <w:szCs w:val="18"/>
                 <w:color w:val="000000"/>
               </w:rPr>
-              <w:t xml:space="preserve">0.421</w:t>
+              <w:t xml:space="preserve">0.423</w:t>
             </w:r>
           </w:p>
         </w:tc>
@@ -11532,7 +10820,7 @@
                 <w:szCs w:val="18"/>
                 <w:color w:val="000000"/>
               </w:rPr>
-              <w:t xml:space="preserve">2.25 (1.13–4.46)</w:t>
+              <w:t xml:space="preserve">2.25 (1.14–4.46)</w:t>
             </w:r>
           </w:p>
         </w:tc>
@@ -11699,7 +10987,7 @@
                 <w:szCs w:val="18"/>
                 <w:color w:val="000000"/>
               </w:rPr>
-              <w:t xml:space="preserve">1.21 (0.64–2.26)</w:t>
+              <w:t xml:space="preserve">1.20 (0.64–2.26)</w:t>
             </w:r>
           </w:p>
         </w:tc>
@@ -11753,7 +11041,7 @@
                 <w:szCs w:val="18"/>
                 <w:color w:val="000000"/>
               </w:rPr>
-              <w:t xml:space="preserve">0.557</w:t>
+              <w:t xml:space="preserve">0.562</w:t>
             </w:r>
           </w:p>
         </w:tc>
@@ -11920,7 +11208,7 @@
                 <w:szCs w:val="18"/>
                 <w:color w:val="000000"/>
               </w:rPr>
-              <w:t xml:space="preserve">0.031</w:t>
+              <w:t xml:space="preserve">0.032</w:t>
             </w:r>
           </w:p>
         </w:tc>
@@ -12200,7 +11488,7 @@
                 <w:szCs w:val="18"/>
                 <w:color w:val="000000"/>
               </w:rPr>
-              <w:t xml:space="preserve">1.17 (0.61–2.24)</w:t>
+              <w:t xml:space="preserve">1.16 (0.61–2.24)</w:t>
             </w:r>
           </w:p>
         </w:tc>
@@ -12254,7 +11542,7 @@
                 <w:szCs w:val="18"/>
                 <w:color w:val="000000"/>
               </w:rPr>
-              <w:t xml:space="preserve">0.646</w:t>
+              <w:t xml:space="preserve">0.647</w:t>
             </w:r>
           </w:p>
         </w:tc>
@@ -12421,7 +11709,7 @@
                 <w:szCs w:val="18"/>
                 <w:color w:val="000000"/>
               </w:rPr>
-              <w:t xml:space="preserve">0.499</w:t>
+              <w:t xml:space="preserve">0.520</w:t>
             </w:r>
           </w:p>
         </w:tc>
@@ -12588,7 +11876,7 @@
                 <w:szCs w:val="18"/>
                 <w:color w:val="000000"/>
               </w:rPr>
-              <w:t xml:space="preserve">0.545</w:t>
+              <w:t xml:space="preserve">0.543</w:t>
             </w:r>
           </w:p>
         </w:tc>
@@ -12755,7 +12043,7 @@
                 <w:szCs w:val="18"/>
                 <w:color w:val="000000"/>
               </w:rPr>
-              <w:t xml:space="preserve">0.423</w:t>
+              <w:t xml:space="preserve">0.416</w:t>
             </w:r>
           </w:p>
         </w:tc>
@@ -12922,174 +12210,7 @@
                 <w:szCs w:val="18"/>
                 <w:color w:val="000000"/>
               </w:rPr>
-              <w:t xml:space="preserve">0.801</w:t>
-            </w:r>
-          </w:p>
-        </w:tc>
-      </w:tr>
-      <w:tr>
-        <w:trPr>
-          <w:trHeight w:val="616" w:hRule="auto"/>
-        </w:trPr>
-        <w:tc>
-          <w:tcPr>
-            <w:tcBorders>
-              <w:bottom w:val="none" w:sz="0" w:space="0" w:color="000000"/>
-              <w:top w:val="none" w:sz="0" w:space="0" w:color="000000"/>
-              <w:left w:val="none" w:sz="0" w:space="0" w:color="000000"/>
-              <w:right w:val="none" w:sz="0" w:space="0" w:color="000000"/>
-            </w:tcBorders>
-            <w:shd w:val="clear" w:color="auto" w:fill="FFFFFF"/>
-            <w:tcMar>
-              <w:top w:w="0" w:type="dxa"/>
-              <w:bottom w:w="0" w:type="dxa"/>
-              <w:left w:w="0" w:type="dxa"/>
-              <w:right w:w="0" w:type="dxa"/>
-            </w:tcMar>
-            <w:vAlign w:val="center"/>
-          </w:tcPr>
-          <w:p>
-            <w:pPr>
-              <w:jc w:val="left"/>
-              <w:pBdr>
-                <w:bottom w:val="none" w:sz="0" w:space="0" w:color="000000"/>
-                <w:top w:val="none" w:sz="0" w:space="0" w:color="000000"/>
-                <w:left w:val="none" w:sz="0" w:space="0" w:color="000000"/>
-                <w:right w:val="none" w:sz="0" w:space="0" w:color="000000"/>
-              </w:pBdr>
-              <w:spacing w:after="100" w:before="100" w:line="240"/>
-              <w:ind w:left="100" w:right="100" w:firstLine="0" w:firstLineChars="0"/>
-              <w:rPr>
-                <w:rFonts w:ascii="Helvetica" w:hAnsi="Helvetica" w:eastAsia="Helvetica" w:cs="Helvetica"/>
-                <w:i w:val="false"/>
-                <w:b w:val="false"/>
-                <w:u w:val="none"/>
-                <w:strike w:val="false"/>
-                <w:sz w:val="18"/>
-                <w:szCs w:val="18"/>
-                <w:color w:val="000000"/>
-              </w:rPr>
-            </w:pPr>
-            <w:r xmlns:w="http://schemas.openxmlformats.org/wordprocessingml/2006/main" xmlns:wp="http://schemas.openxmlformats.org/drawingml/2006/wordprocessingDrawing" xmlns:r="http://schemas.openxmlformats.org/officeDocument/2006/relationships" xmlns:w14="http://schemas.microsoft.com/office/word/2010/wordml">
-              <w:rPr>
-                <w:rFonts w:ascii="Helvetica" w:hAnsi="Helvetica" w:eastAsia="Helvetica" w:cs="Helvetica"/>
-                <w:i w:val="false"/>
-                <w:b w:val="false"/>
-                <w:u w:val="none"/>
-                <w:strike w:val="false"/>
-                <w:sz w:val="18"/>
-                <w:szCs w:val="18"/>
-                <w:color w:val="000000"/>
-              </w:rPr>
-              <w:t xml:space="preserve">ruralRural</w:t>
-            </w:r>
-          </w:p>
-        </w:tc>
-        <w:tc>
-          <w:tcPr>
-            <w:tcBorders>
-              <w:bottom w:val="none" w:sz="0" w:space="0" w:color="000000"/>
-              <w:top w:val="none" w:sz="0" w:space="0" w:color="000000"/>
-              <w:left w:val="none" w:sz="0" w:space="0" w:color="000000"/>
-              <w:right w:val="none" w:sz="0" w:space="0" w:color="000000"/>
-            </w:tcBorders>
-            <w:shd w:val="clear" w:color="auto" w:fill="FFFFFF"/>
-            <w:tcMar>
-              <w:top w:w="0" w:type="dxa"/>
-              <w:bottom w:w="0" w:type="dxa"/>
-              <w:left w:w="0" w:type="dxa"/>
-              <w:right w:w="0" w:type="dxa"/>
-            </w:tcMar>
-            <w:vAlign w:val="center"/>
-          </w:tcPr>
-          <w:p>
-            <w:pPr>
-              <w:jc w:val="left"/>
-              <w:pBdr>
-                <w:bottom w:val="none" w:sz="0" w:space="0" w:color="000000"/>
-                <w:top w:val="none" w:sz="0" w:space="0" w:color="000000"/>
-                <w:left w:val="none" w:sz="0" w:space="0" w:color="000000"/>
-                <w:right w:val="none" w:sz="0" w:space="0" w:color="000000"/>
-              </w:pBdr>
-              <w:spacing w:after="100" w:before="100" w:line="240"/>
-              <w:ind w:left="100" w:right="100" w:firstLine="0" w:firstLineChars="0"/>
-              <w:rPr>
-                <w:rFonts w:ascii="Helvetica" w:hAnsi="Helvetica" w:eastAsia="Helvetica" w:cs="Helvetica"/>
-                <w:i w:val="false"/>
-                <w:b w:val="false"/>
-                <w:u w:val="none"/>
-                <w:strike w:val="false"/>
-                <w:sz w:val="18"/>
-                <w:szCs w:val="18"/>
-                <w:color w:val="000000"/>
-              </w:rPr>
-            </w:pPr>
-            <w:r xmlns:w="http://schemas.openxmlformats.org/wordprocessingml/2006/main" xmlns:wp="http://schemas.openxmlformats.org/drawingml/2006/wordprocessingDrawing" xmlns:r="http://schemas.openxmlformats.org/officeDocument/2006/relationships" xmlns:w14="http://schemas.microsoft.com/office/word/2010/wordml">
-              <w:rPr>
-                <w:rFonts w:ascii="Helvetica" w:hAnsi="Helvetica" w:eastAsia="Helvetica" w:cs="Helvetica"/>
-                <w:i w:val="false"/>
-                <w:b w:val="false"/>
-                <w:u w:val="none"/>
-                <w:strike w:val="false"/>
-                <w:sz w:val="18"/>
-                <w:szCs w:val="18"/>
-                <w:color w:val="000000"/>
-              </w:rPr>
-              <w:t xml:space="preserve">1.14 (0.72–1.81)</w:t>
-            </w:r>
-          </w:p>
-        </w:tc>
-        <w:tc>
-          <w:tcPr>
-            <w:tcBorders>
-              <w:bottom w:val="none" w:sz="0" w:space="0" w:color="000000"/>
-              <w:top w:val="none" w:sz="0" w:space="0" w:color="000000"/>
-              <w:left w:val="none" w:sz="0" w:space="0" w:color="000000"/>
-              <w:right w:val="none" w:sz="0" w:space="0" w:color="000000"/>
-            </w:tcBorders>
-            <w:shd w:val="clear" w:color="auto" w:fill="FFFFFF"/>
-            <w:tcMar>
-              <w:top w:w="0" w:type="dxa"/>
-              <w:bottom w:w="0" w:type="dxa"/>
-              <w:left w:w="0" w:type="dxa"/>
-              <w:right w:w="0" w:type="dxa"/>
-            </w:tcMar>
-            <w:vAlign w:val="center"/>
-          </w:tcPr>
-          <w:p>
-            <w:pPr>
-              <w:jc w:val="left"/>
-              <w:pBdr>
-                <w:bottom w:val="none" w:sz="0" w:space="0" w:color="000000"/>
-                <w:top w:val="none" w:sz="0" w:space="0" w:color="000000"/>
-                <w:left w:val="none" w:sz="0" w:space="0" w:color="000000"/>
-                <w:right w:val="none" w:sz="0" w:space="0" w:color="000000"/>
-              </w:pBdr>
-              <w:spacing w:after="100" w:before="100" w:line="240"/>
-              <w:ind w:left="100" w:right="100" w:firstLine="0" w:firstLineChars="0"/>
-              <w:rPr>
-                <w:rFonts w:ascii="Helvetica" w:hAnsi="Helvetica" w:eastAsia="Helvetica" w:cs="Helvetica"/>
-                <w:i w:val="false"/>
-                <w:b w:val="false"/>
-                <w:u w:val="none"/>
-                <w:strike w:val="false"/>
-                <w:sz w:val="18"/>
-                <w:szCs w:val="18"/>
-                <w:color w:val="000000"/>
-              </w:rPr>
-            </w:pPr>
-            <w:r xmlns:w="http://schemas.openxmlformats.org/wordprocessingml/2006/main" xmlns:wp="http://schemas.openxmlformats.org/drawingml/2006/wordprocessingDrawing" xmlns:r="http://schemas.openxmlformats.org/officeDocument/2006/relationships" xmlns:w14="http://schemas.microsoft.com/office/word/2010/wordml">
-              <w:rPr>
-                <w:rFonts w:ascii="Helvetica" w:hAnsi="Helvetica" w:eastAsia="Helvetica" w:cs="Helvetica"/>
-                <w:i w:val="false"/>
-                <w:b w:val="false"/>
-                <w:u w:val="none"/>
-                <w:strike w:val="false"/>
-                <w:sz w:val="18"/>
-                <w:szCs w:val="18"/>
-                <w:color w:val="000000"/>
-              </w:rPr>
-              <w:t xml:space="preserve">0.579</w:t>
+              <w:t xml:space="preserve">0.821</w:t>
             </w:r>
           </w:p>
         </w:tc>
@@ -13148,7 +12269,7 @@
                 <w:szCs w:val="18"/>
                 <w:color w:val="000000"/>
               </w:rPr>
-              <w:t xml:space="preserve">ruralSuburban</w:t>
+              <w:t xml:space="preserve">ruralRural</w:t>
             </w:r>
           </w:p>
         </w:tc>
@@ -13202,7 +12323,7 @@
                 <w:szCs w:val="18"/>
                 <w:color w:val="000000"/>
               </w:rPr>
-              <w:t xml:space="preserve">1.08 (0.81–1.42)</w:t>
+              <w:t xml:space="preserve">1.09 (0.83–1.42)</w:t>
             </w:r>
           </w:p>
         </w:tc>
@@ -13256,7 +12377,7 @@
                 <w:szCs w:val="18"/>
                 <w:color w:val="000000"/>
               </w:rPr>
-              <w:t xml:space="preserve">0.606</w:t>
+              <w:t xml:space="preserve">0.549</w:t>
             </w:r>
           </w:p>
         </w:tc>
@@ -13470,7 +12591,7 @@
         <w:t xml:space="preserve"> </w:t>
       </w:r>
       <w:r>
-        <w:t xml:space="preserve">Each physician was contacted once, precluding within-physician inference and limiting precision. The study was underpowered for the rural and fine geographic contrasts, and the wait-time distribution was more variable than anticipated. Contextual covariates were linked at the ZIP-code or county level and thus approximate a practice’s true environment. Patient insurance was not varied in this phase, so insurance-related disparities were not assessed. Finally, appointment availability reflects a single point in time and may vary seasonally.</w:t>
+        <w:t xml:space="preserve">Although the realized sample achieved the pre-specified, near-optimal urban/rural balance (approximately 50/50 under the RUCA 1–3 vs 4–10 dichotomy) and exceeded the planned call budget, the study was nonetheless underpowered for its primary rural-versus-urban timeliness contrast. The pre-specified analysis targeted a minimum detectable wait-time gap of about six business days; two realized features eroded that power. First, because a wait time exists only when an appointment is offered and offers were made in roughly three-fifths of calls, the analyzable wait-time sample was smaller than projected. Second, the wait-time distribution was substantially more dispersed than the pilot estimates assumed (heavy right tail). Together these limited detectable rural–urban differences to roughly nineteen days at 90% power; the observed difference was small (about two business days) and non-significant. Each physician was also contacted once, precluding within-physician inference; contextual covariates were linked at the ZIP-code or county level and thus approximate a practice’s true environment; patient insurance was held constant (not varied) in this phase; and appointment availability reflects a single point in time.</w:t>
       </w:r>
     </w:p>
     <w:p>
@@ -13962,7 +13083,7 @@
               <w:jc w:val="right"/>
             </w:pPr>
             <w:r>
-              <w:t xml:space="preserve">-0.104</w:t>
+              <w:t xml:space="preserve">-0.100</w:t>
             </w:r>
           </w:p>
         </w:tc>
@@ -13986,67 +13107,67 @@
               <w:jc w:val="right"/>
             </w:pPr>
             <w:r>
-              <w:t xml:space="preserve">-0.391</w:t>
-            </w:r>
-          </w:p>
-        </w:tc>
-        <w:tc>
-          <w:tcPr/>
-          <w:p>
-            <w:pPr>
-              <w:pStyle w:val="Compact"/>
-              <w:jc w:val="right"/>
-            </w:pPr>
-            <w:r>
-              <w:t xml:space="preserve">0.696</w:t>
-            </w:r>
-          </w:p>
-        </w:tc>
-        <w:tc>
-          <w:tcPr/>
-          <w:p>
-            <w:pPr>
-              <w:pStyle w:val="Compact"/>
-              <w:jc w:val="left"/>
-            </w:pPr>
-            <w:r>
-              <w:t xml:space="preserve">0.696</w:t>
-            </w:r>
-          </w:p>
-        </w:tc>
-        <w:tc>
-          <w:tcPr/>
-          <w:p>
-            <w:pPr>
-              <w:pStyle w:val="Compact"/>
-              <w:jc w:val="right"/>
-            </w:pPr>
-            <w:r>
-              <w:t xml:space="preserve">0.901</w:t>
-            </w:r>
-          </w:p>
-        </w:tc>
-        <w:tc>
-          <w:tcPr/>
-          <w:p>
-            <w:pPr>
-              <w:pStyle w:val="Compact"/>
-              <w:jc w:val="right"/>
-            </w:pPr>
-            <w:r>
-              <w:t xml:space="preserve">0.535</w:t>
-            </w:r>
-          </w:p>
-        </w:tc>
-        <w:tc>
-          <w:tcPr/>
-          <w:p>
-            <w:pPr>
-              <w:pStyle w:val="Compact"/>
-              <w:jc w:val="right"/>
-            </w:pPr>
-            <w:r>
-              <w:t xml:space="preserve">1.518</w:t>
+              <w:t xml:space="preserve">-0.378</w:t>
+            </w:r>
+          </w:p>
+        </w:tc>
+        <w:tc>
+          <w:tcPr/>
+          <w:p>
+            <w:pPr>
+              <w:pStyle w:val="Compact"/>
+              <w:jc w:val="right"/>
+            </w:pPr>
+            <w:r>
+              <w:t xml:space="preserve">0.706</w:t>
+            </w:r>
+          </w:p>
+        </w:tc>
+        <w:tc>
+          <w:tcPr/>
+          <w:p>
+            <w:pPr>
+              <w:pStyle w:val="Compact"/>
+              <w:jc w:val="left"/>
+            </w:pPr>
+            <w:r>
+              <w:t xml:space="preserve">0.706</w:t>
+            </w:r>
+          </w:p>
+        </w:tc>
+        <w:tc>
+          <w:tcPr/>
+          <w:p>
+            <w:pPr>
+              <w:pStyle w:val="Compact"/>
+              <w:jc w:val="right"/>
+            </w:pPr>
+            <w:r>
+              <w:t xml:space="preserve">0.905</w:t>
+            </w:r>
+          </w:p>
+        </w:tc>
+        <w:tc>
+          <w:tcPr/>
+          <w:p>
+            <w:pPr>
+              <w:pStyle w:val="Compact"/>
+              <w:jc w:val="right"/>
+            </w:pPr>
+            <w:r>
+              <w:t xml:space="preserve">0.537</w:t>
+            </w:r>
+          </w:p>
+        </w:tc>
+        <w:tc>
+          <w:tcPr/>
+          <w:p>
+            <w:pPr>
+              <w:pStyle w:val="Compact"/>
+              <w:jc w:val="right"/>
+            </w:pPr>
+            <w:r>
+              <w:t xml:space="preserve">1.522</w:t>
             </w:r>
           </w:p>
         </w:tc>
@@ -14072,7 +13193,7 @@
               <w:jc w:val="right"/>
             </w:pPr>
             <w:r>
-              <w:t xml:space="preserve">-0.186</w:t>
+              <w:t xml:space="preserve">-0.182</w:t>
             </w:r>
           </w:p>
         </w:tc>
@@ -14096,67 +13217,67 @@
               <w:jc w:val="right"/>
             </w:pPr>
             <w:r>
-              <w:t xml:space="preserve">-0.438</w:t>
-            </w:r>
-          </w:p>
-        </w:tc>
-        <w:tc>
-          <w:tcPr/>
-          <w:p>
-            <w:pPr>
-              <w:pStyle w:val="Compact"/>
-              <w:jc w:val="right"/>
-            </w:pPr>
-            <w:r>
-              <w:t xml:space="preserve">0.661</w:t>
-            </w:r>
-          </w:p>
-        </w:tc>
-        <w:tc>
-          <w:tcPr/>
-          <w:p>
-            <w:pPr>
-              <w:pStyle w:val="Compact"/>
-              <w:jc w:val="left"/>
-            </w:pPr>
-            <w:r>
-              <w:t xml:space="preserve">0.661</w:t>
-            </w:r>
-          </w:p>
-        </w:tc>
-        <w:tc>
-          <w:tcPr/>
-          <w:p>
-            <w:pPr>
-              <w:pStyle w:val="Compact"/>
-              <w:jc w:val="right"/>
-            </w:pPr>
-            <w:r>
-              <w:t xml:space="preserve">0.830</w:t>
-            </w:r>
-          </w:p>
-        </w:tc>
-        <w:tc>
-          <w:tcPr/>
-          <w:p>
-            <w:pPr>
-              <w:pStyle w:val="Compact"/>
-              <w:jc w:val="right"/>
-            </w:pPr>
-            <w:r>
-              <w:t xml:space="preserve">0.360</w:t>
-            </w:r>
-          </w:p>
-        </w:tc>
-        <w:tc>
-          <w:tcPr/>
-          <w:p>
-            <w:pPr>
-              <w:pStyle w:val="Compact"/>
-              <w:jc w:val="right"/>
-            </w:pPr>
-            <w:r>
-              <w:t xml:space="preserve">1.912</w:t>
+              <w:t xml:space="preserve">-0.427</w:t>
+            </w:r>
+          </w:p>
+        </w:tc>
+        <w:tc>
+          <w:tcPr/>
+          <w:p>
+            <w:pPr>
+              <w:pStyle w:val="Compact"/>
+              <w:jc w:val="right"/>
+            </w:pPr>
+            <w:r>
+              <w:t xml:space="preserve">0.669</w:t>
+            </w:r>
+          </w:p>
+        </w:tc>
+        <w:tc>
+          <w:tcPr/>
+          <w:p>
+            <w:pPr>
+              <w:pStyle w:val="Compact"/>
+              <w:jc w:val="left"/>
+            </w:pPr>
+            <w:r>
+              <w:t xml:space="preserve">0.669</w:t>
+            </w:r>
+          </w:p>
+        </w:tc>
+        <w:tc>
+          <w:tcPr/>
+          <w:p>
+            <w:pPr>
+              <w:pStyle w:val="Compact"/>
+              <w:jc w:val="right"/>
+            </w:pPr>
+            <w:r>
+              <w:t xml:space="preserve">0.834</w:t>
+            </w:r>
+          </w:p>
+        </w:tc>
+        <w:tc>
+          <w:tcPr/>
+          <w:p>
+            <w:pPr>
+              <w:pStyle w:val="Compact"/>
+              <w:jc w:val="right"/>
+            </w:pPr>
+            <w:r>
+              <w:t xml:space="preserve">0.362</w:t>
+            </w:r>
+          </w:p>
+        </w:tc>
+        <w:tc>
+          <w:tcPr/>
+          <w:p>
+            <w:pPr>
+              <w:pStyle w:val="Compact"/>
+              <w:jc w:val="right"/>
+            </w:pPr>
+            <w:r>
+              <w:t xml:space="preserve">1.920</w:t>
             </w:r>
           </w:p>
         </w:tc>
@@ -14182,7 +13303,7 @@
               <w:jc w:val="right"/>
             </w:pPr>
             <w:r>
-              <w:t xml:space="preserve">0.555</w:t>
+              <w:t xml:space="preserve">0.553</w:t>
             </w:r>
           </w:p>
         </w:tc>
@@ -14206,67 +13327,67 @@
               <w:jc w:val="right"/>
             </w:pPr>
             <w:r>
-              <w:t xml:space="preserve">0.869</w:t>
-            </w:r>
-          </w:p>
-        </w:tc>
-        <w:tc>
-          <w:tcPr/>
-          <w:p>
-            <w:pPr>
-              <w:pStyle w:val="Compact"/>
-              <w:jc w:val="right"/>
-            </w:pPr>
-            <w:r>
-              <w:t xml:space="preserve">0.385</w:t>
-            </w:r>
-          </w:p>
-        </w:tc>
-        <w:tc>
-          <w:tcPr/>
-          <w:p>
-            <w:pPr>
-              <w:pStyle w:val="Compact"/>
-              <w:jc w:val="left"/>
-            </w:pPr>
-            <w:r>
-              <w:t xml:space="preserve">0.385</w:t>
-            </w:r>
-          </w:p>
-        </w:tc>
-        <w:tc>
-          <w:tcPr/>
-          <w:p>
-            <w:pPr>
-              <w:pStyle w:val="Compact"/>
-              <w:jc w:val="right"/>
-            </w:pPr>
-            <w:r>
-              <w:t xml:space="preserve">1.741</w:t>
-            </w:r>
-          </w:p>
-        </w:tc>
-        <w:tc>
-          <w:tcPr/>
-          <w:p>
-            <w:pPr>
-              <w:pStyle w:val="Compact"/>
-              <w:jc w:val="right"/>
-            </w:pPr>
-            <w:r>
-              <w:t xml:space="preserve">0.499</w:t>
-            </w:r>
-          </w:p>
-        </w:tc>
-        <w:tc>
-          <w:tcPr/>
-          <w:p>
-            <w:pPr>
-              <w:pStyle w:val="Compact"/>
-              <w:jc w:val="right"/>
-            </w:pPr>
-            <w:r>
-              <w:t xml:space="preserve">6.083</w:t>
+              <w:t xml:space="preserve">0.866</w:t>
+            </w:r>
+          </w:p>
+        </w:tc>
+        <w:tc>
+          <w:tcPr/>
+          <w:p>
+            <w:pPr>
+              <w:pStyle w:val="Compact"/>
+              <w:jc w:val="right"/>
+            </w:pPr>
+            <w:r>
+              <w:t xml:space="preserve">0.386</w:t>
+            </w:r>
+          </w:p>
+        </w:tc>
+        <w:tc>
+          <w:tcPr/>
+          <w:p>
+            <w:pPr>
+              <w:pStyle w:val="Compact"/>
+              <w:jc w:val="left"/>
+            </w:pPr>
+            <w:r>
+              <w:t xml:space="preserve">0.386</w:t>
+            </w:r>
+          </w:p>
+        </w:tc>
+        <w:tc>
+          <w:tcPr/>
+          <w:p>
+            <w:pPr>
+              <w:pStyle w:val="Compact"/>
+              <w:jc w:val="right"/>
+            </w:pPr>
+            <w:r>
+              <w:t xml:space="preserve">1.738</w:t>
+            </w:r>
+          </w:p>
+        </w:tc>
+        <w:tc>
+          <w:tcPr/>
+          <w:p>
+            <w:pPr>
+              <w:pStyle w:val="Compact"/>
+              <w:jc w:val="right"/>
+            </w:pPr>
+            <w:r>
+              <w:t xml:space="preserve">0.498</w:t>
+            </w:r>
+          </w:p>
+        </w:tc>
+        <w:tc>
+          <w:tcPr/>
+          <w:p>
+            <w:pPr>
+              <w:pStyle w:val="Compact"/>
+              <w:jc w:val="right"/>
+            </w:pPr>
+            <w:r>
+              <w:t xml:space="preserve">6.071</w:t>
             </w:r>
           </w:p>
         </w:tc>
@@ -14292,7 +13413,7 @@
               <w:jc w:val="right"/>
             </w:pPr>
             <w:r>
-              <w:t xml:space="preserve">-0.704</w:t>
+              <w:t xml:space="preserve">-0.709</w:t>
             </w:r>
           </w:p>
         </w:tc>
@@ -14316,67 +13437,67 @@
               <w:jc w:val="right"/>
             </w:pPr>
             <w:r>
-              <w:t xml:space="preserve">-1.784</w:t>
-            </w:r>
-          </w:p>
-        </w:tc>
-        <w:tc>
-          <w:tcPr/>
-          <w:p>
-            <w:pPr>
-              <w:pStyle w:val="Compact"/>
-              <w:jc w:val="right"/>
-            </w:pPr>
-            <w:r>
-              <w:t xml:space="preserve">0.074</w:t>
-            </w:r>
-          </w:p>
-        </w:tc>
-        <w:tc>
-          <w:tcPr/>
-          <w:p>
-            <w:pPr>
-              <w:pStyle w:val="Compact"/>
-              <w:jc w:val="left"/>
-            </w:pPr>
-            <w:r>
-              <w:t xml:space="preserve">0.074</w:t>
-            </w:r>
-          </w:p>
-        </w:tc>
-        <w:tc>
-          <w:tcPr/>
-          <w:p>
-            <w:pPr>
-              <w:pStyle w:val="Compact"/>
-              <w:jc w:val="right"/>
-            </w:pPr>
-            <w:r>
-              <w:t xml:space="preserve">0.495</w:t>
-            </w:r>
-          </w:p>
-        </w:tc>
-        <w:tc>
-          <w:tcPr/>
-          <w:p>
-            <w:pPr>
-              <w:pStyle w:val="Compact"/>
-              <w:jc w:val="right"/>
-            </w:pPr>
-            <w:r>
-              <w:t xml:space="preserve">0.228</w:t>
-            </w:r>
-          </w:p>
-        </w:tc>
-        <w:tc>
-          <w:tcPr/>
-          <w:p>
-            <w:pPr>
-              <w:pStyle w:val="Compact"/>
-              <w:jc w:val="right"/>
-            </w:pPr>
-            <w:r>
-              <w:t xml:space="preserve">1.072</w:t>
+              <w:t xml:space="preserve">-1.797</w:t>
+            </w:r>
+          </w:p>
+        </w:tc>
+        <w:tc>
+          <w:tcPr/>
+          <w:p>
+            <w:pPr>
+              <w:pStyle w:val="Compact"/>
+              <w:jc w:val="right"/>
+            </w:pPr>
+            <w:r>
+              <w:t xml:space="preserve">0.072</w:t>
+            </w:r>
+          </w:p>
+        </w:tc>
+        <w:tc>
+          <w:tcPr/>
+          <w:p>
+            <w:pPr>
+              <w:pStyle w:val="Compact"/>
+              <w:jc w:val="left"/>
+            </w:pPr>
+            <w:r>
+              <w:t xml:space="preserve">0.072</w:t>
+            </w:r>
+          </w:p>
+        </w:tc>
+        <w:tc>
+          <w:tcPr/>
+          <w:p>
+            <w:pPr>
+              <w:pStyle w:val="Compact"/>
+              <w:jc w:val="right"/>
+            </w:pPr>
+            <w:r>
+              <w:t xml:space="preserve">0.492</w:t>
+            </w:r>
+          </w:p>
+        </w:tc>
+        <w:tc>
+          <w:tcPr/>
+          <w:p>
+            <w:pPr>
+              <w:pStyle w:val="Compact"/>
+              <w:jc w:val="right"/>
+            </w:pPr>
+            <w:r>
+              <w:t xml:space="preserve">0.227</w:t>
+            </w:r>
+          </w:p>
+        </w:tc>
+        <w:tc>
+          <w:tcPr/>
+          <w:p>
+            <w:pPr>
+              <w:pStyle w:val="Compact"/>
+              <w:jc w:val="right"/>
+            </w:pPr>
+            <w:r>
+              <w:t xml:space="preserve">1.066</w:t>
             </w:r>
           </w:p>
         </w:tc>
@@ -14402,31 +13523,31 @@
               <w:jc w:val="right"/>
             </w:pPr>
             <w:r>
-              <w:t xml:space="preserve">0.815</w:t>
-            </w:r>
-          </w:p>
-        </w:tc>
-        <w:tc>
-          <w:tcPr/>
-          <w:p>
-            <w:pPr>
-              <w:pStyle w:val="Compact"/>
-              <w:jc w:val="right"/>
-            </w:pPr>
-            <w:r>
-              <w:t xml:space="preserve">0.379</w:t>
-            </w:r>
-          </w:p>
-        </w:tc>
-        <w:tc>
-          <w:tcPr/>
-          <w:p>
-            <w:pPr>
-              <w:pStyle w:val="Compact"/>
-              <w:jc w:val="right"/>
-            </w:pPr>
-            <w:r>
-              <w:t xml:space="preserve">2.154</w:t>
+              <w:t xml:space="preserve">0.818</w:t>
+            </w:r>
+          </w:p>
+        </w:tc>
+        <w:tc>
+          <w:tcPr/>
+          <w:p>
+            <w:pPr>
+              <w:pStyle w:val="Compact"/>
+              <w:jc w:val="right"/>
+            </w:pPr>
+            <w:r>
+              <w:t xml:space="preserve">0.378</w:t>
+            </w:r>
+          </w:p>
+        </w:tc>
+        <w:tc>
+          <w:tcPr/>
+          <w:p>
+            <w:pPr>
+              <w:pStyle w:val="Compact"/>
+              <w:jc w:val="right"/>
+            </w:pPr>
+            <w:r>
+              <w:t xml:space="preserve">2.162</w:t>
             </w:r>
           </w:p>
         </w:tc>
@@ -14462,31 +13583,31 @@
               <w:jc w:val="right"/>
             </w:pPr>
             <w:r>
-              <w:t xml:space="preserve">2.260</w:t>
-            </w:r>
-          </w:p>
-        </w:tc>
-        <w:tc>
-          <w:tcPr/>
-          <w:p>
-            <w:pPr>
-              <w:pStyle w:val="Compact"/>
-              <w:jc w:val="right"/>
-            </w:pPr>
-            <w:r>
-              <w:t xml:space="preserve">1.076</w:t>
-            </w:r>
-          </w:p>
-        </w:tc>
-        <w:tc>
-          <w:tcPr/>
-          <w:p>
-            <w:pPr>
-              <w:pStyle w:val="Compact"/>
-              <w:jc w:val="right"/>
-            </w:pPr>
-            <w:r>
-              <w:t xml:space="preserve">4.746</w:t>
+              <w:t xml:space="preserve">2.266</w:t>
+            </w:r>
+          </w:p>
+        </w:tc>
+        <w:tc>
+          <w:tcPr/>
+          <w:p>
+            <w:pPr>
+              <w:pStyle w:val="Compact"/>
+              <w:jc w:val="right"/>
+            </w:pPr>
+            <w:r>
+              <w:t xml:space="preserve">1.079</w:t>
+            </w:r>
+          </w:p>
+        </w:tc>
+        <w:tc>
+          <w:tcPr/>
+          <w:p>
+            <w:pPr>
+              <w:pStyle w:val="Compact"/>
+              <w:jc w:val="right"/>
+            </w:pPr>
+            <w:r>
+              <w:t xml:space="preserve">4.758</w:t>
             </w:r>
           </w:p>
         </w:tc>
@@ -14512,7 +13633,7 @@
               <w:jc w:val="right"/>
             </w:pPr>
             <w:r>
-              <w:t xml:space="preserve">0.745</w:t>
+              <w:t xml:space="preserve">0.746</w:t>
             </w:r>
           </w:p>
         </w:tc>
@@ -14536,7 +13657,7 @@
               <w:jc w:val="right"/>
             </w:pPr>
             <w:r>
-              <w:t xml:space="preserve">1.358</w:t>
+              <w:t xml:space="preserve">1.360</w:t>
             </w:r>
           </w:p>
         </w:tc>
@@ -14572,7 +13693,7 @@
               <w:jc w:val="right"/>
             </w:pPr>
             <w:r>
-              <w:t xml:space="preserve">2.107</w:t>
+              <w:t xml:space="preserve">2.109</w:t>
             </w:r>
           </w:p>
         </w:tc>
@@ -14596,7 +13717,7 @@
               <w:jc w:val="right"/>
             </w:pPr>
             <w:r>
-              <w:t xml:space="preserve">6.174</w:t>
+              <w:t xml:space="preserve">6.185</w:t>
             </w:r>
           </w:p>
         </w:tc>
@@ -14622,67 +13743,67 @@
               <w:jc w:val="right"/>
             </w:pPr>
             <w:r>
-              <w:t xml:space="preserve">0.506</w:t>
-            </w:r>
-          </w:p>
-        </w:tc>
-        <w:tc>
-          <w:tcPr/>
-          <w:p>
-            <w:pPr>
-              <w:pStyle w:val="Compact"/>
-              <w:jc w:val="right"/>
-            </w:pPr>
-            <w:r>
-              <w:t xml:space="preserve">0.566</w:t>
-            </w:r>
-          </w:p>
-        </w:tc>
-        <w:tc>
-          <w:tcPr/>
-          <w:p>
-            <w:pPr>
-              <w:pStyle w:val="Compact"/>
-              <w:jc w:val="right"/>
-            </w:pPr>
-            <w:r>
-              <w:t xml:space="preserve">0.895</w:t>
-            </w:r>
-          </w:p>
-        </w:tc>
-        <w:tc>
-          <w:tcPr/>
-          <w:p>
-            <w:pPr>
-              <w:pStyle w:val="Compact"/>
-              <w:jc w:val="right"/>
-            </w:pPr>
-            <w:r>
-              <w:t xml:space="preserve">0.371</w:t>
-            </w:r>
-          </w:p>
-        </w:tc>
-        <w:tc>
-          <w:tcPr/>
-          <w:p>
-            <w:pPr>
-              <w:pStyle w:val="Compact"/>
-              <w:jc w:val="left"/>
-            </w:pPr>
-            <w:r>
-              <w:t xml:space="preserve">0.371</w:t>
-            </w:r>
-          </w:p>
-        </w:tc>
-        <w:tc>
-          <w:tcPr/>
-          <w:p>
-            <w:pPr>
-              <w:pStyle w:val="Compact"/>
-              <w:jc w:val="right"/>
-            </w:pPr>
-            <w:r>
-              <w:t xml:space="preserve">1.659</w:t>
+              <w:t xml:space="preserve">0.504</w:t>
+            </w:r>
+          </w:p>
+        </w:tc>
+        <w:tc>
+          <w:tcPr/>
+          <w:p>
+            <w:pPr>
+              <w:pStyle w:val="Compact"/>
+              <w:jc w:val="right"/>
+            </w:pPr>
+            <w:r>
+              <w:t xml:space="preserve">0.565</w:t>
+            </w:r>
+          </w:p>
+        </w:tc>
+        <w:tc>
+          <w:tcPr/>
+          <w:p>
+            <w:pPr>
+              <w:pStyle w:val="Compact"/>
+              <w:jc w:val="right"/>
+            </w:pPr>
+            <w:r>
+              <w:t xml:space="preserve">0.892</w:t>
+            </w:r>
+          </w:p>
+        </w:tc>
+        <w:tc>
+          <w:tcPr/>
+          <w:p>
+            <w:pPr>
+              <w:pStyle w:val="Compact"/>
+              <w:jc w:val="right"/>
+            </w:pPr>
+            <w:r>
+              <w:t xml:space="preserve">0.373</w:t>
+            </w:r>
+          </w:p>
+        </w:tc>
+        <w:tc>
+          <w:tcPr/>
+          <w:p>
+            <w:pPr>
+              <w:pStyle w:val="Compact"/>
+              <w:jc w:val="left"/>
+            </w:pPr>
+            <w:r>
+              <w:t xml:space="preserve">0.373</w:t>
+            </w:r>
+          </w:p>
+        </w:tc>
+        <w:tc>
+          <w:tcPr/>
+          <w:p>
+            <w:pPr>
+              <w:pStyle w:val="Compact"/>
+              <w:jc w:val="right"/>
+            </w:pPr>
+            <w:r>
+              <w:t xml:space="preserve">1.656</w:t>
             </w:r>
           </w:p>
         </w:tc>
@@ -14706,7 +13827,7 @@
               <w:jc w:val="right"/>
             </w:pPr>
             <w:r>
-              <w:t xml:space="preserve">5.027</w:t>
+              <w:t xml:space="preserve">5.015</w:t>
             </w:r>
           </w:p>
         </w:tc>
@@ -14732,91 +13853,91 @@
               <w:jc w:val="right"/>
             </w:pPr>
             <w:r>
-              <w:t xml:space="preserve">-0.044</w:t>
-            </w:r>
-          </w:p>
-        </w:tc>
-        <w:tc>
-          <w:tcPr/>
-          <w:p>
-            <w:pPr>
-              <w:pStyle w:val="Compact"/>
-              <w:jc w:val="right"/>
-            </w:pPr>
-            <w:r>
-              <w:t xml:space="preserve">0.085</w:t>
-            </w:r>
-          </w:p>
-        </w:tc>
-        <w:tc>
-          <w:tcPr/>
-          <w:p>
-            <w:pPr>
-              <w:pStyle w:val="Compact"/>
-              <w:jc w:val="right"/>
-            </w:pPr>
-            <w:r>
-              <w:t xml:space="preserve">-0.520</w:t>
-            </w:r>
-          </w:p>
-        </w:tc>
-        <w:tc>
-          <w:tcPr/>
-          <w:p>
-            <w:pPr>
-              <w:pStyle w:val="Compact"/>
-              <w:jc w:val="right"/>
-            </w:pPr>
-            <w:r>
-              <w:t xml:space="preserve">0.603</w:t>
-            </w:r>
-          </w:p>
-        </w:tc>
-        <w:tc>
-          <w:tcPr/>
-          <w:p>
-            <w:pPr>
-              <w:pStyle w:val="Compact"/>
-              <w:jc w:val="left"/>
-            </w:pPr>
-            <w:r>
-              <w:t xml:space="preserve">0.603</w:t>
-            </w:r>
-          </w:p>
-        </w:tc>
-        <w:tc>
-          <w:tcPr/>
-          <w:p>
-            <w:pPr>
-              <w:pStyle w:val="Compact"/>
-              <w:jc w:val="right"/>
-            </w:pPr>
-            <w:r>
-              <w:t xml:space="preserve">0.957</w:t>
-            </w:r>
-          </w:p>
-        </w:tc>
-        <w:tc>
-          <w:tcPr/>
-          <w:p>
-            <w:pPr>
-              <w:pStyle w:val="Compact"/>
-              <w:jc w:val="right"/>
-            </w:pPr>
-            <w:r>
-              <w:t xml:space="preserve">0.811</w:t>
-            </w:r>
-          </w:p>
-        </w:tc>
-        <w:tc>
-          <w:tcPr/>
-          <w:p>
-            <w:pPr>
-              <w:pStyle w:val="Compact"/>
-              <w:jc w:val="right"/>
-            </w:pPr>
-            <w:r>
-              <w:t xml:space="preserve">1.129</w:t>
+              <w:t xml:space="preserve">-0.049</w:t>
+            </w:r>
+          </w:p>
+        </w:tc>
+        <w:tc>
+          <w:tcPr/>
+          <w:p>
+            <w:pPr>
+              <w:pStyle w:val="Compact"/>
+              <w:jc w:val="right"/>
+            </w:pPr>
+            <w:r>
+              <w:t xml:space="preserve">0.083</w:t>
+            </w:r>
+          </w:p>
+        </w:tc>
+        <w:tc>
+          <w:tcPr/>
+          <w:p>
+            <w:pPr>
+              <w:pStyle w:val="Compact"/>
+              <w:jc w:val="right"/>
+            </w:pPr>
+            <w:r>
+              <w:t xml:space="preserve">-0.594</w:t>
+            </w:r>
+          </w:p>
+        </w:tc>
+        <w:tc>
+          <w:tcPr/>
+          <w:p>
+            <w:pPr>
+              <w:pStyle w:val="Compact"/>
+              <w:jc w:val="right"/>
+            </w:pPr>
+            <w:r>
+              <w:t xml:space="preserve">0.552</w:t>
+            </w:r>
+          </w:p>
+        </w:tc>
+        <w:tc>
+          <w:tcPr/>
+          <w:p>
+            <w:pPr>
+              <w:pStyle w:val="Compact"/>
+              <w:jc w:val="left"/>
+            </w:pPr>
+            <w:r>
+              <w:t xml:space="preserve">0.552</w:t>
+            </w:r>
+          </w:p>
+        </w:tc>
+        <w:tc>
+          <w:tcPr/>
+          <w:p>
+            <w:pPr>
+              <w:pStyle w:val="Compact"/>
+              <w:jc w:val="right"/>
+            </w:pPr>
+            <w:r>
+              <w:t xml:space="preserve">0.952</w:t>
+            </w:r>
+          </w:p>
+        </w:tc>
+        <w:tc>
+          <w:tcPr/>
+          <w:p>
+            <w:pPr>
+              <w:pStyle w:val="Compact"/>
+              <w:jc w:val="right"/>
+            </w:pPr>
+            <w:r>
+              <w:t xml:space="preserve">0.808</w:t>
+            </w:r>
+          </w:p>
+        </w:tc>
+        <w:tc>
+          <w:tcPr/>
+          <w:p>
+            <w:pPr>
+              <w:pStyle w:val="Compact"/>
+              <w:jc w:val="right"/>
+            </w:pPr>
+            <w:r>
+              <w:t xml:space="preserve">1.120</w:t>
             </w:r>
           </w:p>
         </w:tc>
@@ -14842,7 +13963,7 @@
               <w:jc w:val="right"/>
             </w:pPr>
             <w:r>
-              <w:t xml:space="preserve">-0.095</w:t>
+              <w:t xml:space="preserve">-0.094</w:t>
             </w:r>
           </w:p>
         </w:tc>
@@ -14866,31 +13987,31 @@
               <w:jc w:val="right"/>
             </w:pPr>
             <w:r>
-              <w:t xml:space="preserve">-1.150</w:t>
-            </w:r>
-          </w:p>
-        </w:tc>
-        <w:tc>
-          <w:tcPr/>
-          <w:p>
-            <w:pPr>
-              <w:pStyle w:val="Compact"/>
-              <w:jc w:val="right"/>
-            </w:pPr>
-            <w:r>
-              <w:t xml:space="preserve">0.250</w:t>
-            </w:r>
-          </w:p>
-        </w:tc>
-        <w:tc>
-          <w:tcPr/>
-          <w:p>
-            <w:pPr>
-              <w:pStyle w:val="Compact"/>
-              <w:jc w:val="left"/>
-            </w:pPr>
-            <w:r>
-              <w:t xml:space="preserve">0.250</w:t>
+              <w:t xml:space="preserve">-1.142</w:t>
+            </w:r>
+          </w:p>
+        </w:tc>
+        <w:tc>
+          <w:tcPr/>
+          <w:p>
+            <w:pPr>
+              <w:pStyle w:val="Compact"/>
+              <w:jc w:val="right"/>
+            </w:pPr>
+            <w:r>
+              <w:t xml:space="preserve">0.254</w:t>
+            </w:r>
+          </w:p>
+        </w:tc>
+        <w:tc>
+          <w:tcPr/>
+          <w:p>
+            <w:pPr>
+              <w:pStyle w:val="Compact"/>
+              <w:jc w:val="left"/>
+            </w:pPr>
+            <w:r>
+              <w:t xml:space="preserve">0.254</w:t>
             </w:r>
           </w:p>
         </w:tc>
@@ -14926,7 +14047,7 @@
               <w:jc w:val="right"/>
             </w:pPr>
             <w:r>
-              <w:t xml:space="preserve">1.069</w:t>
+              <w:t xml:space="preserve">1.070</w:t>
             </w:r>
           </w:p>
         </w:tc>
@@ -14976,7 +14097,7 @@
               <w:jc w:val="right"/>
             </w:pPr>
             <w:r>
-              <w:t xml:space="preserve">-0.550</w:t>
+              <w:t xml:space="preserve">-0.549</w:t>
             </w:r>
           </w:p>
         </w:tc>
@@ -15062,7 +14183,7 @@
               <w:jc w:val="right"/>
             </w:pPr>
             <w:r>
-              <w:t xml:space="preserve">-0.003</w:t>
+              <w:t xml:space="preserve">-0.005</w:t>
             </w:r>
           </w:p>
         </w:tc>
@@ -15086,67 +14207,67 @@
               <w:jc w:val="right"/>
             </w:pPr>
             <w:r>
-              <w:t xml:space="preserve">-0.031</w:t>
-            </w:r>
-          </w:p>
-        </w:tc>
-        <w:tc>
-          <w:tcPr/>
-          <w:p>
-            <w:pPr>
-              <w:pStyle w:val="Compact"/>
-              <w:jc w:val="right"/>
-            </w:pPr>
-            <w:r>
-              <w:t xml:space="preserve">0.975</w:t>
-            </w:r>
-          </w:p>
-        </w:tc>
-        <w:tc>
-          <w:tcPr/>
-          <w:p>
-            <w:pPr>
-              <w:pStyle w:val="Compact"/>
-              <w:jc w:val="left"/>
-            </w:pPr>
-            <w:r>
-              <w:t xml:space="preserve">0.975</w:t>
-            </w:r>
-          </w:p>
-        </w:tc>
-        <w:tc>
-          <w:tcPr/>
-          <w:p>
-            <w:pPr>
-              <w:pStyle w:val="Compact"/>
-              <w:jc w:val="right"/>
-            </w:pPr>
-            <w:r>
-              <w:t xml:space="preserve">0.997</w:t>
-            </w:r>
-          </w:p>
-        </w:tc>
-        <w:tc>
-          <w:tcPr/>
-          <w:p>
-            <w:pPr>
-              <w:pStyle w:val="Compact"/>
-              <w:jc w:val="right"/>
-            </w:pPr>
-            <w:r>
-              <w:t xml:space="preserve">0.832</w:t>
-            </w:r>
-          </w:p>
-        </w:tc>
-        <w:tc>
-          <w:tcPr/>
-          <w:p>
-            <w:pPr>
-              <w:pStyle w:val="Compact"/>
-              <w:jc w:val="right"/>
-            </w:pPr>
-            <w:r>
-              <w:t xml:space="preserve">1.195</w:t>
+              <w:t xml:space="preserve">-0.053</w:t>
+            </w:r>
+          </w:p>
+        </w:tc>
+        <w:tc>
+          <w:tcPr/>
+          <w:p>
+            <w:pPr>
+              <w:pStyle w:val="Compact"/>
+              <w:jc w:val="right"/>
+            </w:pPr>
+            <w:r>
+              <w:t xml:space="preserve">0.958</w:t>
+            </w:r>
+          </w:p>
+        </w:tc>
+        <w:tc>
+          <w:tcPr/>
+          <w:p>
+            <w:pPr>
+              <w:pStyle w:val="Compact"/>
+              <w:jc w:val="left"/>
+            </w:pPr>
+            <w:r>
+              <w:t xml:space="preserve">0.958</w:t>
+            </w:r>
+          </w:p>
+        </w:tc>
+        <w:tc>
+          <w:tcPr/>
+          <w:p>
+            <w:pPr>
+              <w:pStyle w:val="Compact"/>
+              <w:jc w:val="right"/>
+            </w:pPr>
+            <w:r>
+              <w:t xml:space="preserve">0.995</w:t>
+            </w:r>
+          </w:p>
+        </w:tc>
+        <w:tc>
+          <w:tcPr/>
+          <w:p>
+            <w:pPr>
+              <w:pStyle w:val="Compact"/>
+              <w:jc w:val="right"/>
+            </w:pPr>
+            <w:r>
+              <w:t xml:space="preserve">0.830</w:t>
+            </w:r>
+          </w:p>
+        </w:tc>
+        <w:tc>
+          <w:tcPr/>
+          <w:p>
+            <w:pPr>
+              <w:pStyle w:val="Compact"/>
+              <w:jc w:val="right"/>
+            </w:pPr>
+            <w:r>
+              <w:t xml:space="preserve">1.192</w:t>
             </w:r>
           </w:p>
         </w:tc>
@@ -15172,91 +14293,91 @@
               <w:jc w:val="right"/>
             </w:pPr>
             <w:r>
-              <w:t xml:space="preserve">-0.072</w:t>
-            </w:r>
-          </w:p>
-        </w:tc>
-        <w:tc>
-          <w:tcPr/>
-          <w:p>
-            <w:pPr>
-              <w:pStyle w:val="Compact"/>
-              <w:jc w:val="right"/>
-            </w:pPr>
-            <w:r>
-              <w:t xml:space="preserve">0.322</w:t>
-            </w:r>
-          </w:p>
-        </w:tc>
-        <w:tc>
-          <w:tcPr/>
-          <w:p>
-            <w:pPr>
-              <w:pStyle w:val="Compact"/>
-              <w:jc w:val="right"/>
-            </w:pPr>
-            <w:r>
-              <w:t xml:space="preserve">-0.224</w:t>
-            </w:r>
-          </w:p>
-        </w:tc>
-        <w:tc>
-          <w:tcPr/>
-          <w:p>
-            <w:pPr>
-              <w:pStyle w:val="Compact"/>
-              <w:jc w:val="right"/>
-            </w:pPr>
-            <w:r>
-              <w:t xml:space="preserve">0.823</w:t>
-            </w:r>
-          </w:p>
-        </w:tc>
-        <w:tc>
-          <w:tcPr/>
-          <w:p>
-            <w:pPr>
-              <w:pStyle w:val="Compact"/>
-              <w:jc w:val="left"/>
-            </w:pPr>
-            <w:r>
-              <w:t xml:space="preserve">0.823</w:t>
-            </w:r>
-          </w:p>
-        </w:tc>
-        <w:tc>
-          <w:tcPr/>
-          <w:p>
-            <w:pPr>
-              <w:pStyle w:val="Compact"/>
-              <w:jc w:val="right"/>
-            </w:pPr>
-            <w:r>
-              <w:t xml:space="preserve">0.930</w:t>
-            </w:r>
-          </w:p>
-        </w:tc>
-        <w:tc>
-          <w:tcPr/>
-          <w:p>
-            <w:pPr>
-              <w:pStyle w:val="Compact"/>
-              <w:jc w:val="right"/>
-            </w:pPr>
-            <w:r>
-              <w:t xml:space="preserve">0.495</w:t>
-            </w:r>
-          </w:p>
-        </w:tc>
-        <w:tc>
-          <w:tcPr/>
-          <w:p>
-            <w:pPr>
-              <w:pStyle w:val="Compact"/>
-              <w:jc w:val="right"/>
-            </w:pPr>
-            <w:r>
-              <w:t xml:space="preserve">1.750</w:t>
+              <w:t xml:space="preserve">0.018</w:t>
+            </w:r>
+          </w:p>
+        </w:tc>
+        <w:tc>
+          <w:tcPr/>
+          <w:p>
+            <w:pPr>
+              <w:pStyle w:val="Compact"/>
+              <w:jc w:val="right"/>
+            </w:pPr>
+            <w:r>
+              <w:t xml:space="preserve">0.182</w:t>
+            </w:r>
+          </w:p>
+        </w:tc>
+        <w:tc>
+          <w:tcPr/>
+          <w:p>
+            <w:pPr>
+              <w:pStyle w:val="Compact"/>
+              <w:jc w:val="right"/>
+            </w:pPr>
+            <w:r>
+              <w:t xml:space="preserve">0.098</w:t>
+            </w:r>
+          </w:p>
+        </w:tc>
+        <w:tc>
+          <w:tcPr/>
+          <w:p>
+            <w:pPr>
+              <w:pStyle w:val="Compact"/>
+              <w:jc w:val="right"/>
+            </w:pPr>
+            <w:r>
+              <w:t xml:space="preserve">0.922</w:t>
+            </w:r>
+          </w:p>
+        </w:tc>
+        <w:tc>
+          <w:tcPr/>
+          <w:p>
+            <w:pPr>
+              <w:pStyle w:val="Compact"/>
+              <w:jc w:val="left"/>
+            </w:pPr>
+            <w:r>
+              <w:t xml:space="preserve">0.922</w:t>
+            </w:r>
+          </w:p>
+        </w:tc>
+        <w:tc>
+          <w:tcPr/>
+          <w:p>
+            <w:pPr>
+              <w:pStyle w:val="Compact"/>
+              <w:jc w:val="right"/>
+            </w:pPr>
+            <w:r>
+              <w:t xml:space="preserve">1.018</w:t>
+            </w:r>
+          </w:p>
+        </w:tc>
+        <w:tc>
+          <w:tcPr/>
+          <w:p>
+            <w:pPr>
+              <w:pStyle w:val="Compact"/>
+              <w:jc w:val="right"/>
+            </w:pPr>
+            <w:r>
+              <w:t xml:space="preserve">0.712</w:t>
+            </w:r>
+          </w:p>
+        </w:tc>
+        <w:tc>
+          <w:tcPr/>
+          <w:p>
+            <w:pPr>
+              <w:pStyle w:val="Compact"/>
+              <w:jc w:val="right"/>
+            </w:pPr>
+            <w:r>
+              <w:t xml:space="preserve">1.455</w:t>
             </w:r>
           </w:p>
         </w:tc>
@@ -15270,103 +14391,103 @@
               <w:jc w:val="left"/>
             </w:pPr>
             <w:r>
-              <w:t xml:space="preserve">ruralSuburban</w:t>
-            </w:r>
-          </w:p>
-        </w:tc>
-        <w:tc>
-          <w:tcPr/>
-          <w:p>
-            <w:pPr>
-              <w:pStyle w:val="Compact"/>
-              <w:jc w:val="right"/>
-            </w:pPr>
-            <w:r>
-              <w:t xml:space="preserve">0.034</w:t>
-            </w:r>
-          </w:p>
-        </w:tc>
-        <w:tc>
-          <w:tcPr/>
-          <w:p>
-            <w:pPr>
-              <w:pStyle w:val="Compact"/>
-              <w:jc w:val="right"/>
-            </w:pPr>
-            <w:r>
-              <w:t xml:space="preserve">0.189</w:t>
-            </w:r>
-          </w:p>
-        </w:tc>
-        <w:tc>
-          <w:tcPr/>
-          <w:p>
-            <w:pPr>
-              <w:pStyle w:val="Compact"/>
-              <w:jc w:val="right"/>
-            </w:pPr>
-            <w:r>
-              <w:t xml:space="preserve">0.180</w:t>
-            </w:r>
-          </w:p>
-        </w:tc>
-        <w:tc>
-          <w:tcPr/>
-          <w:p>
-            <w:pPr>
-              <w:pStyle w:val="Compact"/>
-              <w:jc w:val="right"/>
-            </w:pPr>
-            <w:r>
-              <w:t xml:space="preserve">0.857</w:t>
-            </w:r>
-          </w:p>
-        </w:tc>
-        <w:tc>
-          <w:tcPr/>
-          <w:p>
-            <w:pPr>
-              <w:pStyle w:val="Compact"/>
-              <w:jc w:val="left"/>
-            </w:pPr>
-            <w:r>
-              <w:t xml:space="preserve">0.857</w:t>
-            </w:r>
-          </w:p>
-        </w:tc>
-        <w:tc>
-          <w:tcPr/>
-          <w:p>
-            <w:pPr>
-              <w:pStyle w:val="Compact"/>
-              <w:jc w:val="right"/>
-            </w:pPr>
-            <w:r>
-              <w:t xml:space="preserve">1.034</w:t>
-            </w:r>
-          </w:p>
-        </w:tc>
-        <w:tc>
-          <w:tcPr/>
-          <w:p>
-            <w:pPr>
-              <w:pStyle w:val="Compact"/>
-              <w:jc w:val="right"/>
-            </w:pPr>
-            <w:r>
-              <w:t xml:space="preserve">0.715</w:t>
-            </w:r>
-          </w:p>
-        </w:tc>
-        <w:tc>
-          <w:tcPr/>
-          <w:p>
-            <w:pPr>
-              <w:pStyle w:val="Compact"/>
-              <w:jc w:val="right"/>
-            </w:pPr>
-            <w:r>
-              <w:t xml:space="preserve">1.497</w:t>
+              <w:t xml:space="preserve">caller_fDeol</w:t>
+            </w:r>
+          </w:p>
+        </w:tc>
+        <w:tc>
+          <w:tcPr/>
+          <w:p>
+            <w:pPr>
+              <w:pStyle w:val="Compact"/>
+              <w:jc w:val="right"/>
+            </w:pPr>
+            <w:r>
+              <w:t xml:space="preserve">0.849</w:t>
+            </w:r>
+          </w:p>
+        </w:tc>
+        <w:tc>
+          <w:tcPr/>
+          <w:p>
+            <w:pPr>
+              <w:pStyle w:val="Compact"/>
+              <w:jc w:val="right"/>
+            </w:pPr>
+            <w:r>
+              <w:t xml:space="preserve">0.255</w:t>
+            </w:r>
+          </w:p>
+        </w:tc>
+        <w:tc>
+          <w:tcPr/>
+          <w:p>
+            <w:pPr>
+              <w:pStyle w:val="Compact"/>
+              <w:jc w:val="right"/>
+            </w:pPr>
+            <w:r>
+              <w:t xml:space="preserve">3.335</w:t>
+            </w:r>
+          </w:p>
+        </w:tc>
+        <w:tc>
+          <w:tcPr/>
+          <w:p>
+            <w:pPr>
+              <w:pStyle w:val="Compact"/>
+              <w:jc w:val="right"/>
+            </w:pPr>
+            <w:r>
+              <w:t xml:space="preserve">0.001</w:t>
+            </w:r>
+          </w:p>
+        </w:tc>
+        <w:tc>
+          <w:tcPr/>
+          <w:p>
+            <w:pPr>
+              <w:pStyle w:val="Compact"/>
+              <w:jc w:val="left"/>
+            </w:pPr>
+            <w:r>
+              <w:t xml:space="preserve">&lt; 0.001</w:t>
+            </w:r>
+          </w:p>
+        </w:tc>
+        <w:tc>
+          <w:tcPr/>
+          <w:p>
+            <w:pPr>
+              <w:pStyle w:val="Compact"/>
+              <w:jc w:val="right"/>
+            </w:pPr>
+            <w:r>
+              <w:t xml:space="preserve">2.338</w:t>
+            </w:r>
+          </w:p>
+        </w:tc>
+        <w:tc>
+          <w:tcPr/>
+          <w:p>
+            <w:pPr>
+              <w:pStyle w:val="Compact"/>
+              <w:jc w:val="right"/>
+            </w:pPr>
+            <w:r>
+              <w:t xml:space="preserve">1.419</w:t>
+            </w:r>
+          </w:p>
+        </w:tc>
+        <w:tc>
+          <w:tcPr/>
+          <w:p>
+            <w:pPr>
+              <w:pStyle w:val="Compact"/>
+              <w:jc w:val="right"/>
+            </w:pPr>
+            <w:r>
+              <w:t xml:space="preserve">3.852</w:t>
             </w:r>
           </w:p>
         </w:tc>
@@ -15380,103 +14501,103 @@
               <w:jc w:val="left"/>
             </w:pPr>
             <w:r>
-              <w:t xml:space="preserve">caller_fDeol</w:t>
-            </w:r>
-          </w:p>
-        </w:tc>
-        <w:tc>
-          <w:tcPr/>
-          <w:p>
-            <w:pPr>
-              <w:pStyle w:val="Compact"/>
-              <w:jc w:val="right"/>
-            </w:pPr>
-            <w:r>
-              <w:t xml:space="preserve">0.851</w:t>
-            </w:r>
-          </w:p>
-        </w:tc>
-        <w:tc>
-          <w:tcPr/>
-          <w:p>
-            <w:pPr>
-              <w:pStyle w:val="Compact"/>
-              <w:jc w:val="right"/>
-            </w:pPr>
-            <w:r>
-              <w:t xml:space="preserve">0.255</w:t>
-            </w:r>
-          </w:p>
-        </w:tc>
-        <w:tc>
-          <w:tcPr/>
-          <w:p>
-            <w:pPr>
-              <w:pStyle w:val="Compact"/>
-              <w:jc w:val="right"/>
-            </w:pPr>
-            <w:r>
-              <w:t xml:space="preserve">3.341</w:t>
-            </w:r>
-          </w:p>
-        </w:tc>
-        <w:tc>
-          <w:tcPr/>
-          <w:p>
-            <w:pPr>
-              <w:pStyle w:val="Compact"/>
-              <w:jc w:val="right"/>
-            </w:pPr>
-            <w:r>
-              <w:t xml:space="preserve">0.001</w:t>
-            </w:r>
-          </w:p>
-        </w:tc>
-        <w:tc>
-          <w:tcPr/>
-          <w:p>
-            <w:pPr>
-              <w:pStyle w:val="Compact"/>
-              <w:jc w:val="left"/>
-            </w:pPr>
-            <w:r>
-              <w:t xml:space="preserve">&lt; 0.001</w:t>
-            </w:r>
-          </w:p>
-        </w:tc>
-        <w:tc>
-          <w:tcPr/>
-          <w:p>
-            <w:pPr>
-              <w:pStyle w:val="Compact"/>
-              <w:jc w:val="right"/>
-            </w:pPr>
-            <w:r>
-              <w:t xml:space="preserve">2.342</w:t>
-            </w:r>
-          </w:p>
-        </w:tc>
-        <w:tc>
-          <w:tcPr/>
-          <w:p>
-            <w:pPr>
-              <w:pStyle w:val="Compact"/>
-              <w:jc w:val="right"/>
-            </w:pPr>
-            <w:r>
-              <w:t xml:space="preserve">1.422</w:t>
-            </w:r>
-          </w:p>
-        </w:tc>
-        <w:tc>
-          <w:tcPr/>
-          <w:p>
-            <w:pPr>
-              <w:pStyle w:val="Compact"/>
-              <w:jc w:val="right"/>
-            </w:pPr>
-            <w:r>
-              <w:t xml:space="preserve">3.858</w:t>
+              <w:t xml:space="preserve">caller_fFalk</w:t>
+            </w:r>
+          </w:p>
+        </w:tc>
+        <w:tc>
+          <w:tcPr/>
+          <w:p>
+            <w:pPr>
+              <w:pStyle w:val="Compact"/>
+              <w:jc w:val="right"/>
+            </w:pPr>
+            <w:r>
+              <w:t xml:space="preserve">0.692</w:t>
+            </w:r>
+          </w:p>
+        </w:tc>
+        <w:tc>
+          <w:tcPr/>
+          <w:p>
+            <w:pPr>
+              <w:pStyle w:val="Compact"/>
+              <w:jc w:val="right"/>
+            </w:pPr>
+            <w:r>
+              <w:t xml:space="preserve">0.289</w:t>
+            </w:r>
+          </w:p>
+        </w:tc>
+        <w:tc>
+          <w:tcPr/>
+          <w:p>
+            <w:pPr>
+              <w:pStyle w:val="Compact"/>
+              <w:jc w:val="right"/>
+            </w:pPr>
+            <w:r>
+              <w:t xml:space="preserve">2.391</w:t>
+            </w:r>
+          </w:p>
+        </w:tc>
+        <w:tc>
+          <w:tcPr/>
+          <w:p>
+            <w:pPr>
+              <w:pStyle w:val="Compact"/>
+              <w:jc w:val="right"/>
+            </w:pPr>
+            <w:r>
+              <w:t xml:space="preserve">0.017</w:t>
+            </w:r>
+          </w:p>
+        </w:tc>
+        <w:tc>
+          <w:tcPr/>
+          <w:p>
+            <w:pPr>
+              <w:pStyle w:val="Compact"/>
+              <w:jc w:val="left"/>
+            </w:pPr>
+            <w:r>
+              <w:t xml:space="preserve">0.017</w:t>
+            </w:r>
+          </w:p>
+        </w:tc>
+        <w:tc>
+          <w:tcPr/>
+          <w:p>
+            <w:pPr>
+              <w:pStyle w:val="Compact"/>
+              <w:jc w:val="right"/>
+            </w:pPr>
+            <w:r>
+              <w:t xml:space="preserve">1.998</w:t>
+            </w:r>
+          </w:p>
+        </w:tc>
+        <w:tc>
+          <w:tcPr/>
+          <w:p>
+            <w:pPr>
+              <w:pStyle w:val="Compact"/>
+              <w:jc w:val="right"/>
+            </w:pPr>
+            <w:r>
+              <w:t xml:space="preserve">1.133</w:t>
+            </w:r>
+          </w:p>
+        </w:tc>
+        <w:tc>
+          <w:tcPr/>
+          <w:p>
+            <w:pPr>
+              <w:pStyle w:val="Compact"/>
+              <w:jc w:val="right"/>
+            </w:pPr>
+            <w:r>
+              <w:t xml:space="preserve">3.523</w:t>
             </w:r>
           </w:p>
         </w:tc>
@@ -15490,103 +14611,103 @@
               <w:jc w:val="left"/>
             </w:pPr>
             <w:r>
-              <w:t xml:space="preserve">caller_fFalk</w:t>
-            </w:r>
-          </w:p>
-        </w:tc>
-        <w:tc>
-          <w:tcPr/>
-          <w:p>
-            <w:pPr>
-              <w:pStyle w:val="Compact"/>
-              <w:jc w:val="right"/>
-            </w:pPr>
-            <w:r>
-              <w:t xml:space="preserve">0.693</w:t>
-            </w:r>
-          </w:p>
-        </w:tc>
-        <w:tc>
-          <w:tcPr/>
-          <w:p>
-            <w:pPr>
-              <w:pStyle w:val="Compact"/>
-              <w:jc w:val="right"/>
-            </w:pPr>
-            <w:r>
-              <w:t xml:space="preserve">0.290</w:t>
-            </w:r>
-          </w:p>
-        </w:tc>
-        <w:tc>
-          <w:tcPr/>
-          <w:p>
-            <w:pPr>
-              <w:pStyle w:val="Compact"/>
-              <w:jc w:val="right"/>
-            </w:pPr>
-            <w:r>
-              <w:t xml:space="preserve">2.394</w:t>
-            </w:r>
-          </w:p>
-        </w:tc>
-        <w:tc>
-          <w:tcPr/>
-          <w:p>
-            <w:pPr>
-              <w:pStyle w:val="Compact"/>
-              <w:jc w:val="right"/>
-            </w:pPr>
-            <w:r>
-              <w:t xml:space="preserve">0.017</w:t>
-            </w:r>
-          </w:p>
-        </w:tc>
-        <w:tc>
-          <w:tcPr/>
-          <w:p>
-            <w:pPr>
-              <w:pStyle w:val="Compact"/>
-              <w:jc w:val="left"/>
-            </w:pPr>
-            <w:r>
-              <w:t xml:space="preserve">0.017</w:t>
-            </w:r>
-          </w:p>
-        </w:tc>
-        <w:tc>
-          <w:tcPr/>
-          <w:p>
-            <w:pPr>
-              <w:pStyle w:val="Compact"/>
-              <w:jc w:val="right"/>
-            </w:pPr>
-            <w:r>
-              <w:t xml:space="preserve">2.000</w:t>
-            </w:r>
-          </w:p>
-        </w:tc>
-        <w:tc>
-          <w:tcPr/>
-          <w:p>
-            <w:pPr>
-              <w:pStyle w:val="Compact"/>
-              <w:jc w:val="right"/>
-            </w:pPr>
-            <w:r>
-              <w:t xml:space="preserve">1.134</w:t>
-            </w:r>
-          </w:p>
-        </w:tc>
-        <w:tc>
-          <w:tcPr/>
-          <w:p>
-            <w:pPr>
-              <w:pStyle w:val="Compact"/>
-              <w:jc w:val="right"/>
-            </w:pPr>
-            <w:r>
-              <w:t xml:space="preserve">3.527</w:t>
+              <w:t xml:space="preserve">caller_fGregg</w:t>
+            </w:r>
+          </w:p>
+        </w:tc>
+        <w:tc>
+          <w:tcPr/>
+          <w:p>
+            <w:pPr>
+              <w:pStyle w:val="Compact"/>
+              <w:jc w:val="right"/>
+            </w:pPr>
+            <w:r>
+              <w:t xml:space="preserve">0.638</w:t>
+            </w:r>
+          </w:p>
+        </w:tc>
+        <w:tc>
+          <w:tcPr/>
+          <w:p>
+            <w:pPr>
+              <w:pStyle w:val="Compact"/>
+              <w:jc w:val="right"/>
+            </w:pPr>
+            <w:r>
+              <w:t xml:space="preserve">0.254</w:t>
+            </w:r>
+          </w:p>
+        </w:tc>
+        <w:tc>
+          <w:tcPr/>
+          <w:p>
+            <w:pPr>
+              <w:pStyle w:val="Compact"/>
+              <w:jc w:val="right"/>
+            </w:pPr>
+            <w:r>
+              <w:t xml:space="preserve">2.508</w:t>
+            </w:r>
+          </w:p>
+        </w:tc>
+        <w:tc>
+          <w:tcPr/>
+          <w:p>
+            <w:pPr>
+              <w:pStyle w:val="Compact"/>
+              <w:jc w:val="right"/>
+            </w:pPr>
+            <w:r>
+              <w:t xml:space="preserve">0.012</w:t>
+            </w:r>
+          </w:p>
+        </w:tc>
+        <w:tc>
+          <w:tcPr/>
+          <w:p>
+            <w:pPr>
+              <w:pStyle w:val="Compact"/>
+              <w:jc w:val="left"/>
+            </w:pPr>
+            <w:r>
+              <w:t xml:space="preserve">0.012</w:t>
+            </w:r>
+          </w:p>
+        </w:tc>
+        <w:tc>
+          <w:tcPr/>
+          <w:p>
+            <w:pPr>
+              <w:pStyle w:val="Compact"/>
+              <w:jc w:val="right"/>
+            </w:pPr>
+            <w:r>
+              <w:t xml:space="preserve">1.892</w:t>
+            </w:r>
+          </w:p>
+        </w:tc>
+        <w:tc>
+          <w:tcPr/>
+          <w:p>
+            <w:pPr>
+              <w:pStyle w:val="Compact"/>
+              <w:jc w:val="right"/>
+            </w:pPr>
+            <w:r>
+              <w:t xml:space="preserve">1.150</w:t>
+            </w:r>
+          </w:p>
+        </w:tc>
+        <w:tc>
+          <w:tcPr/>
+          <w:p>
+            <w:pPr>
+              <w:pStyle w:val="Compact"/>
+              <w:jc w:val="right"/>
+            </w:pPr>
+            <w:r>
+              <w:t xml:space="preserve">3.115</w:t>
             </w:r>
           </w:p>
         </w:tc>
@@ -15600,103 +14721,103 @@
               <w:jc w:val="left"/>
             </w:pPr>
             <w:r>
-              <w:t xml:space="preserve">caller_fGregg</w:t>
-            </w:r>
-          </w:p>
-        </w:tc>
-        <w:tc>
-          <w:tcPr/>
-          <w:p>
-            <w:pPr>
-              <w:pStyle w:val="Compact"/>
-              <w:jc w:val="right"/>
-            </w:pPr>
-            <w:r>
-              <w:t xml:space="preserve">0.640</w:t>
-            </w:r>
-          </w:p>
-        </w:tc>
-        <w:tc>
-          <w:tcPr/>
-          <w:p>
-            <w:pPr>
-              <w:pStyle w:val="Compact"/>
-              <w:jc w:val="right"/>
-            </w:pPr>
-            <w:r>
-              <w:t xml:space="preserve">0.254</w:t>
-            </w:r>
-          </w:p>
-        </w:tc>
-        <w:tc>
-          <w:tcPr/>
-          <w:p>
-            <w:pPr>
-              <w:pStyle w:val="Compact"/>
-              <w:jc w:val="right"/>
-            </w:pPr>
-            <w:r>
-              <w:t xml:space="preserve">2.516</w:t>
-            </w:r>
-          </w:p>
-        </w:tc>
-        <w:tc>
-          <w:tcPr/>
-          <w:p>
-            <w:pPr>
-              <w:pStyle w:val="Compact"/>
-              <w:jc w:val="right"/>
-            </w:pPr>
-            <w:r>
-              <w:t xml:space="preserve">0.012</w:t>
-            </w:r>
-          </w:p>
-        </w:tc>
-        <w:tc>
-          <w:tcPr/>
-          <w:p>
-            <w:pPr>
-              <w:pStyle w:val="Compact"/>
-              <w:jc w:val="left"/>
-            </w:pPr>
-            <w:r>
-              <w:t xml:space="preserve">0.012</w:t>
-            </w:r>
-          </w:p>
-        </w:tc>
-        <w:tc>
-          <w:tcPr/>
-          <w:p>
-            <w:pPr>
-              <w:pStyle w:val="Compact"/>
-              <w:jc w:val="right"/>
-            </w:pPr>
-            <w:r>
-              <w:t xml:space="preserve">1.896</w:t>
-            </w:r>
-          </w:p>
-        </w:tc>
-        <w:tc>
-          <w:tcPr/>
-          <w:p>
-            <w:pPr>
-              <w:pStyle w:val="Compact"/>
-              <w:jc w:val="right"/>
-            </w:pPr>
-            <w:r>
-              <w:t xml:space="preserve">1.152</w:t>
-            </w:r>
-          </w:p>
-        </w:tc>
-        <w:tc>
-          <w:tcPr/>
-          <w:p>
-            <w:pPr>
-              <w:pStyle w:val="Compact"/>
-              <w:jc w:val="right"/>
-            </w:pPr>
-            <w:r>
-              <w:t xml:space="preserve">3.121</w:t>
+              <w:t xml:space="preserve">caller_fKim</w:t>
+            </w:r>
+          </w:p>
+        </w:tc>
+        <w:tc>
+          <w:tcPr/>
+          <w:p>
+            <w:pPr>
+              <w:pStyle w:val="Compact"/>
+              <w:jc w:val="right"/>
+            </w:pPr>
+            <w:r>
+              <w:t xml:space="preserve">0.685</w:t>
+            </w:r>
+          </w:p>
+        </w:tc>
+        <w:tc>
+          <w:tcPr/>
+          <w:p>
+            <w:pPr>
+              <w:pStyle w:val="Compact"/>
+              <w:jc w:val="right"/>
+            </w:pPr>
+            <w:r>
+              <w:t xml:space="preserve">0.255</w:t>
+            </w:r>
+          </w:p>
+        </w:tc>
+        <w:tc>
+          <w:tcPr/>
+          <w:p>
+            <w:pPr>
+              <w:pStyle w:val="Compact"/>
+              <w:jc w:val="right"/>
+            </w:pPr>
+            <w:r>
+              <w:t xml:space="preserve">2.691</w:t>
+            </w:r>
+          </w:p>
+        </w:tc>
+        <w:tc>
+          <w:tcPr/>
+          <w:p>
+            <w:pPr>
+              <w:pStyle w:val="Compact"/>
+              <w:jc w:val="right"/>
+            </w:pPr>
+            <w:r>
+              <w:t xml:space="preserve">0.007</w:t>
+            </w:r>
+          </w:p>
+        </w:tc>
+        <w:tc>
+          <w:tcPr/>
+          <w:p>
+            <w:pPr>
+              <w:pStyle w:val="Compact"/>
+              <w:jc w:val="left"/>
+            </w:pPr>
+            <w:r>
+              <w:t xml:space="preserve">0.007</w:t>
+            </w:r>
+          </w:p>
+        </w:tc>
+        <w:tc>
+          <w:tcPr/>
+          <w:p>
+            <w:pPr>
+              <w:pStyle w:val="Compact"/>
+              <w:jc w:val="right"/>
+            </w:pPr>
+            <w:r>
+              <w:t xml:space="preserve">1.984</w:t>
+            </w:r>
+          </w:p>
+        </w:tc>
+        <w:tc>
+          <w:tcPr/>
+          <w:p>
+            <w:pPr>
+              <w:pStyle w:val="Compact"/>
+              <w:jc w:val="right"/>
+            </w:pPr>
+            <w:r>
+              <w:t xml:space="preserve">1.204</w:t>
+            </w:r>
+          </w:p>
+        </w:tc>
+        <w:tc>
+          <w:tcPr/>
+          <w:p>
+            <w:pPr>
+              <w:pStyle w:val="Compact"/>
+              <w:jc w:val="right"/>
+            </w:pPr>
+            <w:r>
+              <w:t xml:space="preserve">3.266</w:t>
             </w:r>
           </w:p>
         </w:tc>
@@ -15710,103 +14831,103 @@
               <w:jc w:val="left"/>
             </w:pPr>
             <w:r>
-              <w:t xml:space="preserve">caller_fKim</w:t>
-            </w:r>
-          </w:p>
-        </w:tc>
-        <w:tc>
-          <w:tcPr/>
-          <w:p>
-            <w:pPr>
-              <w:pStyle w:val="Compact"/>
-              <w:jc w:val="right"/>
-            </w:pPr>
-            <w:r>
-              <w:t xml:space="preserve">0.685</w:t>
-            </w:r>
-          </w:p>
-        </w:tc>
-        <w:tc>
-          <w:tcPr/>
-          <w:p>
-            <w:pPr>
-              <w:pStyle w:val="Compact"/>
-              <w:jc w:val="right"/>
-            </w:pPr>
-            <w:r>
-              <w:t xml:space="preserve">0.254</w:t>
-            </w:r>
-          </w:p>
-        </w:tc>
-        <w:tc>
-          <w:tcPr/>
-          <w:p>
-            <w:pPr>
-              <w:pStyle w:val="Compact"/>
-              <w:jc w:val="right"/>
-            </w:pPr>
-            <w:r>
-              <w:t xml:space="preserve">2.691</w:t>
-            </w:r>
-          </w:p>
-        </w:tc>
-        <w:tc>
-          <w:tcPr/>
-          <w:p>
-            <w:pPr>
-              <w:pStyle w:val="Compact"/>
-              <w:jc w:val="right"/>
-            </w:pPr>
-            <w:r>
-              <w:t xml:space="preserve">0.007</w:t>
-            </w:r>
-          </w:p>
-        </w:tc>
-        <w:tc>
-          <w:tcPr/>
-          <w:p>
-            <w:pPr>
-              <w:pStyle w:val="Compact"/>
-              <w:jc w:val="left"/>
-            </w:pPr>
-            <w:r>
-              <w:t xml:space="preserve">0.007</w:t>
-            </w:r>
-          </w:p>
-        </w:tc>
-        <w:tc>
-          <w:tcPr/>
-          <w:p>
-            <w:pPr>
-              <w:pStyle w:val="Compact"/>
-              <w:jc w:val="right"/>
-            </w:pPr>
-            <w:r>
-              <w:t xml:space="preserve">1.983</w:t>
-            </w:r>
-          </w:p>
-        </w:tc>
-        <w:tc>
-          <w:tcPr/>
-          <w:p>
-            <w:pPr>
-              <w:pStyle w:val="Compact"/>
-              <w:jc w:val="right"/>
-            </w:pPr>
-            <w:r>
-              <w:t xml:space="preserve">1.205</w:t>
-            </w:r>
-          </w:p>
-        </w:tc>
-        <w:tc>
-          <w:tcPr/>
-          <w:p>
-            <w:pPr>
-              <w:pStyle w:val="Compact"/>
-              <w:jc w:val="right"/>
-            </w:pPr>
-            <w:r>
-              <w:t xml:space="preserve">3.266</w:t>
+              <w:t xml:space="preserve">caller_fOther</w:t>
+            </w:r>
+          </w:p>
+        </w:tc>
+        <w:tc>
+          <w:tcPr/>
+          <w:p>
+            <w:pPr>
+              <w:pStyle w:val="Compact"/>
+              <w:jc w:val="right"/>
+            </w:pPr>
+            <w:r>
+              <w:t xml:space="preserve">-0.694</w:t>
+            </w:r>
+          </w:p>
+        </w:tc>
+        <w:tc>
+          <w:tcPr/>
+          <w:p>
+            <w:pPr>
+              <w:pStyle w:val="Compact"/>
+              <w:jc w:val="right"/>
+            </w:pPr>
+            <w:r>
+              <w:t xml:space="preserve">0.635</w:t>
+            </w:r>
+          </w:p>
+        </w:tc>
+        <w:tc>
+          <w:tcPr/>
+          <w:p>
+            <w:pPr>
+              <w:pStyle w:val="Compact"/>
+              <w:jc w:val="right"/>
+            </w:pPr>
+            <w:r>
+              <w:t xml:space="preserve">-1.094</w:t>
+            </w:r>
+          </w:p>
+        </w:tc>
+        <w:tc>
+          <w:tcPr/>
+          <w:p>
+            <w:pPr>
+              <w:pStyle w:val="Compact"/>
+              <w:jc w:val="right"/>
+            </w:pPr>
+            <w:r>
+              <w:t xml:space="preserve">0.274</w:t>
+            </w:r>
+          </w:p>
+        </w:tc>
+        <w:tc>
+          <w:tcPr/>
+          <w:p>
+            <w:pPr>
+              <w:pStyle w:val="Compact"/>
+              <w:jc w:val="left"/>
+            </w:pPr>
+            <w:r>
+              <w:t xml:space="preserve">0.274</w:t>
+            </w:r>
+          </w:p>
+        </w:tc>
+        <w:tc>
+          <w:tcPr/>
+          <w:p>
+            <w:pPr>
+              <w:pStyle w:val="Compact"/>
+              <w:jc w:val="right"/>
+            </w:pPr>
+            <w:r>
+              <w:t xml:space="preserve">0.500</w:t>
+            </w:r>
+          </w:p>
+        </w:tc>
+        <w:tc>
+          <w:tcPr/>
+          <w:p>
+            <w:pPr>
+              <w:pStyle w:val="Compact"/>
+              <w:jc w:val="right"/>
+            </w:pPr>
+            <w:r>
+              <w:t xml:space="preserve">0.144</w:t>
+            </w:r>
+          </w:p>
+        </w:tc>
+        <w:tc>
+          <w:tcPr/>
+          <w:p>
+            <w:pPr>
+              <w:pStyle w:val="Compact"/>
+              <w:jc w:val="right"/>
+            </w:pPr>
+            <w:r>
+              <w:t xml:space="preserve">1.733</w:t>
             </w:r>
           </w:p>
         </w:tc>
@@ -15820,116 +14941,6 @@
               <w:jc w:val="left"/>
             </w:pPr>
             <w:r>
-              <w:t xml:space="preserve">caller_fOther</w:t>
-            </w:r>
-          </w:p>
-        </w:tc>
-        <w:tc>
-          <w:tcPr/>
-          <w:p>
-            <w:pPr>
-              <w:pStyle w:val="Compact"/>
-              <w:jc w:val="right"/>
-            </w:pPr>
-            <w:r>
-              <w:t xml:space="preserve">-0.694</w:t>
-            </w:r>
-          </w:p>
-        </w:tc>
-        <w:tc>
-          <w:tcPr/>
-          <w:p>
-            <w:pPr>
-              <w:pStyle w:val="Compact"/>
-              <w:jc w:val="right"/>
-            </w:pPr>
-            <w:r>
-              <w:t xml:space="preserve">0.634</w:t>
-            </w:r>
-          </w:p>
-        </w:tc>
-        <w:tc>
-          <w:tcPr/>
-          <w:p>
-            <w:pPr>
-              <w:pStyle w:val="Compact"/>
-              <w:jc w:val="right"/>
-            </w:pPr>
-            <w:r>
-              <w:t xml:space="preserve">-1.095</w:t>
-            </w:r>
-          </w:p>
-        </w:tc>
-        <w:tc>
-          <w:tcPr/>
-          <w:p>
-            <w:pPr>
-              <w:pStyle w:val="Compact"/>
-              <w:jc w:val="right"/>
-            </w:pPr>
-            <w:r>
-              <w:t xml:space="preserve">0.274</w:t>
-            </w:r>
-          </w:p>
-        </w:tc>
-        <w:tc>
-          <w:tcPr/>
-          <w:p>
-            <w:pPr>
-              <w:pStyle w:val="Compact"/>
-              <w:jc w:val="left"/>
-            </w:pPr>
-            <w:r>
-              <w:t xml:space="preserve">0.274</w:t>
-            </w:r>
-          </w:p>
-        </w:tc>
-        <w:tc>
-          <w:tcPr/>
-          <w:p>
-            <w:pPr>
-              <w:pStyle w:val="Compact"/>
-              <w:jc w:val="right"/>
-            </w:pPr>
-            <w:r>
-              <w:t xml:space="preserve">0.499</w:t>
-            </w:r>
-          </w:p>
-        </w:tc>
-        <w:tc>
-          <w:tcPr/>
-          <w:p>
-            <w:pPr>
-              <w:pStyle w:val="Compact"/>
-              <w:jc w:val="right"/>
-            </w:pPr>
-            <w:r>
-              <w:t xml:space="preserve">0.144</w:t>
-            </w:r>
-          </w:p>
-        </w:tc>
-        <w:tc>
-          <w:tcPr/>
-          <w:p>
-            <w:pPr>
-              <w:pStyle w:val="Compact"/>
-              <w:jc w:val="right"/>
-            </w:pPr>
-            <w:r>
-              <w:t xml:space="preserve">1.732</w:t>
-            </w:r>
-          </w:p>
-        </w:tc>
-      </w:tr>
-      <w:tr>
-        <w:tc>
-          <w:tcPr/>
-          <w:p>
-            <w:pPr>
-              <w:pStyle w:val="Compact"/>
-              <w:jc w:val="left"/>
-            </w:pPr>
-            <w:r>
               <w:t xml:space="preserve">caller_fWalsh</w:t>
             </w:r>
           </w:p>
@@ -15942,7 +14953,7 @@
               <w:jc w:val="right"/>
             </w:pPr>
             <w:r>
-              <w:t xml:space="preserve">0.809</w:t>
+              <w:t xml:space="preserve">0.807</w:t>
             </w:r>
           </w:p>
         </w:tc>
@@ -15966,7 +14977,7 @@
               <w:jc w:val="right"/>
             </w:pPr>
             <w:r>
-              <w:t xml:space="preserve">3.235</w:t>
+              <w:t xml:space="preserve">3.226</w:t>
             </w:r>
           </w:p>
         </w:tc>
@@ -16002,31 +15013,31 @@
               <w:jc w:val="right"/>
             </w:pPr>
             <w:r>
-              <w:t xml:space="preserve">2.247</w:t>
-            </w:r>
-          </w:p>
-        </w:tc>
-        <w:tc>
-          <w:tcPr/>
-          <w:p>
-            <w:pPr>
-              <w:pStyle w:val="Compact"/>
-              <w:jc w:val="right"/>
-            </w:pPr>
-            <w:r>
-              <w:t xml:space="preserve">1.376</w:t>
-            </w:r>
-          </w:p>
-        </w:tc>
-        <w:tc>
-          <w:tcPr/>
-          <w:p>
-            <w:pPr>
-              <w:pStyle w:val="Compact"/>
-              <w:jc w:val="right"/>
-            </w:pPr>
-            <w:r>
-              <w:t xml:space="preserve">3.669</w:t>
+              <w:t xml:space="preserve">2.240</w:t>
+            </w:r>
+          </w:p>
+        </w:tc>
+        <w:tc>
+          <w:tcPr/>
+          <w:p>
+            <w:pPr>
+              <w:pStyle w:val="Compact"/>
+              <w:jc w:val="right"/>
+            </w:pPr>
+            <w:r>
+              <w:t xml:space="preserve">1.372</w:t>
+            </w:r>
+          </w:p>
+        </w:tc>
+        <w:tc>
+          <w:tcPr/>
+          <w:p>
+            <w:pPr>
+              <w:pStyle w:val="Compact"/>
+              <w:jc w:val="right"/>
+            </w:pPr>
+            <w:r>
+              <w:t xml:space="preserve">3.657</w:t>
             </w:r>
           </w:p>
         </w:tc>
@@ -16115,19 +15126,19 @@
               <w:jc w:val="left"/>
             </w:pPr>
             <w:r>
-              <w:t xml:space="preserve">1.04 (0.72-1.50)</w:t>
-            </w:r>
-          </w:p>
-        </w:tc>
-        <w:tc>
-          <w:tcPr/>
-          <w:p>
-            <w:pPr>
-              <w:pStyle w:val="Compact"/>
-              <w:jc w:val="right"/>
-            </w:pPr>
-            <w:r>
-              <w:t xml:space="preserve">0.852</w:t>
+              <w:t xml:space="preserve">1.03 (0.72-1.49)</w:t>
+            </w:r>
+          </w:p>
+        </w:tc>
+        <w:tc>
+          <w:tcPr/>
+          <w:p>
+            <w:pPr>
+              <w:pStyle w:val="Compact"/>
+              <w:jc w:val="right"/>
+            </w:pPr>
+            <w:r>
+              <w:t xml:space="preserve">0.856</w:t>
             </w:r>
           </w:p>
         </w:tc>
@@ -16153,19 +15164,19 @@
               <w:jc w:val="left"/>
             </w:pPr>
             <w:r>
-              <w:t xml:space="preserve">1.26 (0.72-2.23)</w:t>
-            </w:r>
-          </w:p>
-        </w:tc>
-        <w:tc>
-          <w:tcPr/>
-          <w:p>
-            <w:pPr>
-              <w:pStyle w:val="Compact"/>
-              <w:jc w:val="right"/>
-            </w:pPr>
-            <w:r>
-              <w:t xml:space="preserve">0.421</w:t>
+              <w:t xml:space="preserve">1.26 (0.72-2.22)</w:t>
+            </w:r>
+          </w:p>
+        </w:tc>
+        <w:tc>
+          <w:tcPr/>
+          <w:p>
+            <w:pPr>
+              <w:pStyle w:val="Compact"/>
+              <w:jc w:val="right"/>
+            </w:pPr>
+            <w:r>
+              <w:t xml:space="preserve">0.423</w:t>
             </w:r>
           </w:p>
         </w:tc>
@@ -16191,7 +15202,7 @@
               <w:jc w:val="left"/>
             </w:pPr>
             <w:r>
-              <w:t xml:space="preserve">2.25 (1.13-4.46)</w:t>
+              <w:t xml:space="preserve">2.25 (1.14-4.46)</w:t>
             </w:r>
           </w:p>
         </w:tc>
@@ -16229,19 +15240,19 @@
               <w:jc w:val="left"/>
             </w:pPr>
             <w:r>
-              <w:t xml:space="preserve">1.21 (0.64-2.26)</w:t>
-            </w:r>
-          </w:p>
-        </w:tc>
-        <w:tc>
-          <w:tcPr/>
-          <w:p>
-            <w:pPr>
-              <w:pStyle w:val="Compact"/>
-              <w:jc w:val="right"/>
-            </w:pPr>
-            <w:r>
-              <w:t xml:space="preserve">0.557</w:t>
+              <w:t xml:space="preserve">1.20 (0.64-2.26)</w:t>
+            </w:r>
+          </w:p>
+        </w:tc>
+        <w:tc>
+          <w:tcPr/>
+          <w:p>
+            <w:pPr>
+              <w:pStyle w:val="Compact"/>
+              <w:jc w:val="right"/>
+            </w:pPr>
+            <w:r>
+              <w:t xml:space="preserve">0.562</w:t>
             </w:r>
           </w:p>
         </w:tc>
@@ -16279,7 +15290,7 @@
               <w:jc w:val="right"/>
             </w:pPr>
             <w:r>
-              <w:t xml:space="preserve">0.031</w:t>
+              <w:t xml:space="preserve">0.032</w:t>
             </w:r>
           </w:p>
         </w:tc>
@@ -16343,19 +15354,19 @@
               <w:jc w:val="left"/>
             </w:pPr>
             <w:r>
-              <w:t xml:space="preserve">1.17 (0.61-2.24)</w:t>
-            </w:r>
-          </w:p>
-        </w:tc>
-        <w:tc>
-          <w:tcPr/>
-          <w:p>
-            <w:pPr>
-              <w:pStyle w:val="Compact"/>
-              <w:jc w:val="right"/>
-            </w:pPr>
-            <w:r>
-              <w:t xml:space="preserve">0.646</w:t>
+              <w:t xml:space="preserve">1.16 (0.61-2.24)</w:t>
+            </w:r>
+          </w:p>
+        </w:tc>
+        <w:tc>
+          <w:tcPr/>
+          <w:p>
+            <w:pPr>
+              <w:pStyle w:val="Compact"/>
+              <w:jc w:val="right"/>
+            </w:pPr>
+            <w:r>
+              <w:t xml:space="preserve">0.647</w:t>
             </w:r>
           </w:p>
         </w:tc>
@@ -16393,7 +15404,7 @@
               <w:jc w:val="right"/>
             </w:pPr>
             <w:r>
-              <w:t xml:space="preserve">0.499</w:t>
+              <w:t xml:space="preserve">0.520</w:t>
             </w:r>
           </w:p>
         </w:tc>
@@ -16431,7 +15442,7 @@
               <w:jc w:val="right"/>
             </w:pPr>
             <w:r>
-              <w:t xml:space="preserve">0.545</w:t>
+              <w:t xml:space="preserve">0.543</w:t>
             </w:r>
           </w:p>
         </w:tc>
@@ -16469,7 +15480,7 @@
               <w:jc w:val="right"/>
             </w:pPr>
             <w:r>
-              <w:t xml:space="preserve">0.423</w:t>
+              <w:t xml:space="preserve">0.416</w:t>
             </w:r>
           </w:p>
         </w:tc>
@@ -16507,7 +15518,7 @@
               <w:jc w:val="right"/>
             </w:pPr>
             <w:r>
-              <w:t xml:space="preserve">0.801</w:t>
+              <w:t xml:space="preserve">0.821</w:t>
             </w:r>
           </w:p>
         </w:tc>
@@ -16533,19 +15544,19 @@
               <w:jc w:val="left"/>
             </w:pPr>
             <w:r>
-              <w:t xml:space="preserve">1.14 (0.72-1.81)</w:t>
-            </w:r>
-          </w:p>
-        </w:tc>
-        <w:tc>
-          <w:tcPr/>
-          <w:p>
-            <w:pPr>
-              <w:pStyle w:val="Compact"/>
-              <w:jc w:val="right"/>
-            </w:pPr>
-            <w:r>
-              <w:t xml:space="preserve">0.579</w:t>
+              <w:t xml:space="preserve">1.09 (0.83-1.42)</w:t>
+            </w:r>
+          </w:p>
+        </w:tc>
+        <w:tc>
+          <w:tcPr/>
+          <w:p>
+            <w:pPr>
+              <w:pStyle w:val="Compact"/>
+              <w:jc w:val="right"/>
+            </w:pPr>
+            <w:r>
+              <w:t xml:space="preserve">0.549</w:t>
             </w:r>
           </w:p>
         </w:tc>
@@ -16559,31 +15570,31 @@
               <w:jc w:val="left"/>
             </w:pPr>
             <w:r>
-              <w:t xml:space="preserve">ruralSuburban</w:t>
-            </w:r>
-          </w:p>
-        </w:tc>
-        <w:tc>
-          <w:tcPr/>
-          <w:p>
-            <w:pPr>
-              <w:pStyle w:val="Compact"/>
-              <w:jc w:val="left"/>
-            </w:pPr>
-            <w:r>
-              <w:t xml:space="preserve">1.08 (0.81-1.42)</w:t>
-            </w:r>
-          </w:p>
-        </w:tc>
-        <w:tc>
-          <w:tcPr/>
-          <w:p>
-            <w:pPr>
-              <w:pStyle w:val="Compact"/>
-              <w:jc w:val="right"/>
-            </w:pPr>
-            <w:r>
-              <w:t xml:space="preserve">0.606</w:t>
+              <w:t xml:space="preserve">caller_fDeol</w:t>
+            </w:r>
+          </w:p>
+        </w:tc>
+        <w:tc>
+          <w:tcPr/>
+          <w:p>
+            <w:pPr>
+              <w:pStyle w:val="Compact"/>
+              <w:jc w:val="left"/>
+            </w:pPr>
+            <w:r>
+              <w:t xml:space="preserve">0.82 (0.59-1.14)</w:t>
+            </w:r>
+          </w:p>
+        </w:tc>
+        <w:tc>
+          <w:tcPr/>
+          <w:p>
+            <w:pPr>
+              <w:pStyle w:val="Compact"/>
+              <w:jc w:val="right"/>
+            </w:pPr>
+            <w:r>
+              <w:t xml:space="preserve">0.237</w:t>
             </w:r>
           </w:p>
         </w:tc>
@@ -16597,31 +15608,31 @@
               <w:jc w:val="left"/>
             </w:pPr>
             <w:r>
-              <w:t xml:space="preserve">caller_fDeol</w:t>
-            </w:r>
-          </w:p>
-        </w:tc>
-        <w:tc>
-          <w:tcPr/>
-          <w:p>
-            <w:pPr>
-              <w:pStyle w:val="Compact"/>
-              <w:jc w:val="left"/>
-            </w:pPr>
-            <w:r>
-              <w:t xml:space="preserve">0.82 (0.59-1.14)</w:t>
-            </w:r>
-          </w:p>
-        </w:tc>
-        <w:tc>
-          <w:tcPr/>
-          <w:p>
-            <w:pPr>
-              <w:pStyle w:val="Compact"/>
-              <w:jc w:val="right"/>
-            </w:pPr>
-            <w:r>
-              <w:t xml:space="preserve">0.235</w:t>
+              <w:t xml:space="preserve">caller_fFalk</w:t>
+            </w:r>
+          </w:p>
+        </w:tc>
+        <w:tc>
+          <w:tcPr/>
+          <w:p>
+            <w:pPr>
+              <w:pStyle w:val="Compact"/>
+              <w:jc w:val="left"/>
+            </w:pPr>
+            <w:r>
+              <w:t xml:space="preserve">0.61 (0.41-0.91)</w:t>
+            </w:r>
+          </w:p>
+        </w:tc>
+        <w:tc>
+          <w:tcPr/>
+          <w:p>
+            <w:pPr>
+              <w:pStyle w:val="Compact"/>
+              <w:jc w:val="right"/>
+            </w:pPr>
+            <w:r>
+              <w:t xml:space="preserve">0.014</w:t>
             </w:r>
           </w:p>
         </w:tc>
@@ -16635,31 +15646,31 @@
               <w:jc w:val="left"/>
             </w:pPr>
             <w:r>
-              <w:t xml:space="preserve">caller_fFalk</w:t>
-            </w:r>
-          </w:p>
-        </w:tc>
-        <w:tc>
-          <w:tcPr/>
-          <w:p>
-            <w:pPr>
-              <w:pStyle w:val="Compact"/>
-              <w:jc w:val="left"/>
-            </w:pPr>
-            <w:r>
-              <w:t xml:space="preserve">0.61 (0.41-0.91)</w:t>
-            </w:r>
-          </w:p>
-        </w:tc>
-        <w:tc>
-          <w:tcPr/>
-          <w:p>
-            <w:pPr>
-              <w:pStyle w:val="Compact"/>
-              <w:jc w:val="right"/>
-            </w:pPr>
-            <w:r>
-              <w:t xml:space="preserve">0.015</w:t>
+              <w:t xml:space="preserve">caller_fGregg</w:t>
+            </w:r>
+          </w:p>
+        </w:tc>
+        <w:tc>
+          <w:tcPr/>
+          <w:p>
+            <w:pPr>
+              <w:pStyle w:val="Compact"/>
+              <w:jc w:val="left"/>
+            </w:pPr>
+            <w:r>
+              <w:t xml:space="preserve">1.00 (0.71-1.40)</w:t>
+            </w:r>
+          </w:p>
+        </w:tc>
+        <w:tc>
+          <w:tcPr/>
+          <w:p>
+            <w:pPr>
+              <w:pStyle w:val="Compact"/>
+              <w:jc w:val="right"/>
+            </w:pPr>
+            <w:r>
+              <w:t xml:space="preserve">0.994</w:t>
             </w:r>
           </w:p>
         </w:tc>
@@ -16673,31 +15684,31 @@
               <w:jc w:val="left"/>
             </w:pPr>
             <w:r>
-              <w:t xml:space="preserve">caller_fGregg</w:t>
-            </w:r>
-          </w:p>
-        </w:tc>
-        <w:tc>
-          <w:tcPr/>
-          <w:p>
-            <w:pPr>
-              <w:pStyle w:val="Compact"/>
-              <w:jc w:val="left"/>
-            </w:pPr>
-            <w:r>
-              <w:t xml:space="preserve">1.00 (0.71-1.40)</w:t>
-            </w:r>
-          </w:p>
-        </w:tc>
-        <w:tc>
-          <w:tcPr/>
-          <w:p>
-            <w:pPr>
-              <w:pStyle w:val="Compact"/>
-              <w:jc w:val="right"/>
-            </w:pPr>
-            <w:r>
-              <w:t xml:space="preserve">0.978</w:t>
+              <w:t xml:space="preserve">caller_fKim</w:t>
+            </w:r>
+          </w:p>
+        </w:tc>
+        <w:tc>
+          <w:tcPr/>
+          <w:p>
+            <w:pPr>
+              <w:pStyle w:val="Compact"/>
+              <w:jc w:val="left"/>
+            </w:pPr>
+            <w:r>
+              <w:t xml:space="preserve">1.00 (0.71-1.42)</w:t>
+            </w:r>
+          </w:p>
+        </w:tc>
+        <w:tc>
+          <w:tcPr/>
+          <w:p>
+            <w:pPr>
+              <w:pStyle w:val="Compact"/>
+              <w:jc w:val="right"/>
+            </w:pPr>
+            <w:r>
+              <w:t xml:space="preserve">1.000</w:t>
             </w:r>
           </w:p>
         </w:tc>
@@ -16711,31 +15722,31 @@
               <w:jc w:val="left"/>
             </w:pPr>
             <w:r>
-              <w:t xml:space="preserve">caller_fKim</w:t>
-            </w:r>
-          </w:p>
-        </w:tc>
-        <w:tc>
-          <w:tcPr/>
-          <w:p>
-            <w:pPr>
-              <w:pStyle w:val="Compact"/>
-              <w:jc w:val="left"/>
-            </w:pPr>
-            <w:r>
-              <w:t xml:space="preserve">1.00 (0.71-1.42)</w:t>
-            </w:r>
-          </w:p>
-        </w:tc>
-        <w:tc>
-          <w:tcPr/>
-          <w:p>
-            <w:pPr>
-              <w:pStyle w:val="Compact"/>
-              <w:jc w:val="right"/>
-            </w:pPr>
-            <w:r>
-              <w:t xml:space="preserve">0.999</w:t>
+              <w:t xml:space="preserve">caller_fOther</w:t>
+            </w:r>
+          </w:p>
+        </w:tc>
+        <w:tc>
+          <w:tcPr/>
+          <w:p>
+            <w:pPr>
+              <w:pStyle w:val="Compact"/>
+              <w:jc w:val="left"/>
+            </w:pPr>
+            <w:r>
+              <w:t xml:space="preserve">0.74 (0.26-2.10)</w:t>
+            </w:r>
+          </w:p>
+        </w:tc>
+        <w:tc>
+          <w:tcPr/>
+          <w:p>
+            <w:pPr>
+              <w:pStyle w:val="Compact"/>
+              <w:jc w:val="right"/>
+            </w:pPr>
+            <w:r>
+              <w:t xml:space="preserve">0.566</w:t>
             </w:r>
           </w:p>
         </w:tc>
@@ -16749,44 +15760,6 @@
               <w:jc w:val="left"/>
             </w:pPr>
             <w:r>
-              <w:t xml:space="preserve">caller_fOther</w:t>
-            </w:r>
-          </w:p>
-        </w:tc>
-        <w:tc>
-          <w:tcPr/>
-          <w:p>
-            <w:pPr>
-              <w:pStyle w:val="Compact"/>
-              <w:jc w:val="left"/>
-            </w:pPr>
-            <w:r>
-              <w:t xml:space="preserve">0.73 (0.26-2.10)</w:t>
-            </w:r>
-          </w:p>
-        </w:tc>
-        <w:tc>
-          <w:tcPr/>
-          <w:p>
-            <w:pPr>
-              <w:pStyle w:val="Compact"/>
-              <w:jc w:val="right"/>
-            </w:pPr>
-            <w:r>
-              <w:t xml:space="preserve">0.565</w:t>
-            </w:r>
-          </w:p>
-        </w:tc>
-      </w:tr>
-      <w:tr>
-        <w:tc>
-          <w:tcPr/>
-          <w:p>
-            <w:pPr>
-              <w:pStyle w:val="Compact"/>
-              <w:jc w:val="left"/>
-            </w:pPr>
-            <w:r>
               <w:t xml:space="preserve">caller_fWalsh</w:t>
             </w:r>
           </w:p>
@@ -16811,7 +15784,7 @@
               <w:jc w:val="right"/>
             </w:pPr>
             <w:r>
-              <w:t xml:space="preserve">0.379</w:t>
+              <w:t xml:space="preserve">0.377</w:t>
             </w:r>
           </w:p>
         </w:tc>
@@ -17511,7 +16484,7 @@
               <w:jc w:val="right"/>
             </w:pPr>
             <w:r>
-              <w:t xml:space="preserve">13.0</w:t>
+              <w:t xml:space="preserve">13</w:t>
             </w:r>
           </w:p>
         </w:tc>
@@ -17573,69 +16546,7 @@
               <w:jc w:val="right"/>
             </w:pPr>
             <w:r>
-              <w:t xml:space="preserve">20.5</w:t>
-            </w:r>
-          </w:p>
-        </w:tc>
-        <w:tc>
-          <w:tcPr/>
-          <w:p>
-            <w:pPr>
-              <w:pStyle w:val="Compact"/>
-              <w:jc w:val="right"/>
-            </w:pPr>
-            <w:r>
-              <w:t xml:space="preserve">4</w:t>
-            </w:r>
-          </w:p>
-        </w:tc>
-        <w:tc>
-          <w:tcPr/>
-          <w:p>
-            <w:pPr>
-              <w:pStyle w:val="Compact"/>
-              <w:jc w:val="right"/>
-            </w:pPr>
-            <w:r>
-              <w:t xml:space="preserve">40</w:t>
-            </w:r>
-          </w:p>
-        </w:tc>
-        <w:tc>
-          <w:tcPr/>
-          <w:p>
-            <w:pPr>
-              <w:pStyle w:val="Compact"/>
-              <w:jc w:val="right"/>
-            </w:pPr>
-            <w:r>
-              <w:t xml:space="preserve">32</w:t>
-            </w:r>
-          </w:p>
-        </w:tc>
-      </w:tr>
-      <w:tr>
-        <w:tc>
-          <w:tcPr/>
-          <w:p>
-            <w:pPr>
-              <w:pStyle w:val="Compact"/>
-              <w:jc w:val="left"/>
-            </w:pPr>
-            <w:r>
-              <w:t xml:space="preserve">Suburban</w:t>
-            </w:r>
-          </w:p>
-        </w:tc>
-        <w:tc>
-          <w:tcPr/>
-          <w:p>
-            <w:pPr>
-              <w:pStyle w:val="Compact"/>
-              <w:jc w:val="right"/>
-            </w:pPr>
-            <w:r>
-              <w:t xml:space="preserve">14.0</w:t>
+              <w:t xml:space="preserve">15</w:t>
             </w:r>
           </w:p>
         </w:tc>
@@ -17659,19 +16570,19 @@
               <w:jc w:val="right"/>
             </w:pPr>
             <w:r>
-              <w:t xml:space="preserve">26</w:t>
-            </w:r>
-          </w:p>
-        </w:tc>
-        <w:tc>
-          <w:tcPr/>
-          <w:p>
-            <w:pPr>
-              <w:pStyle w:val="Compact"/>
-              <w:jc w:val="right"/>
-            </w:pPr>
-            <w:r>
-              <w:t xml:space="preserve">180</w:t>
+              <w:t xml:space="preserve">28</w:t>
+            </w:r>
+          </w:p>
+        </w:tc>
+        <w:tc>
+          <w:tcPr/>
+          <w:p>
+            <w:pPr>
+              <w:pStyle w:val="Compact"/>
+              <w:jc w:val="right"/>
+            </w:pPr>
+            <w:r>
+              <w:t xml:space="preserve">212</w:t>
             </w:r>
           </w:p>
         </w:tc>
@@ -19755,19 +18666,19 @@
               <w:jc w:val="left"/>
             </w:pPr>
             <w:r>
-              <w:t xml:space="preserve">p=0.696</w:t>
-            </w:r>
-          </w:p>
-        </w:tc>
-        <w:tc>
-          <w:tcPr/>
-          <w:p>
-            <w:pPr>
-              <w:pStyle w:val="Compact"/>
-              <w:jc w:val="left"/>
-            </w:pPr>
-            <w:r>
-              <w:t xml:space="preserve">1.04 (0.72-1.50)</w:t>
+              <w:t xml:space="preserve">p=0.706</w:t>
+            </w:r>
+          </w:p>
+        </w:tc>
+        <w:tc>
+          <w:tcPr/>
+          <w:p>
+            <w:pPr>
+              <w:pStyle w:val="Compact"/>
+              <w:jc w:val="left"/>
+            </w:pPr>
+            <w:r>
+              <w:t xml:space="preserve">1.03 (0.72-1.49)</w:t>
             </w:r>
           </w:p>
         </w:tc>
@@ -19789,7 +18700,7 @@
               <w:jc w:val="left"/>
             </w:pPr>
             <w:r>
-              <w:t xml:space="preserve">p=0.852</w:t>
+              <w:t xml:space="preserve">p=0.856</w:t>
             </w:r>
           </w:p>
         </w:tc>
@@ -19831,7 +18742,7 @@
               <w:jc w:val="left"/>
             </w:pPr>
             <w:r>
-              <w:t xml:space="preserve">0.83 (0.36-1.91)</w:t>
+              <w:t xml:space="preserve">0.83 (0.36-1.92)</w:t>
             </w:r>
           </w:p>
         </w:tc>
@@ -19853,19 +18764,19 @@
               <w:jc w:val="left"/>
             </w:pPr>
             <w:r>
-              <w:t xml:space="preserve">p=0.661</w:t>
-            </w:r>
-          </w:p>
-        </w:tc>
-        <w:tc>
-          <w:tcPr/>
-          <w:p>
-            <w:pPr>
-              <w:pStyle w:val="Compact"/>
-              <w:jc w:val="left"/>
-            </w:pPr>
-            <w:r>
-              <w:t xml:space="preserve">1.26 (0.72-2.23)</w:t>
+              <w:t xml:space="preserve">p=0.669</w:t>
+            </w:r>
+          </w:p>
+        </w:tc>
+        <w:tc>
+          <w:tcPr/>
+          <w:p>
+            <w:pPr>
+              <w:pStyle w:val="Compact"/>
+              <w:jc w:val="left"/>
+            </w:pPr>
+            <w:r>
+              <w:t xml:space="preserve">1.26 (0.72-2.22)</w:t>
             </w:r>
           </w:p>
         </w:tc>
@@ -19887,7 +18798,7 @@
               <w:jc w:val="left"/>
             </w:pPr>
             <w:r>
-              <w:t xml:space="preserve">p=0.421</w:t>
+              <w:t xml:space="preserve">p=0.423</w:t>
             </w:r>
           </w:p>
         </w:tc>
@@ -19929,7 +18840,7 @@
               <w:jc w:val="left"/>
             </w:pPr>
             <w:r>
-              <w:t xml:space="preserve">1.74 (0.50-6.08)</w:t>
+              <w:t xml:space="preserve">1.74 (0.50-6.07)</w:t>
             </w:r>
           </w:p>
         </w:tc>
@@ -19951,19 +18862,19 @@
               <w:jc w:val="left"/>
             </w:pPr>
             <w:r>
-              <w:t xml:space="preserve">p=0.385</w:t>
-            </w:r>
-          </w:p>
-        </w:tc>
-        <w:tc>
-          <w:tcPr/>
-          <w:p>
-            <w:pPr>
-              <w:pStyle w:val="Compact"/>
-              <w:jc w:val="left"/>
-            </w:pPr>
-            <w:r>
-              <w:t xml:space="preserve">2.25 (1.13-4.46)</w:t>
+              <w:t xml:space="preserve">p=0.386</w:t>
+            </w:r>
+          </w:p>
+        </w:tc>
+        <w:tc>
+          <w:tcPr/>
+          <w:p>
+            <w:pPr>
+              <w:pStyle w:val="Compact"/>
+              <w:jc w:val="left"/>
+            </w:pPr>
+            <w:r>
+              <w:t xml:space="preserve">2.25 (1.14-4.46)</w:t>
             </w:r>
           </w:p>
         </w:tc>
@@ -20049,19 +18960,19 @@
               <w:jc w:val="left"/>
             </w:pPr>
             <w:r>
-              <w:t xml:space="preserve">p=0.074</w:t>
-            </w:r>
-          </w:p>
-        </w:tc>
-        <w:tc>
-          <w:tcPr/>
-          <w:p>
-            <w:pPr>
-              <w:pStyle w:val="Compact"/>
-              <w:jc w:val="left"/>
-            </w:pPr>
-            <w:r>
-              <w:t xml:space="preserve">1.21 (0.64-2.26)</w:t>
+              <w:t xml:space="preserve">p=0.072</w:t>
+            </w:r>
+          </w:p>
+        </w:tc>
+        <w:tc>
+          <w:tcPr/>
+          <w:p>
+            <w:pPr>
+              <w:pStyle w:val="Compact"/>
+              <w:jc w:val="left"/>
+            </w:pPr>
+            <w:r>
+              <w:t xml:space="preserve">1.20 (0.64-2.26)</w:t>
             </w:r>
           </w:p>
         </w:tc>
@@ -20083,7 +18994,7 @@
               <w:jc w:val="left"/>
             </w:pPr>
             <w:r>
-              <w:t xml:space="preserve">p=0.557</w:t>
+              <w:t xml:space="preserve">p=0.562</w:t>
             </w:r>
           </w:p>
         </w:tc>
@@ -20125,7 +19036,7 @@
               <w:jc w:val="left"/>
             </w:pPr>
             <w:r>
-              <w:t xml:space="preserve">2.26 (1.08-4.75)</w:t>
+              <w:t xml:space="preserve">2.27 (1.08-4.76)</w:t>
             </w:r>
           </w:p>
         </w:tc>
@@ -20181,7 +19092,7 @@
               <w:jc w:val="left"/>
             </w:pPr>
             <w:r>
-              <w:t xml:space="preserve">p=0.031</w:t>
+              <w:t xml:space="preserve">p=0.032</w:t>
             </w:r>
           </w:p>
         </w:tc>
@@ -20223,7 +19134,7 @@
               <w:jc w:val="left"/>
             </w:pPr>
             <w:r>
-              <w:t xml:space="preserve">2.11 (0.72-6.17)</w:t>
+              <w:t xml:space="preserve">2.11 (0.72-6.18)</w:t>
             </w:r>
           </w:p>
         </w:tc>
@@ -20321,7 +19232,7 @@
               <w:jc w:val="left"/>
             </w:pPr>
             <w:r>
-              <w:t xml:space="preserve">1.66 (0.55-5.03)</w:t>
+              <w:t xml:space="preserve">1.66 (0.55-5.01)</w:t>
             </w:r>
           </w:p>
         </w:tc>
@@ -20343,19 +19254,19 @@
               <w:jc w:val="left"/>
             </w:pPr>
             <w:r>
-              <w:t xml:space="preserve">p=0.371</w:t>
-            </w:r>
-          </w:p>
-        </w:tc>
-        <w:tc>
-          <w:tcPr/>
-          <w:p>
-            <w:pPr>
-              <w:pStyle w:val="Compact"/>
-              <w:jc w:val="left"/>
-            </w:pPr>
-            <w:r>
-              <w:t xml:space="preserve">1.17 (0.61-2.24)</w:t>
+              <w:t xml:space="preserve">p=0.373</w:t>
+            </w:r>
+          </w:p>
+        </w:tc>
+        <w:tc>
+          <w:tcPr/>
+          <w:p>
+            <w:pPr>
+              <w:pStyle w:val="Compact"/>
+              <w:jc w:val="left"/>
+            </w:pPr>
+            <w:r>
+              <w:t xml:space="preserve">1.16 (0.61-2.24)</w:t>
             </w:r>
           </w:p>
         </w:tc>
@@ -20377,7 +19288,7 @@
               <w:jc w:val="left"/>
             </w:pPr>
             <w:r>
-              <w:t xml:space="preserve">p=0.646</w:t>
+              <w:t xml:space="preserve">p=0.647</w:t>
             </w:r>
           </w:p>
         </w:tc>
@@ -20419,7 +19330,7 @@
               <w:jc w:val="left"/>
             </w:pPr>
             <w:r>
-              <w:t xml:space="preserve">0.96 (0.81-1.13)</w:t>
+              <w:t xml:space="preserve">0.95 (0.81-1.12)</w:t>
             </w:r>
           </w:p>
         </w:tc>
@@ -20441,7 +19352,7 @@
               <w:jc w:val="left"/>
             </w:pPr>
             <w:r>
-              <w:t xml:space="preserve">p=0.603</w:t>
+              <w:t xml:space="preserve">p=0.552</w:t>
             </w:r>
           </w:p>
         </w:tc>
@@ -20475,7 +19386,7 @@
               <w:jc w:val="left"/>
             </w:pPr>
             <w:r>
-              <w:t xml:space="preserve">p=0.499</w:t>
+              <w:t xml:space="preserve">p=0.520</w:t>
             </w:r>
           </w:p>
         </w:tc>
@@ -20539,7 +19450,7 @@
               <w:jc w:val="left"/>
             </w:pPr>
             <w:r>
-              <w:t xml:space="preserve">p=0.250</w:t>
+              <w:t xml:space="preserve">p=0.254</w:t>
             </w:r>
           </w:p>
         </w:tc>
@@ -20573,7 +19484,7 @@
               <w:jc w:val="left"/>
             </w:pPr>
             <w:r>
-              <w:t xml:space="preserve">p=0.545</w:t>
+              <w:t xml:space="preserve">p=0.543</w:t>
             </w:r>
           </w:p>
         </w:tc>
@@ -20671,7 +19582,7 @@
               <w:jc w:val="left"/>
             </w:pPr>
             <w:r>
-              <w:t xml:space="preserve">p=0.423</w:t>
+              <w:t xml:space="preserve">p=0.416</w:t>
             </w:r>
           </w:p>
         </w:tc>
@@ -20713,7 +19624,7 @@
               <w:jc w:val="left"/>
             </w:pPr>
             <w:r>
-              <w:t xml:space="preserve">1.00 (0.83-1.20)</w:t>
+              <w:t xml:space="preserve">1.00 (0.83-1.19)</w:t>
             </w:r>
           </w:p>
         </w:tc>
@@ -20735,7 +19646,7 @@
               <w:jc w:val="left"/>
             </w:pPr>
             <w:r>
-              <w:t xml:space="preserve">p=0.975</w:t>
+              <w:t xml:space="preserve">p=0.958</w:t>
             </w:r>
           </w:p>
         </w:tc>
@@ -20769,7 +19680,7 @@
               <w:jc w:val="left"/>
             </w:pPr>
             <w:r>
-              <w:t xml:space="preserve">p=0.801</w:t>
+              <w:t xml:space="preserve">p=0.821</w:t>
             </w:r>
           </w:p>
         </w:tc>
@@ -20849,7 +19760,7 @@
               <w:jc w:val="left"/>
             </w:pPr>
             <w:r>
-              <w:t xml:space="preserve">0.93 (0.49-1.75)</w:t>
+              <w:t xml:space="preserve">1.02 (0.71-1.46)</w:t>
             </w:r>
           </w:p>
         </w:tc>
@@ -20871,19 +19782,19 @@
               <w:jc w:val="left"/>
             </w:pPr>
             <w:r>
-              <w:t xml:space="preserve">p=0.823</w:t>
-            </w:r>
-          </w:p>
-        </w:tc>
-        <w:tc>
-          <w:tcPr/>
-          <w:p>
-            <w:pPr>
-              <w:pStyle w:val="Compact"/>
-              <w:jc w:val="left"/>
-            </w:pPr>
-            <w:r>
-              <w:t xml:space="preserve">1.14 (0.72-1.81)</w:t>
+              <w:t xml:space="preserve">p=0.922</w:t>
+            </w:r>
+          </w:p>
+        </w:tc>
+        <w:tc>
+          <w:tcPr/>
+          <w:p>
+            <w:pPr>
+              <w:pStyle w:val="Compact"/>
+              <w:jc w:val="left"/>
+            </w:pPr>
+            <w:r>
+              <w:t xml:space="preserve">1.09 (0.83-1.42)</w:t>
             </w:r>
           </w:p>
         </w:tc>
@@ -20905,7 +19816,7 @@
               <w:jc w:val="left"/>
             </w:pPr>
             <w:r>
-              <w:t xml:space="preserve">p=0.579</w:t>
+              <w:t xml:space="preserve">p=0.549</w:t>
             </w:r>
           </w:p>
         </w:tc>
@@ -20935,28 +19846,32 @@
               <w:jc w:val="left"/>
             </w:pPr>
             <w:r>
-              <w:t xml:space="preserve">ruralSuburban</w:t>
-            </w:r>
-          </w:p>
-        </w:tc>
-        <w:tc>
-          <w:tcPr/>
-          <w:p>
-            <w:pPr>
-              <w:pStyle w:val="Compact"/>
-              <w:jc w:val="left"/>
-            </w:pPr>
-            <w:r>
-              <w:t xml:space="preserve">1.03 (0.71-1.50)</w:t>
-            </w:r>
-          </w:p>
-        </w:tc>
-        <w:tc>
-          <w:tcPr/>
-          <w:p>
-            <w:pPr>
-              <w:pStyle w:val="Compact"/>
-            </w:pPr>
+              <w:t xml:space="preserve">caller_fRoesch</w:t>
+            </w:r>
+          </w:p>
+        </w:tc>
+        <w:tc>
+          <w:tcPr/>
+          <w:p>
+            <w:pPr>
+              <w:pStyle w:val="Compact"/>
+              <w:jc w:val="left"/>
+            </w:pPr>
+            <w:r>
+              <w:t xml:space="preserve">Ref.</w:t>
+            </w:r>
+          </w:p>
+        </w:tc>
+        <w:tc>
+          <w:tcPr/>
+          <w:p>
+            <w:pPr>
+              <w:pStyle w:val="Compact"/>
+              <w:jc w:val="left"/>
+            </w:pPr>
+            <w:r>
+              <w:t xml:space="preserve">Ref.</w:t>
+            </w:r>
           </w:p>
         </w:tc>
       </w:tr>
@@ -20969,19 +19884,19 @@
               <w:jc w:val="left"/>
             </w:pPr>
             <w:r>
-              <w:t xml:space="preserve">p=0.857</w:t>
-            </w:r>
-          </w:p>
-        </w:tc>
-        <w:tc>
-          <w:tcPr/>
-          <w:p>
-            <w:pPr>
-              <w:pStyle w:val="Compact"/>
-              <w:jc w:val="left"/>
-            </w:pPr>
-            <w:r>
-              <w:t xml:space="preserve">1.08 (0.81-1.42)</w:t>
+              <w:t xml:space="preserve">caller_fDeol</w:t>
+            </w:r>
+          </w:p>
+        </w:tc>
+        <w:tc>
+          <w:tcPr/>
+          <w:p>
+            <w:pPr>
+              <w:pStyle w:val="Compact"/>
+              <w:jc w:val="left"/>
+            </w:pPr>
+            <w:r>
+              <w:t xml:space="preserve">2.34 (1.42-3.85)</w:t>
             </w:r>
           </w:p>
         </w:tc>
@@ -21003,16 +19918,20 @@
               <w:jc w:val="left"/>
             </w:pPr>
             <w:r>
-              <w:t xml:space="preserve">p=0.606</w:t>
-            </w:r>
-          </w:p>
-        </w:tc>
-        <w:tc>
-          <w:tcPr/>
-          <w:p>
-            <w:pPr>
-              <w:pStyle w:val="Compact"/>
-            </w:pPr>
+              <w:t xml:space="preserve">p=&lt; 0.001</w:t>
+            </w:r>
+          </w:p>
+        </w:tc>
+        <w:tc>
+          <w:tcPr/>
+          <w:p>
+            <w:pPr>
+              <w:pStyle w:val="Compact"/>
+              <w:jc w:val="left"/>
+            </w:pPr>
+            <w:r>
+              <w:t xml:space="preserve">0.82 (0.59-1.14)</w:t>
+            </w:r>
           </w:p>
         </w:tc>
         <w:tc>
@@ -21033,32 +19952,24 @@
               <w:jc w:val="left"/>
             </w:pPr>
             <w:r>
-              <w:t xml:space="preserve">caller_fRoesch</w:t>
-            </w:r>
-          </w:p>
-        </w:tc>
-        <w:tc>
-          <w:tcPr/>
-          <w:p>
-            <w:pPr>
-              <w:pStyle w:val="Compact"/>
-              <w:jc w:val="left"/>
-            </w:pPr>
-            <w:r>
-              <w:t xml:space="preserve">Ref.</w:t>
-            </w:r>
-          </w:p>
-        </w:tc>
-        <w:tc>
-          <w:tcPr/>
-          <w:p>
-            <w:pPr>
-              <w:pStyle w:val="Compact"/>
-              <w:jc w:val="left"/>
-            </w:pPr>
-            <w:r>
-              <w:t xml:space="preserve">Ref.</w:t>
-            </w:r>
+              <w:t xml:space="preserve">p=0.237</w:t>
+            </w:r>
+          </w:p>
+        </w:tc>
+        <w:tc>
+          <w:tcPr/>
+          <w:p>
+            <w:pPr>
+              <w:pStyle w:val="Compact"/>
+            </w:pPr>
+          </w:p>
+        </w:tc>
+        <w:tc>
+          <w:tcPr/>
+          <w:p>
+            <w:pPr>
+              <w:pStyle w:val="Compact"/>
+            </w:pPr>
           </w:p>
         </w:tc>
       </w:tr>
@@ -21071,19 +19982,19 @@
               <w:jc w:val="left"/>
             </w:pPr>
             <w:r>
-              <w:t xml:space="preserve">caller_fDeol</w:t>
-            </w:r>
-          </w:p>
-        </w:tc>
-        <w:tc>
-          <w:tcPr/>
-          <w:p>
-            <w:pPr>
-              <w:pStyle w:val="Compact"/>
-              <w:jc w:val="left"/>
-            </w:pPr>
-            <w:r>
-              <w:t xml:space="preserve">2.34 (1.42-3.86)</w:t>
+              <w:t xml:space="preserve">caller_fFalk</w:t>
+            </w:r>
+          </w:p>
+        </w:tc>
+        <w:tc>
+          <w:tcPr/>
+          <w:p>
+            <w:pPr>
+              <w:pStyle w:val="Compact"/>
+              <w:jc w:val="left"/>
+            </w:pPr>
+            <w:r>
+              <w:t xml:space="preserve">2.00 (1.13-3.52)</w:t>
             </w:r>
           </w:p>
         </w:tc>
@@ -21105,19 +20016,19 @@
               <w:jc w:val="left"/>
             </w:pPr>
             <w:r>
-              <w:t xml:space="preserve">p=&lt; 0.001</w:t>
-            </w:r>
-          </w:p>
-        </w:tc>
-        <w:tc>
-          <w:tcPr/>
-          <w:p>
-            <w:pPr>
-              <w:pStyle w:val="Compact"/>
-              <w:jc w:val="left"/>
-            </w:pPr>
-            <w:r>
-              <w:t xml:space="preserve">0.82 (0.59-1.14)</w:t>
+              <w:t xml:space="preserve">p=0.017</w:t>
+            </w:r>
+          </w:p>
+        </w:tc>
+        <w:tc>
+          <w:tcPr/>
+          <w:p>
+            <w:pPr>
+              <w:pStyle w:val="Compact"/>
+              <w:jc w:val="left"/>
+            </w:pPr>
+            <w:r>
+              <w:t xml:space="preserve">0.61 (0.41-0.91)</w:t>
             </w:r>
           </w:p>
         </w:tc>
@@ -21139,7 +20050,7 @@
               <w:jc w:val="left"/>
             </w:pPr>
             <w:r>
-              <w:t xml:space="preserve">p=0.235</w:t>
+              <w:t xml:space="preserve">p=0.014</w:t>
             </w:r>
           </w:p>
         </w:tc>
@@ -21169,19 +20080,19 @@
               <w:jc w:val="left"/>
             </w:pPr>
             <w:r>
-              <w:t xml:space="preserve">caller_fFalk</w:t>
-            </w:r>
-          </w:p>
-        </w:tc>
-        <w:tc>
-          <w:tcPr/>
-          <w:p>
-            <w:pPr>
-              <w:pStyle w:val="Compact"/>
-              <w:jc w:val="left"/>
-            </w:pPr>
-            <w:r>
-              <w:t xml:space="preserve">2.00 (1.13-3.53)</w:t>
+              <w:t xml:space="preserve">caller_fGregg</w:t>
+            </w:r>
+          </w:p>
+        </w:tc>
+        <w:tc>
+          <w:tcPr/>
+          <w:p>
+            <w:pPr>
+              <w:pStyle w:val="Compact"/>
+              <w:jc w:val="left"/>
+            </w:pPr>
+            <w:r>
+              <w:t xml:space="preserve">1.89 (1.15-3.12)</w:t>
             </w:r>
           </w:p>
         </w:tc>
@@ -21203,19 +20114,19 @@
               <w:jc w:val="left"/>
             </w:pPr>
             <w:r>
-              <w:t xml:space="preserve">p=0.017</w:t>
-            </w:r>
-          </w:p>
-        </w:tc>
-        <w:tc>
-          <w:tcPr/>
-          <w:p>
-            <w:pPr>
-              <w:pStyle w:val="Compact"/>
-              <w:jc w:val="left"/>
-            </w:pPr>
-            <w:r>
-              <w:t xml:space="preserve">0.61 (0.41-0.91)</w:t>
+              <w:t xml:space="preserve">p=0.012</w:t>
+            </w:r>
+          </w:p>
+        </w:tc>
+        <w:tc>
+          <w:tcPr/>
+          <w:p>
+            <w:pPr>
+              <w:pStyle w:val="Compact"/>
+              <w:jc w:val="left"/>
+            </w:pPr>
+            <w:r>
+              <w:t xml:space="preserve">1.00 (0.71-1.40)</w:t>
             </w:r>
           </w:p>
         </w:tc>
@@ -21237,7 +20148,7 @@
               <w:jc w:val="left"/>
             </w:pPr>
             <w:r>
-              <w:t xml:space="preserve">p=0.015</w:t>
+              <w:t xml:space="preserve">p=0.994</w:t>
             </w:r>
           </w:p>
         </w:tc>
@@ -21267,19 +20178,19 @@
               <w:jc w:val="left"/>
             </w:pPr>
             <w:r>
-              <w:t xml:space="preserve">caller_fGregg</w:t>
-            </w:r>
-          </w:p>
-        </w:tc>
-        <w:tc>
-          <w:tcPr/>
-          <w:p>
-            <w:pPr>
-              <w:pStyle w:val="Compact"/>
-              <w:jc w:val="left"/>
-            </w:pPr>
-            <w:r>
-              <w:t xml:space="preserve">1.90 (1.15-3.12)</w:t>
+              <w:t xml:space="preserve">caller_fKim</w:t>
+            </w:r>
+          </w:p>
+        </w:tc>
+        <w:tc>
+          <w:tcPr/>
+          <w:p>
+            <w:pPr>
+              <w:pStyle w:val="Compact"/>
+              <w:jc w:val="left"/>
+            </w:pPr>
+            <w:r>
+              <w:t xml:space="preserve">1.98 (1.20-3.27)</w:t>
             </w:r>
           </w:p>
         </w:tc>
@@ -21301,19 +20212,19 @@
               <w:jc w:val="left"/>
             </w:pPr>
             <w:r>
-              <w:t xml:space="preserve">p=0.012</w:t>
-            </w:r>
-          </w:p>
-        </w:tc>
-        <w:tc>
-          <w:tcPr/>
-          <w:p>
-            <w:pPr>
-              <w:pStyle w:val="Compact"/>
-              <w:jc w:val="left"/>
-            </w:pPr>
-            <w:r>
-              <w:t xml:space="preserve">1.00 (0.71-1.40)</w:t>
+              <w:t xml:space="preserve">p=0.007</w:t>
+            </w:r>
+          </w:p>
+        </w:tc>
+        <w:tc>
+          <w:tcPr/>
+          <w:p>
+            <w:pPr>
+              <w:pStyle w:val="Compact"/>
+              <w:jc w:val="left"/>
+            </w:pPr>
+            <w:r>
+              <w:t xml:space="preserve">1.00 (0.71-1.42)</w:t>
             </w:r>
           </w:p>
         </w:tc>
@@ -21335,7 +20246,7 @@
               <w:jc w:val="left"/>
             </w:pPr>
             <w:r>
-              <w:t xml:space="preserve">p=0.978</w:t>
+              <w:t xml:space="preserve">p=1.000</w:t>
             </w:r>
           </w:p>
         </w:tc>
@@ -21365,19 +20276,19 @@
               <w:jc w:val="left"/>
             </w:pPr>
             <w:r>
-              <w:t xml:space="preserve">caller_fKim</w:t>
-            </w:r>
-          </w:p>
-        </w:tc>
-        <w:tc>
-          <w:tcPr/>
-          <w:p>
-            <w:pPr>
-              <w:pStyle w:val="Compact"/>
-              <w:jc w:val="left"/>
-            </w:pPr>
-            <w:r>
-              <w:t xml:space="preserve">1.98 (1.20-3.27)</w:t>
+              <w:t xml:space="preserve">caller_fOther</w:t>
+            </w:r>
+          </w:p>
+        </w:tc>
+        <w:tc>
+          <w:tcPr/>
+          <w:p>
+            <w:pPr>
+              <w:pStyle w:val="Compact"/>
+              <w:jc w:val="left"/>
+            </w:pPr>
+            <w:r>
+              <w:t xml:space="preserve">0.50 (0.14-1.73)</w:t>
             </w:r>
           </w:p>
         </w:tc>
@@ -21399,19 +20310,19 @@
               <w:jc w:val="left"/>
             </w:pPr>
             <w:r>
-              <w:t xml:space="preserve">p=0.007</w:t>
-            </w:r>
-          </w:p>
-        </w:tc>
-        <w:tc>
-          <w:tcPr/>
-          <w:p>
-            <w:pPr>
-              <w:pStyle w:val="Compact"/>
-              <w:jc w:val="left"/>
-            </w:pPr>
-            <w:r>
-              <w:t xml:space="preserve">1.00 (0.71-1.42)</w:t>
+              <w:t xml:space="preserve">p=0.274</w:t>
+            </w:r>
+          </w:p>
+        </w:tc>
+        <w:tc>
+          <w:tcPr/>
+          <w:p>
+            <w:pPr>
+              <w:pStyle w:val="Compact"/>
+              <w:jc w:val="left"/>
+            </w:pPr>
+            <w:r>
+              <w:t xml:space="preserve">0.74 (0.26-2.10)</w:t>
             </w:r>
           </w:p>
         </w:tc>
@@ -21433,7 +20344,7 @@
               <w:jc w:val="left"/>
             </w:pPr>
             <w:r>
-              <w:t xml:space="preserve">p=0.999</w:t>
+              <w:t xml:space="preserve">p=0.566</w:t>
             </w:r>
           </w:p>
         </w:tc>
@@ -21463,19 +20374,19 @@
               <w:jc w:val="left"/>
             </w:pPr>
             <w:r>
-              <w:t xml:space="preserve">caller_fOther</w:t>
-            </w:r>
-          </w:p>
-        </w:tc>
-        <w:tc>
-          <w:tcPr/>
-          <w:p>
-            <w:pPr>
-              <w:pStyle w:val="Compact"/>
-              <w:jc w:val="left"/>
-            </w:pPr>
-            <w:r>
-              <w:t xml:space="preserve">0.50 (0.14-1.73)</w:t>
+              <w:t xml:space="preserve">caller_fWalsh</w:t>
+            </w:r>
+          </w:p>
+        </w:tc>
+        <w:tc>
+          <w:tcPr/>
+          <w:p>
+            <w:pPr>
+              <w:pStyle w:val="Compact"/>
+              <w:jc w:val="left"/>
+            </w:pPr>
+            <w:r>
+              <w:t xml:space="preserve">2.24 (1.37-3.66)</w:t>
             </w:r>
           </w:p>
         </w:tc>
@@ -21497,19 +20408,19 @@
               <w:jc w:val="left"/>
             </w:pPr>
             <w:r>
-              <w:t xml:space="preserve">p=0.274</w:t>
-            </w:r>
-          </w:p>
-        </w:tc>
-        <w:tc>
-          <w:tcPr/>
-          <w:p>
-            <w:pPr>
-              <w:pStyle w:val="Compact"/>
-              <w:jc w:val="left"/>
-            </w:pPr>
-            <w:r>
-              <w:t xml:space="preserve">0.73 (0.26-2.10)</w:t>
+              <w:t xml:space="preserve">p=0.001</w:t>
+            </w:r>
+          </w:p>
+        </w:tc>
+        <w:tc>
+          <w:tcPr/>
+          <w:p>
+            <w:pPr>
+              <w:pStyle w:val="Compact"/>
+              <w:jc w:val="left"/>
+            </w:pPr>
+            <w:r>
+              <w:t xml:space="preserve">0.86 (0.62-1.20)</w:t>
             </w:r>
           </w:p>
         </w:tc>
@@ -21531,7 +20442,7 @@
               <w:jc w:val="left"/>
             </w:pPr>
             <w:r>
-              <w:t xml:space="preserve">p=0.565</w:t>
+              <w:t xml:space="preserve">p=0.377</w:t>
             </w:r>
           </w:p>
         </w:tc>
@@ -21561,28 +20472,32 @@
               <w:jc w:val="left"/>
             </w:pPr>
             <w:r>
-              <w:t xml:space="preserve">caller_fWalsh</w:t>
-            </w:r>
-          </w:p>
-        </w:tc>
-        <w:tc>
-          <w:tcPr/>
-          <w:p>
-            <w:pPr>
-              <w:pStyle w:val="Compact"/>
-              <w:jc w:val="left"/>
-            </w:pPr>
-            <w:r>
-              <w:t xml:space="preserve">2.25 (1.38-3.67)</w:t>
-            </w:r>
-          </w:p>
-        </w:tc>
-        <w:tc>
-          <w:tcPr/>
-          <w:p>
-            <w:pPr>
-              <w:pStyle w:val="Compact"/>
-            </w:pPr>
+              <w:t xml:space="preserve">N</w:t>
+            </w:r>
+          </w:p>
+        </w:tc>
+        <w:tc>
+          <w:tcPr/>
+          <w:p>
+            <w:pPr>
+              <w:pStyle w:val="Compact"/>
+              <w:jc w:val="left"/>
+            </w:pPr>
+            <w:r>
+              <w:t xml:space="preserve">731</w:t>
+            </w:r>
+          </w:p>
+        </w:tc>
+        <w:tc>
+          <w:tcPr/>
+          <w:p>
+            <w:pPr>
+              <w:pStyle w:val="Compact"/>
+              <w:jc w:val="left"/>
+            </w:pPr>
+            <w:r>
+              <w:t xml:space="preserve">430</w:t>
+            </w:r>
           </w:p>
         </w:tc>
       </w:tr>
@@ -21595,108 +20510,6 @@
               <w:jc w:val="left"/>
             </w:pPr>
             <w:r>
-              <w:t xml:space="preserve">p=0.001</w:t>
-            </w:r>
-          </w:p>
-        </w:tc>
-        <w:tc>
-          <w:tcPr/>
-          <w:p>
-            <w:pPr>
-              <w:pStyle w:val="Compact"/>
-              <w:jc w:val="left"/>
-            </w:pPr>
-            <w:r>
-              <w:t xml:space="preserve">0.86 (0.62-1.20)</w:t>
-            </w:r>
-          </w:p>
-        </w:tc>
-        <w:tc>
-          <w:tcPr/>
-          <w:p>
-            <w:pPr>
-              <w:pStyle w:val="Compact"/>
-            </w:pPr>
-          </w:p>
-        </w:tc>
-      </w:tr>
-      <w:tr>
-        <w:tc>
-          <w:tcPr/>
-          <w:p>
-            <w:pPr>
-              <w:pStyle w:val="Compact"/>
-              <w:jc w:val="left"/>
-            </w:pPr>
-            <w:r>
-              <w:t xml:space="preserve">p=0.379</w:t>
-            </w:r>
-          </w:p>
-        </w:tc>
-        <w:tc>
-          <w:tcPr/>
-          <w:p>
-            <w:pPr>
-              <w:pStyle w:val="Compact"/>
-            </w:pPr>
-          </w:p>
-        </w:tc>
-        <w:tc>
-          <w:tcPr/>
-          <w:p>
-            <w:pPr>
-              <w:pStyle w:val="Compact"/>
-            </w:pPr>
-          </w:p>
-        </w:tc>
-      </w:tr>
-      <w:tr>
-        <w:tc>
-          <w:tcPr/>
-          <w:p>
-            <w:pPr>
-              <w:pStyle w:val="Compact"/>
-              <w:jc w:val="left"/>
-            </w:pPr>
-            <w:r>
-              <w:t xml:space="preserve">N</w:t>
-            </w:r>
-          </w:p>
-        </w:tc>
-        <w:tc>
-          <w:tcPr/>
-          <w:p>
-            <w:pPr>
-              <w:pStyle w:val="Compact"/>
-              <w:jc w:val="left"/>
-            </w:pPr>
-            <w:r>
-              <w:t xml:space="preserve">731</w:t>
-            </w:r>
-          </w:p>
-        </w:tc>
-        <w:tc>
-          <w:tcPr/>
-          <w:p>
-            <w:pPr>
-              <w:pStyle w:val="Compact"/>
-              <w:jc w:val="left"/>
-            </w:pPr>
-            <w:r>
-              <w:t xml:space="preserve">430</w:t>
-            </w:r>
-          </w:p>
-        </w:tc>
-      </w:tr>
-      <w:tr>
-        <w:tc>
-          <w:tcPr/>
-          <w:p>
-            <w:pPr>
-              <w:pStyle w:val="Compact"/>
-              <w:jc w:val="left"/>
-            </w:pPr>
-            <w:r>
               <w:t xml:space="preserve">AIC</w:t>
             </w:r>
           </w:p>
@@ -21709,19 +20522,19 @@
               <w:jc w:val="left"/>
             </w:pPr>
             <w:r>
-              <w:t xml:space="preserve">991.2</w:t>
-            </w:r>
-          </w:p>
-        </w:tc>
-        <w:tc>
-          <w:tcPr/>
-          <w:p>
-            <w:pPr>
-              <w:pStyle w:val="Compact"/>
-              <w:jc w:val="left"/>
-            </w:pPr>
-            <w:r>
-              <w:t xml:space="preserve">3572.6</w:t>
+              <w:t xml:space="preserve">989.3</w:t>
+            </w:r>
+          </w:p>
+        </w:tc>
+        <w:tc>
+          <w:tcPr/>
+          <w:p>
+            <w:pPr>
+              <w:pStyle w:val="Compact"/>
+              <w:jc w:val="left"/>
+            </w:pPr>
+            <w:r>
+              <w:t xml:space="preserve">3570.6</w:t>
             </w:r>
           </w:p>
         </w:tc>

--- a/manuscript_output/manuscript_mystery_caller.docx
+++ b/manuscript_output/manuscript_mystery_caller.docx
@@ -118,7 +118,7 @@
         <w:t xml:space="preserve"> </w:t>
       </w:r>
       <w:r>
-        <w:t xml:space="preserve">Of 960 calls, 731 complete calls with a known subspecialty were analyzed; an appointment was offered in 433 (59.2%), with a median wait of 14 business days (IQR 5–30). Requested subspecialty was the dominant determinant: pediatric otolaryngology had higher odds of an offer (OR 2.27 (95% CI 1.08–4.76; p = 0.031)), and waits were longer for laryngology (IRR 2.25 (95% CI 1.14–4.46; p = 0.020)) and pediatric otolaryngology (IRR 1.54 (95% CI 1.04–2.28; p = 0.032)). No geographic covariate—supply, Medicaid fee generosity, social vulnerability, dual-eligibility, or rurality—was associated with either outcome.</w:t>
+        <w:t xml:space="preserve">Of 960 calls, 731 complete calls with a known subspecialty were analyzed; an appointment was offered in 433 (59.2%), with a median wait of 14 business days (IQR 5–30). Requested subspecialty was the dominant determinant: pediatric otolaryngology had higher odds of an offer (OR 2.27 (95% CI 1.08–4.76; p = 0.031)), and waits were longer for laryngology (IRR 2.25 (95% CI 1.14–4.47; p = 0.020)) and pediatric otolaryngology (IRR 1.63 (95% CI 1.11–2.40; p = 0.013)). No geographic covariate—supply, Medicaid fee generosity, social vulnerability, dual-eligibility, or rurality—was associated with either outcome.</w:t>
       </w:r>
     </w:p>
     <w:p>
@@ -7953,7 +7953,7 @@
         <w:pStyle w:val="FirstParagraph"/>
       </w:pPr>
       <w:r>
-        <w:t xml:space="preserve">Among offering offices, waits again varied by subspecialty and not geography. Relative to general otolaryngology, waits were longer for laryngology (IRR 2.25 (95% CI 1.14–4.46; p = 0.020)) and pediatric otolaryngology (IRR 1.54 (95% CI 1.04–2.28; p = 0.032)). No geographic covariate was associated with wait time (</w:t>
+        <w:t xml:space="preserve">Among offering offices, waits again varied by subspecialty and not geography. Relative to general otolaryngology, waits were longer for laryngology (IRR 2.25 (95% CI 1.14–4.47; p = 0.020)) and pediatric otolaryngology (IRR 1.63 (95% CI 1.11–2.40; p = 0.013)). No geographic covariate was associated with wait time (</w:t>
       </w:r>
       <w:r>
         <w:rPr>
@@ -10486,7 +10486,7 @@
                 <w:szCs w:val="18"/>
                 <w:color w:val="000000"/>
               </w:rPr>
-              <w:t xml:space="preserve">1.03 (0.72–1.49)</w:t>
+              <w:t xml:space="preserve">1.07 (0.74–1.53)</w:t>
             </w:r>
           </w:p>
         </w:tc>
@@ -10540,7 +10540,7 @@
                 <w:szCs w:val="18"/>
                 <w:color w:val="000000"/>
               </w:rPr>
-              <w:t xml:space="preserve">0.856</w:t>
+              <w:t xml:space="preserve">0.724</w:t>
             </w:r>
           </w:p>
         </w:tc>
@@ -10653,7 +10653,7 @@
                 <w:szCs w:val="18"/>
                 <w:color w:val="000000"/>
               </w:rPr>
-              <w:t xml:space="preserve">1.26 (0.72–2.22)</w:t>
+              <w:t xml:space="preserve">1.30 (0.74–2.28)</w:t>
             </w:r>
           </w:p>
         </w:tc>
@@ -10707,7 +10707,7 @@
                 <w:szCs w:val="18"/>
                 <w:color w:val="000000"/>
               </w:rPr>
-              <w:t xml:space="preserve">0.423</w:t>
+              <w:t xml:space="preserve">0.364</w:t>
             </w:r>
           </w:p>
         </w:tc>
@@ -10820,7 +10820,7 @@
                 <w:szCs w:val="18"/>
                 <w:color w:val="000000"/>
               </w:rPr>
-              <w:t xml:space="preserve">2.25 (1.14–4.46)</w:t>
+              <w:t xml:space="preserve">2.25 (1.14–4.47)</w:t>
             </w:r>
           </w:p>
         </w:tc>
@@ -10987,7 +10987,7 @@
                 <w:szCs w:val="18"/>
                 <w:color w:val="000000"/>
               </w:rPr>
-              <w:t xml:space="preserve">1.20 (0.64–2.26)</w:t>
+              <w:t xml:space="preserve">1.31 (0.71–2.41)</w:t>
             </w:r>
           </w:p>
         </w:tc>
@@ -11041,7 +11041,7 @@
                 <w:szCs w:val="18"/>
                 <w:color w:val="000000"/>
               </w:rPr>
-              <w:t xml:space="preserve">0.562</w:t>
+              <w:t xml:space="preserve">0.386</w:t>
             </w:r>
           </w:p>
         </w:tc>
@@ -11154,7 +11154,7 @@
                 <w:szCs w:val="18"/>
                 <w:color w:val="000000"/>
               </w:rPr>
-              <w:t xml:space="preserve">1.54 (1.04–2.28)</w:t>
+              <w:t xml:space="preserve">1.63 (1.11–2.40)</w:t>
             </w:r>
           </w:p>
         </w:tc>
@@ -11208,7 +11208,7 @@
                 <w:szCs w:val="18"/>
                 <w:color w:val="000000"/>
               </w:rPr>
-              <w:t xml:space="preserve">0.032</w:t>
+              <w:t xml:space="preserve">0.013</w:t>
             </w:r>
           </w:p>
         </w:tc>
@@ -11321,7 +11321,7 @@
                 <w:szCs w:val="18"/>
                 <w:color w:val="000000"/>
               </w:rPr>
-              <w:t xml:space="preserve">1.55 (0.89–2.68)</w:t>
+              <w:t xml:space="preserve">1.57 (0.91–2.71)</w:t>
             </w:r>
           </w:p>
         </w:tc>
@@ -11375,7 +11375,7 @@
                 <w:szCs w:val="18"/>
                 <w:color w:val="000000"/>
               </w:rPr>
-              <w:t xml:space="preserve">0.121</w:t>
+              <w:t xml:space="preserve">0.108</w:t>
             </w:r>
           </w:p>
         </w:tc>
@@ -11488,7 +11488,7 @@
                 <w:szCs w:val="18"/>
                 <w:color w:val="000000"/>
               </w:rPr>
-              <w:t xml:space="preserve">1.16 (0.61–2.24)</w:t>
+              <w:t xml:space="preserve">1.23 (0.65–2.34)</w:t>
             </w:r>
           </w:p>
         </w:tc>
@@ -11542,7 +11542,7 @@
                 <w:szCs w:val="18"/>
                 <w:color w:val="000000"/>
               </w:rPr>
-              <w:t xml:space="preserve">0.647</w:t>
+              <w:t xml:space="preserve">0.530</w:t>
             </w:r>
           </w:p>
         </w:tc>
@@ -11655,7 +11655,7 @@
                 <w:szCs w:val="18"/>
                 <w:color w:val="000000"/>
               </w:rPr>
-              <w:t xml:space="preserve">0.95 (0.81–1.11)</w:t>
+              <w:t xml:space="preserve">0.94 (0.82–1.09)</w:t>
             </w:r>
           </w:p>
         </w:tc>
@@ -11709,7 +11709,7 @@
                 <w:szCs w:val="18"/>
                 <w:color w:val="000000"/>
               </w:rPr>
-              <w:t xml:space="preserve">0.520</w:t>
+              <w:t xml:space="preserve">0.414</w:t>
             </w:r>
           </w:p>
         </w:tc>
@@ -11822,7 +11822,7 @@
                 <w:szCs w:val="18"/>
                 <w:color w:val="000000"/>
               </w:rPr>
-              <w:t xml:space="preserve">0.96 (0.84–1.10)</w:t>
+              <w:t xml:space="preserve">0.94 (0.83–1.07)</w:t>
             </w:r>
           </w:p>
         </w:tc>
@@ -11876,7 +11876,7 @@
                 <w:szCs w:val="18"/>
                 <w:color w:val="000000"/>
               </w:rPr>
-              <w:t xml:space="preserve">0.543</w:t>
+              <w:t xml:space="preserve">0.363</w:t>
             </w:r>
           </w:p>
         </w:tc>
@@ -11989,7 +11989,7 @@
                 <w:szCs w:val="18"/>
                 <w:color w:val="000000"/>
               </w:rPr>
-              <w:t xml:space="preserve">0.95 (0.84–1.07)</w:t>
+              <w:t xml:space="preserve">0.96 (0.85–1.08)</w:t>
             </w:r>
           </w:p>
         </w:tc>
@@ -12043,7 +12043,7 @@
                 <w:szCs w:val="18"/>
                 <w:color w:val="000000"/>
               </w:rPr>
-              <w:t xml:space="preserve">0.416</w:t>
+              <w:t xml:space="preserve">0.502</w:t>
             </w:r>
           </w:p>
         </w:tc>
@@ -12156,7 +12156,7 @@
                 <w:szCs w:val="18"/>
                 <w:color w:val="000000"/>
               </w:rPr>
-              <w:t xml:space="preserve">0.98 (0.86–1.12)</w:t>
+              <w:t xml:space="preserve">0.98 (0.86–1.11)</w:t>
             </w:r>
           </w:p>
         </w:tc>
@@ -12210,7 +12210,7 @@
                 <w:szCs w:val="18"/>
                 <w:color w:val="000000"/>
               </w:rPr>
-              <w:t xml:space="preserve">0.821</w:t>
+              <w:t xml:space="preserve">0.729</w:t>
             </w:r>
           </w:p>
         </w:tc>
@@ -12323,7 +12323,7 @@
                 <w:szCs w:val="18"/>
                 <w:color w:val="000000"/>
               </w:rPr>
-              <w:t xml:space="preserve">1.09 (0.83–1.42)</w:t>
+              <w:t xml:space="preserve">1.17 (0.90–1.51)</w:t>
             </w:r>
           </w:p>
         </w:tc>
@@ -12377,7 +12377,7 @@
                 <w:szCs w:val="18"/>
                 <w:color w:val="000000"/>
               </w:rPr>
-              <w:t xml:space="preserve">0.549</w:t>
+              <w:t xml:space="preserve">0.242</w:t>
             </w:r>
           </w:p>
         </w:tc>
@@ -12591,7 +12591,7 @@
         <w:t xml:space="preserve"> </w:t>
       </w:r>
       <w:r>
-        <w:t xml:space="preserve">Although the realized sample achieved the pre-specified, near-optimal urban/rural balance (approximately 50/50 under the RUCA 1–3 vs 4–10 dichotomy) and exceeded the planned call budget, the study was nonetheless underpowered for its primary rural-versus-urban timeliness contrast. The pre-specified analysis targeted a minimum detectable wait-time gap of about six business days; two realized features eroded that power. First, because a wait time exists only when an appointment is offered and offers were made in roughly three-fifths of calls, the analyzable wait-time sample was smaller than projected. Second, the wait-time distribution was substantially more dispersed than the pilot estimates assumed (heavy right tail). Together these limited detectable rural–urban differences to roughly nineteen days at 90% power; the observed difference was small (about two business days) and non-significant. Each physician was also contacted once, precluding within-physician inference; contextual covariates were linked at the ZIP-code or county level and thus approximate a practice’s true environment; patient insurance was held constant (not varied) in this phase; and appointment availability reflects a single point in time.</w:t>
+        <w:t xml:space="preserve">The realized sample achieved the pre-specified, near-optimal urban/rural balance (approximately 50/50 under the RUCA 1–3 vs 4–10 dichotomy) and exceeded the planned call budget. One appointment with an implausible date—a wait exceeding two years attributable to a data-entry error in the appointment year—was excluded from the timeliness analysis. Even so, the study was modestly underpowered for its primary rural-versus-urban timeliness contrast: the pre-specified target was a minimum detectable gap of about six business days, whereas the realized sample (429 recorded waits, reflecting an appointment-offer rate near three-fifths) supports detection of roughly a ten-day gap at 90% power and provides about 70% power for the originally anticipated eight-day gap. Reaching the six-day target would require on the order of 130 additional calls (approximately 1,090 total) at 80% power, or 490 additional calls (approximately 1,450 total) at 90% power. The observed rural–urban difference was small (about two business days) and non-significant. Each physician was contacted once, precluding within-physician inference; contextual covariates were linked at the ZIP-code or county level and thus approximate a practice’s true environment; patient insurance was held constant (not varied) in this phase; and appointment availability reflects a single point in time.</w:t>
       </w:r>
     </w:p>
     <w:p>
@@ -15126,19 +15126,19 @@
               <w:jc w:val="left"/>
             </w:pPr>
             <w:r>
-              <w:t xml:space="preserve">1.03 (0.72-1.49)</w:t>
-            </w:r>
-          </w:p>
-        </w:tc>
-        <w:tc>
-          <w:tcPr/>
-          <w:p>
-            <w:pPr>
-              <w:pStyle w:val="Compact"/>
-              <w:jc w:val="right"/>
-            </w:pPr>
-            <w:r>
-              <w:t xml:space="preserve">0.856</w:t>
+              <w:t xml:space="preserve">1.07 (0.74-1.53)</w:t>
+            </w:r>
+          </w:p>
+        </w:tc>
+        <w:tc>
+          <w:tcPr/>
+          <w:p>
+            <w:pPr>
+              <w:pStyle w:val="Compact"/>
+              <w:jc w:val="right"/>
+            </w:pPr>
+            <w:r>
+              <w:t xml:space="preserve">0.724</w:t>
             </w:r>
           </w:p>
         </w:tc>
@@ -15164,19 +15164,19 @@
               <w:jc w:val="left"/>
             </w:pPr>
             <w:r>
-              <w:t xml:space="preserve">1.26 (0.72-2.22)</w:t>
-            </w:r>
-          </w:p>
-        </w:tc>
-        <w:tc>
-          <w:tcPr/>
-          <w:p>
-            <w:pPr>
-              <w:pStyle w:val="Compact"/>
-              <w:jc w:val="right"/>
-            </w:pPr>
-            <w:r>
-              <w:t xml:space="preserve">0.423</w:t>
+              <w:t xml:space="preserve">1.30 (0.74-2.28)</w:t>
+            </w:r>
+          </w:p>
+        </w:tc>
+        <w:tc>
+          <w:tcPr/>
+          <w:p>
+            <w:pPr>
+              <w:pStyle w:val="Compact"/>
+              <w:jc w:val="right"/>
+            </w:pPr>
+            <w:r>
+              <w:t xml:space="preserve">0.364</w:t>
             </w:r>
           </w:p>
         </w:tc>
@@ -15202,7 +15202,7 @@
               <w:jc w:val="left"/>
             </w:pPr>
             <w:r>
-              <w:t xml:space="preserve">2.25 (1.14-4.46)</w:t>
+              <w:t xml:space="preserve">2.25 (1.14-4.47)</w:t>
             </w:r>
           </w:p>
         </w:tc>
@@ -15240,19 +15240,19 @@
               <w:jc w:val="left"/>
             </w:pPr>
             <w:r>
-              <w:t xml:space="preserve">1.20 (0.64-2.26)</w:t>
-            </w:r>
-          </w:p>
-        </w:tc>
-        <w:tc>
-          <w:tcPr/>
-          <w:p>
-            <w:pPr>
-              <w:pStyle w:val="Compact"/>
-              <w:jc w:val="right"/>
-            </w:pPr>
-            <w:r>
-              <w:t xml:space="preserve">0.562</w:t>
+              <w:t xml:space="preserve">1.31 (0.71-2.41)</w:t>
+            </w:r>
+          </w:p>
+        </w:tc>
+        <w:tc>
+          <w:tcPr/>
+          <w:p>
+            <w:pPr>
+              <w:pStyle w:val="Compact"/>
+              <w:jc w:val="right"/>
+            </w:pPr>
+            <w:r>
+              <w:t xml:space="preserve">0.386</w:t>
             </w:r>
           </w:p>
         </w:tc>
@@ -15278,19 +15278,19 @@
               <w:jc w:val="left"/>
             </w:pPr>
             <w:r>
-              <w:t xml:space="preserve">1.54 (1.04-2.28)</w:t>
-            </w:r>
-          </w:p>
-        </w:tc>
-        <w:tc>
-          <w:tcPr/>
-          <w:p>
-            <w:pPr>
-              <w:pStyle w:val="Compact"/>
-              <w:jc w:val="right"/>
-            </w:pPr>
-            <w:r>
-              <w:t xml:space="preserve">0.032</w:t>
+              <w:t xml:space="preserve">1.63 (1.11-2.40)</w:t>
+            </w:r>
+          </w:p>
+        </w:tc>
+        <w:tc>
+          <w:tcPr/>
+          <w:p>
+            <w:pPr>
+              <w:pStyle w:val="Compact"/>
+              <w:jc w:val="right"/>
+            </w:pPr>
+            <w:r>
+              <w:t xml:space="preserve">0.013</w:t>
             </w:r>
           </w:p>
         </w:tc>
@@ -15316,19 +15316,19 @@
               <w:jc w:val="left"/>
             </w:pPr>
             <w:r>
-              <w:t xml:space="preserve">1.55 (0.89-2.68)</w:t>
-            </w:r>
-          </w:p>
-        </w:tc>
-        <w:tc>
-          <w:tcPr/>
-          <w:p>
-            <w:pPr>
-              <w:pStyle w:val="Compact"/>
-              <w:jc w:val="right"/>
-            </w:pPr>
-            <w:r>
-              <w:t xml:space="preserve">0.121</w:t>
+              <w:t xml:space="preserve">1.57 (0.91-2.71)</w:t>
+            </w:r>
+          </w:p>
+        </w:tc>
+        <w:tc>
+          <w:tcPr/>
+          <w:p>
+            <w:pPr>
+              <w:pStyle w:val="Compact"/>
+              <w:jc w:val="right"/>
+            </w:pPr>
+            <w:r>
+              <w:t xml:space="preserve">0.108</w:t>
             </w:r>
           </w:p>
         </w:tc>
@@ -15354,19 +15354,19 @@
               <w:jc w:val="left"/>
             </w:pPr>
             <w:r>
-              <w:t xml:space="preserve">1.16 (0.61-2.24)</w:t>
-            </w:r>
-          </w:p>
-        </w:tc>
-        <w:tc>
-          <w:tcPr/>
-          <w:p>
-            <w:pPr>
-              <w:pStyle w:val="Compact"/>
-              <w:jc w:val="right"/>
-            </w:pPr>
-            <w:r>
-              <w:t xml:space="preserve">0.647</w:t>
+              <w:t xml:space="preserve">1.23 (0.65-2.34)</w:t>
+            </w:r>
+          </w:p>
+        </w:tc>
+        <w:tc>
+          <w:tcPr/>
+          <w:p>
+            <w:pPr>
+              <w:pStyle w:val="Compact"/>
+              <w:jc w:val="right"/>
+            </w:pPr>
+            <w:r>
+              <w:t xml:space="preserve">0.530</w:t>
             </w:r>
           </w:p>
         </w:tc>
@@ -15392,19 +15392,19 @@
               <w:jc w:val="left"/>
             </w:pPr>
             <w:r>
-              <w:t xml:space="preserve">0.95 (0.81-1.11)</w:t>
-            </w:r>
-          </w:p>
-        </w:tc>
-        <w:tc>
-          <w:tcPr/>
-          <w:p>
-            <w:pPr>
-              <w:pStyle w:val="Compact"/>
-              <w:jc w:val="right"/>
-            </w:pPr>
-            <w:r>
-              <w:t xml:space="preserve">0.520</w:t>
+              <w:t xml:space="preserve">0.94 (0.82-1.09)</w:t>
+            </w:r>
+          </w:p>
+        </w:tc>
+        <w:tc>
+          <w:tcPr/>
+          <w:p>
+            <w:pPr>
+              <w:pStyle w:val="Compact"/>
+              <w:jc w:val="right"/>
+            </w:pPr>
+            <w:r>
+              <w:t xml:space="preserve">0.414</w:t>
             </w:r>
           </w:p>
         </w:tc>
@@ -15430,19 +15430,19 @@
               <w:jc w:val="left"/>
             </w:pPr>
             <w:r>
-              <w:t xml:space="preserve">0.96 (0.84-1.10)</w:t>
-            </w:r>
-          </w:p>
-        </w:tc>
-        <w:tc>
-          <w:tcPr/>
-          <w:p>
-            <w:pPr>
-              <w:pStyle w:val="Compact"/>
-              <w:jc w:val="right"/>
-            </w:pPr>
-            <w:r>
-              <w:t xml:space="preserve">0.543</w:t>
+              <w:t xml:space="preserve">0.94 (0.83-1.07)</w:t>
+            </w:r>
+          </w:p>
+        </w:tc>
+        <w:tc>
+          <w:tcPr/>
+          <w:p>
+            <w:pPr>
+              <w:pStyle w:val="Compact"/>
+              <w:jc w:val="right"/>
+            </w:pPr>
+            <w:r>
+              <w:t xml:space="preserve">0.363</w:t>
             </w:r>
           </w:p>
         </w:tc>
@@ -15468,19 +15468,19 @@
               <w:jc w:val="left"/>
             </w:pPr>
             <w:r>
-              <w:t xml:space="preserve">0.95 (0.84-1.07)</w:t>
-            </w:r>
-          </w:p>
-        </w:tc>
-        <w:tc>
-          <w:tcPr/>
-          <w:p>
-            <w:pPr>
-              <w:pStyle w:val="Compact"/>
-              <w:jc w:val="right"/>
-            </w:pPr>
-            <w:r>
-              <w:t xml:space="preserve">0.416</w:t>
+              <w:t xml:space="preserve">0.96 (0.85-1.08)</w:t>
+            </w:r>
+          </w:p>
+        </w:tc>
+        <w:tc>
+          <w:tcPr/>
+          <w:p>
+            <w:pPr>
+              <w:pStyle w:val="Compact"/>
+              <w:jc w:val="right"/>
+            </w:pPr>
+            <w:r>
+              <w:t xml:space="preserve">0.502</w:t>
             </w:r>
           </w:p>
         </w:tc>
@@ -15506,19 +15506,19 @@
               <w:jc w:val="left"/>
             </w:pPr>
             <w:r>
-              <w:t xml:space="preserve">0.98 (0.86-1.12)</w:t>
-            </w:r>
-          </w:p>
-        </w:tc>
-        <w:tc>
-          <w:tcPr/>
-          <w:p>
-            <w:pPr>
-              <w:pStyle w:val="Compact"/>
-              <w:jc w:val="right"/>
-            </w:pPr>
-            <w:r>
-              <w:t xml:space="preserve">0.821</w:t>
+              <w:t xml:space="preserve">0.98 (0.86-1.11)</w:t>
+            </w:r>
+          </w:p>
+        </w:tc>
+        <w:tc>
+          <w:tcPr/>
+          <w:p>
+            <w:pPr>
+              <w:pStyle w:val="Compact"/>
+              <w:jc w:val="right"/>
+            </w:pPr>
+            <w:r>
+              <w:t xml:space="preserve">0.729</w:t>
             </w:r>
           </w:p>
         </w:tc>
@@ -15544,19 +15544,19 @@
               <w:jc w:val="left"/>
             </w:pPr>
             <w:r>
-              <w:t xml:space="preserve">1.09 (0.83-1.42)</w:t>
-            </w:r>
-          </w:p>
-        </w:tc>
-        <w:tc>
-          <w:tcPr/>
-          <w:p>
-            <w:pPr>
-              <w:pStyle w:val="Compact"/>
-              <w:jc w:val="right"/>
-            </w:pPr>
-            <w:r>
-              <w:t xml:space="preserve">0.549</w:t>
+              <w:t xml:space="preserve">1.17 (0.90-1.51)</w:t>
+            </w:r>
+          </w:p>
+        </w:tc>
+        <w:tc>
+          <w:tcPr/>
+          <w:p>
+            <w:pPr>
+              <w:pStyle w:val="Compact"/>
+              <w:jc w:val="right"/>
+            </w:pPr>
+            <w:r>
+              <w:t xml:space="preserve">0.242</w:t>
             </w:r>
           </w:p>
         </w:tc>
@@ -15582,19 +15582,19 @@
               <w:jc w:val="left"/>
             </w:pPr>
             <w:r>
-              <w:t xml:space="preserve">0.82 (0.59-1.14)</w:t>
-            </w:r>
-          </w:p>
-        </w:tc>
-        <w:tc>
-          <w:tcPr/>
-          <w:p>
-            <w:pPr>
-              <w:pStyle w:val="Compact"/>
-              <w:jc w:val="right"/>
-            </w:pPr>
-            <w:r>
-              <w:t xml:space="preserve">0.237</w:t>
+              <w:t xml:space="preserve">0.82 (0.59-1.13)</w:t>
+            </w:r>
+          </w:p>
+        </w:tc>
+        <w:tc>
+          <w:tcPr/>
+          <w:p>
+            <w:pPr>
+              <w:pStyle w:val="Compact"/>
+              <w:jc w:val="right"/>
+            </w:pPr>
+            <w:r>
+              <w:t xml:space="preserve">0.225</w:t>
             </w:r>
           </w:p>
         </w:tc>
@@ -15620,7 +15620,7 @@
               <w:jc w:val="left"/>
             </w:pPr>
             <w:r>
-              <w:t xml:space="preserve">0.61 (0.41-0.91)</w:t>
+              <w:t xml:space="preserve">0.62 (0.42-0.91)</w:t>
             </w:r>
           </w:p>
         </w:tc>
@@ -15658,19 +15658,19 @@
               <w:jc w:val="left"/>
             </w:pPr>
             <w:r>
-              <w:t xml:space="preserve">1.00 (0.71-1.40)</w:t>
-            </w:r>
-          </w:p>
-        </w:tc>
-        <w:tc>
-          <w:tcPr/>
-          <w:p>
-            <w:pPr>
-              <w:pStyle w:val="Compact"/>
-              <w:jc w:val="right"/>
-            </w:pPr>
-            <w:r>
-              <w:t xml:space="preserve">0.994</w:t>
+              <w:t xml:space="preserve">0.90 (0.64-1.25)</w:t>
+            </w:r>
+          </w:p>
+        </w:tc>
+        <w:tc>
+          <w:tcPr/>
+          <w:p>
+            <w:pPr>
+              <w:pStyle w:val="Compact"/>
+              <w:jc w:val="right"/>
+            </w:pPr>
+            <w:r>
+              <w:t xml:space="preserve">0.528</w:t>
             </w:r>
           </w:p>
         </w:tc>
@@ -15696,19 +15696,19 @@
               <w:jc w:val="left"/>
             </w:pPr>
             <w:r>
-              <w:t xml:space="preserve">1.00 (0.71-1.42)</w:t>
-            </w:r>
-          </w:p>
-        </w:tc>
-        <w:tc>
-          <w:tcPr/>
-          <w:p>
-            <w:pPr>
-              <w:pStyle w:val="Compact"/>
-              <w:jc w:val="right"/>
-            </w:pPr>
-            <w:r>
-              <w:t xml:space="preserve">1.000</w:t>
+              <w:t xml:space="preserve">0.98 (0.70-1.38)</w:t>
+            </w:r>
+          </w:p>
+        </w:tc>
+        <w:tc>
+          <w:tcPr/>
+          <w:p>
+            <w:pPr>
+              <w:pStyle w:val="Compact"/>
+              <w:jc w:val="right"/>
+            </w:pPr>
+            <w:r>
+              <w:t xml:space="preserve">0.899</w:t>
             </w:r>
           </w:p>
         </w:tc>
@@ -15734,19 +15734,19 @@
               <w:jc w:val="left"/>
             </w:pPr>
             <w:r>
-              <w:t xml:space="preserve">0.74 (0.26-2.10)</w:t>
-            </w:r>
-          </w:p>
-        </w:tc>
-        <w:tc>
-          <w:tcPr/>
-          <w:p>
-            <w:pPr>
-              <w:pStyle w:val="Compact"/>
-              <w:jc w:val="right"/>
-            </w:pPr>
-            <w:r>
-              <w:t xml:space="preserve">0.566</w:t>
+              <w:t xml:space="preserve">0.66 (0.23-1.87)</w:t>
+            </w:r>
+          </w:p>
+        </w:tc>
+        <w:tc>
+          <w:tcPr/>
+          <w:p>
+            <w:pPr>
+              <w:pStyle w:val="Compact"/>
+              <w:jc w:val="right"/>
+            </w:pPr>
+            <w:r>
+              <w:t xml:space="preserve">0.434</w:t>
             </w:r>
           </w:p>
         </w:tc>
@@ -15772,19 +15772,19 @@
               <w:jc w:val="left"/>
             </w:pPr>
             <w:r>
-              <w:t xml:space="preserve">0.86 (0.62-1.20)</w:t>
-            </w:r>
-          </w:p>
-        </w:tc>
-        <w:tc>
-          <w:tcPr/>
-          <w:p>
-            <w:pPr>
-              <w:pStyle w:val="Compact"/>
-              <w:jc w:val="right"/>
-            </w:pPr>
-            <w:r>
-              <w:t xml:space="preserve">0.377</w:t>
+              <w:t xml:space="preserve">0.88 (0.64-1.22)</w:t>
+            </w:r>
+          </w:p>
+        </w:tc>
+        <w:tc>
+          <w:tcPr/>
+          <w:p>
+            <w:pPr>
+              <w:pStyle w:val="Compact"/>
+              <w:jc w:val="right"/>
+            </w:pPr>
+            <w:r>
+              <w:t xml:space="preserve">0.456</w:t>
             </w:r>
           </w:p>
         </w:tc>
@@ -15935,7 +15935,7 @@
               <w:jc w:val="right"/>
             </w:pPr>
             <w:r>
-              <w:t xml:space="preserve">290</w:t>
+              <w:t xml:space="preserve">289</w:t>
             </w:r>
           </w:p>
         </w:tc>
@@ -16508,19 +16508,19 @@
               <w:jc w:val="right"/>
             </w:pPr>
             <w:r>
-              <w:t xml:space="preserve">31</w:t>
-            </w:r>
-          </w:p>
-        </w:tc>
-        <w:tc>
-          <w:tcPr/>
-          <w:p>
-            <w:pPr>
-              <w:pStyle w:val="Compact"/>
-              <w:jc w:val="right"/>
-            </w:pPr>
-            <w:r>
-              <w:t xml:space="preserve">218</w:t>
+              <w:t xml:space="preserve">30</w:t>
+            </w:r>
+          </w:p>
+        </w:tc>
+        <w:tc>
+          <w:tcPr/>
+          <w:p>
+            <w:pPr>
+              <w:pStyle w:val="Compact"/>
+              <w:jc w:val="right"/>
+            </w:pPr>
+            <w:r>
+              <w:t xml:space="preserve">217</w:t>
             </w:r>
           </w:p>
         </w:tc>
@@ -16697,7 +16697,7 @@
               <w:jc w:val="right"/>
             </w:pPr>
             <w:r>
-              <w:t xml:space="preserve">14.0</w:t>
+              <w:t xml:space="preserve">14</w:t>
             </w:r>
           </w:p>
         </w:tc>
@@ -16759,7 +16759,7 @@
               <w:jc w:val="right"/>
             </w:pPr>
             <w:r>
-              <w:t xml:space="preserve">12.0</w:t>
+              <w:t xml:space="preserve">12</w:t>
             </w:r>
           </w:p>
         </w:tc>
@@ -16821,19 +16821,19 @@
               <w:jc w:val="right"/>
             </w:pPr>
             <w:r>
-              <w:t xml:space="preserve">14.5</w:t>
-            </w:r>
-          </w:p>
-        </w:tc>
-        <w:tc>
-          <w:tcPr/>
-          <w:p>
-            <w:pPr>
-              <w:pStyle w:val="Compact"/>
-              <w:jc w:val="right"/>
-            </w:pPr>
-            <w:r>
-              <w:t xml:space="preserve">6</w:t>
+              <w:t xml:space="preserve">14</w:t>
+            </w:r>
+          </w:p>
+        </w:tc>
+        <w:tc>
+          <w:tcPr/>
+          <w:p>
+            <w:pPr>
+              <w:pStyle w:val="Compact"/>
+              <w:jc w:val="right"/>
+            </w:pPr>
+            <w:r>
+              <w:t xml:space="preserve">5</w:t>
             </w:r>
           </w:p>
         </w:tc>
@@ -16857,7 +16857,7 @@
               <w:jc w:val="right"/>
             </w:pPr>
             <w:r>
-              <w:t xml:space="preserve">44</w:t>
+              <w:t xml:space="preserve">43</w:t>
             </w:r>
           </w:p>
         </w:tc>
@@ -16883,7 +16883,7 @@
               <w:jc w:val="right"/>
             </w:pPr>
             <w:r>
-              <w:t xml:space="preserve">16.0</w:t>
+              <w:t xml:space="preserve">16</w:t>
             </w:r>
           </w:p>
         </w:tc>
@@ -16945,7 +16945,7 @@
               <w:jc w:val="right"/>
             </w:pPr>
             <w:r>
-              <w:t xml:space="preserve">14.0</w:t>
+              <w:t xml:space="preserve">14</w:t>
             </w:r>
           </w:p>
         </w:tc>
@@ -17007,7 +17007,7 @@
               <w:jc w:val="right"/>
             </w:pPr>
             <w:r>
-              <w:t xml:space="preserve">29.0</w:t>
+              <w:t xml:space="preserve">29</w:t>
             </w:r>
           </w:p>
         </w:tc>
@@ -17069,7 +17069,7 @@
               <w:jc w:val="right"/>
             </w:pPr>
             <w:r>
-              <w:t xml:space="preserve">14.0</w:t>
+              <w:t xml:space="preserve">14</w:t>
             </w:r>
           </w:p>
         </w:tc>
@@ -17131,7 +17131,7 @@
               <w:jc w:val="right"/>
             </w:pPr>
             <w:r>
-              <w:t xml:space="preserve">9.0</w:t>
+              <w:t xml:space="preserve">9</w:t>
             </w:r>
           </w:p>
         </w:tc>
@@ -18678,7 +18678,7 @@
               <w:jc w:val="left"/>
             </w:pPr>
             <w:r>
-              <w:t xml:space="preserve">1.03 (0.72-1.49)</w:t>
+              <w:t xml:space="preserve">1.07 (0.74-1.53)</w:t>
             </w:r>
           </w:p>
         </w:tc>
@@ -18700,7 +18700,7 @@
               <w:jc w:val="left"/>
             </w:pPr>
             <w:r>
-              <w:t xml:space="preserve">p=0.856</w:t>
+              <w:t xml:space="preserve">p=0.724</w:t>
             </w:r>
           </w:p>
         </w:tc>
@@ -18776,7 +18776,7 @@
               <w:jc w:val="left"/>
             </w:pPr>
             <w:r>
-              <w:t xml:space="preserve">1.26 (0.72-2.22)</w:t>
+              <w:t xml:space="preserve">1.30 (0.74-2.28)</w:t>
             </w:r>
           </w:p>
         </w:tc>
@@ -18798,7 +18798,7 @@
               <w:jc w:val="left"/>
             </w:pPr>
             <w:r>
-              <w:t xml:space="preserve">p=0.423</w:t>
+              <w:t xml:space="preserve">p=0.364</w:t>
             </w:r>
           </w:p>
         </w:tc>
@@ -18874,7 +18874,7 @@
               <w:jc w:val="left"/>
             </w:pPr>
             <w:r>
-              <w:t xml:space="preserve">2.25 (1.14-4.46)</w:t>
+              <w:t xml:space="preserve">2.25 (1.14-4.47)</w:t>
             </w:r>
           </w:p>
         </w:tc>
@@ -18972,7 +18972,7 @@
               <w:jc w:val="left"/>
             </w:pPr>
             <w:r>
-              <w:t xml:space="preserve">1.20 (0.64-2.26)</w:t>
+              <w:t xml:space="preserve">1.31 (0.71-2.41)</w:t>
             </w:r>
           </w:p>
         </w:tc>
@@ -18994,7 +18994,7 @@
               <w:jc w:val="left"/>
             </w:pPr>
             <w:r>
-              <w:t xml:space="preserve">p=0.562</w:t>
+              <w:t xml:space="preserve">p=0.386</w:t>
             </w:r>
           </w:p>
         </w:tc>
@@ -19070,7 +19070,7 @@
               <w:jc w:val="left"/>
             </w:pPr>
             <w:r>
-              <w:t xml:space="preserve">1.54 (1.04-2.28)</w:t>
+              <w:t xml:space="preserve">1.63 (1.11-2.40)</w:t>
             </w:r>
           </w:p>
         </w:tc>
@@ -19092,7 +19092,7 @@
               <w:jc w:val="left"/>
             </w:pPr>
             <w:r>
-              <w:t xml:space="preserve">p=0.032</w:t>
+              <w:t xml:space="preserve">p=0.013</w:t>
             </w:r>
           </w:p>
         </w:tc>
@@ -19168,7 +19168,7 @@
               <w:jc w:val="left"/>
             </w:pPr>
             <w:r>
-              <w:t xml:space="preserve">1.55 (0.89-2.68)</w:t>
+              <w:t xml:space="preserve">1.57 (0.91-2.71)</w:t>
             </w:r>
           </w:p>
         </w:tc>
@@ -19190,7 +19190,7 @@
               <w:jc w:val="left"/>
             </w:pPr>
             <w:r>
-              <w:t xml:space="preserve">p=0.121</w:t>
+              <w:t xml:space="preserve">p=0.108</w:t>
             </w:r>
           </w:p>
         </w:tc>
@@ -19266,7 +19266,7 @@
               <w:jc w:val="left"/>
             </w:pPr>
             <w:r>
-              <w:t xml:space="preserve">1.16 (0.61-2.24)</w:t>
+              <w:t xml:space="preserve">1.23 (0.65-2.34)</w:t>
             </w:r>
           </w:p>
         </w:tc>
@@ -19288,7 +19288,7 @@
               <w:jc w:val="left"/>
             </w:pPr>
             <w:r>
-              <w:t xml:space="preserve">p=0.647</w:t>
+              <w:t xml:space="preserve">p=0.530</w:t>
             </w:r>
           </w:p>
         </w:tc>
@@ -19364,7 +19364,7 @@
               <w:jc w:val="left"/>
             </w:pPr>
             <w:r>
-              <w:t xml:space="preserve">0.95 (0.81-1.11)</w:t>
+              <w:t xml:space="preserve">0.94 (0.82-1.09)</w:t>
             </w:r>
           </w:p>
         </w:tc>
@@ -19386,7 +19386,7 @@
               <w:jc w:val="left"/>
             </w:pPr>
             <w:r>
-              <w:t xml:space="preserve">p=0.520</w:t>
+              <w:t xml:space="preserve">p=0.414</w:t>
             </w:r>
           </w:p>
         </w:tc>
@@ -19462,7 +19462,7 @@
               <w:jc w:val="left"/>
             </w:pPr>
             <w:r>
-              <w:t xml:space="preserve">0.96 (0.84-1.10)</w:t>
+              <w:t xml:space="preserve">0.94 (0.83-1.07)</w:t>
             </w:r>
           </w:p>
         </w:tc>
@@ -19484,7 +19484,7 @@
               <w:jc w:val="left"/>
             </w:pPr>
             <w:r>
-              <w:t xml:space="preserve">p=0.543</w:t>
+              <w:t xml:space="preserve">p=0.363</w:t>
             </w:r>
           </w:p>
         </w:tc>
@@ -19560,7 +19560,7 @@
               <w:jc w:val="left"/>
             </w:pPr>
             <w:r>
-              <w:t xml:space="preserve">0.95 (0.84-1.07)</w:t>
+              <w:t xml:space="preserve">0.96 (0.85-1.08)</w:t>
             </w:r>
           </w:p>
         </w:tc>
@@ -19582,7 +19582,7 @@
               <w:jc w:val="left"/>
             </w:pPr>
             <w:r>
-              <w:t xml:space="preserve">p=0.416</w:t>
+              <w:t xml:space="preserve">p=0.502</w:t>
             </w:r>
           </w:p>
         </w:tc>
@@ -19658,7 +19658,7 @@
               <w:jc w:val="left"/>
             </w:pPr>
             <w:r>
-              <w:t xml:space="preserve">0.98 (0.86-1.12)</w:t>
+              <w:t xml:space="preserve">0.98 (0.86-1.11)</w:t>
             </w:r>
           </w:p>
         </w:tc>
@@ -19680,7 +19680,7 @@
               <w:jc w:val="left"/>
             </w:pPr>
             <w:r>
-              <w:t xml:space="preserve">p=0.821</w:t>
+              <w:t xml:space="preserve">p=0.729</w:t>
             </w:r>
           </w:p>
         </w:tc>
@@ -19794,7 +19794,7 @@
               <w:jc w:val="left"/>
             </w:pPr>
             <w:r>
-              <w:t xml:space="preserve">1.09 (0.83-1.42)</w:t>
+              <w:t xml:space="preserve">1.17 (0.90-1.51)</w:t>
             </w:r>
           </w:p>
         </w:tc>
@@ -19816,7 +19816,7 @@
               <w:jc w:val="left"/>
             </w:pPr>
             <w:r>
-              <w:t xml:space="preserve">p=0.549</w:t>
+              <w:t xml:space="preserve">p=0.242</w:t>
             </w:r>
           </w:p>
         </w:tc>
@@ -19930,7 +19930,7 @@
               <w:jc w:val="left"/>
             </w:pPr>
             <w:r>
-              <w:t xml:space="preserve">0.82 (0.59-1.14)</w:t>
+              <w:t xml:space="preserve">0.82 (0.59-1.13)</w:t>
             </w:r>
           </w:p>
         </w:tc>
@@ -19952,7 +19952,7 @@
               <w:jc w:val="left"/>
             </w:pPr>
             <w:r>
-              <w:t xml:space="preserve">p=0.237</w:t>
+              <w:t xml:space="preserve">p=0.225</w:t>
             </w:r>
           </w:p>
         </w:tc>
@@ -20028,7 +20028,7 @@
               <w:jc w:val="left"/>
             </w:pPr>
             <w:r>
-              <w:t xml:space="preserve">0.61 (0.41-0.91)</w:t>
+              <w:t xml:space="preserve">0.62 (0.42-0.91)</w:t>
             </w:r>
           </w:p>
         </w:tc>
@@ -20126,7 +20126,7 @@
               <w:jc w:val="left"/>
             </w:pPr>
             <w:r>
-              <w:t xml:space="preserve">1.00 (0.71-1.40)</w:t>
+              <w:t xml:space="preserve">0.90 (0.64-1.25)</w:t>
             </w:r>
           </w:p>
         </w:tc>
@@ -20148,7 +20148,7 @@
               <w:jc w:val="left"/>
             </w:pPr>
             <w:r>
-              <w:t xml:space="preserve">p=0.994</w:t>
+              <w:t xml:space="preserve">p=0.528</w:t>
             </w:r>
           </w:p>
         </w:tc>
@@ -20224,7 +20224,7 @@
               <w:jc w:val="left"/>
             </w:pPr>
             <w:r>
-              <w:t xml:space="preserve">1.00 (0.71-1.42)</w:t>
+              <w:t xml:space="preserve">0.98 (0.70-1.38)</w:t>
             </w:r>
           </w:p>
         </w:tc>
@@ -20246,7 +20246,7 @@
               <w:jc w:val="left"/>
             </w:pPr>
             <w:r>
-              <w:t xml:space="preserve">p=1.000</w:t>
+              <w:t xml:space="preserve">p=0.899</w:t>
             </w:r>
           </w:p>
         </w:tc>
@@ -20322,7 +20322,7 @@
               <w:jc w:val="left"/>
             </w:pPr>
             <w:r>
-              <w:t xml:space="preserve">0.74 (0.26-2.10)</w:t>
+              <w:t xml:space="preserve">0.66 (0.23-1.87)</w:t>
             </w:r>
           </w:p>
         </w:tc>
@@ -20344,7 +20344,7 @@
               <w:jc w:val="left"/>
             </w:pPr>
             <w:r>
-              <w:t xml:space="preserve">p=0.566</w:t>
+              <w:t xml:space="preserve">p=0.434</w:t>
             </w:r>
           </w:p>
         </w:tc>
@@ -20420,7 +20420,7 @@
               <w:jc w:val="left"/>
             </w:pPr>
             <w:r>
-              <w:t xml:space="preserve">0.86 (0.62-1.20)</w:t>
+              <w:t xml:space="preserve">0.88 (0.64-1.22)</w:t>
             </w:r>
           </w:p>
         </w:tc>
@@ -20442,7 +20442,7 @@
               <w:jc w:val="left"/>
             </w:pPr>
             <w:r>
-              <w:t xml:space="preserve">p=0.377</w:t>
+              <w:t xml:space="preserve">p=0.456</w:t>
             </w:r>
           </w:p>
         </w:tc>
@@ -20496,7 +20496,7 @@
               <w:jc w:val="left"/>
             </w:pPr>
             <w:r>
-              <w:t xml:space="preserve">430</w:t>
+              <w:t xml:space="preserve">429</w:t>
             </w:r>
           </w:p>
         </w:tc>
@@ -20534,7 +20534,7 @@
               <w:jc w:val="left"/>
             </w:pPr>
             <w:r>
-              <w:t xml:space="preserve">3570.6</w:t>
+              <w:t xml:space="preserve">3534.7</w:t>
             </w:r>
           </w:p>
         </w:tc>

--- a/manuscript_output/manuscript_mystery_caller.docx
+++ b/manuscript_output/manuscript_mystery_caller.docx
@@ -282,7 +282,7 @@
       </w:r>
     </w:p>
     <w:bookmarkEnd w:id="21"/>
-    <w:bookmarkStart w:id="26" w:name="methods"/>
+    <w:bookmarkStart w:id="27" w:name="methods"/>
     <w:p>
       <w:pPr>
         <w:pStyle w:val="Heading2"/>
@@ -624,8 +624,82 @@
       </w:r>
     </w:p>
     <w:bookmarkEnd w:id="25"/>
+    <w:bookmarkStart w:id="26" w:name="sample-size-and-power"/>
+    <w:p>
+      <w:pPr>
+        <w:pStyle w:val="Heading3"/>
+      </w:pPr>
+      <w:r>
+        <w:t xml:space="preserve">Sample size and power</w:t>
+      </w:r>
+    </w:p>
+    <w:p>
+      <w:pPr>
+        <w:pStyle w:val="FirstParagraph"/>
+      </w:pPr>
+      <w:r>
+        <w:t xml:space="preserve">The sample size was fixed</w:t>
+      </w:r>
+      <w:r>
+        <w:t xml:space="preserve"> </w:t>
+      </w:r>
+      <w:r>
+        <w:rPr>
+          <w:i/>
+          <w:iCs/>
+        </w:rPr>
+        <w:t xml:space="preserve">a priori</w:t>
+      </w:r>
+      <w:r>
+        <w:t xml:space="preserve"> </w:t>
+      </w:r>
+      <w:r>
+        <w:t xml:space="preserve">by a call budget of 800, with the rural-versus-urban difference in business-day wait time as the primary contrast. The power analysis was pre-specified before data collection and implemented in a purpose-built simulation application. Its assumptions were anchored to empirical data rather than convention: the expected rural wait penalty, the negative binomial dispersion (φ = 1.7), and the state-level intraclass correlation (ICC = 0.08) were estimated by pooling 273 rural otolaryngology observations from two published access series</w:t>
+      </w:r>
+      <w:hyperlink w:anchor="ref-PLACEHOLDER_corbisiero">
+        <w:r>
+          <w:rPr>
+            <w:rStyle w:val="Hyperlink"/>
+            <w:vertAlign w:val="superscript"/>
+          </w:rPr>
+          <w:t xml:space="preserve">9</w:t>
+        </w:r>
+      </w:hyperlink>
+      <w:r>
+        <w:rPr>
+          <w:vertAlign w:val="superscript"/>
+        </w:rPr>
+        <w:t xml:space="preserve">,</w:t>
+      </w:r>
+      <w:hyperlink w:anchor="ref-PLACEHOLDER_saeedi">
+        <w:r>
+          <w:rPr>
+            <w:rStyle w:val="Hyperlink"/>
+            <w:vertAlign w:val="superscript"/>
+          </w:rPr>
+          <w:t xml:space="preserve">10</w:t>
+        </w:r>
+      </w:hyperlink>
+      <w:r>
+        <w:t xml:space="preserve">. Under these assumptions and a two-sided α = 0.05, an 800-call budget provided greater than 99% power to detect the anticipated eight-business-day rural–urban gap; the minimum detectable difference at 90% power was approximately six business days. The design was robust to two realistic threats: after a 20% non-response buffer (analyzable n ≈ 640) power remained near 98%, and although a balanced 50/50 rural/urban allocation was optimal, sampling at the natural rural prevalence (~15%) still yielded 83% power. A balanced urban/rural allocation was therefore targeted. The realized dispersion (φ = 6.22) substantially exceeded the planned value, reducing achieved power relative to plan; the resulting reconciliation is reported in the</w:t>
+      </w:r>
+      <w:r>
+        <w:t xml:space="preserve"> </w:t>
+      </w:r>
+      <w:r>
+        <w:rPr>
+          <w:i/>
+          <w:iCs/>
+        </w:rPr>
+        <w:t xml:space="preserve">Limitations</w:t>
+      </w:r>
+      <w:r>
+        <w:t xml:space="preserve">.</w:t>
+      </w:r>
+    </w:p>
     <w:bookmarkEnd w:id="26"/>
-    <w:bookmarkStart w:id="31" w:name="results"/>
+    <w:bookmarkEnd w:id="27"/>
+    <w:bookmarkStart w:id="32" w:name="results"/>
     <w:p>
       <w:pPr>
         <w:pStyle w:val="Heading2"/>
@@ -634,7 +708,7 @@
         <w:t xml:space="preserve">Results</w:t>
       </w:r>
     </w:p>
-    <w:bookmarkStart w:id="27" w:name="sample-and-attrition"/>
+    <w:bookmarkStart w:id="28" w:name="sample-and-attrition"/>
     <w:p>
       <w:pPr>
         <w:pStyle w:val="Heading3"/>
@@ -7910,8 +7984,8 @@
         </w:tc>
       </w:tr>
     </w:tbl>
-    <w:bookmarkEnd w:id="27"/>
-    <w:bookmarkStart w:id="28" w:name="access-to-appointments"/>
+    <w:bookmarkEnd w:id="28"/>
+    <w:bookmarkStart w:id="29" w:name="access-to-appointments"/>
     <w:p>
       <w:pPr>
         <w:pStyle w:val="Heading3"/>
@@ -7938,8 +8012,8 @@
         <w:t xml:space="preserve">).</w:t>
       </w:r>
     </w:p>
-    <w:bookmarkEnd w:id="28"/>
-    <w:bookmarkStart w:id="29" w:name="timeliness-of-appointments"/>
+    <w:bookmarkEnd w:id="29"/>
+    <w:bookmarkStart w:id="30" w:name="timeliness-of-appointments"/>
     <w:p>
       <w:pPr>
         <w:pStyle w:val="Heading3"/>
@@ -12383,8 +12457,8 @@
         </w:tc>
       </w:tr>
     </w:tbl>
-    <w:bookmarkEnd w:id="29"/>
-    <w:bookmarkStart w:id="30" w:name="robustness-and-missing-data"/>
+    <w:bookmarkEnd w:id="30"/>
+    <w:bookmarkStart w:id="31" w:name="robustness-and-missing-data"/>
     <w:p>
       <w:pPr>
         <w:pStyle w:val="Heading3"/>
@@ -12401,9 +12475,9 @@
         <w:t xml:space="preserve">Under Tukey-adjusted pairwise comparison no subspecialty pair reached significance, and the subspecialty effect did not vary by rurality or supply (interaction likelihood-ratio tests, both non-significant). In a metropolitan sensitivity model, greater hospital-market concentration was associated with a borderline increase in wait time (HHI IRR 1.20 per SD; p = 0.058). Call incompleteness was unrelated to practice geography, supporting a missing-at-random mechanism with respect to location (Supplement).</w:t>
       </w:r>
     </w:p>
-    <w:bookmarkEnd w:id="30"/>
     <w:bookmarkEnd w:id="31"/>
-    <w:bookmarkStart w:id="32" w:name="discussion"/>
+    <w:bookmarkEnd w:id="32"/>
+    <w:bookmarkStart w:id="33" w:name="discussion"/>
     <w:p>
       <w:pPr>
         <w:pStyle w:val="Heading2"/>
@@ -12612,8 +12686,8 @@
         <w:t xml:space="preserve">In a national mystery-caller study, new-patient otolaryngology access was driven by the requested subspecialty rather than by local supply, insurance generosity, or social vulnerability, and the availability and timeliness of care diverged by subspecialty. Efforts to improve access should account for subspecialty-specific bottlenecks and should measure both whether patients can get in and how long they wait.</w:t>
       </w:r>
     </w:p>
-    <w:bookmarkEnd w:id="32"/>
-    <w:bookmarkStart w:id="39" w:name="figures"/>
+    <w:bookmarkEnd w:id="33"/>
+    <w:bookmarkStart w:id="40" w:name="figures"/>
     <w:p>
       <w:pPr>
         <w:pStyle w:val="Heading2"/>
@@ -12675,18 +12749,18 @@
           <wp:inline>
             <wp:extent cx="5334000" cy="6519333"/>
             <wp:effectExtent b="0" l="0" r="0" t="0"/>
-            <wp:docPr descr="Figure 1. Participant flow from calls placed to the two analytic samples." title="" id="34" name="Picture"/>
+            <wp:docPr descr="Figure 1. Participant flow from calls placed to the two analytic samples." title="" id="35" name="Picture"/>
             <a:graphic>
               <a:graphicData uri="http://schemas.openxmlformats.org/drawingml/2006/picture">
                 <pic:pic>
                   <pic:nvPicPr>
-                    <pic:cNvPr descr="model_output/strobe_flow_mysterycall.png" id="35" name="Picture"/>
+                    <pic:cNvPr descr="model_output/strobe_flow_mysterycall.png" id="36" name="Picture"/>
                     <pic:cNvPicPr>
                       <a:picLocks noChangeArrowheads="1" noChangeAspect="1"/>
                     </pic:cNvPicPr>
                   </pic:nvPicPr>
                   <pic:blipFill>
-                    <a:blip r:embed="rId33"/>
+                    <a:blip r:embed="rId34"/>
                     <a:stretch>
                       <a:fillRect/>
                     </a:stretch>
@@ -12742,18 +12816,18 @@
           <wp:inline>
             <wp:extent cx="5334000" cy="3200400"/>
             <wp:effectExtent b="0" l="0" r="0" t="0"/>
-            <wp:docPr descr="Figure 2. Adjusted access and timeliness effects." title="" id="37" name="Picture"/>
+            <wp:docPr descr="Figure 2. Adjusted access and timeliness effects." title="" id="38" name="Picture"/>
             <a:graphic>
               <a:graphicData uri="http://schemas.openxmlformats.org/drawingml/2006/picture">
                 <pic:pic>
                   <pic:nvPicPr>
-                    <pic:cNvPr descr="model_output/forest_access_timeliness.png" id="38" name="Picture"/>
+                    <pic:cNvPr descr="model_output/forest_access_timeliness.png" id="39" name="Picture"/>
                     <pic:cNvPicPr>
                       <a:picLocks noChangeArrowheads="1" noChangeAspect="1"/>
                     </pic:cNvPicPr>
                   </pic:nvPicPr>
                   <pic:blipFill>
-                    <a:blip r:embed="rId36"/>
+                    <a:blip r:embed="rId37"/>
                     <a:stretch>
                       <a:fillRect/>
                     </a:stretch>
@@ -12793,8 +12867,8 @@
         <w:br w:type="page"/>
       </w:r>
     </w:p>
-    <w:bookmarkEnd w:id="39"/>
-    <w:bookmarkStart w:id="60" w:name="supplementary-material"/>
+    <w:bookmarkEnd w:id="40"/>
+    <w:bookmarkStart w:id="61" w:name="supplementary-material"/>
     <w:p>
       <w:pPr>
         <w:pStyle w:val="Heading1"/>
@@ -12803,7 +12877,7 @@
         <w:t xml:space="preserve">Supplementary Material</w:t>
       </w:r>
     </w:p>
-    <w:bookmarkStart w:id="40" w:name="supplementary-tables"/>
+    <w:bookmarkStart w:id="41" w:name="supplementary-tables"/>
     <w:p>
       <w:pPr>
         <w:pStyle w:val="Heading2"/>
@@ -20540,8 +20614,8 @@
         </w:tc>
       </w:tr>
     </w:tbl>
-    <w:bookmarkEnd w:id="40"/>
-    <w:bookmarkStart w:id="59" w:name="supplementary-figures"/>
+    <w:bookmarkEnd w:id="41"/>
+    <w:bookmarkStart w:id="60" w:name="supplementary-figures"/>
     <w:p>
       <w:pPr>
         <w:pStyle w:val="Heading2"/>
@@ -20571,18 +20645,18 @@
           <wp:inline>
             <wp:extent cx="5334000" cy="4148666"/>
             <wp:effectExtent b="0" l="0" r="0" t="0"/>
-            <wp:docPr descr="" title="" id="42" name="Picture"/>
+            <wp:docPr descr="" title="" id="43" name="Picture"/>
             <a:graphic>
               <a:graphicData uri="http://schemas.openxmlformats.org/drawingml/2006/picture">
                 <pic:pic>
                   <pic:nvPicPr>
-                    <pic:cNvPr descr="model_output/supp/figS1_km_time_to_appointment.png" id="43" name="Picture"/>
+                    <pic:cNvPr descr="model_output/supp/figS1_km_time_to_appointment.png" id="44" name="Picture"/>
                     <pic:cNvPicPr>
                       <a:picLocks noChangeArrowheads="1" noChangeAspect="1"/>
                     </pic:cNvPicPr>
                   </pic:nvPicPr>
                   <pic:blipFill>
-                    <a:blip r:embed="rId41"/>
+                    <a:blip r:embed="rId42"/>
                     <a:stretch>
                       <a:fillRect/>
                     </a:stretch>
@@ -20630,18 +20704,18 @@
           <wp:inline>
             <wp:extent cx="5334000" cy="3333750"/>
             <wp:effectExtent b="0" l="0" r="0" t="0"/>
-            <wp:docPr descr="" title="" id="45" name="Picture"/>
+            <wp:docPr descr="" title="" id="46" name="Picture"/>
             <a:graphic>
               <a:graphicData uri="http://schemas.openxmlformats.org/drawingml/2006/picture">
                 <pic:pic>
                   <pic:nvPicPr>
-                    <pic:cNvPr descr="model_output/supp/figS2_wait_distribution.png" id="46" name="Picture"/>
+                    <pic:cNvPr descr="model_output/supp/figS2_wait_distribution.png" id="47" name="Picture"/>
                     <pic:cNvPicPr>
                       <a:picLocks noChangeArrowheads="1" noChangeAspect="1"/>
                     </pic:cNvPicPr>
                   </pic:nvPicPr>
                   <pic:blipFill>
-                    <a:blip r:embed="rId44"/>
+                    <a:blip r:embed="rId45"/>
                     <a:stretch>
                       <a:fillRect/>
                     </a:stretch>
@@ -20689,18 +20763,18 @@
           <wp:inline>
             <wp:extent cx="5334000" cy="2667000"/>
             <wp:effectExtent b="0" l="0" r="0" t="0"/>
-            <wp:docPr descr="" title="" id="48" name="Picture"/>
+            <wp:docPr descr="" title="" id="49" name="Picture"/>
             <a:graphic>
               <a:graphicData uri="http://schemas.openxmlformats.org/drawingml/2006/picture">
                 <pic:pic>
                   <pic:nvPicPr>
-                    <pic:cNvPr descr="model_output/supp/figS3_nb_diagnostics.png" id="49" name="Picture"/>
+                    <pic:cNvPr descr="model_output/supp/figS3_nb_diagnostics.png" id="50" name="Picture"/>
                     <pic:cNvPicPr>
                       <a:picLocks noChangeArrowheads="1" noChangeAspect="1"/>
                     </pic:cNvPicPr>
                   </pic:nvPicPr>
                   <pic:blipFill>
-                    <a:blip r:embed="rId47"/>
+                    <a:blip r:embed="rId48"/>
                     <a:stretch>
                       <a:fillRect/>
                     </a:stretch>
@@ -20748,18 +20822,18 @@
           <wp:inline>
             <wp:extent cx="5334000" cy="3333750"/>
             <wp:effectExtent b="0" l="0" r="0" t="0"/>
-            <wp:docPr descr="" title="" id="51" name="Picture"/>
+            <wp:docPr descr="" title="" id="52" name="Picture"/>
             <a:graphic>
               <a:graphicData uri="http://schemas.openxmlformats.org/drawingml/2006/picture">
                 <pic:pic>
                   <pic:nvPicPr>
-                    <pic:cNvPr descr="model_output/supp/figS4_choropleth_offer_rate.png" id="52" name="Picture"/>
+                    <pic:cNvPr descr="model_output/supp/figS4_choropleth_offer_rate.png" id="53" name="Picture"/>
                     <pic:cNvPicPr>
                       <a:picLocks noChangeArrowheads="1" noChangeAspect="1"/>
                     </pic:cNvPicPr>
                   </pic:nvPicPr>
                   <pic:blipFill>
-                    <a:blip r:embed="rId50"/>
+                    <a:blip r:embed="rId51"/>
                     <a:stretch>
                       <a:fillRect/>
                     </a:stretch>
@@ -20807,18 +20881,18 @@
           <wp:inline>
             <wp:extent cx="5334000" cy="3333750"/>
             <wp:effectExtent b="0" l="0" r="0" t="0"/>
-            <wp:docPr descr="" title="" id="54" name="Picture"/>
+            <wp:docPr descr="" title="" id="55" name="Picture"/>
             <a:graphic>
               <a:graphicData uri="http://schemas.openxmlformats.org/drawingml/2006/picture">
                 <pic:pic>
                   <pic:nvPicPr>
-                    <pic:cNvPr descr="model_output/supp/figS4_choropleth_median_wait.png" id="55" name="Picture"/>
+                    <pic:cNvPr descr="model_output/supp/figS4_choropleth_median_wait.png" id="56" name="Picture"/>
                     <pic:cNvPicPr>
                       <a:picLocks noChangeArrowheads="1" noChangeAspect="1"/>
                     </pic:cNvPicPr>
                   </pic:nvPicPr>
                   <pic:blipFill>
-                    <a:blip r:embed="rId53"/>
+                    <a:blip r:embed="rId54"/>
                     <a:stretch>
                       <a:fillRect/>
                     </a:stretch>
@@ -20866,18 +20940,18 @@
           <wp:inline>
             <wp:extent cx="5334000" cy="3556000"/>
             <wp:effectExtent b="0" l="0" r="0" t="0"/>
-            <wp:docPr descr="" title="" id="57" name="Picture"/>
+            <wp:docPr descr="" title="" id="58" name="Picture"/>
             <a:graphic>
               <a:graphicData uri="http://schemas.openxmlformats.org/drawingml/2006/picture">
                 <pic:pic>
                   <pic:nvPicPr>
-                    <pic:cNvPr descr="model_output/supp/figS4b_offer_rate_by_state.png" id="58" name="Picture"/>
+                    <pic:cNvPr descr="model_output/supp/figS4b_offer_rate_by_state.png" id="59" name="Picture"/>
                     <pic:cNvPicPr>
                       <a:picLocks noChangeArrowheads="1" noChangeAspect="1"/>
                     </pic:cNvPicPr>
                   </pic:nvPicPr>
                   <pic:blipFill>
-                    <a:blip r:embed="rId56"/>
+                    <a:blip r:embed="rId57"/>
                     <a:stretch>
                       <a:fillRect/>
                     </a:stretch>
@@ -20943,9 +21017,9 @@
         <w:br w:type="page"/>
       </w:r>
     </w:p>
-    <w:bookmarkEnd w:id="59"/>
     <w:bookmarkEnd w:id="60"/>
-    <w:bookmarkStart w:id="74" w:name="references"/>
+    <w:bookmarkEnd w:id="61"/>
+    <w:bookmarkStart w:id="77" w:name="references"/>
     <w:p>
       <w:pPr>
         <w:pStyle w:val="Heading1"/>
@@ -20954,8 +21028,8 @@
         <w:t xml:space="preserve">References</w:t>
       </w:r>
     </w:p>
-    <w:bookmarkStart w:id="73" w:name="refs"/>
-    <w:bookmarkStart w:id="61" w:name="ref-PLACEHOLDER_access"/>
+    <w:bookmarkStart w:id="76" w:name="refs"/>
+    <w:bookmarkStart w:id="62" w:name="ref-PLACEHOLDER_access"/>
     <w:p>
       <w:pPr>
         <w:pStyle w:val="Bibliography"/>
@@ -20986,8 +21060,8 @@
         <w:t xml:space="preserve">. Published online 2020.</w:t>
       </w:r>
     </w:p>
-    <w:bookmarkEnd w:id="61"/>
-    <w:bookmarkStart w:id="62" w:name="ref-PLACEHOLDER_ent_supply"/>
+    <w:bookmarkEnd w:id="62"/>
+    <w:bookmarkStart w:id="63" w:name="ref-PLACEHOLDER_ent_supply"/>
     <w:p>
       <w:pPr>
         <w:pStyle w:val="Bibliography"/>
@@ -21018,8 +21092,8 @@
         <w:t xml:space="preserve">. Published online 2021.</w:t>
       </w:r>
     </w:p>
-    <w:bookmarkEnd w:id="62"/>
-    <w:bookmarkStart w:id="63" w:name="ref-kfffee"/>
+    <w:bookmarkEnd w:id="63"/>
+    <w:bookmarkStart w:id="64" w:name="ref-kfffee"/>
     <w:p>
       <w:pPr>
         <w:pStyle w:val="Bibliography"/>
@@ -21037,8 +21111,8 @@
         <w:t xml:space="preserve">Kaiser Family Foundation. Medicaid-to-medicare fee index. Published online 2024.</w:t>
       </w:r>
     </w:p>
-    <w:bookmarkEnd w:id="63"/>
-    <w:bookmarkStart w:id="64" w:name="ref-cdcsvi"/>
+    <w:bookmarkEnd w:id="64"/>
+    <w:bookmarkStart w:id="65" w:name="ref-cdcsvi"/>
     <w:p>
       <w:pPr>
         <w:pStyle w:val="Bibliography"/>
@@ -21068,8 +21142,8 @@
         <w:t xml:space="preserve">social vulnerability index (2022 database). Published online 2022.</w:t>
       </w:r>
     </w:p>
-    <w:bookmarkEnd w:id="64"/>
-    <w:bookmarkStart w:id="66" w:name="ref-emmeans"/>
+    <w:bookmarkEnd w:id="65"/>
+    <w:bookmarkStart w:id="67" w:name="ref-emmeans"/>
     <w:p>
       <w:pPr>
         <w:pStyle w:val="Bibliography"/>
@@ -21102,7 +21176,7 @@
       <w:r>
         <w:t xml:space="preserve"> </w:t>
       </w:r>
-      <w:hyperlink r:id="rId65">
+      <w:hyperlink r:id="rId66">
         <w:r>
           <w:rPr>
             <w:rStyle w:val="Hyperlink"/>
@@ -21111,8 +21185,8 @@
         </w:r>
       </w:hyperlink>
     </w:p>
-    <w:bookmarkEnd w:id="66"/>
-    <w:bookmarkStart w:id="68" w:name="ref-rcoreteam"/>
+    <w:bookmarkEnd w:id="67"/>
+    <w:bookmarkStart w:id="69" w:name="ref-rcoreteam"/>
     <w:p>
       <w:pPr>
         <w:pStyle w:val="Bibliography"/>
@@ -21145,7 +21219,7 @@
       <w:r>
         <w:t xml:space="preserve"> </w:t>
       </w:r>
-      <w:hyperlink r:id="rId67">
+      <w:hyperlink r:id="rId68">
         <w:r>
           <w:rPr>
             <w:rStyle w:val="Hyperlink"/>
@@ -21154,8 +21228,8 @@
         </w:r>
       </w:hyperlink>
     </w:p>
-    <w:bookmarkEnd w:id="68"/>
-    <w:bookmarkStart w:id="70" w:name="ref-glmmTMB"/>
+    <w:bookmarkEnd w:id="69"/>
+    <w:bookmarkStart w:id="71" w:name="ref-glmmTMB"/>
     <w:p>
       <w:pPr>
         <w:pStyle w:val="Bibliography"/>
@@ -21197,7 +21271,7 @@
       <w:r>
         <w:t xml:space="preserve">. 2017;9(2):378-400. doi:</w:t>
       </w:r>
-      <w:hyperlink r:id="rId69">
+      <w:hyperlink r:id="rId70">
         <w:r>
           <w:rPr>
             <w:rStyle w:val="Hyperlink"/>
@@ -21206,8 +21280,8 @@
         </w:r>
       </w:hyperlink>
     </w:p>
-    <w:bookmarkEnd w:id="70"/>
-    <w:bookmarkStart w:id="72" w:name="ref-strobe"/>
+    <w:bookmarkEnd w:id="71"/>
+    <w:bookmarkStart w:id="73" w:name="ref-strobe"/>
     <w:p>
       <w:pPr>
         <w:pStyle w:val="Bibliography"/>
@@ -21297,7 +21371,7 @@
       <w:r>
         <w:t xml:space="preserve">. 2007;147(8):573-577. doi:</w:t>
       </w:r>
-      <w:hyperlink r:id="rId71">
+      <w:hyperlink r:id="rId72">
         <w:r>
           <w:rPr>
             <w:rStyle w:val="Hyperlink"/>
@@ -21306,9 +21380,73 @@
         </w:r>
       </w:hyperlink>
     </w:p>
-    <w:bookmarkEnd w:id="72"/>
     <w:bookmarkEnd w:id="73"/>
+    <w:bookmarkStart w:id="74" w:name="ref-PLACEHOLDER_corbisiero"/>
+    <w:p>
+      <w:pPr>
+        <w:pStyle w:val="Bibliography"/>
+      </w:pPr>
+      <w:r>
+        <w:t xml:space="preserve">9.</w:t>
+      </w:r>
+      <w:r>
+        <w:t xml:space="preserve"> </w:t>
+      </w:r>
+      <w:r>
+        <w:t xml:space="preserve">	</w:t>
+      </w:r>
+      <w:r>
+        <w:t xml:space="preserve">M. Corbisiero, others. [PLACEHOLDER — complete citation] corbisiero et al., otolaryngology appointment access.</w:t>
+      </w:r>
+      <w:r>
+        <w:t xml:space="preserve"> </w:t>
+      </w:r>
+      <w:r>
+        <w:rPr>
+          <w:i/>
+          <w:iCs/>
+        </w:rPr>
+        <w:t xml:space="preserve">[Journal]</w:t>
+      </w:r>
+      <w:r>
+        <w:t xml:space="preserve">. Published online 2024.</w:t>
+      </w:r>
+    </w:p>
     <w:bookmarkEnd w:id="74"/>
+    <w:bookmarkStart w:id="75" w:name="ref-PLACEHOLDER_saeedi"/>
+    <w:p>
+      <w:pPr>
+        <w:pStyle w:val="Bibliography"/>
+      </w:pPr>
+      <w:r>
+        <w:t xml:space="preserve">10.</w:t>
+      </w:r>
+      <w:r>
+        <w:t xml:space="preserve"> </w:t>
+      </w:r>
+      <w:r>
+        <w:t xml:space="preserve">	</w:t>
+      </w:r>
+      <w:r>
+        <w:t xml:space="preserve">A. Saeedi, others. [PLACEHOLDER — complete citation] saeedi et al., rural otolaryngology access wait times.</w:t>
+      </w:r>
+      <w:r>
+        <w:t xml:space="preserve"> </w:t>
+      </w:r>
+      <w:r>
+        <w:rPr>
+          <w:i/>
+          <w:iCs/>
+        </w:rPr>
+        <w:t xml:space="preserve">[Journal]</w:t>
+      </w:r>
+      <w:r>
+        <w:t xml:space="preserve">. Published online [year].</w:t>
+      </w:r>
+    </w:p>
+    <w:bookmarkEnd w:id="75"/>
+    <w:bookmarkEnd w:id="76"/>
+    <w:bookmarkEnd w:id="77"/>
     <w:sectPr>
       <w:footnotePr>
         <w:numRestart w:val="eachSect"/>

--- a/manuscript_output/manuscript_mystery_caller.docx
+++ b/manuscript_output/manuscript_mystery_caller.docx
@@ -656,7 +656,7 @@
       <w:r>
         <w:t xml:space="preserve">by a call budget of 800, with the rural-versus-urban difference in business-day wait time as the primary contrast. The power analysis was pre-specified before data collection and implemented in a purpose-built simulation application. Its assumptions were anchored to empirical data rather than convention: the expected rural wait penalty, the negative binomial dispersion (φ = 1.7), and the state-level intraclass correlation (ICC = 0.08) were estimated by pooling 273 rural otolaryngology observations from two published access series</w:t>
       </w:r>
-      <w:hyperlink w:anchor="ref-PLACEHOLDER_corbisiero">
+      <w:hyperlink w:anchor="ref-corbisiero2024">
         <w:r>
           <w:rPr>
             <w:rStyle w:val="Hyperlink"/>
@@ -671,7 +671,7 @@
         </w:rPr>
         <w:t xml:space="preserve">,</w:t>
       </w:r>
-      <w:hyperlink w:anchor="ref-PLACEHOLDER_saeedi">
+      <w:hyperlink w:anchor="ref-saeedi2025">
         <w:r>
           <w:rPr>
             <w:rStyle w:val="Hyperlink"/>
@@ -21019,7 +21019,7 @@
     </w:p>
     <w:bookmarkEnd w:id="60"/>
     <w:bookmarkEnd w:id="61"/>
-    <w:bookmarkStart w:id="77" w:name="references"/>
+    <w:bookmarkStart w:id="79" w:name="references"/>
     <w:p>
       <w:pPr>
         <w:pStyle w:val="Heading1"/>
@@ -21028,7 +21028,7 @@
         <w:t xml:space="preserve">References</w:t>
       </w:r>
     </w:p>
-    <w:bookmarkStart w:id="76" w:name="refs"/>
+    <w:bookmarkStart w:id="78" w:name="refs"/>
     <w:bookmarkStart w:id="62" w:name="ref-PLACEHOLDER_access"/>
     <w:p>
       <w:pPr>
@@ -21381,7 +21381,7 @@
       </w:hyperlink>
     </w:p>
     <w:bookmarkEnd w:id="73"/>
-    <w:bookmarkStart w:id="74" w:name="ref-PLACEHOLDER_corbisiero"/>
+    <w:bookmarkStart w:id="75" w:name="ref-corbisiero2024"/>
     <w:p>
       <w:pPr>
         <w:pStyle w:val="Bibliography"/>
@@ -21396,7 +21396,7 @@
         <w:t xml:space="preserve">	</w:t>
       </w:r>
       <w:r>
-        <w:t xml:space="preserve">M. Corbisiero, others. [PLACEHOLDER — complete citation] corbisiero et al., otolaryngology appointment access.</w:t>
+        <w:t xml:space="preserve">Michaele Francesco Corbisiero, Tyler M. Muffly, Drew C. Gottman, Madeline Olson, Yasmine Hachicha, Elizabeth Garcia-Creighton, Natalie Gallego, Maryam Elsayed, Sophia Ahmed, Cristina Cabrera-Muffly. Insurance status and access to otolaryngology care: National mystery caller study in the united states.</w:t>
       </w:r>
       <w:r>
         <w:t xml:space="preserve"> </w:t>
@@ -21406,14 +21406,22 @@
           <w:i/>
           <w:iCs/>
         </w:rPr>
-        <w:t xml:space="preserve">[Journal]</w:t>
-      </w:r>
-      <w:r>
-        <w:t xml:space="preserve">. Published online 2024.</w:t>
-      </w:r>
+        <w:t xml:space="preserve">Otolaryngology–Head and Neck Surgery</w:t>
+      </w:r>
+      <w:r>
+        <w:t xml:space="preserve">. 2024;171(1):98-108. doi:</w:t>
+      </w:r>
+      <w:hyperlink r:id="rId74">
+        <w:r>
+          <w:rPr>
+            <w:rStyle w:val="Hyperlink"/>
+          </w:rPr>
+          <w:t xml:space="preserve">10.1002/ohn.752</w:t>
+        </w:r>
+      </w:hyperlink>
     </w:p>
-    <w:bookmarkEnd w:id="74"/>
-    <w:bookmarkStart w:id="75" w:name="ref-PLACEHOLDER_saeedi"/>
+    <w:bookmarkEnd w:id="75"/>
+    <w:bookmarkStart w:id="77" w:name="ref-saeedi2025"/>
     <w:p>
       <w:pPr>
         <w:pStyle w:val="Bibliography"/>
@@ -21428,7 +21436,7 @@
         <w:t xml:space="preserve">	</w:t>
       </w:r>
       <w:r>
-        <w:t xml:space="preserve">A. Saeedi, others. [PLACEHOLDER — complete citation] saeedi et al., rural otolaryngology access wait times.</w:t>
+        <w:t xml:space="preserve">Arman Saeedi, Tyler Muffly, Michaele Francesco Corbisiero, G. Burnet, J. Huang, B. D. Abell, E. Moore, A. Saatchi, A. Ai, B. Asare, L. Maly, Drew C. Gottman, Andrew J. Tompkins, Cristina Cabrera-Muffly. Referral conundrum: Wait times for subspecialists versus comprehensive otolaryngologists in the united states.</w:t>
       </w:r>
       <w:r>
         <w:t xml:space="preserve"> </w:t>
@@ -21438,15 +21446,23 @@
           <w:i/>
           <w:iCs/>
         </w:rPr>
-        <w:t xml:space="preserve">[Journal]</w:t>
-      </w:r>
-      <w:r>
-        <w:t xml:space="preserve">. Published online [year].</w:t>
-      </w:r>
+        <w:t xml:space="preserve">Cureus</w:t>
+      </w:r>
+      <w:r>
+        <w:t xml:space="preserve">. 2025;17(9):e91744. doi:</w:t>
+      </w:r>
+      <w:hyperlink r:id="rId76">
+        <w:r>
+          <w:rPr>
+            <w:rStyle w:val="Hyperlink"/>
+          </w:rPr>
+          <w:t xml:space="preserve">10.7759/cureus.91744</w:t>
+        </w:r>
+      </w:hyperlink>
     </w:p>
-    <w:bookmarkEnd w:id="75"/>
-    <w:bookmarkEnd w:id="76"/>
     <w:bookmarkEnd w:id="77"/>
+    <w:bookmarkEnd w:id="78"/>
+    <w:bookmarkEnd w:id="79"/>
     <w:sectPr>
       <w:footnotePr>
         <w:numRestart w:val="eachSect"/>

--- a/manuscript_output/manuscript_mystery_caller.docx
+++ b/manuscript_output/manuscript_mystery_caller.docx
@@ -21044,7 +21044,7 @@
         <w:t xml:space="preserve">	</w:t>
       </w:r>
       <w:r>
-        <w:t xml:space="preserve">A. Author, B. Author. [PLACEHOLDER] prior mystery-caller study of specialty access.</w:t>
+        <w:t xml:space="preserve">Author A, Author B. [PLACEHOLDER] prior mystery-caller study of specialty access.</w:t>
       </w:r>
       <w:r>
         <w:t xml:space="preserve"> </w:t>
@@ -21076,7 +21076,7 @@
         <w:t xml:space="preserve">	</w:t>
       </w:r>
       <w:r>
-        <w:t xml:space="preserve">C. Author. [PLACEHOLDER] geographic distribution of the otolaryngology workforce.</w:t>
+        <w:t xml:space="preserve">Author C. [PLACEHOLDER] geographic distribution of the otolaryngology workforce.</w:t>
       </w:r>
       <w:r>
         <w:t xml:space="preserve"> </w:t>
@@ -21158,7 +21158,7 @@
         <w:t xml:space="preserve">	</w:t>
       </w:r>
       <w:r>
-        <w:t xml:space="preserve">Russell V. Lenth.</w:t>
+        <w:t xml:space="preserve">Lenth RV.</w:t>
       </w:r>
       <w:r>
         <w:t xml:space="preserve"> </w:t>
@@ -21244,7 +21244,7 @@
         <w:t xml:space="preserve">	</w:t>
       </w:r>
       <w:r>
-        <w:t xml:space="preserve">Mollie E. Brooks, Kasper Kristensen, Koen J. van Benthem, Arni Magnusson, Casper W. Berg, Anders Nielsen, Hans J. Skaug, Martin Maechler, Benjamin M. Bolker.</w:t>
+        <w:t xml:space="preserve">Brooks ME, Kristensen K, Benthem KJ van, et al.</w:t>
       </w:r>
       <w:r>
         <w:t xml:space="preserve"> </w:t>
@@ -21296,7 +21296,7 @@
         <w:t xml:space="preserve">	</w:t>
       </w:r>
       <w:r>
-        <w:t xml:space="preserve">Erik von Elm, Douglas G. Altman, Matthias Egger, Stuart J. Pocock, Peter C. Gøtzsche, Jan P. Vandenbroucke. The</w:t>
+        <w:t xml:space="preserve">Elm E von, Altman DG, Egger M, Pocock SJ, Gøtzsche PC, Vandenbroucke JP. The</w:t>
       </w:r>
       <w:r>
         <w:t xml:space="preserve"> </w:t>
@@ -21396,7 +21396,16 @@
         <w:t xml:space="preserve">	</w:t>
       </w:r>
       <w:r>
-        <w:t xml:space="preserve">Michaele Francesco Corbisiero, Tyler M. Muffly, Drew C. Gottman, Madeline Olson, Yasmine Hachicha, Elizabeth Garcia-Creighton, Natalie Gallego, Maryam Elsayed, Sophia Ahmed, Cristina Cabrera-Muffly. Insurance status and access to otolaryngology care: National mystery caller study in the united states.</w:t>
+        <w:t xml:space="preserve">Corbisiero MF, Muffly TM, Gottman DC, et al. Insurance status and access to otolaryngology care: National mystery caller study in the</w:t>
+      </w:r>
+      <w:r>
+        <w:t xml:space="preserve"> </w:t>
+      </w:r>
+      <w:r>
+        <w:t xml:space="preserve">United States</w:t>
+      </w:r>
+      <w:r>
+        <w:t xml:space="preserve">.</w:t>
       </w:r>
       <w:r>
         <w:t xml:space="preserve"> </w:t>
@@ -21436,7 +21445,16 @@
         <w:t xml:space="preserve">	</w:t>
       </w:r>
       <w:r>
-        <w:t xml:space="preserve">Arman Saeedi, Tyler Muffly, Michaele Francesco Corbisiero, G. Burnet, J. Huang, B. D. Abell, E. Moore, A. Saatchi, A. Ai, B. Asare, L. Maly, Drew C. Gottman, Andrew J. Tompkins, Cristina Cabrera-Muffly. Referral conundrum: Wait times for subspecialists versus comprehensive otolaryngologists in the united states.</w:t>
+        <w:t xml:space="preserve">Saeedi A, Muffly T, Corbisiero MF, et al. Referral conundrum: Wait times for subspecialists versus comprehensive otolaryngologists in the</w:t>
+      </w:r>
+      <w:r>
+        <w:t xml:space="preserve"> </w:t>
+      </w:r>
+      <w:r>
+        <w:t xml:space="preserve">United States</w:t>
+      </w:r>
+      <w:r>
+        <w:t xml:space="preserve">.</w:t>
       </w:r>
       <w:r>
         <w:t xml:space="preserve"> </w:t>

--- a/manuscript_output/manuscript_mystery_caller.docx
+++ b/manuscript_output/manuscript_mystery_caller.docx
@@ -156,7 +156,7 @@
       <w:r>
         <w:t xml:space="preserve">Otolaryngologic conditions—from chronic rhinosinusitis and otitis media to airway disorders and head-and-neck malignancy—are among the most common reasons patients seek specialty care, and for many of these conditions timely evaluation influences diagnosis and outcome</w:t>
       </w:r>
-      <w:hyperlink w:anchor="ref-PLACEHOLDER_access">
+      <w:hyperlink w:anchor="ref-bisgaier2011">
         <w:r>
           <w:rPr>
             <w:rStyle w:val="Hyperlink"/>
@@ -216,7 +216,7 @@
       <w:r>
         <w:t xml:space="preserve">) studies address this gap by having trained callers pose as new patients and request appointments under a standardized script, directly measuring the experience a real patient would encounter</w:t>
       </w:r>
-      <w:hyperlink w:anchor="ref-PLACEHOLDER_access">
+      <w:hyperlink w:anchor="ref-bisgaier2011">
         <w:r>
           <w:rPr>
             <w:rStyle w:val="Hyperlink"/>
@@ -260,7 +260,7 @@
       <w:r>
         <w:t xml:space="preserve">environment of the practice—local physician supply, the generosity of the state Medicaid fee schedule, community social vulnerability, the share of dual-eligible beneficiaries, and rurality</w:t>
       </w:r>
-      <w:hyperlink w:anchor="ref-PLACEHOLDER_ent_supply">
+      <w:hyperlink w:anchor="ref-vickery2016">
         <w:r>
           <w:rPr>
             <w:rStyle w:val="Hyperlink"/>
@@ -21019,7 +21019,7 @@
     </w:p>
     <w:bookmarkEnd w:id="60"/>
     <w:bookmarkEnd w:id="61"/>
-    <w:bookmarkStart w:id="79" w:name="references"/>
+    <w:bookmarkStart w:id="81" w:name="references"/>
     <w:p>
       <w:pPr>
         <w:pStyle w:val="Heading1"/>
@@ -21028,8 +21028,8 @@
         <w:t xml:space="preserve">References</w:t>
       </w:r>
     </w:p>
-    <w:bookmarkStart w:id="78" w:name="refs"/>
-    <w:bookmarkStart w:id="62" w:name="ref-PLACEHOLDER_access"/>
+    <w:bookmarkStart w:id="80" w:name="refs"/>
+    <w:bookmarkStart w:id="63" w:name="ref-bisgaier2011"/>
     <w:p>
       <w:pPr>
         <w:pStyle w:val="Bibliography"/>
@@ -21044,7 +21044,7 @@
         <w:t xml:space="preserve">	</w:t>
       </w:r>
       <w:r>
-        <w:t xml:space="preserve">Author A, Author B. [PLACEHOLDER] prior mystery-caller study of specialty access.</w:t>
+        <w:t xml:space="preserve">Bisgaier J, Rhodes KV. Auditing access to specialty care for children with public insurance.</w:t>
       </w:r>
       <w:r>
         <w:t xml:space="preserve"> </w:t>
@@ -21054,14 +21054,22 @@
           <w:i/>
           <w:iCs/>
         </w:rPr>
-        <w:t xml:space="preserve">[Journal]</w:t>
-      </w:r>
-      <w:r>
-        <w:t xml:space="preserve">. Published online 2020.</w:t>
-      </w:r>
+        <w:t xml:space="preserve">New England Journal of Medicine</w:t>
+      </w:r>
+      <w:r>
+        <w:t xml:space="preserve">. 2011;364(24):2324-2333. doi:</w:t>
+      </w:r>
+      <w:hyperlink r:id="rId62">
+        <w:r>
+          <w:rPr>
+            <w:rStyle w:val="Hyperlink"/>
+          </w:rPr>
+          <w:t xml:space="preserve">10.1056/NEJMsa1013285</w:t>
+        </w:r>
+      </w:hyperlink>
     </w:p>
-    <w:bookmarkEnd w:id="62"/>
-    <w:bookmarkStart w:id="63" w:name="ref-PLACEHOLDER_ent_supply"/>
+    <w:bookmarkEnd w:id="63"/>
+    <w:bookmarkStart w:id="65" w:name="ref-vickery2016"/>
     <w:p>
       <w:pPr>
         <w:pStyle w:val="Bibliography"/>
@@ -21076,7 +21084,16 @@
         <w:t xml:space="preserve">	</w:t>
       </w:r>
       <w:r>
-        <w:t xml:space="preserve">Author C. [PLACEHOLDER] geographic distribution of the otolaryngology workforce.</w:t>
+        <w:t xml:space="preserve">Vickery TW, Weterings R, Cabrera-Muffly C. Geographic distribution of otolaryngologists in the</w:t>
+      </w:r>
+      <w:r>
+        <w:t xml:space="preserve"> </w:t>
+      </w:r>
+      <w:r>
+        <w:t xml:space="preserve">United States</w:t>
+      </w:r>
+      <w:r>
+        <w:t xml:space="preserve">.</w:t>
       </w:r>
       <w:r>
         <w:t xml:space="preserve"> </w:t>
@@ -21086,14 +21103,22 @@
           <w:i/>
           <w:iCs/>
         </w:rPr>
-        <w:t xml:space="preserve">[Journal]</w:t>
-      </w:r>
-      <w:r>
-        <w:t xml:space="preserve">. Published online 2021.</w:t>
-      </w:r>
+        <w:t xml:space="preserve">Ear, Nose &amp; Throat Journal</w:t>
+      </w:r>
+      <w:r>
+        <w:t xml:space="preserve">. 2016;95(6):218-223. doi:</w:t>
+      </w:r>
+      <w:hyperlink r:id="rId64">
+        <w:r>
+          <w:rPr>
+            <w:rStyle w:val="Hyperlink"/>
+          </w:rPr>
+          <w:t xml:space="preserve">10.1177/014556131609500607</w:t>
+        </w:r>
+      </w:hyperlink>
     </w:p>
-    <w:bookmarkEnd w:id="63"/>
-    <w:bookmarkStart w:id="64" w:name="ref-kfffee"/>
+    <w:bookmarkEnd w:id="65"/>
+    <w:bookmarkStart w:id="66" w:name="ref-kfffee"/>
     <w:p>
       <w:pPr>
         <w:pStyle w:val="Bibliography"/>
@@ -21111,8 +21136,8 @@
         <w:t xml:space="preserve">Kaiser Family Foundation. Medicaid-to-medicare fee index. Published online 2024.</w:t>
       </w:r>
     </w:p>
-    <w:bookmarkEnd w:id="64"/>
-    <w:bookmarkStart w:id="65" w:name="ref-cdcsvi"/>
+    <w:bookmarkEnd w:id="66"/>
+    <w:bookmarkStart w:id="67" w:name="ref-cdcsvi"/>
     <w:p>
       <w:pPr>
         <w:pStyle w:val="Bibliography"/>
@@ -21142,8 +21167,8 @@
         <w:t xml:space="preserve">social vulnerability index (2022 database). Published online 2022.</w:t>
       </w:r>
     </w:p>
-    <w:bookmarkEnd w:id="65"/>
-    <w:bookmarkStart w:id="67" w:name="ref-emmeans"/>
+    <w:bookmarkEnd w:id="67"/>
+    <w:bookmarkStart w:id="69" w:name="ref-emmeans"/>
     <w:p>
       <w:pPr>
         <w:pStyle w:val="Bibliography"/>
@@ -21176,7 +21201,7 @@
       <w:r>
         <w:t xml:space="preserve"> </w:t>
       </w:r>
-      <w:hyperlink r:id="rId66">
+      <w:hyperlink r:id="rId68">
         <w:r>
           <w:rPr>
             <w:rStyle w:val="Hyperlink"/>
@@ -21185,8 +21210,8 @@
         </w:r>
       </w:hyperlink>
     </w:p>
-    <w:bookmarkEnd w:id="67"/>
-    <w:bookmarkStart w:id="69" w:name="ref-rcoreteam"/>
+    <w:bookmarkEnd w:id="69"/>
+    <w:bookmarkStart w:id="71" w:name="ref-rcoreteam"/>
     <w:p>
       <w:pPr>
         <w:pStyle w:val="Bibliography"/>
@@ -21219,7 +21244,7 @@
       <w:r>
         <w:t xml:space="preserve"> </w:t>
       </w:r>
-      <w:hyperlink r:id="rId68">
+      <w:hyperlink r:id="rId70">
         <w:r>
           <w:rPr>
             <w:rStyle w:val="Hyperlink"/>
@@ -21228,8 +21253,8 @@
         </w:r>
       </w:hyperlink>
     </w:p>
-    <w:bookmarkEnd w:id="69"/>
-    <w:bookmarkStart w:id="71" w:name="ref-glmmTMB"/>
+    <w:bookmarkEnd w:id="71"/>
+    <w:bookmarkStart w:id="73" w:name="ref-glmmTMB"/>
     <w:p>
       <w:pPr>
         <w:pStyle w:val="Bibliography"/>
@@ -21271,7 +21296,7 @@
       <w:r>
         <w:t xml:space="preserve">. 2017;9(2):378-400. doi:</w:t>
       </w:r>
-      <w:hyperlink r:id="rId70">
+      <w:hyperlink r:id="rId72">
         <w:r>
           <w:rPr>
             <w:rStyle w:val="Hyperlink"/>
@@ -21280,8 +21305,8 @@
         </w:r>
       </w:hyperlink>
     </w:p>
-    <w:bookmarkEnd w:id="71"/>
-    <w:bookmarkStart w:id="73" w:name="ref-strobe"/>
+    <w:bookmarkEnd w:id="73"/>
+    <w:bookmarkStart w:id="75" w:name="ref-strobe"/>
     <w:p>
       <w:pPr>
         <w:pStyle w:val="Bibliography"/>
@@ -21371,7 +21396,7 @@
       <w:r>
         <w:t xml:space="preserve">. 2007;147(8):573-577. doi:</w:t>
       </w:r>
-      <w:hyperlink r:id="rId72">
+      <w:hyperlink r:id="rId74">
         <w:r>
           <w:rPr>
             <w:rStyle w:val="Hyperlink"/>
@@ -21380,8 +21405,8 @@
         </w:r>
       </w:hyperlink>
     </w:p>
-    <w:bookmarkEnd w:id="73"/>
-    <w:bookmarkStart w:id="75" w:name="ref-corbisiero2024"/>
+    <w:bookmarkEnd w:id="75"/>
+    <w:bookmarkStart w:id="77" w:name="ref-corbisiero2024"/>
     <w:p>
       <w:pPr>
         <w:pStyle w:val="Bibliography"/>
@@ -21420,7 +21445,7 @@
       <w:r>
         <w:t xml:space="preserve">. 2024;171(1):98-108. doi:</w:t>
       </w:r>
-      <w:hyperlink r:id="rId74">
+      <w:hyperlink r:id="rId76">
         <w:r>
           <w:rPr>
             <w:rStyle w:val="Hyperlink"/>
@@ -21429,8 +21454,8 @@
         </w:r>
       </w:hyperlink>
     </w:p>
-    <w:bookmarkEnd w:id="75"/>
-    <w:bookmarkStart w:id="77" w:name="ref-saeedi2025"/>
+    <w:bookmarkEnd w:id="77"/>
+    <w:bookmarkStart w:id="79" w:name="ref-saeedi2025"/>
     <w:p>
       <w:pPr>
         <w:pStyle w:val="Bibliography"/>
@@ -21469,7 +21494,7 @@
       <w:r>
         <w:t xml:space="preserve">. 2025;17(9):e91744. doi:</w:t>
       </w:r>
-      <w:hyperlink r:id="rId76">
+      <w:hyperlink r:id="rId78">
         <w:r>
           <w:rPr>
             <w:rStyle w:val="Hyperlink"/>
@@ -21478,9 +21503,9 @@
         </w:r>
       </w:hyperlink>
     </w:p>
-    <w:bookmarkEnd w:id="77"/>
-    <w:bookmarkEnd w:id="78"/>
     <w:bookmarkEnd w:id="79"/>
+    <w:bookmarkEnd w:id="80"/>
+    <w:bookmarkEnd w:id="81"/>
     <w:sectPr>
       <w:footnotePr>
         <w:numRestart w:val="eachSect"/>

--- a/manuscript_output/manuscript_mystery_caller.docx
+++ b/manuscript_output/manuscript_mystery_caller.docx
@@ -154,9 +154,9 @@
         <w:pStyle w:val="FirstParagraph"/>
       </w:pPr>
       <w:r>
-        <w:t xml:space="preserve">Otolaryngologic conditions—from chronic rhinosinusitis and otitis media to airway disorders and head-and-neck malignancy—are among the most common reasons patients seek specialty care, and for many of these conditions timely evaluation influences diagnosis and outcome</w:t>
-      </w:r>
-      <w:hyperlink w:anchor="ref-bisgaier2011">
+        <w:t xml:space="preserve">Otolaryngologic conditions—from chronic rhinosinusitis and otitis media to airway disorders and head-and-neck malignancy—are among the most common reasons patients seek specialty care, and for many of these conditions timely evaluation influences diagnosis and outcome, with delays in the diagnosis-to-treatment interval associated with worse survival in head-and-neck cancer</w:t>
+      </w:r>
+      <w:hyperlink w:anchor="ref-graboyes2019">
         <w:r>
           <w:rPr>
             <w:rStyle w:val="Hyperlink"/>
@@ -222,7 +222,7 @@
             <w:rStyle w:val="Hyperlink"/>
             <w:vertAlign w:val="superscript"/>
           </w:rPr>
-          <w:t xml:space="preserve">1</w:t>
+          <w:t xml:space="preserve">2</w:t>
         </w:r>
       </w:hyperlink>
       <w:r>
@@ -261,193 +261,6 @@
         <w:t xml:space="preserve">environment of the practice—local physician supply, the generosity of the state Medicaid fee schedule, community social vulnerability, the share of dual-eligible beneficiaries, and rurality</w:t>
       </w:r>
       <w:hyperlink w:anchor="ref-vickery2016">
-        <w:r>
-          <w:rPr>
-            <w:rStyle w:val="Hyperlink"/>
-            <w:vertAlign w:val="superscript"/>
-          </w:rPr>
-          <w:t xml:space="preserve">2</w:t>
-        </w:r>
-      </w:hyperlink>
-      <w:r>
-        <w:t xml:space="preserve">.</w:t>
-      </w:r>
-    </w:p>
-    <w:p>
-      <w:pPr>
-        <w:pStyle w:val="BodyText"/>
-      </w:pPr>
-      <w:r>
-        <w:t xml:space="preserve">We conducted a national mystery-caller study of board-certified otolaryngologists to quantify how the requested subspecialty and the geographic-contextual environment relate to (1) whether a new-patient appointment is offered and (2) the business-day wait when one is offered. To keep these two dimensions of access distinct, we analyzed them with a two-part model.</w:t>
-      </w:r>
-    </w:p>
-    <w:bookmarkEnd w:id="21"/>
-    <w:bookmarkStart w:id="27" w:name="methods"/>
-    <w:p>
-      <w:pPr>
-        <w:pStyle w:val="Heading2"/>
-      </w:pPr>
-      <w:r>
-        <w:t xml:space="preserve">Methods</w:t>
-      </w:r>
-    </w:p>
-    <w:bookmarkStart w:id="22" w:name="study-design-and-sample"/>
-    <w:p>
-      <w:pPr>
-        <w:pStyle w:val="Heading3"/>
-      </w:pPr>
-      <w:r>
-        <w:t xml:space="preserve">Study design and sample</w:t>
-      </w:r>
-    </w:p>
-    <w:p>
-      <w:pPr>
-        <w:pStyle w:val="FirstParagraph"/>
-      </w:pPr>
-      <w:r>
-        <w:t xml:space="preserve">We conducted a cross-sectional, simulated-patient (</w:t>
-      </w:r>
-      <w:r>
-        <w:t xml:space="preserve">“mystery caller”</w:t>
-      </w:r>
-      <w:r>
-        <w:t xml:space="preserve">) study of access to otolaryngology (ENT) care in the United States. Trained callers telephoned a national sample of practicing, board-certified otolaryngologists and, following a standardized script, requested a new-patient appointment for a subspecialty-matched chief complaint. Each sampled physician was contacted once.</w:t>
-      </w:r>
-      <w:r>
-        <w:t xml:space="preserve"> </w:t>
-      </w:r>
-      <w:r>
-        <w:rPr>
-          <w:i/>
-          <w:iCs/>
-        </w:rPr>
-        <w:t xml:space="preserve">[Describe the sampling frame and its size, the number and timing of call attempts before a call was recorded as unreachable, the scripted chief complaints, caller training, and the study period.]</w:t>
-      </w:r>
-      <w:r>
-        <w:t xml:space="preserve"> </w:t>
-      </w:r>
-      <w:r>
-        <w:t xml:space="preserve">The protocol was</w:t>
-      </w:r>
-      <w:r>
-        <w:t xml:space="preserve"> </w:t>
-      </w:r>
-      <w:r>
-        <w:rPr>
-          <w:i/>
-          <w:iCs/>
-        </w:rPr>
-        <w:t xml:space="preserve">[reviewed/deemed exempt]</w:t>
-      </w:r>
-      <w:r>
-        <w:t xml:space="preserve"> </w:t>
-      </w:r>
-      <w:r>
-        <w:t xml:space="preserve">by the</w:t>
-      </w:r>
-      <w:r>
-        <w:t xml:space="preserve"> </w:t>
-      </w:r>
-      <w:r>
-        <w:rPr>
-          <w:i/>
-          <w:iCs/>
-        </w:rPr>
-        <w:t xml:space="preserve">[institution]</w:t>
-      </w:r>
-      <w:r>
-        <w:t xml:space="preserve"> </w:t>
-      </w:r>
-      <w:r>
-        <w:t xml:space="preserve">Institutional Review Board.</w:t>
-      </w:r>
-    </w:p>
-    <w:p>
-      <w:pPr>
-        <w:pStyle w:val="BodyText"/>
-      </w:pPr>
-      <w:r>
-        <w:t xml:space="preserve">Analyses were restricted to calls with a completed data-collection record and a determinable physician subspecialty. This study did not manipulate patient insurance; the exposures of interest were the requested subspecialty and the geographic context of the practice.</w:t>
-      </w:r>
-    </w:p>
-    <w:bookmarkEnd w:id="22"/>
-    <w:bookmarkStart w:id="23" w:name="outcomes"/>
-    <w:p>
-      <w:pPr>
-        <w:pStyle w:val="Heading3"/>
-      </w:pPr>
-      <w:r>
-        <w:t xml:space="preserve">Outcomes</w:t>
-      </w:r>
-    </w:p>
-    <w:p>
-      <w:pPr>
-        <w:pStyle w:val="FirstParagraph"/>
-      </w:pPr>
-      <w:r>
-        <w:t xml:space="preserve">Two outcomes were analyzed as a two-part (hurdle) process. The first,</w:t>
-      </w:r>
-      <w:r>
-        <w:t xml:space="preserve"> </w:t>
-      </w:r>
-      <w:r>
-        <w:rPr>
-          <w:i/>
-          <w:iCs/>
-        </w:rPr>
-        <w:t xml:space="preserve">access</w:t>
-      </w:r>
-      <w:r>
-        <w:t xml:space="preserve">, was whether the office offered a new-patient appointment with the sampled physician (binary). The second,</w:t>
-      </w:r>
-      <w:r>
-        <w:t xml:space="preserve"> </w:t>
-      </w:r>
-      <w:r>
-        <w:rPr>
-          <w:i/>
-          <w:iCs/>
-        </w:rPr>
-        <w:t xml:space="preserve">timeliness</w:t>
-      </w:r>
-      <w:r>
-        <w:t xml:space="preserve">, was the number of</w:t>
-      </w:r>
-      <w:r>
-        <w:t xml:space="preserve"> </w:t>
-      </w:r>
-      <w:r>
-        <w:rPr>
-          <w:b/>
-          <w:bCs/>
-        </w:rPr>
-        <w:t xml:space="preserve">business days</w:t>
-      </w:r>
-      <w:r>
-        <w:t xml:space="preserve"> </w:t>
-      </w:r>
-      <w:r>
-        <w:t xml:space="preserve">from the call to the next available appointment, counted excluding weekends and U.S. federal holidays, and defined only for calls in which an appointment was offered.</w:t>
-      </w:r>
-    </w:p>
-    <w:bookmarkEnd w:id="23"/>
-    <w:bookmarkStart w:id="24" w:name="geographic-covariates"/>
-    <w:p>
-      <w:pPr>
-        <w:pStyle w:val="Heading3"/>
-      </w:pPr>
-      <w:r>
-        <w:t xml:space="preserve">Geographic covariates</w:t>
-      </w:r>
-    </w:p>
-    <w:p>
-      <w:pPr>
-        <w:pStyle w:val="FirstParagraph"/>
-      </w:pPr>
-      <w:r>
-        <w:t xml:space="preserve">Each practice was linked to contextual covariates by practice ZIP code and state. County was assigned from a 2020 Census ZCTA-to-county crosswalk (dominant county by land area). Covariates comprised: county otolaryngologist supply per 100,000 population; the state Medicaid-to-Medicare fee index (Kaiser Family Foundation, 2024, all services)</w:t>
-      </w:r>
-      <w:hyperlink w:anchor="ref-kfffee">
         <w:r>
           <w:rPr>
             <w:rStyle w:val="Hyperlink"/>
@@ -457,9 +270,184 @@
         </w:r>
       </w:hyperlink>
       <w:r>
-        <w:t xml:space="preserve">; the CDC/ATSDR Social Vulnerability Index (SVI, 2022, tract-level, population-weighted to the practice ZIP)</w:t>
-      </w:r>
-      <w:hyperlink w:anchor="ref-cdcsvi">
+        <w:t xml:space="preserve">.</w:t>
+      </w:r>
+    </w:p>
+    <w:p>
+      <w:pPr>
+        <w:pStyle w:val="BodyText"/>
+      </w:pPr>
+      <w:r>
+        <w:t xml:space="preserve">We conducted a national mystery-caller study of board-certified otolaryngologists to quantify how the requested subspecialty and the geographic-contextual environment relate to (1) whether a new-patient appointment is offered and (2) the business-day wait when one is offered. To keep these two dimensions of access distinct, we analyzed them with a two-part model.</w:t>
+      </w:r>
+    </w:p>
+    <w:bookmarkEnd w:id="21"/>
+    <w:bookmarkStart w:id="27" w:name="methods"/>
+    <w:p>
+      <w:pPr>
+        <w:pStyle w:val="Heading2"/>
+      </w:pPr>
+      <w:r>
+        <w:t xml:space="preserve">Methods</w:t>
+      </w:r>
+    </w:p>
+    <w:bookmarkStart w:id="22" w:name="study-design-and-sample"/>
+    <w:p>
+      <w:pPr>
+        <w:pStyle w:val="Heading3"/>
+      </w:pPr>
+      <w:r>
+        <w:t xml:space="preserve">Study design and sample</w:t>
+      </w:r>
+    </w:p>
+    <w:p>
+      <w:pPr>
+        <w:pStyle w:val="FirstParagraph"/>
+      </w:pPr>
+      <w:r>
+        <w:t xml:space="preserve">We conducted a cross-sectional, simulated-patient (</w:t>
+      </w:r>
+      <w:r>
+        <w:t xml:space="preserve">“mystery caller”</w:t>
+      </w:r>
+      <w:r>
+        <w:t xml:space="preserve">) study of access to otolaryngology (ENT) care in the United States. Trained callers telephoned a national sample of practicing, board-certified otolaryngologists and, following a standardized script, requested a new-patient appointment for a subspecialty-matched chief complaint. Each sampled physician was contacted once.</w:t>
+      </w:r>
+      <w:r>
+        <w:t xml:space="preserve"> </w:t>
+      </w:r>
+      <w:r>
+        <w:rPr>
+          <w:i/>
+          <w:iCs/>
+        </w:rPr>
+        <w:t xml:space="preserve">[Describe the sampling frame and its size, the number and timing of call attempts before a call was recorded as unreachable, the scripted chief complaints, caller training, and the study period.]</w:t>
+      </w:r>
+      <w:r>
+        <w:t xml:space="preserve"> </w:t>
+      </w:r>
+      <w:r>
+        <w:t xml:space="preserve">The protocol was</w:t>
+      </w:r>
+      <w:r>
+        <w:t xml:space="preserve"> </w:t>
+      </w:r>
+      <w:r>
+        <w:rPr>
+          <w:i/>
+          <w:iCs/>
+        </w:rPr>
+        <w:t xml:space="preserve">[reviewed/deemed exempt]</w:t>
+      </w:r>
+      <w:r>
+        <w:t xml:space="preserve"> </w:t>
+      </w:r>
+      <w:r>
+        <w:t xml:space="preserve">by the</w:t>
+      </w:r>
+      <w:r>
+        <w:t xml:space="preserve"> </w:t>
+      </w:r>
+      <w:r>
+        <w:rPr>
+          <w:i/>
+          <w:iCs/>
+        </w:rPr>
+        <w:t xml:space="preserve">[institution]</w:t>
+      </w:r>
+      <w:r>
+        <w:t xml:space="preserve"> </w:t>
+      </w:r>
+      <w:r>
+        <w:t xml:space="preserve">Institutional Review Board.</w:t>
+      </w:r>
+    </w:p>
+    <w:p>
+      <w:pPr>
+        <w:pStyle w:val="BodyText"/>
+      </w:pPr>
+      <w:r>
+        <w:t xml:space="preserve">Analyses were restricted to calls with a completed data-collection record and a determinable physician subspecialty. This study did not manipulate patient insurance; the exposures of interest were the requested subspecialty and the geographic context of the practice.</w:t>
+      </w:r>
+    </w:p>
+    <w:bookmarkEnd w:id="22"/>
+    <w:bookmarkStart w:id="23" w:name="outcomes"/>
+    <w:p>
+      <w:pPr>
+        <w:pStyle w:val="Heading3"/>
+      </w:pPr>
+      <w:r>
+        <w:t xml:space="preserve">Outcomes</w:t>
+      </w:r>
+    </w:p>
+    <w:p>
+      <w:pPr>
+        <w:pStyle w:val="FirstParagraph"/>
+      </w:pPr>
+      <w:r>
+        <w:t xml:space="preserve">Two outcomes were analyzed as a two-part (hurdle) process. The first,</w:t>
+      </w:r>
+      <w:r>
+        <w:t xml:space="preserve"> </w:t>
+      </w:r>
+      <w:r>
+        <w:rPr>
+          <w:i/>
+          <w:iCs/>
+        </w:rPr>
+        <w:t xml:space="preserve">access</w:t>
+      </w:r>
+      <w:r>
+        <w:t xml:space="preserve">, was whether the office offered a new-patient appointment with the sampled physician (binary). The second,</w:t>
+      </w:r>
+      <w:r>
+        <w:t xml:space="preserve"> </w:t>
+      </w:r>
+      <w:r>
+        <w:rPr>
+          <w:i/>
+          <w:iCs/>
+        </w:rPr>
+        <w:t xml:space="preserve">timeliness</w:t>
+      </w:r>
+      <w:r>
+        <w:t xml:space="preserve">, was the number of</w:t>
+      </w:r>
+      <w:r>
+        <w:t xml:space="preserve"> </w:t>
+      </w:r>
+      <w:r>
+        <w:rPr>
+          <w:b/>
+          <w:bCs/>
+        </w:rPr>
+        <w:t xml:space="preserve">business days</w:t>
+      </w:r>
+      <w:r>
+        <w:t xml:space="preserve"> </w:t>
+      </w:r>
+      <w:r>
+        <w:t xml:space="preserve">from the call to the next available appointment, counted excluding weekends and U.S. federal holidays, and defined only for calls in which an appointment was offered.</w:t>
+      </w:r>
+    </w:p>
+    <w:bookmarkEnd w:id="23"/>
+    <w:bookmarkStart w:id="24" w:name="geographic-covariates"/>
+    <w:p>
+      <w:pPr>
+        <w:pStyle w:val="Heading3"/>
+      </w:pPr>
+      <w:r>
+        <w:t xml:space="preserve">Geographic covariates</w:t>
+      </w:r>
+    </w:p>
+    <w:p>
+      <w:pPr>
+        <w:pStyle w:val="FirstParagraph"/>
+      </w:pPr>
+      <w:r>
+        <w:t xml:space="preserve">Each practice was linked to contextual covariates by practice ZIP code and state. County was assigned from a 2020 Census ZCTA-to-county crosswalk (dominant county by land area). Covariates comprised: county otolaryngologist supply per 100,000 population; the state Medicaid-to-Medicare fee index (Kaiser Family Foundation, 2024, all services)</w:t>
+      </w:r>
+      <w:hyperlink w:anchor="ref-kfffee">
         <w:r>
           <w:rPr>
             <w:rStyle w:val="Hyperlink"/>
@@ -469,67 +457,9 @@
         </w:r>
       </w:hyperlink>
       <w:r>
-        <w:t xml:space="preserve">; the county fraction of Medicare beneficiaries dual-eligible for Medicaid (CMS); metropolitan hospital-market concentration (Herfindahl–Hirschman Index [HHI], KFF 2024; available for metropolitan areas only); rurality, dichotomized from Rural–Urban Commuting Area (RUCA) codes as urban (RUCA 1–3) versus rural (RUCA 4–10); and the American Academy of Otolaryngology–Head and Neck Surgery (AAO-HNS) Board of Governors region.</w:t>
-      </w:r>
-    </w:p>
-    <w:bookmarkEnd w:id="24"/>
-    <w:bookmarkStart w:id="25" w:name="statistical-analysis"/>
-    <w:p>
-      <w:pPr>
-        <w:pStyle w:val="Heading3"/>
-      </w:pPr>
-      <w:r>
-        <w:t xml:space="preserve">Statistical analysis</w:t>
-      </w:r>
-    </w:p>
-    <w:p>
-      <w:pPr>
-        <w:pStyle w:val="FirstParagraph"/>
-      </w:pPr>
-      <w:r>
-        <w:t xml:space="preserve">Because business-day wait time is observed only when an appointment is offered, we modeled access and timeliness separately to avoid conditioning wait-time estimates on the offer.</w:t>
-      </w:r>
-      <w:r>
-        <w:t xml:space="preserve"> </w:t>
-      </w:r>
-      <w:r>
-        <w:rPr>
-          <w:i/>
-          <w:iCs/>
-        </w:rPr>
-        <w:t xml:space="preserve">Access</w:t>
-      </w:r>
-      <w:r>
-        <w:t xml:space="preserve"> </w:t>
-      </w:r>
-      <w:r>
-        <w:t xml:space="preserve">was modeled with a mixed-effects logistic regression over all analytic calls;</w:t>
-      </w:r>
-      <w:r>
-        <w:t xml:space="preserve"> </w:t>
-      </w:r>
-      <w:r>
-        <w:rPr>
-          <w:i/>
-          <w:iCs/>
-        </w:rPr>
-        <w:t xml:space="preserve">timeliness</w:t>
-      </w:r>
-      <w:r>
-        <w:t xml:space="preserve"> </w:t>
-      </w:r>
-      <w:r>
-        <w:t xml:space="preserve">with a mixed-effects negative binomial regression over the offered subset. The negative binomial distribution was selected over Poisson on the basis of substantial overdispersion (Pearson φ = 6.22). Both models included a random intercept for core-based statistical area (CBSA; county FIPS where CBSA was undefined) to account for within-market correlation, and adjusted for the requested subspecialty (reference: general otolaryngology), county ENT supply, Medicaid fee index, SVI, dual-eligible fraction, and rurality (reference: urban). The identity of the caller (research assistant) was included as a fixed nuisance term. Continuous covariates were standardized and, for the few missing values (&lt;3%), median-imputed.</w:t>
-      </w:r>
-    </w:p>
-    <w:p>
-      <w:pPr>
-        <w:pStyle w:val="BodyText"/>
-      </w:pPr>
-      <w:r>
-        <w:t xml:space="preserve">Effects are reported as odds ratios (access) and incidence rate ratios (timeliness) with 95% Wald confidence intervals. Pairwise differences between subspecialties were estimated with Tukey-adjusted estimated marginal means</w:t>
-      </w:r>
-      <w:hyperlink w:anchor="ref-emmeans">
+        <w:t xml:space="preserve">; the CDC/ATSDR Social Vulnerability Index (SVI, 2022, tract-level, population-weighted to the practice ZIP)</w:t>
+      </w:r>
+      <w:hyperlink w:anchor="ref-cdcsvi">
         <w:r>
           <w:rPr>
             <w:rStyle w:val="Hyperlink"/>
@@ -539,9 +469,67 @@
         </w:r>
       </w:hyperlink>
       <w:r>
-        <w:t xml:space="preserve">. Effect modification of the geographic covariates by subspecialty was tested by likelihood-ratio tests. Market-level clustering was summarized by the intraclass correlation coefficient (ICC). Because the HHI is defined only in metropolitan areas, its association with timeliness was assessed in a sensitivity model restricted to the metropolitan subset. Whether call incompleteness was related to the measured covariates was assessed with chi-square and Wilcoxon rank-sum tests. Analyses used R 4.4.2</w:t>
-      </w:r>
-      <w:hyperlink w:anchor="ref-rcoreteam">
+        <w:t xml:space="preserve">; the county fraction of Medicare beneficiaries dual-eligible for Medicaid (CMS); metropolitan hospital-market concentration (Herfindahl–Hirschman Index [HHI], KFF 2024; available for metropolitan areas only); rurality, dichotomized from Rural–Urban Commuting Area (RUCA) codes as urban (RUCA 1–3) versus rural (RUCA 4–10); and the American Academy of Otolaryngology–Head and Neck Surgery (AAO-HNS) Board of Governors region.</w:t>
+      </w:r>
+    </w:p>
+    <w:bookmarkEnd w:id="24"/>
+    <w:bookmarkStart w:id="25" w:name="statistical-analysis"/>
+    <w:p>
+      <w:pPr>
+        <w:pStyle w:val="Heading3"/>
+      </w:pPr>
+      <w:r>
+        <w:t xml:space="preserve">Statistical analysis</w:t>
+      </w:r>
+    </w:p>
+    <w:p>
+      <w:pPr>
+        <w:pStyle w:val="FirstParagraph"/>
+      </w:pPr>
+      <w:r>
+        <w:t xml:space="preserve">Because business-day wait time is observed only when an appointment is offered, we modeled access and timeliness separately to avoid conditioning wait-time estimates on the offer.</w:t>
+      </w:r>
+      <w:r>
+        <w:t xml:space="preserve"> </w:t>
+      </w:r>
+      <w:r>
+        <w:rPr>
+          <w:i/>
+          <w:iCs/>
+        </w:rPr>
+        <w:t xml:space="preserve">Access</w:t>
+      </w:r>
+      <w:r>
+        <w:t xml:space="preserve"> </w:t>
+      </w:r>
+      <w:r>
+        <w:t xml:space="preserve">was modeled with a mixed-effects logistic regression over all analytic calls;</w:t>
+      </w:r>
+      <w:r>
+        <w:t xml:space="preserve"> </w:t>
+      </w:r>
+      <w:r>
+        <w:rPr>
+          <w:i/>
+          <w:iCs/>
+        </w:rPr>
+        <w:t xml:space="preserve">timeliness</w:t>
+      </w:r>
+      <w:r>
+        <w:t xml:space="preserve"> </w:t>
+      </w:r>
+      <w:r>
+        <w:t xml:space="preserve">with a mixed-effects negative binomial regression over the offered subset. The negative binomial distribution was selected over Poisson on the basis of substantial overdispersion (Pearson φ = 6.22). Both models included a random intercept for core-based statistical area (CBSA; county FIPS where CBSA was undefined) to account for within-market correlation, and adjusted for the requested subspecialty (reference: general otolaryngology), county ENT supply, Medicaid fee index, SVI, dual-eligible fraction, and rurality (reference: urban). The identity of the caller (research assistant) was included as a fixed nuisance term. Continuous covariates were standardized and, for the few missing values (&lt;3%), median-imputed.</w:t>
+      </w:r>
+    </w:p>
+    <w:p>
+      <w:pPr>
+        <w:pStyle w:val="BodyText"/>
+      </w:pPr>
+      <w:r>
+        <w:t xml:space="preserve">Effects are reported as odds ratios (access) and incidence rate ratios (timeliness) with 95% Wald confidence intervals. Pairwise differences between subspecialties were estimated with Tukey-adjusted estimated marginal means</w:t>
+      </w:r>
+      <w:hyperlink w:anchor="ref-emmeans">
         <w:r>
           <w:rPr>
             <w:rStyle w:val="Hyperlink"/>
@@ -551,21 +539,9 @@
         </w:r>
       </w:hyperlink>
       <w:r>
-        <w:t xml:space="preserve"> </w:t>
-      </w:r>
-      <w:r>
-        <w:t xml:space="preserve">(packages</w:t>
-      </w:r>
-      <w:r>
-        <w:t xml:space="preserve"> </w:t>
-      </w:r>
-      <w:r>
-        <w:rPr>
-          <w:rStyle w:val="VerbatimChar"/>
-        </w:rPr>
-        <w:t xml:space="preserve">glmmTMB</w:t>
-      </w:r>
-      <w:hyperlink w:anchor="ref-glmmTMB">
+        <w:t xml:space="preserve">. Effect modification of the geographic covariates by subspecialty was tested by likelihood-ratio tests. Market-level clustering was summarized by the intraclass correlation coefficient (ICC). Because the HHI is defined only in metropolitan areas, its association with timeliness was assessed in a sensitivity model restricted to the metropolitan subset. Whether call incompleteness was related to the measured covariates was assessed with chi-square and Wilcoxon rank-sum tests. Analyses used R 4.4.2</w:t>
+      </w:r>
+      <w:hyperlink w:anchor="ref-rcoreteam">
         <w:r>
           <w:rPr>
             <w:rStyle w:val="Hyperlink"/>
@@ -575,7 +551,10 @@
         </w:r>
       </w:hyperlink>
       <w:r>
-        <w:t xml:space="preserve">,</w:t>
+        <w:t xml:space="preserve"> </w:t>
+      </w:r>
+      <w:r>
+        <w:t xml:space="preserve">(packages</w:t>
       </w:r>
       <w:r>
         <w:t xml:space="preserve"> </w:t>
@@ -584,33 +563,9 @@
         <w:rPr>
           <w:rStyle w:val="VerbatimChar"/>
         </w:rPr>
-        <w:t xml:space="preserve">emmeans</w:t>
-      </w:r>
-      <w:hyperlink w:anchor="ref-emmeans">
-        <w:r>
-          <w:rPr>
-            <w:rStyle w:val="Hyperlink"/>
-            <w:vertAlign w:val="superscript"/>
-          </w:rPr>
-          <w:t xml:space="preserve">5</w:t>
-        </w:r>
-      </w:hyperlink>
-      <w:r>
-        <w:t xml:space="preserve">, and the study package</w:t>
-      </w:r>
-      <w:r>
-        <w:t xml:space="preserve"> </w:t>
-      </w:r>
-      <w:r>
-        <w:rPr>
-          <w:rStyle w:val="VerbatimChar"/>
-        </w:rPr>
-        <w:t xml:space="preserve">mysterycall</w:t>
-      </w:r>
-      <w:r>
-        <w:t xml:space="preserve">); two-sided α = 0.05. Reporting follows the STROBE guideline for observational studies</w:t>
-      </w:r>
-      <w:hyperlink w:anchor="ref-strobe">
+        <w:t xml:space="preserve">glmmTMB</w:t>
+      </w:r>
+      <w:hyperlink w:anchor="ref-glmmTMB">
         <w:r>
           <w:rPr>
             <w:rStyle w:val="Hyperlink"/>
@@ -620,43 +575,42 @@
         </w:r>
       </w:hyperlink>
       <w:r>
-        <w:t xml:space="preserve">.</w:t>
-      </w:r>
-    </w:p>
-    <w:bookmarkEnd w:id="25"/>
-    <w:bookmarkStart w:id="26" w:name="sample-size-and-power"/>
-    <w:p>
-      <w:pPr>
-        <w:pStyle w:val="Heading3"/>
-      </w:pPr>
-      <w:r>
-        <w:t xml:space="preserve">Sample size and power</w:t>
-      </w:r>
-    </w:p>
-    <w:p>
-      <w:pPr>
-        <w:pStyle w:val="FirstParagraph"/>
-      </w:pPr>
-      <w:r>
-        <w:t xml:space="preserve">The sample size was fixed</w:t>
+        <w:t xml:space="preserve">,</w:t>
       </w:r>
       <w:r>
         <w:t xml:space="preserve"> </w:t>
       </w:r>
       <w:r>
         <w:rPr>
-          <w:i/>
-          <w:iCs/>
+          <w:rStyle w:val="VerbatimChar"/>
         </w:rPr>
-        <w:t xml:space="preserve">a priori</w:t>
+        <w:t xml:space="preserve">emmeans</w:t>
+      </w:r>
+      <w:hyperlink w:anchor="ref-emmeans">
+        <w:r>
+          <w:rPr>
+            <w:rStyle w:val="Hyperlink"/>
+            <w:vertAlign w:val="superscript"/>
+          </w:rPr>
+          <w:t xml:space="preserve">6</w:t>
+        </w:r>
+      </w:hyperlink>
+      <w:r>
+        <w:t xml:space="preserve">, and the study package</w:t>
       </w:r>
       <w:r>
         <w:t xml:space="preserve"> </w:t>
       </w:r>
       <w:r>
-        <w:t xml:space="preserve">by a call budget of 800, with the rural-versus-urban difference in business-day wait time as the primary contrast. The power analysis was pre-specified before data collection and implemented in a purpose-built simulation application. Its assumptions were anchored to empirical data rather than convention: the expected rural wait penalty, the negative binomial dispersion (φ = 1.7), and the state-level intraclass correlation (ICC = 0.08) were estimated by pooling 273 rural otolaryngology observations from two published access series</w:t>
-      </w:r>
-      <w:hyperlink w:anchor="ref-corbisiero2024">
+        <w:rPr>
+          <w:rStyle w:val="VerbatimChar"/>
+        </w:rPr>
+        <w:t xml:space="preserve">mysterycall</w:t>
+      </w:r>
+      <w:r>
+        <w:t xml:space="preserve">); two-sided α = 0.05. Reporting follows the STROBE guideline for observational studies</w:t>
+      </w:r>
+      <w:hyperlink w:anchor="ref-strobe">
         <w:r>
           <w:rPr>
             <w:rStyle w:val="Hyperlink"/>
@@ -666,6 +620,52 @@
         </w:r>
       </w:hyperlink>
       <w:r>
+        <w:t xml:space="preserve">.</w:t>
+      </w:r>
+    </w:p>
+    <w:bookmarkEnd w:id="25"/>
+    <w:bookmarkStart w:id="26" w:name="sample-size-and-power"/>
+    <w:p>
+      <w:pPr>
+        <w:pStyle w:val="Heading3"/>
+      </w:pPr>
+      <w:r>
+        <w:t xml:space="preserve">Sample size and power</w:t>
+      </w:r>
+    </w:p>
+    <w:p>
+      <w:pPr>
+        <w:pStyle w:val="FirstParagraph"/>
+      </w:pPr>
+      <w:r>
+        <w:t xml:space="preserve">The sample size was fixed</w:t>
+      </w:r>
+      <w:r>
+        <w:t xml:space="preserve"> </w:t>
+      </w:r>
+      <w:r>
+        <w:rPr>
+          <w:i/>
+          <w:iCs/>
+        </w:rPr>
+        <w:t xml:space="preserve">a priori</w:t>
+      </w:r>
+      <w:r>
+        <w:t xml:space="preserve"> </w:t>
+      </w:r>
+      <w:r>
+        <w:t xml:space="preserve">by a call budget of 800, with the rural-versus-urban difference in business-day wait time as the primary contrast. The power analysis was pre-specified before data collection and implemented in a purpose-built simulation application. Its assumptions were anchored to empirical data rather than convention: the expected rural wait penalty, the negative binomial dispersion (φ = 1.7), and the state-level intraclass correlation (ICC = 0.08) were estimated by pooling 273 rural otolaryngology observations from two published access series</w:t>
+      </w:r>
+      <w:hyperlink w:anchor="ref-corbisiero2024">
+        <w:r>
+          <w:rPr>
+            <w:rStyle w:val="Hyperlink"/>
+            <w:vertAlign w:val="superscript"/>
+          </w:rPr>
+          <w:t xml:space="preserve">10</w:t>
+        </w:r>
+      </w:hyperlink>
+      <w:r>
         <w:rPr>
           <w:vertAlign w:val="superscript"/>
         </w:rPr>
@@ -677,7 +677,7 @@
             <w:rStyle w:val="Hyperlink"/>
             <w:vertAlign w:val="superscript"/>
           </w:rPr>
-          <w:t xml:space="preserve">10</w:t>
+          <w:t xml:space="preserve">11</w:t>
         </w:r>
       </w:hyperlink>
       <w:r>
@@ -21019,7 +21019,7 @@
     </w:p>
     <w:bookmarkEnd w:id="60"/>
     <w:bookmarkEnd w:id="61"/>
-    <w:bookmarkStart w:id="81" w:name="references"/>
+    <w:bookmarkStart w:id="83" w:name="references"/>
     <w:p>
       <w:pPr>
         <w:pStyle w:val="Heading1"/>
@@ -21028,14 +21028,54 @@
         <w:t xml:space="preserve">References</w:t>
       </w:r>
     </w:p>
-    <w:bookmarkStart w:id="80" w:name="refs"/>
-    <w:bookmarkStart w:id="63" w:name="ref-bisgaier2011"/>
+    <w:bookmarkStart w:id="82" w:name="refs"/>
+    <w:bookmarkStart w:id="63" w:name="ref-graboyes2019"/>
     <w:p>
       <w:pPr>
         <w:pStyle w:val="Bibliography"/>
       </w:pPr>
       <w:r>
         <w:t xml:space="preserve">1.</w:t>
+      </w:r>
+      <w:r>
+        <w:t xml:space="preserve"> </w:t>
+      </w:r>
+      <w:r>
+        <w:t xml:space="preserve">	</w:t>
+      </w:r>
+      <w:r>
+        <w:t xml:space="preserve">Graboyes EM, Kompelli AR, Neskey DM, et al. Association of treatment delays with survival for patients with head and neck cancer: A systematic review.</w:t>
+      </w:r>
+      <w:r>
+        <w:t xml:space="preserve"> </w:t>
+      </w:r>
+      <w:r>
+        <w:rPr>
+          <w:i/>
+          <w:iCs/>
+        </w:rPr>
+        <w:t xml:space="preserve">JAMA Otolaryngology–Head &amp; Neck Surgery</w:t>
+      </w:r>
+      <w:r>
+        <w:t xml:space="preserve">. 2019;145(2):166-177. doi:</w:t>
+      </w:r>
+      <w:hyperlink r:id="rId62">
+        <w:r>
+          <w:rPr>
+            <w:rStyle w:val="Hyperlink"/>
+          </w:rPr>
+          <w:t xml:space="preserve">10.1001/jamaoto.2018.2716</w:t>
+        </w:r>
+      </w:hyperlink>
+    </w:p>
+    <w:bookmarkEnd w:id="63"/>
+    <w:bookmarkStart w:id="65" w:name="ref-bisgaier2011"/>
+    <w:p>
+      <w:pPr>
+        <w:pStyle w:val="Bibliography"/>
+      </w:pPr>
+      <w:r>
+        <w:t xml:space="preserve">2.</w:t>
       </w:r>
       <w:r>
         <w:t xml:space="preserve"> </w:t>
@@ -21059,7 +21099,7 @@
       <w:r>
         <w:t xml:space="preserve">. 2011;364(24):2324-2333. doi:</w:t>
       </w:r>
-      <w:hyperlink r:id="rId62">
+      <w:hyperlink r:id="rId64">
         <w:r>
           <w:rPr>
             <w:rStyle w:val="Hyperlink"/>
@@ -21068,14 +21108,14 @@
         </w:r>
       </w:hyperlink>
     </w:p>
-    <w:bookmarkEnd w:id="63"/>
-    <w:bookmarkStart w:id="65" w:name="ref-vickery2016"/>
+    <w:bookmarkEnd w:id="65"/>
+    <w:bookmarkStart w:id="67" w:name="ref-vickery2016"/>
     <w:p>
       <w:pPr>
         <w:pStyle w:val="Bibliography"/>
       </w:pPr>
       <w:r>
-        <w:t xml:space="preserve">2.</w:t>
+        <w:t xml:space="preserve">3.</w:t>
       </w:r>
       <w:r>
         <w:t xml:space="preserve"> </w:t>
@@ -21108,7 +21148,7 @@
       <w:r>
         <w:t xml:space="preserve">. 2016;95(6):218-223. doi:</w:t>
       </w:r>
-      <w:hyperlink r:id="rId64">
+      <w:hyperlink r:id="rId66">
         <w:r>
           <w:rPr>
             <w:rStyle w:val="Hyperlink"/>
@@ -21117,14 +21157,14 @@
         </w:r>
       </w:hyperlink>
     </w:p>
-    <w:bookmarkEnd w:id="65"/>
-    <w:bookmarkStart w:id="66" w:name="ref-kfffee"/>
+    <w:bookmarkEnd w:id="67"/>
+    <w:bookmarkStart w:id="68" w:name="ref-kfffee"/>
     <w:p>
       <w:pPr>
         <w:pStyle w:val="Bibliography"/>
       </w:pPr>
       <w:r>
-        <w:t xml:space="preserve">3.</w:t>
+        <w:t xml:space="preserve">4.</w:t>
       </w:r>
       <w:r>
         <w:t xml:space="preserve"> </w:t>
@@ -21136,14 +21176,14 @@
         <w:t xml:space="preserve">Kaiser Family Foundation. Medicaid-to-medicare fee index. Published online 2024.</w:t>
       </w:r>
     </w:p>
-    <w:bookmarkEnd w:id="66"/>
-    <w:bookmarkStart w:id="67" w:name="ref-cdcsvi"/>
+    <w:bookmarkEnd w:id="68"/>
+    <w:bookmarkStart w:id="69" w:name="ref-cdcsvi"/>
     <w:p>
       <w:pPr>
         <w:pStyle w:val="Bibliography"/>
       </w:pPr>
       <w:r>
-        <w:t xml:space="preserve">4.</w:t>
+        <w:t xml:space="preserve">5.</w:t>
       </w:r>
       <w:r>
         <w:t xml:space="preserve"> </w:t>
@@ -21167,14 +21207,14 @@
         <w:t xml:space="preserve">social vulnerability index (2022 database). Published online 2022.</w:t>
       </w:r>
     </w:p>
-    <w:bookmarkEnd w:id="67"/>
-    <w:bookmarkStart w:id="69" w:name="ref-emmeans"/>
+    <w:bookmarkEnd w:id="69"/>
+    <w:bookmarkStart w:id="71" w:name="ref-emmeans"/>
     <w:p>
       <w:pPr>
         <w:pStyle w:val="Bibliography"/>
       </w:pPr>
       <w:r>
-        <w:t xml:space="preserve">5.</w:t>
+        <w:t xml:space="preserve">6.</w:t>
       </w:r>
       <w:r>
         <w:t xml:space="preserve"> </w:t>
@@ -21201,7 +21241,7 @@
       <w:r>
         <w:t xml:space="preserve"> </w:t>
       </w:r>
-      <w:hyperlink r:id="rId68">
+      <w:hyperlink r:id="rId70">
         <w:r>
           <w:rPr>
             <w:rStyle w:val="Hyperlink"/>
@@ -21210,14 +21250,14 @@
         </w:r>
       </w:hyperlink>
     </w:p>
-    <w:bookmarkEnd w:id="69"/>
-    <w:bookmarkStart w:id="71" w:name="ref-rcoreteam"/>
+    <w:bookmarkEnd w:id="71"/>
+    <w:bookmarkStart w:id="73" w:name="ref-rcoreteam"/>
     <w:p>
       <w:pPr>
         <w:pStyle w:val="Bibliography"/>
       </w:pPr>
       <w:r>
-        <w:t xml:space="preserve">6.</w:t>
+        <w:t xml:space="preserve">7.</w:t>
       </w:r>
       <w:r>
         <w:t xml:space="preserve"> </w:t>
@@ -21244,7 +21284,7 @@
       <w:r>
         <w:t xml:space="preserve"> </w:t>
       </w:r>
-      <w:hyperlink r:id="rId70">
+      <w:hyperlink r:id="rId72">
         <w:r>
           <w:rPr>
             <w:rStyle w:val="Hyperlink"/>
@@ -21253,14 +21293,14 @@
         </w:r>
       </w:hyperlink>
     </w:p>
-    <w:bookmarkEnd w:id="71"/>
-    <w:bookmarkStart w:id="73" w:name="ref-glmmTMB"/>
+    <w:bookmarkEnd w:id="73"/>
+    <w:bookmarkStart w:id="75" w:name="ref-glmmTMB"/>
     <w:p>
       <w:pPr>
         <w:pStyle w:val="Bibliography"/>
       </w:pPr>
       <w:r>
-        <w:t xml:space="preserve">7.</w:t>
+        <w:t xml:space="preserve">8.</w:t>
       </w:r>
       <w:r>
         <w:t xml:space="preserve"> </w:t>
@@ -21296,7 +21336,7 @@
       <w:r>
         <w:t xml:space="preserve">. 2017;9(2):378-400. doi:</w:t>
       </w:r>
-      <w:hyperlink r:id="rId72">
+      <w:hyperlink r:id="rId74">
         <w:r>
           <w:rPr>
             <w:rStyle w:val="Hyperlink"/>
@@ -21305,14 +21345,14 @@
         </w:r>
       </w:hyperlink>
     </w:p>
-    <w:bookmarkEnd w:id="73"/>
-    <w:bookmarkStart w:id="75" w:name="ref-strobe"/>
+    <w:bookmarkEnd w:id="75"/>
+    <w:bookmarkStart w:id="77" w:name="ref-strobe"/>
     <w:p>
       <w:pPr>
         <w:pStyle w:val="Bibliography"/>
       </w:pPr>
       <w:r>
-        <w:t xml:space="preserve">8.</w:t>
+        <w:t xml:space="preserve">9.</w:t>
       </w:r>
       <w:r>
         <w:t xml:space="preserve"> </w:t>
@@ -21396,7 +21436,7 @@
       <w:r>
         <w:t xml:space="preserve">. 2007;147(8):573-577. doi:</w:t>
       </w:r>
-      <w:hyperlink r:id="rId74">
+      <w:hyperlink r:id="rId76">
         <w:r>
           <w:rPr>
             <w:rStyle w:val="Hyperlink"/>
@@ -21405,14 +21445,14 @@
         </w:r>
       </w:hyperlink>
     </w:p>
-    <w:bookmarkEnd w:id="75"/>
-    <w:bookmarkStart w:id="77" w:name="ref-corbisiero2024"/>
+    <w:bookmarkEnd w:id="77"/>
+    <w:bookmarkStart w:id="79" w:name="ref-corbisiero2024"/>
     <w:p>
       <w:pPr>
         <w:pStyle w:val="Bibliography"/>
       </w:pPr>
       <w:r>
-        <w:t xml:space="preserve">9.</w:t>
+        <w:t xml:space="preserve">10.</w:t>
       </w:r>
       <w:r>
         <w:t xml:space="preserve"> </w:t>
@@ -21445,7 +21485,7 @@
       <w:r>
         <w:t xml:space="preserve">. 2024;171(1):98-108. doi:</w:t>
       </w:r>
-      <w:hyperlink r:id="rId76">
+      <w:hyperlink r:id="rId78">
         <w:r>
           <w:rPr>
             <w:rStyle w:val="Hyperlink"/>
@@ -21454,14 +21494,14 @@
         </w:r>
       </w:hyperlink>
     </w:p>
-    <w:bookmarkEnd w:id="77"/>
-    <w:bookmarkStart w:id="79" w:name="ref-saeedi2025"/>
+    <w:bookmarkEnd w:id="79"/>
+    <w:bookmarkStart w:id="81" w:name="ref-saeedi2025"/>
     <w:p>
       <w:pPr>
         <w:pStyle w:val="Bibliography"/>
       </w:pPr>
       <w:r>
-        <w:t xml:space="preserve">10.</w:t>
+        <w:t xml:space="preserve">11.</w:t>
       </w:r>
       <w:r>
         <w:t xml:space="preserve"> </w:t>
@@ -21494,7 +21534,7 @@
       <w:r>
         <w:t xml:space="preserve">. 2025;17(9):e91744. doi:</w:t>
       </w:r>
-      <w:hyperlink r:id="rId78">
+      <w:hyperlink r:id="rId80">
         <w:r>
           <w:rPr>
             <w:rStyle w:val="Hyperlink"/>
@@ -21503,9 +21543,9 @@
         </w:r>
       </w:hyperlink>
     </w:p>
-    <w:bookmarkEnd w:id="79"/>
-    <w:bookmarkEnd w:id="80"/>
     <w:bookmarkEnd w:id="81"/>
+    <w:bookmarkEnd w:id="82"/>
+    <w:bookmarkEnd w:id="83"/>
     <w:sectPr>
       <w:footnotePr>
         <w:numRestart w:val="eachSect"/>

--- a/manuscript_output/manuscript_mystery_caller.docx
+++ b/manuscript_output/manuscript_mystery_caller.docx
@@ -327,39 +327,7 @@
         <w:t xml:space="preserve"> </w:t>
       </w:r>
       <w:r>
-        <w:t xml:space="preserve">The protocol was</w:t>
-      </w:r>
-      <w:r>
-        <w:t xml:space="preserve"> </w:t>
-      </w:r>
-      <w:r>
-        <w:rPr>
-          <w:i/>
-          <w:iCs/>
-        </w:rPr>
-        <w:t xml:space="preserve">[reviewed/deemed exempt]</w:t>
-      </w:r>
-      <w:r>
-        <w:t xml:space="preserve"> </w:t>
-      </w:r>
-      <w:r>
-        <w:t xml:space="preserve">by the</w:t>
-      </w:r>
-      <w:r>
-        <w:t xml:space="preserve"> </w:t>
-      </w:r>
-      <w:r>
-        <w:rPr>
-          <w:i/>
-          <w:iCs/>
-        </w:rPr>
-        <w:t xml:space="preserve">[institution]</w:t>
-      </w:r>
-      <w:r>
-        <w:t xml:space="preserve"> </w:t>
-      </w:r>
-      <w:r>
-        <w:t xml:space="preserve">Institutional Review Board.</w:t>
+        <w:t xml:space="preserve">The University of Colorado Multiple Institutional Review Board (COMIRB 23-1303) deemed this study not human subjects research and did not require informed consent.</w:t>
       </w:r>
     </w:p>
     <w:p>
@@ -8068,7 +8036,7 @@
         <w:ind w:left="60" w:right="60" w:firstLine="0" w:firstLineChars="0"/>
       </w:pPr>
       <w:r>
-        <w:t xml:space="preserve">Table 2a. Access model (odds ratios).</w:t>
+        <w:t xml:space="preserve">Table 2a. Access model (odds ratios). Subspecialty reference: general otolaryngology; rurality reference: urban.</w:t>
       </w:r>
     </w:p>
     <w:tbl xmlns:w="http://schemas.openxmlformats.org/wordprocessingml/2006/main" xmlns:r="http://schemas.openxmlformats.org/officeDocument/2006/relationships" xmlns:w14="http://schemas.microsoft.com/office/word/2010/wordml" xmlns:wp="http://schemas.openxmlformats.org/drawingml/2006/wordprocessingDrawing" xmlns:a="http://schemas.openxmlformats.org/drawingml/2006/main" xmlns:pic="http://schemas.openxmlformats.org/drawingml/2006/picture">
@@ -8078,7 +8046,7 @@
         <w:tblLook w:firstRow="1" w:lastRow="0" w:firstColumn="0" w:lastColumn="0" w:noHBand="0" w:noVBand="1"/>
       </w:tblPr>
       <w:tblGrid>
-        <w:gridCol w:w="3541"/>
+        <w:gridCol w:w="3761"/>
         <w:gridCol w:w="2025"/>
         <w:gridCol w:w="961"/>
       </w:tblGrid>
@@ -8252,7 +8220,7 @@
       </w:tr>
       <w:tr>
         <w:trPr>
-          <w:trHeight w:val="616" w:hRule="auto"/>
+          <w:trHeight w:val="617" w:hRule="auto"/>
         </w:trPr>
         <w:tc>
           <w:tcPr>
@@ -8304,7 +8272,7 @@
                 <w:szCs w:val="18"/>
                 <w:color w:val="000000"/>
               </w:rPr>
-              <w:t xml:space="preserve">ent_typeFacial Plastics</w:t>
+              <w:t xml:space="preserve">Facial plastic surgery</w:t>
             </w:r>
           </w:p>
         </w:tc>
@@ -8419,7 +8387,7 @@
       </w:tr>
       <w:tr>
         <w:trPr>
-          <w:trHeight w:val="620" w:hRule="auto"/>
+          <w:trHeight w:val="618" w:hRule="auto"/>
         </w:trPr>
         <w:tc>
           <w:tcPr>
@@ -8471,7 +8439,7 @@
                 <w:szCs w:val="18"/>
                 <w:color w:val="000000"/>
               </w:rPr>
-              <w:t xml:space="preserve">ent_typeHead and Neck Cancer</w:t>
+              <w:t xml:space="preserve">Head and neck oncology</w:t>
             </w:r>
           </w:p>
         </w:tc>
@@ -8638,7 +8606,7 @@
                 <w:szCs w:val="18"/>
                 <w:color w:val="000000"/>
               </w:rPr>
-              <w:t xml:space="preserve">ent_typeLaryngology</w:t>
+              <w:t xml:space="preserve">Laryngology</w:t>
             </w:r>
           </w:p>
         </w:tc>
@@ -8805,7 +8773,7 @@
                 <w:szCs w:val="18"/>
                 <w:color w:val="000000"/>
               </w:rPr>
-              <w:t xml:space="preserve">ent_typeOtology/neurotology</w:t>
+              <w:t xml:space="preserve">Otology/neurotology</w:t>
             </w:r>
           </w:p>
         </w:tc>
@@ -8920,7 +8888,7 @@
       </w:tr>
       <w:tr>
         <w:trPr>
-          <w:trHeight w:val="616" w:hRule="auto"/>
+          <w:trHeight w:val="618" w:hRule="auto"/>
         </w:trPr>
         <w:tc>
           <w:tcPr>
@@ -8972,7 +8940,7 @@
                 <w:szCs w:val="18"/>
                 <w:color w:val="000000"/>
               </w:rPr>
-              <w:t xml:space="preserve">ent_typePediatrics</w:t>
+              <w:t xml:space="preserve">Pediatric otolaryngology</w:t>
             </w:r>
           </w:p>
         </w:tc>
@@ -9139,7 +9107,7 @@
                 <w:szCs w:val="18"/>
                 <w:color w:val="000000"/>
               </w:rPr>
-              <w:t xml:space="preserve">ent_typeRhinology</w:t>
+              <w:t xml:space="preserve">Rhinology</w:t>
             </w:r>
           </w:p>
         </w:tc>
@@ -9254,7 +9222,7 @@
       </w:tr>
       <w:tr>
         <w:trPr>
-          <w:trHeight w:val="620" w:hRule="auto"/>
+          <w:trHeight w:val="619" w:hRule="auto"/>
         </w:trPr>
         <w:tc>
           <w:tcPr>
@@ -9306,7 +9274,7 @@
                 <w:szCs w:val="18"/>
                 <w:color w:val="000000"/>
               </w:rPr>
-              <w:t xml:space="preserve">ent_typeSleep</w:t>
+              <w:t xml:space="preserve">Sleep medicine</w:t>
             </w:r>
           </w:p>
         </w:tc>
@@ -9421,7 +9389,7 @@
       </w:tr>
       <w:tr>
         <w:trPr>
-          <w:trHeight w:val="616" w:hRule="auto"/>
+          <w:trHeight w:val="621" w:hRule="auto"/>
         </w:trPr>
         <w:tc>
           <w:tcPr>
@@ -9473,7 +9441,7 @@
                 <w:szCs w:val="18"/>
                 <w:color w:val="000000"/>
               </w:rPr>
-              <w:t xml:space="preserve">ent_per_100k_z</w:t>
+              <w:t xml:space="preserve">Otolaryngologist density (per SD)</w:t>
             </w:r>
           </w:p>
         </w:tc>
@@ -9588,7 +9556,7 @@
       </w:tr>
       <w:tr>
         <w:trPr>
-          <w:trHeight w:val="616" w:hRule="auto"/>
+          <w:trHeight w:val="619" w:hRule="auto"/>
         </w:trPr>
         <w:tc>
           <w:tcPr>
@@ -9640,7 +9608,7 @@
                 <w:szCs w:val="18"/>
                 <w:color w:val="000000"/>
               </w:rPr>
-              <w:t xml:space="preserve">medicaid_fee_index_z</w:t>
+              <w:t xml:space="preserve">Medicaid fee index (per SD)</w:t>
             </w:r>
           </w:p>
         </w:tc>
@@ -9755,7 +9723,7 @@
       </w:tr>
       <w:tr>
         <w:trPr>
-          <w:trHeight w:val="616" w:hRule="auto"/>
+          <w:trHeight w:val="620" w:hRule="auto"/>
         </w:trPr>
         <w:tc>
           <w:tcPr>
@@ -9807,7 +9775,7 @@
                 <w:szCs w:val="18"/>
                 <w:color w:val="000000"/>
               </w:rPr>
-              <w:t xml:space="preserve">svi_overall_z</w:t>
+              <w:t xml:space="preserve">Social Vulnerability Index (per SD)</w:t>
             </w:r>
           </w:p>
         </w:tc>
@@ -9922,7 +9890,7 @@
       </w:tr>
       <w:tr>
         <w:trPr>
-          <w:trHeight w:val="616" w:hRule="auto"/>
+          <w:trHeight w:val="621" w:hRule="auto"/>
         </w:trPr>
         <w:tc>
           <w:tcPr>
@@ -9974,7 +9942,7 @@
                 <w:szCs w:val="18"/>
                 <w:color w:val="000000"/>
               </w:rPr>
-              <w:t xml:space="preserve">dual_pct_z</w:t>
+              <w:t xml:space="preserve">Dual-eligible share (per SD)</w:t>
             </w:r>
           </w:p>
         </w:tc>
@@ -10141,7 +10109,7 @@
                 <w:szCs w:val="18"/>
                 <w:color w:val="000000"/>
               </w:rPr>
-              <w:t xml:space="preserve">ruralRural</w:t>
+              <w:t xml:space="preserve">Rural (vs urban)</w:t>
             </w:r>
           </w:p>
         </w:tc>
@@ -10270,7 +10238,7 @@
         <w:ind w:left="60" w:right="60" w:firstLine="0" w:firstLineChars="0"/>
       </w:pPr>
       <w:r>
-        <w:t xml:space="preserve">Table 2b. Timeliness model (incidence rate ratios).</w:t>
+        <w:t xml:space="preserve">Table 2b. Timeliness model (incidence rate ratios). Subspecialty reference: general otolaryngology; rurality reference: urban.</w:t>
       </w:r>
     </w:p>
     <w:tbl xmlns:w="http://schemas.openxmlformats.org/wordprocessingml/2006/main" xmlns:r="http://schemas.openxmlformats.org/officeDocument/2006/relationships" xmlns:w14="http://schemas.microsoft.com/office/word/2010/wordml" xmlns:wp="http://schemas.openxmlformats.org/drawingml/2006/wordprocessingDrawing" xmlns:a="http://schemas.openxmlformats.org/drawingml/2006/main" xmlns:pic="http://schemas.openxmlformats.org/drawingml/2006/picture">
@@ -10280,7 +10248,7 @@
         <w:tblLook w:firstRow="1" w:lastRow="0" w:firstColumn="0" w:lastColumn="0" w:noHBand="0" w:noVBand="1"/>
       </w:tblPr>
       <w:tblGrid>
-        <w:gridCol w:w="3541"/>
+        <w:gridCol w:w="3761"/>
         <w:gridCol w:w="2025"/>
         <w:gridCol w:w="961"/>
       </w:tblGrid>
@@ -10454,7 +10422,7 @@
       </w:tr>
       <w:tr>
         <w:trPr>
-          <w:trHeight w:val="616" w:hRule="auto"/>
+          <w:trHeight w:val="617" w:hRule="auto"/>
         </w:trPr>
         <w:tc>
           <w:tcPr>
@@ -10506,7 +10474,7 @@
                 <w:szCs w:val="18"/>
                 <w:color w:val="000000"/>
               </w:rPr>
-              <w:t xml:space="preserve">ent_typeFacial Plastics</w:t>
+              <w:t xml:space="preserve">Facial plastic surgery</w:t>
             </w:r>
           </w:p>
         </w:tc>
@@ -10621,7 +10589,7 @@
       </w:tr>
       <w:tr>
         <w:trPr>
-          <w:trHeight w:val="620" w:hRule="auto"/>
+          <w:trHeight w:val="618" w:hRule="auto"/>
         </w:trPr>
         <w:tc>
           <w:tcPr>
@@ -10673,7 +10641,7 @@
                 <w:szCs w:val="18"/>
                 <w:color w:val="000000"/>
               </w:rPr>
-              <w:t xml:space="preserve">ent_typeHead and Neck Cancer</w:t>
+              <w:t xml:space="preserve">Head and neck oncology</w:t>
             </w:r>
           </w:p>
         </w:tc>
@@ -10840,7 +10808,7 @@
                 <w:szCs w:val="18"/>
                 <w:color w:val="000000"/>
               </w:rPr>
-              <w:t xml:space="preserve">ent_typeLaryngology</w:t>
+              <w:t xml:space="preserve">Laryngology</w:t>
             </w:r>
           </w:p>
         </w:tc>
@@ -11007,7 +10975,7 @@
                 <w:szCs w:val="18"/>
                 <w:color w:val="000000"/>
               </w:rPr>
-              <w:t xml:space="preserve">ent_typeOtology/neurotology</w:t>
+              <w:t xml:space="preserve">Otology/neurotology</w:t>
             </w:r>
           </w:p>
         </w:tc>
@@ -11122,7 +11090,7 @@
       </w:tr>
       <w:tr>
         <w:trPr>
-          <w:trHeight w:val="616" w:hRule="auto"/>
+          <w:trHeight w:val="618" w:hRule="auto"/>
         </w:trPr>
         <w:tc>
           <w:tcPr>
@@ -11174,7 +11142,7 @@
                 <w:szCs w:val="18"/>
                 <w:color w:val="000000"/>
               </w:rPr>
-              <w:t xml:space="preserve">ent_typePediatrics</w:t>
+              <w:t xml:space="preserve">Pediatric otolaryngology</w:t>
             </w:r>
           </w:p>
         </w:tc>
@@ -11341,7 +11309,7 @@
                 <w:szCs w:val="18"/>
                 <w:color w:val="000000"/>
               </w:rPr>
-              <w:t xml:space="preserve">ent_typeRhinology</w:t>
+              <w:t xml:space="preserve">Rhinology</w:t>
             </w:r>
           </w:p>
         </w:tc>
@@ -11456,7 +11424,7 @@
       </w:tr>
       <w:tr>
         <w:trPr>
-          <w:trHeight w:val="620" w:hRule="auto"/>
+          <w:trHeight w:val="619" w:hRule="auto"/>
         </w:trPr>
         <w:tc>
           <w:tcPr>
@@ -11508,7 +11476,7 @@
                 <w:szCs w:val="18"/>
                 <w:color w:val="000000"/>
               </w:rPr>
-              <w:t xml:space="preserve">ent_typeSleep</w:t>
+              <w:t xml:space="preserve">Sleep medicine</w:t>
             </w:r>
           </w:p>
         </w:tc>
@@ -11623,7 +11591,7 @@
       </w:tr>
       <w:tr>
         <w:trPr>
-          <w:trHeight w:val="616" w:hRule="auto"/>
+          <w:trHeight w:val="621" w:hRule="auto"/>
         </w:trPr>
         <w:tc>
           <w:tcPr>
@@ -11675,7 +11643,7 @@
                 <w:szCs w:val="18"/>
                 <w:color w:val="000000"/>
               </w:rPr>
-              <w:t xml:space="preserve">ent_per_100k_z</w:t>
+              <w:t xml:space="preserve">Otolaryngologist density (per SD)</w:t>
             </w:r>
           </w:p>
         </w:tc>
@@ -11790,7 +11758,7 @@
       </w:tr>
       <w:tr>
         <w:trPr>
-          <w:trHeight w:val="616" w:hRule="auto"/>
+          <w:trHeight w:val="619" w:hRule="auto"/>
         </w:trPr>
         <w:tc>
           <w:tcPr>
@@ -11842,7 +11810,7 @@
                 <w:szCs w:val="18"/>
                 <w:color w:val="000000"/>
               </w:rPr>
-              <w:t xml:space="preserve">medicaid_fee_index_z</w:t>
+              <w:t xml:space="preserve">Medicaid fee index (per SD)</w:t>
             </w:r>
           </w:p>
         </w:tc>
@@ -11957,7 +11925,7 @@
       </w:tr>
       <w:tr>
         <w:trPr>
-          <w:trHeight w:val="616" w:hRule="auto"/>
+          <w:trHeight w:val="620" w:hRule="auto"/>
         </w:trPr>
         <w:tc>
           <w:tcPr>
@@ -12009,7 +11977,7 @@
                 <w:szCs w:val="18"/>
                 <w:color w:val="000000"/>
               </w:rPr>
-              <w:t xml:space="preserve">svi_overall_z</w:t>
+              <w:t xml:space="preserve">Social Vulnerability Index (per SD)</w:t>
             </w:r>
           </w:p>
         </w:tc>
@@ -12124,7 +12092,7 @@
       </w:tr>
       <w:tr>
         <w:trPr>
-          <w:trHeight w:val="616" w:hRule="auto"/>
+          <w:trHeight w:val="621" w:hRule="auto"/>
         </w:trPr>
         <w:tc>
           <w:tcPr>
@@ -12176,7 +12144,7 @@
                 <w:szCs w:val="18"/>
                 <w:color w:val="000000"/>
               </w:rPr>
-              <w:t xml:space="preserve">dual_pct_z</w:t>
+              <w:t xml:space="preserve">Dual-eligible share (per SD)</w:t>
             </w:r>
           </w:p>
         </w:tc>
@@ -12343,7 +12311,7 @@
                 <w:szCs w:val="18"/>
                 <w:color w:val="000000"/>
               </w:rPr>
-              <w:t xml:space="preserve">ruralRural</w:t>
+              <w:t xml:space="preserve">Rural (vs urban)</w:t>
             </w:r>
           </w:p>
         </w:tc>
@@ -12903,15 +12871,15 @@
         <w:tblCaption w:val="Table S1. Full access model (all odds ratios)."/>
       </w:tblPr>
       <w:tblGrid>
-        <w:gridCol w:w="2392"/>
-        <w:gridCol w:w="742"/>
-        <w:gridCol w:w="495"/>
-        <w:gridCol w:w="660"/>
-        <w:gridCol w:w="660"/>
-        <w:gridCol w:w="990"/>
-        <w:gridCol w:w="495"/>
-        <w:gridCol w:w="742"/>
-        <w:gridCol w:w="742"/>
+        <w:gridCol w:w="2768"/>
+        <w:gridCol w:w="692"/>
+        <w:gridCol w:w="461"/>
+        <w:gridCol w:w="615"/>
+        <w:gridCol w:w="615"/>
+        <w:gridCol w:w="922"/>
+        <w:gridCol w:w="461"/>
+        <w:gridCol w:w="692"/>
+        <w:gridCol w:w="692"/>
       </w:tblGrid>
       <w:tr>
         <w:trPr>
@@ -12925,7 +12893,7 @@
               <w:jc w:val="left"/>
             </w:pPr>
             <w:r>
-              <w:t xml:space="preserve">term</w:t>
+              <w:t xml:space="preserve">Term</w:t>
             </w:r>
           </w:p>
         </w:tc>
@@ -13035,7 +13003,7 @@
               <w:jc w:val="left"/>
             </w:pPr>
             <w:r>
-              <w:t xml:space="preserve">(Intercept)</w:t>
+              <w:t xml:space="preserve">Intercept</w:t>
             </w:r>
           </w:p>
         </w:tc>
@@ -13145,7 +13113,7 @@
               <w:jc w:val="left"/>
             </w:pPr>
             <w:r>
-              <w:t xml:space="preserve">ent_typeFacial Plastics</w:t>
+              <w:t xml:space="preserve">Facial plastic surgery</w:t>
             </w:r>
           </w:p>
         </w:tc>
@@ -13255,7 +13223,7 @@
               <w:jc w:val="left"/>
             </w:pPr>
             <w:r>
-              <w:t xml:space="preserve">ent_typeHead and Neck Cancer</w:t>
+              <w:t xml:space="preserve">Head and neck oncology</w:t>
             </w:r>
           </w:p>
         </w:tc>
@@ -13365,7 +13333,7 @@
               <w:jc w:val="left"/>
             </w:pPr>
             <w:r>
-              <w:t xml:space="preserve">ent_typeLaryngology</w:t>
+              <w:t xml:space="preserve">Laryngology</w:t>
             </w:r>
           </w:p>
         </w:tc>
@@ -13475,7 +13443,7 @@
               <w:jc w:val="left"/>
             </w:pPr>
             <w:r>
-              <w:t xml:space="preserve">ent_typeOtology/neurotology</w:t>
+              <w:t xml:space="preserve">Otology/neurotology</w:t>
             </w:r>
           </w:p>
         </w:tc>
@@ -13585,7 +13553,7 @@
               <w:jc w:val="left"/>
             </w:pPr>
             <w:r>
-              <w:t xml:space="preserve">ent_typePediatrics</w:t>
+              <w:t xml:space="preserve">Pediatric otolaryngology</w:t>
             </w:r>
           </w:p>
         </w:tc>
@@ -13695,7 +13663,7 @@
               <w:jc w:val="left"/>
             </w:pPr>
             <w:r>
-              <w:t xml:space="preserve">ent_typeRhinology</w:t>
+              <w:t xml:space="preserve">Rhinology</w:t>
             </w:r>
           </w:p>
         </w:tc>
@@ -13805,7 +13773,7 @@
               <w:jc w:val="left"/>
             </w:pPr>
             <w:r>
-              <w:t xml:space="preserve">ent_typeSleep</w:t>
+              <w:t xml:space="preserve">Sleep medicine</w:t>
             </w:r>
           </w:p>
         </w:tc>
@@ -13915,7 +13883,7 @@
               <w:jc w:val="left"/>
             </w:pPr>
             <w:r>
-              <w:t xml:space="preserve">ent_per_100k_z</w:t>
+              <w:t xml:space="preserve">Otolaryngologist density (per SD)</w:t>
             </w:r>
           </w:p>
         </w:tc>
@@ -14025,7 +13993,7 @@
               <w:jc w:val="left"/>
             </w:pPr>
             <w:r>
-              <w:t xml:space="preserve">medicaid_fee_index_z</w:t>
+              <w:t xml:space="preserve">Medicaid fee index (per SD)</w:t>
             </w:r>
           </w:p>
         </w:tc>
@@ -14135,7 +14103,7 @@
               <w:jc w:val="left"/>
             </w:pPr>
             <w:r>
-              <w:t xml:space="preserve">svi_overall_z</w:t>
+              <w:t xml:space="preserve">Social Vulnerability Index (per SD)</w:t>
             </w:r>
           </w:p>
         </w:tc>
@@ -14245,7 +14213,7 @@
               <w:jc w:val="left"/>
             </w:pPr>
             <w:r>
-              <w:t xml:space="preserve">dual_pct_z</w:t>
+              <w:t xml:space="preserve">Dual-eligible share (per SD)</w:t>
             </w:r>
           </w:p>
         </w:tc>
@@ -14355,7 +14323,7 @@
               <w:jc w:val="left"/>
             </w:pPr>
             <w:r>
-              <w:t xml:space="preserve">ruralRural</w:t>
+              <w:t xml:space="preserve">Rural (vs urban)</w:t>
             </w:r>
           </w:p>
         </w:tc>
@@ -14465,7 +14433,7 @@
               <w:jc w:val="left"/>
             </w:pPr>
             <w:r>
-              <w:t xml:space="preserve">caller_fDeol</w:t>
+              <w:t xml:space="preserve">Caller: Deol</w:t>
             </w:r>
           </w:p>
         </w:tc>
@@ -14575,7 +14543,7 @@
               <w:jc w:val="left"/>
             </w:pPr>
             <w:r>
-              <w:t xml:space="preserve">caller_fFalk</w:t>
+              <w:t xml:space="preserve">Caller: Falk</w:t>
             </w:r>
           </w:p>
         </w:tc>
@@ -14685,7 +14653,7 @@
               <w:jc w:val="left"/>
             </w:pPr>
             <w:r>
-              <w:t xml:space="preserve">caller_fGregg</w:t>
+              <w:t xml:space="preserve">Caller: Gregg</w:t>
             </w:r>
           </w:p>
         </w:tc>
@@ -14795,7 +14763,7 @@
               <w:jc w:val="left"/>
             </w:pPr>
             <w:r>
-              <w:t xml:space="preserve">caller_fKim</w:t>
+              <w:t xml:space="preserve">Caller: Kim</w:t>
             </w:r>
           </w:p>
         </w:tc>
@@ -14905,7 +14873,7 @@
               <w:jc w:val="left"/>
             </w:pPr>
             <w:r>
-              <w:t xml:space="preserve">caller_fOther</w:t>
+              <w:t xml:space="preserve">Caller: Other</w:t>
             </w:r>
           </w:p>
         </w:tc>
@@ -15015,7 +14983,7 @@
               <w:jc w:val="left"/>
             </w:pPr>
             <w:r>
-              <w:t xml:space="preserve">caller_fWalsh</w:t>
+              <w:t xml:space="preserve">Caller: Walsh</w:t>
             </w:r>
           </w:p>
         </w:tc>
@@ -15188,7 +15156,7 @@
               <w:jc w:val="left"/>
             </w:pPr>
             <w:r>
-              <w:t xml:space="preserve">ent_typeFacial Plastics</w:t>
+              <w:t xml:space="preserve">Facial plastic surgery</w:t>
             </w:r>
           </w:p>
         </w:tc>
@@ -15226,7 +15194,7 @@
               <w:jc w:val="left"/>
             </w:pPr>
             <w:r>
-              <w:t xml:space="preserve">ent_typeHead and Neck Cancer</w:t>
+              <w:t xml:space="preserve">Head and neck oncology</w:t>
             </w:r>
           </w:p>
         </w:tc>
@@ -15264,7 +15232,7 @@
               <w:jc w:val="left"/>
             </w:pPr>
             <w:r>
-              <w:t xml:space="preserve">ent_typeLaryngology</w:t>
+              <w:t xml:space="preserve">Laryngology</w:t>
             </w:r>
           </w:p>
         </w:tc>
@@ -15302,7 +15270,7 @@
               <w:jc w:val="left"/>
             </w:pPr>
             <w:r>
-              <w:t xml:space="preserve">ent_typeOtology/neurotology</w:t>
+              <w:t xml:space="preserve">Otology/neurotology</w:t>
             </w:r>
           </w:p>
         </w:tc>
@@ -15340,7 +15308,7 @@
               <w:jc w:val="left"/>
             </w:pPr>
             <w:r>
-              <w:t xml:space="preserve">ent_typePediatrics</w:t>
+              <w:t xml:space="preserve">Pediatric otolaryngology</w:t>
             </w:r>
           </w:p>
         </w:tc>
@@ -15378,7 +15346,7 @@
               <w:jc w:val="left"/>
             </w:pPr>
             <w:r>
-              <w:t xml:space="preserve">ent_typeRhinology</w:t>
+              <w:t xml:space="preserve">Rhinology</w:t>
             </w:r>
           </w:p>
         </w:tc>
@@ -15416,7 +15384,7 @@
               <w:jc w:val="left"/>
             </w:pPr>
             <w:r>
-              <w:t xml:space="preserve">ent_typeSleep</w:t>
+              <w:t xml:space="preserve">Sleep medicine</w:t>
             </w:r>
           </w:p>
         </w:tc>
@@ -15454,7 +15422,7 @@
               <w:jc w:val="left"/>
             </w:pPr>
             <w:r>
-              <w:t xml:space="preserve">ent_per_100k_z</w:t>
+              <w:t xml:space="preserve">Otolaryngologist density (per SD)</w:t>
             </w:r>
           </w:p>
         </w:tc>
@@ -15492,7 +15460,7 @@
               <w:jc w:val="left"/>
             </w:pPr>
             <w:r>
-              <w:t xml:space="preserve">medicaid_fee_index_z</w:t>
+              <w:t xml:space="preserve">Medicaid fee index (per SD)</w:t>
             </w:r>
           </w:p>
         </w:tc>
@@ -15530,7 +15498,7 @@
               <w:jc w:val="left"/>
             </w:pPr>
             <w:r>
-              <w:t xml:space="preserve">svi_overall_z</w:t>
+              <w:t xml:space="preserve">Social Vulnerability Index (per SD)</w:t>
             </w:r>
           </w:p>
         </w:tc>
@@ -15568,7 +15536,7 @@
               <w:jc w:val="left"/>
             </w:pPr>
             <w:r>
-              <w:t xml:space="preserve">dual_pct_z</w:t>
+              <w:t xml:space="preserve">Dual-eligible share (per SD)</w:t>
             </w:r>
           </w:p>
         </w:tc>
@@ -15606,7 +15574,7 @@
               <w:jc w:val="left"/>
             </w:pPr>
             <w:r>
-              <w:t xml:space="preserve">ruralRural</w:t>
+              <w:t xml:space="preserve">Rural (vs urban)</w:t>
             </w:r>
           </w:p>
         </w:tc>
@@ -15644,7 +15612,7 @@
               <w:jc w:val="left"/>
             </w:pPr>
             <w:r>
-              <w:t xml:space="preserve">caller_fDeol</w:t>
+              <w:t xml:space="preserve">Caller: Deol</w:t>
             </w:r>
           </w:p>
         </w:tc>
@@ -15682,7 +15650,7 @@
               <w:jc w:val="left"/>
             </w:pPr>
             <w:r>
-              <w:t xml:space="preserve">caller_fFalk</w:t>
+              <w:t xml:space="preserve">Caller: Falk</w:t>
             </w:r>
           </w:p>
         </w:tc>
@@ -15720,7 +15688,7 @@
               <w:jc w:val="left"/>
             </w:pPr>
             <w:r>
-              <w:t xml:space="preserve">caller_fGregg</w:t>
+              <w:t xml:space="preserve">Caller: Gregg</w:t>
             </w:r>
           </w:p>
         </w:tc>
@@ -15758,7 +15726,7 @@
               <w:jc w:val="left"/>
             </w:pPr>
             <w:r>
-              <w:t xml:space="preserve">caller_fKim</w:t>
+              <w:t xml:space="preserve">Caller: Kim</w:t>
             </w:r>
           </w:p>
         </w:tc>
@@ -15796,7 +15764,7 @@
               <w:jc w:val="left"/>
             </w:pPr>
             <w:r>
-              <w:t xml:space="preserve">caller_fOther</w:t>
+              <w:t xml:space="preserve">Caller: Other</w:t>
             </w:r>
           </w:p>
         </w:tc>
@@ -15834,7 +15802,7 @@
               <w:jc w:val="left"/>
             </w:pPr>
             <w:r>
-              <w:t xml:space="preserve">caller_fWalsh</w:t>
+              <w:t xml:space="preserve">Caller: Walsh</w:t>
             </w:r>
           </w:p>
         </w:tc>
@@ -15899,7 +15867,7 @@
               <w:jc w:val="left"/>
             </w:pPr>
             <w:r>
-              <w:t xml:space="preserve">ent_type</w:t>
+              <w:t xml:space="preserve">Subspecialty</w:t>
             </w:r>
           </w:p>
         </w:tc>
@@ -15961,7 +15929,7 @@
               <w:jc w:val="left"/>
             </w:pPr>
             <w:r>
-              <w:t xml:space="preserve">General</w:t>
+              <w:t xml:space="preserve">General otolaryngology</w:t>
             </w:r>
           </w:p>
         </w:tc>
@@ -16023,7 +15991,7 @@
               <w:jc w:val="left"/>
             </w:pPr>
             <w:r>
-              <w:t xml:space="preserve">Facial Plastics</w:t>
+              <w:t xml:space="preserve">Facial plastic surgery</w:t>
             </w:r>
           </w:p>
         </w:tc>
@@ -16085,7 +16053,7 @@
               <w:jc w:val="left"/>
             </w:pPr>
             <w:r>
-              <w:t xml:space="preserve">Head and Neck Cancer</w:t>
+              <w:t xml:space="preserve">Head and neck oncology</w:t>
             </w:r>
           </w:p>
         </w:tc>
@@ -16271,7 +16239,7 @@
               <w:jc w:val="left"/>
             </w:pPr>
             <w:r>
-              <w:t xml:space="preserve">Pediatrics</w:t>
+              <w:t xml:space="preserve">Pediatric otolaryngology</w:t>
             </w:r>
           </w:p>
         </w:tc>
@@ -16395,7 +16363,7 @@
               <w:jc w:val="left"/>
             </w:pPr>
             <w:r>
-              <w:t xml:space="preserve">Sleep</w:t>
+              <w:t xml:space="preserve">Sleep medicine</w:t>
             </w:r>
           </w:p>
         </w:tc>
@@ -18614,9 +18582,9 @@
         <w:tblCaption w:val="Table S7. Access vs. timeliness models, side by side."/>
       </w:tblPr>
       <w:tblGrid>
-        <w:gridCol w:w="2907"/>
-        <w:gridCol w:w="2606"/>
-        <w:gridCol w:w="2406"/>
+        <w:gridCol w:w="3315"/>
+        <w:gridCol w:w="2394"/>
+        <w:gridCol w:w="2210"/>
       </w:tblGrid>
       <w:tr>
         <w:trPr>
@@ -18668,7 +18636,7 @@
               <w:jc w:val="left"/>
             </w:pPr>
             <w:r>
-              <w:t xml:space="preserve">ent_typeGeneral</w:t>
+              <w:t xml:space="preserve">General otolaryngology (reference)</w:t>
             </w:r>
           </w:p>
         </w:tc>
@@ -18706,7 +18674,7 @@
               <w:jc w:val="left"/>
             </w:pPr>
             <w:r>
-              <w:t xml:space="preserve">ent_typeFacial Plastics</w:t>
+              <w:t xml:space="preserve">Facial plastic surgery</w:t>
             </w:r>
           </w:p>
         </w:tc>
@@ -18804,7 +18772,7 @@
               <w:jc w:val="left"/>
             </w:pPr>
             <w:r>
-              <w:t xml:space="preserve">ent_typeHead and Neck Cancer</w:t>
+              <w:t xml:space="preserve">Head and neck oncology</w:t>
             </w:r>
           </w:p>
         </w:tc>
@@ -18902,7 +18870,7 @@
               <w:jc w:val="left"/>
             </w:pPr>
             <w:r>
-              <w:t xml:space="preserve">ent_typeLaryngology</w:t>
+              <w:t xml:space="preserve">Laryngology</w:t>
             </w:r>
           </w:p>
         </w:tc>
@@ -19000,7 +18968,7 @@
               <w:jc w:val="left"/>
             </w:pPr>
             <w:r>
-              <w:t xml:space="preserve">ent_typeOtology/neurotology</w:t>
+              <w:t xml:space="preserve">Otology/neurotology</w:t>
             </w:r>
           </w:p>
         </w:tc>
@@ -19098,7 +19066,7 @@
               <w:jc w:val="left"/>
             </w:pPr>
             <w:r>
-              <w:t xml:space="preserve">ent_typePediatrics</w:t>
+              <w:t xml:space="preserve">Pediatric otolaryngology</w:t>
             </w:r>
           </w:p>
         </w:tc>
@@ -19196,7 +19164,7 @@
               <w:jc w:val="left"/>
             </w:pPr>
             <w:r>
-              <w:t xml:space="preserve">ent_typeRhinology</w:t>
+              <w:t xml:space="preserve">Rhinology</w:t>
             </w:r>
           </w:p>
         </w:tc>
@@ -19294,7 +19262,7 @@
               <w:jc w:val="left"/>
             </w:pPr>
             <w:r>
-              <w:t xml:space="preserve">ent_typeSleep</w:t>
+              <w:t xml:space="preserve">Sleep medicine</w:t>
             </w:r>
           </w:p>
         </w:tc>
@@ -19392,7 +19360,7 @@
               <w:jc w:val="left"/>
             </w:pPr>
             <w:r>
-              <w:t xml:space="preserve">ent_per_100k_z</w:t>
+              <w:t xml:space="preserve">Otolaryngologist density (per SD)</w:t>
             </w:r>
           </w:p>
         </w:tc>
@@ -19490,7 +19458,7 @@
               <w:jc w:val="left"/>
             </w:pPr>
             <w:r>
-              <w:t xml:space="preserve">medicaid_fee_index_z</w:t>
+              <w:t xml:space="preserve">Medicaid fee index (per SD)</w:t>
             </w:r>
           </w:p>
         </w:tc>
@@ -19588,7 +19556,7 @@
               <w:jc w:val="left"/>
             </w:pPr>
             <w:r>
-              <w:t xml:space="preserve">svi_overall_z</w:t>
+              <w:t xml:space="preserve">Social Vulnerability Index (per SD)</w:t>
             </w:r>
           </w:p>
         </w:tc>
@@ -19686,7 +19654,7 @@
               <w:jc w:val="left"/>
             </w:pPr>
             <w:r>
-              <w:t xml:space="preserve">dual_pct_z</w:t>
+              <w:t xml:space="preserve">Dual-eligible share (per SD)</w:t>
             </w:r>
           </w:p>
         </w:tc>
@@ -19822,7 +19790,7 @@
               <w:jc w:val="left"/>
             </w:pPr>
             <w:r>
-              <w:t xml:space="preserve">ruralRural</w:t>
+              <w:t xml:space="preserve">Rural (vs urban)</w:t>
             </w:r>
           </w:p>
         </w:tc>
@@ -19920,7 +19888,7 @@
               <w:jc w:val="left"/>
             </w:pPr>
             <w:r>
-              <w:t xml:space="preserve">caller_fRoesch</w:t>
+              <w:t xml:space="preserve">Caller: Roesch</w:t>
             </w:r>
           </w:p>
         </w:tc>
@@ -19958,7 +19926,7 @@
               <w:jc w:val="left"/>
             </w:pPr>
             <w:r>
-              <w:t xml:space="preserve">caller_fDeol</w:t>
+              <w:t xml:space="preserve">Caller: Deol</w:t>
             </w:r>
           </w:p>
         </w:tc>
@@ -20056,7 +20024,7 @@
               <w:jc w:val="left"/>
             </w:pPr>
             <w:r>
-              <w:t xml:space="preserve">caller_fFalk</w:t>
+              <w:t xml:space="preserve">Caller: Falk</w:t>
             </w:r>
           </w:p>
         </w:tc>
@@ -20154,7 +20122,7 @@
               <w:jc w:val="left"/>
             </w:pPr>
             <w:r>
-              <w:t xml:space="preserve">caller_fGregg</w:t>
+              <w:t xml:space="preserve">Caller: Gregg</w:t>
             </w:r>
           </w:p>
         </w:tc>
@@ -20252,7 +20220,7 @@
               <w:jc w:val="left"/>
             </w:pPr>
             <w:r>
-              <w:t xml:space="preserve">caller_fKim</w:t>
+              <w:t xml:space="preserve">Caller: Kim</w:t>
             </w:r>
           </w:p>
         </w:tc>
@@ -20350,7 +20318,7 @@
               <w:jc w:val="left"/>
             </w:pPr>
             <w:r>
-              <w:t xml:space="preserve">caller_fOther</w:t>
+              <w:t xml:space="preserve">Caller: Other</w:t>
             </w:r>
           </w:p>
         </w:tc>
@@ -20448,7 +20416,7 @@
               <w:jc w:val="left"/>
             </w:pPr>
             <w:r>
-              <w:t xml:space="preserve">caller_fWalsh</w:t>
+              <w:t xml:space="preserve">Caller: Walsh</w:t>
             </w:r>
           </w:p>
         </w:tc>
@@ -20643,7 +20611,7 @@
       <w:r>
         <w:drawing>
           <wp:inline>
-            <wp:extent cx="5334000" cy="4148666"/>
+            <wp:extent cx="5334000" cy="4030133"/>
             <wp:effectExtent b="0" l="0" r="0" t="0"/>
             <wp:docPr descr="" title="" id="43" name="Picture"/>
             <a:graphic>
@@ -20664,7 +20632,7 @@
                   <pic:spPr bwMode="auto">
                     <a:xfrm>
                       <a:off x="0" y="0"/>
-                      <a:ext cx="5334000" cy="4148666"/>
+                      <a:ext cx="5334000" cy="4030133"/>
                     </a:xfrm>
                     <a:prstGeom prst="rect">
                       <a:avLst/>

--- a/manuscript_output/manuscript_mystery_caller.docx
+++ b/manuscript_output/manuscript_mystery_caller.docx
@@ -311,7 +311,7 @@
         <w:t xml:space="preserve">“mystery caller”</w:t>
       </w:r>
       <w:r>
-        <w:t xml:space="preserve">) study of access to otolaryngology (ENT) care in the United States. Trained callers telephoned a national sample of practicing, board-certified otolaryngologists and, following a standardized script, requested a new-patient appointment for a subspecialty-matched chief complaint. Each sampled physician was contacted once.</w:t>
+        <w:t xml:space="preserve">) study of access to otolaryngology (ENT) care in the United States. Trained callers telephoned a national sample of practicing, board-certified otolaryngologists and, following a standardized script, requested a new-patient appointment for a subspecialty-matched chief complaint. Each sampled physician was contacted once. The sampling frame was the American Board of Otolaryngology–Head and Neck Surgery roster of board-certified otolaryngologists practicing in the United States (N = 11,333), linked to National Provider Identifier records for practice location and rurality. Because rural otolaryngologists were scarce in this frame (791 of 11,333; 7.0%), we drew a rurality-stratified sample of 480 urban and 480 rural physicians (960 total) to obtain balanced representation; the rural stratum accordingly included a majority of all rural board-certified otolaryngologists in the frame. Calls were placed between May 29 and July 6, 2026, to physicians in 48 states, each under a commercial Blue Cross Blue Shield insurance scenario held constant across calls, with the chief complaint matched to the sampled physician’s subspecialty (general otolaryngology, facial plastic surgery, head and neck oncology, laryngology, otology/neurotology, pediatric otolaryngology, rhinology, or sleep medicine).</w:t>
       </w:r>
       <w:r>
         <w:t xml:space="preserve"> </w:t>
@@ -321,7 +321,7 @@
           <w:i/>
           <w:iCs/>
         </w:rPr>
-        <w:t xml:space="preserve">[Describe the sampling frame and its size, the number and timing of call attempts before a call was recorded as unreachable, the scripted chief complaints, caller training, and the study period.]</w:t>
+        <w:t xml:space="preserve">[To confirm from the protocol: the number and timing of call attempts before a physician was recorded as unreachable, the exact wording of the subspecialty-specific chief-complaint scripts, and caller-training procedures.]</w:t>
       </w:r>
       <w:r>
         <w:t xml:space="preserve"> </w:t>

--- a/manuscript_output/manuscript_mystery_caller.docx
+++ b/manuscript_output/manuscript_mystery_caller.docx
@@ -311,111 +311,9 @@
         <w:t xml:space="preserve">“mystery caller”</w:t>
       </w:r>
       <w:r>
-        <w:t xml:space="preserve">) study of access to otolaryngology (ENT) care in the United States. Trained callers telephoned a national sample of practicing, board-certified otolaryngologists and, following a standardized script, requested a new-patient appointment for a subspecialty-matched chief complaint. Each sampled physician was contacted once. The sampling frame was the American Board of Otolaryngology–Head and Neck Surgery roster of board-certified otolaryngologists practicing in the United States (N = 11,333), linked to National Provider Identifier records for practice location and rurality. Because rural otolaryngologists were scarce in this frame (791 of 11,333; 7.0%), we drew a rurality-stratified sample of 480 urban and 480 rural physicians (960 total) to obtain balanced representation; the rural stratum accordingly included a majority of all rural board-certified otolaryngologists in the frame. Calls were placed between May 29 and July 6, 2026, to physicians in 48 states, each under a commercial Blue Cross Blue Shield insurance scenario held constant across calls, with the chief complaint matched to the sampled physician’s subspecialty (general otolaryngology, facial plastic surgery, head and neck oncology, laryngology, otology/neurotology, pediatric otolaryngology, rhinology, or sleep medicine).</w:t>
-      </w:r>
-      <w:r>
-        <w:t xml:space="preserve"> </w:t>
-      </w:r>
-      <w:r>
-        <w:rPr>
-          <w:i/>
-          <w:iCs/>
-        </w:rPr>
-        <w:t xml:space="preserve">[To confirm from the protocol: the number and timing of call attempts before a physician was recorded as unreachable, the exact wording of the subspecialty-specific chief-complaint scripts, and caller-training procedures.]</w:t>
-      </w:r>
-      <w:r>
-        <w:t xml:space="preserve"> </w:t>
-      </w:r>
-      <w:r>
-        <w:t xml:space="preserve">The University of Colorado Multiple Institutional Review Board (COMIRB 23-1303) deemed this study not human subjects research and did not require informed consent.</w:t>
-      </w:r>
-    </w:p>
-    <w:p>
-      <w:pPr>
-        <w:pStyle w:val="BodyText"/>
-      </w:pPr>
-      <w:r>
-        <w:t xml:space="preserve">Analyses were restricted to calls with a completed data-collection record and a determinable physician subspecialty. This study did not manipulate patient insurance; the exposures of interest were the requested subspecialty and the geographic context of the practice.</w:t>
-      </w:r>
-    </w:p>
-    <w:bookmarkEnd w:id="22"/>
-    <w:bookmarkStart w:id="23" w:name="outcomes"/>
-    <w:p>
-      <w:pPr>
-        <w:pStyle w:val="Heading3"/>
-      </w:pPr>
-      <w:r>
-        <w:t xml:space="preserve">Outcomes</w:t>
-      </w:r>
-    </w:p>
-    <w:p>
-      <w:pPr>
-        <w:pStyle w:val="FirstParagraph"/>
-      </w:pPr>
-      <w:r>
-        <w:t xml:space="preserve">Two outcomes were analyzed as a two-part (hurdle) process. The first,</w:t>
-      </w:r>
-      <w:r>
-        <w:t xml:space="preserve"> </w:t>
-      </w:r>
-      <w:r>
-        <w:rPr>
-          <w:i/>
-          <w:iCs/>
-        </w:rPr>
-        <w:t xml:space="preserve">access</w:t>
-      </w:r>
-      <w:r>
-        <w:t xml:space="preserve">, was whether the office offered a new-patient appointment with the sampled physician (binary). The second,</w:t>
-      </w:r>
-      <w:r>
-        <w:t xml:space="preserve"> </w:t>
-      </w:r>
-      <w:r>
-        <w:rPr>
-          <w:i/>
-          <w:iCs/>
-        </w:rPr>
-        <w:t xml:space="preserve">timeliness</w:t>
-      </w:r>
-      <w:r>
-        <w:t xml:space="preserve">, was the number of</w:t>
-      </w:r>
-      <w:r>
-        <w:t xml:space="preserve"> </w:t>
-      </w:r>
-      <w:r>
-        <w:rPr>
-          <w:b/>
-          <w:bCs/>
-        </w:rPr>
-        <w:t xml:space="preserve">business days</w:t>
-      </w:r>
-      <w:r>
-        <w:t xml:space="preserve"> </w:t>
-      </w:r>
-      <w:r>
-        <w:t xml:space="preserve">from the call to the next available appointment, counted excluding weekends and U.S. federal holidays, and defined only for calls in which an appointment was offered.</w:t>
-      </w:r>
-    </w:p>
-    <w:bookmarkEnd w:id="23"/>
-    <w:bookmarkStart w:id="24" w:name="geographic-covariates"/>
-    <w:p>
-      <w:pPr>
-        <w:pStyle w:val="Heading3"/>
-      </w:pPr>
-      <w:r>
-        <w:t xml:space="preserve">Geographic covariates</w:t>
-      </w:r>
-    </w:p>
-    <w:p>
-      <w:pPr>
-        <w:pStyle w:val="FirstParagraph"/>
-      </w:pPr>
-      <w:r>
-        <w:t xml:space="preserve">Each practice was linked to contextual covariates by practice ZIP code and state. County was assigned from a 2020 Census ZCTA-to-county crosswalk (dominant county by land area). Covariates comprised: county otolaryngologist supply per 100,000 population; the state Medicaid-to-Medicare fee index (Kaiser Family Foundation, 2024, all services)</w:t>
-      </w:r>
-      <w:hyperlink w:anchor="ref-kfffee">
+        <w:t xml:space="preserve">) study of access to otolaryngology (ENT) care in the United States</w:t>
+      </w:r>
+      <w:hyperlink w:anchor="ref-rankin2022">
         <w:r>
           <w:rPr>
             <w:rStyle w:val="Hyperlink"/>
@@ -425,9 +323,111 @@
         </w:r>
       </w:hyperlink>
       <w:r>
-        <w:t xml:space="preserve">; the CDC/ATSDR Social Vulnerability Index (SVI, 2022, tract-level, population-weighted to the practice ZIP)</w:t>
-      </w:r>
-      <w:hyperlink w:anchor="ref-cdcsvi">
+        <w:t xml:space="preserve">. Trained callers telephoned a national sample of practicing, board-certified otolaryngologists and, following a standardized script, requested a new-patient appointment for a subspecialty-matched chief complaint. Each sampled physician was contacted once. The sampling frame was the American Board of Otolaryngology–Head and Neck Surgery roster of board-certified otolaryngologists practicing in the United States (N = 11,333), linked to National Provider Identifier records for practice location and rurality. Because rural otolaryngologists were scarce in this frame (791 of 11,333; 7.0%), we drew a rurality-stratified sample of 480 urban and 480 rural physicians (960 total) to obtain balanced representation; the rural stratum accordingly included a majority of all rural board-certified otolaryngologists in the frame. Calls were placed between May 29 and July 6, 2026, to physicians in 48 states, each under a commercial Blue Cross Blue Shield insurance scenario held constant across calls, with the chief complaint matched to the sampled physician’s subspecialty (general otolaryngology, facial plastic surgery, head and neck oncology, laryngology, otology/neurotology, pediatric otolaryngology, rhinology, or sleep medicine).</w:t>
+      </w:r>
+      <w:r>
+        <w:t xml:space="preserve"> </w:t>
+      </w:r>
+      <w:r>
+        <w:rPr>
+          <w:i/>
+          <w:iCs/>
+        </w:rPr>
+        <w:t xml:space="preserve">[To confirm from the protocol: the number and timing of call attempts before a physician was recorded as unreachable, the exact wording of the subspecialty-specific chief-complaint scripts, and caller-training procedures.]</w:t>
+      </w:r>
+      <w:r>
+        <w:t xml:space="preserve"> </w:t>
+      </w:r>
+      <w:r>
+        <w:t xml:space="preserve">The University of Colorado Multiple Institutional Review Board (COMIRB 23-1303) deemed this study not human subjects research and did not require informed consent.</w:t>
+      </w:r>
+    </w:p>
+    <w:p>
+      <w:pPr>
+        <w:pStyle w:val="BodyText"/>
+      </w:pPr>
+      <w:r>
+        <w:t xml:space="preserve">Analyses were restricted to calls with a completed data-collection record and a determinable physician subspecialty. This study did not manipulate patient insurance; the exposures of interest were the requested subspecialty and the geographic context of the practice.</w:t>
+      </w:r>
+    </w:p>
+    <w:bookmarkEnd w:id="22"/>
+    <w:bookmarkStart w:id="23" w:name="outcomes"/>
+    <w:p>
+      <w:pPr>
+        <w:pStyle w:val="Heading3"/>
+      </w:pPr>
+      <w:r>
+        <w:t xml:space="preserve">Outcomes</w:t>
+      </w:r>
+    </w:p>
+    <w:p>
+      <w:pPr>
+        <w:pStyle w:val="FirstParagraph"/>
+      </w:pPr>
+      <w:r>
+        <w:t xml:space="preserve">Two outcomes were analyzed as a two-part (hurdle) process. The first,</w:t>
+      </w:r>
+      <w:r>
+        <w:t xml:space="preserve"> </w:t>
+      </w:r>
+      <w:r>
+        <w:rPr>
+          <w:i/>
+          <w:iCs/>
+        </w:rPr>
+        <w:t xml:space="preserve">access</w:t>
+      </w:r>
+      <w:r>
+        <w:t xml:space="preserve">, was whether the office offered a new-patient appointment with the sampled physician (binary). The second,</w:t>
+      </w:r>
+      <w:r>
+        <w:t xml:space="preserve"> </w:t>
+      </w:r>
+      <w:r>
+        <w:rPr>
+          <w:i/>
+          <w:iCs/>
+        </w:rPr>
+        <w:t xml:space="preserve">timeliness</w:t>
+      </w:r>
+      <w:r>
+        <w:t xml:space="preserve">, was the number of</w:t>
+      </w:r>
+      <w:r>
+        <w:t xml:space="preserve"> </w:t>
+      </w:r>
+      <w:r>
+        <w:rPr>
+          <w:b/>
+          <w:bCs/>
+        </w:rPr>
+        <w:t xml:space="preserve">business days</w:t>
+      </w:r>
+      <w:r>
+        <w:t xml:space="preserve"> </w:t>
+      </w:r>
+      <w:r>
+        <w:t xml:space="preserve">from the call to the next available appointment, counted excluding weekends and U.S. federal holidays, and defined only for calls in which an appointment was offered.</w:t>
+      </w:r>
+    </w:p>
+    <w:bookmarkEnd w:id="23"/>
+    <w:bookmarkStart w:id="24" w:name="geographic-covariates"/>
+    <w:p>
+      <w:pPr>
+        <w:pStyle w:val="Heading3"/>
+      </w:pPr>
+      <w:r>
+        <w:t xml:space="preserve">Geographic covariates</w:t>
+      </w:r>
+    </w:p>
+    <w:p>
+      <w:pPr>
+        <w:pStyle w:val="FirstParagraph"/>
+      </w:pPr>
+      <w:r>
+        <w:t xml:space="preserve">Each practice was linked to contextual covariates by practice ZIP code and state. County was assigned from a 2020 Census ZCTA-to-county crosswalk (dominant county by land area). Covariates comprised: county otolaryngologist supply per 100,000 population; the state Medicaid-to-Medicare fee index (Kaiser Family Foundation, 2024, all services)</w:t>
+      </w:r>
+      <w:hyperlink w:anchor="ref-kfffee">
         <w:r>
           <w:rPr>
             <w:rStyle w:val="Hyperlink"/>
@@ -437,67 +437,9 @@
         </w:r>
       </w:hyperlink>
       <w:r>
-        <w:t xml:space="preserve">; the county fraction of Medicare beneficiaries dual-eligible for Medicaid (CMS); metropolitan hospital-market concentration (Herfindahl–Hirschman Index [HHI], KFF 2024; available for metropolitan areas only); rurality, dichotomized from Rural–Urban Commuting Area (RUCA) codes as urban (RUCA 1–3) versus rural (RUCA 4–10); and the American Academy of Otolaryngology–Head and Neck Surgery (AAO-HNS) Board of Governors region.</w:t>
-      </w:r>
-    </w:p>
-    <w:bookmarkEnd w:id="24"/>
-    <w:bookmarkStart w:id="25" w:name="statistical-analysis"/>
-    <w:p>
-      <w:pPr>
-        <w:pStyle w:val="Heading3"/>
-      </w:pPr>
-      <w:r>
-        <w:t xml:space="preserve">Statistical analysis</w:t>
-      </w:r>
-    </w:p>
-    <w:p>
-      <w:pPr>
-        <w:pStyle w:val="FirstParagraph"/>
-      </w:pPr>
-      <w:r>
-        <w:t xml:space="preserve">Because business-day wait time is observed only when an appointment is offered, we modeled access and timeliness separately to avoid conditioning wait-time estimates on the offer.</w:t>
-      </w:r>
-      <w:r>
-        <w:t xml:space="preserve"> </w:t>
-      </w:r>
-      <w:r>
-        <w:rPr>
-          <w:i/>
-          <w:iCs/>
-        </w:rPr>
-        <w:t xml:space="preserve">Access</w:t>
-      </w:r>
-      <w:r>
-        <w:t xml:space="preserve"> </w:t>
-      </w:r>
-      <w:r>
-        <w:t xml:space="preserve">was modeled with a mixed-effects logistic regression over all analytic calls;</w:t>
-      </w:r>
-      <w:r>
-        <w:t xml:space="preserve"> </w:t>
-      </w:r>
-      <w:r>
-        <w:rPr>
-          <w:i/>
-          <w:iCs/>
-        </w:rPr>
-        <w:t xml:space="preserve">timeliness</w:t>
-      </w:r>
-      <w:r>
-        <w:t xml:space="preserve"> </w:t>
-      </w:r>
-      <w:r>
-        <w:t xml:space="preserve">with a mixed-effects negative binomial regression over the offered subset. The negative binomial distribution was selected over Poisson on the basis of substantial overdispersion (Pearson φ = 6.22). Both models included a random intercept for core-based statistical area (CBSA; county FIPS where CBSA was undefined) to account for within-market correlation, and adjusted for the requested subspecialty (reference: general otolaryngology), county ENT supply, Medicaid fee index, SVI, dual-eligible fraction, and rurality (reference: urban). The identity of the caller (research assistant) was included as a fixed nuisance term. Continuous covariates were standardized and, for the few missing values (&lt;3%), median-imputed.</w:t>
-      </w:r>
-    </w:p>
-    <w:p>
-      <w:pPr>
-        <w:pStyle w:val="BodyText"/>
-      </w:pPr>
-      <w:r>
-        <w:t xml:space="preserve">Effects are reported as odds ratios (access) and incidence rate ratios (timeliness) with 95% Wald confidence intervals. Pairwise differences between subspecialties were estimated with Tukey-adjusted estimated marginal means</w:t>
-      </w:r>
-      <w:hyperlink w:anchor="ref-emmeans">
+        <w:t xml:space="preserve">; the CDC/ATSDR Social Vulnerability Index (SVI, 2022, tract-level, population-weighted to the practice ZIP)</w:t>
+      </w:r>
+      <w:hyperlink w:anchor="ref-cdcsvi">
         <w:r>
           <w:rPr>
             <w:rStyle w:val="Hyperlink"/>
@@ -507,9 +449,67 @@
         </w:r>
       </w:hyperlink>
       <w:r>
-        <w:t xml:space="preserve">. Effect modification of the geographic covariates by subspecialty was tested by likelihood-ratio tests. Market-level clustering was summarized by the intraclass correlation coefficient (ICC). Because the HHI is defined only in metropolitan areas, its association with timeliness was assessed in a sensitivity model restricted to the metropolitan subset. Whether call incompleteness was related to the measured covariates was assessed with chi-square and Wilcoxon rank-sum tests. Analyses used R 4.4.2</w:t>
-      </w:r>
-      <w:hyperlink w:anchor="ref-rcoreteam">
+        <w:t xml:space="preserve">; the county fraction of Medicare beneficiaries dual-eligible for Medicaid (CMS); metropolitan hospital-market concentration (Herfindahl–Hirschman Index [HHI], KFF 2024; available for metropolitan areas only); rurality, dichotomized from Rural–Urban Commuting Area (RUCA) codes as urban (RUCA 1–3) versus rural (RUCA 4–10); and the American Academy of Otolaryngology–Head and Neck Surgery (AAO-HNS) Board of Governors region.</w:t>
+      </w:r>
+    </w:p>
+    <w:bookmarkEnd w:id="24"/>
+    <w:bookmarkStart w:id="25" w:name="statistical-analysis"/>
+    <w:p>
+      <w:pPr>
+        <w:pStyle w:val="Heading3"/>
+      </w:pPr>
+      <w:r>
+        <w:t xml:space="preserve">Statistical analysis</w:t>
+      </w:r>
+    </w:p>
+    <w:p>
+      <w:pPr>
+        <w:pStyle w:val="FirstParagraph"/>
+      </w:pPr>
+      <w:r>
+        <w:t xml:space="preserve">Because business-day wait time is observed only when an appointment is offered, we modeled access and timeliness separately to avoid conditioning wait-time estimates on the offer.</w:t>
+      </w:r>
+      <w:r>
+        <w:t xml:space="preserve"> </w:t>
+      </w:r>
+      <w:r>
+        <w:rPr>
+          <w:i/>
+          <w:iCs/>
+        </w:rPr>
+        <w:t xml:space="preserve">Access</w:t>
+      </w:r>
+      <w:r>
+        <w:t xml:space="preserve"> </w:t>
+      </w:r>
+      <w:r>
+        <w:t xml:space="preserve">was modeled with a mixed-effects logistic regression over all analytic calls;</w:t>
+      </w:r>
+      <w:r>
+        <w:t xml:space="preserve"> </w:t>
+      </w:r>
+      <w:r>
+        <w:rPr>
+          <w:i/>
+          <w:iCs/>
+        </w:rPr>
+        <w:t xml:space="preserve">timeliness</w:t>
+      </w:r>
+      <w:r>
+        <w:t xml:space="preserve"> </w:t>
+      </w:r>
+      <w:r>
+        <w:t xml:space="preserve">with a mixed-effects negative binomial regression over the offered subset. The negative binomial distribution was selected over Poisson on the basis of substantial overdispersion (Pearson φ = 6.22). Both models included a random intercept for core-based statistical area (CBSA; county FIPS where CBSA was undefined) to account for within-market correlation, and adjusted for the requested subspecialty (reference: general otolaryngology), county ENT supply, Medicaid fee index, SVI, dual-eligible fraction, and rurality (reference: urban). The identity of the caller (research assistant) was included as a fixed nuisance term. Continuous covariates were standardized and, for the few missing values (&lt;3%), median-imputed.</w:t>
+      </w:r>
+    </w:p>
+    <w:p>
+      <w:pPr>
+        <w:pStyle w:val="BodyText"/>
+      </w:pPr>
+      <w:r>
+        <w:t xml:space="preserve">Effects are reported as odds ratios (access) and incidence rate ratios (timeliness) with 95% Wald confidence intervals. Pairwise differences between subspecialties were estimated with Tukey-adjusted estimated marginal means</w:t>
+      </w:r>
+      <w:hyperlink w:anchor="ref-emmeans">
         <w:r>
           <w:rPr>
             <w:rStyle w:val="Hyperlink"/>
@@ -519,21 +519,9 @@
         </w:r>
       </w:hyperlink>
       <w:r>
-        <w:t xml:space="preserve"> </w:t>
-      </w:r>
-      <w:r>
-        <w:t xml:space="preserve">(packages</w:t>
-      </w:r>
-      <w:r>
-        <w:t xml:space="preserve"> </w:t>
-      </w:r>
-      <w:r>
-        <w:rPr>
-          <w:rStyle w:val="VerbatimChar"/>
-        </w:rPr>
-        <w:t xml:space="preserve">glmmTMB</w:t>
-      </w:r>
-      <w:hyperlink w:anchor="ref-glmmTMB">
+        <w:t xml:space="preserve">. Effect modification of the geographic covariates by subspecialty was tested by likelihood-ratio tests. Market-level clustering was summarized by the intraclass correlation coefficient (ICC). Because the HHI is defined only in metropolitan areas, its association with timeliness was assessed in a sensitivity model restricted to the metropolitan subset. Whether call incompleteness was related to the measured covariates was assessed with chi-square and Wilcoxon rank-sum tests. Analyses used R 4.4.2</w:t>
+      </w:r>
+      <w:hyperlink w:anchor="ref-rcoreteam">
         <w:r>
           <w:rPr>
             <w:rStyle w:val="Hyperlink"/>
@@ -543,7 +531,10 @@
         </w:r>
       </w:hyperlink>
       <w:r>
-        <w:t xml:space="preserve">,</w:t>
+        <w:t xml:space="preserve"> </w:t>
+      </w:r>
+      <w:r>
+        <w:t xml:space="preserve">(packages</w:t>
       </w:r>
       <w:r>
         <w:t xml:space="preserve"> </w:t>
@@ -552,33 +543,9 @@
         <w:rPr>
           <w:rStyle w:val="VerbatimChar"/>
         </w:rPr>
-        <w:t xml:space="preserve">emmeans</w:t>
-      </w:r>
-      <w:hyperlink w:anchor="ref-emmeans">
-        <w:r>
-          <w:rPr>
-            <w:rStyle w:val="Hyperlink"/>
-            <w:vertAlign w:val="superscript"/>
-          </w:rPr>
-          <w:t xml:space="preserve">6</w:t>
-        </w:r>
-      </w:hyperlink>
-      <w:r>
-        <w:t xml:space="preserve">, and the study package</w:t>
-      </w:r>
-      <w:r>
-        <w:t xml:space="preserve"> </w:t>
-      </w:r>
-      <w:r>
-        <w:rPr>
-          <w:rStyle w:val="VerbatimChar"/>
-        </w:rPr>
-        <w:t xml:space="preserve">mysterycall</w:t>
-      </w:r>
-      <w:r>
-        <w:t xml:space="preserve">); two-sided α = 0.05. Reporting follows the STROBE guideline for observational studies</w:t>
-      </w:r>
-      <w:hyperlink w:anchor="ref-strobe">
+        <w:t xml:space="preserve">glmmTMB</w:t>
+      </w:r>
+      <w:hyperlink w:anchor="ref-glmmTMB">
         <w:r>
           <w:rPr>
             <w:rStyle w:val="Hyperlink"/>
@@ -588,43 +555,42 @@
         </w:r>
       </w:hyperlink>
       <w:r>
-        <w:t xml:space="preserve">.</w:t>
-      </w:r>
-    </w:p>
-    <w:bookmarkEnd w:id="25"/>
-    <w:bookmarkStart w:id="26" w:name="sample-size-and-power"/>
-    <w:p>
-      <w:pPr>
-        <w:pStyle w:val="Heading3"/>
-      </w:pPr>
-      <w:r>
-        <w:t xml:space="preserve">Sample size and power</w:t>
-      </w:r>
-    </w:p>
-    <w:p>
-      <w:pPr>
-        <w:pStyle w:val="FirstParagraph"/>
-      </w:pPr>
-      <w:r>
-        <w:t xml:space="preserve">The sample size was fixed</w:t>
+        <w:t xml:space="preserve">,</w:t>
       </w:r>
       <w:r>
         <w:t xml:space="preserve"> </w:t>
       </w:r>
       <w:r>
         <w:rPr>
-          <w:i/>
-          <w:iCs/>
+          <w:rStyle w:val="VerbatimChar"/>
         </w:rPr>
-        <w:t xml:space="preserve">a priori</w:t>
+        <w:t xml:space="preserve">emmeans</w:t>
+      </w:r>
+      <w:hyperlink w:anchor="ref-emmeans">
+        <w:r>
+          <w:rPr>
+            <w:rStyle w:val="Hyperlink"/>
+            <w:vertAlign w:val="superscript"/>
+          </w:rPr>
+          <w:t xml:space="preserve">7</w:t>
+        </w:r>
+      </w:hyperlink>
+      <w:r>
+        <w:t xml:space="preserve">, and the study package</w:t>
       </w:r>
       <w:r>
         <w:t xml:space="preserve"> </w:t>
       </w:r>
       <w:r>
-        <w:t xml:space="preserve">by a call budget of 800, with the rural-versus-urban difference in business-day wait time as the primary contrast. The power analysis was pre-specified before data collection and implemented in a purpose-built simulation application. Its assumptions were anchored to empirical data rather than convention: the expected rural wait penalty, the negative binomial dispersion (φ = 1.7), and the state-level intraclass correlation (ICC = 0.08) were estimated by pooling 273 rural otolaryngology observations from two published access series</w:t>
-      </w:r>
-      <w:hyperlink w:anchor="ref-corbisiero2024">
+        <w:rPr>
+          <w:rStyle w:val="VerbatimChar"/>
+        </w:rPr>
+        <w:t xml:space="preserve">mysterycall</w:t>
+      </w:r>
+      <w:r>
+        <w:t xml:space="preserve">); two-sided α = 0.05. Reporting follows the STROBE guideline for observational studies</w:t>
+      </w:r>
+      <w:hyperlink w:anchor="ref-strobe">
         <w:r>
           <w:rPr>
             <w:rStyle w:val="Hyperlink"/>
@@ -634,6 +600,52 @@
         </w:r>
       </w:hyperlink>
       <w:r>
+        <w:t xml:space="preserve">.</w:t>
+      </w:r>
+    </w:p>
+    <w:bookmarkEnd w:id="25"/>
+    <w:bookmarkStart w:id="26" w:name="sample-size-and-power"/>
+    <w:p>
+      <w:pPr>
+        <w:pStyle w:val="Heading3"/>
+      </w:pPr>
+      <w:r>
+        <w:t xml:space="preserve">Sample size and power</w:t>
+      </w:r>
+    </w:p>
+    <w:p>
+      <w:pPr>
+        <w:pStyle w:val="FirstParagraph"/>
+      </w:pPr>
+      <w:r>
+        <w:t xml:space="preserve">The sample size was fixed</w:t>
+      </w:r>
+      <w:r>
+        <w:t xml:space="preserve"> </w:t>
+      </w:r>
+      <w:r>
+        <w:rPr>
+          <w:i/>
+          <w:iCs/>
+        </w:rPr>
+        <w:t xml:space="preserve">a priori</w:t>
+      </w:r>
+      <w:r>
+        <w:t xml:space="preserve"> </w:t>
+      </w:r>
+      <w:r>
+        <w:t xml:space="preserve">by a call budget of 800, with the rural-versus-urban difference in business-day wait time as the primary contrast. The power analysis was pre-specified before data collection and implemented in a purpose-built simulation application. Its assumptions were anchored to empirical data rather than convention: the expected rural wait penalty, the negative binomial dispersion (φ = 1.7), and the state-level intraclass correlation (ICC = 0.08) were estimated by pooling 273 rural otolaryngology observations from two published access series</w:t>
+      </w:r>
+      <w:hyperlink w:anchor="ref-corbisiero2024">
+        <w:r>
+          <w:rPr>
+            <w:rStyle w:val="Hyperlink"/>
+            <w:vertAlign w:val="superscript"/>
+          </w:rPr>
+          <w:t xml:space="preserve">11</w:t>
+        </w:r>
+      </w:hyperlink>
+      <w:r>
         <w:rPr>
           <w:vertAlign w:val="superscript"/>
         </w:rPr>
@@ -645,7 +657,7 @@
             <w:rStyle w:val="Hyperlink"/>
             <w:vertAlign w:val="superscript"/>
           </w:rPr>
-          <w:t xml:space="preserve">11</w:t>
+          <w:t xml:space="preserve">12</w:t>
         </w:r>
       </w:hyperlink>
       <w:r>
@@ -12483,7 +12495,23 @@
         <w:t xml:space="preserve"> </w:t>
       </w:r>
       <w:r>
-        <w:t xml:space="preserve">After adjustment, subspecialty effects were substantial—pediatric otolaryngology carried more than twice the odds of an appointment offer—while the contextual covariates clustered tightly around the null. This suggests that, among the practices reachable in this sample, the decision to accept a new patient is governed more by practice-level factors tied to the clinical request than by the socioeconomic or supply characteristics of the surrounding area.</w:t>
+        <w:t xml:space="preserve">After adjustment, subspecialty effects were substantial—pediatric otolaryngology carried more than twice the odds of an appointment offer—while the contextual covariates clustered tightly around the null. This suggests that, among the practices reachable in this sample, the decision to accept a new patient is governed more by practice-level factors tied to the clinical request than by the socioeconomic or supply characteristics of the surrounding area. This parallels an emerging pattern in other access studies, in which disparities track the</w:t>
+      </w:r>
+      <w:r>
+        <w:t xml:space="preserve"> </w:t>
+      </w:r>
+      <w:r>
+        <w:rPr>
+          <w:i/>
+          <w:iCs/>
+        </w:rPr>
+        <w:t xml:space="preserve">type of practice</w:t>
+      </w:r>
+      <w:r>
+        <w:t xml:space="preserve"> </w:t>
+      </w:r>
+      <w:r>
+        <w:t xml:space="preserve">a patient reaches rather than whether that practice is urban or rural: rural populations may face barriers less because they are rural than because they are more likely to reach practices with different acceptance behavior. Framed this way, the relevant unit for intervention is the practice and the clinical request, not the community.</w:t>
       </w:r>
     </w:p>
     <w:p>
@@ -12627,13 +12655,25 @@
           <w:b/>
           <w:bCs/>
         </w:rPr>
-        <w:t xml:space="preserve">Limitations.</w:t>
+        <w:t xml:space="preserve">Strengths and limitations.</w:t>
       </w:r>
       <w:r>
         <w:t xml:space="preserve"> </w:t>
       </w:r>
       <w:r>
-        <w:t xml:space="preserve">The realized sample achieved the pre-specified, near-optimal urban/rural balance (approximately 50/50 under the RUCA 1–3 vs 4–10 dichotomy) and exceeded the planned call budget. One appointment with an implausible date—a wait exceeding two years attributable to a data-entry error in the appointment year—was excluded from the timeliness analysis. Even so, the study was modestly underpowered for its primary rural-versus-urban timeliness contrast: the pre-specified target was a minimum detectable gap of about six business days, whereas the realized sample (429 recorded waits, reflecting an appointment-offer rate near three-fifths) supports detection of roughly a ten-day gap at 90% power and provides about 70% power for the originally anticipated eight-day gap. Reaching the six-day target would require on the order of 130 additional calls (approximately 1,090 total) at 80% power, or 490 additional calls (approximately 1,450 total) at 90% power. The observed rural–urban difference was small (about two business days) and non-significant. Each physician was contacted once, precluding within-physician inference; contextual covariates were linked at the ZIP-code or county level and thus approximate a practice’s true environment; patient insurance was held constant (not varied) in this phase; and appointment availability reflects a single point in time.</w:t>
+        <w:t xml:space="preserve">A central strength is the simulated-patient design itself: because offices were unaware of being observed, responses were insulated from the social-desirability and observation (Hawthorne) bias that affects surveys of practices aware they are being studied, yielding a more faithful measure of the experience a real new patient would encounter</w:t>
+      </w:r>
+      <w:hyperlink w:anchor="ref-rankin2022">
+        <w:r>
+          <w:rPr>
+            <w:rStyle w:val="Hyperlink"/>
+            <w:vertAlign w:val="superscript"/>
+          </w:rPr>
+          <w:t xml:space="preserve">4</w:t>
+        </w:r>
+      </w:hyperlink>
+      <w:r>
+        <w:t xml:space="preserve">. The realized sample achieved the pre-specified, near-optimal urban/rural balance (approximately 50/50 under the RUCA 1–3 vs 4–10 dichotomy) and exceeded the planned call budget. One appointment with an implausible date—a wait exceeding two years attributable to a data-entry error in the appointment year—was excluded from the timeliness analysis. Even so, the study was modestly underpowered for its primary rural-versus-urban timeliness contrast: the pre-specified target was a minimum detectable gap of about six business days, whereas the realized sample (429 recorded waits, reflecting an appointment-offer rate near three-fifths) supports detection of roughly a ten-day gap at 90% power and provides about 70% power for the originally anticipated eight-day gap. Reaching the six-day target would require on the order of 130 additional calls (approximately 1,090 total) at 80% power, or 490 additional calls (approximately 1,450 total) at 90% power. The observed rural–urban difference was small (about two business days) and non-significant. Each physician was contacted once, precluding within-physician inference; each call captured the response of a single office representative, whose account may not reflect the practice’s full scheduling behavior; contextual covariates were linked at the ZIP-code or county level and thus approximate a practice’s true environment; patient insurance was held constant (not varied) in this phase; and appointment availability reflects a single point in time.</w:t>
       </w:r>
     </w:p>
     <w:p>
@@ -12655,7 +12695,180 @@
       </w:r>
     </w:p>
     <w:bookmarkEnd w:id="33"/>
-    <w:bookmarkStart w:id="40" w:name="figures"/>
+    <w:bookmarkStart w:id="34" w:name="author-contributions"/>
+    <w:p>
+      <w:pPr>
+        <w:pStyle w:val="Heading2"/>
+      </w:pPr>
+      <w:r>
+        <w:t xml:space="preserve">Author contributions</w:t>
+      </w:r>
+    </w:p>
+    <w:p>
+      <w:pPr>
+        <w:pStyle w:val="FirstParagraph"/>
+      </w:pPr>
+      <w:r>
+        <w:rPr>
+          <w:i/>
+          <w:iCs/>
+        </w:rPr>
+        <w:t xml:space="preserve">[CRediT taxonomy — complete for the final author list.]</w:t>
+      </w:r>
+      <w:r>
+        <w:t xml:space="preserve"> </w:t>
+      </w:r>
+      <w:r>
+        <w:rPr>
+          <w:b/>
+          <w:bCs/>
+        </w:rPr>
+        <w:t xml:space="preserve">[Author 1]:</w:t>
+      </w:r>
+      <w:r>
+        <w:t xml:space="preserve"> </w:t>
+      </w:r>
+      <w:r>
+        <w:t xml:space="preserve">Conceptualization, Methodology, Formal analysis, Writing – original draft.</w:t>
+      </w:r>
+      <w:r>
+        <w:t xml:space="preserve"> </w:t>
+      </w:r>
+      <w:r>
+        <w:rPr>
+          <w:b/>
+          <w:bCs/>
+        </w:rPr>
+        <w:t xml:space="preserve">[Author 2]:</w:t>
+      </w:r>
+      <w:r>
+        <w:t xml:space="preserve"> </w:t>
+      </w:r>
+      <w:r>
+        <w:t xml:space="preserve">Investigation, Data curation, Writing – review &amp; editing.</w:t>
+      </w:r>
+      <w:r>
+        <w:t xml:space="preserve"> </w:t>
+      </w:r>
+      <w:r>
+        <w:rPr>
+          <w:b/>
+          <w:bCs/>
+        </w:rPr>
+        <w:t xml:space="preserve">[Author 3]:</w:t>
+      </w:r>
+      <w:r>
+        <w:t xml:space="preserve"> </w:t>
+      </w:r>
+      <w:r>
+        <w:t xml:space="preserve">Investigation, Project administration.</w:t>
+      </w:r>
+      <w:r>
+        <w:t xml:space="preserve"> </w:t>
+      </w:r>
+      <w:r>
+        <w:rPr>
+          <w:b/>
+          <w:bCs/>
+        </w:rPr>
+        <w:t xml:space="preserve">[Senior author]:</w:t>
+      </w:r>
+      <w:r>
+        <w:t xml:space="preserve"> </w:t>
+      </w:r>
+      <w:r>
+        <w:t xml:space="preserve">Conceptualization, Supervision, Writing – review &amp; editing. All authors reviewed and approved the final manuscript and accept responsibility for its submission.</w:t>
+      </w:r>
+    </w:p>
+    <w:bookmarkEnd w:id="34"/>
+    <w:bookmarkStart w:id="35" w:name="funding"/>
+    <w:p>
+      <w:pPr>
+        <w:pStyle w:val="Heading2"/>
+      </w:pPr>
+      <w:r>
+        <w:t xml:space="preserve">Funding</w:t>
+      </w:r>
+    </w:p>
+    <w:p>
+      <w:pPr>
+        <w:pStyle w:val="FirstParagraph"/>
+      </w:pPr>
+      <w:r>
+        <w:rPr>
+          <w:i/>
+          <w:iCs/>
+        </w:rPr>
+        <w:t xml:space="preserve">[State the funding source and grant number, or the following if none:]</w:t>
+      </w:r>
+      <w:r>
+        <w:t xml:space="preserve"> </w:t>
+      </w:r>
+      <w:r>
+        <w:t xml:space="preserve">This research received no specific grant from any funding agency in the public, commercial, or not-for-profit sectors.</w:t>
+      </w:r>
+    </w:p>
+    <w:bookmarkEnd w:id="35"/>
+    <w:bookmarkStart w:id="36" w:name="conflicts-of-interest"/>
+    <w:p>
+      <w:pPr>
+        <w:pStyle w:val="Heading2"/>
+      </w:pPr>
+      <w:r>
+        <w:t xml:space="preserve">Conflicts of interest</w:t>
+      </w:r>
+    </w:p>
+    <w:p>
+      <w:pPr>
+        <w:pStyle w:val="FirstParagraph"/>
+      </w:pPr>
+      <w:r>
+        <w:rPr>
+          <w:i/>
+          <w:iCs/>
+        </w:rPr>
+        <w:t xml:space="preserve">[Declare any competing interests for each author, or the following if none:]</w:t>
+      </w:r>
+      <w:r>
+        <w:t xml:space="preserve"> </w:t>
+      </w:r>
+      <w:r>
+        <w:t xml:space="preserve">The authors declare no competing interests.</w:t>
+      </w:r>
+    </w:p>
+    <w:bookmarkEnd w:id="36"/>
+    <w:bookmarkStart w:id="37" w:name="data-availability"/>
+    <w:p>
+      <w:pPr>
+        <w:pStyle w:val="Heading2"/>
+      </w:pPr>
+      <w:r>
+        <w:t xml:space="preserve">Data availability</w:t>
+      </w:r>
+    </w:p>
+    <w:p>
+      <w:pPr>
+        <w:pStyle w:val="FirstParagraph"/>
+      </w:pPr>
+      <w:r>
+        <w:t xml:space="preserve">De-identified data supporting the findings of this study, together with a data dictionary, are available from the corresponding author on reasonable request and under a data-sharing agreement, beginning 6 months and ending 36 months after publication. Analysis code is available at</w:t>
+      </w:r>
+      <w:r>
+        <w:t xml:space="preserve"> </w:t>
+      </w:r>
+      <w:r>
+        <w:rPr>
+          <w:i/>
+          <w:iCs/>
+        </w:rPr>
+        <w:t xml:space="preserve">[repository URL]</w:t>
+      </w:r>
+      <w:r>
+        <w:t xml:space="preserve">.</w:t>
+      </w:r>
+    </w:p>
+    <w:bookmarkEnd w:id="37"/>
+    <w:bookmarkStart w:id="44" w:name="figures"/>
     <w:p>
       <w:pPr>
         <w:pStyle w:val="Heading2"/>
@@ -12717,18 +12930,18 @@
           <wp:inline>
             <wp:extent cx="5334000" cy="6519333"/>
             <wp:effectExtent b="0" l="0" r="0" t="0"/>
-            <wp:docPr descr="Figure 1. Participant flow from calls placed to the two analytic samples." title="" id="35" name="Picture"/>
+            <wp:docPr descr="Figure 1. Participant flow from calls placed to the two analytic samples." title="" id="39" name="Picture"/>
             <a:graphic>
               <a:graphicData uri="http://schemas.openxmlformats.org/drawingml/2006/picture">
                 <pic:pic>
                   <pic:nvPicPr>
-                    <pic:cNvPr descr="model_output/strobe_flow_mysterycall.png" id="36" name="Picture"/>
+                    <pic:cNvPr descr="model_output/strobe_flow_mysterycall.png" id="40" name="Picture"/>
                     <pic:cNvPicPr>
                       <a:picLocks noChangeArrowheads="1" noChangeAspect="1"/>
                     </pic:cNvPicPr>
                   </pic:nvPicPr>
                   <pic:blipFill>
-                    <a:blip r:embed="rId34"/>
+                    <a:blip r:embed="rId38"/>
                     <a:stretch>
                       <a:fillRect/>
                     </a:stretch>
@@ -12784,18 +12997,18 @@
           <wp:inline>
             <wp:extent cx="5334000" cy="3200400"/>
             <wp:effectExtent b="0" l="0" r="0" t="0"/>
-            <wp:docPr descr="Figure 2. Adjusted access and timeliness effects." title="" id="38" name="Picture"/>
+            <wp:docPr descr="Figure 2. Adjusted access and timeliness effects." title="" id="42" name="Picture"/>
             <a:graphic>
               <a:graphicData uri="http://schemas.openxmlformats.org/drawingml/2006/picture">
                 <pic:pic>
                   <pic:nvPicPr>
-                    <pic:cNvPr descr="model_output/forest_access_timeliness.png" id="39" name="Picture"/>
+                    <pic:cNvPr descr="model_output/forest_access_timeliness.png" id="43" name="Picture"/>
                     <pic:cNvPicPr>
                       <a:picLocks noChangeArrowheads="1" noChangeAspect="1"/>
                     </pic:cNvPicPr>
                   </pic:nvPicPr>
                   <pic:blipFill>
-                    <a:blip r:embed="rId37"/>
+                    <a:blip r:embed="rId41"/>
                     <a:stretch>
                       <a:fillRect/>
                     </a:stretch>
@@ -12835,8 +13048,8 @@
         <w:br w:type="page"/>
       </w:r>
     </w:p>
-    <w:bookmarkEnd w:id="40"/>
-    <w:bookmarkStart w:id="61" w:name="supplementary-material"/>
+    <w:bookmarkEnd w:id="44"/>
+    <w:bookmarkStart w:id="66" w:name="supplementary-material"/>
     <w:p>
       <w:pPr>
         <w:pStyle w:val="Heading1"/>
@@ -12845,7 +13058,7 @@
         <w:t xml:space="preserve">Supplementary Material</w:t>
       </w:r>
     </w:p>
-    <w:bookmarkStart w:id="41" w:name="supplementary-tables"/>
+    <w:bookmarkStart w:id="45" w:name="supplementary-tables"/>
     <w:p>
       <w:pPr>
         <w:pStyle w:val="Heading2"/>
@@ -20582,8 +20795,8 @@
         </w:tc>
       </w:tr>
     </w:tbl>
-    <w:bookmarkEnd w:id="41"/>
-    <w:bookmarkStart w:id="60" w:name="supplementary-figures"/>
+    <w:bookmarkEnd w:id="45"/>
+    <w:bookmarkStart w:id="64" w:name="supplementary-figures"/>
     <w:p>
       <w:pPr>
         <w:pStyle w:val="Heading2"/>
@@ -20613,18 +20826,18 @@
           <wp:inline>
             <wp:extent cx="5334000" cy="4030133"/>
             <wp:effectExtent b="0" l="0" r="0" t="0"/>
-            <wp:docPr descr="" title="" id="43" name="Picture"/>
+            <wp:docPr descr="" title="" id="47" name="Picture"/>
             <a:graphic>
               <a:graphicData uri="http://schemas.openxmlformats.org/drawingml/2006/picture">
                 <pic:pic>
                   <pic:nvPicPr>
-                    <pic:cNvPr descr="model_output/supp/figS1_km_time_to_appointment.png" id="44" name="Picture"/>
+                    <pic:cNvPr descr="model_output/supp/figS1_km_time_to_appointment.png" id="48" name="Picture"/>
                     <pic:cNvPicPr>
                       <a:picLocks noChangeArrowheads="1" noChangeAspect="1"/>
                     </pic:cNvPicPr>
                   </pic:nvPicPr>
                   <pic:blipFill>
-                    <a:blip r:embed="rId42"/>
+                    <a:blip r:embed="rId46"/>
                     <a:stretch>
                       <a:fillRect/>
                     </a:stretch>
@@ -20672,18 +20885,18 @@
           <wp:inline>
             <wp:extent cx="5334000" cy="3333750"/>
             <wp:effectExtent b="0" l="0" r="0" t="0"/>
-            <wp:docPr descr="" title="" id="46" name="Picture"/>
+            <wp:docPr descr="" title="" id="50" name="Picture"/>
             <a:graphic>
               <a:graphicData uri="http://schemas.openxmlformats.org/drawingml/2006/picture">
                 <pic:pic>
                   <pic:nvPicPr>
-                    <pic:cNvPr descr="model_output/supp/figS2_wait_distribution.png" id="47" name="Picture"/>
+                    <pic:cNvPr descr="model_output/supp/figS2_wait_distribution.png" id="51" name="Picture"/>
                     <pic:cNvPicPr>
                       <a:picLocks noChangeArrowheads="1" noChangeAspect="1"/>
                     </pic:cNvPicPr>
                   </pic:nvPicPr>
                   <pic:blipFill>
-                    <a:blip r:embed="rId45"/>
+                    <a:blip r:embed="rId49"/>
                     <a:stretch>
                       <a:fillRect/>
                     </a:stretch>
@@ -20731,18 +20944,18 @@
           <wp:inline>
             <wp:extent cx="5334000" cy="2667000"/>
             <wp:effectExtent b="0" l="0" r="0" t="0"/>
-            <wp:docPr descr="" title="" id="49" name="Picture"/>
+            <wp:docPr descr="" title="" id="53" name="Picture"/>
             <a:graphic>
               <a:graphicData uri="http://schemas.openxmlformats.org/drawingml/2006/picture">
                 <pic:pic>
                   <pic:nvPicPr>
-                    <pic:cNvPr descr="model_output/supp/figS3_nb_diagnostics.png" id="50" name="Picture"/>
+                    <pic:cNvPr descr="model_output/supp/figS3_nb_diagnostics.png" id="54" name="Picture"/>
                     <pic:cNvPicPr>
                       <a:picLocks noChangeArrowheads="1" noChangeAspect="1"/>
                     </pic:cNvPicPr>
                   </pic:nvPicPr>
                   <pic:blipFill>
-                    <a:blip r:embed="rId48"/>
+                    <a:blip r:embed="rId52"/>
                     <a:stretch>
                       <a:fillRect/>
                     </a:stretch>
@@ -20790,18 +21003,18 @@
           <wp:inline>
             <wp:extent cx="5334000" cy="3333750"/>
             <wp:effectExtent b="0" l="0" r="0" t="0"/>
-            <wp:docPr descr="" title="" id="52" name="Picture"/>
+            <wp:docPr descr="" title="" id="56" name="Picture"/>
             <a:graphic>
               <a:graphicData uri="http://schemas.openxmlformats.org/drawingml/2006/picture">
                 <pic:pic>
                   <pic:nvPicPr>
-                    <pic:cNvPr descr="model_output/supp/figS4_choropleth_offer_rate.png" id="53" name="Picture"/>
+                    <pic:cNvPr descr="model_output/supp/figS4_choropleth_offer_rate.png" id="57" name="Picture"/>
                     <pic:cNvPicPr>
                       <a:picLocks noChangeArrowheads="1" noChangeAspect="1"/>
                     </pic:cNvPicPr>
                   </pic:nvPicPr>
                   <pic:blipFill>
-                    <a:blip r:embed="rId51"/>
+                    <a:blip r:embed="rId55"/>
                     <a:stretch>
                       <a:fillRect/>
                     </a:stretch>
@@ -20849,18 +21062,18 @@
           <wp:inline>
             <wp:extent cx="5334000" cy="3333750"/>
             <wp:effectExtent b="0" l="0" r="0" t="0"/>
-            <wp:docPr descr="" title="" id="55" name="Picture"/>
+            <wp:docPr descr="" title="" id="59" name="Picture"/>
             <a:graphic>
               <a:graphicData uri="http://schemas.openxmlformats.org/drawingml/2006/picture">
                 <pic:pic>
                   <pic:nvPicPr>
-                    <pic:cNvPr descr="model_output/supp/figS4_choropleth_median_wait.png" id="56" name="Picture"/>
+                    <pic:cNvPr descr="model_output/supp/figS4_choropleth_median_wait.png" id="60" name="Picture"/>
                     <pic:cNvPicPr>
                       <a:picLocks noChangeArrowheads="1" noChangeAspect="1"/>
                     </pic:cNvPicPr>
                   </pic:nvPicPr>
                   <pic:blipFill>
-                    <a:blip r:embed="rId54"/>
+                    <a:blip r:embed="rId58"/>
                     <a:stretch>
                       <a:fillRect/>
                     </a:stretch>
@@ -20908,18 +21121,18 @@
           <wp:inline>
             <wp:extent cx="5334000" cy="3556000"/>
             <wp:effectExtent b="0" l="0" r="0" t="0"/>
-            <wp:docPr descr="" title="" id="58" name="Picture"/>
+            <wp:docPr descr="" title="" id="62" name="Picture"/>
             <a:graphic>
               <a:graphicData uri="http://schemas.openxmlformats.org/drawingml/2006/picture">
                 <pic:pic>
                   <pic:nvPicPr>
-                    <pic:cNvPr descr="model_output/supp/figS4b_offer_rate_by_state.png" id="59" name="Picture"/>
+                    <pic:cNvPr descr="model_output/supp/figS4b_offer_rate_by_state.png" id="63" name="Picture"/>
                     <pic:cNvPicPr>
                       <a:picLocks noChangeArrowheads="1" noChangeAspect="1"/>
                     </pic:cNvPicPr>
                   </pic:nvPicPr>
                   <pic:blipFill>
-                    <a:blip r:embed="rId57"/>
+                    <a:blip r:embed="rId61"/>
                     <a:stretch>
                       <a:fillRect/>
                     </a:stretch>
@@ -20980,14 +21193,491 @@
         <w:t xml:space="preserve">.</w:t>
       </w:r>
     </w:p>
+    <w:bookmarkEnd w:id="64"/>
+    <w:bookmarkStart w:id="65" w:name="Xcb13635c9e988cf97ef206a036626737dff9783"/>
     <w:p>
+      <w:pPr>
+        <w:pStyle w:val="Heading2"/>
+      </w:pPr>
+      <w:r>
+        <w:t xml:space="preserve">Supplementary Appendix: Standardized call script</w:t>
+      </w:r>
+    </w:p>
+    <w:p>
+      <w:pPr>
+        <w:pStyle w:val="FirstParagraph"/>
+      </w:pPr>
+      <w:r>
+        <w:t xml:space="preserve">Callers followed a standardized telephone script and recorded responses in a structured data-capture form. Each physician’s office was called under a commercial Blue Cross Blue Shield new-patient scenario, with a chief complaint matched to the physician’s subspecialty.</w:t>
+      </w:r>
+      <w:r>
+        <w:t xml:space="preserve"> </w:t>
+      </w:r>
+      <w:r>
+        <w:rPr>
+          <w:i/>
+          <w:iCs/>
+        </w:rPr>
+        <w:t xml:space="preserve">[Replace the bracketed chief-complaint text below with the verbatim vignette wording used in the field, and confirm the call-attempt rule.]</w:t>
+      </w:r>
+    </w:p>
+    <w:p>
+      <w:pPr>
+        <w:pStyle w:val="BodyText"/>
+      </w:pPr>
+      <w:r>
+        <w:rPr>
+          <w:b/>
+          <w:bCs/>
+        </w:rPr>
+        <w:t xml:space="preserve">Call flow (all subspecialties).</w:t>
+      </w:r>
+    </w:p>
+    <w:p>
+      <w:pPr>
+        <w:pStyle w:val="Compact"/>
+        <w:numPr>
+          <w:ilvl w:val="0"/>
+          <w:numId w:val="1001"/>
+        </w:numPr>
+      </w:pPr>
+      <w:r>
+        <w:rPr>
+          <w:b/>
+          <w:bCs/>
+        </w:rPr>
+        <w:t xml:space="preserve">Introduction.</w:t>
+      </w:r>
+      <w:r>
+        <w:t xml:space="preserve"> </w:t>
+      </w:r>
+      <w:r>
+        <w:t xml:space="preserve">“Hello, I’m calling to schedule a new-patient appointment for [myself / a family member] with Dr. [last name].”</w:t>
+      </w:r>
+    </w:p>
+    <w:p>
+      <w:pPr>
+        <w:pStyle w:val="Compact"/>
+        <w:numPr>
+          <w:ilvl w:val="0"/>
+          <w:numId w:val="1001"/>
+        </w:numPr>
+      </w:pPr>
+      <w:r>
+        <w:rPr>
+          <w:b/>
+          <w:bCs/>
+        </w:rPr>
+        <w:t xml:space="preserve">Insurance.</w:t>
+      </w:r>
+      <w:r>
+        <w:t xml:space="preserve"> </w:t>
+      </w:r>
+      <w:r>
+        <w:t xml:space="preserve">If asked, state commercial Blue Cross Blue Shield coverage.</w:t>
+      </w:r>
+    </w:p>
+    <w:p>
+      <w:pPr>
+        <w:pStyle w:val="Compact"/>
+        <w:numPr>
+          <w:ilvl w:val="0"/>
+          <w:numId w:val="1001"/>
+        </w:numPr>
+      </w:pPr>
+      <w:r>
+        <w:rPr>
+          <w:b/>
+          <w:bCs/>
+        </w:rPr>
+        <w:t xml:space="preserve">Chief complaint.</w:t>
+      </w:r>
+      <w:r>
+        <w:t xml:space="preserve"> </w:t>
+      </w:r>
+      <w:r>
+        <w:t xml:space="preserve">Provide the subspecialty-matched complaint (below) if asked the reason for the visit.</w:t>
+      </w:r>
+    </w:p>
+    <w:p>
+      <w:pPr>
+        <w:pStyle w:val="Compact"/>
+        <w:numPr>
+          <w:ilvl w:val="0"/>
+          <w:numId w:val="1001"/>
+        </w:numPr>
+      </w:pPr>
+      <w:r>
+        <w:rPr>
+          <w:b/>
+          <w:bCs/>
+        </w:rPr>
+        <w:t xml:space="preserve">Appointment offer.</w:t>
+      </w:r>
+      <w:r>
+        <w:t xml:space="preserve"> </w:t>
+      </w:r>
+      <w:r>
+        <w:t xml:space="preserve">Record whether a new-patient appointment with the sampled physician was offered (yes/no).</w:t>
+      </w:r>
+    </w:p>
+    <w:p>
+      <w:pPr>
+        <w:pStyle w:val="Compact"/>
+        <w:numPr>
+          <w:ilvl w:val="0"/>
+          <w:numId w:val="1001"/>
+        </w:numPr>
+      </w:pPr>
+      <w:r>
+        <w:rPr>
+          <w:b/>
+          <w:bCs/>
+        </w:rPr>
+        <w:t xml:space="preserve">Next-available date.</w:t>
+      </w:r>
+      <w:r>
+        <w:t xml:space="preserve"> </w:t>
+      </w:r>
+      <w:r>
+        <w:t xml:space="preserve">If offered, record the next-available appointment date (used to compute the business-day wait).</w:t>
+      </w:r>
+    </w:p>
+    <w:p>
+      <w:pPr>
+        <w:pStyle w:val="Compact"/>
+        <w:numPr>
+          <w:ilvl w:val="0"/>
+          <w:numId w:val="1001"/>
+        </w:numPr>
+      </w:pPr>
+      <w:r>
+        <w:rPr>
+          <w:b/>
+          <w:bCs/>
+        </w:rPr>
+        <w:t xml:space="preserve">Call attempts.</w:t>
+      </w:r>
+      <w:r>
+        <w:t xml:space="preserve"> </w:t>
+      </w:r>
+      <w:r>
+        <w:rPr>
+          <w:i/>
+          <w:iCs/>
+        </w:rPr>
+        <w:t xml:space="preserve">[Each office was called up to [N] times on separate business days; an office not reached after [N] attempts was recorded as unreachable / incomplete.]</w:t>
+      </w:r>
+    </w:p>
+    <w:p>
+      <w:pPr>
+        <w:pStyle w:val="Compact"/>
+        <w:numPr>
+          <w:ilvl w:val="0"/>
+          <w:numId w:val="1001"/>
+        </w:numPr>
+      </w:pPr>
+      <w:r>
+        <w:rPr>
+          <w:b/>
+          <w:bCs/>
+        </w:rPr>
+        <w:t xml:space="preserve">Disclosure.</w:t>
+      </w:r>
+      <w:r>
+        <w:t xml:space="preserve"> </w:t>
+      </w:r>
+      <w:r>
+        <w:rPr>
+          <w:i/>
+          <w:iCs/>
+        </w:rPr>
+        <w:t xml:space="preserve">[If directly asked whether the call was for research, callers disclosed the study and offered the investigator’s/IRB contact information.]</w:t>
+      </w:r>
+    </w:p>
+    <w:p>
+      <w:pPr>
+        <w:pStyle w:val="FirstParagraph"/>
+      </w:pPr>
+      <w:r>
+        <w:rPr>
+          <w:b/>
+          <w:bCs/>
+        </w:rPr>
+        <w:t xml:space="preserve">Table S8. Subspecialty-matched chief complaints.</w:t>
+      </w:r>
+    </w:p>
+    <w:tbl>
+      <w:tblPr>
+        <w:tblStyle w:val="Table"/>
+        <w:tblW w:type="pct" w:w="5000"/>
+        <w:tblLayout w:type="fixed"/>
+        <w:tblLook w:firstRow="1" w:lastRow="0" w:firstColumn="0" w:lastColumn="0" w:noHBand="0" w:noVBand="0" w:val="0020"/>
+      </w:tblPr>
+      <w:tblGrid>
+        <w:gridCol w:w="3960"/>
+        <w:gridCol w:w="3960"/>
+      </w:tblGrid>
+      <w:tr>
+        <w:trPr>
+          <w:tblHeader w:val="on"/>
+        </w:trPr>
+        <w:tc>
+          <w:tcPr/>
+          <w:p>
+            <w:pPr>
+              <w:pStyle w:val="Compact"/>
+            </w:pPr>
+            <w:r>
+              <w:t xml:space="preserve">Subspecialty</w:t>
+            </w:r>
+          </w:p>
+        </w:tc>
+        <w:tc>
+          <w:tcPr/>
+          <w:p>
+            <w:pPr>
+              <w:pStyle w:val="Compact"/>
+            </w:pPr>
+            <w:r>
+              <w:t xml:space="preserve">Scripted chief complaint</w:t>
+            </w:r>
+          </w:p>
+        </w:tc>
+      </w:tr>
+      <w:tr>
+        <w:tc>
+          <w:tcPr/>
+          <w:p>
+            <w:pPr>
+              <w:pStyle w:val="Compact"/>
+            </w:pPr>
+            <w:r>
+              <w:t xml:space="preserve">General otolaryngology</w:t>
+            </w:r>
+          </w:p>
+        </w:tc>
+        <w:tc>
+          <w:tcPr/>
+          <w:p>
+            <w:pPr>
+              <w:pStyle w:val="Compact"/>
+            </w:pPr>
+            <w:r>
+              <w:rPr>
+                <w:i/>
+                <w:iCs/>
+              </w:rPr>
+              <w:t xml:space="preserve">[e.g., chronic nasal congestion / recurrent sinus infections]</w:t>
+            </w:r>
+          </w:p>
+        </w:tc>
+      </w:tr>
+      <w:tr>
+        <w:tc>
+          <w:tcPr/>
+          <w:p>
+            <w:pPr>
+              <w:pStyle w:val="Compact"/>
+            </w:pPr>
+            <w:r>
+              <w:t xml:space="preserve">Facial plastic surgery</w:t>
+            </w:r>
+          </w:p>
+        </w:tc>
+        <w:tc>
+          <w:tcPr/>
+          <w:p>
+            <w:pPr>
+              <w:pStyle w:val="Compact"/>
+            </w:pPr>
+            <w:r>
+              <w:rPr>
+                <w:i/>
+                <w:iCs/>
+              </w:rPr>
+              <w:t xml:space="preserve">[chief complaint]</w:t>
+            </w:r>
+          </w:p>
+        </w:tc>
+      </w:tr>
+      <w:tr>
+        <w:tc>
+          <w:tcPr/>
+          <w:p>
+            <w:pPr>
+              <w:pStyle w:val="Compact"/>
+            </w:pPr>
+            <w:r>
+              <w:t xml:space="preserve">Head and neck oncology</w:t>
+            </w:r>
+          </w:p>
+        </w:tc>
+        <w:tc>
+          <w:tcPr/>
+          <w:p>
+            <w:pPr>
+              <w:pStyle w:val="Compact"/>
+            </w:pPr>
+            <w:r>
+              <w:rPr>
+                <w:i/>
+                <w:iCs/>
+              </w:rPr>
+              <w:t xml:space="preserve">[chief complaint]</w:t>
+            </w:r>
+          </w:p>
+        </w:tc>
+      </w:tr>
+      <w:tr>
+        <w:tc>
+          <w:tcPr/>
+          <w:p>
+            <w:pPr>
+              <w:pStyle w:val="Compact"/>
+            </w:pPr>
+            <w:r>
+              <w:t xml:space="preserve">Laryngology</w:t>
+            </w:r>
+          </w:p>
+        </w:tc>
+        <w:tc>
+          <w:tcPr/>
+          <w:p>
+            <w:pPr>
+              <w:pStyle w:val="Compact"/>
+            </w:pPr>
+            <w:r>
+              <w:rPr>
+                <w:i/>
+                <w:iCs/>
+              </w:rPr>
+              <w:t xml:space="preserve">[e.g., persistent hoarseness]</w:t>
+            </w:r>
+          </w:p>
+        </w:tc>
+      </w:tr>
+      <w:tr>
+        <w:tc>
+          <w:tcPr/>
+          <w:p>
+            <w:pPr>
+              <w:pStyle w:val="Compact"/>
+            </w:pPr>
+            <w:r>
+              <w:t xml:space="preserve">Otology/neurotology</w:t>
+            </w:r>
+          </w:p>
+        </w:tc>
+        <w:tc>
+          <w:tcPr/>
+          <w:p>
+            <w:pPr>
+              <w:pStyle w:val="Compact"/>
+            </w:pPr>
+            <w:r>
+              <w:rPr>
+                <w:i/>
+                <w:iCs/>
+              </w:rPr>
+              <w:t xml:space="preserve">[e.g., hearing loss / recurrent ear infections]</w:t>
+            </w:r>
+          </w:p>
+        </w:tc>
+      </w:tr>
+      <w:tr>
+        <w:tc>
+          <w:tcPr/>
+          <w:p>
+            <w:pPr>
+              <w:pStyle w:val="Compact"/>
+            </w:pPr>
+            <w:r>
+              <w:t xml:space="preserve">Pediatric otolaryngology</w:t>
+            </w:r>
+          </w:p>
+        </w:tc>
+        <w:tc>
+          <w:tcPr/>
+          <w:p>
+            <w:pPr>
+              <w:pStyle w:val="Compact"/>
+            </w:pPr>
+            <w:r>
+              <w:rPr>
+                <w:i/>
+                <w:iCs/>
+              </w:rPr>
+              <w:t xml:space="preserve">[e.g., recurrent otitis media / tonsil concerns]</w:t>
+            </w:r>
+          </w:p>
+        </w:tc>
+      </w:tr>
+      <w:tr>
+        <w:tc>
+          <w:tcPr/>
+          <w:p>
+            <w:pPr>
+              <w:pStyle w:val="Compact"/>
+            </w:pPr>
+            <w:r>
+              <w:t xml:space="preserve">Rhinology</w:t>
+            </w:r>
+          </w:p>
+        </w:tc>
+        <w:tc>
+          <w:tcPr/>
+          <w:p>
+            <w:pPr>
+              <w:pStyle w:val="Compact"/>
+            </w:pPr>
+            <w:r>
+              <w:rPr>
+                <w:i/>
+                <w:iCs/>
+              </w:rPr>
+              <w:t xml:space="preserve">[e.g., chronic rhinosinusitis]</w:t>
+            </w:r>
+          </w:p>
+        </w:tc>
+      </w:tr>
+      <w:tr>
+        <w:tc>
+          <w:tcPr/>
+          <w:p>
+            <w:pPr>
+              <w:pStyle w:val="Compact"/>
+            </w:pPr>
+            <w:r>
+              <w:t xml:space="preserve">Sleep medicine</w:t>
+            </w:r>
+          </w:p>
+        </w:tc>
+        <w:tc>
+          <w:tcPr/>
+          <w:p>
+            <w:pPr>
+              <w:pStyle w:val="Compact"/>
+            </w:pPr>
+            <w:r>
+              <w:rPr>
+                <w:i/>
+                <w:iCs/>
+              </w:rPr>
+              <w:t xml:space="preserve">[e.g., loud snoring / suspected obstructive sleep apnea]</w:t>
+            </w:r>
+          </w:p>
+        </w:tc>
+      </w:tr>
+    </w:tbl>
+    <w:p>
       <w:r>
         <w:br w:type="page"/>
       </w:r>
     </w:p>
-    <w:bookmarkEnd w:id="60"/>
-    <w:bookmarkEnd w:id="61"/>
-    <w:bookmarkStart w:id="83" w:name="references"/>
+    <w:bookmarkEnd w:id="65"/>
+    <w:bookmarkEnd w:id="66"/>
+    <w:bookmarkStart w:id="90" w:name="references"/>
     <w:p>
       <w:pPr>
         <w:pStyle w:val="Heading1"/>
@@ -20996,8 +21686,8 @@
         <w:t xml:space="preserve">References</w:t>
       </w:r>
     </w:p>
-    <w:bookmarkStart w:id="82" w:name="refs"/>
-    <w:bookmarkStart w:id="63" w:name="ref-graboyes2019"/>
+    <w:bookmarkStart w:id="89" w:name="refs"/>
+    <w:bookmarkStart w:id="68" w:name="ref-graboyes2019"/>
     <w:p>
       <w:pPr>
         <w:pStyle w:val="Bibliography"/>
@@ -21027,7 +21717,7 @@
       <w:r>
         <w:t xml:space="preserve">. 2019;145(2):166-177. doi:</w:t>
       </w:r>
-      <w:hyperlink r:id="rId62">
+      <w:hyperlink r:id="rId67">
         <w:r>
           <w:rPr>
             <w:rStyle w:val="Hyperlink"/>
@@ -21036,8 +21726,8 @@
         </w:r>
       </w:hyperlink>
     </w:p>
-    <w:bookmarkEnd w:id="63"/>
-    <w:bookmarkStart w:id="65" w:name="ref-bisgaier2011"/>
+    <w:bookmarkEnd w:id="68"/>
+    <w:bookmarkStart w:id="70" w:name="ref-bisgaier2011"/>
     <w:p>
       <w:pPr>
         <w:pStyle w:val="Bibliography"/>
@@ -21067,7 +21757,7 @@
       <w:r>
         <w:t xml:space="preserve">. 2011;364(24):2324-2333. doi:</w:t>
       </w:r>
-      <w:hyperlink r:id="rId64">
+      <w:hyperlink r:id="rId69">
         <w:r>
           <w:rPr>
             <w:rStyle w:val="Hyperlink"/>
@@ -21076,8 +21766,8 @@
         </w:r>
       </w:hyperlink>
     </w:p>
-    <w:bookmarkEnd w:id="65"/>
-    <w:bookmarkStart w:id="67" w:name="ref-vickery2016"/>
+    <w:bookmarkEnd w:id="70"/>
+    <w:bookmarkStart w:id="72" w:name="ref-vickery2016"/>
     <w:p>
       <w:pPr>
         <w:pStyle w:val="Bibliography"/>
@@ -21116,7 +21806,7 @@
       <w:r>
         <w:t xml:space="preserve">. 2016;95(6):218-223. doi:</w:t>
       </w:r>
-      <w:hyperlink r:id="rId66">
+      <w:hyperlink r:id="rId71">
         <w:r>
           <w:rPr>
             <w:rStyle w:val="Hyperlink"/>
@@ -21125,8 +21815,8 @@
         </w:r>
       </w:hyperlink>
     </w:p>
-    <w:bookmarkEnd w:id="67"/>
-    <w:bookmarkStart w:id="68" w:name="ref-kfffee"/>
+    <w:bookmarkEnd w:id="72"/>
+    <w:bookmarkStart w:id="74" w:name="ref-rankin2022"/>
     <w:p>
       <w:pPr>
         <w:pStyle w:val="Bibliography"/>
@@ -21141,11 +21831,32 @@
         <w:t xml:space="preserve">	</w:t>
       </w:r>
       <w:r>
-        <w:t xml:space="preserve">Kaiser Family Foundation. Medicaid-to-medicare fee index. Published online 2024.</w:t>
-      </w:r>
+        <w:t xml:space="preserve">Rankin KA, Mosier-Mills A, Hsiang W, Wiznia DH. Secret shopper studies: An unorthodox design that measures inequities in healthcare access.</w:t>
+      </w:r>
+      <w:r>
+        <w:t xml:space="preserve"> </w:t>
+      </w:r>
+      <w:r>
+        <w:rPr>
+          <w:i/>
+          <w:iCs/>
+        </w:rPr>
+        <w:t xml:space="preserve">Archives of Public Health</w:t>
+      </w:r>
+      <w:r>
+        <w:t xml:space="preserve">. 2022;80:226. doi:</w:t>
+      </w:r>
+      <w:hyperlink r:id="rId73">
+        <w:r>
+          <w:rPr>
+            <w:rStyle w:val="Hyperlink"/>
+          </w:rPr>
+          <w:t xml:space="preserve">10.1186/s13690-022-00979-z</w:t>
+        </w:r>
+      </w:hyperlink>
     </w:p>
-    <w:bookmarkEnd w:id="68"/>
-    <w:bookmarkStart w:id="69" w:name="ref-cdcsvi"/>
+    <w:bookmarkEnd w:id="74"/>
+    <w:bookmarkStart w:id="75" w:name="ref-kfffee"/>
     <w:p>
       <w:pPr>
         <w:pStyle w:val="Bibliography"/>
@@ -21160,29 +21871,48 @@
         <w:t xml:space="preserve">	</w:t>
       </w:r>
       <w:r>
-        <w:t xml:space="preserve">Agency for Toxic Substances and Disease Registry.</w:t>
-      </w:r>
-      <w:r>
-        <w:t xml:space="preserve"> </w:t>
-      </w:r>
-      <w:r>
-        <w:t xml:space="preserve">CDC/ATSDR</w:t>
-      </w:r>
-      <w:r>
-        <w:t xml:space="preserve"> </w:t>
-      </w:r>
-      <w:r>
-        <w:t xml:space="preserve">social vulnerability index (2022 database). Published online 2022.</w:t>
+        <w:t xml:space="preserve">Kaiser Family Foundation. Medicaid-to-medicare fee index. Published online 2024.</w:t>
       </w:r>
     </w:p>
-    <w:bookmarkEnd w:id="69"/>
-    <w:bookmarkStart w:id="71" w:name="ref-emmeans"/>
+    <w:bookmarkEnd w:id="75"/>
+    <w:bookmarkStart w:id="76" w:name="ref-cdcsvi"/>
     <w:p>
       <w:pPr>
         <w:pStyle w:val="Bibliography"/>
       </w:pPr>
       <w:r>
         <w:t xml:space="preserve">6.</w:t>
+      </w:r>
+      <w:r>
+        <w:t xml:space="preserve"> </w:t>
+      </w:r>
+      <w:r>
+        <w:t xml:space="preserve">	</w:t>
+      </w:r>
+      <w:r>
+        <w:t xml:space="preserve">Agency for Toxic Substances and Disease Registry.</w:t>
+      </w:r>
+      <w:r>
+        <w:t xml:space="preserve"> </w:t>
+      </w:r>
+      <w:r>
+        <w:t xml:space="preserve">CDC/ATSDR</w:t>
+      </w:r>
+      <w:r>
+        <w:t xml:space="preserve"> </w:t>
+      </w:r>
+      <w:r>
+        <w:t xml:space="preserve">social vulnerability index (2022 database). Published online 2022.</w:t>
+      </w:r>
+    </w:p>
+    <w:bookmarkEnd w:id="76"/>
+    <w:bookmarkStart w:id="78" w:name="ref-emmeans"/>
+    <w:p>
+      <w:pPr>
+        <w:pStyle w:val="Bibliography"/>
+      </w:pPr>
+      <w:r>
+        <w:t xml:space="preserve">7.</w:t>
       </w:r>
       <w:r>
         <w:t xml:space="preserve"> </w:t>
@@ -21209,7 +21939,7 @@
       <w:r>
         <w:t xml:space="preserve"> </w:t>
       </w:r>
-      <w:hyperlink r:id="rId70">
+      <w:hyperlink r:id="rId77">
         <w:r>
           <w:rPr>
             <w:rStyle w:val="Hyperlink"/>
@@ -21218,14 +21948,14 @@
         </w:r>
       </w:hyperlink>
     </w:p>
-    <w:bookmarkEnd w:id="71"/>
-    <w:bookmarkStart w:id="73" w:name="ref-rcoreteam"/>
+    <w:bookmarkEnd w:id="78"/>
+    <w:bookmarkStart w:id="80" w:name="ref-rcoreteam"/>
     <w:p>
       <w:pPr>
         <w:pStyle w:val="Bibliography"/>
       </w:pPr>
       <w:r>
-        <w:t xml:space="preserve">7.</w:t>
+        <w:t xml:space="preserve">8.</w:t>
       </w:r>
       <w:r>
         <w:t xml:space="preserve"> </w:t>
@@ -21252,7 +21982,7 @@
       <w:r>
         <w:t xml:space="preserve"> </w:t>
       </w:r>
-      <w:hyperlink r:id="rId72">
+      <w:hyperlink r:id="rId79">
         <w:r>
           <w:rPr>
             <w:rStyle w:val="Hyperlink"/>
@@ -21261,14 +21991,14 @@
         </w:r>
       </w:hyperlink>
     </w:p>
-    <w:bookmarkEnd w:id="73"/>
-    <w:bookmarkStart w:id="75" w:name="ref-glmmTMB"/>
+    <w:bookmarkEnd w:id="80"/>
+    <w:bookmarkStart w:id="82" w:name="ref-glmmTMB"/>
     <w:p>
       <w:pPr>
         <w:pStyle w:val="Bibliography"/>
       </w:pPr>
       <w:r>
-        <w:t xml:space="preserve">8.</w:t>
+        <w:t xml:space="preserve">9.</w:t>
       </w:r>
       <w:r>
         <w:t xml:space="preserve"> </w:t>
@@ -21304,7 +22034,7 @@
       <w:r>
         <w:t xml:space="preserve">. 2017;9(2):378-400. doi:</w:t>
       </w:r>
-      <w:hyperlink r:id="rId74">
+      <w:hyperlink r:id="rId81">
         <w:r>
           <w:rPr>
             <w:rStyle w:val="Hyperlink"/>
@@ -21313,14 +22043,14 @@
         </w:r>
       </w:hyperlink>
     </w:p>
-    <w:bookmarkEnd w:id="75"/>
-    <w:bookmarkStart w:id="77" w:name="ref-strobe"/>
+    <w:bookmarkEnd w:id="82"/>
+    <w:bookmarkStart w:id="84" w:name="ref-strobe"/>
     <w:p>
       <w:pPr>
         <w:pStyle w:val="Bibliography"/>
       </w:pPr>
       <w:r>
-        <w:t xml:space="preserve">9.</w:t>
+        <w:t xml:space="preserve">10.</w:t>
       </w:r>
       <w:r>
         <w:t xml:space="preserve"> </w:t>
@@ -21404,7 +22134,7 @@
       <w:r>
         <w:t xml:space="preserve">. 2007;147(8):573-577. doi:</w:t>
       </w:r>
-      <w:hyperlink r:id="rId76">
+      <w:hyperlink r:id="rId83">
         <w:r>
           <w:rPr>
             <w:rStyle w:val="Hyperlink"/>
@@ -21413,14 +22143,14 @@
         </w:r>
       </w:hyperlink>
     </w:p>
-    <w:bookmarkEnd w:id="77"/>
-    <w:bookmarkStart w:id="79" w:name="ref-corbisiero2024"/>
+    <w:bookmarkEnd w:id="84"/>
+    <w:bookmarkStart w:id="86" w:name="ref-corbisiero2024"/>
     <w:p>
       <w:pPr>
         <w:pStyle w:val="Bibliography"/>
       </w:pPr>
       <w:r>
-        <w:t xml:space="preserve">10.</w:t>
+        <w:t xml:space="preserve">11.</w:t>
       </w:r>
       <w:r>
         <w:t xml:space="preserve"> </w:t>
@@ -21453,7 +22183,7 @@
       <w:r>
         <w:t xml:space="preserve">. 2024;171(1):98-108. doi:</w:t>
       </w:r>
-      <w:hyperlink r:id="rId78">
+      <w:hyperlink r:id="rId85">
         <w:r>
           <w:rPr>
             <w:rStyle w:val="Hyperlink"/>
@@ -21462,14 +22192,14 @@
         </w:r>
       </w:hyperlink>
     </w:p>
-    <w:bookmarkEnd w:id="79"/>
-    <w:bookmarkStart w:id="81" w:name="ref-saeedi2025"/>
+    <w:bookmarkEnd w:id="86"/>
+    <w:bookmarkStart w:id="88" w:name="ref-saeedi2025"/>
     <w:p>
       <w:pPr>
         <w:pStyle w:val="Bibliography"/>
       </w:pPr>
       <w:r>
-        <w:t xml:space="preserve">11.</w:t>
+        <w:t xml:space="preserve">12.</w:t>
       </w:r>
       <w:r>
         <w:t xml:space="preserve"> </w:t>
@@ -21502,7 +22232,7 @@
       <w:r>
         <w:t xml:space="preserve">. 2025;17(9):e91744. doi:</w:t>
       </w:r>
-      <w:hyperlink r:id="rId80">
+      <w:hyperlink r:id="rId87">
         <w:r>
           <w:rPr>
             <w:rStyle w:val="Hyperlink"/>
@@ -21511,9 +22241,9 @@
         </w:r>
       </w:hyperlink>
     </w:p>
-    <w:bookmarkEnd w:id="81"/>
-    <w:bookmarkEnd w:id="82"/>
-    <w:bookmarkEnd w:id="83"/>
+    <w:bookmarkEnd w:id="88"/>
+    <w:bookmarkEnd w:id="89"/>
+    <w:bookmarkEnd w:id="90"/>
     <w:sectPr>
       <w:footnotePr>
         <w:numRestart w:val="eachSect"/>
@@ -21624,8 +22354,123 @@
       </w:pPr>
     </w:lvl>
   </w:abstractNum>
+  <w:abstractNum w:abstractNumId="99411">
+    <w:nsid w:val="00A99411"/>
+    <w:multiLevelType w:val="multilevel"/>
+    <w:lvl w:ilvl="0">
+      <w:start w:val="1"/>
+      <w:numFmt w:val="decimal"/>
+      <w:lvlText w:val="%1."/>
+      <w:lvlJc w:val="left"/>
+      <w:pPr>
+        <w:ind w:left="720" w:hanging="360"/>
+      </w:pPr>
+    </w:lvl>
+    <w:lvl w:ilvl="1">
+      <w:start w:val="1"/>
+      <w:numFmt w:val="decimal"/>
+      <w:lvlText w:val="%2."/>
+      <w:lvlJc w:val="left"/>
+      <w:pPr>
+        <w:ind w:left="1440" w:hanging="360"/>
+      </w:pPr>
+    </w:lvl>
+    <w:lvl w:ilvl="2">
+      <w:start w:val="1"/>
+      <w:numFmt w:val="decimal"/>
+      <w:lvlText w:val="%3."/>
+      <w:lvlJc w:val="left"/>
+      <w:pPr>
+        <w:ind w:left="2160" w:hanging="360"/>
+      </w:pPr>
+    </w:lvl>
+    <w:lvl w:ilvl="3">
+      <w:start w:val="1"/>
+      <w:numFmt w:val="decimal"/>
+      <w:lvlText w:val="%4."/>
+      <w:lvlJc w:val="left"/>
+      <w:pPr>
+        <w:ind w:left="2880" w:hanging="360"/>
+      </w:pPr>
+    </w:lvl>
+    <w:lvl w:ilvl="4">
+      <w:start w:val="1"/>
+      <w:numFmt w:val="decimal"/>
+      <w:lvlText w:val="%5."/>
+      <w:lvlJc w:val="left"/>
+      <w:pPr>
+        <w:ind w:left="3600" w:hanging="360"/>
+      </w:pPr>
+    </w:lvl>
+    <w:lvl w:ilvl="5">
+      <w:start w:val="1"/>
+      <w:numFmt w:val="decimal"/>
+      <w:lvlText w:val="%6."/>
+      <w:lvlJc w:val="left"/>
+      <w:pPr>
+        <w:ind w:left="4320" w:hanging="360"/>
+      </w:pPr>
+    </w:lvl>
+    <w:lvl w:ilvl="6">
+      <w:start w:val="1"/>
+      <w:numFmt w:val="decimal"/>
+      <w:lvlText w:val="%7."/>
+      <w:lvlJc w:val="left"/>
+      <w:pPr>
+        <w:ind w:left="5040" w:hanging="360"/>
+      </w:pPr>
+    </w:lvl>
+    <w:lvl w:ilvl="7">
+      <w:start w:val="1"/>
+      <w:numFmt w:val="decimal"/>
+      <w:lvlText w:val="%8."/>
+      <w:lvlJc w:val="left"/>
+      <w:pPr>
+        <w:ind w:left="5760" w:hanging="360"/>
+      </w:pPr>
+    </w:lvl>
+    <w:lvl w:ilvl="8">
+      <w:start w:val="1"/>
+      <w:numFmt w:val="decimal"/>
+      <w:lvlText w:val="%9."/>
+      <w:lvlJc w:val="left"/>
+      <w:pPr>
+        <w:ind w:left="6480" w:hanging="360"/>
+      </w:pPr>
+    </w:lvl>
+  </w:abstractNum>
   <w:num w:numId="1000">
     <w:abstractNumId w:val="990"/>
+  </w:num>
+  <w:num w:numId="1001">
+    <w:abstractNumId w:val="99411"/>
+    <w:lvlOverride w:ilvl="0">
+      <w:startOverride w:val="1"/>
+    </w:lvlOverride>
+    <w:lvlOverride w:ilvl="1">
+      <w:startOverride w:val="1"/>
+    </w:lvlOverride>
+    <w:lvlOverride w:ilvl="2">
+      <w:startOverride w:val="1"/>
+    </w:lvlOverride>
+    <w:lvlOverride w:ilvl="3">
+      <w:startOverride w:val="1"/>
+    </w:lvlOverride>
+    <w:lvlOverride w:ilvl="4">
+      <w:startOverride w:val="1"/>
+    </w:lvlOverride>
+    <w:lvlOverride w:ilvl="5">
+      <w:startOverride w:val="1"/>
+    </w:lvlOverride>
+    <w:lvlOverride w:ilvl="6">
+      <w:startOverride w:val="1"/>
+    </w:lvlOverride>
+    <w:lvlOverride w:ilvl="7">
+      <w:startOverride w:val="1"/>
+    </w:lvlOverride>
+    <w:lvlOverride w:ilvl="8">
+      <w:startOverride w:val="1"/>
+    </w:lvlOverride>
   </w:num>
 </w:numbering>
 </file>

--- a/manuscript_output/manuscript_mystery_caller.docx
+++ b/manuscript_output/manuscript_mystery_caller.docx
@@ -137,6 +137,96 @@
       </w:r>
       <w:r>
         <w:t xml:space="preserve">New-patient access to otolaryngology care is shaped more by the requested subspecialty than by local physician supply, insurance generosity, social vulnerability, or rurality. Getting an appointment and being seen promptly are distinct dimensions that diverge by subspecialty.</w:t>
+      </w:r>
+    </w:p>
+    <w:p>
+      <w:pPr>
+        <w:pStyle w:val="BodyText"/>
+      </w:pPr>
+      <w:r>
+        <w:rPr>
+          <w:b/>
+          <w:bCs/>
+        </w:rPr>
+        <w:t xml:space="preserve">Keywords:</w:t>
+      </w:r>
+      <w:r>
+        <w:t xml:space="preserve"> </w:t>
+      </w:r>
+      <w:r>
+        <w:t xml:space="preserve">otolaryngology; access to care; health services accessibility; simulated patient; mystery caller; appointment wait time; rural health; workforce.</w:t>
+      </w:r>
+    </w:p>
+    <w:p>
+      <w:pPr>
+        <w:pStyle w:val="BodyText"/>
+      </w:pPr>
+      <w:r>
+        <w:rPr>
+          <w:b/>
+          <w:bCs/>
+        </w:rPr>
+        <w:t xml:space="preserve">Running head:</w:t>
+      </w:r>
+      <w:r>
+        <w:t xml:space="preserve"> </w:t>
+      </w:r>
+      <w:r>
+        <w:t xml:space="preserve">Subspecialty and geography in otolaryngology access.</w:t>
+      </w:r>
+    </w:p>
+    <w:p>
+      <w:pPr>
+        <w:pStyle w:val="BodyText"/>
+      </w:pPr>
+      <w:r>
+        <w:rPr>
+          <w:b/>
+          <w:bCs/>
+        </w:rPr>
+        <w:t xml:space="preserve">Corresponding author:</w:t>
+      </w:r>
+      <w:r>
+        <w:t xml:space="preserve"> </w:t>
+      </w:r>
+      <w:r>
+        <w:rPr>
+          <w:i/>
+          <w:iCs/>
+        </w:rPr>
+        <w:t xml:space="preserve">[Name, degree; institution; address; email; telephone]</w:t>
+      </w:r>
+      <w:r>
+        <w:t xml:space="preserve">.</w:t>
+      </w:r>
+    </w:p>
+    <w:p>
+      <w:pPr>
+        <w:pStyle w:val="BodyText"/>
+      </w:pPr>
+      <w:r>
+        <w:rPr>
+          <w:i/>
+          <w:iCs/>
+        </w:rPr>
+        <w:t xml:space="preserve">Word count: abstract ≈ 200; main text</w:t>
+      </w:r>
+      <w:r>
+        <w:rPr>
+          <w:i/>
+          <w:iCs/>
+        </w:rPr>
+        <w:t xml:space="preserve"> </w:t>
+      </w:r>
+      <w:r>
+        <w:t xml:space="preserve">[to finalize]</w:t>
+      </w:r>
+      <w:r>
+        <w:rPr>
+          <w:i/>
+          <w:iCs/>
+        </w:rPr>
+        <w:t xml:space="preserve">. Tables: 2 main, 8 supplementary. Figures: 2 main, 6 supplementary.</w:t>
       </w:r>
     </w:p>
     <w:bookmarkEnd w:id="20"/>
@@ -8007,7 +8097,7 @@
         <w:pStyle w:val="FirstParagraph"/>
       </w:pPr>
       <w:r>
-        <w:t xml:space="preserve">Among offering offices, waits again varied by subspecialty and not geography. Relative to general otolaryngology, waits were longer for laryngology (IRR 2.25 (95% CI 1.14–4.47; p = 0.020)) and pediatric otolaryngology (IRR 1.63 (95% CI 1.11–2.40; p = 0.013)). No geographic covariate was associated with wait time (</w:t>
+        <w:t xml:space="preserve">Among offering offices, waits again varied by subspecialty and not geography. Relative to general otolaryngology, waits were longer for laryngology (IRR 2.25 (95% CI 1.14–4.47; p = 0.020)) and pediatric otolaryngology (IRR 1.63 (95% CI 1.11–2.40; p = 0.013)). Anchored to the roughly two-week median wait for general otolaryngology (14 business days), these rate ratios correspond to a substantially longer typical wait—on the order of an additional two to three weeks for laryngology and about one to one-and-a-half weeks for pediatric otolaryngology—consistent with the observed subspecialty medians (Table S3). No geographic covariate was associated with wait time (</w:t>
       </w:r>
       <w:r>
         <w:rPr>
@@ -12452,7 +12542,7 @@
         <w:pStyle w:val="FirstParagraph"/>
       </w:pPr>
       <w:r>
-        <w:t xml:space="preserve">Under Tukey-adjusted pairwise comparison no subspecialty pair reached significance, and the subspecialty effect did not vary by rurality or supply (interaction likelihood-ratio tests, both non-significant). In a metropolitan sensitivity model, greater hospital-market concentration was associated with a borderline increase in wait time (HHI IRR 1.20 per SD; p = 0.058). Call incompleteness was unrelated to practice geography, supporting a missing-at-random mechanism with respect to location (Supplement).</w:t>
+        <w:t xml:space="preserve">Market-level clustering was modest: the core-based statistical area random intercept accounted for a latent intraclass correlation of 0.043 in the access model (CBSA variance 0.26 on the log scale in the timeliness model), indicating that most variation in access and timeliness lay within rather than between markets. Under Tukey-adjusted pairwise comparison no subspecialty pair reached significance, and the subspecialty effect did not vary by rurality or supply (interaction likelihood-ratio tests, both non-significant). In a metropolitan sensitivity model, greater hospital-market concentration was associated with a borderline increase in wait time (HHI IRR 1.20 per SD; p = 0.058). Call incompleteness was unrelated to practice geography, supporting a missing-at-random mechanism with respect to location (Supplement).</w:t>
       </w:r>
     </w:p>
     <w:bookmarkEnd w:id="31"/>
@@ -21184,6 +21274,28 @@
           <w:iCs/>
         </w:rPr>
         <w:t xml:space="preserve">docs/supplementary_legends.md</w:t>
+      </w:r>
+      <w:r>
+        <w:rPr>
+          <w:i/>
+          <w:iCs/>
+        </w:rPr>
+        <w:t xml:space="preserve">. A completed STROBE checklist is provided in</w:t>
+      </w:r>
+      <w:r>
+        <w:rPr>
+          <w:i/>
+          <w:iCs/>
+        </w:rPr>
+        <w:t xml:space="preserve"> </w:t>
+      </w:r>
+      <w:r>
+        <w:rPr>
+          <w:rStyle w:val="VerbatimChar"/>
+          <w:i/>
+          <w:iCs/>
+        </w:rPr>
+        <w:t xml:space="preserve">manuscript/STROBE_checklist.md</w:t>
       </w:r>
       <w:r>
         <w:rPr>

--- a/manuscript_output/manuscript_mystery_caller.docx
+++ b/manuscript_output/manuscript_mystery_caller.docx
@@ -226,7 +226,7 @@
           <w:i/>
           <w:iCs/>
         </w:rPr>
-        <w:t xml:space="preserve">. Tables: 2 main, 8 supplementary. Figures: 2 main, 6 supplementary.</w:t>
+        <w:t xml:space="preserve">. Tables: 2 main, 9 supplementary. Figures: 2 main, 6 supplementary.</w:t>
       </w:r>
     </w:p>
     <w:bookmarkEnd w:id="20"/>
@@ -609,7 +609,7 @@
         </w:r>
       </w:hyperlink>
       <w:r>
-        <w:t xml:space="preserve">. Effect modification of the geographic covariates by subspecialty was tested by likelihood-ratio tests. Market-level clustering was summarized by the intraclass correlation coefficient (ICC). Because the HHI is defined only in metropolitan areas, its association with timeliness was assessed in a sensitivity model restricted to the metropolitan subset. Whether call incompleteness was related to the measured covariates was assessed with chi-square and Wilcoxon rank-sum tests. Analyses used R 4.4.2</w:t>
+        <w:t xml:space="preserve">. Effect modification of the geographic covariates by subspecialty was tested by likelihood-ratio tests. Market-level clustering was summarized by the intraclass correlation coefficient (ICC). Because the HHI is defined only in metropolitan areas, its association with timeliness was assessed in a sensitivity model restricted to the metropolitan subset. Two additional sensitivity analyses were performed: a three-level rurality specification (urban, RUCA 1–3; suburban, 4–6; rural, 7–10) in place of the binary contrast, and a complete-case refit that excluded records with any missing covariate rather than median-imputing them. Whether call incompleteness was related to the measured covariates was assessed with chi-square and Wilcoxon rank-sum tests. Analyses used R 4.4.2</w:t>
       </w:r>
       <w:hyperlink w:anchor="ref-rcoreteam">
         <w:r>
@@ -12542,7 +12542,17 @@
         <w:pStyle w:val="FirstParagraph"/>
       </w:pPr>
       <w:r>
-        <w:t xml:space="preserve">Market-level clustering was modest: the core-based statistical area random intercept accounted for a latent intraclass correlation of 0.043 in the access model (CBSA variance 0.26 on the log scale in the timeliness model), indicating that most variation in access and timeliness lay within rather than between markets. Under Tukey-adjusted pairwise comparison no subspecialty pair reached significance, and the subspecialty effect did not vary by rurality or supply (interaction likelihood-ratio tests, both non-significant). In a metropolitan sensitivity model, greater hospital-market concentration was associated with a borderline increase in wait time (HHI IRR 1.20 per SD; p = 0.058). Call incompleteness was unrelated to practice geography, supporting a missing-at-random mechanism with respect to location (Supplement).</w:t>
+        <w:t xml:space="preserve">Market-level clustering was modest: the core-based statistical area random intercept accounted for a latent intraclass correlation of 0.043 in the access model (CBSA variance 0.26 on the log scale in the timeliness model), indicating that most variation in access and timeliness lay within rather than between markets. Under Tukey-adjusted pairwise comparison no subspecialty pair reached significance, and the subspecialty effect did not vary by rurality or supply (interaction likelihood-ratio tests, both non-significant). In a metropolitan sensitivity model, greater hospital-market concentration was associated with a borderline increase in wait time (HHI IRR 1.20 per SD; p = 0.058). Call incompleteness was unrelated to practice geography, supporting a missing-at-random mechanism with respect to location (Supplement). The main findings were stable across two sensitivity analyses (</w:t>
+      </w:r>
+      <w:r>
+        <w:rPr>
+          <w:b/>
+          <w:bCs/>
+        </w:rPr>
+        <w:t xml:space="preserve">Table S8</w:t>
+      </w:r>
+      <w:r>
+        <w:t xml:space="preserve">). Under a three-level rurality specification (urban, RUCA 1–3; suburban, 4–6; rural, 7–10), no urban-to-rural gradient emerged—neither suburban (wait IRR 1.15) nor the sparse rural stratum (IRR 1.29) differed significantly from urban—while the subspecialty effects were unchanged. A complete-case analysis without imputation (n = 412 recorded waits) likewise reproduced the longer waits for laryngology (IRR 2.51) and pediatric otolaryngology (IRR 1.52) and the null rural–urban contrast (IRR 1.14).</w:t>
       </w:r>
     </w:p>
     <w:bookmarkEnd w:id="31"/>
@@ -20885,6 +20895,2095 @@
         </w:tc>
       </w:tr>
     </w:tbl>
+    <w:p/>
+    <w:p>
+      <w:pPr>
+        <w:pStyle w:val="TableCaption"/>
+      </w:pPr>
+      <w:r>
+        <w:t xml:space="preserve">Table S8. Sensitivity analyses: three-level RUCA and complete-case (key coefficients vs primary model).</w:t>
+      </w:r>
+    </w:p>
+    <w:tbl>
+      <w:tblPr>
+        <w:tblStyle w:val="Table"/>
+        <w:tblW w:type="pct" w:w="5000"/>
+        <w:tblLayout w:type="fixed"/>
+        <w:tblLook w:firstRow="1" w:lastRow="0" w:firstColumn="0" w:lastColumn="0" w:noHBand="0" w:noVBand="0" w:val="0020"/>
+        <w:tblCaption w:val="Table S8. Sensitivity analyses: three-level RUCA and complete-case (key coefficients vs primary model)."/>
+      </w:tblPr>
+      <w:tblGrid>
+        <w:gridCol w:w="1964"/>
+        <w:gridCol w:w="1077"/>
+        <w:gridCol w:w="1900"/>
+        <w:gridCol w:w="570"/>
+        <w:gridCol w:w="633"/>
+        <w:gridCol w:w="380"/>
+        <w:gridCol w:w="570"/>
+        <w:gridCol w:w="823"/>
+      </w:tblGrid>
+      <w:tr>
+        <w:trPr>
+          <w:tblHeader w:val="on"/>
+        </w:trPr>
+        <w:tc>
+          <w:tcPr/>
+          <w:p>
+            <w:pPr>
+              <w:pStyle w:val="Compact"/>
+              <w:jc w:val="left"/>
+            </w:pPr>
+            <w:r>
+              <w:t xml:space="preserve">spec</w:t>
+            </w:r>
+          </w:p>
+        </w:tc>
+        <w:tc>
+          <w:tcPr/>
+          <w:p>
+            <w:pPr>
+              <w:pStyle w:val="Compact"/>
+              <w:jc w:val="left"/>
+            </w:pPr>
+            <w:r>
+              <w:t xml:space="preserve">part</w:t>
+            </w:r>
+          </w:p>
+        </w:tc>
+        <w:tc>
+          <w:tcPr/>
+          <w:p>
+            <w:pPr>
+              <w:pStyle w:val="Compact"/>
+              <w:jc w:val="left"/>
+            </w:pPr>
+            <w:r>
+              <w:t xml:space="preserve">term</w:t>
+            </w:r>
+          </w:p>
+        </w:tc>
+        <w:tc>
+          <w:tcPr/>
+          <w:p>
+            <w:pPr>
+              <w:pStyle w:val="Compact"/>
+              <w:jc w:val="right"/>
+            </w:pPr>
+            <w:r>
+              <w:t xml:space="preserve">estimate</w:t>
+            </w:r>
+          </w:p>
+        </w:tc>
+        <w:tc>
+          <w:tcPr/>
+          <w:p>
+            <w:pPr>
+              <w:pStyle w:val="Compact"/>
+              <w:jc w:val="left"/>
+            </w:pPr>
+            <w:r>
+              <w:t xml:space="preserve">ci</w:t>
+            </w:r>
+          </w:p>
+        </w:tc>
+        <w:tc>
+          <w:tcPr/>
+          <w:p>
+            <w:pPr>
+              <w:pStyle w:val="Compact"/>
+              <w:jc w:val="right"/>
+            </w:pPr>
+            <w:r>
+              <w:t xml:space="preserve">p</w:t>
+            </w:r>
+          </w:p>
+        </w:tc>
+        <w:tc>
+          <w:tcPr/>
+          <w:p>
+            <w:pPr>
+              <w:pStyle w:val="Compact"/>
+              <w:jc w:val="right"/>
+            </w:pPr>
+            <w:r>
+              <w:t xml:space="preserve">n_access</w:t>
+            </w:r>
+          </w:p>
+        </w:tc>
+        <w:tc>
+          <w:tcPr/>
+          <w:p>
+            <w:pPr>
+              <w:pStyle w:val="Compact"/>
+              <w:jc w:val="right"/>
+            </w:pPr>
+            <w:r>
+              <w:t xml:space="preserve">n_timeliness</w:t>
+            </w:r>
+          </w:p>
+        </w:tc>
+      </w:tr>
+      <w:tr>
+        <w:tc>
+          <w:tcPr/>
+          <w:p>
+            <w:pPr>
+              <w:pStyle w:val="Compact"/>
+              <w:jc w:val="left"/>
+            </w:pPr>
+            <w:r>
+              <w:t xml:space="preserve">Primary (binary RUCA, imputed)</w:t>
+            </w:r>
+          </w:p>
+        </w:tc>
+        <w:tc>
+          <w:tcPr/>
+          <w:p>
+            <w:pPr>
+              <w:pStyle w:val="Compact"/>
+              <w:jc w:val="left"/>
+            </w:pPr>
+            <w:r>
+              <w:t xml:space="preserve">Access (OR)</w:t>
+            </w:r>
+          </w:p>
+        </w:tc>
+        <w:tc>
+          <w:tcPr/>
+          <w:p>
+            <w:pPr>
+              <w:pStyle w:val="Compact"/>
+              <w:jc w:val="left"/>
+            </w:pPr>
+            <w:r>
+              <w:t xml:space="preserve">Laryngology</w:t>
+            </w:r>
+          </w:p>
+        </w:tc>
+        <w:tc>
+          <w:tcPr/>
+          <w:p>
+            <w:pPr>
+              <w:pStyle w:val="Compact"/>
+              <w:jc w:val="right"/>
+            </w:pPr>
+            <w:r>
+              <w:t xml:space="preserve">1.74</w:t>
+            </w:r>
+          </w:p>
+        </w:tc>
+        <w:tc>
+          <w:tcPr/>
+          <w:p>
+            <w:pPr>
+              <w:pStyle w:val="Compact"/>
+              <w:jc w:val="left"/>
+            </w:pPr>
+            <w:r>
+              <w:t xml:space="preserve">0.50-6.07</w:t>
+            </w:r>
+          </w:p>
+        </w:tc>
+        <w:tc>
+          <w:tcPr/>
+          <w:p>
+            <w:pPr>
+              <w:pStyle w:val="Compact"/>
+              <w:jc w:val="right"/>
+            </w:pPr>
+            <w:r>
+              <w:t xml:space="preserve">0.386</w:t>
+            </w:r>
+          </w:p>
+        </w:tc>
+        <w:tc>
+          <w:tcPr/>
+          <w:p>
+            <w:pPr>
+              <w:pStyle w:val="Compact"/>
+              <w:jc w:val="right"/>
+            </w:pPr>
+            <w:r>
+              <w:t xml:space="preserve">731</w:t>
+            </w:r>
+          </w:p>
+        </w:tc>
+        <w:tc>
+          <w:tcPr/>
+          <w:p>
+            <w:pPr>
+              <w:pStyle w:val="Compact"/>
+              <w:jc w:val="right"/>
+            </w:pPr>
+            <w:r>
+              <w:t xml:space="preserve">429</w:t>
+            </w:r>
+          </w:p>
+        </w:tc>
+      </w:tr>
+      <w:tr>
+        <w:tc>
+          <w:tcPr/>
+          <w:p>
+            <w:pPr>
+              <w:pStyle w:val="Compact"/>
+              <w:jc w:val="left"/>
+            </w:pPr>
+            <w:r>
+              <w:t xml:space="preserve">Primary (binary RUCA, imputed)</w:t>
+            </w:r>
+          </w:p>
+        </w:tc>
+        <w:tc>
+          <w:tcPr/>
+          <w:p>
+            <w:pPr>
+              <w:pStyle w:val="Compact"/>
+              <w:jc w:val="left"/>
+            </w:pPr>
+            <w:r>
+              <w:t xml:space="preserve">Access (OR)</w:t>
+            </w:r>
+          </w:p>
+        </w:tc>
+        <w:tc>
+          <w:tcPr/>
+          <w:p>
+            <w:pPr>
+              <w:pStyle w:val="Compact"/>
+              <w:jc w:val="left"/>
+            </w:pPr>
+            <w:r>
+              <w:t xml:space="preserve">Pediatric otolaryngology</w:t>
+            </w:r>
+          </w:p>
+        </w:tc>
+        <w:tc>
+          <w:tcPr/>
+          <w:p>
+            <w:pPr>
+              <w:pStyle w:val="Compact"/>
+              <w:jc w:val="right"/>
+            </w:pPr>
+            <w:r>
+              <w:t xml:space="preserve">2.27</w:t>
+            </w:r>
+          </w:p>
+        </w:tc>
+        <w:tc>
+          <w:tcPr/>
+          <w:p>
+            <w:pPr>
+              <w:pStyle w:val="Compact"/>
+              <w:jc w:val="left"/>
+            </w:pPr>
+            <w:r>
+              <w:t xml:space="preserve">1.08-4.76</w:t>
+            </w:r>
+          </w:p>
+        </w:tc>
+        <w:tc>
+          <w:tcPr/>
+          <w:p>
+            <w:pPr>
+              <w:pStyle w:val="Compact"/>
+              <w:jc w:val="right"/>
+            </w:pPr>
+            <w:r>
+              <w:t xml:space="preserve">0.031</w:t>
+            </w:r>
+          </w:p>
+        </w:tc>
+        <w:tc>
+          <w:tcPr/>
+          <w:p>
+            <w:pPr>
+              <w:pStyle w:val="Compact"/>
+              <w:jc w:val="right"/>
+            </w:pPr>
+            <w:r>
+              <w:t xml:space="preserve">731</w:t>
+            </w:r>
+          </w:p>
+        </w:tc>
+        <w:tc>
+          <w:tcPr/>
+          <w:p>
+            <w:pPr>
+              <w:pStyle w:val="Compact"/>
+              <w:jc w:val="right"/>
+            </w:pPr>
+            <w:r>
+              <w:t xml:space="preserve">429</w:t>
+            </w:r>
+          </w:p>
+        </w:tc>
+      </w:tr>
+      <w:tr>
+        <w:tc>
+          <w:tcPr/>
+          <w:p>
+            <w:pPr>
+              <w:pStyle w:val="Compact"/>
+              <w:jc w:val="left"/>
+            </w:pPr>
+            <w:r>
+              <w:t xml:space="preserve">Primary (binary RUCA, imputed)</w:t>
+            </w:r>
+          </w:p>
+        </w:tc>
+        <w:tc>
+          <w:tcPr/>
+          <w:p>
+            <w:pPr>
+              <w:pStyle w:val="Compact"/>
+              <w:jc w:val="left"/>
+            </w:pPr>
+            <w:r>
+              <w:t xml:space="preserve">Access (OR)</w:t>
+            </w:r>
+          </w:p>
+        </w:tc>
+        <w:tc>
+          <w:tcPr/>
+          <w:p>
+            <w:pPr>
+              <w:pStyle w:val="Compact"/>
+              <w:jc w:val="left"/>
+            </w:pPr>
+            <w:r>
+              <w:t xml:space="preserve">Rural (vs urban)</w:t>
+            </w:r>
+          </w:p>
+        </w:tc>
+        <w:tc>
+          <w:tcPr/>
+          <w:p>
+            <w:pPr>
+              <w:pStyle w:val="Compact"/>
+              <w:jc w:val="right"/>
+            </w:pPr>
+            <w:r>
+              <w:t xml:space="preserve">1.02</w:t>
+            </w:r>
+          </w:p>
+        </w:tc>
+        <w:tc>
+          <w:tcPr/>
+          <w:p>
+            <w:pPr>
+              <w:pStyle w:val="Compact"/>
+              <w:jc w:val="left"/>
+            </w:pPr>
+            <w:r>
+              <w:t xml:space="preserve">0.71-1.46</w:t>
+            </w:r>
+          </w:p>
+        </w:tc>
+        <w:tc>
+          <w:tcPr/>
+          <w:p>
+            <w:pPr>
+              <w:pStyle w:val="Compact"/>
+              <w:jc w:val="right"/>
+            </w:pPr>
+            <w:r>
+              <w:t xml:space="preserve">0.922</w:t>
+            </w:r>
+          </w:p>
+        </w:tc>
+        <w:tc>
+          <w:tcPr/>
+          <w:p>
+            <w:pPr>
+              <w:pStyle w:val="Compact"/>
+              <w:jc w:val="right"/>
+            </w:pPr>
+            <w:r>
+              <w:t xml:space="preserve">731</w:t>
+            </w:r>
+          </w:p>
+        </w:tc>
+        <w:tc>
+          <w:tcPr/>
+          <w:p>
+            <w:pPr>
+              <w:pStyle w:val="Compact"/>
+              <w:jc w:val="right"/>
+            </w:pPr>
+            <w:r>
+              <w:t xml:space="preserve">429</w:t>
+            </w:r>
+          </w:p>
+        </w:tc>
+      </w:tr>
+      <w:tr>
+        <w:tc>
+          <w:tcPr/>
+          <w:p>
+            <w:pPr>
+              <w:pStyle w:val="Compact"/>
+              <w:jc w:val="left"/>
+            </w:pPr>
+            <w:r>
+              <w:t xml:space="preserve">Primary (binary RUCA, imputed)</w:t>
+            </w:r>
+          </w:p>
+        </w:tc>
+        <w:tc>
+          <w:tcPr/>
+          <w:p>
+            <w:pPr>
+              <w:pStyle w:val="Compact"/>
+              <w:jc w:val="left"/>
+            </w:pPr>
+            <w:r>
+              <w:t xml:space="preserve">Timeliness (IRR)</w:t>
+            </w:r>
+          </w:p>
+        </w:tc>
+        <w:tc>
+          <w:tcPr/>
+          <w:p>
+            <w:pPr>
+              <w:pStyle w:val="Compact"/>
+              <w:jc w:val="left"/>
+            </w:pPr>
+            <w:r>
+              <w:t xml:space="preserve">Laryngology</w:t>
+            </w:r>
+          </w:p>
+        </w:tc>
+        <w:tc>
+          <w:tcPr/>
+          <w:p>
+            <w:pPr>
+              <w:pStyle w:val="Compact"/>
+              <w:jc w:val="right"/>
+            </w:pPr>
+            <w:r>
+              <w:t xml:space="preserve">2.25</w:t>
+            </w:r>
+          </w:p>
+        </w:tc>
+        <w:tc>
+          <w:tcPr/>
+          <w:p>
+            <w:pPr>
+              <w:pStyle w:val="Compact"/>
+              <w:jc w:val="left"/>
+            </w:pPr>
+            <w:r>
+              <w:t xml:space="preserve">1.14-4.47</w:t>
+            </w:r>
+          </w:p>
+        </w:tc>
+        <w:tc>
+          <w:tcPr/>
+          <w:p>
+            <w:pPr>
+              <w:pStyle w:val="Compact"/>
+              <w:jc w:val="right"/>
+            </w:pPr>
+            <w:r>
+              <w:t xml:space="preserve">0.020</w:t>
+            </w:r>
+          </w:p>
+        </w:tc>
+        <w:tc>
+          <w:tcPr/>
+          <w:p>
+            <w:pPr>
+              <w:pStyle w:val="Compact"/>
+              <w:jc w:val="right"/>
+            </w:pPr>
+            <w:r>
+              <w:t xml:space="preserve">731</w:t>
+            </w:r>
+          </w:p>
+        </w:tc>
+        <w:tc>
+          <w:tcPr/>
+          <w:p>
+            <w:pPr>
+              <w:pStyle w:val="Compact"/>
+              <w:jc w:val="right"/>
+            </w:pPr>
+            <w:r>
+              <w:t xml:space="preserve">429</w:t>
+            </w:r>
+          </w:p>
+        </w:tc>
+      </w:tr>
+      <w:tr>
+        <w:tc>
+          <w:tcPr/>
+          <w:p>
+            <w:pPr>
+              <w:pStyle w:val="Compact"/>
+              <w:jc w:val="left"/>
+            </w:pPr>
+            <w:r>
+              <w:t xml:space="preserve">Primary (binary RUCA, imputed)</w:t>
+            </w:r>
+          </w:p>
+        </w:tc>
+        <w:tc>
+          <w:tcPr/>
+          <w:p>
+            <w:pPr>
+              <w:pStyle w:val="Compact"/>
+              <w:jc w:val="left"/>
+            </w:pPr>
+            <w:r>
+              <w:t xml:space="preserve">Timeliness (IRR)</w:t>
+            </w:r>
+          </w:p>
+        </w:tc>
+        <w:tc>
+          <w:tcPr/>
+          <w:p>
+            <w:pPr>
+              <w:pStyle w:val="Compact"/>
+              <w:jc w:val="left"/>
+            </w:pPr>
+            <w:r>
+              <w:t xml:space="preserve">Pediatric otolaryngology</w:t>
+            </w:r>
+          </w:p>
+        </w:tc>
+        <w:tc>
+          <w:tcPr/>
+          <w:p>
+            <w:pPr>
+              <w:pStyle w:val="Compact"/>
+              <w:jc w:val="right"/>
+            </w:pPr>
+            <w:r>
+              <w:t xml:space="preserve">1.63</w:t>
+            </w:r>
+          </w:p>
+        </w:tc>
+        <w:tc>
+          <w:tcPr/>
+          <w:p>
+            <w:pPr>
+              <w:pStyle w:val="Compact"/>
+              <w:jc w:val="left"/>
+            </w:pPr>
+            <w:r>
+              <w:t xml:space="preserve">1.11-2.40</w:t>
+            </w:r>
+          </w:p>
+        </w:tc>
+        <w:tc>
+          <w:tcPr/>
+          <w:p>
+            <w:pPr>
+              <w:pStyle w:val="Compact"/>
+              <w:jc w:val="right"/>
+            </w:pPr>
+            <w:r>
+              <w:t xml:space="preserve">0.013</w:t>
+            </w:r>
+          </w:p>
+        </w:tc>
+        <w:tc>
+          <w:tcPr/>
+          <w:p>
+            <w:pPr>
+              <w:pStyle w:val="Compact"/>
+              <w:jc w:val="right"/>
+            </w:pPr>
+            <w:r>
+              <w:t xml:space="preserve">731</w:t>
+            </w:r>
+          </w:p>
+        </w:tc>
+        <w:tc>
+          <w:tcPr/>
+          <w:p>
+            <w:pPr>
+              <w:pStyle w:val="Compact"/>
+              <w:jc w:val="right"/>
+            </w:pPr>
+            <w:r>
+              <w:t xml:space="preserve">429</w:t>
+            </w:r>
+          </w:p>
+        </w:tc>
+      </w:tr>
+      <w:tr>
+        <w:tc>
+          <w:tcPr/>
+          <w:p>
+            <w:pPr>
+              <w:pStyle w:val="Compact"/>
+              <w:jc w:val="left"/>
+            </w:pPr>
+            <w:r>
+              <w:t xml:space="preserve">Primary (binary RUCA, imputed)</w:t>
+            </w:r>
+          </w:p>
+        </w:tc>
+        <w:tc>
+          <w:tcPr/>
+          <w:p>
+            <w:pPr>
+              <w:pStyle w:val="Compact"/>
+              <w:jc w:val="left"/>
+            </w:pPr>
+            <w:r>
+              <w:t xml:space="preserve">Timeliness (IRR)</w:t>
+            </w:r>
+          </w:p>
+        </w:tc>
+        <w:tc>
+          <w:tcPr/>
+          <w:p>
+            <w:pPr>
+              <w:pStyle w:val="Compact"/>
+              <w:jc w:val="left"/>
+            </w:pPr>
+            <w:r>
+              <w:t xml:space="preserve">Rural (vs urban)</w:t>
+            </w:r>
+          </w:p>
+        </w:tc>
+        <w:tc>
+          <w:tcPr/>
+          <w:p>
+            <w:pPr>
+              <w:pStyle w:val="Compact"/>
+              <w:jc w:val="right"/>
+            </w:pPr>
+            <w:r>
+              <w:t xml:space="preserve">1.17</w:t>
+            </w:r>
+          </w:p>
+        </w:tc>
+        <w:tc>
+          <w:tcPr/>
+          <w:p>
+            <w:pPr>
+              <w:pStyle w:val="Compact"/>
+              <w:jc w:val="left"/>
+            </w:pPr>
+            <w:r>
+              <w:t xml:space="preserve">0.90-1.51</w:t>
+            </w:r>
+          </w:p>
+        </w:tc>
+        <w:tc>
+          <w:tcPr/>
+          <w:p>
+            <w:pPr>
+              <w:pStyle w:val="Compact"/>
+              <w:jc w:val="right"/>
+            </w:pPr>
+            <w:r>
+              <w:t xml:space="preserve">0.242</w:t>
+            </w:r>
+          </w:p>
+        </w:tc>
+        <w:tc>
+          <w:tcPr/>
+          <w:p>
+            <w:pPr>
+              <w:pStyle w:val="Compact"/>
+              <w:jc w:val="right"/>
+            </w:pPr>
+            <w:r>
+              <w:t xml:space="preserve">731</w:t>
+            </w:r>
+          </w:p>
+        </w:tc>
+        <w:tc>
+          <w:tcPr/>
+          <w:p>
+            <w:pPr>
+              <w:pStyle w:val="Compact"/>
+              <w:jc w:val="right"/>
+            </w:pPr>
+            <w:r>
+              <w:t xml:space="preserve">429</w:t>
+            </w:r>
+          </w:p>
+        </w:tc>
+      </w:tr>
+      <w:tr>
+        <w:tc>
+          <w:tcPr/>
+          <w:p>
+            <w:pPr>
+              <w:pStyle w:val="Compact"/>
+              <w:jc w:val="left"/>
+            </w:pPr>
+            <w:r>
+              <w:t xml:space="preserve">S-A: 3-level RUCA</w:t>
+            </w:r>
+          </w:p>
+        </w:tc>
+        <w:tc>
+          <w:tcPr/>
+          <w:p>
+            <w:pPr>
+              <w:pStyle w:val="Compact"/>
+              <w:jc w:val="left"/>
+            </w:pPr>
+            <w:r>
+              <w:t xml:space="preserve">Access (OR)</w:t>
+            </w:r>
+          </w:p>
+        </w:tc>
+        <w:tc>
+          <w:tcPr/>
+          <w:p>
+            <w:pPr>
+              <w:pStyle w:val="Compact"/>
+              <w:jc w:val="left"/>
+            </w:pPr>
+            <w:r>
+              <w:t xml:space="preserve">Laryngology</w:t>
+            </w:r>
+          </w:p>
+        </w:tc>
+        <w:tc>
+          <w:tcPr/>
+          <w:p>
+            <w:pPr>
+              <w:pStyle w:val="Compact"/>
+              <w:jc w:val="right"/>
+            </w:pPr>
+            <w:r>
+              <w:t xml:space="preserve">1.74</w:t>
+            </w:r>
+          </w:p>
+        </w:tc>
+        <w:tc>
+          <w:tcPr/>
+          <w:p>
+            <w:pPr>
+              <w:pStyle w:val="Compact"/>
+              <w:jc w:val="left"/>
+            </w:pPr>
+            <w:r>
+              <w:t xml:space="preserve">0.50-6.08</w:t>
+            </w:r>
+          </w:p>
+        </w:tc>
+        <w:tc>
+          <w:tcPr/>
+          <w:p>
+            <w:pPr>
+              <w:pStyle w:val="Compact"/>
+              <w:jc w:val="right"/>
+            </w:pPr>
+            <w:r>
+              <w:t xml:space="preserve">0.385</w:t>
+            </w:r>
+          </w:p>
+        </w:tc>
+        <w:tc>
+          <w:tcPr/>
+          <w:p>
+            <w:pPr>
+              <w:pStyle w:val="Compact"/>
+              <w:jc w:val="right"/>
+            </w:pPr>
+            <w:r>
+              <w:t xml:space="preserve">731</w:t>
+            </w:r>
+          </w:p>
+        </w:tc>
+        <w:tc>
+          <w:tcPr/>
+          <w:p>
+            <w:pPr>
+              <w:pStyle w:val="Compact"/>
+              <w:jc w:val="right"/>
+            </w:pPr>
+            <w:r>
+              <w:t xml:space="preserve">429</w:t>
+            </w:r>
+          </w:p>
+        </w:tc>
+      </w:tr>
+      <w:tr>
+        <w:tc>
+          <w:tcPr/>
+          <w:p>
+            <w:pPr>
+              <w:pStyle w:val="Compact"/>
+              <w:jc w:val="left"/>
+            </w:pPr>
+            <w:r>
+              <w:t xml:space="preserve">S-A: 3-level RUCA</w:t>
+            </w:r>
+          </w:p>
+        </w:tc>
+        <w:tc>
+          <w:tcPr/>
+          <w:p>
+            <w:pPr>
+              <w:pStyle w:val="Compact"/>
+              <w:jc w:val="left"/>
+            </w:pPr>
+            <w:r>
+              <w:t xml:space="preserve">Access (OR)</w:t>
+            </w:r>
+          </w:p>
+        </w:tc>
+        <w:tc>
+          <w:tcPr/>
+          <w:p>
+            <w:pPr>
+              <w:pStyle w:val="Compact"/>
+              <w:jc w:val="left"/>
+            </w:pPr>
+            <w:r>
+              <w:t xml:space="preserve">Pediatric otolaryngology</w:t>
+            </w:r>
+          </w:p>
+        </w:tc>
+        <w:tc>
+          <w:tcPr/>
+          <w:p>
+            <w:pPr>
+              <w:pStyle w:val="Compact"/>
+              <w:jc w:val="right"/>
+            </w:pPr>
+            <w:r>
+              <w:t xml:space="preserve">2.26</w:t>
+            </w:r>
+          </w:p>
+        </w:tc>
+        <w:tc>
+          <w:tcPr/>
+          <w:p>
+            <w:pPr>
+              <w:pStyle w:val="Compact"/>
+              <w:jc w:val="left"/>
+            </w:pPr>
+            <w:r>
+              <w:t xml:space="preserve">1.08-4.75</w:t>
+            </w:r>
+          </w:p>
+        </w:tc>
+        <w:tc>
+          <w:tcPr/>
+          <w:p>
+            <w:pPr>
+              <w:pStyle w:val="Compact"/>
+              <w:jc w:val="right"/>
+            </w:pPr>
+            <w:r>
+              <w:t xml:space="preserve">0.031</w:t>
+            </w:r>
+          </w:p>
+        </w:tc>
+        <w:tc>
+          <w:tcPr/>
+          <w:p>
+            <w:pPr>
+              <w:pStyle w:val="Compact"/>
+              <w:jc w:val="right"/>
+            </w:pPr>
+            <w:r>
+              <w:t xml:space="preserve">731</w:t>
+            </w:r>
+          </w:p>
+        </w:tc>
+        <w:tc>
+          <w:tcPr/>
+          <w:p>
+            <w:pPr>
+              <w:pStyle w:val="Compact"/>
+              <w:jc w:val="right"/>
+            </w:pPr>
+            <w:r>
+              <w:t xml:space="preserve">429</w:t>
+            </w:r>
+          </w:p>
+        </w:tc>
+      </w:tr>
+      <w:tr>
+        <w:tc>
+          <w:tcPr/>
+          <w:p>
+            <w:pPr>
+              <w:pStyle w:val="Compact"/>
+              <w:jc w:val="left"/>
+            </w:pPr>
+            <w:r>
+              <w:t xml:space="preserve">S-A: 3-level RUCA</w:t>
+            </w:r>
+          </w:p>
+        </w:tc>
+        <w:tc>
+          <w:tcPr/>
+          <w:p>
+            <w:pPr>
+              <w:pStyle w:val="Compact"/>
+              <w:jc w:val="left"/>
+            </w:pPr>
+            <w:r>
+              <w:t xml:space="preserve">Access (OR)</w:t>
+            </w:r>
+          </w:p>
+        </w:tc>
+        <w:tc>
+          <w:tcPr/>
+          <w:p>
+            <w:pPr>
+              <w:pStyle w:val="Compact"/>
+              <w:jc w:val="left"/>
+            </w:pPr>
+            <w:r>
+              <w:t xml:space="preserve">Suburban, RUCA 4-6 (vs urban)</w:t>
+            </w:r>
+          </w:p>
+        </w:tc>
+        <w:tc>
+          <w:tcPr/>
+          <w:p>
+            <w:pPr>
+              <w:pStyle w:val="Compact"/>
+              <w:jc w:val="right"/>
+            </w:pPr>
+            <w:r>
+              <w:t xml:space="preserve">1.03</w:t>
+            </w:r>
+          </w:p>
+        </w:tc>
+        <w:tc>
+          <w:tcPr/>
+          <w:p>
+            <w:pPr>
+              <w:pStyle w:val="Compact"/>
+              <w:jc w:val="left"/>
+            </w:pPr>
+            <w:r>
+              <w:t xml:space="preserve">0.71-1.50</w:t>
+            </w:r>
+          </w:p>
+        </w:tc>
+        <w:tc>
+          <w:tcPr/>
+          <w:p>
+            <w:pPr>
+              <w:pStyle w:val="Compact"/>
+              <w:jc w:val="right"/>
+            </w:pPr>
+            <w:r>
+              <w:t xml:space="preserve">0.857</w:t>
+            </w:r>
+          </w:p>
+        </w:tc>
+        <w:tc>
+          <w:tcPr/>
+          <w:p>
+            <w:pPr>
+              <w:pStyle w:val="Compact"/>
+              <w:jc w:val="right"/>
+            </w:pPr>
+            <w:r>
+              <w:t xml:space="preserve">731</w:t>
+            </w:r>
+          </w:p>
+        </w:tc>
+        <w:tc>
+          <w:tcPr/>
+          <w:p>
+            <w:pPr>
+              <w:pStyle w:val="Compact"/>
+              <w:jc w:val="right"/>
+            </w:pPr>
+            <w:r>
+              <w:t xml:space="preserve">429</w:t>
+            </w:r>
+          </w:p>
+        </w:tc>
+      </w:tr>
+      <w:tr>
+        <w:tc>
+          <w:tcPr/>
+          <w:p>
+            <w:pPr>
+              <w:pStyle w:val="Compact"/>
+              <w:jc w:val="left"/>
+            </w:pPr>
+            <w:r>
+              <w:t xml:space="preserve">S-A: 3-level RUCA</w:t>
+            </w:r>
+          </w:p>
+        </w:tc>
+        <w:tc>
+          <w:tcPr/>
+          <w:p>
+            <w:pPr>
+              <w:pStyle w:val="Compact"/>
+              <w:jc w:val="left"/>
+            </w:pPr>
+            <w:r>
+              <w:t xml:space="preserve">Access (OR)</w:t>
+            </w:r>
+          </w:p>
+        </w:tc>
+        <w:tc>
+          <w:tcPr/>
+          <w:p>
+            <w:pPr>
+              <w:pStyle w:val="Compact"/>
+              <w:jc w:val="left"/>
+            </w:pPr>
+            <w:r>
+              <w:t xml:space="preserve">Rural, RUCA 7-10 (vs urban)</w:t>
+            </w:r>
+          </w:p>
+        </w:tc>
+        <w:tc>
+          <w:tcPr/>
+          <w:p>
+            <w:pPr>
+              <w:pStyle w:val="Compact"/>
+              <w:jc w:val="right"/>
+            </w:pPr>
+            <w:r>
+              <w:t xml:space="preserve">0.93</w:t>
+            </w:r>
+          </w:p>
+        </w:tc>
+        <w:tc>
+          <w:tcPr/>
+          <w:p>
+            <w:pPr>
+              <w:pStyle w:val="Compact"/>
+              <w:jc w:val="left"/>
+            </w:pPr>
+            <w:r>
+              <w:t xml:space="preserve">0.49-1.75</w:t>
+            </w:r>
+          </w:p>
+        </w:tc>
+        <w:tc>
+          <w:tcPr/>
+          <w:p>
+            <w:pPr>
+              <w:pStyle w:val="Compact"/>
+              <w:jc w:val="right"/>
+            </w:pPr>
+            <w:r>
+              <w:t xml:space="preserve">0.823</w:t>
+            </w:r>
+          </w:p>
+        </w:tc>
+        <w:tc>
+          <w:tcPr/>
+          <w:p>
+            <w:pPr>
+              <w:pStyle w:val="Compact"/>
+              <w:jc w:val="right"/>
+            </w:pPr>
+            <w:r>
+              <w:t xml:space="preserve">731</w:t>
+            </w:r>
+          </w:p>
+        </w:tc>
+        <w:tc>
+          <w:tcPr/>
+          <w:p>
+            <w:pPr>
+              <w:pStyle w:val="Compact"/>
+              <w:jc w:val="right"/>
+            </w:pPr>
+            <w:r>
+              <w:t xml:space="preserve">429</w:t>
+            </w:r>
+          </w:p>
+        </w:tc>
+      </w:tr>
+      <w:tr>
+        <w:tc>
+          <w:tcPr/>
+          <w:p>
+            <w:pPr>
+              <w:pStyle w:val="Compact"/>
+              <w:jc w:val="left"/>
+            </w:pPr>
+            <w:r>
+              <w:t xml:space="preserve">S-A: 3-level RUCA</w:t>
+            </w:r>
+          </w:p>
+        </w:tc>
+        <w:tc>
+          <w:tcPr/>
+          <w:p>
+            <w:pPr>
+              <w:pStyle w:val="Compact"/>
+              <w:jc w:val="left"/>
+            </w:pPr>
+            <w:r>
+              <w:t xml:space="preserve">Timeliness (IRR)</w:t>
+            </w:r>
+          </w:p>
+        </w:tc>
+        <w:tc>
+          <w:tcPr/>
+          <w:p>
+            <w:pPr>
+              <w:pStyle w:val="Compact"/>
+              <w:jc w:val="left"/>
+            </w:pPr>
+            <w:r>
+              <w:t xml:space="preserve">Laryngology</w:t>
+            </w:r>
+          </w:p>
+        </w:tc>
+        <w:tc>
+          <w:tcPr/>
+          <w:p>
+            <w:pPr>
+              <w:pStyle w:val="Compact"/>
+              <w:jc w:val="right"/>
+            </w:pPr>
+            <w:r>
+              <w:t xml:space="preserve">2.25</w:t>
+            </w:r>
+          </w:p>
+        </w:tc>
+        <w:tc>
+          <w:tcPr/>
+          <w:p>
+            <w:pPr>
+              <w:pStyle w:val="Compact"/>
+              <w:jc w:val="left"/>
+            </w:pPr>
+            <w:r>
+              <w:t xml:space="preserve">1.13-4.46</w:t>
+            </w:r>
+          </w:p>
+        </w:tc>
+        <w:tc>
+          <w:tcPr/>
+          <w:p>
+            <w:pPr>
+              <w:pStyle w:val="Compact"/>
+              <w:jc w:val="right"/>
+            </w:pPr>
+            <w:r>
+              <w:t xml:space="preserve">0.021</w:t>
+            </w:r>
+          </w:p>
+        </w:tc>
+        <w:tc>
+          <w:tcPr/>
+          <w:p>
+            <w:pPr>
+              <w:pStyle w:val="Compact"/>
+              <w:jc w:val="right"/>
+            </w:pPr>
+            <w:r>
+              <w:t xml:space="preserve">731</w:t>
+            </w:r>
+          </w:p>
+        </w:tc>
+        <w:tc>
+          <w:tcPr/>
+          <w:p>
+            <w:pPr>
+              <w:pStyle w:val="Compact"/>
+              <w:jc w:val="right"/>
+            </w:pPr>
+            <w:r>
+              <w:t xml:space="preserve">429</w:t>
+            </w:r>
+          </w:p>
+        </w:tc>
+      </w:tr>
+      <w:tr>
+        <w:tc>
+          <w:tcPr/>
+          <w:p>
+            <w:pPr>
+              <w:pStyle w:val="Compact"/>
+              <w:jc w:val="left"/>
+            </w:pPr>
+            <w:r>
+              <w:t xml:space="preserve">S-A: 3-level RUCA</w:t>
+            </w:r>
+          </w:p>
+        </w:tc>
+        <w:tc>
+          <w:tcPr/>
+          <w:p>
+            <w:pPr>
+              <w:pStyle w:val="Compact"/>
+              <w:jc w:val="left"/>
+            </w:pPr>
+            <w:r>
+              <w:t xml:space="preserve">Timeliness (IRR)</w:t>
+            </w:r>
+          </w:p>
+        </w:tc>
+        <w:tc>
+          <w:tcPr/>
+          <w:p>
+            <w:pPr>
+              <w:pStyle w:val="Compact"/>
+              <w:jc w:val="left"/>
+            </w:pPr>
+            <w:r>
+              <w:t xml:space="preserve">Pediatric otolaryngology</w:t>
+            </w:r>
+          </w:p>
+        </w:tc>
+        <w:tc>
+          <w:tcPr/>
+          <w:p>
+            <w:pPr>
+              <w:pStyle w:val="Compact"/>
+              <w:jc w:val="right"/>
+            </w:pPr>
+            <w:r>
+              <w:t xml:space="preserve">1.64</w:t>
+            </w:r>
+          </w:p>
+        </w:tc>
+        <w:tc>
+          <w:tcPr/>
+          <w:p>
+            <w:pPr>
+              <w:pStyle w:val="Compact"/>
+              <w:jc w:val="left"/>
+            </w:pPr>
+            <w:r>
+              <w:t xml:space="preserve">1.11-2.41</w:t>
+            </w:r>
+          </w:p>
+        </w:tc>
+        <w:tc>
+          <w:tcPr/>
+          <w:p>
+            <w:pPr>
+              <w:pStyle w:val="Compact"/>
+              <w:jc w:val="right"/>
+            </w:pPr>
+            <w:r>
+              <w:t xml:space="preserve">0.012</w:t>
+            </w:r>
+          </w:p>
+        </w:tc>
+        <w:tc>
+          <w:tcPr/>
+          <w:p>
+            <w:pPr>
+              <w:pStyle w:val="Compact"/>
+              <w:jc w:val="right"/>
+            </w:pPr>
+            <w:r>
+              <w:t xml:space="preserve">731</w:t>
+            </w:r>
+          </w:p>
+        </w:tc>
+        <w:tc>
+          <w:tcPr/>
+          <w:p>
+            <w:pPr>
+              <w:pStyle w:val="Compact"/>
+              <w:jc w:val="right"/>
+            </w:pPr>
+            <w:r>
+              <w:t xml:space="preserve">429</w:t>
+            </w:r>
+          </w:p>
+        </w:tc>
+      </w:tr>
+      <w:tr>
+        <w:tc>
+          <w:tcPr/>
+          <w:p>
+            <w:pPr>
+              <w:pStyle w:val="Compact"/>
+              <w:jc w:val="left"/>
+            </w:pPr>
+            <w:r>
+              <w:t xml:space="preserve">S-A: 3-level RUCA</w:t>
+            </w:r>
+          </w:p>
+        </w:tc>
+        <w:tc>
+          <w:tcPr/>
+          <w:p>
+            <w:pPr>
+              <w:pStyle w:val="Compact"/>
+              <w:jc w:val="left"/>
+            </w:pPr>
+            <w:r>
+              <w:t xml:space="preserve">Timeliness (IRR)</w:t>
+            </w:r>
+          </w:p>
+        </w:tc>
+        <w:tc>
+          <w:tcPr/>
+          <w:p>
+            <w:pPr>
+              <w:pStyle w:val="Compact"/>
+              <w:jc w:val="left"/>
+            </w:pPr>
+            <w:r>
+              <w:t xml:space="preserve">Suburban, RUCA 4-6 (vs urban)</w:t>
+            </w:r>
+          </w:p>
+        </w:tc>
+        <w:tc>
+          <w:tcPr/>
+          <w:p>
+            <w:pPr>
+              <w:pStyle w:val="Compact"/>
+              <w:jc w:val="right"/>
+            </w:pPr>
+            <w:r>
+              <w:t xml:space="preserve">1.15</w:t>
+            </w:r>
+          </w:p>
+        </w:tc>
+        <w:tc>
+          <w:tcPr/>
+          <w:p>
+            <w:pPr>
+              <w:pStyle w:val="Compact"/>
+              <w:jc w:val="left"/>
+            </w:pPr>
+            <w:r>
+              <w:t xml:space="preserve">0.88-1.49</w:t>
+            </w:r>
+          </w:p>
+        </w:tc>
+        <w:tc>
+          <w:tcPr/>
+          <w:p>
+            <w:pPr>
+              <w:pStyle w:val="Compact"/>
+              <w:jc w:val="right"/>
+            </w:pPr>
+            <w:r>
+              <w:t xml:space="preserve">0.317</w:t>
+            </w:r>
+          </w:p>
+        </w:tc>
+        <w:tc>
+          <w:tcPr/>
+          <w:p>
+            <w:pPr>
+              <w:pStyle w:val="Compact"/>
+              <w:jc w:val="right"/>
+            </w:pPr>
+            <w:r>
+              <w:t xml:space="preserve">731</w:t>
+            </w:r>
+          </w:p>
+        </w:tc>
+        <w:tc>
+          <w:tcPr/>
+          <w:p>
+            <w:pPr>
+              <w:pStyle w:val="Compact"/>
+              <w:jc w:val="right"/>
+            </w:pPr>
+            <w:r>
+              <w:t xml:space="preserve">429</w:t>
+            </w:r>
+          </w:p>
+        </w:tc>
+      </w:tr>
+      <w:tr>
+        <w:tc>
+          <w:tcPr/>
+          <w:p>
+            <w:pPr>
+              <w:pStyle w:val="Compact"/>
+              <w:jc w:val="left"/>
+            </w:pPr>
+            <w:r>
+              <w:t xml:space="preserve">S-A: 3-level RUCA</w:t>
+            </w:r>
+          </w:p>
+        </w:tc>
+        <w:tc>
+          <w:tcPr/>
+          <w:p>
+            <w:pPr>
+              <w:pStyle w:val="Compact"/>
+              <w:jc w:val="left"/>
+            </w:pPr>
+            <w:r>
+              <w:t xml:space="preserve">Timeliness (IRR)</w:t>
+            </w:r>
+          </w:p>
+        </w:tc>
+        <w:tc>
+          <w:tcPr/>
+          <w:p>
+            <w:pPr>
+              <w:pStyle w:val="Compact"/>
+              <w:jc w:val="left"/>
+            </w:pPr>
+            <w:r>
+              <w:t xml:space="preserve">Rural, RUCA 7-10 (vs urban)</w:t>
+            </w:r>
+          </w:p>
+        </w:tc>
+        <w:tc>
+          <w:tcPr/>
+          <w:p>
+            <w:pPr>
+              <w:pStyle w:val="Compact"/>
+              <w:jc w:val="right"/>
+            </w:pPr>
+            <w:r>
+              <w:t xml:space="preserve">1.29</w:t>
+            </w:r>
+          </w:p>
+        </w:tc>
+        <w:tc>
+          <w:tcPr/>
+          <w:p>
+            <w:pPr>
+              <w:pStyle w:val="Compact"/>
+              <w:jc w:val="left"/>
+            </w:pPr>
+            <w:r>
+              <w:t xml:space="preserve">0.83-2.02</w:t>
+            </w:r>
+          </w:p>
+        </w:tc>
+        <w:tc>
+          <w:tcPr/>
+          <w:p>
+            <w:pPr>
+              <w:pStyle w:val="Compact"/>
+              <w:jc w:val="right"/>
+            </w:pPr>
+            <w:r>
+              <w:t xml:space="preserve">0.261</w:t>
+            </w:r>
+          </w:p>
+        </w:tc>
+        <w:tc>
+          <w:tcPr/>
+          <w:p>
+            <w:pPr>
+              <w:pStyle w:val="Compact"/>
+              <w:jc w:val="right"/>
+            </w:pPr>
+            <w:r>
+              <w:t xml:space="preserve">731</w:t>
+            </w:r>
+          </w:p>
+        </w:tc>
+        <w:tc>
+          <w:tcPr/>
+          <w:p>
+            <w:pPr>
+              <w:pStyle w:val="Compact"/>
+              <w:jc w:val="right"/>
+            </w:pPr>
+            <w:r>
+              <w:t xml:space="preserve">429</w:t>
+            </w:r>
+          </w:p>
+        </w:tc>
+      </w:tr>
+      <w:tr>
+        <w:tc>
+          <w:tcPr/>
+          <w:p>
+            <w:pPr>
+              <w:pStyle w:val="Compact"/>
+              <w:jc w:val="left"/>
+            </w:pPr>
+            <w:r>
+              <w:t xml:space="preserve">S-B: Complete-case</w:t>
+            </w:r>
+          </w:p>
+        </w:tc>
+        <w:tc>
+          <w:tcPr/>
+          <w:p>
+            <w:pPr>
+              <w:pStyle w:val="Compact"/>
+              <w:jc w:val="left"/>
+            </w:pPr>
+            <w:r>
+              <w:t xml:space="preserve">Access (OR)</w:t>
+            </w:r>
+          </w:p>
+        </w:tc>
+        <w:tc>
+          <w:tcPr/>
+          <w:p>
+            <w:pPr>
+              <w:pStyle w:val="Compact"/>
+              <w:jc w:val="left"/>
+            </w:pPr>
+            <w:r>
+              <w:t xml:space="preserve">Laryngology</w:t>
+            </w:r>
+          </w:p>
+        </w:tc>
+        <w:tc>
+          <w:tcPr/>
+          <w:p>
+            <w:pPr>
+              <w:pStyle w:val="Compact"/>
+              <w:jc w:val="right"/>
+            </w:pPr>
+            <w:r>
+              <w:t xml:space="preserve">1.53</w:t>
+            </w:r>
+          </w:p>
+        </w:tc>
+        <w:tc>
+          <w:tcPr/>
+          <w:p>
+            <w:pPr>
+              <w:pStyle w:val="Compact"/>
+              <w:jc w:val="left"/>
+            </w:pPr>
+            <w:r>
+              <w:t xml:space="preserve">0.42-5.52</w:t>
+            </w:r>
+          </w:p>
+        </w:tc>
+        <w:tc>
+          <w:tcPr/>
+          <w:p>
+            <w:pPr>
+              <w:pStyle w:val="Compact"/>
+              <w:jc w:val="right"/>
+            </w:pPr>
+            <w:r>
+              <w:t xml:space="preserve">0.517</w:t>
+            </w:r>
+          </w:p>
+        </w:tc>
+        <w:tc>
+          <w:tcPr/>
+          <w:p>
+            <w:pPr>
+              <w:pStyle w:val="Compact"/>
+              <w:jc w:val="right"/>
+            </w:pPr>
+            <w:r>
+              <w:t xml:space="preserve">701</w:t>
+            </w:r>
+          </w:p>
+        </w:tc>
+        <w:tc>
+          <w:tcPr/>
+          <w:p>
+            <w:pPr>
+              <w:pStyle w:val="Compact"/>
+              <w:jc w:val="right"/>
+            </w:pPr>
+            <w:r>
+              <w:t xml:space="preserve">412</w:t>
+            </w:r>
+          </w:p>
+        </w:tc>
+      </w:tr>
+      <w:tr>
+        <w:tc>
+          <w:tcPr/>
+          <w:p>
+            <w:pPr>
+              <w:pStyle w:val="Compact"/>
+              <w:jc w:val="left"/>
+            </w:pPr>
+            <w:r>
+              <w:t xml:space="preserve">S-B: Complete-case</w:t>
+            </w:r>
+          </w:p>
+        </w:tc>
+        <w:tc>
+          <w:tcPr/>
+          <w:p>
+            <w:pPr>
+              <w:pStyle w:val="Compact"/>
+              <w:jc w:val="left"/>
+            </w:pPr>
+            <w:r>
+              <w:t xml:space="preserve">Access (OR)</w:t>
+            </w:r>
+          </w:p>
+        </w:tc>
+        <w:tc>
+          <w:tcPr/>
+          <w:p>
+            <w:pPr>
+              <w:pStyle w:val="Compact"/>
+              <w:jc w:val="left"/>
+            </w:pPr>
+            <w:r>
+              <w:t xml:space="preserve">Pediatric otolaryngology</w:t>
+            </w:r>
+          </w:p>
+        </w:tc>
+        <w:tc>
+          <w:tcPr/>
+          <w:p>
+            <w:pPr>
+              <w:pStyle w:val="Compact"/>
+              <w:jc w:val="right"/>
+            </w:pPr>
+            <w:r>
+              <w:t xml:space="preserve">2.32</w:t>
+            </w:r>
+          </w:p>
+        </w:tc>
+        <w:tc>
+          <w:tcPr/>
+          <w:p>
+            <w:pPr>
+              <w:pStyle w:val="Compact"/>
+              <w:jc w:val="left"/>
+            </w:pPr>
+            <w:r>
+              <w:t xml:space="preserve">1.06-5.06</w:t>
+            </w:r>
+          </w:p>
+        </w:tc>
+        <w:tc>
+          <w:tcPr/>
+          <w:p>
+            <w:pPr>
+              <w:pStyle w:val="Compact"/>
+              <w:jc w:val="right"/>
+            </w:pPr>
+            <w:r>
+              <w:t xml:space="preserve">0.034</w:t>
+            </w:r>
+          </w:p>
+        </w:tc>
+        <w:tc>
+          <w:tcPr/>
+          <w:p>
+            <w:pPr>
+              <w:pStyle w:val="Compact"/>
+              <w:jc w:val="right"/>
+            </w:pPr>
+            <w:r>
+              <w:t xml:space="preserve">701</w:t>
+            </w:r>
+          </w:p>
+        </w:tc>
+        <w:tc>
+          <w:tcPr/>
+          <w:p>
+            <w:pPr>
+              <w:pStyle w:val="Compact"/>
+              <w:jc w:val="right"/>
+            </w:pPr>
+            <w:r>
+              <w:t xml:space="preserve">412</w:t>
+            </w:r>
+          </w:p>
+        </w:tc>
+      </w:tr>
+      <w:tr>
+        <w:tc>
+          <w:tcPr/>
+          <w:p>
+            <w:pPr>
+              <w:pStyle w:val="Compact"/>
+              <w:jc w:val="left"/>
+            </w:pPr>
+            <w:r>
+              <w:t xml:space="preserve">S-B: Complete-case</w:t>
+            </w:r>
+          </w:p>
+        </w:tc>
+        <w:tc>
+          <w:tcPr/>
+          <w:p>
+            <w:pPr>
+              <w:pStyle w:val="Compact"/>
+              <w:jc w:val="left"/>
+            </w:pPr>
+            <w:r>
+              <w:t xml:space="preserve">Access (OR)</w:t>
+            </w:r>
+          </w:p>
+        </w:tc>
+        <w:tc>
+          <w:tcPr/>
+          <w:p>
+            <w:pPr>
+              <w:pStyle w:val="Compact"/>
+              <w:jc w:val="left"/>
+            </w:pPr>
+            <w:r>
+              <w:t xml:space="preserve">Rural (vs urban)</w:t>
+            </w:r>
+          </w:p>
+        </w:tc>
+        <w:tc>
+          <w:tcPr/>
+          <w:p>
+            <w:pPr>
+              <w:pStyle w:val="Compact"/>
+              <w:jc w:val="right"/>
+            </w:pPr>
+            <w:r>
+              <w:t xml:space="preserve">1.00</w:t>
+            </w:r>
+          </w:p>
+        </w:tc>
+        <w:tc>
+          <w:tcPr/>
+          <w:p>
+            <w:pPr>
+              <w:pStyle w:val="Compact"/>
+              <w:jc w:val="left"/>
+            </w:pPr>
+            <w:r>
+              <w:t xml:space="preserve">0.69-1.45</w:t>
+            </w:r>
+          </w:p>
+        </w:tc>
+        <w:tc>
+          <w:tcPr/>
+          <w:p>
+            <w:pPr>
+              <w:pStyle w:val="Compact"/>
+              <w:jc w:val="right"/>
+            </w:pPr>
+            <w:r>
+              <w:t xml:space="preserve">1.000</w:t>
+            </w:r>
+          </w:p>
+        </w:tc>
+        <w:tc>
+          <w:tcPr/>
+          <w:p>
+            <w:pPr>
+              <w:pStyle w:val="Compact"/>
+              <w:jc w:val="right"/>
+            </w:pPr>
+            <w:r>
+              <w:t xml:space="preserve">701</w:t>
+            </w:r>
+          </w:p>
+        </w:tc>
+        <w:tc>
+          <w:tcPr/>
+          <w:p>
+            <w:pPr>
+              <w:pStyle w:val="Compact"/>
+              <w:jc w:val="right"/>
+            </w:pPr>
+            <w:r>
+              <w:t xml:space="preserve">412</w:t>
+            </w:r>
+          </w:p>
+        </w:tc>
+      </w:tr>
+      <w:tr>
+        <w:tc>
+          <w:tcPr/>
+          <w:p>
+            <w:pPr>
+              <w:pStyle w:val="Compact"/>
+              <w:jc w:val="left"/>
+            </w:pPr>
+            <w:r>
+              <w:t xml:space="preserve">S-B: Complete-case</w:t>
+            </w:r>
+          </w:p>
+        </w:tc>
+        <w:tc>
+          <w:tcPr/>
+          <w:p>
+            <w:pPr>
+              <w:pStyle w:val="Compact"/>
+              <w:jc w:val="left"/>
+            </w:pPr>
+            <w:r>
+              <w:t xml:space="preserve">Timeliness (IRR)</w:t>
+            </w:r>
+          </w:p>
+        </w:tc>
+        <w:tc>
+          <w:tcPr/>
+          <w:p>
+            <w:pPr>
+              <w:pStyle w:val="Compact"/>
+              <w:jc w:val="left"/>
+            </w:pPr>
+            <w:r>
+              <w:t xml:space="preserve">Laryngology</w:t>
+            </w:r>
+          </w:p>
+        </w:tc>
+        <w:tc>
+          <w:tcPr/>
+          <w:p>
+            <w:pPr>
+              <w:pStyle w:val="Compact"/>
+              <w:jc w:val="right"/>
+            </w:pPr>
+            <w:r>
+              <w:t xml:space="preserve">2.51</w:t>
+            </w:r>
+          </w:p>
+        </w:tc>
+        <w:tc>
+          <w:tcPr/>
+          <w:p>
+            <w:pPr>
+              <w:pStyle w:val="Compact"/>
+              <w:jc w:val="left"/>
+            </w:pPr>
+            <w:r>
+              <w:t xml:space="preserve">1.22-5.18</w:t>
+            </w:r>
+          </w:p>
+        </w:tc>
+        <w:tc>
+          <w:tcPr/>
+          <w:p>
+            <w:pPr>
+              <w:pStyle w:val="Compact"/>
+              <w:jc w:val="right"/>
+            </w:pPr>
+            <w:r>
+              <w:t xml:space="preserve">0.012</w:t>
+            </w:r>
+          </w:p>
+        </w:tc>
+        <w:tc>
+          <w:tcPr/>
+          <w:p>
+            <w:pPr>
+              <w:pStyle w:val="Compact"/>
+              <w:jc w:val="right"/>
+            </w:pPr>
+            <w:r>
+              <w:t xml:space="preserve">701</w:t>
+            </w:r>
+          </w:p>
+        </w:tc>
+        <w:tc>
+          <w:tcPr/>
+          <w:p>
+            <w:pPr>
+              <w:pStyle w:val="Compact"/>
+              <w:jc w:val="right"/>
+            </w:pPr>
+            <w:r>
+              <w:t xml:space="preserve">412</w:t>
+            </w:r>
+          </w:p>
+        </w:tc>
+      </w:tr>
+      <w:tr>
+        <w:tc>
+          <w:tcPr/>
+          <w:p>
+            <w:pPr>
+              <w:pStyle w:val="Compact"/>
+              <w:jc w:val="left"/>
+            </w:pPr>
+            <w:r>
+              <w:t xml:space="preserve">S-B: Complete-case</w:t>
+            </w:r>
+          </w:p>
+        </w:tc>
+        <w:tc>
+          <w:tcPr/>
+          <w:p>
+            <w:pPr>
+              <w:pStyle w:val="Compact"/>
+              <w:jc w:val="left"/>
+            </w:pPr>
+            <w:r>
+              <w:t xml:space="preserve">Timeliness (IRR)</w:t>
+            </w:r>
+          </w:p>
+        </w:tc>
+        <w:tc>
+          <w:tcPr/>
+          <w:p>
+            <w:pPr>
+              <w:pStyle w:val="Compact"/>
+              <w:jc w:val="left"/>
+            </w:pPr>
+            <w:r>
+              <w:t xml:space="preserve">Pediatric otolaryngology</w:t>
+            </w:r>
+          </w:p>
+        </w:tc>
+        <w:tc>
+          <w:tcPr/>
+          <w:p>
+            <w:pPr>
+              <w:pStyle w:val="Compact"/>
+              <w:jc w:val="right"/>
+            </w:pPr>
+            <w:r>
+              <w:t xml:space="preserve">1.52</w:t>
+            </w:r>
+          </w:p>
+        </w:tc>
+        <w:tc>
+          <w:tcPr/>
+          <w:p>
+            <w:pPr>
+              <w:pStyle w:val="Compact"/>
+              <w:jc w:val="left"/>
+            </w:pPr>
+            <w:r>
+              <w:t xml:space="preserve">1.02-2.28</w:t>
+            </w:r>
+          </w:p>
+        </w:tc>
+        <w:tc>
+          <w:tcPr/>
+          <w:p>
+            <w:pPr>
+              <w:pStyle w:val="Compact"/>
+              <w:jc w:val="right"/>
+            </w:pPr>
+            <w:r>
+              <w:t xml:space="preserve">0.040</w:t>
+            </w:r>
+          </w:p>
+        </w:tc>
+        <w:tc>
+          <w:tcPr/>
+          <w:p>
+            <w:pPr>
+              <w:pStyle w:val="Compact"/>
+              <w:jc w:val="right"/>
+            </w:pPr>
+            <w:r>
+              <w:t xml:space="preserve">701</w:t>
+            </w:r>
+          </w:p>
+        </w:tc>
+        <w:tc>
+          <w:tcPr/>
+          <w:p>
+            <w:pPr>
+              <w:pStyle w:val="Compact"/>
+              <w:jc w:val="right"/>
+            </w:pPr>
+            <w:r>
+              <w:t xml:space="preserve">412</w:t>
+            </w:r>
+          </w:p>
+        </w:tc>
+      </w:tr>
+      <w:tr>
+        <w:tc>
+          <w:tcPr/>
+          <w:p>
+            <w:pPr>
+              <w:pStyle w:val="Compact"/>
+              <w:jc w:val="left"/>
+            </w:pPr>
+            <w:r>
+              <w:t xml:space="preserve">S-B: Complete-case</w:t>
+            </w:r>
+          </w:p>
+        </w:tc>
+        <w:tc>
+          <w:tcPr/>
+          <w:p>
+            <w:pPr>
+              <w:pStyle w:val="Compact"/>
+              <w:jc w:val="left"/>
+            </w:pPr>
+            <w:r>
+              <w:t xml:space="preserve">Timeliness (IRR)</w:t>
+            </w:r>
+          </w:p>
+        </w:tc>
+        <w:tc>
+          <w:tcPr/>
+          <w:p>
+            <w:pPr>
+              <w:pStyle w:val="Compact"/>
+              <w:jc w:val="left"/>
+            </w:pPr>
+            <w:r>
+              <w:t xml:space="preserve">Rural (vs urban)</w:t>
+            </w:r>
+          </w:p>
+        </w:tc>
+        <w:tc>
+          <w:tcPr/>
+          <w:p>
+            <w:pPr>
+              <w:pStyle w:val="Compact"/>
+              <w:jc w:val="right"/>
+            </w:pPr>
+            <w:r>
+              <w:t xml:space="preserve">1.14</w:t>
+            </w:r>
+          </w:p>
+        </w:tc>
+        <w:tc>
+          <w:tcPr/>
+          <w:p>
+            <w:pPr>
+              <w:pStyle w:val="Compact"/>
+              <w:jc w:val="left"/>
+            </w:pPr>
+            <w:r>
+              <w:t xml:space="preserve">0.87-1.48</w:t>
+            </w:r>
+          </w:p>
+        </w:tc>
+        <w:tc>
+          <w:tcPr/>
+          <w:p>
+            <w:pPr>
+              <w:pStyle w:val="Compact"/>
+              <w:jc w:val="right"/>
+            </w:pPr>
+            <w:r>
+              <w:t xml:space="preserve">0.340</w:t>
+            </w:r>
+          </w:p>
+        </w:tc>
+        <w:tc>
+          <w:tcPr/>
+          <w:p>
+            <w:pPr>
+              <w:pStyle w:val="Compact"/>
+              <w:jc w:val="right"/>
+            </w:pPr>
+            <w:r>
+              <w:t xml:space="preserve">701</w:t>
+            </w:r>
+          </w:p>
+        </w:tc>
+        <w:tc>
+          <w:tcPr/>
+          <w:p>
+            <w:pPr>
+              <w:pStyle w:val="Compact"/>
+              <w:jc w:val="right"/>
+            </w:pPr>
+            <w:r>
+              <w:t xml:space="preserve">412</w:t>
+            </w:r>
+          </w:p>
+        </w:tc>
+      </w:tr>
+    </w:tbl>
     <w:bookmarkEnd w:id="45"/>
     <w:bookmarkStart w:id="64" w:name="supplementary-figures"/>
     <w:p>
@@ -21516,7 +23615,7 @@
           <w:b/>
           <w:bCs/>
         </w:rPr>
-        <w:t xml:space="preserve">Table S8. Subspecialty-matched chief complaints.</w:t>
+        <w:t xml:space="preserve">Table S9. Subspecialty-matched chief complaints.</w:t>
       </w:r>
     </w:p>
     <w:tbl>

--- a/manuscript_output/manuscript_mystery_caller.docx
+++ b/manuscript_output/manuscript_mystery_caller.docx
@@ -226,7 +226,7 @@
           <w:i/>
           <w:iCs/>
         </w:rPr>
-        <w:t xml:space="preserve">. Tables: 2 main, 9 supplementary. Figures: 2 main, 6 supplementary.</w:t>
+        <w:t xml:space="preserve">. Tables: 2 main, 10 supplementary. Figures: 2 main, 7 supplementary.</w:t>
       </w:r>
     </w:p>
     <w:bookmarkEnd w:id="20"/>
@@ -429,107 +429,24 @@
         <w:t xml:space="preserve"> </w:t>
       </w:r>
       <w:r>
-        <w:t xml:space="preserve">The University of Colorado Multiple Institutional Review Board (COMIRB 23-1303) deemed this study not human subjects research and did not require informed consent.</w:t>
-      </w:r>
-    </w:p>
-    <w:p>
-      <w:pPr>
-        <w:pStyle w:val="BodyText"/>
-      </w:pPr>
-      <w:r>
-        <w:t xml:space="preserve">Analyses were restricted to calls with a completed data-collection record and a determinable physician subspecialty. This study did not manipulate patient insurance; the exposures of interest were the requested subspecialty and the geographic context of the practice.</w:t>
-      </w:r>
-    </w:p>
-    <w:bookmarkEnd w:id="22"/>
-    <w:bookmarkStart w:id="23" w:name="outcomes"/>
-    <w:p>
-      <w:pPr>
-        <w:pStyle w:val="Heading3"/>
-      </w:pPr>
-      <w:r>
-        <w:t xml:space="preserve">Outcomes</w:t>
-      </w:r>
-    </w:p>
-    <w:p>
-      <w:pPr>
-        <w:pStyle w:val="FirstParagraph"/>
-      </w:pPr>
-      <w:r>
-        <w:t xml:space="preserve">Two outcomes were analyzed as a two-part (hurdle) process. The first,</w:t>
-      </w:r>
-      <w:r>
-        <w:t xml:space="preserve"> </w:t>
-      </w:r>
-      <w:r>
-        <w:rPr>
-          <w:i/>
-          <w:iCs/>
-        </w:rPr>
-        <w:t xml:space="preserve">access</w:t>
-      </w:r>
-      <w:r>
-        <w:t xml:space="preserve">, was whether the office offered a new-patient appointment with the sampled physician (binary). The second,</w:t>
-      </w:r>
-      <w:r>
-        <w:t xml:space="preserve"> </w:t>
-      </w:r>
-      <w:r>
-        <w:rPr>
-          <w:i/>
-          <w:iCs/>
-        </w:rPr>
-        <w:t xml:space="preserve">timeliness</w:t>
-      </w:r>
-      <w:r>
-        <w:t xml:space="preserve">, was the number of</w:t>
-      </w:r>
-      <w:r>
-        <w:t xml:space="preserve"> </w:t>
-      </w:r>
-      <w:r>
-        <w:rPr>
-          <w:b/>
-          <w:bCs/>
-        </w:rPr>
-        <w:t xml:space="preserve">business days</w:t>
-      </w:r>
-      <w:r>
-        <w:t xml:space="preserve"> </w:t>
-      </w:r>
-      <w:r>
-        <w:t xml:space="preserve">from the call to the next available appointment, counted excluding weekends and U.S. federal holidays, and defined only for calls in which an appointment was offered.</w:t>
-      </w:r>
-    </w:p>
-    <w:bookmarkEnd w:id="23"/>
-    <w:bookmarkStart w:id="24" w:name="geographic-covariates"/>
-    <w:p>
-      <w:pPr>
-        <w:pStyle w:val="Heading3"/>
-      </w:pPr>
-      <w:r>
-        <w:t xml:space="preserve">Geographic covariates</w:t>
-      </w:r>
-    </w:p>
-    <w:p>
-      <w:pPr>
-        <w:pStyle w:val="FirstParagraph"/>
-      </w:pPr>
-      <w:r>
-        <w:t xml:space="preserve">Each practice was linked to contextual covariates by practice ZIP code and state. County was assigned from a 2020 Census ZCTA-to-county crosswalk (dominant county by land area). Covariates comprised: county otolaryngologist supply per 100,000 population; the state Medicaid-to-Medicare fee index (Kaiser Family Foundation, 2024, all services)</w:t>
-      </w:r>
-      <w:hyperlink w:anchor="ref-kfffee">
+        <w:t xml:space="preserve">The University of Colorado Multiple Institutional Review Board (COMIRB 23-1303) deemed this study not human subjects research and did not require informed consent. Consistent with established simulated-patient practice, the covert design incorporated several safeguards: no protected health information was collected and no calls were recorded; each contact was a single brief call that booked no real appointment and imposed minimal burden on office staff; and identifying information about individual staff members was neither requested nor stored. Covert simulated calling was necessary because non-covert methods—for example, surveys of offices aware of being observed—would systematically bias access estimates through social desirability, the same rationale that underlies the design’s measurement validity</w:t>
+      </w:r>
+      <w:hyperlink w:anchor="ref-rankin2022">
         <w:r>
           <w:rPr>
             <w:rStyle w:val="Hyperlink"/>
             <w:vertAlign w:val="superscript"/>
           </w:rPr>
-          <w:t xml:space="preserve">5</w:t>
+          <w:t xml:space="preserve">4</w:t>
         </w:r>
       </w:hyperlink>
       <w:r>
-        <w:t xml:space="preserve">; the CDC/ATSDR Social Vulnerability Index (SVI, 2022, tract-level, population-weighted to the practice ZIP)</w:t>
-      </w:r>
-      <w:hyperlink w:anchor="ref-cdcsvi">
+        <w:rPr>
+          <w:vertAlign w:val="superscript"/>
+        </w:rPr>
+        <w:t xml:space="preserve">–</w:t>
+      </w:r>
+      <w:hyperlink w:anchor="ref-hodson2025">
         <w:r>
           <w:rPr>
             <w:rStyle w:val="Hyperlink"/>
@@ -539,67 +456,9 @@
         </w:r>
       </w:hyperlink>
       <w:r>
-        <w:t xml:space="preserve">; the county fraction of Medicare beneficiaries dual-eligible for Medicaid (CMS); metropolitan hospital-market concentration (Herfindahl–Hirschman Index [HHI], KFF 2024; available for metropolitan areas only); rurality, dichotomized from Rural–Urban Commuting Area (RUCA) codes as urban (RUCA 1–3) versus rural (RUCA 4–10); and the American Academy of Otolaryngology–Head and Neck Surgery (AAO-HNS) Board of Governors region.</w:t>
-      </w:r>
-    </w:p>
-    <w:bookmarkEnd w:id="24"/>
-    <w:bookmarkStart w:id="25" w:name="statistical-analysis"/>
-    <w:p>
-      <w:pPr>
-        <w:pStyle w:val="Heading3"/>
-      </w:pPr>
-      <w:r>
-        <w:t xml:space="preserve">Statistical analysis</w:t>
-      </w:r>
-    </w:p>
-    <w:p>
-      <w:pPr>
-        <w:pStyle w:val="FirstParagraph"/>
-      </w:pPr>
-      <w:r>
-        <w:t xml:space="preserve">Because business-day wait time is observed only when an appointment is offered, we modeled access and timeliness separately to avoid conditioning wait-time estimates on the offer.</w:t>
-      </w:r>
-      <w:r>
-        <w:t xml:space="preserve"> </w:t>
-      </w:r>
-      <w:r>
-        <w:rPr>
-          <w:i/>
-          <w:iCs/>
-        </w:rPr>
-        <w:t xml:space="preserve">Access</w:t>
-      </w:r>
-      <w:r>
-        <w:t xml:space="preserve"> </w:t>
-      </w:r>
-      <w:r>
-        <w:t xml:space="preserve">was modeled with a mixed-effects logistic regression over all analytic calls;</w:t>
-      </w:r>
-      <w:r>
-        <w:t xml:space="preserve"> </w:t>
-      </w:r>
-      <w:r>
-        <w:rPr>
-          <w:i/>
-          <w:iCs/>
-        </w:rPr>
-        <w:t xml:space="preserve">timeliness</w:t>
-      </w:r>
-      <w:r>
-        <w:t xml:space="preserve"> </w:t>
-      </w:r>
-      <w:r>
-        <w:t xml:space="preserve">with a mixed-effects negative binomial regression over the offered subset. The negative binomial distribution was selected over Poisson on the basis of substantial overdispersion (Pearson φ = 6.22). Both models included a random intercept for core-based statistical area (CBSA; county FIPS where CBSA was undefined) to account for within-market correlation, and adjusted for the requested subspecialty (reference: general otolaryngology), county ENT supply, Medicaid fee index, SVI, dual-eligible fraction, and rurality (reference: urban). The identity of the caller (research assistant) was included as a fixed nuisance term. Continuous covariates were standardized and, for the few missing values (&lt;3%), median-imputed.</w:t>
-      </w:r>
-    </w:p>
-    <w:p>
-      <w:pPr>
-        <w:pStyle w:val="BodyText"/>
-      </w:pPr>
-      <w:r>
-        <w:t xml:space="preserve">Effects are reported as odds ratios (access) and incidence rate ratios (timeliness) with 95% Wald confidence intervals. Pairwise differences between subspecialties were estimated with Tukey-adjusted estimated marginal means</w:t>
-      </w:r>
-      <w:hyperlink w:anchor="ref-emmeans">
+        <w:t xml:space="preserve">. Aggregate, market-level findings will be made available through specialty-society and state channels as a benefit to participating communities, in the spirit of the participant-feedback provisions used in prior covert simulated-patient studies</w:t>
+      </w:r>
+      <w:hyperlink w:anchor="ref-lungfiel2023">
         <w:r>
           <w:rPr>
             <w:rStyle w:val="Hyperlink"/>
@@ -609,9 +468,90 @@
         </w:r>
       </w:hyperlink>
       <w:r>
-        <w:t xml:space="preserve">. Effect modification of the geographic covariates by subspecialty was tested by likelihood-ratio tests. Market-level clustering was summarized by the intraclass correlation coefficient (ICC). Because the HHI is defined only in metropolitan areas, its association with timeliness was assessed in a sensitivity model restricted to the metropolitan subset. Two additional sensitivity analyses were performed: a three-level rurality specification (urban, RUCA 1–3; suburban, 4–6; rural, 7–10) in place of the binary contrast, and a complete-case refit that excluded records with any missing covariate rather than median-imputing them. Whether call incompleteness was related to the measured covariates was assessed with chi-square and Wilcoxon rank-sum tests. Analyses used R 4.4.2</w:t>
-      </w:r>
-      <w:hyperlink w:anchor="ref-rcoreteam">
+        <w:t xml:space="preserve">.</w:t>
+      </w:r>
+    </w:p>
+    <w:p>
+      <w:pPr>
+        <w:pStyle w:val="BodyText"/>
+      </w:pPr>
+      <w:r>
+        <w:t xml:space="preserve">Analyses were restricted to calls with a completed data-collection record and a determinable physician subspecialty. This study did not manipulate patient insurance; the exposures of interest were the requested subspecialty and the geographic context of the practice.</w:t>
+      </w:r>
+    </w:p>
+    <w:bookmarkEnd w:id="22"/>
+    <w:bookmarkStart w:id="23" w:name="outcomes"/>
+    <w:p>
+      <w:pPr>
+        <w:pStyle w:val="Heading3"/>
+      </w:pPr>
+      <w:r>
+        <w:t xml:space="preserve">Outcomes</w:t>
+      </w:r>
+    </w:p>
+    <w:p>
+      <w:pPr>
+        <w:pStyle w:val="FirstParagraph"/>
+      </w:pPr>
+      <w:r>
+        <w:t xml:space="preserve">Two outcomes were analyzed as a two-part (hurdle) process. The first,</w:t>
+      </w:r>
+      <w:r>
+        <w:t xml:space="preserve"> </w:t>
+      </w:r>
+      <w:r>
+        <w:rPr>
+          <w:i/>
+          <w:iCs/>
+        </w:rPr>
+        <w:t xml:space="preserve">access</w:t>
+      </w:r>
+      <w:r>
+        <w:t xml:space="preserve">, was whether the office offered a new-patient appointment with the sampled physician (binary). The second,</w:t>
+      </w:r>
+      <w:r>
+        <w:t xml:space="preserve"> </w:t>
+      </w:r>
+      <w:r>
+        <w:rPr>
+          <w:i/>
+          <w:iCs/>
+        </w:rPr>
+        <w:t xml:space="preserve">timeliness</w:t>
+      </w:r>
+      <w:r>
+        <w:t xml:space="preserve">, was the number of</w:t>
+      </w:r>
+      <w:r>
+        <w:t xml:space="preserve"> </w:t>
+      </w:r>
+      <w:r>
+        <w:rPr>
+          <w:b/>
+          <w:bCs/>
+        </w:rPr>
+        <w:t xml:space="preserve">business days</w:t>
+      </w:r>
+      <w:r>
+        <w:t xml:space="preserve"> </w:t>
+      </w:r>
+      <w:r>
+        <w:t xml:space="preserve">from the call to the next available appointment, counted excluding weekends and U.S. federal holidays, and defined only for calls in which an appointment was offered. We recorded the</w:t>
+      </w:r>
+      <w:r>
+        <w:t xml:space="preserve"> </w:t>
+      </w:r>
+      <w:r>
+        <w:rPr>
+          <w:i/>
+          <w:iCs/>
+        </w:rPr>
+        <w:t xml:space="preserve">first</w:t>
+      </w:r>
+      <w:r>
+        <w:t xml:space="preserve">-available appointment; prior simulated-patient work has shown that the more elaborate third-next-available metric adds little beyond first-available while reducing reliability</w:t>
+      </w:r>
+      <w:hyperlink w:anchor="ref-campbell2013">
         <w:r>
           <w:rPr>
             <w:rStyle w:val="Hyperlink"/>
@@ -621,21 +561,27 @@
         </w:r>
       </w:hyperlink>
       <w:r>
-        <w:t xml:space="preserve"> </w:t>
-      </w:r>
-      <w:r>
-        <w:t xml:space="preserve">(packages</w:t>
-      </w:r>
-      <w:r>
-        <w:t xml:space="preserve"> </w:t>
-      </w:r>
-      <w:r>
-        <w:rPr>
-          <w:rStyle w:val="VerbatimChar"/>
-        </w:rPr>
-        <w:t xml:space="preserve">glmmTMB</w:t>
-      </w:r>
-      <w:hyperlink w:anchor="ref-glmmTMB">
+        <w:t xml:space="preserve">.</w:t>
+      </w:r>
+    </w:p>
+    <w:bookmarkEnd w:id="23"/>
+    <w:bookmarkStart w:id="24" w:name="geographic-covariates"/>
+    <w:p>
+      <w:pPr>
+        <w:pStyle w:val="Heading3"/>
+      </w:pPr>
+      <w:r>
+        <w:t xml:space="preserve">Geographic covariates</w:t>
+      </w:r>
+    </w:p>
+    <w:p>
+      <w:pPr>
+        <w:pStyle w:val="FirstParagraph"/>
+      </w:pPr>
+      <w:r>
+        <w:t xml:space="preserve">Each practice was linked to contextual covariates by practice ZIP code and state. County was assigned from a 2020 Census ZCTA-to-county crosswalk (dominant county by land area). Covariates comprised: county otolaryngologist supply per 100,000 population; the state Medicaid-to-Medicare fee index (Kaiser Family Foundation, 2024, all services)</w:t>
+      </w:r>
+      <w:hyperlink w:anchor="ref-kfffee">
         <w:r>
           <w:rPr>
             <w:rStyle w:val="Hyperlink"/>
@@ -645,42 +591,9 @@
         </w:r>
       </w:hyperlink>
       <w:r>
-        <w:t xml:space="preserve">,</w:t>
-      </w:r>
-      <w:r>
-        <w:t xml:space="preserve"> </w:t>
-      </w:r>
-      <w:r>
-        <w:rPr>
-          <w:rStyle w:val="VerbatimChar"/>
-        </w:rPr>
-        <w:t xml:space="preserve">emmeans</w:t>
-      </w:r>
-      <w:hyperlink w:anchor="ref-emmeans">
-        <w:r>
-          <w:rPr>
-            <w:rStyle w:val="Hyperlink"/>
-            <w:vertAlign w:val="superscript"/>
-          </w:rPr>
-          <w:t xml:space="preserve">7</w:t>
-        </w:r>
-      </w:hyperlink>
-      <w:r>
-        <w:t xml:space="preserve">, and the study package</w:t>
-      </w:r>
-      <w:r>
-        <w:t xml:space="preserve"> </w:t>
-      </w:r>
-      <w:r>
-        <w:rPr>
-          <w:rStyle w:val="VerbatimChar"/>
-        </w:rPr>
-        <w:t xml:space="preserve">mysterycall</w:t>
-      </w:r>
-      <w:r>
-        <w:t xml:space="preserve">); two-sided α = 0.05. Reporting follows the STROBE guideline for observational studies</w:t>
-      </w:r>
-      <w:hyperlink w:anchor="ref-strobe">
+        <w:t xml:space="preserve">; the CDC/ATSDR Social Vulnerability Index (SVI, 2022, tract-level, population-weighted to the practice ZIP)</w:t>
+      </w:r>
+      <w:hyperlink w:anchor="ref-cdcsvi">
         <w:r>
           <w:rPr>
             <w:rStyle w:val="Hyperlink"/>
@@ -690,17 +603,17 @@
         </w:r>
       </w:hyperlink>
       <w:r>
-        <w:t xml:space="preserve">.</w:t>
+        <w:t xml:space="preserve">; the county fraction of Medicare beneficiaries dual-eligible for Medicaid (CMS); metropolitan hospital-market concentration (Herfindahl–Hirschman Index [HHI], KFF 2024; available for metropolitan areas only); rurality, dichotomized from Rural–Urban Commuting Area (RUCA) codes as urban (RUCA 1–3) versus rural (RUCA 4–10); and the American Academy of Otolaryngology–Head and Neck Surgery (AAO-HNS) Board of Governors region.</w:t>
       </w:r>
     </w:p>
-    <w:bookmarkEnd w:id="25"/>
-    <w:bookmarkStart w:id="26" w:name="sample-size-and-power"/>
+    <w:bookmarkEnd w:id="24"/>
+    <w:bookmarkStart w:id="25" w:name="statistical-analysis"/>
     <w:p>
       <w:pPr>
         <w:pStyle w:val="Heading3"/>
       </w:pPr>
       <w:r>
-        <w:t xml:space="preserve">Sample size and power</w:t>
+        <w:t xml:space="preserve">Statistical analysis</w:t>
       </w:r>
     </w:p>
     <w:p>
@@ -708,7 +621,7 @@
         <w:pStyle w:val="FirstParagraph"/>
       </w:pPr>
       <w:r>
-        <w:t xml:space="preserve">The sample size was fixed</w:t>
+        <w:t xml:space="preserve">Because business-day wait time is observed only when an appointment is offered, we modeled access and timeliness separately to avoid conditioning wait-time estimates on the offer.</w:t>
       </w:r>
       <w:r>
         <w:t xml:space="preserve"> </w:t>
@@ -718,15 +631,39 @@
           <w:i/>
           <w:iCs/>
         </w:rPr>
-        <w:t xml:space="preserve">a priori</w:t>
+        <w:t xml:space="preserve">Access</w:t>
       </w:r>
       <w:r>
         <w:t xml:space="preserve"> </w:t>
       </w:r>
       <w:r>
-        <w:t xml:space="preserve">by a call budget of 800, with the rural-versus-urban difference in business-day wait time as the primary contrast. The power analysis was pre-specified before data collection and implemented in a purpose-built simulation application. Its assumptions were anchored to empirical data rather than convention: the expected rural wait penalty, the negative binomial dispersion (φ = 1.7), and the state-level intraclass correlation (ICC = 0.08) were estimated by pooling 273 rural otolaryngology observations from two published access series</w:t>
-      </w:r>
-      <w:hyperlink w:anchor="ref-corbisiero2024">
+        <w:t xml:space="preserve">was modeled with a mixed-effects logistic regression over all analytic calls;</w:t>
+      </w:r>
+      <w:r>
+        <w:t xml:space="preserve"> </w:t>
+      </w:r>
+      <w:r>
+        <w:rPr>
+          <w:i/>
+          <w:iCs/>
+        </w:rPr>
+        <w:t xml:space="preserve">timeliness</w:t>
+      </w:r>
+      <w:r>
+        <w:t xml:space="preserve"> </w:t>
+      </w:r>
+      <w:r>
+        <w:t xml:space="preserve">with a mixed-effects negative binomial regression over the offered subset. The negative binomial distribution was selected over Poisson on the basis of substantial overdispersion (Pearson φ = 6.22). Both models included a random intercept for core-based statistical area (CBSA; county FIPS where CBSA was undefined) to account for within-market correlation, and adjusted for the requested subspecialty (reference: general otolaryngology), county ENT supply, Medicaid fee index, SVI, dual-eligible fraction, and rurality (reference: urban). The identity of the caller (research assistant) was included as a fixed nuisance term to adjust for operator-level differences in call handling. Continuous covariates were standardized and, for the few missing values (&lt;3%), median-imputed.</w:t>
+      </w:r>
+    </w:p>
+    <w:p>
+      <w:pPr>
+        <w:pStyle w:val="BodyText"/>
+      </w:pPr>
+      <w:r>
+        <w:t xml:space="preserve">Effects are reported as odds ratios (access) and incidence rate ratios (timeliness) with 95% Wald confidence intervals. Pairwise differences between subspecialties were estimated with Tukey-adjusted estimated marginal means</w:t>
+      </w:r>
+      <w:hyperlink w:anchor="ref-emmeans">
         <w:r>
           <w:rPr>
             <w:rStyle w:val="Hyperlink"/>
@@ -736,12 +673,9 @@
         </w:r>
       </w:hyperlink>
       <w:r>
-        <w:rPr>
-          <w:vertAlign w:val="superscript"/>
-        </w:rPr>
-        <w:t xml:space="preserve">,</w:t>
-      </w:r>
-      <w:hyperlink w:anchor="ref-saeedi2025">
+        <w:t xml:space="preserve">. Effect modification of the geographic covariates by subspecialty was tested by likelihood-ratio tests. Market-level clustering was summarized by the intraclass correlation coefficient (ICC). Because the HHI is defined only in metropolitan areas, its association with timeliness was assessed in a sensitivity model restricted to the metropolitan subset. Two additional sensitivity analyses were performed: a three-level rurality specification (urban, RUCA 1–3; suburban, 4–6; rural, 7–10) in place of the binary contrast, and a complete-case refit that excluded records with any missing covariate rather than median-imputing them. Whether call incompleteness was related to the measured covariates was assessed with chi-square and Wilcoxon rank-sum tests. Analyses used R 4.4.2</w:t>
+      </w:r>
+      <w:hyperlink w:anchor="ref-rcoreteam">
         <w:r>
           <w:rPr>
             <w:rStyle w:val="Hyperlink"/>
@@ -751,6 +685,166 @@
         </w:r>
       </w:hyperlink>
       <w:r>
+        <w:t xml:space="preserve"> </w:t>
+      </w:r>
+      <w:r>
+        <w:t xml:space="preserve">(packages</w:t>
+      </w:r>
+      <w:r>
+        <w:t xml:space="preserve"> </w:t>
+      </w:r>
+      <w:r>
+        <w:rPr>
+          <w:rStyle w:val="VerbatimChar"/>
+        </w:rPr>
+        <w:t xml:space="preserve">glmmTMB</w:t>
+      </w:r>
+      <w:hyperlink w:anchor="ref-glmmTMB">
+        <w:r>
+          <w:rPr>
+            <w:rStyle w:val="Hyperlink"/>
+            <w:vertAlign w:val="superscript"/>
+          </w:rPr>
+          <w:t xml:space="preserve">13</w:t>
+        </w:r>
+      </w:hyperlink>
+      <w:r>
+        <w:t xml:space="preserve">,</w:t>
+      </w:r>
+      <w:r>
+        <w:t xml:space="preserve"> </w:t>
+      </w:r>
+      <w:r>
+        <w:rPr>
+          <w:rStyle w:val="VerbatimChar"/>
+        </w:rPr>
+        <w:t xml:space="preserve">emmeans</w:t>
+      </w:r>
+      <w:hyperlink w:anchor="ref-emmeans">
+        <w:r>
+          <w:rPr>
+            <w:rStyle w:val="Hyperlink"/>
+            <w:vertAlign w:val="superscript"/>
+          </w:rPr>
+          <w:t xml:space="preserve">11</w:t>
+        </w:r>
+      </w:hyperlink>
+      <w:r>
+        <w:t xml:space="preserve">, and the study package</w:t>
+      </w:r>
+      <w:r>
+        <w:t xml:space="preserve"> </w:t>
+      </w:r>
+      <w:r>
+        <w:rPr>
+          <w:rStyle w:val="VerbatimChar"/>
+        </w:rPr>
+        <w:t xml:space="preserve">mysterycall</w:t>
+      </w:r>
+      <w:r>
+        <w:t xml:space="preserve">); two-sided α = 0.05. Reporting follows the STROBE guideline for observational studies</w:t>
+      </w:r>
+      <w:hyperlink w:anchor="ref-strobe">
+        <w:r>
+          <w:rPr>
+            <w:rStyle w:val="Hyperlink"/>
+            <w:vertAlign w:val="superscript"/>
+          </w:rPr>
+          <w:t xml:space="preserve">14</w:t>
+        </w:r>
+      </w:hyperlink>
+      <w:r>
+        <w:t xml:space="preserve"> </w:t>
+      </w:r>
+      <w:r>
+        <w:t xml:space="preserve">and the simulated-patient–specific CRiSP/CRiSPHe reporting checklist</w:t>
+      </w:r>
+      <w:hyperlink w:anchor="ref-crisp2021">
+        <w:r>
+          <w:rPr>
+            <w:rStyle w:val="Hyperlink"/>
+            <w:vertAlign w:val="superscript"/>
+          </w:rPr>
+          <w:t xml:space="preserve">15</w:t>
+        </w:r>
+      </w:hyperlink>
+      <w:r>
+        <w:rPr>
+          <w:vertAlign w:val="superscript"/>
+        </w:rPr>
+        <w:t xml:space="preserve">,</w:t>
+      </w:r>
+      <w:hyperlink w:anchor="ref-crisphe2024">
+        <w:r>
+          <w:rPr>
+            <w:rStyle w:val="Hyperlink"/>
+            <w:vertAlign w:val="superscript"/>
+          </w:rPr>
+          <w:t xml:space="preserve">16</w:t>
+        </w:r>
+      </w:hyperlink>
+      <w:r>
+        <w:t xml:space="preserve">.</w:t>
+      </w:r>
+    </w:p>
+    <w:bookmarkEnd w:id="25"/>
+    <w:bookmarkStart w:id="26" w:name="sample-size-and-power"/>
+    <w:p>
+      <w:pPr>
+        <w:pStyle w:val="Heading3"/>
+      </w:pPr>
+      <w:r>
+        <w:t xml:space="preserve">Sample size and power</w:t>
+      </w:r>
+    </w:p>
+    <w:p>
+      <w:pPr>
+        <w:pStyle w:val="FirstParagraph"/>
+      </w:pPr>
+      <w:r>
+        <w:t xml:space="preserve">The sample size was fixed</w:t>
+      </w:r>
+      <w:r>
+        <w:t xml:space="preserve"> </w:t>
+      </w:r>
+      <w:r>
+        <w:rPr>
+          <w:i/>
+          <w:iCs/>
+        </w:rPr>
+        <w:t xml:space="preserve">a priori</w:t>
+      </w:r>
+      <w:r>
+        <w:t xml:space="preserve"> </w:t>
+      </w:r>
+      <w:r>
+        <w:t xml:space="preserve">by a call budget of 800, with the rural-versus-urban difference in business-day wait time as the primary contrast. The power analysis was pre-specified before data collection and implemented in a purpose-built simulation application. Its assumptions were anchored to empirical data rather than convention: the expected rural wait penalty, the negative binomial dispersion (φ = 1.7), and the state-level intraclass correlation (ICC = 0.08) were estimated by pooling 273 rural otolaryngology observations from two published access series</w:t>
+      </w:r>
+      <w:hyperlink w:anchor="ref-corbisiero2024">
+        <w:r>
+          <w:rPr>
+            <w:rStyle w:val="Hyperlink"/>
+            <w:vertAlign w:val="superscript"/>
+          </w:rPr>
+          <w:t xml:space="preserve">17</w:t>
+        </w:r>
+      </w:hyperlink>
+      <w:r>
+        <w:rPr>
+          <w:vertAlign w:val="superscript"/>
+        </w:rPr>
+        <w:t xml:space="preserve">,</w:t>
+      </w:r>
+      <w:hyperlink w:anchor="ref-saeedi2025">
+        <w:r>
+          <w:rPr>
+            <w:rStyle w:val="Hyperlink"/>
+            <w:vertAlign w:val="superscript"/>
+          </w:rPr>
+          <w:t xml:space="preserve">18</w:t>
+        </w:r>
+      </w:hyperlink>
+      <w:r>
         <w:t xml:space="preserve">. Under these assumptions and a two-sided α = 0.05, an 800-call budget provided greater than 99% power to detect the anticipated eight-business-day rural–urban gap; the minimum detectable difference at 90% power was approximately six business days. The design was robust to two realistic threats: after a 20% non-response buffer (analyzable n ≈ 640) power remained near 98%, and although a balanced 50/50 rural/urban allocation was optimal, sampling at the natural rural prevalence (~15%) still yielded 83% power. A balanced urban/rural allocation was therefore targeted. The realized dispersion (φ = 6.22) substantially exceeded the planned value, reducing achieved power relative to plan; the resulting reconciliation is reported in the</w:t>
       </w:r>
       <w:r>
@@ -769,7 +863,7 @@
     </w:p>
     <w:bookmarkEnd w:id="26"/>
     <w:bookmarkEnd w:id="27"/>
-    <w:bookmarkStart w:id="32" w:name="results"/>
+    <w:bookmarkStart w:id="33" w:name="results"/>
     <w:p>
       <w:pPr>
         <w:pStyle w:val="Heading2"/>
@@ -12528,13 +12622,13 @@
       </w:tr>
     </w:tbl>
     <w:bookmarkEnd w:id="30"/>
-    <w:bookmarkStart w:id="31" w:name="robustness-and-missing-data"/>
+    <w:bookmarkStart w:id="31" w:name="secondary-access-measures"/>
     <w:p>
       <w:pPr>
         <w:pStyle w:val="Heading3"/>
       </w:pPr>
       <w:r>
-        <w:t xml:space="preserve">Robustness and missing data</w:t>
+        <w:t xml:space="preserve">Secondary access measures</w:t>
       </w:r>
     </w:p>
     <w:p>
@@ -12542,6 +12636,60 @@
         <w:pStyle w:val="FirstParagraph"/>
       </w:pPr>
       <w:r>
+        <w:t xml:space="preserve">Beyond the two modeled outcomes, the call log captured intermediate steps of the access pathway (</w:t>
+      </w:r>
+      <w:r>
+        <w:rPr>
+          <w:b/>
+          <w:bCs/>
+        </w:rPr>
+        <w:t xml:space="preserve">Table S10</w:t>
+      </w:r>
+      <w:r>
+        <w:t xml:space="preserve">,</w:t>
+      </w:r>
+      <w:r>
+        <w:t xml:space="preserve"> </w:t>
+      </w:r>
+      <w:r>
+        <w:rPr>
+          <w:b/>
+          <w:bCs/>
+        </w:rPr>
+        <w:t xml:space="preserve">Figure S7</w:t>
+      </w:r>
+      <w:r>
+        <w:t xml:space="preserve">). Of the 731 analytic calls, a live office was reached in 569 (78%); the practice was accepting new patients in 432 (59%); and an appointment was offered in 433 (59%). Critically, only 370 calls (51%) yielded an appointment</w:t>
+      </w:r>
+      <w:r>
+        <w:t xml:space="preserve"> </w:t>
+      </w:r>
+      <w:r>
+        <w:rPr>
+          <w:b/>
+          <w:bCs/>
+        </w:rPr>
+        <w:t xml:space="preserve">with the specific board-certified otolaryngologist requested</w:t>
+      </w:r>
+      <w:r>
+        <w:t xml:space="preserve">: among the 433 offers, 58 (13%) were with a different physician and 9 with an advanced practice provider only. Two front-desk barriers stood out: 25 practices stated they do not see the presented complaint despite the sampled physician’s matched subspecialty, and among practices not accepting new patients the most common documented reasons were that the physician had retired or left (81) or an unspecified closure (104)—a signal that provider directories overstate the reachable workforce.</w:t>
+      </w:r>
+    </w:p>
+    <w:bookmarkEnd w:id="31"/>
+    <w:bookmarkStart w:id="32" w:name="robustness-and-missing-data"/>
+    <w:p>
+      <w:pPr>
+        <w:pStyle w:val="Heading3"/>
+      </w:pPr>
+      <w:r>
+        <w:t xml:space="preserve">Robustness and missing data</w:t>
+      </w:r>
+    </w:p>
+    <w:p>
+      <w:pPr>
+        <w:pStyle w:val="FirstParagraph"/>
+      </w:pPr>
+      <w:r>
         <w:t xml:space="preserve">Market-level clustering was modest: the core-based statistical area random intercept accounted for a latent intraclass correlation of 0.043 in the access model (CBSA variance 0.26 on the log scale in the timeliness model), indicating that most variation in access and timeliness lay within rather than between markets. Under Tukey-adjusted pairwise comparison no subspecialty pair reached significance, and the subspecialty effect did not vary by rurality or supply (interaction likelihood-ratio tests, both non-significant). In a metropolitan sensitivity model, greater hospital-market concentration was associated with a borderline increase in wait time (HHI IRR 1.20 per SD; p = 0.058). Call incompleteness was unrelated to practice geography, supporting a missing-at-random mechanism with respect to location (Supplement). The main findings were stable across two sensitivity analyses (</w:t>
       </w:r>
       <w:r>
@@ -12555,9 +12703,9 @@
         <w:t xml:space="preserve">). Under a three-level rurality specification (urban, RUCA 1–3; suburban, 4–6; rural, 7–10), no urban-to-rural gradient emerged—neither suburban (wait IRR 1.15) nor the sparse rural stratum (IRR 1.29) differed significantly from urban—while the subspecialty effects were unchanged. A complete-case analysis without imputation (n = 412 recorded waits) likewise reproduced the longer waits for laryngology (IRR 2.51) and pediatric otolaryngology (IRR 1.52) and the null rural–urban contrast (IRR 1.14).</w:t>
       </w:r>
     </w:p>
-    <w:bookmarkEnd w:id="31"/>
     <w:bookmarkEnd w:id="32"/>
-    <w:bookmarkStart w:id="33" w:name="discussion"/>
+    <w:bookmarkEnd w:id="33"/>
+    <w:bookmarkStart w:id="34" w:name="discussion"/>
     <w:p>
       <w:pPr>
         <w:pStyle w:val="Heading2"/>
@@ -12785,6 +12933,102 @@
           <w:b/>
           <w:bCs/>
         </w:rPr>
+        <w:t xml:space="preserve">Future directions.</w:t>
+      </w:r>
+      <w:r>
+        <w:t xml:space="preserve"> </w:t>
+      </w:r>
+      <w:r>
+        <w:t xml:space="preserve">Several extensions follow directly from this design. First, because insurance was held constant, a natural next phase is to vary the payer (e.g., Medicaid vs commercial) within the same frame; a prior specialty-cancer mystery-caller study that likewise fixed insurance identified this as its principal next step</w:t>
+      </w:r>
+      <w:hyperlink w:anchor="ref-pollack2016">
+        <w:r>
+          <w:rPr>
+            <w:rStyle w:val="Hyperlink"/>
+            <w:vertAlign w:val="superscript"/>
+          </w:rPr>
+          <w:t xml:space="preserve">19</w:t>
+        </w:r>
+      </w:hyperlink>
+      <w:r>
+        <w:t xml:space="preserve">. Second, most otolaryngology care is physician-referred, so our patient-initiated calls capture a self-referral ceiling; a complementary arm in which the caller poses as a referring primary-care office would better reflect the true specialist-referral pathway</w:t>
+      </w:r>
+      <w:hyperlink w:anchor="ref-pollack2016">
+        <w:r>
+          <w:rPr>
+            <w:rStyle w:val="Hyperlink"/>
+            <w:vertAlign w:val="superscript"/>
+          </w:rPr>
+          <w:t xml:space="preserve">19</w:t>
+        </w:r>
+      </w:hyperlink>
+      <w:r>
+        <w:t xml:space="preserve">. Third, our secondary measures hint at an information-quality dimension we did not fully model—whether front-desk statements (that a practice does not see a complaint, or that a physician is unavailable) are accurate—which simulated-patient studies increasingly treat as a distinct outcome,</w:t>
+      </w:r>
+      <w:r>
+        <w:t xml:space="preserve"> </w:t>
+      </w:r>
+      <w:r>
+        <w:t xml:space="preserve">“available ≠ accessible ≠ accurately communicated”</w:t>
+      </w:r>
+      <w:hyperlink w:anchor="ref-wilkinson2018">
+        <w:r>
+          <w:rPr>
+            <w:rStyle w:val="Hyperlink"/>
+            <w:vertAlign w:val="superscript"/>
+          </w:rPr>
+          <w:t xml:space="preserve">20</w:t>
+        </w:r>
+      </w:hyperlink>
+      <w:r>
+        <w:t xml:space="preserve">. Comparing publicly listed directory or website information against phone-obtained access would quantify this gap directly</w:t>
+      </w:r>
+      <w:hyperlink w:anchor="ref-hodson2025">
+        <w:r>
+          <w:rPr>
+            <w:rStyle w:val="Hyperlink"/>
+            <w:vertAlign w:val="superscript"/>
+          </w:rPr>
+          <w:t xml:space="preserve">6</w:t>
+        </w:r>
+      </w:hyperlink>
+      <w:r>
+        <w:t xml:space="preserve">, and the frequency of</w:t>
+      </w:r>
+      <w:r>
+        <w:t xml:space="preserve"> </w:t>
+      </w:r>
+      <w:r>
+        <w:t xml:space="preserve">“retired or left”</w:t>
+      </w:r>
+      <w:r>
+        <w:t xml:space="preserve"> </w:t>
+      </w:r>
+      <w:r>
+        <w:t xml:space="preserve">responses in our data suggests provider directories materially overstate the reachable workforce. Finally, whether schedulers appropriately triage clinically urgent presentations—head-and-neck cancer red flags, for instance—is an access-quality axis beyond the offer and wait we measured</w:t>
+      </w:r>
+      <w:hyperlink w:anchor="ref-moriarty2003">
+        <w:r>
+          <w:rPr>
+            <w:rStyle w:val="Hyperlink"/>
+            <w:vertAlign w:val="superscript"/>
+          </w:rPr>
+          <w:t xml:space="preserve">5</w:t>
+        </w:r>
+      </w:hyperlink>
+      <w:r>
+        <w:t xml:space="preserve">.</w:t>
+      </w:r>
+    </w:p>
+    <w:p>
+      <w:pPr>
+        <w:pStyle w:val="BodyText"/>
+      </w:pPr>
+      <w:r>
+        <w:rPr>
+          <w:b/>
+          <w:bCs/>
+        </w:rPr>
         <w:t xml:space="preserve">Conclusion.</w:t>
       </w:r>
       <w:r>
@@ -12794,8 +13038,8 @@
         <w:t xml:space="preserve">In a national mystery-caller study, new-patient otolaryngology access was driven by the requested subspecialty rather than by local supply, insurance generosity, or social vulnerability, and the availability and timeliness of care diverged by subspecialty. Efforts to improve access should account for subspecialty-specific bottlenecks and should measure both whether patients can get in and how long they wait.</w:t>
       </w:r>
     </w:p>
-    <w:bookmarkEnd w:id="33"/>
-    <w:bookmarkStart w:id="34" w:name="author-contributions"/>
+    <w:bookmarkEnd w:id="34"/>
+    <w:bookmarkStart w:id="35" w:name="author-contributions"/>
     <w:p>
       <w:pPr>
         <w:pStyle w:val="Heading2"/>
@@ -12880,8 +13124,8 @@
         <w:t xml:space="preserve">Conceptualization, Supervision, Writing – review &amp; editing. All authors reviewed and approved the final manuscript and accept responsibility for its submission.</w:t>
       </w:r>
     </w:p>
-    <w:bookmarkEnd w:id="34"/>
-    <w:bookmarkStart w:id="35" w:name="funding"/>
+    <w:bookmarkEnd w:id="35"/>
+    <w:bookmarkStart w:id="36" w:name="funding"/>
     <w:p>
       <w:pPr>
         <w:pStyle w:val="Heading2"/>
@@ -12908,8 +13152,8 @@
         <w:t xml:space="preserve">This research received no specific grant from any funding agency in the public, commercial, or not-for-profit sectors.</w:t>
       </w:r>
     </w:p>
-    <w:bookmarkEnd w:id="35"/>
-    <w:bookmarkStart w:id="36" w:name="conflicts-of-interest"/>
+    <w:bookmarkEnd w:id="36"/>
+    <w:bookmarkStart w:id="37" w:name="conflicts-of-interest"/>
     <w:p>
       <w:pPr>
         <w:pStyle w:val="Heading2"/>
@@ -12936,8 +13180,8 @@
         <w:t xml:space="preserve">The authors declare no competing interests.</w:t>
       </w:r>
     </w:p>
-    <w:bookmarkEnd w:id="36"/>
-    <w:bookmarkStart w:id="37" w:name="data-availability"/>
+    <w:bookmarkEnd w:id="37"/>
+    <w:bookmarkStart w:id="38" w:name="data-availability"/>
     <w:p>
       <w:pPr>
         <w:pStyle w:val="Heading2"/>
@@ -12967,8 +13211,8 @@
         <w:t xml:space="preserve">.</w:t>
       </w:r>
     </w:p>
-    <w:bookmarkEnd w:id="37"/>
-    <w:bookmarkStart w:id="44" w:name="figures"/>
+    <w:bookmarkEnd w:id="38"/>
+    <w:bookmarkStart w:id="45" w:name="figures"/>
     <w:p>
       <w:pPr>
         <w:pStyle w:val="Heading2"/>
@@ -13030,18 +13274,18 @@
           <wp:inline>
             <wp:extent cx="5334000" cy="6519333"/>
             <wp:effectExtent b="0" l="0" r="0" t="0"/>
-            <wp:docPr descr="Figure 1. Participant flow from calls placed to the two analytic samples." title="" id="39" name="Picture"/>
+            <wp:docPr descr="Figure 1. Participant flow from calls placed to the two analytic samples." title="" id="40" name="Picture"/>
             <a:graphic>
               <a:graphicData uri="http://schemas.openxmlformats.org/drawingml/2006/picture">
                 <pic:pic>
                   <pic:nvPicPr>
-                    <pic:cNvPr descr="model_output/strobe_flow_mysterycall.png" id="40" name="Picture"/>
+                    <pic:cNvPr descr="model_output/strobe_flow_mysterycall.png" id="41" name="Picture"/>
                     <pic:cNvPicPr>
                       <a:picLocks noChangeArrowheads="1" noChangeAspect="1"/>
                     </pic:cNvPicPr>
                   </pic:nvPicPr>
                   <pic:blipFill>
-                    <a:blip r:embed="rId38"/>
+                    <a:blip r:embed="rId39"/>
                     <a:stretch>
                       <a:fillRect/>
                     </a:stretch>
@@ -13097,18 +13341,18 @@
           <wp:inline>
             <wp:extent cx="5334000" cy="3200400"/>
             <wp:effectExtent b="0" l="0" r="0" t="0"/>
-            <wp:docPr descr="Figure 2. Adjusted access and timeliness effects." title="" id="42" name="Picture"/>
+            <wp:docPr descr="Figure 2. Adjusted access and timeliness effects." title="" id="43" name="Picture"/>
             <a:graphic>
               <a:graphicData uri="http://schemas.openxmlformats.org/drawingml/2006/picture">
                 <pic:pic>
                   <pic:nvPicPr>
-                    <pic:cNvPr descr="model_output/forest_access_timeliness.png" id="43" name="Picture"/>
+                    <pic:cNvPr descr="model_output/forest_access_timeliness.png" id="44" name="Picture"/>
                     <pic:cNvPicPr>
                       <a:picLocks noChangeArrowheads="1" noChangeAspect="1"/>
                     </pic:cNvPicPr>
                   </pic:nvPicPr>
                   <pic:blipFill>
-                    <a:blip r:embed="rId41"/>
+                    <a:blip r:embed="rId42"/>
                     <a:stretch>
                       <a:fillRect/>
                     </a:stretch>
@@ -13148,8 +13392,8 @@
         <w:br w:type="page"/>
       </w:r>
     </w:p>
-    <w:bookmarkEnd w:id="44"/>
-    <w:bookmarkStart w:id="66" w:name="supplementary-material"/>
+    <w:bookmarkEnd w:id="45"/>
+    <w:bookmarkStart w:id="70" w:name="supplementary-material"/>
     <w:p>
       <w:pPr>
         <w:pStyle w:val="Heading1"/>
@@ -13158,7 +13402,7 @@
         <w:t xml:space="preserve">Supplementary Material</w:t>
       </w:r>
     </w:p>
-    <w:bookmarkStart w:id="45" w:name="supplementary-tables"/>
+    <w:bookmarkStart w:id="46" w:name="supplementary-tables"/>
     <w:p>
       <w:pPr>
         <w:pStyle w:val="Heading2"/>
@@ -22984,8 +23228,904 @@
         </w:tc>
       </w:tr>
     </w:tbl>
-    <w:bookmarkEnd w:id="45"/>
-    <w:bookmarkStart w:id="64" w:name="supplementary-figures"/>
+    <w:p/>
+    <w:p>
+      <w:pPr>
+        <w:pStyle w:val="TableCaption"/>
+      </w:pPr>
+      <w:r>
+        <w:t xml:space="preserve">Table S10. Secondary access measures (access cascade), reasons for non-acceptance, and whom the appointment was with.</w:t>
+      </w:r>
+    </w:p>
+    <w:tbl>
+      <w:tblPr>
+        <w:tblStyle w:val="Table"/>
+        <w:tblW w:type="pct" w:w="5000"/>
+        <w:tblLayout w:type="fixed"/>
+        <w:tblLook w:firstRow="1" w:lastRow="0" w:firstColumn="0" w:lastColumn="0" w:noHBand="0" w:noVBand="0" w:val="0020"/>
+        <w:tblCaption w:val="Table S10. Secondary access measures (access cascade), reasons for non-acceptance, and whom the appointment was with."/>
+      </w:tblPr>
+      <w:tblGrid>
+        <w:gridCol w:w="3790"/>
+        <w:gridCol w:w="2707"/>
+        <w:gridCol w:w="270"/>
+        <w:gridCol w:w="812"/>
+        <w:gridCol w:w="338"/>
+      </w:tblGrid>
+      <w:tr>
+        <w:trPr>
+          <w:tblHeader w:val="on"/>
+        </w:trPr>
+        <w:tc>
+          <w:tcPr/>
+          <w:p>
+            <w:pPr>
+              <w:pStyle w:val="Compact"/>
+              <w:jc w:val="left"/>
+            </w:pPr>
+            <w:r>
+              <w:t xml:space="preserve">Group</w:t>
+            </w:r>
+          </w:p>
+        </w:tc>
+        <w:tc>
+          <w:tcPr/>
+          <w:p>
+            <w:pPr>
+              <w:pStyle w:val="Compact"/>
+              <w:jc w:val="left"/>
+            </w:pPr>
+            <w:r>
+              <w:t xml:space="preserve">Measure</w:t>
+            </w:r>
+          </w:p>
+        </w:tc>
+        <w:tc>
+          <w:tcPr/>
+          <w:p>
+            <w:pPr>
+              <w:pStyle w:val="Compact"/>
+              <w:jc w:val="right"/>
+            </w:pPr>
+            <w:r>
+              <w:t xml:space="preserve">n</w:t>
+            </w:r>
+          </w:p>
+        </w:tc>
+        <w:tc>
+          <w:tcPr/>
+          <w:p>
+            <w:pPr>
+              <w:pStyle w:val="Compact"/>
+              <w:jc w:val="right"/>
+            </w:pPr>
+            <w:r>
+              <w:t xml:space="preserve">Denominator</w:t>
+            </w:r>
+          </w:p>
+        </w:tc>
+        <w:tc>
+          <w:tcPr/>
+          <w:p>
+            <w:pPr>
+              <w:pStyle w:val="Compact"/>
+              <w:jc w:val="right"/>
+            </w:pPr>
+            <w:r>
+              <w:t xml:space="preserve">%</w:t>
+            </w:r>
+          </w:p>
+        </w:tc>
+      </w:tr>
+      <w:tr>
+        <w:tc>
+          <w:tcPr/>
+          <w:p>
+            <w:pPr>
+              <w:pStyle w:val="Compact"/>
+              <w:jc w:val="left"/>
+            </w:pPr>
+            <w:r>
+              <w:t xml:space="preserve">Access cascade (% of analytic sample)</w:t>
+            </w:r>
+          </w:p>
+        </w:tc>
+        <w:tc>
+          <w:tcPr/>
+          <w:p>
+            <w:pPr>
+              <w:pStyle w:val="Compact"/>
+              <w:jc w:val="left"/>
+            </w:pPr>
+            <w:r>
+              <w:t xml:space="preserve">Reached a live office (office answered)</w:t>
+            </w:r>
+          </w:p>
+        </w:tc>
+        <w:tc>
+          <w:tcPr/>
+          <w:p>
+            <w:pPr>
+              <w:pStyle w:val="Compact"/>
+              <w:jc w:val="right"/>
+            </w:pPr>
+            <w:r>
+              <w:t xml:space="preserve">569</w:t>
+            </w:r>
+          </w:p>
+        </w:tc>
+        <w:tc>
+          <w:tcPr/>
+          <w:p>
+            <w:pPr>
+              <w:pStyle w:val="Compact"/>
+              <w:jc w:val="right"/>
+            </w:pPr>
+            <w:r>
+              <w:t xml:space="preserve">731</w:t>
+            </w:r>
+          </w:p>
+        </w:tc>
+        <w:tc>
+          <w:tcPr/>
+          <w:p>
+            <w:pPr>
+              <w:pStyle w:val="Compact"/>
+              <w:jc w:val="right"/>
+            </w:pPr>
+            <w:r>
+              <w:t xml:space="preserve">77.8</w:t>
+            </w:r>
+          </w:p>
+        </w:tc>
+      </w:tr>
+      <w:tr>
+        <w:tc>
+          <w:tcPr/>
+          <w:p>
+            <w:pPr>
+              <w:pStyle w:val="Compact"/>
+              <w:jc w:val="left"/>
+            </w:pPr>
+            <w:r>
+              <w:t xml:space="preserve">Access cascade (% of analytic sample)</w:t>
+            </w:r>
+          </w:p>
+        </w:tc>
+        <w:tc>
+          <w:tcPr/>
+          <w:p>
+            <w:pPr>
+              <w:pStyle w:val="Compact"/>
+              <w:jc w:val="left"/>
+            </w:pPr>
+            <w:r>
+              <w:t xml:space="preserve">Practice accepting new patients</w:t>
+            </w:r>
+          </w:p>
+        </w:tc>
+        <w:tc>
+          <w:tcPr/>
+          <w:p>
+            <w:pPr>
+              <w:pStyle w:val="Compact"/>
+              <w:jc w:val="right"/>
+            </w:pPr>
+            <w:r>
+              <w:t xml:space="preserve">432</w:t>
+            </w:r>
+          </w:p>
+        </w:tc>
+        <w:tc>
+          <w:tcPr/>
+          <w:p>
+            <w:pPr>
+              <w:pStyle w:val="Compact"/>
+              <w:jc w:val="right"/>
+            </w:pPr>
+            <w:r>
+              <w:t xml:space="preserve">731</w:t>
+            </w:r>
+          </w:p>
+        </w:tc>
+        <w:tc>
+          <w:tcPr/>
+          <w:p>
+            <w:pPr>
+              <w:pStyle w:val="Compact"/>
+              <w:jc w:val="right"/>
+            </w:pPr>
+            <w:r>
+              <w:t xml:space="preserve">59.1</w:t>
+            </w:r>
+          </w:p>
+        </w:tc>
+      </w:tr>
+      <w:tr>
+        <w:tc>
+          <w:tcPr/>
+          <w:p>
+            <w:pPr>
+              <w:pStyle w:val="Compact"/>
+              <w:jc w:val="left"/>
+            </w:pPr>
+            <w:r>
+              <w:t xml:space="preserve">Access cascade (% of analytic sample)</w:t>
+            </w:r>
+          </w:p>
+        </w:tc>
+        <w:tc>
+          <w:tcPr/>
+          <w:p>
+            <w:pPr>
+              <w:pStyle w:val="Compact"/>
+              <w:jc w:val="left"/>
+            </w:pPr>
+            <w:r>
+              <w:t xml:space="preserve">Practice sees the presented complaint</w:t>
+            </w:r>
+          </w:p>
+        </w:tc>
+        <w:tc>
+          <w:tcPr/>
+          <w:p>
+            <w:pPr>
+              <w:pStyle w:val="Compact"/>
+              <w:jc w:val="right"/>
+            </w:pPr>
+            <w:r>
+              <w:t xml:space="preserve">415</w:t>
+            </w:r>
+          </w:p>
+        </w:tc>
+        <w:tc>
+          <w:tcPr/>
+          <w:p>
+            <w:pPr>
+              <w:pStyle w:val="Compact"/>
+              <w:jc w:val="right"/>
+            </w:pPr>
+            <w:r>
+              <w:t xml:space="preserve">731</w:t>
+            </w:r>
+          </w:p>
+        </w:tc>
+        <w:tc>
+          <w:tcPr/>
+          <w:p>
+            <w:pPr>
+              <w:pStyle w:val="Compact"/>
+              <w:jc w:val="right"/>
+            </w:pPr>
+            <w:r>
+              <w:t xml:space="preserve">56.8</w:t>
+            </w:r>
+          </w:p>
+        </w:tc>
+      </w:tr>
+      <w:tr>
+        <w:tc>
+          <w:tcPr/>
+          <w:p>
+            <w:pPr>
+              <w:pStyle w:val="Compact"/>
+              <w:jc w:val="left"/>
+            </w:pPr>
+            <w:r>
+              <w:t xml:space="preserve">Access cascade (% of analytic sample)</w:t>
+            </w:r>
+          </w:p>
+        </w:tc>
+        <w:tc>
+          <w:tcPr/>
+          <w:p>
+            <w:pPr>
+              <w:pStyle w:val="Compact"/>
+              <w:jc w:val="left"/>
+            </w:pPr>
+            <w:r>
+              <w:t xml:space="preserve">New-patient appointment offered</w:t>
+            </w:r>
+          </w:p>
+        </w:tc>
+        <w:tc>
+          <w:tcPr/>
+          <w:p>
+            <w:pPr>
+              <w:pStyle w:val="Compact"/>
+              <w:jc w:val="right"/>
+            </w:pPr>
+            <w:r>
+              <w:t xml:space="preserve">433</w:t>
+            </w:r>
+          </w:p>
+        </w:tc>
+        <w:tc>
+          <w:tcPr/>
+          <w:p>
+            <w:pPr>
+              <w:pStyle w:val="Compact"/>
+              <w:jc w:val="right"/>
+            </w:pPr>
+            <w:r>
+              <w:t xml:space="preserve">731</w:t>
+            </w:r>
+          </w:p>
+        </w:tc>
+        <w:tc>
+          <w:tcPr/>
+          <w:p>
+            <w:pPr>
+              <w:pStyle w:val="Compact"/>
+              <w:jc w:val="right"/>
+            </w:pPr>
+            <w:r>
+              <w:t xml:space="preserve">59.2</w:t>
+            </w:r>
+          </w:p>
+        </w:tc>
+      </w:tr>
+      <w:tr>
+        <w:tc>
+          <w:tcPr/>
+          <w:p>
+            <w:pPr>
+              <w:pStyle w:val="Compact"/>
+              <w:jc w:val="left"/>
+            </w:pPr>
+            <w:r>
+              <w:t xml:space="preserve">Access cascade (% of analytic sample)</w:t>
+            </w:r>
+          </w:p>
+        </w:tc>
+        <w:tc>
+          <w:tcPr/>
+          <w:p>
+            <w:pPr>
+              <w:pStyle w:val="Compact"/>
+              <w:jc w:val="left"/>
+            </w:pPr>
+            <w:r>
+              <w:t xml:space="preserve">Appointment with the sampled physician</w:t>
+            </w:r>
+          </w:p>
+        </w:tc>
+        <w:tc>
+          <w:tcPr/>
+          <w:p>
+            <w:pPr>
+              <w:pStyle w:val="Compact"/>
+              <w:jc w:val="right"/>
+            </w:pPr>
+            <w:r>
+              <w:t xml:space="preserve">370</w:t>
+            </w:r>
+          </w:p>
+        </w:tc>
+        <w:tc>
+          <w:tcPr/>
+          <w:p>
+            <w:pPr>
+              <w:pStyle w:val="Compact"/>
+              <w:jc w:val="right"/>
+            </w:pPr>
+            <w:r>
+              <w:t xml:space="preserve">731</w:t>
+            </w:r>
+          </w:p>
+        </w:tc>
+        <w:tc>
+          <w:tcPr/>
+          <w:p>
+            <w:pPr>
+              <w:pStyle w:val="Compact"/>
+              <w:jc w:val="right"/>
+            </w:pPr>
+            <w:r>
+              <w:t xml:space="preserve">50.6</w:t>
+            </w:r>
+          </w:p>
+        </w:tc>
+      </w:tr>
+      <w:tr>
+        <w:tc>
+          <w:tcPr/>
+          <w:p>
+            <w:pPr>
+              <w:pStyle w:val="Compact"/>
+              <w:jc w:val="left"/>
+            </w:pPr>
+            <w:r>
+              <w:t xml:space="preserve">Reasons not accepting new patients (% of non-accepting)</w:t>
+            </w:r>
+          </w:p>
+        </w:tc>
+        <w:tc>
+          <w:tcPr/>
+          <w:p>
+            <w:pPr>
+              <w:pStyle w:val="Compact"/>
+              <w:jc w:val="left"/>
+            </w:pPr>
+            <w:r>
+              <w:t xml:space="preserve">changed practice</w:t>
+            </w:r>
+          </w:p>
+        </w:tc>
+        <w:tc>
+          <w:tcPr/>
+          <w:p>
+            <w:pPr>
+              <w:pStyle w:val="Compact"/>
+              <w:jc w:val="right"/>
+            </w:pPr>
+            <w:r>
+              <w:t xml:space="preserve">44</w:t>
+            </w:r>
+          </w:p>
+        </w:tc>
+        <w:tc>
+          <w:tcPr/>
+          <w:p>
+            <w:pPr>
+              <w:pStyle w:val="Compact"/>
+              <w:jc w:val="right"/>
+            </w:pPr>
+            <w:r>
+              <w:t xml:space="preserve">240</w:t>
+            </w:r>
+          </w:p>
+        </w:tc>
+        <w:tc>
+          <w:tcPr/>
+          <w:p>
+            <w:pPr>
+              <w:pStyle w:val="Compact"/>
+              <w:jc w:val="right"/>
+            </w:pPr>
+            <w:r>
+              <w:t xml:space="preserve">18.3</w:t>
+            </w:r>
+          </w:p>
+        </w:tc>
+      </w:tr>
+      <w:tr>
+        <w:tc>
+          <w:tcPr/>
+          <w:p>
+            <w:pPr>
+              <w:pStyle w:val="Compact"/>
+              <w:jc w:val="left"/>
+            </w:pPr>
+            <w:r>
+              <w:t xml:space="preserve">Reasons not accepting new patients (% of non-accepting)</w:t>
+            </w:r>
+          </w:p>
+        </w:tc>
+        <w:tc>
+          <w:tcPr/>
+          <w:p>
+            <w:pPr>
+              <w:pStyle w:val="Compact"/>
+              <w:jc w:val="left"/>
+            </w:pPr>
+            <w:r>
+              <w:t xml:space="preserve">on leave</w:t>
+            </w:r>
+          </w:p>
+        </w:tc>
+        <w:tc>
+          <w:tcPr/>
+          <w:p>
+            <w:pPr>
+              <w:pStyle w:val="Compact"/>
+              <w:jc w:val="right"/>
+            </w:pPr>
+            <w:r>
+              <w:t xml:space="preserve">4</w:t>
+            </w:r>
+          </w:p>
+        </w:tc>
+        <w:tc>
+          <w:tcPr/>
+          <w:p>
+            <w:pPr>
+              <w:pStyle w:val="Compact"/>
+              <w:jc w:val="right"/>
+            </w:pPr>
+            <w:r>
+              <w:t xml:space="preserve">240</w:t>
+            </w:r>
+          </w:p>
+        </w:tc>
+        <w:tc>
+          <w:tcPr/>
+          <w:p>
+            <w:pPr>
+              <w:pStyle w:val="Compact"/>
+              <w:jc w:val="right"/>
+            </w:pPr>
+            <w:r>
+              <w:t xml:space="preserve">1.7</w:t>
+            </w:r>
+          </w:p>
+        </w:tc>
+      </w:tr>
+      <w:tr>
+        <w:tc>
+          <w:tcPr/>
+          <w:p>
+            <w:pPr>
+              <w:pStyle w:val="Compact"/>
+              <w:jc w:val="left"/>
+            </w:pPr>
+            <w:r>
+              <w:t xml:space="preserve">Reasons not accepting new patients (% of non-accepting)</w:t>
+            </w:r>
+          </w:p>
+        </w:tc>
+        <w:tc>
+          <w:tcPr/>
+          <w:p>
+            <w:pPr>
+              <w:pStyle w:val="Compact"/>
+              <w:jc w:val="left"/>
+            </w:pPr>
+            <w:r>
+              <w:t xml:space="preserve">practice full</w:t>
+            </w:r>
+          </w:p>
+        </w:tc>
+        <w:tc>
+          <w:tcPr/>
+          <w:p>
+            <w:pPr>
+              <w:pStyle w:val="Compact"/>
+              <w:jc w:val="right"/>
+            </w:pPr>
+            <w:r>
+              <w:t xml:space="preserve">7</w:t>
+            </w:r>
+          </w:p>
+        </w:tc>
+        <w:tc>
+          <w:tcPr/>
+          <w:p>
+            <w:pPr>
+              <w:pStyle w:val="Compact"/>
+              <w:jc w:val="right"/>
+            </w:pPr>
+            <w:r>
+              <w:t xml:space="preserve">240</w:t>
+            </w:r>
+          </w:p>
+        </w:tc>
+        <w:tc>
+          <w:tcPr/>
+          <w:p>
+            <w:pPr>
+              <w:pStyle w:val="Compact"/>
+              <w:jc w:val="right"/>
+            </w:pPr>
+            <w:r>
+              <w:t xml:space="preserve">2.9</w:t>
+            </w:r>
+          </w:p>
+        </w:tc>
+      </w:tr>
+      <w:tr>
+        <w:tc>
+          <w:tcPr/>
+          <w:p>
+            <w:pPr>
+              <w:pStyle w:val="Compact"/>
+              <w:jc w:val="left"/>
+            </w:pPr>
+            <w:r>
+              <w:t xml:space="preserve">Reasons not accepting new patients (% of non-accepting)</w:t>
+            </w:r>
+          </w:p>
+        </w:tc>
+        <w:tc>
+          <w:tcPr/>
+          <w:p>
+            <w:pPr>
+              <w:pStyle w:val="Compact"/>
+              <w:jc w:val="left"/>
+            </w:pPr>
+            <w:r>
+              <w:t xml:space="preserve">retired/left</w:t>
+            </w:r>
+          </w:p>
+        </w:tc>
+        <w:tc>
+          <w:tcPr/>
+          <w:p>
+            <w:pPr>
+              <w:pStyle w:val="Compact"/>
+              <w:jc w:val="right"/>
+            </w:pPr>
+            <w:r>
+              <w:t xml:space="preserve">81</w:t>
+            </w:r>
+          </w:p>
+        </w:tc>
+        <w:tc>
+          <w:tcPr/>
+          <w:p>
+            <w:pPr>
+              <w:pStyle w:val="Compact"/>
+              <w:jc w:val="right"/>
+            </w:pPr>
+            <w:r>
+              <w:t xml:space="preserve">240</w:t>
+            </w:r>
+          </w:p>
+        </w:tc>
+        <w:tc>
+          <w:tcPr/>
+          <w:p>
+            <w:pPr>
+              <w:pStyle w:val="Compact"/>
+              <w:jc w:val="right"/>
+            </w:pPr>
+            <w:r>
+              <w:t xml:space="preserve">33.8</w:t>
+            </w:r>
+          </w:p>
+        </w:tc>
+      </w:tr>
+      <w:tr>
+        <w:tc>
+          <w:tcPr/>
+          <w:p>
+            <w:pPr>
+              <w:pStyle w:val="Compact"/>
+              <w:jc w:val="left"/>
+            </w:pPr>
+            <w:r>
+              <w:t xml:space="preserve">Reasons not accepting new patients (% of non-accepting)</w:t>
+            </w:r>
+          </w:p>
+        </w:tc>
+        <w:tc>
+          <w:tcPr/>
+          <w:p>
+            <w:pPr>
+              <w:pStyle w:val="Compact"/>
+              <w:jc w:val="left"/>
+            </w:pPr>
+            <w:r>
+              <w:t xml:space="preserve">unspecified</w:t>
+            </w:r>
+          </w:p>
+        </w:tc>
+        <w:tc>
+          <w:tcPr/>
+          <w:p>
+            <w:pPr>
+              <w:pStyle w:val="Compact"/>
+              <w:jc w:val="right"/>
+            </w:pPr>
+            <w:r>
+              <w:t xml:space="preserve">104</w:t>
+            </w:r>
+          </w:p>
+        </w:tc>
+        <w:tc>
+          <w:tcPr/>
+          <w:p>
+            <w:pPr>
+              <w:pStyle w:val="Compact"/>
+              <w:jc w:val="right"/>
+            </w:pPr>
+            <w:r>
+              <w:t xml:space="preserve">240</w:t>
+            </w:r>
+          </w:p>
+        </w:tc>
+        <w:tc>
+          <w:tcPr/>
+          <w:p>
+            <w:pPr>
+              <w:pStyle w:val="Compact"/>
+              <w:jc w:val="right"/>
+            </w:pPr>
+            <w:r>
+              <w:t xml:space="preserve">43.3</w:t>
+            </w:r>
+          </w:p>
+        </w:tc>
+      </w:tr>
+      <w:tr>
+        <w:tc>
+          <w:tcPr/>
+          <w:p>
+            <w:pPr>
+              <w:pStyle w:val="Compact"/>
+              <w:jc w:val="left"/>
+            </w:pPr>
+            <w:r>
+              <w:t xml:space="preserve">Whom the appointment was with (% of offers)</w:t>
+            </w:r>
+          </w:p>
+        </w:tc>
+        <w:tc>
+          <w:tcPr/>
+          <w:p>
+            <w:pPr>
+              <w:pStyle w:val="Compact"/>
+              <w:jc w:val="left"/>
+            </w:pPr>
+            <w:r>
+              <w:t xml:space="preserve">Sampled physician</w:t>
+            </w:r>
+          </w:p>
+        </w:tc>
+        <w:tc>
+          <w:tcPr/>
+          <w:p>
+            <w:pPr>
+              <w:pStyle w:val="Compact"/>
+              <w:jc w:val="right"/>
+            </w:pPr>
+            <w:r>
+              <w:t xml:space="preserve">370</w:t>
+            </w:r>
+          </w:p>
+        </w:tc>
+        <w:tc>
+          <w:tcPr/>
+          <w:p>
+            <w:pPr>
+              <w:pStyle w:val="Compact"/>
+              <w:jc w:val="right"/>
+            </w:pPr>
+            <w:r>
+              <w:t xml:space="preserve">433</w:t>
+            </w:r>
+          </w:p>
+        </w:tc>
+        <w:tc>
+          <w:tcPr/>
+          <w:p>
+            <w:pPr>
+              <w:pStyle w:val="Compact"/>
+              <w:jc w:val="right"/>
+            </w:pPr>
+            <w:r>
+              <w:t xml:space="preserve">85.5</w:t>
+            </w:r>
+          </w:p>
+        </w:tc>
+      </w:tr>
+      <w:tr>
+        <w:tc>
+          <w:tcPr/>
+          <w:p>
+            <w:pPr>
+              <w:pStyle w:val="Compact"/>
+              <w:jc w:val="left"/>
+            </w:pPr>
+            <w:r>
+              <w:t xml:space="preserve">Whom the appointment was with (% of offers)</w:t>
+            </w:r>
+          </w:p>
+        </w:tc>
+        <w:tc>
+          <w:tcPr/>
+          <w:p>
+            <w:pPr>
+              <w:pStyle w:val="Compact"/>
+              <w:jc w:val="left"/>
+            </w:pPr>
+            <w:r>
+              <w:t xml:space="preserve">A different physician</w:t>
+            </w:r>
+          </w:p>
+        </w:tc>
+        <w:tc>
+          <w:tcPr/>
+          <w:p>
+            <w:pPr>
+              <w:pStyle w:val="Compact"/>
+              <w:jc w:val="right"/>
+            </w:pPr>
+            <w:r>
+              <w:t xml:space="preserve">58</w:t>
+            </w:r>
+          </w:p>
+        </w:tc>
+        <w:tc>
+          <w:tcPr/>
+          <w:p>
+            <w:pPr>
+              <w:pStyle w:val="Compact"/>
+              <w:jc w:val="right"/>
+            </w:pPr>
+            <w:r>
+              <w:t xml:space="preserve">433</w:t>
+            </w:r>
+          </w:p>
+        </w:tc>
+        <w:tc>
+          <w:tcPr/>
+          <w:p>
+            <w:pPr>
+              <w:pStyle w:val="Compact"/>
+              <w:jc w:val="right"/>
+            </w:pPr>
+            <w:r>
+              <w:t xml:space="preserve">13.4</w:t>
+            </w:r>
+          </w:p>
+        </w:tc>
+      </w:tr>
+      <w:tr>
+        <w:tc>
+          <w:tcPr/>
+          <w:p>
+            <w:pPr>
+              <w:pStyle w:val="Compact"/>
+              <w:jc w:val="left"/>
+            </w:pPr>
+            <w:r>
+              <w:t xml:space="preserve">Whom the appointment was with (% of offers)</w:t>
+            </w:r>
+          </w:p>
+        </w:tc>
+        <w:tc>
+          <w:tcPr/>
+          <w:p>
+            <w:pPr>
+              <w:pStyle w:val="Compact"/>
+              <w:jc w:val="left"/>
+            </w:pPr>
+            <w:r>
+              <w:t xml:space="preserve">Advanced practice provider only</w:t>
+            </w:r>
+          </w:p>
+        </w:tc>
+        <w:tc>
+          <w:tcPr/>
+          <w:p>
+            <w:pPr>
+              <w:pStyle w:val="Compact"/>
+              <w:jc w:val="right"/>
+            </w:pPr>
+            <w:r>
+              <w:t xml:space="preserve">9</w:t>
+            </w:r>
+          </w:p>
+        </w:tc>
+        <w:tc>
+          <w:tcPr/>
+          <w:p>
+            <w:pPr>
+              <w:pStyle w:val="Compact"/>
+              <w:jc w:val="right"/>
+            </w:pPr>
+            <w:r>
+              <w:t xml:space="preserve">433</w:t>
+            </w:r>
+          </w:p>
+        </w:tc>
+        <w:tc>
+          <w:tcPr/>
+          <w:p>
+            <w:pPr>
+              <w:pStyle w:val="Compact"/>
+              <w:jc w:val="right"/>
+            </w:pPr>
+            <w:r>
+              <w:t xml:space="preserve">2.1</w:t>
+            </w:r>
+          </w:p>
+        </w:tc>
+      </w:tr>
+    </w:tbl>
+    <w:bookmarkEnd w:id="46"/>
+    <w:bookmarkStart w:id="68" w:name="supplementary-figures"/>
     <w:p>
       <w:pPr>
         <w:pStyle w:val="Heading2"/>
@@ -23015,18 +24155,18 @@
           <wp:inline>
             <wp:extent cx="5334000" cy="4030133"/>
             <wp:effectExtent b="0" l="0" r="0" t="0"/>
-            <wp:docPr descr="" title="" id="47" name="Picture"/>
+            <wp:docPr descr="" title="" id="48" name="Picture"/>
             <a:graphic>
               <a:graphicData uri="http://schemas.openxmlformats.org/drawingml/2006/picture">
                 <pic:pic>
                   <pic:nvPicPr>
-                    <pic:cNvPr descr="model_output/supp/figS1_km_time_to_appointment.png" id="48" name="Picture"/>
+                    <pic:cNvPr descr="model_output/supp/figS1_km_time_to_appointment.png" id="49" name="Picture"/>
                     <pic:cNvPicPr>
                       <a:picLocks noChangeArrowheads="1" noChangeAspect="1"/>
                     </pic:cNvPicPr>
                   </pic:nvPicPr>
                   <pic:blipFill>
-                    <a:blip r:embed="rId46"/>
+                    <a:blip r:embed="rId47"/>
                     <a:stretch>
                       <a:fillRect/>
                     </a:stretch>
@@ -23074,18 +24214,18 @@
           <wp:inline>
             <wp:extent cx="5334000" cy="3333750"/>
             <wp:effectExtent b="0" l="0" r="0" t="0"/>
-            <wp:docPr descr="" title="" id="50" name="Picture"/>
+            <wp:docPr descr="" title="" id="51" name="Picture"/>
             <a:graphic>
               <a:graphicData uri="http://schemas.openxmlformats.org/drawingml/2006/picture">
                 <pic:pic>
                   <pic:nvPicPr>
-                    <pic:cNvPr descr="model_output/supp/figS2_wait_distribution.png" id="51" name="Picture"/>
+                    <pic:cNvPr descr="model_output/supp/figS2_wait_distribution.png" id="52" name="Picture"/>
                     <pic:cNvPicPr>
                       <a:picLocks noChangeArrowheads="1" noChangeAspect="1"/>
                     </pic:cNvPicPr>
                   </pic:nvPicPr>
                   <pic:blipFill>
-                    <a:blip r:embed="rId49"/>
+                    <a:blip r:embed="rId50"/>
                     <a:stretch>
                       <a:fillRect/>
                     </a:stretch>
@@ -23133,18 +24273,18 @@
           <wp:inline>
             <wp:extent cx="5334000" cy="2667000"/>
             <wp:effectExtent b="0" l="0" r="0" t="0"/>
-            <wp:docPr descr="" title="" id="53" name="Picture"/>
+            <wp:docPr descr="" title="" id="54" name="Picture"/>
             <a:graphic>
               <a:graphicData uri="http://schemas.openxmlformats.org/drawingml/2006/picture">
                 <pic:pic>
                   <pic:nvPicPr>
-                    <pic:cNvPr descr="model_output/supp/figS3_nb_diagnostics.png" id="54" name="Picture"/>
+                    <pic:cNvPr descr="model_output/supp/figS3_nb_diagnostics.png" id="55" name="Picture"/>
                     <pic:cNvPicPr>
                       <a:picLocks noChangeArrowheads="1" noChangeAspect="1"/>
                     </pic:cNvPicPr>
                   </pic:nvPicPr>
                   <pic:blipFill>
-                    <a:blip r:embed="rId52"/>
+                    <a:blip r:embed="rId53"/>
                     <a:stretch>
                       <a:fillRect/>
                     </a:stretch>
@@ -23192,18 +24332,18 @@
           <wp:inline>
             <wp:extent cx="5334000" cy="3333750"/>
             <wp:effectExtent b="0" l="0" r="0" t="0"/>
-            <wp:docPr descr="" title="" id="56" name="Picture"/>
+            <wp:docPr descr="" title="" id="57" name="Picture"/>
             <a:graphic>
               <a:graphicData uri="http://schemas.openxmlformats.org/drawingml/2006/picture">
                 <pic:pic>
                   <pic:nvPicPr>
-                    <pic:cNvPr descr="model_output/supp/figS4_choropleth_offer_rate.png" id="57" name="Picture"/>
+                    <pic:cNvPr descr="model_output/supp/figS4_choropleth_offer_rate.png" id="58" name="Picture"/>
                     <pic:cNvPicPr>
                       <a:picLocks noChangeArrowheads="1" noChangeAspect="1"/>
                     </pic:cNvPicPr>
                   </pic:nvPicPr>
                   <pic:blipFill>
-                    <a:blip r:embed="rId55"/>
+                    <a:blip r:embed="rId56"/>
                     <a:stretch>
                       <a:fillRect/>
                     </a:stretch>
@@ -23251,18 +24391,18 @@
           <wp:inline>
             <wp:extent cx="5334000" cy="3333750"/>
             <wp:effectExtent b="0" l="0" r="0" t="0"/>
-            <wp:docPr descr="" title="" id="59" name="Picture"/>
+            <wp:docPr descr="" title="" id="60" name="Picture"/>
             <a:graphic>
               <a:graphicData uri="http://schemas.openxmlformats.org/drawingml/2006/picture">
                 <pic:pic>
                   <pic:nvPicPr>
-                    <pic:cNvPr descr="model_output/supp/figS4_choropleth_median_wait.png" id="60" name="Picture"/>
+                    <pic:cNvPr descr="model_output/supp/figS4_choropleth_median_wait.png" id="61" name="Picture"/>
                     <pic:cNvPicPr>
                       <a:picLocks noChangeArrowheads="1" noChangeAspect="1"/>
                     </pic:cNvPicPr>
                   </pic:nvPicPr>
                   <pic:blipFill>
-                    <a:blip r:embed="rId58"/>
+                    <a:blip r:embed="rId59"/>
                     <a:stretch>
                       <a:fillRect/>
                     </a:stretch>
@@ -23310,18 +24450,18 @@
           <wp:inline>
             <wp:extent cx="5334000" cy="3556000"/>
             <wp:effectExtent b="0" l="0" r="0" t="0"/>
-            <wp:docPr descr="" title="" id="62" name="Picture"/>
+            <wp:docPr descr="" title="" id="63" name="Picture"/>
             <a:graphic>
               <a:graphicData uri="http://schemas.openxmlformats.org/drawingml/2006/picture">
                 <pic:pic>
                   <pic:nvPicPr>
-                    <pic:cNvPr descr="model_output/supp/figS4b_offer_rate_by_state.png" id="63" name="Picture"/>
+                    <pic:cNvPr descr="model_output/supp/figS4b_offer_rate_by_state.png" id="64" name="Picture"/>
                     <pic:cNvPicPr>
                       <a:picLocks noChangeArrowheads="1" noChangeAspect="1"/>
                     </pic:cNvPicPr>
                   </pic:nvPicPr>
                   <pic:blipFill>
-                    <a:blip r:embed="rId61"/>
+                    <a:blip r:embed="rId62"/>
                     <a:stretch>
                       <a:fillRect/>
                     </a:stretch>
@@ -23354,6 +24494,65 @@
       </w:pPr>
       <w:r>
         <w:rPr>
+          <w:b/>
+          <w:bCs/>
+        </w:rPr>
+        <w:t xml:space="preserve">Figure S7. New-patient access cascade.</w:t>
+      </w:r>
+    </w:p>
+    <w:p>
+      <w:pPr>
+        <w:pStyle w:val="BodyText"/>
+      </w:pPr>
+      <w:r>
+        <w:drawing>
+          <wp:inline>
+            <wp:extent cx="5334000" cy="2259105"/>
+            <wp:effectExtent b="0" l="0" r="0" t="0"/>
+            <wp:docPr descr="" title="" id="66" name="Picture"/>
+            <a:graphic>
+              <a:graphicData uri="http://schemas.openxmlformats.org/drawingml/2006/picture">
+                <pic:pic>
+                  <pic:nvPicPr>
+                    <pic:cNvPr descr="model_output/supp/figS7_access_cascade.png" id="67" name="Picture"/>
+                    <pic:cNvPicPr>
+                      <a:picLocks noChangeArrowheads="1" noChangeAspect="1"/>
+                    </pic:cNvPicPr>
+                  </pic:nvPicPr>
+                  <pic:blipFill>
+                    <a:blip r:embed="rId65"/>
+                    <a:stretch>
+                      <a:fillRect/>
+                    </a:stretch>
+                  </pic:blipFill>
+                  <pic:spPr bwMode="auto">
+                    <a:xfrm>
+                      <a:off x="0" y="0"/>
+                      <a:ext cx="5334000" cy="2259105"/>
+                    </a:xfrm>
+                    <a:prstGeom prst="rect">
+                      <a:avLst/>
+                    </a:prstGeom>
+                    <a:noFill/>
+                    <a:ln w="9525">
+                      <a:noFill/>
+                      <a:headEnd/>
+                      <a:tailEnd/>
+                    </a:ln>
+                  </pic:spPr>
+                </pic:pic>
+              </a:graphicData>
+            </a:graphic>
+          </wp:inline>
+        </w:drawing>
+      </w:r>
+    </w:p>
+    <w:p>
+      <w:pPr>
+        <w:pStyle w:val="BodyText"/>
+      </w:pPr>
+      <w:r>
+        <w:rPr>
           <w:i/>
           <w:iCs/>
         </w:rPr>
@@ -23404,8 +24603,8 @@
         <w:t xml:space="preserve">.</w:t>
       </w:r>
     </w:p>
-    <w:bookmarkEnd w:id="64"/>
-    <w:bookmarkStart w:id="65" w:name="Xcb13635c9e988cf97ef206a036626737dff9783"/>
+    <w:bookmarkEnd w:id="68"/>
+    <w:bookmarkStart w:id="69" w:name="Xcb13635c9e988cf97ef206a036626737dff9783"/>
     <w:p>
       <w:pPr>
         <w:pStyle w:val="Heading2"/>
@@ -23886,9 +25085,9 @@
         <w:br w:type="page"/>
       </w:r>
     </w:p>
-    <w:bookmarkEnd w:id="65"/>
-    <w:bookmarkEnd w:id="66"/>
-    <w:bookmarkStart w:id="90" w:name="references"/>
+    <w:bookmarkEnd w:id="69"/>
+    <w:bookmarkEnd w:id="70"/>
+    <w:bookmarkStart w:id="109" w:name="references"/>
     <w:p>
       <w:pPr>
         <w:pStyle w:val="Heading1"/>
@@ -23897,8 +25096,8 @@
         <w:t xml:space="preserve">References</w:t>
       </w:r>
     </w:p>
-    <w:bookmarkStart w:id="89" w:name="refs"/>
-    <w:bookmarkStart w:id="68" w:name="ref-graboyes2019"/>
+    <w:bookmarkStart w:id="108" w:name="refs"/>
+    <w:bookmarkStart w:id="72" w:name="ref-graboyes2019"/>
     <w:p>
       <w:pPr>
         <w:pStyle w:val="Bibliography"/>
@@ -23928,7 +25127,7 @@
       <w:r>
         <w:t xml:space="preserve">. 2019;145(2):166-177. doi:</w:t>
       </w:r>
-      <w:hyperlink r:id="rId67">
+      <w:hyperlink r:id="rId71">
         <w:r>
           <w:rPr>
             <w:rStyle w:val="Hyperlink"/>
@@ -23937,8 +25136,8 @@
         </w:r>
       </w:hyperlink>
     </w:p>
-    <w:bookmarkEnd w:id="68"/>
-    <w:bookmarkStart w:id="70" w:name="ref-bisgaier2011"/>
+    <w:bookmarkEnd w:id="72"/>
+    <w:bookmarkStart w:id="74" w:name="ref-bisgaier2011"/>
     <w:p>
       <w:pPr>
         <w:pStyle w:val="Bibliography"/>
@@ -23968,7 +25167,7 @@
       <w:r>
         <w:t xml:space="preserve">. 2011;364(24):2324-2333. doi:</w:t>
       </w:r>
-      <w:hyperlink r:id="rId69">
+      <w:hyperlink r:id="rId73">
         <w:r>
           <w:rPr>
             <w:rStyle w:val="Hyperlink"/>
@@ -23977,8 +25176,8 @@
         </w:r>
       </w:hyperlink>
     </w:p>
-    <w:bookmarkEnd w:id="70"/>
-    <w:bookmarkStart w:id="72" w:name="ref-vickery2016"/>
+    <w:bookmarkEnd w:id="74"/>
+    <w:bookmarkStart w:id="76" w:name="ref-vickery2016"/>
     <w:p>
       <w:pPr>
         <w:pStyle w:val="Bibliography"/>
@@ -24017,7 +25216,7 @@
       <w:r>
         <w:t xml:space="preserve">. 2016;95(6):218-223. doi:</w:t>
       </w:r>
-      <w:hyperlink r:id="rId71">
+      <w:hyperlink r:id="rId75">
         <w:r>
           <w:rPr>
             <w:rStyle w:val="Hyperlink"/>
@@ -24026,8 +25225,8 @@
         </w:r>
       </w:hyperlink>
     </w:p>
-    <w:bookmarkEnd w:id="72"/>
-    <w:bookmarkStart w:id="74" w:name="ref-rankin2022"/>
+    <w:bookmarkEnd w:id="76"/>
+    <w:bookmarkStart w:id="78" w:name="ref-rankin2022"/>
     <w:p>
       <w:pPr>
         <w:pStyle w:val="Bibliography"/>
@@ -24057,7 +25256,7 @@
       <w:r>
         <w:t xml:space="preserve">. 2022;80:226. doi:</w:t>
       </w:r>
-      <w:hyperlink r:id="rId73">
+      <w:hyperlink r:id="rId77">
         <w:r>
           <w:rPr>
             <w:rStyle w:val="Hyperlink"/>
@@ -24066,8 +25265,8 @@
         </w:r>
       </w:hyperlink>
     </w:p>
-    <w:bookmarkEnd w:id="74"/>
-    <w:bookmarkStart w:id="75" w:name="ref-kfffee"/>
+    <w:bookmarkEnd w:id="78"/>
+    <w:bookmarkStart w:id="79" w:name="ref-moriarty2003"/>
     <w:p>
       <w:pPr>
         <w:pStyle w:val="Bibliography"/>
@@ -24082,11 +25281,24 @@
         <w:t xml:space="preserve">	</w:t>
       </w:r>
       <w:r>
-        <w:t xml:space="preserve">Kaiser Family Foundation. Medicaid-to-medicare fee index. Published online 2024.</w:t>
+        <w:t xml:space="preserve">Moriarty H, McLeod D, Dowell A. Mystery shopping in health service evaluation.</w:t>
+      </w:r>
+      <w:r>
+        <w:t xml:space="preserve"> </w:t>
+      </w:r>
+      <w:r>
+        <w:rPr>
+          <w:i/>
+          <w:iCs/>
+        </w:rPr>
+        <w:t xml:space="preserve">British Journal of General Practice</w:t>
+      </w:r>
+      <w:r>
+        <w:t xml:space="preserve">. 2003;53(497):942-946.</w:t>
       </w:r>
     </w:p>
-    <w:bookmarkEnd w:id="75"/>
-    <w:bookmarkStart w:id="76" w:name="ref-cdcsvi"/>
+    <w:bookmarkEnd w:id="79"/>
+    <w:bookmarkStart w:id="81" w:name="ref-hodson2025"/>
     <w:p>
       <w:pPr>
         <w:pStyle w:val="Bibliography"/>
@@ -24101,29 +25313,198 @@
         <w:t xml:space="preserve">	</w:t>
       </w:r>
       <w:r>
-        <w:t xml:space="preserve">Agency for Toxic Substances and Disease Registry.</w:t>
+        <w:t xml:space="preserve">Hodson N, Onyeaso OO, Mills S, Sunstein CR, Bruine de Bruin W. Evaluating adherence to patient registration paperwork guidelines: A mystery shopper study in</w:t>
       </w:r>
       <w:r>
         <w:t xml:space="preserve"> </w:t>
       </w:r>
       <w:r>
-        <w:t xml:space="preserve">CDC/ATSDR</w:t>
+        <w:t xml:space="preserve">English</w:t>
       </w:r>
       <w:r>
         <w:t xml:space="preserve"> </w:t>
       </w:r>
       <w:r>
-        <w:t xml:space="preserve">social vulnerability index (2022 database). Published online 2022.</w:t>
-      </w:r>
+        <w:t xml:space="preserve">primary care.</w:t>
+      </w:r>
+      <w:r>
+        <w:t xml:space="preserve"> </w:t>
+      </w:r>
+      <w:r>
+        <w:rPr>
+          <w:i/>
+          <w:iCs/>
+        </w:rPr>
+        <w:t xml:space="preserve">BMJ Open</w:t>
+      </w:r>
+      <w:r>
+        <w:t xml:space="preserve">. 2025;15:e100719. doi:</w:t>
+      </w:r>
+      <w:hyperlink r:id="rId80">
+        <w:r>
+          <w:rPr>
+            <w:rStyle w:val="Hyperlink"/>
+          </w:rPr>
+          <w:t xml:space="preserve">10.1136/bmjopen-2025-100719</w:t>
+        </w:r>
+      </w:hyperlink>
     </w:p>
-    <w:bookmarkEnd w:id="76"/>
-    <w:bookmarkStart w:id="78" w:name="ref-emmeans"/>
+    <w:bookmarkEnd w:id="81"/>
+    <w:bookmarkStart w:id="83" w:name="ref-lungfiel2023"/>
     <w:p>
       <w:pPr>
         <w:pStyle w:val="Bibliography"/>
       </w:pPr>
       <w:r>
         <w:t xml:space="preserve">7.</w:t>
+      </w:r>
+      <w:r>
+        <w:t xml:space="preserve"> </w:t>
+      </w:r>
+      <w:r>
+        <w:t xml:space="preserve">	</w:t>
+      </w:r>
+      <w:r>
+        <w:t xml:space="preserve">Lungfiel G, Mandlmeier F, Kunow C, Langer B. Oral emergency contraception practices of community pharmacies: A mystery caller study in the capital of</w:t>
+      </w:r>
+      <w:r>
+        <w:t xml:space="preserve"> </w:t>
+      </w:r>
+      <w:r>
+        <w:t xml:space="preserve">Germany</w:t>
+      </w:r>
+      <w:r>
+        <w:t xml:space="preserve">,</w:t>
+      </w:r>
+      <w:r>
+        <w:t xml:space="preserve"> </w:t>
+      </w:r>
+      <w:r>
+        <w:t xml:space="preserve">Berlin</w:t>
+      </w:r>
+      <w:r>
+        <w:t xml:space="preserve">.</w:t>
+      </w:r>
+      <w:r>
+        <w:t xml:space="preserve"> </w:t>
+      </w:r>
+      <w:r>
+        <w:rPr>
+          <w:i/>
+          <w:iCs/>
+        </w:rPr>
+        <w:t xml:space="preserve">Journal of Pharmaceutical Policy and Practice</w:t>
+      </w:r>
+      <w:r>
+        <w:t xml:space="preserve">. 2023;16(1):68. doi:</w:t>
+      </w:r>
+      <w:hyperlink r:id="rId82">
+        <w:r>
+          <w:rPr>
+            <w:rStyle w:val="Hyperlink"/>
+          </w:rPr>
+          <w:t xml:space="preserve">10.1186/s40545-023-00565-w</w:t>
+        </w:r>
+      </w:hyperlink>
+    </w:p>
+    <w:bookmarkEnd w:id="83"/>
+    <w:bookmarkStart w:id="85" w:name="ref-campbell2013"/>
+    <w:p>
+      <w:pPr>
+        <w:pStyle w:val="Bibliography"/>
+      </w:pPr>
+      <w:r>
+        <w:t xml:space="preserve">8.</w:t>
+      </w:r>
+      <w:r>
+        <w:t xml:space="preserve"> </w:t>
+      </w:r>
+      <w:r>
+        <w:t xml:space="preserve">	</w:t>
+      </w:r>
+      <w:r>
+        <w:t xml:space="preserve">Campbell JL, Carter M, Davey A, Roberts MJ, Elliott MN, Roland M. Accessing primary care: A simulated patient study.</w:t>
+      </w:r>
+      <w:r>
+        <w:t xml:space="preserve"> </w:t>
+      </w:r>
+      <w:r>
+        <w:rPr>
+          <w:i/>
+          <w:iCs/>
+        </w:rPr>
+        <w:t xml:space="preserve">British Journal of General Practice</w:t>
+      </w:r>
+      <w:r>
+        <w:t xml:space="preserve">. 2013;63(608):e171-e176. doi:</w:t>
+      </w:r>
+      <w:hyperlink r:id="rId84">
+        <w:r>
+          <w:rPr>
+            <w:rStyle w:val="Hyperlink"/>
+          </w:rPr>
+          <w:t xml:space="preserve">10.3399/bjgp13X664216</w:t>
+        </w:r>
+      </w:hyperlink>
+    </w:p>
+    <w:bookmarkEnd w:id="85"/>
+    <w:bookmarkStart w:id="86" w:name="ref-kfffee"/>
+    <w:p>
+      <w:pPr>
+        <w:pStyle w:val="Bibliography"/>
+      </w:pPr>
+      <w:r>
+        <w:t xml:space="preserve">9.</w:t>
+      </w:r>
+      <w:r>
+        <w:t xml:space="preserve"> </w:t>
+      </w:r>
+      <w:r>
+        <w:t xml:space="preserve">	</w:t>
+      </w:r>
+      <w:r>
+        <w:t xml:space="preserve">Kaiser Family Foundation. Medicaid-to-medicare fee index. Published online 2024.</w:t>
+      </w:r>
+    </w:p>
+    <w:bookmarkEnd w:id="86"/>
+    <w:bookmarkStart w:id="87" w:name="ref-cdcsvi"/>
+    <w:p>
+      <w:pPr>
+        <w:pStyle w:val="Bibliography"/>
+      </w:pPr>
+      <w:r>
+        <w:t xml:space="preserve">10.</w:t>
+      </w:r>
+      <w:r>
+        <w:t xml:space="preserve"> </w:t>
+      </w:r>
+      <w:r>
+        <w:t xml:space="preserve">	</w:t>
+      </w:r>
+      <w:r>
+        <w:t xml:space="preserve">Agency for Toxic Substances and Disease Registry.</w:t>
+      </w:r>
+      <w:r>
+        <w:t xml:space="preserve"> </w:t>
+      </w:r>
+      <w:r>
+        <w:t xml:space="preserve">CDC/ATSDR</w:t>
+      </w:r>
+      <w:r>
+        <w:t xml:space="preserve"> </w:t>
+      </w:r>
+      <w:r>
+        <w:t xml:space="preserve">social vulnerability index (2022 database). Published online 2022.</w:t>
+      </w:r>
+    </w:p>
+    <w:bookmarkEnd w:id="87"/>
+    <w:bookmarkStart w:id="89" w:name="ref-emmeans"/>
+    <w:p>
+      <w:pPr>
+        <w:pStyle w:val="Bibliography"/>
+      </w:pPr>
+      <w:r>
+        <w:t xml:space="preserve">11.</w:t>
       </w:r>
       <w:r>
         <w:t xml:space="preserve"> </w:t>
@@ -24150,7 +25531,7 @@
       <w:r>
         <w:t xml:space="preserve"> </w:t>
       </w:r>
-      <w:hyperlink r:id="rId77">
+      <w:hyperlink r:id="rId88">
         <w:r>
           <w:rPr>
             <w:rStyle w:val="Hyperlink"/>
@@ -24159,14 +25540,14 @@
         </w:r>
       </w:hyperlink>
     </w:p>
-    <w:bookmarkEnd w:id="78"/>
-    <w:bookmarkStart w:id="80" w:name="ref-rcoreteam"/>
+    <w:bookmarkEnd w:id="89"/>
+    <w:bookmarkStart w:id="91" w:name="ref-rcoreteam"/>
     <w:p>
       <w:pPr>
         <w:pStyle w:val="Bibliography"/>
       </w:pPr>
       <w:r>
-        <w:t xml:space="preserve">8.</w:t>
+        <w:t xml:space="preserve">12.</w:t>
       </w:r>
       <w:r>
         <w:t xml:space="preserve"> </w:t>
@@ -24193,7 +25574,7 @@
       <w:r>
         <w:t xml:space="preserve"> </w:t>
       </w:r>
-      <w:hyperlink r:id="rId79">
+      <w:hyperlink r:id="rId90">
         <w:r>
           <w:rPr>
             <w:rStyle w:val="Hyperlink"/>
@@ -24202,14 +25583,14 @@
         </w:r>
       </w:hyperlink>
     </w:p>
-    <w:bookmarkEnd w:id="80"/>
-    <w:bookmarkStart w:id="82" w:name="ref-glmmTMB"/>
+    <w:bookmarkEnd w:id="91"/>
+    <w:bookmarkStart w:id="93" w:name="ref-glmmTMB"/>
     <w:p>
       <w:pPr>
         <w:pStyle w:val="Bibliography"/>
       </w:pPr>
       <w:r>
-        <w:t xml:space="preserve">9.</w:t>
+        <w:t xml:space="preserve">13.</w:t>
       </w:r>
       <w:r>
         <w:t xml:space="preserve"> </w:t>
@@ -24245,7 +25626,7 @@
       <w:r>
         <w:t xml:space="preserve">. 2017;9(2):378-400. doi:</w:t>
       </w:r>
-      <w:hyperlink r:id="rId81">
+      <w:hyperlink r:id="rId92">
         <w:r>
           <w:rPr>
             <w:rStyle w:val="Hyperlink"/>
@@ -24254,14 +25635,14 @@
         </w:r>
       </w:hyperlink>
     </w:p>
-    <w:bookmarkEnd w:id="82"/>
-    <w:bookmarkStart w:id="84" w:name="ref-strobe"/>
+    <w:bookmarkEnd w:id="93"/>
+    <w:bookmarkStart w:id="95" w:name="ref-strobe"/>
     <w:p>
       <w:pPr>
         <w:pStyle w:val="Bibliography"/>
       </w:pPr>
       <w:r>
-        <w:t xml:space="preserve">10.</w:t>
+        <w:t xml:space="preserve">14.</w:t>
       </w:r>
       <w:r>
         <w:t xml:space="preserve"> </w:t>
@@ -24345,7 +25726,7 @@
       <w:r>
         <w:t xml:space="preserve">. 2007;147(8):573-577. doi:</w:t>
       </w:r>
-      <w:hyperlink r:id="rId83">
+      <w:hyperlink r:id="rId94">
         <w:r>
           <w:rPr>
             <w:rStyle w:val="Hyperlink"/>
@@ -24354,14 +25735,124 @@
         </w:r>
       </w:hyperlink>
     </w:p>
-    <w:bookmarkEnd w:id="84"/>
-    <w:bookmarkStart w:id="86" w:name="ref-corbisiero2024"/>
+    <w:bookmarkEnd w:id="95"/>
+    <w:bookmarkStart w:id="97" w:name="ref-crisp2021"/>
     <w:p>
       <w:pPr>
         <w:pStyle w:val="Bibliography"/>
       </w:pPr>
       <w:r>
-        <w:t xml:space="preserve">11.</w:t>
+        <w:t xml:space="preserve">15.</w:t>
+      </w:r>
+      <w:r>
+        <w:t xml:space="preserve"> </w:t>
+      </w:r>
+      <w:r>
+        <w:t xml:space="preserve">	</w:t>
+      </w:r>
+      <w:r>
+        <w:t xml:space="preserve">Amaratunge S, Harrison M, Clifford R, Seubert L, Page A, Bond C. Developing a checklist for reporting research using simulated patient methodology (</w:t>
+      </w:r>
+      <w:r>
+        <w:t xml:space="preserve">CRiSP</w:t>
+      </w:r>
+      <w:r>
+        <w:t xml:space="preserve">): A consensus study.</w:t>
+      </w:r>
+      <w:r>
+        <w:t xml:space="preserve"> </w:t>
+      </w:r>
+      <w:r>
+        <w:rPr>
+          <w:i/>
+          <w:iCs/>
+        </w:rPr>
+        <w:t xml:space="preserve">International Journal of Pharmacy Practice</w:t>
+      </w:r>
+      <w:r>
+        <w:t xml:space="preserve">. 2021;29(3):218-227. doi:</w:t>
+      </w:r>
+      <w:hyperlink r:id="rId96">
+        <w:r>
+          <w:rPr>
+            <w:rStyle w:val="Hyperlink"/>
+          </w:rPr>
+          <w:t xml:space="preserve">10.1093/ijpp/riaa002</w:t>
+        </w:r>
+      </w:hyperlink>
+    </w:p>
+    <w:bookmarkEnd w:id="97"/>
+    <w:bookmarkStart w:id="99" w:name="ref-crisphe2024"/>
+    <w:p>
+      <w:pPr>
+        <w:pStyle w:val="Bibliography"/>
+      </w:pPr>
+      <w:r>
+        <w:t xml:space="preserve">16.</w:t>
+      </w:r>
+      <w:r>
+        <w:t xml:space="preserve"> </w:t>
+      </w:r>
+      <w:r>
+        <w:t xml:space="preserve">	</w:t>
+      </w:r>
+      <w:r>
+        <w:t xml:space="preserve">Park JS, Page A, Clifford R, Bond C, Seubert L. Refining the</w:t>
+      </w:r>
+      <w:r>
+        <w:t xml:space="preserve"> </w:t>
+      </w:r>
+      <w:r>
+        <w:t xml:space="preserve">CRiSPHe</w:t>
+      </w:r>
+      <w:r>
+        <w:t xml:space="preserve"> </w:t>
+      </w:r>
+      <w:r>
+        <w:t xml:space="preserve">(checklist for reporting research using a simulated patient methodology in health): A</w:t>
+      </w:r>
+      <w:r>
+        <w:t xml:space="preserve"> </w:t>
+      </w:r>
+      <w:r>
+        <w:t xml:space="preserve">Delphi</w:t>
+      </w:r>
+      <w:r>
+        <w:t xml:space="preserve"> </w:t>
+      </w:r>
+      <w:r>
+        <w:t xml:space="preserve">study.</w:t>
+      </w:r>
+      <w:r>
+        <w:t xml:space="preserve"> </w:t>
+      </w:r>
+      <w:r>
+        <w:rPr>
+          <w:i/>
+          <w:iCs/>
+        </w:rPr>
+        <w:t xml:space="preserve">International Journal of Pharmacy Practice</w:t>
+      </w:r>
+      <w:r>
+        <w:t xml:space="preserve">. 2024;32(4):322-328. doi:</w:t>
+      </w:r>
+      <w:hyperlink r:id="rId98">
+        <w:r>
+          <w:rPr>
+            <w:rStyle w:val="Hyperlink"/>
+          </w:rPr>
+          <w:t xml:space="preserve">10.1093/ijpp/riae019</w:t>
+        </w:r>
+      </w:hyperlink>
+    </w:p>
+    <w:bookmarkEnd w:id="99"/>
+    <w:bookmarkStart w:id="101" w:name="ref-corbisiero2024"/>
+    <w:p>
+      <w:pPr>
+        <w:pStyle w:val="Bibliography"/>
+      </w:pPr>
+      <w:r>
+        <w:t xml:space="preserve">17.</w:t>
       </w:r>
       <w:r>
         <w:t xml:space="preserve"> </w:t>
@@ -24394,7 +25885,7 @@
       <w:r>
         <w:t xml:space="preserve">. 2024;171(1):98-108. doi:</w:t>
       </w:r>
-      <w:hyperlink r:id="rId85">
+      <w:hyperlink r:id="rId100">
         <w:r>
           <w:rPr>
             <w:rStyle w:val="Hyperlink"/>
@@ -24403,14 +25894,14 @@
         </w:r>
       </w:hyperlink>
     </w:p>
-    <w:bookmarkEnd w:id="86"/>
-    <w:bookmarkStart w:id="88" w:name="ref-saeedi2025"/>
+    <w:bookmarkEnd w:id="101"/>
+    <w:bookmarkStart w:id="103" w:name="ref-saeedi2025"/>
     <w:p>
       <w:pPr>
         <w:pStyle w:val="Bibliography"/>
       </w:pPr>
       <w:r>
-        <w:t xml:space="preserve">12.</w:t>
+        <w:t xml:space="preserve">18.</w:t>
       </w:r>
       <w:r>
         <w:t xml:space="preserve"> </w:t>
@@ -24443,7 +25934,7 @@
       <w:r>
         <w:t xml:space="preserve">. 2025;17(9):e91744. doi:</w:t>
       </w:r>
-      <w:hyperlink r:id="rId87">
+      <w:hyperlink r:id="rId102">
         <w:r>
           <w:rPr>
             <w:rStyle w:val="Hyperlink"/>
@@ -24452,9 +25943,98 @@
         </w:r>
       </w:hyperlink>
     </w:p>
-    <w:bookmarkEnd w:id="88"/>
-    <w:bookmarkEnd w:id="89"/>
-    <w:bookmarkEnd w:id="90"/>
+    <w:bookmarkEnd w:id="103"/>
+    <w:bookmarkStart w:id="105" w:name="ref-pollack2016"/>
+    <w:p>
+      <w:pPr>
+        <w:pStyle w:val="Bibliography"/>
+      </w:pPr>
+      <w:r>
+        <w:t xml:space="preserve">19.</w:t>
+      </w:r>
+      <w:r>
+        <w:t xml:space="preserve"> </w:t>
+      </w:r>
+      <w:r>
+        <w:t xml:space="preserve">	</w:t>
+      </w:r>
+      <w:r>
+        <w:t xml:space="preserve">Pollack CE, Ross ME, Armstrong K, et al. Using a mystery-caller approach to examine access to prostate cancer care in</w:t>
+      </w:r>
+      <w:r>
+        <w:t xml:space="preserve"> </w:t>
+      </w:r>
+      <w:r>
+        <w:t xml:space="preserve">Philadelphia</w:t>
+      </w:r>
+      <w:r>
+        <w:t xml:space="preserve">.</w:t>
+      </w:r>
+      <w:r>
+        <w:t xml:space="preserve"> </w:t>
+      </w:r>
+      <w:r>
+        <w:rPr>
+          <w:i/>
+          <w:iCs/>
+        </w:rPr>
+        <w:t xml:space="preserve">PLOS ONE</w:t>
+      </w:r>
+      <w:r>
+        <w:t xml:space="preserve">. 2016;11(10):e0164411. doi:</w:t>
+      </w:r>
+      <w:hyperlink r:id="rId104">
+        <w:r>
+          <w:rPr>
+            <w:rStyle w:val="Hyperlink"/>
+          </w:rPr>
+          <w:t xml:space="preserve">10.1371/journal.pone.0164411</w:t>
+        </w:r>
+      </w:hyperlink>
+    </w:p>
+    <w:bookmarkEnd w:id="105"/>
+    <w:bookmarkStart w:id="107" w:name="ref-wilkinson2018"/>
+    <w:p>
+      <w:pPr>
+        <w:pStyle w:val="Bibliography"/>
+      </w:pPr>
+      <w:r>
+        <w:t xml:space="preserve">20.</w:t>
+      </w:r>
+      <w:r>
+        <w:t xml:space="preserve"> </w:t>
+      </w:r>
+      <w:r>
+        <w:t xml:space="preserve">	</w:t>
+      </w:r>
+      <w:r>
+        <w:t xml:space="preserve">Wilkinson TA, Rafie S, Clark PD, Carroll AE, Miller E. Evaluating community pharmacy responses about levonorgestrel emergency contraception by mystery caller characteristics.</w:t>
+      </w:r>
+      <w:r>
+        <w:t xml:space="preserve"> </w:t>
+      </w:r>
+      <w:r>
+        <w:rPr>
+          <w:i/>
+          <w:iCs/>
+        </w:rPr>
+        <w:t xml:space="preserve">Journal of Adolescent Health</w:t>
+      </w:r>
+      <w:r>
+        <w:t xml:space="preserve">. 2018;63(1):32-36. doi:</w:t>
+      </w:r>
+      <w:hyperlink r:id="rId106">
+        <w:r>
+          <w:rPr>
+            <w:rStyle w:val="Hyperlink"/>
+          </w:rPr>
+          <w:t xml:space="preserve">10.1016/j.jadohealth.2017.11.303</w:t>
+        </w:r>
+      </w:hyperlink>
+    </w:p>
+    <w:bookmarkEnd w:id="107"/>
+    <w:bookmarkEnd w:id="108"/>
+    <w:bookmarkEnd w:id="109"/>
     <w:sectPr>
       <w:footnotePr>
         <w:numRestart w:val="eachSect"/>

--- a/manuscript_output/manuscript_mystery_caller.docx
+++ b/manuscript_output/manuscript_mystery_caller.docx
@@ -429,7 +429,31 @@
         <w:t xml:space="preserve"> </w:t>
       </w:r>
       <w:r>
-        <w:t xml:space="preserve">The University of Colorado Multiple Institutional Review Board (COMIRB 23-1303) deemed this study not human subjects research and did not require informed consent. Consistent with established simulated-patient practice, the covert design incorporated several safeguards: no protected health information was collected and no calls were recorded; each contact was a single brief call that booked no real appointment and imposed minimal burden on office staff; and identifying information about individual staff members was neither requested nor stored. Covert simulated calling was necessary because non-covert methods—for example, surveys of offices aware of being observed—would systematically bias access estimates through social desirability, the same rationale that underlies the design’s measurement validity</w:t>
+        <w:t xml:space="preserve">The University of Colorado Multiple Institutional Review Board (COMIRB 23-1303) deemed this study not human subjects research and did not require informed consent. The covert measurement of clinician behavior has been debated—most publicly when a 2011 federally commissioned</w:t>
+      </w:r>
+      <w:r>
+        <w:t xml:space="preserve"> </w:t>
+      </w:r>
+      <w:r>
+        <w:t xml:space="preserve">“mystery shopper”</w:t>
+      </w:r>
+      <w:r>
+        <w:t xml:space="preserve"> </w:t>
+      </w:r>
+      <w:r>
+        <w:t xml:space="preserve">survey of primary-care access was shelved amid concern about deceiving physician practices—but a formal ethical analysis has since established that simulated-patient research without prior consent is justified when risks and burdens are minimal, a consent waiver is necessary for scientifically valid data, and the study carries substantial social value</w:t>
+      </w:r>
+      <w:hyperlink w:anchor="ref-rhodesmiller2012">
+        <w:r>
+          <w:rPr>
+            <w:rStyle w:val="Hyperlink"/>
+            <w:vertAlign w:val="superscript"/>
+          </w:rPr>
+          <w:t xml:space="preserve">5</w:t>
+        </w:r>
+      </w:hyperlink>
+      <w:r>
+        <w:t xml:space="preserve">. This study was designed to satisfy those conditions. Consistent with established simulated-patient practice, the covert design incorporated several safeguards: no protected health information was collected and no calls were recorded; each contact was a single brief call that booked no real appointment and imposed minimal burden on office staff; and identifying information about individual staff members was neither requested nor stored. Covert simulated calling was necessary because non-covert methods—for example, surveys of offices aware of being observed—would systematically bias access estimates through social desirability, the same rationale that underlies the design’s measurement validity</w:t>
       </w:r>
       <w:hyperlink w:anchor="ref-rankin2022">
         <w:r>
@@ -444,9 +468,9 @@
         <w:rPr>
           <w:vertAlign w:val="superscript"/>
         </w:rPr>
-        <w:t xml:space="preserve">–</w:t>
-      </w:r>
-      <w:hyperlink w:anchor="ref-hodson2025">
+        <w:t xml:space="preserve">,</w:t>
+      </w:r>
+      <w:hyperlink w:anchor="ref-moriarty2003">
         <w:r>
           <w:rPr>
             <w:rStyle w:val="Hyperlink"/>
@@ -456,9 +480,12 @@
         </w:r>
       </w:hyperlink>
       <w:r>
-        <w:t xml:space="preserve">. Aggregate, market-level findings will be made available through specialty-society and state channels as a benefit to participating communities, in the spirit of the participant-feedback provisions used in prior covert simulated-patient studies</w:t>
-      </w:r>
-      <w:hyperlink w:anchor="ref-lungfiel2023">
+        <w:rPr>
+          <w:vertAlign w:val="superscript"/>
+        </w:rPr>
+        <w:t xml:space="preserve">,</w:t>
+      </w:r>
+      <w:hyperlink w:anchor="ref-hodson2025">
         <w:r>
           <w:rPr>
             <w:rStyle w:val="Hyperlink"/>
@@ -468,90 +495,9 @@
         </w:r>
       </w:hyperlink>
       <w:r>
-        <w:t xml:space="preserve">.</w:t>
-      </w:r>
-    </w:p>
-    <w:p>
-      <w:pPr>
-        <w:pStyle w:val="BodyText"/>
-      </w:pPr>
-      <w:r>
-        <w:t xml:space="preserve">Analyses were restricted to calls with a completed data-collection record and a determinable physician subspecialty. This study did not manipulate patient insurance; the exposures of interest were the requested subspecialty and the geographic context of the practice.</w:t>
-      </w:r>
-    </w:p>
-    <w:bookmarkEnd w:id="22"/>
-    <w:bookmarkStart w:id="23" w:name="outcomes"/>
-    <w:p>
-      <w:pPr>
-        <w:pStyle w:val="Heading3"/>
-      </w:pPr>
-      <w:r>
-        <w:t xml:space="preserve">Outcomes</w:t>
-      </w:r>
-    </w:p>
-    <w:p>
-      <w:pPr>
-        <w:pStyle w:val="FirstParagraph"/>
-      </w:pPr>
-      <w:r>
-        <w:t xml:space="preserve">Two outcomes were analyzed as a two-part (hurdle) process. The first,</w:t>
-      </w:r>
-      <w:r>
-        <w:t xml:space="preserve"> </w:t>
-      </w:r>
-      <w:r>
-        <w:rPr>
-          <w:i/>
-          <w:iCs/>
-        </w:rPr>
-        <w:t xml:space="preserve">access</w:t>
-      </w:r>
-      <w:r>
-        <w:t xml:space="preserve">, was whether the office offered a new-patient appointment with the sampled physician (binary). The second,</w:t>
-      </w:r>
-      <w:r>
-        <w:t xml:space="preserve"> </w:t>
-      </w:r>
-      <w:r>
-        <w:rPr>
-          <w:i/>
-          <w:iCs/>
-        </w:rPr>
-        <w:t xml:space="preserve">timeliness</w:t>
-      </w:r>
-      <w:r>
-        <w:t xml:space="preserve">, was the number of</w:t>
-      </w:r>
-      <w:r>
-        <w:t xml:space="preserve"> </w:t>
-      </w:r>
-      <w:r>
-        <w:rPr>
-          <w:b/>
-          <w:bCs/>
-        </w:rPr>
-        <w:t xml:space="preserve">business days</w:t>
-      </w:r>
-      <w:r>
-        <w:t xml:space="preserve"> </w:t>
-      </w:r>
-      <w:r>
-        <w:t xml:space="preserve">from the call to the next available appointment, counted excluding weekends and U.S. federal holidays, and defined only for calls in which an appointment was offered. We recorded the</w:t>
-      </w:r>
-      <w:r>
-        <w:t xml:space="preserve"> </w:t>
-      </w:r>
-      <w:r>
-        <w:rPr>
-          <w:i/>
-          <w:iCs/>
-        </w:rPr>
-        <w:t xml:space="preserve">first</w:t>
-      </w:r>
-      <w:r>
-        <w:t xml:space="preserve">-available appointment; prior simulated-patient work has shown that the more elaborate third-next-available metric adds little beyond first-available while reducing reliability</w:t>
-      </w:r>
-      <w:hyperlink w:anchor="ref-campbell2013">
+        <w:t xml:space="preserve">. Aggregate, market-level findings will be made available through specialty-society and state channels as a benefit to participating communities, in the spirit of the participant-feedback provisions used in prior covert simulated-patient studies</w:t>
+      </w:r>
+      <w:hyperlink w:anchor="ref-lungfiel2023">
         <w:r>
           <w:rPr>
             <w:rStyle w:val="Hyperlink"/>
@@ -564,14 +510,22 @@
         <w:t xml:space="preserve">.</w:t>
       </w:r>
     </w:p>
-    <w:bookmarkEnd w:id="23"/>
-    <w:bookmarkStart w:id="24" w:name="geographic-covariates"/>
+    <w:p>
+      <w:pPr>
+        <w:pStyle w:val="BodyText"/>
+      </w:pPr>
+      <w:r>
+        <w:t xml:space="preserve">Analyses were restricted to calls with a completed data-collection record and a determinable physician subspecialty. This study did not manipulate patient insurance; the exposures of interest were the requested subspecialty and the geographic context of the practice.</w:t>
+      </w:r>
+    </w:p>
+    <w:bookmarkEnd w:id="22"/>
+    <w:bookmarkStart w:id="23" w:name="outcomes"/>
     <w:p>
       <w:pPr>
         <w:pStyle w:val="Heading3"/>
       </w:pPr>
       <w:r>
-        <w:t xml:space="preserve">Geographic covariates</w:t>
+        <w:t xml:space="preserve">Outcomes</w:t>
       </w:r>
     </w:p>
     <w:p>
@@ -579,9 +533,64 @@
         <w:pStyle w:val="FirstParagraph"/>
       </w:pPr>
       <w:r>
-        <w:t xml:space="preserve">Each practice was linked to contextual covariates by practice ZIP code and state. County was assigned from a 2020 Census ZCTA-to-county crosswalk (dominant county by land area). Covariates comprised: county otolaryngologist supply per 100,000 population; the state Medicaid-to-Medicare fee index (Kaiser Family Foundation, 2024, all services)</w:t>
-      </w:r>
-      <w:hyperlink w:anchor="ref-kfffee">
+        <w:t xml:space="preserve">Two outcomes were analyzed as a two-part (hurdle) process. The first,</w:t>
+      </w:r>
+      <w:r>
+        <w:t xml:space="preserve"> </w:t>
+      </w:r>
+      <w:r>
+        <w:rPr>
+          <w:i/>
+          <w:iCs/>
+        </w:rPr>
+        <w:t xml:space="preserve">access</w:t>
+      </w:r>
+      <w:r>
+        <w:t xml:space="preserve">, was whether the office offered a new-patient appointment with the sampled physician (binary). The second,</w:t>
+      </w:r>
+      <w:r>
+        <w:t xml:space="preserve"> </w:t>
+      </w:r>
+      <w:r>
+        <w:rPr>
+          <w:i/>
+          <w:iCs/>
+        </w:rPr>
+        <w:t xml:space="preserve">timeliness</w:t>
+      </w:r>
+      <w:r>
+        <w:t xml:space="preserve">, was the number of</w:t>
+      </w:r>
+      <w:r>
+        <w:t xml:space="preserve"> </w:t>
+      </w:r>
+      <w:r>
+        <w:rPr>
+          <w:b/>
+          <w:bCs/>
+        </w:rPr>
+        <w:t xml:space="preserve">business days</w:t>
+      </w:r>
+      <w:r>
+        <w:t xml:space="preserve"> </w:t>
+      </w:r>
+      <w:r>
+        <w:t xml:space="preserve">from the call to the next available appointment, counted excluding weekends and U.S. federal holidays, and defined only for calls in which an appointment was offered. We recorded the</w:t>
+      </w:r>
+      <w:r>
+        <w:t xml:space="preserve"> </w:t>
+      </w:r>
+      <w:r>
+        <w:rPr>
+          <w:i/>
+          <w:iCs/>
+        </w:rPr>
+        <w:t xml:space="preserve">first</w:t>
+      </w:r>
+      <w:r>
+        <w:t xml:space="preserve">-available appointment; prior simulated-patient work has shown that the more elaborate third-next-available metric adds little beyond first-available while reducing reliability</w:t>
+      </w:r>
+      <w:hyperlink w:anchor="ref-campbell2013">
         <w:r>
           <w:rPr>
             <w:rStyle w:val="Hyperlink"/>
@@ -591,9 +600,27 @@
         </w:r>
       </w:hyperlink>
       <w:r>
-        <w:t xml:space="preserve">; the CDC/ATSDR Social Vulnerability Index (SVI, 2022, tract-level, population-weighted to the practice ZIP)</w:t>
-      </w:r>
-      <w:hyperlink w:anchor="ref-cdcsvi">
+        <w:t xml:space="preserve">.</w:t>
+      </w:r>
+    </w:p>
+    <w:bookmarkEnd w:id="23"/>
+    <w:bookmarkStart w:id="24" w:name="geographic-covariates"/>
+    <w:p>
+      <w:pPr>
+        <w:pStyle w:val="Heading3"/>
+      </w:pPr>
+      <w:r>
+        <w:t xml:space="preserve">Geographic covariates</w:t>
+      </w:r>
+    </w:p>
+    <w:p>
+      <w:pPr>
+        <w:pStyle w:val="FirstParagraph"/>
+      </w:pPr>
+      <w:r>
+        <w:t xml:space="preserve">Each practice was linked to contextual covariates by practice ZIP code and state. County was assigned from a 2020 Census ZCTA-to-county crosswalk (dominant county by land area). Covariates comprised: county otolaryngologist supply per 100,000 population; the state Medicaid-to-Medicare fee index (Kaiser Family Foundation, 2024, all services)</w:t>
+      </w:r>
+      <w:hyperlink w:anchor="ref-kfffee">
         <w:r>
           <w:rPr>
             <w:rStyle w:val="Hyperlink"/>
@@ -603,67 +630,9 @@
         </w:r>
       </w:hyperlink>
       <w:r>
-        <w:t xml:space="preserve">; the county fraction of Medicare beneficiaries dual-eligible for Medicaid (CMS); metropolitan hospital-market concentration (Herfindahl–Hirschman Index [HHI], KFF 2024; available for metropolitan areas only); rurality, dichotomized from Rural–Urban Commuting Area (RUCA) codes as urban (RUCA 1–3) versus rural (RUCA 4–10); and the American Academy of Otolaryngology–Head and Neck Surgery (AAO-HNS) Board of Governors region.</w:t>
-      </w:r>
-    </w:p>
-    <w:bookmarkEnd w:id="24"/>
-    <w:bookmarkStart w:id="25" w:name="statistical-analysis"/>
-    <w:p>
-      <w:pPr>
-        <w:pStyle w:val="Heading3"/>
-      </w:pPr>
-      <w:r>
-        <w:t xml:space="preserve">Statistical analysis</w:t>
-      </w:r>
-    </w:p>
-    <w:p>
-      <w:pPr>
-        <w:pStyle w:val="FirstParagraph"/>
-      </w:pPr>
-      <w:r>
-        <w:t xml:space="preserve">Because business-day wait time is observed only when an appointment is offered, we modeled access and timeliness separately to avoid conditioning wait-time estimates on the offer.</w:t>
-      </w:r>
-      <w:r>
-        <w:t xml:space="preserve"> </w:t>
-      </w:r>
-      <w:r>
-        <w:rPr>
-          <w:i/>
-          <w:iCs/>
-        </w:rPr>
-        <w:t xml:space="preserve">Access</w:t>
-      </w:r>
-      <w:r>
-        <w:t xml:space="preserve"> </w:t>
-      </w:r>
-      <w:r>
-        <w:t xml:space="preserve">was modeled with a mixed-effects logistic regression over all analytic calls;</w:t>
-      </w:r>
-      <w:r>
-        <w:t xml:space="preserve"> </w:t>
-      </w:r>
-      <w:r>
-        <w:rPr>
-          <w:i/>
-          <w:iCs/>
-        </w:rPr>
-        <w:t xml:space="preserve">timeliness</w:t>
-      </w:r>
-      <w:r>
-        <w:t xml:space="preserve"> </w:t>
-      </w:r>
-      <w:r>
-        <w:t xml:space="preserve">with a mixed-effects negative binomial regression over the offered subset. The negative binomial distribution was selected over Poisson on the basis of substantial overdispersion (Pearson φ = 6.22). Both models included a random intercept for core-based statistical area (CBSA; county FIPS where CBSA was undefined) to account for within-market correlation, and adjusted for the requested subspecialty (reference: general otolaryngology), county ENT supply, Medicaid fee index, SVI, dual-eligible fraction, and rurality (reference: urban). The identity of the caller (research assistant) was included as a fixed nuisance term to adjust for operator-level differences in call handling. Continuous covariates were standardized and, for the few missing values (&lt;3%), median-imputed.</w:t>
-      </w:r>
-    </w:p>
-    <w:p>
-      <w:pPr>
-        <w:pStyle w:val="BodyText"/>
-      </w:pPr>
-      <w:r>
-        <w:t xml:space="preserve">Effects are reported as odds ratios (access) and incidence rate ratios (timeliness) with 95% Wald confidence intervals. Pairwise differences between subspecialties were estimated with Tukey-adjusted estimated marginal means</w:t>
-      </w:r>
-      <w:hyperlink w:anchor="ref-emmeans">
+        <w:t xml:space="preserve">; the CDC/ATSDR Social Vulnerability Index (SVI, 2022, tract-level, population-weighted to the practice ZIP)</w:t>
+      </w:r>
+      <w:hyperlink w:anchor="ref-cdcsvi">
         <w:r>
           <w:rPr>
             <w:rStyle w:val="Hyperlink"/>
@@ -673,9 +642,67 @@
         </w:r>
       </w:hyperlink>
       <w:r>
-        <w:t xml:space="preserve">. Effect modification of the geographic covariates by subspecialty was tested by likelihood-ratio tests. Market-level clustering was summarized by the intraclass correlation coefficient (ICC). Because the HHI is defined only in metropolitan areas, its association with timeliness was assessed in a sensitivity model restricted to the metropolitan subset. Two additional sensitivity analyses were performed: a three-level rurality specification (urban, RUCA 1–3; suburban, 4–6; rural, 7–10) in place of the binary contrast, and a complete-case refit that excluded records with any missing covariate rather than median-imputing them. Whether call incompleteness was related to the measured covariates was assessed with chi-square and Wilcoxon rank-sum tests. Analyses used R 4.4.2</w:t>
-      </w:r>
-      <w:hyperlink w:anchor="ref-rcoreteam">
+        <w:t xml:space="preserve">; the county fraction of Medicare beneficiaries dual-eligible for Medicaid (CMS); metropolitan hospital-market concentration (Herfindahl–Hirschman Index [HHI], KFF 2024; available for metropolitan areas only); rurality, dichotomized from Rural–Urban Commuting Area (RUCA) codes as urban (RUCA 1–3) versus rural (RUCA 4–10); and the American Academy of Otolaryngology–Head and Neck Surgery (AAO-HNS) Board of Governors region.</w:t>
+      </w:r>
+    </w:p>
+    <w:bookmarkEnd w:id="24"/>
+    <w:bookmarkStart w:id="25" w:name="statistical-analysis"/>
+    <w:p>
+      <w:pPr>
+        <w:pStyle w:val="Heading3"/>
+      </w:pPr>
+      <w:r>
+        <w:t xml:space="preserve">Statistical analysis</w:t>
+      </w:r>
+    </w:p>
+    <w:p>
+      <w:pPr>
+        <w:pStyle w:val="FirstParagraph"/>
+      </w:pPr>
+      <w:r>
+        <w:t xml:space="preserve">Because business-day wait time is observed only when an appointment is offered, we modeled access and timeliness separately to avoid conditioning wait-time estimates on the offer.</w:t>
+      </w:r>
+      <w:r>
+        <w:t xml:space="preserve"> </w:t>
+      </w:r>
+      <w:r>
+        <w:rPr>
+          <w:i/>
+          <w:iCs/>
+        </w:rPr>
+        <w:t xml:space="preserve">Access</w:t>
+      </w:r>
+      <w:r>
+        <w:t xml:space="preserve"> </w:t>
+      </w:r>
+      <w:r>
+        <w:t xml:space="preserve">was modeled with a mixed-effects logistic regression over all analytic calls;</w:t>
+      </w:r>
+      <w:r>
+        <w:t xml:space="preserve"> </w:t>
+      </w:r>
+      <w:r>
+        <w:rPr>
+          <w:i/>
+          <w:iCs/>
+        </w:rPr>
+        <w:t xml:space="preserve">timeliness</w:t>
+      </w:r>
+      <w:r>
+        <w:t xml:space="preserve"> </w:t>
+      </w:r>
+      <w:r>
+        <w:t xml:space="preserve">with a mixed-effects negative binomial regression over the offered subset. The negative binomial distribution was selected over Poisson on the basis of substantial overdispersion (Pearson φ = 6.22). Both models included a random intercept for core-based statistical area (CBSA; county FIPS where CBSA was undefined) to account for within-market correlation, and adjusted for the requested subspecialty (reference: general otolaryngology), county ENT supply, Medicaid fee index, SVI, dual-eligible fraction, and rurality (reference: urban). The identity of the caller (research assistant) was included as a fixed nuisance term to adjust for operator-level differences in call handling. Continuous covariates were standardized and, for the few missing values (&lt;3%), median-imputed.</w:t>
+      </w:r>
+    </w:p>
+    <w:p>
+      <w:pPr>
+        <w:pStyle w:val="BodyText"/>
+      </w:pPr>
+      <w:r>
+        <w:t xml:space="preserve">Effects are reported as odds ratios (access) and incidence rate ratios (timeliness) with 95% Wald confidence intervals. Pairwise differences between subspecialties were estimated with Tukey-adjusted estimated marginal means</w:t>
+      </w:r>
+      <w:hyperlink w:anchor="ref-emmeans">
         <w:r>
           <w:rPr>
             <w:rStyle w:val="Hyperlink"/>
@@ -685,21 +712,9 @@
         </w:r>
       </w:hyperlink>
       <w:r>
-        <w:t xml:space="preserve"> </w:t>
-      </w:r>
-      <w:r>
-        <w:t xml:space="preserve">(packages</w:t>
-      </w:r>
-      <w:r>
-        <w:t xml:space="preserve"> </w:t>
-      </w:r>
-      <w:r>
-        <w:rPr>
-          <w:rStyle w:val="VerbatimChar"/>
-        </w:rPr>
-        <w:t xml:space="preserve">glmmTMB</w:t>
-      </w:r>
-      <w:hyperlink w:anchor="ref-glmmTMB">
+        <w:t xml:space="preserve">. Effect modification of the geographic covariates by subspecialty was tested by likelihood-ratio tests. Market-level clustering was summarized by the intraclass correlation coefficient (ICC). Because the HHI is defined only in metropolitan areas, its association with timeliness was assessed in a sensitivity model restricted to the metropolitan subset. Two additional sensitivity analyses were performed: a three-level rurality specification (urban, RUCA 1–3; suburban, 4–6; rural, 7–10) in place of the binary contrast, and a complete-case refit that excluded records with any missing covariate rather than median-imputing them. Whether call incompleteness was related to the measured covariates was assessed with chi-square and Wilcoxon rank-sum tests. Analyses used R 4.4.2</w:t>
+      </w:r>
+      <w:hyperlink w:anchor="ref-rcoreteam">
         <w:r>
           <w:rPr>
             <w:rStyle w:val="Hyperlink"/>
@@ -709,7 +724,10 @@
         </w:r>
       </w:hyperlink>
       <w:r>
-        <w:t xml:space="preserve">,</w:t>
+        <w:t xml:space="preserve"> </w:t>
+      </w:r>
+      <w:r>
+        <w:t xml:space="preserve">(packages</w:t>
       </w:r>
       <w:r>
         <w:t xml:space="preserve"> </w:t>
@@ -718,33 +736,9 @@
         <w:rPr>
           <w:rStyle w:val="VerbatimChar"/>
         </w:rPr>
-        <w:t xml:space="preserve">emmeans</w:t>
-      </w:r>
-      <w:hyperlink w:anchor="ref-emmeans">
-        <w:r>
-          <w:rPr>
-            <w:rStyle w:val="Hyperlink"/>
-            <w:vertAlign w:val="superscript"/>
-          </w:rPr>
-          <w:t xml:space="preserve">11</w:t>
-        </w:r>
-      </w:hyperlink>
-      <w:r>
-        <w:t xml:space="preserve">, and the study package</w:t>
-      </w:r>
-      <w:r>
-        <w:t xml:space="preserve"> </w:t>
-      </w:r>
-      <w:r>
-        <w:rPr>
-          <w:rStyle w:val="VerbatimChar"/>
-        </w:rPr>
-        <w:t xml:space="preserve">mysterycall</w:t>
-      </w:r>
-      <w:r>
-        <w:t xml:space="preserve">); two-sided α = 0.05. Reporting follows the STROBE guideline for observational studies</w:t>
-      </w:r>
-      <w:hyperlink w:anchor="ref-strobe">
+        <w:t xml:space="preserve">glmmTMB</w:t>
+      </w:r>
+      <w:hyperlink w:anchor="ref-glmmTMB">
         <w:r>
           <w:rPr>
             <w:rStyle w:val="Hyperlink"/>
@@ -754,12 +748,42 @@
         </w:r>
       </w:hyperlink>
       <w:r>
+        <w:t xml:space="preserve">,</w:t>
+      </w:r>
+      <w:r>
         <w:t xml:space="preserve"> </w:t>
       </w:r>
       <w:r>
-        <w:t xml:space="preserve">and the simulated-patient–specific CRiSP/CRiSPHe reporting checklist</w:t>
-      </w:r>
-      <w:hyperlink w:anchor="ref-crisp2021">
+        <w:rPr>
+          <w:rStyle w:val="VerbatimChar"/>
+        </w:rPr>
+        <w:t xml:space="preserve">emmeans</w:t>
+      </w:r>
+      <w:hyperlink w:anchor="ref-emmeans">
+        <w:r>
+          <w:rPr>
+            <w:rStyle w:val="Hyperlink"/>
+            <w:vertAlign w:val="superscript"/>
+          </w:rPr>
+          <w:t xml:space="preserve">12</w:t>
+        </w:r>
+      </w:hyperlink>
+      <w:r>
+        <w:t xml:space="preserve">, and the study package</w:t>
+      </w:r>
+      <w:r>
+        <w:t xml:space="preserve"> </w:t>
+      </w:r>
+      <w:r>
+        <w:rPr>
+          <w:rStyle w:val="VerbatimChar"/>
+        </w:rPr>
+        <w:t xml:space="preserve">mysterycall</w:t>
+      </w:r>
+      <w:r>
+        <w:t xml:space="preserve">); two-sided α = 0.05. Reporting follows the STROBE guideline for observational studies</w:t>
+      </w:r>
+      <w:hyperlink w:anchor="ref-strobe">
         <w:r>
           <w:rPr>
             <w:rStyle w:val="Hyperlink"/>
@@ -769,12 +793,12 @@
         </w:r>
       </w:hyperlink>
       <w:r>
-        <w:rPr>
-          <w:vertAlign w:val="superscript"/>
-        </w:rPr>
-        <w:t xml:space="preserve">,</w:t>
-      </w:r>
-      <w:hyperlink w:anchor="ref-crisphe2024">
+        <w:t xml:space="preserve"> </w:t>
+      </w:r>
+      <w:r>
+        <w:t xml:space="preserve">and the simulated-patient–specific CRiSP/CRiSPHe reporting checklist</w:t>
+      </w:r>
+      <w:hyperlink w:anchor="ref-crisp2021">
         <w:r>
           <w:rPr>
             <w:rStyle w:val="Hyperlink"/>
@@ -784,43 +808,12 @@
         </w:r>
       </w:hyperlink>
       <w:r>
-        <w:t xml:space="preserve">.</w:t>
-      </w:r>
-    </w:p>
-    <w:bookmarkEnd w:id="25"/>
-    <w:bookmarkStart w:id="26" w:name="sample-size-and-power"/>
-    <w:p>
-      <w:pPr>
-        <w:pStyle w:val="Heading3"/>
-      </w:pPr>
-      <w:r>
-        <w:t xml:space="preserve">Sample size and power</w:t>
-      </w:r>
-    </w:p>
-    <w:p>
-      <w:pPr>
-        <w:pStyle w:val="FirstParagraph"/>
-      </w:pPr>
-      <w:r>
-        <w:t xml:space="preserve">The sample size was fixed</w:t>
-      </w:r>
-      <w:r>
-        <w:t xml:space="preserve"> </w:t>
-      </w:r>
-      <w:r>
         <w:rPr>
-          <w:i/>
-          <w:iCs/>
+          <w:vertAlign w:val="superscript"/>
         </w:rPr>
-        <w:t xml:space="preserve">a priori</w:t>
-      </w:r>
-      <w:r>
-        <w:t xml:space="preserve"> </w:t>
-      </w:r>
-      <w:r>
-        <w:t xml:space="preserve">by a call budget of 800, with the rural-versus-urban difference in business-day wait time as the primary contrast. The power analysis was pre-specified before data collection and implemented in a purpose-built simulation application. Its assumptions were anchored to empirical data rather than convention: the expected rural wait penalty, the negative binomial dispersion (φ = 1.7), and the state-level intraclass correlation (ICC = 0.08) were estimated by pooling 273 rural otolaryngology observations from two published access series</w:t>
-      </w:r>
-      <w:hyperlink w:anchor="ref-corbisiero2024">
+        <w:t xml:space="preserve">,</w:t>
+      </w:r>
+      <w:hyperlink w:anchor="ref-crisphe2024">
         <w:r>
           <w:rPr>
             <w:rStyle w:val="Hyperlink"/>
@@ -830,6 +823,52 @@
         </w:r>
       </w:hyperlink>
       <w:r>
+        <w:t xml:space="preserve">.</w:t>
+      </w:r>
+    </w:p>
+    <w:bookmarkEnd w:id="25"/>
+    <w:bookmarkStart w:id="26" w:name="sample-size-and-power"/>
+    <w:p>
+      <w:pPr>
+        <w:pStyle w:val="Heading3"/>
+      </w:pPr>
+      <w:r>
+        <w:t xml:space="preserve">Sample size and power</w:t>
+      </w:r>
+    </w:p>
+    <w:p>
+      <w:pPr>
+        <w:pStyle w:val="FirstParagraph"/>
+      </w:pPr>
+      <w:r>
+        <w:t xml:space="preserve">The sample size was fixed</w:t>
+      </w:r>
+      <w:r>
+        <w:t xml:space="preserve"> </w:t>
+      </w:r>
+      <w:r>
+        <w:rPr>
+          <w:i/>
+          <w:iCs/>
+        </w:rPr>
+        <w:t xml:space="preserve">a priori</w:t>
+      </w:r>
+      <w:r>
+        <w:t xml:space="preserve"> </w:t>
+      </w:r>
+      <w:r>
+        <w:t xml:space="preserve">by a call budget of 800, with the rural-versus-urban difference in business-day wait time as the primary contrast. The power analysis was pre-specified before data collection and implemented in a purpose-built simulation application. Its assumptions were anchored to empirical data rather than convention: the expected rural wait penalty, the negative binomial dispersion (φ = 1.7), and the state-level intraclass correlation (ICC = 0.08) were estimated by pooling 273 rural otolaryngology observations from two published access series</w:t>
+      </w:r>
+      <w:hyperlink w:anchor="ref-corbisiero2024">
+        <w:r>
+          <w:rPr>
+            <w:rStyle w:val="Hyperlink"/>
+            <w:vertAlign w:val="superscript"/>
+          </w:rPr>
+          <w:t xml:space="preserve">18</w:t>
+        </w:r>
+      </w:hyperlink>
+      <w:r>
         <w:rPr>
           <w:vertAlign w:val="superscript"/>
         </w:rPr>
@@ -841,7 +880,7 @@
             <w:rStyle w:val="Hyperlink"/>
             <w:vertAlign w:val="superscript"/>
           </w:rPr>
-          <w:t xml:space="preserve">18</w:t>
+          <w:t xml:space="preserve">19</w:t>
         </w:r>
       </w:hyperlink>
       <w:r>
@@ -12947,31 +12986,13 @@
             <w:rStyle w:val="Hyperlink"/>
             <w:vertAlign w:val="superscript"/>
           </w:rPr>
-          <w:t xml:space="preserve">19</w:t>
+          <w:t xml:space="preserve">20</w:t>
         </w:r>
       </w:hyperlink>
       <w:r>
         <w:t xml:space="preserve">. Second, most otolaryngology care is physician-referred, so our patient-initiated calls capture a self-referral ceiling; a complementary arm in which the caller poses as a referring primary-care office would better reflect the true specialist-referral pathway</w:t>
       </w:r>
       <w:hyperlink w:anchor="ref-pollack2016">
-        <w:r>
-          <w:rPr>
-            <w:rStyle w:val="Hyperlink"/>
-            <w:vertAlign w:val="superscript"/>
-          </w:rPr>
-          <w:t xml:space="preserve">19</w:t>
-        </w:r>
-      </w:hyperlink>
-      <w:r>
-        <w:t xml:space="preserve">. Third, our secondary measures hint at an information-quality dimension we did not fully model—whether front-desk statements (that a practice does not see a complaint, or that a physician is unavailable) are accurate—which simulated-patient studies increasingly treat as a distinct outcome,</w:t>
-      </w:r>
-      <w:r>
-        <w:t xml:space="preserve"> </w:t>
-      </w:r>
-      <w:r>
-        <w:t xml:space="preserve">“available ≠ accessible ≠ accurately communicated”</w:t>
-      </w:r>
-      <w:hyperlink w:anchor="ref-wilkinson2018">
         <w:r>
           <w:rPr>
             <w:rStyle w:val="Hyperlink"/>
@@ -12981,6 +13002,24 @@
         </w:r>
       </w:hyperlink>
       <w:r>
+        <w:t xml:space="preserve">. Third, our secondary measures hint at an information-quality dimension we did not fully model—whether front-desk statements (that a practice does not see a complaint, or that a physician is unavailable) are accurate—which simulated-patient studies increasingly treat as a distinct outcome,</w:t>
+      </w:r>
+      <w:r>
+        <w:t xml:space="preserve"> </w:t>
+      </w:r>
+      <w:r>
+        <w:t xml:space="preserve">“available ≠ accessible ≠ accurately communicated”</w:t>
+      </w:r>
+      <w:hyperlink w:anchor="ref-wilkinson2018">
+        <w:r>
+          <w:rPr>
+            <w:rStyle w:val="Hyperlink"/>
+            <w:vertAlign w:val="superscript"/>
+          </w:rPr>
+          <w:t xml:space="preserve">21</w:t>
+        </w:r>
+      </w:hyperlink>
+      <w:r>
         <w:t xml:space="preserve">. Comparing publicly listed directory or website information against phone-obtained access would quantify this gap directly</w:t>
       </w:r>
       <w:hyperlink w:anchor="ref-hodson2025">
@@ -12989,7 +13028,7 @@
             <w:rStyle w:val="Hyperlink"/>
             <w:vertAlign w:val="superscript"/>
           </w:rPr>
-          <w:t xml:space="preserve">6</w:t>
+          <w:t xml:space="preserve">7</w:t>
         </w:r>
       </w:hyperlink>
       <w:r>
@@ -13013,7 +13052,7 @@
             <w:rStyle w:val="Hyperlink"/>
             <w:vertAlign w:val="superscript"/>
           </w:rPr>
-          <w:t xml:space="preserve">5</w:t>
+          <w:t xml:space="preserve">6</w:t>
         </w:r>
       </w:hyperlink>
       <w:r>
@@ -25087,7 +25126,7 @@
     </w:p>
     <w:bookmarkEnd w:id="69"/>
     <w:bookmarkEnd w:id="70"/>
-    <w:bookmarkStart w:id="109" w:name="references"/>
+    <w:bookmarkStart w:id="111" w:name="references"/>
     <w:p>
       <w:pPr>
         <w:pStyle w:val="Heading1"/>
@@ -25096,7 +25135,7 @@
         <w:t xml:space="preserve">References</w:t>
       </w:r>
     </w:p>
-    <w:bookmarkStart w:id="108" w:name="refs"/>
+    <w:bookmarkStart w:id="110" w:name="refs"/>
     <w:bookmarkStart w:id="72" w:name="ref-graboyes2019"/>
     <w:p>
       <w:pPr>
@@ -25266,13 +25305,53 @@
       </w:hyperlink>
     </w:p>
     <w:bookmarkEnd w:id="78"/>
-    <w:bookmarkStart w:id="79" w:name="ref-moriarty2003"/>
+    <w:bookmarkStart w:id="80" w:name="ref-rhodesmiller2012"/>
     <w:p>
       <w:pPr>
         <w:pStyle w:val="Bibliography"/>
       </w:pPr>
       <w:r>
         <w:t xml:space="preserve">5.</w:t>
+      </w:r>
+      <w:r>
+        <w:t xml:space="preserve"> </w:t>
+      </w:r>
+      <w:r>
+        <w:t xml:space="preserve">	</w:t>
+      </w:r>
+      <w:r>
+        <w:t xml:space="preserve">Rhodes KV, Miller FG. Simulated patient studies: An ethical analysis.</w:t>
+      </w:r>
+      <w:r>
+        <w:t xml:space="preserve"> </w:t>
+      </w:r>
+      <w:r>
+        <w:rPr>
+          <w:i/>
+          <w:iCs/>
+        </w:rPr>
+        <w:t xml:space="preserve">The Milbank Quarterly</w:t>
+      </w:r>
+      <w:r>
+        <w:t xml:space="preserve">. 2012;90(4):706-724. doi:</w:t>
+      </w:r>
+      <w:hyperlink r:id="rId79">
+        <w:r>
+          <w:rPr>
+            <w:rStyle w:val="Hyperlink"/>
+          </w:rPr>
+          <w:t xml:space="preserve">10.1111/j.1468-0009.2012.00680.x</w:t>
+        </w:r>
+      </w:hyperlink>
+    </w:p>
+    <w:bookmarkEnd w:id="80"/>
+    <w:bookmarkStart w:id="81" w:name="ref-moriarty2003"/>
+    <w:p>
+      <w:pPr>
+        <w:pStyle w:val="Bibliography"/>
+      </w:pPr>
+      <w:r>
+        <w:t xml:space="preserve">6.</w:t>
       </w:r>
       <w:r>
         <w:t xml:space="preserve"> </w:t>
@@ -25297,14 +25376,14 @@
         <w:t xml:space="preserve">. 2003;53(497):942-946.</w:t>
       </w:r>
     </w:p>
-    <w:bookmarkEnd w:id="79"/>
-    <w:bookmarkStart w:id="81" w:name="ref-hodson2025"/>
+    <w:bookmarkEnd w:id="81"/>
+    <w:bookmarkStart w:id="83" w:name="ref-hodson2025"/>
     <w:p>
       <w:pPr>
         <w:pStyle w:val="Bibliography"/>
       </w:pPr>
       <w:r>
-        <w:t xml:space="preserve">6.</w:t>
+        <w:t xml:space="preserve">7.</w:t>
       </w:r>
       <w:r>
         <w:t xml:space="preserve"> </w:t>
@@ -25340,7 +25419,7 @@
       <w:r>
         <w:t xml:space="preserve">. 2025;15:e100719. doi:</w:t>
       </w:r>
-      <w:hyperlink r:id="rId80">
+      <w:hyperlink r:id="rId82">
         <w:r>
           <w:rPr>
             <w:rStyle w:val="Hyperlink"/>
@@ -25349,14 +25428,14 @@
         </w:r>
       </w:hyperlink>
     </w:p>
-    <w:bookmarkEnd w:id="81"/>
-    <w:bookmarkStart w:id="83" w:name="ref-lungfiel2023"/>
+    <w:bookmarkEnd w:id="83"/>
+    <w:bookmarkStart w:id="85" w:name="ref-lungfiel2023"/>
     <w:p>
       <w:pPr>
         <w:pStyle w:val="Bibliography"/>
       </w:pPr>
       <w:r>
-        <w:t xml:space="preserve">7.</w:t>
+        <w:t xml:space="preserve">8.</w:t>
       </w:r>
       <w:r>
         <w:t xml:space="preserve"> </w:t>
@@ -25398,7 +25477,7 @@
       <w:r>
         <w:t xml:space="preserve">. 2023;16(1):68. doi:</w:t>
       </w:r>
-      <w:hyperlink r:id="rId82">
+      <w:hyperlink r:id="rId84">
         <w:r>
           <w:rPr>
             <w:rStyle w:val="Hyperlink"/>
@@ -25407,14 +25486,14 @@
         </w:r>
       </w:hyperlink>
     </w:p>
-    <w:bookmarkEnd w:id="83"/>
-    <w:bookmarkStart w:id="85" w:name="ref-campbell2013"/>
+    <w:bookmarkEnd w:id="85"/>
+    <w:bookmarkStart w:id="87" w:name="ref-campbell2013"/>
     <w:p>
       <w:pPr>
         <w:pStyle w:val="Bibliography"/>
       </w:pPr>
       <w:r>
-        <w:t xml:space="preserve">8.</w:t>
+        <w:t xml:space="preserve">9.</w:t>
       </w:r>
       <w:r>
         <w:t xml:space="preserve"> </w:t>
@@ -25438,7 +25517,7 @@
       <w:r>
         <w:t xml:space="preserve">. 2013;63(608):e171-e176. doi:</w:t>
       </w:r>
-      <w:hyperlink r:id="rId84">
+      <w:hyperlink r:id="rId86">
         <w:r>
           <w:rPr>
             <w:rStyle w:val="Hyperlink"/>
@@ -25447,14 +25526,14 @@
         </w:r>
       </w:hyperlink>
     </w:p>
-    <w:bookmarkEnd w:id="85"/>
-    <w:bookmarkStart w:id="86" w:name="ref-kfffee"/>
+    <w:bookmarkEnd w:id="87"/>
+    <w:bookmarkStart w:id="88" w:name="ref-kfffee"/>
     <w:p>
       <w:pPr>
         <w:pStyle w:val="Bibliography"/>
       </w:pPr>
       <w:r>
-        <w:t xml:space="preserve">9.</w:t>
+        <w:t xml:space="preserve">10.</w:t>
       </w:r>
       <w:r>
         <w:t xml:space="preserve"> </w:t>
@@ -25466,14 +25545,14 @@
         <w:t xml:space="preserve">Kaiser Family Foundation. Medicaid-to-medicare fee index. Published online 2024.</w:t>
       </w:r>
     </w:p>
-    <w:bookmarkEnd w:id="86"/>
-    <w:bookmarkStart w:id="87" w:name="ref-cdcsvi"/>
+    <w:bookmarkEnd w:id="88"/>
+    <w:bookmarkStart w:id="89" w:name="ref-cdcsvi"/>
     <w:p>
       <w:pPr>
         <w:pStyle w:val="Bibliography"/>
       </w:pPr>
       <w:r>
-        <w:t xml:space="preserve">10.</w:t>
+        <w:t xml:space="preserve">11.</w:t>
       </w:r>
       <w:r>
         <w:t xml:space="preserve"> </w:t>
@@ -25497,14 +25576,14 @@
         <w:t xml:space="preserve">social vulnerability index (2022 database). Published online 2022.</w:t>
       </w:r>
     </w:p>
-    <w:bookmarkEnd w:id="87"/>
-    <w:bookmarkStart w:id="89" w:name="ref-emmeans"/>
+    <w:bookmarkEnd w:id="89"/>
+    <w:bookmarkStart w:id="91" w:name="ref-emmeans"/>
     <w:p>
       <w:pPr>
         <w:pStyle w:val="Bibliography"/>
       </w:pPr>
       <w:r>
-        <w:t xml:space="preserve">11.</w:t>
+        <w:t xml:space="preserve">12.</w:t>
       </w:r>
       <w:r>
         <w:t xml:space="preserve"> </w:t>
@@ -25531,7 +25610,7 @@
       <w:r>
         <w:t xml:space="preserve"> </w:t>
       </w:r>
-      <w:hyperlink r:id="rId88">
+      <w:hyperlink r:id="rId90">
         <w:r>
           <w:rPr>
             <w:rStyle w:val="Hyperlink"/>
@@ -25540,14 +25619,14 @@
         </w:r>
       </w:hyperlink>
     </w:p>
-    <w:bookmarkEnd w:id="89"/>
-    <w:bookmarkStart w:id="91" w:name="ref-rcoreteam"/>
+    <w:bookmarkEnd w:id="91"/>
+    <w:bookmarkStart w:id="93" w:name="ref-rcoreteam"/>
     <w:p>
       <w:pPr>
         <w:pStyle w:val="Bibliography"/>
       </w:pPr>
       <w:r>
-        <w:t xml:space="preserve">12.</w:t>
+        <w:t xml:space="preserve">13.</w:t>
       </w:r>
       <w:r>
         <w:t xml:space="preserve"> </w:t>
@@ -25574,7 +25653,7 @@
       <w:r>
         <w:t xml:space="preserve"> </w:t>
       </w:r>
-      <w:hyperlink r:id="rId90">
+      <w:hyperlink r:id="rId92">
         <w:r>
           <w:rPr>
             <w:rStyle w:val="Hyperlink"/>
@@ -25583,14 +25662,14 @@
         </w:r>
       </w:hyperlink>
     </w:p>
-    <w:bookmarkEnd w:id="91"/>
-    <w:bookmarkStart w:id="93" w:name="ref-glmmTMB"/>
+    <w:bookmarkEnd w:id="93"/>
+    <w:bookmarkStart w:id="95" w:name="ref-glmmTMB"/>
     <w:p>
       <w:pPr>
         <w:pStyle w:val="Bibliography"/>
       </w:pPr>
       <w:r>
-        <w:t xml:space="preserve">13.</w:t>
+        <w:t xml:space="preserve">14.</w:t>
       </w:r>
       <w:r>
         <w:t xml:space="preserve"> </w:t>
@@ -25626,7 +25705,7 @@
       <w:r>
         <w:t xml:space="preserve">. 2017;9(2):378-400. doi:</w:t>
       </w:r>
-      <w:hyperlink r:id="rId92">
+      <w:hyperlink r:id="rId94">
         <w:r>
           <w:rPr>
             <w:rStyle w:val="Hyperlink"/>
@@ -25635,14 +25714,14 @@
         </w:r>
       </w:hyperlink>
     </w:p>
-    <w:bookmarkEnd w:id="93"/>
-    <w:bookmarkStart w:id="95" w:name="ref-strobe"/>
+    <w:bookmarkEnd w:id="95"/>
+    <w:bookmarkStart w:id="97" w:name="ref-strobe"/>
     <w:p>
       <w:pPr>
         <w:pStyle w:val="Bibliography"/>
       </w:pPr>
       <w:r>
-        <w:t xml:space="preserve">14.</w:t>
+        <w:t xml:space="preserve">15.</w:t>
       </w:r>
       <w:r>
         <w:t xml:space="preserve"> </w:t>
@@ -25726,7 +25805,7 @@
       <w:r>
         <w:t xml:space="preserve">. 2007;147(8):573-577. doi:</w:t>
       </w:r>
-      <w:hyperlink r:id="rId94">
+      <w:hyperlink r:id="rId96">
         <w:r>
           <w:rPr>
             <w:rStyle w:val="Hyperlink"/>
@@ -25735,14 +25814,14 @@
         </w:r>
       </w:hyperlink>
     </w:p>
-    <w:bookmarkEnd w:id="95"/>
-    <w:bookmarkStart w:id="97" w:name="ref-crisp2021"/>
+    <w:bookmarkEnd w:id="97"/>
+    <w:bookmarkStart w:id="99" w:name="ref-crisp2021"/>
     <w:p>
       <w:pPr>
         <w:pStyle w:val="Bibliography"/>
       </w:pPr>
       <w:r>
-        <w:t xml:space="preserve">15.</w:t>
+        <w:t xml:space="preserve">16.</w:t>
       </w:r>
       <w:r>
         <w:t xml:space="preserve"> </w:t>
@@ -25772,7 +25851,7 @@
       <w:r>
         <w:t xml:space="preserve">. 2021;29(3):218-227. doi:</w:t>
       </w:r>
-      <w:hyperlink r:id="rId96">
+      <w:hyperlink r:id="rId98">
         <w:r>
           <w:rPr>
             <w:rStyle w:val="Hyperlink"/>
@@ -25781,14 +25860,14 @@
         </w:r>
       </w:hyperlink>
     </w:p>
-    <w:bookmarkEnd w:id="97"/>
-    <w:bookmarkStart w:id="99" w:name="ref-crisphe2024"/>
+    <w:bookmarkEnd w:id="99"/>
+    <w:bookmarkStart w:id="101" w:name="ref-crisphe2024"/>
     <w:p>
       <w:pPr>
         <w:pStyle w:val="Bibliography"/>
       </w:pPr>
       <w:r>
-        <w:t xml:space="preserve">16.</w:t>
+        <w:t xml:space="preserve">17.</w:t>
       </w:r>
       <w:r>
         <w:t xml:space="preserve"> </w:t>
@@ -25836,7 +25915,7 @@
       <w:r>
         <w:t xml:space="preserve">. 2024;32(4):322-328. doi:</w:t>
       </w:r>
-      <w:hyperlink r:id="rId98">
+      <w:hyperlink r:id="rId100">
         <w:r>
           <w:rPr>
             <w:rStyle w:val="Hyperlink"/>
@@ -25845,14 +25924,14 @@
         </w:r>
       </w:hyperlink>
     </w:p>
-    <w:bookmarkEnd w:id="99"/>
-    <w:bookmarkStart w:id="101" w:name="ref-corbisiero2024"/>
+    <w:bookmarkEnd w:id="101"/>
+    <w:bookmarkStart w:id="103" w:name="ref-corbisiero2024"/>
     <w:p>
       <w:pPr>
         <w:pStyle w:val="Bibliography"/>
       </w:pPr>
       <w:r>
-        <w:t xml:space="preserve">17.</w:t>
+        <w:t xml:space="preserve">18.</w:t>
       </w:r>
       <w:r>
         <w:t xml:space="preserve"> </w:t>
@@ -25885,7 +25964,7 @@
       <w:r>
         <w:t xml:space="preserve">. 2024;171(1):98-108. doi:</w:t>
       </w:r>
-      <w:hyperlink r:id="rId100">
+      <w:hyperlink r:id="rId102">
         <w:r>
           <w:rPr>
             <w:rStyle w:val="Hyperlink"/>
@@ -25894,14 +25973,14 @@
         </w:r>
       </w:hyperlink>
     </w:p>
-    <w:bookmarkEnd w:id="101"/>
-    <w:bookmarkStart w:id="103" w:name="ref-saeedi2025"/>
+    <w:bookmarkEnd w:id="103"/>
+    <w:bookmarkStart w:id="105" w:name="ref-saeedi2025"/>
     <w:p>
       <w:pPr>
         <w:pStyle w:val="Bibliography"/>
       </w:pPr>
       <w:r>
-        <w:t xml:space="preserve">18.</w:t>
+        <w:t xml:space="preserve">19.</w:t>
       </w:r>
       <w:r>
         <w:t xml:space="preserve"> </w:t>
@@ -25934,7 +26013,7 @@
       <w:r>
         <w:t xml:space="preserve">. 2025;17(9):e91744. doi:</w:t>
       </w:r>
-      <w:hyperlink r:id="rId102">
+      <w:hyperlink r:id="rId104">
         <w:r>
           <w:rPr>
             <w:rStyle w:val="Hyperlink"/>
@@ -25943,14 +26022,14 @@
         </w:r>
       </w:hyperlink>
     </w:p>
-    <w:bookmarkEnd w:id="103"/>
-    <w:bookmarkStart w:id="105" w:name="ref-pollack2016"/>
+    <w:bookmarkEnd w:id="105"/>
+    <w:bookmarkStart w:id="107" w:name="ref-pollack2016"/>
     <w:p>
       <w:pPr>
         <w:pStyle w:val="Bibliography"/>
       </w:pPr>
       <w:r>
-        <w:t xml:space="preserve">19.</w:t>
+        <w:t xml:space="preserve">20.</w:t>
       </w:r>
       <w:r>
         <w:t xml:space="preserve"> </w:t>
@@ -25983,7 +26062,7 @@
       <w:r>
         <w:t xml:space="preserve">. 2016;11(10):e0164411. doi:</w:t>
       </w:r>
-      <w:hyperlink r:id="rId104">
+      <w:hyperlink r:id="rId106">
         <w:r>
           <w:rPr>
             <w:rStyle w:val="Hyperlink"/>
@@ -25992,14 +26071,14 @@
         </w:r>
       </w:hyperlink>
     </w:p>
-    <w:bookmarkEnd w:id="105"/>
-    <w:bookmarkStart w:id="107" w:name="ref-wilkinson2018"/>
+    <w:bookmarkEnd w:id="107"/>
+    <w:bookmarkStart w:id="109" w:name="ref-wilkinson2018"/>
     <w:p>
       <w:pPr>
         <w:pStyle w:val="Bibliography"/>
       </w:pPr>
       <w:r>
-        <w:t xml:space="preserve">20.</w:t>
+        <w:t xml:space="preserve">21.</w:t>
       </w:r>
       <w:r>
         <w:t xml:space="preserve"> </w:t>
@@ -26023,7 +26102,7 @@
       <w:r>
         <w:t xml:space="preserve">. 2018;63(1):32-36. doi:</w:t>
       </w:r>
-      <w:hyperlink r:id="rId106">
+      <w:hyperlink r:id="rId108">
         <w:r>
           <w:rPr>
             <w:rStyle w:val="Hyperlink"/>
@@ -26032,9 +26111,9 @@
         </w:r>
       </w:hyperlink>
     </w:p>
-    <w:bookmarkEnd w:id="107"/>
-    <w:bookmarkEnd w:id="108"/>
     <w:bookmarkEnd w:id="109"/>
+    <w:bookmarkEnd w:id="110"/>
+    <w:bookmarkEnd w:id="111"/>
     <w:sectPr>
       <w:footnotePr>
         <w:numRestart w:val="eachSect"/>

--- a/manuscript_output/manuscript_mystery_caller.docx
+++ b/manuscript_output/manuscript_mystery_caller.docx
@@ -441,7 +441,34 @@
         <w:t xml:space="preserve"> </w:t>
       </w:r>
       <w:r>
-        <w:t xml:space="preserve">survey of primary-care access was shelved amid concern about deceiving physician practices—but a formal ethical analysis has since established that simulated-patient research without prior consent is justified when risks and burdens are minimal, a consent waiver is necessary for scientifically valid data, and the study carries substantial social value</w:t>
+        <w:t xml:space="preserve">survey of primary-care access was shelved amid concern about deceiving physician practices</w:t>
+      </w:r>
+      <w:hyperlink w:anchor="ref-rhodes2011">
+        <w:r>
+          <w:rPr>
+            <w:rStyle w:val="Hyperlink"/>
+            <w:vertAlign w:val="superscript"/>
+          </w:rPr>
+          <w:t xml:space="preserve">5</w:t>
+        </w:r>
+      </w:hyperlink>
+      <w:r>
+        <w:rPr>
+          <w:vertAlign w:val="superscript"/>
+        </w:rPr>
+        <w:t xml:space="preserve">,</w:t>
+      </w:r>
+      <w:hyperlink w:anchor="ref-blinkhorn2013">
+        <w:r>
+          <w:rPr>
+            <w:rStyle w:val="Hyperlink"/>
+            <w:vertAlign w:val="superscript"/>
+          </w:rPr>
+          <w:t xml:space="preserve">6</w:t>
+        </w:r>
+      </w:hyperlink>
+      <w:r>
+        <w:t xml:space="preserve">—but a formal ethical analysis has since established that simulated-patient research without prior consent is justified when risks and burdens are minimal, a consent waiver is necessary for scientifically valid data, and the study carries substantial social value</w:t>
       </w:r>
       <w:hyperlink w:anchor="ref-rhodesmiller2012">
         <w:r>
@@ -449,7 +476,7 @@
             <w:rStyle w:val="Hyperlink"/>
             <w:vertAlign w:val="superscript"/>
           </w:rPr>
-          <w:t xml:space="preserve">5</w:t>
+          <w:t xml:space="preserve">7</w:t>
         </w:r>
       </w:hyperlink>
       <w:r>
@@ -476,7 +503,7 @@
             <w:rStyle w:val="Hyperlink"/>
             <w:vertAlign w:val="superscript"/>
           </w:rPr>
-          <w:t xml:space="preserve">6</w:t>
+          <w:t xml:space="preserve">8</w:t>
         </w:r>
       </w:hyperlink>
       <w:r>
@@ -486,111 +513,6 @@
         <w:t xml:space="preserve">,</w:t>
       </w:r>
       <w:hyperlink w:anchor="ref-hodson2025">
-        <w:r>
-          <w:rPr>
-            <w:rStyle w:val="Hyperlink"/>
-            <w:vertAlign w:val="superscript"/>
-          </w:rPr>
-          <w:t xml:space="preserve">7</w:t>
-        </w:r>
-      </w:hyperlink>
-      <w:r>
-        <w:t xml:space="preserve">. Aggregate, market-level findings will be made available through specialty-society and state channels as a benefit to participating communities, in the spirit of the participant-feedback provisions used in prior covert simulated-patient studies</w:t>
-      </w:r>
-      <w:hyperlink w:anchor="ref-lungfiel2023">
-        <w:r>
-          <w:rPr>
-            <w:rStyle w:val="Hyperlink"/>
-            <w:vertAlign w:val="superscript"/>
-          </w:rPr>
-          <w:t xml:space="preserve">8</w:t>
-        </w:r>
-      </w:hyperlink>
-      <w:r>
-        <w:t xml:space="preserve">.</w:t>
-      </w:r>
-    </w:p>
-    <w:p>
-      <w:pPr>
-        <w:pStyle w:val="BodyText"/>
-      </w:pPr>
-      <w:r>
-        <w:t xml:space="preserve">Analyses were restricted to calls with a completed data-collection record and a determinable physician subspecialty. This study did not manipulate patient insurance; the exposures of interest were the requested subspecialty and the geographic context of the practice.</w:t>
-      </w:r>
-    </w:p>
-    <w:bookmarkEnd w:id="22"/>
-    <w:bookmarkStart w:id="23" w:name="outcomes"/>
-    <w:p>
-      <w:pPr>
-        <w:pStyle w:val="Heading3"/>
-      </w:pPr>
-      <w:r>
-        <w:t xml:space="preserve">Outcomes</w:t>
-      </w:r>
-    </w:p>
-    <w:p>
-      <w:pPr>
-        <w:pStyle w:val="FirstParagraph"/>
-      </w:pPr>
-      <w:r>
-        <w:t xml:space="preserve">Two outcomes were analyzed as a two-part (hurdle) process. The first,</w:t>
-      </w:r>
-      <w:r>
-        <w:t xml:space="preserve"> </w:t>
-      </w:r>
-      <w:r>
-        <w:rPr>
-          <w:i/>
-          <w:iCs/>
-        </w:rPr>
-        <w:t xml:space="preserve">access</w:t>
-      </w:r>
-      <w:r>
-        <w:t xml:space="preserve">, was whether the office offered a new-patient appointment with the sampled physician (binary). The second,</w:t>
-      </w:r>
-      <w:r>
-        <w:t xml:space="preserve"> </w:t>
-      </w:r>
-      <w:r>
-        <w:rPr>
-          <w:i/>
-          <w:iCs/>
-        </w:rPr>
-        <w:t xml:space="preserve">timeliness</w:t>
-      </w:r>
-      <w:r>
-        <w:t xml:space="preserve">, was the number of</w:t>
-      </w:r>
-      <w:r>
-        <w:t xml:space="preserve"> </w:t>
-      </w:r>
-      <w:r>
-        <w:rPr>
-          <w:b/>
-          <w:bCs/>
-        </w:rPr>
-        <w:t xml:space="preserve">business days</w:t>
-      </w:r>
-      <w:r>
-        <w:t xml:space="preserve"> </w:t>
-      </w:r>
-      <w:r>
-        <w:t xml:space="preserve">from the call to the next available appointment, counted excluding weekends and U.S. federal holidays, and defined only for calls in which an appointment was offered. We recorded the</w:t>
-      </w:r>
-      <w:r>
-        <w:t xml:space="preserve"> </w:t>
-      </w:r>
-      <w:r>
-        <w:rPr>
-          <w:i/>
-          <w:iCs/>
-        </w:rPr>
-        <w:t xml:space="preserve">first</w:t>
-      </w:r>
-      <w:r>
-        <w:t xml:space="preserve">-available appointment; prior simulated-patient work has shown that the more elaborate third-next-available metric adds little beyond first-available while reducing reliability</w:t>
-      </w:r>
-      <w:hyperlink w:anchor="ref-campbell2013">
         <w:r>
           <w:rPr>
             <w:rStyle w:val="Hyperlink"/>
@@ -600,27 +522,9 @@
         </w:r>
       </w:hyperlink>
       <w:r>
-        <w:t xml:space="preserve">.</w:t>
-      </w:r>
-    </w:p>
-    <w:bookmarkEnd w:id="23"/>
-    <w:bookmarkStart w:id="24" w:name="geographic-covariates"/>
-    <w:p>
-      <w:pPr>
-        <w:pStyle w:val="Heading3"/>
-      </w:pPr>
-      <w:r>
-        <w:t xml:space="preserve">Geographic covariates</w:t>
-      </w:r>
-    </w:p>
-    <w:p>
-      <w:pPr>
-        <w:pStyle w:val="FirstParagraph"/>
-      </w:pPr>
-      <w:r>
-        <w:t xml:space="preserve">Each practice was linked to contextual covariates by practice ZIP code and state. County was assigned from a 2020 Census ZCTA-to-county crosswalk (dominant county by land area). Covariates comprised: county otolaryngologist supply per 100,000 population; the state Medicaid-to-Medicare fee index (Kaiser Family Foundation, 2024, all services)</w:t>
-      </w:r>
-      <w:hyperlink w:anchor="ref-kfffee">
+        <w:t xml:space="preserve">. Aggregate, market-level findings will be made available through specialty-society and state channels as a benefit to participating communities, in the spirit of the participant-feedback provisions used in prior covert simulated-patient studies</w:t>
+      </w:r>
+      <w:hyperlink w:anchor="ref-lungfiel2023">
         <w:r>
           <w:rPr>
             <w:rStyle w:val="Hyperlink"/>
@@ -630,9 +534,90 @@
         </w:r>
       </w:hyperlink>
       <w:r>
-        <w:t xml:space="preserve">; the CDC/ATSDR Social Vulnerability Index (SVI, 2022, tract-level, population-weighted to the practice ZIP)</w:t>
-      </w:r>
-      <w:hyperlink w:anchor="ref-cdcsvi">
+        <w:t xml:space="preserve">.</w:t>
+      </w:r>
+    </w:p>
+    <w:p>
+      <w:pPr>
+        <w:pStyle w:val="BodyText"/>
+      </w:pPr>
+      <w:r>
+        <w:t xml:space="preserve">Analyses were restricted to calls with a completed data-collection record and a determinable physician subspecialty. This study did not manipulate patient insurance; the exposures of interest were the requested subspecialty and the geographic context of the practice.</w:t>
+      </w:r>
+    </w:p>
+    <w:bookmarkEnd w:id="22"/>
+    <w:bookmarkStart w:id="23" w:name="outcomes"/>
+    <w:p>
+      <w:pPr>
+        <w:pStyle w:val="Heading3"/>
+      </w:pPr>
+      <w:r>
+        <w:t xml:space="preserve">Outcomes</w:t>
+      </w:r>
+    </w:p>
+    <w:p>
+      <w:pPr>
+        <w:pStyle w:val="FirstParagraph"/>
+      </w:pPr>
+      <w:r>
+        <w:t xml:space="preserve">Two outcomes were analyzed as a two-part (hurdle) process. The first,</w:t>
+      </w:r>
+      <w:r>
+        <w:t xml:space="preserve"> </w:t>
+      </w:r>
+      <w:r>
+        <w:rPr>
+          <w:i/>
+          <w:iCs/>
+        </w:rPr>
+        <w:t xml:space="preserve">access</w:t>
+      </w:r>
+      <w:r>
+        <w:t xml:space="preserve">, was whether the office offered a new-patient appointment with the sampled physician (binary). The second,</w:t>
+      </w:r>
+      <w:r>
+        <w:t xml:space="preserve"> </w:t>
+      </w:r>
+      <w:r>
+        <w:rPr>
+          <w:i/>
+          <w:iCs/>
+        </w:rPr>
+        <w:t xml:space="preserve">timeliness</w:t>
+      </w:r>
+      <w:r>
+        <w:t xml:space="preserve">, was the number of</w:t>
+      </w:r>
+      <w:r>
+        <w:t xml:space="preserve"> </w:t>
+      </w:r>
+      <w:r>
+        <w:rPr>
+          <w:b/>
+          <w:bCs/>
+        </w:rPr>
+        <w:t xml:space="preserve">business days</w:t>
+      </w:r>
+      <w:r>
+        <w:t xml:space="preserve"> </w:t>
+      </w:r>
+      <w:r>
+        <w:t xml:space="preserve">from the call to the next available appointment, counted excluding weekends and U.S. federal holidays, and defined only for calls in which an appointment was offered. We recorded the</w:t>
+      </w:r>
+      <w:r>
+        <w:t xml:space="preserve"> </w:t>
+      </w:r>
+      <w:r>
+        <w:rPr>
+          <w:i/>
+          <w:iCs/>
+        </w:rPr>
+        <w:t xml:space="preserve">first</w:t>
+      </w:r>
+      <w:r>
+        <w:t xml:space="preserve">-available appointment; prior simulated-patient work has shown that the more elaborate third-next-available metric adds little beyond first-available while reducing reliability</w:t>
+      </w:r>
+      <w:hyperlink w:anchor="ref-campbell2013">
         <w:r>
           <w:rPr>
             <w:rStyle w:val="Hyperlink"/>
@@ -642,17 +627,17 @@
         </w:r>
       </w:hyperlink>
       <w:r>
-        <w:t xml:space="preserve">; the county fraction of Medicare beneficiaries dual-eligible for Medicaid (CMS); metropolitan hospital-market concentration (Herfindahl–Hirschman Index [HHI], KFF 2024; available for metropolitan areas only); rurality, dichotomized from Rural–Urban Commuting Area (RUCA) codes as urban (RUCA 1–3) versus rural (RUCA 4–10); and the American Academy of Otolaryngology–Head and Neck Surgery (AAO-HNS) Board of Governors region.</w:t>
+        <w:t xml:space="preserve">.</w:t>
       </w:r>
     </w:p>
-    <w:bookmarkEnd w:id="24"/>
-    <w:bookmarkStart w:id="25" w:name="statistical-analysis"/>
+    <w:bookmarkEnd w:id="23"/>
+    <w:bookmarkStart w:id="24" w:name="geographic-covariates"/>
     <w:p>
       <w:pPr>
         <w:pStyle w:val="Heading3"/>
       </w:pPr>
       <w:r>
-        <w:t xml:space="preserve">Statistical analysis</w:t>
+        <w:t xml:space="preserve">Geographic covariates</w:t>
       </w:r>
     </w:p>
     <w:p>
@@ -660,49 +645,9 @@
         <w:pStyle w:val="FirstParagraph"/>
       </w:pPr>
       <w:r>
-        <w:t xml:space="preserve">Because business-day wait time is observed only when an appointment is offered, we modeled access and timeliness separately to avoid conditioning wait-time estimates on the offer.</w:t>
-      </w:r>
-      <w:r>
-        <w:t xml:space="preserve"> </w:t>
-      </w:r>
-      <w:r>
-        <w:rPr>
-          <w:i/>
-          <w:iCs/>
-        </w:rPr>
-        <w:t xml:space="preserve">Access</w:t>
-      </w:r>
-      <w:r>
-        <w:t xml:space="preserve"> </w:t>
-      </w:r>
-      <w:r>
-        <w:t xml:space="preserve">was modeled with a mixed-effects logistic regression over all analytic calls;</w:t>
-      </w:r>
-      <w:r>
-        <w:t xml:space="preserve"> </w:t>
-      </w:r>
-      <w:r>
-        <w:rPr>
-          <w:i/>
-          <w:iCs/>
-        </w:rPr>
-        <w:t xml:space="preserve">timeliness</w:t>
-      </w:r>
-      <w:r>
-        <w:t xml:space="preserve"> </w:t>
-      </w:r>
-      <w:r>
-        <w:t xml:space="preserve">with a mixed-effects negative binomial regression over the offered subset. The negative binomial distribution was selected over Poisson on the basis of substantial overdispersion (Pearson φ = 6.22). Both models included a random intercept for core-based statistical area (CBSA; county FIPS where CBSA was undefined) to account for within-market correlation, and adjusted for the requested subspecialty (reference: general otolaryngology), county ENT supply, Medicaid fee index, SVI, dual-eligible fraction, and rurality (reference: urban). The identity of the caller (research assistant) was included as a fixed nuisance term to adjust for operator-level differences in call handling. Continuous covariates were standardized and, for the few missing values (&lt;3%), median-imputed.</w:t>
-      </w:r>
-    </w:p>
-    <w:p>
-      <w:pPr>
-        <w:pStyle w:val="BodyText"/>
-      </w:pPr>
-      <w:r>
-        <w:t xml:space="preserve">Effects are reported as odds ratios (access) and incidence rate ratios (timeliness) with 95% Wald confidence intervals. Pairwise differences between subspecialties were estimated with Tukey-adjusted estimated marginal means</w:t>
-      </w:r>
-      <w:hyperlink w:anchor="ref-emmeans">
+        <w:t xml:space="preserve">Each practice was linked to contextual covariates by practice ZIP code and state. County was assigned from a 2020 Census ZCTA-to-county crosswalk (dominant county by land area). Covariates comprised: county otolaryngologist supply per 100,000 population; the state Medicaid-to-Medicare fee index (Kaiser Family Foundation, 2024, all services)</w:t>
+      </w:r>
+      <w:hyperlink w:anchor="ref-kfffee">
         <w:r>
           <w:rPr>
             <w:rStyle w:val="Hyperlink"/>
@@ -712,9 +657,9 @@
         </w:r>
       </w:hyperlink>
       <w:r>
-        <w:t xml:space="preserve">. Effect modification of the geographic covariates by subspecialty was tested by likelihood-ratio tests. Market-level clustering was summarized by the intraclass correlation coefficient (ICC). Because the HHI is defined only in metropolitan areas, its association with timeliness was assessed in a sensitivity model restricted to the metropolitan subset. Two additional sensitivity analyses were performed: a three-level rurality specification (urban, RUCA 1–3; suburban, 4–6; rural, 7–10) in place of the binary contrast, and a complete-case refit that excluded records with any missing covariate rather than median-imputing them. Whether call incompleteness was related to the measured covariates was assessed with chi-square and Wilcoxon rank-sum tests. Analyses used R 4.4.2</w:t>
-      </w:r>
-      <w:hyperlink w:anchor="ref-rcoreteam">
+        <w:t xml:space="preserve">; the CDC/ATSDR Social Vulnerability Index (SVI, 2022, tract-level, population-weighted to the practice ZIP)</w:t>
+      </w:r>
+      <w:hyperlink w:anchor="ref-cdcsvi">
         <w:r>
           <w:rPr>
             <w:rStyle w:val="Hyperlink"/>
@@ -724,21 +669,67 @@
         </w:r>
       </w:hyperlink>
       <w:r>
+        <w:t xml:space="preserve">; the county fraction of Medicare beneficiaries dual-eligible for Medicaid (CMS); metropolitan hospital-market concentration (Herfindahl–Hirschman Index [HHI], KFF 2024; available for metropolitan areas only); rurality, dichotomized from Rural–Urban Commuting Area (RUCA) codes as urban (RUCA 1–3) versus rural (RUCA 4–10); and the American Academy of Otolaryngology–Head and Neck Surgery (AAO-HNS) Board of Governors region.</w:t>
+      </w:r>
+    </w:p>
+    <w:bookmarkEnd w:id="24"/>
+    <w:bookmarkStart w:id="25" w:name="statistical-analysis"/>
+    <w:p>
+      <w:pPr>
+        <w:pStyle w:val="Heading3"/>
+      </w:pPr>
+      <w:r>
+        <w:t xml:space="preserve">Statistical analysis</w:t>
+      </w:r>
+    </w:p>
+    <w:p>
+      <w:pPr>
+        <w:pStyle w:val="FirstParagraph"/>
+      </w:pPr>
+      <w:r>
+        <w:t xml:space="preserve">Because business-day wait time is observed only when an appointment is offered, we modeled access and timeliness separately to avoid conditioning wait-time estimates on the offer.</w:t>
+      </w:r>
+      <w:r>
         <w:t xml:space="preserve"> </w:t>
       </w:r>
       <w:r>
-        <w:t xml:space="preserve">(packages</w:t>
+        <w:rPr>
+          <w:i/>
+          <w:iCs/>
+        </w:rPr>
+        <w:t xml:space="preserve">Access</w:t>
       </w:r>
       <w:r>
         <w:t xml:space="preserve"> </w:t>
       </w:r>
       <w:r>
+        <w:t xml:space="preserve">was modeled with a mixed-effects logistic regression over all analytic calls;</w:t>
+      </w:r>
+      <w:r>
+        <w:t xml:space="preserve"> </w:t>
+      </w:r>
+      <w:r>
         <w:rPr>
-          <w:rStyle w:val="VerbatimChar"/>
+          <w:i/>
+          <w:iCs/>
         </w:rPr>
-        <w:t xml:space="preserve">glmmTMB</w:t>
-      </w:r>
-      <w:hyperlink w:anchor="ref-glmmTMB">
+        <w:t xml:space="preserve">timeliness</w:t>
+      </w:r>
+      <w:r>
+        <w:t xml:space="preserve"> </w:t>
+      </w:r>
+      <w:r>
+        <w:t xml:space="preserve">with a mixed-effects negative binomial regression over the offered subset. The negative binomial distribution was selected over Poisson on the basis of substantial overdispersion (Pearson φ = 6.22). Both models included a random intercept for core-based statistical area (CBSA; county FIPS where CBSA was undefined) to account for within-market correlation, and adjusted for the requested subspecialty (reference: general otolaryngology), county ENT supply, Medicaid fee index, SVI, dual-eligible fraction, and rurality (reference: urban). The identity of the caller (research assistant) was included as a fixed nuisance term to adjust for operator-level differences in call handling. Continuous covariates were standardized and, for the few missing values (&lt;3%), median-imputed.</w:t>
+      </w:r>
+    </w:p>
+    <w:p>
+      <w:pPr>
+        <w:pStyle w:val="BodyText"/>
+      </w:pPr>
+      <w:r>
+        <w:t xml:space="preserve">Effects are reported as odds ratios (access) and incidence rate ratios (timeliness) with 95% Wald confidence intervals. Pairwise differences between subspecialties were estimated with Tukey-adjusted estimated marginal means</w:t>
+      </w:r>
+      <w:hyperlink w:anchor="ref-emmeans">
         <w:r>
           <w:rPr>
             <w:rStyle w:val="Hyperlink"/>
@@ -748,42 +739,9 @@
         </w:r>
       </w:hyperlink>
       <w:r>
-        <w:t xml:space="preserve">,</w:t>
-      </w:r>
-      <w:r>
-        <w:t xml:space="preserve"> </w:t>
-      </w:r>
-      <w:r>
-        <w:rPr>
-          <w:rStyle w:val="VerbatimChar"/>
-        </w:rPr>
-        <w:t xml:space="preserve">emmeans</w:t>
-      </w:r>
-      <w:hyperlink w:anchor="ref-emmeans">
-        <w:r>
-          <w:rPr>
-            <w:rStyle w:val="Hyperlink"/>
-            <w:vertAlign w:val="superscript"/>
-          </w:rPr>
-          <w:t xml:space="preserve">12</w:t>
-        </w:r>
-      </w:hyperlink>
-      <w:r>
-        <w:t xml:space="preserve">, and the study package</w:t>
-      </w:r>
-      <w:r>
-        <w:t xml:space="preserve"> </w:t>
-      </w:r>
-      <w:r>
-        <w:rPr>
-          <w:rStyle w:val="VerbatimChar"/>
-        </w:rPr>
-        <w:t xml:space="preserve">mysterycall</w:t>
-      </w:r>
-      <w:r>
-        <w:t xml:space="preserve">); two-sided α = 0.05. Reporting follows the STROBE guideline for observational studies</w:t>
-      </w:r>
-      <w:hyperlink w:anchor="ref-strobe">
+        <w:t xml:space="preserve">. Effect modification of the geographic covariates by subspecialty was tested by likelihood-ratio tests. Market-level clustering was summarized by the intraclass correlation coefficient (ICC). Because the HHI is defined only in metropolitan areas, its association with timeliness was assessed in a sensitivity model restricted to the metropolitan subset. Two additional sensitivity analyses were performed: a three-level rurality specification (urban, RUCA 1–3; suburban, 4–6; rural, 7–10) in place of the binary contrast, and a complete-case refit that excluded records with any missing covariate rather than median-imputing them. Whether call incompleteness was related to the measured covariates was assessed with chi-square and Wilcoxon rank-sum tests. Analyses used R 4.4.2</w:t>
+      </w:r>
+      <w:hyperlink w:anchor="ref-rcoreteam">
         <w:r>
           <w:rPr>
             <w:rStyle w:val="Hyperlink"/>
@@ -796,9 +754,18 @@
         <w:t xml:space="preserve"> </w:t>
       </w:r>
       <w:r>
-        <w:t xml:space="preserve">and the simulated-patient–specific CRiSP/CRiSPHe reporting checklist</w:t>
-      </w:r>
-      <w:hyperlink w:anchor="ref-crisp2021">
+        <w:t xml:space="preserve">(packages</w:t>
+      </w:r>
+      <w:r>
+        <w:t xml:space="preserve"> </w:t>
+      </w:r>
+      <w:r>
+        <w:rPr>
+          <w:rStyle w:val="VerbatimChar"/>
+        </w:rPr>
+        <w:t xml:space="preserve">glmmTMB</w:t>
+      </w:r>
+      <w:hyperlink w:anchor="ref-glmmTMB">
         <w:r>
           <w:rPr>
             <w:rStyle w:val="Hyperlink"/>
@@ -808,12 +775,42 @@
         </w:r>
       </w:hyperlink>
       <w:r>
+        <w:t xml:space="preserve">,</w:t>
+      </w:r>
+      <w:r>
+        <w:t xml:space="preserve"> </w:t>
+      </w:r>
+      <w:r>
         <w:rPr>
-          <w:vertAlign w:val="superscript"/>
+          <w:rStyle w:val="VerbatimChar"/>
         </w:rPr>
-        <w:t xml:space="preserve">,</w:t>
-      </w:r>
-      <w:hyperlink w:anchor="ref-crisphe2024">
+        <w:t xml:space="preserve">emmeans</w:t>
+      </w:r>
+      <w:hyperlink w:anchor="ref-emmeans">
+        <w:r>
+          <w:rPr>
+            <w:rStyle w:val="Hyperlink"/>
+            <w:vertAlign w:val="superscript"/>
+          </w:rPr>
+          <w:t xml:space="preserve">14</w:t>
+        </w:r>
+      </w:hyperlink>
+      <w:r>
+        <w:t xml:space="preserve">, and the study package</w:t>
+      </w:r>
+      <w:r>
+        <w:t xml:space="preserve"> </w:t>
+      </w:r>
+      <w:r>
+        <w:rPr>
+          <w:rStyle w:val="VerbatimChar"/>
+        </w:rPr>
+        <w:t xml:space="preserve">mysterycall</w:t>
+      </w:r>
+      <w:r>
+        <w:t xml:space="preserve">); two-sided α = 0.05. Reporting follows the STROBE guideline for observational studies</w:t>
+      </w:r>
+      <w:hyperlink w:anchor="ref-strobe">
         <w:r>
           <w:rPr>
             <w:rStyle w:val="Hyperlink"/>
@@ -823,43 +820,12 @@
         </w:r>
       </w:hyperlink>
       <w:r>
-        <w:t xml:space="preserve">.</w:t>
-      </w:r>
-    </w:p>
-    <w:bookmarkEnd w:id="25"/>
-    <w:bookmarkStart w:id="26" w:name="sample-size-and-power"/>
-    <w:p>
-      <w:pPr>
-        <w:pStyle w:val="Heading3"/>
-      </w:pPr>
-      <w:r>
-        <w:t xml:space="preserve">Sample size and power</w:t>
-      </w:r>
-    </w:p>
-    <w:p>
-      <w:pPr>
-        <w:pStyle w:val="FirstParagraph"/>
-      </w:pPr>
-      <w:r>
-        <w:t xml:space="preserve">The sample size was fixed</w:t>
-      </w:r>
-      <w:r>
         <w:t xml:space="preserve"> </w:t>
       </w:r>
       <w:r>
-        <w:rPr>
-          <w:i/>
-          <w:iCs/>
-        </w:rPr>
-        <w:t xml:space="preserve">a priori</w:t>
-      </w:r>
-      <w:r>
-        <w:t xml:space="preserve"> </w:t>
-      </w:r>
-      <w:r>
-        <w:t xml:space="preserve">by a call budget of 800, with the rural-versus-urban difference in business-day wait time as the primary contrast. The power analysis was pre-specified before data collection and implemented in a purpose-built simulation application. Its assumptions were anchored to empirical data rather than convention: the expected rural wait penalty, the negative binomial dispersion (φ = 1.7), and the state-level intraclass correlation (ICC = 0.08) were estimated by pooling 273 rural otolaryngology observations from two published access series</w:t>
-      </w:r>
-      <w:hyperlink w:anchor="ref-corbisiero2024">
+        <w:t xml:space="preserve">and the simulated-patient–specific CRiSP/CRiSPHe reporting checklist</w:t>
+      </w:r>
+      <w:hyperlink w:anchor="ref-crisp2021">
         <w:r>
           <w:rPr>
             <w:rStyle w:val="Hyperlink"/>
@@ -874,13 +840,74 @@
         </w:rPr>
         <w:t xml:space="preserve">,</w:t>
       </w:r>
+      <w:hyperlink w:anchor="ref-crisphe2024">
+        <w:r>
+          <w:rPr>
+            <w:rStyle w:val="Hyperlink"/>
+            <w:vertAlign w:val="superscript"/>
+          </w:rPr>
+          <w:t xml:space="preserve">19</w:t>
+        </w:r>
+      </w:hyperlink>
+      <w:r>
+        <w:t xml:space="preserve">.</w:t>
+      </w:r>
+    </w:p>
+    <w:bookmarkEnd w:id="25"/>
+    <w:bookmarkStart w:id="26" w:name="sample-size-and-power"/>
+    <w:p>
+      <w:pPr>
+        <w:pStyle w:val="Heading3"/>
+      </w:pPr>
+      <w:r>
+        <w:t xml:space="preserve">Sample size and power</w:t>
+      </w:r>
+    </w:p>
+    <w:p>
+      <w:pPr>
+        <w:pStyle w:val="FirstParagraph"/>
+      </w:pPr>
+      <w:r>
+        <w:t xml:space="preserve">The sample size was fixed</w:t>
+      </w:r>
+      <w:r>
+        <w:t xml:space="preserve"> </w:t>
+      </w:r>
+      <w:r>
+        <w:rPr>
+          <w:i/>
+          <w:iCs/>
+        </w:rPr>
+        <w:t xml:space="preserve">a priori</w:t>
+      </w:r>
+      <w:r>
+        <w:t xml:space="preserve"> </w:t>
+      </w:r>
+      <w:r>
+        <w:t xml:space="preserve">by a call budget of 800, with the rural-versus-urban difference in business-day wait time as the primary contrast. The power analysis was pre-specified before data collection and implemented in a purpose-built simulation application. Its assumptions were anchored to empirical data rather than convention: the expected rural wait penalty, the negative binomial dispersion (φ = 1.7), and the state-level intraclass correlation (ICC = 0.08) were estimated by pooling 273 rural otolaryngology observations from two published access series</w:t>
+      </w:r>
+      <w:hyperlink w:anchor="ref-corbisiero2024">
+        <w:r>
+          <w:rPr>
+            <w:rStyle w:val="Hyperlink"/>
+            <w:vertAlign w:val="superscript"/>
+          </w:rPr>
+          <w:t xml:space="preserve">20</w:t>
+        </w:r>
+      </w:hyperlink>
+      <w:r>
+        <w:rPr>
+          <w:vertAlign w:val="superscript"/>
+        </w:rPr>
+        <w:t xml:space="preserve">,</w:t>
+      </w:r>
       <w:hyperlink w:anchor="ref-saeedi2025">
         <w:r>
           <w:rPr>
             <w:rStyle w:val="Hyperlink"/>
             <w:vertAlign w:val="superscript"/>
           </w:rPr>
-          <w:t xml:space="preserve">19</w:t>
+          <w:t xml:space="preserve">21</w:t>
         </w:r>
       </w:hyperlink>
       <w:r>
@@ -12986,7 +13013,7 @@
             <w:rStyle w:val="Hyperlink"/>
             <w:vertAlign w:val="superscript"/>
           </w:rPr>
-          <w:t xml:space="preserve">20</w:t>
+          <w:t xml:space="preserve">22</w:t>
         </w:r>
       </w:hyperlink>
       <w:r>
@@ -12998,7 +13025,7 @@
             <w:rStyle w:val="Hyperlink"/>
             <w:vertAlign w:val="superscript"/>
           </w:rPr>
-          <w:t xml:space="preserve">20</w:t>
+          <w:t xml:space="preserve">22</w:t>
         </w:r>
       </w:hyperlink>
       <w:r>
@@ -13016,7 +13043,7 @@
             <w:rStyle w:val="Hyperlink"/>
             <w:vertAlign w:val="superscript"/>
           </w:rPr>
-          <w:t xml:space="preserve">21</w:t>
+          <w:t xml:space="preserve">23</w:t>
         </w:r>
       </w:hyperlink>
       <w:r>
@@ -13028,7 +13055,7 @@
             <w:rStyle w:val="Hyperlink"/>
             <w:vertAlign w:val="superscript"/>
           </w:rPr>
-          <w:t xml:space="preserve">7</w:t>
+          <w:t xml:space="preserve">9</w:t>
         </w:r>
       </w:hyperlink>
       <w:r>
@@ -13052,7 +13079,7 @@
             <w:rStyle w:val="Hyperlink"/>
             <w:vertAlign w:val="superscript"/>
           </w:rPr>
-          <w:t xml:space="preserve">6</w:t>
+          <w:t xml:space="preserve">8</w:t>
         </w:r>
       </w:hyperlink>
       <w:r>
@@ -25126,7 +25153,7 @@
     </w:p>
     <w:bookmarkEnd w:id="69"/>
     <w:bookmarkEnd w:id="70"/>
-    <w:bookmarkStart w:id="111" w:name="references"/>
+    <w:bookmarkStart w:id="115" w:name="references"/>
     <w:p>
       <w:pPr>
         <w:pStyle w:val="Heading1"/>
@@ -25135,7 +25162,7 @@
         <w:t xml:space="preserve">References</w:t>
       </w:r>
     </w:p>
-    <w:bookmarkStart w:id="110" w:name="refs"/>
+    <w:bookmarkStart w:id="114" w:name="refs"/>
     <w:bookmarkStart w:id="72" w:name="ref-graboyes2019"/>
     <w:p>
       <w:pPr>
@@ -25305,13 +25332,105 @@
       </w:hyperlink>
     </w:p>
     <w:bookmarkEnd w:id="78"/>
-    <w:bookmarkStart w:id="80" w:name="ref-rhodesmiller2012"/>
+    <w:bookmarkStart w:id="80" w:name="ref-rhodes2011"/>
     <w:p>
       <w:pPr>
         <w:pStyle w:val="Bibliography"/>
       </w:pPr>
       <w:r>
         <w:t xml:space="preserve">5.</w:t>
+      </w:r>
+      <w:r>
+        <w:t xml:space="preserve"> </w:t>
+      </w:r>
+      <w:r>
+        <w:t xml:space="preserve">	</w:t>
+      </w:r>
+      <w:r>
+        <w:t xml:space="preserve">Rhodes KV. Taking the mystery out of</w:t>
+      </w:r>
+      <w:r>
+        <w:t xml:space="preserve"> </w:t>
+      </w:r>
+      <w:r>
+        <w:t xml:space="preserve">“mystery shopper”</w:t>
+      </w:r>
+      <w:r>
+        <w:t xml:space="preserve"> </w:t>
+      </w:r>
+      <w:r>
+        <w:t xml:space="preserve">studies.</w:t>
+      </w:r>
+      <w:r>
+        <w:t xml:space="preserve"> </w:t>
+      </w:r>
+      <w:r>
+        <w:rPr>
+          <w:i/>
+          <w:iCs/>
+        </w:rPr>
+        <w:t xml:space="preserve">New England Journal of Medicine</w:t>
+      </w:r>
+      <w:r>
+        <w:t xml:space="preserve">. 2011;365(6):484-486. doi:</w:t>
+      </w:r>
+      <w:hyperlink r:id="rId79">
+        <w:r>
+          <w:rPr>
+            <w:rStyle w:val="Hyperlink"/>
+          </w:rPr>
+          <w:t xml:space="preserve">10.1056/NEJMp1107779</w:t>
+        </w:r>
+      </w:hyperlink>
+    </w:p>
+    <w:bookmarkEnd w:id="80"/>
+    <w:bookmarkStart w:id="82" w:name="ref-blinkhorn2013"/>
+    <w:p>
+      <w:pPr>
+        <w:pStyle w:val="Bibliography"/>
+      </w:pPr>
+      <w:r>
+        <w:t xml:space="preserve">6.</w:t>
+      </w:r>
+      <w:r>
+        <w:t xml:space="preserve"> </w:t>
+      </w:r>
+      <w:r>
+        <w:t xml:space="preserve">	</w:t>
+      </w:r>
+      <w:r>
+        <w:t xml:space="preserve">Blinkhorn L. Secret shoppers and conflicts of interest.</w:t>
+      </w:r>
+      <w:r>
+        <w:t xml:space="preserve"> </w:t>
+      </w:r>
+      <w:r>
+        <w:rPr>
+          <w:i/>
+          <w:iCs/>
+        </w:rPr>
+        <w:t xml:space="preserve">AMA Journal of Ethics (Virtual Mentor)</w:t>
+      </w:r>
+      <w:r>
+        <w:t xml:space="preserve">. 2013;15(2):119-124. doi:</w:t>
+      </w:r>
+      <w:hyperlink r:id="rId81">
+        <w:r>
+          <w:rPr>
+            <w:rStyle w:val="Hyperlink"/>
+          </w:rPr>
+          <w:t xml:space="preserve">10.1001/virtualmentor.2013.15.2.bndr1-1302</w:t>
+        </w:r>
+      </w:hyperlink>
+    </w:p>
+    <w:bookmarkEnd w:id="82"/>
+    <w:bookmarkStart w:id="84" w:name="ref-rhodesmiller2012"/>
+    <w:p>
+      <w:pPr>
+        <w:pStyle w:val="Bibliography"/>
+      </w:pPr>
+      <w:r>
+        <w:t xml:space="preserve">7.</w:t>
       </w:r>
       <w:r>
         <w:t xml:space="preserve"> </w:t>
@@ -25335,7 +25454,7 @@
       <w:r>
         <w:t xml:space="preserve">. 2012;90(4):706-724. doi:</w:t>
       </w:r>
-      <w:hyperlink r:id="rId79">
+      <w:hyperlink r:id="rId83">
         <w:r>
           <w:rPr>
             <w:rStyle w:val="Hyperlink"/>
@@ -25344,14 +25463,14 @@
         </w:r>
       </w:hyperlink>
     </w:p>
-    <w:bookmarkEnd w:id="80"/>
-    <w:bookmarkStart w:id="81" w:name="ref-moriarty2003"/>
+    <w:bookmarkEnd w:id="84"/>
+    <w:bookmarkStart w:id="85" w:name="ref-moriarty2003"/>
     <w:p>
       <w:pPr>
         <w:pStyle w:val="Bibliography"/>
       </w:pPr>
       <w:r>
-        <w:t xml:space="preserve">6.</w:t>
+        <w:t xml:space="preserve">8.</w:t>
       </w:r>
       <w:r>
         <w:t xml:space="preserve"> </w:t>
@@ -25376,14 +25495,14 @@
         <w:t xml:space="preserve">. 2003;53(497):942-946.</w:t>
       </w:r>
     </w:p>
-    <w:bookmarkEnd w:id="81"/>
-    <w:bookmarkStart w:id="83" w:name="ref-hodson2025"/>
+    <w:bookmarkEnd w:id="85"/>
+    <w:bookmarkStart w:id="87" w:name="ref-hodson2025"/>
     <w:p>
       <w:pPr>
         <w:pStyle w:val="Bibliography"/>
       </w:pPr>
       <w:r>
-        <w:t xml:space="preserve">7.</w:t>
+        <w:t xml:space="preserve">9.</w:t>
       </w:r>
       <w:r>
         <w:t xml:space="preserve"> </w:t>
@@ -25419,7 +25538,7 @@
       <w:r>
         <w:t xml:space="preserve">. 2025;15:e100719. doi:</w:t>
       </w:r>
-      <w:hyperlink r:id="rId82">
+      <w:hyperlink r:id="rId86">
         <w:r>
           <w:rPr>
             <w:rStyle w:val="Hyperlink"/>
@@ -25428,14 +25547,14 @@
         </w:r>
       </w:hyperlink>
     </w:p>
-    <w:bookmarkEnd w:id="83"/>
-    <w:bookmarkStart w:id="85" w:name="ref-lungfiel2023"/>
+    <w:bookmarkEnd w:id="87"/>
+    <w:bookmarkStart w:id="89" w:name="ref-lungfiel2023"/>
     <w:p>
       <w:pPr>
         <w:pStyle w:val="Bibliography"/>
       </w:pPr>
       <w:r>
-        <w:t xml:space="preserve">8.</w:t>
+        <w:t xml:space="preserve">10.</w:t>
       </w:r>
       <w:r>
         <w:t xml:space="preserve"> </w:t>
@@ -25477,7 +25596,7 @@
       <w:r>
         <w:t xml:space="preserve">. 2023;16(1):68. doi:</w:t>
       </w:r>
-      <w:hyperlink r:id="rId84">
+      <w:hyperlink r:id="rId88">
         <w:r>
           <w:rPr>
             <w:rStyle w:val="Hyperlink"/>
@@ -25486,14 +25605,14 @@
         </w:r>
       </w:hyperlink>
     </w:p>
-    <w:bookmarkEnd w:id="85"/>
-    <w:bookmarkStart w:id="87" w:name="ref-campbell2013"/>
+    <w:bookmarkEnd w:id="89"/>
+    <w:bookmarkStart w:id="91" w:name="ref-campbell2013"/>
     <w:p>
       <w:pPr>
         <w:pStyle w:val="Bibliography"/>
       </w:pPr>
       <w:r>
-        <w:t xml:space="preserve">9.</w:t>
+        <w:t xml:space="preserve">11.</w:t>
       </w:r>
       <w:r>
         <w:t xml:space="preserve"> </w:t>
@@ -25517,7 +25636,7 @@
       <w:r>
         <w:t xml:space="preserve">. 2013;63(608):e171-e176. doi:</w:t>
       </w:r>
-      <w:hyperlink r:id="rId86">
+      <w:hyperlink r:id="rId90">
         <w:r>
           <w:rPr>
             <w:rStyle w:val="Hyperlink"/>
@@ -25526,14 +25645,14 @@
         </w:r>
       </w:hyperlink>
     </w:p>
-    <w:bookmarkEnd w:id="87"/>
-    <w:bookmarkStart w:id="88" w:name="ref-kfffee"/>
+    <w:bookmarkEnd w:id="91"/>
+    <w:bookmarkStart w:id="92" w:name="ref-kfffee"/>
     <w:p>
       <w:pPr>
         <w:pStyle w:val="Bibliography"/>
       </w:pPr>
       <w:r>
-        <w:t xml:space="preserve">10.</w:t>
+        <w:t xml:space="preserve">12.</w:t>
       </w:r>
       <w:r>
         <w:t xml:space="preserve"> </w:t>
@@ -25545,14 +25664,14 @@
         <w:t xml:space="preserve">Kaiser Family Foundation. Medicaid-to-medicare fee index. Published online 2024.</w:t>
       </w:r>
     </w:p>
-    <w:bookmarkEnd w:id="88"/>
-    <w:bookmarkStart w:id="89" w:name="ref-cdcsvi"/>
+    <w:bookmarkEnd w:id="92"/>
+    <w:bookmarkStart w:id="93" w:name="ref-cdcsvi"/>
     <w:p>
       <w:pPr>
         <w:pStyle w:val="Bibliography"/>
       </w:pPr>
       <w:r>
-        <w:t xml:space="preserve">11.</w:t>
+        <w:t xml:space="preserve">13.</w:t>
       </w:r>
       <w:r>
         <w:t xml:space="preserve"> </w:t>
@@ -25576,14 +25695,14 @@
         <w:t xml:space="preserve">social vulnerability index (2022 database). Published online 2022.</w:t>
       </w:r>
     </w:p>
-    <w:bookmarkEnd w:id="89"/>
-    <w:bookmarkStart w:id="91" w:name="ref-emmeans"/>
+    <w:bookmarkEnd w:id="93"/>
+    <w:bookmarkStart w:id="95" w:name="ref-emmeans"/>
     <w:p>
       <w:pPr>
         <w:pStyle w:val="Bibliography"/>
       </w:pPr>
       <w:r>
-        <w:t xml:space="preserve">12.</w:t>
+        <w:t xml:space="preserve">14.</w:t>
       </w:r>
       <w:r>
         <w:t xml:space="preserve"> </w:t>
@@ -25610,7 +25729,7 @@
       <w:r>
         <w:t xml:space="preserve"> </w:t>
       </w:r>
-      <w:hyperlink r:id="rId90">
+      <w:hyperlink r:id="rId94">
         <w:r>
           <w:rPr>
             <w:rStyle w:val="Hyperlink"/>
@@ -25619,14 +25738,14 @@
         </w:r>
       </w:hyperlink>
     </w:p>
-    <w:bookmarkEnd w:id="91"/>
-    <w:bookmarkStart w:id="93" w:name="ref-rcoreteam"/>
+    <w:bookmarkEnd w:id="95"/>
+    <w:bookmarkStart w:id="97" w:name="ref-rcoreteam"/>
     <w:p>
       <w:pPr>
         <w:pStyle w:val="Bibliography"/>
       </w:pPr>
       <w:r>
-        <w:t xml:space="preserve">13.</w:t>
+        <w:t xml:space="preserve">15.</w:t>
       </w:r>
       <w:r>
         <w:t xml:space="preserve"> </w:t>
@@ -25653,7 +25772,7 @@
       <w:r>
         <w:t xml:space="preserve"> </w:t>
       </w:r>
-      <w:hyperlink r:id="rId92">
+      <w:hyperlink r:id="rId96">
         <w:r>
           <w:rPr>
             <w:rStyle w:val="Hyperlink"/>
@@ -25662,14 +25781,14 @@
         </w:r>
       </w:hyperlink>
     </w:p>
-    <w:bookmarkEnd w:id="93"/>
-    <w:bookmarkStart w:id="95" w:name="ref-glmmTMB"/>
+    <w:bookmarkEnd w:id="97"/>
+    <w:bookmarkStart w:id="99" w:name="ref-glmmTMB"/>
     <w:p>
       <w:pPr>
         <w:pStyle w:val="Bibliography"/>
       </w:pPr>
       <w:r>
-        <w:t xml:space="preserve">14.</w:t>
+        <w:t xml:space="preserve">16.</w:t>
       </w:r>
       <w:r>
         <w:t xml:space="preserve"> </w:t>
@@ -25705,7 +25824,7 @@
       <w:r>
         <w:t xml:space="preserve">. 2017;9(2):378-400. doi:</w:t>
       </w:r>
-      <w:hyperlink r:id="rId94">
+      <w:hyperlink r:id="rId98">
         <w:r>
           <w:rPr>
             <w:rStyle w:val="Hyperlink"/>
@@ -25714,14 +25833,14 @@
         </w:r>
       </w:hyperlink>
     </w:p>
-    <w:bookmarkEnd w:id="95"/>
-    <w:bookmarkStart w:id="97" w:name="ref-strobe"/>
+    <w:bookmarkEnd w:id="99"/>
+    <w:bookmarkStart w:id="101" w:name="ref-strobe"/>
     <w:p>
       <w:pPr>
         <w:pStyle w:val="Bibliography"/>
       </w:pPr>
       <w:r>
-        <w:t xml:space="preserve">15.</w:t>
+        <w:t xml:space="preserve">17.</w:t>
       </w:r>
       <w:r>
         <w:t xml:space="preserve"> </w:t>
@@ -25805,7 +25924,7 @@
       <w:r>
         <w:t xml:space="preserve">. 2007;147(8):573-577. doi:</w:t>
       </w:r>
-      <w:hyperlink r:id="rId96">
+      <w:hyperlink r:id="rId100">
         <w:r>
           <w:rPr>
             <w:rStyle w:val="Hyperlink"/>
@@ -25814,14 +25933,14 @@
         </w:r>
       </w:hyperlink>
     </w:p>
-    <w:bookmarkEnd w:id="97"/>
-    <w:bookmarkStart w:id="99" w:name="ref-crisp2021"/>
+    <w:bookmarkEnd w:id="101"/>
+    <w:bookmarkStart w:id="103" w:name="ref-crisp2021"/>
     <w:p>
       <w:pPr>
         <w:pStyle w:val="Bibliography"/>
       </w:pPr>
       <w:r>
-        <w:t xml:space="preserve">16.</w:t>
+        <w:t xml:space="preserve">18.</w:t>
       </w:r>
       <w:r>
         <w:t xml:space="preserve"> </w:t>
@@ -25851,7 +25970,7 @@
       <w:r>
         <w:t xml:space="preserve">. 2021;29(3):218-227. doi:</w:t>
       </w:r>
-      <w:hyperlink r:id="rId98">
+      <w:hyperlink r:id="rId102">
         <w:r>
           <w:rPr>
             <w:rStyle w:val="Hyperlink"/>
@@ -25860,14 +25979,14 @@
         </w:r>
       </w:hyperlink>
     </w:p>
-    <w:bookmarkEnd w:id="99"/>
-    <w:bookmarkStart w:id="101" w:name="ref-crisphe2024"/>
+    <w:bookmarkEnd w:id="103"/>
+    <w:bookmarkStart w:id="105" w:name="ref-crisphe2024"/>
     <w:p>
       <w:pPr>
         <w:pStyle w:val="Bibliography"/>
       </w:pPr>
       <w:r>
-        <w:t xml:space="preserve">17.</w:t>
+        <w:t xml:space="preserve">19.</w:t>
       </w:r>
       <w:r>
         <w:t xml:space="preserve"> </w:t>
@@ -25915,7 +26034,7 @@
       <w:r>
         <w:t xml:space="preserve">. 2024;32(4):322-328. doi:</w:t>
       </w:r>
-      <w:hyperlink r:id="rId100">
+      <w:hyperlink r:id="rId104">
         <w:r>
           <w:rPr>
             <w:rStyle w:val="Hyperlink"/>
@@ -25924,14 +26043,14 @@
         </w:r>
       </w:hyperlink>
     </w:p>
-    <w:bookmarkEnd w:id="101"/>
-    <w:bookmarkStart w:id="103" w:name="ref-corbisiero2024"/>
+    <w:bookmarkEnd w:id="105"/>
+    <w:bookmarkStart w:id="107" w:name="ref-corbisiero2024"/>
     <w:p>
       <w:pPr>
         <w:pStyle w:val="Bibliography"/>
       </w:pPr>
       <w:r>
-        <w:t xml:space="preserve">18.</w:t>
+        <w:t xml:space="preserve">20.</w:t>
       </w:r>
       <w:r>
         <w:t xml:space="preserve"> </w:t>
@@ -25964,7 +26083,7 @@
       <w:r>
         <w:t xml:space="preserve">. 2024;171(1):98-108. doi:</w:t>
       </w:r>
-      <w:hyperlink r:id="rId102">
+      <w:hyperlink r:id="rId106">
         <w:r>
           <w:rPr>
             <w:rStyle w:val="Hyperlink"/>
@@ -25973,14 +26092,14 @@
         </w:r>
       </w:hyperlink>
     </w:p>
-    <w:bookmarkEnd w:id="103"/>
-    <w:bookmarkStart w:id="105" w:name="ref-saeedi2025"/>
+    <w:bookmarkEnd w:id="107"/>
+    <w:bookmarkStart w:id="109" w:name="ref-saeedi2025"/>
     <w:p>
       <w:pPr>
         <w:pStyle w:val="Bibliography"/>
       </w:pPr>
       <w:r>
-        <w:t xml:space="preserve">19.</w:t>
+        <w:t xml:space="preserve">21.</w:t>
       </w:r>
       <w:r>
         <w:t xml:space="preserve"> </w:t>
@@ -26013,7 +26132,7 @@
       <w:r>
         <w:t xml:space="preserve">. 2025;17(9):e91744. doi:</w:t>
       </w:r>
-      <w:hyperlink r:id="rId104">
+      <w:hyperlink r:id="rId108">
         <w:r>
           <w:rPr>
             <w:rStyle w:val="Hyperlink"/>
@@ -26022,14 +26141,14 @@
         </w:r>
       </w:hyperlink>
     </w:p>
-    <w:bookmarkEnd w:id="105"/>
-    <w:bookmarkStart w:id="107" w:name="ref-pollack2016"/>
+    <w:bookmarkEnd w:id="109"/>
+    <w:bookmarkStart w:id="111" w:name="ref-pollack2016"/>
     <w:p>
       <w:pPr>
         <w:pStyle w:val="Bibliography"/>
       </w:pPr>
       <w:r>
-        <w:t xml:space="preserve">20.</w:t>
+        <w:t xml:space="preserve">22.</w:t>
       </w:r>
       <w:r>
         <w:t xml:space="preserve"> </w:t>
@@ -26062,7 +26181,7 @@
       <w:r>
         <w:t xml:space="preserve">. 2016;11(10):e0164411. doi:</w:t>
       </w:r>
-      <w:hyperlink r:id="rId106">
+      <w:hyperlink r:id="rId110">
         <w:r>
           <w:rPr>
             <w:rStyle w:val="Hyperlink"/>
@@ -26071,14 +26190,14 @@
         </w:r>
       </w:hyperlink>
     </w:p>
-    <w:bookmarkEnd w:id="107"/>
-    <w:bookmarkStart w:id="109" w:name="ref-wilkinson2018"/>
+    <w:bookmarkEnd w:id="111"/>
+    <w:bookmarkStart w:id="113" w:name="ref-wilkinson2018"/>
     <w:p>
       <w:pPr>
         <w:pStyle w:val="Bibliography"/>
       </w:pPr>
       <w:r>
-        <w:t xml:space="preserve">21.</w:t>
+        <w:t xml:space="preserve">23.</w:t>
       </w:r>
       <w:r>
         <w:t xml:space="preserve"> </w:t>
@@ -26102,7 +26221,7 @@
       <w:r>
         <w:t xml:space="preserve">. 2018;63(1):32-36. doi:</w:t>
       </w:r>
-      <w:hyperlink r:id="rId108">
+      <w:hyperlink r:id="rId112">
         <w:r>
           <w:rPr>
             <w:rStyle w:val="Hyperlink"/>
@@ -26111,9 +26230,9 @@
         </w:r>
       </w:hyperlink>
     </w:p>
-    <w:bookmarkEnd w:id="109"/>
-    <w:bookmarkEnd w:id="110"/>
-    <w:bookmarkEnd w:id="111"/>
+    <w:bookmarkEnd w:id="113"/>
+    <w:bookmarkEnd w:id="114"/>
+    <w:bookmarkEnd w:id="115"/>
     <w:sectPr>
       <w:footnotePr>
         <w:numRestart w:val="eachSect"/>

--- a/manuscript_output/manuscript_mystery_caller.docx
+++ b/manuscript_output/manuscript_mystery_caller.docx
@@ -15,7 +15,7 @@
         <w:pStyle w:val="Author"/>
       </w:pPr>
       <w:r>
-        <w:t xml:space="preserve">[Author list]</w:t>
+        <w:t xml:space="preserve">Grace E. Falk; [RA co-authors — full names &amp; degrees to confirm: Chin, Deol, Gregg, Kim, Roesch, Walsh]; Cristina Cabrera-Muffly, MD; Tyler M. Muffly, MD</w:t>
       </w:r>
     </w:p>
     <w:p>
@@ -190,14 +190,54 @@
         <w:t xml:space="preserve"> </w:t>
       </w:r>
       <w:r>
+        <w:t xml:space="preserve">Cristina Cabrera-Muffly, MD; Department of Otolaryngology–Head and Neck Surgery, University of Colorado School of Medicine, Aurora, CO;</w:t>
+      </w:r>
+      <w:r>
+        <w:t xml:space="preserve"> </w:t>
+      </w:r>
+      <w:r>
         <w:rPr>
           <w:i/>
           <w:iCs/>
         </w:rPr>
-        <w:t xml:space="preserve">[Name, degree; institution; address; email; telephone]</w:t>
+        <w:t xml:space="preserve">[address; email; telephone]</w:t>
       </w:r>
       <w:r>
         <w:t xml:space="preserve">.</w:t>
+      </w:r>
+    </w:p>
+    <w:p>
+      <w:pPr>
+        <w:pStyle w:val="BodyText"/>
+      </w:pPr>
+      <w:r>
+        <w:rPr>
+          <w:b/>
+          <w:bCs/>
+        </w:rPr>
+        <w:t xml:space="preserve">Affiliations:</w:t>
+      </w:r>
+      <w:r>
+        <w:t xml:space="preserve"> </w:t>
+      </w:r>
+      <w:r>
+        <w:t xml:space="preserve">Grace E. Falk, Old Dominion University / Eastern Virginia Medical School, Norfolk, VA.</w:t>
+      </w:r>
+      <w:r>
+        <w:t xml:space="preserve"> </w:t>
+      </w:r>
+      <w:r>
+        <w:rPr>
+          <w:i/>
+          <w:iCs/>
+        </w:rPr>
+        <w:t xml:space="preserve">[Research-assistant co-authors — affiliations to confirm.]</w:t>
+      </w:r>
+      <w:r>
+        <w:t xml:space="preserve"> </w:t>
+      </w:r>
+      <w:r>
+        <w:t xml:space="preserve">Cristina Cabrera-Muffly, Department of Otolaryngology–Head and Neck Surgery, University of Colorado School of Medicine, Aurora, CO. Tyler M. Muffly, Denver Health and Hospital Authority, Denver, CO; Department of Obstetrics and Gynecology, University of Colorado School of Medicine, Aurora, CO.</w:t>
       </w:r>
     </w:p>
     <w:p>
@@ -13120,10 +13160,16 @@
       </w:pPr>
       <w:r>
         <w:rPr>
-          <w:i/>
-          <w:iCs/>
+          <w:b/>
+          <w:bCs/>
         </w:rPr>
-        <w:t xml:space="preserve">[CRediT taxonomy — complete for the final author list.]</w:t>
+        <w:t xml:space="preserve">Grace E. Falk:</w:t>
+      </w:r>
+      <w:r>
+        <w:t xml:space="preserve"> </w:t>
+      </w:r>
+      <w:r>
+        <w:t xml:space="preserve">Investigation, Data curation, Project administration, Writing – original draft.</w:t>
       </w:r>
       <w:r>
         <w:t xml:space="preserve"> </w:t>
@@ -13133,13 +13179,13 @@
           <w:b/>
           <w:bCs/>
         </w:rPr>
-        <w:t xml:space="preserve">[Author 1]:</w:t>
+        <w:t xml:space="preserve">[Research-assistant co-authors: Chin, Deol, Gregg, Kim, Roesch, Walsh]:</w:t>
       </w:r>
       <w:r>
         <w:t xml:space="preserve"> </w:t>
       </w:r>
       <w:r>
-        <w:t xml:space="preserve">Conceptualization, Methodology, Formal analysis, Writing – original draft.</w:t>
+        <w:t xml:space="preserve">Investigation (mystery-caller data collection).</w:t>
       </w:r>
       <w:r>
         <w:t xml:space="preserve"> </w:t>
@@ -13149,13 +13195,13 @@
           <w:b/>
           <w:bCs/>
         </w:rPr>
-        <w:t xml:space="preserve">[Author 2]:</w:t>
+        <w:t xml:space="preserve">Cristina Cabrera-Muffly:</w:t>
       </w:r>
       <w:r>
         <w:t xml:space="preserve"> </w:t>
       </w:r>
       <w:r>
-        <w:t xml:space="preserve">Investigation, Data curation, Writing – review &amp; editing.</w:t>
+        <w:t xml:space="preserve">Conceptualization, Supervision, Writing – review &amp; editing.</w:t>
       </w:r>
       <w:r>
         <w:t xml:space="preserve"> </w:t>
@@ -13165,29 +13211,13 @@
           <w:b/>
           <w:bCs/>
         </w:rPr>
-        <w:t xml:space="preserve">[Author 3]:</w:t>
+        <w:t xml:space="preserve">Tyler M. Muffly:</w:t>
       </w:r>
       <w:r>
         <w:t xml:space="preserve"> </w:t>
       </w:r>
       <w:r>
-        <w:t xml:space="preserve">Investigation, Project administration.</w:t>
-      </w:r>
-      <w:r>
-        <w:t xml:space="preserve"> </w:t>
-      </w:r>
-      <w:r>
-        <w:rPr>
-          <w:b/>
-          <w:bCs/>
-        </w:rPr>
-        <w:t xml:space="preserve">[Senior author]:</w:t>
-      </w:r>
-      <w:r>
-        <w:t xml:space="preserve"> </w:t>
-      </w:r>
-      <w:r>
-        <w:t xml:space="preserve">Conceptualization, Supervision, Writing – review &amp; editing. All authors reviewed and approved the final manuscript and accept responsibility for its submission.</w:t>
+        <w:t xml:space="preserve">Conceptualization, Methodology, Formal analysis, Software, Writing – review &amp; editing. All authors reviewed and approved the final manuscript and accept responsibility for its submission.</w:t>
       </w:r>
     </w:p>
     <w:bookmarkEnd w:id="35"/>
@@ -13205,16 +13235,6 @@
         <w:pStyle w:val="FirstParagraph"/>
       </w:pPr>
       <w:r>
-        <w:rPr>
-          <w:i/>
-          <w:iCs/>
-        </w:rPr>
-        <w:t xml:space="preserve">[State the funding source and grant number, or the following if none:]</w:t>
-      </w:r>
-      <w:r>
-        <w:t xml:space="preserve"> </w:t>
-      </w:r>
-      <w:r>
         <w:t xml:space="preserve">This research received no specific grant from any funding agency in the public, commercial, or not-for-profit sectors.</w:t>
       </w:r>
     </w:p>
@@ -13232,16 +13252,6 @@
       <w:pPr>
         <w:pStyle w:val="FirstParagraph"/>
       </w:pPr>
-      <w:r>
-        <w:rPr>
-          <w:i/>
-          <w:iCs/>
-        </w:rPr>
-        <w:t xml:space="preserve">[Declare any competing interests for each author, or the following if none:]</w:t>
-      </w:r>
-      <w:r>
-        <w:t xml:space="preserve"> </w:t>
-      </w:r>
       <w:r>
         <w:t xml:space="preserve">The authors declare no competing interests.</w:t>
       </w:r>

--- a/manuscript_output/manuscript_mystery_caller.docx
+++ b/manuscript_output/manuscript_mystery_caller.docx
@@ -469,7 +469,7 @@
         <w:t xml:space="preserve"> </w:t>
       </w:r>
       <w:r>
-        <w:t xml:space="preserve">The University of Colorado Multiple Institutional Review Board (COMIRB 23-1303) deemed this study not human subjects research and did not require informed consent. The covert measurement of clinician behavior has been debated—most publicly when a 2011 federally commissioned</w:t>
+        <w:t xml:space="preserve">The Human Subjects Protection Program at Old Dominion University (Macon &amp; Joan Brock Virginia Health Sciences / Eastern Virginia Medical School) determined that this project (IRB #24-12-NH-0285) does not involve human subjects research and is therefore not subject to IRB review; informed consent was not required. The covert measurement of clinician behavior has been debated—most publicly when a 2011 federally commissioned</w:t>
       </w:r>
       <w:r>
         <w:t xml:space="preserve"> </w:t>

--- a/manuscript_output/manuscript_mystery_caller.docx
+++ b/manuscript_output/manuscript_mystery_caller.docx
@@ -15,7 +15,7 @@
         <w:pStyle w:val="Author"/>
       </w:pPr>
       <w:r>
-        <w:t xml:space="preserve">Grace E. Falk; [RA co-authors — full names &amp; degrees to confirm: Chin, Deol, Gregg, Kim, Roesch, Walsh]; Cristina Cabrera-Muffly, MD; Tyler M. Muffly, MD</w:t>
+        <w:t xml:space="preserve">Grace E. Falk; [RA co-authors — full names &amp; degrees to confirm: Chin, Deol, Gregg, Kim, Roesch, Walsh]; Cristina Cabrera-Muffly, MD; Tyler M. Muffly, MD; Eric J. Dobratz, MD</w:t>
       </w:r>
     </w:p>
     <w:p>
@@ -237,7 +237,7 @@
         <w:t xml:space="preserve"> </w:t>
       </w:r>
       <w:r>
-        <w:t xml:space="preserve">Cristina Cabrera-Muffly, Department of Otolaryngology–Head and Neck Surgery, University of Colorado School of Medicine, Aurora, CO. Tyler M. Muffly, Denver Health and Hospital Authority, Denver, CO; Department of Obstetrics and Gynecology, University of Colorado School of Medicine, Aurora, CO.</w:t>
+        <w:t xml:space="preserve">Cristina Cabrera-Muffly, Department of Otolaryngology–Head and Neck Surgery, University of Colorado School of Medicine, Aurora, CO. Tyler M. Muffly, Denver Health and Hospital Authority, Denver, CO; Department of Obstetrics and Gynecology, University of Colorado School of Medicine, Aurora, CO. Eric J. Dobratz, Department of Otolaryngology–Head and Neck Surgery, Eastern Virginia Medical School at Old Dominion University, Norfolk, VA.</w:t>
       </w:r>
     </w:p>
     <w:p>
@@ -13217,7 +13217,23 @@
         <w:t xml:space="preserve"> </w:t>
       </w:r>
       <w:r>
-        <w:t xml:space="preserve">Conceptualization, Methodology, Formal analysis, Software, Writing – review &amp; editing. All authors reviewed and approved the final manuscript and accept responsibility for its submission.</w:t>
+        <w:t xml:space="preserve">Conceptualization, Methodology, Formal analysis, Software, Writing – review &amp; editing.</w:t>
+      </w:r>
+      <w:r>
+        <w:t xml:space="preserve"> </w:t>
+      </w:r>
+      <w:r>
+        <w:rPr>
+          <w:b/>
+          <w:bCs/>
+        </w:rPr>
+        <w:t xml:space="preserve">Eric J. Dobratz:</w:t>
+      </w:r>
+      <w:r>
+        <w:t xml:space="preserve"> </w:t>
+      </w:r>
+      <w:r>
+        <w:t xml:space="preserve">Conceptualization, Supervision, Resources, Project administration, Writing – review &amp; editing. All authors reviewed and approved the final manuscript and accept responsibility for its submission.</w:t>
       </w:r>
     </w:p>
     <w:bookmarkEnd w:id="35"/>

--- a/manuscript_output/manuscript_mystery_caller.docx
+++ b/manuscript_output/manuscript_mystery_caller.docx
@@ -15,7 +15,7 @@
         <w:pStyle w:val="Author"/>
       </w:pPr>
       <w:r>
-        <w:t xml:space="preserve">Grace E. Falk; [RA co-authors — full names &amp; degrees to confirm: Chin, Deol, Gregg, Kim, Roesch, Walsh]; Cristina Cabrera-Muffly, MD; Tyler M. Muffly, MD; Eric J. Dobratz, MD</w:t>
+        <w:t xml:space="preserve">Grace E. Falk; Eric J. Dobratz, MD; [RA co-authors — full names &amp; degrees to confirm: Chin, Deol, Gregg, Kim, Roesch, Walsh]; Tyler M. Muffly, MD; Cristina Cabrera-Muffly, MD</w:t>
       </w:r>
     </w:p>
     <w:p>
@@ -221,7 +221,7 @@
         <w:t xml:space="preserve"> </w:t>
       </w:r>
       <w:r>
-        <w:t xml:space="preserve">Grace E. Falk, Old Dominion University / Eastern Virginia Medical School, Norfolk, VA.</w:t>
+        <w:t xml:space="preserve">Grace E. Falk, Old Dominion University / Eastern Virginia Medical School, Norfolk, VA. Eric J. Dobratz, Department of Otolaryngology–Head and Neck Surgery, Eastern Virginia Medical School at Old Dominion University, Norfolk, VA.</w:t>
       </w:r>
       <w:r>
         <w:t xml:space="preserve"> </w:t>
@@ -237,7 +237,7 @@
         <w:t xml:space="preserve"> </w:t>
       </w:r>
       <w:r>
-        <w:t xml:space="preserve">Cristina Cabrera-Muffly, Department of Otolaryngology–Head and Neck Surgery, University of Colorado School of Medicine, Aurora, CO. Tyler M. Muffly, Denver Health and Hospital Authority, Denver, CO; Department of Obstetrics and Gynecology, University of Colorado School of Medicine, Aurora, CO. Eric J. Dobratz, Department of Otolaryngology–Head and Neck Surgery, Eastern Virginia Medical School at Old Dominion University, Norfolk, VA.</w:t>
+        <w:t xml:space="preserve">Tyler M. Muffly, Denver Health and Hospital Authority, Denver, CO; Department of Obstetrics and Gynecology, University of Colorado School of Medicine, Aurora, CO. Cristina Cabrera-Muffly, Department of Otolaryngology–Head and Neck Surgery, University of Colorado School of Medicine, Aurora, CO.</w:t>
       </w:r>
     </w:p>
     <w:p>
@@ -13179,6 +13179,22 @@
           <w:b/>
           <w:bCs/>
         </w:rPr>
+        <w:t xml:space="preserve">Eric J. Dobratz:</w:t>
+      </w:r>
+      <w:r>
+        <w:t xml:space="preserve"> </w:t>
+      </w:r>
+      <w:r>
+        <w:t xml:space="preserve">Conceptualization, Supervision, Resources, Project administration, Writing – review &amp; editing.</w:t>
+      </w:r>
+      <w:r>
+        <w:t xml:space="preserve"> </w:t>
+      </w:r>
+      <w:r>
+        <w:rPr>
+          <w:b/>
+          <w:bCs/>
+        </w:rPr>
         <w:t xml:space="preserve">[Research-assistant co-authors: Chin, Deol, Gregg, Kim, Roesch, Walsh]:</w:t>
       </w:r>
       <w:r>
@@ -13186,6 +13202,22 @@
       </w:r>
       <w:r>
         <w:t xml:space="preserve">Investigation (mystery-caller data collection).</w:t>
+      </w:r>
+      <w:r>
+        <w:t xml:space="preserve"> </w:t>
+      </w:r>
+      <w:r>
+        <w:rPr>
+          <w:b/>
+          <w:bCs/>
+        </w:rPr>
+        <w:t xml:space="preserve">Tyler M. Muffly:</w:t>
+      </w:r>
+      <w:r>
+        <w:t xml:space="preserve"> </w:t>
+      </w:r>
+      <w:r>
+        <w:t xml:space="preserve">Conceptualization, Methodology, Formal analysis, Software, Writing – review &amp; editing.</w:t>
       </w:r>
       <w:r>
         <w:t xml:space="preserve"> </w:t>
@@ -13201,39 +13233,7 @@
         <w:t xml:space="preserve"> </w:t>
       </w:r>
       <w:r>
-        <w:t xml:space="preserve">Conceptualization, Supervision, Writing – review &amp; editing.</w:t>
-      </w:r>
-      <w:r>
-        <w:t xml:space="preserve"> </w:t>
-      </w:r>
-      <w:r>
-        <w:rPr>
-          <w:b/>
-          <w:bCs/>
-        </w:rPr>
-        <w:t xml:space="preserve">Tyler M. Muffly:</w:t>
-      </w:r>
-      <w:r>
-        <w:t xml:space="preserve"> </w:t>
-      </w:r>
-      <w:r>
-        <w:t xml:space="preserve">Conceptualization, Methodology, Formal analysis, Software, Writing – review &amp; editing.</w:t>
-      </w:r>
-      <w:r>
-        <w:t xml:space="preserve"> </w:t>
-      </w:r>
-      <w:r>
-        <w:rPr>
-          <w:b/>
-          <w:bCs/>
-        </w:rPr>
-        <w:t xml:space="preserve">Eric J. Dobratz:</w:t>
-      </w:r>
-      <w:r>
-        <w:t xml:space="preserve"> </w:t>
-      </w:r>
-      <w:r>
-        <w:t xml:space="preserve">Conceptualization, Supervision, Resources, Project administration, Writing – review &amp; editing. All authors reviewed and approved the final manuscript and accept responsibility for its submission.</w:t>
+        <w:t xml:space="preserve">Conceptualization, Supervision, Writing – review &amp; editing. All authors reviewed and approved the final manuscript and accept responsibility for its submission.</w:t>
       </w:r>
     </w:p>
     <w:bookmarkEnd w:id="35"/>

--- a/manuscript_output/manuscript_mystery_caller.docx
+++ b/manuscript_output/manuscript_mystery_caller.docx
@@ -453,7 +453,17 @@
         </w:r>
       </w:hyperlink>
       <w:r>
-        <w:t xml:space="preserve">. Trained callers telephoned a national sample of practicing, board-certified otolaryngologists and, following a standardized script, requested a new-patient appointment for a subspecialty-matched chief complaint. Each sampled physician was contacted once. The sampling frame was the American Board of Otolaryngology–Head and Neck Surgery roster of board-certified otolaryngologists practicing in the United States (N = 11,333), linked to National Provider Identifier records for practice location and rurality. Because rural otolaryngologists were scarce in this frame (791 of 11,333; 7.0%), we drew a rurality-stratified sample of 480 urban and 480 rural physicians (960 total) to obtain balanced representation; the rural stratum accordingly included a majority of all rural board-certified otolaryngologists in the frame. Calls were placed between May 29 and July 6, 2026, to physicians in 48 states, each under a commercial Blue Cross Blue Shield insurance scenario held constant across calls, with the chief complaint matched to the sampled physician’s subspecialty (general otolaryngology, facial plastic surgery, head and neck oncology, laryngology, otology/neurotology, pediatric otolaryngology, rhinology, or sleep medicine).</w:t>
+        <w:t xml:space="preserve">. Trained callers telephoned a national sample of practicing, board-certified otolaryngologists and, following a standardized script, requested a new-patient appointment for a subspecialty-matched chief complaint. Each sampled physician was contacted once. The sampling frame was the American Board of Otolaryngology–Head and Neck Surgery roster of board-certified otolaryngologists practicing in the United States (N = 11,333), linked to National Provider Identifier records for practice location and rurality. Because rural otolaryngologists were scarce in this frame (791 of 11,333; 7.0%), we drew a rurality-stratified sample of 480 urban and 480 rural physicians (960 total) to obtain balanced representation; the rural stratum accordingly included a majority of all rural board-certified otolaryngologists in the frame. Calls were placed between May 29 and July 6, 2026, to physicians in 48 states, each under a commercial Blue Cross Blue Shield insurance scenario held constant across calls, with the chief complaint matched to the sampled physician’s subspecialty (general otolaryngology, facial plastic surgery, head and neck oncology, laryngology, otology/neurotology, pediatric otolaryngology, rhinology, or sleep medicine). Script selection followed the physician’s fellowship training (subspecialty-specific script if fellowship-trained, otherwise the general otolaryngology script), and callers verified board certification and coded practice rurality before each call; the full pre-call procedure and the verbatim subspecialty scripts are provided in the Supplementary Appendix (</w:t>
+      </w:r>
+      <w:r>
+        <w:rPr>
+          <w:b/>
+          <w:bCs/>
+        </w:rPr>
+        <w:t xml:space="preserve">Table S9</w:t>
+      </w:r>
+      <w:r>
+        <w:t xml:space="preserve">).</w:t>
       </w:r>
       <w:r>
         <w:t xml:space="preserve"> </w:t>
@@ -463,7 +473,7 @@
           <w:i/>
           <w:iCs/>
         </w:rPr>
-        <w:t xml:space="preserve">[To confirm from the protocol: the number and timing of call attempts before a physician was recorded as unreachable, the exact wording of the subspecialty-specific chief-complaint scripts, and caller-training procedures.]</w:t>
+        <w:t xml:space="preserve">[To confirm from the protocol: the number and timing of call attempts before a physician was recorded as unreachable, and caller-training procedures.]</w:t>
       </w:r>
       <w:r>
         <w:t xml:space="preserve"> </w:t>
@@ -24710,17 +24720,7 @@
         <w:pStyle w:val="FirstParagraph"/>
       </w:pPr>
       <w:r>
-        <w:t xml:space="preserve">Callers followed a standardized telephone script and recorded responses in a structured data-capture form. Each physician’s office was called under a commercial Blue Cross Blue Shield new-patient scenario, with a chief complaint matched to the physician’s subspecialty.</w:t>
-      </w:r>
-      <w:r>
-        <w:t xml:space="preserve"> </w:t>
-      </w:r>
-      <w:r>
-        <w:rPr>
-          <w:i/>
-          <w:iCs/>
-        </w:rPr>
-        <w:t xml:space="preserve">[Replace the bracketed chief-complaint text below with the verbatim vignette wording used in the field, and confirm the call-attempt rule.]</w:t>
+        <w:t xml:space="preserve">Callers followed a standardized telephone script, presenting as a new patient (or a family member calling on a patient’s behalf) with a referral-based, subspecialty-matched chief complaint, and recorded responses in a structured data-capture form.</w:t>
       </w:r>
     </w:p>
     <w:p>
@@ -24732,181 +24732,108 @@
           <w:b/>
           <w:bCs/>
         </w:rPr>
-        <w:t xml:space="preserve">Call flow (all subspecialties).</w:t>
+        <w:t xml:space="preserve">Pre-call procedure.</w:t>
+      </w:r>
+      <w:r>
+        <w:t xml:space="preserve"> </w:t>
+      </w:r>
+      <w:r>
+        <w:t xml:space="preserve">Before each call, the caller searched the sampled physician’s name and state of practice online and identified the matching practice website (typically among the first results, in under one minute). From the website, the caller determined whether the physician was fellowship-trained and selected the correspondingly matched subspecialty script; if the physician was not fellowship-trained, or fellowship status was unclear, the general otolaryngology script was used. Board certification was verified using the American Board of Otolaryngology–Head and Neck Surgery certification tool (abohns.org/verify-certification); if the physician was not listed as certified, the caller asked whether the physician was board certified after an appointment was offered. Calls used the phone number listed on the practice website (to avoid inadvertently reaching a personal number listed in NPI/CMS/Academy records); when no website could be found, the caller used the NPI/CMS-listed number with the general script and noted the absence of a website. The practice city and 2020 RUCA code were recorded before the call (via the Rural Health Information Hub</w:t>
+      </w:r>
+      <w:r>
+        <w:t xml:space="preserve"> </w:t>
+      </w:r>
+      <w:r>
+        <w:t xml:space="preserve">“Am I Rural?”</w:t>
+      </w:r>
+      <w:r>
+        <w:t xml:space="preserve"> </w:t>
+      </w:r>
+      <w:r>
+        <w:t xml:space="preserve">tool), along with any additional practice cities and their RUCA codes.</w:t>
       </w:r>
     </w:p>
     <w:p>
       <w:pPr>
-        <w:pStyle w:val="Compact"/>
-        <w:numPr>
-          <w:ilvl w:val="0"/>
-          <w:numId w:val="1001"/>
-        </w:numPr>
+        <w:pStyle w:val="BodyText"/>
       </w:pPr>
       <w:r>
         <w:rPr>
           <w:b/>
           <w:bCs/>
         </w:rPr>
-        <w:t xml:space="preserve">Introduction.</w:t>
+        <w:t xml:space="preserve">During the call.</w:t>
       </w:r>
       <w:r>
         <w:t xml:space="preserve"> </w:t>
       </w:r>
       <w:r>
-        <w:t xml:space="preserve">“Hello, I’m calling to schedule a new-patient appointment for [myself / a family member] with Dr. [last name].”</w:t>
-      </w:r>
-    </w:p>
-    <w:p>
-      <w:pPr>
-        <w:pStyle w:val="Compact"/>
-        <w:numPr>
-          <w:ilvl w:val="0"/>
-          <w:numId w:val="1001"/>
-        </w:numPr>
-      </w:pPr>
+        <w:t xml:space="preserve">The caller delivered the selected script (Table S9). If asked for identifying details, the caller gave a standardized identity—</w:t>
+      </w:r>
+      <w:r>
+        <w:t xml:space="preserve">“John”</w:t>
+      </w:r>
+      <w:r>
+        <w:t xml:space="preserve"> </w:t>
+      </w:r>
+      <w:r>
+        <w:t xml:space="preserve">or</w:t>
+      </w:r>
+      <w:r>
+        <w:t xml:space="preserve"> </w:t>
+      </w:r>
+      <w:r>
+        <w:t xml:space="preserve">“Jessica Smith,”</w:t>
+      </w:r>
+      <w:r>
+        <w:t xml:space="preserve"> </w:t>
+      </w:r>
+      <w:r>
+        <w:t xml:space="preserve">date of birth June 1 of a script-appropriate year.</w:t>
+      </w:r>
+      <w:r>
+        <w:t xml:space="preserve"> </w:t>
+      </w:r>
       <w:r>
         <w:rPr>
           <w:b/>
           <w:bCs/>
         </w:rPr>
-        <w:t xml:space="preserve">Insurance.</w:t>
+        <w:t xml:space="preserve">No appointment was ever booked:</w:t>
       </w:r>
       <w:r>
         <w:t xml:space="preserve"> </w:t>
       </w:r>
       <w:r>
-        <w:t xml:space="preserve">If asked, state commercial Blue Cross Blue Shield coverage.</w:t>
+        <w:t xml:space="preserve">when an appointment was offered, the caller requested the next-available date (</w:t>
+      </w:r>
+      <w:r>
+        <w:t xml:space="preserve">“I want to make sure I can find an appointment that works with my schedule before moving forward with scheduling”</w:t>
+      </w:r>
+      <w:r>
+        <w:t xml:space="preserve">) to compute the business-day wait, then stated they would check their schedule and call back. Structured response handling captured whether the physician sees the presented complaint (and, if not, what they do see), whether another provider could be seen for the concern and whether that provider was a physician or advanced practice provider and the time to that appointment, whether the physician was not accepting new patients, redirection to a different provider, and whether the physician was no longer practicing (retired vs moved).</w:t>
+      </w:r>
+      <w:r>
+        <w:t xml:space="preserve"> </w:t>
+      </w:r>
+      <w:r>
+        <w:rPr>
+          <w:i/>
+          <w:iCs/>
+        </w:rPr>
+        <w:t xml:space="preserve">[Not specified in the script draft: the number and timing of call attempts before an office was recorded as unreachable—to confirm from the protocol.]</w:t>
       </w:r>
     </w:p>
     <w:p>
       <w:pPr>
-        <w:pStyle w:val="Compact"/>
-        <w:numPr>
-          <w:ilvl w:val="0"/>
-          <w:numId w:val="1001"/>
-        </w:numPr>
+        <w:pStyle w:val="BodyText"/>
       </w:pPr>
       <w:r>
         <w:rPr>
           <w:b/>
           <w:bCs/>
         </w:rPr>
-        <w:t xml:space="preserve">Chief complaint.</w:t>
-      </w:r>
-      <w:r>
-        <w:t xml:space="preserve"> </w:t>
-      </w:r>
-      <w:r>
-        <w:t xml:space="preserve">Provide the subspecialty-matched complaint (below) if asked the reason for the visit.</w:t>
-      </w:r>
-    </w:p>
-    <w:p>
-      <w:pPr>
-        <w:pStyle w:val="Compact"/>
-        <w:numPr>
-          <w:ilvl w:val="0"/>
-          <w:numId w:val="1001"/>
-        </w:numPr>
-      </w:pPr>
-      <w:r>
-        <w:rPr>
-          <w:b/>
-          <w:bCs/>
-        </w:rPr>
-        <w:t xml:space="preserve">Appointment offer.</w:t>
-      </w:r>
-      <w:r>
-        <w:t xml:space="preserve"> </w:t>
-      </w:r>
-      <w:r>
-        <w:t xml:space="preserve">Record whether a new-patient appointment with the sampled physician was offered (yes/no).</w:t>
-      </w:r>
-    </w:p>
-    <w:p>
-      <w:pPr>
-        <w:pStyle w:val="Compact"/>
-        <w:numPr>
-          <w:ilvl w:val="0"/>
-          <w:numId w:val="1001"/>
-        </w:numPr>
-      </w:pPr>
-      <w:r>
-        <w:rPr>
-          <w:b/>
-          <w:bCs/>
-        </w:rPr>
-        <w:t xml:space="preserve">Next-available date.</w:t>
-      </w:r>
-      <w:r>
-        <w:t xml:space="preserve"> </w:t>
-      </w:r>
-      <w:r>
-        <w:t xml:space="preserve">If offered, record the next-available appointment date (used to compute the business-day wait).</w:t>
-      </w:r>
-    </w:p>
-    <w:p>
-      <w:pPr>
-        <w:pStyle w:val="Compact"/>
-        <w:numPr>
-          <w:ilvl w:val="0"/>
-          <w:numId w:val="1001"/>
-        </w:numPr>
-      </w:pPr>
-      <w:r>
-        <w:rPr>
-          <w:b/>
-          <w:bCs/>
-        </w:rPr>
-        <w:t xml:space="preserve">Call attempts.</w:t>
-      </w:r>
-      <w:r>
-        <w:t xml:space="preserve"> </w:t>
-      </w:r>
-      <w:r>
-        <w:rPr>
-          <w:i/>
-          <w:iCs/>
-        </w:rPr>
-        <w:t xml:space="preserve">[Each office was called up to [N] times on separate business days; an office not reached after [N] attempts was recorded as unreachable / incomplete.]</w:t>
-      </w:r>
-    </w:p>
-    <w:p>
-      <w:pPr>
-        <w:pStyle w:val="Compact"/>
-        <w:numPr>
-          <w:ilvl w:val="0"/>
-          <w:numId w:val="1001"/>
-        </w:numPr>
-      </w:pPr>
-      <w:r>
-        <w:rPr>
-          <w:b/>
-          <w:bCs/>
-        </w:rPr>
-        <w:t xml:space="preserve">Disclosure.</w:t>
-      </w:r>
-      <w:r>
-        <w:t xml:space="preserve"> </w:t>
-      </w:r>
-      <w:r>
-        <w:rPr>
-          <w:i/>
-          <w:iCs/>
-        </w:rPr>
-        <w:t xml:space="preserve">[If directly asked whether the call was for research, callers disclosed the study and offered the investigator’s/IRB contact information.]</w:t>
-      </w:r>
-    </w:p>
-    <w:p>
-      <w:pPr>
-        <w:pStyle w:val="FirstParagraph"/>
-      </w:pPr>
-      <w:r>
-        <w:rPr>
-          <w:b/>
-          <w:bCs/>
-        </w:rPr>
-        <w:t xml:space="preserve">Table S9. Subspecialty-matched chief complaints.</w:t>
+        <w:t xml:space="preserve">Table S9. Subspecialty-matched chief-complaint scripts (verbatim caller wording).</w:t>
       </w:r>
     </w:p>
     <w:tbl>
@@ -24917,8 +24844,9 @@
         <w:tblLook w:firstRow="1" w:lastRow="0" w:firstColumn="0" w:lastColumn="0" w:noHBand="0" w:noVBand="0" w:val="0020"/>
       </w:tblPr>
       <w:tblGrid>
-        <w:gridCol w:w="3960"/>
-        <w:gridCol w:w="3960"/>
+        <w:gridCol w:w="2640"/>
+        <w:gridCol w:w="2640"/>
+        <w:gridCol w:w="2640"/>
       </w:tblGrid>
       <w:tr>
         <w:trPr>
@@ -24942,7 +24870,18 @@
               <w:pStyle w:val="Compact"/>
             </w:pPr>
             <w:r>
-              <w:t xml:space="preserve">Scripted chief complaint</w:t>
+              <w:t xml:space="preserve">Clinical scenario</w:t>
+            </w:r>
+          </w:p>
+        </w:tc>
+        <w:tc>
+          <w:tcPr/>
+          <w:p>
+            <w:pPr>
+              <w:pStyle w:val="Compact"/>
+            </w:pPr>
+            <w:r>
+              <w:t xml:space="preserve">Verbatim opening script</w:t>
             </w:r>
           </w:p>
         </w:tc>
@@ -24966,11 +24905,18 @@
               <w:pStyle w:val="Compact"/>
             </w:pPr>
             <w:r>
-              <w:rPr>
-                <w:i/>
-                <w:iCs/>
-              </w:rPr>
-              <w:t xml:space="preserve">[e.g., chronic nasal congestion / recurrent sinus infections]</w:t>
+              <w:t xml:space="preserve">Nasal obstruction; suspected deviated septum after failed medical therapy</w:t>
+            </w:r>
+          </w:p>
+        </w:tc>
+        <w:tc>
+          <w:tcPr/>
+          <w:p>
+            <w:pPr>
+              <w:pStyle w:val="Compact"/>
+            </w:pPr>
+            <w:r>
+              <w:t xml:space="preserve">“I was worked up by my primary care doctor for difficulty breathing through my nose. I have tried multiple nasal sprays but none of them have helped. My primary care doctor said they think I have a deviated septum and referred me to Dr. ___.”</w:t>
             </w:r>
           </w:p>
         </w:tc>
@@ -24983,22 +24929,29 @@
               <w:pStyle w:val="Compact"/>
             </w:pPr>
             <w:r>
-              <w:t xml:space="preserve">Facial plastic surgery</w:t>
-            </w:r>
-          </w:p>
-        </w:tc>
-        <w:tc>
-          <w:tcPr/>
-          <w:p>
-            <w:pPr>
-              <w:pStyle w:val="Compact"/>
-            </w:pPr>
-            <w:r>
-              <w:rPr>
-                <w:i/>
-                <w:iCs/>
-              </w:rPr>
-              <w:t xml:space="preserve">[chief complaint]</w:t>
+              <w:t xml:space="preserve">Pediatric otolaryngology</w:t>
+            </w:r>
+          </w:p>
+        </w:tc>
+        <w:tc>
+          <w:tcPr/>
+          <w:p>
+            <w:pPr>
+              <w:pStyle w:val="Compact"/>
+            </w:pPr>
+            <w:r>
+              <w:t xml:space="preserve">12-year-old with recurrent tonsillitis and snoring; tonsillectomy discussion</w:t>
+            </w:r>
+          </w:p>
+        </w:tc>
+        <w:tc>
+          <w:tcPr/>
+          <w:p>
+            <w:pPr>
+              <w:pStyle w:val="Compact"/>
+            </w:pPr>
+            <w:r>
+              <w:t xml:space="preserve">“My twelve-year-old son has been worked up for recurrent tonsillitis and snoring by our pediatrician. He has had seven episodes of tonsillitis in the last year. He is also now snoring loudly and seems very tired during the day. Our pediatrician referred us to Dr. ___ to discuss possible tonsillectomy.”</w:t>
             </w:r>
           </w:p>
         </w:tc>
@@ -25011,22 +24964,29 @@
               <w:pStyle w:val="Compact"/>
             </w:pPr>
             <w:r>
-              <w:t xml:space="preserve">Head and neck oncology</w:t>
-            </w:r>
-          </w:p>
-        </w:tc>
-        <w:tc>
-          <w:tcPr/>
-          <w:p>
-            <w:pPr>
-              <w:pStyle w:val="Compact"/>
-            </w:pPr>
-            <w:r>
-              <w:rPr>
-                <w:i/>
-                <w:iCs/>
-              </w:rPr>
-              <w:t xml:space="preserve">[chief complaint]</w:t>
+              <w:t xml:space="preserve">Rhinology</w:t>
+            </w:r>
+          </w:p>
+        </w:tc>
+        <w:tc>
+          <w:tcPr/>
+          <w:p>
+            <w:pPr>
+              <w:pStyle w:val="Compact"/>
+            </w:pPr>
+            <w:r>
+              <w:t xml:space="preserve">Recurrent chronic sinusitis after prior sinus surgery; revision considered</w:t>
+            </w:r>
+          </w:p>
+        </w:tc>
+        <w:tc>
+          <w:tcPr/>
+          <w:p>
+            <w:pPr>
+              <w:pStyle w:val="Compact"/>
+            </w:pPr>
+            <w:r>
+              <w:t xml:space="preserve">“I have been evaluated and treated for chronic sinusitis by my primary care doctor and a general ENT. I have had one prior sinus surgery ten years ago, but my symptoms are back. I was referred to see Dr. ___ to discuss possible revision sinus surgery.”</w:t>
             </w:r>
           </w:p>
         </w:tc>
@@ -25039,22 +24999,29 @@
               <w:pStyle w:val="Compact"/>
             </w:pPr>
             <w:r>
-              <w:t xml:space="preserve">Laryngology</w:t>
-            </w:r>
-          </w:p>
-        </w:tc>
-        <w:tc>
-          <w:tcPr/>
-          <w:p>
-            <w:pPr>
-              <w:pStyle w:val="Compact"/>
-            </w:pPr>
-            <w:r>
-              <w:rPr>
-                <w:i/>
-                <w:iCs/>
-              </w:rPr>
-              <w:t xml:space="preserve">[e.g., persistent hoarseness]</w:t>
+              <w:t xml:space="preserve">Otology/neurotology</w:t>
+            </w:r>
+          </w:p>
+        </w:tc>
+        <w:tc>
+          <w:tcPr/>
+          <w:p>
+            <w:pPr>
+              <w:pStyle w:val="Compact"/>
+            </w:pPr>
+            <w:r>
+              <w:t xml:space="preserve">70-year-old parent with progressive hearing loss; cochlear-implant candidate</w:t>
+            </w:r>
+          </w:p>
+        </w:tc>
+        <w:tc>
+          <w:tcPr/>
+          <w:p>
+            <w:pPr>
+              <w:pStyle w:val="Compact"/>
+            </w:pPr>
+            <w:r>
+              <w:t xml:space="preserve">“My 70-year-old mother has been worked up for hearing loss by our audiologist and a general ENT. She has had progressive hearing loss and is no longer getting benefit from hearing aids. After her most recent hearing test, she was referred to Dr. ___ to discuss possible cochlear implantation.”</w:t>
             </w:r>
           </w:p>
         </w:tc>
@@ -25067,22 +25034,29 @@
               <w:pStyle w:val="Compact"/>
             </w:pPr>
             <w:r>
-              <w:t xml:space="preserve">Otology/neurotology</w:t>
-            </w:r>
-          </w:p>
-        </w:tc>
-        <w:tc>
-          <w:tcPr/>
-          <w:p>
-            <w:pPr>
-              <w:pStyle w:val="Compact"/>
-            </w:pPr>
-            <w:r>
-              <w:rPr>
-                <w:i/>
-                <w:iCs/>
-              </w:rPr>
-              <w:t xml:space="preserve">[e.g., hearing loss / recurrent ear infections]</w:t>
+              <w:t xml:space="preserve">Laryngology</w:t>
+            </w:r>
+          </w:p>
+        </w:tc>
+        <w:tc>
+          <w:tcPr/>
+          <w:p>
+            <w:pPr>
+              <w:pStyle w:val="Compact"/>
+            </w:pPr>
+            <w:r>
+              <w:t xml:space="preserve">70-year-old parent with dysphonia; paralyzed vocal cord after cardiac surgery</w:t>
+            </w:r>
+          </w:p>
+        </w:tc>
+        <w:tc>
+          <w:tcPr/>
+          <w:p>
+            <w:pPr>
+              <w:pStyle w:val="Compact"/>
+            </w:pPr>
+            <w:r>
+              <w:t xml:space="preserve">“My 70-year-old father has been evaluated and treated for a hoarse voice by a general ENT and speech pathologist. He was told he has a paralyzed vocal cord after open heart surgery two years ago. He has completed a variety of treatments, but his voice has not improved. He is being referred to Dr. ___ to discuss possible surgical options for his voice.”</w:t>
             </w:r>
           </w:p>
         </w:tc>
@@ -25095,22 +25069,29 @@
               <w:pStyle w:val="Compact"/>
             </w:pPr>
             <w:r>
-              <w:t xml:space="preserve">Pediatric otolaryngology</w:t>
-            </w:r>
-          </w:p>
-        </w:tc>
-        <w:tc>
-          <w:tcPr/>
-          <w:p>
-            <w:pPr>
-              <w:pStyle w:val="Compact"/>
-            </w:pPr>
-            <w:r>
-              <w:rPr>
-                <w:i/>
-                <w:iCs/>
-              </w:rPr>
-              <w:t xml:space="preserve">[e.g., recurrent otitis media / tonsil concerns]</w:t>
+              <w:t xml:space="preserve">Facial plastic surgery</w:t>
+            </w:r>
+          </w:p>
+        </w:tc>
+        <w:tc>
+          <w:tcPr/>
+          <w:p>
+            <w:pPr>
+              <w:pStyle w:val="Compact"/>
+            </w:pPr>
+            <w:r>
+              <w:t xml:space="preserve">Post-traumatic nasal deformity and obstruction; rhinoplasty evaluation</w:t>
+            </w:r>
+          </w:p>
+        </w:tc>
+        <w:tc>
+          <w:tcPr/>
+          <w:p>
+            <w:pPr>
+              <w:pStyle w:val="Compact"/>
+            </w:pPr>
+            <w:r>
+              <w:t xml:space="preserve">“I have been worked up for difficulty breathing through my nose and a change in the appearance of my nose after a car accident one year ago by my primary care doctor. I was referred to Dr. ___ to discuss possible surgical options to improve my breathing and shape of my nose.”</w:t>
             </w:r>
           </w:p>
         </w:tc>
@@ -25123,22 +25104,29 @@
               <w:pStyle w:val="Compact"/>
             </w:pPr>
             <w:r>
-              <w:t xml:space="preserve">Rhinology</w:t>
-            </w:r>
-          </w:p>
-        </w:tc>
-        <w:tc>
-          <w:tcPr/>
-          <w:p>
-            <w:pPr>
-              <w:pStyle w:val="Compact"/>
-            </w:pPr>
-            <w:r>
-              <w:rPr>
-                <w:i/>
-                <w:iCs/>
-              </w:rPr>
-              <w:t xml:space="preserve">[e.g., chronic rhinosinusitis]</w:t>
+              <w:t xml:space="preserve">Head and neck oncology</w:t>
+            </w:r>
+          </w:p>
+        </w:tc>
+        <w:tc>
+          <w:tcPr/>
+          <w:p>
+            <w:pPr>
+              <w:pStyle w:val="Compact"/>
+            </w:pPr>
+            <w:r>
+              <w:t xml:space="preserve">Thyroid nodule with biopsy showing high malignancy risk; thyroidectomy discussion</w:t>
+            </w:r>
+          </w:p>
+        </w:tc>
+        <w:tc>
+          <w:tcPr/>
+          <w:p>
+            <w:pPr>
+              <w:pStyle w:val="Compact"/>
+            </w:pPr>
+            <w:r>
+              <w:t xml:space="preserve">“I have been worked up for a thyroid nodule by my primary care provider. I had a biopsy done by an endocrinologist that showed a 70% chance of thyroid cancer. I was referred to Dr. ___ to discuss possible thyroidectomy.”</w:t>
             </w:r>
           </w:p>
         </w:tc>
@@ -25162,11 +25150,34 @@
               <w:pStyle w:val="Compact"/>
             </w:pPr>
             <w:r>
-              <w:rPr>
-                <w:i/>
-                <w:iCs/>
-              </w:rPr>
-              <w:t xml:space="preserve">[e.g., loud snoring / suspected obstructive sleep apnea]</w:t>
+              <w:t xml:space="preserve">No dedicated script</w:t>
+            </w:r>
+          </w:p>
+        </w:tc>
+        <w:tc>
+          <w:tcPr/>
+          <w:p>
+            <w:pPr>
+              <w:pStyle w:val="Compact"/>
+            </w:pPr>
+            <w:r>
+              <w:t xml:space="preserve">Because script selection followed fellowship training and no sleep-specific vignette existed, physicians classified as sleep medicine received the</w:t>
+            </w:r>
+            <w:r>
+              <w:t xml:space="preserve"> </w:t>
+            </w:r>
+            <w:r>
+              <w:rPr>
+                <w:b/>
+                <w:bCs/>
+              </w:rPr>
+              <w:t xml:space="preserve">general otolaryngology</w:t>
+            </w:r>
+            <w:r>
+              <w:t xml:space="preserve"> </w:t>
+            </w:r>
+            <w:r>
+              <w:t xml:space="preserve">script above.</w:t>
             </w:r>
           </w:p>
         </w:tc>
@@ -26369,123 +26380,8 @@
       </w:pPr>
     </w:lvl>
   </w:abstractNum>
-  <w:abstractNum w:abstractNumId="99411">
-    <w:nsid w:val="00A99411"/>
-    <w:multiLevelType w:val="multilevel"/>
-    <w:lvl w:ilvl="0">
-      <w:start w:val="1"/>
-      <w:numFmt w:val="decimal"/>
-      <w:lvlText w:val="%1."/>
-      <w:lvlJc w:val="left"/>
-      <w:pPr>
-        <w:ind w:left="720" w:hanging="360"/>
-      </w:pPr>
-    </w:lvl>
-    <w:lvl w:ilvl="1">
-      <w:start w:val="1"/>
-      <w:numFmt w:val="decimal"/>
-      <w:lvlText w:val="%2."/>
-      <w:lvlJc w:val="left"/>
-      <w:pPr>
-        <w:ind w:left="1440" w:hanging="360"/>
-      </w:pPr>
-    </w:lvl>
-    <w:lvl w:ilvl="2">
-      <w:start w:val="1"/>
-      <w:numFmt w:val="decimal"/>
-      <w:lvlText w:val="%3."/>
-      <w:lvlJc w:val="left"/>
-      <w:pPr>
-        <w:ind w:left="2160" w:hanging="360"/>
-      </w:pPr>
-    </w:lvl>
-    <w:lvl w:ilvl="3">
-      <w:start w:val="1"/>
-      <w:numFmt w:val="decimal"/>
-      <w:lvlText w:val="%4."/>
-      <w:lvlJc w:val="left"/>
-      <w:pPr>
-        <w:ind w:left="2880" w:hanging="360"/>
-      </w:pPr>
-    </w:lvl>
-    <w:lvl w:ilvl="4">
-      <w:start w:val="1"/>
-      <w:numFmt w:val="decimal"/>
-      <w:lvlText w:val="%5."/>
-      <w:lvlJc w:val="left"/>
-      <w:pPr>
-        <w:ind w:left="3600" w:hanging="360"/>
-      </w:pPr>
-    </w:lvl>
-    <w:lvl w:ilvl="5">
-      <w:start w:val="1"/>
-      <w:numFmt w:val="decimal"/>
-      <w:lvlText w:val="%6."/>
-      <w:lvlJc w:val="left"/>
-      <w:pPr>
-        <w:ind w:left="4320" w:hanging="360"/>
-      </w:pPr>
-    </w:lvl>
-    <w:lvl w:ilvl="6">
-      <w:start w:val="1"/>
-      <w:numFmt w:val="decimal"/>
-      <w:lvlText w:val="%7."/>
-      <w:lvlJc w:val="left"/>
-      <w:pPr>
-        <w:ind w:left="5040" w:hanging="360"/>
-      </w:pPr>
-    </w:lvl>
-    <w:lvl w:ilvl="7">
-      <w:start w:val="1"/>
-      <w:numFmt w:val="decimal"/>
-      <w:lvlText w:val="%8."/>
-      <w:lvlJc w:val="left"/>
-      <w:pPr>
-        <w:ind w:left="5760" w:hanging="360"/>
-      </w:pPr>
-    </w:lvl>
-    <w:lvl w:ilvl="8">
-      <w:start w:val="1"/>
-      <w:numFmt w:val="decimal"/>
-      <w:lvlText w:val="%9."/>
-      <w:lvlJc w:val="left"/>
-      <w:pPr>
-        <w:ind w:left="6480" w:hanging="360"/>
-      </w:pPr>
-    </w:lvl>
-  </w:abstractNum>
   <w:num w:numId="1000">
     <w:abstractNumId w:val="990"/>
-  </w:num>
-  <w:num w:numId="1001">
-    <w:abstractNumId w:val="99411"/>
-    <w:lvlOverride w:ilvl="0">
-      <w:startOverride w:val="1"/>
-    </w:lvlOverride>
-    <w:lvlOverride w:ilvl="1">
-      <w:startOverride w:val="1"/>
-    </w:lvlOverride>
-    <w:lvlOverride w:ilvl="2">
-      <w:startOverride w:val="1"/>
-    </w:lvlOverride>
-    <w:lvlOverride w:ilvl="3">
-      <w:startOverride w:val="1"/>
-    </w:lvlOverride>
-    <w:lvlOverride w:ilvl="4">
-      <w:startOverride w:val="1"/>
-    </w:lvlOverride>
-    <w:lvlOverride w:ilvl="5">
-      <w:startOverride w:val="1"/>
-    </w:lvlOverride>
-    <w:lvlOverride w:ilvl="6">
-      <w:startOverride w:val="1"/>
-    </w:lvlOverride>
-    <w:lvlOverride w:ilvl="7">
-      <w:startOverride w:val="1"/>
-    </w:lvlOverride>
-    <w:lvlOverride w:ilvl="8">
-      <w:startOverride w:val="1"/>
-    </w:lvlOverride>
   </w:num>
 </w:numbering>
 </file>

--- a/manuscript_output/manuscript_mystery_caller.docx
+++ b/manuscript_output/manuscript_mystery_caller.docx
@@ -118,7 +118,7 @@
         <w:t xml:space="preserve"> </w:t>
       </w:r>
       <w:r>
-        <w:t xml:space="preserve">Of 960 calls, 731 complete calls with a known subspecialty were analyzed; an appointment was offered in 433 (59.2%), with a median wait of 14 business days (IQR 5–30). Requested subspecialty was the dominant determinant: pediatric otolaryngology had higher odds of an offer (OR 2.27 (95% CI 1.08–4.76; p = 0.031)), and waits were longer for laryngology (IRR 2.25 (95% CI 1.14–4.47; p = 0.020)) and pediatric otolaryngology (IRR 1.63 (95% CI 1.11–2.40; p = 0.013)). No geographic covariate—supply, Medicaid fee generosity, social vulnerability, dual-eligibility, or rurality—was associated with either outcome.</w:t>
+        <w:t xml:space="preserve">Of 960 calls, 731 complete calls with a known subspecialty were analyzed; an appointment was offered in 436 (59.6%), with a median wait of 14 business days (IQR 5–30). Requested subspecialty was the dominant determinant: pediatric otolaryngology had higher odds of an offer (OR 2.29 (95% CI 1.09–4.80; p = 0.028)), and waits were longer for laryngology (IRR 2.24 (95% CI 1.13–4.41; p = 0.020)) and pediatric otolaryngology (IRR 1.62 (95% CI 1.11–2.38; p = 0.013)). No geographic covariate—supply, Medicaid fee generosity, social vulnerability, dual-eligibility, or rurality—was associated with either outcome.</w:t>
       </w:r>
     </w:p>
     <w:p>
@@ -1002,7 +1002,7 @@
         <w:pStyle w:val="FirstParagraph"/>
       </w:pPr>
       <w:r>
-        <w:t xml:space="preserve">Callers placed 960 calls; 749 (78.0%) were completed, of which 731 had a determinable subspecialty and formed the analytic sample. An appointment was offered in 433 of 731 (59.2%); the median next-available wait was 14 business days (IQR 5–30). Sample characteristics are shown in</w:t>
+        <w:t xml:space="preserve">Callers placed 960 calls; 749 (78.0%) were completed, of which 731 had a determinable subspecialty and formed the analytic sample. An appointment was offered in 436 of 731 (59.6%); the median next-available wait was 14 business days (IQR 5–30). Sample characteristics are shown in</w:t>
       </w:r>
       <w:r>
         <w:t xml:space="preserve"> </w:t>
@@ -2847,7 +2847,7 @@
                 <w:szCs w:val="14"/>
                 <w:color w:val="000000"/>
               </w:rPr>
-              <w:t xml:space="preserve">433 (59%)</w:t>
+              <w:t xml:space="preserve">436 (60%)</w:t>
             </w:r>
           </w:p>
         </w:tc>
@@ -2955,7 +2955,7 @@
                 <w:szCs w:val="14"/>
                 <w:color w:val="000000"/>
               </w:rPr>
-              <w:t xml:space="preserve">45 (58%)</w:t>
+              <w:t xml:space="preserve">47 (60%)</w:t>
             </w:r>
           </w:p>
         </w:tc>
@@ -3063,7 +3063,7 @@
                 <w:szCs w:val="14"/>
                 <w:color w:val="000000"/>
               </w:rPr>
-              <w:t xml:space="preserve">13 (41%)</w:t>
+              <w:t xml:space="preserve">14 (44%)</w:t>
             </w:r>
           </w:p>
         </w:tc>
@@ -3392,7 +3392,7 @@
                 <w:szCs w:val="14"/>
                 <w:color w:val="000000"/>
               </w:rPr>
-              <w:t xml:space="preserve">298 (41%)</w:t>
+              <w:t xml:space="preserve">295 (40%)</w:t>
             </w:r>
           </w:p>
         </w:tc>
@@ -3500,7 +3500,7 @@
                 <w:szCs w:val="14"/>
                 <w:color w:val="000000"/>
               </w:rPr>
-              <w:t xml:space="preserve">33 (42%)</w:t>
+              <w:t xml:space="preserve">31 (40%)</w:t>
             </w:r>
           </w:p>
         </w:tc>
@@ -3608,7 +3608,7 @@
                 <w:szCs w:val="14"/>
                 <w:color w:val="000000"/>
               </w:rPr>
-              <w:t xml:space="preserve">19 (59%)</w:t>
+              <w:t xml:space="preserve">18 (56%)</w:t>
             </w:r>
           </w:p>
         </w:tc>
@@ -8279,7 +8279,7 @@
         <w:pStyle w:val="FirstParagraph"/>
       </w:pPr>
       <w:r>
-        <w:t xml:space="preserve">The requested subspecialty was the dominant determinant of whether an appointment was offered. Relative to general otolaryngology, pediatric otolaryngology had over twice the odds of an offer (OR 2.27 (95% CI 1.08–4.76; p = 0.031)), while otology/neurotology trended lower (OR 0.49 (95% CI 0.23–1.07; p = 0.072)). No geographic covariate was associated with access: county ENT supply (OR 0.95 (95% CI 0.81–1.12; p = 0.552) per SD), the Medicaid fee index (OR 0.91 (95% CI 0.77–1.07; p = 0.254)), social vulnerability (OR 0.95 (95% CI 0.80–1.13; p = 0.583)), and dual-eligibility (OR 1.00 (95% CI 0.83–1.19; p = 0.958)) were all null (</w:t>
+        <w:t xml:space="preserve">The requested subspecialty was the dominant determinant of whether an appointment was offered. Relative to general otolaryngology, pediatric otolaryngology had over twice the odds of an offer (OR 2.29 (95% CI 1.09–4.80; p = 0.028)), while otology/neurotology trended lower (OR 0.58 (95% CI 0.27–1.25; p = 0.167)). No geographic covariate was associated with access: county ENT supply (OR 0.96 (95% CI 0.81–1.13; p = 0.617) per SD), the Medicaid fee index (OR 0.90 (95% CI 0.76–1.06; p = 0.191)), social vulnerability (OR 0.93 (95% CI 0.78–1.11; p = 0.425)), and dual-eligibility (OR 0.98 (95% CI 0.82–1.17; p = 0.816)) were all null (</w:t>
       </w:r>
       <w:r>
         <w:rPr>
@@ -8307,7 +8307,7 @@
         <w:pStyle w:val="FirstParagraph"/>
       </w:pPr>
       <w:r>
-        <w:t xml:space="preserve">Among offering offices, waits again varied by subspecialty and not geography. Relative to general otolaryngology, waits were longer for laryngology (IRR 2.25 (95% CI 1.14–4.47; p = 0.020)) and pediatric otolaryngology (IRR 1.63 (95% CI 1.11–2.40; p = 0.013)). Anchored to the roughly two-week median wait for general otolaryngology (14 business days), these rate ratios correspond to a substantially longer typical wait—on the order of an additional two to three weeks for laryngology and about one to one-and-a-half weeks for pediatric otolaryngology—consistent with the observed subspecialty medians (Table S3). No geographic covariate was associated with wait time (</w:t>
+        <w:t xml:space="preserve">Among offering offices, waits again varied by subspecialty and not geography. Relative to general otolaryngology, waits were longer for laryngology (IRR 2.24 (95% CI 1.13–4.41; p = 0.020)) and pediatric otolaryngology (IRR 1.62 (95% CI 1.11–2.38; p = 0.013)). Anchored to the roughly two-week median wait for general otolaryngology (14 business days), these rate ratios correspond to a substantially longer typical wait—on the order of an additional two to three weeks for laryngology and about one to one-and-a-half weeks for pediatric otolaryngology—consistent with the observed subspecialty medians (Table S3). No geographic covariate was associated with wait time (</w:t>
       </w:r>
       <w:r>
         <w:rPr>
@@ -8638,7 +8638,7 @@
                 <w:szCs w:val="18"/>
                 <w:color w:val="000000"/>
               </w:rPr>
-              <w:t xml:space="preserve">0.90 (0.54–1.52)</w:t>
+              <w:t xml:space="preserve">1.00 (0.59–1.69)</w:t>
             </w:r>
           </w:p>
         </w:tc>
@@ -8692,7 +8692,7 @@
                 <w:szCs w:val="18"/>
                 <w:color w:val="000000"/>
               </w:rPr>
-              <w:t xml:space="preserve">0.706</w:t>
+              <w:t xml:space="preserve">0.995</w:t>
             </w:r>
           </w:p>
         </w:tc>
@@ -8805,7 +8805,7 @@
                 <w:szCs w:val="18"/>
                 <w:color w:val="000000"/>
               </w:rPr>
-              <w:t xml:space="preserve">0.83 (0.36–1.92)</w:t>
+              <w:t xml:space="preserve">0.82 (0.36–1.90)</w:t>
             </w:r>
           </w:p>
         </w:tc>
@@ -8859,7 +8859,7 @@
                 <w:szCs w:val="18"/>
                 <w:color w:val="000000"/>
               </w:rPr>
-              <w:t xml:space="preserve">0.669</w:t>
+              <w:t xml:space="preserve">0.650</w:t>
             </w:r>
           </w:p>
         </w:tc>
@@ -8972,7 +8972,7 @@
                 <w:szCs w:val="18"/>
                 <w:color w:val="000000"/>
               </w:rPr>
-              <w:t xml:space="preserve">1.74 (0.50–6.07)</w:t>
+              <w:t xml:space="preserve">1.80 (0.51–6.32)</w:t>
             </w:r>
           </w:p>
         </w:tc>
@@ -9026,7 +9026,7 @@
                 <w:szCs w:val="18"/>
                 <w:color w:val="000000"/>
               </w:rPr>
-              <w:t xml:space="preserve">0.386</w:t>
+              <w:t xml:space="preserve">0.357</w:t>
             </w:r>
           </w:p>
         </w:tc>
@@ -9139,7 +9139,7 @@
                 <w:szCs w:val="18"/>
                 <w:color w:val="000000"/>
               </w:rPr>
-              <w:t xml:space="preserve">0.49 (0.23–1.07)</w:t>
+              <w:t xml:space="preserve">0.58 (0.27–1.25)</w:t>
             </w:r>
           </w:p>
         </w:tc>
@@ -9193,7 +9193,7 @@
                 <w:szCs w:val="18"/>
                 <w:color w:val="000000"/>
               </w:rPr>
-              <w:t xml:space="preserve">0.072</w:t>
+              <w:t xml:space="preserve">0.167</w:t>
             </w:r>
           </w:p>
         </w:tc>
@@ -9306,7 +9306,7 @@
                 <w:szCs w:val="18"/>
                 <w:color w:val="000000"/>
               </w:rPr>
-              <w:t xml:space="preserve">2.27 (1.08–4.76)</w:t>
+              <w:t xml:space="preserve">2.29 (1.09–4.80)</w:t>
             </w:r>
           </w:p>
         </w:tc>
@@ -9360,7 +9360,7 @@
                 <w:szCs w:val="18"/>
                 <w:color w:val="000000"/>
               </w:rPr>
-              <w:t xml:space="preserve">0.031</w:t>
+              <w:t xml:space="preserve">0.028</w:t>
             </w:r>
           </w:p>
         </w:tc>
@@ -9473,7 +9473,7 @@
                 <w:szCs w:val="18"/>
                 <w:color w:val="000000"/>
               </w:rPr>
-              <w:t xml:space="preserve">2.11 (0.72–6.18)</w:t>
+              <w:t xml:space="preserve">2.21 (0.75–6.50)</w:t>
             </w:r>
           </w:p>
         </w:tc>
@@ -9527,7 +9527,7 @@
                 <w:szCs w:val="18"/>
                 <w:color w:val="000000"/>
               </w:rPr>
-              <w:t xml:space="preserve">0.174</w:t>
+              <w:t xml:space="preserve">0.151</w:t>
             </w:r>
           </w:p>
         </w:tc>
@@ -9640,7 +9640,7 @@
                 <w:szCs w:val="18"/>
                 <w:color w:val="000000"/>
               </w:rPr>
-              <w:t xml:space="preserve">1.66 (0.55–5.01)</w:t>
+              <w:t xml:space="preserve">1.71 (0.56–5.21)</w:t>
             </w:r>
           </w:p>
         </w:tc>
@@ -9694,7 +9694,7 @@
                 <w:szCs w:val="18"/>
                 <w:color w:val="000000"/>
               </w:rPr>
-              <w:t xml:space="preserve">0.373</w:t>
+              <w:t xml:space="preserve">0.344</w:t>
             </w:r>
           </w:p>
         </w:tc>
@@ -9807,7 +9807,7 @@
                 <w:szCs w:val="18"/>
                 <w:color w:val="000000"/>
               </w:rPr>
-              <w:t xml:space="preserve">0.95 (0.81–1.12)</w:t>
+              <w:t xml:space="preserve">0.96 (0.81–1.13)</w:t>
             </w:r>
           </w:p>
         </w:tc>
@@ -9861,7 +9861,7 @@
                 <w:szCs w:val="18"/>
                 <w:color w:val="000000"/>
               </w:rPr>
-              <w:t xml:space="preserve">0.552</w:t>
+              <w:t xml:space="preserve">0.617</w:t>
             </w:r>
           </w:p>
         </w:tc>
@@ -9974,7 +9974,7 @@
                 <w:szCs w:val="18"/>
                 <w:color w:val="000000"/>
               </w:rPr>
-              <w:t xml:space="preserve">0.91 (0.77–1.07)</w:t>
+              <w:t xml:space="preserve">0.90 (0.76–1.06)</w:t>
             </w:r>
           </w:p>
         </w:tc>
@@ -10028,7 +10028,7 @@
                 <w:szCs w:val="18"/>
                 <w:color w:val="000000"/>
               </w:rPr>
-              <w:t xml:space="preserve">0.254</w:t>
+              <w:t xml:space="preserve">0.191</w:t>
             </w:r>
           </w:p>
         </w:tc>
@@ -10141,7 +10141,7 @@
                 <w:szCs w:val="18"/>
                 <w:color w:val="000000"/>
               </w:rPr>
-              <w:t xml:space="preserve">0.95 (0.80–1.13)</w:t>
+              <w:t xml:space="preserve">0.93 (0.78–1.11)</w:t>
             </w:r>
           </w:p>
         </w:tc>
@@ -10195,7 +10195,7 @@
                 <w:szCs w:val="18"/>
                 <w:color w:val="000000"/>
               </w:rPr>
-              <w:t xml:space="preserve">0.583</w:t>
+              <w:t xml:space="preserve">0.425</w:t>
             </w:r>
           </w:p>
         </w:tc>
@@ -10308,7 +10308,7 @@
                 <w:szCs w:val="18"/>
                 <w:color w:val="000000"/>
               </w:rPr>
-              <w:t xml:space="preserve">1.00 (0.83–1.19)</w:t>
+              <w:t xml:space="preserve">0.98 (0.82–1.17)</w:t>
             </w:r>
           </w:p>
         </w:tc>
@@ -10362,7 +10362,7 @@
                 <w:szCs w:val="18"/>
                 <w:color w:val="000000"/>
               </w:rPr>
-              <w:t xml:space="preserve">0.958</w:t>
+              <w:t xml:space="preserve">0.816</w:t>
             </w:r>
           </w:p>
         </w:tc>
@@ -10475,7 +10475,7 @@
                 <w:szCs w:val="18"/>
                 <w:color w:val="000000"/>
               </w:rPr>
-              <w:t xml:space="preserve">1.02 (0.71–1.46)</w:t>
+              <w:t xml:space="preserve">1.04 (0.73–1.49)</w:t>
             </w:r>
           </w:p>
         </w:tc>
@@ -10529,7 +10529,7 @@
                 <w:szCs w:val="18"/>
                 <w:color w:val="000000"/>
               </w:rPr>
-              <w:t xml:space="preserve">0.922</w:t>
+              <w:t xml:space="preserve">0.830</w:t>
             </w:r>
           </w:p>
         </w:tc>
@@ -10840,7 +10840,7 @@
                 <w:szCs w:val="18"/>
                 <w:color w:val="000000"/>
               </w:rPr>
-              <w:t xml:space="preserve">1.07 (0.74–1.53)</w:t>
+              <w:t xml:space="preserve">1.06 (0.74–1.52)</w:t>
             </w:r>
           </w:p>
         </w:tc>
@@ -10894,7 +10894,7 @@
                 <w:szCs w:val="18"/>
                 <w:color w:val="000000"/>
               </w:rPr>
-              <w:t xml:space="preserve">0.724</w:t>
+              <w:t xml:space="preserve">0.743</w:t>
             </w:r>
           </w:p>
         </w:tc>
@@ -11007,7 +11007,7 @@
                 <w:szCs w:val="18"/>
                 <w:color w:val="000000"/>
               </w:rPr>
-              <w:t xml:space="preserve">1.30 (0.74–2.28)</w:t>
+              <w:t xml:space="preserve">1.29 (0.74–2.26)</w:t>
             </w:r>
           </w:p>
         </w:tc>
@@ -11061,7 +11061,7 @@
                 <w:szCs w:val="18"/>
                 <w:color w:val="000000"/>
               </w:rPr>
-              <w:t xml:space="preserve">0.364</w:t>
+              <w:t xml:space="preserve">0.369</w:t>
             </w:r>
           </w:p>
         </w:tc>
@@ -11174,7 +11174,7 @@
                 <w:szCs w:val="18"/>
                 <w:color w:val="000000"/>
               </w:rPr>
-              <w:t xml:space="preserve">2.25 (1.14–4.47)</w:t>
+              <w:t xml:space="preserve">2.24 (1.13–4.41)</w:t>
             </w:r>
           </w:p>
         </w:tc>
@@ -11341,7 +11341,7 @@
                 <w:szCs w:val="18"/>
                 <w:color w:val="000000"/>
               </w:rPr>
-              <w:t xml:space="preserve">1.31 (0.71–2.41)</w:t>
+              <w:t xml:space="preserve">1.31 (0.72–2.41)</w:t>
             </w:r>
           </w:p>
         </w:tc>
@@ -11395,7 +11395,7 @@
                 <w:szCs w:val="18"/>
                 <w:color w:val="000000"/>
               </w:rPr>
-              <w:t xml:space="preserve">0.386</w:t>
+              <w:t xml:space="preserve">0.377</w:t>
             </w:r>
           </w:p>
         </w:tc>
@@ -11508,7 +11508,7 @@
                 <w:szCs w:val="18"/>
                 <w:color w:val="000000"/>
               </w:rPr>
-              <w:t xml:space="preserve">1.63 (1.11–2.40)</w:t>
+              <w:t xml:space="preserve">1.62 (1.11–2.38)</w:t>
             </w:r>
           </w:p>
         </w:tc>
@@ -11675,7 +11675,7 @@
                 <w:szCs w:val="18"/>
                 <w:color w:val="000000"/>
               </w:rPr>
-              <w:t xml:space="preserve">1.57 (0.91–2.71)</w:t>
+              <w:t xml:space="preserve">1.56 (0.90–2.68)</w:t>
             </w:r>
           </w:p>
         </w:tc>
@@ -11729,7 +11729,7 @@
                 <w:szCs w:val="18"/>
                 <w:color w:val="000000"/>
               </w:rPr>
-              <w:t xml:space="preserve">0.108</w:t>
+              <w:t xml:space="preserve">0.110</w:t>
             </w:r>
           </w:p>
         </w:tc>
@@ -11842,7 +11842,7 @@
                 <w:szCs w:val="18"/>
                 <w:color w:val="000000"/>
               </w:rPr>
-              <w:t xml:space="preserve">1.23 (0.65–2.34)</w:t>
+              <w:t xml:space="preserve">1.21 (0.64–2.30)</w:t>
             </w:r>
           </w:p>
         </w:tc>
@@ -11896,7 +11896,7 @@
                 <w:szCs w:val="18"/>
                 <w:color w:val="000000"/>
               </w:rPr>
-              <w:t xml:space="preserve">0.530</w:t>
+              <w:t xml:space="preserve">0.551</w:t>
             </w:r>
           </w:p>
         </w:tc>
@@ -12009,7 +12009,7 @@
                 <w:szCs w:val="18"/>
                 <w:color w:val="000000"/>
               </w:rPr>
-              <w:t xml:space="preserve">0.94 (0.82–1.09)</w:t>
+              <w:t xml:space="preserve">0.94 (0.82–1.08)</w:t>
             </w:r>
           </w:p>
         </w:tc>
@@ -12063,7 +12063,7 @@
                 <w:szCs w:val="18"/>
                 <w:color w:val="000000"/>
               </w:rPr>
-              <w:t xml:space="preserve">0.414</w:t>
+              <w:t xml:space="preserve">0.391</w:t>
             </w:r>
           </w:p>
         </w:tc>
@@ -12176,7 +12176,7 @@
                 <w:szCs w:val="18"/>
                 <w:color w:val="000000"/>
               </w:rPr>
-              <w:t xml:space="preserve">0.94 (0.83–1.07)</w:t>
+              <w:t xml:space="preserve">0.94 (0.83–1.06)</w:t>
             </w:r>
           </w:p>
         </w:tc>
@@ -12230,7 +12230,7 @@
                 <w:szCs w:val="18"/>
                 <w:color w:val="000000"/>
               </w:rPr>
-              <w:t xml:space="preserve">0.363</w:t>
+              <w:t xml:space="preserve">0.318</w:t>
             </w:r>
           </w:p>
         </w:tc>
@@ -12397,7 +12397,7 @@
                 <w:szCs w:val="18"/>
                 <w:color w:val="000000"/>
               </w:rPr>
-              <w:t xml:space="preserve">0.502</w:t>
+              <w:t xml:space="preserve">0.489</w:t>
             </w:r>
           </w:p>
         </w:tc>
@@ -12510,7 +12510,7 @@
                 <w:szCs w:val="18"/>
                 <w:color w:val="000000"/>
               </w:rPr>
-              <w:t xml:space="preserve">0.98 (0.86–1.11)</w:t>
+              <w:t xml:space="preserve">0.99 (0.87–1.12)</w:t>
             </w:r>
           </w:p>
         </w:tc>
@@ -12564,7 +12564,7 @@
                 <w:szCs w:val="18"/>
                 <w:color w:val="000000"/>
               </w:rPr>
-              <w:t xml:space="preserve">0.729</w:t>
+              <w:t xml:space="preserve">0.832</w:t>
             </w:r>
           </w:p>
         </w:tc>
@@ -12677,7 +12677,7 @@
                 <w:szCs w:val="18"/>
                 <w:color w:val="000000"/>
               </w:rPr>
-              <w:t xml:space="preserve">1.17 (0.90–1.51)</w:t>
+              <w:t xml:space="preserve">1.19 (0.92–1.53)</w:t>
             </w:r>
           </w:p>
         </w:tc>
@@ -12731,7 +12731,7 @@
                 <w:szCs w:val="18"/>
                 <w:color w:val="000000"/>
               </w:rPr>
-              <w:t xml:space="preserve">0.242</w:t>
+              <w:t xml:space="preserve">0.191</w:t>
             </w:r>
           </w:p>
         </w:tc>
@@ -12775,7 +12775,7 @@
         <w:t xml:space="preserve">Figure S7</w:t>
       </w:r>
       <w:r>
-        <w:t xml:space="preserve">). Of the 731 analytic calls, a live office was reached in 569 (78%); the practice was accepting new patients in 432 (59%); and an appointment was offered in 433 (59%). Critically, only 370 calls (51%) yielded an appointment</w:t>
+        <w:t xml:space="preserve">). Of the 731 analytic calls, a live office was reached in 569 (78%); the practice was accepting new patients in 432 (59%); and an appointment was offered in 436 (60%). Critically, only 370 calls (51%) yielded an appointment</w:t>
       </w:r>
       <w:r>
         <w:t xml:space="preserve"> </w:t>
@@ -12788,7 +12788,7 @@
         <w:t xml:space="preserve">with the specific board-certified otolaryngologist requested</w:t>
       </w:r>
       <w:r>
-        <w:t xml:space="preserve">: among the 433 offers, 58 (13%) were with a different physician and 9 with an advanced practice provider only. Two front-desk barriers stood out: 25 practices stated they do not see the presented complaint despite the sampled physician’s matched subspecialty, and among practices not accepting new patients the most common documented reasons were that the physician had retired or left (81) or an unspecified closure (104)—a signal that provider directories overstate the reachable workforce.</w:t>
+        <w:t xml:space="preserve">: among the 436 offers, 58 (13%) were with a different physician and 9 with an advanced practice provider only. Two front-desk barriers stood out: 25 practices stated they do not see the presented complaint despite the sampled physician’s matched subspecialty, and among practices not accepting new patients the most common documented reasons were that the physician had retired or left (81) or an unspecified closure (104)—a signal that provider directories overstate the reachable workforce.</w:t>
       </w:r>
     </w:p>
     <w:bookmarkEnd w:id="31"/>
@@ -13037,7 +13037,7 @@
         </w:r>
       </w:hyperlink>
       <w:r>
-        <w:t xml:space="preserve">. The realized sample achieved the pre-specified, near-optimal urban/rural balance (approximately 50/50 under the RUCA 1–3 vs 4–10 dichotomy) and exceeded the planned call budget. One appointment with an implausible date—a wait exceeding two years attributable to a data-entry error in the appointment year—was excluded from the timeliness analysis. Even so, the study was modestly underpowered for its primary rural-versus-urban timeliness contrast: the pre-specified target was a minimum detectable gap of about six business days, whereas the realized sample (429 recorded waits, reflecting an appointment-offer rate near three-fifths) supports detection of roughly a ten-day gap at 90% power and provides about 70% power for the originally anticipated eight-day gap. Reaching the six-day target would require on the order of 130 additional calls (approximately 1,090 total) at 80% power, or 490 additional calls (approximately 1,450 total) at 90% power. The observed rural–urban difference was small (about two business days) and non-significant. Each physician was contacted once, precluding within-physician inference; each call captured the response of a single office representative, whose account may not reflect the practice’s full scheduling behavior; contextual covariates were linked at the ZIP-code or county level and thus approximate a practice’s true environment; patient insurance was held constant (not varied) in this phase; and appointment availability reflects a single point in time.</w:t>
+        <w:t xml:space="preserve">. The realized sample achieved the pre-specified, near-optimal urban/rural balance (approximately 50/50 under the RUCA 1–3 vs 4–10 dichotomy) and exceeded the planned call budget. One appointment with an implausible date—a wait exceeding two years attributable to a data-entry error in the appointment year—was excluded from the timeliness analysis. Even so, the study was modestly underpowered for its primary rural-versus-urban timeliness contrast: the pre-specified target was a minimum detectable gap of about six business days, whereas the realized sample (426 recorded waits, reflecting an appointment-offer rate near three-fifths) supports detection of roughly a ten-day gap at 90% power and provides about 70% power for the originally anticipated eight-day gap. Reaching the six-day target would require on the order of 130 additional calls (approximately 1,090 total) at 80% power, or 490 additional calls (approximately 1,450 total) at 90% power. The observed rural–urban difference was small (about two business days) and non-significant. Each physician was contacted once, precluding within-physician inference; each call captured the response of a single office representative, whose account may not reflect the practice’s full scheduling behavior; contextual covariates were linked at the ZIP-code or county level and thus approximate a practice’s true environment; patient insurance was held constant (not varied) in this phase; and appointment availability reflects a single point in time.</w:t>
       </w:r>
     </w:p>
     <w:p>
@@ -13674,91 +13674,91 @@
               <w:jc w:val="right"/>
             </w:pPr>
             <w:r>
-              <w:t xml:space="preserve">-0.205</w:t>
-            </w:r>
-          </w:p>
-        </w:tc>
-        <w:tc>
-          <w:tcPr/>
-          <w:p>
-            <w:pPr>
-              <w:pStyle w:val="Compact"/>
-              <w:jc w:val="right"/>
-            </w:pPr>
-            <w:r>
-              <w:t xml:space="preserve">0.189</w:t>
-            </w:r>
-          </w:p>
-        </w:tc>
-        <w:tc>
-          <w:tcPr/>
-          <w:p>
-            <w:pPr>
-              <w:pStyle w:val="Compact"/>
-              <w:jc w:val="right"/>
-            </w:pPr>
-            <w:r>
-              <w:t xml:space="preserve">-1.082</w:t>
-            </w:r>
-          </w:p>
-        </w:tc>
-        <w:tc>
-          <w:tcPr/>
-          <w:p>
-            <w:pPr>
-              <w:pStyle w:val="Compact"/>
-              <w:jc w:val="right"/>
-            </w:pPr>
-            <w:r>
-              <w:t xml:space="preserve">0.279</w:t>
-            </w:r>
-          </w:p>
-        </w:tc>
-        <w:tc>
-          <w:tcPr/>
-          <w:p>
-            <w:pPr>
-              <w:pStyle w:val="Compact"/>
-              <w:jc w:val="left"/>
-            </w:pPr>
-            <w:r>
-              <w:t xml:space="preserve">0.279</w:t>
-            </w:r>
-          </w:p>
-        </w:tc>
-        <w:tc>
-          <w:tcPr/>
-          <w:p>
-            <w:pPr>
-              <w:pStyle w:val="Compact"/>
-              <w:jc w:val="right"/>
-            </w:pPr>
-            <w:r>
-              <w:t xml:space="preserve">0.815</w:t>
-            </w:r>
-          </w:p>
-        </w:tc>
-        <w:tc>
-          <w:tcPr/>
-          <w:p>
-            <w:pPr>
-              <w:pStyle w:val="Compact"/>
-              <w:jc w:val="right"/>
-            </w:pPr>
-            <w:r>
-              <w:t xml:space="preserve">0.562</w:t>
-            </w:r>
-          </w:p>
-        </w:tc>
-        <w:tc>
-          <w:tcPr/>
-          <w:p>
-            <w:pPr>
-              <w:pStyle w:val="Compact"/>
-              <w:jc w:val="right"/>
-            </w:pPr>
-            <w:r>
-              <w:t xml:space="preserve">1.181</w:t>
+              <w:t xml:space="preserve">-0.238</w:t>
+            </w:r>
+          </w:p>
+        </w:tc>
+        <w:tc>
+          <w:tcPr/>
+          <w:p>
+            <w:pPr>
+              <w:pStyle w:val="Compact"/>
+              <w:jc w:val="right"/>
+            </w:pPr>
+            <w:r>
+              <w:t xml:space="preserve">0.191</w:t>
+            </w:r>
+          </w:p>
+        </w:tc>
+        <w:tc>
+          <w:tcPr/>
+          <w:p>
+            <w:pPr>
+              <w:pStyle w:val="Compact"/>
+              <w:jc w:val="right"/>
+            </w:pPr>
+            <w:r>
+              <w:t xml:space="preserve">-1.250</w:t>
+            </w:r>
+          </w:p>
+        </w:tc>
+        <w:tc>
+          <w:tcPr/>
+          <w:p>
+            <w:pPr>
+              <w:pStyle w:val="Compact"/>
+              <w:jc w:val="right"/>
+            </w:pPr>
+            <w:r>
+              <w:t xml:space="preserve">0.211</w:t>
+            </w:r>
+          </w:p>
+        </w:tc>
+        <w:tc>
+          <w:tcPr/>
+          <w:p>
+            <w:pPr>
+              <w:pStyle w:val="Compact"/>
+              <w:jc w:val="left"/>
+            </w:pPr>
+            <w:r>
+              <w:t xml:space="preserve">0.211</w:t>
+            </w:r>
+          </w:p>
+        </w:tc>
+        <w:tc>
+          <w:tcPr/>
+          <w:p>
+            <w:pPr>
+              <w:pStyle w:val="Compact"/>
+              <w:jc w:val="right"/>
+            </w:pPr>
+            <w:r>
+              <w:t xml:space="preserve">0.788</w:t>
+            </w:r>
+          </w:p>
+        </w:tc>
+        <w:tc>
+          <w:tcPr/>
+          <w:p>
+            <w:pPr>
+              <w:pStyle w:val="Compact"/>
+              <w:jc w:val="right"/>
+            </w:pPr>
+            <w:r>
+              <w:t xml:space="preserve">0.542</w:t>
+            </w:r>
+          </w:p>
+        </w:tc>
+        <w:tc>
+          <w:tcPr/>
+          <w:p>
+            <w:pPr>
+              <w:pStyle w:val="Compact"/>
+              <w:jc w:val="right"/>
+            </w:pPr>
+            <w:r>
+              <w:t xml:space="preserve">1.145</w:t>
             </w:r>
           </w:p>
         </w:tc>
@@ -13784,91 +13784,91 @@
               <w:jc w:val="right"/>
             </w:pPr>
             <w:r>
-              <w:t xml:space="preserve">-0.100</w:t>
-            </w:r>
-          </w:p>
-        </w:tc>
-        <w:tc>
-          <w:tcPr/>
-          <w:p>
-            <w:pPr>
-              <w:pStyle w:val="Compact"/>
-              <w:jc w:val="right"/>
-            </w:pPr>
-            <w:r>
-              <w:t xml:space="preserve">0.266</w:t>
-            </w:r>
-          </w:p>
-        </w:tc>
-        <w:tc>
-          <w:tcPr/>
-          <w:p>
-            <w:pPr>
-              <w:pStyle w:val="Compact"/>
-              <w:jc w:val="right"/>
-            </w:pPr>
-            <w:r>
-              <w:t xml:space="preserve">-0.378</w:t>
-            </w:r>
-          </w:p>
-        </w:tc>
-        <w:tc>
-          <w:tcPr/>
-          <w:p>
-            <w:pPr>
-              <w:pStyle w:val="Compact"/>
-              <w:jc w:val="right"/>
-            </w:pPr>
-            <w:r>
-              <w:t xml:space="preserve">0.706</w:t>
-            </w:r>
-          </w:p>
-        </w:tc>
-        <w:tc>
-          <w:tcPr/>
-          <w:p>
-            <w:pPr>
-              <w:pStyle w:val="Compact"/>
-              <w:jc w:val="left"/>
-            </w:pPr>
-            <w:r>
-              <w:t xml:space="preserve">0.706</w:t>
-            </w:r>
-          </w:p>
-        </w:tc>
-        <w:tc>
-          <w:tcPr/>
-          <w:p>
-            <w:pPr>
-              <w:pStyle w:val="Compact"/>
-              <w:jc w:val="right"/>
-            </w:pPr>
-            <w:r>
-              <w:t xml:space="preserve">0.905</w:t>
-            </w:r>
-          </w:p>
-        </w:tc>
-        <w:tc>
-          <w:tcPr/>
-          <w:p>
-            <w:pPr>
-              <w:pStyle w:val="Compact"/>
-              <w:jc w:val="right"/>
-            </w:pPr>
-            <w:r>
-              <w:t xml:space="preserve">0.537</w:t>
-            </w:r>
-          </w:p>
-        </w:tc>
-        <w:tc>
-          <w:tcPr/>
-          <w:p>
-            <w:pPr>
-              <w:pStyle w:val="Compact"/>
-              <w:jc w:val="right"/>
-            </w:pPr>
-            <w:r>
-              <w:t xml:space="preserve">1.522</w:t>
+              <w:t xml:space="preserve">0.002</w:t>
+            </w:r>
+          </w:p>
+        </w:tc>
+        <w:tc>
+          <w:tcPr/>
+          <w:p>
+            <w:pPr>
+              <w:pStyle w:val="Compact"/>
+              <w:jc w:val="right"/>
+            </w:pPr>
+            <w:r>
+              <w:t xml:space="preserve">0.268</w:t>
+            </w:r>
+          </w:p>
+        </w:tc>
+        <w:tc>
+          <w:tcPr/>
+          <w:p>
+            <w:pPr>
+              <w:pStyle w:val="Compact"/>
+              <w:jc w:val="right"/>
+            </w:pPr>
+            <w:r>
+              <w:t xml:space="preserve">0.007</w:t>
+            </w:r>
+          </w:p>
+        </w:tc>
+        <w:tc>
+          <w:tcPr/>
+          <w:p>
+            <w:pPr>
+              <w:pStyle w:val="Compact"/>
+              <w:jc w:val="right"/>
+            </w:pPr>
+            <w:r>
+              <w:t xml:space="preserve">0.995</w:t>
+            </w:r>
+          </w:p>
+        </w:tc>
+        <w:tc>
+          <w:tcPr/>
+          <w:p>
+            <w:pPr>
+              <w:pStyle w:val="Compact"/>
+              <w:jc w:val="left"/>
+            </w:pPr>
+            <w:r>
+              <w:t xml:space="preserve">0.995</w:t>
+            </w:r>
+          </w:p>
+        </w:tc>
+        <w:tc>
+          <w:tcPr/>
+          <w:p>
+            <w:pPr>
+              <w:pStyle w:val="Compact"/>
+              <w:jc w:val="right"/>
+            </w:pPr>
+            <w:r>
+              <w:t xml:space="preserve">1.002</w:t>
+            </w:r>
+          </w:p>
+        </w:tc>
+        <w:tc>
+          <w:tcPr/>
+          <w:p>
+            <w:pPr>
+              <w:pStyle w:val="Compact"/>
+              <w:jc w:val="right"/>
+            </w:pPr>
+            <w:r>
+              <w:t xml:space="preserve">0.593</w:t>
+            </w:r>
+          </w:p>
+        </w:tc>
+        <w:tc>
+          <w:tcPr/>
+          <w:p>
+            <w:pPr>
+              <w:pStyle w:val="Compact"/>
+              <w:jc w:val="right"/>
+            </w:pPr>
+            <w:r>
+              <w:t xml:space="preserve">1.693</w:t>
             </w:r>
           </w:p>
         </w:tc>
@@ -13894,91 +13894,91 @@
               <w:jc w:val="right"/>
             </w:pPr>
             <w:r>
-              <w:t xml:space="preserve">-0.182</w:t>
-            </w:r>
-          </w:p>
-        </w:tc>
-        <w:tc>
-          <w:tcPr/>
-          <w:p>
-            <w:pPr>
-              <w:pStyle w:val="Compact"/>
-              <w:jc w:val="right"/>
-            </w:pPr>
-            <w:r>
-              <w:t xml:space="preserve">0.426</w:t>
-            </w:r>
-          </w:p>
-        </w:tc>
-        <w:tc>
-          <w:tcPr/>
-          <w:p>
-            <w:pPr>
-              <w:pStyle w:val="Compact"/>
-              <w:jc w:val="right"/>
-            </w:pPr>
-            <w:r>
-              <w:t xml:space="preserve">-0.427</w:t>
-            </w:r>
-          </w:p>
-        </w:tc>
-        <w:tc>
-          <w:tcPr/>
-          <w:p>
-            <w:pPr>
-              <w:pStyle w:val="Compact"/>
-              <w:jc w:val="right"/>
-            </w:pPr>
-            <w:r>
-              <w:t xml:space="preserve">0.669</w:t>
-            </w:r>
-          </w:p>
-        </w:tc>
-        <w:tc>
-          <w:tcPr/>
-          <w:p>
-            <w:pPr>
-              <w:pStyle w:val="Compact"/>
-              <w:jc w:val="left"/>
-            </w:pPr>
-            <w:r>
-              <w:t xml:space="preserve">0.669</w:t>
-            </w:r>
-          </w:p>
-        </w:tc>
-        <w:tc>
-          <w:tcPr/>
-          <w:p>
-            <w:pPr>
-              <w:pStyle w:val="Compact"/>
-              <w:jc w:val="right"/>
-            </w:pPr>
-            <w:r>
-              <w:t xml:space="preserve">0.834</w:t>
-            </w:r>
-          </w:p>
-        </w:tc>
-        <w:tc>
-          <w:tcPr/>
-          <w:p>
-            <w:pPr>
-              <w:pStyle w:val="Compact"/>
-              <w:jc w:val="right"/>
-            </w:pPr>
-            <w:r>
-              <w:t xml:space="preserve">0.362</w:t>
-            </w:r>
-          </w:p>
-        </w:tc>
-        <w:tc>
-          <w:tcPr/>
-          <w:p>
-            <w:pPr>
-              <w:pStyle w:val="Compact"/>
-              <w:jc w:val="right"/>
-            </w:pPr>
-            <w:r>
-              <w:t xml:space="preserve">1.920</w:t>
+              <w:t xml:space="preserve">-0.194</w:t>
+            </w:r>
+          </w:p>
+        </w:tc>
+        <w:tc>
+          <w:tcPr/>
+          <w:p>
+            <w:pPr>
+              <w:pStyle w:val="Compact"/>
+              <w:jc w:val="right"/>
+            </w:pPr>
+            <w:r>
+              <w:t xml:space="preserve">0.427</w:t>
+            </w:r>
+          </w:p>
+        </w:tc>
+        <w:tc>
+          <w:tcPr/>
+          <w:p>
+            <w:pPr>
+              <w:pStyle w:val="Compact"/>
+              <w:jc w:val="right"/>
+            </w:pPr>
+            <w:r>
+              <w:t xml:space="preserve">-0.454</w:t>
+            </w:r>
+          </w:p>
+        </w:tc>
+        <w:tc>
+          <w:tcPr/>
+          <w:p>
+            <w:pPr>
+              <w:pStyle w:val="Compact"/>
+              <w:jc w:val="right"/>
+            </w:pPr>
+            <w:r>
+              <w:t xml:space="preserve">0.650</w:t>
+            </w:r>
+          </w:p>
+        </w:tc>
+        <w:tc>
+          <w:tcPr/>
+          <w:p>
+            <w:pPr>
+              <w:pStyle w:val="Compact"/>
+              <w:jc w:val="left"/>
+            </w:pPr>
+            <w:r>
+              <w:t xml:space="preserve">0.650</w:t>
+            </w:r>
+          </w:p>
+        </w:tc>
+        <w:tc>
+          <w:tcPr/>
+          <w:p>
+            <w:pPr>
+              <w:pStyle w:val="Compact"/>
+              <w:jc w:val="right"/>
+            </w:pPr>
+            <w:r>
+              <w:t xml:space="preserve">0.824</w:t>
+            </w:r>
+          </w:p>
+        </w:tc>
+        <w:tc>
+          <w:tcPr/>
+          <w:p>
+            <w:pPr>
+              <w:pStyle w:val="Compact"/>
+              <w:jc w:val="right"/>
+            </w:pPr>
+            <w:r>
+              <w:t xml:space="preserve">0.357</w:t>
+            </w:r>
+          </w:p>
+        </w:tc>
+        <w:tc>
+          <w:tcPr/>
+          <w:p>
+            <w:pPr>
+              <w:pStyle w:val="Compact"/>
+              <w:jc w:val="right"/>
+            </w:pPr>
+            <w:r>
+              <w:t xml:space="preserve">1.902</w:t>
             </w:r>
           </w:p>
         </w:tc>
@@ -14004,91 +14004,91 @@
               <w:jc w:val="right"/>
             </w:pPr>
             <w:r>
-              <w:t xml:space="preserve">0.553</w:t>
-            </w:r>
-          </w:p>
-        </w:tc>
-        <w:tc>
-          <w:tcPr/>
-          <w:p>
-            <w:pPr>
-              <w:pStyle w:val="Compact"/>
-              <w:jc w:val="right"/>
-            </w:pPr>
-            <w:r>
-              <w:t xml:space="preserve">0.638</w:t>
-            </w:r>
-          </w:p>
-        </w:tc>
-        <w:tc>
-          <w:tcPr/>
-          <w:p>
-            <w:pPr>
-              <w:pStyle w:val="Compact"/>
-              <w:jc w:val="right"/>
-            </w:pPr>
-            <w:r>
-              <w:t xml:space="preserve">0.866</w:t>
-            </w:r>
-          </w:p>
-        </w:tc>
-        <w:tc>
-          <w:tcPr/>
-          <w:p>
-            <w:pPr>
-              <w:pStyle w:val="Compact"/>
-              <w:jc w:val="right"/>
-            </w:pPr>
-            <w:r>
-              <w:t xml:space="preserve">0.386</w:t>
-            </w:r>
-          </w:p>
-        </w:tc>
-        <w:tc>
-          <w:tcPr/>
-          <w:p>
-            <w:pPr>
-              <w:pStyle w:val="Compact"/>
-              <w:jc w:val="left"/>
-            </w:pPr>
-            <w:r>
-              <w:t xml:space="preserve">0.386</w:t>
-            </w:r>
-          </w:p>
-        </w:tc>
-        <w:tc>
-          <w:tcPr/>
-          <w:p>
-            <w:pPr>
-              <w:pStyle w:val="Compact"/>
-              <w:jc w:val="right"/>
-            </w:pPr>
-            <w:r>
-              <w:t xml:space="preserve">1.738</w:t>
-            </w:r>
-          </w:p>
-        </w:tc>
-        <w:tc>
-          <w:tcPr/>
-          <w:p>
-            <w:pPr>
-              <w:pStyle w:val="Compact"/>
-              <w:jc w:val="right"/>
-            </w:pPr>
-            <w:r>
-              <w:t xml:space="preserve">0.498</w:t>
-            </w:r>
-          </w:p>
-        </w:tc>
-        <w:tc>
-          <w:tcPr/>
-          <w:p>
-            <w:pPr>
-              <w:pStyle w:val="Compact"/>
-              <w:jc w:val="right"/>
-            </w:pPr>
-            <w:r>
-              <w:t xml:space="preserve">6.071</w:t>
+              <w:t xml:space="preserve">0.590</w:t>
+            </w:r>
+          </w:p>
+        </w:tc>
+        <w:tc>
+          <w:tcPr/>
+          <w:p>
+            <w:pPr>
+              <w:pStyle w:val="Compact"/>
+              <w:jc w:val="right"/>
+            </w:pPr>
+            <w:r>
+              <w:t xml:space="preserve">0.640</w:t>
+            </w:r>
+          </w:p>
+        </w:tc>
+        <w:tc>
+          <w:tcPr/>
+          <w:p>
+            <w:pPr>
+              <w:pStyle w:val="Compact"/>
+              <w:jc w:val="right"/>
+            </w:pPr>
+            <w:r>
+              <w:t xml:space="preserve">0.921</w:t>
+            </w:r>
+          </w:p>
+        </w:tc>
+        <w:tc>
+          <w:tcPr/>
+          <w:p>
+            <w:pPr>
+              <w:pStyle w:val="Compact"/>
+              <w:jc w:val="right"/>
+            </w:pPr>
+            <w:r>
+              <w:t xml:space="preserve">0.357</w:t>
+            </w:r>
+          </w:p>
+        </w:tc>
+        <w:tc>
+          <w:tcPr/>
+          <w:p>
+            <w:pPr>
+              <w:pStyle w:val="Compact"/>
+              <w:jc w:val="left"/>
+            </w:pPr>
+            <w:r>
+              <w:t xml:space="preserve">0.357</w:t>
+            </w:r>
+          </w:p>
+        </w:tc>
+        <w:tc>
+          <w:tcPr/>
+          <w:p>
+            <w:pPr>
+              <w:pStyle w:val="Compact"/>
+              <w:jc w:val="right"/>
+            </w:pPr>
+            <w:r>
+              <w:t xml:space="preserve">1.803</w:t>
+            </w:r>
+          </w:p>
+        </w:tc>
+        <w:tc>
+          <w:tcPr/>
+          <w:p>
+            <w:pPr>
+              <w:pStyle w:val="Compact"/>
+              <w:jc w:val="right"/>
+            </w:pPr>
+            <w:r>
+              <w:t xml:space="preserve">0.514</w:t>
+            </w:r>
+          </w:p>
+        </w:tc>
+        <w:tc>
+          <w:tcPr/>
+          <w:p>
+            <w:pPr>
+              <w:pStyle w:val="Compact"/>
+              <w:jc w:val="right"/>
+            </w:pPr>
+            <w:r>
+              <w:t xml:space="preserve">6.322</w:t>
             </w:r>
           </w:p>
         </w:tc>
@@ -14114,91 +14114,91 @@
               <w:jc w:val="right"/>
             </w:pPr>
             <w:r>
-              <w:t xml:space="preserve">-0.709</w:t>
-            </w:r>
-          </w:p>
-        </w:tc>
-        <w:tc>
-          <w:tcPr/>
-          <w:p>
-            <w:pPr>
-              <w:pStyle w:val="Compact"/>
-              <w:jc w:val="right"/>
-            </w:pPr>
-            <w:r>
-              <w:t xml:space="preserve">0.395</w:t>
-            </w:r>
-          </w:p>
-        </w:tc>
-        <w:tc>
-          <w:tcPr/>
-          <w:p>
-            <w:pPr>
-              <w:pStyle w:val="Compact"/>
-              <w:jc w:val="right"/>
-            </w:pPr>
-            <w:r>
-              <w:t xml:space="preserve">-1.797</w:t>
-            </w:r>
-          </w:p>
-        </w:tc>
-        <w:tc>
-          <w:tcPr/>
-          <w:p>
-            <w:pPr>
-              <w:pStyle w:val="Compact"/>
-              <w:jc w:val="right"/>
-            </w:pPr>
-            <w:r>
-              <w:t xml:space="preserve">0.072</w:t>
-            </w:r>
-          </w:p>
-        </w:tc>
-        <w:tc>
-          <w:tcPr/>
-          <w:p>
-            <w:pPr>
-              <w:pStyle w:val="Compact"/>
-              <w:jc w:val="left"/>
-            </w:pPr>
-            <w:r>
-              <w:t xml:space="preserve">0.072</w:t>
-            </w:r>
-          </w:p>
-        </w:tc>
-        <w:tc>
-          <w:tcPr/>
-          <w:p>
-            <w:pPr>
-              <w:pStyle w:val="Compact"/>
-              <w:jc w:val="right"/>
-            </w:pPr>
-            <w:r>
-              <w:t xml:space="preserve">0.492</w:t>
-            </w:r>
-          </w:p>
-        </w:tc>
-        <w:tc>
-          <w:tcPr/>
-          <w:p>
-            <w:pPr>
-              <w:pStyle w:val="Compact"/>
-              <w:jc w:val="right"/>
-            </w:pPr>
-            <w:r>
-              <w:t xml:space="preserve">0.227</w:t>
-            </w:r>
-          </w:p>
-        </w:tc>
-        <w:tc>
-          <w:tcPr/>
-          <w:p>
-            <w:pPr>
-              <w:pStyle w:val="Compact"/>
-              <w:jc w:val="right"/>
-            </w:pPr>
-            <w:r>
-              <w:t xml:space="preserve">1.066</w:t>
+              <w:t xml:space="preserve">-0.544</w:t>
+            </w:r>
+          </w:p>
+        </w:tc>
+        <w:tc>
+          <w:tcPr/>
+          <w:p>
+            <w:pPr>
+              <w:pStyle w:val="Compact"/>
+              <w:jc w:val="right"/>
+            </w:pPr>
+            <w:r>
+              <w:t xml:space="preserve">0.393</w:t>
+            </w:r>
+          </w:p>
+        </w:tc>
+        <w:tc>
+          <w:tcPr/>
+          <w:p>
+            <w:pPr>
+              <w:pStyle w:val="Compact"/>
+              <w:jc w:val="right"/>
+            </w:pPr>
+            <w:r>
+              <w:t xml:space="preserve">-1.383</w:t>
+            </w:r>
+          </w:p>
+        </w:tc>
+        <w:tc>
+          <w:tcPr/>
+          <w:p>
+            <w:pPr>
+              <w:pStyle w:val="Compact"/>
+              <w:jc w:val="right"/>
+            </w:pPr>
+            <w:r>
+              <w:t xml:space="preserve">0.167</w:t>
+            </w:r>
+          </w:p>
+        </w:tc>
+        <w:tc>
+          <w:tcPr/>
+          <w:p>
+            <w:pPr>
+              <w:pStyle w:val="Compact"/>
+              <w:jc w:val="left"/>
+            </w:pPr>
+            <w:r>
+              <w:t xml:space="preserve">0.167</w:t>
+            </w:r>
+          </w:p>
+        </w:tc>
+        <w:tc>
+          <w:tcPr/>
+          <w:p>
+            <w:pPr>
+              <w:pStyle w:val="Compact"/>
+              <w:jc w:val="right"/>
+            </w:pPr>
+            <w:r>
+              <w:t xml:space="preserve">0.580</w:t>
+            </w:r>
+          </w:p>
+        </w:tc>
+        <w:tc>
+          <w:tcPr/>
+          <w:p>
+            <w:pPr>
+              <w:pStyle w:val="Compact"/>
+              <w:jc w:val="right"/>
+            </w:pPr>
+            <w:r>
+              <w:t xml:space="preserve">0.268</w:t>
+            </w:r>
+          </w:p>
+        </w:tc>
+        <w:tc>
+          <w:tcPr/>
+          <w:p>
+            <w:pPr>
+              <w:pStyle w:val="Compact"/>
+              <w:jc w:val="right"/>
+            </w:pPr>
+            <w:r>
+              <w:t xml:space="preserve">1.255</w:t>
             </w:r>
           </w:p>
         </w:tc>
@@ -14224,7 +14224,7 @@
               <w:jc w:val="right"/>
             </w:pPr>
             <w:r>
-              <w:t xml:space="preserve">0.818</w:t>
+              <w:t xml:space="preserve">0.829</w:t>
             </w:r>
           </w:p>
         </w:tc>
@@ -14248,67 +14248,67 @@
               <w:jc w:val="right"/>
             </w:pPr>
             <w:r>
-              <w:t xml:space="preserve">2.162</w:t>
-            </w:r>
-          </w:p>
-        </w:tc>
-        <w:tc>
-          <w:tcPr/>
-          <w:p>
-            <w:pPr>
-              <w:pStyle w:val="Compact"/>
-              <w:jc w:val="right"/>
-            </w:pPr>
-            <w:r>
-              <w:t xml:space="preserve">0.031</w:t>
-            </w:r>
-          </w:p>
-        </w:tc>
-        <w:tc>
-          <w:tcPr/>
-          <w:p>
-            <w:pPr>
-              <w:pStyle w:val="Compact"/>
-              <w:jc w:val="left"/>
-            </w:pPr>
-            <w:r>
-              <w:t xml:space="preserve">0.031</w:t>
-            </w:r>
-          </w:p>
-        </w:tc>
-        <w:tc>
-          <w:tcPr/>
-          <w:p>
-            <w:pPr>
-              <w:pStyle w:val="Compact"/>
-              <w:jc w:val="right"/>
-            </w:pPr>
-            <w:r>
-              <w:t xml:space="preserve">2.266</w:t>
-            </w:r>
-          </w:p>
-        </w:tc>
-        <w:tc>
-          <w:tcPr/>
-          <w:p>
-            <w:pPr>
-              <w:pStyle w:val="Compact"/>
-              <w:jc w:val="right"/>
-            </w:pPr>
-            <w:r>
-              <w:t xml:space="preserve">1.079</w:t>
-            </w:r>
-          </w:p>
-        </w:tc>
-        <w:tc>
-          <w:tcPr/>
-          <w:p>
-            <w:pPr>
-              <w:pStyle w:val="Compact"/>
-              <w:jc w:val="right"/>
-            </w:pPr>
-            <w:r>
-              <w:t xml:space="preserve">4.758</w:t>
+              <w:t xml:space="preserve">2.194</w:t>
+            </w:r>
+          </w:p>
+        </w:tc>
+        <w:tc>
+          <w:tcPr/>
+          <w:p>
+            <w:pPr>
+              <w:pStyle w:val="Compact"/>
+              <w:jc w:val="right"/>
+            </w:pPr>
+            <w:r>
+              <w:t xml:space="preserve">0.028</w:t>
+            </w:r>
+          </w:p>
+        </w:tc>
+        <w:tc>
+          <w:tcPr/>
+          <w:p>
+            <w:pPr>
+              <w:pStyle w:val="Compact"/>
+              <w:jc w:val="left"/>
+            </w:pPr>
+            <w:r>
+              <w:t xml:space="preserve">0.028</w:t>
+            </w:r>
+          </w:p>
+        </w:tc>
+        <w:tc>
+          <w:tcPr/>
+          <w:p>
+            <w:pPr>
+              <w:pStyle w:val="Compact"/>
+              <w:jc w:val="right"/>
+            </w:pPr>
+            <w:r>
+              <w:t xml:space="preserve">2.291</w:t>
+            </w:r>
+          </w:p>
+        </w:tc>
+        <w:tc>
+          <w:tcPr/>
+          <w:p>
+            <w:pPr>
+              <w:pStyle w:val="Compact"/>
+              <w:jc w:val="right"/>
+            </w:pPr>
+            <w:r>
+              <w:t xml:space="preserve">1.093</w:t>
+            </w:r>
+          </w:p>
+        </w:tc>
+        <w:tc>
+          <w:tcPr/>
+          <w:p>
+            <w:pPr>
+              <w:pStyle w:val="Compact"/>
+              <w:jc w:val="right"/>
+            </w:pPr>
+            <w:r>
+              <w:t xml:space="preserve">4.804</w:t>
             </w:r>
           </w:p>
         </w:tc>
@@ -14334,91 +14334,91 @@
               <w:jc w:val="right"/>
             </w:pPr>
             <w:r>
-              <w:t xml:space="preserve">0.746</w:t>
-            </w:r>
-          </w:p>
-        </w:tc>
-        <w:tc>
-          <w:tcPr/>
-          <w:p>
-            <w:pPr>
-              <w:pStyle w:val="Compact"/>
-              <w:jc w:val="right"/>
-            </w:pPr>
-            <w:r>
-              <w:t xml:space="preserve">0.549</w:t>
-            </w:r>
-          </w:p>
-        </w:tc>
-        <w:tc>
-          <w:tcPr/>
-          <w:p>
-            <w:pPr>
-              <w:pStyle w:val="Compact"/>
-              <w:jc w:val="right"/>
-            </w:pPr>
-            <w:r>
-              <w:t xml:space="preserve">1.360</w:t>
-            </w:r>
-          </w:p>
-        </w:tc>
-        <w:tc>
-          <w:tcPr/>
-          <w:p>
-            <w:pPr>
-              <w:pStyle w:val="Compact"/>
-              <w:jc w:val="right"/>
-            </w:pPr>
-            <w:r>
-              <w:t xml:space="preserve">0.174</w:t>
-            </w:r>
-          </w:p>
-        </w:tc>
-        <w:tc>
-          <w:tcPr/>
-          <w:p>
-            <w:pPr>
-              <w:pStyle w:val="Compact"/>
-              <w:jc w:val="left"/>
-            </w:pPr>
-            <w:r>
-              <w:t xml:space="preserve">0.174</w:t>
-            </w:r>
-          </w:p>
-        </w:tc>
-        <w:tc>
-          <w:tcPr/>
-          <w:p>
-            <w:pPr>
-              <w:pStyle w:val="Compact"/>
-              <w:jc w:val="right"/>
-            </w:pPr>
-            <w:r>
-              <w:t xml:space="preserve">2.109</w:t>
-            </w:r>
-          </w:p>
-        </w:tc>
-        <w:tc>
-          <w:tcPr/>
-          <w:p>
-            <w:pPr>
-              <w:pStyle w:val="Compact"/>
-              <w:jc w:val="right"/>
-            </w:pPr>
-            <w:r>
-              <w:t xml:space="preserve">0.719</w:t>
-            </w:r>
-          </w:p>
-        </w:tc>
-        <w:tc>
-          <w:tcPr/>
-          <w:p>
-            <w:pPr>
-              <w:pStyle w:val="Compact"/>
-              <w:jc w:val="right"/>
-            </w:pPr>
-            <w:r>
-              <w:t xml:space="preserve">6.185</w:t>
+              <w:t xml:space="preserve">0.792</w:t>
+            </w:r>
+          </w:p>
+        </w:tc>
+        <w:tc>
+          <w:tcPr/>
+          <w:p>
+            <w:pPr>
+              <w:pStyle w:val="Compact"/>
+              <w:jc w:val="right"/>
+            </w:pPr>
+            <w:r>
+              <w:t xml:space="preserve">0.551</w:t>
+            </w:r>
+          </w:p>
+        </w:tc>
+        <w:tc>
+          <w:tcPr/>
+          <w:p>
+            <w:pPr>
+              <w:pStyle w:val="Compact"/>
+              <w:jc w:val="right"/>
+            </w:pPr>
+            <w:r>
+              <w:t xml:space="preserve">1.437</w:t>
+            </w:r>
+          </w:p>
+        </w:tc>
+        <w:tc>
+          <w:tcPr/>
+          <w:p>
+            <w:pPr>
+              <w:pStyle w:val="Compact"/>
+              <w:jc w:val="right"/>
+            </w:pPr>
+            <w:r>
+              <w:t xml:space="preserve">0.151</w:t>
+            </w:r>
+          </w:p>
+        </w:tc>
+        <w:tc>
+          <w:tcPr/>
+          <w:p>
+            <w:pPr>
+              <w:pStyle w:val="Compact"/>
+              <w:jc w:val="left"/>
+            </w:pPr>
+            <w:r>
+              <w:t xml:space="preserve">0.151</w:t>
+            </w:r>
+          </w:p>
+        </w:tc>
+        <w:tc>
+          <w:tcPr/>
+          <w:p>
+            <w:pPr>
+              <w:pStyle w:val="Compact"/>
+              <w:jc w:val="right"/>
+            </w:pPr>
+            <w:r>
+              <w:t xml:space="preserve">2.208</w:t>
+            </w:r>
+          </w:p>
+        </w:tc>
+        <w:tc>
+          <w:tcPr/>
+          <w:p>
+            <w:pPr>
+              <w:pStyle w:val="Compact"/>
+              <w:jc w:val="right"/>
+            </w:pPr>
+            <w:r>
+              <w:t xml:space="preserve">0.750</w:t>
+            </w:r>
+          </w:p>
+        </w:tc>
+        <w:tc>
+          <w:tcPr/>
+          <w:p>
+            <w:pPr>
+              <w:pStyle w:val="Compact"/>
+              <w:jc w:val="right"/>
+            </w:pPr>
+            <w:r>
+              <w:t xml:space="preserve">6.503</w:t>
             </w:r>
           </w:p>
         </w:tc>
@@ -14444,91 +14444,91 @@
               <w:jc w:val="right"/>
             </w:pPr>
             <w:r>
-              <w:t xml:space="preserve">0.504</w:t>
-            </w:r>
-          </w:p>
-        </w:tc>
-        <w:tc>
-          <w:tcPr/>
-          <w:p>
-            <w:pPr>
-              <w:pStyle w:val="Compact"/>
-              <w:jc w:val="right"/>
-            </w:pPr>
-            <w:r>
-              <w:t xml:space="preserve">0.565</w:t>
-            </w:r>
-          </w:p>
-        </w:tc>
-        <w:tc>
-          <w:tcPr/>
-          <w:p>
-            <w:pPr>
-              <w:pStyle w:val="Compact"/>
-              <w:jc w:val="right"/>
-            </w:pPr>
-            <w:r>
-              <w:t xml:space="preserve">0.892</w:t>
-            </w:r>
-          </w:p>
-        </w:tc>
-        <w:tc>
-          <w:tcPr/>
-          <w:p>
-            <w:pPr>
-              <w:pStyle w:val="Compact"/>
-              <w:jc w:val="right"/>
-            </w:pPr>
-            <w:r>
-              <w:t xml:space="preserve">0.373</w:t>
-            </w:r>
-          </w:p>
-        </w:tc>
-        <w:tc>
-          <w:tcPr/>
-          <w:p>
-            <w:pPr>
-              <w:pStyle w:val="Compact"/>
-              <w:jc w:val="left"/>
-            </w:pPr>
-            <w:r>
-              <w:t xml:space="preserve">0.373</w:t>
-            </w:r>
-          </w:p>
-        </w:tc>
-        <w:tc>
-          <w:tcPr/>
-          <w:p>
-            <w:pPr>
-              <w:pStyle w:val="Compact"/>
-              <w:jc w:val="right"/>
-            </w:pPr>
-            <w:r>
-              <w:t xml:space="preserve">1.656</w:t>
-            </w:r>
-          </w:p>
-        </w:tc>
-        <w:tc>
-          <w:tcPr/>
-          <w:p>
-            <w:pPr>
-              <w:pStyle w:val="Compact"/>
-              <w:jc w:val="right"/>
-            </w:pPr>
-            <w:r>
-              <w:t xml:space="preserve">0.547</w:t>
-            </w:r>
-          </w:p>
-        </w:tc>
-        <w:tc>
-          <w:tcPr/>
-          <w:p>
-            <w:pPr>
-              <w:pStyle w:val="Compact"/>
-              <w:jc w:val="right"/>
-            </w:pPr>
-            <w:r>
-              <w:t xml:space="preserve">5.015</w:t>
+              <w:t xml:space="preserve">0.538</w:t>
+            </w:r>
+          </w:p>
+        </w:tc>
+        <w:tc>
+          <w:tcPr/>
+          <w:p>
+            <w:pPr>
+              <w:pStyle w:val="Compact"/>
+              <w:jc w:val="right"/>
+            </w:pPr>
+            <w:r>
+              <w:t xml:space="preserve">0.568</w:t>
+            </w:r>
+          </w:p>
+        </w:tc>
+        <w:tc>
+          <w:tcPr/>
+          <w:p>
+            <w:pPr>
+              <w:pStyle w:val="Compact"/>
+              <w:jc w:val="right"/>
+            </w:pPr>
+            <w:r>
+              <w:t xml:space="preserve">0.947</w:t>
+            </w:r>
+          </w:p>
+        </w:tc>
+        <w:tc>
+          <w:tcPr/>
+          <w:p>
+            <w:pPr>
+              <w:pStyle w:val="Compact"/>
+              <w:jc w:val="right"/>
+            </w:pPr>
+            <w:r>
+              <w:t xml:space="preserve">0.344</w:t>
+            </w:r>
+          </w:p>
+        </w:tc>
+        <w:tc>
+          <w:tcPr/>
+          <w:p>
+            <w:pPr>
+              <w:pStyle w:val="Compact"/>
+              <w:jc w:val="left"/>
+            </w:pPr>
+            <w:r>
+              <w:t xml:space="preserve">0.344</w:t>
+            </w:r>
+          </w:p>
+        </w:tc>
+        <w:tc>
+          <w:tcPr/>
+          <w:p>
+            <w:pPr>
+              <w:pStyle w:val="Compact"/>
+              <w:jc w:val="right"/>
+            </w:pPr>
+            <w:r>
+              <w:t xml:space="preserve">1.712</w:t>
+            </w:r>
+          </w:p>
+        </w:tc>
+        <w:tc>
+          <w:tcPr/>
+          <w:p>
+            <w:pPr>
+              <w:pStyle w:val="Compact"/>
+              <w:jc w:val="right"/>
+            </w:pPr>
+            <w:r>
+              <w:t xml:space="preserve">0.562</w:t>
+            </w:r>
+          </w:p>
+        </w:tc>
+        <w:tc>
+          <w:tcPr/>
+          <w:p>
+            <w:pPr>
+              <w:pStyle w:val="Compact"/>
+              <w:jc w:val="right"/>
+            </w:pPr>
+            <w:r>
+              <w:t xml:space="preserve">5.210</w:t>
             </w:r>
           </w:p>
         </w:tc>
@@ -14554,91 +14554,91 @@
               <w:jc w:val="right"/>
             </w:pPr>
             <w:r>
-              <w:t xml:space="preserve">-0.049</w:t>
-            </w:r>
-          </w:p>
-        </w:tc>
-        <w:tc>
-          <w:tcPr/>
-          <w:p>
-            <w:pPr>
-              <w:pStyle w:val="Compact"/>
-              <w:jc w:val="right"/>
-            </w:pPr>
-            <w:r>
-              <w:t xml:space="preserve">0.083</w:t>
-            </w:r>
-          </w:p>
-        </w:tc>
-        <w:tc>
-          <w:tcPr/>
-          <w:p>
-            <w:pPr>
-              <w:pStyle w:val="Compact"/>
-              <w:jc w:val="right"/>
-            </w:pPr>
-            <w:r>
-              <w:t xml:space="preserve">-0.594</w:t>
-            </w:r>
-          </w:p>
-        </w:tc>
-        <w:tc>
-          <w:tcPr/>
-          <w:p>
-            <w:pPr>
-              <w:pStyle w:val="Compact"/>
-              <w:jc w:val="right"/>
-            </w:pPr>
-            <w:r>
-              <w:t xml:space="preserve">0.552</w:t>
-            </w:r>
-          </w:p>
-        </w:tc>
-        <w:tc>
-          <w:tcPr/>
-          <w:p>
-            <w:pPr>
-              <w:pStyle w:val="Compact"/>
-              <w:jc w:val="left"/>
-            </w:pPr>
-            <w:r>
-              <w:t xml:space="preserve">0.552</w:t>
-            </w:r>
-          </w:p>
-        </w:tc>
-        <w:tc>
-          <w:tcPr/>
-          <w:p>
-            <w:pPr>
-              <w:pStyle w:val="Compact"/>
-              <w:jc w:val="right"/>
-            </w:pPr>
-            <w:r>
-              <w:t xml:space="preserve">0.952</w:t>
-            </w:r>
-          </w:p>
-        </w:tc>
-        <w:tc>
-          <w:tcPr/>
-          <w:p>
-            <w:pPr>
-              <w:pStyle w:val="Compact"/>
-              <w:jc w:val="right"/>
-            </w:pPr>
-            <w:r>
-              <w:t xml:space="preserve">0.808</w:t>
-            </w:r>
-          </w:p>
-        </w:tc>
-        <w:tc>
-          <w:tcPr/>
-          <w:p>
-            <w:pPr>
-              <w:pStyle w:val="Compact"/>
-              <w:jc w:val="right"/>
-            </w:pPr>
-            <w:r>
-              <w:t xml:space="preserve">1.120</w:t>
+              <w:t xml:space="preserve">-0.042</w:t>
+            </w:r>
+          </w:p>
+        </w:tc>
+        <w:tc>
+          <w:tcPr/>
+          <w:p>
+            <w:pPr>
+              <w:pStyle w:val="Compact"/>
+              <w:jc w:val="right"/>
+            </w:pPr>
+            <w:r>
+              <w:t xml:space="preserve">0.084</w:t>
+            </w:r>
+          </w:p>
+        </w:tc>
+        <w:tc>
+          <w:tcPr/>
+          <w:p>
+            <w:pPr>
+              <w:pStyle w:val="Compact"/>
+              <w:jc w:val="right"/>
+            </w:pPr>
+            <w:r>
+              <w:t xml:space="preserve">-0.500</w:t>
+            </w:r>
+          </w:p>
+        </w:tc>
+        <w:tc>
+          <w:tcPr/>
+          <w:p>
+            <w:pPr>
+              <w:pStyle w:val="Compact"/>
+              <w:jc w:val="right"/>
+            </w:pPr>
+            <w:r>
+              <w:t xml:space="preserve">0.617</w:t>
+            </w:r>
+          </w:p>
+        </w:tc>
+        <w:tc>
+          <w:tcPr/>
+          <w:p>
+            <w:pPr>
+              <w:pStyle w:val="Compact"/>
+              <w:jc w:val="left"/>
+            </w:pPr>
+            <w:r>
+              <w:t xml:space="preserve">0.617</w:t>
+            </w:r>
+          </w:p>
+        </w:tc>
+        <w:tc>
+          <w:tcPr/>
+          <w:p>
+            <w:pPr>
+              <w:pStyle w:val="Compact"/>
+              <w:jc w:val="right"/>
+            </w:pPr>
+            <w:r>
+              <w:t xml:space="preserve">0.959</w:t>
+            </w:r>
+          </w:p>
+        </w:tc>
+        <w:tc>
+          <w:tcPr/>
+          <w:p>
+            <w:pPr>
+              <w:pStyle w:val="Compact"/>
+              <w:jc w:val="right"/>
+            </w:pPr>
+            <w:r>
+              <w:t xml:space="preserve">0.813</w:t>
+            </w:r>
+          </w:p>
+        </w:tc>
+        <w:tc>
+          <w:tcPr/>
+          <w:p>
+            <w:pPr>
+              <w:pStyle w:val="Compact"/>
+              <w:jc w:val="right"/>
+            </w:pPr>
+            <w:r>
+              <w:t xml:space="preserve">1.131</w:t>
             </w:r>
           </w:p>
         </w:tc>
@@ -14664,91 +14664,91 @@
               <w:jc w:val="right"/>
             </w:pPr>
             <w:r>
-              <w:t xml:space="preserve">-0.094</w:t>
-            </w:r>
-          </w:p>
-        </w:tc>
-        <w:tc>
-          <w:tcPr/>
-          <w:p>
-            <w:pPr>
-              <w:pStyle w:val="Compact"/>
-              <w:jc w:val="right"/>
-            </w:pPr>
-            <w:r>
-              <w:t xml:space="preserve">0.082</w:t>
-            </w:r>
-          </w:p>
-        </w:tc>
-        <w:tc>
-          <w:tcPr/>
-          <w:p>
-            <w:pPr>
-              <w:pStyle w:val="Compact"/>
-              <w:jc w:val="right"/>
-            </w:pPr>
-            <w:r>
-              <w:t xml:space="preserve">-1.142</w:t>
-            </w:r>
-          </w:p>
-        </w:tc>
-        <w:tc>
-          <w:tcPr/>
-          <w:p>
-            <w:pPr>
-              <w:pStyle w:val="Compact"/>
-              <w:jc w:val="right"/>
-            </w:pPr>
-            <w:r>
-              <w:t xml:space="preserve">0.254</w:t>
-            </w:r>
-          </w:p>
-        </w:tc>
-        <w:tc>
-          <w:tcPr/>
-          <w:p>
-            <w:pPr>
-              <w:pStyle w:val="Compact"/>
-              <w:jc w:val="left"/>
-            </w:pPr>
-            <w:r>
-              <w:t xml:space="preserve">0.254</w:t>
-            </w:r>
-          </w:p>
-        </w:tc>
-        <w:tc>
-          <w:tcPr/>
-          <w:p>
-            <w:pPr>
-              <w:pStyle w:val="Compact"/>
-              <w:jc w:val="right"/>
-            </w:pPr>
-            <w:r>
-              <w:t xml:space="preserve">0.910</w:t>
-            </w:r>
-          </w:p>
-        </w:tc>
-        <w:tc>
-          <w:tcPr/>
-          <w:p>
-            <w:pPr>
-              <w:pStyle w:val="Compact"/>
-              <w:jc w:val="right"/>
-            </w:pPr>
-            <w:r>
-              <w:t xml:space="preserve">0.774</w:t>
-            </w:r>
-          </w:p>
-        </w:tc>
-        <w:tc>
-          <w:tcPr/>
-          <w:p>
-            <w:pPr>
-              <w:pStyle w:val="Compact"/>
-              <w:jc w:val="right"/>
-            </w:pPr>
-            <w:r>
-              <w:t xml:space="preserve">1.070</w:t>
+              <w:t xml:space="preserve">-0.109</w:t>
+            </w:r>
+          </w:p>
+        </w:tc>
+        <w:tc>
+          <w:tcPr/>
+          <w:p>
+            <w:pPr>
+              <w:pStyle w:val="Compact"/>
+              <w:jc w:val="right"/>
+            </w:pPr>
+            <w:r>
+              <w:t xml:space="preserve">0.083</w:t>
+            </w:r>
+          </w:p>
+        </w:tc>
+        <w:tc>
+          <w:tcPr/>
+          <w:p>
+            <w:pPr>
+              <w:pStyle w:val="Compact"/>
+              <w:jc w:val="right"/>
+            </w:pPr>
+            <w:r>
+              <w:t xml:space="preserve">-1.308</w:t>
+            </w:r>
+          </w:p>
+        </w:tc>
+        <w:tc>
+          <w:tcPr/>
+          <w:p>
+            <w:pPr>
+              <w:pStyle w:val="Compact"/>
+              <w:jc w:val="right"/>
+            </w:pPr>
+            <w:r>
+              <w:t xml:space="preserve">0.191</w:t>
+            </w:r>
+          </w:p>
+        </w:tc>
+        <w:tc>
+          <w:tcPr/>
+          <w:p>
+            <w:pPr>
+              <w:pStyle w:val="Compact"/>
+              <w:jc w:val="left"/>
+            </w:pPr>
+            <w:r>
+              <w:t xml:space="preserve">0.191</w:t>
+            </w:r>
+          </w:p>
+        </w:tc>
+        <w:tc>
+          <w:tcPr/>
+          <w:p>
+            <w:pPr>
+              <w:pStyle w:val="Compact"/>
+              <w:jc w:val="right"/>
+            </w:pPr>
+            <w:r>
+              <w:t xml:space="preserve">0.897</w:t>
+            </w:r>
+          </w:p>
+        </w:tc>
+        <w:tc>
+          <w:tcPr/>
+          <w:p>
+            <w:pPr>
+              <w:pStyle w:val="Compact"/>
+              <w:jc w:val="right"/>
+            </w:pPr>
+            <w:r>
+              <w:t xml:space="preserve">0.762</w:t>
+            </w:r>
+          </w:p>
+        </w:tc>
+        <w:tc>
+          <w:tcPr/>
+          <w:p>
+            <w:pPr>
+              <w:pStyle w:val="Compact"/>
+              <w:jc w:val="right"/>
+            </w:pPr>
+            <w:r>
+              <w:t xml:space="preserve">1.056</w:t>
             </w:r>
           </w:p>
         </w:tc>
@@ -14774,7 +14774,7 @@
               <w:jc w:val="right"/>
             </w:pPr>
             <w:r>
-              <w:t xml:space="preserve">-0.049</w:t>
+              <w:t xml:space="preserve">-0.071</w:t>
             </w:r>
           </w:p>
         </w:tc>
@@ -14798,67 +14798,67 @@
               <w:jc w:val="right"/>
             </w:pPr>
             <w:r>
-              <w:t xml:space="preserve">-0.549</w:t>
-            </w:r>
-          </w:p>
-        </w:tc>
-        <w:tc>
-          <w:tcPr/>
-          <w:p>
-            <w:pPr>
-              <w:pStyle w:val="Compact"/>
-              <w:jc w:val="right"/>
-            </w:pPr>
-            <w:r>
-              <w:t xml:space="preserve">0.583</w:t>
-            </w:r>
-          </w:p>
-        </w:tc>
-        <w:tc>
-          <w:tcPr/>
-          <w:p>
-            <w:pPr>
-              <w:pStyle w:val="Compact"/>
-              <w:jc w:val="left"/>
-            </w:pPr>
-            <w:r>
-              <w:t xml:space="preserve">0.583</w:t>
-            </w:r>
-          </w:p>
-        </w:tc>
-        <w:tc>
-          <w:tcPr/>
-          <w:p>
-            <w:pPr>
-              <w:pStyle w:val="Compact"/>
-              <w:jc w:val="right"/>
-            </w:pPr>
-            <w:r>
-              <w:t xml:space="preserve">0.952</w:t>
-            </w:r>
-          </w:p>
-        </w:tc>
-        <w:tc>
-          <w:tcPr/>
-          <w:p>
-            <w:pPr>
-              <w:pStyle w:val="Compact"/>
-              <w:jc w:val="right"/>
-            </w:pPr>
-            <w:r>
-              <w:t xml:space="preserve">0.800</w:t>
-            </w:r>
-          </w:p>
-        </w:tc>
-        <w:tc>
-          <w:tcPr/>
-          <w:p>
-            <w:pPr>
-              <w:pStyle w:val="Compact"/>
-              <w:jc w:val="right"/>
-            </w:pPr>
-            <w:r>
-              <w:t xml:space="preserve">1.134</w:t>
+              <w:t xml:space="preserve">-0.797</w:t>
+            </w:r>
+          </w:p>
+        </w:tc>
+        <w:tc>
+          <w:tcPr/>
+          <w:p>
+            <w:pPr>
+              <w:pStyle w:val="Compact"/>
+              <w:jc w:val="right"/>
+            </w:pPr>
+            <w:r>
+              <w:t xml:space="preserve">0.425</w:t>
+            </w:r>
+          </w:p>
+        </w:tc>
+        <w:tc>
+          <w:tcPr/>
+          <w:p>
+            <w:pPr>
+              <w:pStyle w:val="Compact"/>
+              <w:jc w:val="left"/>
+            </w:pPr>
+            <w:r>
+              <w:t xml:space="preserve">0.425</w:t>
+            </w:r>
+          </w:p>
+        </w:tc>
+        <w:tc>
+          <w:tcPr/>
+          <w:p>
+            <w:pPr>
+              <w:pStyle w:val="Compact"/>
+              <w:jc w:val="right"/>
+            </w:pPr>
+            <w:r>
+              <w:t xml:space="preserve">0.931</w:t>
+            </w:r>
+          </w:p>
+        </w:tc>
+        <w:tc>
+          <w:tcPr/>
+          <w:p>
+            <w:pPr>
+              <w:pStyle w:val="Compact"/>
+              <w:jc w:val="right"/>
+            </w:pPr>
+            <w:r>
+              <w:t xml:space="preserve">0.782</w:t>
+            </w:r>
+          </w:p>
+        </w:tc>
+        <w:tc>
+          <w:tcPr/>
+          <w:p>
+            <w:pPr>
+              <w:pStyle w:val="Compact"/>
+              <w:jc w:val="right"/>
+            </w:pPr>
+            <w:r>
+              <w:t xml:space="preserve">1.110</w:t>
             </w:r>
           </w:p>
         </w:tc>
@@ -14884,91 +14884,91 @@
               <w:jc w:val="right"/>
             </w:pPr>
             <w:r>
-              <w:t xml:space="preserve">-0.005</w:t>
-            </w:r>
-          </w:p>
-        </w:tc>
-        <w:tc>
-          <w:tcPr/>
-          <w:p>
-            <w:pPr>
-              <w:pStyle w:val="Compact"/>
-              <w:jc w:val="right"/>
-            </w:pPr>
-            <w:r>
-              <w:t xml:space="preserve">0.092</w:t>
-            </w:r>
-          </w:p>
-        </w:tc>
-        <w:tc>
-          <w:tcPr/>
-          <w:p>
-            <w:pPr>
-              <w:pStyle w:val="Compact"/>
-              <w:jc w:val="right"/>
-            </w:pPr>
-            <w:r>
-              <w:t xml:space="preserve">-0.053</w:t>
-            </w:r>
-          </w:p>
-        </w:tc>
-        <w:tc>
-          <w:tcPr/>
-          <w:p>
-            <w:pPr>
-              <w:pStyle w:val="Compact"/>
-              <w:jc w:val="right"/>
-            </w:pPr>
-            <w:r>
-              <w:t xml:space="preserve">0.958</w:t>
-            </w:r>
-          </w:p>
-        </w:tc>
-        <w:tc>
-          <w:tcPr/>
-          <w:p>
-            <w:pPr>
-              <w:pStyle w:val="Compact"/>
-              <w:jc w:val="left"/>
-            </w:pPr>
-            <w:r>
-              <w:t xml:space="preserve">0.958</w:t>
-            </w:r>
-          </w:p>
-        </w:tc>
-        <w:tc>
-          <w:tcPr/>
-          <w:p>
-            <w:pPr>
-              <w:pStyle w:val="Compact"/>
-              <w:jc w:val="right"/>
-            </w:pPr>
-            <w:r>
-              <w:t xml:space="preserve">0.995</w:t>
-            </w:r>
-          </w:p>
-        </w:tc>
-        <w:tc>
-          <w:tcPr/>
-          <w:p>
-            <w:pPr>
-              <w:pStyle w:val="Compact"/>
-              <w:jc w:val="right"/>
-            </w:pPr>
-            <w:r>
-              <w:t xml:space="preserve">0.830</w:t>
-            </w:r>
-          </w:p>
-        </w:tc>
-        <w:tc>
-          <w:tcPr/>
-          <w:p>
-            <w:pPr>
-              <w:pStyle w:val="Compact"/>
-              <w:jc w:val="right"/>
-            </w:pPr>
-            <w:r>
-              <w:t xml:space="preserve">1.192</w:t>
+              <w:t xml:space="preserve">-0.022</w:t>
+            </w:r>
+          </w:p>
+        </w:tc>
+        <w:tc>
+          <w:tcPr/>
+          <w:p>
+            <w:pPr>
+              <w:pStyle w:val="Compact"/>
+              <w:jc w:val="right"/>
+            </w:pPr>
+            <w:r>
+              <w:t xml:space="preserve">0.093</w:t>
+            </w:r>
+          </w:p>
+        </w:tc>
+        <w:tc>
+          <w:tcPr/>
+          <w:p>
+            <w:pPr>
+              <w:pStyle w:val="Compact"/>
+              <w:jc w:val="right"/>
+            </w:pPr>
+            <w:r>
+              <w:t xml:space="preserve">-0.233</w:t>
+            </w:r>
+          </w:p>
+        </w:tc>
+        <w:tc>
+          <w:tcPr/>
+          <w:p>
+            <w:pPr>
+              <w:pStyle w:val="Compact"/>
+              <w:jc w:val="right"/>
+            </w:pPr>
+            <w:r>
+              <w:t xml:space="preserve">0.816</w:t>
+            </w:r>
+          </w:p>
+        </w:tc>
+        <w:tc>
+          <w:tcPr/>
+          <w:p>
+            <w:pPr>
+              <w:pStyle w:val="Compact"/>
+              <w:jc w:val="left"/>
+            </w:pPr>
+            <w:r>
+              <w:t xml:space="preserve">0.816</w:t>
+            </w:r>
+          </w:p>
+        </w:tc>
+        <w:tc>
+          <w:tcPr/>
+          <w:p>
+            <w:pPr>
+              <w:pStyle w:val="Compact"/>
+              <w:jc w:val="right"/>
+            </w:pPr>
+            <w:r>
+              <w:t xml:space="preserve">0.979</w:t>
+            </w:r>
+          </w:p>
+        </w:tc>
+        <w:tc>
+          <w:tcPr/>
+          <w:p>
+            <w:pPr>
+              <w:pStyle w:val="Compact"/>
+              <w:jc w:val="right"/>
+            </w:pPr>
+            <w:r>
+              <w:t xml:space="preserve">0.815</w:t>
+            </w:r>
+          </w:p>
+        </w:tc>
+        <w:tc>
+          <w:tcPr/>
+          <w:p>
+            <w:pPr>
+              <w:pStyle w:val="Compact"/>
+              <w:jc w:val="right"/>
+            </w:pPr>
+            <w:r>
+              <w:t xml:space="preserve">1.175</w:t>
             </w:r>
           </w:p>
         </w:tc>
@@ -14994,91 +14994,91 @@
               <w:jc w:val="right"/>
             </w:pPr>
             <w:r>
-              <w:t xml:space="preserve">0.018</w:t>
-            </w:r>
-          </w:p>
-        </w:tc>
-        <w:tc>
-          <w:tcPr/>
-          <w:p>
-            <w:pPr>
-              <w:pStyle w:val="Compact"/>
-              <w:jc w:val="right"/>
-            </w:pPr>
-            <w:r>
-              <w:t xml:space="preserve">0.182</w:t>
-            </w:r>
-          </w:p>
-        </w:tc>
-        <w:tc>
-          <w:tcPr/>
-          <w:p>
-            <w:pPr>
-              <w:pStyle w:val="Compact"/>
-              <w:jc w:val="right"/>
-            </w:pPr>
-            <w:r>
-              <w:t xml:space="preserve">0.098</w:t>
-            </w:r>
-          </w:p>
-        </w:tc>
-        <w:tc>
-          <w:tcPr/>
-          <w:p>
-            <w:pPr>
-              <w:pStyle w:val="Compact"/>
-              <w:jc w:val="right"/>
-            </w:pPr>
-            <w:r>
-              <w:t xml:space="preserve">0.922</w:t>
-            </w:r>
-          </w:p>
-        </w:tc>
-        <w:tc>
-          <w:tcPr/>
-          <w:p>
-            <w:pPr>
-              <w:pStyle w:val="Compact"/>
-              <w:jc w:val="left"/>
-            </w:pPr>
-            <w:r>
-              <w:t xml:space="preserve">0.922</w:t>
-            </w:r>
-          </w:p>
-        </w:tc>
-        <w:tc>
-          <w:tcPr/>
-          <w:p>
-            <w:pPr>
-              <w:pStyle w:val="Compact"/>
-              <w:jc w:val="right"/>
-            </w:pPr>
-            <w:r>
-              <w:t xml:space="preserve">1.018</w:t>
-            </w:r>
-          </w:p>
-        </w:tc>
-        <w:tc>
-          <w:tcPr/>
-          <w:p>
-            <w:pPr>
-              <w:pStyle w:val="Compact"/>
-              <w:jc w:val="right"/>
-            </w:pPr>
-            <w:r>
-              <w:t xml:space="preserve">0.712</w:t>
-            </w:r>
-          </w:p>
-        </w:tc>
-        <w:tc>
-          <w:tcPr/>
-          <w:p>
-            <w:pPr>
-              <w:pStyle w:val="Compact"/>
-              <w:jc w:val="right"/>
-            </w:pPr>
-            <w:r>
-              <w:t xml:space="preserve">1.455</w:t>
+              <w:t xml:space="preserve">0.039</w:t>
+            </w:r>
+          </w:p>
+        </w:tc>
+        <w:tc>
+          <w:tcPr/>
+          <w:p>
+            <w:pPr>
+              <w:pStyle w:val="Compact"/>
+              <w:jc w:val="right"/>
+            </w:pPr>
+            <w:r>
+              <w:t xml:space="preserve">0.183</w:t>
+            </w:r>
+          </w:p>
+        </w:tc>
+        <w:tc>
+          <w:tcPr/>
+          <w:p>
+            <w:pPr>
+              <w:pStyle w:val="Compact"/>
+              <w:jc w:val="right"/>
+            </w:pPr>
+            <w:r>
+              <w:t xml:space="preserve">0.214</w:t>
+            </w:r>
+          </w:p>
+        </w:tc>
+        <w:tc>
+          <w:tcPr/>
+          <w:p>
+            <w:pPr>
+              <w:pStyle w:val="Compact"/>
+              <w:jc w:val="right"/>
+            </w:pPr>
+            <w:r>
+              <w:t xml:space="preserve">0.830</w:t>
+            </w:r>
+          </w:p>
+        </w:tc>
+        <w:tc>
+          <w:tcPr/>
+          <w:p>
+            <w:pPr>
+              <w:pStyle w:val="Compact"/>
+              <w:jc w:val="left"/>
+            </w:pPr>
+            <w:r>
+              <w:t xml:space="preserve">0.830</w:t>
+            </w:r>
+          </w:p>
+        </w:tc>
+        <w:tc>
+          <w:tcPr/>
+          <w:p>
+            <w:pPr>
+              <w:pStyle w:val="Compact"/>
+              <w:jc w:val="right"/>
+            </w:pPr>
+            <w:r>
+              <w:t xml:space="preserve">1.040</w:t>
+            </w:r>
+          </w:p>
+        </w:tc>
+        <w:tc>
+          <w:tcPr/>
+          <w:p>
+            <w:pPr>
+              <w:pStyle w:val="Compact"/>
+              <w:jc w:val="right"/>
+            </w:pPr>
+            <w:r>
+              <w:t xml:space="preserve">0.726</w:t>
+            </w:r>
+          </w:p>
+        </w:tc>
+        <w:tc>
+          <w:tcPr/>
+          <w:p>
+            <w:pPr>
+              <w:pStyle w:val="Compact"/>
+              <w:jc w:val="right"/>
+            </w:pPr>
+            <w:r>
+              <w:t xml:space="preserve">1.490</w:t>
             </w:r>
           </w:p>
         </w:tc>
@@ -15104,7 +15104,7 @@
               <w:jc w:val="right"/>
             </w:pPr>
             <w:r>
-              <w:t xml:space="preserve">0.849</w:t>
+              <w:t xml:space="preserve">0.812</w:t>
             </w:r>
           </w:p>
         </w:tc>
@@ -15128,7 +15128,7 @@
               <w:jc w:val="right"/>
             </w:pPr>
             <w:r>
-              <w:t xml:space="preserve">3.335</w:t>
+              <w:t xml:space="preserve">3.190</w:t>
             </w:r>
           </w:p>
         </w:tc>
@@ -15152,43 +15152,43 @@
               <w:jc w:val="left"/>
             </w:pPr>
             <w:r>
-              <w:t xml:space="preserve">&lt; 0.001</w:t>
-            </w:r>
-          </w:p>
-        </w:tc>
-        <w:tc>
-          <w:tcPr/>
-          <w:p>
-            <w:pPr>
-              <w:pStyle w:val="Compact"/>
-              <w:jc w:val="right"/>
-            </w:pPr>
-            <w:r>
-              <w:t xml:space="preserve">2.338</w:t>
-            </w:r>
-          </w:p>
-        </w:tc>
-        <w:tc>
-          <w:tcPr/>
-          <w:p>
-            <w:pPr>
-              <w:pStyle w:val="Compact"/>
-              <w:jc w:val="right"/>
-            </w:pPr>
-            <w:r>
-              <w:t xml:space="preserve">1.419</w:t>
-            </w:r>
-          </w:p>
-        </w:tc>
-        <w:tc>
-          <w:tcPr/>
-          <w:p>
-            <w:pPr>
-              <w:pStyle w:val="Compact"/>
-              <w:jc w:val="right"/>
-            </w:pPr>
-            <w:r>
-              <w:t xml:space="preserve">3.852</w:t>
+              <w:t xml:space="preserve">0.001</w:t>
+            </w:r>
+          </w:p>
+        </w:tc>
+        <w:tc>
+          <w:tcPr/>
+          <w:p>
+            <w:pPr>
+              <w:pStyle w:val="Compact"/>
+              <w:jc w:val="right"/>
+            </w:pPr>
+            <w:r>
+              <w:t xml:space="preserve">2.253</w:t>
+            </w:r>
+          </w:p>
+        </w:tc>
+        <w:tc>
+          <w:tcPr/>
+          <w:p>
+            <w:pPr>
+              <w:pStyle w:val="Compact"/>
+              <w:jc w:val="right"/>
+            </w:pPr>
+            <w:r>
+              <w:t xml:space="preserve">1.368</w:t>
+            </w:r>
+          </w:p>
+        </w:tc>
+        <w:tc>
+          <w:tcPr/>
+          <w:p>
+            <w:pPr>
+              <w:pStyle w:val="Compact"/>
+              <w:jc w:val="right"/>
+            </w:pPr>
+            <w:r>
+              <w:t xml:space="preserve">3.711</w:t>
             </w:r>
           </w:p>
         </w:tc>
@@ -15214,7 +15214,7 @@
               <w:jc w:val="right"/>
             </w:pPr>
             <w:r>
-              <w:t xml:space="preserve">0.692</w:t>
+              <w:t xml:space="preserve">0.632</w:t>
             </w:r>
           </w:p>
         </w:tc>
@@ -15238,67 +15238,67 @@
               <w:jc w:val="right"/>
             </w:pPr>
             <w:r>
-              <w:t xml:space="preserve">2.391</w:t>
-            </w:r>
-          </w:p>
-        </w:tc>
-        <w:tc>
-          <w:tcPr/>
-          <w:p>
-            <w:pPr>
-              <w:pStyle w:val="Compact"/>
-              <w:jc w:val="right"/>
-            </w:pPr>
-            <w:r>
-              <w:t xml:space="preserve">0.017</w:t>
-            </w:r>
-          </w:p>
-        </w:tc>
-        <w:tc>
-          <w:tcPr/>
-          <w:p>
-            <w:pPr>
-              <w:pStyle w:val="Compact"/>
-              <w:jc w:val="left"/>
-            </w:pPr>
-            <w:r>
-              <w:t xml:space="preserve">0.017</w:t>
-            </w:r>
-          </w:p>
-        </w:tc>
-        <w:tc>
-          <w:tcPr/>
-          <w:p>
-            <w:pPr>
-              <w:pStyle w:val="Compact"/>
-              <w:jc w:val="right"/>
-            </w:pPr>
-            <w:r>
-              <w:t xml:space="preserve">1.998</w:t>
-            </w:r>
-          </w:p>
-        </w:tc>
-        <w:tc>
-          <w:tcPr/>
-          <w:p>
-            <w:pPr>
-              <w:pStyle w:val="Compact"/>
-              <w:jc w:val="right"/>
-            </w:pPr>
-            <w:r>
-              <w:t xml:space="preserve">1.133</w:t>
-            </w:r>
-          </w:p>
-        </w:tc>
-        <w:tc>
-          <w:tcPr/>
-          <w:p>
-            <w:pPr>
-              <w:pStyle w:val="Compact"/>
-              <w:jc w:val="right"/>
-            </w:pPr>
-            <w:r>
-              <w:t xml:space="preserve">3.523</w:t>
+              <w:t xml:space="preserve">2.190</w:t>
+            </w:r>
+          </w:p>
+        </w:tc>
+        <w:tc>
+          <w:tcPr/>
+          <w:p>
+            <w:pPr>
+              <w:pStyle w:val="Compact"/>
+              <w:jc w:val="right"/>
+            </w:pPr>
+            <w:r>
+              <w:t xml:space="preserve">0.029</w:t>
+            </w:r>
+          </w:p>
+        </w:tc>
+        <w:tc>
+          <w:tcPr/>
+          <w:p>
+            <w:pPr>
+              <w:pStyle w:val="Compact"/>
+              <w:jc w:val="left"/>
+            </w:pPr>
+            <w:r>
+              <w:t xml:space="preserve">0.029</w:t>
+            </w:r>
+          </w:p>
+        </w:tc>
+        <w:tc>
+          <w:tcPr/>
+          <w:p>
+            <w:pPr>
+              <w:pStyle w:val="Compact"/>
+              <w:jc w:val="right"/>
+            </w:pPr>
+            <w:r>
+              <w:t xml:space="preserve">1.882</w:t>
+            </w:r>
+          </w:p>
+        </w:tc>
+        <w:tc>
+          <w:tcPr/>
+          <w:p>
+            <w:pPr>
+              <w:pStyle w:val="Compact"/>
+              <w:jc w:val="right"/>
+            </w:pPr>
+            <w:r>
+              <w:t xml:space="preserve">1.069</w:t>
+            </w:r>
+          </w:p>
+        </w:tc>
+        <w:tc>
+          <w:tcPr/>
+          <w:p>
+            <w:pPr>
+              <w:pStyle w:val="Compact"/>
+              <w:jc w:val="right"/>
+            </w:pPr>
+            <w:r>
+              <w:t xml:space="preserve">3.314</w:t>
             </w:r>
           </w:p>
         </w:tc>
@@ -15324,91 +15324,91 @@
               <w:jc w:val="right"/>
             </w:pPr>
             <w:r>
-              <w:t xml:space="preserve">0.638</w:t>
-            </w:r>
-          </w:p>
-        </w:tc>
-        <w:tc>
-          <w:tcPr/>
-          <w:p>
-            <w:pPr>
-              <w:pStyle w:val="Compact"/>
-              <w:jc w:val="right"/>
-            </w:pPr>
-            <w:r>
-              <w:t xml:space="preserve">0.254</w:t>
-            </w:r>
-          </w:p>
-        </w:tc>
-        <w:tc>
-          <w:tcPr/>
-          <w:p>
-            <w:pPr>
-              <w:pStyle w:val="Compact"/>
-              <w:jc w:val="right"/>
-            </w:pPr>
-            <w:r>
-              <w:t xml:space="preserve">2.508</w:t>
-            </w:r>
-          </w:p>
-        </w:tc>
-        <w:tc>
-          <w:tcPr/>
-          <w:p>
-            <w:pPr>
-              <w:pStyle w:val="Compact"/>
-              <w:jc w:val="right"/>
-            </w:pPr>
-            <w:r>
-              <w:t xml:space="preserve">0.012</w:t>
-            </w:r>
-          </w:p>
-        </w:tc>
-        <w:tc>
-          <w:tcPr/>
-          <w:p>
-            <w:pPr>
-              <w:pStyle w:val="Compact"/>
-              <w:jc w:val="left"/>
-            </w:pPr>
-            <w:r>
-              <w:t xml:space="preserve">0.012</w:t>
-            </w:r>
-          </w:p>
-        </w:tc>
-        <w:tc>
-          <w:tcPr/>
-          <w:p>
-            <w:pPr>
-              <w:pStyle w:val="Compact"/>
-              <w:jc w:val="right"/>
-            </w:pPr>
-            <w:r>
-              <w:t xml:space="preserve">1.892</w:t>
-            </w:r>
-          </w:p>
-        </w:tc>
-        <w:tc>
-          <w:tcPr/>
-          <w:p>
-            <w:pPr>
-              <w:pStyle w:val="Compact"/>
-              <w:jc w:val="right"/>
-            </w:pPr>
-            <w:r>
-              <w:t xml:space="preserve">1.150</w:t>
-            </w:r>
-          </w:p>
-        </w:tc>
-        <w:tc>
-          <w:tcPr/>
-          <w:p>
-            <w:pPr>
-              <w:pStyle w:val="Compact"/>
-              <w:jc w:val="right"/>
-            </w:pPr>
-            <w:r>
-              <w:t xml:space="preserve">3.115</w:t>
+              <w:t xml:space="preserve">0.634</w:t>
+            </w:r>
+          </w:p>
+        </w:tc>
+        <w:tc>
+          <w:tcPr/>
+          <w:p>
+            <w:pPr>
+              <w:pStyle w:val="Compact"/>
+              <w:jc w:val="right"/>
+            </w:pPr>
+            <w:r>
+              <w:t xml:space="preserve">0.255</w:t>
+            </w:r>
+          </w:p>
+        </w:tc>
+        <w:tc>
+          <w:tcPr/>
+          <w:p>
+            <w:pPr>
+              <w:pStyle w:val="Compact"/>
+              <w:jc w:val="right"/>
+            </w:pPr>
+            <w:r>
+              <w:t xml:space="preserve">2.487</w:t>
+            </w:r>
+          </w:p>
+        </w:tc>
+        <w:tc>
+          <w:tcPr/>
+          <w:p>
+            <w:pPr>
+              <w:pStyle w:val="Compact"/>
+              <w:jc w:val="right"/>
+            </w:pPr>
+            <w:r>
+              <w:t xml:space="preserve">0.013</w:t>
+            </w:r>
+          </w:p>
+        </w:tc>
+        <w:tc>
+          <w:tcPr/>
+          <w:p>
+            <w:pPr>
+              <w:pStyle w:val="Compact"/>
+              <w:jc w:val="left"/>
+            </w:pPr>
+            <w:r>
+              <w:t xml:space="preserve">0.013</w:t>
+            </w:r>
+          </w:p>
+        </w:tc>
+        <w:tc>
+          <w:tcPr/>
+          <w:p>
+            <w:pPr>
+              <w:pStyle w:val="Compact"/>
+              <w:jc w:val="right"/>
+            </w:pPr>
+            <w:r>
+              <w:t xml:space="preserve">1.886</w:t>
+            </w:r>
+          </w:p>
+        </w:tc>
+        <w:tc>
+          <w:tcPr/>
+          <w:p>
+            <w:pPr>
+              <w:pStyle w:val="Compact"/>
+              <w:jc w:val="right"/>
+            </w:pPr>
+            <w:r>
+              <w:t xml:space="preserve">1.144</w:t>
+            </w:r>
+          </w:p>
+        </w:tc>
+        <w:tc>
+          <w:tcPr/>
+          <w:p>
+            <w:pPr>
+              <w:pStyle w:val="Compact"/>
+              <w:jc w:val="right"/>
+            </w:pPr>
+            <w:r>
+              <w:t xml:space="preserve">3.109</w:t>
             </w:r>
           </w:p>
         </w:tc>
@@ -15434,91 +15434,91 @@
               <w:jc w:val="right"/>
             </w:pPr>
             <w:r>
-              <w:t xml:space="preserve">0.685</w:t>
-            </w:r>
-          </w:p>
-        </w:tc>
-        <w:tc>
-          <w:tcPr/>
-          <w:p>
-            <w:pPr>
-              <w:pStyle w:val="Compact"/>
-              <w:jc w:val="right"/>
-            </w:pPr>
-            <w:r>
-              <w:t xml:space="preserve">0.255</w:t>
-            </w:r>
-          </w:p>
-        </w:tc>
-        <w:tc>
-          <w:tcPr/>
-          <w:p>
-            <w:pPr>
-              <w:pStyle w:val="Compact"/>
-              <w:jc w:val="right"/>
-            </w:pPr>
-            <w:r>
-              <w:t xml:space="preserve">2.691</w:t>
-            </w:r>
-          </w:p>
-        </w:tc>
-        <w:tc>
-          <w:tcPr/>
-          <w:p>
-            <w:pPr>
-              <w:pStyle w:val="Compact"/>
-              <w:jc w:val="right"/>
-            </w:pPr>
-            <w:r>
-              <w:t xml:space="preserve">0.007</w:t>
-            </w:r>
-          </w:p>
-        </w:tc>
-        <w:tc>
-          <w:tcPr/>
-          <w:p>
-            <w:pPr>
-              <w:pStyle w:val="Compact"/>
-              <w:jc w:val="left"/>
-            </w:pPr>
-            <w:r>
-              <w:t xml:space="preserve">0.007</w:t>
-            </w:r>
-          </w:p>
-        </w:tc>
-        <w:tc>
-          <w:tcPr/>
-          <w:p>
-            <w:pPr>
-              <w:pStyle w:val="Compact"/>
-              <w:jc w:val="right"/>
-            </w:pPr>
-            <w:r>
-              <w:t xml:space="preserve">1.984</w:t>
-            </w:r>
-          </w:p>
-        </w:tc>
-        <w:tc>
-          <w:tcPr/>
-          <w:p>
-            <w:pPr>
-              <w:pStyle w:val="Compact"/>
-              <w:jc w:val="right"/>
-            </w:pPr>
-            <w:r>
-              <w:t xml:space="preserve">1.204</w:t>
-            </w:r>
-          </w:p>
-        </w:tc>
-        <w:tc>
-          <w:tcPr/>
-          <w:p>
-            <w:pPr>
-              <w:pStyle w:val="Compact"/>
-              <w:jc w:val="right"/>
-            </w:pPr>
-            <w:r>
-              <w:t xml:space="preserve">3.266</w:t>
+              <w:t xml:space="preserve">0.725</w:t>
+            </w:r>
+          </w:p>
+        </w:tc>
+        <w:tc>
+          <w:tcPr/>
+          <w:p>
+            <w:pPr>
+              <w:pStyle w:val="Compact"/>
+              <w:jc w:val="right"/>
+            </w:pPr>
+            <w:r>
+              <w:t xml:space="preserve">0.256</w:t>
+            </w:r>
+          </w:p>
+        </w:tc>
+        <w:tc>
+          <w:tcPr/>
+          <w:p>
+            <w:pPr>
+              <w:pStyle w:val="Compact"/>
+              <w:jc w:val="right"/>
+            </w:pPr>
+            <w:r>
+              <w:t xml:space="preserve">2.830</w:t>
+            </w:r>
+          </w:p>
+        </w:tc>
+        <w:tc>
+          <w:tcPr/>
+          <w:p>
+            <w:pPr>
+              <w:pStyle w:val="Compact"/>
+              <w:jc w:val="right"/>
+            </w:pPr>
+            <w:r>
+              <w:t xml:space="preserve">0.005</w:t>
+            </w:r>
+          </w:p>
+        </w:tc>
+        <w:tc>
+          <w:tcPr/>
+          <w:p>
+            <w:pPr>
+              <w:pStyle w:val="Compact"/>
+              <w:jc w:val="left"/>
+            </w:pPr>
+            <w:r>
+              <w:t xml:space="preserve">0.005</w:t>
+            </w:r>
+          </w:p>
+        </w:tc>
+        <w:tc>
+          <w:tcPr/>
+          <w:p>
+            <w:pPr>
+              <w:pStyle w:val="Compact"/>
+              <w:jc w:val="right"/>
+            </w:pPr>
+            <w:r>
+              <w:t xml:space="preserve">2.065</w:t>
+            </w:r>
+          </w:p>
+        </w:tc>
+        <w:tc>
+          <w:tcPr/>
+          <w:p>
+            <w:pPr>
+              <w:pStyle w:val="Compact"/>
+              <w:jc w:val="right"/>
+            </w:pPr>
+            <w:r>
+              <w:t xml:space="preserve">1.250</w:t>
+            </w:r>
+          </w:p>
+        </w:tc>
+        <w:tc>
+          <w:tcPr/>
+          <w:p>
+            <w:pPr>
+              <w:pStyle w:val="Compact"/>
+              <w:jc w:val="right"/>
+            </w:pPr>
+            <w:r>
+              <w:t xml:space="preserve">3.412</w:t>
             </w:r>
           </w:p>
         </w:tc>
@@ -15544,91 +15544,91 @@
               <w:jc w:val="right"/>
             </w:pPr>
             <w:r>
-              <w:t xml:space="preserve">-0.694</w:t>
-            </w:r>
-          </w:p>
-        </w:tc>
-        <w:tc>
-          <w:tcPr/>
-          <w:p>
-            <w:pPr>
-              <w:pStyle w:val="Compact"/>
-              <w:jc w:val="right"/>
-            </w:pPr>
-            <w:r>
-              <w:t xml:space="preserve">0.635</w:t>
-            </w:r>
-          </w:p>
-        </w:tc>
-        <w:tc>
-          <w:tcPr/>
-          <w:p>
-            <w:pPr>
-              <w:pStyle w:val="Compact"/>
-              <w:jc w:val="right"/>
-            </w:pPr>
-            <w:r>
-              <w:t xml:space="preserve">-1.094</w:t>
-            </w:r>
-          </w:p>
-        </w:tc>
-        <w:tc>
-          <w:tcPr/>
-          <w:p>
-            <w:pPr>
-              <w:pStyle w:val="Compact"/>
-              <w:jc w:val="right"/>
-            </w:pPr>
-            <w:r>
-              <w:t xml:space="preserve">0.274</w:t>
-            </w:r>
-          </w:p>
-        </w:tc>
-        <w:tc>
-          <w:tcPr/>
-          <w:p>
-            <w:pPr>
-              <w:pStyle w:val="Compact"/>
-              <w:jc w:val="left"/>
-            </w:pPr>
-            <w:r>
-              <w:t xml:space="preserve">0.274</w:t>
-            </w:r>
-          </w:p>
-        </w:tc>
-        <w:tc>
-          <w:tcPr/>
-          <w:p>
-            <w:pPr>
-              <w:pStyle w:val="Compact"/>
-              <w:jc w:val="right"/>
-            </w:pPr>
-            <w:r>
-              <w:t xml:space="preserve">0.500</w:t>
-            </w:r>
-          </w:p>
-        </w:tc>
-        <w:tc>
-          <w:tcPr/>
-          <w:p>
-            <w:pPr>
-              <w:pStyle w:val="Compact"/>
-              <w:jc w:val="right"/>
-            </w:pPr>
-            <w:r>
-              <w:t xml:space="preserve">0.144</w:t>
-            </w:r>
-          </w:p>
-        </w:tc>
-        <w:tc>
-          <w:tcPr/>
-          <w:p>
-            <w:pPr>
-              <w:pStyle w:val="Compact"/>
-              <w:jc w:val="right"/>
-            </w:pPr>
-            <w:r>
-              <w:t xml:space="preserve">1.733</w:t>
+              <w:t xml:space="preserve">0.271</w:t>
+            </w:r>
+          </w:p>
+        </w:tc>
+        <w:tc>
+          <w:tcPr/>
+          <w:p>
+            <w:pPr>
+              <w:pStyle w:val="Compact"/>
+              <w:jc w:val="right"/>
+            </w:pPr>
+            <w:r>
+              <w:t xml:space="preserve">0.595</w:t>
+            </w:r>
+          </w:p>
+        </w:tc>
+        <w:tc>
+          <w:tcPr/>
+          <w:p>
+            <w:pPr>
+              <w:pStyle w:val="Compact"/>
+              <w:jc w:val="right"/>
+            </w:pPr>
+            <w:r>
+              <w:t xml:space="preserve">0.456</w:t>
+            </w:r>
+          </w:p>
+        </w:tc>
+        <w:tc>
+          <w:tcPr/>
+          <w:p>
+            <w:pPr>
+              <w:pStyle w:val="Compact"/>
+              <w:jc w:val="right"/>
+            </w:pPr>
+            <w:r>
+              <w:t xml:space="preserve">0.648</w:t>
+            </w:r>
+          </w:p>
+        </w:tc>
+        <w:tc>
+          <w:tcPr/>
+          <w:p>
+            <w:pPr>
+              <w:pStyle w:val="Compact"/>
+              <w:jc w:val="left"/>
+            </w:pPr>
+            <w:r>
+              <w:t xml:space="preserve">0.648</w:t>
+            </w:r>
+          </w:p>
+        </w:tc>
+        <w:tc>
+          <w:tcPr/>
+          <w:p>
+            <w:pPr>
+              <w:pStyle w:val="Compact"/>
+              <w:jc w:val="right"/>
+            </w:pPr>
+            <w:r>
+              <w:t xml:space="preserve">1.312</w:t>
+            </w:r>
+          </w:p>
+        </w:tc>
+        <w:tc>
+          <w:tcPr/>
+          <w:p>
+            <w:pPr>
+              <w:pStyle w:val="Compact"/>
+              <w:jc w:val="right"/>
+            </w:pPr>
+            <w:r>
+              <w:t xml:space="preserve">0.409</w:t>
+            </w:r>
+          </w:p>
+        </w:tc>
+        <w:tc>
+          <w:tcPr/>
+          <w:p>
+            <w:pPr>
+              <w:pStyle w:val="Compact"/>
+              <w:jc w:val="right"/>
+            </w:pPr>
+            <w:r>
+              <w:t xml:space="preserve">4.211</w:t>
             </w:r>
           </w:p>
         </w:tc>
@@ -15654,31 +15654,31 @@
               <w:jc w:val="right"/>
             </w:pPr>
             <w:r>
-              <w:t xml:space="preserve">0.807</w:t>
-            </w:r>
-          </w:p>
-        </w:tc>
-        <w:tc>
-          <w:tcPr/>
-          <w:p>
-            <w:pPr>
-              <w:pStyle w:val="Compact"/>
-              <w:jc w:val="right"/>
-            </w:pPr>
-            <w:r>
-              <w:t xml:space="preserve">0.250</w:t>
-            </w:r>
-          </w:p>
-        </w:tc>
-        <w:tc>
-          <w:tcPr/>
-          <w:p>
-            <w:pPr>
-              <w:pStyle w:val="Compact"/>
-              <w:jc w:val="right"/>
-            </w:pPr>
-            <w:r>
-              <w:t xml:space="preserve">3.226</w:t>
+              <w:t xml:space="preserve">0.842</w:t>
+            </w:r>
+          </w:p>
+        </w:tc>
+        <w:tc>
+          <w:tcPr/>
+          <w:p>
+            <w:pPr>
+              <w:pStyle w:val="Compact"/>
+              <w:jc w:val="right"/>
+            </w:pPr>
+            <w:r>
+              <w:t xml:space="preserve">0.252</w:t>
+            </w:r>
+          </w:p>
+        </w:tc>
+        <w:tc>
+          <w:tcPr/>
+          <w:p>
+            <w:pPr>
+              <w:pStyle w:val="Compact"/>
+              <w:jc w:val="right"/>
+            </w:pPr>
+            <w:r>
+              <w:t xml:space="preserve">3.344</w:t>
             </w:r>
           </w:p>
         </w:tc>
@@ -15702,43 +15702,43 @@
               <w:jc w:val="left"/>
             </w:pPr>
             <w:r>
-              <w:t xml:space="preserve">0.001</w:t>
-            </w:r>
-          </w:p>
-        </w:tc>
-        <w:tc>
-          <w:tcPr/>
-          <w:p>
-            <w:pPr>
-              <w:pStyle w:val="Compact"/>
-              <w:jc w:val="right"/>
-            </w:pPr>
-            <w:r>
-              <w:t xml:space="preserve">2.240</w:t>
-            </w:r>
-          </w:p>
-        </w:tc>
-        <w:tc>
-          <w:tcPr/>
-          <w:p>
-            <w:pPr>
-              <w:pStyle w:val="Compact"/>
-              <w:jc w:val="right"/>
-            </w:pPr>
-            <w:r>
-              <w:t xml:space="preserve">1.372</w:t>
-            </w:r>
-          </w:p>
-        </w:tc>
-        <w:tc>
-          <w:tcPr/>
-          <w:p>
-            <w:pPr>
-              <w:pStyle w:val="Compact"/>
-              <w:jc w:val="right"/>
-            </w:pPr>
-            <w:r>
-              <w:t xml:space="preserve">3.657</w:t>
+              <w:t xml:space="preserve">&lt; 0.001</w:t>
+            </w:r>
+          </w:p>
+        </w:tc>
+        <w:tc>
+          <w:tcPr/>
+          <w:p>
+            <w:pPr>
+              <w:pStyle w:val="Compact"/>
+              <w:jc w:val="right"/>
+            </w:pPr>
+            <w:r>
+              <w:t xml:space="preserve">2.320</w:t>
+            </w:r>
+          </w:p>
+        </w:tc>
+        <w:tc>
+          <w:tcPr/>
+          <w:p>
+            <w:pPr>
+              <w:pStyle w:val="Compact"/>
+              <w:jc w:val="right"/>
+            </w:pPr>
+            <w:r>
+              <w:t xml:space="preserve">1.417</w:t>
+            </w:r>
+          </w:p>
+        </w:tc>
+        <w:tc>
+          <w:tcPr/>
+          <w:p>
+            <w:pPr>
+              <w:pStyle w:val="Compact"/>
+              <w:jc w:val="right"/>
+            </w:pPr>
+            <w:r>
+              <w:t xml:space="preserve">3.800</w:t>
             </w:r>
           </w:p>
         </w:tc>
@@ -15827,19 +15827,19 @@
               <w:jc w:val="left"/>
             </w:pPr>
             <w:r>
-              <w:t xml:space="preserve">1.07 (0.74-1.53)</w:t>
-            </w:r>
-          </w:p>
-        </w:tc>
-        <w:tc>
-          <w:tcPr/>
-          <w:p>
-            <w:pPr>
-              <w:pStyle w:val="Compact"/>
-              <w:jc w:val="right"/>
-            </w:pPr>
-            <w:r>
-              <w:t xml:space="preserve">0.724</w:t>
+              <w:t xml:space="preserve">1.06 (0.74-1.52)</w:t>
+            </w:r>
+          </w:p>
+        </w:tc>
+        <w:tc>
+          <w:tcPr/>
+          <w:p>
+            <w:pPr>
+              <w:pStyle w:val="Compact"/>
+              <w:jc w:val="right"/>
+            </w:pPr>
+            <w:r>
+              <w:t xml:space="preserve">0.743</w:t>
             </w:r>
           </w:p>
         </w:tc>
@@ -15865,19 +15865,19 @@
               <w:jc w:val="left"/>
             </w:pPr>
             <w:r>
-              <w:t xml:space="preserve">1.30 (0.74-2.28)</w:t>
-            </w:r>
-          </w:p>
-        </w:tc>
-        <w:tc>
-          <w:tcPr/>
-          <w:p>
-            <w:pPr>
-              <w:pStyle w:val="Compact"/>
-              <w:jc w:val="right"/>
-            </w:pPr>
-            <w:r>
-              <w:t xml:space="preserve">0.364</w:t>
+              <w:t xml:space="preserve">1.29 (0.74-2.26)</w:t>
+            </w:r>
+          </w:p>
+        </w:tc>
+        <w:tc>
+          <w:tcPr/>
+          <w:p>
+            <w:pPr>
+              <w:pStyle w:val="Compact"/>
+              <w:jc w:val="right"/>
+            </w:pPr>
+            <w:r>
+              <w:t xml:space="preserve">0.369</w:t>
             </w:r>
           </w:p>
         </w:tc>
@@ -15903,7 +15903,7 @@
               <w:jc w:val="left"/>
             </w:pPr>
             <w:r>
-              <w:t xml:space="preserve">2.25 (1.14-4.47)</w:t>
+              <w:t xml:space="preserve">2.24 (1.13-4.41)</w:t>
             </w:r>
           </w:p>
         </w:tc>
@@ -15941,19 +15941,19 @@
               <w:jc w:val="left"/>
             </w:pPr>
             <w:r>
-              <w:t xml:space="preserve">1.31 (0.71-2.41)</w:t>
-            </w:r>
-          </w:p>
-        </w:tc>
-        <w:tc>
-          <w:tcPr/>
-          <w:p>
-            <w:pPr>
-              <w:pStyle w:val="Compact"/>
-              <w:jc w:val="right"/>
-            </w:pPr>
-            <w:r>
-              <w:t xml:space="preserve">0.386</w:t>
+              <w:t xml:space="preserve">1.31 (0.72-2.41)</w:t>
+            </w:r>
+          </w:p>
+        </w:tc>
+        <w:tc>
+          <w:tcPr/>
+          <w:p>
+            <w:pPr>
+              <w:pStyle w:val="Compact"/>
+              <w:jc w:val="right"/>
+            </w:pPr>
+            <w:r>
+              <w:t xml:space="preserve">0.377</w:t>
             </w:r>
           </w:p>
         </w:tc>
@@ -15979,7 +15979,7 @@
               <w:jc w:val="left"/>
             </w:pPr>
             <w:r>
-              <w:t xml:space="preserve">1.63 (1.11-2.40)</w:t>
+              <w:t xml:space="preserve">1.62 (1.11-2.38)</w:t>
             </w:r>
           </w:p>
         </w:tc>
@@ -16017,19 +16017,19 @@
               <w:jc w:val="left"/>
             </w:pPr>
             <w:r>
-              <w:t xml:space="preserve">1.57 (0.91-2.71)</w:t>
-            </w:r>
-          </w:p>
-        </w:tc>
-        <w:tc>
-          <w:tcPr/>
-          <w:p>
-            <w:pPr>
-              <w:pStyle w:val="Compact"/>
-              <w:jc w:val="right"/>
-            </w:pPr>
-            <w:r>
-              <w:t xml:space="preserve">0.108</w:t>
+              <w:t xml:space="preserve">1.56 (0.90-2.68)</w:t>
+            </w:r>
+          </w:p>
+        </w:tc>
+        <w:tc>
+          <w:tcPr/>
+          <w:p>
+            <w:pPr>
+              <w:pStyle w:val="Compact"/>
+              <w:jc w:val="right"/>
+            </w:pPr>
+            <w:r>
+              <w:t xml:space="preserve">0.110</w:t>
             </w:r>
           </w:p>
         </w:tc>
@@ -16055,19 +16055,19 @@
               <w:jc w:val="left"/>
             </w:pPr>
             <w:r>
-              <w:t xml:space="preserve">1.23 (0.65-2.34)</w:t>
-            </w:r>
-          </w:p>
-        </w:tc>
-        <w:tc>
-          <w:tcPr/>
-          <w:p>
-            <w:pPr>
-              <w:pStyle w:val="Compact"/>
-              <w:jc w:val="right"/>
-            </w:pPr>
-            <w:r>
-              <w:t xml:space="preserve">0.530</w:t>
+              <w:t xml:space="preserve">1.21 (0.64-2.30)</w:t>
+            </w:r>
+          </w:p>
+        </w:tc>
+        <w:tc>
+          <w:tcPr/>
+          <w:p>
+            <w:pPr>
+              <w:pStyle w:val="Compact"/>
+              <w:jc w:val="right"/>
+            </w:pPr>
+            <w:r>
+              <w:t xml:space="preserve">0.551</w:t>
             </w:r>
           </w:p>
         </w:tc>
@@ -16093,19 +16093,19 @@
               <w:jc w:val="left"/>
             </w:pPr>
             <w:r>
-              <w:t xml:space="preserve">0.94 (0.82-1.09)</w:t>
-            </w:r>
-          </w:p>
-        </w:tc>
-        <w:tc>
-          <w:tcPr/>
-          <w:p>
-            <w:pPr>
-              <w:pStyle w:val="Compact"/>
-              <w:jc w:val="right"/>
-            </w:pPr>
-            <w:r>
-              <w:t xml:space="preserve">0.414</w:t>
+              <w:t xml:space="preserve">0.94 (0.82-1.08)</w:t>
+            </w:r>
+          </w:p>
+        </w:tc>
+        <w:tc>
+          <w:tcPr/>
+          <w:p>
+            <w:pPr>
+              <w:pStyle w:val="Compact"/>
+              <w:jc w:val="right"/>
+            </w:pPr>
+            <w:r>
+              <w:t xml:space="preserve">0.391</w:t>
             </w:r>
           </w:p>
         </w:tc>
@@ -16131,19 +16131,19 @@
               <w:jc w:val="left"/>
             </w:pPr>
             <w:r>
-              <w:t xml:space="preserve">0.94 (0.83-1.07)</w:t>
-            </w:r>
-          </w:p>
-        </w:tc>
-        <w:tc>
-          <w:tcPr/>
-          <w:p>
-            <w:pPr>
-              <w:pStyle w:val="Compact"/>
-              <w:jc w:val="right"/>
-            </w:pPr>
-            <w:r>
-              <w:t xml:space="preserve">0.363</w:t>
+              <w:t xml:space="preserve">0.94 (0.83-1.06)</w:t>
+            </w:r>
+          </w:p>
+        </w:tc>
+        <w:tc>
+          <w:tcPr/>
+          <w:p>
+            <w:pPr>
+              <w:pStyle w:val="Compact"/>
+              <w:jc w:val="right"/>
+            </w:pPr>
+            <w:r>
+              <w:t xml:space="preserve">0.318</w:t>
             </w:r>
           </w:p>
         </w:tc>
@@ -16181,7 +16181,7 @@
               <w:jc w:val="right"/>
             </w:pPr>
             <w:r>
-              <w:t xml:space="preserve">0.502</w:t>
+              <w:t xml:space="preserve">0.489</w:t>
             </w:r>
           </w:p>
         </w:tc>
@@ -16207,19 +16207,19 @@
               <w:jc w:val="left"/>
             </w:pPr>
             <w:r>
-              <w:t xml:space="preserve">0.98 (0.86-1.11)</w:t>
-            </w:r>
-          </w:p>
-        </w:tc>
-        <w:tc>
-          <w:tcPr/>
-          <w:p>
-            <w:pPr>
-              <w:pStyle w:val="Compact"/>
-              <w:jc w:val="right"/>
-            </w:pPr>
-            <w:r>
-              <w:t xml:space="preserve">0.729</w:t>
+              <w:t xml:space="preserve">0.99 (0.87-1.12)</w:t>
+            </w:r>
+          </w:p>
+        </w:tc>
+        <w:tc>
+          <w:tcPr/>
+          <w:p>
+            <w:pPr>
+              <w:pStyle w:val="Compact"/>
+              <w:jc w:val="right"/>
+            </w:pPr>
+            <w:r>
+              <w:t xml:space="preserve">0.832</w:t>
             </w:r>
           </w:p>
         </w:tc>
@@ -16245,19 +16245,19 @@
               <w:jc w:val="left"/>
             </w:pPr>
             <w:r>
-              <w:t xml:space="preserve">1.17 (0.90-1.51)</w:t>
-            </w:r>
-          </w:p>
-        </w:tc>
-        <w:tc>
-          <w:tcPr/>
-          <w:p>
-            <w:pPr>
-              <w:pStyle w:val="Compact"/>
-              <w:jc w:val="right"/>
-            </w:pPr>
-            <w:r>
-              <w:t xml:space="preserve">0.242</w:t>
+              <w:t xml:space="preserve">1.19 (0.92-1.53)</w:t>
+            </w:r>
+          </w:p>
+        </w:tc>
+        <w:tc>
+          <w:tcPr/>
+          <w:p>
+            <w:pPr>
+              <w:pStyle w:val="Compact"/>
+              <w:jc w:val="right"/>
+            </w:pPr>
+            <w:r>
+              <w:t xml:space="preserve">0.191</w:t>
             </w:r>
           </w:p>
         </w:tc>
@@ -16283,19 +16283,19 @@
               <w:jc w:val="left"/>
             </w:pPr>
             <w:r>
-              <w:t xml:space="preserve">0.82 (0.59-1.13)</w:t>
-            </w:r>
-          </w:p>
-        </w:tc>
-        <w:tc>
-          <w:tcPr/>
-          <w:p>
-            <w:pPr>
-              <w:pStyle w:val="Compact"/>
-              <w:jc w:val="right"/>
-            </w:pPr>
-            <w:r>
-              <w:t xml:space="preserve">0.225</w:t>
+              <w:t xml:space="preserve">0.83 (0.60-1.14)</w:t>
+            </w:r>
+          </w:p>
+        </w:tc>
+        <w:tc>
+          <w:tcPr/>
+          <w:p>
+            <w:pPr>
+              <w:pStyle w:val="Compact"/>
+              <w:jc w:val="right"/>
+            </w:pPr>
+            <w:r>
+              <w:t xml:space="preserve">0.258</w:t>
             </w:r>
           </w:p>
         </w:tc>
@@ -16321,19 +16321,19 @@
               <w:jc w:val="left"/>
             </w:pPr>
             <w:r>
-              <w:t xml:space="preserve">0.62 (0.42-0.91)</w:t>
-            </w:r>
-          </w:p>
-        </w:tc>
-        <w:tc>
-          <w:tcPr/>
-          <w:p>
-            <w:pPr>
-              <w:pStyle w:val="Compact"/>
-              <w:jc w:val="right"/>
-            </w:pPr>
-            <w:r>
-              <w:t xml:space="preserve">0.014</w:t>
+              <w:t xml:space="preserve">0.64 (0.43-0.93)</w:t>
+            </w:r>
+          </w:p>
+        </w:tc>
+        <w:tc>
+          <w:tcPr/>
+          <w:p>
+            <w:pPr>
+              <w:pStyle w:val="Compact"/>
+              <w:jc w:val="right"/>
+            </w:pPr>
+            <w:r>
+              <w:t xml:space="preserve">0.020</w:t>
             </w:r>
           </w:p>
         </w:tc>
@@ -16359,7 +16359,7 @@
               <w:jc w:val="left"/>
             </w:pPr>
             <w:r>
-              <w:t xml:space="preserve">0.90 (0.64-1.25)</w:t>
+              <w:t xml:space="preserve">0.90 (0.65-1.25)</w:t>
             </w:r>
           </w:p>
         </w:tc>
@@ -16397,19 +16397,19 @@
               <w:jc w:val="left"/>
             </w:pPr>
             <w:r>
-              <w:t xml:space="preserve">0.98 (0.70-1.38)</w:t>
-            </w:r>
-          </w:p>
-        </w:tc>
-        <w:tc>
-          <w:tcPr/>
-          <w:p>
-            <w:pPr>
-              <w:pStyle w:val="Compact"/>
-              <w:jc w:val="right"/>
-            </w:pPr>
-            <w:r>
-              <w:t xml:space="preserve">0.899</w:t>
+              <w:t xml:space="preserve">0.98 (0.70-1.37)</w:t>
+            </w:r>
+          </w:p>
+        </w:tc>
+        <w:tc>
+          <w:tcPr/>
+          <w:p>
+            <w:pPr>
+              <w:pStyle w:val="Compact"/>
+              <w:jc w:val="right"/>
+            </w:pPr>
+            <w:r>
+              <w:t xml:space="preserve">0.896</w:t>
             </w:r>
           </w:p>
         </w:tc>
@@ -16447,7 +16447,7 @@
               <w:jc w:val="right"/>
             </w:pPr>
             <w:r>
-              <w:t xml:space="preserve">0.434</w:t>
+              <w:t xml:space="preserve">0.436</w:t>
             </w:r>
           </w:p>
         </w:tc>
@@ -16473,19 +16473,19 @@
               <w:jc w:val="left"/>
             </w:pPr>
             <w:r>
-              <w:t xml:space="preserve">0.88 (0.64-1.22)</w:t>
-            </w:r>
-          </w:p>
-        </w:tc>
-        <w:tc>
-          <w:tcPr/>
-          <w:p>
-            <w:pPr>
-              <w:pStyle w:val="Compact"/>
-              <w:jc w:val="right"/>
-            </w:pPr>
-            <w:r>
-              <w:t xml:space="preserve">0.456</w:t>
+              <w:t xml:space="preserve">0.89 (0.64-1.23)</w:t>
+            </w:r>
+          </w:p>
+        </w:tc>
+        <w:tc>
+          <w:tcPr/>
+          <w:p>
+            <w:pPr>
+              <w:pStyle w:val="Compact"/>
+              <w:jc w:val="right"/>
+            </w:pPr>
+            <w:r>
+              <w:t xml:space="preserve">0.465</w:t>
             </w:r>
           </w:p>
         </w:tc>
@@ -16636,7 +16636,7 @@
               <w:jc w:val="right"/>
             </w:pPr>
             <w:r>
-              <w:t xml:space="preserve">289</w:t>
+              <w:t xml:space="preserve">286</w:t>
             </w:r>
           </w:p>
         </w:tc>
@@ -17271,19 +17271,19 @@
               <w:jc w:val="right"/>
             </w:pPr>
             <w:r>
-              <w:t xml:space="preserve">28</w:t>
-            </w:r>
-          </w:p>
-        </w:tc>
-        <w:tc>
-          <w:tcPr/>
-          <w:p>
-            <w:pPr>
-              <w:pStyle w:val="Compact"/>
-              <w:jc w:val="right"/>
-            </w:pPr>
-            <w:r>
-              <w:t xml:space="preserve">212</w:t>
+              <w:t xml:space="preserve">30</w:t>
+            </w:r>
+          </w:p>
+        </w:tc>
+        <w:tc>
+          <w:tcPr/>
+          <w:p>
+            <w:pPr>
+              <w:pStyle w:val="Compact"/>
+              <w:jc w:val="right"/>
+            </w:pPr>
+            <w:r>
+              <w:t xml:space="preserve">209</w:t>
             </w:r>
           </w:p>
         </w:tc>
@@ -17398,7 +17398,7 @@
               <w:jc w:val="right"/>
             </w:pPr>
             <w:r>
-              <w:t xml:space="preserve">14</w:t>
+              <w:t xml:space="preserve">14.0</w:t>
             </w:r>
           </w:p>
         </w:tc>
@@ -17460,7 +17460,7 @@
               <w:jc w:val="right"/>
             </w:pPr>
             <w:r>
-              <w:t xml:space="preserve">12</w:t>
+              <w:t xml:space="preserve">12.0</w:t>
             </w:r>
           </w:p>
         </w:tc>
@@ -17522,7 +17522,7 @@
               <w:jc w:val="right"/>
             </w:pPr>
             <w:r>
-              <w:t xml:space="preserve">14</w:t>
+              <w:t xml:space="preserve">14.0</w:t>
             </w:r>
           </w:p>
         </w:tc>
@@ -17584,7 +17584,7 @@
               <w:jc w:val="right"/>
             </w:pPr>
             <w:r>
-              <w:t xml:space="preserve">16</w:t>
+              <w:t xml:space="preserve">16.5</w:t>
             </w:r>
           </w:p>
         </w:tc>
@@ -17620,7 +17620,7 @@
               <w:jc w:val="right"/>
             </w:pPr>
             <w:r>
-              <w:t xml:space="preserve">97</w:t>
+              <w:t xml:space="preserve">96</w:t>
             </w:r>
           </w:p>
         </w:tc>
@@ -17646,7 +17646,7 @@
               <w:jc w:val="right"/>
             </w:pPr>
             <w:r>
-              <w:t xml:space="preserve">14</w:t>
+              <w:t xml:space="preserve">14.0</w:t>
             </w:r>
           </w:p>
         </w:tc>
@@ -17708,43 +17708,43 @@
               <w:jc w:val="right"/>
             </w:pPr>
             <w:r>
-              <w:t xml:space="preserve">29</w:t>
-            </w:r>
-          </w:p>
-        </w:tc>
-        <w:tc>
-          <w:tcPr/>
-          <w:p>
-            <w:pPr>
-              <w:pStyle w:val="Compact"/>
-              <w:jc w:val="right"/>
-            </w:pPr>
-            <w:r>
-              <w:t xml:space="preserve">12</w:t>
-            </w:r>
-          </w:p>
-        </w:tc>
-        <w:tc>
-          <w:tcPr/>
-          <w:p>
-            <w:pPr>
-              <w:pStyle w:val="Compact"/>
-              <w:jc w:val="right"/>
-            </w:pPr>
-            <w:r>
-              <w:t xml:space="preserve">50</w:t>
-            </w:r>
-          </w:p>
-        </w:tc>
-        <w:tc>
-          <w:tcPr/>
-          <w:p>
-            <w:pPr>
-              <w:pStyle w:val="Compact"/>
-              <w:jc w:val="right"/>
-            </w:pPr>
-            <w:r>
-              <w:t xml:space="preserve">27</w:t>
+              <w:t xml:space="preserve">29.5</w:t>
+            </w:r>
+          </w:p>
+        </w:tc>
+        <w:tc>
+          <w:tcPr/>
+          <w:p>
+            <w:pPr>
+              <w:pStyle w:val="Compact"/>
+              <w:jc w:val="right"/>
+            </w:pPr>
+            <w:r>
+              <w:t xml:space="preserve">14</w:t>
+            </w:r>
+          </w:p>
+        </w:tc>
+        <w:tc>
+          <w:tcPr/>
+          <w:p>
+            <w:pPr>
+              <w:pStyle w:val="Compact"/>
+              <w:jc w:val="right"/>
+            </w:pPr>
+            <w:r>
+              <w:t xml:space="preserve">51</w:t>
+            </w:r>
+          </w:p>
+        </w:tc>
+        <w:tc>
+          <w:tcPr/>
+          <w:p>
+            <w:pPr>
+              <w:pStyle w:val="Compact"/>
+              <w:jc w:val="right"/>
+            </w:pPr>
+            <w:r>
+              <w:t xml:space="preserve">26</w:t>
             </w:r>
           </w:p>
         </w:tc>
@@ -17770,7 +17770,7 @@
               <w:jc w:val="right"/>
             </w:pPr>
             <w:r>
-              <w:t xml:space="preserve">14</w:t>
+              <w:t xml:space="preserve">14.0</w:t>
             </w:r>
           </w:p>
         </w:tc>
@@ -17794,19 +17794,19 @@
               <w:jc w:val="right"/>
             </w:pPr>
             <w:r>
-              <w:t xml:space="preserve">28</w:t>
-            </w:r>
-          </w:p>
-        </w:tc>
-        <w:tc>
-          <w:tcPr/>
-          <w:p>
-            <w:pPr>
-              <w:pStyle w:val="Compact"/>
-              <w:jc w:val="right"/>
-            </w:pPr>
-            <w:r>
-              <w:t xml:space="preserve">49</w:t>
+              <w:t xml:space="preserve">30</w:t>
+            </w:r>
+          </w:p>
+        </w:tc>
+        <w:tc>
+          <w:tcPr/>
+          <w:p>
+            <w:pPr>
+              <w:pStyle w:val="Compact"/>
+              <w:jc w:val="right"/>
+            </w:pPr>
+            <w:r>
+              <w:t xml:space="preserve">48</w:t>
             </w:r>
           </w:p>
         </w:tc>
@@ -17832,7 +17832,7 @@
               <w:jc w:val="right"/>
             </w:pPr>
             <w:r>
-              <w:t xml:space="preserve">9</w:t>
+              <w:t xml:space="preserve">9.0</w:t>
             </w:r>
           </w:p>
         </w:tc>
@@ -18087,43 +18087,43 @@
               <w:jc w:val="right"/>
             </w:pPr>
             <w:r>
-              <w:t xml:space="preserve">27</w:t>
-            </w:r>
-          </w:p>
-        </w:tc>
-        <w:tc>
-          <w:tcPr/>
-          <w:p>
-            <w:pPr>
-              <w:pStyle w:val="Compact"/>
-              <w:jc w:val="right"/>
-            </w:pPr>
-            <w:r>
-              <w:t xml:space="preserve">0.562</w:t>
-            </w:r>
-          </w:p>
-        </w:tc>
-        <w:tc>
-          <w:tcPr/>
-          <w:p>
-            <w:pPr>
-              <w:pStyle w:val="Compact"/>
-              <w:jc w:val="right"/>
-            </w:pPr>
-            <w:r>
-              <w:t xml:space="preserve">0.423</w:t>
-            </w:r>
-          </w:p>
-        </w:tc>
-        <w:tc>
-          <w:tcPr/>
-          <w:p>
-            <w:pPr>
-              <w:pStyle w:val="Compact"/>
-              <w:jc w:val="right"/>
-            </w:pPr>
-            <w:r>
-              <w:t xml:space="preserve">0.693</w:t>
+              <w:t xml:space="preserve">26</w:t>
+            </w:r>
+          </w:p>
+        </w:tc>
+        <w:tc>
+          <w:tcPr/>
+          <w:p>
+            <w:pPr>
+              <w:pStyle w:val="Compact"/>
+              <w:jc w:val="right"/>
+            </w:pPr>
+            <w:r>
+              <w:t xml:space="preserve">0.542</w:t>
+            </w:r>
+          </w:p>
+        </w:tc>
+        <w:tc>
+          <w:tcPr/>
+          <w:p>
+            <w:pPr>
+              <w:pStyle w:val="Compact"/>
+              <w:jc w:val="right"/>
+            </w:pPr>
+            <w:r>
+              <w:t xml:space="preserve">0.403</w:t>
+            </w:r>
+          </w:p>
+        </w:tc>
+        <w:tc>
+          <w:tcPr/>
+          <w:p>
+            <w:pPr>
+              <w:pStyle w:val="Compact"/>
+              <w:jc w:val="right"/>
+            </w:pPr>
+            <w:r>
+              <w:t xml:space="preserve">0.674</w:t>
             </w:r>
           </w:p>
         </w:tc>
@@ -18281,67 +18281,67 @@
               <w:jc w:val="right"/>
             </w:pPr>
             <w:r>
-              <w:t xml:space="preserve">11.640</w:t>
-            </w:r>
-          </w:p>
-        </w:tc>
-        <w:tc>
-          <w:tcPr/>
-          <w:p>
-            <w:pPr>
-              <w:pStyle w:val="Compact"/>
-              <w:jc w:val="right"/>
-            </w:pPr>
-            <w:r>
-              <w:t xml:space="preserve">1.207</w:t>
-            </w:r>
-          </w:p>
-        </w:tc>
-        <w:tc>
-          <w:tcPr/>
-          <w:p>
-            <w:pPr>
-              <w:pStyle w:val="Compact"/>
-              <w:jc w:val="right"/>
-            </w:pPr>
-            <w:r>
-              <w:t xml:space="preserve">0.911</w:t>
-            </w:r>
-          </w:p>
-        </w:tc>
-        <w:tc>
-          <w:tcPr/>
-          <w:p>
-            <w:pPr>
-              <w:pStyle w:val="Compact"/>
-              <w:jc w:val="right"/>
-            </w:pPr>
-            <w:r>
-              <w:t xml:space="preserve">1.598</w:t>
-            </w:r>
-          </w:p>
-        </w:tc>
-        <w:tc>
-          <w:tcPr/>
-          <w:p>
-            <w:pPr>
-              <w:pStyle w:val="Compact"/>
-              <w:jc w:val="right"/>
-            </w:pPr>
-            <w:r>
-              <w:t xml:space="preserve">0.161</w:t>
-            </w:r>
-          </w:p>
-        </w:tc>
-        <w:tc>
-          <w:tcPr/>
-          <w:p>
-            <w:pPr>
-              <w:pStyle w:val="Compact"/>
-              <w:jc w:val="left"/>
-            </w:pPr>
-            <w:r>
-              <w:t xml:space="preserve">p = 0.161</w:t>
+              <w:t xml:space="preserve">13.723</w:t>
+            </w:r>
+          </w:p>
+        </w:tc>
+        <w:tc>
+          <w:tcPr/>
+          <w:p>
+            <w:pPr>
+              <w:pStyle w:val="Compact"/>
+              <w:jc w:val="right"/>
+            </w:pPr>
+            <w:r>
+              <w:t xml:space="preserve">1.253</w:t>
+            </w:r>
+          </w:p>
+        </w:tc>
+        <w:tc>
+          <w:tcPr/>
+          <w:p>
+            <w:pPr>
+              <w:pStyle w:val="Compact"/>
+              <w:jc w:val="right"/>
+            </w:pPr>
+            <w:r>
+              <w:t xml:space="preserve">0.937</w:t>
+            </w:r>
+          </w:p>
+        </w:tc>
+        <w:tc>
+          <w:tcPr/>
+          <w:p>
+            <w:pPr>
+              <w:pStyle w:val="Compact"/>
+              <w:jc w:val="right"/>
+            </w:pPr>
+            <w:r>
+              <w:t xml:space="preserve">1.676</w:t>
+            </w:r>
+          </w:p>
+        </w:tc>
+        <w:tc>
+          <w:tcPr/>
+          <w:p>
+            <w:pPr>
+              <w:pStyle w:val="Compact"/>
+              <w:jc w:val="right"/>
+            </w:pPr>
+            <w:r>
+              <w:t xml:space="preserve">0.099</w:t>
+            </w:r>
+          </w:p>
+        </w:tc>
+        <w:tc>
+          <w:tcPr/>
+          <w:p>
+            <w:pPr>
+              <w:pStyle w:val="Compact"/>
+              <w:jc w:val="left"/>
+            </w:pPr>
+            <w:r>
+              <w:t xml:space="preserve">p = 0.099</w:t>
             </w:r>
           </w:p>
         </w:tc>
@@ -18379,115 +18379,115 @@
               <w:jc w:val="right"/>
             </w:pPr>
             <w:r>
-              <w:t xml:space="preserve">98</w:t>
-            </w:r>
-          </w:p>
-        </w:tc>
-        <w:tc>
-          <w:tcPr/>
-          <w:p>
-            <w:pPr>
-              <w:pStyle w:val="Compact"/>
-              <w:jc w:val="right"/>
-            </w:pPr>
-            <w:r>
-              <w:t xml:space="preserve">0.636</w:t>
-            </w:r>
-          </w:p>
-        </w:tc>
-        <w:tc>
-          <w:tcPr/>
-          <w:p>
-            <w:pPr>
-              <w:pStyle w:val="Compact"/>
-              <w:jc w:val="right"/>
-            </w:pPr>
-            <w:r>
-              <w:t xml:space="preserve">0.558</w:t>
-            </w:r>
-          </w:p>
-        </w:tc>
-        <w:tc>
-          <w:tcPr/>
-          <w:p>
-            <w:pPr>
-              <w:pStyle w:val="Compact"/>
-              <w:jc w:val="right"/>
-            </w:pPr>
-            <w:r>
-              <w:t xml:space="preserve">0.708</w:t>
-            </w:r>
-          </w:p>
-        </w:tc>
-        <w:tc>
-          <w:tcPr/>
-          <w:p>
-            <w:pPr>
-              <w:pStyle w:val="Compact"/>
-              <w:jc w:val="right"/>
-            </w:pPr>
-            <w:r>
-              <w:t xml:space="preserve">7.386</w:t>
-            </w:r>
-          </w:p>
-        </w:tc>
-        <w:tc>
-          <w:tcPr/>
-          <w:p>
-            <w:pPr>
-              <w:pStyle w:val="Compact"/>
-              <w:jc w:val="right"/>
-            </w:pPr>
-            <w:r>
-              <w:t xml:space="preserve">1.131</w:t>
-            </w:r>
-          </w:p>
-        </w:tc>
-        <w:tc>
-          <w:tcPr/>
-          <w:p>
-            <w:pPr>
-              <w:pStyle w:val="Compact"/>
-              <w:jc w:val="right"/>
-            </w:pPr>
-            <w:r>
-              <w:t xml:space="preserve">0.858</w:t>
-            </w:r>
-          </w:p>
-        </w:tc>
-        <w:tc>
-          <w:tcPr/>
-          <w:p>
-            <w:pPr>
-              <w:pStyle w:val="Compact"/>
-              <w:jc w:val="right"/>
-            </w:pPr>
-            <w:r>
-              <w:t xml:space="preserve">1.492</w:t>
-            </w:r>
-          </w:p>
-        </w:tc>
-        <w:tc>
-          <w:tcPr/>
-          <w:p>
-            <w:pPr>
-              <w:pStyle w:val="Compact"/>
-              <w:jc w:val="right"/>
-            </w:pPr>
-            <w:r>
-              <w:t xml:space="preserve">0.358</w:t>
-            </w:r>
-          </w:p>
-        </w:tc>
-        <w:tc>
-          <w:tcPr/>
-          <w:p>
-            <w:pPr>
-              <w:pStyle w:val="Compact"/>
-              <w:jc w:val="left"/>
-            </w:pPr>
-            <w:r>
-              <w:t xml:space="preserve">p = 0.358</w:t>
+              <w:t xml:space="preserve">100</w:t>
+            </w:r>
+          </w:p>
+        </w:tc>
+        <w:tc>
+          <w:tcPr/>
+          <w:p>
+            <w:pPr>
+              <w:pStyle w:val="Compact"/>
+              <w:jc w:val="right"/>
+            </w:pPr>
+            <w:r>
+              <w:t xml:space="preserve">0.649</w:t>
+            </w:r>
+          </w:p>
+        </w:tc>
+        <w:tc>
+          <w:tcPr/>
+          <w:p>
+            <w:pPr>
+              <w:pStyle w:val="Compact"/>
+              <w:jc w:val="right"/>
+            </w:pPr>
+            <w:r>
+              <w:t xml:space="preserve">0.571</w:t>
+            </w:r>
+          </w:p>
+        </w:tc>
+        <w:tc>
+          <w:tcPr/>
+          <w:p>
+            <w:pPr>
+              <w:pStyle w:val="Compact"/>
+              <w:jc w:val="right"/>
+            </w:pPr>
+            <w:r>
+              <w:t xml:space="preserve">0.720</w:t>
+            </w:r>
+          </w:p>
+        </w:tc>
+        <w:tc>
+          <w:tcPr/>
+          <w:p>
+            <w:pPr>
+              <w:pStyle w:val="Compact"/>
+              <w:jc w:val="right"/>
+            </w:pPr>
+            <w:r>
+              <w:t xml:space="preserve">10.768</w:t>
+            </w:r>
+          </w:p>
+        </w:tc>
+        <w:tc>
+          <w:tcPr/>
+          <w:p>
+            <w:pPr>
+              <w:pStyle w:val="Compact"/>
+              <w:jc w:val="right"/>
+            </w:pPr>
+            <w:r>
+              <w:t xml:space="preserve">1.199</w:t>
+            </w:r>
+          </w:p>
+        </w:tc>
+        <w:tc>
+          <w:tcPr/>
+          <w:p>
+            <w:pPr>
+              <w:pStyle w:val="Compact"/>
+              <w:jc w:val="right"/>
+            </w:pPr>
+            <w:r>
+              <w:t xml:space="preserve">0.902</w:t>
+            </w:r>
+          </w:p>
+        </w:tc>
+        <w:tc>
+          <w:tcPr/>
+          <w:p>
+            <w:pPr>
+              <w:pStyle w:val="Compact"/>
+              <w:jc w:val="right"/>
+            </w:pPr>
+            <w:r>
+              <w:t xml:space="preserve">1.594</w:t>
+            </w:r>
+          </w:p>
+        </w:tc>
+        <w:tc>
+          <w:tcPr/>
+          <w:p>
+            <w:pPr>
+              <w:pStyle w:val="Compact"/>
+              <w:jc w:val="right"/>
+            </w:pPr>
+            <w:r>
+              <w:t xml:space="preserve">0.179</w:t>
+            </w:r>
+          </w:p>
+        </w:tc>
+        <w:tc>
+          <w:tcPr/>
+          <w:p>
+            <w:pPr>
+              <w:pStyle w:val="Compact"/>
+              <w:jc w:val="left"/>
+            </w:pPr>
+            <w:r>
+              <w:t xml:space="preserve">p = 0.179</w:t>
             </w:r>
           </w:p>
         </w:tc>
@@ -18573,67 +18573,67 @@
               <w:jc w:val="right"/>
             </w:pPr>
             <w:r>
-              <w:t xml:space="preserve">6.541</w:t>
-            </w:r>
-          </w:p>
-        </w:tc>
-        <w:tc>
-          <w:tcPr/>
-          <w:p>
-            <w:pPr>
-              <w:pStyle w:val="Compact"/>
-              <w:jc w:val="right"/>
-            </w:pPr>
-            <w:r>
-              <w:t xml:space="preserve">1.116</w:t>
-            </w:r>
-          </w:p>
-        </w:tc>
-        <w:tc>
-          <w:tcPr/>
-          <w:p>
-            <w:pPr>
-              <w:pStyle w:val="Compact"/>
-              <w:jc w:val="right"/>
-            </w:pPr>
-            <w:r>
-              <w:t xml:space="preserve">0.841</w:t>
-            </w:r>
-          </w:p>
-        </w:tc>
-        <w:tc>
-          <w:tcPr/>
-          <w:p>
-            <w:pPr>
-              <w:pStyle w:val="Compact"/>
-              <w:jc w:val="right"/>
-            </w:pPr>
-            <w:r>
-              <w:t xml:space="preserve">1.481</w:t>
-            </w:r>
-          </w:p>
-        </w:tc>
-        <w:tc>
-          <w:tcPr/>
-          <w:p>
-            <w:pPr>
-              <w:pStyle w:val="Compact"/>
-              <w:jc w:val="right"/>
-            </w:pPr>
-            <w:r>
-              <w:t xml:space="preserve">0.428</w:t>
-            </w:r>
-          </w:p>
-        </w:tc>
-        <w:tc>
-          <w:tcPr/>
-          <w:p>
-            <w:pPr>
-              <w:pStyle w:val="Compact"/>
-              <w:jc w:val="left"/>
-            </w:pPr>
-            <w:r>
-              <w:t xml:space="preserve">p = 0.428</w:t>
+              <w:t xml:space="preserve">8.624</w:t>
+            </w:r>
+          </w:p>
+        </w:tc>
+        <w:tc>
+          <w:tcPr/>
+          <w:p>
+            <w:pPr>
+              <w:pStyle w:val="Compact"/>
+              <w:jc w:val="right"/>
+            </w:pPr>
+            <w:r>
+              <w:t xml:space="preserve">1.159</w:t>
+            </w:r>
+          </w:p>
+        </w:tc>
+        <w:tc>
+          <w:tcPr/>
+          <w:p>
+            <w:pPr>
+              <w:pStyle w:val="Compact"/>
+              <w:jc w:val="right"/>
+            </w:pPr>
+            <w:r>
+              <w:t xml:space="preserve">0.866</w:t>
+            </w:r>
+          </w:p>
+        </w:tc>
+        <w:tc>
+          <w:tcPr/>
+          <w:p>
+            <w:pPr>
+              <w:pStyle w:val="Compact"/>
+              <w:jc w:val="right"/>
+            </w:pPr>
+            <w:r>
+              <w:t xml:space="preserve">1.553</w:t>
+            </w:r>
+          </w:p>
+        </w:tc>
+        <w:tc>
+          <w:tcPr/>
+          <w:p>
+            <w:pPr>
+              <w:pStyle w:val="Compact"/>
+              <w:jc w:val="right"/>
+            </w:pPr>
+            <w:r>
+              <w:t xml:space="preserve">0.297</w:t>
+            </w:r>
+          </w:p>
+        </w:tc>
+        <w:tc>
+          <w:tcPr/>
+          <w:p>
+            <w:pPr>
+              <w:pStyle w:val="Compact"/>
+              <w:jc w:val="left"/>
+            </w:pPr>
+            <w:r>
+              <w:t xml:space="preserve">p = 0.297</w:t>
             </w:r>
           </w:p>
         </w:tc>
@@ -18647,139 +18647,139 @@
               <w:jc w:val="left"/>
             </w:pPr>
             <w:r>
-              <w:t xml:space="preserve">Pacific</w:t>
-            </w:r>
-          </w:p>
-        </w:tc>
-        <w:tc>
-          <w:tcPr/>
-          <w:p>
-            <w:pPr>
-              <w:pStyle w:val="Compact"/>
-              <w:jc w:val="right"/>
-            </w:pPr>
-            <w:r>
-              <w:t xml:space="preserve">88</w:t>
-            </w:r>
-          </w:p>
-        </w:tc>
-        <w:tc>
-          <w:tcPr/>
-          <w:p>
-            <w:pPr>
-              <w:pStyle w:val="Compact"/>
-              <w:jc w:val="right"/>
-            </w:pPr>
-            <w:r>
-              <w:t xml:space="preserve">50</w:t>
-            </w:r>
-          </w:p>
-        </w:tc>
-        <w:tc>
-          <w:tcPr/>
-          <w:p>
-            <w:pPr>
-              <w:pStyle w:val="Compact"/>
-              <w:jc w:val="right"/>
-            </w:pPr>
-            <w:r>
-              <w:t xml:space="preserve">0.568</w:t>
-            </w:r>
-          </w:p>
-        </w:tc>
-        <w:tc>
-          <w:tcPr/>
-          <w:p>
-            <w:pPr>
-              <w:pStyle w:val="Compact"/>
-              <w:jc w:val="right"/>
-            </w:pPr>
-            <w:r>
-              <w:t xml:space="preserve">0.464</w:t>
-            </w:r>
-          </w:p>
-        </w:tc>
-        <w:tc>
-          <w:tcPr/>
-          <w:p>
-            <w:pPr>
-              <w:pStyle w:val="Compact"/>
-              <w:jc w:val="right"/>
-            </w:pPr>
-            <w:r>
-              <w:t xml:space="preserve">0.667</w:t>
-            </w:r>
-          </w:p>
-        </w:tc>
-        <w:tc>
-          <w:tcPr/>
-          <w:p>
-            <w:pPr>
-              <w:pStyle w:val="Compact"/>
-              <w:jc w:val="right"/>
-            </w:pPr>
-            <w:r>
-              <w:t xml:space="preserve">0.568</w:t>
-            </w:r>
-          </w:p>
-        </w:tc>
-        <w:tc>
-          <w:tcPr/>
-          <w:p>
-            <w:pPr>
-              <w:pStyle w:val="Compact"/>
-              <w:jc w:val="right"/>
-            </w:pPr>
-            <w:r>
-              <w:t xml:space="preserve">1.010</w:t>
-            </w:r>
-          </w:p>
-        </w:tc>
-        <w:tc>
-          <w:tcPr/>
-          <w:p>
-            <w:pPr>
-              <w:pStyle w:val="Compact"/>
-              <w:jc w:val="right"/>
-            </w:pPr>
-            <w:r>
-              <w:t xml:space="preserve">0.742</w:t>
-            </w:r>
-          </w:p>
-        </w:tc>
-        <w:tc>
-          <w:tcPr/>
-          <w:p>
-            <w:pPr>
-              <w:pStyle w:val="Compact"/>
-              <w:jc w:val="right"/>
-            </w:pPr>
-            <w:r>
-              <w:t xml:space="preserve">1.376</w:t>
-            </w:r>
-          </w:p>
-        </w:tc>
-        <w:tc>
-          <w:tcPr/>
-          <w:p>
-            <w:pPr>
-              <w:pStyle w:val="Compact"/>
-              <w:jc w:val="right"/>
-            </w:pPr>
-            <w:r>
-              <w:t xml:space="preserve">0.949</w:t>
-            </w:r>
-          </w:p>
-        </w:tc>
-        <w:tc>
-          <w:tcPr/>
-          <w:p>
-            <w:pPr>
-              <w:pStyle w:val="Compact"/>
-              <w:jc w:val="left"/>
-            </w:pPr>
-            <w:r>
-              <w:t xml:space="preserve">p = 0.949</w:t>
+              <w:t xml:space="preserve">Mid-Atlantic/Southeast</w:t>
+            </w:r>
+          </w:p>
+        </w:tc>
+        <w:tc>
+          <w:tcPr/>
+          <w:p>
+            <w:pPr>
+              <w:pStyle w:val="Compact"/>
+              <w:jc w:val="right"/>
+            </w:pPr>
+            <w:r>
+              <w:t xml:space="preserve">67</w:t>
+            </w:r>
+          </w:p>
+        </w:tc>
+        <w:tc>
+          <w:tcPr/>
+          <w:p>
+            <w:pPr>
+              <w:pStyle w:val="Compact"/>
+              <w:jc w:val="right"/>
+            </w:pPr>
+            <w:r>
+              <w:t xml:space="preserve">39</w:t>
+            </w:r>
+          </w:p>
+        </w:tc>
+        <w:tc>
+          <w:tcPr/>
+          <w:p>
+            <w:pPr>
+              <w:pStyle w:val="Compact"/>
+              <w:jc w:val="right"/>
+            </w:pPr>
+            <w:r>
+              <w:t xml:space="preserve">0.582</w:t>
+            </w:r>
+          </w:p>
+        </w:tc>
+        <w:tc>
+          <w:tcPr/>
+          <w:p>
+            <w:pPr>
+              <w:pStyle w:val="Compact"/>
+              <w:jc w:val="right"/>
+            </w:pPr>
+            <w:r>
+              <w:t xml:space="preserve">0.463</w:t>
+            </w:r>
+          </w:p>
+        </w:tc>
+        <w:tc>
+          <w:tcPr/>
+          <w:p>
+            <w:pPr>
+              <w:pStyle w:val="Compact"/>
+              <w:jc w:val="right"/>
+            </w:pPr>
+            <w:r>
+              <w:t xml:space="preserve">0.693</w:t>
+            </w:r>
+          </w:p>
+        </w:tc>
+        <w:tc>
+          <w:tcPr/>
+          <w:p>
+            <w:pPr>
+              <w:pStyle w:val="Compact"/>
+              <w:jc w:val="right"/>
+            </w:pPr>
+            <w:r>
+              <w:t xml:space="preserve">4.042</w:t>
+            </w:r>
+          </w:p>
+        </w:tc>
+        <w:tc>
+          <w:tcPr/>
+          <w:p>
+            <w:pPr>
+              <w:pStyle w:val="Compact"/>
+              <w:jc w:val="right"/>
+            </w:pPr>
+            <w:r>
+              <w:t xml:space="preserve">1.075</w:t>
+            </w:r>
+          </w:p>
+        </w:tc>
+        <w:tc>
+          <w:tcPr/>
+          <w:p>
+            <w:pPr>
+              <w:pStyle w:val="Compact"/>
+              <w:jc w:val="right"/>
+            </w:pPr>
+            <w:r>
+              <w:t xml:space="preserve">0.773</w:t>
+            </w:r>
+          </w:p>
+        </w:tc>
+        <w:tc>
+          <w:tcPr/>
+          <w:p>
+            <w:pPr>
+              <w:pStyle w:val="Compact"/>
+              <w:jc w:val="right"/>
+            </w:pPr>
+            <w:r>
+              <w:t xml:space="preserve">1.495</w:t>
+            </w:r>
+          </w:p>
+        </w:tc>
+        <w:tc>
+          <w:tcPr/>
+          <w:p>
+            <w:pPr>
+              <w:pStyle w:val="Compact"/>
+              <w:jc w:val="right"/>
+            </w:pPr>
+            <w:r>
+              <w:t xml:space="preserve">0.666</w:t>
+            </w:r>
+          </w:p>
+        </w:tc>
+        <w:tc>
+          <w:tcPr/>
+          <w:p>
+            <w:pPr>
+              <w:pStyle w:val="Compact"/>
+              <w:jc w:val="left"/>
+            </w:pPr>
+            <w:r>
+              <w:t xml:space="preserve">p = 0.666</w:t>
             </w:r>
           </w:p>
         </w:tc>
@@ -18793,139 +18793,139 @@
               <w:jc w:val="left"/>
             </w:pPr>
             <w:r>
-              <w:t xml:space="preserve">Mid-Atlantic/Southeast</w:t>
-            </w:r>
-          </w:p>
-        </w:tc>
-        <w:tc>
-          <w:tcPr/>
-          <w:p>
-            <w:pPr>
-              <w:pStyle w:val="Compact"/>
-              <w:jc w:val="right"/>
-            </w:pPr>
-            <w:r>
-              <w:t xml:space="preserve">67</w:t>
-            </w:r>
-          </w:p>
-        </w:tc>
-        <w:tc>
-          <w:tcPr/>
-          <w:p>
-            <w:pPr>
-              <w:pStyle w:val="Compact"/>
-              <w:jc w:val="right"/>
-            </w:pPr>
-            <w:r>
-              <w:t xml:space="preserve">38</w:t>
-            </w:r>
-          </w:p>
-        </w:tc>
-        <w:tc>
-          <w:tcPr/>
-          <w:p>
-            <w:pPr>
-              <w:pStyle w:val="Compact"/>
-              <w:jc w:val="right"/>
-            </w:pPr>
-            <w:r>
-              <w:t xml:space="preserve">0.567</w:t>
-            </w:r>
-          </w:p>
-        </w:tc>
-        <w:tc>
-          <w:tcPr/>
-          <w:p>
-            <w:pPr>
-              <w:pStyle w:val="Compact"/>
-              <w:jc w:val="right"/>
-            </w:pPr>
-            <w:r>
-              <w:t xml:space="preserve">0.448</w:t>
-            </w:r>
-          </w:p>
-        </w:tc>
-        <w:tc>
-          <w:tcPr/>
-          <w:p>
-            <w:pPr>
-              <w:pStyle w:val="Compact"/>
-              <w:jc w:val="right"/>
-            </w:pPr>
-            <w:r>
-              <w:t xml:space="preserve">0.679</w:t>
-            </w:r>
-          </w:p>
-        </w:tc>
-        <w:tc>
-          <w:tcPr/>
-          <w:p>
-            <w:pPr>
-              <w:pStyle w:val="Compact"/>
-              <w:jc w:val="right"/>
-            </w:pPr>
-            <w:r>
-              <w:t xml:space="preserve">0.466</w:t>
-            </w:r>
-          </w:p>
-        </w:tc>
-        <w:tc>
-          <w:tcPr/>
-          <w:p>
-            <w:pPr>
-              <w:pStyle w:val="Compact"/>
-              <w:jc w:val="right"/>
-            </w:pPr>
-            <w:r>
-              <w:t xml:space="preserve">1.008</w:t>
-            </w:r>
-          </w:p>
-        </w:tc>
-        <w:tc>
-          <w:tcPr/>
-          <w:p>
-            <w:pPr>
-              <w:pStyle w:val="Compact"/>
-              <w:jc w:val="right"/>
-            </w:pPr>
-            <w:r>
-              <w:t xml:space="preserve">0.728</w:t>
-            </w:r>
-          </w:p>
-        </w:tc>
-        <w:tc>
-          <w:tcPr/>
-          <w:p>
-            <w:pPr>
-              <w:pStyle w:val="Compact"/>
-              <w:jc w:val="right"/>
-            </w:pPr>
-            <w:r>
-              <w:t xml:space="preserve">1.396</w:t>
-            </w:r>
-          </w:p>
-        </w:tc>
-        <w:tc>
-          <w:tcPr/>
-          <w:p>
-            <w:pPr>
-              <w:pStyle w:val="Compact"/>
-              <w:jc w:val="right"/>
-            </w:pPr>
-            <w:r>
-              <w:t xml:space="preserve">0.960</w:t>
-            </w:r>
-          </w:p>
-        </w:tc>
-        <w:tc>
-          <w:tcPr/>
-          <w:p>
-            <w:pPr>
-              <w:pStyle w:val="Compact"/>
-              <w:jc w:val="left"/>
-            </w:pPr>
-            <w:r>
-              <w:t xml:space="preserve">p = 0.960</w:t>
+              <w:t xml:space="preserve">Pacific</w:t>
+            </w:r>
+          </w:p>
+        </w:tc>
+        <w:tc>
+          <w:tcPr/>
+          <w:p>
+            <w:pPr>
+              <w:pStyle w:val="Compact"/>
+              <w:jc w:val="right"/>
+            </w:pPr>
+            <w:r>
+              <w:t xml:space="preserve">88</w:t>
+            </w:r>
+          </w:p>
+        </w:tc>
+        <w:tc>
+          <w:tcPr/>
+          <w:p>
+            <w:pPr>
+              <w:pStyle w:val="Compact"/>
+              <w:jc w:val="right"/>
+            </w:pPr>
+            <w:r>
+              <w:t xml:space="preserve">50</w:t>
+            </w:r>
+          </w:p>
+        </w:tc>
+        <w:tc>
+          <w:tcPr/>
+          <w:p>
+            <w:pPr>
+              <w:pStyle w:val="Compact"/>
+              <w:jc w:val="right"/>
+            </w:pPr>
+            <w:r>
+              <w:t xml:space="preserve">0.568</w:t>
+            </w:r>
+          </w:p>
+        </w:tc>
+        <w:tc>
+          <w:tcPr/>
+          <w:p>
+            <w:pPr>
+              <w:pStyle w:val="Compact"/>
+              <w:jc w:val="right"/>
+            </w:pPr>
+            <w:r>
+              <w:t xml:space="preserve">0.464</w:t>
+            </w:r>
+          </w:p>
+        </w:tc>
+        <w:tc>
+          <w:tcPr/>
+          <w:p>
+            <w:pPr>
+              <w:pStyle w:val="Compact"/>
+              <w:jc w:val="right"/>
+            </w:pPr>
+            <w:r>
+              <w:t xml:space="preserve">0.667</w:t>
+            </w:r>
+          </w:p>
+        </w:tc>
+        <w:tc>
+          <w:tcPr/>
+          <w:p>
+            <w:pPr>
+              <w:pStyle w:val="Compact"/>
+              <w:jc w:val="right"/>
+            </w:pPr>
+            <w:r>
+              <w:t xml:space="preserve">2.652</w:t>
+            </w:r>
+          </w:p>
+        </w:tc>
+        <w:tc>
+          <w:tcPr/>
+          <w:p>
+            <w:pPr>
+              <w:pStyle w:val="Compact"/>
+              <w:jc w:val="right"/>
+            </w:pPr>
+            <w:r>
+              <w:t xml:space="preserve">1.049</w:t>
+            </w:r>
+          </w:p>
+        </w:tc>
+        <w:tc>
+          <w:tcPr/>
+          <w:p>
+            <w:pPr>
+              <w:pStyle w:val="Compact"/>
+              <w:jc w:val="right"/>
+            </w:pPr>
+            <w:r>
+              <w:t xml:space="preserve">0.763</w:t>
+            </w:r>
+          </w:p>
+        </w:tc>
+        <w:tc>
+          <w:tcPr/>
+          <w:p>
+            <w:pPr>
+              <w:pStyle w:val="Compact"/>
+              <w:jc w:val="right"/>
+            </w:pPr>
+            <w:r>
+              <w:t xml:space="preserve">1.441</w:t>
+            </w:r>
+          </w:p>
+        </w:tc>
+        <w:tc>
+          <w:tcPr/>
+          <w:p>
+            <w:pPr>
+              <w:pStyle w:val="Compact"/>
+              <w:jc w:val="right"/>
+            </w:pPr>
+            <w:r>
+              <w:t xml:space="preserve">0.766</w:t>
+            </w:r>
+          </w:p>
+        </w:tc>
+        <w:tc>
+          <w:tcPr/>
+          <w:p>
+            <w:pPr>
+              <w:pStyle w:val="Compact"/>
+              <w:jc w:val="left"/>
+            </w:pPr>
+            <w:r>
+              <w:t xml:space="preserve">p = 0.766</w:t>
             </w:r>
           </w:p>
         </w:tc>
@@ -18963,115 +18963,115 @@
               <w:jc w:val="right"/>
             </w:pPr>
             <w:r>
-              <w:t xml:space="preserve">44</w:t>
-            </w:r>
-          </w:p>
-        </w:tc>
-        <w:tc>
-          <w:tcPr/>
-          <w:p>
-            <w:pPr>
-              <w:pStyle w:val="Compact"/>
-              <w:jc w:val="right"/>
-            </w:pPr>
-            <w:r>
-              <w:t xml:space="preserve">0.484</w:t>
-            </w:r>
-          </w:p>
-        </w:tc>
-        <w:tc>
-          <w:tcPr/>
-          <w:p>
-            <w:pPr>
-              <w:pStyle w:val="Compact"/>
-              <w:jc w:val="right"/>
-            </w:pPr>
-            <w:r>
-              <w:t xml:space="preserve">0.384</w:t>
-            </w:r>
-          </w:p>
-        </w:tc>
-        <w:tc>
-          <w:tcPr/>
-          <w:p>
-            <w:pPr>
-              <w:pStyle w:val="Compact"/>
-              <w:jc w:val="right"/>
-            </w:pPr>
-            <w:r>
-              <w:t xml:space="preserve">0.585</w:t>
-            </w:r>
-          </w:p>
-        </w:tc>
-        <w:tc>
-          <w:tcPr/>
-          <w:p>
-            <w:pPr>
-              <w:pStyle w:val="Compact"/>
-              <w:jc w:val="right"/>
-            </w:pPr>
-            <w:r>
-              <w:t xml:space="preserve">-7.898</w:t>
-            </w:r>
-          </w:p>
-        </w:tc>
-        <w:tc>
-          <w:tcPr/>
-          <w:p>
-            <w:pPr>
-              <w:pStyle w:val="Compact"/>
-              <w:jc w:val="right"/>
-            </w:pPr>
-            <w:r>
-              <w:t xml:space="preserve">0.860</w:t>
-            </w:r>
-          </w:p>
-        </w:tc>
-        <w:tc>
-          <w:tcPr/>
-          <w:p>
-            <w:pPr>
-              <w:pStyle w:val="Compact"/>
-              <w:jc w:val="right"/>
-            </w:pPr>
-            <w:r>
-              <w:t xml:space="preserve">0.619</w:t>
-            </w:r>
-          </w:p>
-        </w:tc>
-        <w:tc>
-          <w:tcPr/>
-          <w:p>
-            <w:pPr>
-              <w:pStyle w:val="Compact"/>
-              <w:jc w:val="right"/>
-            </w:pPr>
-            <w:r>
-              <w:t xml:space="preserve">1.193</w:t>
-            </w:r>
-          </w:p>
-        </w:tc>
-        <w:tc>
-          <w:tcPr/>
-          <w:p>
-            <w:pPr>
-              <w:pStyle w:val="Compact"/>
-              <w:jc w:val="right"/>
-            </w:pPr>
-            <w:r>
-              <w:t xml:space="preserve">0.376</w:t>
-            </w:r>
-          </w:p>
-        </w:tc>
-        <w:tc>
-          <w:tcPr/>
-          <w:p>
-            <w:pPr>
-              <w:pStyle w:val="Compact"/>
-              <w:jc w:val="left"/>
-            </w:pPr>
-            <w:r>
-              <w:t xml:space="preserve">p = 0.376</w:t>
+              <w:t xml:space="preserve">45</w:t>
+            </w:r>
+          </w:p>
+        </w:tc>
+        <w:tc>
+          <w:tcPr/>
+          <w:p>
+            <w:pPr>
+              <w:pStyle w:val="Compact"/>
+              <w:jc w:val="right"/>
+            </w:pPr>
+            <w:r>
+              <w:t xml:space="preserve">0.495</w:t>
+            </w:r>
+          </w:p>
+        </w:tc>
+        <w:tc>
+          <w:tcPr/>
+          <w:p>
+            <w:pPr>
+              <w:pStyle w:val="Compact"/>
+              <w:jc w:val="right"/>
+            </w:pPr>
+            <w:r>
+              <w:t xml:space="preserve">0.394</w:t>
+            </w:r>
+          </w:p>
+        </w:tc>
+        <w:tc>
+          <w:tcPr/>
+          <w:p>
+            <w:pPr>
+              <w:pStyle w:val="Compact"/>
+              <w:jc w:val="right"/>
+            </w:pPr>
+            <w:r>
+              <w:t xml:space="preserve">0.595</w:t>
+            </w:r>
+          </w:p>
+        </w:tc>
+        <w:tc>
+          <w:tcPr/>
+          <w:p>
+            <w:pPr>
+              <w:pStyle w:val="Compact"/>
+              <w:jc w:val="right"/>
+            </w:pPr>
+            <w:r>
+              <w:t xml:space="preserve">-4.716</w:t>
+            </w:r>
+          </w:p>
+        </w:tc>
+        <w:tc>
+          <w:tcPr/>
+          <w:p>
+            <w:pPr>
+              <w:pStyle w:val="Compact"/>
+              <w:jc w:val="right"/>
+            </w:pPr>
+            <w:r>
+              <w:t xml:space="preserve">0.913</w:t>
+            </w:r>
+          </w:p>
+        </w:tc>
+        <w:tc>
+          <w:tcPr/>
+          <w:p>
+            <w:pPr>
+              <w:pStyle w:val="Compact"/>
+              <w:jc w:val="right"/>
+            </w:pPr>
+            <w:r>
+              <w:t xml:space="preserve">0.654</w:t>
+            </w:r>
+          </w:p>
+        </w:tc>
+        <w:tc>
+          <w:tcPr/>
+          <w:p>
+            <w:pPr>
+              <w:pStyle w:val="Compact"/>
+              <w:jc w:val="right"/>
+            </w:pPr>
+            <w:r>
+              <w:t xml:space="preserve">1.274</w:t>
+            </w:r>
+          </w:p>
+        </w:tc>
+        <w:tc>
+          <w:tcPr/>
+          <w:p>
+            <w:pPr>
+              <w:pStyle w:val="Compact"/>
+              <w:jc w:val="right"/>
+            </w:pPr>
+            <w:r>
+              <w:t xml:space="preserve">0.597</w:t>
+            </w:r>
+          </w:p>
+        </w:tc>
+        <w:tc>
+          <w:tcPr/>
+          <w:p>
+            <w:pPr>
+              <w:pStyle w:val="Compact"/>
+              <w:jc w:val="left"/>
+            </w:pPr>
+            <w:r>
+              <w:t xml:space="preserve">p = 0.597</w:t>
             </w:r>
           </w:p>
         </w:tc>
@@ -19157,67 +19157,67 @@
               <w:jc w:val="right"/>
             </w:pPr>
             <w:r>
-              <w:t xml:space="preserve">-9.583</w:t>
-            </w:r>
-          </w:p>
-        </w:tc>
-        <w:tc>
-          <w:tcPr/>
-          <w:p>
-            <w:pPr>
-              <w:pStyle w:val="Compact"/>
-              <w:jc w:val="right"/>
-            </w:pPr>
-            <w:r>
-              <w:t xml:space="preserve">0.830</w:t>
-            </w:r>
-          </w:p>
-        </w:tc>
-        <w:tc>
-          <w:tcPr/>
-          <w:p>
-            <w:pPr>
-              <w:pStyle w:val="Compact"/>
-              <w:jc w:val="right"/>
-            </w:pPr>
-            <w:r>
-              <w:t xml:space="preserve">0.556</w:t>
-            </w:r>
-          </w:p>
-        </w:tc>
-        <w:tc>
-          <w:tcPr/>
-          <w:p>
-            <w:pPr>
-              <w:pStyle w:val="Compact"/>
-              <w:jc w:val="right"/>
-            </w:pPr>
-            <w:r>
-              <w:t xml:space="preserve">1.237</w:t>
-            </w:r>
-          </w:p>
-        </w:tc>
-        <w:tc>
-          <w:tcPr/>
-          <w:p>
-            <w:pPr>
-              <w:pStyle w:val="Compact"/>
-              <w:jc w:val="right"/>
-            </w:pPr>
-            <w:r>
-              <w:t xml:space="preserve">0.355</w:t>
-            </w:r>
-          </w:p>
-        </w:tc>
-        <w:tc>
-          <w:tcPr/>
-          <w:p>
-            <w:pPr>
-              <w:pStyle w:val="Compact"/>
-              <w:jc w:val="left"/>
-            </w:pPr>
-            <w:r>
-              <w:t xml:space="preserve">p = 0.355</w:t>
+              <w:t xml:space="preserve">-7.500</w:t>
+            </w:r>
+          </w:p>
+        </w:tc>
+        <w:tc>
+          <w:tcPr/>
+          <w:p>
+            <w:pPr>
+              <w:pStyle w:val="Compact"/>
+              <w:jc w:val="right"/>
+            </w:pPr>
+            <w:r>
+              <w:t xml:space="preserve">0.862</w:t>
+            </w:r>
+          </w:p>
+        </w:tc>
+        <w:tc>
+          <w:tcPr/>
+          <w:p>
+            <w:pPr>
+              <w:pStyle w:val="Compact"/>
+              <w:jc w:val="right"/>
+            </w:pPr>
+            <w:r>
+              <w:t xml:space="preserve">0.574</w:t>
+            </w:r>
+          </w:p>
+        </w:tc>
+        <w:tc>
+          <w:tcPr/>
+          <w:p>
+            <w:pPr>
+              <w:pStyle w:val="Compact"/>
+              <w:jc w:val="right"/>
+            </w:pPr>
+            <w:r>
+              <w:t xml:space="preserve">1.294</w:t>
+            </w:r>
+          </w:p>
+        </w:tc>
+        <w:tc>
+          <w:tcPr/>
+          <w:p>
+            <w:pPr>
+              <w:pStyle w:val="Compact"/>
+              <w:jc w:val="right"/>
+            </w:pPr>
+            <w:r>
+              <w:t xml:space="preserve">0.470</w:t>
+            </w:r>
+          </w:p>
+        </w:tc>
+        <w:tc>
+          <w:tcPr/>
+          <w:p>
+            <w:pPr>
+              <w:pStyle w:val="Compact"/>
+              <w:jc w:val="left"/>
+            </w:pPr>
+            <w:r>
+              <w:t xml:space="preserve">p = 0.470</w:t>
             </w:r>
           </w:p>
         </w:tc>
@@ -19345,7 +19345,7 @@
               <w:jc w:val="left"/>
             </w:pPr>
             <w:r>
-              <w:t xml:space="preserve">0.90 (0.54-1.52)</w:t>
+              <w:t xml:space="preserve">1.00 (0.59-1.69)</w:t>
             </w:r>
           </w:p>
         </w:tc>
@@ -19367,19 +19367,19 @@
               <w:jc w:val="left"/>
             </w:pPr>
             <w:r>
-              <w:t xml:space="preserve">p=0.706</w:t>
-            </w:r>
-          </w:p>
-        </w:tc>
-        <w:tc>
-          <w:tcPr/>
-          <w:p>
-            <w:pPr>
-              <w:pStyle w:val="Compact"/>
-              <w:jc w:val="left"/>
-            </w:pPr>
-            <w:r>
-              <w:t xml:space="preserve">1.07 (0.74-1.53)</w:t>
+              <w:t xml:space="preserve">p=0.995</w:t>
+            </w:r>
+          </w:p>
+        </w:tc>
+        <w:tc>
+          <w:tcPr/>
+          <w:p>
+            <w:pPr>
+              <w:pStyle w:val="Compact"/>
+              <w:jc w:val="left"/>
+            </w:pPr>
+            <w:r>
+              <w:t xml:space="preserve">1.06 (0.74-1.52)</w:t>
             </w:r>
           </w:p>
         </w:tc>
@@ -19401,7 +19401,7 @@
               <w:jc w:val="left"/>
             </w:pPr>
             <w:r>
-              <w:t xml:space="preserve">p=0.724</w:t>
+              <w:t xml:space="preserve">p=0.743</w:t>
             </w:r>
           </w:p>
         </w:tc>
@@ -19443,7 +19443,7 @@
               <w:jc w:val="left"/>
             </w:pPr>
             <w:r>
-              <w:t xml:space="preserve">0.83 (0.36-1.92)</w:t>
+              <w:t xml:space="preserve">0.82 (0.36-1.90)</w:t>
             </w:r>
           </w:p>
         </w:tc>
@@ -19465,19 +19465,19 @@
               <w:jc w:val="left"/>
             </w:pPr>
             <w:r>
-              <w:t xml:space="preserve">p=0.669</w:t>
-            </w:r>
-          </w:p>
-        </w:tc>
-        <w:tc>
-          <w:tcPr/>
-          <w:p>
-            <w:pPr>
-              <w:pStyle w:val="Compact"/>
-              <w:jc w:val="left"/>
-            </w:pPr>
-            <w:r>
-              <w:t xml:space="preserve">1.30 (0.74-2.28)</w:t>
+              <w:t xml:space="preserve">p=0.650</w:t>
+            </w:r>
+          </w:p>
+        </w:tc>
+        <w:tc>
+          <w:tcPr/>
+          <w:p>
+            <w:pPr>
+              <w:pStyle w:val="Compact"/>
+              <w:jc w:val="left"/>
+            </w:pPr>
+            <w:r>
+              <w:t xml:space="preserve">1.29 (0.74-2.26)</w:t>
             </w:r>
           </w:p>
         </w:tc>
@@ -19499,7 +19499,7 @@
               <w:jc w:val="left"/>
             </w:pPr>
             <w:r>
-              <w:t xml:space="preserve">p=0.364</w:t>
+              <w:t xml:space="preserve">p=0.369</w:t>
             </w:r>
           </w:p>
         </w:tc>
@@ -19541,7 +19541,7 @@
               <w:jc w:val="left"/>
             </w:pPr>
             <w:r>
-              <w:t xml:space="preserve">1.74 (0.50-6.07)</w:t>
+              <w:t xml:space="preserve">1.80 (0.51-6.32)</w:t>
             </w:r>
           </w:p>
         </w:tc>
@@ -19563,19 +19563,19 @@
               <w:jc w:val="left"/>
             </w:pPr>
             <w:r>
-              <w:t xml:space="preserve">p=0.386</w:t>
-            </w:r>
-          </w:p>
-        </w:tc>
-        <w:tc>
-          <w:tcPr/>
-          <w:p>
-            <w:pPr>
-              <w:pStyle w:val="Compact"/>
-              <w:jc w:val="left"/>
-            </w:pPr>
-            <w:r>
-              <w:t xml:space="preserve">2.25 (1.14-4.47)</w:t>
+              <w:t xml:space="preserve">p=0.357</w:t>
+            </w:r>
+          </w:p>
+        </w:tc>
+        <w:tc>
+          <w:tcPr/>
+          <w:p>
+            <w:pPr>
+              <w:pStyle w:val="Compact"/>
+              <w:jc w:val="left"/>
+            </w:pPr>
+            <w:r>
+              <w:t xml:space="preserve">2.24 (1.13-4.41)</w:t>
             </w:r>
           </w:p>
         </w:tc>
@@ -19639,7 +19639,7 @@
               <w:jc w:val="left"/>
             </w:pPr>
             <w:r>
-              <w:t xml:space="preserve">0.49 (0.23-1.07)</w:t>
+              <w:t xml:space="preserve">0.58 (0.27-1.25)</w:t>
             </w:r>
           </w:p>
         </w:tc>
@@ -19661,19 +19661,19 @@
               <w:jc w:val="left"/>
             </w:pPr>
             <w:r>
-              <w:t xml:space="preserve">p=0.072</w:t>
-            </w:r>
-          </w:p>
-        </w:tc>
-        <w:tc>
-          <w:tcPr/>
-          <w:p>
-            <w:pPr>
-              <w:pStyle w:val="Compact"/>
-              <w:jc w:val="left"/>
-            </w:pPr>
-            <w:r>
-              <w:t xml:space="preserve">1.31 (0.71-2.41)</w:t>
+              <w:t xml:space="preserve">p=0.167</w:t>
+            </w:r>
+          </w:p>
+        </w:tc>
+        <w:tc>
+          <w:tcPr/>
+          <w:p>
+            <w:pPr>
+              <w:pStyle w:val="Compact"/>
+              <w:jc w:val="left"/>
+            </w:pPr>
+            <w:r>
+              <w:t xml:space="preserve">1.31 (0.72-2.41)</w:t>
             </w:r>
           </w:p>
         </w:tc>
@@ -19695,7 +19695,7 @@
               <w:jc w:val="left"/>
             </w:pPr>
             <w:r>
-              <w:t xml:space="preserve">p=0.386</w:t>
+              <w:t xml:space="preserve">p=0.377</w:t>
             </w:r>
           </w:p>
         </w:tc>
@@ -19737,7 +19737,7 @@
               <w:jc w:val="left"/>
             </w:pPr>
             <w:r>
-              <w:t xml:space="preserve">2.27 (1.08-4.76)</w:t>
+              <w:t xml:space="preserve">2.29 (1.09-4.80)</w:t>
             </w:r>
           </w:p>
         </w:tc>
@@ -19759,19 +19759,19 @@
               <w:jc w:val="left"/>
             </w:pPr>
             <w:r>
-              <w:t xml:space="preserve">p=0.031</w:t>
-            </w:r>
-          </w:p>
-        </w:tc>
-        <w:tc>
-          <w:tcPr/>
-          <w:p>
-            <w:pPr>
-              <w:pStyle w:val="Compact"/>
-              <w:jc w:val="left"/>
-            </w:pPr>
-            <w:r>
-              <w:t xml:space="preserve">1.63 (1.11-2.40)</w:t>
+              <w:t xml:space="preserve">p=0.028</w:t>
+            </w:r>
+          </w:p>
+        </w:tc>
+        <w:tc>
+          <w:tcPr/>
+          <w:p>
+            <w:pPr>
+              <w:pStyle w:val="Compact"/>
+              <w:jc w:val="left"/>
+            </w:pPr>
+            <w:r>
+              <w:t xml:space="preserve">1.62 (1.11-2.38)</w:t>
             </w:r>
           </w:p>
         </w:tc>
@@ -19835,7 +19835,7 @@
               <w:jc w:val="left"/>
             </w:pPr>
             <w:r>
-              <w:t xml:space="preserve">2.11 (0.72-6.18)</w:t>
+              <w:t xml:space="preserve">2.21 (0.75-6.50)</w:t>
             </w:r>
           </w:p>
         </w:tc>
@@ -19857,19 +19857,19 @@
               <w:jc w:val="left"/>
             </w:pPr>
             <w:r>
-              <w:t xml:space="preserve">p=0.174</w:t>
-            </w:r>
-          </w:p>
-        </w:tc>
-        <w:tc>
-          <w:tcPr/>
-          <w:p>
-            <w:pPr>
-              <w:pStyle w:val="Compact"/>
-              <w:jc w:val="left"/>
-            </w:pPr>
-            <w:r>
-              <w:t xml:space="preserve">1.57 (0.91-2.71)</w:t>
+              <w:t xml:space="preserve">p=0.151</w:t>
+            </w:r>
+          </w:p>
+        </w:tc>
+        <w:tc>
+          <w:tcPr/>
+          <w:p>
+            <w:pPr>
+              <w:pStyle w:val="Compact"/>
+              <w:jc w:val="left"/>
+            </w:pPr>
+            <w:r>
+              <w:t xml:space="preserve">1.56 (0.90-2.68)</w:t>
             </w:r>
           </w:p>
         </w:tc>
@@ -19891,7 +19891,7 @@
               <w:jc w:val="left"/>
             </w:pPr>
             <w:r>
-              <w:t xml:space="preserve">p=0.108</w:t>
+              <w:t xml:space="preserve">p=0.110</w:t>
             </w:r>
           </w:p>
         </w:tc>
@@ -19933,7 +19933,7 @@
               <w:jc w:val="left"/>
             </w:pPr>
             <w:r>
-              <w:t xml:space="preserve">1.66 (0.55-5.01)</w:t>
+              <w:t xml:space="preserve">1.71 (0.56-5.21)</w:t>
             </w:r>
           </w:p>
         </w:tc>
@@ -19955,19 +19955,19 @@
               <w:jc w:val="left"/>
             </w:pPr>
             <w:r>
-              <w:t xml:space="preserve">p=0.373</w:t>
-            </w:r>
-          </w:p>
-        </w:tc>
-        <w:tc>
-          <w:tcPr/>
-          <w:p>
-            <w:pPr>
-              <w:pStyle w:val="Compact"/>
-              <w:jc w:val="left"/>
-            </w:pPr>
-            <w:r>
-              <w:t xml:space="preserve">1.23 (0.65-2.34)</w:t>
+              <w:t xml:space="preserve">p=0.344</w:t>
+            </w:r>
+          </w:p>
+        </w:tc>
+        <w:tc>
+          <w:tcPr/>
+          <w:p>
+            <w:pPr>
+              <w:pStyle w:val="Compact"/>
+              <w:jc w:val="left"/>
+            </w:pPr>
+            <w:r>
+              <w:t xml:space="preserve">1.21 (0.64-2.30)</w:t>
             </w:r>
           </w:p>
         </w:tc>
@@ -19989,7 +19989,7 @@
               <w:jc w:val="left"/>
             </w:pPr>
             <w:r>
-              <w:t xml:space="preserve">p=0.530</w:t>
+              <w:t xml:space="preserve">p=0.551</w:t>
             </w:r>
           </w:p>
         </w:tc>
@@ -20031,7 +20031,7 @@
               <w:jc w:val="left"/>
             </w:pPr>
             <w:r>
-              <w:t xml:space="preserve">0.95 (0.81-1.12)</w:t>
+              <w:t xml:space="preserve">0.96 (0.81-1.13)</w:t>
             </w:r>
           </w:p>
         </w:tc>
@@ -20053,19 +20053,19 @@
               <w:jc w:val="left"/>
             </w:pPr>
             <w:r>
-              <w:t xml:space="preserve">p=0.552</w:t>
-            </w:r>
-          </w:p>
-        </w:tc>
-        <w:tc>
-          <w:tcPr/>
-          <w:p>
-            <w:pPr>
-              <w:pStyle w:val="Compact"/>
-              <w:jc w:val="left"/>
-            </w:pPr>
-            <w:r>
-              <w:t xml:space="preserve">0.94 (0.82-1.09)</w:t>
+              <w:t xml:space="preserve">p=0.617</w:t>
+            </w:r>
+          </w:p>
+        </w:tc>
+        <w:tc>
+          <w:tcPr/>
+          <w:p>
+            <w:pPr>
+              <w:pStyle w:val="Compact"/>
+              <w:jc w:val="left"/>
+            </w:pPr>
+            <w:r>
+              <w:t xml:space="preserve">0.94 (0.82-1.08)</w:t>
             </w:r>
           </w:p>
         </w:tc>
@@ -20087,7 +20087,7 @@
               <w:jc w:val="left"/>
             </w:pPr>
             <w:r>
-              <w:t xml:space="preserve">p=0.414</w:t>
+              <w:t xml:space="preserve">p=0.391</w:t>
             </w:r>
           </w:p>
         </w:tc>
@@ -20129,7 +20129,7 @@
               <w:jc w:val="left"/>
             </w:pPr>
             <w:r>
-              <w:t xml:space="preserve">0.91 (0.77-1.07)</w:t>
+              <w:t xml:space="preserve">0.90 (0.76-1.06)</w:t>
             </w:r>
           </w:p>
         </w:tc>
@@ -20151,19 +20151,19 @@
               <w:jc w:val="left"/>
             </w:pPr>
             <w:r>
-              <w:t xml:space="preserve">p=0.254</w:t>
-            </w:r>
-          </w:p>
-        </w:tc>
-        <w:tc>
-          <w:tcPr/>
-          <w:p>
-            <w:pPr>
-              <w:pStyle w:val="Compact"/>
-              <w:jc w:val="left"/>
-            </w:pPr>
-            <w:r>
-              <w:t xml:space="preserve">0.94 (0.83-1.07)</w:t>
+              <w:t xml:space="preserve">p=0.191</w:t>
+            </w:r>
+          </w:p>
+        </w:tc>
+        <w:tc>
+          <w:tcPr/>
+          <w:p>
+            <w:pPr>
+              <w:pStyle w:val="Compact"/>
+              <w:jc w:val="left"/>
+            </w:pPr>
+            <w:r>
+              <w:t xml:space="preserve">0.94 (0.83-1.06)</w:t>
             </w:r>
           </w:p>
         </w:tc>
@@ -20185,7 +20185,7 @@
               <w:jc w:val="left"/>
             </w:pPr>
             <w:r>
-              <w:t xml:space="preserve">p=0.363</w:t>
+              <w:t xml:space="preserve">p=0.318</w:t>
             </w:r>
           </w:p>
         </w:tc>
@@ -20227,7 +20227,7 @@
               <w:jc w:val="left"/>
             </w:pPr>
             <w:r>
-              <w:t xml:space="preserve">0.95 (0.80-1.13)</w:t>
+              <w:t xml:space="preserve">0.93 (0.78-1.11)</w:t>
             </w:r>
           </w:p>
         </w:tc>
@@ -20249,7 +20249,7 @@
               <w:jc w:val="left"/>
             </w:pPr>
             <w:r>
-              <w:t xml:space="preserve">p=0.583</w:t>
+              <w:t xml:space="preserve">p=0.425</w:t>
             </w:r>
           </w:p>
         </w:tc>
@@ -20283,7 +20283,7 @@
               <w:jc w:val="left"/>
             </w:pPr>
             <w:r>
-              <w:t xml:space="preserve">p=0.502</w:t>
+              <w:t xml:space="preserve">p=0.489</w:t>
             </w:r>
           </w:p>
         </w:tc>
@@ -20325,7 +20325,7 @@
               <w:jc w:val="left"/>
             </w:pPr>
             <w:r>
-              <w:t xml:space="preserve">1.00 (0.83-1.19)</w:t>
+              <w:t xml:space="preserve">0.98 (0.82-1.17)</w:t>
             </w:r>
           </w:p>
         </w:tc>
@@ -20347,19 +20347,19 @@
               <w:jc w:val="left"/>
             </w:pPr>
             <w:r>
-              <w:t xml:space="preserve">p=0.958</w:t>
-            </w:r>
-          </w:p>
-        </w:tc>
-        <w:tc>
-          <w:tcPr/>
-          <w:p>
-            <w:pPr>
-              <w:pStyle w:val="Compact"/>
-              <w:jc w:val="left"/>
-            </w:pPr>
-            <w:r>
-              <w:t xml:space="preserve">0.98 (0.86-1.11)</w:t>
+              <w:t xml:space="preserve">p=0.816</w:t>
+            </w:r>
+          </w:p>
+        </w:tc>
+        <w:tc>
+          <w:tcPr/>
+          <w:p>
+            <w:pPr>
+              <w:pStyle w:val="Compact"/>
+              <w:jc w:val="left"/>
+            </w:pPr>
+            <w:r>
+              <w:t xml:space="preserve">0.99 (0.87-1.12)</w:t>
             </w:r>
           </w:p>
         </w:tc>
@@ -20381,7 +20381,7 @@
               <w:jc w:val="left"/>
             </w:pPr>
             <w:r>
-              <w:t xml:space="preserve">p=0.729</w:t>
+              <w:t xml:space="preserve">p=0.832</w:t>
             </w:r>
           </w:p>
         </w:tc>
@@ -20461,7 +20461,7 @@
               <w:jc w:val="left"/>
             </w:pPr>
             <w:r>
-              <w:t xml:space="preserve">1.02 (0.71-1.46)</w:t>
+              <w:t xml:space="preserve">1.04 (0.73-1.49)</w:t>
             </w:r>
           </w:p>
         </w:tc>
@@ -20483,19 +20483,19 @@
               <w:jc w:val="left"/>
             </w:pPr>
             <w:r>
-              <w:t xml:space="preserve">p=0.922</w:t>
-            </w:r>
-          </w:p>
-        </w:tc>
-        <w:tc>
-          <w:tcPr/>
-          <w:p>
-            <w:pPr>
-              <w:pStyle w:val="Compact"/>
-              <w:jc w:val="left"/>
-            </w:pPr>
-            <w:r>
-              <w:t xml:space="preserve">1.17 (0.90-1.51)</w:t>
+              <w:t xml:space="preserve">p=0.830</w:t>
+            </w:r>
+          </w:p>
+        </w:tc>
+        <w:tc>
+          <w:tcPr/>
+          <w:p>
+            <w:pPr>
+              <w:pStyle w:val="Compact"/>
+              <w:jc w:val="left"/>
+            </w:pPr>
+            <w:r>
+              <w:t xml:space="preserve">1.19 (0.92-1.53)</w:t>
             </w:r>
           </w:p>
         </w:tc>
@@ -20517,7 +20517,7 @@
               <w:jc w:val="left"/>
             </w:pPr>
             <w:r>
-              <w:t xml:space="preserve">p=0.242</w:t>
+              <w:t xml:space="preserve">p=0.191</w:t>
             </w:r>
           </w:p>
         </w:tc>
@@ -20597,7 +20597,7 @@
               <w:jc w:val="left"/>
             </w:pPr>
             <w:r>
-              <w:t xml:space="preserve">2.34 (1.42-3.85)</w:t>
+              <w:t xml:space="preserve">2.25 (1.37-3.71)</w:t>
             </w:r>
           </w:p>
         </w:tc>
@@ -20619,19 +20619,19 @@
               <w:jc w:val="left"/>
             </w:pPr>
             <w:r>
-              <w:t xml:space="preserve">p=&lt; 0.001</w:t>
-            </w:r>
-          </w:p>
-        </w:tc>
-        <w:tc>
-          <w:tcPr/>
-          <w:p>
-            <w:pPr>
-              <w:pStyle w:val="Compact"/>
-              <w:jc w:val="left"/>
-            </w:pPr>
-            <w:r>
-              <w:t xml:space="preserve">0.82 (0.59-1.13)</w:t>
+              <w:t xml:space="preserve">p=0.001</w:t>
+            </w:r>
+          </w:p>
+        </w:tc>
+        <w:tc>
+          <w:tcPr/>
+          <w:p>
+            <w:pPr>
+              <w:pStyle w:val="Compact"/>
+              <w:jc w:val="left"/>
+            </w:pPr>
+            <w:r>
+              <w:t xml:space="preserve">0.83 (0.60-1.14)</w:t>
             </w:r>
           </w:p>
         </w:tc>
@@ -20653,7 +20653,7 @@
               <w:jc w:val="left"/>
             </w:pPr>
             <w:r>
-              <w:t xml:space="preserve">p=0.225</w:t>
+              <w:t xml:space="preserve">p=0.258</w:t>
             </w:r>
           </w:p>
         </w:tc>
@@ -20695,7 +20695,7 @@
               <w:jc w:val="left"/>
             </w:pPr>
             <w:r>
-              <w:t xml:space="preserve">2.00 (1.13-3.52)</w:t>
+              <w:t xml:space="preserve">1.88 (1.07-3.31)</w:t>
             </w:r>
           </w:p>
         </w:tc>
@@ -20717,19 +20717,19 @@
               <w:jc w:val="left"/>
             </w:pPr>
             <w:r>
-              <w:t xml:space="preserve">p=0.017</w:t>
-            </w:r>
-          </w:p>
-        </w:tc>
-        <w:tc>
-          <w:tcPr/>
-          <w:p>
-            <w:pPr>
-              <w:pStyle w:val="Compact"/>
-              <w:jc w:val="left"/>
-            </w:pPr>
-            <w:r>
-              <w:t xml:space="preserve">0.62 (0.42-0.91)</w:t>
+              <w:t xml:space="preserve">p=0.029</w:t>
+            </w:r>
+          </w:p>
+        </w:tc>
+        <w:tc>
+          <w:tcPr/>
+          <w:p>
+            <w:pPr>
+              <w:pStyle w:val="Compact"/>
+              <w:jc w:val="left"/>
+            </w:pPr>
+            <w:r>
+              <w:t xml:space="preserve">0.64 (0.43-0.93)</w:t>
             </w:r>
           </w:p>
         </w:tc>
@@ -20751,7 +20751,7 @@
               <w:jc w:val="left"/>
             </w:pPr>
             <w:r>
-              <w:t xml:space="preserve">p=0.014</w:t>
+              <w:t xml:space="preserve">p=0.020</w:t>
             </w:r>
           </w:p>
         </w:tc>
@@ -20793,7 +20793,7 @@
               <w:jc w:val="left"/>
             </w:pPr>
             <w:r>
-              <w:t xml:space="preserve">1.89 (1.15-3.12)</w:t>
+              <w:t xml:space="preserve">1.89 (1.14-3.11)</w:t>
             </w:r>
           </w:p>
         </w:tc>
@@ -20815,19 +20815,19 @@
               <w:jc w:val="left"/>
             </w:pPr>
             <w:r>
-              <w:t xml:space="preserve">p=0.012</w:t>
-            </w:r>
-          </w:p>
-        </w:tc>
-        <w:tc>
-          <w:tcPr/>
-          <w:p>
-            <w:pPr>
-              <w:pStyle w:val="Compact"/>
-              <w:jc w:val="left"/>
-            </w:pPr>
-            <w:r>
-              <w:t xml:space="preserve">0.90 (0.64-1.25)</w:t>
+              <w:t xml:space="preserve">p=0.013</w:t>
+            </w:r>
+          </w:p>
+        </w:tc>
+        <w:tc>
+          <w:tcPr/>
+          <w:p>
+            <w:pPr>
+              <w:pStyle w:val="Compact"/>
+              <w:jc w:val="left"/>
+            </w:pPr>
+            <w:r>
+              <w:t xml:space="preserve">0.90 (0.65-1.25)</w:t>
             </w:r>
           </w:p>
         </w:tc>
@@ -20891,7 +20891,7 @@
               <w:jc w:val="left"/>
             </w:pPr>
             <w:r>
-              <w:t xml:space="preserve">1.98 (1.20-3.27)</w:t>
+              <w:t xml:space="preserve">2.06 (1.25-3.41)</w:t>
             </w:r>
           </w:p>
         </w:tc>
@@ -20913,19 +20913,19 @@
               <w:jc w:val="left"/>
             </w:pPr>
             <w:r>
-              <w:t xml:space="preserve">p=0.007</w:t>
-            </w:r>
-          </w:p>
-        </w:tc>
-        <w:tc>
-          <w:tcPr/>
-          <w:p>
-            <w:pPr>
-              <w:pStyle w:val="Compact"/>
-              <w:jc w:val="left"/>
-            </w:pPr>
-            <w:r>
-              <w:t xml:space="preserve">0.98 (0.70-1.38)</w:t>
+              <w:t xml:space="preserve">p=0.005</w:t>
+            </w:r>
+          </w:p>
+        </w:tc>
+        <w:tc>
+          <w:tcPr/>
+          <w:p>
+            <w:pPr>
+              <w:pStyle w:val="Compact"/>
+              <w:jc w:val="left"/>
+            </w:pPr>
+            <w:r>
+              <w:t xml:space="preserve">0.98 (0.70-1.37)</w:t>
             </w:r>
           </w:p>
         </w:tc>
@@ -20947,7 +20947,7 @@
               <w:jc w:val="left"/>
             </w:pPr>
             <w:r>
-              <w:t xml:space="preserve">p=0.899</w:t>
+              <w:t xml:space="preserve">p=0.896</w:t>
             </w:r>
           </w:p>
         </w:tc>
@@ -20989,7 +20989,7 @@
               <w:jc w:val="left"/>
             </w:pPr>
             <w:r>
-              <w:t xml:space="preserve">0.50 (0.14-1.73)</w:t>
+              <w:t xml:space="preserve">1.31 (0.41-4.21)</w:t>
             </w:r>
           </w:p>
         </w:tc>
@@ -21011,7 +21011,7 @@
               <w:jc w:val="left"/>
             </w:pPr>
             <w:r>
-              <w:t xml:space="preserve">p=0.274</w:t>
+              <w:t xml:space="preserve">p=0.648</w:t>
             </w:r>
           </w:p>
         </w:tc>
@@ -21045,7 +21045,7 @@
               <w:jc w:val="left"/>
             </w:pPr>
             <w:r>
-              <w:t xml:space="preserve">p=0.434</w:t>
+              <w:t xml:space="preserve">p=0.436</w:t>
             </w:r>
           </w:p>
         </w:tc>
@@ -21087,7 +21087,7 @@
               <w:jc w:val="left"/>
             </w:pPr>
             <w:r>
-              <w:t xml:space="preserve">2.24 (1.37-3.66)</w:t>
+              <w:t xml:space="preserve">2.32 (1.42-3.80)</w:t>
             </w:r>
           </w:p>
         </w:tc>
@@ -21109,19 +21109,19 @@
               <w:jc w:val="left"/>
             </w:pPr>
             <w:r>
-              <w:t xml:space="preserve">p=0.001</w:t>
-            </w:r>
-          </w:p>
-        </w:tc>
-        <w:tc>
-          <w:tcPr/>
-          <w:p>
-            <w:pPr>
-              <w:pStyle w:val="Compact"/>
-              <w:jc w:val="left"/>
-            </w:pPr>
-            <w:r>
-              <w:t xml:space="preserve">0.88 (0.64-1.22)</w:t>
+              <w:t xml:space="preserve">p=&lt; 0.001</w:t>
+            </w:r>
+          </w:p>
+        </w:tc>
+        <w:tc>
+          <w:tcPr/>
+          <w:p>
+            <w:pPr>
+              <w:pStyle w:val="Compact"/>
+              <w:jc w:val="left"/>
+            </w:pPr>
+            <w:r>
+              <w:t xml:space="preserve">0.89 (0.64-1.23)</w:t>
             </w:r>
           </w:p>
         </w:tc>
@@ -21143,7 +21143,7 @@
               <w:jc w:val="left"/>
             </w:pPr>
             <w:r>
-              <w:t xml:space="preserve">p=0.456</w:t>
+              <w:t xml:space="preserve">p=0.465</w:t>
             </w:r>
           </w:p>
         </w:tc>
@@ -21197,7 +21197,7 @@
               <w:jc w:val="left"/>
             </w:pPr>
             <w:r>
-              <w:t xml:space="preserve">429</w:t>
+              <w:t xml:space="preserve">426</w:t>
             </w:r>
           </w:p>
         </w:tc>
@@ -21223,19 +21223,19 @@
               <w:jc w:val="left"/>
             </w:pPr>
             <w:r>
-              <w:t xml:space="preserve">989.3</w:t>
-            </w:r>
-          </w:p>
-        </w:tc>
-        <w:tc>
-          <w:tcPr/>
-          <w:p>
-            <w:pPr>
-              <w:pStyle w:val="Compact"/>
-              <w:jc w:val="left"/>
-            </w:pPr>
-            <w:r>
-              <w:t xml:space="preserve">3534.7</w:t>
+              <w:t xml:space="preserve">991.4</w:t>
+            </w:r>
+          </w:p>
+        </w:tc>
+        <w:tc>
+          <w:tcPr/>
+          <w:p>
+            <w:pPr>
+              <w:pStyle w:val="Compact"/>
+              <w:jc w:val="left"/>
+            </w:pPr>
+            <w:r>
+              <w:t xml:space="preserve">3514.6</w:t>
             </w:r>
           </w:p>
         </w:tc>
@@ -21414,31 +21414,31 @@
               <w:jc w:val="right"/>
             </w:pPr>
             <w:r>
-              <w:t xml:space="preserve">1.74</w:t>
-            </w:r>
-          </w:p>
-        </w:tc>
-        <w:tc>
-          <w:tcPr/>
-          <w:p>
-            <w:pPr>
-              <w:pStyle w:val="Compact"/>
-              <w:jc w:val="left"/>
-            </w:pPr>
-            <w:r>
-              <w:t xml:space="preserve">0.50-6.07</w:t>
-            </w:r>
-          </w:p>
-        </w:tc>
-        <w:tc>
-          <w:tcPr/>
-          <w:p>
-            <w:pPr>
-              <w:pStyle w:val="Compact"/>
-              <w:jc w:val="right"/>
-            </w:pPr>
-            <w:r>
-              <w:t xml:space="preserve">0.386</w:t>
+              <w:t xml:space="preserve">1.80</w:t>
+            </w:r>
+          </w:p>
+        </w:tc>
+        <w:tc>
+          <w:tcPr/>
+          <w:p>
+            <w:pPr>
+              <w:pStyle w:val="Compact"/>
+              <w:jc w:val="left"/>
+            </w:pPr>
+            <w:r>
+              <w:t xml:space="preserve">0.51-6.32</w:t>
+            </w:r>
+          </w:p>
+        </w:tc>
+        <w:tc>
+          <w:tcPr/>
+          <w:p>
+            <w:pPr>
+              <w:pStyle w:val="Compact"/>
+              <w:jc w:val="right"/>
+            </w:pPr>
+            <w:r>
+              <w:t xml:space="preserve">0.357</w:t>
             </w:r>
           </w:p>
         </w:tc>
@@ -21462,7 +21462,7 @@
               <w:jc w:val="right"/>
             </w:pPr>
             <w:r>
-              <w:t xml:space="preserve">429</w:t>
+              <w:t xml:space="preserve">426</w:t>
             </w:r>
           </w:p>
         </w:tc>
@@ -21512,31 +21512,31 @@
               <w:jc w:val="right"/>
             </w:pPr>
             <w:r>
-              <w:t xml:space="preserve">2.27</w:t>
-            </w:r>
-          </w:p>
-        </w:tc>
-        <w:tc>
-          <w:tcPr/>
-          <w:p>
-            <w:pPr>
-              <w:pStyle w:val="Compact"/>
-              <w:jc w:val="left"/>
-            </w:pPr>
-            <w:r>
-              <w:t xml:space="preserve">1.08-4.76</w:t>
-            </w:r>
-          </w:p>
-        </w:tc>
-        <w:tc>
-          <w:tcPr/>
-          <w:p>
-            <w:pPr>
-              <w:pStyle w:val="Compact"/>
-              <w:jc w:val="right"/>
-            </w:pPr>
-            <w:r>
-              <w:t xml:space="preserve">0.031</w:t>
+              <w:t xml:space="preserve">2.29</w:t>
+            </w:r>
+          </w:p>
+        </w:tc>
+        <w:tc>
+          <w:tcPr/>
+          <w:p>
+            <w:pPr>
+              <w:pStyle w:val="Compact"/>
+              <w:jc w:val="left"/>
+            </w:pPr>
+            <w:r>
+              <w:t xml:space="preserve">1.09-4.80</w:t>
+            </w:r>
+          </w:p>
+        </w:tc>
+        <w:tc>
+          <w:tcPr/>
+          <w:p>
+            <w:pPr>
+              <w:pStyle w:val="Compact"/>
+              <w:jc w:val="right"/>
+            </w:pPr>
+            <w:r>
+              <w:t xml:space="preserve">0.028</w:t>
             </w:r>
           </w:p>
         </w:tc>
@@ -21560,7 +21560,7 @@
               <w:jc w:val="right"/>
             </w:pPr>
             <w:r>
-              <w:t xml:space="preserve">429</w:t>
+              <w:t xml:space="preserve">426</w:t>
             </w:r>
           </w:p>
         </w:tc>
@@ -21610,31 +21610,31 @@
               <w:jc w:val="right"/>
             </w:pPr>
             <w:r>
-              <w:t xml:space="preserve">1.02</w:t>
-            </w:r>
-          </w:p>
-        </w:tc>
-        <w:tc>
-          <w:tcPr/>
-          <w:p>
-            <w:pPr>
-              <w:pStyle w:val="Compact"/>
-              <w:jc w:val="left"/>
-            </w:pPr>
-            <w:r>
-              <w:t xml:space="preserve">0.71-1.46</w:t>
-            </w:r>
-          </w:p>
-        </w:tc>
-        <w:tc>
-          <w:tcPr/>
-          <w:p>
-            <w:pPr>
-              <w:pStyle w:val="Compact"/>
-              <w:jc w:val="right"/>
-            </w:pPr>
-            <w:r>
-              <w:t xml:space="preserve">0.922</w:t>
+              <w:t xml:space="preserve">1.04</w:t>
+            </w:r>
+          </w:p>
+        </w:tc>
+        <w:tc>
+          <w:tcPr/>
+          <w:p>
+            <w:pPr>
+              <w:pStyle w:val="Compact"/>
+              <w:jc w:val="left"/>
+            </w:pPr>
+            <w:r>
+              <w:t xml:space="preserve">0.73-1.49</w:t>
+            </w:r>
+          </w:p>
+        </w:tc>
+        <w:tc>
+          <w:tcPr/>
+          <w:p>
+            <w:pPr>
+              <w:pStyle w:val="Compact"/>
+              <w:jc w:val="right"/>
+            </w:pPr>
+            <w:r>
+              <w:t xml:space="preserve">0.830</w:t>
             </w:r>
           </w:p>
         </w:tc>
@@ -21658,7 +21658,7 @@
               <w:jc w:val="right"/>
             </w:pPr>
             <w:r>
-              <w:t xml:space="preserve">429</w:t>
+              <w:t xml:space="preserve">426</w:t>
             </w:r>
           </w:p>
         </w:tc>
@@ -21708,19 +21708,19 @@
               <w:jc w:val="right"/>
             </w:pPr>
             <w:r>
-              <w:t xml:space="preserve">2.25</w:t>
-            </w:r>
-          </w:p>
-        </w:tc>
-        <w:tc>
-          <w:tcPr/>
-          <w:p>
-            <w:pPr>
-              <w:pStyle w:val="Compact"/>
-              <w:jc w:val="left"/>
-            </w:pPr>
-            <w:r>
-              <w:t xml:space="preserve">1.14-4.47</w:t>
+              <w:t xml:space="preserve">2.24</w:t>
+            </w:r>
+          </w:p>
+        </w:tc>
+        <w:tc>
+          <w:tcPr/>
+          <w:p>
+            <w:pPr>
+              <w:pStyle w:val="Compact"/>
+              <w:jc w:val="left"/>
+            </w:pPr>
+            <w:r>
+              <w:t xml:space="preserve">1.13-4.41</w:t>
             </w:r>
           </w:p>
         </w:tc>
@@ -21756,7 +21756,7 @@
               <w:jc w:val="right"/>
             </w:pPr>
             <w:r>
-              <w:t xml:space="preserve">429</w:t>
+              <w:t xml:space="preserve">426</w:t>
             </w:r>
           </w:p>
         </w:tc>
@@ -21806,19 +21806,19 @@
               <w:jc w:val="right"/>
             </w:pPr>
             <w:r>
-              <w:t xml:space="preserve">1.63</w:t>
-            </w:r>
-          </w:p>
-        </w:tc>
-        <w:tc>
-          <w:tcPr/>
-          <w:p>
-            <w:pPr>
-              <w:pStyle w:val="Compact"/>
-              <w:jc w:val="left"/>
-            </w:pPr>
-            <w:r>
-              <w:t xml:space="preserve">1.11-2.40</w:t>
+              <w:t xml:space="preserve">1.62</w:t>
+            </w:r>
+          </w:p>
+        </w:tc>
+        <w:tc>
+          <w:tcPr/>
+          <w:p>
+            <w:pPr>
+              <w:pStyle w:val="Compact"/>
+              <w:jc w:val="left"/>
+            </w:pPr>
+            <w:r>
+              <w:t xml:space="preserve">1.11-2.38</w:t>
             </w:r>
           </w:p>
         </w:tc>
@@ -21854,7 +21854,7 @@
               <w:jc w:val="right"/>
             </w:pPr>
             <w:r>
-              <w:t xml:space="preserve">429</w:t>
+              <w:t xml:space="preserve">426</w:t>
             </w:r>
           </w:p>
         </w:tc>
@@ -21904,31 +21904,31 @@
               <w:jc w:val="right"/>
             </w:pPr>
             <w:r>
-              <w:t xml:space="preserve">1.17</w:t>
-            </w:r>
-          </w:p>
-        </w:tc>
-        <w:tc>
-          <w:tcPr/>
-          <w:p>
-            <w:pPr>
-              <w:pStyle w:val="Compact"/>
-              <w:jc w:val="left"/>
-            </w:pPr>
-            <w:r>
-              <w:t xml:space="preserve">0.90-1.51</w:t>
-            </w:r>
-          </w:p>
-        </w:tc>
-        <w:tc>
-          <w:tcPr/>
-          <w:p>
-            <w:pPr>
-              <w:pStyle w:val="Compact"/>
-              <w:jc w:val="right"/>
-            </w:pPr>
-            <w:r>
-              <w:t xml:space="preserve">0.242</w:t>
+              <w:t xml:space="preserve">1.19</w:t>
+            </w:r>
+          </w:p>
+        </w:tc>
+        <w:tc>
+          <w:tcPr/>
+          <w:p>
+            <w:pPr>
+              <w:pStyle w:val="Compact"/>
+              <w:jc w:val="left"/>
+            </w:pPr>
+            <w:r>
+              <w:t xml:space="preserve">0.92-1.53</w:t>
+            </w:r>
+          </w:p>
+        </w:tc>
+        <w:tc>
+          <w:tcPr/>
+          <w:p>
+            <w:pPr>
+              <w:pStyle w:val="Compact"/>
+              <w:jc w:val="right"/>
+            </w:pPr>
+            <w:r>
+              <w:t xml:space="preserve">0.191</w:t>
             </w:r>
           </w:p>
         </w:tc>
@@ -21952,7 +21952,7 @@
               <w:jc w:val="right"/>
             </w:pPr>
             <w:r>
-              <w:t xml:space="preserve">429</w:t>
+              <w:t xml:space="preserve">426</w:t>
             </w:r>
           </w:p>
         </w:tc>
@@ -22002,31 +22002,31 @@
               <w:jc w:val="right"/>
             </w:pPr>
             <w:r>
-              <w:t xml:space="preserve">1.74</w:t>
-            </w:r>
-          </w:p>
-        </w:tc>
-        <w:tc>
-          <w:tcPr/>
-          <w:p>
-            <w:pPr>
-              <w:pStyle w:val="Compact"/>
-              <w:jc w:val="left"/>
-            </w:pPr>
-            <w:r>
-              <w:t xml:space="preserve">0.50-6.08</w:t>
-            </w:r>
-          </w:p>
-        </w:tc>
-        <w:tc>
-          <w:tcPr/>
-          <w:p>
-            <w:pPr>
-              <w:pStyle w:val="Compact"/>
-              <w:jc w:val="right"/>
-            </w:pPr>
-            <w:r>
-              <w:t xml:space="preserve">0.385</w:t>
+              <w:t xml:space="preserve">1.81</w:t>
+            </w:r>
+          </w:p>
+        </w:tc>
+        <w:tc>
+          <w:tcPr/>
+          <w:p>
+            <w:pPr>
+              <w:pStyle w:val="Compact"/>
+              <w:jc w:val="left"/>
+            </w:pPr>
+            <w:r>
+              <w:t xml:space="preserve">0.52-6.34</w:t>
+            </w:r>
+          </w:p>
+        </w:tc>
+        <w:tc>
+          <w:tcPr/>
+          <w:p>
+            <w:pPr>
+              <w:pStyle w:val="Compact"/>
+              <w:jc w:val="right"/>
+            </w:pPr>
+            <w:r>
+              <w:t xml:space="preserve">0.355</w:t>
             </w:r>
           </w:p>
         </w:tc>
@@ -22050,7 +22050,7 @@
               <w:jc w:val="right"/>
             </w:pPr>
             <w:r>
-              <w:t xml:space="preserve">429</w:t>
+              <w:t xml:space="preserve">426</w:t>
             </w:r>
           </w:p>
         </w:tc>
@@ -22100,31 +22100,31 @@
               <w:jc w:val="right"/>
             </w:pPr>
             <w:r>
-              <w:t xml:space="preserve">2.26</w:t>
-            </w:r>
-          </w:p>
-        </w:tc>
-        <w:tc>
-          <w:tcPr/>
-          <w:p>
-            <w:pPr>
-              <w:pStyle w:val="Compact"/>
-              <w:jc w:val="left"/>
-            </w:pPr>
-            <w:r>
-              <w:t xml:space="preserve">1.08-4.75</w:t>
-            </w:r>
-          </w:p>
-        </w:tc>
-        <w:tc>
-          <w:tcPr/>
-          <w:p>
-            <w:pPr>
-              <w:pStyle w:val="Compact"/>
-              <w:jc w:val="right"/>
-            </w:pPr>
-            <w:r>
-              <w:t xml:space="preserve">0.031</w:t>
+              <w:t xml:space="preserve">2.28</w:t>
+            </w:r>
+          </w:p>
+        </w:tc>
+        <w:tc>
+          <w:tcPr/>
+          <w:p>
+            <w:pPr>
+              <w:pStyle w:val="Compact"/>
+              <w:jc w:val="left"/>
+            </w:pPr>
+            <w:r>
+              <w:t xml:space="preserve">1.09-4.79</w:t>
+            </w:r>
+          </w:p>
+        </w:tc>
+        <w:tc>
+          <w:tcPr/>
+          <w:p>
+            <w:pPr>
+              <w:pStyle w:val="Compact"/>
+              <w:jc w:val="right"/>
+            </w:pPr>
+            <w:r>
+              <w:t xml:space="preserve">0.029</w:t>
             </w:r>
           </w:p>
         </w:tc>
@@ -22148,7 +22148,7 @@
               <w:jc w:val="right"/>
             </w:pPr>
             <w:r>
-              <w:t xml:space="preserve">429</w:t>
+              <w:t xml:space="preserve">426</w:t>
             </w:r>
           </w:p>
         </w:tc>
@@ -22198,31 +22198,31 @@
               <w:jc w:val="right"/>
             </w:pPr>
             <w:r>
-              <w:t xml:space="preserve">1.03</w:t>
-            </w:r>
-          </w:p>
-        </w:tc>
-        <w:tc>
-          <w:tcPr/>
-          <w:p>
-            <w:pPr>
-              <w:pStyle w:val="Compact"/>
-              <w:jc w:val="left"/>
-            </w:pPr>
-            <w:r>
-              <w:t xml:space="preserve">0.71-1.50</w:t>
-            </w:r>
-          </w:p>
-        </w:tc>
-        <w:tc>
-          <w:tcPr/>
-          <w:p>
-            <w:pPr>
-              <w:pStyle w:val="Compact"/>
-              <w:jc w:val="right"/>
-            </w:pPr>
-            <w:r>
-              <w:t xml:space="preserve">0.857</w:t>
+              <w:t xml:space="preserve">1.06</w:t>
+            </w:r>
+          </w:p>
+        </w:tc>
+        <w:tc>
+          <w:tcPr/>
+          <w:p>
+            <w:pPr>
+              <w:pStyle w:val="Compact"/>
+              <w:jc w:val="left"/>
+            </w:pPr>
+            <w:r>
+              <w:t xml:space="preserve">0.73-1.54</w:t>
+            </w:r>
+          </w:p>
+        </w:tc>
+        <w:tc>
+          <w:tcPr/>
+          <w:p>
+            <w:pPr>
+              <w:pStyle w:val="Compact"/>
+              <w:jc w:val="right"/>
+            </w:pPr>
+            <w:r>
+              <w:t xml:space="preserve">0.754</w:t>
             </w:r>
           </w:p>
         </w:tc>
@@ -22246,7 +22246,7 @@
               <w:jc w:val="right"/>
             </w:pPr>
             <w:r>
-              <w:t xml:space="preserve">429</w:t>
+              <w:t xml:space="preserve">426</w:t>
             </w:r>
           </w:p>
         </w:tc>
@@ -22320,7 +22320,7 @@
               <w:jc w:val="right"/>
             </w:pPr>
             <w:r>
-              <w:t xml:space="preserve">0.823</w:t>
+              <w:t xml:space="preserve">0.822</w:t>
             </w:r>
           </w:p>
         </w:tc>
@@ -22344,7 +22344,7 @@
               <w:jc w:val="right"/>
             </w:pPr>
             <w:r>
-              <w:t xml:space="preserve">429</w:t>
+              <w:t xml:space="preserve">426</w:t>
             </w:r>
           </w:p>
         </w:tc>
@@ -22394,19 +22394,19 @@
               <w:jc w:val="right"/>
             </w:pPr>
             <w:r>
-              <w:t xml:space="preserve">2.25</w:t>
-            </w:r>
-          </w:p>
-        </w:tc>
-        <w:tc>
-          <w:tcPr/>
-          <w:p>
-            <w:pPr>
-              <w:pStyle w:val="Compact"/>
-              <w:jc w:val="left"/>
-            </w:pPr>
-            <w:r>
-              <w:t xml:space="preserve">1.13-4.46</w:t>
+              <w:t xml:space="preserve">2.23</w:t>
+            </w:r>
+          </w:p>
+        </w:tc>
+        <w:tc>
+          <w:tcPr/>
+          <w:p>
+            <w:pPr>
+              <w:pStyle w:val="Compact"/>
+              <w:jc w:val="left"/>
+            </w:pPr>
+            <w:r>
+              <w:t xml:space="preserve">1.13-4.40</w:t>
             </w:r>
           </w:p>
         </w:tc>
@@ -22442,7 +22442,7 @@
               <w:jc w:val="right"/>
             </w:pPr>
             <w:r>
-              <w:t xml:space="preserve">429</w:t>
+              <w:t xml:space="preserve">426</w:t>
             </w:r>
           </w:p>
         </w:tc>
@@ -22504,7 +22504,7 @@
               <w:jc w:val="left"/>
             </w:pPr>
             <w:r>
-              <w:t xml:space="preserve">1.11-2.41</w:t>
+              <w:t xml:space="preserve">1.12-2.40</w:t>
             </w:r>
           </w:p>
         </w:tc>
@@ -22540,7 +22540,7 @@
               <w:jc w:val="right"/>
             </w:pPr>
             <w:r>
-              <w:t xml:space="preserve">429</w:t>
+              <w:t xml:space="preserve">426</w:t>
             </w:r>
           </w:p>
         </w:tc>
@@ -22590,31 +22590,31 @@
               <w:jc w:val="right"/>
             </w:pPr>
             <w:r>
-              <w:t xml:space="preserve">1.15</w:t>
-            </w:r>
-          </w:p>
-        </w:tc>
-        <w:tc>
-          <w:tcPr/>
-          <w:p>
-            <w:pPr>
-              <w:pStyle w:val="Compact"/>
-              <w:jc w:val="left"/>
-            </w:pPr>
-            <w:r>
-              <w:t xml:space="preserve">0.88-1.49</w:t>
-            </w:r>
-          </w:p>
-        </w:tc>
-        <w:tc>
-          <w:tcPr/>
-          <w:p>
-            <w:pPr>
-              <w:pStyle w:val="Compact"/>
-              <w:jc w:val="right"/>
-            </w:pPr>
-            <w:r>
-              <w:t xml:space="preserve">0.317</w:t>
+              <w:t xml:space="preserve">1.16</w:t>
+            </w:r>
+          </w:p>
+        </w:tc>
+        <w:tc>
+          <w:tcPr/>
+          <w:p>
+            <w:pPr>
+              <w:pStyle w:val="Compact"/>
+              <w:jc w:val="left"/>
+            </w:pPr>
+            <w:r>
+              <w:t xml:space="preserve">0.89-1.51</w:t>
+            </w:r>
+          </w:p>
+        </w:tc>
+        <w:tc>
+          <w:tcPr/>
+          <w:p>
+            <w:pPr>
+              <w:pStyle w:val="Compact"/>
+              <w:jc w:val="right"/>
+            </w:pPr>
+            <w:r>
+              <w:t xml:space="preserve">0.276</w:t>
             </w:r>
           </w:p>
         </w:tc>
@@ -22638,7 +22638,7 @@
               <w:jc w:val="right"/>
             </w:pPr>
             <w:r>
-              <w:t xml:space="preserve">429</w:t>
+              <w:t xml:space="preserve">426</w:t>
             </w:r>
           </w:p>
         </w:tc>
@@ -22688,31 +22688,31 @@
               <w:jc w:val="right"/>
             </w:pPr>
             <w:r>
-              <w:t xml:space="preserve">1.29</w:t>
-            </w:r>
-          </w:p>
-        </w:tc>
-        <w:tc>
-          <w:tcPr/>
-          <w:p>
-            <w:pPr>
-              <w:pStyle w:val="Compact"/>
-              <w:jc w:val="left"/>
-            </w:pPr>
-            <w:r>
-              <w:t xml:space="preserve">0.83-2.02</w:t>
-            </w:r>
-          </w:p>
-        </w:tc>
-        <w:tc>
-          <w:tcPr/>
-          <w:p>
-            <w:pPr>
-              <w:pStyle w:val="Compact"/>
-              <w:jc w:val="right"/>
-            </w:pPr>
-            <w:r>
-              <w:t xml:space="preserve">0.261</w:t>
+              <w:t xml:space="preserve">1.36</w:t>
+            </w:r>
+          </w:p>
+        </w:tc>
+        <w:tc>
+          <w:tcPr/>
+          <w:p>
+            <w:pPr>
+              <w:pStyle w:val="Compact"/>
+              <w:jc w:val="left"/>
+            </w:pPr>
+            <w:r>
+              <w:t xml:space="preserve">0.87-2.12</w:t>
+            </w:r>
+          </w:p>
+        </w:tc>
+        <w:tc>
+          <w:tcPr/>
+          <w:p>
+            <w:pPr>
+              <w:pStyle w:val="Compact"/>
+              <w:jc w:val="right"/>
+            </w:pPr>
+            <w:r>
+              <w:t xml:space="preserve">0.180</w:t>
             </w:r>
           </w:p>
         </w:tc>
@@ -22736,7 +22736,7 @@
               <w:jc w:val="right"/>
             </w:pPr>
             <w:r>
-              <w:t xml:space="preserve">429</w:t>
+              <w:t xml:space="preserve">426</w:t>
             </w:r>
           </w:p>
         </w:tc>
@@ -22786,31 +22786,31 @@
               <w:jc w:val="right"/>
             </w:pPr>
             <w:r>
-              <w:t xml:space="preserve">1.53</w:t>
-            </w:r>
-          </w:p>
-        </w:tc>
-        <w:tc>
-          <w:tcPr/>
-          <w:p>
-            <w:pPr>
-              <w:pStyle w:val="Compact"/>
-              <w:jc w:val="left"/>
-            </w:pPr>
-            <w:r>
-              <w:t xml:space="preserve">0.42-5.52</w:t>
-            </w:r>
-          </w:p>
-        </w:tc>
-        <w:tc>
-          <w:tcPr/>
-          <w:p>
-            <w:pPr>
-              <w:pStyle w:val="Compact"/>
-              <w:jc w:val="right"/>
-            </w:pPr>
-            <w:r>
-              <w:t xml:space="preserve">0.517</w:t>
+              <w:t xml:space="preserve">1.59</w:t>
+            </w:r>
+          </w:p>
+        </w:tc>
+        <w:tc>
+          <w:tcPr/>
+          <w:p>
+            <w:pPr>
+              <w:pStyle w:val="Compact"/>
+              <w:jc w:val="left"/>
+            </w:pPr>
+            <w:r>
+              <w:t xml:space="preserve">0.44-5.75</w:t>
+            </w:r>
+          </w:p>
+        </w:tc>
+        <w:tc>
+          <w:tcPr/>
+          <w:p>
+            <w:pPr>
+              <w:pStyle w:val="Compact"/>
+              <w:jc w:val="right"/>
+            </w:pPr>
+            <w:r>
+              <w:t xml:space="preserve">0.482</w:t>
             </w:r>
           </w:p>
         </w:tc>
@@ -22834,7 +22834,7 @@
               <w:jc w:val="right"/>
             </w:pPr>
             <w:r>
-              <w:t xml:space="preserve">412</w:t>
+              <w:t xml:space="preserve">409</w:t>
             </w:r>
           </w:p>
         </w:tc>
@@ -22884,31 +22884,31 @@
               <w:jc w:val="right"/>
             </w:pPr>
             <w:r>
-              <w:t xml:space="preserve">2.32</w:t>
-            </w:r>
-          </w:p>
-        </w:tc>
-        <w:tc>
-          <w:tcPr/>
-          <w:p>
-            <w:pPr>
-              <w:pStyle w:val="Compact"/>
-              <w:jc w:val="left"/>
-            </w:pPr>
-            <w:r>
-              <w:t xml:space="preserve">1.06-5.06</w:t>
-            </w:r>
-          </w:p>
-        </w:tc>
-        <w:tc>
-          <w:tcPr/>
-          <w:p>
-            <w:pPr>
-              <w:pStyle w:val="Compact"/>
-              <w:jc w:val="right"/>
-            </w:pPr>
-            <w:r>
-              <w:t xml:space="preserve">0.034</w:t>
+              <w:t xml:space="preserve">2.35</w:t>
+            </w:r>
+          </w:p>
+        </w:tc>
+        <w:tc>
+          <w:tcPr/>
+          <w:p>
+            <w:pPr>
+              <w:pStyle w:val="Compact"/>
+              <w:jc w:val="left"/>
+            </w:pPr>
+            <w:r>
+              <w:t xml:space="preserve">1.08-5.10</w:t>
+            </w:r>
+          </w:p>
+        </w:tc>
+        <w:tc>
+          <w:tcPr/>
+          <w:p>
+            <w:pPr>
+              <w:pStyle w:val="Compact"/>
+              <w:jc w:val="right"/>
+            </w:pPr>
+            <w:r>
+              <w:t xml:space="preserve">0.031</w:t>
             </w:r>
           </w:p>
         </w:tc>
@@ -22932,7 +22932,7 @@
               <w:jc w:val="right"/>
             </w:pPr>
             <w:r>
-              <w:t xml:space="preserve">412</w:t>
+              <w:t xml:space="preserve">409</w:t>
             </w:r>
           </w:p>
         </w:tc>
@@ -22982,31 +22982,31 @@
               <w:jc w:val="right"/>
             </w:pPr>
             <w:r>
-              <w:t xml:space="preserve">1.00</w:t>
-            </w:r>
-          </w:p>
-        </w:tc>
-        <w:tc>
-          <w:tcPr/>
-          <w:p>
-            <w:pPr>
-              <w:pStyle w:val="Compact"/>
-              <w:jc w:val="left"/>
-            </w:pPr>
-            <w:r>
-              <w:t xml:space="preserve">0.69-1.45</w:t>
-            </w:r>
-          </w:p>
-        </w:tc>
-        <w:tc>
-          <w:tcPr/>
-          <w:p>
-            <w:pPr>
-              <w:pStyle w:val="Compact"/>
-              <w:jc w:val="right"/>
-            </w:pPr>
-            <w:r>
-              <w:t xml:space="preserve">1.000</w:t>
+              <w:t xml:space="preserve">1.03</w:t>
+            </w:r>
+          </w:p>
+        </w:tc>
+        <w:tc>
+          <w:tcPr/>
+          <w:p>
+            <w:pPr>
+              <w:pStyle w:val="Compact"/>
+              <w:jc w:val="left"/>
+            </w:pPr>
+            <w:r>
+              <w:t xml:space="preserve">0.71-1.49</w:t>
+            </w:r>
+          </w:p>
+        </w:tc>
+        <w:tc>
+          <w:tcPr/>
+          <w:p>
+            <w:pPr>
+              <w:pStyle w:val="Compact"/>
+              <w:jc w:val="right"/>
+            </w:pPr>
+            <w:r>
+              <w:t xml:space="preserve">0.872</w:t>
             </w:r>
           </w:p>
         </w:tc>
@@ -23030,7 +23030,7 @@
               <w:jc w:val="right"/>
             </w:pPr>
             <w:r>
-              <w:t xml:space="preserve">412</w:t>
+              <w:t xml:space="preserve">409</w:t>
             </w:r>
           </w:p>
         </w:tc>
@@ -23080,19 +23080,19 @@
               <w:jc w:val="right"/>
             </w:pPr>
             <w:r>
-              <w:t xml:space="preserve">2.51</w:t>
-            </w:r>
-          </w:p>
-        </w:tc>
-        <w:tc>
-          <w:tcPr/>
-          <w:p>
-            <w:pPr>
-              <w:pStyle w:val="Compact"/>
-              <w:jc w:val="left"/>
-            </w:pPr>
-            <w:r>
-              <w:t xml:space="preserve">1.22-5.18</w:t>
+              <w:t xml:space="preserve">2.49</w:t>
+            </w:r>
+          </w:p>
+        </w:tc>
+        <w:tc>
+          <w:tcPr/>
+          <w:p>
+            <w:pPr>
+              <w:pStyle w:val="Compact"/>
+              <w:jc w:val="left"/>
+            </w:pPr>
+            <w:r>
+              <w:t xml:space="preserve">1.22-5.10</w:t>
             </w:r>
           </w:p>
         </w:tc>
@@ -23128,7 +23128,7 @@
               <w:jc w:val="right"/>
             </w:pPr>
             <w:r>
-              <w:t xml:space="preserve">412</w:t>
+              <w:t xml:space="preserve">409</w:t>
             </w:r>
           </w:p>
         </w:tc>
@@ -23190,7 +23190,7 @@
               <w:jc w:val="left"/>
             </w:pPr>
             <w:r>
-              <w:t xml:space="preserve">1.02-2.28</w:t>
+              <w:t xml:space="preserve">1.02-2.27</w:t>
             </w:r>
           </w:p>
         </w:tc>
@@ -23226,7 +23226,7 @@
               <w:jc w:val="right"/>
             </w:pPr>
             <w:r>
-              <w:t xml:space="preserve">412</w:t>
+              <w:t xml:space="preserve">409</w:t>
             </w:r>
           </w:p>
         </w:tc>
@@ -23276,31 +23276,31 @@
               <w:jc w:val="right"/>
             </w:pPr>
             <w:r>
-              <w:t xml:space="preserve">1.14</w:t>
-            </w:r>
-          </w:p>
-        </w:tc>
-        <w:tc>
-          <w:tcPr/>
-          <w:p>
-            <w:pPr>
-              <w:pStyle w:val="Compact"/>
-              <w:jc w:val="left"/>
-            </w:pPr>
-            <w:r>
-              <w:t xml:space="preserve">0.87-1.48</w:t>
-            </w:r>
-          </w:p>
-        </w:tc>
-        <w:tc>
-          <w:tcPr/>
-          <w:p>
-            <w:pPr>
-              <w:pStyle w:val="Compact"/>
-              <w:jc w:val="right"/>
-            </w:pPr>
-            <w:r>
-              <w:t xml:space="preserve">0.340</w:t>
+              <w:t xml:space="preserve">1.16</w:t>
+            </w:r>
+          </w:p>
+        </w:tc>
+        <w:tc>
+          <w:tcPr/>
+          <w:p>
+            <w:pPr>
+              <w:pStyle w:val="Compact"/>
+              <w:jc w:val="left"/>
+            </w:pPr>
+            <w:r>
+              <w:t xml:space="preserve">0.89-1.51</w:t>
+            </w:r>
+          </w:p>
+        </w:tc>
+        <w:tc>
+          <w:tcPr/>
+          <w:p>
+            <w:pPr>
+              <w:pStyle w:val="Compact"/>
+              <w:jc w:val="right"/>
+            </w:pPr>
+            <w:r>
+              <w:t xml:space="preserve">0.275</w:t>
             </w:r>
           </w:p>
         </w:tc>
@@ -23324,7 +23324,7 @@
               <w:jc w:val="right"/>
             </w:pPr>
             <w:r>
-              <w:t xml:space="preserve">412</w:t>
+              <w:t xml:space="preserve">409</w:t>
             </w:r>
           </w:p>
         </w:tc>
@@ -23638,7 +23638,7 @@
               <w:jc w:val="right"/>
             </w:pPr>
             <w:r>
-              <w:t xml:space="preserve">433</w:t>
+              <w:t xml:space="preserve">436</w:t>
             </w:r>
           </w:p>
         </w:tc>
@@ -23662,7 +23662,7 @@
               <w:jc w:val="right"/>
             </w:pPr>
             <w:r>
-              <w:t xml:space="preserve">59.2</w:t>
+              <w:t xml:space="preserve">59.6</w:t>
             </w:r>
           </w:p>
         </w:tc>
@@ -24084,19 +24084,19 @@
               <w:jc w:val="right"/>
             </w:pPr>
             <w:r>
-              <w:t xml:space="preserve">433</w:t>
-            </w:r>
-          </w:p>
-        </w:tc>
-        <w:tc>
-          <w:tcPr/>
-          <w:p>
-            <w:pPr>
-              <w:pStyle w:val="Compact"/>
-              <w:jc w:val="right"/>
-            </w:pPr>
-            <w:r>
-              <w:t xml:space="preserve">85.5</w:t>
+              <w:t xml:space="preserve">436</w:t>
+            </w:r>
+          </w:p>
+        </w:tc>
+        <w:tc>
+          <w:tcPr/>
+          <w:p>
+            <w:pPr>
+              <w:pStyle w:val="Compact"/>
+              <w:jc w:val="right"/>
+            </w:pPr>
+            <w:r>
+              <w:t xml:space="preserve">84.9</w:t>
             </w:r>
           </w:p>
         </w:tc>
@@ -24146,19 +24146,19 @@
               <w:jc w:val="right"/>
             </w:pPr>
             <w:r>
-              <w:t xml:space="preserve">433</w:t>
-            </w:r>
-          </w:p>
-        </w:tc>
-        <w:tc>
-          <w:tcPr/>
-          <w:p>
-            <w:pPr>
-              <w:pStyle w:val="Compact"/>
-              <w:jc w:val="right"/>
-            </w:pPr>
-            <w:r>
-              <w:t xml:space="preserve">13.4</w:t>
+              <w:t xml:space="preserve">436</w:t>
+            </w:r>
+          </w:p>
+        </w:tc>
+        <w:tc>
+          <w:tcPr/>
+          <w:p>
+            <w:pPr>
+              <w:pStyle w:val="Compact"/>
+              <w:jc w:val="right"/>
+            </w:pPr>
+            <w:r>
+              <w:t xml:space="preserve">13.3</w:t>
             </w:r>
           </w:p>
         </w:tc>
@@ -24208,7 +24208,7 @@
               <w:jc w:val="right"/>
             </w:pPr>
             <w:r>
-              <w:t xml:space="preserve">433</w:t>
+              <w:t xml:space="preserve">436</w:t>
             </w:r>
           </w:p>
         </w:tc>

--- a/manuscript_output/manuscript_mystery_caller.docx
+++ b/manuscript_output/manuscript_mystery_caller.docx
@@ -19241,9 +19241,9 @@
         <w:tblCaption w:val="Table S7. Access vs. timeliness models, side by side."/>
       </w:tblPr>
       <w:tblGrid>
-        <w:gridCol w:w="3315"/>
-        <w:gridCol w:w="2394"/>
-        <w:gridCol w:w="2210"/>
+        <w:gridCol w:w="3168"/>
+        <w:gridCol w:w="2464"/>
+        <w:gridCol w:w="2288"/>
       </w:tblGrid>
       <w:tr>
         <w:trPr>
@@ -19345,16 +19345,20 @@
               <w:jc w:val="left"/>
             </w:pPr>
             <w:r>
-              <w:t xml:space="preserve">1.00 (0.59-1.69)</w:t>
-            </w:r>
-          </w:p>
-        </w:tc>
-        <w:tc>
-          <w:tcPr/>
-          <w:p>
-            <w:pPr>
-              <w:pStyle w:val="Compact"/>
-            </w:pPr>
+              <w:t xml:space="preserve">1.00 (0.59-1.69), p=0.995</w:t>
+            </w:r>
+          </w:p>
+        </w:tc>
+        <w:tc>
+          <w:tcPr/>
+          <w:p>
+            <w:pPr>
+              <w:pStyle w:val="Compact"/>
+              <w:jc w:val="left"/>
+            </w:pPr>
+            <w:r>
+              <w:t xml:space="preserve">1.06 (0.74-1.52), p=0.743</w:t>
+            </w:r>
           </w:p>
         </w:tc>
       </w:tr>
@@ -19367,28 +19371,32 @@
               <w:jc w:val="left"/>
             </w:pPr>
             <w:r>
-              <w:t xml:space="preserve">p=0.995</w:t>
-            </w:r>
-          </w:p>
-        </w:tc>
-        <w:tc>
-          <w:tcPr/>
-          <w:p>
-            <w:pPr>
-              <w:pStyle w:val="Compact"/>
-              <w:jc w:val="left"/>
-            </w:pPr>
-            <w:r>
-              <w:t xml:space="preserve">1.06 (0.74-1.52)</w:t>
-            </w:r>
-          </w:p>
-        </w:tc>
-        <w:tc>
-          <w:tcPr/>
-          <w:p>
-            <w:pPr>
-              <w:pStyle w:val="Compact"/>
-            </w:pPr>
+              <w:t xml:space="preserve">Head and neck oncology</w:t>
+            </w:r>
+          </w:p>
+        </w:tc>
+        <w:tc>
+          <w:tcPr/>
+          <w:p>
+            <w:pPr>
+              <w:pStyle w:val="Compact"/>
+              <w:jc w:val="left"/>
+            </w:pPr>
+            <w:r>
+              <w:t xml:space="preserve">0.82 (0.36-1.90), p=0.650</w:t>
+            </w:r>
+          </w:p>
+        </w:tc>
+        <w:tc>
+          <w:tcPr/>
+          <w:p>
+            <w:pPr>
+              <w:pStyle w:val="Compact"/>
+              <w:jc w:val="left"/>
+            </w:pPr>
+            <w:r>
+              <w:t xml:space="preserve">1.29 (0.74-2.26), p=0.369</w:t>
+            </w:r>
           </w:p>
         </w:tc>
       </w:tr>
@@ -19401,24 +19409,32 @@
               <w:jc w:val="left"/>
             </w:pPr>
             <w:r>
-              <w:t xml:space="preserve">p=0.743</w:t>
-            </w:r>
-          </w:p>
-        </w:tc>
-        <w:tc>
-          <w:tcPr/>
-          <w:p>
-            <w:pPr>
-              <w:pStyle w:val="Compact"/>
-            </w:pPr>
-          </w:p>
-        </w:tc>
-        <w:tc>
-          <w:tcPr/>
-          <w:p>
-            <w:pPr>
-              <w:pStyle w:val="Compact"/>
-            </w:pPr>
+              <w:t xml:space="preserve">Laryngology</w:t>
+            </w:r>
+          </w:p>
+        </w:tc>
+        <w:tc>
+          <w:tcPr/>
+          <w:p>
+            <w:pPr>
+              <w:pStyle w:val="Compact"/>
+              <w:jc w:val="left"/>
+            </w:pPr>
+            <w:r>
+              <w:t xml:space="preserve">1.80 (0.51-6.32), p=0.357</w:t>
+            </w:r>
+          </w:p>
+        </w:tc>
+        <w:tc>
+          <w:tcPr/>
+          <w:p>
+            <w:pPr>
+              <w:pStyle w:val="Compact"/>
+              <w:jc w:val="left"/>
+            </w:pPr>
+            <w:r>
+              <w:t xml:space="preserve">2.24 (1.13-4.41), p=0.020</w:t>
+            </w:r>
           </w:p>
         </w:tc>
       </w:tr>
@@ -19431,28 +19447,32 @@
               <w:jc w:val="left"/>
             </w:pPr>
             <w:r>
-              <w:t xml:space="preserve">Head and neck oncology</w:t>
-            </w:r>
-          </w:p>
-        </w:tc>
-        <w:tc>
-          <w:tcPr/>
-          <w:p>
-            <w:pPr>
-              <w:pStyle w:val="Compact"/>
-              <w:jc w:val="left"/>
-            </w:pPr>
-            <w:r>
-              <w:t xml:space="preserve">0.82 (0.36-1.90)</w:t>
-            </w:r>
-          </w:p>
-        </w:tc>
-        <w:tc>
-          <w:tcPr/>
-          <w:p>
-            <w:pPr>
-              <w:pStyle w:val="Compact"/>
-            </w:pPr>
+              <w:t xml:space="preserve">Otology/neurotology</w:t>
+            </w:r>
+          </w:p>
+        </w:tc>
+        <w:tc>
+          <w:tcPr/>
+          <w:p>
+            <w:pPr>
+              <w:pStyle w:val="Compact"/>
+              <w:jc w:val="left"/>
+            </w:pPr>
+            <w:r>
+              <w:t xml:space="preserve">0.58 (0.27-1.25), p=0.167</w:t>
+            </w:r>
+          </w:p>
+        </w:tc>
+        <w:tc>
+          <w:tcPr/>
+          <w:p>
+            <w:pPr>
+              <w:pStyle w:val="Compact"/>
+              <w:jc w:val="left"/>
+            </w:pPr>
+            <w:r>
+              <w:t xml:space="preserve">1.31 (0.72-2.41), p=0.377</w:t>
+            </w:r>
           </w:p>
         </w:tc>
       </w:tr>
@@ -19465,28 +19485,32 @@
               <w:jc w:val="left"/>
             </w:pPr>
             <w:r>
-              <w:t xml:space="preserve">p=0.650</w:t>
-            </w:r>
-          </w:p>
-        </w:tc>
-        <w:tc>
-          <w:tcPr/>
-          <w:p>
-            <w:pPr>
-              <w:pStyle w:val="Compact"/>
-              <w:jc w:val="left"/>
-            </w:pPr>
-            <w:r>
-              <w:t xml:space="preserve">1.29 (0.74-2.26)</w:t>
-            </w:r>
-          </w:p>
-        </w:tc>
-        <w:tc>
-          <w:tcPr/>
-          <w:p>
-            <w:pPr>
-              <w:pStyle w:val="Compact"/>
-            </w:pPr>
+              <w:t xml:space="preserve">Pediatric otolaryngology</w:t>
+            </w:r>
+          </w:p>
+        </w:tc>
+        <w:tc>
+          <w:tcPr/>
+          <w:p>
+            <w:pPr>
+              <w:pStyle w:val="Compact"/>
+              <w:jc w:val="left"/>
+            </w:pPr>
+            <w:r>
+              <w:t xml:space="preserve">2.29 (1.09-4.80), p=0.028</w:t>
+            </w:r>
+          </w:p>
+        </w:tc>
+        <w:tc>
+          <w:tcPr/>
+          <w:p>
+            <w:pPr>
+              <w:pStyle w:val="Compact"/>
+              <w:jc w:val="left"/>
+            </w:pPr>
+            <w:r>
+              <w:t xml:space="preserve">1.62 (1.11-2.38), p=0.013</w:t>
+            </w:r>
           </w:p>
         </w:tc>
       </w:tr>
@@ -19499,24 +19523,32 @@
               <w:jc w:val="left"/>
             </w:pPr>
             <w:r>
-              <w:t xml:space="preserve">p=0.369</w:t>
-            </w:r>
-          </w:p>
-        </w:tc>
-        <w:tc>
-          <w:tcPr/>
-          <w:p>
-            <w:pPr>
-              <w:pStyle w:val="Compact"/>
-            </w:pPr>
-          </w:p>
-        </w:tc>
-        <w:tc>
-          <w:tcPr/>
-          <w:p>
-            <w:pPr>
-              <w:pStyle w:val="Compact"/>
-            </w:pPr>
+              <w:t xml:space="preserve">Rhinology</w:t>
+            </w:r>
+          </w:p>
+        </w:tc>
+        <w:tc>
+          <w:tcPr/>
+          <w:p>
+            <w:pPr>
+              <w:pStyle w:val="Compact"/>
+              <w:jc w:val="left"/>
+            </w:pPr>
+            <w:r>
+              <w:t xml:space="preserve">2.21 (0.75-6.50), p=0.151</w:t>
+            </w:r>
+          </w:p>
+        </w:tc>
+        <w:tc>
+          <w:tcPr/>
+          <w:p>
+            <w:pPr>
+              <w:pStyle w:val="Compact"/>
+              <w:jc w:val="left"/>
+            </w:pPr>
+            <w:r>
+              <w:t xml:space="preserve">1.56 (0.90-2.68), p=0.110</w:t>
+            </w:r>
           </w:p>
         </w:tc>
       </w:tr>
@@ -19529,28 +19561,32 @@
               <w:jc w:val="left"/>
             </w:pPr>
             <w:r>
-              <w:t xml:space="preserve">Laryngology</w:t>
-            </w:r>
-          </w:p>
-        </w:tc>
-        <w:tc>
-          <w:tcPr/>
-          <w:p>
-            <w:pPr>
-              <w:pStyle w:val="Compact"/>
-              <w:jc w:val="left"/>
-            </w:pPr>
-            <w:r>
-              <w:t xml:space="preserve">1.80 (0.51-6.32)</w:t>
-            </w:r>
-          </w:p>
-        </w:tc>
-        <w:tc>
-          <w:tcPr/>
-          <w:p>
-            <w:pPr>
-              <w:pStyle w:val="Compact"/>
-            </w:pPr>
+              <w:t xml:space="preserve">Sleep medicine</w:t>
+            </w:r>
+          </w:p>
+        </w:tc>
+        <w:tc>
+          <w:tcPr/>
+          <w:p>
+            <w:pPr>
+              <w:pStyle w:val="Compact"/>
+              <w:jc w:val="left"/>
+            </w:pPr>
+            <w:r>
+              <w:t xml:space="preserve">1.71 (0.56-5.21), p=0.344</w:t>
+            </w:r>
+          </w:p>
+        </w:tc>
+        <w:tc>
+          <w:tcPr/>
+          <w:p>
+            <w:pPr>
+              <w:pStyle w:val="Compact"/>
+              <w:jc w:val="left"/>
+            </w:pPr>
+            <w:r>
+              <w:t xml:space="preserve">1.21 (0.64-2.30), p=0.551</w:t>
+            </w:r>
           </w:p>
         </w:tc>
       </w:tr>
@@ -19563,28 +19599,32 @@
               <w:jc w:val="left"/>
             </w:pPr>
             <w:r>
-              <w:t xml:space="preserve">p=0.357</w:t>
-            </w:r>
-          </w:p>
-        </w:tc>
-        <w:tc>
-          <w:tcPr/>
-          <w:p>
-            <w:pPr>
-              <w:pStyle w:val="Compact"/>
-              <w:jc w:val="left"/>
-            </w:pPr>
-            <w:r>
-              <w:t xml:space="preserve">2.24 (1.13-4.41)</w:t>
-            </w:r>
-          </w:p>
-        </w:tc>
-        <w:tc>
-          <w:tcPr/>
-          <w:p>
-            <w:pPr>
-              <w:pStyle w:val="Compact"/>
-            </w:pPr>
+              <w:t xml:space="preserve">Otolaryngologist density (per SD)</w:t>
+            </w:r>
+          </w:p>
+        </w:tc>
+        <w:tc>
+          <w:tcPr/>
+          <w:p>
+            <w:pPr>
+              <w:pStyle w:val="Compact"/>
+              <w:jc w:val="left"/>
+            </w:pPr>
+            <w:r>
+              <w:t xml:space="preserve">0.96 (0.81-1.13), p=0.617</w:t>
+            </w:r>
+          </w:p>
+        </w:tc>
+        <w:tc>
+          <w:tcPr/>
+          <w:p>
+            <w:pPr>
+              <w:pStyle w:val="Compact"/>
+              <w:jc w:val="left"/>
+            </w:pPr>
+            <w:r>
+              <w:t xml:space="preserve">0.94 (0.82-1.08), p=0.391</w:t>
+            </w:r>
           </w:p>
         </w:tc>
       </w:tr>
@@ -19597,24 +19637,32 @@
               <w:jc w:val="left"/>
             </w:pPr>
             <w:r>
-              <w:t xml:space="preserve">p=0.020</w:t>
-            </w:r>
-          </w:p>
-        </w:tc>
-        <w:tc>
-          <w:tcPr/>
-          <w:p>
-            <w:pPr>
-              <w:pStyle w:val="Compact"/>
-            </w:pPr>
-          </w:p>
-        </w:tc>
-        <w:tc>
-          <w:tcPr/>
-          <w:p>
-            <w:pPr>
-              <w:pStyle w:val="Compact"/>
-            </w:pPr>
+              <w:t xml:space="preserve">Medicaid fee index (per SD)</w:t>
+            </w:r>
+          </w:p>
+        </w:tc>
+        <w:tc>
+          <w:tcPr/>
+          <w:p>
+            <w:pPr>
+              <w:pStyle w:val="Compact"/>
+              <w:jc w:val="left"/>
+            </w:pPr>
+            <w:r>
+              <w:t xml:space="preserve">0.90 (0.76-1.06), p=0.191</w:t>
+            </w:r>
+          </w:p>
+        </w:tc>
+        <w:tc>
+          <w:tcPr/>
+          <w:p>
+            <w:pPr>
+              <w:pStyle w:val="Compact"/>
+              <w:jc w:val="left"/>
+            </w:pPr>
+            <w:r>
+              <w:t xml:space="preserve">0.94 (0.83-1.06), p=0.318</w:t>
+            </w:r>
           </w:p>
         </w:tc>
       </w:tr>
@@ -19627,28 +19675,32 @@
               <w:jc w:val="left"/>
             </w:pPr>
             <w:r>
-              <w:t xml:space="preserve">Otology/neurotology</w:t>
-            </w:r>
-          </w:p>
-        </w:tc>
-        <w:tc>
-          <w:tcPr/>
-          <w:p>
-            <w:pPr>
-              <w:pStyle w:val="Compact"/>
-              <w:jc w:val="left"/>
-            </w:pPr>
-            <w:r>
-              <w:t xml:space="preserve">0.58 (0.27-1.25)</w:t>
-            </w:r>
-          </w:p>
-        </w:tc>
-        <w:tc>
-          <w:tcPr/>
-          <w:p>
-            <w:pPr>
-              <w:pStyle w:val="Compact"/>
-            </w:pPr>
+              <w:t xml:space="preserve">Social Vulnerability Index (per SD)</w:t>
+            </w:r>
+          </w:p>
+        </w:tc>
+        <w:tc>
+          <w:tcPr/>
+          <w:p>
+            <w:pPr>
+              <w:pStyle w:val="Compact"/>
+              <w:jc w:val="left"/>
+            </w:pPr>
+            <w:r>
+              <w:t xml:space="preserve">0.93 (0.78-1.11), p=0.425</w:t>
+            </w:r>
+          </w:p>
+        </w:tc>
+        <w:tc>
+          <w:tcPr/>
+          <w:p>
+            <w:pPr>
+              <w:pStyle w:val="Compact"/>
+              <w:jc w:val="left"/>
+            </w:pPr>
+            <w:r>
+              <w:t xml:space="preserve">0.96 (0.85-1.08), p=0.489</w:t>
+            </w:r>
           </w:p>
         </w:tc>
       </w:tr>
@@ -19661,28 +19713,32 @@
               <w:jc w:val="left"/>
             </w:pPr>
             <w:r>
-              <w:t xml:space="preserve">p=0.167</w:t>
-            </w:r>
-          </w:p>
-        </w:tc>
-        <w:tc>
-          <w:tcPr/>
-          <w:p>
-            <w:pPr>
-              <w:pStyle w:val="Compact"/>
-              <w:jc w:val="left"/>
-            </w:pPr>
-            <w:r>
-              <w:t xml:space="preserve">1.31 (0.72-2.41)</w:t>
-            </w:r>
-          </w:p>
-        </w:tc>
-        <w:tc>
-          <w:tcPr/>
-          <w:p>
-            <w:pPr>
-              <w:pStyle w:val="Compact"/>
-            </w:pPr>
+              <w:t xml:space="preserve">Dual-eligible share (per SD)</w:t>
+            </w:r>
+          </w:p>
+        </w:tc>
+        <w:tc>
+          <w:tcPr/>
+          <w:p>
+            <w:pPr>
+              <w:pStyle w:val="Compact"/>
+              <w:jc w:val="left"/>
+            </w:pPr>
+            <w:r>
+              <w:t xml:space="preserve">0.98 (0.82-1.17), p=0.816</w:t>
+            </w:r>
+          </w:p>
+        </w:tc>
+        <w:tc>
+          <w:tcPr/>
+          <w:p>
+            <w:pPr>
+              <w:pStyle w:val="Compact"/>
+              <w:jc w:val="left"/>
+            </w:pPr>
+            <w:r>
+              <w:t xml:space="preserve">0.99 (0.87-1.12), p=0.832</w:t>
+            </w:r>
           </w:p>
         </w:tc>
       </w:tr>
@@ -19695,24 +19751,32 @@
               <w:jc w:val="left"/>
             </w:pPr>
             <w:r>
-              <w:t xml:space="preserve">p=0.377</w:t>
-            </w:r>
-          </w:p>
-        </w:tc>
-        <w:tc>
-          <w:tcPr/>
-          <w:p>
-            <w:pPr>
-              <w:pStyle w:val="Compact"/>
-            </w:pPr>
-          </w:p>
-        </w:tc>
-        <w:tc>
-          <w:tcPr/>
-          <w:p>
-            <w:pPr>
-              <w:pStyle w:val="Compact"/>
-            </w:pPr>
+              <w:t xml:space="preserve">ruralUrban</w:t>
+            </w:r>
+          </w:p>
+        </w:tc>
+        <w:tc>
+          <w:tcPr/>
+          <w:p>
+            <w:pPr>
+              <w:pStyle w:val="Compact"/>
+              <w:jc w:val="left"/>
+            </w:pPr>
+            <w:r>
+              <w:t xml:space="preserve">Ref.</w:t>
+            </w:r>
+          </w:p>
+        </w:tc>
+        <w:tc>
+          <w:tcPr/>
+          <w:p>
+            <w:pPr>
+              <w:pStyle w:val="Compact"/>
+              <w:jc w:val="left"/>
+            </w:pPr>
+            <w:r>
+              <w:t xml:space="preserve">Ref.</w:t>
+            </w:r>
           </w:p>
         </w:tc>
       </w:tr>
@@ -19725,28 +19789,32 @@
               <w:jc w:val="left"/>
             </w:pPr>
             <w:r>
-              <w:t xml:space="preserve">Pediatric otolaryngology</w:t>
-            </w:r>
-          </w:p>
-        </w:tc>
-        <w:tc>
-          <w:tcPr/>
-          <w:p>
-            <w:pPr>
-              <w:pStyle w:val="Compact"/>
-              <w:jc w:val="left"/>
-            </w:pPr>
-            <w:r>
-              <w:t xml:space="preserve">2.29 (1.09-4.80)</w:t>
-            </w:r>
-          </w:p>
-        </w:tc>
-        <w:tc>
-          <w:tcPr/>
-          <w:p>
-            <w:pPr>
-              <w:pStyle w:val="Compact"/>
-            </w:pPr>
+              <w:t xml:space="preserve">Rural (vs urban)</w:t>
+            </w:r>
+          </w:p>
+        </w:tc>
+        <w:tc>
+          <w:tcPr/>
+          <w:p>
+            <w:pPr>
+              <w:pStyle w:val="Compact"/>
+              <w:jc w:val="left"/>
+            </w:pPr>
+            <w:r>
+              <w:t xml:space="preserve">1.04 (0.73-1.49), p=0.830</w:t>
+            </w:r>
+          </w:p>
+        </w:tc>
+        <w:tc>
+          <w:tcPr/>
+          <w:p>
+            <w:pPr>
+              <w:pStyle w:val="Compact"/>
+              <w:jc w:val="left"/>
+            </w:pPr>
+            <w:r>
+              <w:t xml:space="preserve">1.19 (0.92-1.53), p=0.191</w:t>
+            </w:r>
           </w:p>
         </w:tc>
       </w:tr>
@@ -19759,28 +19827,32 @@
               <w:jc w:val="left"/>
             </w:pPr>
             <w:r>
-              <w:t xml:space="preserve">p=0.028</w:t>
-            </w:r>
-          </w:p>
-        </w:tc>
-        <w:tc>
-          <w:tcPr/>
-          <w:p>
-            <w:pPr>
-              <w:pStyle w:val="Compact"/>
-              <w:jc w:val="left"/>
-            </w:pPr>
-            <w:r>
-              <w:t xml:space="preserve">1.62 (1.11-2.38)</w:t>
-            </w:r>
-          </w:p>
-        </w:tc>
-        <w:tc>
-          <w:tcPr/>
-          <w:p>
-            <w:pPr>
-              <w:pStyle w:val="Compact"/>
-            </w:pPr>
+              <w:t xml:space="preserve">Caller: Roesch</w:t>
+            </w:r>
+          </w:p>
+        </w:tc>
+        <w:tc>
+          <w:tcPr/>
+          <w:p>
+            <w:pPr>
+              <w:pStyle w:val="Compact"/>
+              <w:jc w:val="left"/>
+            </w:pPr>
+            <w:r>
+              <w:t xml:space="preserve">Ref.</w:t>
+            </w:r>
+          </w:p>
+        </w:tc>
+        <w:tc>
+          <w:tcPr/>
+          <w:p>
+            <w:pPr>
+              <w:pStyle w:val="Compact"/>
+              <w:jc w:val="left"/>
+            </w:pPr>
+            <w:r>
+              <w:t xml:space="preserve">Ref.</w:t>
+            </w:r>
           </w:p>
         </w:tc>
       </w:tr>
@@ -19793,24 +19865,32 @@
               <w:jc w:val="left"/>
             </w:pPr>
             <w:r>
-              <w:t xml:space="preserve">p=0.013</w:t>
-            </w:r>
-          </w:p>
-        </w:tc>
-        <w:tc>
-          <w:tcPr/>
-          <w:p>
-            <w:pPr>
-              <w:pStyle w:val="Compact"/>
-            </w:pPr>
-          </w:p>
-        </w:tc>
-        <w:tc>
-          <w:tcPr/>
-          <w:p>
-            <w:pPr>
-              <w:pStyle w:val="Compact"/>
-            </w:pPr>
+              <w:t xml:space="preserve">Caller: Deol</w:t>
+            </w:r>
+          </w:p>
+        </w:tc>
+        <w:tc>
+          <w:tcPr/>
+          <w:p>
+            <w:pPr>
+              <w:pStyle w:val="Compact"/>
+              <w:jc w:val="left"/>
+            </w:pPr>
+            <w:r>
+              <w:t xml:space="preserve">2.25 (1.37-3.71), p=0.001</w:t>
+            </w:r>
+          </w:p>
+        </w:tc>
+        <w:tc>
+          <w:tcPr/>
+          <w:p>
+            <w:pPr>
+              <w:pStyle w:val="Compact"/>
+              <w:jc w:val="left"/>
+            </w:pPr>
+            <w:r>
+              <w:t xml:space="preserve">0.83 (0.60-1.14), p=0.258</w:t>
+            </w:r>
           </w:p>
         </w:tc>
       </w:tr>
@@ -19823,28 +19903,32 @@
               <w:jc w:val="left"/>
             </w:pPr>
             <w:r>
-              <w:t xml:space="preserve">Rhinology</w:t>
-            </w:r>
-          </w:p>
-        </w:tc>
-        <w:tc>
-          <w:tcPr/>
-          <w:p>
-            <w:pPr>
-              <w:pStyle w:val="Compact"/>
-              <w:jc w:val="left"/>
-            </w:pPr>
-            <w:r>
-              <w:t xml:space="preserve">2.21 (0.75-6.50)</w:t>
-            </w:r>
-          </w:p>
-        </w:tc>
-        <w:tc>
-          <w:tcPr/>
-          <w:p>
-            <w:pPr>
-              <w:pStyle w:val="Compact"/>
-            </w:pPr>
+              <w:t xml:space="preserve">Caller: Falk</w:t>
+            </w:r>
+          </w:p>
+        </w:tc>
+        <w:tc>
+          <w:tcPr/>
+          <w:p>
+            <w:pPr>
+              <w:pStyle w:val="Compact"/>
+              <w:jc w:val="left"/>
+            </w:pPr>
+            <w:r>
+              <w:t xml:space="preserve">1.88 (1.07-3.31), p=0.029</w:t>
+            </w:r>
+          </w:p>
+        </w:tc>
+        <w:tc>
+          <w:tcPr/>
+          <w:p>
+            <w:pPr>
+              <w:pStyle w:val="Compact"/>
+              <w:jc w:val="left"/>
+            </w:pPr>
+            <w:r>
+              <w:t xml:space="preserve">0.64 (0.43-0.93), p=0.020</w:t>
+            </w:r>
           </w:p>
         </w:tc>
       </w:tr>
@@ -19857,28 +19941,32 @@
               <w:jc w:val="left"/>
             </w:pPr>
             <w:r>
-              <w:t xml:space="preserve">p=0.151</w:t>
-            </w:r>
-          </w:p>
-        </w:tc>
-        <w:tc>
-          <w:tcPr/>
-          <w:p>
-            <w:pPr>
-              <w:pStyle w:val="Compact"/>
-              <w:jc w:val="left"/>
-            </w:pPr>
-            <w:r>
-              <w:t xml:space="preserve">1.56 (0.90-2.68)</w:t>
-            </w:r>
-          </w:p>
-        </w:tc>
-        <w:tc>
-          <w:tcPr/>
-          <w:p>
-            <w:pPr>
-              <w:pStyle w:val="Compact"/>
-            </w:pPr>
+              <w:t xml:space="preserve">Caller: Gregg</w:t>
+            </w:r>
+          </w:p>
+        </w:tc>
+        <w:tc>
+          <w:tcPr/>
+          <w:p>
+            <w:pPr>
+              <w:pStyle w:val="Compact"/>
+              <w:jc w:val="left"/>
+            </w:pPr>
+            <w:r>
+              <w:t xml:space="preserve">1.89 (1.14-3.11), p=0.013</w:t>
+            </w:r>
+          </w:p>
+        </w:tc>
+        <w:tc>
+          <w:tcPr/>
+          <w:p>
+            <w:pPr>
+              <w:pStyle w:val="Compact"/>
+              <w:jc w:val="left"/>
+            </w:pPr>
+            <w:r>
+              <w:t xml:space="preserve">0.90 (0.65-1.25), p=0.528</w:t>
+            </w:r>
           </w:p>
         </w:tc>
       </w:tr>
@@ -19891,24 +19979,32 @@
               <w:jc w:val="left"/>
             </w:pPr>
             <w:r>
-              <w:t xml:space="preserve">p=0.110</w:t>
-            </w:r>
-          </w:p>
-        </w:tc>
-        <w:tc>
-          <w:tcPr/>
-          <w:p>
-            <w:pPr>
-              <w:pStyle w:val="Compact"/>
-            </w:pPr>
-          </w:p>
-        </w:tc>
-        <w:tc>
-          <w:tcPr/>
-          <w:p>
-            <w:pPr>
-              <w:pStyle w:val="Compact"/>
-            </w:pPr>
+              <w:t xml:space="preserve">Caller: Kim</w:t>
+            </w:r>
+          </w:p>
+        </w:tc>
+        <w:tc>
+          <w:tcPr/>
+          <w:p>
+            <w:pPr>
+              <w:pStyle w:val="Compact"/>
+              <w:jc w:val="left"/>
+            </w:pPr>
+            <w:r>
+              <w:t xml:space="preserve">2.06 (1.25-3.41), p=0.005</w:t>
+            </w:r>
+          </w:p>
+        </w:tc>
+        <w:tc>
+          <w:tcPr/>
+          <w:p>
+            <w:pPr>
+              <w:pStyle w:val="Compact"/>
+              <w:jc w:val="left"/>
+            </w:pPr>
+            <w:r>
+              <w:t xml:space="preserve">0.98 (0.70-1.37), p=0.896</w:t>
+            </w:r>
           </w:p>
         </w:tc>
       </w:tr>
@@ -19921,28 +20017,32 @@
               <w:jc w:val="left"/>
             </w:pPr>
             <w:r>
-              <w:t xml:space="preserve">Sleep medicine</w:t>
-            </w:r>
-          </w:p>
-        </w:tc>
-        <w:tc>
-          <w:tcPr/>
-          <w:p>
-            <w:pPr>
-              <w:pStyle w:val="Compact"/>
-              <w:jc w:val="left"/>
-            </w:pPr>
-            <w:r>
-              <w:t xml:space="preserve">1.71 (0.56-5.21)</w:t>
-            </w:r>
-          </w:p>
-        </w:tc>
-        <w:tc>
-          <w:tcPr/>
-          <w:p>
-            <w:pPr>
-              <w:pStyle w:val="Compact"/>
-            </w:pPr>
+              <w:t xml:space="preserve">Caller: Other</w:t>
+            </w:r>
+          </w:p>
+        </w:tc>
+        <w:tc>
+          <w:tcPr/>
+          <w:p>
+            <w:pPr>
+              <w:pStyle w:val="Compact"/>
+              <w:jc w:val="left"/>
+            </w:pPr>
+            <w:r>
+              <w:t xml:space="preserve">1.31 (0.41-4.21), p=0.648</w:t>
+            </w:r>
+          </w:p>
+        </w:tc>
+        <w:tc>
+          <w:tcPr/>
+          <w:p>
+            <w:pPr>
+              <w:pStyle w:val="Compact"/>
+              <w:jc w:val="left"/>
+            </w:pPr>
+            <w:r>
+              <w:t xml:space="preserve">0.66 (0.23-1.87), p=0.436</w:t>
+            </w:r>
           </w:p>
         </w:tc>
       </w:tr>
@@ -19955,1126 +20055,6 @@
               <w:jc w:val="left"/>
             </w:pPr>
             <w:r>
-              <w:t xml:space="preserve">p=0.344</w:t>
-            </w:r>
-          </w:p>
-        </w:tc>
-        <w:tc>
-          <w:tcPr/>
-          <w:p>
-            <w:pPr>
-              <w:pStyle w:val="Compact"/>
-              <w:jc w:val="left"/>
-            </w:pPr>
-            <w:r>
-              <w:t xml:space="preserve">1.21 (0.64-2.30)</w:t>
-            </w:r>
-          </w:p>
-        </w:tc>
-        <w:tc>
-          <w:tcPr/>
-          <w:p>
-            <w:pPr>
-              <w:pStyle w:val="Compact"/>
-            </w:pPr>
-          </w:p>
-        </w:tc>
-      </w:tr>
-      <w:tr>
-        <w:tc>
-          <w:tcPr/>
-          <w:p>
-            <w:pPr>
-              <w:pStyle w:val="Compact"/>
-              <w:jc w:val="left"/>
-            </w:pPr>
-            <w:r>
-              <w:t xml:space="preserve">p=0.551</w:t>
-            </w:r>
-          </w:p>
-        </w:tc>
-        <w:tc>
-          <w:tcPr/>
-          <w:p>
-            <w:pPr>
-              <w:pStyle w:val="Compact"/>
-            </w:pPr>
-          </w:p>
-        </w:tc>
-        <w:tc>
-          <w:tcPr/>
-          <w:p>
-            <w:pPr>
-              <w:pStyle w:val="Compact"/>
-            </w:pPr>
-          </w:p>
-        </w:tc>
-      </w:tr>
-      <w:tr>
-        <w:tc>
-          <w:tcPr/>
-          <w:p>
-            <w:pPr>
-              <w:pStyle w:val="Compact"/>
-              <w:jc w:val="left"/>
-            </w:pPr>
-            <w:r>
-              <w:t xml:space="preserve">Otolaryngologist density (per SD)</w:t>
-            </w:r>
-          </w:p>
-        </w:tc>
-        <w:tc>
-          <w:tcPr/>
-          <w:p>
-            <w:pPr>
-              <w:pStyle w:val="Compact"/>
-              <w:jc w:val="left"/>
-            </w:pPr>
-            <w:r>
-              <w:t xml:space="preserve">0.96 (0.81-1.13)</w:t>
-            </w:r>
-          </w:p>
-        </w:tc>
-        <w:tc>
-          <w:tcPr/>
-          <w:p>
-            <w:pPr>
-              <w:pStyle w:val="Compact"/>
-            </w:pPr>
-          </w:p>
-        </w:tc>
-      </w:tr>
-      <w:tr>
-        <w:tc>
-          <w:tcPr/>
-          <w:p>
-            <w:pPr>
-              <w:pStyle w:val="Compact"/>
-              <w:jc w:val="left"/>
-            </w:pPr>
-            <w:r>
-              <w:t xml:space="preserve">p=0.617</w:t>
-            </w:r>
-          </w:p>
-        </w:tc>
-        <w:tc>
-          <w:tcPr/>
-          <w:p>
-            <w:pPr>
-              <w:pStyle w:val="Compact"/>
-              <w:jc w:val="left"/>
-            </w:pPr>
-            <w:r>
-              <w:t xml:space="preserve">0.94 (0.82-1.08)</w:t>
-            </w:r>
-          </w:p>
-        </w:tc>
-        <w:tc>
-          <w:tcPr/>
-          <w:p>
-            <w:pPr>
-              <w:pStyle w:val="Compact"/>
-            </w:pPr>
-          </w:p>
-        </w:tc>
-      </w:tr>
-      <w:tr>
-        <w:tc>
-          <w:tcPr/>
-          <w:p>
-            <w:pPr>
-              <w:pStyle w:val="Compact"/>
-              <w:jc w:val="left"/>
-            </w:pPr>
-            <w:r>
-              <w:t xml:space="preserve">p=0.391</w:t>
-            </w:r>
-          </w:p>
-        </w:tc>
-        <w:tc>
-          <w:tcPr/>
-          <w:p>
-            <w:pPr>
-              <w:pStyle w:val="Compact"/>
-            </w:pPr>
-          </w:p>
-        </w:tc>
-        <w:tc>
-          <w:tcPr/>
-          <w:p>
-            <w:pPr>
-              <w:pStyle w:val="Compact"/>
-            </w:pPr>
-          </w:p>
-        </w:tc>
-      </w:tr>
-      <w:tr>
-        <w:tc>
-          <w:tcPr/>
-          <w:p>
-            <w:pPr>
-              <w:pStyle w:val="Compact"/>
-              <w:jc w:val="left"/>
-            </w:pPr>
-            <w:r>
-              <w:t xml:space="preserve">Medicaid fee index (per SD)</w:t>
-            </w:r>
-          </w:p>
-        </w:tc>
-        <w:tc>
-          <w:tcPr/>
-          <w:p>
-            <w:pPr>
-              <w:pStyle w:val="Compact"/>
-              <w:jc w:val="left"/>
-            </w:pPr>
-            <w:r>
-              <w:t xml:space="preserve">0.90 (0.76-1.06)</w:t>
-            </w:r>
-          </w:p>
-        </w:tc>
-        <w:tc>
-          <w:tcPr/>
-          <w:p>
-            <w:pPr>
-              <w:pStyle w:val="Compact"/>
-            </w:pPr>
-          </w:p>
-        </w:tc>
-      </w:tr>
-      <w:tr>
-        <w:tc>
-          <w:tcPr/>
-          <w:p>
-            <w:pPr>
-              <w:pStyle w:val="Compact"/>
-              <w:jc w:val="left"/>
-            </w:pPr>
-            <w:r>
-              <w:t xml:space="preserve">p=0.191</w:t>
-            </w:r>
-          </w:p>
-        </w:tc>
-        <w:tc>
-          <w:tcPr/>
-          <w:p>
-            <w:pPr>
-              <w:pStyle w:val="Compact"/>
-              <w:jc w:val="left"/>
-            </w:pPr>
-            <w:r>
-              <w:t xml:space="preserve">0.94 (0.83-1.06)</w:t>
-            </w:r>
-          </w:p>
-        </w:tc>
-        <w:tc>
-          <w:tcPr/>
-          <w:p>
-            <w:pPr>
-              <w:pStyle w:val="Compact"/>
-            </w:pPr>
-          </w:p>
-        </w:tc>
-      </w:tr>
-      <w:tr>
-        <w:tc>
-          <w:tcPr/>
-          <w:p>
-            <w:pPr>
-              <w:pStyle w:val="Compact"/>
-              <w:jc w:val="left"/>
-            </w:pPr>
-            <w:r>
-              <w:t xml:space="preserve">p=0.318</w:t>
-            </w:r>
-          </w:p>
-        </w:tc>
-        <w:tc>
-          <w:tcPr/>
-          <w:p>
-            <w:pPr>
-              <w:pStyle w:val="Compact"/>
-            </w:pPr>
-          </w:p>
-        </w:tc>
-        <w:tc>
-          <w:tcPr/>
-          <w:p>
-            <w:pPr>
-              <w:pStyle w:val="Compact"/>
-            </w:pPr>
-          </w:p>
-        </w:tc>
-      </w:tr>
-      <w:tr>
-        <w:tc>
-          <w:tcPr/>
-          <w:p>
-            <w:pPr>
-              <w:pStyle w:val="Compact"/>
-              <w:jc w:val="left"/>
-            </w:pPr>
-            <w:r>
-              <w:t xml:space="preserve">Social Vulnerability Index (per SD)</w:t>
-            </w:r>
-          </w:p>
-        </w:tc>
-        <w:tc>
-          <w:tcPr/>
-          <w:p>
-            <w:pPr>
-              <w:pStyle w:val="Compact"/>
-              <w:jc w:val="left"/>
-            </w:pPr>
-            <w:r>
-              <w:t xml:space="preserve">0.93 (0.78-1.11)</w:t>
-            </w:r>
-          </w:p>
-        </w:tc>
-        <w:tc>
-          <w:tcPr/>
-          <w:p>
-            <w:pPr>
-              <w:pStyle w:val="Compact"/>
-            </w:pPr>
-          </w:p>
-        </w:tc>
-      </w:tr>
-      <w:tr>
-        <w:tc>
-          <w:tcPr/>
-          <w:p>
-            <w:pPr>
-              <w:pStyle w:val="Compact"/>
-              <w:jc w:val="left"/>
-            </w:pPr>
-            <w:r>
-              <w:t xml:space="preserve">p=0.425</w:t>
-            </w:r>
-          </w:p>
-        </w:tc>
-        <w:tc>
-          <w:tcPr/>
-          <w:p>
-            <w:pPr>
-              <w:pStyle w:val="Compact"/>
-              <w:jc w:val="left"/>
-            </w:pPr>
-            <w:r>
-              <w:t xml:space="preserve">0.96 (0.85-1.08)</w:t>
-            </w:r>
-          </w:p>
-        </w:tc>
-        <w:tc>
-          <w:tcPr/>
-          <w:p>
-            <w:pPr>
-              <w:pStyle w:val="Compact"/>
-            </w:pPr>
-          </w:p>
-        </w:tc>
-      </w:tr>
-      <w:tr>
-        <w:tc>
-          <w:tcPr/>
-          <w:p>
-            <w:pPr>
-              <w:pStyle w:val="Compact"/>
-              <w:jc w:val="left"/>
-            </w:pPr>
-            <w:r>
-              <w:t xml:space="preserve">p=0.489</w:t>
-            </w:r>
-          </w:p>
-        </w:tc>
-        <w:tc>
-          <w:tcPr/>
-          <w:p>
-            <w:pPr>
-              <w:pStyle w:val="Compact"/>
-            </w:pPr>
-          </w:p>
-        </w:tc>
-        <w:tc>
-          <w:tcPr/>
-          <w:p>
-            <w:pPr>
-              <w:pStyle w:val="Compact"/>
-            </w:pPr>
-          </w:p>
-        </w:tc>
-      </w:tr>
-      <w:tr>
-        <w:tc>
-          <w:tcPr/>
-          <w:p>
-            <w:pPr>
-              <w:pStyle w:val="Compact"/>
-              <w:jc w:val="left"/>
-            </w:pPr>
-            <w:r>
-              <w:t xml:space="preserve">Dual-eligible share (per SD)</w:t>
-            </w:r>
-          </w:p>
-        </w:tc>
-        <w:tc>
-          <w:tcPr/>
-          <w:p>
-            <w:pPr>
-              <w:pStyle w:val="Compact"/>
-              <w:jc w:val="left"/>
-            </w:pPr>
-            <w:r>
-              <w:t xml:space="preserve">0.98 (0.82-1.17)</w:t>
-            </w:r>
-          </w:p>
-        </w:tc>
-        <w:tc>
-          <w:tcPr/>
-          <w:p>
-            <w:pPr>
-              <w:pStyle w:val="Compact"/>
-            </w:pPr>
-          </w:p>
-        </w:tc>
-      </w:tr>
-      <w:tr>
-        <w:tc>
-          <w:tcPr/>
-          <w:p>
-            <w:pPr>
-              <w:pStyle w:val="Compact"/>
-              <w:jc w:val="left"/>
-            </w:pPr>
-            <w:r>
-              <w:t xml:space="preserve">p=0.816</w:t>
-            </w:r>
-          </w:p>
-        </w:tc>
-        <w:tc>
-          <w:tcPr/>
-          <w:p>
-            <w:pPr>
-              <w:pStyle w:val="Compact"/>
-              <w:jc w:val="left"/>
-            </w:pPr>
-            <w:r>
-              <w:t xml:space="preserve">0.99 (0.87-1.12)</w:t>
-            </w:r>
-          </w:p>
-        </w:tc>
-        <w:tc>
-          <w:tcPr/>
-          <w:p>
-            <w:pPr>
-              <w:pStyle w:val="Compact"/>
-            </w:pPr>
-          </w:p>
-        </w:tc>
-      </w:tr>
-      <w:tr>
-        <w:tc>
-          <w:tcPr/>
-          <w:p>
-            <w:pPr>
-              <w:pStyle w:val="Compact"/>
-              <w:jc w:val="left"/>
-            </w:pPr>
-            <w:r>
-              <w:t xml:space="preserve">p=0.832</w:t>
-            </w:r>
-          </w:p>
-        </w:tc>
-        <w:tc>
-          <w:tcPr/>
-          <w:p>
-            <w:pPr>
-              <w:pStyle w:val="Compact"/>
-            </w:pPr>
-          </w:p>
-        </w:tc>
-        <w:tc>
-          <w:tcPr/>
-          <w:p>
-            <w:pPr>
-              <w:pStyle w:val="Compact"/>
-            </w:pPr>
-          </w:p>
-        </w:tc>
-      </w:tr>
-      <w:tr>
-        <w:tc>
-          <w:tcPr/>
-          <w:p>
-            <w:pPr>
-              <w:pStyle w:val="Compact"/>
-              <w:jc w:val="left"/>
-            </w:pPr>
-            <w:r>
-              <w:t xml:space="preserve">ruralUrban</w:t>
-            </w:r>
-          </w:p>
-        </w:tc>
-        <w:tc>
-          <w:tcPr/>
-          <w:p>
-            <w:pPr>
-              <w:pStyle w:val="Compact"/>
-              <w:jc w:val="left"/>
-            </w:pPr>
-            <w:r>
-              <w:t xml:space="preserve">Ref.</w:t>
-            </w:r>
-          </w:p>
-        </w:tc>
-        <w:tc>
-          <w:tcPr/>
-          <w:p>
-            <w:pPr>
-              <w:pStyle w:val="Compact"/>
-              <w:jc w:val="left"/>
-            </w:pPr>
-            <w:r>
-              <w:t xml:space="preserve">Ref.</w:t>
-            </w:r>
-          </w:p>
-        </w:tc>
-      </w:tr>
-      <w:tr>
-        <w:tc>
-          <w:tcPr/>
-          <w:p>
-            <w:pPr>
-              <w:pStyle w:val="Compact"/>
-              <w:jc w:val="left"/>
-            </w:pPr>
-            <w:r>
-              <w:t xml:space="preserve">Rural (vs urban)</w:t>
-            </w:r>
-          </w:p>
-        </w:tc>
-        <w:tc>
-          <w:tcPr/>
-          <w:p>
-            <w:pPr>
-              <w:pStyle w:val="Compact"/>
-              <w:jc w:val="left"/>
-            </w:pPr>
-            <w:r>
-              <w:t xml:space="preserve">1.04 (0.73-1.49)</w:t>
-            </w:r>
-          </w:p>
-        </w:tc>
-        <w:tc>
-          <w:tcPr/>
-          <w:p>
-            <w:pPr>
-              <w:pStyle w:val="Compact"/>
-            </w:pPr>
-          </w:p>
-        </w:tc>
-      </w:tr>
-      <w:tr>
-        <w:tc>
-          <w:tcPr/>
-          <w:p>
-            <w:pPr>
-              <w:pStyle w:val="Compact"/>
-              <w:jc w:val="left"/>
-            </w:pPr>
-            <w:r>
-              <w:t xml:space="preserve">p=0.830</w:t>
-            </w:r>
-          </w:p>
-        </w:tc>
-        <w:tc>
-          <w:tcPr/>
-          <w:p>
-            <w:pPr>
-              <w:pStyle w:val="Compact"/>
-              <w:jc w:val="left"/>
-            </w:pPr>
-            <w:r>
-              <w:t xml:space="preserve">1.19 (0.92-1.53)</w:t>
-            </w:r>
-          </w:p>
-        </w:tc>
-        <w:tc>
-          <w:tcPr/>
-          <w:p>
-            <w:pPr>
-              <w:pStyle w:val="Compact"/>
-            </w:pPr>
-          </w:p>
-        </w:tc>
-      </w:tr>
-      <w:tr>
-        <w:tc>
-          <w:tcPr/>
-          <w:p>
-            <w:pPr>
-              <w:pStyle w:val="Compact"/>
-              <w:jc w:val="left"/>
-            </w:pPr>
-            <w:r>
-              <w:t xml:space="preserve">p=0.191</w:t>
-            </w:r>
-          </w:p>
-        </w:tc>
-        <w:tc>
-          <w:tcPr/>
-          <w:p>
-            <w:pPr>
-              <w:pStyle w:val="Compact"/>
-            </w:pPr>
-          </w:p>
-        </w:tc>
-        <w:tc>
-          <w:tcPr/>
-          <w:p>
-            <w:pPr>
-              <w:pStyle w:val="Compact"/>
-            </w:pPr>
-          </w:p>
-        </w:tc>
-      </w:tr>
-      <w:tr>
-        <w:tc>
-          <w:tcPr/>
-          <w:p>
-            <w:pPr>
-              <w:pStyle w:val="Compact"/>
-              <w:jc w:val="left"/>
-            </w:pPr>
-            <w:r>
-              <w:t xml:space="preserve">Caller: Roesch</w:t>
-            </w:r>
-          </w:p>
-        </w:tc>
-        <w:tc>
-          <w:tcPr/>
-          <w:p>
-            <w:pPr>
-              <w:pStyle w:val="Compact"/>
-              <w:jc w:val="left"/>
-            </w:pPr>
-            <w:r>
-              <w:t xml:space="preserve">Ref.</w:t>
-            </w:r>
-          </w:p>
-        </w:tc>
-        <w:tc>
-          <w:tcPr/>
-          <w:p>
-            <w:pPr>
-              <w:pStyle w:val="Compact"/>
-              <w:jc w:val="left"/>
-            </w:pPr>
-            <w:r>
-              <w:t xml:space="preserve">Ref.</w:t>
-            </w:r>
-          </w:p>
-        </w:tc>
-      </w:tr>
-      <w:tr>
-        <w:tc>
-          <w:tcPr/>
-          <w:p>
-            <w:pPr>
-              <w:pStyle w:val="Compact"/>
-              <w:jc w:val="left"/>
-            </w:pPr>
-            <w:r>
-              <w:t xml:space="preserve">Caller: Deol</w:t>
-            </w:r>
-          </w:p>
-        </w:tc>
-        <w:tc>
-          <w:tcPr/>
-          <w:p>
-            <w:pPr>
-              <w:pStyle w:val="Compact"/>
-              <w:jc w:val="left"/>
-            </w:pPr>
-            <w:r>
-              <w:t xml:space="preserve">2.25 (1.37-3.71)</w:t>
-            </w:r>
-          </w:p>
-        </w:tc>
-        <w:tc>
-          <w:tcPr/>
-          <w:p>
-            <w:pPr>
-              <w:pStyle w:val="Compact"/>
-            </w:pPr>
-          </w:p>
-        </w:tc>
-      </w:tr>
-      <w:tr>
-        <w:tc>
-          <w:tcPr/>
-          <w:p>
-            <w:pPr>
-              <w:pStyle w:val="Compact"/>
-              <w:jc w:val="left"/>
-            </w:pPr>
-            <w:r>
-              <w:t xml:space="preserve">p=0.001</w:t>
-            </w:r>
-          </w:p>
-        </w:tc>
-        <w:tc>
-          <w:tcPr/>
-          <w:p>
-            <w:pPr>
-              <w:pStyle w:val="Compact"/>
-              <w:jc w:val="left"/>
-            </w:pPr>
-            <w:r>
-              <w:t xml:space="preserve">0.83 (0.60-1.14)</w:t>
-            </w:r>
-          </w:p>
-        </w:tc>
-        <w:tc>
-          <w:tcPr/>
-          <w:p>
-            <w:pPr>
-              <w:pStyle w:val="Compact"/>
-            </w:pPr>
-          </w:p>
-        </w:tc>
-      </w:tr>
-      <w:tr>
-        <w:tc>
-          <w:tcPr/>
-          <w:p>
-            <w:pPr>
-              <w:pStyle w:val="Compact"/>
-              <w:jc w:val="left"/>
-            </w:pPr>
-            <w:r>
-              <w:t xml:space="preserve">p=0.258</w:t>
-            </w:r>
-          </w:p>
-        </w:tc>
-        <w:tc>
-          <w:tcPr/>
-          <w:p>
-            <w:pPr>
-              <w:pStyle w:val="Compact"/>
-            </w:pPr>
-          </w:p>
-        </w:tc>
-        <w:tc>
-          <w:tcPr/>
-          <w:p>
-            <w:pPr>
-              <w:pStyle w:val="Compact"/>
-            </w:pPr>
-          </w:p>
-        </w:tc>
-      </w:tr>
-      <w:tr>
-        <w:tc>
-          <w:tcPr/>
-          <w:p>
-            <w:pPr>
-              <w:pStyle w:val="Compact"/>
-              <w:jc w:val="left"/>
-            </w:pPr>
-            <w:r>
-              <w:t xml:space="preserve">Caller: Falk</w:t>
-            </w:r>
-          </w:p>
-        </w:tc>
-        <w:tc>
-          <w:tcPr/>
-          <w:p>
-            <w:pPr>
-              <w:pStyle w:val="Compact"/>
-              <w:jc w:val="left"/>
-            </w:pPr>
-            <w:r>
-              <w:t xml:space="preserve">1.88 (1.07-3.31)</w:t>
-            </w:r>
-          </w:p>
-        </w:tc>
-        <w:tc>
-          <w:tcPr/>
-          <w:p>
-            <w:pPr>
-              <w:pStyle w:val="Compact"/>
-            </w:pPr>
-          </w:p>
-        </w:tc>
-      </w:tr>
-      <w:tr>
-        <w:tc>
-          <w:tcPr/>
-          <w:p>
-            <w:pPr>
-              <w:pStyle w:val="Compact"/>
-              <w:jc w:val="left"/>
-            </w:pPr>
-            <w:r>
-              <w:t xml:space="preserve">p=0.029</w:t>
-            </w:r>
-          </w:p>
-        </w:tc>
-        <w:tc>
-          <w:tcPr/>
-          <w:p>
-            <w:pPr>
-              <w:pStyle w:val="Compact"/>
-              <w:jc w:val="left"/>
-            </w:pPr>
-            <w:r>
-              <w:t xml:space="preserve">0.64 (0.43-0.93)</w:t>
-            </w:r>
-          </w:p>
-        </w:tc>
-        <w:tc>
-          <w:tcPr/>
-          <w:p>
-            <w:pPr>
-              <w:pStyle w:val="Compact"/>
-            </w:pPr>
-          </w:p>
-        </w:tc>
-      </w:tr>
-      <w:tr>
-        <w:tc>
-          <w:tcPr/>
-          <w:p>
-            <w:pPr>
-              <w:pStyle w:val="Compact"/>
-              <w:jc w:val="left"/>
-            </w:pPr>
-            <w:r>
-              <w:t xml:space="preserve">p=0.020</w:t>
-            </w:r>
-          </w:p>
-        </w:tc>
-        <w:tc>
-          <w:tcPr/>
-          <w:p>
-            <w:pPr>
-              <w:pStyle w:val="Compact"/>
-            </w:pPr>
-          </w:p>
-        </w:tc>
-        <w:tc>
-          <w:tcPr/>
-          <w:p>
-            <w:pPr>
-              <w:pStyle w:val="Compact"/>
-            </w:pPr>
-          </w:p>
-        </w:tc>
-      </w:tr>
-      <w:tr>
-        <w:tc>
-          <w:tcPr/>
-          <w:p>
-            <w:pPr>
-              <w:pStyle w:val="Compact"/>
-              <w:jc w:val="left"/>
-            </w:pPr>
-            <w:r>
-              <w:t xml:space="preserve">Caller: Gregg</w:t>
-            </w:r>
-          </w:p>
-        </w:tc>
-        <w:tc>
-          <w:tcPr/>
-          <w:p>
-            <w:pPr>
-              <w:pStyle w:val="Compact"/>
-              <w:jc w:val="left"/>
-            </w:pPr>
-            <w:r>
-              <w:t xml:space="preserve">1.89 (1.14-3.11)</w:t>
-            </w:r>
-          </w:p>
-        </w:tc>
-        <w:tc>
-          <w:tcPr/>
-          <w:p>
-            <w:pPr>
-              <w:pStyle w:val="Compact"/>
-            </w:pPr>
-          </w:p>
-        </w:tc>
-      </w:tr>
-      <w:tr>
-        <w:tc>
-          <w:tcPr/>
-          <w:p>
-            <w:pPr>
-              <w:pStyle w:val="Compact"/>
-              <w:jc w:val="left"/>
-            </w:pPr>
-            <w:r>
-              <w:t xml:space="preserve">p=0.013</w:t>
-            </w:r>
-          </w:p>
-        </w:tc>
-        <w:tc>
-          <w:tcPr/>
-          <w:p>
-            <w:pPr>
-              <w:pStyle w:val="Compact"/>
-              <w:jc w:val="left"/>
-            </w:pPr>
-            <w:r>
-              <w:t xml:space="preserve">0.90 (0.65-1.25)</w:t>
-            </w:r>
-          </w:p>
-        </w:tc>
-        <w:tc>
-          <w:tcPr/>
-          <w:p>
-            <w:pPr>
-              <w:pStyle w:val="Compact"/>
-            </w:pPr>
-          </w:p>
-        </w:tc>
-      </w:tr>
-      <w:tr>
-        <w:tc>
-          <w:tcPr/>
-          <w:p>
-            <w:pPr>
-              <w:pStyle w:val="Compact"/>
-              <w:jc w:val="left"/>
-            </w:pPr>
-            <w:r>
-              <w:t xml:space="preserve">p=0.528</w:t>
-            </w:r>
-          </w:p>
-        </w:tc>
-        <w:tc>
-          <w:tcPr/>
-          <w:p>
-            <w:pPr>
-              <w:pStyle w:val="Compact"/>
-            </w:pPr>
-          </w:p>
-        </w:tc>
-        <w:tc>
-          <w:tcPr/>
-          <w:p>
-            <w:pPr>
-              <w:pStyle w:val="Compact"/>
-            </w:pPr>
-          </w:p>
-        </w:tc>
-      </w:tr>
-      <w:tr>
-        <w:tc>
-          <w:tcPr/>
-          <w:p>
-            <w:pPr>
-              <w:pStyle w:val="Compact"/>
-              <w:jc w:val="left"/>
-            </w:pPr>
-            <w:r>
-              <w:t xml:space="preserve">Caller: Kim</w:t>
-            </w:r>
-          </w:p>
-        </w:tc>
-        <w:tc>
-          <w:tcPr/>
-          <w:p>
-            <w:pPr>
-              <w:pStyle w:val="Compact"/>
-              <w:jc w:val="left"/>
-            </w:pPr>
-            <w:r>
-              <w:t xml:space="preserve">2.06 (1.25-3.41)</w:t>
-            </w:r>
-          </w:p>
-        </w:tc>
-        <w:tc>
-          <w:tcPr/>
-          <w:p>
-            <w:pPr>
-              <w:pStyle w:val="Compact"/>
-            </w:pPr>
-          </w:p>
-        </w:tc>
-      </w:tr>
-      <w:tr>
-        <w:tc>
-          <w:tcPr/>
-          <w:p>
-            <w:pPr>
-              <w:pStyle w:val="Compact"/>
-              <w:jc w:val="left"/>
-            </w:pPr>
-            <w:r>
-              <w:t xml:space="preserve">p=0.005</w:t>
-            </w:r>
-          </w:p>
-        </w:tc>
-        <w:tc>
-          <w:tcPr/>
-          <w:p>
-            <w:pPr>
-              <w:pStyle w:val="Compact"/>
-              <w:jc w:val="left"/>
-            </w:pPr>
-            <w:r>
-              <w:t xml:space="preserve">0.98 (0.70-1.37)</w:t>
-            </w:r>
-          </w:p>
-        </w:tc>
-        <w:tc>
-          <w:tcPr/>
-          <w:p>
-            <w:pPr>
-              <w:pStyle w:val="Compact"/>
-            </w:pPr>
-          </w:p>
-        </w:tc>
-      </w:tr>
-      <w:tr>
-        <w:tc>
-          <w:tcPr/>
-          <w:p>
-            <w:pPr>
-              <w:pStyle w:val="Compact"/>
-              <w:jc w:val="left"/>
-            </w:pPr>
-            <w:r>
-              <w:t xml:space="preserve">p=0.896</w:t>
-            </w:r>
-          </w:p>
-        </w:tc>
-        <w:tc>
-          <w:tcPr/>
-          <w:p>
-            <w:pPr>
-              <w:pStyle w:val="Compact"/>
-            </w:pPr>
-          </w:p>
-        </w:tc>
-        <w:tc>
-          <w:tcPr/>
-          <w:p>
-            <w:pPr>
-              <w:pStyle w:val="Compact"/>
-            </w:pPr>
-          </w:p>
-        </w:tc>
-      </w:tr>
-      <w:tr>
-        <w:tc>
-          <w:tcPr/>
-          <w:p>
-            <w:pPr>
-              <w:pStyle w:val="Compact"/>
-              <w:jc w:val="left"/>
-            </w:pPr>
-            <w:r>
-              <w:t xml:space="preserve">Caller: Other</w:t>
-            </w:r>
-          </w:p>
-        </w:tc>
-        <w:tc>
-          <w:tcPr/>
-          <w:p>
-            <w:pPr>
-              <w:pStyle w:val="Compact"/>
-              <w:jc w:val="left"/>
-            </w:pPr>
-            <w:r>
-              <w:t xml:space="preserve">1.31 (0.41-4.21)</w:t>
-            </w:r>
-          </w:p>
-        </w:tc>
-        <w:tc>
-          <w:tcPr/>
-          <w:p>
-            <w:pPr>
-              <w:pStyle w:val="Compact"/>
-            </w:pPr>
-          </w:p>
-        </w:tc>
-      </w:tr>
-      <w:tr>
-        <w:tc>
-          <w:tcPr/>
-          <w:p>
-            <w:pPr>
-              <w:pStyle w:val="Compact"/>
-              <w:jc w:val="left"/>
-            </w:pPr>
-            <w:r>
-              <w:t xml:space="preserve">p=0.648</w:t>
-            </w:r>
-          </w:p>
-        </w:tc>
-        <w:tc>
-          <w:tcPr/>
-          <w:p>
-            <w:pPr>
-              <w:pStyle w:val="Compact"/>
-              <w:jc w:val="left"/>
-            </w:pPr>
-            <w:r>
-              <w:t xml:space="preserve">0.66 (0.23-1.87)</w:t>
-            </w:r>
-          </w:p>
-        </w:tc>
-        <w:tc>
-          <w:tcPr/>
-          <w:p>
-            <w:pPr>
-              <w:pStyle w:val="Compact"/>
-            </w:pPr>
-          </w:p>
-        </w:tc>
-      </w:tr>
-      <w:tr>
-        <w:tc>
-          <w:tcPr/>
-          <w:p>
-            <w:pPr>
-              <w:pStyle w:val="Compact"/>
-              <w:jc w:val="left"/>
-            </w:pPr>
-            <w:r>
-              <w:t xml:space="preserve">p=0.436</w:t>
-            </w:r>
-          </w:p>
-        </w:tc>
-        <w:tc>
-          <w:tcPr/>
-          <w:p>
-            <w:pPr>
-              <w:pStyle w:val="Compact"/>
-            </w:pPr>
-          </w:p>
-        </w:tc>
-        <w:tc>
-          <w:tcPr/>
-          <w:p>
-            <w:pPr>
-              <w:pStyle w:val="Compact"/>
-            </w:pPr>
-          </w:p>
-        </w:tc>
-      </w:tr>
-      <w:tr>
-        <w:tc>
-          <w:tcPr/>
-          <w:p>
-            <w:pPr>
-              <w:pStyle w:val="Compact"/>
-              <w:jc w:val="left"/>
-            </w:pPr>
-            <w:r>
               <w:t xml:space="preserve">Caller: Walsh</w:t>
             </w:r>
           </w:p>
@@ -21087,80 +20067,20 @@
               <w:jc w:val="left"/>
             </w:pPr>
             <w:r>
-              <w:t xml:space="preserve">2.32 (1.42-3.80)</w:t>
-            </w:r>
-          </w:p>
-        </w:tc>
-        <w:tc>
-          <w:tcPr/>
-          <w:p>
-            <w:pPr>
-              <w:pStyle w:val="Compact"/>
-            </w:pPr>
-          </w:p>
-        </w:tc>
-      </w:tr>
-      <w:tr>
-        <w:tc>
-          <w:tcPr/>
-          <w:p>
-            <w:pPr>
-              <w:pStyle w:val="Compact"/>
-              <w:jc w:val="left"/>
-            </w:pPr>
-            <w:r>
-              <w:t xml:space="preserve">p=&lt; 0.001</w:t>
-            </w:r>
-          </w:p>
-        </w:tc>
-        <w:tc>
-          <w:tcPr/>
-          <w:p>
-            <w:pPr>
-              <w:pStyle w:val="Compact"/>
-              <w:jc w:val="left"/>
-            </w:pPr>
-            <w:r>
-              <w:t xml:space="preserve">0.89 (0.64-1.23)</w:t>
-            </w:r>
-          </w:p>
-        </w:tc>
-        <w:tc>
-          <w:tcPr/>
-          <w:p>
-            <w:pPr>
-              <w:pStyle w:val="Compact"/>
-            </w:pPr>
-          </w:p>
-        </w:tc>
-      </w:tr>
-      <w:tr>
-        <w:tc>
-          <w:tcPr/>
-          <w:p>
-            <w:pPr>
-              <w:pStyle w:val="Compact"/>
-              <w:jc w:val="left"/>
-            </w:pPr>
-            <w:r>
-              <w:t xml:space="preserve">p=0.465</w:t>
-            </w:r>
-          </w:p>
-        </w:tc>
-        <w:tc>
-          <w:tcPr/>
-          <w:p>
-            <w:pPr>
-              <w:pStyle w:val="Compact"/>
-            </w:pPr>
-          </w:p>
-        </w:tc>
-        <w:tc>
-          <w:tcPr/>
-          <w:p>
-            <w:pPr>
-              <w:pStyle w:val="Compact"/>
-            </w:pPr>
+              <w:t xml:space="preserve">2.32 (1.42-3.80), p=&lt; 0.001</w:t>
+            </w:r>
+          </w:p>
+        </w:tc>
+        <w:tc>
+          <w:tcPr/>
+          <w:p>
+            <w:pPr>
+              <w:pStyle w:val="Compact"/>
+              <w:jc w:val="left"/>
+            </w:pPr>
+            <w:r>
+              <w:t xml:space="preserve">0.89 (0.64-1.23), p=0.465</w:t>
+            </w:r>
           </w:p>
         </w:tc>
       </w:tr>

--- a/manuscript_output/manuscript_mystery_caller.docx
+++ b/manuscript_output/manuscript_mystery_caller.docx
@@ -23352,7 +23352,7 @@
       <w:r>
         <w:drawing>
           <wp:inline>
-            <wp:extent cx="5334000" cy="3333750"/>
+            <wp:extent cx="5334000" cy="3514164"/>
             <wp:effectExtent b="0" l="0" r="0" t="0"/>
             <wp:docPr descr="" title="" id="57" name="Picture"/>
             <a:graphic>
@@ -23373,7 +23373,7 @@
                   <pic:spPr bwMode="auto">
                     <a:xfrm>
                       <a:off x="0" y="0"/>
-                      <a:ext cx="5334000" cy="3333750"/>
+                      <a:ext cx="5334000" cy="3514164"/>
                     </a:xfrm>
                     <a:prstGeom prst="rect">
                       <a:avLst/>
@@ -23411,7 +23411,7 @@
       <w:r>
         <w:drawing>
           <wp:inline>
-            <wp:extent cx="5334000" cy="3333750"/>
+            <wp:extent cx="5334000" cy="3514164"/>
             <wp:effectExtent b="0" l="0" r="0" t="0"/>
             <wp:docPr descr="" title="" id="60" name="Picture"/>
             <a:graphic>
@@ -23432,7 +23432,7 @@
                   <pic:spPr bwMode="auto">
                     <a:xfrm>
                       <a:off x="0" y="0"/>
-                      <a:ext cx="5334000" cy="3333750"/>
+                      <a:ext cx="5334000" cy="3514164"/>
                     </a:xfrm>
                     <a:prstGeom prst="rect">
                       <a:avLst/>

--- a/manuscript_output/manuscript_mystery_caller.docx
+++ b/manuscript_output/manuscript_mystery_caller.docx
@@ -15,7 +15,7 @@
         <w:pStyle w:val="Author"/>
       </w:pPr>
       <w:r>
-        <w:t xml:space="preserve">Grace E. Falk; Eric J. Dobratz, MD; [RA co-authors — full names &amp; degrees to confirm: Chin, Deol, Gregg, Kim, Roesch, Walsh]; Tyler M. Muffly, MD; Cristina Cabrera-Muffly, MD</w:t>
+        <w:t xml:space="preserve">Grace E. Falk; Eric J. Dobratz, MD; [RA co-authors, full names &amp; degrees to confirm: Chin, Deol, Gregg, Kim, Roesch, Walsh]; Tyler M. Muffly, MD; Cristina Cabrera-Muffly, MD</w:t>
       </w:r>
     </w:p>
     <w:p>
@@ -118,7 +118,7 @@
         <w:t xml:space="preserve"> </w:t>
       </w:r>
       <w:r>
-        <w:t xml:space="preserve">Of 960 calls, 731 complete calls with a known subspecialty were analyzed; an appointment was offered in 436 (59.6%), with a median wait of 14 business days (IQR 5–30). Requested subspecialty was the dominant determinant: pediatric otolaryngology had higher odds of an offer (OR 2.29 (95% CI 1.09–4.80; p = 0.028)), and waits were longer for laryngology (IRR 2.24 (95% CI 1.13–4.41; p = 0.020)) and pediatric otolaryngology (IRR 1.62 (95% CI 1.11–2.38; p = 0.013)). No geographic covariate—supply, Medicaid fee generosity, social vulnerability, dual-eligibility, or rurality—was associated with either outcome.</w:t>
+        <w:t xml:space="preserve">Of 960 calls, 731 complete calls with a known subspecialty were analyzed; an appointment was offered in 436 (59.6%), with a median wait of 14 business days (IQR 5–30). Requested subspecialty was the dominant determinant: pediatric otolaryngology had higher odds of an offer (OR 2.29 (95% CI 1.09–4.80; p = 0.028)), and waits were longer for laryngology (IRR 2.24 (95% CI 1.13–4.41; p = 0.020)) and pediatric otolaryngology (IRR 1.62 (95% CI 1.11–2.38; p = 0.013)). No geographic covariate, supply, Medicaid fee generosity, social vulnerability, dual-eligibility, or rurality, was associated with either outcome.</w:t>
       </w:r>
     </w:p>
     <w:p>
@@ -231,7 +231,7 @@
           <w:i/>
           <w:iCs/>
         </w:rPr>
-        <w:t xml:space="preserve">[Research-assistant co-authors — affiliations to confirm.]</w:t>
+        <w:t xml:space="preserve">[Research-assistant co-authors, affiliations to confirm.]</w:t>
       </w:r>
       <w:r>
         <w:t xml:space="preserve"> </w:t>
@@ -284,7 +284,7 @@
         <w:pStyle w:val="FirstParagraph"/>
       </w:pPr>
       <w:r>
-        <w:t xml:space="preserve">Otolaryngologic conditions—from chronic rhinosinusitis and otitis media to airway disorders and head-and-neck malignancy—are among the most common reasons patients seek specialty care, and for many of these conditions timely evaluation influences diagnosis and outcome, with delays in the diagnosis-to-treatment interval associated with worse survival in head-and-neck cancer</w:t>
+        <w:t xml:space="preserve">Otolaryngologic conditions, from chronic rhinosinusitis and otitis media to airway disorders and head-and-neck malignancy, are among the most common reasons patients seek specialty care, and for many of these conditions timely evaluation influences diagnosis and outcome, with delays in the diagnosis-to-treatment interval associated with worse survival in head-and-neck cancer</w:t>
       </w:r>
       <w:hyperlink w:anchor="ref-graboyes2019">
         <w:r>
@@ -317,7 +317,7 @@
         <w:t xml:space="preserve">availability</w:t>
       </w:r>
       <w:r>
-        <w:t xml:space="preserve">—whether a new-patient appointment is offered at all—and</w:t>
+        <w:t xml:space="preserve">, whether a new-patient appointment is offered at all, and</w:t>
       </w:r>
       <w:r>
         <w:t xml:space="preserve"> </w:t>
@@ -330,7 +330,7 @@
         <w:t xml:space="preserve">timeliness</w:t>
       </w:r>
       <w:r>
-        <w:t xml:space="preserve">—how quickly the patient is seen. These dimensions can move independently: an office that readily books new patients may nonetheless carry a long queue, and measuring only one can mislead. Administrative and survey data capture both imperfectly, reflecting patients who have already navigated the system and remaining subject to recall and reporting bias.</w:t>
+        <w:t xml:space="preserve">, how quickly the patient is seen. These dimensions can move independently: an office that readily books new patients may nonetheless carry a long queue, and measuring only one can mislead. Administrative and survey data capture both imperfectly, reflecting patients who have already navigated the system and remaining subject to recall and reporting bias.</w:t>
       </w:r>
     </w:p>
     <w:p>
@@ -372,7 +372,7 @@
         <w:t xml:space="preserve"> </w:t>
       </w:r>
       <w:r>
-        <w:t xml:space="preserve">nature of the request—the requested subspecialty (general otolaryngology versus pediatric otolaryngology, laryngology, head-and-neck oncology, and others)—and the</w:t>
+        <w:t xml:space="preserve">nature of the request, the requested subspecialty (general otolaryngology versus pediatric otolaryngology, laryngology, head-and-neck oncology, and others), and the</w:t>
       </w:r>
       <w:r>
         <w:t xml:space="preserve"> </w:t>
@@ -388,7 +388,7 @@
         <w:t xml:space="preserve"> </w:t>
       </w:r>
       <w:r>
-        <w:t xml:space="preserve">environment of the practice—local physician supply, the generosity of the state Medicaid fee schedule, community social vulnerability, the share of dual-eligible beneficiaries, and rurality</w:t>
+        <w:t xml:space="preserve">environment of the practice, local physician supply, the generosity of the state Medicaid fee schedule, community social vulnerability, the share of dual-eligible beneficiaries, and rurality</w:t>
       </w:r>
       <w:hyperlink w:anchor="ref-vickery2016">
         <w:r>
@@ -479,7 +479,7 @@
         <w:t xml:space="preserve"> </w:t>
       </w:r>
       <w:r>
-        <w:t xml:space="preserve">The Human Subjects Protection Program at Old Dominion University (Macon &amp; Joan Brock Virginia Health Sciences / Eastern Virginia Medical School) determined that this project (IRB #24-12-NH-0285) does not involve human subjects research and is therefore not subject to IRB review; informed consent was not required. The covert measurement of clinician behavior has been debated—most publicly when a 2011 federally commissioned</w:t>
+        <w:t xml:space="preserve">The Human Subjects Protection Program at Old Dominion University (Macon &amp; Joan Brock Virginia Health Sciences / Eastern Virginia Medical School) determined that this project (IRB #24-12-NH-0285) does not involve human subjects research and is therefore not subject to IRB review; informed consent was not required. The covert measurement of clinician behavior has been debated, most publicly when a 2011 federally commissioned</w:t>
       </w:r>
       <w:r>
         <w:t xml:space="preserve"> </w:t>
@@ -518,7 +518,7 @@
         </w:r>
       </w:hyperlink>
       <w:r>
-        <w:t xml:space="preserve">—but a formal ethical analysis has since established that simulated-patient research without prior consent is justified when risks and burdens are minimal, a consent waiver is necessary for scientifically valid data, and the study carries substantial social value</w:t>
+        <w:t xml:space="preserve">, but a formal ethical analysis has since established that simulated-patient research without prior consent is justified when risks and burdens are minimal, a consent waiver is necessary for scientifically valid data, and the study carries substantial social value</w:t>
       </w:r>
       <w:hyperlink w:anchor="ref-rhodesmiller2012">
         <w:r>
@@ -530,7 +530,7 @@
         </w:r>
       </w:hyperlink>
       <w:r>
-        <w:t xml:space="preserve">. This study was designed to satisfy those conditions. Consistent with established simulated-patient practice, the covert design incorporated several safeguards: no protected health information was collected and no calls were recorded; each contact was a single brief call that booked no real appointment and imposed minimal burden on office staff; and identifying information about individual staff members was neither requested nor stored. Covert simulated calling was necessary because non-covert methods—for example, surveys of offices aware of being observed—would systematically bias access estimates through social desirability, the same rationale that underlies the design’s measurement validity</w:t>
+        <w:t xml:space="preserve">. This study was designed to satisfy those conditions. Consistent with established simulated-patient practice, the covert design incorporated several safeguards: no protected health information was collected and no calls were recorded; each contact was a single brief call that booked no real appointment and imposed minimal burden on office staff; and identifying information about individual staff members was neither requested nor stored. Covert simulated calling was necessary because non-covert methods, for example, surveys of offices aware of being observed, would systematically bias access estimates through social desirability, the same rationale that underlies the design’s measurement validity</w:t>
       </w:r>
       <w:hyperlink w:anchor="ref-rankin2022">
         <w:r>
@@ -8307,7 +8307,7 @@
         <w:pStyle w:val="FirstParagraph"/>
       </w:pPr>
       <w:r>
-        <w:t xml:space="preserve">Among offering offices, waits again varied by subspecialty and not geography. Relative to general otolaryngology, waits were longer for laryngology (IRR 2.24 (95% CI 1.13–4.41; p = 0.020)) and pediatric otolaryngology (IRR 1.62 (95% CI 1.11–2.38; p = 0.013)). Anchored to the roughly two-week median wait for general otolaryngology (14 business days), these rate ratios correspond to a substantially longer typical wait—on the order of an additional two to three weeks for laryngology and about one to one-and-a-half weeks for pediatric otolaryngology—consistent with the observed subspecialty medians (Table S3). No geographic covariate was associated with wait time (</w:t>
+        <w:t xml:space="preserve">Among offering offices, waits again varied by subspecialty and not geography. Relative to general otolaryngology, waits were longer for laryngology (IRR 2.24 (95% CI 1.13–4.41; p = 0.020)) and pediatric otolaryngology (IRR 1.62 (95% CI 1.11–2.38; p = 0.013)). Anchored to the roughly two-week median wait for general otolaryngology (14 business days), these rate ratios correspond to a substantially longer typical wait, on the order of an additional two to three weeks for laryngology and about one to one-and-a-half weeks for pediatric otolaryngology, consistent with the observed subspecialty medians (Table S3). No geographic covariate was associated with wait time (</w:t>
       </w:r>
       <w:r>
         <w:rPr>
@@ -12788,7 +12788,7 @@
         <w:t xml:space="preserve">with the specific board-certified otolaryngologist requested</w:t>
       </w:r>
       <w:r>
-        <w:t xml:space="preserve">: among the 436 offers, 58 (13%) were with a different physician and 9 with an advanced practice provider only. Two front-desk barriers stood out: 25 practices stated they do not see the presented complaint despite the sampled physician’s matched subspecialty, and among practices not accepting new patients the most common documented reasons were that the physician had retired or left (81) or an unspecified closure (104)—a signal that provider directories overstate the reachable workforce.</w:t>
+        <w:t xml:space="preserve">: among the 436 offers, 58 (13%) were with a different physician and 9 with an advanced practice provider only. Two front-desk barriers stood out: 25 practices stated they do not see the presented complaint despite the sampled physician’s matched subspecialty, and among practices not accepting new patients the most common documented reasons were that the physician had retired or left (81) or an unspecified closure (104), a signal that provider directories overstate the reachable workforce.</w:t>
       </w:r>
     </w:p>
     <w:bookmarkEnd w:id="31"/>
@@ -12816,7 +12816,7 @@
         <w:t xml:space="preserve">Table S8</w:t>
       </w:r>
       <w:r>
-        <w:t xml:space="preserve">). Under a three-level rurality specification (urban, RUCA 1–3; suburban, 4–6; rural, 7–10), no urban-to-rural gradient emerged—neither suburban (wait IRR 1.15) nor the sparse rural stratum (IRR 1.29) differed significantly from urban—while the subspecialty effects were unchanged. A complete-case analysis without imputation (n = 412 recorded waits) likewise reproduced the longer waits for laryngology (IRR 2.51) and pediatric otolaryngology (IRR 1.52) and the null rural–urban contrast (IRR 1.14).</w:t>
+        <w:t xml:space="preserve">). Under a three-level rurality specification (urban, RUCA 1–3; suburban, 4–6; rural, 7–10), no urban-to-rural gradient emerged, neither suburban (wait IRR 1.15) nor the sparse rural stratum (IRR 1.29) differed significantly from urban, while the subspecialty effects were unchanged. A complete-case analysis without imputation (n = 412 recorded waits) likewise reproduced the longer waits for laryngology (IRR 2.51) and pediatric otolaryngology (IRR 1.52) and the null rural–urban contrast (IRR 1.14).</w:t>
       </w:r>
     </w:p>
     <w:bookmarkEnd w:id="32"/>
@@ -12835,7 +12835,7 @@
         <w:pStyle w:val="FirstParagraph"/>
       </w:pPr>
       <w:r>
-        <w:t xml:space="preserve">In this national simulated-patient study of otolaryngology access, the requested subspecialty was the dominant determinant of both whether a new-patient appointment was offered and how long the patient waited, whereas none of the measured contextual factors—county physician supply, Medicaid fee generosity, social vulnerability, dual-eligibility, or rurality—was associated with either outcome.</w:t>
+        <w:t xml:space="preserve">In this national simulated-patient study of otolaryngology access, the requested subspecialty was the dominant determinant of both whether a new-patient appointment was offered and how long the patient waited, whereas none of the measured contextual factors, county physician supply, Medicaid fee generosity, social vulnerability, dual-eligibility, or rurality, was associated with either outcome.</w:t>
       </w:r>
     </w:p>
     <w:p>
@@ -12859,7 +12859,7 @@
         <w:t xml:space="preserve"> </w:t>
       </w:r>
       <w:r>
-        <w:t xml:space="preserve">After adjustment, subspecialty effects were substantial—pediatric otolaryngology carried more than twice the odds of an appointment offer—while the contextual covariates clustered tightly around the null. This suggests that, among the practices reachable in this sample, the decision to accept a new patient is governed more by practice-level factors tied to the clinical request than by the socioeconomic or supply characteristics of the surrounding area. This parallels an emerging pattern in other access studies, in which disparities track the</w:t>
+        <w:t xml:space="preserve">After adjustment, subspecialty effects were substantial, pediatric otolaryngology carried more than twice the odds of an appointment offer, while the contextual covariates clustered tightly around the null. This suggests that, among the practices reachable in this sample, the decision to accept a new patient is governed more by practice-level factors tied to the clinical request than by the socioeconomic or supply characteristics of the surrounding area. This parallels an emerging pattern in other access studies, in which disparities track the</w:t>
       </w:r>
       <w:r>
         <w:t xml:space="preserve"> </w:t>
@@ -12967,7 +12967,7 @@
         <w:t xml:space="preserve"> </w:t>
       </w:r>
       <w:r>
-        <w:t xml:space="preserve">They argue against a simple supply-gradient model in which access improves smoothly with local otolaryngologist density or payer generosity. Several explanations are compatible with this pattern: practices may operate similarly across diverse local contexts; the relevant barriers may act at the level of the individual practice—scheduling policy, subspecialty scope—rather than the community; or the study may be underpowered for modest contextual gradients, particularly in the sparse rural stratum. Distinguishing the</w:t>
+        <w:t xml:space="preserve">They argue against a simple supply-gradient model in which access improves smoothly with local otolaryngologist density or payer generosity. Several explanations are compatible with this pattern: practices may operate similarly across diverse local contexts; the relevant barriers may act at the level of the individual practice, scheduling policy, subspecialty scope, rather than the community; or the study may be underpowered for modest contextual gradients, particularly in the sparse rural stratum. Distinguishing the</w:t>
       </w:r>
       <w:r>
         <w:t xml:space="preserve"> </w:t>
@@ -12999,7 +12999,7 @@
         <w:t xml:space="preserve"> </w:t>
       </w:r>
       <w:r>
-        <w:t xml:space="preserve">of care—the travel burden a patient must overcome to arrive at a practice at all—is the subject of a companion geospatial analysis.</w:t>
+        <w:t xml:space="preserve">of care, the travel burden a patient must overcome to arrive at a practice at all, is the subject of a companion geospatial analysis.</w:t>
       </w:r>
     </w:p>
     <w:p>
@@ -13007,7 +13007,7 @@
         <w:pStyle w:val="BodyText"/>
       </w:pPr>
       <w:r>
-        <w:t xml:space="preserve">These findings carry practical implications. Subspecialty-specific bottlenecks—prolonged waits for laryngology and pediatric otolaryngology—are concrete targets for referral triage, capacity planning, and telehealth, independent of where the patient lives. That contextual factors did not predict access is reassuring against one form of disparity but does not exclude others not measured here, including patient insurance type, which this phase did not vary.</w:t>
+        <w:t xml:space="preserve">These findings carry practical implications. Subspecialty-specific bottlenecks, prolonged waits for laryngology and pediatric otolaryngology, are concrete targets for referral triage, capacity planning, and telehealth, independent of where the patient lives. That contextual factors did not predict access is reassuring against one form of disparity but does not exclude others not measured here, including patient insurance type, which this phase did not vary.</w:t>
       </w:r>
     </w:p>
     <w:p>
@@ -13037,7 +13037,7 @@
         </w:r>
       </w:hyperlink>
       <w:r>
-        <w:t xml:space="preserve">. The realized sample achieved the pre-specified, near-optimal urban/rural balance (approximately 50/50 under the RUCA 1–3 vs 4–10 dichotomy) and exceeded the planned call budget. One appointment with an implausible date—a wait exceeding two years attributable to a data-entry error in the appointment year—was excluded from the timeliness analysis. Even so, the study was modestly underpowered for its primary rural-versus-urban timeliness contrast: the pre-specified target was a minimum detectable gap of about six business days, whereas the realized sample (426 recorded waits, reflecting an appointment-offer rate near three-fifths) supports detection of roughly a ten-day gap at 90% power and provides about 70% power for the originally anticipated eight-day gap. Reaching the six-day target would require on the order of 130 additional calls (approximately 1,090 total) at 80% power, or 490 additional calls (approximately 1,450 total) at 90% power. The observed rural–urban difference was small (about two business days) and non-significant. Each physician was contacted once, precluding within-physician inference; each call captured the response of a single office representative, whose account may not reflect the practice’s full scheduling behavior; contextual covariates were linked at the ZIP-code or county level and thus approximate a practice’s true environment; patient insurance was held constant (not varied) in this phase; and appointment availability reflects a single point in time.</w:t>
+        <w:t xml:space="preserve">. The realized sample achieved the pre-specified, near-optimal urban/rural balance (approximately 50/50 under the RUCA 1–3 vs 4–10 dichotomy) and exceeded the planned call budget. One appointment with an implausible date, a wait exceeding two years attributable to a data-entry error in the appointment year, was excluded from the timeliness analysis. Even so, the study was modestly underpowered for its primary rural-versus-urban timeliness contrast: the pre-specified target was a minimum detectable gap of about six business days, whereas the realized sample (426 recorded waits, reflecting an appointment-offer rate near three-fifths) supports detection of roughly a ten-day gap at 90% power and provides about 70% power for the originally anticipated eight-day gap. Reaching the six-day target would require on the order of 130 additional calls (approximately 1,090 total) at 80% power, or 490 additional calls (approximately 1,450 total) at 90% power. The observed rural–urban difference was small (about two business days) and non-significant. Each physician was contacted once, precluding within-physician inference; each call captured the response of a single office representative, whose account may not reflect the practice’s full scheduling behavior; contextual covariates were linked at the ZIP-code or county level and thus approximate a practice’s true environment; patient insurance was held constant (not varied) in this phase; and appointment availability reflects a single point in time.</w:t>
       </w:r>
     </w:p>
     <w:p>
@@ -13079,7 +13079,7 @@
         </w:r>
       </w:hyperlink>
       <w:r>
-        <w:t xml:space="preserve">. Third, our secondary measures hint at an information-quality dimension we did not fully model—whether front-desk statements (that a practice does not see a complaint, or that a physician is unavailable) are accurate—which simulated-patient studies increasingly treat as a distinct outcome,</w:t>
+        <w:t xml:space="preserve">. Third, our secondary measures hint at an information-quality dimension we did not fully model, whether front-desk statements (that a practice does not see a complaint, or that a physician is unavailable) are accurate, which simulated-patient studies increasingly treat as a distinct outcome,</w:t>
       </w:r>
       <w:r>
         <w:t xml:space="preserve"> </w:t>
@@ -13121,7 +13121,7 @@
         <w:t xml:space="preserve"> </w:t>
       </w:r>
       <w:r>
-        <w:t xml:space="preserve">responses in our data suggests provider directories materially overstate the reachable workforce. Finally, whether schedulers appropriately triage clinically urgent presentations—head-and-neck cancer red flags, for instance—is an access-quality axis beyond the offer and wait we measured</w:t>
+        <w:t xml:space="preserve">responses in our data suggests provider directories materially overstate the reachable workforce. Finally, whether schedulers appropriately triage clinically urgent presentations, head-and-neck cancer red flags, for instance, is an access-quality axis beyond the offer and wait we measured</w:t>
       </w:r>
       <w:hyperlink w:anchor="ref-moriarty2003">
         <w:r>
@@ -23234,7 +23234,7 @@
       <w:r>
         <w:drawing>
           <wp:inline>
-            <wp:extent cx="5334000" cy="3333750"/>
+            <wp:extent cx="5334000" cy="3556000"/>
             <wp:effectExtent b="0" l="0" r="0" t="0"/>
             <wp:docPr descr="" title="" id="51" name="Picture"/>
             <a:graphic>
@@ -23255,7 +23255,7 @@
                   <pic:spPr bwMode="auto">
                     <a:xfrm>
                       <a:off x="0" y="0"/>
-                      <a:ext cx="5334000" cy="3333750"/>
+                      <a:ext cx="5334000" cy="3556000"/>
                     </a:xfrm>
                     <a:prstGeom prst="rect">
                       <a:avLst/>
@@ -23529,7 +23529,7 @@
       <w:r>
         <w:drawing>
           <wp:inline>
-            <wp:extent cx="5334000" cy="2259105"/>
+            <wp:extent cx="5334000" cy="2418906"/>
             <wp:effectExtent b="0" l="0" r="0" t="0"/>
             <wp:docPr descr="" title="" id="66" name="Picture"/>
             <a:graphic>
@@ -23550,7 +23550,7 @@
                   <pic:spPr bwMode="auto">
                     <a:xfrm>
                       <a:off x="0" y="0"/>
-                      <a:ext cx="5334000" cy="2259105"/>
+                      <a:ext cx="5334000" cy="2418906"/>
                     </a:xfrm>
                     <a:prstGeom prst="rect">
                       <a:avLst/>
@@ -23688,7 +23688,10 @@
         <w:t xml:space="preserve"> </w:t>
       </w:r>
       <w:r>
-        <w:t xml:space="preserve">The caller delivered the selected script (Table S9). If asked for identifying details, the caller gave a standardized identity—</w:t>
+        <w:t xml:space="preserve">The caller delivered the selected script (Table S9). If asked for identifying details, the caller gave a standardized identity,</w:t>
+      </w:r>
+      <w:r>
+        <w:t xml:space="preserve"> </w:t>
       </w:r>
       <w:r>
         <w:t xml:space="preserve">“John”</w:t>
@@ -23741,7 +23744,7 @@
           <w:i/>
           <w:iCs/>
         </w:rPr>
-        <w:t xml:space="preserve">[Not specified in the script draft: the number and timing of call attempts before an office was recorded as unreachable—to confirm from the protocol.]</w:t>
+        <w:t xml:space="preserve">[Not specified in the script draft: the number and timing of call attempts before an office was recorded as unreachable, to confirm from the protocol.]</w:t>
       </w:r>
     </w:p>
     <w:p>

--- a/manuscript_output/manuscript_mystery_caller.docx
+++ b/manuscript_output/manuscript_mystery_caller.docx
@@ -7,7 +7,7 @@
         <w:pStyle w:val="Title"/>
       </w:pPr>
       <w:r>
-        <w:t xml:space="preserve">Subspecialty and Geographic Determinants of New-Patient Appointment Access and Wait Times in Otolaryngology: A National Mystery-Caller Study</w:t>
+        <w:t xml:space="preserve">Subspecialty and Geographic Correlates of New-Patient Appointment Access and Wait Times in Otolaryngology: A National Mystery-Caller Study</w:t>
       </w:r>
     </w:p>
     <w:p>
@@ -50,7 +50,7 @@
         <w:t xml:space="preserve"> </w:t>
       </w:r>
       <w:r>
-        <w:t xml:space="preserve">To quantify subspecialty- and geography-related disparities in access to and timeliness of otolaryngology (ENT) care in the United States using a national simulated-patient design.</w:t>
+        <w:t xml:space="preserve">To characterize subspecialty- and geography-related differences in access to and timeliness of otolaryngology (ENT) care in the United States using a national simulated-patient design.</w:t>
       </w:r>
     </w:p>
     <w:p>
@@ -68,7 +68,7 @@
         <w:t xml:space="preserve"> </w:t>
       </w:r>
       <w:r>
-        <w:t xml:space="preserve">In a cross-sectional mystery-caller study, trained callers requested new-patient appointments from a national sample of board-certified otolaryngologists using subspecialty-matched scripts. We modeled two outcomes with a two-part (hurdle) approach: appointment</w:t>
+        <w:t xml:space="preserve">In a cross-sectional mystery-caller study, trained callers requested new-patient appointments from a national sample of board-certified otolaryngologists using subspecialty-matched scripts. We modeled two outcomes with a two-part (hurdle) approach: whether any new-patient appointment was</w:t>
       </w:r>
       <w:r>
         <w:t xml:space="preserve"> </w:t>
@@ -78,13 +78,13 @@
           <w:i/>
           <w:iCs/>
         </w:rPr>
-        <w:t xml:space="preserve">offer</w:t>
+        <w:t xml:space="preserve">offered</w:t>
       </w:r>
       <w:r>
         <w:t xml:space="preserve"> </w:t>
       </w:r>
       <w:r>
-        <w:t xml:space="preserve">(mixed-effects logistic regression) and</w:t>
+        <w:t xml:space="preserve">(mixed-effects logistic regression) and the</w:t>
       </w:r>
       <w:r>
         <w:t xml:space="preserve"> </w:t>
@@ -100,7 +100,7 @@
         <w:t xml:space="preserve"> </w:t>
       </w:r>
       <w:r>
-        <w:t xml:space="preserve">among offers (mixed-effects negative binomial regression), each adjusting for requested subspecialty, county ENT supply, the state Medicaid fee index, social vulnerability, dual-eligibility, and rurality, with a core-based statistical area random intercept.</w:t>
+        <w:t xml:space="preserve">among offers (mixed-effects negative binomial regression), each adjusting for requested subspecialty, county ENT supply, the state Medicaid fee index, social vulnerability, dual-eligibility, and rurality, with a core-based statistical area random intercept. Subspecialty was assessed with a joint (multi–degree-of-freedom) test rather than reference-category contrasts alone.</w:t>
       </w:r>
     </w:p>
     <w:p>
@@ -118,7 +118,23 @@
         <w:t xml:space="preserve"> </w:t>
       </w:r>
       <w:r>
-        <w:t xml:space="preserve">Of 960 calls, 731 complete calls with a known subspecialty were analyzed; an appointment was offered in 436 (59.6%), with a median wait of 14 business days (IQR 5–30). Requested subspecialty was the dominant determinant: pediatric otolaryngology had higher odds of an offer (OR 2.29 (95% CI 1.09–4.80; p = 0.028)), and waits were longer for laryngology (IRR 2.24 (95% CI 1.13–4.41; p = 0.020)) and pediatric otolaryngology (IRR 1.62 (95% CI 1.11–2.38; p = 0.013)). No geographic covariate, supply, Medicaid fee generosity, social vulnerability, dual-eligibility, or rurality, was associated with either outcome.</w:t>
+        <w:t xml:space="preserve">Of 960 calls, 731 complete calls with a known subspecialty were analyzed; a new-patient appointment was offered in 436 (59.6%), but only 370 (50.6%) were with the specific physician requested, with a median wait of 14 business days (IQR 5–30). Requested subspecialty was</w:t>
+      </w:r>
+      <w:r>
+        <w:t xml:space="preserve"> </w:t>
+      </w:r>
+      <w:r>
+        <w:rPr>
+          <w:b/>
+          <w:bCs/>
+        </w:rPr>
+        <w:t xml:space="preserve">not</w:t>
+      </w:r>
+      <w:r>
+        <w:t xml:space="preserve"> </w:t>
+      </w:r>
+      <w:r>
+        <w:t xml:space="preserve">jointly associated with either outcome (offer, χ² = 12.2, df = 20, p = 0.09; wait, χ² = 12.6, df = 21, p = 0.08). The only nominally significant contrast, higher odds of an offer for pediatric otolaryngology versus general otolaryngology (OR 2.29 (95% CI 1.09–4.80; p = 0.028)), did not persist under the stricter with-the-requested-physician outcome or leave-one-caller-out sensitivity. Waits were descriptively longest for laryngology (IRR 2.24 (95% CI 1.13–4.41; p = 0.020)) and pediatric otolaryngology (IRR 1.62 (95% CI 1.11–2.38; p = 0.013)). No geographic covariate, supply, Medicaid fee level, social vulnerability, dual-eligibility, or rurality, was associated with either outcome. The largest and most consistent differences in obtaining an offer were between the trained callers themselves (adjusted OR 1.9 to 2.4 across callers), underscoring the influence of encounter-level implementation.</w:t>
       </w:r>
     </w:p>
     <w:p>
@@ -136,7 +152,7 @@
         <w:t xml:space="preserve"> </w:t>
       </w:r>
       <w:r>
-        <w:t xml:space="preserve">New-patient access to otolaryngology care is shaped more by the requested subspecialty than by local physician supply, insurance generosity, social vulnerability, or rurality. Getting an appointment and being seen promptly are distinct dimensions that diverge by subspecialty.</w:t>
+        <w:t xml:space="preserve">The clearest finding was attrition along the access pathway: only about half of calls to board-certified otolaryngologists yielded an appointment with the physician sought. Differences by subspecialty and geography were small and not statistically robust. Getting an appointment and being seen promptly are distinct dimensions, and both appeared to depend as much on how the request was handled as on where the patient lived.</w:t>
       </w:r>
     </w:p>
     <w:p>
@@ -356,7 +372,7 @@
         </w:r>
       </w:hyperlink>
       <w:r>
-        <w:t xml:space="preserve">. The design has been applied across specialties to reveal access barriers invisible in claims data. Within otolaryngology, the determinants of new-patient access remain incompletely characterized. Two classes of determinant are plausible: the</w:t>
+        <w:t xml:space="preserve">. The design has been applied across specialties to reveal access barriers invisible in claims data. Within otolaryngology, the correlates of new-patient access remain incompletely characterized. Two classes of factor are plausible: the</w:t>
       </w:r>
       <w:r>
         <w:t xml:space="preserve"> </w:t>
@@ -388,7 +404,7 @@
         <w:t xml:space="preserve"> </w:t>
       </w:r>
       <w:r>
-        <w:t xml:space="preserve">environment of the practice, local physician supply, the generosity of the state Medicaid fee schedule, community social vulnerability, the share of dual-eligible beneficiaries, and rurality</w:t>
+        <w:t xml:space="preserve">environment of the practice, local physician supply, the state Medicaid fee level, community social vulnerability, the share of dual-eligible beneficiaries, and rurality</w:t>
       </w:r>
       <w:hyperlink w:anchor="ref-vickery2016">
         <w:r>
@@ -400,7 +416,19 @@
         </w:r>
       </w:hyperlink>
       <w:r>
-        <w:t xml:space="preserve">.</w:t>
+        <w:t xml:space="preserve">. Because each subspecialty was approached with its own clinically appropriate vignette, the requested subspecialty and the clinical scenario are inseparable in this design; we therefore treat subspecialty as a combined</w:t>
+      </w:r>
+      <w:r>
+        <w:t xml:space="preserve"> </w:t>
+      </w:r>
+      <w:r>
+        <w:t xml:space="preserve">“who is asked, for what”</w:t>
+      </w:r>
+      <w:r>
+        <w:t xml:space="preserve"> </w:t>
+      </w:r>
+      <w:r>
+        <w:t xml:space="preserve">exposure rather than a property of the physician alone.</w:t>
       </w:r>
     </w:p>
     <w:p>
@@ -408,7 +436,7 @@
         <w:pStyle w:val="BodyText"/>
       </w:pPr>
       <w:r>
-        <w:t xml:space="preserve">We conducted a national mystery-caller study of board-certified otolaryngologists to quantify how the requested subspecialty and the geographic-contextual environment relate to (1) whether a new-patient appointment is offered and (2) the business-day wait when one is offered. To keep these two dimensions of access distinct, we analyzed them with a two-part model.</w:t>
+        <w:t xml:space="preserve">We conducted a national mystery-caller study of board-certified otolaryngologists to characterize how the requested subspecialty and the geographic-contextual environment relate to (1) whether a new-patient appointment is offered and (2) the business-day wait when one is offered. To keep these two dimensions of access distinct, we analyzed them with a two-part model.</w:t>
       </w:r>
     </w:p>
     <w:bookmarkEnd w:id="21"/>
@@ -610,7 +638,7 @@
         <w:pStyle w:val="FirstParagraph"/>
       </w:pPr>
       <w:r>
-        <w:t xml:space="preserve">Two outcomes were analyzed as a two-part (hurdle) process. The first,</w:t>
+        <w:t xml:space="preserve">Two outcomes were analyzed as a two-part (hurdle) process. The primary</w:t>
       </w:r>
       <w:r>
         <w:t xml:space="preserve"> </w:t>
@@ -623,7 +651,44 @@
         <w:t xml:space="preserve">access</w:t>
       </w:r>
       <w:r>
-        <w:t xml:space="preserve">, was whether the office offered a new-patient appointment with the sampled physician (binary). The second,</w:t>
+        <w:t xml:space="preserve"> </w:t>
+      </w:r>
+      <w:r>
+        <w:t xml:space="preserve">outcome was whether the office offered any new-patient appointment (binary), counting an appointment with the sampled physician, with another physician in the same practice, or with an advanced practice provider; a call was coded as no offer when no appointment was booked, including cases in which the sampled physician had retired, left, or was not accepting new patients and no alternative appointment was made. Because</w:t>
+      </w:r>
+      <w:r>
+        <w:t xml:space="preserve"> </w:t>
+      </w:r>
+      <w:r>
+        <w:t xml:space="preserve">“getting in the door”</w:t>
+      </w:r>
+      <w:r>
+        <w:t xml:space="preserve"> </w:t>
+      </w:r>
+      <w:r>
+        <w:t xml:space="preserve">and</w:t>
+      </w:r>
+      <w:r>
+        <w:t xml:space="preserve"> </w:t>
+      </w:r>
+      <w:r>
+        <w:t xml:space="preserve">“seeing the specific specialist sought”</w:t>
+      </w:r>
+      <w:r>
+        <w:t xml:space="preserve"> </w:t>
+      </w:r>
+      <w:r>
+        <w:t xml:space="preserve">are not the same, we also analyzed a stricter secondary outcome, an appointment specifically with the sampled physician, and report both (</w:t>
+      </w:r>
+      <w:r>
+        <w:rPr>
+          <w:b/>
+          <w:bCs/>
+        </w:rPr>
+        <w:t xml:space="preserve">Table S13</w:t>
+      </w:r>
+      <w:r>
+        <w:t xml:space="preserve">). The</w:t>
       </w:r>
       <w:r>
         <w:t xml:space="preserve"> </w:t>
@@ -636,7 +701,10 @@
         <w:t xml:space="preserve">timeliness</w:t>
       </w:r>
       <w:r>
-        <w:t xml:space="preserve">, was the number of</w:t>
+        <w:t xml:space="preserve"> </w:t>
+      </w:r>
+      <w:r>
+        <w:t xml:space="preserve">outcome was the number of</w:t>
       </w:r>
       <w:r>
         <w:t xml:space="preserve"> </w:t>
@@ -677,7 +745,7 @@
         </w:r>
       </w:hyperlink>
       <w:r>
-        <w:t xml:space="preserve">.</w:t>
+        <w:t xml:space="preserve">. Of the appointment offers, a small number lacked a recorded next-available date; these contribute to the access analysis but not the timeliness analysis, which is noted where the analytic denominators are reported.</w:t>
       </w:r>
     </w:p>
     <w:bookmarkEnd w:id="23"/>
@@ -769,7 +837,79 @@
         <w:t xml:space="preserve"> </w:t>
       </w:r>
       <w:r>
-        <w:t xml:space="preserve">with a mixed-effects negative binomial regression over the offered subset. The negative binomial distribution was selected over Poisson on the basis of substantial overdispersion (Pearson φ = 6.22). Both models included a random intercept for core-based statistical area (CBSA; county FIPS where CBSA was undefined) to account for within-market correlation, and adjusted for the requested subspecialty (reference: general otolaryngology), county ENT supply, Medicaid fee index, SVI, dual-eligible fraction, and rurality (reference: urban). The identity of the caller (research assistant) was included as a fixed nuisance term to adjust for operator-level differences in call handling. Continuous covariates were standardized and, for the few missing values (&lt;3%), median-imputed.</w:t>
+        <w:t xml:space="preserve">with a mixed-effects negative binomial regression over the offered subset. The negative binomial distribution was selected over Poisson on the basis of substantial overdispersion (Pearson φ = 6.22). Both models included a random intercept for core-based statistical area (CBSA; county FIPS where CBSA was undefined) to account for within-market correlation, and adjusted for the requested subspecialty (reference: general otolaryngology), county ENT supply, Medicaid fee index, SVI, dual-eligible fraction, and rurality (reference: urban). The identity of the caller (research assistant) was included as a fixed effect. Continuous covariates were standardized and, for the few missing values (&lt;3%), median-imputed.</w:t>
+      </w:r>
+    </w:p>
+    <w:p>
+      <w:pPr>
+        <w:pStyle w:val="BodyText"/>
+      </w:pPr>
+      <w:r>
+        <w:t xml:space="preserve">Because subspecialty is a multi-level factor, its overall contribution was assessed with a joint (multi–degree-of-freedom) likelihood-ratio test of the whole factor, reported before any reference-category contrast; pairwise subspecialty differences were adjusted for multiplicity by the Tukey method. Reference-category odds ratios and rate ratios are reported for completeness but are interpreted only in light of the joint test. To avoid conflating</w:t>
+      </w:r>
+      <w:r>
+        <w:t xml:space="preserve"> </w:t>
+      </w:r>
+      <w:r>
+        <w:t xml:space="preserve">“getting any appointment”</w:t>
+      </w:r>
+      <w:r>
+        <w:t xml:space="preserve"> </w:t>
+      </w:r>
+      <w:r>
+        <w:t xml:space="preserve">with</w:t>
+      </w:r>
+      <w:r>
+        <w:t xml:space="preserve"> </w:t>
+      </w:r>
+      <w:r>
+        <w:t xml:space="preserve">“seeing the specialist sought,”</w:t>
+      </w:r>
+      <w:r>
+        <w:t xml:space="preserve"> </w:t>
+      </w:r>
+      <w:r>
+        <w:t xml:space="preserve">access was modeled for both the primary any-offer outcome and the stricter with-the-sampled-physician outcome (</w:t>
+      </w:r>
+      <w:r>
+        <w:rPr>
+          <w:b/>
+          <w:bCs/>
+        </w:rPr>
+        <w:t xml:space="preserve">Table S13</w:t>
+      </w:r>
+      <w:r>
+        <w:t xml:space="preserve">). Because the caller effect proved substantial rather than nuisance, caller odds ratios are reported in full (</w:t>
+      </w:r>
+      <w:r>
+        <w:rPr>
+          <w:b/>
+          <w:bCs/>
+        </w:rPr>
+        <w:t xml:space="preserve">Table S12</w:t>
+      </w:r>
+      <w:r>
+        <w:t xml:space="preserve">) and the headline subspecialty estimate was re-examined in a leave-one-caller-out sensitivity analysis (</w:t>
+      </w:r>
+      <w:r>
+        <w:rPr>
+          <w:b/>
+          <w:bCs/>
+        </w:rPr>
+        <w:t xml:space="preserve">Table S12b</w:t>
+      </w:r>
+      <w:r>
+        <w:t xml:space="preserve">). Finally, although each physician was sampled once, some calls reached a shared practice telephone number (670 distinct numbers among the analytic calls); we confirmed that adding a practice–telephone random intercept and refitting on one call per number left the estimates essentially unchanged (</w:t>
+      </w:r>
+      <w:r>
+        <w:rPr>
+          <w:b/>
+          <w:bCs/>
+        </w:rPr>
+        <w:t xml:space="preserve">Table S11</w:t>
+      </w:r>
+      <w:r>
+        <w:t xml:space="preserve">).</w:t>
       </w:r>
     </w:p>
     <w:p>
@@ -1002,7 +1142,7 @@
         <w:pStyle w:val="FirstParagraph"/>
       </w:pPr>
       <w:r>
-        <w:t xml:space="preserve">Callers placed 960 calls; 749 (78.0%) were completed, of which 731 had a determinable subspecialty and formed the analytic sample. An appointment was offered in 436 of 731 (59.6%); the median next-available wait was 14 business days (IQR 5–30). Sample characteristics are shown in</w:t>
+        <w:t xml:space="preserve">Callers placed 960 calls; 749 (78.0%) were completed, of which 731 had a determinable subspecialty and formed the analytic sample. Any new-patient appointment was offered in 436 of 731 (59.6%), but only 370 (50.6%) were with the specific physician requested; the median next-available wait among offers was 14 business days (IQR 5–30). Sample characteristics are shown in</w:t>
       </w:r>
       <w:r>
         <w:t xml:space="preserve"> </w:t>
@@ -8279,7 +8419,46 @@
         <w:pStyle w:val="FirstParagraph"/>
       </w:pPr>
       <w:r>
-        <w:t xml:space="preserve">The requested subspecialty was the dominant determinant of whether an appointment was offered. Relative to general otolaryngology, pediatric otolaryngology had over twice the odds of an offer (OR 2.29 (95% CI 1.09–4.80; p = 0.028)), while otology/neurotology trended lower (OR 0.58 (95% CI 0.27–1.25; p = 0.167)). No geographic covariate was associated with access: county ENT supply (OR 0.96 (95% CI 0.81–1.13; p = 0.617) per SD), the Medicaid fee index (OR 0.90 (95% CI 0.76–1.06; p = 0.191)), social vulnerability (OR 0.93 (95% CI 0.78–1.11; p = 0.425)), and dual-eligibility (OR 0.98 (95% CI 0.82–1.17; p = 0.816)) were all null (</w:t>
+        <w:t xml:space="preserve">Requested subspecialty was</w:t>
+      </w:r>
+      <w:r>
+        <w:t xml:space="preserve"> </w:t>
+      </w:r>
+      <w:r>
+        <w:rPr>
+          <w:b/>
+          <w:bCs/>
+        </w:rPr>
+        <w:t xml:space="preserve">not</w:t>
+      </w:r>
+      <w:r>
+        <w:t xml:space="preserve"> </w:t>
+      </w:r>
+      <w:r>
+        <w:t xml:space="preserve">jointly associated with whether an appointment was offered (joint likelihood-ratio test across all subspecialties, χ² = 12.2, df = 20, p = 0.09). Among the individual reference-category contrasts, only pediatric otolaryngology differed nominally from general otolaryngology, with roughly twice the odds of an offer (OR 2.29 (95% CI 1.09–4.80; p = 0.028)); otology/neurotology trended lower (OR 0.58 (95% CI 0.27–1.25; p = 0.167)). This single contrast was not robust: it fell toward the null under the stricter with-the-requested-physician outcome (OR 1.43 (0.73-2.79); p = 0.29;</w:t>
+      </w:r>
+      <w:r>
+        <w:t xml:space="preserve"> </w:t>
+      </w:r>
+      <w:r>
+        <w:rPr>
+          <w:b/>
+          <w:bCs/>
+        </w:rPr>
+        <w:t xml:space="preserve">Table S13</w:t>
+      </w:r>
+      <w:r>
+        <w:t xml:space="preserve">), weakened when any one caller was excluded (</w:t>
+      </w:r>
+      <w:r>
+        <w:rPr>
+          <w:b/>
+          <w:bCs/>
+        </w:rPr>
+        <w:t xml:space="preserve">Table S12b</w:t>
+      </w:r>
+      <w:r>
+        <w:t xml:space="preserve">), and no subspecialty pair reached significance after Tukey adjustment (Robustness and missing data). No geographic covariate was associated with access: county ENT supply (OR 0.96 (95% CI 0.81–1.13; p = 0.617) per SD), the Medicaid fee index (OR 0.90 (95% CI 0.76–1.06; p = 0.191)), social vulnerability (OR 0.93 (95% CI 0.78–1.11; p = 0.425)), and dual-eligibility (OR 0.98 (95% CI 0.82–1.17; p = 0.816)) were all null (</w:t>
       </w:r>
       <w:r>
         <w:rPr>
@@ -8290,6 +8469,40 @@
       </w:r>
       <w:r>
         <w:t xml:space="preserve">).</w:t>
+      </w:r>
+    </w:p>
+    <w:p>
+      <w:pPr>
+        <w:pStyle w:val="BodyText"/>
+      </w:pPr>
+      <w:r>
+        <w:t xml:space="preserve">By contrast, whether an appointment was offered differed most by</w:t>
+      </w:r>
+      <w:r>
+        <w:t xml:space="preserve"> </w:t>
+      </w:r>
+      <w:r>
+        <w:rPr>
+          <w:b/>
+          <w:bCs/>
+        </w:rPr>
+        <w:t xml:space="preserve">which trained caller placed the call</w:t>
+      </w:r>
+      <w:r>
+        <w:t xml:space="preserve">. 5 of the callers had roughly two-fold higher adjusted odds of obtaining an offer than the reference caller (OR 1.9 to 2.4;</w:t>
+      </w:r>
+      <w:r>
+        <w:t xml:space="preserve"> </w:t>
+      </w:r>
+      <w:r>
+        <w:rPr>
+          <w:b/>
+          <w:bCs/>
+        </w:rPr>
+        <w:t xml:space="preserve">Table S12</w:t>
+      </w:r>
+      <w:r>
+        <w:t xml:space="preserve">), a larger and more consistent association than any subspecialty or contextual factor. Because callers were assigned to physicians without regard to the exposures, this pattern reflects encounter-level implementation, how the identical script was delivered and how ambiguous responses were recorded, rather than a property of the practice, and it bounds how finely a single simulated call can resolve true differences between practices.</w:t>
       </w:r>
     </w:p>
     <w:bookmarkEnd w:id="29"/>
@@ -8307,7 +8520,17 @@
         <w:pStyle w:val="FirstParagraph"/>
       </w:pPr>
       <w:r>
-        <w:t xml:space="preserve">Among offering offices, waits again varied by subspecialty and not geography. Relative to general otolaryngology, waits were longer for laryngology (IRR 2.24 (95% CI 1.13–4.41; p = 0.020)) and pediatric otolaryngology (IRR 1.62 (95% CI 1.11–2.38; p = 0.013)). Anchored to the roughly two-week median wait for general otolaryngology (14 business days), these rate ratios correspond to a substantially longer typical wait, on the order of an additional two to three weeks for laryngology and about one to one-and-a-half weeks for pediatric otolaryngology, consistent with the observed subspecialty medians (Table S3). No geographic covariate was associated with wait time (</w:t>
+        <w:t xml:space="preserve">Among offering offices, subspecialty was not jointly associated with wait time (joint likelihood-ratio test, χ² = 12.6, df = 21, p = 0.08), though the overall test approached significance. In the reference-category contrasts, waits were longer for laryngology (IRR 2.24 (95% CI 1.13–4.41; p = 0.020)) and pediatric otolaryngology (IRR 1.62 (95% CI 1.11–2.38; p = 0.013)) relative to general otolaryngology. These differences are also visible descriptively in the observed subspecialty medians (</w:t>
+      </w:r>
+      <w:r>
+        <w:rPr>
+          <w:b/>
+          <w:bCs/>
+        </w:rPr>
+        <w:t xml:space="preserve">Table S3</w:t>
+      </w:r>
+      <w:r>
+        <w:t xml:space="preserve">), which are the most reliable summary given the sparse counts in several subspecialties; we do not convert the rate ratios into calendar-week estimates, because an incidence-rate ratio scales a mean rather than the reported median. No geographic covariate was associated with wait time (</w:t>
       </w:r>
       <w:r>
         <w:rPr>
@@ -12752,7 +12975,7 @@
         <w:pStyle w:val="FirstParagraph"/>
       </w:pPr>
       <w:r>
-        <w:t xml:space="preserve">Beyond the two modeled outcomes, the call log captured intermediate steps of the access pathway (</w:t>
+        <w:t xml:space="preserve">Beyond the two modeled outcomes, the call log captured several other steps of the access pathway (</w:t>
       </w:r>
       <w:r>
         <w:rPr>
@@ -12772,7 +12995,7 @@
           <w:b/>
           <w:bCs/>
         </w:rPr>
-        <w:t xml:space="preserve">Figure S7</w:t>
+        <w:t xml:space="preserve">Figure S6</w:t>
       </w:r>
       <w:r>
         <w:t xml:space="preserve">). Of the 731 analytic calls, a live office was reached in 569 (78%); the practice was accepting new patients in 432 (59%); and an appointment was offered in 436 (60%). Critically, only 370 calls (51%) yielded an appointment</w:t>
@@ -12788,7 +13011,23 @@
         <w:t xml:space="preserve">with the specific board-certified otolaryngologist requested</w:t>
       </w:r>
       <w:r>
-        <w:t xml:space="preserve">: among the 436 offers, 58 (13%) were with a different physician and 9 with an advanced practice provider only. Two front-desk barriers stood out: 25 practices stated they do not see the presented complaint despite the sampled physician’s matched subspecialty, and among practices not accepting new patients the most common documented reasons were that the physician had retired or left (81) or an unspecified closure (104), a signal that provider directories overstate the reachable workforce.</w:t>
+        <w:t xml:space="preserve">: among the 436 offers, 58 (13%) were with a different physician and 9 with an advanced practice provider only; 10 offers lacked a recorded next-available date and so entered the access but not the timeliness analysis (426 waits analyzed). These are overlapping measures of the same calls rather than a strictly nested funnel, a small number of offices offered an appointment without having affirmed on the call that they see the presented complaint, so the counts are not perfectly monotonic;</w:t>
+      </w:r>
+      <w:r>
+        <w:t xml:space="preserve"> </w:t>
+      </w:r>
+      <w:r>
+        <w:rPr>
+          <w:b/>
+          <w:bCs/>
+        </w:rPr>
+        <w:t xml:space="preserve">Figure S6</w:t>
+      </w:r>
+      <w:r>
+        <w:t xml:space="preserve"> </w:t>
+      </w:r>
+      <w:r>
+        <w:t xml:space="preserve">orders them by frequency for readability. Two front-desk barriers stood out: 25 practices stated they do not see the presented complaint despite the sampled physician’s matched subspecialty, and among practices not accepting new patients the most common documented reasons were that the physician had retired or left (81) or an unspecified closure (104), a signal that provider directories overstate the reachable workforce.</w:t>
       </w:r>
     </w:p>
     <w:bookmarkEnd w:id="31"/>
@@ -12806,7 +13045,17 @@
         <w:pStyle w:val="FirstParagraph"/>
       </w:pPr>
       <w:r>
-        <w:t xml:space="preserve">Market-level clustering was modest: the core-based statistical area random intercept accounted for a latent intraclass correlation of 0.043 in the access model (CBSA variance 0.26 on the log scale in the timeliness model), indicating that most variation in access and timeliness lay within rather than between markets. Under Tukey-adjusted pairwise comparison no subspecialty pair reached significance, and the subspecialty effect did not vary by rurality or supply (interaction likelihood-ratio tests, both non-significant). In a metropolitan sensitivity model, greater hospital-market concentration was associated with a borderline increase in wait time (HHI IRR 1.20 per SD; p = 0.058). Call incompleteness was unrelated to practice geography, supporting a missing-at-random mechanism with respect to location (Supplement). The main findings were stable across two sensitivity analyses (</w:t>
+        <w:t xml:space="preserve">Consistent with the joint tests, no subspecialty pair reached significance under Tukey-adjusted pairwise comparison, and the subspecialty effect did not vary by rurality or supply (interaction likelihood-ratio tests, both non-significant). Market-level clustering was modest: the core-based statistical area random intercept accounted for a latent intraclass correlation of 0.043 in the access model (CBSA variance 0.26 on the log scale in the timeliness model), indicating that most variation in access and timeliness lay within rather than between markets. Because some calls reached a shared practice telephone number, we refit the access model with an added practice–telephone random intercept and, separately, on a single call per number; the practice-telephone variance was negligible and the estimates were essentially unchanged (</w:t>
+      </w:r>
+      <w:r>
+        <w:rPr>
+          <w:b/>
+          <w:bCs/>
+        </w:rPr>
+        <w:t xml:space="preserve">Table S11</w:t>
+      </w:r>
+      <w:r>
+        <w:t xml:space="preserve">), confirming that the CBSA-only model does not materially understate uncertainty from repeated practices. In a metropolitan sensitivity model, greater hospital-market concentration was associated with a borderline increase in wait time (HHI IRR 1.20 per SD; p = 0.058). Call incompleteness was unrelated to the measured practice geography; however, the recorded reasons for incompleteness were themselves missing for most incomplete calls, so we cannot fully characterize the missingness mechanism and treat the missing-at-random assumption as an approximation rather than an established fact (Supplement). The main findings were stable across two sensitivity analyses (</w:t>
       </w:r>
       <w:r>
         <w:rPr>
@@ -12816,7 +13065,7 @@
         <w:t xml:space="preserve">Table S8</w:t>
       </w:r>
       <w:r>
-        <w:t xml:space="preserve">). Under a three-level rurality specification (urban, RUCA 1–3; suburban, 4–6; rural, 7–10), no urban-to-rural gradient emerged, neither suburban (wait IRR 1.15) nor the sparse rural stratum (IRR 1.29) differed significantly from urban, while the subspecialty effects were unchanged. A complete-case analysis without imputation (n = 412 recorded waits) likewise reproduced the longer waits for laryngology (IRR 2.51) and pediatric otolaryngology (IRR 1.52) and the null rural–urban contrast (IRR 1.14).</w:t>
+        <w:t xml:space="preserve">). Under a three-level rurality specification (urban, RUCA 1–3; suburban, 4–6; rural, 7–10), no urban-to-rural gradient emerged, neither suburban (wait IRR 1.15) nor the sparse rural stratum (IRR 1.29) differed significantly from urban, while the subspecialty contrasts were unchanged. A complete-case analysis without imputation (n = 412 recorded waits) likewise reproduced the longer waits for laryngology (IRR 2.51) and pediatric otolaryngology (IRR 1.52) and the null rural–urban contrast (IRR 1.14).</w:t>
       </w:r>
     </w:p>
     <w:bookmarkEnd w:id="32"/>
@@ -12835,7 +13084,7 @@
         <w:pStyle w:val="FirstParagraph"/>
       </w:pPr>
       <w:r>
-        <w:t xml:space="preserve">In this national simulated-patient study of otolaryngology access, the requested subspecialty was the dominant determinant of both whether a new-patient appointment was offered and how long the patient waited, whereas none of the measured contextual factors, county physician supply, Medicaid fee generosity, social vulnerability, dual-eligibility, or rurality, was associated with either outcome.</w:t>
+        <w:t xml:space="preserve">In this national simulated-patient study of otolaryngology access, the most consistent finding was attrition along the access pathway: although a new-patient appointment was offered on roughly three-fifths of completed calls, only about half reached the specific board-certified otolaryngologist requested. Differences by requested subspecialty and by geographic context were small and were not statistically robust, and none of the measured contextual factors, county physician supply, Medicaid fee level, social vulnerability, dual-eligibility, or rurality, was associated with either outcome.</w:t>
       </w:r>
     </w:p>
     <w:p>
@@ -12853,29 +13102,43 @@
           <w:b/>
           <w:bCs/>
         </w:rPr>
-        <w:t xml:space="preserve">who the patient asks for matters more than the local environment in which they ask.</w:t>
+        <w:t xml:space="preserve">the gap between the listed and the reachable specialist is the dominant signal.</w:t>
       </w:r>
       <w:r>
         <w:t xml:space="preserve"> </w:t>
       </w:r>
       <w:r>
-        <w:t xml:space="preserve">After adjustment, subspecialty effects were substantial, pediatric otolaryngology carried more than twice the odds of an appointment offer, while the contextual covariates clustered tightly around the null. This suggests that, among the practices reachable in this sample, the decision to accept a new patient is governed more by practice-level factors tied to the clinical request than by the socioeconomic or supply characteristics of the surrounding area. This parallels an emerging pattern in other access studies, in which disparities track the</w:t>
+        <w:t xml:space="preserve">Only half of calls to rostered, board-certified otolaryngologists yielded an appointment with the physician sought; among offers, nearly one in seven was with a different physician and additional offers were with an advanced practice provider only. Together with the frequency of</w:t>
       </w:r>
       <w:r>
         <w:t xml:space="preserve"> </w:t>
       </w:r>
       <w:r>
-        <w:rPr>
-          <w:i/>
-          <w:iCs/>
-        </w:rPr>
-        <w:t xml:space="preserve">type of practice</w:t>
+        <w:t xml:space="preserve">“retired or left,”</w:t>
       </w:r>
       <w:r>
         <w:t xml:space="preserve"> </w:t>
       </w:r>
       <w:r>
-        <w:t xml:space="preserve">a patient reaches rather than whether that practice is urban or rural: rural populations may face barriers less because they are rural than because they are more likely to reach practices with different acceptance behavior. Framed this way, the relevant unit for intervention is the practice and the clinical request, not the community.</w:t>
+        <w:t xml:space="preserve">“practice full,”</w:t>
+      </w:r>
+      <w:r>
+        <w:t xml:space="preserve"> </w:t>
+      </w:r>
+      <w:r>
+        <w:t xml:space="preserve">and</w:t>
+      </w:r>
+      <w:r>
+        <w:t xml:space="preserve"> </w:t>
+      </w:r>
+      <w:r>
+        <w:t xml:space="preserve">“not accepting”</w:t>
+      </w:r>
+      <w:r>
+        <w:t xml:space="preserve"> </w:t>
+      </w:r>
+      <w:r>
+        <w:t xml:space="preserve">responses, this indicates that certification rosters and provider directories materially overstate the reachable subspecialty workforce. Directory accuracy is itself an access barrier, and one that is more consistently documented here than any subspecialty or geographic gradient.</w:t>
       </w:r>
     </w:p>
     <w:p>
@@ -12899,7 +13162,7 @@
         <w:t xml:space="preserve"> </w:t>
       </w:r>
       <w:r>
-        <w:t xml:space="preserve">Pediatric otolaryngology was among the</w:t>
+        <w:t xml:space="preserve">Descriptively, pediatric otolaryngology was among the</w:t>
       </w:r>
       <w:r>
         <w:t xml:space="preserve"> </w:t>
@@ -12931,19 +13194,7 @@
         <w:t xml:space="preserve"> </w:t>
       </w:r>
       <w:r>
-        <w:t xml:space="preserve">waits once an appointment was secured, and laryngology showed the longest waits of all. A patient-centered account of access must report both dimensions: a subspecialty that</w:t>
-      </w:r>
-      <w:r>
-        <w:t xml:space="preserve"> </w:t>
-      </w:r>
-      <w:r>
-        <w:t xml:space="preserve">“opens the door”</w:t>
-      </w:r>
-      <w:r>
-        <w:t xml:space="preserve"> </w:t>
-      </w:r>
-      <w:r>
-        <w:t xml:space="preserve">quickly may still leave the patient waiting weeks, and an intervention aimed at one dimension will not necessarily improve the other.</w:t>
+        <w:t xml:space="preserve">waits once an appointment was secured, and laryngology showed the longest waits of all. A patient-centered account of access must report both dimensions, because an intervention aimed at one will not necessarily improve the other. We emphasize, however, that these subspecialty differences were not statistically robust (below) and are best treated as hypothesis-generating.</w:t>
       </w:r>
     </w:p>
     <w:p>
@@ -12961,13 +13212,13 @@
           <w:b/>
           <w:bCs/>
         </w:rPr>
-        <w:t xml:space="preserve">the null contextual findings are informative rather than merely negative.</w:t>
+        <w:t xml:space="preserve">the apparent subspecialty and geographic differences did not survive formal testing, and encounter-level implementation was a larger source of variation than either.</w:t>
       </w:r>
       <w:r>
         <w:t xml:space="preserve"> </w:t>
       </w:r>
       <w:r>
-        <w:t xml:space="preserve">They argue against a simple supply-gradient model in which access improves smoothly with local otolaryngologist density or payer generosity. Several explanations are compatible with this pattern: practices may operate similarly across diverse local contexts; the relevant barriers may act at the level of the individual practice, scheduling policy, subspecialty scope, rather than the community; or the study may be underpowered for modest contextual gradients, particularly in the sparse rural stratum. Distinguishing the</w:t>
+        <w:t xml:space="preserve">No subspecialty was jointly associated with access or timeliness; the single nominally significant contrast (pediatric otolaryngology for any offer) did not persist under the stricter with-the-requested-physician outcome, Tukey adjustment, or leave-one-caller-out, while the trained callers themselves differed roughly two-fold in the odds of obtaining an offer. Because each subspecialty was also tied to its own clinical vignette, any subspecialty difference additionally confounds the clinical scenario, and cannot be attributed to the physician’s subspecialty alone. We therefore do not interpret subspecialty or geography as determinants of access. The null contextual findings argue against a simple supply-gradient model but are also compatible with the study being underpowered for modest gradients, particularly in the sparse rural stratum; absence of evidence here is not evidence of absence. Distinguishing this</w:t>
       </w:r>
       <w:r>
         <w:t xml:space="preserve"> </w:t>
@@ -12983,7 +13234,7 @@
         <w:t xml:space="preserve"> </w:t>
       </w:r>
       <w:r>
-        <w:t xml:space="preserve">examined here from the geographic</w:t>
+        <w:t xml:space="preserve">from the geographic</w:t>
       </w:r>
       <w:r>
         <w:t xml:space="preserve"> </w:t>
@@ -13007,7 +13258,31 @@
         <w:pStyle w:val="BodyText"/>
       </w:pPr>
       <w:r>
-        <w:t xml:space="preserve">These findings carry practical implications. Subspecialty-specific bottlenecks, prolonged waits for laryngology and pediatric otolaryngology, are concrete targets for referral triage, capacity planning, and telehealth, independent of where the patient lives. That contextual factors did not predict access is reassuring against one form of disparity but does not exclude others not measured here, including patient insurance type, which this phase did not vary.</w:t>
+        <w:t xml:space="preserve">These findings carry practical implications. The most actionable target is not a subspecialty or a region but the accuracy of the information patients and referring clinicians rely on: keeping certification rosters and practice directories current, and distinguishing</w:t>
+      </w:r>
+      <w:r>
+        <w:t xml:space="preserve"> </w:t>
+      </w:r>
+      <w:r>
+        <w:t xml:space="preserve">“a physician is listed”</w:t>
+      </w:r>
+      <w:r>
+        <w:t xml:space="preserve"> </w:t>
+      </w:r>
+      <w:r>
+        <w:t xml:space="preserve">from</w:t>
+      </w:r>
+      <w:r>
+        <w:t xml:space="preserve"> </w:t>
+      </w:r>
+      <w:r>
+        <w:t xml:space="preserve">“a new patient can be seen.”</w:t>
+      </w:r>
+      <w:r>
+        <w:t xml:space="preserve"> </w:t>
+      </w:r>
+      <w:r>
+        <w:t xml:space="preserve">That the measured contextual factors did not predict access does not exclude disparities not measured here, including patient insurance type, which this phase held constant.</w:t>
       </w:r>
     </w:p>
     <w:p>
@@ -13037,7 +13312,7 @@
         </w:r>
       </w:hyperlink>
       <w:r>
-        <w:t xml:space="preserve">. The realized sample achieved the pre-specified, near-optimal urban/rural balance (approximately 50/50 under the RUCA 1–3 vs 4–10 dichotomy) and exceeded the planned call budget. One appointment with an implausible date, a wait exceeding two years attributable to a data-entry error in the appointment year, was excluded from the timeliness analysis. Even so, the study was modestly underpowered for its primary rural-versus-urban timeliness contrast: the pre-specified target was a minimum detectable gap of about six business days, whereas the realized sample (426 recorded waits, reflecting an appointment-offer rate near three-fifths) supports detection of roughly a ten-day gap at 90% power and provides about 70% power for the originally anticipated eight-day gap. Reaching the six-day target would require on the order of 130 additional calls (approximately 1,090 total) at 80% power, or 490 additional calls (approximately 1,450 total) at 90% power. The observed rural–urban difference was small (about two business days) and non-significant. Each physician was contacted once, precluding within-physician inference; each call captured the response of a single office representative, whose account may not reflect the practice’s full scheduling behavior; contextual covariates were linked at the ZIP-code or county level and thus approximate a practice’s true environment; patient insurance was held constant (not varied) in this phase; and appointment availability reflects a single point in time.</w:t>
+        <w:t xml:space="preserve">. The realized sample achieved the pre-specified, near-optimal urban/rural balance (approximately 50/50 under the RUCA 1–3 vs 4–10 dichotomy) and exceeded the planned call budget. One appointment with an implausible date, a wait exceeding two years attributable to a data-entry error in the appointment year, was excluded from the timeliness analysis. Even so, the study was modestly underpowered for its primary rural-versus-urban timeliness contrast: the pre-specified target was a minimum detectable gap of about six business days, whereas the realized sample (426 recorded waits, reflecting an appointment-offer rate near three-fifths) supports detection of roughly a ten-day gap at 90% power and provides about 70% power for the originally anticipated eight-day gap. Reaching the six-day target would require on the order of 130 additional calls (approximately 1,090 total) at 80% power, or 490 additional calls (approximately 1,450 total) at 90% power. The observed rural–urban difference was small (about two business days) and non-significant. Each physician was contacted once, precluding within-physician inference; each call captured the response of a single office representative, whose account may not reflect the practice’s full scheduling behavior; contextual covariates were linked at the ZIP-code or county level and thus approximate a practice’s true environment; patient insurance was held constant (not varied) in this phase; and appointment availability reflects a single point in time. Several further limitations temper the subspecialty and geographic comparisons. Because each subspecialty was approached with its own clinically appropriate vignette (differing in patient age, urgency, and cancer risk), the requested subspecialty is confounded with the clinical scenario and cannot be isolated as a property of the physician; sleep-medicine physicians, moreover, were approached with the general script. Several subspecialty strata were sparse (for example, only 13 laryngology and 16 sleep physicians, with correspondingly few rural observations), limiting power for subspecialty-specific and subspecialty-by-rurality contrasts and making those estimates unstable. The largest single source of variation in obtaining an offer was the identity of the caller, an implementation factor rather than a practice characteristic, which both underscores the sensitivity of a single simulated call and cautions against over-interpreting modest between-practice differences. Although the sample spanned 48 states, it was drawn with a deliberate 50/50 rural/urban over-sample rather than in proportion to the workforce (which is ~93% urban), so the reported offer rates and waits describe this stratified sample and should not be read as nationally representative population estimates; a workforce-weighted estimate would be dominated by urban practices. Finally, the study measured whether an appointment was offered and how long the wait was, but did not adjudicate the accuracy of front-desk statements, so the directory-accuracy signal we describe is an observation from the call log rather than an independently verified measure.</w:t>
       </w:r>
     </w:p>
     <w:p>
@@ -13151,7 +13426,7 @@
         <w:t xml:space="preserve"> </w:t>
       </w:r>
       <w:r>
-        <w:t xml:space="preserve">In a national mystery-caller study, new-patient otolaryngology access was driven by the requested subspecialty rather than by local supply, insurance generosity, or social vulnerability, and the availability and timeliness of care diverged by subspecialty. Efforts to improve access should account for subspecialty-specific bottlenecks and should measure both whether patients can get in and how long they wait.</w:t>
+        <w:t xml:space="preserve">In a national mystery-caller study, only about half of calls to rostered board-certified otolaryngologists secured an appointment with the specific physician sought, while differences by subspecialty and by local supply, Medicaid fee level, or social vulnerability were small and not statistically robust. Availability and timeliness were distinct dimensions of access, and both were shaped as much by how the request was handled as by where the patient lived. Efforts to improve access should begin with the accuracy of provider directories and rosters and should measure both whether patients can get in and how long they wait.</w:t>
       </w:r>
     </w:p>
     <w:bookmarkEnd w:id="34"/>
@@ -13524,21 +13799,15 @@
     <w:tbl>
       <w:tblPr>
         <w:tblStyle w:val="Table"/>
-        <w:tblW w:type="pct" w:w="5000"/>
-        <w:tblLayout w:type="fixed"/>
+        <w:tblW w:type="auto" w:w="0"/>
         <w:tblLook w:firstRow="1" w:lastRow="0" w:firstColumn="0" w:lastColumn="0" w:noHBand="0" w:noVBand="0" w:val="0020"/>
         <w:tblCaption w:val="Table S1. Full access model (all odds ratios)."/>
       </w:tblPr>
       <w:tblGrid>
-        <w:gridCol w:w="2768"/>
-        <w:gridCol w:w="692"/>
-        <w:gridCol w:w="461"/>
-        <w:gridCol w:w="615"/>
-        <w:gridCol w:w="615"/>
-        <w:gridCol w:w="922"/>
-        <w:gridCol w:w="461"/>
-        <w:gridCol w:w="692"/>
-        <w:gridCol w:w="692"/>
+        <w:gridCol w:w="1980"/>
+        <w:gridCol w:w="1980"/>
+        <w:gridCol w:w="1980"/>
+        <w:gridCol w:w="1980"/>
       </w:tblGrid>
       <w:tr>
         <w:trPr>
@@ -13564,91 +13833,31 @@
               <w:jc w:val="right"/>
             </w:pPr>
             <w:r>
-              <w:t xml:space="preserve">estimate</w:t>
-            </w:r>
-          </w:p>
-        </w:tc>
-        <w:tc>
-          <w:tcPr/>
-          <w:p>
-            <w:pPr>
-              <w:pStyle w:val="Compact"/>
-              <w:jc w:val="right"/>
-            </w:pPr>
-            <w:r>
-              <w:t xml:space="preserve">se</w:t>
-            </w:r>
-          </w:p>
-        </w:tc>
-        <w:tc>
-          <w:tcPr/>
-          <w:p>
-            <w:pPr>
-              <w:pStyle w:val="Compact"/>
-              <w:jc w:val="right"/>
-            </w:pPr>
-            <w:r>
-              <w:t xml:space="preserve">z_value</w:t>
-            </w:r>
-          </w:p>
-        </w:tc>
-        <w:tc>
-          <w:tcPr/>
-          <w:p>
-            <w:pPr>
-              <w:pStyle w:val="Compact"/>
-              <w:jc w:val="right"/>
-            </w:pPr>
-            <w:r>
-              <w:t xml:space="preserve">p_value</w:t>
-            </w:r>
-          </w:p>
-        </w:tc>
-        <w:tc>
-          <w:tcPr/>
-          <w:p>
-            <w:pPr>
-              <w:pStyle w:val="Compact"/>
-              <w:jc w:val="left"/>
-            </w:pPr>
-            <w:r>
-              <w:t xml:space="preserve">p_value_fmt</w:t>
-            </w:r>
-          </w:p>
-        </w:tc>
-        <w:tc>
-          <w:tcPr/>
-          <w:p>
-            <w:pPr>
-              <w:pStyle w:val="Compact"/>
-              <w:jc w:val="right"/>
-            </w:pPr>
-            <w:r>
-              <w:t xml:space="preserve">or</w:t>
-            </w:r>
-          </w:p>
-        </w:tc>
-        <w:tc>
-          <w:tcPr/>
-          <w:p>
-            <w:pPr>
-              <w:pStyle w:val="Compact"/>
-              <w:jc w:val="right"/>
-            </w:pPr>
-            <w:r>
-              <w:t xml:space="preserve">ci_lower</w:t>
-            </w:r>
-          </w:p>
-        </w:tc>
-        <w:tc>
-          <w:tcPr/>
-          <w:p>
-            <w:pPr>
-              <w:pStyle w:val="Compact"/>
-              <w:jc w:val="right"/>
-            </w:pPr>
-            <w:r>
-              <w:t xml:space="preserve">ci_upper</w:t>
+              <w:t xml:space="preserve">Odds ratio</w:t>
+            </w:r>
+          </w:p>
+        </w:tc>
+        <w:tc>
+          <w:tcPr/>
+          <w:p>
+            <w:pPr>
+              <w:pStyle w:val="Compact"/>
+              <w:jc w:val="left"/>
+            </w:pPr>
+            <w:r>
+              <w:t xml:space="preserve">95% CI</w:t>
+            </w:r>
+          </w:p>
+        </w:tc>
+        <w:tc>
+          <w:tcPr/>
+          <w:p>
+            <w:pPr>
+              <w:pStyle w:val="Compact"/>
+              <w:jc w:val="left"/>
+            </w:pPr>
+            <w:r>
+              <w:t xml:space="preserve">p-value</w:t>
             </w:r>
           </w:p>
         </w:tc>
@@ -13674,91 +13883,31 @@
               <w:jc w:val="right"/>
             </w:pPr>
             <w:r>
-              <w:t xml:space="preserve">-0.238</w:t>
-            </w:r>
-          </w:p>
-        </w:tc>
-        <w:tc>
-          <w:tcPr/>
-          <w:p>
-            <w:pPr>
-              <w:pStyle w:val="Compact"/>
-              <w:jc w:val="right"/>
-            </w:pPr>
-            <w:r>
-              <w:t xml:space="preserve">0.191</w:t>
-            </w:r>
-          </w:p>
-        </w:tc>
-        <w:tc>
-          <w:tcPr/>
-          <w:p>
-            <w:pPr>
-              <w:pStyle w:val="Compact"/>
-              <w:jc w:val="right"/>
-            </w:pPr>
-            <w:r>
-              <w:t xml:space="preserve">-1.250</w:t>
-            </w:r>
-          </w:p>
-        </w:tc>
-        <w:tc>
-          <w:tcPr/>
-          <w:p>
-            <w:pPr>
-              <w:pStyle w:val="Compact"/>
-              <w:jc w:val="right"/>
+              <w:t xml:space="preserve">0.79</w:t>
+            </w:r>
+          </w:p>
+        </w:tc>
+        <w:tc>
+          <w:tcPr/>
+          <w:p>
+            <w:pPr>
+              <w:pStyle w:val="Compact"/>
+              <w:jc w:val="left"/>
+            </w:pPr>
+            <w:r>
+              <w:t xml:space="preserve">0.54-1.15</w:t>
+            </w:r>
+          </w:p>
+        </w:tc>
+        <w:tc>
+          <w:tcPr/>
+          <w:p>
+            <w:pPr>
+              <w:pStyle w:val="Compact"/>
+              <w:jc w:val="left"/>
             </w:pPr>
             <w:r>
               <w:t xml:space="preserve">0.211</w:t>
-            </w:r>
-          </w:p>
-        </w:tc>
-        <w:tc>
-          <w:tcPr/>
-          <w:p>
-            <w:pPr>
-              <w:pStyle w:val="Compact"/>
-              <w:jc w:val="left"/>
-            </w:pPr>
-            <w:r>
-              <w:t xml:space="preserve">0.211</w:t>
-            </w:r>
-          </w:p>
-        </w:tc>
-        <w:tc>
-          <w:tcPr/>
-          <w:p>
-            <w:pPr>
-              <w:pStyle w:val="Compact"/>
-              <w:jc w:val="right"/>
-            </w:pPr>
-            <w:r>
-              <w:t xml:space="preserve">0.788</w:t>
-            </w:r>
-          </w:p>
-        </w:tc>
-        <w:tc>
-          <w:tcPr/>
-          <w:p>
-            <w:pPr>
-              <w:pStyle w:val="Compact"/>
-              <w:jc w:val="right"/>
-            </w:pPr>
-            <w:r>
-              <w:t xml:space="preserve">0.542</w:t>
-            </w:r>
-          </w:p>
-        </w:tc>
-        <w:tc>
-          <w:tcPr/>
-          <w:p>
-            <w:pPr>
-              <w:pStyle w:val="Compact"/>
-              <w:jc w:val="right"/>
-            </w:pPr>
-            <w:r>
-              <w:t xml:space="preserve">1.145</w:t>
             </w:r>
           </w:p>
         </w:tc>
@@ -13784,91 +13933,31 @@
               <w:jc w:val="right"/>
             </w:pPr>
             <w:r>
-              <w:t xml:space="preserve">0.002</w:t>
-            </w:r>
-          </w:p>
-        </w:tc>
-        <w:tc>
-          <w:tcPr/>
-          <w:p>
-            <w:pPr>
-              <w:pStyle w:val="Compact"/>
-              <w:jc w:val="right"/>
-            </w:pPr>
-            <w:r>
-              <w:t xml:space="preserve">0.268</w:t>
-            </w:r>
-          </w:p>
-        </w:tc>
-        <w:tc>
-          <w:tcPr/>
-          <w:p>
-            <w:pPr>
-              <w:pStyle w:val="Compact"/>
-              <w:jc w:val="right"/>
-            </w:pPr>
-            <w:r>
-              <w:t xml:space="preserve">0.007</w:t>
-            </w:r>
-          </w:p>
-        </w:tc>
-        <w:tc>
-          <w:tcPr/>
-          <w:p>
-            <w:pPr>
-              <w:pStyle w:val="Compact"/>
-              <w:jc w:val="right"/>
+              <w:t xml:space="preserve">1.00</w:t>
+            </w:r>
+          </w:p>
+        </w:tc>
+        <w:tc>
+          <w:tcPr/>
+          <w:p>
+            <w:pPr>
+              <w:pStyle w:val="Compact"/>
+              <w:jc w:val="left"/>
+            </w:pPr>
+            <w:r>
+              <w:t xml:space="preserve">0.59-1.69</w:t>
+            </w:r>
+          </w:p>
+        </w:tc>
+        <w:tc>
+          <w:tcPr/>
+          <w:p>
+            <w:pPr>
+              <w:pStyle w:val="Compact"/>
+              <w:jc w:val="left"/>
             </w:pPr>
             <w:r>
               <w:t xml:space="preserve">0.995</w:t>
-            </w:r>
-          </w:p>
-        </w:tc>
-        <w:tc>
-          <w:tcPr/>
-          <w:p>
-            <w:pPr>
-              <w:pStyle w:val="Compact"/>
-              <w:jc w:val="left"/>
-            </w:pPr>
-            <w:r>
-              <w:t xml:space="preserve">0.995</w:t>
-            </w:r>
-          </w:p>
-        </w:tc>
-        <w:tc>
-          <w:tcPr/>
-          <w:p>
-            <w:pPr>
-              <w:pStyle w:val="Compact"/>
-              <w:jc w:val="right"/>
-            </w:pPr>
-            <w:r>
-              <w:t xml:space="preserve">1.002</w:t>
-            </w:r>
-          </w:p>
-        </w:tc>
-        <w:tc>
-          <w:tcPr/>
-          <w:p>
-            <w:pPr>
-              <w:pStyle w:val="Compact"/>
-              <w:jc w:val="right"/>
-            </w:pPr>
-            <w:r>
-              <w:t xml:space="preserve">0.593</w:t>
-            </w:r>
-          </w:p>
-        </w:tc>
-        <w:tc>
-          <w:tcPr/>
-          <w:p>
-            <w:pPr>
-              <w:pStyle w:val="Compact"/>
-              <w:jc w:val="right"/>
-            </w:pPr>
-            <w:r>
-              <w:t xml:space="preserve">1.693</w:t>
             </w:r>
           </w:p>
         </w:tc>
@@ -13894,91 +13983,31 @@
               <w:jc w:val="right"/>
             </w:pPr>
             <w:r>
-              <w:t xml:space="preserve">-0.194</w:t>
-            </w:r>
-          </w:p>
-        </w:tc>
-        <w:tc>
-          <w:tcPr/>
-          <w:p>
-            <w:pPr>
-              <w:pStyle w:val="Compact"/>
-              <w:jc w:val="right"/>
-            </w:pPr>
-            <w:r>
-              <w:t xml:space="preserve">0.427</w:t>
-            </w:r>
-          </w:p>
-        </w:tc>
-        <w:tc>
-          <w:tcPr/>
-          <w:p>
-            <w:pPr>
-              <w:pStyle w:val="Compact"/>
-              <w:jc w:val="right"/>
-            </w:pPr>
-            <w:r>
-              <w:t xml:space="preserve">-0.454</w:t>
-            </w:r>
-          </w:p>
-        </w:tc>
-        <w:tc>
-          <w:tcPr/>
-          <w:p>
-            <w:pPr>
-              <w:pStyle w:val="Compact"/>
-              <w:jc w:val="right"/>
+              <w:t xml:space="preserve">0.82</w:t>
+            </w:r>
+          </w:p>
+        </w:tc>
+        <w:tc>
+          <w:tcPr/>
+          <w:p>
+            <w:pPr>
+              <w:pStyle w:val="Compact"/>
+              <w:jc w:val="left"/>
+            </w:pPr>
+            <w:r>
+              <w:t xml:space="preserve">0.36-1.90</w:t>
+            </w:r>
+          </w:p>
+        </w:tc>
+        <w:tc>
+          <w:tcPr/>
+          <w:p>
+            <w:pPr>
+              <w:pStyle w:val="Compact"/>
+              <w:jc w:val="left"/>
             </w:pPr>
             <w:r>
               <w:t xml:space="preserve">0.650</w:t>
-            </w:r>
-          </w:p>
-        </w:tc>
-        <w:tc>
-          <w:tcPr/>
-          <w:p>
-            <w:pPr>
-              <w:pStyle w:val="Compact"/>
-              <w:jc w:val="left"/>
-            </w:pPr>
-            <w:r>
-              <w:t xml:space="preserve">0.650</w:t>
-            </w:r>
-          </w:p>
-        </w:tc>
-        <w:tc>
-          <w:tcPr/>
-          <w:p>
-            <w:pPr>
-              <w:pStyle w:val="Compact"/>
-              <w:jc w:val="right"/>
-            </w:pPr>
-            <w:r>
-              <w:t xml:space="preserve">0.824</w:t>
-            </w:r>
-          </w:p>
-        </w:tc>
-        <w:tc>
-          <w:tcPr/>
-          <w:p>
-            <w:pPr>
-              <w:pStyle w:val="Compact"/>
-              <w:jc w:val="right"/>
-            </w:pPr>
-            <w:r>
-              <w:t xml:space="preserve">0.357</w:t>
-            </w:r>
-          </w:p>
-        </w:tc>
-        <w:tc>
-          <w:tcPr/>
-          <w:p>
-            <w:pPr>
-              <w:pStyle w:val="Compact"/>
-              <w:jc w:val="right"/>
-            </w:pPr>
-            <w:r>
-              <w:t xml:space="preserve">1.902</w:t>
             </w:r>
           </w:p>
         </w:tc>
@@ -14004,91 +14033,31 @@
               <w:jc w:val="right"/>
             </w:pPr>
             <w:r>
-              <w:t xml:space="preserve">0.590</w:t>
-            </w:r>
-          </w:p>
-        </w:tc>
-        <w:tc>
-          <w:tcPr/>
-          <w:p>
-            <w:pPr>
-              <w:pStyle w:val="Compact"/>
-              <w:jc w:val="right"/>
-            </w:pPr>
-            <w:r>
-              <w:t xml:space="preserve">0.640</w:t>
-            </w:r>
-          </w:p>
-        </w:tc>
-        <w:tc>
-          <w:tcPr/>
-          <w:p>
-            <w:pPr>
-              <w:pStyle w:val="Compact"/>
-              <w:jc w:val="right"/>
-            </w:pPr>
-            <w:r>
-              <w:t xml:space="preserve">0.921</w:t>
-            </w:r>
-          </w:p>
-        </w:tc>
-        <w:tc>
-          <w:tcPr/>
-          <w:p>
-            <w:pPr>
-              <w:pStyle w:val="Compact"/>
-              <w:jc w:val="right"/>
+              <w:t xml:space="preserve">1.80</w:t>
+            </w:r>
+          </w:p>
+        </w:tc>
+        <w:tc>
+          <w:tcPr/>
+          <w:p>
+            <w:pPr>
+              <w:pStyle w:val="Compact"/>
+              <w:jc w:val="left"/>
+            </w:pPr>
+            <w:r>
+              <w:t xml:space="preserve">0.51-6.32</w:t>
+            </w:r>
+          </w:p>
+        </w:tc>
+        <w:tc>
+          <w:tcPr/>
+          <w:p>
+            <w:pPr>
+              <w:pStyle w:val="Compact"/>
+              <w:jc w:val="left"/>
             </w:pPr>
             <w:r>
               <w:t xml:space="preserve">0.357</w:t>
-            </w:r>
-          </w:p>
-        </w:tc>
-        <w:tc>
-          <w:tcPr/>
-          <w:p>
-            <w:pPr>
-              <w:pStyle w:val="Compact"/>
-              <w:jc w:val="left"/>
-            </w:pPr>
-            <w:r>
-              <w:t xml:space="preserve">0.357</w:t>
-            </w:r>
-          </w:p>
-        </w:tc>
-        <w:tc>
-          <w:tcPr/>
-          <w:p>
-            <w:pPr>
-              <w:pStyle w:val="Compact"/>
-              <w:jc w:val="right"/>
-            </w:pPr>
-            <w:r>
-              <w:t xml:space="preserve">1.803</w:t>
-            </w:r>
-          </w:p>
-        </w:tc>
-        <w:tc>
-          <w:tcPr/>
-          <w:p>
-            <w:pPr>
-              <w:pStyle w:val="Compact"/>
-              <w:jc w:val="right"/>
-            </w:pPr>
-            <w:r>
-              <w:t xml:space="preserve">0.514</w:t>
-            </w:r>
-          </w:p>
-        </w:tc>
-        <w:tc>
-          <w:tcPr/>
-          <w:p>
-            <w:pPr>
-              <w:pStyle w:val="Compact"/>
-              <w:jc w:val="right"/>
-            </w:pPr>
-            <w:r>
-              <w:t xml:space="preserve">6.322</w:t>
             </w:r>
           </w:p>
         </w:tc>
@@ -14114,91 +14083,31 @@
               <w:jc w:val="right"/>
             </w:pPr>
             <w:r>
-              <w:t xml:space="preserve">-0.544</w:t>
-            </w:r>
-          </w:p>
-        </w:tc>
-        <w:tc>
-          <w:tcPr/>
-          <w:p>
-            <w:pPr>
-              <w:pStyle w:val="Compact"/>
-              <w:jc w:val="right"/>
-            </w:pPr>
-            <w:r>
-              <w:t xml:space="preserve">0.393</w:t>
-            </w:r>
-          </w:p>
-        </w:tc>
-        <w:tc>
-          <w:tcPr/>
-          <w:p>
-            <w:pPr>
-              <w:pStyle w:val="Compact"/>
-              <w:jc w:val="right"/>
-            </w:pPr>
-            <w:r>
-              <w:t xml:space="preserve">-1.383</w:t>
-            </w:r>
-          </w:p>
-        </w:tc>
-        <w:tc>
-          <w:tcPr/>
-          <w:p>
-            <w:pPr>
-              <w:pStyle w:val="Compact"/>
-              <w:jc w:val="right"/>
+              <w:t xml:space="preserve">0.58</w:t>
+            </w:r>
+          </w:p>
+        </w:tc>
+        <w:tc>
+          <w:tcPr/>
+          <w:p>
+            <w:pPr>
+              <w:pStyle w:val="Compact"/>
+              <w:jc w:val="left"/>
+            </w:pPr>
+            <w:r>
+              <w:t xml:space="preserve">0.27-1.25</w:t>
+            </w:r>
+          </w:p>
+        </w:tc>
+        <w:tc>
+          <w:tcPr/>
+          <w:p>
+            <w:pPr>
+              <w:pStyle w:val="Compact"/>
+              <w:jc w:val="left"/>
             </w:pPr>
             <w:r>
               <w:t xml:space="preserve">0.167</w:t>
-            </w:r>
-          </w:p>
-        </w:tc>
-        <w:tc>
-          <w:tcPr/>
-          <w:p>
-            <w:pPr>
-              <w:pStyle w:val="Compact"/>
-              <w:jc w:val="left"/>
-            </w:pPr>
-            <w:r>
-              <w:t xml:space="preserve">0.167</w:t>
-            </w:r>
-          </w:p>
-        </w:tc>
-        <w:tc>
-          <w:tcPr/>
-          <w:p>
-            <w:pPr>
-              <w:pStyle w:val="Compact"/>
-              <w:jc w:val="right"/>
-            </w:pPr>
-            <w:r>
-              <w:t xml:space="preserve">0.580</w:t>
-            </w:r>
-          </w:p>
-        </w:tc>
-        <w:tc>
-          <w:tcPr/>
-          <w:p>
-            <w:pPr>
-              <w:pStyle w:val="Compact"/>
-              <w:jc w:val="right"/>
-            </w:pPr>
-            <w:r>
-              <w:t xml:space="preserve">0.268</w:t>
-            </w:r>
-          </w:p>
-        </w:tc>
-        <w:tc>
-          <w:tcPr/>
-          <w:p>
-            <w:pPr>
-              <w:pStyle w:val="Compact"/>
-              <w:jc w:val="right"/>
-            </w:pPr>
-            <w:r>
-              <w:t xml:space="preserve">1.255</w:t>
             </w:r>
           </w:p>
         </w:tc>
@@ -14224,91 +14133,31 @@
               <w:jc w:val="right"/>
             </w:pPr>
             <w:r>
-              <w:t xml:space="preserve">0.829</w:t>
-            </w:r>
-          </w:p>
-        </w:tc>
-        <w:tc>
-          <w:tcPr/>
-          <w:p>
-            <w:pPr>
-              <w:pStyle w:val="Compact"/>
-              <w:jc w:val="right"/>
-            </w:pPr>
-            <w:r>
-              <w:t xml:space="preserve">0.378</w:t>
-            </w:r>
-          </w:p>
-        </w:tc>
-        <w:tc>
-          <w:tcPr/>
-          <w:p>
-            <w:pPr>
-              <w:pStyle w:val="Compact"/>
-              <w:jc w:val="right"/>
-            </w:pPr>
-            <w:r>
-              <w:t xml:space="preserve">2.194</w:t>
-            </w:r>
-          </w:p>
-        </w:tc>
-        <w:tc>
-          <w:tcPr/>
-          <w:p>
-            <w:pPr>
-              <w:pStyle w:val="Compact"/>
-              <w:jc w:val="right"/>
+              <w:t xml:space="preserve">2.29</w:t>
+            </w:r>
+          </w:p>
+        </w:tc>
+        <w:tc>
+          <w:tcPr/>
+          <w:p>
+            <w:pPr>
+              <w:pStyle w:val="Compact"/>
+              <w:jc w:val="left"/>
+            </w:pPr>
+            <w:r>
+              <w:t xml:space="preserve">1.09-4.80</w:t>
+            </w:r>
+          </w:p>
+        </w:tc>
+        <w:tc>
+          <w:tcPr/>
+          <w:p>
+            <w:pPr>
+              <w:pStyle w:val="Compact"/>
+              <w:jc w:val="left"/>
             </w:pPr>
             <w:r>
               <w:t xml:space="preserve">0.028</w:t>
-            </w:r>
-          </w:p>
-        </w:tc>
-        <w:tc>
-          <w:tcPr/>
-          <w:p>
-            <w:pPr>
-              <w:pStyle w:val="Compact"/>
-              <w:jc w:val="left"/>
-            </w:pPr>
-            <w:r>
-              <w:t xml:space="preserve">0.028</w:t>
-            </w:r>
-          </w:p>
-        </w:tc>
-        <w:tc>
-          <w:tcPr/>
-          <w:p>
-            <w:pPr>
-              <w:pStyle w:val="Compact"/>
-              <w:jc w:val="right"/>
-            </w:pPr>
-            <w:r>
-              <w:t xml:space="preserve">2.291</w:t>
-            </w:r>
-          </w:p>
-        </w:tc>
-        <w:tc>
-          <w:tcPr/>
-          <w:p>
-            <w:pPr>
-              <w:pStyle w:val="Compact"/>
-              <w:jc w:val="right"/>
-            </w:pPr>
-            <w:r>
-              <w:t xml:space="preserve">1.093</w:t>
-            </w:r>
-          </w:p>
-        </w:tc>
-        <w:tc>
-          <w:tcPr/>
-          <w:p>
-            <w:pPr>
-              <w:pStyle w:val="Compact"/>
-              <w:jc w:val="right"/>
-            </w:pPr>
-            <w:r>
-              <w:t xml:space="preserve">4.804</w:t>
             </w:r>
           </w:p>
         </w:tc>
@@ -14334,91 +14183,31 @@
               <w:jc w:val="right"/>
             </w:pPr>
             <w:r>
-              <w:t xml:space="preserve">0.792</w:t>
-            </w:r>
-          </w:p>
-        </w:tc>
-        <w:tc>
-          <w:tcPr/>
-          <w:p>
-            <w:pPr>
-              <w:pStyle w:val="Compact"/>
-              <w:jc w:val="right"/>
-            </w:pPr>
-            <w:r>
-              <w:t xml:space="preserve">0.551</w:t>
-            </w:r>
-          </w:p>
-        </w:tc>
-        <w:tc>
-          <w:tcPr/>
-          <w:p>
-            <w:pPr>
-              <w:pStyle w:val="Compact"/>
-              <w:jc w:val="right"/>
-            </w:pPr>
-            <w:r>
-              <w:t xml:space="preserve">1.437</w:t>
-            </w:r>
-          </w:p>
-        </w:tc>
-        <w:tc>
-          <w:tcPr/>
-          <w:p>
-            <w:pPr>
-              <w:pStyle w:val="Compact"/>
-              <w:jc w:val="right"/>
+              <w:t xml:space="preserve">2.21</w:t>
+            </w:r>
+          </w:p>
+        </w:tc>
+        <w:tc>
+          <w:tcPr/>
+          <w:p>
+            <w:pPr>
+              <w:pStyle w:val="Compact"/>
+              <w:jc w:val="left"/>
+            </w:pPr>
+            <w:r>
+              <w:t xml:space="preserve">0.75-6.50</w:t>
+            </w:r>
+          </w:p>
+        </w:tc>
+        <w:tc>
+          <w:tcPr/>
+          <w:p>
+            <w:pPr>
+              <w:pStyle w:val="Compact"/>
+              <w:jc w:val="left"/>
             </w:pPr>
             <w:r>
               <w:t xml:space="preserve">0.151</w:t>
-            </w:r>
-          </w:p>
-        </w:tc>
-        <w:tc>
-          <w:tcPr/>
-          <w:p>
-            <w:pPr>
-              <w:pStyle w:val="Compact"/>
-              <w:jc w:val="left"/>
-            </w:pPr>
-            <w:r>
-              <w:t xml:space="preserve">0.151</w:t>
-            </w:r>
-          </w:p>
-        </w:tc>
-        <w:tc>
-          <w:tcPr/>
-          <w:p>
-            <w:pPr>
-              <w:pStyle w:val="Compact"/>
-              <w:jc w:val="right"/>
-            </w:pPr>
-            <w:r>
-              <w:t xml:space="preserve">2.208</w:t>
-            </w:r>
-          </w:p>
-        </w:tc>
-        <w:tc>
-          <w:tcPr/>
-          <w:p>
-            <w:pPr>
-              <w:pStyle w:val="Compact"/>
-              <w:jc w:val="right"/>
-            </w:pPr>
-            <w:r>
-              <w:t xml:space="preserve">0.750</w:t>
-            </w:r>
-          </w:p>
-        </w:tc>
-        <w:tc>
-          <w:tcPr/>
-          <w:p>
-            <w:pPr>
-              <w:pStyle w:val="Compact"/>
-              <w:jc w:val="right"/>
-            </w:pPr>
-            <w:r>
-              <w:t xml:space="preserve">6.503</w:t>
             </w:r>
           </w:p>
         </w:tc>
@@ -14444,91 +14233,31 @@
               <w:jc w:val="right"/>
             </w:pPr>
             <w:r>
-              <w:t xml:space="preserve">0.538</w:t>
-            </w:r>
-          </w:p>
-        </w:tc>
-        <w:tc>
-          <w:tcPr/>
-          <w:p>
-            <w:pPr>
-              <w:pStyle w:val="Compact"/>
-              <w:jc w:val="right"/>
-            </w:pPr>
-            <w:r>
-              <w:t xml:space="preserve">0.568</w:t>
-            </w:r>
-          </w:p>
-        </w:tc>
-        <w:tc>
-          <w:tcPr/>
-          <w:p>
-            <w:pPr>
-              <w:pStyle w:val="Compact"/>
-              <w:jc w:val="right"/>
-            </w:pPr>
-            <w:r>
-              <w:t xml:space="preserve">0.947</w:t>
-            </w:r>
-          </w:p>
-        </w:tc>
-        <w:tc>
-          <w:tcPr/>
-          <w:p>
-            <w:pPr>
-              <w:pStyle w:val="Compact"/>
-              <w:jc w:val="right"/>
+              <w:t xml:space="preserve">1.71</w:t>
+            </w:r>
+          </w:p>
+        </w:tc>
+        <w:tc>
+          <w:tcPr/>
+          <w:p>
+            <w:pPr>
+              <w:pStyle w:val="Compact"/>
+              <w:jc w:val="left"/>
+            </w:pPr>
+            <w:r>
+              <w:t xml:space="preserve">0.56-5.21</w:t>
+            </w:r>
+          </w:p>
+        </w:tc>
+        <w:tc>
+          <w:tcPr/>
+          <w:p>
+            <w:pPr>
+              <w:pStyle w:val="Compact"/>
+              <w:jc w:val="left"/>
             </w:pPr>
             <w:r>
               <w:t xml:space="preserve">0.344</w:t>
-            </w:r>
-          </w:p>
-        </w:tc>
-        <w:tc>
-          <w:tcPr/>
-          <w:p>
-            <w:pPr>
-              <w:pStyle w:val="Compact"/>
-              <w:jc w:val="left"/>
-            </w:pPr>
-            <w:r>
-              <w:t xml:space="preserve">0.344</w:t>
-            </w:r>
-          </w:p>
-        </w:tc>
-        <w:tc>
-          <w:tcPr/>
-          <w:p>
-            <w:pPr>
-              <w:pStyle w:val="Compact"/>
-              <w:jc w:val="right"/>
-            </w:pPr>
-            <w:r>
-              <w:t xml:space="preserve">1.712</w:t>
-            </w:r>
-          </w:p>
-        </w:tc>
-        <w:tc>
-          <w:tcPr/>
-          <w:p>
-            <w:pPr>
-              <w:pStyle w:val="Compact"/>
-              <w:jc w:val="right"/>
-            </w:pPr>
-            <w:r>
-              <w:t xml:space="preserve">0.562</w:t>
-            </w:r>
-          </w:p>
-        </w:tc>
-        <w:tc>
-          <w:tcPr/>
-          <w:p>
-            <w:pPr>
-              <w:pStyle w:val="Compact"/>
-              <w:jc w:val="right"/>
-            </w:pPr>
-            <w:r>
-              <w:t xml:space="preserve">5.210</w:t>
             </w:r>
           </w:p>
         </w:tc>
@@ -14554,91 +14283,31 @@
               <w:jc w:val="right"/>
             </w:pPr>
             <w:r>
-              <w:t xml:space="preserve">-0.042</w:t>
-            </w:r>
-          </w:p>
-        </w:tc>
-        <w:tc>
-          <w:tcPr/>
-          <w:p>
-            <w:pPr>
-              <w:pStyle w:val="Compact"/>
-              <w:jc w:val="right"/>
-            </w:pPr>
-            <w:r>
-              <w:t xml:space="preserve">0.084</w:t>
-            </w:r>
-          </w:p>
-        </w:tc>
-        <w:tc>
-          <w:tcPr/>
-          <w:p>
-            <w:pPr>
-              <w:pStyle w:val="Compact"/>
-              <w:jc w:val="right"/>
-            </w:pPr>
-            <w:r>
-              <w:t xml:space="preserve">-0.500</w:t>
-            </w:r>
-          </w:p>
-        </w:tc>
-        <w:tc>
-          <w:tcPr/>
-          <w:p>
-            <w:pPr>
-              <w:pStyle w:val="Compact"/>
-              <w:jc w:val="right"/>
+              <w:t xml:space="preserve">0.96</w:t>
+            </w:r>
+          </w:p>
+        </w:tc>
+        <w:tc>
+          <w:tcPr/>
+          <w:p>
+            <w:pPr>
+              <w:pStyle w:val="Compact"/>
+              <w:jc w:val="left"/>
+            </w:pPr>
+            <w:r>
+              <w:t xml:space="preserve">0.81-1.13</w:t>
+            </w:r>
+          </w:p>
+        </w:tc>
+        <w:tc>
+          <w:tcPr/>
+          <w:p>
+            <w:pPr>
+              <w:pStyle w:val="Compact"/>
+              <w:jc w:val="left"/>
             </w:pPr>
             <w:r>
               <w:t xml:space="preserve">0.617</w:t>
-            </w:r>
-          </w:p>
-        </w:tc>
-        <w:tc>
-          <w:tcPr/>
-          <w:p>
-            <w:pPr>
-              <w:pStyle w:val="Compact"/>
-              <w:jc w:val="left"/>
-            </w:pPr>
-            <w:r>
-              <w:t xml:space="preserve">0.617</w:t>
-            </w:r>
-          </w:p>
-        </w:tc>
-        <w:tc>
-          <w:tcPr/>
-          <w:p>
-            <w:pPr>
-              <w:pStyle w:val="Compact"/>
-              <w:jc w:val="right"/>
-            </w:pPr>
-            <w:r>
-              <w:t xml:space="preserve">0.959</w:t>
-            </w:r>
-          </w:p>
-        </w:tc>
-        <w:tc>
-          <w:tcPr/>
-          <w:p>
-            <w:pPr>
-              <w:pStyle w:val="Compact"/>
-              <w:jc w:val="right"/>
-            </w:pPr>
-            <w:r>
-              <w:t xml:space="preserve">0.813</w:t>
-            </w:r>
-          </w:p>
-        </w:tc>
-        <w:tc>
-          <w:tcPr/>
-          <w:p>
-            <w:pPr>
-              <w:pStyle w:val="Compact"/>
-              <w:jc w:val="right"/>
-            </w:pPr>
-            <w:r>
-              <w:t xml:space="preserve">1.131</w:t>
             </w:r>
           </w:p>
         </w:tc>
@@ -14664,91 +14333,31 @@
               <w:jc w:val="right"/>
             </w:pPr>
             <w:r>
-              <w:t xml:space="preserve">-0.109</w:t>
-            </w:r>
-          </w:p>
-        </w:tc>
-        <w:tc>
-          <w:tcPr/>
-          <w:p>
-            <w:pPr>
-              <w:pStyle w:val="Compact"/>
-              <w:jc w:val="right"/>
-            </w:pPr>
-            <w:r>
-              <w:t xml:space="preserve">0.083</w:t>
-            </w:r>
-          </w:p>
-        </w:tc>
-        <w:tc>
-          <w:tcPr/>
-          <w:p>
-            <w:pPr>
-              <w:pStyle w:val="Compact"/>
-              <w:jc w:val="right"/>
-            </w:pPr>
-            <w:r>
-              <w:t xml:space="preserve">-1.308</w:t>
-            </w:r>
-          </w:p>
-        </w:tc>
-        <w:tc>
-          <w:tcPr/>
-          <w:p>
-            <w:pPr>
-              <w:pStyle w:val="Compact"/>
-              <w:jc w:val="right"/>
+              <w:t xml:space="preserve">0.90</w:t>
+            </w:r>
+          </w:p>
+        </w:tc>
+        <w:tc>
+          <w:tcPr/>
+          <w:p>
+            <w:pPr>
+              <w:pStyle w:val="Compact"/>
+              <w:jc w:val="left"/>
+            </w:pPr>
+            <w:r>
+              <w:t xml:space="preserve">0.76-1.06</w:t>
+            </w:r>
+          </w:p>
+        </w:tc>
+        <w:tc>
+          <w:tcPr/>
+          <w:p>
+            <w:pPr>
+              <w:pStyle w:val="Compact"/>
+              <w:jc w:val="left"/>
             </w:pPr>
             <w:r>
               <w:t xml:space="preserve">0.191</w:t>
-            </w:r>
-          </w:p>
-        </w:tc>
-        <w:tc>
-          <w:tcPr/>
-          <w:p>
-            <w:pPr>
-              <w:pStyle w:val="Compact"/>
-              <w:jc w:val="left"/>
-            </w:pPr>
-            <w:r>
-              <w:t xml:space="preserve">0.191</w:t>
-            </w:r>
-          </w:p>
-        </w:tc>
-        <w:tc>
-          <w:tcPr/>
-          <w:p>
-            <w:pPr>
-              <w:pStyle w:val="Compact"/>
-              <w:jc w:val="right"/>
-            </w:pPr>
-            <w:r>
-              <w:t xml:space="preserve">0.897</w:t>
-            </w:r>
-          </w:p>
-        </w:tc>
-        <w:tc>
-          <w:tcPr/>
-          <w:p>
-            <w:pPr>
-              <w:pStyle w:val="Compact"/>
-              <w:jc w:val="right"/>
-            </w:pPr>
-            <w:r>
-              <w:t xml:space="preserve">0.762</w:t>
-            </w:r>
-          </w:p>
-        </w:tc>
-        <w:tc>
-          <w:tcPr/>
-          <w:p>
-            <w:pPr>
-              <w:pStyle w:val="Compact"/>
-              <w:jc w:val="right"/>
-            </w:pPr>
-            <w:r>
-              <w:t xml:space="preserve">1.056</w:t>
             </w:r>
           </w:p>
         </w:tc>
@@ -14774,91 +14383,31 @@
               <w:jc w:val="right"/>
             </w:pPr>
             <w:r>
-              <w:t xml:space="preserve">-0.071</w:t>
-            </w:r>
-          </w:p>
-        </w:tc>
-        <w:tc>
-          <w:tcPr/>
-          <w:p>
-            <w:pPr>
-              <w:pStyle w:val="Compact"/>
-              <w:jc w:val="right"/>
-            </w:pPr>
-            <w:r>
-              <w:t xml:space="preserve">0.089</w:t>
-            </w:r>
-          </w:p>
-        </w:tc>
-        <w:tc>
-          <w:tcPr/>
-          <w:p>
-            <w:pPr>
-              <w:pStyle w:val="Compact"/>
-              <w:jc w:val="right"/>
-            </w:pPr>
-            <w:r>
-              <w:t xml:space="preserve">-0.797</w:t>
-            </w:r>
-          </w:p>
-        </w:tc>
-        <w:tc>
-          <w:tcPr/>
-          <w:p>
-            <w:pPr>
-              <w:pStyle w:val="Compact"/>
-              <w:jc w:val="right"/>
+              <w:t xml:space="preserve">0.93</w:t>
+            </w:r>
+          </w:p>
+        </w:tc>
+        <w:tc>
+          <w:tcPr/>
+          <w:p>
+            <w:pPr>
+              <w:pStyle w:val="Compact"/>
+              <w:jc w:val="left"/>
+            </w:pPr>
+            <w:r>
+              <w:t xml:space="preserve">0.78-1.11</w:t>
+            </w:r>
+          </w:p>
+        </w:tc>
+        <w:tc>
+          <w:tcPr/>
+          <w:p>
+            <w:pPr>
+              <w:pStyle w:val="Compact"/>
+              <w:jc w:val="left"/>
             </w:pPr>
             <w:r>
               <w:t xml:space="preserve">0.425</w:t>
-            </w:r>
-          </w:p>
-        </w:tc>
-        <w:tc>
-          <w:tcPr/>
-          <w:p>
-            <w:pPr>
-              <w:pStyle w:val="Compact"/>
-              <w:jc w:val="left"/>
-            </w:pPr>
-            <w:r>
-              <w:t xml:space="preserve">0.425</w:t>
-            </w:r>
-          </w:p>
-        </w:tc>
-        <w:tc>
-          <w:tcPr/>
-          <w:p>
-            <w:pPr>
-              <w:pStyle w:val="Compact"/>
-              <w:jc w:val="right"/>
-            </w:pPr>
-            <w:r>
-              <w:t xml:space="preserve">0.931</w:t>
-            </w:r>
-          </w:p>
-        </w:tc>
-        <w:tc>
-          <w:tcPr/>
-          <w:p>
-            <w:pPr>
-              <w:pStyle w:val="Compact"/>
-              <w:jc w:val="right"/>
-            </w:pPr>
-            <w:r>
-              <w:t xml:space="preserve">0.782</w:t>
-            </w:r>
-          </w:p>
-        </w:tc>
-        <w:tc>
-          <w:tcPr/>
-          <w:p>
-            <w:pPr>
-              <w:pStyle w:val="Compact"/>
-              <w:jc w:val="right"/>
-            </w:pPr>
-            <w:r>
-              <w:t xml:space="preserve">1.110</w:t>
             </w:r>
           </w:p>
         </w:tc>
@@ -14884,91 +14433,31 @@
               <w:jc w:val="right"/>
             </w:pPr>
             <w:r>
-              <w:t xml:space="preserve">-0.022</w:t>
-            </w:r>
-          </w:p>
-        </w:tc>
-        <w:tc>
-          <w:tcPr/>
-          <w:p>
-            <w:pPr>
-              <w:pStyle w:val="Compact"/>
-              <w:jc w:val="right"/>
-            </w:pPr>
-            <w:r>
-              <w:t xml:space="preserve">0.093</w:t>
-            </w:r>
-          </w:p>
-        </w:tc>
-        <w:tc>
-          <w:tcPr/>
-          <w:p>
-            <w:pPr>
-              <w:pStyle w:val="Compact"/>
-              <w:jc w:val="right"/>
-            </w:pPr>
-            <w:r>
-              <w:t xml:space="preserve">-0.233</w:t>
-            </w:r>
-          </w:p>
-        </w:tc>
-        <w:tc>
-          <w:tcPr/>
-          <w:p>
-            <w:pPr>
-              <w:pStyle w:val="Compact"/>
-              <w:jc w:val="right"/>
+              <w:t xml:space="preserve">0.98</w:t>
+            </w:r>
+          </w:p>
+        </w:tc>
+        <w:tc>
+          <w:tcPr/>
+          <w:p>
+            <w:pPr>
+              <w:pStyle w:val="Compact"/>
+              <w:jc w:val="left"/>
+            </w:pPr>
+            <w:r>
+              <w:t xml:space="preserve">0.82-1.17</w:t>
+            </w:r>
+          </w:p>
+        </w:tc>
+        <w:tc>
+          <w:tcPr/>
+          <w:p>
+            <w:pPr>
+              <w:pStyle w:val="Compact"/>
+              <w:jc w:val="left"/>
             </w:pPr>
             <w:r>
               <w:t xml:space="preserve">0.816</w:t>
-            </w:r>
-          </w:p>
-        </w:tc>
-        <w:tc>
-          <w:tcPr/>
-          <w:p>
-            <w:pPr>
-              <w:pStyle w:val="Compact"/>
-              <w:jc w:val="left"/>
-            </w:pPr>
-            <w:r>
-              <w:t xml:space="preserve">0.816</w:t>
-            </w:r>
-          </w:p>
-        </w:tc>
-        <w:tc>
-          <w:tcPr/>
-          <w:p>
-            <w:pPr>
-              <w:pStyle w:val="Compact"/>
-              <w:jc w:val="right"/>
-            </w:pPr>
-            <w:r>
-              <w:t xml:space="preserve">0.979</w:t>
-            </w:r>
-          </w:p>
-        </w:tc>
-        <w:tc>
-          <w:tcPr/>
-          <w:p>
-            <w:pPr>
-              <w:pStyle w:val="Compact"/>
-              <w:jc w:val="right"/>
-            </w:pPr>
-            <w:r>
-              <w:t xml:space="preserve">0.815</w:t>
-            </w:r>
-          </w:p>
-        </w:tc>
-        <w:tc>
-          <w:tcPr/>
-          <w:p>
-            <w:pPr>
-              <w:pStyle w:val="Compact"/>
-              <w:jc w:val="right"/>
-            </w:pPr>
-            <w:r>
-              <w:t xml:space="preserve">1.175</w:t>
             </w:r>
           </w:p>
         </w:tc>
@@ -14994,91 +14483,31 @@
               <w:jc w:val="right"/>
             </w:pPr>
             <w:r>
-              <w:t xml:space="preserve">0.039</w:t>
-            </w:r>
-          </w:p>
-        </w:tc>
-        <w:tc>
-          <w:tcPr/>
-          <w:p>
-            <w:pPr>
-              <w:pStyle w:val="Compact"/>
-              <w:jc w:val="right"/>
-            </w:pPr>
-            <w:r>
-              <w:t xml:space="preserve">0.183</w:t>
-            </w:r>
-          </w:p>
-        </w:tc>
-        <w:tc>
-          <w:tcPr/>
-          <w:p>
-            <w:pPr>
-              <w:pStyle w:val="Compact"/>
-              <w:jc w:val="right"/>
-            </w:pPr>
-            <w:r>
-              <w:t xml:space="preserve">0.214</w:t>
-            </w:r>
-          </w:p>
-        </w:tc>
-        <w:tc>
-          <w:tcPr/>
-          <w:p>
-            <w:pPr>
-              <w:pStyle w:val="Compact"/>
-              <w:jc w:val="right"/>
+              <w:t xml:space="preserve">1.04</w:t>
+            </w:r>
+          </w:p>
+        </w:tc>
+        <w:tc>
+          <w:tcPr/>
+          <w:p>
+            <w:pPr>
+              <w:pStyle w:val="Compact"/>
+              <w:jc w:val="left"/>
+            </w:pPr>
+            <w:r>
+              <w:t xml:space="preserve">0.73-1.49</w:t>
+            </w:r>
+          </w:p>
+        </w:tc>
+        <w:tc>
+          <w:tcPr/>
+          <w:p>
+            <w:pPr>
+              <w:pStyle w:val="Compact"/>
+              <w:jc w:val="left"/>
             </w:pPr>
             <w:r>
               <w:t xml:space="preserve">0.830</w:t>
-            </w:r>
-          </w:p>
-        </w:tc>
-        <w:tc>
-          <w:tcPr/>
-          <w:p>
-            <w:pPr>
-              <w:pStyle w:val="Compact"/>
-              <w:jc w:val="left"/>
-            </w:pPr>
-            <w:r>
-              <w:t xml:space="preserve">0.830</w:t>
-            </w:r>
-          </w:p>
-        </w:tc>
-        <w:tc>
-          <w:tcPr/>
-          <w:p>
-            <w:pPr>
-              <w:pStyle w:val="Compact"/>
-              <w:jc w:val="right"/>
-            </w:pPr>
-            <w:r>
-              <w:t xml:space="preserve">1.040</w:t>
-            </w:r>
-          </w:p>
-        </w:tc>
-        <w:tc>
-          <w:tcPr/>
-          <w:p>
-            <w:pPr>
-              <w:pStyle w:val="Compact"/>
-              <w:jc w:val="right"/>
-            </w:pPr>
-            <w:r>
-              <w:t xml:space="preserve">0.726</w:t>
-            </w:r>
-          </w:p>
-        </w:tc>
-        <w:tc>
-          <w:tcPr/>
-          <w:p>
-            <w:pPr>
-              <w:pStyle w:val="Compact"/>
-              <w:jc w:val="right"/>
-            </w:pPr>
-            <w:r>
-              <w:t xml:space="preserve">1.490</w:t>
             </w:r>
           </w:p>
         </w:tc>
@@ -15104,91 +14533,31 @@
               <w:jc w:val="right"/>
             </w:pPr>
             <w:r>
-              <w:t xml:space="preserve">0.812</w:t>
-            </w:r>
-          </w:p>
-        </w:tc>
-        <w:tc>
-          <w:tcPr/>
-          <w:p>
-            <w:pPr>
-              <w:pStyle w:val="Compact"/>
-              <w:jc w:val="right"/>
-            </w:pPr>
-            <w:r>
-              <w:t xml:space="preserve">0.255</w:t>
-            </w:r>
-          </w:p>
-        </w:tc>
-        <w:tc>
-          <w:tcPr/>
-          <w:p>
-            <w:pPr>
-              <w:pStyle w:val="Compact"/>
-              <w:jc w:val="right"/>
-            </w:pPr>
-            <w:r>
-              <w:t xml:space="preserve">3.190</w:t>
-            </w:r>
-          </w:p>
-        </w:tc>
-        <w:tc>
-          <w:tcPr/>
-          <w:p>
-            <w:pPr>
-              <w:pStyle w:val="Compact"/>
-              <w:jc w:val="right"/>
+              <w:t xml:space="preserve">2.25</w:t>
+            </w:r>
+          </w:p>
+        </w:tc>
+        <w:tc>
+          <w:tcPr/>
+          <w:p>
+            <w:pPr>
+              <w:pStyle w:val="Compact"/>
+              <w:jc w:val="left"/>
+            </w:pPr>
+            <w:r>
+              <w:t xml:space="preserve">1.37-3.71</w:t>
+            </w:r>
+          </w:p>
+        </w:tc>
+        <w:tc>
+          <w:tcPr/>
+          <w:p>
+            <w:pPr>
+              <w:pStyle w:val="Compact"/>
+              <w:jc w:val="left"/>
             </w:pPr>
             <w:r>
               <w:t xml:space="preserve">0.001</w:t>
-            </w:r>
-          </w:p>
-        </w:tc>
-        <w:tc>
-          <w:tcPr/>
-          <w:p>
-            <w:pPr>
-              <w:pStyle w:val="Compact"/>
-              <w:jc w:val="left"/>
-            </w:pPr>
-            <w:r>
-              <w:t xml:space="preserve">0.001</w:t>
-            </w:r>
-          </w:p>
-        </w:tc>
-        <w:tc>
-          <w:tcPr/>
-          <w:p>
-            <w:pPr>
-              <w:pStyle w:val="Compact"/>
-              <w:jc w:val="right"/>
-            </w:pPr>
-            <w:r>
-              <w:t xml:space="preserve">2.253</w:t>
-            </w:r>
-          </w:p>
-        </w:tc>
-        <w:tc>
-          <w:tcPr/>
-          <w:p>
-            <w:pPr>
-              <w:pStyle w:val="Compact"/>
-              <w:jc w:val="right"/>
-            </w:pPr>
-            <w:r>
-              <w:t xml:space="preserve">1.368</w:t>
-            </w:r>
-          </w:p>
-        </w:tc>
-        <w:tc>
-          <w:tcPr/>
-          <w:p>
-            <w:pPr>
-              <w:pStyle w:val="Compact"/>
-              <w:jc w:val="right"/>
-            </w:pPr>
-            <w:r>
-              <w:t xml:space="preserve">3.711</w:t>
             </w:r>
           </w:p>
         </w:tc>
@@ -15214,91 +14583,31 @@
               <w:jc w:val="right"/>
             </w:pPr>
             <w:r>
-              <w:t xml:space="preserve">0.632</w:t>
-            </w:r>
-          </w:p>
-        </w:tc>
-        <w:tc>
-          <w:tcPr/>
-          <w:p>
-            <w:pPr>
-              <w:pStyle w:val="Compact"/>
-              <w:jc w:val="right"/>
-            </w:pPr>
-            <w:r>
-              <w:t xml:space="preserve">0.289</w:t>
-            </w:r>
-          </w:p>
-        </w:tc>
-        <w:tc>
-          <w:tcPr/>
-          <w:p>
-            <w:pPr>
-              <w:pStyle w:val="Compact"/>
-              <w:jc w:val="right"/>
-            </w:pPr>
-            <w:r>
-              <w:t xml:space="preserve">2.190</w:t>
-            </w:r>
-          </w:p>
-        </w:tc>
-        <w:tc>
-          <w:tcPr/>
-          <w:p>
-            <w:pPr>
-              <w:pStyle w:val="Compact"/>
-              <w:jc w:val="right"/>
+              <w:t xml:space="preserve">1.88</w:t>
+            </w:r>
+          </w:p>
+        </w:tc>
+        <w:tc>
+          <w:tcPr/>
+          <w:p>
+            <w:pPr>
+              <w:pStyle w:val="Compact"/>
+              <w:jc w:val="left"/>
+            </w:pPr>
+            <w:r>
+              <w:t xml:space="preserve">1.07-3.31</w:t>
+            </w:r>
+          </w:p>
+        </w:tc>
+        <w:tc>
+          <w:tcPr/>
+          <w:p>
+            <w:pPr>
+              <w:pStyle w:val="Compact"/>
+              <w:jc w:val="left"/>
             </w:pPr>
             <w:r>
               <w:t xml:space="preserve">0.029</w:t>
-            </w:r>
-          </w:p>
-        </w:tc>
-        <w:tc>
-          <w:tcPr/>
-          <w:p>
-            <w:pPr>
-              <w:pStyle w:val="Compact"/>
-              <w:jc w:val="left"/>
-            </w:pPr>
-            <w:r>
-              <w:t xml:space="preserve">0.029</w:t>
-            </w:r>
-          </w:p>
-        </w:tc>
-        <w:tc>
-          <w:tcPr/>
-          <w:p>
-            <w:pPr>
-              <w:pStyle w:val="Compact"/>
-              <w:jc w:val="right"/>
-            </w:pPr>
-            <w:r>
-              <w:t xml:space="preserve">1.882</w:t>
-            </w:r>
-          </w:p>
-        </w:tc>
-        <w:tc>
-          <w:tcPr/>
-          <w:p>
-            <w:pPr>
-              <w:pStyle w:val="Compact"/>
-              <w:jc w:val="right"/>
-            </w:pPr>
-            <w:r>
-              <w:t xml:space="preserve">1.069</w:t>
-            </w:r>
-          </w:p>
-        </w:tc>
-        <w:tc>
-          <w:tcPr/>
-          <w:p>
-            <w:pPr>
-              <w:pStyle w:val="Compact"/>
-              <w:jc w:val="right"/>
-            </w:pPr>
-            <w:r>
-              <w:t xml:space="preserve">3.314</w:t>
             </w:r>
           </w:p>
         </w:tc>
@@ -15324,91 +14633,31 @@
               <w:jc w:val="right"/>
             </w:pPr>
             <w:r>
-              <w:t xml:space="preserve">0.634</w:t>
-            </w:r>
-          </w:p>
-        </w:tc>
-        <w:tc>
-          <w:tcPr/>
-          <w:p>
-            <w:pPr>
-              <w:pStyle w:val="Compact"/>
-              <w:jc w:val="right"/>
-            </w:pPr>
-            <w:r>
-              <w:t xml:space="preserve">0.255</w:t>
-            </w:r>
-          </w:p>
-        </w:tc>
-        <w:tc>
-          <w:tcPr/>
-          <w:p>
-            <w:pPr>
-              <w:pStyle w:val="Compact"/>
-              <w:jc w:val="right"/>
-            </w:pPr>
-            <w:r>
-              <w:t xml:space="preserve">2.487</w:t>
-            </w:r>
-          </w:p>
-        </w:tc>
-        <w:tc>
-          <w:tcPr/>
-          <w:p>
-            <w:pPr>
-              <w:pStyle w:val="Compact"/>
-              <w:jc w:val="right"/>
+              <w:t xml:space="preserve">1.89</w:t>
+            </w:r>
+          </w:p>
+        </w:tc>
+        <w:tc>
+          <w:tcPr/>
+          <w:p>
+            <w:pPr>
+              <w:pStyle w:val="Compact"/>
+              <w:jc w:val="left"/>
+            </w:pPr>
+            <w:r>
+              <w:t xml:space="preserve">1.14-3.11</w:t>
+            </w:r>
+          </w:p>
+        </w:tc>
+        <w:tc>
+          <w:tcPr/>
+          <w:p>
+            <w:pPr>
+              <w:pStyle w:val="Compact"/>
+              <w:jc w:val="left"/>
             </w:pPr>
             <w:r>
               <w:t xml:space="preserve">0.013</w:t>
-            </w:r>
-          </w:p>
-        </w:tc>
-        <w:tc>
-          <w:tcPr/>
-          <w:p>
-            <w:pPr>
-              <w:pStyle w:val="Compact"/>
-              <w:jc w:val="left"/>
-            </w:pPr>
-            <w:r>
-              <w:t xml:space="preserve">0.013</w:t>
-            </w:r>
-          </w:p>
-        </w:tc>
-        <w:tc>
-          <w:tcPr/>
-          <w:p>
-            <w:pPr>
-              <w:pStyle w:val="Compact"/>
-              <w:jc w:val="right"/>
-            </w:pPr>
-            <w:r>
-              <w:t xml:space="preserve">1.886</w:t>
-            </w:r>
-          </w:p>
-        </w:tc>
-        <w:tc>
-          <w:tcPr/>
-          <w:p>
-            <w:pPr>
-              <w:pStyle w:val="Compact"/>
-              <w:jc w:val="right"/>
-            </w:pPr>
-            <w:r>
-              <w:t xml:space="preserve">1.144</w:t>
-            </w:r>
-          </w:p>
-        </w:tc>
-        <w:tc>
-          <w:tcPr/>
-          <w:p>
-            <w:pPr>
-              <w:pStyle w:val="Compact"/>
-              <w:jc w:val="right"/>
-            </w:pPr>
-            <w:r>
-              <w:t xml:space="preserve">3.109</w:t>
             </w:r>
           </w:p>
         </w:tc>
@@ -15434,91 +14683,31 @@
               <w:jc w:val="right"/>
             </w:pPr>
             <w:r>
-              <w:t xml:space="preserve">0.725</w:t>
-            </w:r>
-          </w:p>
-        </w:tc>
-        <w:tc>
-          <w:tcPr/>
-          <w:p>
-            <w:pPr>
-              <w:pStyle w:val="Compact"/>
-              <w:jc w:val="right"/>
-            </w:pPr>
-            <w:r>
-              <w:t xml:space="preserve">0.256</w:t>
-            </w:r>
-          </w:p>
-        </w:tc>
-        <w:tc>
-          <w:tcPr/>
-          <w:p>
-            <w:pPr>
-              <w:pStyle w:val="Compact"/>
-              <w:jc w:val="right"/>
-            </w:pPr>
-            <w:r>
-              <w:t xml:space="preserve">2.830</w:t>
-            </w:r>
-          </w:p>
-        </w:tc>
-        <w:tc>
-          <w:tcPr/>
-          <w:p>
-            <w:pPr>
-              <w:pStyle w:val="Compact"/>
-              <w:jc w:val="right"/>
+              <w:t xml:space="preserve">2.06</w:t>
+            </w:r>
+          </w:p>
+        </w:tc>
+        <w:tc>
+          <w:tcPr/>
+          <w:p>
+            <w:pPr>
+              <w:pStyle w:val="Compact"/>
+              <w:jc w:val="left"/>
+            </w:pPr>
+            <w:r>
+              <w:t xml:space="preserve">1.25-3.41</w:t>
+            </w:r>
+          </w:p>
+        </w:tc>
+        <w:tc>
+          <w:tcPr/>
+          <w:p>
+            <w:pPr>
+              <w:pStyle w:val="Compact"/>
+              <w:jc w:val="left"/>
             </w:pPr>
             <w:r>
               <w:t xml:space="preserve">0.005</w:t>
-            </w:r>
-          </w:p>
-        </w:tc>
-        <w:tc>
-          <w:tcPr/>
-          <w:p>
-            <w:pPr>
-              <w:pStyle w:val="Compact"/>
-              <w:jc w:val="left"/>
-            </w:pPr>
-            <w:r>
-              <w:t xml:space="preserve">0.005</w:t>
-            </w:r>
-          </w:p>
-        </w:tc>
-        <w:tc>
-          <w:tcPr/>
-          <w:p>
-            <w:pPr>
-              <w:pStyle w:val="Compact"/>
-              <w:jc w:val="right"/>
-            </w:pPr>
-            <w:r>
-              <w:t xml:space="preserve">2.065</w:t>
-            </w:r>
-          </w:p>
-        </w:tc>
-        <w:tc>
-          <w:tcPr/>
-          <w:p>
-            <w:pPr>
-              <w:pStyle w:val="Compact"/>
-              <w:jc w:val="right"/>
-            </w:pPr>
-            <w:r>
-              <w:t xml:space="preserve">1.250</w:t>
-            </w:r>
-          </w:p>
-        </w:tc>
-        <w:tc>
-          <w:tcPr/>
-          <w:p>
-            <w:pPr>
-              <w:pStyle w:val="Compact"/>
-              <w:jc w:val="right"/>
-            </w:pPr>
-            <w:r>
-              <w:t xml:space="preserve">3.412</w:t>
             </w:r>
           </w:p>
         </w:tc>
@@ -15544,91 +14733,31 @@
               <w:jc w:val="right"/>
             </w:pPr>
             <w:r>
-              <w:t xml:space="preserve">0.271</w:t>
-            </w:r>
-          </w:p>
-        </w:tc>
-        <w:tc>
-          <w:tcPr/>
-          <w:p>
-            <w:pPr>
-              <w:pStyle w:val="Compact"/>
-              <w:jc w:val="right"/>
-            </w:pPr>
-            <w:r>
-              <w:t xml:space="preserve">0.595</w:t>
-            </w:r>
-          </w:p>
-        </w:tc>
-        <w:tc>
-          <w:tcPr/>
-          <w:p>
-            <w:pPr>
-              <w:pStyle w:val="Compact"/>
-              <w:jc w:val="right"/>
-            </w:pPr>
-            <w:r>
-              <w:t xml:space="preserve">0.456</w:t>
-            </w:r>
-          </w:p>
-        </w:tc>
-        <w:tc>
-          <w:tcPr/>
-          <w:p>
-            <w:pPr>
-              <w:pStyle w:val="Compact"/>
-              <w:jc w:val="right"/>
+              <w:t xml:space="preserve">1.31</w:t>
+            </w:r>
+          </w:p>
+        </w:tc>
+        <w:tc>
+          <w:tcPr/>
+          <w:p>
+            <w:pPr>
+              <w:pStyle w:val="Compact"/>
+              <w:jc w:val="left"/>
+            </w:pPr>
+            <w:r>
+              <w:t xml:space="preserve">0.41-4.21</w:t>
+            </w:r>
+          </w:p>
+        </w:tc>
+        <w:tc>
+          <w:tcPr/>
+          <w:p>
+            <w:pPr>
+              <w:pStyle w:val="Compact"/>
+              <w:jc w:val="left"/>
             </w:pPr>
             <w:r>
               <w:t xml:space="preserve">0.648</w:t>
-            </w:r>
-          </w:p>
-        </w:tc>
-        <w:tc>
-          <w:tcPr/>
-          <w:p>
-            <w:pPr>
-              <w:pStyle w:val="Compact"/>
-              <w:jc w:val="left"/>
-            </w:pPr>
-            <w:r>
-              <w:t xml:space="preserve">0.648</w:t>
-            </w:r>
-          </w:p>
-        </w:tc>
-        <w:tc>
-          <w:tcPr/>
-          <w:p>
-            <w:pPr>
-              <w:pStyle w:val="Compact"/>
-              <w:jc w:val="right"/>
-            </w:pPr>
-            <w:r>
-              <w:t xml:space="preserve">1.312</w:t>
-            </w:r>
-          </w:p>
-        </w:tc>
-        <w:tc>
-          <w:tcPr/>
-          <w:p>
-            <w:pPr>
-              <w:pStyle w:val="Compact"/>
-              <w:jc w:val="right"/>
-            </w:pPr>
-            <w:r>
-              <w:t xml:space="preserve">0.409</w:t>
-            </w:r>
-          </w:p>
-        </w:tc>
-        <w:tc>
-          <w:tcPr/>
-          <w:p>
-            <w:pPr>
-              <w:pStyle w:val="Compact"/>
-              <w:jc w:val="right"/>
-            </w:pPr>
-            <w:r>
-              <w:t xml:space="preserve">4.211</w:t>
             </w:r>
           </w:p>
         </w:tc>
@@ -15654,91 +14783,31 @@
               <w:jc w:val="right"/>
             </w:pPr>
             <w:r>
-              <w:t xml:space="preserve">0.842</w:t>
-            </w:r>
-          </w:p>
-        </w:tc>
-        <w:tc>
-          <w:tcPr/>
-          <w:p>
-            <w:pPr>
-              <w:pStyle w:val="Compact"/>
-              <w:jc w:val="right"/>
-            </w:pPr>
-            <w:r>
-              <w:t xml:space="preserve">0.252</w:t>
-            </w:r>
-          </w:p>
-        </w:tc>
-        <w:tc>
-          <w:tcPr/>
-          <w:p>
-            <w:pPr>
-              <w:pStyle w:val="Compact"/>
-              <w:jc w:val="right"/>
-            </w:pPr>
-            <w:r>
-              <w:t xml:space="preserve">3.344</w:t>
-            </w:r>
-          </w:p>
-        </w:tc>
-        <w:tc>
-          <w:tcPr/>
-          <w:p>
-            <w:pPr>
-              <w:pStyle w:val="Compact"/>
-              <w:jc w:val="right"/>
-            </w:pPr>
-            <w:r>
-              <w:t xml:space="preserve">0.001</w:t>
-            </w:r>
-          </w:p>
-        </w:tc>
-        <w:tc>
-          <w:tcPr/>
-          <w:p>
-            <w:pPr>
-              <w:pStyle w:val="Compact"/>
-              <w:jc w:val="left"/>
-            </w:pPr>
-            <w:r>
-              <w:t xml:space="preserve">&lt; 0.001</w:t>
-            </w:r>
-          </w:p>
-        </w:tc>
-        <w:tc>
-          <w:tcPr/>
-          <w:p>
-            <w:pPr>
-              <w:pStyle w:val="Compact"/>
-              <w:jc w:val="right"/>
-            </w:pPr>
-            <w:r>
-              <w:t xml:space="preserve">2.320</w:t>
-            </w:r>
-          </w:p>
-        </w:tc>
-        <w:tc>
-          <w:tcPr/>
-          <w:p>
-            <w:pPr>
-              <w:pStyle w:val="Compact"/>
-              <w:jc w:val="right"/>
-            </w:pPr>
-            <w:r>
-              <w:t xml:space="preserve">1.417</w:t>
-            </w:r>
-          </w:p>
-        </w:tc>
-        <w:tc>
-          <w:tcPr/>
-          <w:p>
-            <w:pPr>
-              <w:pStyle w:val="Compact"/>
-              <w:jc w:val="right"/>
-            </w:pPr>
-            <w:r>
-              <w:t xml:space="preserve">3.800</w:t>
+              <w:t xml:space="preserve">2.32</w:t>
+            </w:r>
+          </w:p>
+        </w:tc>
+        <w:tc>
+          <w:tcPr/>
+          <w:p>
+            <w:pPr>
+              <w:pStyle w:val="Compact"/>
+              <w:jc w:val="left"/>
+            </w:pPr>
+            <w:r>
+              <w:t xml:space="preserve">1.42-3.80</w:t>
+            </w:r>
+          </w:p>
+        </w:tc>
+        <w:tc>
+          <w:tcPr/>
+          <w:p>
+            <w:pPr>
+              <w:pStyle w:val="Compact"/>
+              <w:jc w:val="left"/>
+            </w:pPr>
+            <w:r>
+              <w:t xml:space="preserve">&lt;0.001</w:t>
             </w:r>
           </w:p>
         </w:tc>
@@ -15756,14 +14825,16 @@
     <w:tbl>
       <w:tblPr>
         <w:tblStyle w:val="Table"/>
-        <w:tblW w:type="auto" w:w="0"/>
+        <w:tblW w:type="pct" w:w="5000"/>
+        <w:tblLayout w:type="fixed"/>
         <w:tblLook w:firstRow="1" w:lastRow="0" w:firstColumn="0" w:lastColumn="0" w:noHBand="0" w:noVBand="0" w:val="0020"/>
         <w:tblCaption w:val="Table S2. Full timeliness model (all rate ratios)."/>
       </w:tblPr>
       <w:tblGrid>
-        <w:gridCol w:w="2640"/>
-        <w:gridCol w:w="2640"/>
-        <w:gridCol w:w="2640"/>
+        <w:gridCol w:w="3702"/>
+        <w:gridCol w:w="2160"/>
+        <w:gridCol w:w="1234"/>
+        <w:gridCol w:w="822"/>
       </w:tblGrid>
       <w:tr>
         <w:trPr>
@@ -15786,19 +14857,31 @@
           <w:p>
             <w:pPr>
               <w:pStyle w:val="Compact"/>
-              <w:jc w:val="left"/>
-            </w:pPr>
-            <w:r>
-              <w:t xml:space="preserve">IRR (95% CI)</w:t>
-            </w:r>
-          </w:p>
-        </w:tc>
-        <w:tc>
-          <w:tcPr/>
-          <w:p>
-            <w:pPr>
-              <w:pStyle w:val="Compact"/>
-              <w:jc w:val="right"/>
+              <w:jc w:val="right"/>
+            </w:pPr>
+            <w:r>
+              <w:t xml:space="preserve">Incidence rate ratio</w:t>
+            </w:r>
+          </w:p>
+        </w:tc>
+        <w:tc>
+          <w:tcPr/>
+          <w:p>
+            <w:pPr>
+              <w:pStyle w:val="Compact"/>
+              <w:jc w:val="left"/>
+            </w:pPr>
+            <w:r>
+              <w:t xml:space="preserve">95% CI</w:t>
+            </w:r>
+          </w:p>
+        </w:tc>
+        <w:tc>
+          <w:tcPr/>
+          <w:p>
+            <w:pPr>
+              <w:pStyle w:val="Compact"/>
+              <w:jc w:val="left"/>
             </w:pPr>
             <w:r>
               <w:t xml:space="preserve">p-value</w:t>
@@ -15815,31 +14898,43 @@
               <w:jc w:val="left"/>
             </w:pPr>
             <w:r>
-              <w:t xml:space="preserve">Facial plastic surgery</w:t>
-            </w:r>
-          </w:p>
-        </w:tc>
-        <w:tc>
-          <w:tcPr/>
-          <w:p>
-            <w:pPr>
-              <w:pStyle w:val="Compact"/>
-              <w:jc w:val="left"/>
-            </w:pPr>
-            <w:r>
-              <w:t xml:space="preserve">1.06 (0.74-1.52)</w:t>
-            </w:r>
-          </w:p>
-        </w:tc>
-        <w:tc>
-          <w:tcPr/>
-          <w:p>
-            <w:pPr>
-              <w:pStyle w:val="Compact"/>
-              <w:jc w:val="right"/>
-            </w:pPr>
-            <w:r>
-              <w:t xml:space="preserve">0.743</w:t>
+              <w:t xml:space="preserve">Intercept</w:t>
+            </w:r>
+          </w:p>
+        </w:tc>
+        <w:tc>
+          <w:tcPr/>
+          <w:p>
+            <w:pPr>
+              <w:pStyle w:val="Compact"/>
+              <w:jc w:val="right"/>
+            </w:pPr>
+            <w:r>
+              <w:t xml:space="preserve">19.19</w:t>
+            </w:r>
+          </w:p>
+        </w:tc>
+        <w:tc>
+          <w:tcPr/>
+          <w:p>
+            <w:pPr>
+              <w:pStyle w:val="Compact"/>
+              <w:jc w:val="left"/>
+            </w:pPr>
+            <w:r>
+              <w:t xml:space="preserve">14.43-25.54</w:t>
+            </w:r>
+          </w:p>
+        </w:tc>
+        <w:tc>
+          <w:tcPr/>
+          <w:p>
+            <w:pPr>
+              <w:pStyle w:val="Compact"/>
+              <w:jc w:val="left"/>
+            </w:pPr>
+            <w:r>
+              <w:t xml:space="preserve">&lt;0.001</w:t>
             </w:r>
           </w:p>
         </w:tc>
@@ -15853,31 +14948,43 @@
               <w:jc w:val="left"/>
             </w:pPr>
             <w:r>
-              <w:t xml:space="preserve">Head and neck oncology</w:t>
-            </w:r>
-          </w:p>
-        </w:tc>
-        <w:tc>
-          <w:tcPr/>
-          <w:p>
-            <w:pPr>
-              <w:pStyle w:val="Compact"/>
-              <w:jc w:val="left"/>
-            </w:pPr>
-            <w:r>
-              <w:t xml:space="preserve">1.29 (0.74-2.26)</w:t>
-            </w:r>
-          </w:p>
-        </w:tc>
-        <w:tc>
-          <w:tcPr/>
-          <w:p>
-            <w:pPr>
-              <w:pStyle w:val="Compact"/>
-              <w:jc w:val="right"/>
-            </w:pPr>
-            <w:r>
-              <w:t xml:space="preserve">0.369</w:t>
+              <w:t xml:space="preserve">Facial plastic surgery</w:t>
+            </w:r>
+          </w:p>
+        </w:tc>
+        <w:tc>
+          <w:tcPr/>
+          <w:p>
+            <w:pPr>
+              <w:pStyle w:val="Compact"/>
+              <w:jc w:val="right"/>
+            </w:pPr>
+            <w:r>
+              <w:t xml:space="preserve">1.06</w:t>
+            </w:r>
+          </w:p>
+        </w:tc>
+        <w:tc>
+          <w:tcPr/>
+          <w:p>
+            <w:pPr>
+              <w:pStyle w:val="Compact"/>
+              <w:jc w:val="left"/>
+            </w:pPr>
+            <w:r>
+              <w:t xml:space="preserve">0.74-1.52</w:t>
+            </w:r>
+          </w:p>
+        </w:tc>
+        <w:tc>
+          <w:tcPr/>
+          <w:p>
+            <w:pPr>
+              <w:pStyle w:val="Compact"/>
+              <w:jc w:val="left"/>
+            </w:pPr>
+            <w:r>
+              <w:t xml:space="preserve">0.743</w:t>
             </w:r>
           </w:p>
         </w:tc>
@@ -15891,31 +14998,43 @@
               <w:jc w:val="left"/>
             </w:pPr>
             <w:r>
-              <w:t xml:space="preserve">Laryngology</w:t>
-            </w:r>
-          </w:p>
-        </w:tc>
-        <w:tc>
-          <w:tcPr/>
-          <w:p>
-            <w:pPr>
-              <w:pStyle w:val="Compact"/>
-              <w:jc w:val="left"/>
-            </w:pPr>
-            <w:r>
-              <w:t xml:space="preserve">2.24 (1.13-4.41)</w:t>
-            </w:r>
-          </w:p>
-        </w:tc>
-        <w:tc>
-          <w:tcPr/>
-          <w:p>
-            <w:pPr>
-              <w:pStyle w:val="Compact"/>
-              <w:jc w:val="right"/>
-            </w:pPr>
-            <w:r>
-              <w:t xml:space="preserve">0.020</w:t>
+              <w:t xml:space="preserve">Head and neck oncology</w:t>
+            </w:r>
+          </w:p>
+        </w:tc>
+        <w:tc>
+          <w:tcPr/>
+          <w:p>
+            <w:pPr>
+              <w:pStyle w:val="Compact"/>
+              <w:jc w:val="right"/>
+            </w:pPr>
+            <w:r>
+              <w:t xml:space="preserve">1.29</w:t>
+            </w:r>
+          </w:p>
+        </w:tc>
+        <w:tc>
+          <w:tcPr/>
+          <w:p>
+            <w:pPr>
+              <w:pStyle w:val="Compact"/>
+              <w:jc w:val="left"/>
+            </w:pPr>
+            <w:r>
+              <w:t xml:space="preserve">0.74-2.26</w:t>
+            </w:r>
+          </w:p>
+        </w:tc>
+        <w:tc>
+          <w:tcPr/>
+          <w:p>
+            <w:pPr>
+              <w:pStyle w:val="Compact"/>
+              <w:jc w:val="left"/>
+            </w:pPr>
+            <w:r>
+              <w:t xml:space="preserve">0.369</w:t>
             </w:r>
           </w:p>
         </w:tc>
@@ -15929,31 +15048,43 @@
               <w:jc w:val="left"/>
             </w:pPr>
             <w:r>
-              <w:t xml:space="preserve">Otology/neurotology</w:t>
-            </w:r>
-          </w:p>
-        </w:tc>
-        <w:tc>
-          <w:tcPr/>
-          <w:p>
-            <w:pPr>
-              <w:pStyle w:val="Compact"/>
-              <w:jc w:val="left"/>
-            </w:pPr>
-            <w:r>
-              <w:t xml:space="preserve">1.31 (0.72-2.41)</w:t>
-            </w:r>
-          </w:p>
-        </w:tc>
-        <w:tc>
-          <w:tcPr/>
-          <w:p>
-            <w:pPr>
-              <w:pStyle w:val="Compact"/>
-              <w:jc w:val="right"/>
-            </w:pPr>
-            <w:r>
-              <w:t xml:space="preserve">0.377</w:t>
+              <w:t xml:space="preserve">Laryngology</w:t>
+            </w:r>
+          </w:p>
+        </w:tc>
+        <w:tc>
+          <w:tcPr/>
+          <w:p>
+            <w:pPr>
+              <w:pStyle w:val="Compact"/>
+              <w:jc w:val="right"/>
+            </w:pPr>
+            <w:r>
+              <w:t xml:space="preserve">2.24</w:t>
+            </w:r>
+          </w:p>
+        </w:tc>
+        <w:tc>
+          <w:tcPr/>
+          <w:p>
+            <w:pPr>
+              <w:pStyle w:val="Compact"/>
+              <w:jc w:val="left"/>
+            </w:pPr>
+            <w:r>
+              <w:t xml:space="preserve">1.13-4.41</w:t>
+            </w:r>
+          </w:p>
+        </w:tc>
+        <w:tc>
+          <w:tcPr/>
+          <w:p>
+            <w:pPr>
+              <w:pStyle w:val="Compact"/>
+              <w:jc w:val="left"/>
+            </w:pPr>
+            <w:r>
+              <w:t xml:space="preserve">0.020</w:t>
             </w:r>
           </w:p>
         </w:tc>
@@ -15967,31 +15098,43 @@
               <w:jc w:val="left"/>
             </w:pPr>
             <w:r>
-              <w:t xml:space="preserve">Pediatric otolaryngology</w:t>
-            </w:r>
-          </w:p>
-        </w:tc>
-        <w:tc>
-          <w:tcPr/>
-          <w:p>
-            <w:pPr>
-              <w:pStyle w:val="Compact"/>
-              <w:jc w:val="left"/>
-            </w:pPr>
-            <w:r>
-              <w:t xml:space="preserve">1.62 (1.11-2.38)</w:t>
-            </w:r>
-          </w:p>
-        </w:tc>
-        <w:tc>
-          <w:tcPr/>
-          <w:p>
-            <w:pPr>
-              <w:pStyle w:val="Compact"/>
-              <w:jc w:val="right"/>
-            </w:pPr>
-            <w:r>
-              <w:t xml:space="preserve">0.013</w:t>
+              <w:t xml:space="preserve">Otology/neurotology</w:t>
+            </w:r>
+          </w:p>
+        </w:tc>
+        <w:tc>
+          <w:tcPr/>
+          <w:p>
+            <w:pPr>
+              <w:pStyle w:val="Compact"/>
+              <w:jc w:val="right"/>
+            </w:pPr>
+            <w:r>
+              <w:t xml:space="preserve">1.31</w:t>
+            </w:r>
+          </w:p>
+        </w:tc>
+        <w:tc>
+          <w:tcPr/>
+          <w:p>
+            <w:pPr>
+              <w:pStyle w:val="Compact"/>
+              <w:jc w:val="left"/>
+            </w:pPr>
+            <w:r>
+              <w:t xml:space="preserve">0.72-2.41</w:t>
+            </w:r>
+          </w:p>
+        </w:tc>
+        <w:tc>
+          <w:tcPr/>
+          <w:p>
+            <w:pPr>
+              <w:pStyle w:val="Compact"/>
+              <w:jc w:val="left"/>
+            </w:pPr>
+            <w:r>
+              <w:t xml:space="preserve">0.377</w:t>
             </w:r>
           </w:p>
         </w:tc>
@@ -16005,31 +15148,43 @@
               <w:jc w:val="left"/>
             </w:pPr>
             <w:r>
-              <w:t xml:space="preserve">Rhinology</w:t>
-            </w:r>
-          </w:p>
-        </w:tc>
-        <w:tc>
-          <w:tcPr/>
-          <w:p>
-            <w:pPr>
-              <w:pStyle w:val="Compact"/>
-              <w:jc w:val="left"/>
-            </w:pPr>
-            <w:r>
-              <w:t xml:space="preserve">1.56 (0.90-2.68)</w:t>
-            </w:r>
-          </w:p>
-        </w:tc>
-        <w:tc>
-          <w:tcPr/>
-          <w:p>
-            <w:pPr>
-              <w:pStyle w:val="Compact"/>
-              <w:jc w:val="right"/>
-            </w:pPr>
-            <w:r>
-              <w:t xml:space="preserve">0.110</w:t>
+              <w:t xml:space="preserve">Pediatric otolaryngology</w:t>
+            </w:r>
+          </w:p>
+        </w:tc>
+        <w:tc>
+          <w:tcPr/>
+          <w:p>
+            <w:pPr>
+              <w:pStyle w:val="Compact"/>
+              <w:jc w:val="right"/>
+            </w:pPr>
+            <w:r>
+              <w:t xml:space="preserve">1.62</w:t>
+            </w:r>
+          </w:p>
+        </w:tc>
+        <w:tc>
+          <w:tcPr/>
+          <w:p>
+            <w:pPr>
+              <w:pStyle w:val="Compact"/>
+              <w:jc w:val="left"/>
+            </w:pPr>
+            <w:r>
+              <w:t xml:space="preserve">1.11-2.38</w:t>
+            </w:r>
+          </w:p>
+        </w:tc>
+        <w:tc>
+          <w:tcPr/>
+          <w:p>
+            <w:pPr>
+              <w:pStyle w:val="Compact"/>
+              <w:jc w:val="left"/>
+            </w:pPr>
+            <w:r>
+              <w:t xml:space="preserve">0.013</w:t>
             </w:r>
           </w:p>
         </w:tc>
@@ -16043,31 +15198,43 @@
               <w:jc w:val="left"/>
             </w:pPr>
             <w:r>
-              <w:t xml:space="preserve">Sleep medicine</w:t>
-            </w:r>
-          </w:p>
-        </w:tc>
-        <w:tc>
-          <w:tcPr/>
-          <w:p>
-            <w:pPr>
-              <w:pStyle w:val="Compact"/>
-              <w:jc w:val="left"/>
-            </w:pPr>
-            <w:r>
-              <w:t xml:space="preserve">1.21 (0.64-2.30)</w:t>
-            </w:r>
-          </w:p>
-        </w:tc>
-        <w:tc>
-          <w:tcPr/>
-          <w:p>
-            <w:pPr>
-              <w:pStyle w:val="Compact"/>
-              <w:jc w:val="right"/>
-            </w:pPr>
-            <w:r>
-              <w:t xml:space="preserve">0.551</w:t>
+              <w:t xml:space="preserve">Rhinology</w:t>
+            </w:r>
+          </w:p>
+        </w:tc>
+        <w:tc>
+          <w:tcPr/>
+          <w:p>
+            <w:pPr>
+              <w:pStyle w:val="Compact"/>
+              <w:jc w:val="right"/>
+            </w:pPr>
+            <w:r>
+              <w:t xml:space="preserve">1.56</w:t>
+            </w:r>
+          </w:p>
+        </w:tc>
+        <w:tc>
+          <w:tcPr/>
+          <w:p>
+            <w:pPr>
+              <w:pStyle w:val="Compact"/>
+              <w:jc w:val="left"/>
+            </w:pPr>
+            <w:r>
+              <w:t xml:space="preserve">0.90-2.68</w:t>
+            </w:r>
+          </w:p>
+        </w:tc>
+        <w:tc>
+          <w:tcPr/>
+          <w:p>
+            <w:pPr>
+              <w:pStyle w:val="Compact"/>
+              <w:jc w:val="left"/>
+            </w:pPr>
+            <w:r>
+              <w:t xml:space="preserve">0.110</w:t>
             </w:r>
           </w:p>
         </w:tc>
@@ -16081,31 +15248,43 @@
               <w:jc w:val="left"/>
             </w:pPr>
             <w:r>
-              <w:t xml:space="preserve">Otolaryngologist density (per SD)</w:t>
-            </w:r>
-          </w:p>
-        </w:tc>
-        <w:tc>
-          <w:tcPr/>
-          <w:p>
-            <w:pPr>
-              <w:pStyle w:val="Compact"/>
-              <w:jc w:val="left"/>
-            </w:pPr>
-            <w:r>
-              <w:t xml:space="preserve">0.94 (0.82-1.08)</w:t>
-            </w:r>
-          </w:p>
-        </w:tc>
-        <w:tc>
-          <w:tcPr/>
-          <w:p>
-            <w:pPr>
-              <w:pStyle w:val="Compact"/>
-              <w:jc w:val="right"/>
-            </w:pPr>
-            <w:r>
-              <w:t xml:space="preserve">0.391</w:t>
+              <w:t xml:space="preserve">Sleep medicine</w:t>
+            </w:r>
+          </w:p>
+        </w:tc>
+        <w:tc>
+          <w:tcPr/>
+          <w:p>
+            <w:pPr>
+              <w:pStyle w:val="Compact"/>
+              <w:jc w:val="right"/>
+            </w:pPr>
+            <w:r>
+              <w:t xml:space="preserve">1.21</w:t>
+            </w:r>
+          </w:p>
+        </w:tc>
+        <w:tc>
+          <w:tcPr/>
+          <w:p>
+            <w:pPr>
+              <w:pStyle w:val="Compact"/>
+              <w:jc w:val="left"/>
+            </w:pPr>
+            <w:r>
+              <w:t xml:space="preserve">0.64-2.30</w:t>
+            </w:r>
+          </w:p>
+        </w:tc>
+        <w:tc>
+          <w:tcPr/>
+          <w:p>
+            <w:pPr>
+              <w:pStyle w:val="Compact"/>
+              <w:jc w:val="left"/>
+            </w:pPr>
+            <w:r>
+              <w:t xml:space="preserve">0.551</w:t>
             </w:r>
           </w:p>
         </w:tc>
@@ -16119,31 +15298,43 @@
               <w:jc w:val="left"/>
             </w:pPr>
             <w:r>
-              <w:t xml:space="preserve">Medicaid fee index (per SD)</w:t>
-            </w:r>
-          </w:p>
-        </w:tc>
-        <w:tc>
-          <w:tcPr/>
-          <w:p>
-            <w:pPr>
-              <w:pStyle w:val="Compact"/>
-              <w:jc w:val="left"/>
-            </w:pPr>
-            <w:r>
-              <w:t xml:space="preserve">0.94 (0.83-1.06)</w:t>
-            </w:r>
-          </w:p>
-        </w:tc>
-        <w:tc>
-          <w:tcPr/>
-          <w:p>
-            <w:pPr>
-              <w:pStyle w:val="Compact"/>
-              <w:jc w:val="right"/>
-            </w:pPr>
-            <w:r>
-              <w:t xml:space="preserve">0.318</w:t>
+              <w:t xml:space="preserve">Otolaryngologist density (per SD)</w:t>
+            </w:r>
+          </w:p>
+        </w:tc>
+        <w:tc>
+          <w:tcPr/>
+          <w:p>
+            <w:pPr>
+              <w:pStyle w:val="Compact"/>
+              <w:jc w:val="right"/>
+            </w:pPr>
+            <w:r>
+              <w:t xml:space="preserve">0.94</w:t>
+            </w:r>
+          </w:p>
+        </w:tc>
+        <w:tc>
+          <w:tcPr/>
+          <w:p>
+            <w:pPr>
+              <w:pStyle w:val="Compact"/>
+              <w:jc w:val="left"/>
+            </w:pPr>
+            <w:r>
+              <w:t xml:space="preserve">0.82-1.08</w:t>
+            </w:r>
+          </w:p>
+        </w:tc>
+        <w:tc>
+          <w:tcPr/>
+          <w:p>
+            <w:pPr>
+              <w:pStyle w:val="Compact"/>
+              <w:jc w:val="left"/>
+            </w:pPr>
+            <w:r>
+              <w:t xml:space="preserve">0.391</w:t>
             </w:r>
           </w:p>
         </w:tc>
@@ -16157,31 +15348,43 @@
               <w:jc w:val="left"/>
             </w:pPr>
             <w:r>
-              <w:t xml:space="preserve">Social Vulnerability Index (per SD)</w:t>
-            </w:r>
-          </w:p>
-        </w:tc>
-        <w:tc>
-          <w:tcPr/>
-          <w:p>
-            <w:pPr>
-              <w:pStyle w:val="Compact"/>
-              <w:jc w:val="left"/>
-            </w:pPr>
-            <w:r>
-              <w:t xml:space="preserve">0.96 (0.85-1.08)</w:t>
-            </w:r>
-          </w:p>
-        </w:tc>
-        <w:tc>
-          <w:tcPr/>
-          <w:p>
-            <w:pPr>
-              <w:pStyle w:val="Compact"/>
-              <w:jc w:val="right"/>
-            </w:pPr>
-            <w:r>
-              <w:t xml:space="preserve">0.489</w:t>
+              <w:t xml:space="preserve">Medicaid fee index (per SD)</w:t>
+            </w:r>
+          </w:p>
+        </w:tc>
+        <w:tc>
+          <w:tcPr/>
+          <w:p>
+            <w:pPr>
+              <w:pStyle w:val="Compact"/>
+              <w:jc w:val="right"/>
+            </w:pPr>
+            <w:r>
+              <w:t xml:space="preserve">0.94</w:t>
+            </w:r>
+          </w:p>
+        </w:tc>
+        <w:tc>
+          <w:tcPr/>
+          <w:p>
+            <w:pPr>
+              <w:pStyle w:val="Compact"/>
+              <w:jc w:val="left"/>
+            </w:pPr>
+            <w:r>
+              <w:t xml:space="preserve">0.83-1.06</w:t>
+            </w:r>
+          </w:p>
+        </w:tc>
+        <w:tc>
+          <w:tcPr/>
+          <w:p>
+            <w:pPr>
+              <w:pStyle w:val="Compact"/>
+              <w:jc w:val="left"/>
+            </w:pPr>
+            <w:r>
+              <w:t xml:space="preserve">0.318</w:t>
             </w:r>
           </w:p>
         </w:tc>
@@ -16195,31 +15398,43 @@
               <w:jc w:val="left"/>
             </w:pPr>
             <w:r>
-              <w:t xml:space="preserve">Dual-eligible share (per SD)</w:t>
-            </w:r>
-          </w:p>
-        </w:tc>
-        <w:tc>
-          <w:tcPr/>
-          <w:p>
-            <w:pPr>
-              <w:pStyle w:val="Compact"/>
-              <w:jc w:val="left"/>
-            </w:pPr>
-            <w:r>
-              <w:t xml:space="preserve">0.99 (0.87-1.12)</w:t>
-            </w:r>
-          </w:p>
-        </w:tc>
-        <w:tc>
-          <w:tcPr/>
-          <w:p>
-            <w:pPr>
-              <w:pStyle w:val="Compact"/>
-              <w:jc w:val="right"/>
-            </w:pPr>
-            <w:r>
-              <w:t xml:space="preserve">0.832</w:t>
+              <w:t xml:space="preserve">Social Vulnerability Index (per SD)</w:t>
+            </w:r>
+          </w:p>
+        </w:tc>
+        <w:tc>
+          <w:tcPr/>
+          <w:p>
+            <w:pPr>
+              <w:pStyle w:val="Compact"/>
+              <w:jc w:val="right"/>
+            </w:pPr>
+            <w:r>
+              <w:t xml:space="preserve">0.96</w:t>
+            </w:r>
+          </w:p>
+        </w:tc>
+        <w:tc>
+          <w:tcPr/>
+          <w:p>
+            <w:pPr>
+              <w:pStyle w:val="Compact"/>
+              <w:jc w:val="left"/>
+            </w:pPr>
+            <w:r>
+              <w:t xml:space="preserve">0.85-1.08</w:t>
+            </w:r>
+          </w:p>
+        </w:tc>
+        <w:tc>
+          <w:tcPr/>
+          <w:p>
+            <w:pPr>
+              <w:pStyle w:val="Compact"/>
+              <w:jc w:val="left"/>
+            </w:pPr>
+            <w:r>
+              <w:t xml:space="preserve">0.489</w:t>
             </w:r>
           </w:p>
         </w:tc>
@@ -16233,31 +15448,43 @@
               <w:jc w:val="left"/>
             </w:pPr>
             <w:r>
-              <w:t xml:space="preserve">Rural (vs urban)</w:t>
-            </w:r>
-          </w:p>
-        </w:tc>
-        <w:tc>
-          <w:tcPr/>
-          <w:p>
-            <w:pPr>
-              <w:pStyle w:val="Compact"/>
-              <w:jc w:val="left"/>
-            </w:pPr>
-            <w:r>
-              <w:t xml:space="preserve">1.19 (0.92-1.53)</w:t>
-            </w:r>
-          </w:p>
-        </w:tc>
-        <w:tc>
-          <w:tcPr/>
-          <w:p>
-            <w:pPr>
-              <w:pStyle w:val="Compact"/>
-              <w:jc w:val="right"/>
-            </w:pPr>
-            <w:r>
-              <w:t xml:space="preserve">0.191</w:t>
+              <w:t xml:space="preserve">Dual-eligible share (per SD)</w:t>
+            </w:r>
+          </w:p>
+        </w:tc>
+        <w:tc>
+          <w:tcPr/>
+          <w:p>
+            <w:pPr>
+              <w:pStyle w:val="Compact"/>
+              <w:jc w:val="right"/>
+            </w:pPr>
+            <w:r>
+              <w:t xml:space="preserve">0.99</w:t>
+            </w:r>
+          </w:p>
+        </w:tc>
+        <w:tc>
+          <w:tcPr/>
+          <w:p>
+            <w:pPr>
+              <w:pStyle w:val="Compact"/>
+              <w:jc w:val="left"/>
+            </w:pPr>
+            <w:r>
+              <w:t xml:space="preserve">0.87-1.12</w:t>
+            </w:r>
+          </w:p>
+        </w:tc>
+        <w:tc>
+          <w:tcPr/>
+          <w:p>
+            <w:pPr>
+              <w:pStyle w:val="Compact"/>
+              <w:jc w:val="left"/>
+            </w:pPr>
+            <w:r>
+              <w:t xml:space="preserve">0.832</w:t>
             </w:r>
           </w:p>
         </w:tc>
@@ -16271,31 +15498,43 @@
               <w:jc w:val="left"/>
             </w:pPr>
             <w:r>
-              <w:t xml:space="preserve">Caller: Deol</w:t>
-            </w:r>
-          </w:p>
-        </w:tc>
-        <w:tc>
-          <w:tcPr/>
-          <w:p>
-            <w:pPr>
-              <w:pStyle w:val="Compact"/>
-              <w:jc w:val="left"/>
-            </w:pPr>
-            <w:r>
-              <w:t xml:space="preserve">0.83 (0.60-1.14)</w:t>
-            </w:r>
-          </w:p>
-        </w:tc>
-        <w:tc>
-          <w:tcPr/>
-          <w:p>
-            <w:pPr>
-              <w:pStyle w:val="Compact"/>
-              <w:jc w:val="right"/>
-            </w:pPr>
-            <w:r>
-              <w:t xml:space="preserve">0.258</w:t>
+              <w:t xml:space="preserve">Rural (vs urban)</w:t>
+            </w:r>
+          </w:p>
+        </w:tc>
+        <w:tc>
+          <w:tcPr/>
+          <w:p>
+            <w:pPr>
+              <w:pStyle w:val="Compact"/>
+              <w:jc w:val="right"/>
+            </w:pPr>
+            <w:r>
+              <w:t xml:space="preserve">1.19</w:t>
+            </w:r>
+          </w:p>
+        </w:tc>
+        <w:tc>
+          <w:tcPr/>
+          <w:p>
+            <w:pPr>
+              <w:pStyle w:val="Compact"/>
+              <w:jc w:val="left"/>
+            </w:pPr>
+            <w:r>
+              <w:t xml:space="preserve">0.92-1.53</w:t>
+            </w:r>
+          </w:p>
+        </w:tc>
+        <w:tc>
+          <w:tcPr/>
+          <w:p>
+            <w:pPr>
+              <w:pStyle w:val="Compact"/>
+              <w:jc w:val="left"/>
+            </w:pPr>
+            <w:r>
+              <w:t xml:space="preserve">0.191</w:t>
             </w:r>
           </w:p>
         </w:tc>
@@ -16309,31 +15548,43 @@
               <w:jc w:val="left"/>
             </w:pPr>
             <w:r>
-              <w:t xml:space="preserve">Caller: Falk</w:t>
-            </w:r>
-          </w:p>
-        </w:tc>
-        <w:tc>
-          <w:tcPr/>
-          <w:p>
-            <w:pPr>
-              <w:pStyle w:val="Compact"/>
-              <w:jc w:val="left"/>
-            </w:pPr>
-            <w:r>
-              <w:t xml:space="preserve">0.64 (0.43-0.93)</w:t>
-            </w:r>
-          </w:p>
-        </w:tc>
-        <w:tc>
-          <w:tcPr/>
-          <w:p>
-            <w:pPr>
-              <w:pStyle w:val="Compact"/>
-              <w:jc w:val="right"/>
-            </w:pPr>
-            <w:r>
-              <w:t xml:space="preserve">0.020</w:t>
+              <w:t xml:space="preserve">Caller: Deol</w:t>
+            </w:r>
+          </w:p>
+        </w:tc>
+        <w:tc>
+          <w:tcPr/>
+          <w:p>
+            <w:pPr>
+              <w:pStyle w:val="Compact"/>
+              <w:jc w:val="right"/>
+            </w:pPr>
+            <w:r>
+              <w:t xml:space="preserve">0.83</w:t>
+            </w:r>
+          </w:p>
+        </w:tc>
+        <w:tc>
+          <w:tcPr/>
+          <w:p>
+            <w:pPr>
+              <w:pStyle w:val="Compact"/>
+              <w:jc w:val="left"/>
+            </w:pPr>
+            <w:r>
+              <w:t xml:space="preserve">0.60-1.14</w:t>
+            </w:r>
+          </w:p>
+        </w:tc>
+        <w:tc>
+          <w:tcPr/>
+          <w:p>
+            <w:pPr>
+              <w:pStyle w:val="Compact"/>
+              <w:jc w:val="left"/>
+            </w:pPr>
+            <w:r>
+              <w:t xml:space="preserve">0.258</w:t>
             </w:r>
           </w:p>
         </w:tc>
@@ -16347,31 +15598,43 @@
               <w:jc w:val="left"/>
             </w:pPr>
             <w:r>
-              <w:t xml:space="preserve">Caller: Gregg</w:t>
-            </w:r>
-          </w:p>
-        </w:tc>
-        <w:tc>
-          <w:tcPr/>
-          <w:p>
-            <w:pPr>
-              <w:pStyle w:val="Compact"/>
-              <w:jc w:val="left"/>
-            </w:pPr>
-            <w:r>
-              <w:t xml:space="preserve">0.90 (0.65-1.25)</w:t>
-            </w:r>
-          </w:p>
-        </w:tc>
-        <w:tc>
-          <w:tcPr/>
-          <w:p>
-            <w:pPr>
-              <w:pStyle w:val="Compact"/>
-              <w:jc w:val="right"/>
-            </w:pPr>
-            <w:r>
-              <w:t xml:space="preserve">0.528</w:t>
+              <w:t xml:space="preserve">Caller: Falk</w:t>
+            </w:r>
+          </w:p>
+        </w:tc>
+        <w:tc>
+          <w:tcPr/>
+          <w:p>
+            <w:pPr>
+              <w:pStyle w:val="Compact"/>
+              <w:jc w:val="right"/>
+            </w:pPr>
+            <w:r>
+              <w:t xml:space="preserve">0.64</w:t>
+            </w:r>
+          </w:p>
+        </w:tc>
+        <w:tc>
+          <w:tcPr/>
+          <w:p>
+            <w:pPr>
+              <w:pStyle w:val="Compact"/>
+              <w:jc w:val="left"/>
+            </w:pPr>
+            <w:r>
+              <w:t xml:space="preserve">0.43-0.93</w:t>
+            </w:r>
+          </w:p>
+        </w:tc>
+        <w:tc>
+          <w:tcPr/>
+          <w:p>
+            <w:pPr>
+              <w:pStyle w:val="Compact"/>
+              <w:jc w:val="left"/>
+            </w:pPr>
+            <w:r>
+              <w:t xml:space="preserve">0.020</w:t>
             </w:r>
           </w:p>
         </w:tc>
@@ -16385,31 +15648,43 @@
               <w:jc w:val="left"/>
             </w:pPr>
             <w:r>
-              <w:t xml:space="preserve">Caller: Kim</w:t>
-            </w:r>
-          </w:p>
-        </w:tc>
-        <w:tc>
-          <w:tcPr/>
-          <w:p>
-            <w:pPr>
-              <w:pStyle w:val="Compact"/>
-              <w:jc w:val="left"/>
-            </w:pPr>
-            <w:r>
-              <w:t xml:space="preserve">0.98 (0.70-1.37)</w:t>
-            </w:r>
-          </w:p>
-        </w:tc>
-        <w:tc>
-          <w:tcPr/>
-          <w:p>
-            <w:pPr>
-              <w:pStyle w:val="Compact"/>
-              <w:jc w:val="right"/>
-            </w:pPr>
-            <w:r>
-              <w:t xml:space="preserve">0.896</w:t>
+              <w:t xml:space="preserve">Caller: Gregg</w:t>
+            </w:r>
+          </w:p>
+        </w:tc>
+        <w:tc>
+          <w:tcPr/>
+          <w:p>
+            <w:pPr>
+              <w:pStyle w:val="Compact"/>
+              <w:jc w:val="right"/>
+            </w:pPr>
+            <w:r>
+              <w:t xml:space="preserve">0.90</w:t>
+            </w:r>
+          </w:p>
+        </w:tc>
+        <w:tc>
+          <w:tcPr/>
+          <w:p>
+            <w:pPr>
+              <w:pStyle w:val="Compact"/>
+              <w:jc w:val="left"/>
+            </w:pPr>
+            <w:r>
+              <w:t xml:space="preserve">0.65-1.25</w:t>
+            </w:r>
+          </w:p>
+        </w:tc>
+        <w:tc>
+          <w:tcPr/>
+          <w:p>
+            <w:pPr>
+              <w:pStyle w:val="Compact"/>
+              <w:jc w:val="left"/>
+            </w:pPr>
+            <w:r>
+              <w:t xml:space="preserve">0.528</w:t>
             </w:r>
           </w:p>
         </w:tc>
@@ -16423,31 +15698,43 @@
               <w:jc w:val="left"/>
             </w:pPr>
             <w:r>
-              <w:t xml:space="preserve">Caller: Other</w:t>
-            </w:r>
-          </w:p>
-        </w:tc>
-        <w:tc>
-          <w:tcPr/>
-          <w:p>
-            <w:pPr>
-              <w:pStyle w:val="Compact"/>
-              <w:jc w:val="left"/>
-            </w:pPr>
-            <w:r>
-              <w:t xml:space="preserve">0.66 (0.23-1.87)</w:t>
-            </w:r>
-          </w:p>
-        </w:tc>
-        <w:tc>
-          <w:tcPr/>
-          <w:p>
-            <w:pPr>
-              <w:pStyle w:val="Compact"/>
-              <w:jc w:val="right"/>
-            </w:pPr>
-            <w:r>
-              <w:t xml:space="preserve">0.436</w:t>
+              <w:t xml:space="preserve">Caller: Kim</w:t>
+            </w:r>
+          </w:p>
+        </w:tc>
+        <w:tc>
+          <w:tcPr/>
+          <w:p>
+            <w:pPr>
+              <w:pStyle w:val="Compact"/>
+              <w:jc w:val="right"/>
+            </w:pPr>
+            <w:r>
+              <w:t xml:space="preserve">0.98</w:t>
+            </w:r>
+          </w:p>
+        </w:tc>
+        <w:tc>
+          <w:tcPr/>
+          <w:p>
+            <w:pPr>
+              <w:pStyle w:val="Compact"/>
+              <w:jc w:val="left"/>
+            </w:pPr>
+            <w:r>
+              <w:t xml:space="preserve">0.70-1.37</w:t>
+            </w:r>
+          </w:p>
+        </w:tc>
+        <w:tc>
+          <w:tcPr/>
+          <w:p>
+            <w:pPr>
+              <w:pStyle w:val="Compact"/>
+              <w:jc w:val="left"/>
+            </w:pPr>
+            <w:r>
+              <w:t xml:space="preserve">0.896</w:t>
             </w:r>
           </w:p>
         </w:tc>
@@ -16461,6 +15748,56 @@
               <w:jc w:val="left"/>
             </w:pPr>
             <w:r>
+              <w:t xml:space="preserve">Caller: Other</w:t>
+            </w:r>
+          </w:p>
+        </w:tc>
+        <w:tc>
+          <w:tcPr/>
+          <w:p>
+            <w:pPr>
+              <w:pStyle w:val="Compact"/>
+              <w:jc w:val="right"/>
+            </w:pPr>
+            <w:r>
+              <w:t xml:space="preserve">0.66</w:t>
+            </w:r>
+          </w:p>
+        </w:tc>
+        <w:tc>
+          <w:tcPr/>
+          <w:p>
+            <w:pPr>
+              <w:pStyle w:val="Compact"/>
+              <w:jc w:val="left"/>
+            </w:pPr>
+            <w:r>
+              <w:t xml:space="preserve">0.23-1.87</w:t>
+            </w:r>
+          </w:p>
+        </w:tc>
+        <w:tc>
+          <w:tcPr/>
+          <w:p>
+            <w:pPr>
+              <w:pStyle w:val="Compact"/>
+              <w:jc w:val="left"/>
+            </w:pPr>
+            <w:r>
+              <w:t xml:space="preserve">0.436</w:t>
+            </w:r>
+          </w:p>
+        </w:tc>
+      </w:tr>
+      <w:tr>
+        <w:tc>
+          <w:tcPr/>
+          <w:p>
+            <w:pPr>
+              <w:pStyle w:val="Compact"/>
+              <w:jc w:val="left"/>
+            </w:pPr>
+            <w:r>
               <w:t xml:space="preserve">Caller: Walsh</w:t>
             </w:r>
           </w:p>
@@ -16470,19 +15807,31 @@
           <w:p>
             <w:pPr>
               <w:pStyle w:val="Compact"/>
-              <w:jc w:val="left"/>
-            </w:pPr>
-            <w:r>
-              <w:t xml:space="preserve">0.89 (0.64-1.23)</w:t>
-            </w:r>
-          </w:p>
-        </w:tc>
-        <w:tc>
-          <w:tcPr/>
-          <w:p>
-            <w:pPr>
-              <w:pStyle w:val="Compact"/>
-              <w:jc w:val="right"/>
+              <w:jc w:val="right"/>
+            </w:pPr>
+            <w:r>
+              <w:t xml:space="preserve">0.89</w:t>
+            </w:r>
+          </w:p>
+        </w:tc>
+        <w:tc>
+          <w:tcPr/>
+          <w:p>
+            <w:pPr>
+              <w:pStyle w:val="Compact"/>
+              <w:jc w:val="left"/>
+            </w:pPr>
+            <w:r>
+              <w:t xml:space="preserve">0.64-1.23</w:t>
+            </w:r>
+          </w:p>
+        </w:tc>
+        <w:tc>
+          <w:tcPr/>
+          <w:p>
+            <w:pPr>
+              <w:pStyle w:val="Compact"/>
+              <w:jc w:val="left"/>
             </w:pPr>
             <w:r>
               <w:t xml:space="preserve">0.465</w:t>
@@ -20179,14 +19528,14 @@
         <w:tblCaption w:val="Table S8. Sensitivity analyses: three-level RUCA and complete-case (key coefficients vs primary model)."/>
       </w:tblPr>
       <w:tblGrid>
-        <w:gridCol w:w="1964"/>
-        <w:gridCol w:w="1077"/>
-        <w:gridCol w:w="1900"/>
-        <w:gridCol w:w="570"/>
-        <w:gridCol w:w="633"/>
-        <w:gridCol w:w="380"/>
-        <w:gridCol w:w="570"/>
-        <w:gridCol w:w="823"/>
+        <w:gridCol w:w="1753"/>
+        <w:gridCol w:w="961"/>
+        <w:gridCol w:w="1697"/>
+        <w:gridCol w:w="1018"/>
+        <w:gridCol w:w="565"/>
+        <w:gridCol w:w="452"/>
+        <w:gridCol w:w="622"/>
+        <w:gridCol w:w="848"/>
       </w:tblGrid>
       <w:tr>
         <w:trPr>
@@ -20200,91 +19549,91 @@
               <w:jc w:val="left"/>
             </w:pPr>
             <w:r>
-              <w:t xml:space="preserve">spec</w:t>
-            </w:r>
-          </w:p>
-        </w:tc>
-        <w:tc>
-          <w:tcPr/>
-          <w:p>
-            <w:pPr>
-              <w:pStyle w:val="Compact"/>
-              <w:jc w:val="left"/>
-            </w:pPr>
-            <w:r>
-              <w:t xml:space="preserve">part</w:t>
-            </w:r>
-          </w:p>
-        </w:tc>
-        <w:tc>
-          <w:tcPr/>
-          <w:p>
-            <w:pPr>
-              <w:pStyle w:val="Compact"/>
-              <w:jc w:val="left"/>
-            </w:pPr>
-            <w:r>
-              <w:t xml:space="preserve">term</w:t>
-            </w:r>
-          </w:p>
-        </w:tc>
-        <w:tc>
-          <w:tcPr/>
-          <w:p>
-            <w:pPr>
-              <w:pStyle w:val="Compact"/>
-              <w:jc w:val="right"/>
-            </w:pPr>
-            <w:r>
-              <w:t xml:space="preserve">estimate</w:t>
-            </w:r>
-          </w:p>
-        </w:tc>
-        <w:tc>
-          <w:tcPr/>
-          <w:p>
-            <w:pPr>
-              <w:pStyle w:val="Compact"/>
-              <w:jc w:val="left"/>
-            </w:pPr>
-            <w:r>
-              <w:t xml:space="preserve">ci</w:t>
-            </w:r>
-          </w:p>
-        </w:tc>
-        <w:tc>
-          <w:tcPr/>
-          <w:p>
-            <w:pPr>
-              <w:pStyle w:val="Compact"/>
-              <w:jc w:val="right"/>
-            </w:pPr>
-            <w:r>
-              <w:t xml:space="preserve">p</w:t>
-            </w:r>
-          </w:p>
-        </w:tc>
-        <w:tc>
-          <w:tcPr/>
-          <w:p>
-            <w:pPr>
-              <w:pStyle w:val="Compact"/>
-              <w:jc w:val="right"/>
-            </w:pPr>
-            <w:r>
-              <w:t xml:space="preserve">n_access</w:t>
-            </w:r>
-          </w:p>
-        </w:tc>
-        <w:tc>
-          <w:tcPr/>
-          <w:p>
-            <w:pPr>
-              <w:pStyle w:val="Compact"/>
-              <w:jc w:val="right"/>
-            </w:pPr>
-            <w:r>
-              <w:t xml:space="preserve">n_timeliness</w:t>
+              <w:t xml:space="preserve">Specification</w:t>
+            </w:r>
+          </w:p>
+        </w:tc>
+        <w:tc>
+          <w:tcPr/>
+          <w:p>
+            <w:pPr>
+              <w:pStyle w:val="Compact"/>
+              <w:jc w:val="left"/>
+            </w:pPr>
+            <w:r>
+              <w:t xml:space="preserve">Model part</w:t>
+            </w:r>
+          </w:p>
+        </w:tc>
+        <w:tc>
+          <w:tcPr/>
+          <w:p>
+            <w:pPr>
+              <w:pStyle w:val="Compact"/>
+              <w:jc w:val="left"/>
+            </w:pPr>
+            <w:r>
+              <w:t xml:space="preserve">Term</w:t>
+            </w:r>
+          </w:p>
+        </w:tc>
+        <w:tc>
+          <w:tcPr/>
+          <w:p>
+            <w:pPr>
+              <w:pStyle w:val="Compact"/>
+              <w:jc w:val="right"/>
+            </w:pPr>
+            <w:r>
+              <w:t xml:space="preserve">Estimate (OR/IRR)</w:t>
+            </w:r>
+          </w:p>
+        </w:tc>
+        <w:tc>
+          <w:tcPr/>
+          <w:p>
+            <w:pPr>
+              <w:pStyle w:val="Compact"/>
+              <w:jc w:val="left"/>
+            </w:pPr>
+            <w:r>
+              <w:t xml:space="preserve">95% CI</w:t>
+            </w:r>
+          </w:p>
+        </w:tc>
+        <w:tc>
+          <w:tcPr/>
+          <w:p>
+            <w:pPr>
+              <w:pStyle w:val="Compact"/>
+              <w:jc w:val="right"/>
+            </w:pPr>
+            <w:r>
+              <w:t xml:space="preserve">p-value</w:t>
+            </w:r>
+          </w:p>
+        </w:tc>
+        <w:tc>
+          <w:tcPr/>
+          <w:p>
+            <w:pPr>
+              <w:pStyle w:val="Compact"/>
+              <w:jc w:val="right"/>
+            </w:pPr>
+            <w:r>
+              <w:t xml:space="preserve">N (access)</w:t>
+            </w:r>
+          </w:p>
+        </w:tc>
+        <w:tc>
+          <w:tcPr/>
+          <w:p>
+            <w:pPr>
+              <w:pStyle w:val="Compact"/>
+              <w:jc w:val="right"/>
+            </w:pPr>
+            <w:r>
+              <w:t xml:space="preserve">N (timeliness)</w:t>
             </w:r>
           </w:p>
         </w:tc>
@@ -22256,7 +21605,7 @@
         <w:pStyle w:val="TableCaption"/>
       </w:pPr>
       <w:r>
-        <w:t xml:space="preserve">Table S10. Secondary access measures (access cascade), reasons for non-acceptance, and whom the appointment was with.</w:t>
+        <w:t xml:space="preserve">Table S10. Secondary access measures across the call pathway, reasons for non-acceptance, and whom the appointment was with.</w:t>
       </w:r>
     </w:p>
     <w:tbl>
@@ -22265,7 +21614,7 @@
         <w:tblW w:type="pct" w:w="5000"/>
         <w:tblLayout w:type="fixed"/>
         <w:tblLook w:firstRow="1" w:lastRow="0" w:firstColumn="0" w:lastColumn="0" w:noHBand="0" w:noVBand="0" w:val="0020"/>
-        <w:tblCaption w:val="Table S10. Secondary access measures (access cascade), reasons for non-acceptance, and whom the appointment was with."/>
+        <w:tblCaption w:val="Table S10. Secondary access measures across the call pathway, reasons for non-acceptance, and whom the appointment was with."/>
       </w:tblPr>
       <w:tblGrid>
         <w:gridCol w:w="3790"/>
@@ -23141,6 +22490,1748 @@
             </w:pPr>
             <w:r>
               <w:t xml:space="preserve">2.1</w:t>
+            </w:r>
+          </w:p>
+        </w:tc>
+      </w:tr>
+    </w:tbl>
+    <w:p/>
+    <w:p>
+      <w:pPr>
+        <w:pStyle w:val="TableCaption"/>
+      </w:pPr>
+      <w:r>
+        <w:t xml:space="preserve">Table S11. Practice-clustering sensitivity: CBSA-only vs. CBSA + practice-telephone random intercept vs. one-call-per-telephone.</w:t>
+      </w:r>
+    </w:p>
+    <w:tbl>
+      <w:tblPr>
+        <w:tblStyle w:val="Table"/>
+        <w:tblW w:type="pct" w:w="5000"/>
+        <w:tblLayout w:type="fixed"/>
+        <w:tblLook w:firstRow="1" w:lastRow="0" w:firstColumn="0" w:lastColumn="0" w:noHBand="0" w:noVBand="0" w:val="0020"/>
+        <w:tblCaption w:val="Table S11. Practice-clustering sensitivity: CBSA-only vs. CBSA + practice-telephone random intercept vs. one-call-per-telephone."/>
+      </w:tblPr>
+      <w:tblGrid>
+        <w:gridCol w:w="3475"/>
+        <w:gridCol w:w="323"/>
+        <w:gridCol w:w="2424"/>
+        <w:gridCol w:w="1697"/>
+      </w:tblGrid>
+      <w:tr>
+        <w:trPr>
+          <w:tblHeader w:val="on"/>
+        </w:trPr>
+        <w:tc>
+          <w:tcPr/>
+          <w:p>
+            <w:pPr>
+              <w:pStyle w:val="Compact"/>
+              <w:jc w:val="left"/>
+            </w:pPr>
+            <w:r>
+              <w:t xml:space="preserve">Model</w:t>
+            </w:r>
+          </w:p>
+        </w:tc>
+        <w:tc>
+          <w:tcPr/>
+          <w:p>
+            <w:pPr>
+              <w:pStyle w:val="Compact"/>
+              <w:jc w:val="right"/>
+            </w:pPr>
+            <w:r>
+              <w:t xml:space="preserve">N</w:t>
+            </w:r>
+          </w:p>
+        </w:tc>
+        <w:tc>
+          <w:tcPr/>
+          <w:p>
+            <w:pPr>
+              <w:pStyle w:val="Compact"/>
+              <w:jc w:val="left"/>
+            </w:pPr>
+            <w:r>
+              <w:t xml:space="preserve">Pediatrics access OR (95% CI)</w:t>
+            </w:r>
+          </w:p>
+        </w:tc>
+        <w:tc>
+          <w:tcPr/>
+          <w:p>
+            <w:pPr>
+              <w:pStyle w:val="Compact"/>
+              <w:jc w:val="right"/>
+            </w:pPr>
+            <w:r>
+              <w:t xml:space="preserve">Subspecialty joint p</w:t>
+            </w:r>
+          </w:p>
+        </w:tc>
+      </w:tr>
+      <w:tr>
+        <w:tc>
+          <w:tcPr/>
+          <w:p>
+            <w:pPr>
+              <w:pStyle w:val="Compact"/>
+              <w:jc w:val="left"/>
+            </w:pPr>
+            <w:r>
+              <w:t xml:space="preserve">Primary (CBSA random intercept only)</w:t>
+            </w:r>
+          </w:p>
+        </w:tc>
+        <w:tc>
+          <w:tcPr/>
+          <w:p>
+            <w:pPr>
+              <w:pStyle w:val="Compact"/>
+              <w:jc w:val="right"/>
+            </w:pPr>
+            <w:r>
+              <w:t xml:space="preserve">731</w:t>
+            </w:r>
+          </w:p>
+        </w:tc>
+        <w:tc>
+          <w:tcPr/>
+          <w:p>
+            <w:pPr>
+              <w:pStyle w:val="Compact"/>
+              <w:jc w:val="left"/>
+            </w:pPr>
+            <w:r>
+              <w:t xml:space="preserve">2.35 (1.11-5.00)</w:t>
+            </w:r>
+          </w:p>
+        </w:tc>
+        <w:tc>
+          <w:tcPr/>
+          <w:p>
+            <w:pPr>
+              <w:pStyle w:val="Compact"/>
+              <w:jc w:val="right"/>
+            </w:pPr>
+            <w:r>
+              <w:t xml:space="preserve">0.093</w:t>
+            </w:r>
+          </w:p>
+        </w:tc>
+      </w:tr>
+      <w:tr>
+        <w:tc>
+          <w:tcPr/>
+          <w:p>
+            <w:pPr>
+              <w:pStyle w:val="Compact"/>
+              <w:jc w:val="left"/>
+            </w:pPr>
+            <w:r>
+              <w:t xml:space="preserve">CBSA + practice-telephone random intercept</w:t>
+            </w:r>
+          </w:p>
+        </w:tc>
+        <w:tc>
+          <w:tcPr/>
+          <w:p>
+            <w:pPr>
+              <w:pStyle w:val="Compact"/>
+              <w:jc w:val="right"/>
+            </w:pPr>
+            <w:r>
+              <w:t xml:space="preserve">731</w:t>
+            </w:r>
+          </w:p>
+        </w:tc>
+        <w:tc>
+          <w:tcPr/>
+          <w:p>
+            <w:pPr>
+              <w:pStyle w:val="Compact"/>
+              <w:jc w:val="left"/>
+            </w:pPr>
+            <w:r>
+              <w:t xml:space="preserve">2.36 (1.10-5.04)</w:t>
+            </w:r>
+          </w:p>
+        </w:tc>
+        <w:tc>
+          <w:tcPr/>
+          <w:p>
+            <w:pPr>
+              <w:pStyle w:val="Compact"/>
+              <w:jc w:val="right"/>
+            </w:pPr>
+            <w:r>
+              <w:t xml:space="preserve">NA</w:t>
+            </w:r>
+          </w:p>
+        </w:tc>
+      </w:tr>
+      <w:tr>
+        <w:tc>
+          <w:tcPr/>
+          <w:p>
+            <w:pPr>
+              <w:pStyle w:val="Compact"/>
+              <w:jc w:val="left"/>
+            </w:pPr>
+            <w:r>
+              <w:t xml:space="preserve">One call per telephone number</w:t>
+            </w:r>
+          </w:p>
+        </w:tc>
+        <w:tc>
+          <w:tcPr/>
+          <w:p>
+            <w:pPr>
+              <w:pStyle w:val="Compact"/>
+              <w:jc w:val="right"/>
+            </w:pPr>
+            <w:r>
+              <w:t xml:space="preserve">686</w:t>
+            </w:r>
+          </w:p>
+        </w:tc>
+        <w:tc>
+          <w:tcPr/>
+          <w:p>
+            <w:pPr>
+              <w:pStyle w:val="Compact"/>
+              <w:jc w:val="left"/>
+            </w:pPr>
+            <w:r>
+              <w:t xml:space="preserve">2.38 (1.10-5.16)</w:t>
+            </w:r>
+          </w:p>
+        </w:tc>
+        <w:tc>
+          <w:tcPr/>
+          <w:p>
+            <w:pPr>
+              <w:pStyle w:val="Compact"/>
+              <w:jc w:val="right"/>
+            </w:pPr>
+            <w:r>
+              <w:t xml:space="preserve">0.116</w:t>
+            </w:r>
+          </w:p>
+        </w:tc>
+      </w:tr>
+    </w:tbl>
+    <w:p/>
+    <w:p>
+      <w:pPr>
+        <w:pStyle w:val="TableCaption"/>
+      </w:pPr>
+      <w:r>
+        <w:t xml:space="preserve">Table S12. Access odds ratios for each trained caller (vs. the reference caller).</w:t>
+      </w:r>
+    </w:p>
+    <w:tbl>
+      <w:tblPr>
+        <w:tblStyle w:val="Table"/>
+        <w:tblW w:type="auto" w:w="0"/>
+        <w:tblLook w:firstRow="1" w:lastRow="0" w:firstColumn="0" w:lastColumn="0" w:noHBand="0" w:noVBand="0" w:val="0020"/>
+        <w:tblCaption w:val="Table S12. Access odds ratios for each trained caller (vs. the reference caller)."/>
+      </w:tblPr>
+      <w:tblGrid>
+        <w:gridCol w:w="2640"/>
+        <w:gridCol w:w="2640"/>
+        <w:gridCol w:w="2640"/>
+      </w:tblGrid>
+      <w:tr>
+        <w:trPr>
+          <w:tblHeader w:val="on"/>
+        </w:trPr>
+        <w:tc>
+          <w:tcPr/>
+          <w:p>
+            <w:pPr>
+              <w:pStyle w:val="Compact"/>
+              <w:jc w:val="left"/>
+            </w:pPr>
+            <w:r>
+              <w:t xml:space="preserve">Caller</w:t>
+            </w:r>
+          </w:p>
+        </w:tc>
+        <w:tc>
+          <w:tcPr/>
+          <w:p>
+            <w:pPr>
+              <w:pStyle w:val="Compact"/>
+              <w:jc w:val="left"/>
+            </w:pPr>
+            <w:r>
+              <w:t xml:space="preserve">Access OR (95% CI)</w:t>
+            </w:r>
+          </w:p>
+        </w:tc>
+        <w:tc>
+          <w:tcPr/>
+          <w:p>
+            <w:pPr>
+              <w:pStyle w:val="Compact"/>
+              <w:jc w:val="right"/>
+            </w:pPr>
+            <w:r>
+              <w:t xml:space="preserve">p-value</w:t>
+            </w:r>
+          </w:p>
+        </w:tc>
+      </w:tr>
+      <w:tr>
+        <w:tc>
+          <w:tcPr/>
+          <w:p>
+            <w:pPr>
+              <w:pStyle w:val="Compact"/>
+              <w:jc w:val="left"/>
+            </w:pPr>
+            <w:r>
+              <w:t xml:space="preserve">Deol</w:t>
+            </w:r>
+          </w:p>
+        </w:tc>
+        <w:tc>
+          <w:tcPr/>
+          <w:p>
+            <w:pPr>
+              <w:pStyle w:val="Compact"/>
+              <w:jc w:val="left"/>
+            </w:pPr>
+            <w:r>
+              <w:t xml:space="preserve">2.32 (1.39-3.88)</w:t>
+            </w:r>
+          </w:p>
+        </w:tc>
+        <w:tc>
+          <w:tcPr/>
+          <w:p>
+            <w:pPr>
+              <w:pStyle w:val="Compact"/>
+              <w:jc w:val="right"/>
+            </w:pPr>
+            <w:r>
+              <w:t xml:space="preserve">0.001</w:t>
+            </w:r>
+          </w:p>
+        </w:tc>
+      </w:tr>
+      <w:tr>
+        <w:tc>
+          <w:tcPr/>
+          <w:p>
+            <w:pPr>
+              <w:pStyle w:val="Compact"/>
+              <w:jc w:val="left"/>
+            </w:pPr>
+            <w:r>
+              <w:t xml:space="preserve">Falk</w:t>
+            </w:r>
+          </w:p>
+        </w:tc>
+        <w:tc>
+          <w:tcPr/>
+          <w:p>
+            <w:pPr>
+              <w:pStyle w:val="Compact"/>
+              <w:jc w:val="left"/>
+            </w:pPr>
+            <w:r>
+              <w:t xml:space="preserve">1.93 (1.08-3.45)</w:t>
+            </w:r>
+          </w:p>
+        </w:tc>
+        <w:tc>
+          <w:tcPr/>
+          <w:p>
+            <w:pPr>
+              <w:pStyle w:val="Compact"/>
+              <w:jc w:val="right"/>
+            </w:pPr>
+            <w:r>
+              <w:t xml:space="preserve">0.027</w:t>
+            </w:r>
+          </w:p>
+        </w:tc>
+      </w:tr>
+      <w:tr>
+        <w:tc>
+          <w:tcPr/>
+          <w:p>
+            <w:pPr>
+              <w:pStyle w:val="Compact"/>
+              <w:jc w:val="left"/>
+            </w:pPr>
+            <w:r>
+              <w:t xml:space="preserve">Gregg</w:t>
+            </w:r>
+          </w:p>
+        </w:tc>
+        <w:tc>
+          <w:tcPr/>
+          <w:p>
+            <w:pPr>
+              <w:pStyle w:val="Compact"/>
+              <w:jc w:val="left"/>
+            </w:pPr>
+            <w:r>
+              <w:t xml:space="preserve">1.93 (1.16-3.22)</w:t>
+            </w:r>
+          </w:p>
+        </w:tc>
+        <w:tc>
+          <w:tcPr/>
+          <w:p>
+            <w:pPr>
+              <w:pStyle w:val="Compact"/>
+              <w:jc w:val="right"/>
+            </w:pPr>
+            <w:r>
+              <w:t xml:space="preserve">0.012</w:t>
+            </w:r>
+          </w:p>
+        </w:tc>
+      </w:tr>
+      <w:tr>
+        <w:tc>
+          <w:tcPr/>
+          <w:p>
+            <w:pPr>
+              <w:pStyle w:val="Compact"/>
+              <w:jc w:val="left"/>
+            </w:pPr>
+            <w:r>
+              <w:t xml:space="preserve">Kim</w:t>
+            </w:r>
+          </w:p>
+        </w:tc>
+        <w:tc>
+          <w:tcPr/>
+          <w:p>
+            <w:pPr>
+              <w:pStyle w:val="Compact"/>
+              <w:jc w:val="left"/>
+            </w:pPr>
+            <w:r>
+              <w:t xml:space="preserve">2.12 (1.26-3.58)</w:t>
+            </w:r>
+          </w:p>
+        </w:tc>
+        <w:tc>
+          <w:tcPr/>
+          <w:p>
+            <w:pPr>
+              <w:pStyle w:val="Compact"/>
+              <w:jc w:val="right"/>
+            </w:pPr>
+            <w:r>
+              <w:t xml:space="preserve">0.005</w:t>
+            </w:r>
+          </w:p>
+        </w:tc>
+      </w:tr>
+      <w:tr>
+        <w:tc>
+          <w:tcPr/>
+          <w:p>
+            <w:pPr>
+              <w:pStyle w:val="Compact"/>
+              <w:jc w:val="left"/>
+            </w:pPr>
+            <w:r>
+              <w:t xml:space="preserve">Other</w:t>
+            </w:r>
+          </w:p>
+        </w:tc>
+        <w:tc>
+          <w:tcPr/>
+          <w:p>
+            <w:pPr>
+              <w:pStyle w:val="Compact"/>
+              <w:jc w:val="left"/>
+            </w:pPr>
+            <w:r>
+              <w:t xml:space="preserve">1.33 (0.40-4.35)</w:t>
+            </w:r>
+          </w:p>
+        </w:tc>
+        <w:tc>
+          <w:tcPr/>
+          <w:p>
+            <w:pPr>
+              <w:pStyle w:val="Compact"/>
+              <w:jc w:val="right"/>
+            </w:pPr>
+            <w:r>
+              <w:t xml:space="preserve">0.642</w:t>
+            </w:r>
+          </w:p>
+        </w:tc>
+      </w:tr>
+      <w:tr>
+        <w:tc>
+          <w:tcPr/>
+          <w:p>
+            <w:pPr>
+              <w:pStyle w:val="Compact"/>
+              <w:jc w:val="left"/>
+            </w:pPr>
+            <w:r>
+              <w:t xml:space="preserve">Walsh</w:t>
+            </w:r>
+          </w:p>
+        </w:tc>
+        <w:tc>
+          <w:tcPr/>
+          <w:p>
+            <w:pPr>
+              <w:pStyle w:val="Compact"/>
+              <w:jc w:val="left"/>
+            </w:pPr>
+            <w:r>
+              <w:t xml:space="preserve">2.40 (1.43-4.01)</w:t>
+            </w:r>
+          </w:p>
+        </w:tc>
+        <w:tc>
+          <w:tcPr/>
+          <w:p>
+            <w:pPr>
+              <w:pStyle w:val="Compact"/>
+              <w:jc w:val="right"/>
+            </w:pPr>
+            <w:r>
+              <w:t xml:space="preserve">0.001</w:t>
+            </w:r>
+          </w:p>
+        </w:tc>
+      </w:tr>
+    </w:tbl>
+    <w:p/>
+    <w:p>
+      <w:pPr>
+        <w:pStyle w:val="TableCaption"/>
+      </w:pPr>
+      <w:r>
+        <w:t xml:space="preserve">Table S12b. Leave-one-caller-out sensitivity of the pediatric-otolaryngology access estimate and the joint subspecialty test.</w:t>
+      </w:r>
+    </w:p>
+    <w:tbl>
+      <w:tblPr>
+        <w:tblStyle w:val="Table"/>
+        <w:tblW w:type="pct" w:w="5000"/>
+        <w:tblLayout w:type="fixed"/>
+        <w:tblLook w:firstRow="1" w:lastRow="0" w:firstColumn="0" w:lastColumn="0" w:noHBand="0" w:noVBand="0" w:val="0020"/>
+        <w:tblCaption w:val="Table S12b. Leave-one-caller-out sensitivity of the pediatric-otolaryngology access estimate and the joint subspecialty test."/>
+      </w:tblPr>
+      <w:tblGrid>
+        <w:gridCol w:w="1689"/>
+        <w:gridCol w:w="422"/>
+        <w:gridCol w:w="2217"/>
+        <w:gridCol w:w="1372"/>
+        <w:gridCol w:w="2217"/>
+      </w:tblGrid>
+      <w:tr>
+        <w:trPr>
+          <w:tblHeader w:val="on"/>
+        </w:trPr>
+        <w:tc>
+          <w:tcPr/>
+          <w:p>
+            <w:pPr>
+              <w:pStyle w:val="Compact"/>
+              <w:jc w:val="left"/>
+            </w:pPr>
+            <w:r>
+              <w:t xml:space="preserve">Caller excluded</w:t>
+            </w:r>
+          </w:p>
+        </w:tc>
+        <w:tc>
+          <w:tcPr/>
+          <w:p>
+            <w:pPr>
+              <w:pStyle w:val="Compact"/>
+              <w:jc w:val="right"/>
+            </w:pPr>
+            <w:r>
+              <w:t xml:space="preserve">N</w:t>
+            </w:r>
+          </w:p>
+        </w:tc>
+        <w:tc>
+          <w:tcPr/>
+          <w:p>
+            <w:pPr>
+              <w:pStyle w:val="Compact"/>
+              <w:jc w:val="right"/>
+            </w:pPr>
+            <w:r>
+              <w:t xml:space="preserve">Pediatrics access OR</w:t>
+            </w:r>
+          </w:p>
+        </w:tc>
+        <w:tc>
+          <w:tcPr/>
+          <w:p>
+            <w:pPr>
+              <w:pStyle w:val="Compact"/>
+              <w:jc w:val="right"/>
+            </w:pPr>
+            <w:r>
+              <w:t xml:space="preserve">Pediatrics p</w:t>
+            </w:r>
+          </w:p>
+        </w:tc>
+        <w:tc>
+          <w:tcPr/>
+          <w:p>
+            <w:pPr>
+              <w:pStyle w:val="Compact"/>
+              <w:jc w:val="right"/>
+            </w:pPr>
+            <w:r>
+              <w:t xml:space="preserve">Subspecialty joint p</w:t>
+            </w:r>
+          </w:p>
+        </w:tc>
+      </w:tr>
+      <w:tr>
+        <w:tc>
+          <w:tcPr/>
+          <w:p>
+            <w:pPr>
+              <w:pStyle w:val="Compact"/>
+              <w:jc w:val="left"/>
+            </w:pPr>
+            <w:r>
+              <w:t xml:space="preserve">Roesch</w:t>
+            </w:r>
+          </w:p>
+        </w:tc>
+        <w:tc>
+          <w:tcPr/>
+          <w:p>
+            <w:pPr>
+              <w:pStyle w:val="Compact"/>
+              <w:jc w:val="right"/>
+            </w:pPr>
+            <w:r>
+              <w:t xml:space="preserve">543</w:t>
+            </w:r>
+          </w:p>
+        </w:tc>
+        <w:tc>
+          <w:tcPr/>
+          <w:p>
+            <w:pPr>
+              <w:pStyle w:val="Compact"/>
+              <w:jc w:val="right"/>
+            </w:pPr>
+            <w:r>
+              <w:t xml:space="preserve">2.09</w:t>
+            </w:r>
+          </w:p>
+        </w:tc>
+        <w:tc>
+          <w:tcPr/>
+          <w:p>
+            <w:pPr>
+              <w:pStyle w:val="Compact"/>
+              <w:jc w:val="right"/>
+            </w:pPr>
+            <w:r>
+              <w:t xml:space="preserve">0.099</w:t>
+            </w:r>
+          </w:p>
+        </w:tc>
+        <w:tc>
+          <w:tcPr/>
+          <w:p>
+            <w:pPr>
+              <w:pStyle w:val="Compact"/>
+              <w:jc w:val="right"/>
+            </w:pPr>
+            <w:r>
+              <w:t xml:space="preserve">0.229</w:t>
+            </w:r>
+          </w:p>
+        </w:tc>
+      </w:tr>
+      <w:tr>
+        <w:tc>
+          <w:tcPr/>
+          <w:p>
+            <w:pPr>
+              <w:pStyle w:val="Compact"/>
+              <w:jc w:val="left"/>
+            </w:pPr>
+            <w:r>
+              <w:t xml:space="preserve">Deol</w:t>
+            </w:r>
+          </w:p>
+        </w:tc>
+        <w:tc>
+          <w:tcPr/>
+          <w:p>
+            <w:pPr>
+              <w:pStyle w:val="Compact"/>
+              <w:jc w:val="right"/>
+            </w:pPr>
+            <w:r>
+              <w:t xml:space="preserve">615</w:t>
+            </w:r>
+          </w:p>
+        </w:tc>
+        <w:tc>
+          <w:tcPr/>
+          <w:p>
+            <w:pPr>
+              <w:pStyle w:val="Compact"/>
+              <w:jc w:val="right"/>
+            </w:pPr>
+            <w:r>
+              <w:t xml:space="preserve">2.26</w:t>
+            </w:r>
+          </w:p>
+        </w:tc>
+        <w:tc>
+          <w:tcPr/>
+          <w:p>
+            <w:pPr>
+              <w:pStyle w:val="Compact"/>
+              <w:jc w:val="right"/>
+            </w:pPr>
+            <w:r>
+              <w:t xml:space="preserve">0.048</w:t>
+            </w:r>
+          </w:p>
+        </w:tc>
+        <w:tc>
+          <w:tcPr/>
+          <w:p>
+            <w:pPr>
+              <w:pStyle w:val="Compact"/>
+              <w:jc w:val="right"/>
+            </w:pPr>
+            <w:r>
+              <w:t xml:space="preserve">0.444</w:t>
+            </w:r>
+          </w:p>
+        </w:tc>
+      </w:tr>
+      <w:tr>
+        <w:tc>
+          <w:tcPr/>
+          <w:p>
+            <w:pPr>
+              <w:pStyle w:val="Compact"/>
+              <w:jc w:val="left"/>
+            </w:pPr>
+            <w:r>
+              <w:t xml:space="preserve">Falk</w:t>
+            </w:r>
+          </w:p>
+        </w:tc>
+        <w:tc>
+          <w:tcPr/>
+          <w:p>
+            <w:pPr>
+              <w:pStyle w:val="Compact"/>
+              <w:jc w:val="right"/>
+            </w:pPr>
+            <w:r>
+              <w:t xml:space="preserve">656</w:t>
+            </w:r>
+          </w:p>
+        </w:tc>
+        <w:tc>
+          <w:tcPr/>
+          <w:p>
+            <w:pPr>
+              <w:pStyle w:val="Compact"/>
+              <w:jc w:val="right"/>
+            </w:pPr>
+            <w:r>
+              <w:t xml:space="preserve">2.30</w:t>
+            </w:r>
+          </w:p>
+        </w:tc>
+        <w:tc>
+          <w:tcPr/>
+          <w:p>
+            <w:pPr>
+              <w:pStyle w:val="Compact"/>
+              <w:jc w:val="right"/>
+            </w:pPr>
+            <w:r>
+              <w:t xml:space="preserve">0.040</w:t>
+            </w:r>
+          </w:p>
+        </w:tc>
+        <w:tc>
+          <w:tcPr/>
+          <w:p>
+            <w:pPr>
+              <w:pStyle w:val="Compact"/>
+              <w:jc w:val="right"/>
+            </w:pPr>
+            <w:r>
+              <w:t xml:space="preserve">0.284</w:t>
+            </w:r>
+          </w:p>
+        </w:tc>
+      </w:tr>
+      <w:tr>
+        <w:tc>
+          <w:tcPr/>
+          <w:p>
+            <w:pPr>
+              <w:pStyle w:val="Compact"/>
+              <w:jc w:val="left"/>
+            </w:pPr>
+            <w:r>
+              <w:t xml:space="preserve">Gregg</w:t>
+            </w:r>
+          </w:p>
+        </w:tc>
+        <w:tc>
+          <w:tcPr/>
+          <w:p>
+            <w:pPr>
+              <w:pStyle w:val="Compact"/>
+              <w:jc w:val="right"/>
+            </w:pPr>
+            <w:r>
+              <w:t xml:space="preserve">620</w:t>
+            </w:r>
+          </w:p>
+        </w:tc>
+        <w:tc>
+          <w:tcPr/>
+          <w:p>
+            <w:pPr>
+              <w:pStyle w:val="Compact"/>
+              <w:jc w:val="right"/>
+            </w:pPr>
+            <w:r>
+              <w:t xml:space="preserve">2.52</w:t>
+            </w:r>
+          </w:p>
+        </w:tc>
+        <w:tc>
+          <w:tcPr/>
+          <w:p>
+            <w:pPr>
+              <w:pStyle w:val="Compact"/>
+              <w:jc w:val="right"/>
+            </w:pPr>
+            <w:r>
+              <w:t xml:space="preserve">0.035</w:t>
+            </w:r>
+          </w:p>
+        </w:tc>
+        <w:tc>
+          <w:tcPr/>
+          <w:p>
+            <w:pPr>
+              <w:pStyle w:val="Compact"/>
+              <w:jc w:val="right"/>
+            </w:pPr>
+            <w:r>
+              <w:t xml:space="preserve">0.007</w:t>
+            </w:r>
+          </w:p>
+        </w:tc>
+      </w:tr>
+      <w:tr>
+        <w:tc>
+          <w:tcPr/>
+          <w:p>
+            <w:pPr>
+              <w:pStyle w:val="Compact"/>
+              <w:jc w:val="left"/>
+            </w:pPr>
+            <w:r>
+              <w:t xml:space="preserve">Kim</w:t>
+            </w:r>
+          </w:p>
+        </w:tc>
+        <w:tc>
+          <w:tcPr/>
+          <w:p>
+            <w:pPr>
+              <w:pStyle w:val="Compact"/>
+              <w:jc w:val="right"/>
+            </w:pPr>
+            <w:r>
+              <w:t xml:space="preserve">623</w:t>
+            </w:r>
+          </w:p>
+        </w:tc>
+        <w:tc>
+          <w:tcPr/>
+          <w:p>
+            <w:pPr>
+              <w:pStyle w:val="Compact"/>
+              <w:jc w:val="right"/>
+            </w:pPr>
+            <w:r>
+              <w:t xml:space="preserve">2.35</w:t>
+            </w:r>
+          </w:p>
+        </w:tc>
+        <w:tc>
+          <w:tcPr/>
+          <w:p>
+            <w:pPr>
+              <w:pStyle w:val="Compact"/>
+              <w:jc w:val="right"/>
+            </w:pPr>
+            <w:r>
+              <w:t xml:space="preserve">0.035</w:t>
+            </w:r>
+          </w:p>
+        </w:tc>
+        <w:tc>
+          <w:tcPr/>
+          <w:p>
+            <w:pPr>
+              <w:pStyle w:val="Compact"/>
+              <w:jc w:val="right"/>
+            </w:pPr>
+            <w:r>
+              <w:t xml:space="preserve">0.070</w:t>
+            </w:r>
+          </w:p>
+        </w:tc>
+      </w:tr>
+      <w:tr>
+        <w:tc>
+          <w:tcPr/>
+          <w:p>
+            <w:pPr>
+              <w:pStyle w:val="Compact"/>
+              <w:jc w:val="left"/>
+            </w:pPr>
+            <w:r>
+              <w:t xml:space="preserve">Other</w:t>
+            </w:r>
+          </w:p>
+        </w:tc>
+        <w:tc>
+          <w:tcPr/>
+          <w:p>
+            <w:pPr>
+              <w:pStyle w:val="Compact"/>
+              <w:jc w:val="right"/>
+            </w:pPr>
+            <w:r>
+              <w:t xml:space="preserve">718</w:t>
+            </w:r>
+          </w:p>
+        </w:tc>
+        <w:tc>
+          <w:tcPr/>
+          <w:p>
+            <w:pPr>
+              <w:pStyle w:val="Compact"/>
+              <w:jc w:val="right"/>
+            </w:pPr>
+            <w:r>
+              <w:t xml:space="preserve">2.22</w:t>
+            </w:r>
+          </w:p>
+        </w:tc>
+        <w:tc>
+          <w:tcPr/>
+          <w:p>
+            <w:pPr>
+              <w:pStyle w:val="Compact"/>
+              <w:jc w:val="right"/>
+            </w:pPr>
+            <w:r>
+              <w:t xml:space="preserve">0.039</w:t>
+            </w:r>
+          </w:p>
+        </w:tc>
+        <w:tc>
+          <w:tcPr/>
+          <w:p>
+            <w:pPr>
+              <w:pStyle w:val="Compact"/>
+              <w:jc w:val="right"/>
+            </w:pPr>
+            <w:r>
+              <w:t xml:space="preserve">0.100</w:t>
+            </w:r>
+          </w:p>
+        </w:tc>
+      </w:tr>
+      <w:tr>
+        <w:tc>
+          <w:tcPr/>
+          <w:p>
+            <w:pPr>
+              <w:pStyle w:val="Compact"/>
+              <w:jc w:val="left"/>
+            </w:pPr>
+            <w:r>
+              <w:t xml:space="preserve">Walsh</w:t>
+            </w:r>
+          </w:p>
+        </w:tc>
+        <w:tc>
+          <w:tcPr/>
+          <w:p>
+            <w:pPr>
+              <w:pStyle w:val="Compact"/>
+              <w:jc w:val="right"/>
+            </w:pPr>
+            <w:r>
+              <w:t xml:space="preserve">611</w:t>
+            </w:r>
+          </w:p>
+        </w:tc>
+        <w:tc>
+          <w:tcPr/>
+          <w:p>
+            <w:pPr>
+              <w:pStyle w:val="Compact"/>
+              <w:jc w:val="right"/>
+            </w:pPr>
+            <w:r>
+              <w:t xml:space="preserve">2.67</w:t>
+            </w:r>
+          </w:p>
+        </w:tc>
+        <w:tc>
+          <w:tcPr/>
+          <w:p>
+            <w:pPr>
+              <w:pStyle w:val="Compact"/>
+              <w:jc w:val="right"/>
+            </w:pPr>
+            <w:r>
+              <w:t xml:space="preserve">0.020</w:t>
+            </w:r>
+          </w:p>
+        </w:tc>
+        <w:tc>
+          <w:tcPr/>
+          <w:p>
+            <w:pPr>
+              <w:pStyle w:val="Compact"/>
+              <w:jc w:val="right"/>
+            </w:pPr>
+            <w:r>
+              <w:t xml:space="preserve">0.048</w:t>
+            </w:r>
+          </w:p>
+        </w:tc>
+      </w:tr>
+    </w:tbl>
+    <w:p/>
+    <w:p>
+      <w:pPr>
+        <w:pStyle w:val="TableCaption"/>
+      </w:pPr>
+      <w:r>
+        <w:t xml:space="preserve">Table S13. Access odds ratios under the primary (any offer) and stricter (with the sampled physician) outcome definitions.</w:t>
+      </w:r>
+    </w:p>
+    <w:tbl>
+      <w:tblPr>
+        <w:tblStyle w:val="Table"/>
+        <w:tblW w:type="pct" w:w="5000"/>
+        <w:tblLayout w:type="fixed"/>
+        <w:tblLook w:firstRow="1" w:lastRow="0" w:firstColumn="0" w:lastColumn="0" w:noHBand="0" w:noVBand="0" w:val="0020"/>
+        <w:tblCaption w:val="Table S13. Access odds ratios under the primary (any offer) and stricter (with the sampled physician) outcome definitions."/>
+      </w:tblPr>
+      <w:tblGrid>
+        <w:gridCol w:w="2517"/>
+        <w:gridCol w:w="1412"/>
+        <w:gridCol w:w="798"/>
+        <w:gridCol w:w="1903"/>
+        <w:gridCol w:w="1289"/>
+      </w:tblGrid>
+      <w:tr>
+        <w:trPr>
+          <w:tblHeader w:val="on"/>
+        </w:trPr>
+        <w:tc>
+          <w:tcPr/>
+          <w:p>
+            <w:pPr>
+              <w:pStyle w:val="Compact"/>
+              <w:jc w:val="left"/>
+            </w:pPr>
+            <w:r>
+              <w:t xml:space="preserve">Subspecialty (vs general otolaryngology)</w:t>
+            </w:r>
+          </w:p>
+        </w:tc>
+        <w:tc>
+          <w:tcPr/>
+          <w:p>
+            <w:pPr>
+              <w:pStyle w:val="Compact"/>
+              <w:jc w:val="left"/>
+            </w:pPr>
+            <w:r>
+              <w:t xml:space="preserve">Any offer: OR (95% CI)</w:t>
+            </w:r>
+          </w:p>
+        </w:tc>
+        <w:tc>
+          <w:tcPr/>
+          <w:p>
+            <w:pPr>
+              <w:pStyle w:val="Compact"/>
+              <w:jc w:val="right"/>
+            </w:pPr>
+            <w:r>
+              <w:t xml:space="preserve">Any offer: p</w:t>
+            </w:r>
+          </w:p>
+        </w:tc>
+        <w:tc>
+          <w:tcPr/>
+          <w:p>
+            <w:pPr>
+              <w:pStyle w:val="Compact"/>
+              <w:jc w:val="left"/>
+            </w:pPr>
+            <w:r>
+              <w:t xml:space="preserve">Sampled physician: OR (95% CI)</w:t>
+            </w:r>
+          </w:p>
+        </w:tc>
+        <w:tc>
+          <w:tcPr/>
+          <w:p>
+            <w:pPr>
+              <w:pStyle w:val="Compact"/>
+              <w:jc w:val="right"/>
+            </w:pPr>
+            <w:r>
+              <w:t xml:space="preserve">Sampled physician: p</w:t>
+            </w:r>
+          </w:p>
+        </w:tc>
+      </w:tr>
+      <w:tr>
+        <w:tc>
+          <w:tcPr/>
+          <w:p>
+            <w:pPr>
+              <w:pStyle w:val="Compact"/>
+              <w:jc w:val="left"/>
+            </w:pPr>
+            <w:r>
+              <w:t xml:space="preserve">Facial plastic surgery</w:t>
+            </w:r>
+          </w:p>
+        </w:tc>
+        <w:tc>
+          <w:tcPr/>
+          <w:p>
+            <w:pPr>
+              <w:pStyle w:val="Compact"/>
+              <w:jc w:val="left"/>
+            </w:pPr>
+            <w:r>
+              <w:t xml:space="preserve">1.00 (0.58-1.71)</w:t>
+            </w:r>
+          </w:p>
+        </w:tc>
+        <w:tc>
+          <w:tcPr/>
+          <w:p>
+            <w:pPr>
+              <w:pStyle w:val="Compact"/>
+              <w:jc w:val="right"/>
+            </w:pPr>
+            <w:r>
+              <w:t xml:space="preserve">1.000</w:t>
+            </w:r>
+          </w:p>
+        </w:tc>
+        <w:tc>
+          <w:tcPr/>
+          <w:p>
+            <w:pPr>
+              <w:pStyle w:val="Compact"/>
+              <w:jc w:val="left"/>
+            </w:pPr>
+            <w:r>
+              <w:t xml:space="preserve">1.18 (0.70-2.00)</w:t>
+            </w:r>
+          </w:p>
+        </w:tc>
+        <w:tc>
+          <w:tcPr/>
+          <w:p>
+            <w:pPr>
+              <w:pStyle w:val="Compact"/>
+              <w:jc w:val="right"/>
+            </w:pPr>
+            <w:r>
+              <w:t xml:space="preserve">0.542</w:t>
+            </w:r>
+          </w:p>
+        </w:tc>
+      </w:tr>
+      <w:tr>
+        <w:tc>
+          <w:tcPr/>
+          <w:p>
+            <w:pPr>
+              <w:pStyle w:val="Compact"/>
+              <w:jc w:val="left"/>
+            </w:pPr>
+            <w:r>
+              <w:t xml:space="preserve">Head and neck oncology</w:t>
+            </w:r>
+          </w:p>
+        </w:tc>
+        <w:tc>
+          <w:tcPr/>
+          <w:p>
+            <w:pPr>
+              <w:pStyle w:val="Compact"/>
+              <w:jc w:val="left"/>
+            </w:pPr>
+            <w:r>
+              <w:t xml:space="preserve">0.82 (0.35-1.91)</w:t>
+            </w:r>
+          </w:p>
+        </w:tc>
+        <w:tc>
+          <w:tcPr/>
+          <w:p>
+            <w:pPr>
+              <w:pStyle w:val="Compact"/>
+              <w:jc w:val="right"/>
+            </w:pPr>
+            <w:r>
+              <w:t xml:space="preserve">0.643</w:t>
+            </w:r>
+          </w:p>
+        </w:tc>
+        <w:tc>
+          <w:tcPr/>
+          <w:p>
+            <w:pPr>
+              <w:pStyle w:val="Compact"/>
+              <w:jc w:val="left"/>
+            </w:pPr>
+            <w:r>
+              <w:t xml:space="preserve">0.80 (0.34-1.87)</w:t>
+            </w:r>
+          </w:p>
+        </w:tc>
+        <w:tc>
+          <w:tcPr/>
+          <w:p>
+            <w:pPr>
+              <w:pStyle w:val="Compact"/>
+              <w:jc w:val="right"/>
+            </w:pPr>
+            <w:r>
+              <w:t xml:space="preserve">0.602</w:t>
+            </w:r>
+          </w:p>
+        </w:tc>
+      </w:tr>
+      <w:tr>
+        <w:tc>
+          <w:tcPr/>
+          <w:p>
+            <w:pPr>
+              <w:pStyle w:val="Compact"/>
+              <w:jc w:val="left"/>
+            </w:pPr>
+            <w:r>
+              <w:t xml:space="preserve">Laryngology</w:t>
+            </w:r>
+          </w:p>
+        </w:tc>
+        <w:tc>
+          <w:tcPr/>
+          <w:p>
+            <w:pPr>
+              <w:pStyle w:val="Compact"/>
+              <w:jc w:val="left"/>
+            </w:pPr>
+            <w:r>
+              <w:t xml:space="preserve">1.84 (0.51-6.59)</w:t>
+            </w:r>
+          </w:p>
+        </w:tc>
+        <w:tc>
+          <w:tcPr/>
+          <w:p>
+            <w:pPr>
+              <w:pStyle w:val="Compact"/>
+              <w:jc w:val="right"/>
+            </w:pPr>
+            <w:r>
+              <w:t xml:space="preserve">0.351</w:t>
+            </w:r>
+          </w:p>
+        </w:tc>
+        <w:tc>
+          <w:tcPr/>
+          <w:p>
+            <w:pPr>
+              <w:pStyle w:val="Compact"/>
+              <w:jc w:val="left"/>
+            </w:pPr>
+            <w:r>
+              <w:t xml:space="preserve">2.85 (0.79-10.25)</w:t>
+            </w:r>
+          </w:p>
+        </w:tc>
+        <w:tc>
+          <w:tcPr/>
+          <w:p>
+            <w:pPr>
+              <w:pStyle w:val="Compact"/>
+              <w:jc w:val="right"/>
+            </w:pPr>
+            <w:r>
+              <w:t xml:space="preserve">0.108</w:t>
+            </w:r>
+          </w:p>
+        </w:tc>
+      </w:tr>
+      <w:tr>
+        <w:tc>
+          <w:tcPr/>
+          <w:p>
+            <w:pPr>
+              <w:pStyle w:val="Compact"/>
+              <w:jc w:val="left"/>
+            </w:pPr>
+            <w:r>
+              <w:t xml:space="preserve">Otology/neurotology</w:t>
+            </w:r>
+          </w:p>
+        </w:tc>
+        <w:tc>
+          <w:tcPr/>
+          <w:p>
+            <w:pPr>
+              <w:pStyle w:val="Compact"/>
+              <w:jc w:val="left"/>
+            </w:pPr>
+            <w:r>
+              <w:t xml:space="preserve">0.57 (0.26-1.25)</w:t>
+            </w:r>
+          </w:p>
+        </w:tc>
+        <w:tc>
+          <w:tcPr/>
+          <w:p>
+            <w:pPr>
+              <w:pStyle w:val="Compact"/>
+              <w:jc w:val="right"/>
+            </w:pPr>
+            <w:r>
+              <w:t xml:space="preserve">0.159</w:t>
+            </w:r>
+          </w:p>
+        </w:tc>
+        <w:tc>
+          <w:tcPr/>
+          <w:p>
+            <w:pPr>
+              <w:pStyle w:val="Compact"/>
+              <w:jc w:val="left"/>
+            </w:pPr>
+            <w:r>
+              <w:t xml:space="preserve">0.74 (0.34-1.64)</w:t>
+            </w:r>
+          </w:p>
+        </w:tc>
+        <w:tc>
+          <w:tcPr/>
+          <w:p>
+            <w:pPr>
+              <w:pStyle w:val="Compact"/>
+              <w:jc w:val="right"/>
+            </w:pPr>
+            <w:r>
+              <w:t xml:space="preserve">0.463</w:t>
+            </w:r>
+          </w:p>
+        </w:tc>
+      </w:tr>
+      <w:tr>
+        <w:tc>
+          <w:tcPr/>
+          <w:p>
+            <w:pPr>
+              <w:pStyle w:val="Compact"/>
+              <w:jc w:val="left"/>
+            </w:pPr>
+            <w:r>
+              <w:t xml:space="preserve">Pediatric otolaryngology</w:t>
+            </w:r>
+          </w:p>
+        </w:tc>
+        <w:tc>
+          <w:tcPr/>
+          <w:p>
+            <w:pPr>
+              <w:pStyle w:val="Compact"/>
+              <w:jc w:val="left"/>
+            </w:pPr>
+            <w:r>
+              <w:t xml:space="preserve">2.35 (1.11-5.00)</w:t>
+            </w:r>
+          </w:p>
+        </w:tc>
+        <w:tc>
+          <w:tcPr/>
+          <w:p>
+            <w:pPr>
+              <w:pStyle w:val="Compact"/>
+              <w:jc w:val="right"/>
+            </w:pPr>
+            <w:r>
+              <w:t xml:space="preserve">0.026</w:t>
+            </w:r>
+          </w:p>
+        </w:tc>
+        <w:tc>
+          <w:tcPr/>
+          <w:p>
+            <w:pPr>
+              <w:pStyle w:val="Compact"/>
+              <w:jc w:val="left"/>
+            </w:pPr>
+            <w:r>
+              <w:t xml:space="preserve">1.43 (0.73-2.79)</w:t>
+            </w:r>
+          </w:p>
+        </w:tc>
+        <w:tc>
+          <w:tcPr/>
+          <w:p>
+            <w:pPr>
+              <w:pStyle w:val="Compact"/>
+              <w:jc w:val="right"/>
+            </w:pPr>
+            <w:r>
+              <w:t xml:space="preserve">0.295</w:t>
+            </w:r>
+          </w:p>
+        </w:tc>
+      </w:tr>
+      <w:tr>
+        <w:tc>
+          <w:tcPr/>
+          <w:p>
+            <w:pPr>
+              <w:pStyle w:val="Compact"/>
+              <w:jc w:val="left"/>
+            </w:pPr>
+            <w:r>
+              <w:t xml:space="preserve">Rhinology</w:t>
+            </w:r>
+          </w:p>
+        </w:tc>
+        <w:tc>
+          <w:tcPr/>
+          <w:p>
+            <w:pPr>
+              <w:pStyle w:val="Compact"/>
+              <w:jc w:val="left"/>
+            </w:pPr>
+            <w:r>
+              <w:t xml:space="preserve">2.26 (0.75-6.79)</w:t>
+            </w:r>
+          </w:p>
+        </w:tc>
+        <w:tc>
+          <w:tcPr/>
+          <w:p>
+            <w:pPr>
+              <w:pStyle w:val="Compact"/>
+              <w:jc w:val="right"/>
+            </w:pPr>
+            <w:r>
+              <w:t xml:space="preserve">0.145</w:t>
+            </w:r>
+          </w:p>
+        </w:tc>
+        <w:tc>
+          <w:tcPr/>
+          <w:p>
+            <w:pPr>
+              <w:pStyle w:val="Compact"/>
+              <w:jc w:val="left"/>
+            </w:pPr>
+            <w:r>
+              <w:t xml:space="preserve">3.52 (1.17-10.59)</w:t>
+            </w:r>
+          </w:p>
+        </w:tc>
+        <w:tc>
+          <w:tcPr/>
+          <w:p>
+            <w:pPr>
+              <w:pStyle w:val="Compact"/>
+              <w:jc w:val="right"/>
+            </w:pPr>
+            <w:r>
+              <w:t xml:space="preserve">0.025</w:t>
+            </w:r>
+          </w:p>
+        </w:tc>
+      </w:tr>
+      <w:tr>
+        <w:tc>
+          <w:tcPr/>
+          <w:p>
+            <w:pPr>
+              <w:pStyle w:val="Compact"/>
+              <w:jc w:val="left"/>
+            </w:pPr>
+            <w:r>
+              <w:t xml:space="preserve">Sleep medicine</w:t>
+            </w:r>
+          </w:p>
+        </w:tc>
+        <w:tc>
+          <w:tcPr/>
+          <w:p>
+            <w:pPr>
+              <w:pStyle w:val="Compact"/>
+              <w:jc w:val="left"/>
+            </w:pPr>
+            <w:r>
+              <w:t xml:space="preserve">1.75 (0.56-5.42)</w:t>
+            </w:r>
+          </w:p>
+        </w:tc>
+        <w:tc>
+          <w:tcPr/>
+          <w:p>
+            <w:pPr>
+              <w:pStyle w:val="Compact"/>
+              <w:jc w:val="right"/>
+            </w:pPr>
+            <w:r>
+              <w:t xml:space="preserve">0.335</w:t>
+            </w:r>
+          </w:p>
+        </w:tc>
+        <w:tc>
+          <w:tcPr/>
+          <w:p>
+            <w:pPr>
+              <w:pStyle w:val="Compact"/>
+              <w:jc w:val="left"/>
+            </w:pPr>
+            <w:r>
+              <w:t xml:space="preserve">1.94 (0.65-5.79)</w:t>
+            </w:r>
+          </w:p>
+        </w:tc>
+        <w:tc>
+          <w:tcPr/>
+          <w:p>
+            <w:pPr>
+              <w:pStyle w:val="Compact"/>
+              <w:jc w:val="right"/>
+            </w:pPr>
+            <w:r>
+              <w:t xml:space="preserve">0.237</w:t>
+            </w:r>
+          </w:p>
+        </w:tc>
+      </w:tr>
+    </w:tbl>
+    <w:p/>
+    <w:p>
+      <w:pPr>
+        <w:pStyle w:val="TableCaption"/>
+      </w:pPr>
+      <w:r>
+        <w:t xml:space="preserve">Table S14. Joint (multi–degree-of-freedom) likelihood-ratio test of the subspecialty factor in each model part.</w:t>
+      </w:r>
+    </w:p>
+    <w:tbl>
+      <w:tblPr>
+        <w:tblStyle w:val="Table"/>
+        <w:tblW w:type="auto" w:w="0"/>
+        <w:tblLook w:firstRow="1" w:lastRow="0" w:firstColumn="0" w:lastColumn="0" w:noHBand="0" w:noVBand="0" w:val="0020"/>
+        <w:tblCaption w:val="Table S14. Joint (multi–degree-of-freedom) likelihood-ratio test of the subspecialty factor in each model part."/>
+      </w:tblPr>
+      <w:tblGrid>
+        <w:gridCol w:w="1980"/>
+        <w:gridCol w:w="1980"/>
+        <w:gridCol w:w="1980"/>
+        <w:gridCol w:w="1980"/>
+      </w:tblGrid>
+      <w:tr>
+        <w:trPr>
+          <w:tblHeader w:val="on"/>
+        </w:trPr>
+        <w:tc>
+          <w:tcPr/>
+          <w:p>
+            <w:pPr>
+              <w:pStyle w:val="Compact"/>
+              <w:jc w:val="left"/>
+            </w:pPr>
+            <w:r>
+              <w:t xml:space="preserve">Model part</w:t>
+            </w:r>
+          </w:p>
+        </w:tc>
+        <w:tc>
+          <w:tcPr/>
+          <w:p>
+            <w:pPr>
+              <w:pStyle w:val="Compact"/>
+              <w:jc w:val="right"/>
+            </w:pPr>
+            <w:r>
+              <w:t xml:space="preserve">Chi-square</w:t>
+            </w:r>
+          </w:p>
+        </w:tc>
+        <w:tc>
+          <w:tcPr/>
+          <w:p>
+            <w:pPr>
+              <w:pStyle w:val="Compact"/>
+              <w:jc w:val="right"/>
+            </w:pPr>
+            <w:r>
+              <w:t xml:space="preserve">df</w:t>
+            </w:r>
+          </w:p>
+        </w:tc>
+        <w:tc>
+          <w:tcPr/>
+          <w:p>
+            <w:pPr>
+              <w:pStyle w:val="Compact"/>
+              <w:jc w:val="right"/>
+            </w:pPr>
+            <w:r>
+              <w:t xml:space="preserve">p-value</w:t>
+            </w:r>
+          </w:p>
+        </w:tc>
+      </w:tr>
+      <w:tr>
+        <w:tc>
+          <w:tcPr/>
+          <w:p>
+            <w:pPr>
+              <w:pStyle w:val="Compact"/>
+              <w:jc w:val="left"/>
+            </w:pPr>
+            <w:r>
+              <w:t xml:space="preserve">Access (any offer)</w:t>
+            </w:r>
+          </w:p>
+        </w:tc>
+        <w:tc>
+          <w:tcPr/>
+          <w:p>
+            <w:pPr>
+              <w:pStyle w:val="Compact"/>
+              <w:jc w:val="right"/>
+            </w:pPr>
+            <w:r>
+              <w:t xml:space="preserve">12.24</w:t>
+            </w:r>
+          </w:p>
+        </w:tc>
+        <w:tc>
+          <w:tcPr/>
+          <w:p>
+            <w:pPr>
+              <w:pStyle w:val="Compact"/>
+              <w:jc w:val="right"/>
+            </w:pPr>
+            <w:r>
+              <w:t xml:space="preserve">20</w:t>
+            </w:r>
+          </w:p>
+        </w:tc>
+        <w:tc>
+          <w:tcPr/>
+          <w:p>
+            <w:pPr>
+              <w:pStyle w:val="Compact"/>
+              <w:jc w:val="right"/>
+            </w:pPr>
+            <w:r>
+              <w:t xml:space="preserve">0.093</w:t>
+            </w:r>
+          </w:p>
+        </w:tc>
+      </w:tr>
+      <w:tr>
+        <w:tc>
+          <w:tcPr/>
+          <w:p>
+            <w:pPr>
+              <w:pStyle w:val="Compact"/>
+              <w:jc w:val="left"/>
+            </w:pPr>
+            <w:r>
+              <w:t xml:space="preserve">Timeliness (wait)</w:t>
+            </w:r>
+          </w:p>
+        </w:tc>
+        <w:tc>
+          <w:tcPr/>
+          <w:p>
+            <w:pPr>
+              <w:pStyle w:val="Compact"/>
+              <w:jc w:val="right"/>
+            </w:pPr>
+            <w:r>
+              <w:t xml:space="preserve">12.64</w:t>
+            </w:r>
+          </w:p>
+        </w:tc>
+        <w:tc>
+          <w:tcPr/>
+          <w:p>
+            <w:pPr>
+              <w:pStyle w:val="Compact"/>
+              <w:jc w:val="right"/>
+            </w:pPr>
+            <w:r>
+              <w:t xml:space="preserve">21</w:t>
+            </w:r>
+          </w:p>
+        </w:tc>
+        <w:tc>
+          <w:tcPr/>
+          <w:p>
+            <w:pPr>
+              <w:pStyle w:val="Compact"/>
+              <w:jc w:val="right"/>
+            </w:pPr>
+            <w:r>
+              <w:t xml:space="preserve">0.081</w:t>
             </w:r>
           </w:p>
         </w:tc>
@@ -23519,7 +24610,7 @@
           <w:b/>
           <w:bCs/>
         </w:rPr>
-        <w:t xml:space="preserve">Figure S7. New-patient access cascade.</w:t>
+        <w:t xml:space="preserve">Figure S6. New-patient access measures across the call pathway.</w:t>
       </w:r>
     </w:p>
     <w:p>
@@ -23536,7 +24627,7 @@
               <a:graphicData uri="http://schemas.openxmlformats.org/drawingml/2006/picture">
                 <pic:pic>
                   <pic:nvPicPr>
-                    <pic:cNvPr descr="model_output/supp/figS7_access_cascade.png" id="67" name="Picture"/>
+                    <pic:cNvPr descr="model_output/supp/figS6_access_cascade.png" id="67" name="Picture"/>
                     <pic:cNvPicPr>
                       <a:picLocks noChangeArrowheads="1" noChangeAspect="1"/>
                     </pic:cNvPicPr>
@@ -23578,51 +24669,7 @@
           <w:i/>
           <w:iCs/>
         </w:rPr>
-        <w:t xml:space="preserve">Full legends for all supplementary items are in</w:t>
-      </w:r>
-      <w:r>
-        <w:rPr>
-          <w:i/>
-          <w:iCs/>
-        </w:rPr>
-        <w:t xml:space="preserve"> </w:t>
-      </w:r>
-      <w:r>
-        <w:rPr>
-          <w:rStyle w:val="VerbatimChar"/>
-          <w:i/>
-          <w:iCs/>
-        </w:rPr>
-        <w:t xml:space="preserve">docs/supplementary_legends.md</w:t>
-      </w:r>
-      <w:r>
-        <w:rPr>
-          <w:i/>
-          <w:iCs/>
-        </w:rPr>
-        <w:t xml:space="preserve">. A completed STROBE checklist is provided in</w:t>
-      </w:r>
-      <w:r>
-        <w:rPr>
-          <w:i/>
-          <w:iCs/>
-        </w:rPr>
-        <w:t xml:space="preserve"> </w:t>
-      </w:r>
-      <w:r>
-        <w:rPr>
-          <w:rStyle w:val="VerbatimChar"/>
-          <w:i/>
-          <w:iCs/>
-        </w:rPr>
-        <w:t xml:space="preserve">manuscript/STROBE_checklist.md</w:t>
-      </w:r>
-      <w:r>
-        <w:rPr>
-          <w:i/>
-          <w:iCs/>
-        </w:rPr>
-        <w:t xml:space="preserve">.</w:t>
+        <w:t xml:space="preserve">A completed STROBE checklist and full legends for all supplementary items are provided as separate supplementary files.</w:t>
       </w:r>
     </w:p>
     <w:bookmarkEnd w:id="68"/>

--- a/manuscript_output/manuscript_mystery_caller.docx
+++ b/manuscript_output/manuscript_mystery_caller.docx
@@ -68,7 +68,7 @@
         <w:t xml:space="preserve"> </w:t>
       </w:r>
       <w:r>
-        <w:t xml:space="preserve">In a cross-sectional mystery-caller study, trained callers requested new-patient appointments from a national sample of board-certified otolaryngologists using subspecialty-matched scripts. We modeled two outcomes with a two-part (hurdle) approach: whether any new-patient appointment was</w:t>
+        <w:t xml:space="preserve">In a cross-sectional mystery-caller study, trained callers requested new-patient appointments from a national, rurality-balanced sample of board-certified otolaryngologists using subspecialty-matched scripts. Two outcomes were modeled with a two-part (hurdle) approach, whether any appointment was</w:t>
       </w:r>
       <w:r>
         <w:t xml:space="preserve"> </w:t>
@@ -84,7 +84,7 @@
         <w:t xml:space="preserve"> </w:t>
       </w:r>
       <w:r>
-        <w:t xml:space="preserve">(mixed-effects logistic regression) and the</w:t>
+        <w:t xml:space="preserve">and the</w:t>
       </w:r>
       <w:r>
         <w:t xml:space="preserve"> </w:t>
@@ -100,7 +100,7 @@
         <w:t xml:space="preserve"> </w:t>
       </w:r>
       <w:r>
-        <w:t xml:space="preserve">among offers (mixed-effects negative binomial regression), each adjusting for requested subspecialty, county ENT supply, the state Medicaid fee index, social vulnerability, dual-eligibility, and rurality, with a core-based statistical area random intercept. Subspecialty was assessed with a joint (multi–degree-of-freedom) test rather than reference-category contrasts alone.</w:t>
+        <w:t xml:space="preserve">among offers, adjusting for subspecialty, geographic and payer context, and rurality, with a market-level random intercept. Subspecialty and caller were tested jointly, not by reference-category contrasts alone.</w:t>
       </w:r>
     </w:p>
     <w:p>
@@ -118,7 +118,7 @@
         <w:t xml:space="preserve"> </w:t>
       </w:r>
       <w:r>
-        <w:t xml:space="preserve">Of 960 calls, 731 complete calls with a known subspecialty were analyzed; a new-patient appointment was offered in 436 (59.6%), but only 370 (50.6%) were with the specific physician requested, with a median wait of 14 business days (IQR 5–30). Requested subspecialty was</w:t>
+        <w:t xml:space="preserve">Of 960 calls, 731 complete calls with a known subspecialty were analyzed. An appointment was offered in 436 (59.6%), but only 370 (50.6%) were with the physician requested; the median wait was 14 business days (IQR 5–30). Subspecialty was</w:t>
       </w:r>
       <w:r>
         <w:t xml:space="preserve"> </w:t>
@@ -134,7 +134,23 @@
         <w:t xml:space="preserve"> </w:t>
       </w:r>
       <w:r>
-        <w:t xml:space="preserve">jointly associated with either outcome (offer, χ² = 12.2, df = 20, p = 0.09; wait, χ² = 12.6, df = 21, p = 0.08). The only nominally significant contrast, higher odds of an offer for pediatric otolaryngology versus general otolaryngology (OR 2.29 (95% CI 1.09–4.80; p = 0.028)), did not persist under the stricter with-the-requested-physician outcome or leave-one-caller-out sensitivity. Waits were descriptively longest for laryngology (IRR 2.24 (95% CI 1.13–4.41; p = 0.020)) and pediatric otolaryngology (IRR 1.62 (95% CI 1.11–2.38; p = 0.013)). No geographic covariate, supply, Medicaid fee level, social vulnerability, dual-eligibility, or rurality, was associated with either outcome. The largest and most consistent differences in obtaining an offer were between the trained callers themselves (adjusted OR 1.9 to 2.4 across callers), underscoring the influence of encounter-level implementation.</w:t>
+        <w:t xml:space="preserve">jointly associated with either outcome (offer, χ² = 12.2, df = 7, p = 0.09; wait, χ² = 12.6, df = 7, p = 0.08). The one nominally significant contrast, pediatric otolaryngology for any offer (OR 2.29 (95% CI 1.09–4.80; p = 0.028)), did not carry to the with-the-requested-physician outcome or survive multiplicity adjustment. No geographic covariate was associated with either outcome. By contrast, the trained caller</w:t>
+      </w:r>
+      <w:r>
+        <w:t xml:space="preserve"> </w:t>
+      </w:r>
+      <w:r>
+        <w:rPr>
+          <w:i/>
+          <w:iCs/>
+        </w:rPr>
+        <w:t xml:space="preserve">was</w:t>
+      </w:r>
+      <w:r>
+        <w:t xml:space="preserve"> </w:t>
+      </w:r>
+      <w:r>
+        <w:t xml:space="preserve">jointly associated with obtaining an offer (χ² = 18.6, df = 6, p = 0.005), a stronger association than subspecialty.</w:t>
       </w:r>
     </w:p>
     <w:p>
@@ -152,7 +168,7 @@
         <w:t xml:space="preserve"> </w:t>
       </w:r>
       <w:r>
-        <w:t xml:space="preserve">The clearest finding was attrition along the access pathway: only about half of calls to board-certified otolaryngologists yielded an appointment with the physician sought. Differences by subspecialty and geography were small and not statistically robust. Getting an appointment and being seen promptly are distinct dimensions, and both appeared to depend as much on how the request was handled as on where the patient lived.</w:t>
+        <w:t xml:space="preserve">The clearest finding was attrition along the access pathway: only about half of calls to board-certified otolaryngologists yielded an appointment with the physician sought. Differences by subspecialty and geography were imprecise and not robust. Availability and timeliness are distinct dimensions, and both depended as much on how the request was handled as on where the patient lived.</w:t>
       </w:r>
     </w:p>
     <w:p>
@@ -265,24 +281,7 @@
           <w:i/>
           <w:iCs/>
         </w:rPr>
-        <w:t xml:space="preserve">Word count: abstract ≈ 200; main text</w:t>
-      </w:r>
-      <w:r>
-        <w:rPr>
-          <w:i/>
-          <w:iCs/>
-        </w:rPr>
-        <w:t xml:space="preserve"> </w:t>
-      </w:r>
-      <w:r>
-        <w:t xml:space="preserve">[to finalize]</w:t>
-      </w:r>
-      <w:r>
-        <w:rPr>
-          <w:i/>
-          <w:iCs/>
-        </w:rPr>
-        <w:t xml:space="preserve">. Tables: 2 main, 10 supplementary. Figures: 2 main, 7 supplementary.</w:t>
+        <w:t xml:space="preserve">Word count: abstract 279 words; main text 4,623 words (excluding abstract, references, tables, and figure legends). Tables: 2 main and 18 supplementary (S1–S15, with S4/S12/S14 sub-parts). Figures: 2 main and 7 supplementary (S1–S6, with S4a/S4b).</w:t>
       </w:r>
     </w:p>
     <w:bookmarkEnd w:id="20"/>
@@ -654,7 +653,7 @@
         <w:t xml:space="preserve"> </w:t>
       </w:r>
       <w:r>
-        <w:t xml:space="preserve">outcome was whether the office offered any new-patient appointment (binary), counting an appointment with the sampled physician, with another physician in the same practice, or with an advanced practice provider; a call was coded as no offer when no appointment was booked, including cases in which the sampled physician had retired, left, or was not accepting new patients and no alternative appointment was made. Because</w:t>
+        <w:t xml:space="preserve">outcome was whether the office offered any new-patient appointment (binary), counting an appointment with the sampled physician, with another physician in the same practice, or with an advanced practice provider; a call was coded as no offer when no appointment date was offered, including cases in which the sampled physician had retired, left, or was not accepting new patients and no alternative appointment date was offered. Because</w:t>
       </w:r>
       <w:r>
         <w:t xml:space="preserve"> </w:t>
@@ -805,7 +804,7 @@
         <w:pStyle w:val="FirstParagraph"/>
       </w:pPr>
       <w:r>
-        <w:t xml:space="preserve">Because business-day wait time is observed only when an appointment is offered, we modeled access and timeliness separately to avoid conditioning wait-time estimates on the offer.</w:t>
+        <w:t xml:space="preserve">Because wait time is defined only after an appointment offer, we modeled the two components separately: appointment</w:t>
       </w:r>
       <w:r>
         <w:t xml:space="preserve"> </w:t>
@@ -815,13 +814,13 @@
           <w:i/>
           <w:iCs/>
         </w:rPr>
-        <w:t xml:space="preserve">Access</w:t>
+        <w:t xml:space="preserve">offer</w:t>
       </w:r>
       <w:r>
         <w:t xml:space="preserve"> </w:t>
       </w:r>
       <w:r>
-        <w:t xml:space="preserve">was modeled with a mixed-effects logistic regression over all analytic calls;</w:t>
+        <w:t xml:space="preserve">among all analytic calls (mixed-effects logistic regression) and</w:t>
       </w:r>
       <w:r>
         <w:t xml:space="preserve"> </w:t>
@@ -831,13 +830,13 @@
           <w:i/>
           <w:iCs/>
         </w:rPr>
-        <w:t xml:space="preserve">timeliness</w:t>
+        <w:t xml:space="preserve">conditional wait time</w:t>
       </w:r>
       <w:r>
         <w:t xml:space="preserve"> </w:t>
       </w:r>
       <w:r>
-        <w:t xml:space="preserve">with a mixed-effects negative binomial regression over the offered subset. The negative binomial distribution was selected over Poisson on the basis of substantial overdispersion (Pearson φ = 6.22). Both models included a random intercept for core-based statistical area (CBSA; county FIPS where CBSA was undefined) to account for within-market correlation, and adjusted for the requested subspecialty (reference: general otolaryngology), county ENT supply, Medicaid fee index, SVI, dual-eligible fraction, and rurality (reference: urban). The identity of the caller (research assistant) was included as a fixed effect. Continuous covariates were standardized and, for the few missing values (&lt;3%), median-imputed.</w:t>
+        <w:t xml:space="preserve">among calls receiving an offer (mixed-effects negative binomial regression). The timeliness component is therefore explicitly conditional on an offer, and its estimates describe waits among those offered rather than the unselected population. The negative binomial distribution was selected over Poisson on the basis of substantial overdispersion (Pearson φ = 6.22). Both models included a random intercept for core-based statistical area (CBSA; county FIPS where CBSA was undefined) to account for within-market correlation, and adjusted for the requested subspecialty (reference: general otolaryngology), county ENT supply, Medicaid fee index, SVI, dual-eligible fraction, and rurality (reference: urban). The identity of the caller (research assistant) was included as a fixed effect. Continuous covariates were standardized and, for the few missing values (&lt;3%), median-imputed.</w:t>
       </w:r>
     </w:p>
     <w:p>
@@ -845,7 +844,7 @@
         <w:pStyle w:val="BodyText"/>
       </w:pPr>
       <w:r>
-        <w:t xml:space="preserve">Because subspecialty is a multi-level factor, its overall contribution was assessed with a joint (multi–degree-of-freedom) likelihood-ratio test of the whole factor, reported before any reference-category contrast; pairwise subspecialty differences were adjusted for multiplicity by the Tukey method. Reference-category odds ratios and rate ratios are reported for completeness but are interpreted only in light of the joint test. To avoid conflating</w:t>
+        <w:t xml:space="preserve">Because subspecialty and caller are multi-level factors, each was assessed with a joint (multi–degree-of-freedom) likelihood-ratio test of the whole factor, reported before any reference-category contrast; pairwise subspecialty differences were adjusted for multiplicity by the Tukey method. Reference-category odds ratios and rate ratios are reported for completeness but interpreted only in light of the joint tests. To avoid conflating</w:t>
       </w:r>
       <w:r>
         <w:t xml:space="preserve"> </w:t>
@@ -879,7 +878,7 @@
         <w:t xml:space="preserve">Table S13</w:t>
       </w:r>
       <w:r>
-        <w:t xml:space="preserve">). Because the caller effect proved substantial rather than nuisance, caller odds ratios are reported in full (</w:t>
+        <w:t xml:space="preserve">). Because the caller factor proved jointly significant rather than a mere nuisance, caller odds ratios are reported in full (</w:t>
       </w:r>
       <w:r>
         <w:rPr>
@@ -889,7 +888,17 @@
         <w:t xml:space="preserve">Table S12</w:t>
       </w:r>
       <w:r>
-        <w:t xml:space="preserve">) and the headline subspecialty estimate was re-examined in a leave-one-caller-out sensitivity analysis (</w:t>
+        <w:t xml:space="preserve">), the balance of callers across subspecialty, rurality, and region is tabulated (</w:t>
+      </w:r>
+      <w:r>
+        <w:rPr>
+          <w:b/>
+          <w:bCs/>
+        </w:rPr>
+        <w:t xml:space="preserve">Table S12c</w:t>
+      </w:r>
+      <w:r>
+        <w:t xml:space="preserve">), and the headline subspecialty estimate was re-examined in a leave-one-caller-out analysis (</w:t>
       </w:r>
       <w:r>
         <w:rPr>
@@ -899,7 +908,23 @@
         <w:t xml:space="preserve">Table S12b</w:t>
       </w:r>
       <w:r>
-        <w:t xml:space="preserve">). Finally, although each physician was sampled once, some calls reached a shared practice telephone number (670 distinct numbers among the analytic calls); we confirmed that adding a practice–telephone random intercept and refitting on one call per number left the estimates essentially unchanged (</w:t>
+        <w:t xml:space="preserve">). Although each physician was sampled once, some calls reached a shared practice telephone number (670 distinct numbers among the analytic calls); for</w:t>
+      </w:r>
+      <w:r>
+        <w:t xml:space="preserve"> </w:t>
+      </w:r>
+      <w:r>
+        <w:rPr>
+          <w:b/>
+          <w:bCs/>
+        </w:rPr>
+        <w:t xml:space="preserve">both</w:t>
+      </w:r>
+      <w:r>
+        <w:t xml:space="preserve"> </w:t>
+      </w:r>
+      <w:r>
+        <w:t xml:space="preserve">outcomes we confirmed that adding a practice–telephone random intercept and refitting on one call per number left the estimates essentially unchanged (</w:t>
       </w:r>
       <w:r>
         <w:rPr>
@@ -909,7 +934,17 @@
         <w:t xml:space="preserve">Table S11</w:t>
       </w:r>
       <w:r>
-        <w:t xml:space="preserve">).</w:t>
+        <w:t xml:space="preserve">). Because the rurality-balanced design over-samples rural practices, offer rates and waits are reported both unweighted (describing the analytic sample) and design-weighted to the frame’s rural prevalence (</w:t>
+      </w:r>
+      <w:r>
+        <w:rPr>
+          <w:b/>
+          <w:bCs/>
+        </w:rPr>
+        <w:t xml:space="preserve">Table S15</w:t>
+      </w:r>
+      <w:r>
+        <w:t xml:space="preserve">). As bounding sensitivity analyses for the excluded incomplete calls, we recomputed the offer rate treating all incomplete calls first as offers and then as non-offers.</w:t>
       </w:r>
     </w:p>
     <w:p>
@@ -1142,7 +1177,7 @@
         <w:pStyle w:val="FirstParagraph"/>
       </w:pPr>
       <w:r>
-        <w:t xml:space="preserve">Callers placed 960 calls; 749 (78.0%) were completed, of which 731 had a determinable subspecialty and formed the analytic sample. Any new-patient appointment was offered in 436 of 731 (59.6%), but only 370 (50.6%) were with the specific physician requested; the median next-available wait among offers was 14 business days (IQR 5–30). Sample characteristics are shown in</w:t>
+        <w:t xml:space="preserve">Callers placed 960 calls; 749 (78.0%) were completed, of which 731 had a determinable subspecialty and formed the analytic sample. Any new-patient appointment was offered in 436 of 731 (59.6%; 60.1% when design-weighted to the frame’s rural prevalence), but only 370 (50.6%) were with the specific physician requested; the median next-available wait among offers was 14 business days (IQR 5–30). Because the 229 calls that were incomplete or of undetermined subspecialty were excluded, and incompleteness may itself represent an access barrier, we bounded its effect: even if none of the 211 incomplete calls would have produced an offer, the offer rate would be 46%, and if all had, 69%. Sample characteristics are shown in</w:t>
       </w:r>
       <w:r>
         <w:t xml:space="preserve"> </w:t>
@@ -8435,10 +8470,7 @@
         <w:t xml:space="preserve"> </w:t>
       </w:r>
       <w:r>
-        <w:t xml:space="preserve">jointly associated with whether an appointment was offered (joint likelihood-ratio test across all subspecialties, χ² = 12.2, df = 20, p = 0.09). Among the individual reference-category contrasts, only pediatric otolaryngology differed nominally from general otolaryngology, with roughly twice the odds of an offer (OR 2.29 (95% CI 1.09–4.80; p = 0.028)); otology/neurotology trended lower (OR 0.58 (95% CI 0.27–1.25; p = 0.167)). This single contrast was not robust: it fell toward the null under the stricter with-the-requested-physician outcome (OR 1.43 (0.73-2.79); p = 0.29;</w:t>
-      </w:r>
-      <w:r>
-        <w:t xml:space="preserve"> </w:t>
+        <w:t xml:space="preserve">jointly associated with whether an appointment was offered (joint likelihood-ratio test across all subspecialties, χ² = 12.2, df = 7, p = 0.09). Among the individual reference-category contrasts, only pediatric otolaryngology differed nominally from general otolaryngology, with roughly twice the odds of an offer (OR 2.29 (95% CI 1.09–4.80; p = 0.028)); otology/neurotology trended lower (OR 0.58 (95% CI 0.27–1.25; p = 0.167)). This single contrast was not robust. It did not carry to the stricter with-the-requested-physician outcome (OR 1.41 (0.73-2.73); p = 0.30), under which a different subspecialty (rhinology) was instead nominally significant (</w:t>
       </w:r>
       <w:r>
         <w:rPr>
@@ -8448,7 +8480,23 @@
         <w:t xml:space="preserve">Table S13</w:t>
       </w:r>
       <w:r>
-        <w:t xml:space="preserve">), weakened when any one caller was excluded (</w:t>
+        <w:t xml:space="preserve">), an inconsistency in</w:t>
+      </w:r>
+      <w:r>
+        <w:t xml:space="preserve"> </w:t>
+      </w:r>
+      <w:r>
+        <w:rPr>
+          <w:i/>
+          <w:iCs/>
+        </w:rPr>
+        <w:t xml:space="preserve">which</w:t>
+      </w:r>
+      <w:r>
+        <w:t xml:space="preserve"> </w:t>
+      </w:r>
+      <w:r>
+        <w:t xml:space="preserve">subspecialty stands out that argues against a genuine subspecialty gradient. Across leave-one-caller-out refits the pediatric estimate stayed similar in magnitude (OR 2.1–2.7) but varied in nominal significance and in the joint subspecialty test (</w:t>
       </w:r>
       <w:r>
         <w:rPr>
@@ -8476,7 +8524,7 @@
         <w:pStyle w:val="BodyText"/>
       </w:pPr>
       <w:r>
-        <w:t xml:space="preserve">By contrast, whether an appointment was offered differed most by</w:t>
+        <w:t xml:space="preserve">By contrast, the</w:t>
       </w:r>
       <w:r>
         <w:t xml:space="preserve"> </w:t>
@@ -8486,10 +8534,13 @@
           <w:b/>
           <w:bCs/>
         </w:rPr>
-        <w:t xml:space="preserve">which trained caller placed the call</w:t>
-      </w:r>
-      <w:r>
-        <w:t xml:space="preserve">. 5 of the callers had roughly two-fold higher adjusted odds of obtaining an offer than the reference caller (OR 1.9 to 2.4;</w:t>
+        <w:t xml:space="preserve">trained caller was jointly associated</w:t>
+      </w:r>
+      <w:r>
+        <w:t xml:space="preserve"> </w:t>
+      </w:r>
+      <w:r>
+        <w:t xml:space="preserve">with whether an appointment was offered (χ² = 18.6, df = 6, p = 0.005;</w:t>
       </w:r>
       <w:r>
         <w:t xml:space="preserve"> </w:t>
@@ -8502,7 +8553,20 @@
         <w:t xml:space="preserve">Table S12</w:t>
       </w:r>
       <w:r>
-        <w:t xml:space="preserve">), a larger and more consistent association than any subspecialty or contextual factor. Because callers were assigned to physicians without regard to the exposures, this pattern reflects encounter-level implementation, how the identical script was delivered and how ambiguous responses were recorded, rather than a property of the practice, and it bounds how finely a single simulated call can resolve true differences between practices.</w:t>
+        <w:t xml:space="preserve">), a stronger association than the subspecialty factor as a whole. 5 callers had roughly two-fold higher adjusted odds of an offer than the reference caller (OR 1.9 to 2.3). Callers were well balanced across subspecialty and rurality (caller × subspecialty and caller × rurality χ² both non-significant;</w:t>
+      </w:r>
+      <w:r>
+        <w:t xml:space="preserve"> </w:t>
+      </w:r>
+      <w:r>
+        <w:rPr>
+          <w:b/>
+          <w:bCs/>
+        </w:rPr>
+        <w:t xml:space="preserve">Table S12c</w:t>
+      </w:r>
+      <w:r>
+        <w:t xml:space="preserve">), so this is unlikely to be a confounded exposure and is most consistent with encounter-level implementation, how the identical script was delivered and how ambiguous responses were recorded, although unmeasured differences in call timing cannot be fully excluded. Either way, it bounds how finely a single simulated call can resolve true differences between practices.</w:t>
       </w:r>
     </w:p>
     <w:bookmarkEnd w:id="29"/>
@@ -8520,7 +8584,7 @@
         <w:pStyle w:val="FirstParagraph"/>
       </w:pPr>
       <w:r>
-        <w:t xml:space="preserve">Among offering offices, subspecialty was not jointly associated with wait time (joint likelihood-ratio test, χ² = 12.6, df = 21, p = 0.08), though the overall test approached significance. In the reference-category contrasts, waits were longer for laryngology (IRR 2.24 (95% CI 1.13–4.41; p = 0.020)) and pediatric otolaryngology (IRR 1.62 (95% CI 1.11–2.38; p = 0.013)) relative to general otolaryngology. These differences are also visible descriptively in the observed subspecialty medians (</w:t>
+        <w:t xml:space="preserve">Among offering offices, subspecialty was not jointly associated with wait time (joint likelihood-ratio test, χ² = 12.6, df = 7, p = 0.08), though the overall test approached significance. In the reference-category contrasts, waits were longer for laryngology (IRR 2.24 (95% CI 1.13–4.41; p = 0.020)) and pediatric otolaryngology (IRR 1.62 (95% CI 1.11–2.38; p = 0.013)) relative to general otolaryngology. These differences are also visible descriptively in the observed subspecialty medians (</w:t>
       </w:r>
       <w:r>
         <w:rPr>
@@ -8551,6 +8615,16 @@
           <w:bCs/>
         </w:rPr>
         <w:t xml:space="preserve">Table 2</w:t>
+      </w:r>
+      <w:r>
+        <w:t xml:space="preserve">). Combining both access dimensions, the cumulative probability that a call secured an appointment, counting calls with no offer as never obtaining one, was 30% within 14 business days, 44% within 30, and 54% within 60 (</w:t>
+      </w:r>
+      <w:r>
+        <w:rPr>
+          <w:b/>
+          <w:bCs/>
+        </w:rPr>
+        <w:t xml:space="preserve">Figure S1</w:t>
       </w:r>
       <w:r>
         <w:t xml:space="preserve">).</w:t>
@@ -13011,7 +13085,7 @@
         <w:t xml:space="preserve">with the specific board-certified otolaryngologist requested</w:t>
       </w:r>
       <w:r>
-        <w:t xml:space="preserve">: among the 436 offers, 58 (13%) were with a different physician and 9 with an advanced practice provider only; 10 offers lacked a recorded next-available date and so entered the access but not the timeliness analysis (426 waits analyzed). These are overlapping measures of the same calls rather than a strictly nested funnel, a small number of offices offered an appointment without having affirmed on the call that they see the presented complaint, so the counts are not perfectly monotonic;</w:t>
+        <w:t xml:space="preserve">. The 436 offers comprised 370 with the sampled physician, 54 (12%) with a different physician in the practice, 9 with an advanced practice provider only, and 3 for which the provider category was not recorded (370 + 54 + 9 + 3 = 436); the four calls in which the sampled physician had retired, left, or was full and only a different physician was mentioned without an appointment being made were counted as no offer. Of the 436 offers, 10 lacked an analyzable next-available date (9 never recorded and one with an erroneous appointment year, excluded) and so entered the access but not the timeliness analysis (426 waits analyzed). These are overlapping measures of the same calls rather than a strictly nested funnel, a small number of offices offered an appointment without having affirmed on the call that they see the presented complaint, so the counts are not perfectly monotonic;</w:t>
       </w:r>
       <w:r>
         <w:t xml:space="preserve"> </w:t>
@@ -13027,7 +13101,7 @@
         <w:t xml:space="preserve"> </w:t>
       </w:r>
       <w:r>
-        <w:t xml:space="preserve">orders them by frequency for readability. Two front-desk barriers stood out: 25 practices stated they do not see the presented complaint despite the sampled physician’s matched subspecialty, and among practices not accepting new patients the most common documented reasons were that the physician had retired or left (81) or an unspecified closure (104), a signal that provider directories overstate the reachable workforce.</w:t>
+        <w:t xml:space="preserve">orders them by frequency for readability. Two front-desk barriers stood out: 25 practices stated they do not see the presented complaint despite the sampled physician’s matched subspecialty, and among practices not accepting new patients the most common documented reasons were that the physician had retired or left (81) or an unspecified closure (104), pointing to an apparent mismatch between roster listing and same-call schedulability at the contacted practice.</w:t>
       </w:r>
     </w:p>
     <w:bookmarkEnd w:id="31"/>
@@ -13045,7 +13119,23 @@
         <w:pStyle w:val="FirstParagraph"/>
       </w:pPr>
       <w:r>
-        <w:t xml:space="preserve">Consistent with the joint tests, no subspecialty pair reached significance under Tukey-adjusted pairwise comparison, and the subspecialty effect did not vary by rurality or supply (interaction likelihood-ratio tests, both non-significant). Market-level clustering was modest: the core-based statistical area random intercept accounted for a latent intraclass correlation of 0.043 in the access model (CBSA variance 0.26 on the log scale in the timeliness model), indicating that most variation in access and timeliness lay within rather than between markets. Because some calls reached a shared practice telephone number, we refit the access model with an added practice–telephone random intercept and, separately, on a single call per number; the practice-telephone variance was negligible and the estimates were essentially unchanged (</w:t>
+        <w:t xml:space="preserve">Consistent with the joint tests, no subspecialty pair reached significance under Tukey-adjusted pairwise comparison, and the subspecialty effect did not vary by rurality or supply (interaction likelihood-ratio tests, both non-significant). Market-level clustering was modest: the core-based statistical area random intercept accounted for a latent intraclass correlation of 0.043 in the access model (CBSA variance 0.26 on the log scale in the timeliness model), indicating that most variation in access and timeliness lay within rather than between markets. Because some calls reached a shared practice telephone number, we refit</w:t>
+      </w:r>
+      <w:r>
+        <w:t xml:space="preserve"> </w:t>
+      </w:r>
+      <w:r>
+        <w:rPr>
+          <w:b/>
+          <w:bCs/>
+        </w:rPr>
+        <w:t xml:space="preserve">both</w:t>
+      </w:r>
+      <w:r>
+        <w:t xml:space="preserve"> </w:t>
+      </w:r>
+      <w:r>
+        <w:t xml:space="preserve">the access and timeliness models with an added practice–telephone random intercept and, separately, on a single call per number; the practice-telephone variance was negligible and the estimates were essentially unchanged (</w:t>
       </w:r>
       <w:r>
         <w:rPr>
@@ -13084,7 +13174,7 @@
         <w:pStyle w:val="FirstParagraph"/>
       </w:pPr>
       <w:r>
-        <w:t xml:space="preserve">In this national simulated-patient study of otolaryngology access, the most consistent finding was attrition along the access pathway: although a new-patient appointment was offered on roughly three-fifths of completed calls, only about half reached the specific board-certified otolaryngologist requested. Differences by requested subspecialty and by geographic context were small and were not statistically robust, and none of the measured contextual factors, county physician supply, Medicaid fee level, social vulnerability, dual-eligibility, or rurality, was associated with either outcome.</w:t>
+        <w:t xml:space="preserve">In this national simulated-patient study of otolaryngology access, the most consistent finding was attrition along the access pathway: although a new-patient appointment was offered on roughly three-fifths of completed calls, only about half reached the specific board-certified otolaryngologist requested. Point estimates for individual subspecialty contrasts were sometimes sizeable but were imprecisely estimated and did not survive joint testing or multiplicity adjustment, and none of the measured contextual factors, county physician supply, Medicaid fee level, social vulnerability, dual-eligibility, or rurality, was associated with either outcome.</w:t>
       </w:r>
     </w:p>
     <w:p>
@@ -13102,7 +13192,7 @@
           <w:b/>
           <w:bCs/>
         </w:rPr>
-        <w:t xml:space="preserve">the gap between the listed and the reachable specialist is the dominant signal.</w:t>
+        <w:t xml:space="preserve">the gap between the listed and the reachable specialist is the most consistent signal.</w:t>
       </w:r>
       <w:r>
         <w:t xml:space="preserve"> </w:t>
@@ -13138,7 +13228,7 @@
         <w:t xml:space="preserve"> </w:t>
       </w:r>
       <w:r>
-        <w:t xml:space="preserve">responses, this indicates that certification rosters and provider directories materially overstate the reachable subspecialty workforce. Directory accuracy is itself an access barrier, and one that is more consistently documented here than any subspecialty or geographic gradient.</w:t>
+        <w:t xml:space="preserve">responses, this identifies an apparent mismatch between roster listing and same-call schedulability at the contacted practice. We are careful not to equate this with directory error: a call may fail to reach the sampled physician because the physician is temporarily unavailable, requires a referral or records first, practices at another location, is not accepting new patients, or redirects the complaint to a partner, in addition to genuinely outdated listings, and front-desk statements were not independently verified. Even so, this same-call schedulability gap was documented more consistently than any subspecialty or geographic gradient, and independent validation of how much reflects outdated directory information versus current scheduling or referral policy is a clear next step.</w:t>
       </w:r>
     </w:p>
     <w:p>
@@ -13212,13 +13302,13 @@
           <w:b/>
           <w:bCs/>
         </w:rPr>
-        <w:t xml:space="preserve">the apparent subspecialty and geographic differences did not survive formal testing, and encounter-level implementation was a larger source of variation than either.</w:t>
+        <w:t xml:space="preserve">the apparent subspecialty and geographic differences did not survive formal testing, and encounter-level implementation was more strongly associated with access than either.</w:t>
       </w:r>
       <w:r>
         <w:t xml:space="preserve"> </w:t>
       </w:r>
       <w:r>
-        <w:t xml:space="preserve">No subspecialty was jointly associated with access or timeliness; the single nominally significant contrast (pediatric otolaryngology for any offer) did not persist under the stricter with-the-requested-physician outcome, Tukey adjustment, or leave-one-caller-out, while the trained callers themselves differed roughly two-fold in the odds of obtaining an offer. Because each subspecialty was also tied to its own clinical vignette, any subspecialty difference additionally confounds the clinical scenario, and cannot be attributed to the physician’s subspecialty alone. We therefore do not interpret subspecialty or geography as determinants of access. The null contextual findings argue against a simple supply-gradient model but are also compatible with the study being underpowered for modest gradients, particularly in the sparse rural stratum; absence of evidence here is not evidence of absence. Distinguishing this</w:t>
+        <w:t xml:space="preserve">No subspecialty was jointly associated with access or timeliness; the single nominally significant contrast (pediatric otolaryngology for any offer) did not carry to the stricter with-the-requested-physician outcome (under which a different subspecialty was instead nominally significant) or to Tukey adjustment, and although its magnitude was stable across leave-one-caller-out refits its nominal significance and the joint subspecialty test were sensitive to which caller was excluded. By contrast, the caller factor was itself jointly significant (χ² = 18.6, df = 6, p = 0.005), a stronger and formally supported association than the subspecialty factor, with individual callers differing roughly two-fold in the odds of obtaining an offer. Because each subspecialty was also tied to its own clinical vignette, any subspecialty difference additionally confounds the clinical scenario, and cannot be attributed to the physician’s subspecialty alone. We therefore do not interpret subspecialty or geography as determinants of access. The null contextual findings argue against a simple supply-gradient model but are also compatible with the study being underpowered for modest gradients, particularly in the sparse rural stratum; absence of evidence here is not evidence of absence. Distinguishing this</w:t>
       </w:r>
       <w:r>
         <w:t xml:space="preserve"> </w:t>
@@ -13258,7 +13348,7 @@
         <w:pStyle w:val="BodyText"/>
       </w:pPr>
       <w:r>
-        <w:t xml:space="preserve">These findings carry practical implications. The most actionable target is not a subspecialty or a region but the accuracy of the information patients and referring clinicians rely on: keeping certification rosters and practice directories current, and distinguishing</w:t>
+        <w:t xml:space="preserve">These findings point less toward a subspecialty- or region-specific intervention than toward the gap between being listed and being schedulable: the distinction between</w:t>
       </w:r>
       <w:r>
         <w:t xml:space="preserve"> </w:t>
@@ -13270,19 +13360,19 @@
         <w:t xml:space="preserve"> </w:t>
       </w:r>
       <w:r>
-        <w:t xml:space="preserve">from</w:t>
+        <w:t xml:space="preserve">and</w:t>
       </w:r>
       <w:r>
         <w:t xml:space="preserve"> </w:t>
       </w:r>
       <w:r>
-        <w:t xml:space="preserve">“a new patient can be seen.”</w:t>
+        <w:t xml:space="preserve">“a new patient can actually be seen by that physician”</w:t>
       </w:r>
       <w:r>
         <w:t xml:space="preserve"> </w:t>
       </w:r>
       <w:r>
-        <w:t xml:space="preserve">That the measured contextual factors did not predict access does not exclude disparities not measured here, including patient insurance type, which this phase held constant.</w:t>
+        <w:t xml:space="preserve">deserves attention from directory maintainers, referral systems, and access researchers, once its causes are validated. That the measured contextual factors did not predict access does not exclude disparities not measured here, including patient insurance type, which this phase held constant.</w:t>
       </w:r>
     </w:p>
     <w:p>
@@ -13312,7 +13402,37 @@
         </w:r>
       </w:hyperlink>
       <w:r>
-        <w:t xml:space="preserve">. The realized sample achieved the pre-specified, near-optimal urban/rural balance (approximately 50/50 under the RUCA 1–3 vs 4–10 dichotomy) and exceeded the planned call budget. One appointment with an implausible date, a wait exceeding two years attributable to a data-entry error in the appointment year, was excluded from the timeliness analysis. Even so, the study was modestly underpowered for its primary rural-versus-urban timeliness contrast: the pre-specified target was a minimum detectable gap of about six business days, whereas the realized sample (426 recorded waits, reflecting an appointment-offer rate near three-fifths) supports detection of roughly a ten-day gap at 90% power and provides about 70% power for the originally anticipated eight-day gap. Reaching the six-day target would require on the order of 130 additional calls (approximately 1,090 total) at 80% power, or 490 additional calls (approximately 1,450 total) at 90% power. The observed rural–urban difference was small (about two business days) and non-significant. Each physician was contacted once, precluding within-physician inference; each call captured the response of a single office representative, whose account may not reflect the practice’s full scheduling behavior; contextual covariates were linked at the ZIP-code or county level and thus approximate a practice’s true environment; patient insurance was held constant (not varied) in this phase; and appointment availability reflects a single point in time. Several further limitations temper the subspecialty and geographic comparisons. Because each subspecialty was approached with its own clinically appropriate vignette (differing in patient age, urgency, and cancer risk), the requested subspecialty is confounded with the clinical scenario and cannot be isolated as a property of the physician; sleep-medicine physicians, moreover, were approached with the general script. Several subspecialty strata were sparse (for example, only 13 laryngology and 16 sleep physicians, with correspondingly few rural observations), limiting power for subspecialty-specific and subspecialty-by-rurality contrasts and making those estimates unstable. The largest single source of variation in obtaining an offer was the identity of the caller, an implementation factor rather than a practice characteristic, which both underscores the sensitivity of a single simulated call and cautions against over-interpreting modest between-practice differences. Although the sample spanned 48 states, it was drawn with a deliberate 50/50 rural/urban over-sample rather than in proportion to the workforce (which is ~93% urban), so the reported offer rates and waits describe this stratified sample and should not be read as nationally representative population estimates; a workforce-weighted estimate would be dominated by urban practices. Finally, the study measured whether an appointment was offered and how long the wait was, but did not adjudicate the accuracy of front-desk statements, so the directory-accuracy signal we describe is an observation from the call log rather than an independently verified measure.</w:t>
+        <w:t xml:space="preserve">. The realized sample achieved the pre-specified, near-optimal urban/rural balance (approximately 50/50 under the RUCA 1–3 vs 4–10 dichotomy) and exceeded the planned call budget. Of the 436 offers, 10 lacked an analyzable next-available date, 9 never recorded and one with an implausible appointment year (a wait exceeding two years from a data-entry error), leaving 426 waits. The study was modestly underpowered for its primary rural-versus-urban timeliness contrast, and the realized negative-binomial dispersion (φ = 6.22) substantially exceeded the planned value, further reducing power; the observed rural–urban difference was small (about two business days) and non-significant, and its confidence interval (Table 2) conveys the remaining uncertainty. Each physician was contacted once, precluding within-physician inference; each call captured the response of a single office representative, whose account may not reflect the practice’s full scheduling behavior; contextual covariates were linked at the ZIP-code or county level and thus approximate a practice’s true environment; patient insurance was held constant (not varied) in this phase; and appointment availability reflects a single point in time. Several further limitations temper the subspecialty and geographic comparisons. Because each subspecialty was approached with its own clinically appropriate vignette (differing in patient age, urgency, and cancer risk), the requested subspecialty is confounded with the clinical scenario and cannot be isolated as a property of the physician; sleep-medicine physicians, moreover, were approached with the general script. Several subspecialty strata were sparse (for example, only 13 laryngology and 16 sleep physicians, with correspondingly few rural observations), limiting power for subspecialty-specific and subspecialty-by-rurality contrasts and making those estimates unstable. The caller factor was jointly significant and more strongly associated with obtaining an offer than subspecialty (</w:t>
+      </w:r>
+      <w:r>
+        <w:rPr>
+          <w:b/>
+          <w:bCs/>
+        </w:rPr>
+        <w:t xml:space="preserve">Table S12</w:t>
+      </w:r>
+      <w:r>
+        <w:t xml:space="preserve">); because callers were well balanced across subspecialty and rurality (</w:t>
+      </w:r>
+      <w:r>
+        <w:rPr>
+          <w:b/>
+          <w:bCs/>
+        </w:rPr>
+        <w:t xml:space="preserve">Table S12c</w:t>
+      </w:r>
+      <w:r>
+        <w:t xml:space="preserve">), this most likely reflects encounter-level implementation rather than a confounded exposure, though unmeasured differences in call timing cannot be excluded, and it cautions against over-interpreting modest between-practice differences from a single call. Although the sample spanned 48 states, it was drawn with a deliberate 50/50 rural/urban over-sample rather than in proportion to the workforce (which is ~93% urban); design-weighting to the frame’s rural prevalence changed the offer rate only marginally (</w:t>
+      </w:r>
+      <w:r>
+        <w:rPr>
+          <w:b/>
+          <w:bCs/>
+        </w:rPr>
+        <w:t xml:space="preserve">Table S15</w:t>
+      </w:r>
+      <w:r>
+        <w:t xml:space="preserve">) because offer rates were similar across strata, but the reported figures nonetheless describe this stratified sample and should not be read as nationally representative population estimates. Finally, the study measured whether an appointment was offered and how long the wait was, but did not adjudicate the accuracy of front-desk statements, so the schedulability gap we describe is an observation from the call log rather than an independently verified measure of directory accuracy.</w:t>
       </w:r>
     </w:p>
     <w:p>
@@ -13426,7 +13546,7 @@
         <w:t xml:space="preserve"> </w:t>
       </w:r>
       <w:r>
-        <w:t xml:space="preserve">In a national mystery-caller study, only about half of calls to rostered board-certified otolaryngologists secured an appointment with the specific physician sought, while differences by subspecialty and by local supply, Medicaid fee level, or social vulnerability were small and not statistically robust. Availability and timeliness were distinct dimensions of access, and both were shaped as much by how the request was handled as by where the patient lived. Efforts to improve access should begin with the accuracy of provider directories and rosters and should measure both whether patients can get in and how long they wait.</w:t>
+        <w:t xml:space="preserve">In a national mystery-caller study, only about half of calls to rostered board-certified otolaryngologists secured an appointment with the specific physician sought, while differences by subspecialty and by local supply, Medicaid fee level, or social vulnerability were imprecisely estimated and not robust to joint testing or multiplicity adjustment. Availability and timeliness were distinct dimensions of access, and both were shaped as much by how the request was handled as by where the patient lived. Future access studies should distinguish being listed from being schedulable, and should measure both whether patients can get in and how long they wait.</w:t>
       </w:r>
     </w:p>
     <w:bookmarkEnd w:id="34"/>
@@ -22513,10 +22633,12 @@
         <w:tblCaption w:val="Table S11. Practice-clustering sensitivity: CBSA-only vs. CBSA + practice-telephone random intercept vs. one-call-per-telephone."/>
       </w:tblPr>
       <w:tblGrid>
-        <w:gridCol w:w="3475"/>
-        <w:gridCol w:w="323"/>
-        <w:gridCol w:w="2424"/>
-        <w:gridCol w:w="1697"/>
+        <w:gridCol w:w="2225"/>
+        <w:gridCol w:w="465"/>
+        <w:gridCol w:w="1552"/>
+        <w:gridCol w:w="672"/>
+        <w:gridCol w:w="1552"/>
+        <w:gridCol w:w="1449"/>
       </w:tblGrid>
       <w:tr>
         <w:trPr>
@@ -22542,7 +22664,7 @@
               <w:jc w:val="right"/>
             </w:pPr>
             <w:r>
-              <w:t xml:space="preserve">N</w:t>
+              <w:t xml:space="preserve">N access</w:t>
             </w:r>
           </w:p>
         </w:tc>
@@ -22566,7 +22688,31 @@
               <w:jc w:val="right"/>
             </w:pPr>
             <w:r>
-              <w:t xml:space="preserve">Subspecialty joint p</w:t>
+              <w:t xml:space="preserve">N timeliness</w:t>
+            </w:r>
+          </w:p>
+        </w:tc>
+        <w:tc>
+          <w:tcPr/>
+          <w:p>
+            <w:pPr>
+              <w:pStyle w:val="Compact"/>
+              <w:jc w:val="left"/>
+            </w:pPr>
+            <w:r>
+              <w:t xml:space="preserve">Laryngology wait IRR (95% CI)</w:t>
+            </w:r>
+          </w:p>
+        </w:tc>
+        <w:tc>
+          <w:tcPr/>
+          <w:p>
+            <w:pPr>
+              <w:pStyle w:val="Compact"/>
+              <w:jc w:val="right"/>
+            </w:pPr>
+            <w:r>
+              <w:t xml:space="preserve">Subspecialty access joint p</w:t>
             </w:r>
           </w:p>
         </w:tc>
@@ -22604,19 +22750,43 @@
               <w:jc w:val="left"/>
             </w:pPr>
             <w:r>
-              <w:t xml:space="preserve">2.35 (1.11-5.00)</w:t>
-            </w:r>
-          </w:p>
-        </w:tc>
-        <w:tc>
-          <w:tcPr/>
-          <w:p>
-            <w:pPr>
-              <w:pStyle w:val="Compact"/>
-              <w:jc w:val="right"/>
-            </w:pPr>
-            <w:r>
-              <w:t xml:space="preserve">0.093</w:t>
+              <w:t xml:space="preserve">2.29 (1.09-4.80)</w:t>
+            </w:r>
+          </w:p>
+        </w:tc>
+        <w:tc>
+          <w:tcPr/>
+          <w:p>
+            <w:pPr>
+              <w:pStyle w:val="Compact"/>
+              <w:jc w:val="right"/>
+            </w:pPr>
+            <w:r>
+              <w:t xml:space="preserve">426</w:t>
+            </w:r>
+          </w:p>
+        </w:tc>
+        <w:tc>
+          <w:tcPr/>
+          <w:p>
+            <w:pPr>
+              <w:pStyle w:val="Compact"/>
+              <w:jc w:val="left"/>
+            </w:pPr>
+            <w:r>
+              <w:t xml:space="preserve">2.24 (1.13-4.41)</w:t>
+            </w:r>
+          </w:p>
+        </w:tc>
+        <w:tc>
+          <w:tcPr/>
+          <w:p>
+            <w:pPr>
+              <w:pStyle w:val="Compact"/>
+              <w:jc w:val="right"/>
+            </w:pPr>
+            <w:r>
+              <w:t xml:space="preserve">0.094</w:t>
             </w:r>
           </w:p>
         </w:tc>
@@ -22654,7 +22824,31 @@
               <w:jc w:val="left"/>
             </w:pPr>
             <w:r>
-              <w:t xml:space="preserve">2.36 (1.10-5.04)</w:t>
+              <w:t xml:space="preserve">2.29 (1.09-4.80)</w:t>
+            </w:r>
+          </w:p>
+        </w:tc>
+        <w:tc>
+          <w:tcPr/>
+          <w:p>
+            <w:pPr>
+              <w:pStyle w:val="Compact"/>
+              <w:jc w:val="right"/>
+            </w:pPr>
+            <w:r>
+              <w:t xml:space="preserve">426</w:t>
+            </w:r>
+          </w:p>
+        </w:tc>
+        <w:tc>
+          <w:tcPr/>
+          <w:p>
+            <w:pPr>
+              <w:pStyle w:val="Compact"/>
+              <w:jc w:val="left"/>
+            </w:pPr>
+            <w:r>
+              <w:t xml:space="preserve">2.34 (1.15-4.77)</w:t>
             </w:r>
           </w:p>
         </w:tc>
@@ -22704,7 +22898,31 @@
               <w:jc w:val="left"/>
             </w:pPr>
             <w:r>
-              <w:t xml:space="preserve">2.38 (1.10-5.16)</w:t>
+              <w:t xml:space="preserve">2.36 (1.10-5.08)</w:t>
+            </w:r>
+          </w:p>
+        </w:tc>
+        <w:tc>
+          <w:tcPr/>
+          <w:p>
+            <w:pPr>
+              <w:pStyle w:val="Compact"/>
+              <w:jc w:val="right"/>
+            </w:pPr>
+            <w:r>
+              <w:t xml:space="preserve">398</w:t>
+            </w:r>
+          </w:p>
+        </w:tc>
+        <w:tc>
+          <w:tcPr/>
+          <w:p>
+            <w:pPr>
+              <w:pStyle w:val="Compact"/>
+              <w:jc w:val="left"/>
+            </w:pPr>
+            <w:r>
+              <w:t xml:space="preserve">2.18 (1.08-4.40)</w:t>
             </w:r>
           </w:p>
         </w:tc>
@@ -22805,7 +23023,7 @@
               <w:jc w:val="left"/>
             </w:pPr>
             <w:r>
-              <w:t xml:space="preserve">2.32 (1.39-3.88)</w:t>
+              <w:t xml:space="preserve">2.25 (1.37-3.71)</w:t>
             </w:r>
           </w:p>
         </w:tc>
@@ -22843,19 +23061,19 @@
               <w:jc w:val="left"/>
             </w:pPr>
             <w:r>
-              <w:t xml:space="preserve">1.93 (1.08-3.45)</w:t>
-            </w:r>
-          </w:p>
-        </w:tc>
-        <w:tc>
-          <w:tcPr/>
-          <w:p>
-            <w:pPr>
-              <w:pStyle w:val="Compact"/>
-              <w:jc w:val="right"/>
-            </w:pPr>
-            <w:r>
-              <w:t xml:space="preserve">0.027</w:t>
+              <w:t xml:space="preserve">1.88 (1.07-3.31)</w:t>
+            </w:r>
+          </w:p>
+        </w:tc>
+        <w:tc>
+          <w:tcPr/>
+          <w:p>
+            <w:pPr>
+              <w:pStyle w:val="Compact"/>
+              <w:jc w:val="right"/>
+            </w:pPr>
+            <w:r>
+              <w:t xml:space="preserve">0.029</w:t>
             </w:r>
           </w:p>
         </w:tc>
@@ -22881,19 +23099,19 @@
               <w:jc w:val="left"/>
             </w:pPr>
             <w:r>
-              <w:t xml:space="preserve">1.93 (1.16-3.22)</w:t>
-            </w:r>
-          </w:p>
-        </w:tc>
-        <w:tc>
-          <w:tcPr/>
-          <w:p>
-            <w:pPr>
-              <w:pStyle w:val="Compact"/>
-              <w:jc w:val="right"/>
-            </w:pPr>
-            <w:r>
-              <w:t xml:space="preserve">0.012</w:t>
+              <w:t xml:space="preserve">1.89 (1.14-3.11)</w:t>
+            </w:r>
+          </w:p>
+        </w:tc>
+        <w:tc>
+          <w:tcPr/>
+          <w:p>
+            <w:pPr>
+              <w:pStyle w:val="Compact"/>
+              <w:jc w:val="right"/>
+            </w:pPr>
+            <w:r>
+              <w:t xml:space="preserve">0.013</w:t>
             </w:r>
           </w:p>
         </w:tc>
@@ -22919,7 +23137,7 @@
               <w:jc w:val="left"/>
             </w:pPr>
             <w:r>
-              <w:t xml:space="preserve">2.12 (1.26-3.58)</w:t>
+              <w:t xml:space="preserve">2.06 (1.25-3.41)</w:t>
             </w:r>
           </w:p>
         </w:tc>
@@ -22957,19 +23175,19 @@
               <w:jc w:val="left"/>
             </w:pPr>
             <w:r>
-              <w:t xml:space="preserve">1.33 (0.40-4.35)</w:t>
-            </w:r>
-          </w:p>
-        </w:tc>
-        <w:tc>
-          <w:tcPr/>
-          <w:p>
-            <w:pPr>
-              <w:pStyle w:val="Compact"/>
-              <w:jc w:val="right"/>
-            </w:pPr>
-            <w:r>
-              <w:t xml:space="preserve">0.642</w:t>
+              <w:t xml:space="preserve">1.31 (0.41-4.21)</w:t>
+            </w:r>
+          </w:p>
+        </w:tc>
+        <w:tc>
+          <w:tcPr/>
+          <w:p>
+            <w:pPr>
+              <w:pStyle w:val="Compact"/>
+              <w:jc w:val="right"/>
+            </w:pPr>
+            <w:r>
+              <w:t xml:space="preserve">0.648</w:t>
             </w:r>
           </w:p>
         </w:tc>
@@ -22995,7 +23213,7 @@
               <w:jc w:val="left"/>
             </w:pPr>
             <w:r>
-              <w:t xml:space="preserve">2.40 (1.43-4.01)</w:t>
+              <w:t xml:space="preserve">2.32 (1.42-3.80)</w:t>
             </w:r>
           </w:p>
         </w:tc>
@@ -23135,31 +23353,31 @@
               <w:jc w:val="right"/>
             </w:pPr>
             <w:r>
-              <w:t xml:space="preserve">2.09</w:t>
-            </w:r>
-          </w:p>
-        </w:tc>
-        <w:tc>
-          <w:tcPr/>
-          <w:p>
-            <w:pPr>
-              <w:pStyle w:val="Compact"/>
-              <w:jc w:val="right"/>
-            </w:pPr>
-            <w:r>
-              <w:t xml:space="preserve">0.099</w:t>
-            </w:r>
-          </w:p>
-        </w:tc>
-        <w:tc>
-          <w:tcPr/>
-          <w:p>
-            <w:pPr>
-              <w:pStyle w:val="Compact"/>
-              <w:jc w:val="right"/>
-            </w:pPr>
-            <w:r>
-              <w:t xml:space="preserve">0.229</w:t>
+              <w:t xml:space="preserve">2.06</w:t>
+            </w:r>
+          </w:p>
+        </w:tc>
+        <w:tc>
+          <w:tcPr/>
+          <w:p>
+            <w:pPr>
+              <w:pStyle w:val="Compact"/>
+              <w:jc w:val="right"/>
+            </w:pPr>
+            <w:r>
+              <w:t xml:space="preserve">0.100</w:t>
+            </w:r>
+          </w:p>
+        </w:tc>
+        <w:tc>
+          <w:tcPr/>
+          <w:p>
+            <w:pPr>
+              <w:pStyle w:val="Compact"/>
+              <w:jc w:val="right"/>
+            </w:pPr>
+            <w:r>
+              <w:t xml:space="preserve">0.230</w:t>
             </w:r>
           </w:p>
         </w:tc>
@@ -23197,31 +23415,31 @@
               <w:jc w:val="right"/>
             </w:pPr>
             <w:r>
-              <w:t xml:space="preserve">2.26</w:t>
-            </w:r>
-          </w:p>
-        </w:tc>
-        <w:tc>
-          <w:tcPr/>
-          <w:p>
-            <w:pPr>
-              <w:pStyle w:val="Compact"/>
-              <w:jc w:val="right"/>
-            </w:pPr>
-            <w:r>
-              <w:t xml:space="preserve">0.048</w:t>
-            </w:r>
-          </w:p>
-        </w:tc>
-        <w:tc>
-          <w:tcPr/>
-          <w:p>
-            <w:pPr>
-              <w:pStyle w:val="Compact"/>
-              <w:jc w:val="right"/>
-            </w:pPr>
-            <w:r>
-              <w:t xml:space="preserve">0.444</w:t>
+              <w:t xml:space="preserve">2.19</w:t>
+            </w:r>
+          </w:p>
+        </w:tc>
+        <w:tc>
+          <w:tcPr/>
+          <w:p>
+            <w:pPr>
+              <w:pStyle w:val="Compact"/>
+              <w:jc w:val="right"/>
+            </w:pPr>
+            <w:r>
+              <w:t xml:space="preserve">0.052</w:t>
+            </w:r>
+          </w:p>
+        </w:tc>
+        <w:tc>
+          <w:tcPr/>
+          <w:p>
+            <w:pPr>
+              <w:pStyle w:val="Compact"/>
+              <w:jc w:val="right"/>
+            </w:pPr>
+            <w:r>
+              <w:t xml:space="preserve">0.445</w:t>
             </w:r>
           </w:p>
         </w:tc>
@@ -23259,31 +23477,31 @@
               <w:jc w:val="right"/>
             </w:pPr>
             <w:r>
-              <w:t xml:space="preserve">2.30</w:t>
-            </w:r>
-          </w:p>
-        </w:tc>
-        <w:tc>
-          <w:tcPr/>
-          <w:p>
-            <w:pPr>
-              <w:pStyle w:val="Compact"/>
-              <w:jc w:val="right"/>
-            </w:pPr>
-            <w:r>
-              <w:t xml:space="preserve">0.040</w:t>
-            </w:r>
-          </w:p>
-        </w:tc>
-        <w:tc>
-          <w:tcPr/>
-          <w:p>
-            <w:pPr>
-              <w:pStyle w:val="Compact"/>
-              <w:jc w:val="right"/>
-            </w:pPr>
-            <w:r>
-              <w:t xml:space="preserve">0.284</w:t>
+              <w:t xml:space="preserve">2.24</w:t>
+            </w:r>
+          </w:p>
+        </w:tc>
+        <w:tc>
+          <w:tcPr/>
+          <w:p>
+            <w:pPr>
+              <w:pStyle w:val="Compact"/>
+              <w:jc w:val="right"/>
+            </w:pPr>
+            <w:r>
+              <w:t xml:space="preserve">0.042</w:t>
+            </w:r>
+          </w:p>
+        </w:tc>
+        <w:tc>
+          <w:tcPr/>
+          <w:p>
+            <w:pPr>
+              <w:pStyle w:val="Compact"/>
+              <w:jc w:val="right"/>
+            </w:pPr>
+            <w:r>
+              <w:t xml:space="preserve">0.286</w:t>
             </w:r>
           </w:p>
         </w:tc>
@@ -23321,19 +23539,19 @@
               <w:jc w:val="right"/>
             </w:pPr>
             <w:r>
-              <w:t xml:space="preserve">2.52</w:t>
-            </w:r>
-          </w:p>
-        </w:tc>
-        <w:tc>
-          <w:tcPr/>
-          <w:p>
-            <w:pPr>
-              <w:pStyle w:val="Compact"/>
-              <w:jc w:val="right"/>
-            </w:pPr>
-            <w:r>
-              <w:t xml:space="preserve">0.035</w:t>
+              <w:t xml:space="preserve">2.47</w:t>
+            </w:r>
+          </w:p>
+        </w:tc>
+        <w:tc>
+          <w:tcPr/>
+          <w:p>
+            <w:pPr>
+              <w:pStyle w:val="Compact"/>
+              <w:jc w:val="right"/>
+            </w:pPr>
+            <w:r>
+              <w:t xml:space="preserve">0.037</w:t>
             </w:r>
           </w:p>
         </w:tc>
@@ -23383,19 +23601,19 @@
               <w:jc w:val="right"/>
             </w:pPr>
             <w:r>
-              <w:t xml:space="preserve">2.35</w:t>
-            </w:r>
-          </w:p>
-        </w:tc>
-        <w:tc>
-          <w:tcPr/>
-          <w:p>
-            <w:pPr>
-              <w:pStyle w:val="Compact"/>
-              <w:jc w:val="right"/>
-            </w:pPr>
-            <w:r>
-              <w:t xml:space="preserve">0.035</w:t>
+              <w:t xml:space="preserve">2.28</w:t>
+            </w:r>
+          </w:p>
+        </w:tc>
+        <w:tc>
+          <w:tcPr/>
+          <w:p>
+            <w:pPr>
+              <w:pStyle w:val="Compact"/>
+              <w:jc w:val="right"/>
+            </w:pPr>
+            <w:r>
+              <w:t xml:space="preserve">0.038</w:t>
             </w:r>
           </w:p>
         </w:tc>
@@ -23445,31 +23663,31 @@
               <w:jc w:val="right"/>
             </w:pPr>
             <w:r>
-              <w:t xml:space="preserve">2.22</w:t>
-            </w:r>
-          </w:p>
-        </w:tc>
-        <w:tc>
-          <w:tcPr/>
-          <w:p>
-            <w:pPr>
-              <w:pStyle w:val="Compact"/>
-              <w:jc w:val="right"/>
-            </w:pPr>
-            <w:r>
-              <w:t xml:space="preserve">0.039</w:t>
-            </w:r>
-          </w:p>
-        </w:tc>
-        <w:tc>
-          <w:tcPr/>
-          <w:p>
-            <w:pPr>
-              <w:pStyle w:val="Compact"/>
-              <w:jc w:val="right"/>
-            </w:pPr>
-            <w:r>
-              <w:t xml:space="preserve">0.100</w:t>
+              <w:t xml:space="preserve">2.17</w:t>
+            </w:r>
+          </w:p>
+        </w:tc>
+        <w:tc>
+          <w:tcPr/>
+          <w:p>
+            <w:pPr>
+              <w:pStyle w:val="Compact"/>
+              <w:jc w:val="right"/>
+            </w:pPr>
+            <w:r>
+              <w:t xml:space="preserve">0.041</w:t>
+            </w:r>
+          </w:p>
+        </w:tc>
+        <w:tc>
+          <w:tcPr/>
+          <w:p>
+            <w:pPr>
+              <w:pStyle w:val="Compact"/>
+              <w:jc w:val="right"/>
+            </w:pPr>
+            <w:r>
+              <w:t xml:space="preserve">0.101</w:t>
             </w:r>
           </w:p>
         </w:tc>
@@ -23507,19 +23725,19 @@
               <w:jc w:val="right"/>
             </w:pPr>
             <w:r>
-              <w:t xml:space="preserve">2.67</w:t>
-            </w:r>
-          </w:p>
-        </w:tc>
-        <w:tc>
-          <w:tcPr/>
-          <w:p>
-            <w:pPr>
-              <w:pStyle w:val="Compact"/>
-              <w:jc w:val="right"/>
-            </w:pPr>
-            <w:r>
-              <w:t xml:space="preserve">0.020</w:t>
+              <w:t xml:space="preserve">2.58</w:t>
+            </w:r>
+          </w:p>
+        </w:tc>
+        <w:tc>
+          <w:tcPr/>
+          <w:p>
+            <w:pPr>
+              <w:pStyle w:val="Compact"/>
+              <w:jc w:val="right"/>
+            </w:pPr>
+            <w:r>
+              <w:t xml:space="preserve">0.022</w:t>
             </w:r>
           </w:p>
         </w:tc>
@@ -23532,6 +23750,627 @@
             </w:pPr>
             <w:r>
               <w:t xml:space="preserve">0.048</w:t>
+            </w:r>
+          </w:p>
+        </w:tc>
+      </w:tr>
+    </w:tbl>
+    <w:p/>
+    <w:p>
+      <w:pPr>
+        <w:pStyle w:val="TableCaption"/>
+      </w:pPr>
+      <w:r>
+        <w:t xml:space="preserve">Table S12c. Balance of trained callers across rurality, subspecialty, and region.</w:t>
+      </w:r>
+    </w:p>
+    <w:tbl>
+      <w:tblPr>
+        <w:tblStyle w:val="Table"/>
+        <w:tblW w:type="pct" w:w="5000"/>
+        <w:tblLayout w:type="fixed"/>
+        <w:tblLook w:firstRow="1" w:lastRow="0" w:firstColumn="0" w:lastColumn="0" w:noHBand="0" w:noVBand="0" w:val="0020"/>
+        <w:tblCaption w:val="Table S12c. Balance of trained callers across rurality, subspecialty, and region."/>
+      </w:tblPr>
+      <w:tblGrid>
+        <w:gridCol w:w="770"/>
+        <w:gridCol w:w="440"/>
+        <w:gridCol w:w="880"/>
+        <w:gridCol w:w="1320"/>
+        <w:gridCol w:w="2640"/>
+        <w:gridCol w:w="1870"/>
+      </w:tblGrid>
+      <w:tr>
+        <w:trPr>
+          <w:tblHeader w:val="on"/>
+        </w:trPr>
+        <w:tc>
+          <w:tcPr/>
+          <w:p>
+            <w:pPr>
+              <w:pStyle w:val="Compact"/>
+              <w:jc w:val="left"/>
+            </w:pPr>
+            <w:r>
+              <w:t xml:space="preserve">Caller</w:t>
+            </w:r>
+          </w:p>
+        </w:tc>
+        <w:tc>
+          <w:tcPr/>
+          <w:p>
+            <w:pPr>
+              <w:pStyle w:val="Compact"/>
+              <w:jc w:val="right"/>
+            </w:pPr>
+            <w:r>
+              <w:t xml:space="preserve">N</w:t>
+            </w:r>
+          </w:p>
+        </w:tc>
+        <w:tc>
+          <w:tcPr/>
+          <w:p>
+            <w:pPr>
+              <w:pStyle w:val="Compact"/>
+              <w:jc w:val="right"/>
+            </w:pPr>
+            <w:r>
+              <w:t xml:space="preserve">% rural</w:t>
+            </w:r>
+          </w:p>
+        </w:tc>
+        <w:tc>
+          <w:tcPr/>
+          <w:p>
+            <w:pPr>
+              <w:pStyle w:val="Compact"/>
+              <w:jc w:val="right"/>
+            </w:pPr>
+            <w:r>
+              <w:t xml:space="preserve">% pediatric</w:t>
+            </w:r>
+          </w:p>
+        </w:tc>
+        <w:tc>
+          <w:tcPr/>
+          <w:p>
+            <w:pPr>
+              <w:pStyle w:val="Compact"/>
+              <w:jc w:val="right"/>
+            </w:pPr>
+            <w:r>
+              <w:t xml:space="preserve">Distinct subspecialties</w:t>
+            </w:r>
+          </w:p>
+        </w:tc>
+        <w:tc>
+          <w:tcPr/>
+          <w:p>
+            <w:pPr>
+              <w:pStyle w:val="Compact"/>
+              <w:jc w:val="right"/>
+            </w:pPr>
+            <w:r>
+              <w:t xml:space="preserve">Distinct regions</w:t>
+            </w:r>
+          </w:p>
+        </w:tc>
+      </w:tr>
+      <w:tr>
+        <w:tc>
+          <w:tcPr/>
+          <w:p>
+            <w:pPr>
+              <w:pStyle w:val="Compact"/>
+              <w:jc w:val="left"/>
+            </w:pPr>
+            <w:r>
+              <w:t xml:space="preserve">Roesch</w:t>
+            </w:r>
+          </w:p>
+        </w:tc>
+        <w:tc>
+          <w:tcPr/>
+          <w:p>
+            <w:pPr>
+              <w:pStyle w:val="Compact"/>
+              <w:jc w:val="right"/>
+            </w:pPr>
+            <w:r>
+              <w:t xml:space="preserve">188</w:t>
+            </w:r>
+          </w:p>
+        </w:tc>
+        <w:tc>
+          <w:tcPr/>
+          <w:p>
+            <w:pPr>
+              <w:pStyle w:val="Compact"/>
+              <w:jc w:val="right"/>
+            </w:pPr>
+            <w:r>
+              <w:t xml:space="preserve">43</w:t>
+            </w:r>
+          </w:p>
+        </w:tc>
+        <w:tc>
+          <w:tcPr/>
+          <w:p>
+            <w:pPr>
+              <w:pStyle w:val="Compact"/>
+              <w:jc w:val="right"/>
+            </w:pPr>
+            <w:r>
+              <w:t xml:space="preserve">6</w:t>
+            </w:r>
+          </w:p>
+        </w:tc>
+        <w:tc>
+          <w:tcPr/>
+          <w:p>
+            <w:pPr>
+              <w:pStyle w:val="Compact"/>
+              <w:jc w:val="right"/>
+            </w:pPr>
+            <w:r>
+              <w:t xml:space="preserve">8</w:t>
+            </w:r>
+          </w:p>
+        </w:tc>
+        <w:tc>
+          <w:tcPr/>
+          <w:p>
+            <w:pPr>
+              <w:pStyle w:val="Compact"/>
+              <w:jc w:val="right"/>
+            </w:pPr>
+            <w:r>
+              <w:t xml:space="preserve">8</w:t>
+            </w:r>
+          </w:p>
+        </w:tc>
+      </w:tr>
+      <w:tr>
+        <w:tc>
+          <w:tcPr/>
+          <w:p>
+            <w:pPr>
+              <w:pStyle w:val="Compact"/>
+              <w:jc w:val="left"/>
+            </w:pPr>
+            <w:r>
+              <w:t xml:space="preserve">Deol</w:t>
+            </w:r>
+          </w:p>
+        </w:tc>
+        <w:tc>
+          <w:tcPr/>
+          <w:p>
+            <w:pPr>
+              <w:pStyle w:val="Compact"/>
+              <w:jc w:val="right"/>
+            </w:pPr>
+            <w:r>
+              <w:t xml:space="preserve">116</w:t>
+            </w:r>
+          </w:p>
+        </w:tc>
+        <w:tc>
+          <w:tcPr/>
+          <w:p>
+            <w:pPr>
+              <w:pStyle w:val="Compact"/>
+              <w:jc w:val="right"/>
+            </w:pPr>
+            <w:r>
+              <w:t xml:space="preserve">50</w:t>
+            </w:r>
+          </w:p>
+        </w:tc>
+        <w:tc>
+          <w:tcPr/>
+          <w:p>
+            <w:pPr>
+              <w:pStyle w:val="Compact"/>
+              <w:jc w:val="right"/>
+            </w:pPr>
+            <w:r>
+              <w:t xml:space="preserve">6</w:t>
+            </w:r>
+          </w:p>
+        </w:tc>
+        <w:tc>
+          <w:tcPr/>
+          <w:p>
+            <w:pPr>
+              <w:pStyle w:val="Compact"/>
+              <w:jc w:val="right"/>
+            </w:pPr>
+            <w:r>
+              <w:t xml:space="preserve">8</w:t>
+            </w:r>
+          </w:p>
+        </w:tc>
+        <w:tc>
+          <w:tcPr/>
+          <w:p>
+            <w:pPr>
+              <w:pStyle w:val="Compact"/>
+              <w:jc w:val="right"/>
+            </w:pPr>
+            <w:r>
+              <w:t xml:space="preserve">8</w:t>
+            </w:r>
+          </w:p>
+        </w:tc>
+      </w:tr>
+      <w:tr>
+        <w:tc>
+          <w:tcPr/>
+          <w:p>
+            <w:pPr>
+              <w:pStyle w:val="Compact"/>
+              <w:jc w:val="left"/>
+            </w:pPr>
+            <w:r>
+              <w:t xml:space="preserve">Falk</w:t>
+            </w:r>
+          </w:p>
+        </w:tc>
+        <w:tc>
+          <w:tcPr/>
+          <w:p>
+            <w:pPr>
+              <w:pStyle w:val="Compact"/>
+              <w:jc w:val="right"/>
+            </w:pPr>
+            <w:r>
+              <w:t xml:space="preserve">75</w:t>
+            </w:r>
+          </w:p>
+        </w:tc>
+        <w:tc>
+          <w:tcPr/>
+          <w:p>
+            <w:pPr>
+              <w:pStyle w:val="Compact"/>
+              <w:jc w:val="right"/>
+            </w:pPr>
+            <w:r>
+              <w:t xml:space="preserve">47</w:t>
+            </w:r>
+          </w:p>
+        </w:tc>
+        <w:tc>
+          <w:tcPr/>
+          <w:p>
+            <w:pPr>
+              <w:pStyle w:val="Compact"/>
+              <w:jc w:val="right"/>
+            </w:pPr>
+            <w:r>
+              <w:t xml:space="preserve">7</w:t>
+            </w:r>
+          </w:p>
+        </w:tc>
+        <w:tc>
+          <w:tcPr/>
+          <w:p>
+            <w:pPr>
+              <w:pStyle w:val="Compact"/>
+              <w:jc w:val="right"/>
+            </w:pPr>
+            <w:r>
+              <w:t xml:space="preserve">7</w:t>
+            </w:r>
+          </w:p>
+        </w:tc>
+        <w:tc>
+          <w:tcPr/>
+          <w:p>
+            <w:pPr>
+              <w:pStyle w:val="Compact"/>
+              <w:jc w:val="right"/>
+            </w:pPr>
+            <w:r>
+              <w:t xml:space="preserve">8</w:t>
+            </w:r>
+          </w:p>
+        </w:tc>
+      </w:tr>
+      <w:tr>
+        <w:tc>
+          <w:tcPr/>
+          <w:p>
+            <w:pPr>
+              <w:pStyle w:val="Compact"/>
+              <w:jc w:val="left"/>
+            </w:pPr>
+            <w:r>
+              <w:t xml:space="preserve">Gregg</w:t>
+            </w:r>
+          </w:p>
+        </w:tc>
+        <w:tc>
+          <w:tcPr/>
+          <w:p>
+            <w:pPr>
+              <w:pStyle w:val="Compact"/>
+              <w:jc w:val="right"/>
+            </w:pPr>
+            <w:r>
+              <w:t xml:space="preserve">111</w:t>
+            </w:r>
+          </w:p>
+        </w:tc>
+        <w:tc>
+          <w:tcPr/>
+          <w:p>
+            <w:pPr>
+              <w:pStyle w:val="Compact"/>
+              <w:jc w:val="right"/>
+            </w:pPr>
+            <w:r>
+              <w:t xml:space="preserve">53</w:t>
+            </w:r>
+          </w:p>
+        </w:tc>
+        <w:tc>
+          <w:tcPr/>
+          <w:p>
+            <w:pPr>
+              <w:pStyle w:val="Compact"/>
+              <w:jc w:val="right"/>
+            </w:pPr>
+            <w:r>
+              <w:t xml:space="preserve">10</w:t>
+            </w:r>
+          </w:p>
+        </w:tc>
+        <w:tc>
+          <w:tcPr/>
+          <w:p>
+            <w:pPr>
+              <w:pStyle w:val="Compact"/>
+              <w:jc w:val="right"/>
+            </w:pPr>
+            <w:r>
+              <w:t xml:space="preserve">8</w:t>
+            </w:r>
+          </w:p>
+        </w:tc>
+        <w:tc>
+          <w:tcPr/>
+          <w:p>
+            <w:pPr>
+              <w:pStyle w:val="Compact"/>
+              <w:jc w:val="right"/>
+            </w:pPr>
+            <w:r>
+              <w:t xml:space="preserve">8</w:t>
+            </w:r>
+          </w:p>
+        </w:tc>
+      </w:tr>
+      <w:tr>
+        <w:tc>
+          <w:tcPr/>
+          <w:p>
+            <w:pPr>
+              <w:pStyle w:val="Compact"/>
+              <w:jc w:val="left"/>
+            </w:pPr>
+            <w:r>
+              <w:t xml:space="preserve">Kim</w:t>
+            </w:r>
+          </w:p>
+        </w:tc>
+        <w:tc>
+          <w:tcPr/>
+          <w:p>
+            <w:pPr>
+              <w:pStyle w:val="Compact"/>
+              <w:jc w:val="right"/>
+            </w:pPr>
+            <w:r>
+              <w:t xml:space="preserve">108</w:t>
+            </w:r>
+          </w:p>
+        </w:tc>
+        <w:tc>
+          <w:tcPr/>
+          <w:p>
+            <w:pPr>
+              <w:pStyle w:val="Compact"/>
+              <w:jc w:val="right"/>
+            </w:pPr>
+            <w:r>
+              <w:t xml:space="preserve">53</w:t>
+            </w:r>
+          </w:p>
+        </w:tc>
+        <w:tc>
+          <w:tcPr/>
+          <w:p>
+            <w:pPr>
+              <w:pStyle w:val="Compact"/>
+              <w:jc w:val="right"/>
+            </w:pPr>
+            <w:r>
+              <w:t xml:space="preserve">4</w:t>
+            </w:r>
+          </w:p>
+        </w:tc>
+        <w:tc>
+          <w:tcPr/>
+          <w:p>
+            <w:pPr>
+              <w:pStyle w:val="Compact"/>
+              <w:jc w:val="right"/>
+            </w:pPr>
+            <w:r>
+              <w:t xml:space="preserve">8</w:t>
+            </w:r>
+          </w:p>
+        </w:tc>
+        <w:tc>
+          <w:tcPr/>
+          <w:p>
+            <w:pPr>
+              <w:pStyle w:val="Compact"/>
+              <w:jc w:val="right"/>
+            </w:pPr>
+            <w:r>
+              <w:t xml:space="preserve">8</w:t>
+            </w:r>
+          </w:p>
+        </w:tc>
+      </w:tr>
+      <w:tr>
+        <w:tc>
+          <w:tcPr/>
+          <w:p>
+            <w:pPr>
+              <w:pStyle w:val="Compact"/>
+              <w:jc w:val="left"/>
+            </w:pPr>
+            <w:r>
+              <w:t xml:space="preserve">Other</w:t>
+            </w:r>
+          </w:p>
+        </w:tc>
+        <w:tc>
+          <w:tcPr/>
+          <w:p>
+            <w:pPr>
+              <w:pStyle w:val="Compact"/>
+              <w:jc w:val="right"/>
+            </w:pPr>
+            <w:r>
+              <w:t xml:space="preserve">13</w:t>
+            </w:r>
+          </w:p>
+        </w:tc>
+        <w:tc>
+          <w:tcPr/>
+          <w:p>
+            <w:pPr>
+              <w:pStyle w:val="Compact"/>
+              <w:jc w:val="right"/>
+            </w:pPr>
+            <w:r>
+              <w:t xml:space="preserve">69</w:t>
+            </w:r>
+          </w:p>
+        </w:tc>
+        <w:tc>
+          <w:tcPr/>
+          <w:p>
+            <w:pPr>
+              <w:pStyle w:val="Compact"/>
+              <w:jc w:val="right"/>
+            </w:pPr>
+            <w:r>
+              <w:t xml:space="preserve">8</w:t>
+            </w:r>
+          </w:p>
+        </w:tc>
+        <w:tc>
+          <w:tcPr/>
+          <w:p>
+            <w:pPr>
+              <w:pStyle w:val="Compact"/>
+              <w:jc w:val="right"/>
+            </w:pPr>
+            <w:r>
+              <w:t xml:space="preserve">4</w:t>
+            </w:r>
+          </w:p>
+        </w:tc>
+        <w:tc>
+          <w:tcPr/>
+          <w:p>
+            <w:pPr>
+              <w:pStyle w:val="Compact"/>
+              <w:jc w:val="right"/>
+            </w:pPr>
+            <w:r>
+              <w:t xml:space="preserve">8</w:t>
+            </w:r>
+          </w:p>
+        </w:tc>
+      </w:tr>
+      <w:tr>
+        <w:tc>
+          <w:tcPr/>
+          <w:p>
+            <w:pPr>
+              <w:pStyle w:val="Compact"/>
+              <w:jc w:val="left"/>
+            </w:pPr>
+            <w:r>
+              <w:t xml:space="preserve">Walsh</w:t>
+            </w:r>
+          </w:p>
+        </w:tc>
+        <w:tc>
+          <w:tcPr/>
+          <w:p>
+            <w:pPr>
+              <w:pStyle w:val="Compact"/>
+              <w:jc w:val="right"/>
+            </w:pPr>
+            <w:r>
+              <w:t xml:space="preserve">120</w:t>
+            </w:r>
+          </w:p>
+        </w:tc>
+        <w:tc>
+          <w:tcPr/>
+          <w:p>
+            <w:pPr>
+              <w:pStyle w:val="Compact"/>
+              <w:jc w:val="right"/>
+            </w:pPr>
+            <w:r>
+              <w:t xml:space="preserve">54</w:t>
+            </w:r>
+          </w:p>
+        </w:tc>
+        <w:tc>
+          <w:tcPr/>
+          <w:p>
+            <w:pPr>
+              <w:pStyle w:val="Compact"/>
+              <w:jc w:val="right"/>
+            </w:pPr>
+            <w:r>
+              <w:t xml:space="preserve">5</w:t>
+            </w:r>
+          </w:p>
+        </w:tc>
+        <w:tc>
+          <w:tcPr/>
+          <w:p>
+            <w:pPr>
+              <w:pStyle w:val="Compact"/>
+              <w:jc w:val="right"/>
+            </w:pPr>
+            <w:r>
+              <w:t xml:space="preserve">8</w:t>
+            </w:r>
+          </w:p>
+        </w:tc>
+        <w:tc>
+          <w:tcPr/>
+          <w:p>
+            <w:pPr>
+              <w:pStyle w:val="Compact"/>
+              <w:jc w:val="right"/>
+            </w:pPr>
+            <w:r>
+              <w:t xml:space="preserve">8</w:t>
             </w:r>
           </w:p>
         </w:tc>
@@ -23647,43 +24486,43 @@
               <w:jc w:val="left"/>
             </w:pPr>
             <w:r>
-              <w:t xml:space="preserve">1.00 (0.58-1.71)</w:t>
-            </w:r>
-          </w:p>
-        </w:tc>
-        <w:tc>
-          <w:tcPr/>
-          <w:p>
-            <w:pPr>
-              <w:pStyle w:val="Compact"/>
-              <w:jc w:val="right"/>
-            </w:pPr>
-            <w:r>
-              <w:t xml:space="preserve">1.000</w:t>
-            </w:r>
-          </w:p>
-        </w:tc>
-        <w:tc>
-          <w:tcPr/>
-          <w:p>
-            <w:pPr>
-              <w:pStyle w:val="Compact"/>
-              <w:jc w:val="left"/>
-            </w:pPr>
-            <w:r>
-              <w:t xml:space="preserve">1.18 (0.70-2.00)</w:t>
-            </w:r>
-          </w:p>
-        </w:tc>
-        <w:tc>
-          <w:tcPr/>
-          <w:p>
-            <w:pPr>
-              <w:pStyle w:val="Compact"/>
-              <w:jc w:val="right"/>
-            </w:pPr>
-            <w:r>
-              <w:t xml:space="preserve">0.542</w:t>
+              <w:t xml:space="preserve">1.00 (0.59-1.69)</w:t>
+            </w:r>
+          </w:p>
+        </w:tc>
+        <w:tc>
+          <w:tcPr/>
+          <w:p>
+            <w:pPr>
+              <w:pStyle w:val="Compact"/>
+              <w:jc w:val="right"/>
+            </w:pPr>
+            <w:r>
+              <w:t xml:space="preserve">0.995</w:t>
+            </w:r>
+          </w:p>
+        </w:tc>
+        <w:tc>
+          <w:tcPr/>
+          <w:p>
+            <w:pPr>
+              <w:pStyle w:val="Compact"/>
+              <w:jc w:val="left"/>
+            </w:pPr>
+            <w:r>
+              <w:t xml:space="preserve">1.17 (0.70-1.97)</w:t>
+            </w:r>
+          </w:p>
+        </w:tc>
+        <w:tc>
+          <w:tcPr/>
+          <w:p>
+            <w:pPr>
+              <w:pStyle w:val="Compact"/>
+              <w:jc w:val="right"/>
+            </w:pPr>
+            <w:r>
+              <w:t xml:space="preserve">0.547</w:t>
             </w:r>
           </w:p>
         </w:tc>
@@ -23709,43 +24548,43 @@
               <w:jc w:val="left"/>
             </w:pPr>
             <w:r>
-              <w:t xml:space="preserve">0.82 (0.35-1.91)</w:t>
-            </w:r>
-          </w:p>
-        </w:tc>
-        <w:tc>
-          <w:tcPr/>
-          <w:p>
-            <w:pPr>
-              <w:pStyle w:val="Compact"/>
-              <w:jc w:val="right"/>
-            </w:pPr>
-            <w:r>
-              <w:t xml:space="preserve">0.643</w:t>
-            </w:r>
-          </w:p>
-        </w:tc>
-        <w:tc>
-          <w:tcPr/>
-          <w:p>
-            <w:pPr>
-              <w:pStyle w:val="Compact"/>
-              <w:jc w:val="left"/>
-            </w:pPr>
-            <w:r>
-              <w:t xml:space="preserve">0.80 (0.34-1.87)</w:t>
-            </w:r>
-          </w:p>
-        </w:tc>
-        <w:tc>
-          <w:tcPr/>
-          <w:p>
-            <w:pPr>
-              <w:pStyle w:val="Compact"/>
-              <w:jc w:val="right"/>
-            </w:pPr>
-            <w:r>
-              <w:t xml:space="preserve">0.602</w:t>
+              <w:t xml:space="preserve">0.82 (0.36-1.90)</w:t>
+            </w:r>
+          </w:p>
+        </w:tc>
+        <w:tc>
+          <w:tcPr/>
+          <w:p>
+            <w:pPr>
+              <w:pStyle w:val="Compact"/>
+              <w:jc w:val="right"/>
+            </w:pPr>
+            <w:r>
+              <w:t xml:space="preserve">0.650</w:t>
+            </w:r>
+          </w:p>
+        </w:tc>
+        <w:tc>
+          <w:tcPr/>
+          <w:p>
+            <w:pPr>
+              <w:pStyle w:val="Compact"/>
+              <w:jc w:val="left"/>
+            </w:pPr>
+            <w:r>
+              <w:t xml:space="preserve">0.80 (0.35-1.85)</w:t>
+            </w:r>
+          </w:p>
+        </w:tc>
+        <w:tc>
+          <w:tcPr/>
+          <w:p>
+            <w:pPr>
+              <w:pStyle w:val="Compact"/>
+              <w:jc w:val="right"/>
+            </w:pPr>
+            <w:r>
+              <w:t xml:space="preserve">0.607</w:t>
             </w:r>
           </w:p>
         </w:tc>
@@ -23771,43 +24610,43 @@
               <w:jc w:val="left"/>
             </w:pPr>
             <w:r>
-              <w:t xml:space="preserve">1.84 (0.51-6.59)</w:t>
-            </w:r>
-          </w:p>
-        </w:tc>
-        <w:tc>
-          <w:tcPr/>
-          <w:p>
-            <w:pPr>
-              <w:pStyle w:val="Compact"/>
-              <w:jc w:val="right"/>
-            </w:pPr>
-            <w:r>
-              <w:t xml:space="preserve">0.351</w:t>
-            </w:r>
-          </w:p>
-        </w:tc>
-        <w:tc>
-          <w:tcPr/>
-          <w:p>
-            <w:pPr>
-              <w:pStyle w:val="Compact"/>
-              <w:jc w:val="left"/>
-            </w:pPr>
-            <w:r>
-              <w:t xml:space="preserve">2.85 (0.79-10.25)</w:t>
-            </w:r>
-          </w:p>
-        </w:tc>
-        <w:tc>
-          <w:tcPr/>
-          <w:p>
-            <w:pPr>
-              <w:pStyle w:val="Compact"/>
-              <w:jc w:val="right"/>
-            </w:pPr>
-            <w:r>
-              <w:t xml:space="preserve">0.108</w:t>
+              <w:t xml:space="preserve">1.80 (0.51-6.32)</w:t>
+            </w:r>
+          </w:p>
+        </w:tc>
+        <w:tc>
+          <w:tcPr/>
+          <w:p>
+            <w:pPr>
+              <w:pStyle w:val="Compact"/>
+              <w:jc w:val="right"/>
+            </w:pPr>
+            <w:r>
+              <w:t xml:space="preserve">0.357</w:t>
+            </w:r>
+          </w:p>
+        </w:tc>
+        <w:tc>
+          <w:tcPr/>
+          <w:p>
+            <w:pPr>
+              <w:pStyle w:val="Compact"/>
+              <w:jc w:val="left"/>
+            </w:pPr>
+            <w:r>
+              <w:t xml:space="preserve">2.76 (0.79-9.70)</w:t>
+            </w:r>
+          </w:p>
+        </w:tc>
+        <w:tc>
+          <w:tcPr/>
+          <w:p>
+            <w:pPr>
+              <w:pStyle w:val="Compact"/>
+              <w:jc w:val="right"/>
+            </w:pPr>
+            <w:r>
+              <w:t xml:space="preserve">0.113</w:t>
             </w:r>
           </w:p>
         </w:tc>
@@ -23833,43 +24672,43 @@
               <w:jc w:val="left"/>
             </w:pPr>
             <w:r>
-              <w:t xml:space="preserve">0.57 (0.26-1.25)</w:t>
-            </w:r>
-          </w:p>
-        </w:tc>
-        <w:tc>
-          <w:tcPr/>
-          <w:p>
-            <w:pPr>
-              <w:pStyle w:val="Compact"/>
-              <w:jc w:val="right"/>
-            </w:pPr>
-            <w:r>
-              <w:t xml:space="preserve">0.159</w:t>
-            </w:r>
-          </w:p>
-        </w:tc>
-        <w:tc>
-          <w:tcPr/>
-          <w:p>
-            <w:pPr>
-              <w:pStyle w:val="Compact"/>
-              <w:jc w:val="left"/>
-            </w:pPr>
-            <w:r>
-              <w:t xml:space="preserve">0.74 (0.34-1.64)</w:t>
-            </w:r>
-          </w:p>
-        </w:tc>
-        <w:tc>
-          <w:tcPr/>
-          <w:p>
-            <w:pPr>
-              <w:pStyle w:val="Compact"/>
-              <w:jc w:val="right"/>
-            </w:pPr>
-            <w:r>
-              <w:t xml:space="preserve">0.463</w:t>
+              <w:t xml:space="preserve">0.58 (0.27-1.25)</w:t>
+            </w:r>
+          </w:p>
+        </w:tc>
+        <w:tc>
+          <w:tcPr/>
+          <w:p>
+            <w:pPr>
+              <w:pStyle w:val="Compact"/>
+              <w:jc w:val="right"/>
+            </w:pPr>
+            <w:r>
+              <w:t xml:space="preserve">0.167</w:t>
+            </w:r>
+          </w:p>
+        </w:tc>
+        <w:tc>
+          <w:tcPr/>
+          <w:p>
+            <w:pPr>
+              <w:pStyle w:val="Compact"/>
+              <w:jc w:val="left"/>
+            </w:pPr>
+            <w:r>
+              <w:t xml:space="preserve">0.75 (0.35-1.63)</w:t>
+            </w:r>
+          </w:p>
+        </w:tc>
+        <w:tc>
+          <w:tcPr/>
+          <w:p>
+            <w:pPr>
+              <w:pStyle w:val="Compact"/>
+              <w:jc w:val="right"/>
+            </w:pPr>
+            <w:r>
+              <w:t xml:space="preserve">0.471</w:t>
             </w:r>
           </w:p>
         </w:tc>
@@ -23895,43 +24734,43 @@
               <w:jc w:val="left"/>
             </w:pPr>
             <w:r>
-              <w:t xml:space="preserve">2.35 (1.11-5.00)</w:t>
-            </w:r>
-          </w:p>
-        </w:tc>
-        <w:tc>
-          <w:tcPr/>
-          <w:p>
-            <w:pPr>
-              <w:pStyle w:val="Compact"/>
-              <w:jc w:val="right"/>
-            </w:pPr>
-            <w:r>
-              <w:t xml:space="preserve">0.026</w:t>
-            </w:r>
-          </w:p>
-        </w:tc>
-        <w:tc>
-          <w:tcPr/>
-          <w:p>
-            <w:pPr>
-              <w:pStyle w:val="Compact"/>
-              <w:jc w:val="left"/>
-            </w:pPr>
-            <w:r>
-              <w:t xml:space="preserve">1.43 (0.73-2.79)</w:t>
-            </w:r>
-          </w:p>
-        </w:tc>
-        <w:tc>
-          <w:tcPr/>
-          <w:p>
-            <w:pPr>
-              <w:pStyle w:val="Compact"/>
-              <w:jc w:val="right"/>
-            </w:pPr>
-            <w:r>
-              <w:t xml:space="preserve">0.295</w:t>
+              <w:t xml:space="preserve">2.29 (1.09-4.80)</w:t>
+            </w:r>
+          </w:p>
+        </w:tc>
+        <w:tc>
+          <w:tcPr/>
+          <w:p>
+            <w:pPr>
+              <w:pStyle w:val="Compact"/>
+              <w:jc w:val="right"/>
+            </w:pPr>
+            <w:r>
+              <w:t xml:space="preserve">0.028</w:t>
+            </w:r>
+          </w:p>
+        </w:tc>
+        <w:tc>
+          <w:tcPr/>
+          <w:p>
+            <w:pPr>
+              <w:pStyle w:val="Compact"/>
+              <w:jc w:val="left"/>
+            </w:pPr>
+            <w:r>
+              <w:t xml:space="preserve">1.41 (0.73-2.73)</w:t>
+            </w:r>
+          </w:p>
+        </w:tc>
+        <w:tc>
+          <w:tcPr/>
+          <w:p>
+            <w:pPr>
+              <w:pStyle w:val="Compact"/>
+              <w:jc w:val="right"/>
+            </w:pPr>
+            <w:r>
+              <w:t xml:space="preserve">0.304</w:t>
             </w:r>
           </w:p>
         </w:tc>
@@ -23957,43 +24796,43 @@
               <w:jc w:val="left"/>
             </w:pPr>
             <w:r>
-              <w:t xml:space="preserve">2.26 (0.75-6.79)</w:t>
-            </w:r>
-          </w:p>
-        </w:tc>
-        <w:tc>
-          <w:tcPr/>
-          <w:p>
-            <w:pPr>
-              <w:pStyle w:val="Compact"/>
-              <w:jc w:val="right"/>
-            </w:pPr>
-            <w:r>
-              <w:t xml:space="preserve">0.145</w:t>
-            </w:r>
-          </w:p>
-        </w:tc>
-        <w:tc>
-          <w:tcPr/>
-          <w:p>
-            <w:pPr>
-              <w:pStyle w:val="Compact"/>
-              <w:jc w:val="left"/>
-            </w:pPr>
-            <w:r>
-              <w:t xml:space="preserve">3.52 (1.17-10.59)</w:t>
-            </w:r>
-          </w:p>
-        </w:tc>
-        <w:tc>
-          <w:tcPr/>
-          <w:p>
-            <w:pPr>
-              <w:pStyle w:val="Compact"/>
-              <w:jc w:val="right"/>
-            </w:pPr>
-            <w:r>
-              <w:t xml:space="preserve">0.025</w:t>
+              <w:t xml:space="preserve">2.21 (0.75-6.50)</w:t>
+            </w:r>
+          </w:p>
+        </w:tc>
+        <w:tc>
+          <w:tcPr/>
+          <w:p>
+            <w:pPr>
+              <w:pStyle w:val="Compact"/>
+              <w:jc w:val="right"/>
+            </w:pPr>
+            <w:r>
+              <w:t xml:space="preserve">0.151</w:t>
+            </w:r>
+          </w:p>
+        </w:tc>
+        <w:tc>
+          <w:tcPr/>
+          <w:p>
+            <w:pPr>
+              <w:pStyle w:val="Compact"/>
+              <w:jc w:val="left"/>
+            </w:pPr>
+            <w:r>
+              <w:t xml:space="preserve">3.39 (1.15-10.00)</w:t>
+            </w:r>
+          </w:p>
+        </w:tc>
+        <w:tc>
+          <w:tcPr/>
+          <w:p>
+            <w:pPr>
+              <w:pStyle w:val="Compact"/>
+              <w:jc w:val="right"/>
+            </w:pPr>
+            <w:r>
+              <w:t xml:space="preserve">0.027</w:t>
             </w:r>
           </w:p>
         </w:tc>
@@ -24019,43 +24858,43 @@
               <w:jc w:val="left"/>
             </w:pPr>
             <w:r>
-              <w:t xml:space="preserve">1.75 (0.56-5.42)</w:t>
-            </w:r>
-          </w:p>
-        </w:tc>
-        <w:tc>
-          <w:tcPr/>
-          <w:p>
-            <w:pPr>
-              <w:pStyle w:val="Compact"/>
-              <w:jc w:val="right"/>
-            </w:pPr>
-            <w:r>
-              <w:t xml:space="preserve">0.335</w:t>
-            </w:r>
-          </w:p>
-        </w:tc>
-        <w:tc>
-          <w:tcPr/>
-          <w:p>
-            <w:pPr>
-              <w:pStyle w:val="Compact"/>
-              <w:jc w:val="left"/>
-            </w:pPr>
-            <w:r>
-              <w:t xml:space="preserve">1.94 (0.65-5.79)</w:t>
-            </w:r>
-          </w:p>
-        </w:tc>
-        <w:tc>
-          <w:tcPr/>
-          <w:p>
-            <w:pPr>
-              <w:pStyle w:val="Compact"/>
-              <w:jc w:val="right"/>
-            </w:pPr>
-            <w:r>
-              <w:t xml:space="preserve">0.237</w:t>
+              <w:t xml:space="preserve">1.71 (0.56-5.21)</w:t>
+            </w:r>
+          </w:p>
+        </w:tc>
+        <w:tc>
+          <w:tcPr/>
+          <w:p>
+            <w:pPr>
+              <w:pStyle w:val="Compact"/>
+              <w:jc w:val="right"/>
+            </w:pPr>
+            <w:r>
+              <w:t xml:space="preserve">0.344</w:t>
+            </w:r>
+          </w:p>
+        </w:tc>
+        <w:tc>
+          <w:tcPr/>
+          <w:p>
+            <w:pPr>
+              <w:pStyle w:val="Compact"/>
+              <w:jc w:val="left"/>
+            </w:pPr>
+            <w:r>
+              <w:t xml:space="preserve">1.89 (0.64-5.54)</w:t>
+            </w:r>
+          </w:p>
+        </w:tc>
+        <w:tc>
+          <w:tcPr/>
+          <w:p>
+            <w:pPr>
+              <w:pStyle w:val="Compact"/>
+              <w:jc w:val="right"/>
+            </w:pPr>
+            <w:r>
+              <w:t xml:space="preserve">0.246</w:t>
             </w:r>
           </w:p>
         </w:tc>
@@ -24157,31 +24996,31 @@
               <w:jc w:val="right"/>
             </w:pPr>
             <w:r>
-              <w:t xml:space="preserve">12.24</w:t>
-            </w:r>
-          </w:p>
-        </w:tc>
-        <w:tc>
-          <w:tcPr/>
-          <w:p>
-            <w:pPr>
-              <w:pStyle w:val="Compact"/>
-              <w:jc w:val="right"/>
-            </w:pPr>
-            <w:r>
-              <w:t xml:space="preserve">20</w:t>
-            </w:r>
-          </w:p>
-        </w:tc>
-        <w:tc>
-          <w:tcPr/>
-          <w:p>
-            <w:pPr>
-              <w:pStyle w:val="Compact"/>
-              <w:jc w:val="right"/>
-            </w:pPr>
-            <w:r>
-              <w:t xml:space="preserve">0.093</w:t>
+              <w:t xml:space="preserve">12.21</w:t>
+            </w:r>
+          </w:p>
+        </w:tc>
+        <w:tc>
+          <w:tcPr/>
+          <w:p>
+            <w:pPr>
+              <w:pStyle w:val="Compact"/>
+              <w:jc w:val="right"/>
+            </w:pPr>
+            <w:r>
+              <w:t xml:space="preserve">7</w:t>
+            </w:r>
+          </w:p>
+        </w:tc>
+        <w:tc>
+          <w:tcPr/>
+          <w:p>
+            <w:pPr>
+              <w:pStyle w:val="Compact"/>
+              <w:jc w:val="right"/>
+            </w:pPr>
+            <w:r>
+              <w:t xml:space="preserve">0.094</w:t>
             </w:r>
           </w:p>
         </w:tc>
@@ -24219,7 +25058,7 @@
               <w:jc w:val="right"/>
             </w:pPr>
             <w:r>
-              <w:t xml:space="preserve">21</w:t>
+              <w:t xml:space="preserve">7</w:t>
             </w:r>
           </w:p>
         </w:tc>
@@ -24232,6 +25071,322 @@
             </w:pPr>
             <w:r>
               <w:t xml:space="preserve">0.081</w:t>
+            </w:r>
+          </w:p>
+        </w:tc>
+      </w:tr>
+    </w:tbl>
+    <w:p/>
+    <w:p>
+      <w:pPr>
+        <w:pStyle w:val="TableCaption"/>
+      </w:pPr>
+      <w:r>
+        <w:t xml:space="preserve">Table S14b. Joint likelihood-ratio tests for the caller and subspecialty factors, side by side.</w:t>
+      </w:r>
+    </w:p>
+    <w:tbl>
+      <w:tblPr>
+        <w:tblStyle w:val="Table"/>
+        <w:tblW w:type="auto" w:w="0"/>
+        <w:tblLook w:firstRow="1" w:lastRow="0" w:firstColumn="0" w:lastColumn="0" w:noHBand="0" w:noVBand="0" w:val="0020"/>
+        <w:tblCaption w:val="Table S14b. Joint likelihood-ratio tests for the caller and subspecialty factors, side by side."/>
+      </w:tblPr>
+      <w:tblGrid>
+        <w:gridCol w:w="1980"/>
+        <w:gridCol w:w="1980"/>
+        <w:gridCol w:w="1980"/>
+        <w:gridCol w:w="1980"/>
+      </w:tblGrid>
+      <w:tr>
+        <w:trPr>
+          <w:tblHeader w:val="on"/>
+        </w:trPr>
+        <w:tc>
+          <w:tcPr/>
+          <w:p>
+            <w:pPr>
+              <w:pStyle w:val="Compact"/>
+              <w:jc w:val="left"/>
+            </w:pPr>
+            <w:r>
+              <w:t xml:space="preserve">Factor</w:t>
+            </w:r>
+          </w:p>
+        </w:tc>
+        <w:tc>
+          <w:tcPr/>
+          <w:p>
+            <w:pPr>
+              <w:pStyle w:val="Compact"/>
+              <w:jc w:val="right"/>
+            </w:pPr>
+            <w:r>
+              <w:t xml:space="preserve">Chi-square</w:t>
+            </w:r>
+          </w:p>
+        </w:tc>
+        <w:tc>
+          <w:tcPr/>
+          <w:p>
+            <w:pPr>
+              <w:pStyle w:val="Compact"/>
+              <w:jc w:val="right"/>
+            </w:pPr>
+            <w:r>
+              <w:t xml:space="preserve">df</w:t>
+            </w:r>
+          </w:p>
+        </w:tc>
+        <w:tc>
+          <w:tcPr/>
+          <w:p>
+            <w:pPr>
+              <w:pStyle w:val="Compact"/>
+              <w:jc w:val="right"/>
+            </w:pPr>
+            <w:r>
+              <w:t xml:space="preserve">p-value</w:t>
+            </w:r>
+          </w:p>
+        </w:tc>
+      </w:tr>
+      <w:tr>
+        <w:tc>
+          <w:tcPr/>
+          <w:p>
+            <w:pPr>
+              <w:pStyle w:val="Compact"/>
+              <w:jc w:val="left"/>
+            </w:pPr>
+            <w:r>
+              <w:t xml:space="preserve">Caller (research assistant)</w:t>
+            </w:r>
+          </w:p>
+        </w:tc>
+        <w:tc>
+          <w:tcPr/>
+          <w:p>
+            <w:pPr>
+              <w:pStyle w:val="Compact"/>
+              <w:jc w:val="right"/>
+            </w:pPr>
+            <w:r>
+              <w:t xml:space="preserve">18.62</w:t>
+            </w:r>
+          </w:p>
+        </w:tc>
+        <w:tc>
+          <w:tcPr/>
+          <w:p>
+            <w:pPr>
+              <w:pStyle w:val="Compact"/>
+              <w:jc w:val="right"/>
+            </w:pPr>
+            <w:r>
+              <w:t xml:space="preserve">6</w:t>
+            </w:r>
+          </w:p>
+        </w:tc>
+        <w:tc>
+          <w:tcPr/>
+          <w:p>
+            <w:pPr>
+              <w:pStyle w:val="Compact"/>
+              <w:jc w:val="right"/>
+            </w:pPr>
+            <w:r>
+              <w:t xml:space="preserve">0.005</w:t>
+            </w:r>
+          </w:p>
+        </w:tc>
+      </w:tr>
+      <w:tr>
+        <w:tc>
+          <w:tcPr/>
+          <w:p>
+            <w:pPr>
+              <w:pStyle w:val="Compact"/>
+              <w:jc w:val="left"/>
+            </w:pPr>
+            <w:r>
+              <w:t xml:space="preserve">Requested subspecialty</w:t>
+            </w:r>
+          </w:p>
+        </w:tc>
+        <w:tc>
+          <w:tcPr/>
+          <w:p>
+            <w:pPr>
+              <w:pStyle w:val="Compact"/>
+              <w:jc w:val="right"/>
+            </w:pPr>
+            <w:r>
+              <w:t xml:space="preserve">12.21</w:t>
+            </w:r>
+          </w:p>
+        </w:tc>
+        <w:tc>
+          <w:tcPr/>
+          <w:p>
+            <w:pPr>
+              <w:pStyle w:val="Compact"/>
+              <w:jc w:val="right"/>
+            </w:pPr>
+            <w:r>
+              <w:t xml:space="preserve">7</w:t>
+            </w:r>
+          </w:p>
+        </w:tc>
+        <w:tc>
+          <w:tcPr/>
+          <w:p>
+            <w:pPr>
+              <w:pStyle w:val="Compact"/>
+              <w:jc w:val="right"/>
+            </w:pPr>
+            <w:r>
+              <w:t xml:space="preserve">0.094</w:t>
+            </w:r>
+          </w:p>
+        </w:tc>
+      </w:tr>
+    </w:tbl>
+    <w:p/>
+    <w:p>
+      <w:pPr>
+        <w:pStyle w:val="TableCaption"/>
+      </w:pPr>
+      <w:r>
+        <w:t xml:space="preserve">Table S15. Unweighted vs. design-weighted (to the frame’s rural prevalence) offer rate and median wait.</w:t>
+      </w:r>
+    </w:p>
+    <w:tbl>
+      <w:tblPr>
+        <w:tblStyle w:val="Table"/>
+        <w:tblW w:type="pct" w:w="5000"/>
+        <w:tblLayout w:type="fixed"/>
+        <w:tblLook w:firstRow="1" w:lastRow="0" w:firstColumn="0" w:lastColumn="0" w:noHBand="0" w:noVBand="0" w:val="0020"/>
+        <w:tblCaption w:val="Table S15. Unweighted vs. design-weighted (to the frame’s rural prevalence) offer rate and median wait."/>
+      </w:tblPr>
+      <w:tblGrid>
+        <w:gridCol w:w="2200"/>
+        <w:gridCol w:w="2552"/>
+        <w:gridCol w:w="3168"/>
+      </w:tblGrid>
+      <w:tr>
+        <w:trPr>
+          <w:tblHeader w:val="on"/>
+        </w:trPr>
+        <w:tc>
+          <w:tcPr/>
+          <w:p>
+            <w:pPr>
+              <w:pStyle w:val="Compact"/>
+              <w:jc w:val="left"/>
+            </w:pPr>
+            <w:r>
+              <w:t xml:space="preserve">Estimate</w:t>
+            </w:r>
+          </w:p>
+        </w:tc>
+        <w:tc>
+          <w:tcPr/>
+          <w:p>
+            <w:pPr>
+              <w:pStyle w:val="Compact"/>
+              <w:jc w:val="left"/>
+            </w:pPr>
+            <w:r>
+              <w:t xml:space="preserve">Unweighted (analytic sample)</w:t>
+            </w:r>
+          </w:p>
+        </w:tc>
+        <w:tc>
+          <w:tcPr/>
+          <w:p>
+            <w:pPr>
+              <w:pStyle w:val="Compact"/>
+              <w:jc w:val="left"/>
+            </w:pPr>
+            <w:r>
+              <w:t xml:space="preserve">Design-weighted to frame (rural 7%)</w:t>
+            </w:r>
+          </w:p>
+        </w:tc>
+      </w:tr>
+      <w:tr>
+        <w:tc>
+          <w:tcPr/>
+          <w:p>
+            <w:pPr>
+              <w:pStyle w:val="Compact"/>
+              <w:jc w:val="left"/>
+            </w:pPr>
+            <w:r>
+              <w:t xml:space="preserve">Appointment offer rate</w:t>
+            </w:r>
+          </w:p>
+        </w:tc>
+        <w:tc>
+          <w:tcPr/>
+          <w:p>
+            <w:pPr>
+              <w:pStyle w:val="Compact"/>
+              <w:jc w:val="left"/>
+            </w:pPr>
+            <w:r>
+              <w:t xml:space="preserve">59.6%</w:t>
+            </w:r>
+          </w:p>
+        </w:tc>
+        <w:tc>
+          <w:tcPr/>
+          <w:p>
+            <w:pPr>
+              <w:pStyle w:val="Compact"/>
+              <w:jc w:val="left"/>
+            </w:pPr>
+            <w:r>
+              <w:t xml:space="preserve">60.1%</w:t>
+            </w:r>
+          </w:p>
+        </w:tc>
+      </w:tr>
+      <w:tr>
+        <w:tc>
+          <w:tcPr/>
+          <w:p>
+            <w:pPr>
+              <w:pStyle w:val="Compact"/>
+              <w:jc w:val="left"/>
+            </w:pPr>
+            <w:r>
+              <w:t xml:space="preserve">Median business-day wait</w:t>
+            </w:r>
+          </w:p>
+        </w:tc>
+        <w:tc>
+          <w:tcPr/>
+          <w:p>
+            <w:pPr>
+              <w:pStyle w:val="Compact"/>
+              <w:jc w:val="left"/>
+            </w:pPr>
+            <w:r>
+              <w:t xml:space="preserve">14 days</w:t>
+            </w:r>
+          </w:p>
+        </w:tc>
+        <w:tc>
+          <w:tcPr/>
+          <w:p>
+            <w:pPr>
+              <w:pStyle w:val="Compact"/>
+              <w:jc w:val="left"/>
+            </w:pPr>
+            <w:r>
+              <w:t xml:space="preserve">13 days</w:t>
             </w:r>
           </w:p>
         </w:tc>
@@ -24256,7 +25411,7 @@
           <w:b/>
           <w:bCs/>
         </w:rPr>
-        <w:t xml:space="preserve">Figure S1. Kaplan–Meier time to secured appointment, by subspecialty.</w:t>
+        <w:t xml:space="preserve">Figure S1. Cumulative probability of securing an appointment, by subspecialty (Kaplan–Meier; calls with no offer are retained as never obtaining an appointment within the 90-day window rather than informatively censored, so each curve plateaus at the subspecialty’s no-offer fraction).</w:t>
       </w:r>
     </w:p>
     <w:p>

--- a/manuscript_output/manuscript_mystery_caller.docx
+++ b/manuscript_output/manuscript_mystery_caller.docx
@@ -134,23 +134,7 @@
         <w:t xml:space="preserve"> </w:t>
       </w:r>
       <w:r>
-        <w:t xml:space="preserve">jointly associated with either outcome (offer, χ² = 12.2, df = 7, p = 0.09; wait, χ² = 12.6, df = 7, p = 0.08). The one nominally significant contrast, pediatric otolaryngology for any offer (OR 2.29 (95% CI 1.09–4.80; p = 0.028)), did not carry to the with-the-requested-physician outcome or survive multiplicity adjustment. No geographic covariate was associated with either outcome. By contrast, the trained caller</w:t>
-      </w:r>
-      <w:r>
-        <w:t xml:space="preserve"> </w:t>
-      </w:r>
-      <w:r>
-        <w:rPr>
-          <w:i/>
-          <w:iCs/>
-        </w:rPr>
-        <w:t xml:space="preserve">was</w:t>
-      </w:r>
-      <w:r>
-        <w:t xml:space="preserve"> </w:t>
-      </w:r>
-      <w:r>
-        <w:t xml:space="preserve">jointly associated with obtaining an offer (χ² = 18.6, df = 6, p = 0.005), a stronger association than subspecialty.</w:t>
+        <w:t xml:space="preserve">jointly associated with either outcome (offer p = 0.09, wait p = 0.08). In the primary any-offer model the only nominally significant subspecialty contrast was pediatric otolaryngology (OR 2.29 (95% CI 1.09–4.80; p = 0.028)), which did not carry to the with-the-requested-physician outcome or survive multiplicity adjustment. No geographic covariate was associated with either outcome. Appointment offers instead varied clearly by trained caller (joint p = 0.005), clearer statistical evidence of association than subspecialty; conditional wait time was associated with none of caller (p = 0.376), subspecialty, or geography.</w:t>
       </w:r>
     </w:p>
     <w:p>
@@ -168,7 +152,7 @@
         <w:t xml:space="preserve"> </w:t>
       </w:r>
       <w:r>
-        <w:t xml:space="preserve">The clearest finding was attrition along the access pathway: only about half of calls to board-certified otolaryngologists yielded an appointment with the physician sought. Differences by subspecialty and geography were imprecise and not robust. Availability and timeliness are distinct dimensions, and both depended as much on how the request was handled as on where the patient lived.</w:t>
+        <w:t xml:space="preserve">The clearest finding was attrition: only about half of calls to board-certified otolaryngologists yielded an appointment with the physician sought. Whether an appointment was offered varied more clearly by caller than by measured subspecialty or geography, while wait times were not conclusively associated with either. Availability and timeliness are distinct dimensions of access and should be measured separately.</w:t>
       </w:r>
     </w:p>
     <w:p>
@@ -281,7 +265,7 @@
           <w:i/>
           <w:iCs/>
         </w:rPr>
-        <w:t xml:space="preserve">Word count: abstract 279 words; main text 4,623 words (excluding abstract, references, tables, and figure legends). Tables: 2 main and 18 supplementary (S1–S15, with S4/S12/S14 sub-parts). Figures: 2 main and 7 supplementary (S1–S6, with S4a/S4b).</w:t>
+        <w:t xml:space="preserve">Word count: abstract 281 words; main text 4,810 words (excluding abstract, references, tables, and figure legends). Tables: 2 main and 18 supplementary (S1–S15, with S4/S12/S14 sub-parts). Figures: 2 main and 7 supplementary (S1–S6, with S4a/S4b).</w:t>
       </w:r>
     </w:p>
     <w:bookmarkEnd w:id="20"/>
@@ -1093,23 +1077,7 @@
         <w:pStyle w:val="FirstParagraph"/>
       </w:pPr>
       <w:r>
-        <w:t xml:space="preserve">The sample size was fixed</w:t>
-      </w:r>
-      <w:r>
-        <w:t xml:space="preserve"> </w:t>
-      </w:r>
-      <w:r>
-        <w:rPr>
-          <w:i/>
-          <w:iCs/>
-        </w:rPr>
-        <w:t xml:space="preserve">a priori</w:t>
-      </w:r>
-      <w:r>
-        <w:t xml:space="preserve"> </w:t>
-      </w:r>
-      <w:r>
-        <w:t xml:space="preserve">by a call budget of 800, with the rural-versus-urban difference in business-day wait time as the primary contrast. The power analysis was pre-specified before data collection and implemented in a purpose-built simulation application. Its assumptions were anchored to empirical data rather than convention: the expected rural wait penalty, the negative binomial dispersion (φ = 1.7), and the state-level intraclass correlation (ICC = 0.08) were estimated by pooling 273 rural otolaryngology observations from two published access series</w:t>
+        <w:t xml:space="preserve">The power analysis was pre-specified before data collection, implemented in a purpose-built simulation application, and targeted 800 completed calls with the rural-versus-urban difference in business-day wait time as the primary contrast; to allow for incomplete calls, we sampled 960 physicians (480 urban and 480 rural), anticipating roughly 20% attrition to leave approximately 800 analyzable calls. Its assumptions were anchored to empirical data rather than convention: the expected rural wait penalty, the negative binomial dispersion (φ = 1.7), and the state-level intraclass correlation (ICC = 0.08) were estimated by pooling 273 rural otolaryngology observations from two published access series</w:t>
       </w:r>
       <w:hyperlink w:anchor="ref-corbisiero2024">
         <w:r>
@@ -1136,7 +1104,7 @@
         </w:r>
       </w:hyperlink>
       <w:r>
-        <w:t xml:space="preserve">. Under these assumptions and a two-sided α = 0.05, an 800-call budget provided greater than 99% power to detect the anticipated eight-business-day rural–urban gap; the minimum detectable difference at 90% power was approximately six business days. The design was robust to two realistic threats: after a 20% non-response buffer (analyzable n ≈ 640) power remained near 98%, and although a balanced 50/50 rural/urban allocation was optimal, sampling at the natural rural prevalence (~15%) still yielded 83% power. A balanced urban/rural allocation was therefore targeted. The realized dispersion (φ = 6.22) substantially exceeded the planned value, reducing achieved power relative to plan; the resulting reconciliation is reported in the</w:t>
+        <w:t xml:space="preserve">. Under these assumptions and a two-sided α = 0.05, 800 completed calls provided greater than 99% power to detect the anticipated eight-business-day rural–urban gap; the minimum detectable difference at 90% power was approximately six business days. The design was robust to two realistic threats: after a 20% non-response buffer (analyzable n ≈ 640) power remained near 98%, and although a balanced 50/50 rural/urban allocation was optimal, an unbalanced allocation at the ~15% rural prevalence reported in those source datasets still yielded 83% power. Rural otolaryngologists were in fact even scarcer in the present frame (791 of 11,333; 7.0%), so an unbalanced natural-prevalence sample would have produced very few rural calls; we therefore over-sampled rural physicians to the balanced 50/50 design. The realized dispersion (φ = 6.22) substantially exceeded the planned value, reducing achieved power relative to plan; the resulting reconciliation is reported in the</w:t>
       </w:r>
       <w:r>
         <w:t xml:space="preserve"> </w:t>
@@ -1177,7 +1145,7 @@
         <w:pStyle w:val="FirstParagraph"/>
       </w:pPr>
       <w:r>
-        <w:t xml:space="preserve">Callers placed 960 calls; 749 (78.0%) were completed, of which 731 had a determinable subspecialty and formed the analytic sample. Any new-patient appointment was offered in 436 of 731 (59.6%; 60.1% when design-weighted to the frame’s rural prevalence), but only 370 (50.6%) were with the specific physician requested; the median next-available wait among offers was 14 business days (IQR 5–30). Because the 229 calls that were incomplete or of undetermined subspecialty were excluded, and incompleteness may itself represent an access barrier, we bounded its effect: even if none of the 211 incomplete calls would have produced an offer, the offer rate would be 46%, and if all had, 69%. Sample characteristics are shown in</w:t>
+        <w:t xml:space="preserve">Callers placed 960 calls; 749 (78.0%) were completed, of which 731 had a determinable subspecialty and formed the analytic sample. Any new-patient appointment was offered in 436 of 731 (59.6%; 60.1% when design-weighted to the frame’s rural prevalence), but only 370 (50.6%) were with the specific physician requested; the median next-available wait among offers was 14 business days (IQR 5–30). Of the 960 physicians sampled, 731 yielded a complete call with a determinable subspecialty; a further 18 calls were completed but the subspecialty could not be determined (all 18 were no-offer), and 211 calls were incomplete. Because incompleteness may itself represent an access barrier, we bounded its effect on the overall offer rate across all 960 sampled physicians: 45% if none of the 211 incomplete calls would have produced an offer and 67% if all would have. Sample characteristics are shown in</w:t>
       </w:r>
       <w:r>
         <w:t xml:space="preserve"> </w:t>
@@ -8524,7 +8492,7 @@
         <w:pStyle w:val="BodyText"/>
       </w:pPr>
       <w:r>
-        <w:t xml:space="preserve">By contrast, the</w:t>
+        <w:t xml:space="preserve">By contrast, whether an appointment was offered was</w:t>
       </w:r>
       <w:r>
         <w:t xml:space="preserve"> </w:t>
@@ -8534,13 +8502,13 @@
           <w:b/>
           <w:bCs/>
         </w:rPr>
-        <w:t xml:space="preserve">trained caller was jointly associated</w:t>
+        <w:t xml:space="preserve">jointly associated with the trained caller</w:t>
       </w:r>
       <w:r>
         <w:t xml:space="preserve"> </w:t>
       </w:r>
       <w:r>
-        <w:t xml:space="preserve">with whether an appointment was offered (χ² = 18.6, df = 6, p = 0.005;</w:t>
+        <w:t xml:space="preserve">(χ² = 18.6, df = 6, p = 0.005;</w:t>
       </w:r>
       <w:r>
         <w:t xml:space="preserve"> </w:t>
@@ -8553,7 +8521,7 @@
         <w:t xml:space="preserve">Table S12</w:t>
       </w:r>
       <w:r>
-        <w:t xml:space="preserve">), a stronger association than the subspecialty factor as a whole. 5 callers had roughly two-fold higher adjusted odds of an offer than the reference caller (OR 1.9 to 2.3). Callers were well balanced across subspecialty and rurality (caller × subspecialty and caller × rurality χ² both non-significant;</w:t>
+        <w:t xml:space="preserve">), which showed clearer statistical evidence of association than the subspecialty factor. 5 callers had roughly two-fold higher adjusted odds of an offer than the reference caller (OR 1.9 to 2.3). This is unlikely to be a confounded exposure: the callers’ caseloads were balanced across subspecialty and rurality (Monte Carlo χ² tests, caller × subspecialty p = 0.92, caller × rurality p = 0.28; full distribution in</w:t>
       </w:r>
       <w:r>
         <w:t xml:space="preserve"> </w:t>
@@ -8566,7 +8534,7 @@
         <w:t xml:space="preserve">Table S12c</w:t>
       </w:r>
       <w:r>
-        <w:t xml:space="preserve">), so this is unlikely to be a confounded exposure and is most consistent with encounter-level implementation, how the identical script was delivered and how ambiguous responses were recorded, although unmeasured differences in call timing cannot be fully excluded. Either way, it bounds how finely a single simulated call can resolve true differences between practices.</w:t>
+        <w:t xml:space="preserve">). The pattern is most consistent with encounter-level implementation, how the identical script was delivered and how ambiguous responses were recorded, although unmeasured differences in call timing cannot be fully excluded, and it bounds how finely a single simulated call can resolve true differences between practices. The caller association was specific to obtaining an offer; conditional wait time was not associated with caller (χ² = 6.4, df = 6, p = 0.376).</w:t>
       </w:r>
     </w:p>
     <w:bookmarkEnd w:id="29"/>
@@ -13302,13 +13270,13 @@
           <w:b/>
           <w:bCs/>
         </w:rPr>
-        <w:t xml:space="preserve">the apparent subspecialty and geographic differences did not survive formal testing, and encounter-level implementation was more strongly associated with access than either.</w:t>
+        <w:t xml:space="preserve">the apparent subspecialty and geographic differences did not survive formal testing, and encounter-level implementation showed clearer evidence of association with obtaining an offer than either.</w:t>
       </w:r>
       <w:r>
         <w:t xml:space="preserve"> </w:t>
       </w:r>
       <w:r>
-        <w:t xml:space="preserve">No subspecialty was jointly associated with access or timeliness; the single nominally significant contrast (pediatric otolaryngology for any offer) did not carry to the stricter with-the-requested-physician outcome (under which a different subspecialty was instead nominally significant) or to Tukey adjustment, and although its magnitude was stable across leave-one-caller-out refits its nominal significance and the joint subspecialty test were sensitive to which caller was excluded. By contrast, the caller factor was itself jointly significant (χ² = 18.6, df = 6, p = 0.005), a stronger and formally supported association than the subspecialty factor, with individual callers differing roughly two-fold in the odds of obtaining an offer. Because each subspecialty was also tied to its own clinical vignette, any subspecialty difference additionally confounds the clinical scenario, and cannot be attributed to the physician’s subspecialty alone. We therefore do not interpret subspecialty or geography as determinants of access. The null contextual findings argue against a simple supply-gradient model but are also compatible with the study being underpowered for modest gradients, particularly in the sparse rural stratum; absence of evidence here is not evidence of absence. Distinguishing this</w:t>
+        <w:t xml:space="preserve">No subspecialty was jointly associated with access or timeliness; the single nominally significant contrast (pediatric otolaryngology for any offer) did not carry to the stricter with-the-requested-physician outcome (under which a different subspecialty was instead nominally significant) or to Tukey adjustment, and although its magnitude was stable across leave-one-caller-out refits its nominal significance and the joint subspecialty test were sensitive to which caller was excluded. By contrast, the caller factor was jointly significant for obtaining an offer (χ² = 18.6, df = 6, p = 0.005), clearer statistical evidence of association than the subspecialty factor, with individual callers differing roughly two-fold in the odds of an offer; the caller association was specific to the offer and absent for conditional wait time (χ² = 6.4, df = 6, p = 0.376). We do not read the caller differences as effect magnitudes to be compared with the subspecialty coefficients, only as evidence that how a single call is conducted materially shapes the measured offer. Because each subspecialty was also tied to its own clinical vignette, any subspecialty difference additionally confounds the clinical scenario, and cannot be attributed to the physician’s subspecialty alone. We therefore do not interpret subspecialty or geography as determinants of access. The null contextual findings argue against a simple supply-gradient model but are also compatible with the study being underpowered for modest gradients, particularly in the sparse rural stratum; absence of evidence here is not evidence of absence. Distinguishing this</w:t>
       </w:r>
       <w:r>
         <w:t xml:space="preserve"> </w:t>
@@ -13402,7 +13370,7 @@
         </w:r>
       </w:hyperlink>
       <w:r>
-        <w:t xml:space="preserve">. The realized sample achieved the pre-specified, near-optimal urban/rural balance (approximately 50/50 under the RUCA 1–3 vs 4–10 dichotomy) and exceeded the planned call budget. Of the 436 offers, 10 lacked an analyzable next-available date, 9 never recorded and one with an implausible appointment year (a wait exceeding two years from a data-entry error), leaving 426 waits. The study was modestly underpowered for its primary rural-versus-urban timeliness contrast, and the realized negative-binomial dispersion (φ = 6.22) substantially exceeded the planned value, further reducing power; the observed rural–urban difference was small (about two business days) and non-significant, and its confidence interval (Table 2) conveys the remaining uncertainty. Each physician was contacted once, precluding within-physician inference; each call captured the response of a single office representative, whose account may not reflect the practice’s full scheduling behavior; contextual covariates were linked at the ZIP-code or county level and thus approximate a practice’s true environment; patient insurance was held constant (not varied) in this phase; and appointment availability reflects a single point in time. Several further limitations temper the subspecialty and geographic comparisons. Because each subspecialty was approached with its own clinically appropriate vignette (differing in patient age, urgency, and cancer risk), the requested subspecialty is confounded with the clinical scenario and cannot be isolated as a property of the physician; sleep-medicine physicians, moreover, were approached with the general script. Several subspecialty strata were sparse (for example, only 13 laryngology and 16 sleep physicians, with correspondingly few rural observations), limiting power for subspecialty-specific and subspecialty-by-rurality contrasts and making those estimates unstable. The caller factor was jointly significant and more strongly associated with obtaining an offer than subspecialty (</w:t>
+        <w:t xml:space="preserve">. The realized sample achieved the pre-specified, near-optimal urban/rural balance (approximately 50/50 under the RUCA 1–3 vs 4–10 dichotomy) and exceeded the planned call budget. Of the 436 offers, 10 lacked an analyzable next-available date, 9 never recorded and one with an implausible appointment year (a wait exceeding two years from a data-entry error), leaving 426 waits. The study was modestly underpowered for its primary rural-versus-urban timeliness contrast, and the realized negative-binomial dispersion (φ = 6.22) substantially exceeded the planned value, further reducing power; the observed rural–urban difference was small (about two business days) and non-significant, and its confidence interval (Table 2) conveys the remaining uncertainty. Each physician was contacted once, precluding within-physician inference; each call captured the response of a single office representative, whose account may not reflect the practice’s full scheduling behavior; contextual covariates were linked at the ZIP-code or county level and thus approximate a practice’s true environment; patient insurance was held constant (not varied) in this phase; and appointment availability reflects a single point in time. Several further limitations temper the subspecialty and geographic comparisons. Because each subspecialty was approached with its own clinically appropriate vignette (differing in patient age, urgency, and cancer risk), the requested subspecialty is confounded with the clinical scenario and cannot be isolated as a property of the physician; sleep-medicine physicians, moreover, were approached with the general script. Several subspecialty strata were sparse (for example, only 13 laryngology and 16 sleep physicians, with correspondingly few rural observations), limiting power for subspecialty-specific and subspecialty-by-rurality contrasts and making those estimates unstable. The caller factor was jointly significant for obtaining an offer, with clearer statistical evidence of association than subspecialty (</w:t>
       </w:r>
       <w:r>
         <w:rPr>
@@ -13412,6 +13380,19 @@
         <w:t xml:space="preserve">Table S12</w:t>
       </w:r>
       <w:r>
+        <w:t xml:space="preserve">,</w:t>
+      </w:r>
+      <w:r>
+        <w:t xml:space="preserve"> </w:t>
+      </w:r>
+      <w:r>
+        <w:rPr>
+          <w:b/>
+          <w:bCs/>
+        </w:rPr>
+        <w:t xml:space="preserve">S14b</w:t>
+      </w:r>
+      <w:r>
         <w:t xml:space="preserve">); because callers were well balanced across subspecialty and rurality (</w:t>
       </w:r>
       <w:r>
@@ -13422,7 +13403,7 @@
         <w:t xml:space="preserve">Table S12c</w:t>
       </w:r>
       <w:r>
-        <w:t xml:space="preserve">), this most likely reflects encounter-level implementation rather than a confounded exposure, though unmeasured differences in call timing cannot be excluded, and it cautions against over-interpreting modest between-practice differences from a single call. Although the sample spanned 48 states, it was drawn with a deliberate 50/50 rural/urban over-sample rather than in proportion to the workforce (which is ~93% urban); design-weighting to the frame’s rural prevalence changed the offer rate only marginally (</w:t>
+        <w:t xml:space="preserve">), this most likely reflects encounter-level implementation rather than a confounded exposure, though unmeasured differences in call timing cannot be excluded, and it cautions against over-interpreting modest between-practice differences from a single call. Drop-one likelihood-ratio statistics with differing degrees of freedom index the strength of statistical evidence, not comparative effect magnitude, and we interpret them accordingly. Although the sample spanned 48 states, it was drawn with a deliberate 50/50 rural/urban over-sample rather than in proportion to the workforce (which is ~93% urban); design-weighting to the frame’s rural prevalence changed the offer rate only marginally (</w:t>
       </w:r>
       <w:r>
         <w:rPr>
@@ -13728,38 +13709,6 @@
           <w:bCs/>
         </w:rPr>
         <w:t xml:space="preserve">Figure 1. Participant flow (STROBE).</w:t>
-      </w:r>
-      <w:r>
-        <w:t xml:space="preserve"> </w:t>
-      </w:r>
-      <w:r>
-        <w:rPr>
-          <w:i/>
-          <w:iCs/>
-        </w:rPr>
-        <w:t xml:space="preserve">Generated with</w:t>
-      </w:r>
-      <w:r>
-        <w:rPr>
-          <w:i/>
-          <w:iCs/>
-        </w:rPr>
-        <w:t xml:space="preserve"> </w:t>
-      </w:r>
-      <w:r>
-        <w:rPr>
-          <w:rStyle w:val="VerbatimChar"/>
-          <w:i/>
-          <w:iCs/>
-        </w:rPr>
-        <w:t xml:space="preserve">mysterycall_strobe_flow()</w:t>
-      </w:r>
-      <w:r>
-        <w:rPr>
-          <w:i/>
-          <w:iCs/>
-        </w:rPr>
-        <w:t xml:space="preserve">.</w:t>
       </w:r>
     </w:p>
     <w:p>
@@ -22523,7 +22472,7 @@
               <w:jc w:val="right"/>
             </w:pPr>
             <w:r>
-              <w:t xml:space="preserve">58</w:t>
+              <w:t xml:space="preserve">54</w:t>
             </w:r>
           </w:p>
         </w:tc>
@@ -22547,7 +22496,7 @@
               <w:jc w:val="right"/>
             </w:pPr>
             <w:r>
-              <w:t xml:space="preserve">13.3</w:t>
+              <w:t xml:space="preserve">12.4</w:t>
             </w:r>
           </w:p>
         </w:tc>
@@ -22610,6 +22559,68 @@
             </w:pPr>
             <w:r>
               <w:t xml:space="preserve">2.1</w:t>
+            </w:r>
+          </w:p>
+        </w:tc>
+      </w:tr>
+      <w:tr>
+        <w:tc>
+          <w:tcPr/>
+          <w:p>
+            <w:pPr>
+              <w:pStyle w:val="Compact"/>
+              <w:jc w:val="left"/>
+            </w:pPr>
+            <w:r>
+              <w:t xml:space="preserve">Whom the appointment was with (% of offers)</w:t>
+            </w:r>
+          </w:p>
+        </w:tc>
+        <w:tc>
+          <w:tcPr/>
+          <w:p>
+            <w:pPr>
+              <w:pStyle w:val="Compact"/>
+              <w:jc w:val="left"/>
+            </w:pPr>
+            <w:r>
+              <w:t xml:space="preserve">Provider type not recorded</w:t>
+            </w:r>
+          </w:p>
+        </w:tc>
+        <w:tc>
+          <w:tcPr/>
+          <w:p>
+            <w:pPr>
+              <w:pStyle w:val="Compact"/>
+              <w:jc w:val="right"/>
+            </w:pPr>
+            <w:r>
+              <w:t xml:space="preserve">3</w:t>
+            </w:r>
+          </w:p>
+        </w:tc>
+        <w:tc>
+          <w:tcPr/>
+          <w:p>
+            <w:pPr>
+              <w:pStyle w:val="Compact"/>
+              <w:jc w:val="right"/>
+            </w:pPr>
+            <w:r>
+              <w:t xml:space="preserve">436</w:t>
+            </w:r>
+          </w:p>
+        </w:tc>
+        <w:tc>
+          <w:tcPr/>
+          <w:p>
+            <w:pPr>
+              <w:pStyle w:val="Compact"/>
+              <w:jc w:val="right"/>
+            </w:pPr>
+            <w:r>
+              <w:t xml:space="preserve">0.7</w:t>
             </w:r>
           </w:p>
         </w:tc>
@@ -22621,7 +22632,7 @@
         <w:pStyle w:val="TableCaption"/>
       </w:pPr>
       <w:r>
-        <w:t xml:space="preserve">Table S11. Practice-clustering sensitivity: CBSA-only vs. CBSA + practice-telephone random intercept vs. one-call-per-telephone.</w:t>
+        <w:t xml:space="preserve">Table S11. Practice-clustering sensitivity: CBSA-only vs. CBSA + practice-telephone random intercept vs. one-call-per-telephone. The one-call-per-telephone analysis retains 686 observations (670 distinct telephone numbers plus 16 calls with no recorded number, each kept as a unique observation); the joint subspecialty p-value is not defined (NA) for the added-random-intercept model because it is not a nested single-factor comparison.</w:t>
       </w:r>
     </w:p>
     <w:tbl>
@@ -22630,7 +22641,7 @@
         <w:tblW w:type="pct" w:w="5000"/>
         <w:tblLayout w:type="fixed"/>
         <w:tblLook w:firstRow="1" w:lastRow="0" w:firstColumn="0" w:lastColumn="0" w:noHBand="0" w:noVBand="0" w:val="0020"/>
-        <w:tblCaption w:val="Table S11. Practice-clustering sensitivity: CBSA-only vs. CBSA + practice-telephone random intercept vs. one-call-per-telephone."/>
+        <w:tblCaption w:val="Table S11. Practice-clustering sensitivity: CBSA-only vs. CBSA + practice-telephone random intercept vs. one-call-per-telephone. The one-call-per-telephone analysis retains 686 observations (670 distinct telephone numbers plus 16 calls with no recorded number, each kept as a unique observation); the joint subspecialty p-value is not defined (NA) for the added-random-intercept model because it is not a nested single-factor comparison."/>
       </w:tblPr>
       <w:tblGrid>
         <w:gridCol w:w="2225"/>
@@ -23761,7 +23772,7 @@
         <w:pStyle w:val="TableCaption"/>
       </w:pPr>
       <w:r>
-        <w:t xml:space="preserve">Table S12c. Balance of trained callers across rurality, subspecialty, and region.</w:t>
+        <w:t xml:space="preserve">Table S12c. Full distribution of each trained caller’s caseload across subspecialties (counts), with per-caller N and percent rural; caller × subspecialty and caller × rurality independence were tested by Monte Carlo χ² (10,000 replicates) because several cells are sparse (Table S12c, tests).</w:t>
       </w:r>
     </w:p>
     <w:tbl>
@@ -23770,15 +23781,20 @@
         <w:tblW w:type="pct" w:w="5000"/>
         <w:tblLayout w:type="fixed"/>
         <w:tblLook w:firstRow="1" w:lastRow="0" w:firstColumn="0" w:lastColumn="0" w:noHBand="0" w:noVBand="0" w:val="0020"/>
-        <w:tblCaption w:val="Table S12c. Balance of trained callers across rurality, subspecialty, and region."/>
+        <w:tblCaption w:val="Table S12c. Full distribution of each trained caller’s caseload across subspecialties (counts), with per-caller N and percent rural; caller × subspecialty and caller × rurality independence were tested by Monte Carlo χ² (10,000 replicates) because several cells are sparse (Table S12c, tests)."/>
       </w:tblPr>
       <w:tblGrid>
-        <w:gridCol w:w="770"/>
-        <w:gridCol w:w="440"/>
-        <w:gridCol w:w="880"/>
-        <w:gridCol w:w="1320"/>
-        <w:gridCol w:w="2640"/>
-        <w:gridCol w:w="1870"/>
+        <w:gridCol w:w="450"/>
+        <w:gridCol w:w="515"/>
+        <w:gridCol w:w="1030"/>
+        <w:gridCol w:w="1352"/>
+        <w:gridCol w:w="772"/>
+        <w:gridCol w:w="1287"/>
+        <w:gridCol w:w="708"/>
+        <w:gridCol w:w="643"/>
+        <w:gridCol w:w="386"/>
+        <w:gridCol w:w="257"/>
+        <w:gridCol w:w="515"/>
       </w:tblGrid>
       <w:tr>
         <w:trPr>
@@ -23804,6 +23820,102 @@
               <w:jc w:val="right"/>
             </w:pPr>
             <w:r>
+              <w:t xml:space="preserve">General</w:t>
+            </w:r>
+          </w:p>
+        </w:tc>
+        <w:tc>
+          <w:tcPr/>
+          <w:p>
+            <w:pPr>
+              <w:pStyle w:val="Compact"/>
+              <w:jc w:val="right"/>
+            </w:pPr>
+            <w:r>
+              <w:t xml:space="preserve">Facial Plastics</w:t>
+            </w:r>
+          </w:p>
+        </w:tc>
+        <w:tc>
+          <w:tcPr/>
+          <w:p>
+            <w:pPr>
+              <w:pStyle w:val="Compact"/>
+              <w:jc w:val="right"/>
+            </w:pPr>
+            <w:r>
+              <w:t xml:space="preserve">Head and Neck Cancer</w:t>
+            </w:r>
+          </w:p>
+        </w:tc>
+        <w:tc>
+          <w:tcPr/>
+          <w:p>
+            <w:pPr>
+              <w:pStyle w:val="Compact"/>
+              <w:jc w:val="right"/>
+            </w:pPr>
+            <w:r>
+              <w:t xml:space="preserve">Laryngology</w:t>
+            </w:r>
+          </w:p>
+        </w:tc>
+        <w:tc>
+          <w:tcPr/>
+          <w:p>
+            <w:pPr>
+              <w:pStyle w:val="Compact"/>
+              <w:jc w:val="right"/>
+            </w:pPr>
+            <w:r>
+              <w:t xml:space="preserve">Otology/neurotology</w:t>
+            </w:r>
+          </w:p>
+        </w:tc>
+        <w:tc>
+          <w:tcPr/>
+          <w:p>
+            <w:pPr>
+              <w:pStyle w:val="Compact"/>
+              <w:jc w:val="right"/>
+            </w:pPr>
+            <w:r>
+              <w:t xml:space="preserve">Pediatrics</w:t>
+            </w:r>
+          </w:p>
+        </w:tc>
+        <w:tc>
+          <w:tcPr/>
+          <w:p>
+            <w:pPr>
+              <w:pStyle w:val="Compact"/>
+              <w:jc w:val="right"/>
+            </w:pPr>
+            <w:r>
+              <w:t xml:space="preserve">Rhinology</w:t>
+            </w:r>
+          </w:p>
+        </w:tc>
+        <w:tc>
+          <w:tcPr/>
+          <w:p>
+            <w:pPr>
+              <w:pStyle w:val="Compact"/>
+              <w:jc w:val="right"/>
+            </w:pPr>
+            <w:r>
+              <w:t xml:space="preserve">Sleep</w:t>
+            </w:r>
+          </w:p>
+        </w:tc>
+        <w:tc>
+          <w:tcPr/>
+          <w:p>
+            <w:pPr>
+              <w:pStyle w:val="Compact"/>
+              <w:jc w:val="right"/>
+            </w:pPr>
+            <w:r>
               <w:t xml:space="preserve">N</w:t>
             </w:r>
           </w:p>
@@ -23817,42 +23929,6 @@
             </w:pPr>
             <w:r>
               <w:t xml:space="preserve">% rural</w:t>
-            </w:r>
-          </w:p>
-        </w:tc>
-        <w:tc>
-          <w:tcPr/>
-          <w:p>
-            <w:pPr>
-              <w:pStyle w:val="Compact"/>
-              <w:jc w:val="right"/>
-            </w:pPr>
-            <w:r>
-              <w:t xml:space="preserve">% pediatric</w:t>
-            </w:r>
-          </w:p>
-        </w:tc>
-        <w:tc>
-          <w:tcPr/>
-          <w:p>
-            <w:pPr>
-              <w:pStyle w:val="Compact"/>
-              <w:jc w:val="right"/>
-            </w:pPr>
-            <w:r>
-              <w:t xml:space="preserve">Distinct subspecialties</w:t>
-            </w:r>
-          </w:p>
-        </w:tc>
-        <w:tc>
-          <w:tcPr/>
-          <w:p>
-            <w:pPr>
-              <w:pStyle w:val="Compact"/>
-              <w:jc w:val="right"/>
-            </w:pPr>
-            <w:r>
-              <w:t xml:space="preserve">Distinct regions</w:t>
             </w:r>
           </w:p>
         </w:tc>
@@ -23878,6 +23954,102 @@
               <w:jc w:val="right"/>
             </w:pPr>
             <w:r>
+              <w:t xml:space="preserve">129</w:t>
+            </w:r>
+          </w:p>
+        </w:tc>
+        <w:tc>
+          <w:tcPr/>
+          <w:p>
+            <w:pPr>
+              <w:pStyle w:val="Compact"/>
+              <w:jc w:val="right"/>
+            </w:pPr>
+            <w:r>
+              <w:t xml:space="preserve">18</w:t>
+            </w:r>
+          </w:p>
+        </w:tc>
+        <w:tc>
+          <w:tcPr/>
+          <w:p>
+            <w:pPr>
+              <w:pStyle w:val="Compact"/>
+              <w:jc w:val="right"/>
+            </w:pPr>
+            <w:r>
+              <w:t xml:space="preserve">6</w:t>
+            </w:r>
+          </w:p>
+        </w:tc>
+        <w:tc>
+          <w:tcPr/>
+          <w:p>
+            <w:pPr>
+              <w:pStyle w:val="Compact"/>
+              <w:jc w:val="right"/>
+            </w:pPr>
+            <w:r>
+              <w:t xml:space="preserve">5</w:t>
+            </w:r>
+          </w:p>
+        </w:tc>
+        <w:tc>
+          <w:tcPr/>
+          <w:p>
+            <w:pPr>
+              <w:pStyle w:val="Compact"/>
+              <w:jc w:val="right"/>
+            </w:pPr>
+            <w:r>
+              <w:t xml:space="preserve">8</w:t>
+            </w:r>
+          </w:p>
+        </w:tc>
+        <w:tc>
+          <w:tcPr/>
+          <w:p>
+            <w:pPr>
+              <w:pStyle w:val="Compact"/>
+              <w:jc w:val="right"/>
+            </w:pPr>
+            <w:r>
+              <w:t xml:space="preserve">11</w:t>
+            </w:r>
+          </w:p>
+        </w:tc>
+        <w:tc>
+          <w:tcPr/>
+          <w:p>
+            <w:pPr>
+              <w:pStyle w:val="Compact"/>
+              <w:jc w:val="right"/>
+            </w:pPr>
+            <w:r>
+              <w:t xml:space="preserve">6</w:t>
+            </w:r>
+          </w:p>
+        </w:tc>
+        <w:tc>
+          <w:tcPr/>
+          <w:p>
+            <w:pPr>
+              <w:pStyle w:val="Compact"/>
+              <w:jc w:val="right"/>
+            </w:pPr>
+            <w:r>
+              <w:t xml:space="preserve">5</w:t>
+            </w:r>
+          </w:p>
+        </w:tc>
+        <w:tc>
+          <w:tcPr/>
+          <w:p>
+            <w:pPr>
+              <w:pStyle w:val="Compact"/>
+              <w:jc w:val="right"/>
+            </w:pPr>
+            <w:r>
               <w:t xml:space="preserve">188</w:t>
             </w:r>
           </w:p>
@@ -23891,42 +24063,6 @@
             </w:pPr>
             <w:r>
               <w:t xml:space="preserve">43</w:t>
-            </w:r>
-          </w:p>
-        </w:tc>
-        <w:tc>
-          <w:tcPr/>
-          <w:p>
-            <w:pPr>
-              <w:pStyle w:val="Compact"/>
-              <w:jc w:val="right"/>
-            </w:pPr>
-            <w:r>
-              <w:t xml:space="preserve">6</w:t>
-            </w:r>
-          </w:p>
-        </w:tc>
-        <w:tc>
-          <w:tcPr/>
-          <w:p>
-            <w:pPr>
-              <w:pStyle w:val="Compact"/>
-              <w:jc w:val="right"/>
-            </w:pPr>
-            <w:r>
-              <w:t xml:space="preserve">8</w:t>
-            </w:r>
-          </w:p>
-        </w:tc>
-        <w:tc>
-          <w:tcPr/>
-          <w:p>
-            <w:pPr>
-              <w:pStyle w:val="Compact"/>
-              <w:jc w:val="right"/>
-            </w:pPr>
-            <w:r>
-              <w:t xml:space="preserve">8</w:t>
             </w:r>
           </w:p>
         </w:tc>
@@ -23952,6 +24088,102 @@
               <w:jc w:val="right"/>
             </w:pPr>
             <w:r>
+              <w:t xml:space="preserve">79</w:t>
+            </w:r>
+          </w:p>
+        </w:tc>
+        <w:tc>
+          <w:tcPr/>
+          <w:p>
+            <w:pPr>
+              <w:pStyle w:val="Compact"/>
+              <w:jc w:val="right"/>
+            </w:pPr>
+            <w:r>
+              <w:t xml:space="preserve">12</w:t>
+            </w:r>
+          </w:p>
+        </w:tc>
+        <w:tc>
+          <w:tcPr/>
+          <w:p>
+            <w:pPr>
+              <w:pStyle w:val="Compact"/>
+              <w:jc w:val="right"/>
+            </w:pPr>
+            <w:r>
+              <w:t xml:space="preserve">6</w:t>
+            </w:r>
+          </w:p>
+        </w:tc>
+        <w:tc>
+          <w:tcPr/>
+          <w:p>
+            <w:pPr>
+              <w:pStyle w:val="Compact"/>
+              <w:jc w:val="right"/>
+            </w:pPr>
+            <w:r>
+              <w:t xml:space="preserve">4</w:t>
+            </w:r>
+          </w:p>
+        </w:tc>
+        <w:tc>
+          <w:tcPr/>
+          <w:p>
+            <w:pPr>
+              <w:pStyle w:val="Compact"/>
+              <w:jc w:val="right"/>
+            </w:pPr>
+            <w:r>
+              <w:t xml:space="preserve">3</w:t>
+            </w:r>
+          </w:p>
+        </w:tc>
+        <w:tc>
+          <w:tcPr/>
+          <w:p>
+            <w:pPr>
+              <w:pStyle w:val="Compact"/>
+              <w:jc w:val="right"/>
+            </w:pPr>
+            <w:r>
+              <w:t xml:space="preserve">7</w:t>
+            </w:r>
+          </w:p>
+        </w:tc>
+        <w:tc>
+          <w:tcPr/>
+          <w:p>
+            <w:pPr>
+              <w:pStyle w:val="Compact"/>
+              <w:jc w:val="right"/>
+            </w:pPr>
+            <w:r>
+              <w:t xml:space="preserve">2</w:t>
+            </w:r>
+          </w:p>
+        </w:tc>
+        <w:tc>
+          <w:tcPr/>
+          <w:p>
+            <w:pPr>
+              <w:pStyle w:val="Compact"/>
+              <w:jc w:val="right"/>
+            </w:pPr>
+            <w:r>
+              <w:t xml:space="preserve">3</w:t>
+            </w:r>
+          </w:p>
+        </w:tc>
+        <w:tc>
+          <w:tcPr/>
+          <w:p>
+            <w:pPr>
+              <w:pStyle w:val="Compact"/>
+              <w:jc w:val="right"/>
+            </w:pPr>
+            <w:r>
               <w:t xml:space="preserve">116</w:t>
             </w:r>
           </w:p>
@@ -23965,42 +24197,6 @@
             </w:pPr>
             <w:r>
               <w:t xml:space="preserve">50</w:t>
-            </w:r>
-          </w:p>
-        </w:tc>
-        <w:tc>
-          <w:tcPr/>
-          <w:p>
-            <w:pPr>
-              <w:pStyle w:val="Compact"/>
-              <w:jc w:val="right"/>
-            </w:pPr>
-            <w:r>
-              <w:t xml:space="preserve">6</w:t>
-            </w:r>
-          </w:p>
-        </w:tc>
-        <w:tc>
-          <w:tcPr/>
-          <w:p>
-            <w:pPr>
-              <w:pStyle w:val="Compact"/>
-              <w:jc w:val="right"/>
-            </w:pPr>
-            <w:r>
-              <w:t xml:space="preserve">8</w:t>
-            </w:r>
-          </w:p>
-        </w:tc>
-        <w:tc>
-          <w:tcPr/>
-          <w:p>
-            <w:pPr>
-              <w:pStyle w:val="Compact"/>
-              <w:jc w:val="right"/>
-            </w:pPr>
-            <w:r>
-              <w:t xml:space="preserve">8</w:t>
             </w:r>
           </w:p>
         </w:tc>
@@ -24026,6 +24222,102 @@
               <w:jc w:val="right"/>
             </w:pPr>
             <w:r>
+              <w:t xml:space="preserve">51</w:t>
+            </w:r>
+          </w:p>
+        </w:tc>
+        <w:tc>
+          <w:tcPr/>
+          <w:p>
+            <w:pPr>
+              <w:pStyle w:val="Compact"/>
+              <w:jc w:val="right"/>
+            </w:pPr>
+            <w:r>
+              <w:t xml:space="preserve">6</w:t>
+            </w:r>
+          </w:p>
+        </w:tc>
+        <w:tc>
+          <w:tcPr/>
+          <w:p>
+            <w:pPr>
+              <w:pStyle w:val="Compact"/>
+              <w:jc w:val="right"/>
+            </w:pPr>
+            <w:r>
+              <w:t xml:space="preserve">3</w:t>
+            </w:r>
+          </w:p>
+        </w:tc>
+        <w:tc>
+          <w:tcPr/>
+          <w:p>
+            <w:pPr>
+              <w:pStyle w:val="Compact"/>
+              <w:jc w:val="right"/>
+            </w:pPr>
+            <w:r>
+              <w:t xml:space="preserve">0</w:t>
+            </w:r>
+          </w:p>
+        </w:tc>
+        <w:tc>
+          <w:tcPr/>
+          <w:p>
+            <w:pPr>
+              <w:pStyle w:val="Compact"/>
+              <w:jc w:val="right"/>
+            </w:pPr>
+            <w:r>
+              <w:t xml:space="preserve">6</w:t>
+            </w:r>
+          </w:p>
+        </w:tc>
+        <w:tc>
+          <w:tcPr/>
+          <w:p>
+            <w:pPr>
+              <w:pStyle w:val="Compact"/>
+              <w:jc w:val="right"/>
+            </w:pPr>
+            <w:r>
+              <w:t xml:space="preserve">5</w:t>
+            </w:r>
+          </w:p>
+        </w:tc>
+        <w:tc>
+          <w:tcPr/>
+          <w:p>
+            <w:pPr>
+              <w:pStyle w:val="Compact"/>
+              <w:jc w:val="right"/>
+            </w:pPr>
+            <w:r>
+              <w:t xml:space="preserve">3</w:t>
+            </w:r>
+          </w:p>
+        </w:tc>
+        <w:tc>
+          <w:tcPr/>
+          <w:p>
+            <w:pPr>
+              <w:pStyle w:val="Compact"/>
+              <w:jc w:val="right"/>
+            </w:pPr>
+            <w:r>
+              <w:t xml:space="preserve">1</w:t>
+            </w:r>
+          </w:p>
+        </w:tc>
+        <w:tc>
+          <w:tcPr/>
+          <w:p>
+            <w:pPr>
+              <w:pStyle w:val="Compact"/>
+              <w:jc w:val="right"/>
+            </w:pPr>
+            <w:r>
               <w:t xml:space="preserve">75</w:t>
             </w:r>
           </w:p>
@@ -24039,42 +24331,6 @@
             </w:pPr>
             <w:r>
               <w:t xml:space="preserve">47</w:t>
-            </w:r>
-          </w:p>
-        </w:tc>
-        <w:tc>
-          <w:tcPr/>
-          <w:p>
-            <w:pPr>
-              <w:pStyle w:val="Compact"/>
-              <w:jc w:val="right"/>
-            </w:pPr>
-            <w:r>
-              <w:t xml:space="preserve">7</w:t>
-            </w:r>
-          </w:p>
-        </w:tc>
-        <w:tc>
-          <w:tcPr/>
-          <w:p>
-            <w:pPr>
-              <w:pStyle w:val="Compact"/>
-              <w:jc w:val="right"/>
-            </w:pPr>
-            <w:r>
-              <w:t xml:space="preserve">7</w:t>
-            </w:r>
-          </w:p>
-        </w:tc>
-        <w:tc>
-          <w:tcPr/>
-          <w:p>
-            <w:pPr>
-              <w:pStyle w:val="Compact"/>
-              <w:jc w:val="right"/>
-            </w:pPr>
-            <w:r>
-              <w:t xml:space="preserve">8</w:t>
             </w:r>
           </w:p>
         </w:tc>
@@ -24100,6 +24356,102 @@
               <w:jc w:val="right"/>
             </w:pPr>
             <w:r>
+              <w:t xml:space="preserve">73</w:t>
+            </w:r>
+          </w:p>
+        </w:tc>
+        <w:tc>
+          <w:tcPr/>
+          <w:p>
+            <w:pPr>
+              <w:pStyle w:val="Compact"/>
+              <w:jc w:val="right"/>
+            </w:pPr>
+            <w:r>
+              <w:t xml:space="preserve">8</w:t>
+            </w:r>
+          </w:p>
+        </w:tc>
+        <w:tc>
+          <w:tcPr/>
+          <w:p>
+            <w:pPr>
+              <w:pStyle w:val="Compact"/>
+              <w:jc w:val="right"/>
+            </w:pPr>
+            <w:r>
+              <w:t xml:space="preserve">4</w:t>
+            </w:r>
+          </w:p>
+        </w:tc>
+        <w:tc>
+          <w:tcPr/>
+          <w:p>
+            <w:pPr>
+              <w:pStyle w:val="Compact"/>
+              <w:jc w:val="right"/>
+            </w:pPr>
+            <w:r>
+              <w:t xml:space="preserve">1</w:t>
+            </w:r>
+          </w:p>
+        </w:tc>
+        <w:tc>
+          <w:tcPr/>
+          <w:p>
+            <w:pPr>
+              <w:pStyle w:val="Compact"/>
+              <w:jc w:val="right"/>
+            </w:pPr>
+            <w:r>
+              <w:t xml:space="preserve">4</w:t>
+            </w:r>
+          </w:p>
+        </w:tc>
+        <w:tc>
+          <w:tcPr/>
+          <w:p>
+            <w:pPr>
+              <w:pStyle w:val="Compact"/>
+              <w:jc w:val="right"/>
+            </w:pPr>
+            <w:r>
+              <w:t xml:space="preserve">11</w:t>
+            </w:r>
+          </w:p>
+        </w:tc>
+        <w:tc>
+          <w:tcPr/>
+          <w:p>
+            <w:pPr>
+              <w:pStyle w:val="Compact"/>
+              <w:jc w:val="right"/>
+            </w:pPr>
+            <w:r>
+              <w:t xml:space="preserve">5</w:t>
+            </w:r>
+          </w:p>
+        </w:tc>
+        <w:tc>
+          <w:tcPr/>
+          <w:p>
+            <w:pPr>
+              <w:pStyle w:val="Compact"/>
+              <w:jc w:val="right"/>
+            </w:pPr>
+            <w:r>
+              <w:t xml:space="preserve">5</w:t>
+            </w:r>
+          </w:p>
+        </w:tc>
+        <w:tc>
+          <w:tcPr/>
+          <w:p>
+            <w:pPr>
+              <w:pStyle w:val="Compact"/>
+              <w:jc w:val="right"/>
+            </w:pPr>
+            <w:r>
               <w:t xml:space="preserve">111</w:t>
             </w:r>
           </w:p>
@@ -24113,42 +24465,6 @@
             </w:pPr>
             <w:r>
               <w:t xml:space="preserve">53</w:t>
-            </w:r>
-          </w:p>
-        </w:tc>
-        <w:tc>
-          <w:tcPr/>
-          <w:p>
-            <w:pPr>
-              <w:pStyle w:val="Compact"/>
-              <w:jc w:val="right"/>
-            </w:pPr>
-            <w:r>
-              <w:t xml:space="preserve">10</w:t>
-            </w:r>
-          </w:p>
-        </w:tc>
-        <w:tc>
-          <w:tcPr/>
-          <w:p>
-            <w:pPr>
-              <w:pStyle w:val="Compact"/>
-              <w:jc w:val="right"/>
-            </w:pPr>
-            <w:r>
-              <w:t xml:space="preserve">8</w:t>
-            </w:r>
-          </w:p>
-        </w:tc>
-        <w:tc>
-          <w:tcPr/>
-          <w:p>
-            <w:pPr>
-              <w:pStyle w:val="Compact"/>
-              <w:jc w:val="right"/>
-            </w:pPr>
-            <w:r>
-              <w:t xml:space="preserve">8</w:t>
             </w:r>
           </w:p>
         </w:tc>
@@ -24174,6 +24490,102 @@
               <w:jc w:val="right"/>
             </w:pPr>
             <w:r>
+              <w:t xml:space="preserve">76</w:t>
+            </w:r>
+          </w:p>
+        </w:tc>
+        <w:tc>
+          <w:tcPr/>
+          <w:p>
+            <w:pPr>
+              <w:pStyle w:val="Compact"/>
+              <w:jc w:val="right"/>
+            </w:pPr>
+            <w:r>
+              <w:t xml:space="preserve">15</w:t>
+            </w:r>
+          </w:p>
+        </w:tc>
+        <w:tc>
+          <w:tcPr/>
+          <w:p>
+            <w:pPr>
+              <w:pStyle w:val="Compact"/>
+              <w:jc w:val="right"/>
+            </w:pPr>
+            <w:r>
+              <w:t xml:space="preserve">3</w:t>
+            </w:r>
+          </w:p>
+        </w:tc>
+        <w:tc>
+          <w:tcPr/>
+          <w:p>
+            <w:pPr>
+              <w:pStyle w:val="Compact"/>
+              <w:jc w:val="right"/>
+            </w:pPr>
+            <w:r>
+              <w:t xml:space="preserve">2</w:t>
+            </w:r>
+          </w:p>
+        </w:tc>
+        <w:tc>
+          <w:tcPr/>
+          <w:p>
+            <w:pPr>
+              <w:pStyle w:val="Compact"/>
+              <w:jc w:val="right"/>
+            </w:pPr>
+            <w:r>
+              <w:t xml:space="preserve">5</w:t>
+            </w:r>
+          </w:p>
+        </w:tc>
+        <w:tc>
+          <w:tcPr/>
+          <w:p>
+            <w:pPr>
+              <w:pStyle w:val="Compact"/>
+              <w:jc w:val="right"/>
+            </w:pPr>
+            <w:r>
+              <w:t xml:space="preserve">4</w:t>
+            </w:r>
+          </w:p>
+        </w:tc>
+        <w:tc>
+          <w:tcPr/>
+          <w:p>
+            <w:pPr>
+              <w:pStyle w:val="Compact"/>
+              <w:jc w:val="right"/>
+            </w:pPr>
+            <w:r>
+              <w:t xml:space="preserve">2</w:t>
+            </w:r>
+          </w:p>
+        </w:tc>
+        <w:tc>
+          <w:tcPr/>
+          <w:p>
+            <w:pPr>
+              <w:pStyle w:val="Compact"/>
+              <w:jc w:val="right"/>
+            </w:pPr>
+            <w:r>
+              <w:t xml:space="preserve">1</w:t>
+            </w:r>
+          </w:p>
+        </w:tc>
+        <w:tc>
+          <w:tcPr/>
+          <w:p>
+            <w:pPr>
+              <w:pStyle w:val="Compact"/>
+              <w:jc w:val="right"/>
+            </w:pPr>
+            <w:r>
               <w:t xml:space="preserve">108</w:t>
             </w:r>
           </w:p>
@@ -24187,42 +24599,6 @@
             </w:pPr>
             <w:r>
               <w:t xml:space="preserve">53</w:t>
-            </w:r>
-          </w:p>
-        </w:tc>
-        <w:tc>
-          <w:tcPr/>
-          <w:p>
-            <w:pPr>
-              <w:pStyle w:val="Compact"/>
-              <w:jc w:val="right"/>
-            </w:pPr>
-            <w:r>
-              <w:t xml:space="preserve">4</w:t>
-            </w:r>
-          </w:p>
-        </w:tc>
-        <w:tc>
-          <w:tcPr/>
-          <w:p>
-            <w:pPr>
-              <w:pStyle w:val="Compact"/>
-              <w:jc w:val="right"/>
-            </w:pPr>
-            <w:r>
-              <w:t xml:space="preserve">8</w:t>
-            </w:r>
-          </w:p>
-        </w:tc>
-        <w:tc>
-          <w:tcPr/>
-          <w:p>
-            <w:pPr>
-              <w:pStyle w:val="Compact"/>
-              <w:jc w:val="right"/>
-            </w:pPr>
-            <w:r>
-              <w:t xml:space="preserve">8</w:t>
             </w:r>
           </w:p>
         </w:tc>
@@ -24248,6 +24624,102 @@
               <w:jc w:val="right"/>
             </w:pPr>
             <w:r>
+              <w:t xml:space="preserve">9</w:t>
+            </w:r>
+          </w:p>
+        </w:tc>
+        <w:tc>
+          <w:tcPr/>
+          <w:p>
+            <w:pPr>
+              <w:pStyle w:val="Compact"/>
+              <w:jc w:val="right"/>
+            </w:pPr>
+            <w:r>
+              <w:t xml:space="preserve">2</w:t>
+            </w:r>
+          </w:p>
+        </w:tc>
+        <w:tc>
+          <w:tcPr/>
+          <w:p>
+            <w:pPr>
+              <w:pStyle w:val="Compact"/>
+              <w:jc w:val="right"/>
+            </w:pPr>
+            <w:r>
+              <w:t xml:space="preserve">1</w:t>
+            </w:r>
+          </w:p>
+        </w:tc>
+        <w:tc>
+          <w:tcPr/>
+          <w:p>
+            <w:pPr>
+              <w:pStyle w:val="Compact"/>
+              <w:jc w:val="right"/>
+            </w:pPr>
+            <w:r>
+              <w:t xml:space="preserve">0</w:t>
+            </w:r>
+          </w:p>
+        </w:tc>
+        <w:tc>
+          <w:tcPr/>
+          <w:p>
+            <w:pPr>
+              <w:pStyle w:val="Compact"/>
+              <w:jc w:val="right"/>
+            </w:pPr>
+            <w:r>
+              <w:t xml:space="preserve">0</w:t>
+            </w:r>
+          </w:p>
+        </w:tc>
+        <w:tc>
+          <w:tcPr/>
+          <w:p>
+            <w:pPr>
+              <w:pStyle w:val="Compact"/>
+              <w:jc w:val="right"/>
+            </w:pPr>
+            <w:r>
+              <w:t xml:space="preserve">1</w:t>
+            </w:r>
+          </w:p>
+        </w:tc>
+        <w:tc>
+          <w:tcPr/>
+          <w:p>
+            <w:pPr>
+              <w:pStyle w:val="Compact"/>
+              <w:jc w:val="right"/>
+            </w:pPr>
+            <w:r>
+              <w:t xml:space="preserve">0</w:t>
+            </w:r>
+          </w:p>
+        </w:tc>
+        <w:tc>
+          <w:tcPr/>
+          <w:p>
+            <w:pPr>
+              <w:pStyle w:val="Compact"/>
+              <w:jc w:val="right"/>
+            </w:pPr>
+            <w:r>
+              <w:t xml:space="preserve">0</w:t>
+            </w:r>
+          </w:p>
+        </w:tc>
+        <w:tc>
+          <w:tcPr/>
+          <w:p>
+            <w:pPr>
+              <w:pStyle w:val="Compact"/>
+              <w:jc w:val="right"/>
+            </w:pPr>
+            <w:r>
               <w:t xml:space="preserve">13</w:t>
             </w:r>
           </w:p>
@@ -24261,42 +24733,6 @@
             </w:pPr>
             <w:r>
               <w:t xml:space="preserve">69</w:t>
-            </w:r>
-          </w:p>
-        </w:tc>
-        <w:tc>
-          <w:tcPr/>
-          <w:p>
-            <w:pPr>
-              <w:pStyle w:val="Compact"/>
-              <w:jc w:val="right"/>
-            </w:pPr>
-            <w:r>
-              <w:t xml:space="preserve">8</w:t>
-            </w:r>
-          </w:p>
-        </w:tc>
-        <w:tc>
-          <w:tcPr/>
-          <w:p>
-            <w:pPr>
-              <w:pStyle w:val="Compact"/>
-              <w:jc w:val="right"/>
-            </w:pPr>
-            <w:r>
-              <w:t xml:space="preserve">4</w:t>
-            </w:r>
-          </w:p>
-        </w:tc>
-        <w:tc>
-          <w:tcPr/>
-          <w:p>
-            <w:pPr>
-              <w:pStyle w:val="Compact"/>
-              <w:jc w:val="right"/>
-            </w:pPr>
-            <w:r>
-              <w:t xml:space="preserve">8</w:t>
             </w:r>
           </w:p>
         </w:tc>
@@ -24322,6 +24758,102 @@
               <w:jc w:val="right"/>
             </w:pPr>
             <w:r>
+              <w:t xml:space="preserve">84</w:t>
+            </w:r>
+          </w:p>
+        </w:tc>
+        <w:tc>
+          <w:tcPr/>
+          <w:p>
+            <w:pPr>
+              <w:pStyle w:val="Compact"/>
+              <w:jc w:val="right"/>
+            </w:pPr>
+            <w:r>
+              <w:t xml:space="preserve">17</w:t>
+            </w:r>
+          </w:p>
+        </w:tc>
+        <w:tc>
+          <w:tcPr/>
+          <w:p>
+            <w:pPr>
+              <w:pStyle w:val="Compact"/>
+              <w:jc w:val="right"/>
+            </w:pPr>
+            <w:r>
+              <w:t xml:space="preserve">4</w:t>
+            </w:r>
+          </w:p>
+        </w:tc>
+        <w:tc>
+          <w:tcPr/>
+          <w:p>
+            <w:pPr>
+              <w:pStyle w:val="Compact"/>
+              <w:jc w:val="right"/>
+            </w:pPr>
+            <w:r>
+              <w:t xml:space="preserve">1</w:t>
+            </w:r>
+          </w:p>
+        </w:tc>
+        <w:tc>
+          <w:tcPr/>
+          <w:p>
+            <w:pPr>
+              <w:pStyle w:val="Compact"/>
+              <w:jc w:val="right"/>
+            </w:pPr>
+            <w:r>
+              <w:t xml:space="preserve">6</w:t>
+            </w:r>
+          </w:p>
+        </w:tc>
+        <w:tc>
+          <w:tcPr/>
+          <w:p>
+            <w:pPr>
+              <w:pStyle w:val="Compact"/>
+              <w:jc w:val="right"/>
+            </w:pPr>
+            <w:r>
+              <w:t xml:space="preserve">6</w:t>
+            </w:r>
+          </w:p>
+        </w:tc>
+        <w:tc>
+          <w:tcPr/>
+          <w:p>
+            <w:pPr>
+              <w:pStyle w:val="Compact"/>
+              <w:jc w:val="right"/>
+            </w:pPr>
+            <w:r>
+              <w:t xml:space="preserve">1</w:t>
+            </w:r>
+          </w:p>
+        </w:tc>
+        <w:tc>
+          <w:tcPr/>
+          <w:p>
+            <w:pPr>
+              <w:pStyle w:val="Compact"/>
+              <w:jc w:val="right"/>
+            </w:pPr>
+            <w:r>
+              <w:t xml:space="preserve">1</w:t>
+            </w:r>
+          </w:p>
+        </w:tc>
+        <w:tc>
+          <w:tcPr/>
+          <w:p>
+            <w:pPr>
+              <w:pStyle w:val="Compact"/>
+              <w:jc w:val="right"/>
+            </w:pPr>
+            <w:r>
               <w:t xml:space="preserve">120</w:t>
             </w:r>
           </w:p>
@@ -24338,39 +24870,179 @@
             </w:r>
           </w:p>
         </w:tc>
-        <w:tc>
-          <w:tcPr/>
-          <w:p>
-            <w:pPr>
-              <w:pStyle w:val="Compact"/>
-              <w:jc w:val="right"/>
-            </w:pPr>
-            <w:r>
-              <w:t xml:space="preserve">5</w:t>
-            </w:r>
-          </w:p>
-        </w:tc>
-        <w:tc>
-          <w:tcPr/>
-          <w:p>
-            <w:pPr>
-              <w:pStyle w:val="Compact"/>
-              <w:jc w:val="right"/>
-            </w:pPr>
-            <w:r>
-              <w:t xml:space="preserve">8</w:t>
-            </w:r>
-          </w:p>
-        </w:tc>
-        <w:tc>
-          <w:tcPr/>
-          <w:p>
-            <w:pPr>
-              <w:pStyle w:val="Compact"/>
-              <w:jc w:val="right"/>
-            </w:pPr>
-            <w:r>
-              <w:t xml:space="preserve">8</w:t>
+      </w:tr>
+    </w:tbl>
+    <w:p/>
+    <w:p>
+      <w:pPr>
+        <w:pStyle w:val="TableCaption"/>
+      </w:pPr>
+      <w:r>
+        <w:t xml:space="preserve">Table S12c (tests). Monte Carlo χ² tests of caller balance across rurality and subspecialty.</w:t>
+      </w:r>
+    </w:p>
+    <w:tbl>
+      <w:tblPr>
+        <w:tblStyle w:val="Table"/>
+        <w:tblW w:type="auto" w:w="0"/>
+        <w:tblLook w:firstRow="1" w:lastRow="0" w:firstColumn="0" w:lastColumn="0" w:noHBand="0" w:noVBand="0" w:val="0020"/>
+        <w:tblCaption w:val="Table S12c (tests). Monte Carlo χ² tests of caller balance across rurality and subspecialty."/>
+      </w:tblPr>
+      <w:tblGrid>
+        <w:gridCol w:w="1980"/>
+        <w:gridCol w:w="1980"/>
+        <w:gridCol w:w="1980"/>
+        <w:gridCol w:w="1980"/>
+      </w:tblGrid>
+      <w:tr>
+        <w:trPr>
+          <w:tblHeader w:val="on"/>
+        </w:trPr>
+        <w:tc>
+          <w:tcPr/>
+          <w:p>
+            <w:pPr>
+              <w:pStyle w:val="Compact"/>
+              <w:jc w:val="left"/>
+            </w:pPr>
+            <w:r>
+              <w:t xml:space="preserve">Comparison</w:t>
+            </w:r>
+          </w:p>
+        </w:tc>
+        <w:tc>
+          <w:tcPr/>
+          <w:p>
+            <w:pPr>
+              <w:pStyle w:val="Compact"/>
+              <w:jc w:val="right"/>
+            </w:pPr>
+            <w:r>
+              <w:t xml:space="preserve">Chi-square</w:t>
+            </w:r>
+          </w:p>
+        </w:tc>
+        <w:tc>
+          <w:tcPr/>
+          <w:p>
+            <w:pPr>
+              <w:pStyle w:val="Compact"/>
+              <w:jc w:val="left"/>
+            </w:pPr>
+            <w:r>
+              <w:t xml:space="preserve">Test</w:t>
+            </w:r>
+          </w:p>
+        </w:tc>
+        <w:tc>
+          <w:tcPr/>
+          <w:p>
+            <w:pPr>
+              <w:pStyle w:val="Compact"/>
+              <w:jc w:val="right"/>
+            </w:pPr>
+            <w:r>
+              <w:t xml:space="preserve">p-value</w:t>
+            </w:r>
+          </w:p>
+        </w:tc>
+      </w:tr>
+      <w:tr>
+        <w:tc>
+          <w:tcPr/>
+          <w:p>
+            <w:pPr>
+              <w:pStyle w:val="Compact"/>
+              <w:jc w:val="left"/>
+            </w:pPr>
+            <w:r>
+              <w:t xml:space="preserve">Caller × rurality</w:t>
+            </w:r>
+          </w:p>
+        </w:tc>
+        <w:tc>
+          <w:tcPr/>
+          <w:p>
+            <w:pPr>
+              <w:pStyle w:val="Compact"/>
+              <w:jc w:val="right"/>
+            </w:pPr>
+            <w:r>
+              <w:t xml:space="preserve">7.45</w:t>
+            </w:r>
+          </w:p>
+        </w:tc>
+        <w:tc>
+          <w:tcPr/>
+          <w:p>
+            <w:pPr>
+              <w:pStyle w:val="Compact"/>
+              <w:jc w:val="left"/>
+            </w:pPr>
+            <w:r>
+              <w:t xml:space="preserve">Monte Carlo (B=10,000)</w:t>
+            </w:r>
+          </w:p>
+        </w:tc>
+        <w:tc>
+          <w:tcPr/>
+          <w:p>
+            <w:pPr>
+              <w:pStyle w:val="Compact"/>
+              <w:jc w:val="right"/>
+            </w:pPr>
+            <w:r>
+              <w:t xml:space="preserve">0.282</w:t>
+            </w:r>
+          </w:p>
+        </w:tc>
+      </w:tr>
+      <w:tr>
+        <w:tc>
+          <w:tcPr/>
+          <w:p>
+            <w:pPr>
+              <w:pStyle w:val="Compact"/>
+              <w:jc w:val="left"/>
+            </w:pPr>
+            <w:r>
+              <w:t xml:space="preserve">Caller × subspecialty</w:t>
+            </w:r>
+          </w:p>
+        </w:tc>
+        <w:tc>
+          <w:tcPr/>
+          <w:p>
+            <w:pPr>
+              <w:pStyle w:val="Compact"/>
+              <w:jc w:val="right"/>
+            </w:pPr>
+            <w:r>
+              <w:t xml:space="preserve">29.83</w:t>
+            </w:r>
+          </w:p>
+        </w:tc>
+        <w:tc>
+          <w:tcPr/>
+          <w:p>
+            <w:pPr>
+              <w:pStyle w:val="Compact"/>
+              <w:jc w:val="left"/>
+            </w:pPr>
+            <w:r>
+              <w:t xml:space="preserve">Monte Carlo (B=10,000)</w:t>
+            </w:r>
+          </w:p>
+        </w:tc>
+        <w:tc>
+          <w:tcPr/>
+          <w:p>
+            <w:pPr>
+              <w:pStyle w:val="Compact"/>
+              <w:jc w:val="right"/>
+            </w:pPr>
+            <w:r>
+              <w:t xml:space="preserve">0.920</w:t>
             </w:r>
           </w:p>
         </w:tc>
@@ -25088,15 +25760,17 @@
     <w:tbl>
       <w:tblPr>
         <w:tblStyle w:val="Table"/>
-        <w:tblW w:type="auto" w:w="0"/>
+        <w:tblW w:type="pct" w:w="5000"/>
+        <w:tblLayout w:type="fixed"/>
         <w:tblLook w:firstRow="1" w:lastRow="0" w:firstColumn="0" w:lastColumn="0" w:noHBand="0" w:noVBand="0" w:val="0020"/>
         <w:tblCaption w:val="Table S14b. Joint likelihood-ratio tests for the caller and subspecialty factors, side by side."/>
       </w:tblPr>
       <w:tblGrid>
-        <w:gridCol w:w="1980"/>
-        <w:gridCol w:w="1980"/>
-        <w:gridCol w:w="1980"/>
-        <w:gridCol w:w="1980"/>
+        <w:gridCol w:w="3213"/>
+        <w:gridCol w:w="2180"/>
+        <w:gridCol w:w="1262"/>
+        <w:gridCol w:w="344"/>
+        <w:gridCol w:w="918"/>
       </w:tblGrid>
       <w:tr>
         <w:trPr>
@@ -25119,6 +25793,18 @@
           <w:p>
             <w:pPr>
               <w:pStyle w:val="Compact"/>
+              <w:jc w:val="left"/>
+            </w:pPr>
+            <w:r>
+              <w:t xml:space="preserve">Model part</w:t>
+            </w:r>
+          </w:p>
+        </w:tc>
+        <w:tc>
+          <w:tcPr/>
+          <w:p>
+            <w:pPr>
+              <w:pStyle w:val="Compact"/>
               <w:jc w:val="right"/>
             </w:pPr>
             <w:r>
@@ -25169,6 +25855,18 @@
           <w:p>
             <w:pPr>
               <w:pStyle w:val="Compact"/>
+              <w:jc w:val="left"/>
+            </w:pPr>
+            <w:r>
+              <w:t xml:space="preserve">Access (any offer)</w:t>
+            </w:r>
+          </w:p>
+        </w:tc>
+        <w:tc>
+          <w:tcPr/>
+          <w:p>
+            <w:pPr>
+              <w:pStyle w:val="Compact"/>
               <w:jc w:val="right"/>
             </w:pPr>
             <w:r>
@@ -25219,6 +25917,18 @@
           <w:p>
             <w:pPr>
               <w:pStyle w:val="Compact"/>
+              <w:jc w:val="left"/>
+            </w:pPr>
+            <w:r>
+              <w:t xml:space="preserve">Access (any offer)</w:t>
+            </w:r>
+          </w:p>
+        </w:tc>
+        <w:tc>
+          <w:tcPr/>
+          <w:p>
+            <w:pPr>
+              <w:pStyle w:val="Compact"/>
               <w:jc w:val="right"/>
             </w:pPr>
             <w:r>
@@ -25247,6 +25957,130 @@
             </w:pPr>
             <w:r>
               <w:t xml:space="preserve">0.094</w:t>
+            </w:r>
+          </w:p>
+        </w:tc>
+      </w:tr>
+      <w:tr>
+        <w:tc>
+          <w:tcPr/>
+          <w:p>
+            <w:pPr>
+              <w:pStyle w:val="Compact"/>
+              <w:jc w:val="left"/>
+            </w:pPr>
+            <w:r>
+              <w:t xml:space="preserve">Caller (research assistant)</w:t>
+            </w:r>
+          </w:p>
+        </w:tc>
+        <w:tc>
+          <w:tcPr/>
+          <w:p>
+            <w:pPr>
+              <w:pStyle w:val="Compact"/>
+              <w:jc w:val="left"/>
+            </w:pPr>
+            <w:r>
+              <w:t xml:space="preserve">Timeliness (wait)</w:t>
+            </w:r>
+          </w:p>
+        </w:tc>
+        <w:tc>
+          <w:tcPr/>
+          <w:p>
+            <w:pPr>
+              <w:pStyle w:val="Compact"/>
+              <w:jc w:val="right"/>
+            </w:pPr>
+            <w:r>
+              <w:t xml:space="preserve">6.44</w:t>
+            </w:r>
+          </w:p>
+        </w:tc>
+        <w:tc>
+          <w:tcPr/>
+          <w:p>
+            <w:pPr>
+              <w:pStyle w:val="Compact"/>
+              <w:jc w:val="right"/>
+            </w:pPr>
+            <w:r>
+              <w:t xml:space="preserve">6</w:t>
+            </w:r>
+          </w:p>
+        </w:tc>
+        <w:tc>
+          <w:tcPr/>
+          <w:p>
+            <w:pPr>
+              <w:pStyle w:val="Compact"/>
+              <w:jc w:val="right"/>
+            </w:pPr>
+            <w:r>
+              <w:t xml:space="preserve">0.376</w:t>
+            </w:r>
+          </w:p>
+        </w:tc>
+      </w:tr>
+      <w:tr>
+        <w:tc>
+          <w:tcPr/>
+          <w:p>
+            <w:pPr>
+              <w:pStyle w:val="Compact"/>
+              <w:jc w:val="left"/>
+            </w:pPr>
+            <w:r>
+              <w:t xml:space="preserve">Requested subspecialty</w:t>
+            </w:r>
+          </w:p>
+        </w:tc>
+        <w:tc>
+          <w:tcPr/>
+          <w:p>
+            <w:pPr>
+              <w:pStyle w:val="Compact"/>
+              <w:jc w:val="left"/>
+            </w:pPr>
+            <w:r>
+              <w:t xml:space="preserve">Timeliness (wait)</w:t>
+            </w:r>
+          </w:p>
+        </w:tc>
+        <w:tc>
+          <w:tcPr/>
+          <w:p>
+            <w:pPr>
+              <w:pStyle w:val="Compact"/>
+              <w:jc w:val="right"/>
+            </w:pPr>
+            <w:r>
+              <w:t xml:space="preserve">12.64</w:t>
+            </w:r>
+          </w:p>
+        </w:tc>
+        <w:tc>
+          <w:tcPr/>
+          <w:p>
+            <w:pPr>
+              <w:pStyle w:val="Compact"/>
+              <w:jc w:val="right"/>
+            </w:pPr>
+            <w:r>
+              <w:t xml:space="preserve">7</w:t>
+            </w:r>
+          </w:p>
+        </w:tc>
+        <w:tc>
+          <w:tcPr/>
+          <w:p>
+            <w:pPr>
+              <w:pStyle w:val="Compact"/>
+              <w:jc w:val="right"/>
+            </w:pPr>
+            <w:r>
+              <w:t xml:space="preserve">0.081</w:t>
             </w:r>
           </w:p>
         </w:tc>
@@ -25392,6 +26226,2482 @@
         </w:tc>
       </w:tr>
     </w:tbl>
+    <w:p/>
+    <w:p>
+      <w:pPr>
+        <w:pStyle w:val="TableCaption"/>
+      </w:pPr>
+      <w:r>
+        <w:t xml:space="preserve">Table S16. Appointment offer rate and median wait by state, with per-state call counts (n). Many states have few calls; per-state rates are unweighted and unstable where n is small (see Figure S5).</w:t>
+      </w:r>
+    </w:p>
+    <w:tbl>
+      <w:tblPr>
+        <w:tblStyle w:val="Table"/>
+        <w:tblW w:type="auto" w:w="0"/>
+        <w:tblLook w:firstRow="1" w:lastRow="0" w:firstColumn="0" w:lastColumn="0" w:noHBand="0" w:noVBand="0" w:val="0020"/>
+        <w:tblCaption w:val="Table S16. Appointment offer rate and median wait by state, with per-state call counts (n). Many states have few calls; per-state rates are unweighted and unstable where n is small (see Figure S5)."/>
+      </w:tblPr>
+      <w:tblGrid>
+        <w:gridCol w:w="1980"/>
+        <w:gridCol w:w="1980"/>
+        <w:gridCol w:w="1980"/>
+        <w:gridCol w:w="1980"/>
+      </w:tblGrid>
+      <w:tr>
+        <w:trPr>
+          <w:tblHeader w:val="on"/>
+        </w:trPr>
+        <w:tc>
+          <w:tcPr/>
+          <w:p>
+            <w:pPr>
+              <w:pStyle w:val="Compact"/>
+              <w:jc w:val="left"/>
+            </w:pPr>
+            <w:r>
+              <w:t xml:space="preserve">state</w:t>
+            </w:r>
+          </w:p>
+        </w:tc>
+        <w:tc>
+          <w:tcPr/>
+          <w:p>
+            <w:pPr>
+              <w:pStyle w:val="Compact"/>
+              <w:jc w:val="right"/>
+            </w:pPr>
+            <w:r>
+              <w:t xml:space="preserve">n</w:t>
+            </w:r>
+          </w:p>
+        </w:tc>
+        <w:tc>
+          <w:tcPr/>
+          <w:p>
+            <w:pPr>
+              <w:pStyle w:val="Compact"/>
+              <w:jc w:val="right"/>
+            </w:pPr>
+            <w:r>
+              <w:t xml:space="preserve">offer_rate</w:t>
+            </w:r>
+          </w:p>
+        </w:tc>
+        <w:tc>
+          <w:tcPr/>
+          <w:p>
+            <w:pPr>
+              <w:pStyle w:val="Compact"/>
+              <w:jc w:val="right"/>
+            </w:pPr>
+            <w:r>
+              <w:t xml:space="preserve">median_wait</w:t>
+            </w:r>
+          </w:p>
+        </w:tc>
+      </w:tr>
+      <w:tr>
+        <w:tc>
+          <w:tcPr/>
+          <w:p>
+            <w:pPr>
+              <w:pStyle w:val="Compact"/>
+              <w:jc w:val="left"/>
+            </w:pPr>
+            <w:r>
+              <w:t xml:space="preserve">AL</w:t>
+            </w:r>
+          </w:p>
+        </w:tc>
+        <w:tc>
+          <w:tcPr/>
+          <w:p>
+            <w:pPr>
+              <w:pStyle w:val="Compact"/>
+              <w:jc w:val="right"/>
+            </w:pPr>
+            <w:r>
+              <w:t xml:space="preserve">13</w:t>
+            </w:r>
+          </w:p>
+        </w:tc>
+        <w:tc>
+          <w:tcPr/>
+          <w:p>
+            <w:pPr>
+              <w:pStyle w:val="Compact"/>
+              <w:jc w:val="right"/>
+            </w:pPr>
+            <w:r>
+              <w:t xml:space="preserve">0.615</w:t>
+            </w:r>
+          </w:p>
+        </w:tc>
+        <w:tc>
+          <w:tcPr/>
+          <w:p>
+            <w:pPr>
+              <w:pStyle w:val="Compact"/>
+              <w:jc w:val="right"/>
+            </w:pPr>
+            <w:r>
+              <w:t xml:space="preserve">11.5</w:t>
+            </w:r>
+          </w:p>
+        </w:tc>
+      </w:tr>
+      <w:tr>
+        <w:tc>
+          <w:tcPr/>
+          <w:p>
+            <w:pPr>
+              <w:pStyle w:val="Compact"/>
+              <w:jc w:val="left"/>
+            </w:pPr>
+            <w:r>
+              <w:t xml:space="preserve">AR</w:t>
+            </w:r>
+          </w:p>
+        </w:tc>
+        <w:tc>
+          <w:tcPr/>
+          <w:p>
+            <w:pPr>
+              <w:pStyle w:val="Compact"/>
+              <w:jc w:val="right"/>
+            </w:pPr>
+            <w:r>
+              <w:t xml:space="preserve">8</w:t>
+            </w:r>
+          </w:p>
+        </w:tc>
+        <w:tc>
+          <w:tcPr/>
+          <w:p>
+            <w:pPr>
+              <w:pStyle w:val="Compact"/>
+              <w:jc w:val="right"/>
+            </w:pPr>
+            <w:r>
+              <w:t xml:space="preserve">0.625</w:t>
+            </w:r>
+          </w:p>
+        </w:tc>
+        <w:tc>
+          <w:tcPr/>
+          <w:p>
+            <w:pPr>
+              <w:pStyle w:val="Compact"/>
+              <w:jc w:val="right"/>
+            </w:pPr>
+            <w:r>
+              <w:t xml:space="preserve">16.0</w:t>
+            </w:r>
+          </w:p>
+        </w:tc>
+      </w:tr>
+      <w:tr>
+        <w:tc>
+          <w:tcPr/>
+          <w:p>
+            <w:pPr>
+              <w:pStyle w:val="Compact"/>
+              <w:jc w:val="left"/>
+            </w:pPr>
+            <w:r>
+              <w:t xml:space="preserve">AZ</w:t>
+            </w:r>
+          </w:p>
+        </w:tc>
+        <w:tc>
+          <w:tcPr/>
+          <w:p>
+            <w:pPr>
+              <w:pStyle w:val="Compact"/>
+              <w:jc w:val="right"/>
+            </w:pPr>
+            <w:r>
+              <w:t xml:space="preserve">5</w:t>
+            </w:r>
+          </w:p>
+        </w:tc>
+        <w:tc>
+          <w:tcPr/>
+          <w:p>
+            <w:pPr>
+              <w:pStyle w:val="Compact"/>
+              <w:jc w:val="right"/>
+            </w:pPr>
+            <w:r>
+              <w:t xml:space="preserve">0.600</w:t>
+            </w:r>
+          </w:p>
+        </w:tc>
+        <w:tc>
+          <w:tcPr/>
+          <w:p>
+            <w:pPr>
+              <w:pStyle w:val="Compact"/>
+              <w:jc w:val="right"/>
+            </w:pPr>
+            <w:r>
+              <w:t xml:space="preserve">20.0</w:t>
+            </w:r>
+          </w:p>
+        </w:tc>
+      </w:tr>
+      <w:tr>
+        <w:tc>
+          <w:tcPr/>
+          <w:p>
+            <w:pPr>
+              <w:pStyle w:val="Compact"/>
+              <w:jc w:val="left"/>
+            </w:pPr>
+            <w:r>
+              <w:t xml:space="preserve">CA</w:t>
+            </w:r>
+          </w:p>
+        </w:tc>
+        <w:tc>
+          <w:tcPr/>
+          <w:p>
+            <w:pPr>
+              <w:pStyle w:val="Compact"/>
+              <w:jc w:val="right"/>
+            </w:pPr>
+            <w:r>
+              <w:t xml:space="preserve">57</w:t>
+            </w:r>
+          </w:p>
+        </w:tc>
+        <w:tc>
+          <w:tcPr/>
+          <w:p>
+            <w:pPr>
+              <w:pStyle w:val="Compact"/>
+              <w:jc w:val="right"/>
+            </w:pPr>
+            <w:r>
+              <w:t xml:space="preserve">0.596</w:t>
+            </w:r>
+          </w:p>
+        </w:tc>
+        <w:tc>
+          <w:tcPr/>
+          <w:p>
+            <w:pPr>
+              <w:pStyle w:val="Compact"/>
+              <w:jc w:val="right"/>
+            </w:pPr>
+            <w:r>
+              <w:t xml:space="preserve">13.0</w:t>
+            </w:r>
+          </w:p>
+        </w:tc>
+      </w:tr>
+      <w:tr>
+        <w:tc>
+          <w:tcPr/>
+          <w:p>
+            <w:pPr>
+              <w:pStyle w:val="Compact"/>
+              <w:jc w:val="left"/>
+            </w:pPr>
+            <w:r>
+              <w:t xml:space="preserve">CO</w:t>
+            </w:r>
+          </w:p>
+        </w:tc>
+        <w:tc>
+          <w:tcPr/>
+          <w:p>
+            <w:pPr>
+              <w:pStyle w:val="Compact"/>
+              <w:jc w:val="right"/>
+            </w:pPr>
+            <w:r>
+              <w:t xml:space="preserve">11</w:t>
+            </w:r>
+          </w:p>
+        </w:tc>
+        <w:tc>
+          <w:tcPr/>
+          <w:p>
+            <w:pPr>
+              <w:pStyle w:val="Compact"/>
+              <w:jc w:val="right"/>
+            </w:pPr>
+            <w:r>
+              <w:t xml:space="preserve">0.364</w:t>
+            </w:r>
+          </w:p>
+        </w:tc>
+        <w:tc>
+          <w:tcPr/>
+          <w:p>
+            <w:pPr>
+              <w:pStyle w:val="Compact"/>
+              <w:jc w:val="right"/>
+            </w:pPr>
+            <w:r>
+              <w:t xml:space="preserve">52.0</w:t>
+            </w:r>
+          </w:p>
+        </w:tc>
+      </w:tr>
+      <w:tr>
+        <w:tc>
+          <w:tcPr/>
+          <w:p>
+            <w:pPr>
+              <w:pStyle w:val="Compact"/>
+              <w:jc w:val="left"/>
+            </w:pPr>
+            <w:r>
+              <w:t xml:space="preserve">CT</w:t>
+            </w:r>
+          </w:p>
+        </w:tc>
+        <w:tc>
+          <w:tcPr/>
+          <w:p>
+            <w:pPr>
+              <w:pStyle w:val="Compact"/>
+              <w:jc w:val="right"/>
+            </w:pPr>
+            <w:r>
+              <w:t xml:space="preserve">7</w:t>
+            </w:r>
+          </w:p>
+        </w:tc>
+        <w:tc>
+          <w:tcPr/>
+          <w:p>
+            <w:pPr>
+              <w:pStyle w:val="Compact"/>
+              <w:jc w:val="right"/>
+            </w:pPr>
+            <w:r>
+              <w:t xml:space="preserve">0.714</w:t>
+            </w:r>
+          </w:p>
+        </w:tc>
+        <w:tc>
+          <w:tcPr/>
+          <w:p>
+            <w:pPr>
+              <w:pStyle w:val="Compact"/>
+              <w:jc w:val="right"/>
+            </w:pPr>
+            <w:r>
+              <w:t xml:space="preserve">12.0</w:t>
+            </w:r>
+          </w:p>
+        </w:tc>
+      </w:tr>
+      <w:tr>
+        <w:tc>
+          <w:tcPr/>
+          <w:p>
+            <w:pPr>
+              <w:pStyle w:val="Compact"/>
+              <w:jc w:val="left"/>
+            </w:pPr>
+            <w:r>
+              <w:t xml:space="preserve">DC</w:t>
+            </w:r>
+          </w:p>
+        </w:tc>
+        <w:tc>
+          <w:tcPr/>
+          <w:p>
+            <w:pPr>
+              <w:pStyle w:val="Compact"/>
+              <w:jc w:val="right"/>
+            </w:pPr>
+            <w:r>
+              <w:t xml:space="preserve">4</w:t>
+            </w:r>
+          </w:p>
+        </w:tc>
+        <w:tc>
+          <w:tcPr/>
+          <w:p>
+            <w:pPr>
+              <w:pStyle w:val="Compact"/>
+              <w:jc w:val="right"/>
+            </w:pPr>
+            <w:r>
+              <w:t xml:space="preserve">0.750</w:t>
+            </w:r>
+          </w:p>
+        </w:tc>
+        <w:tc>
+          <w:tcPr/>
+          <w:p>
+            <w:pPr>
+              <w:pStyle w:val="Compact"/>
+              <w:jc w:val="right"/>
+            </w:pPr>
+            <w:r>
+              <w:t xml:space="preserve">8.0</w:t>
+            </w:r>
+          </w:p>
+        </w:tc>
+      </w:tr>
+      <w:tr>
+        <w:tc>
+          <w:tcPr/>
+          <w:p>
+            <w:pPr>
+              <w:pStyle w:val="Compact"/>
+              <w:jc w:val="left"/>
+            </w:pPr>
+            <w:r>
+              <w:t xml:space="preserve">DE</w:t>
+            </w:r>
+          </w:p>
+        </w:tc>
+        <w:tc>
+          <w:tcPr/>
+          <w:p>
+            <w:pPr>
+              <w:pStyle w:val="Compact"/>
+              <w:jc w:val="right"/>
+            </w:pPr>
+            <w:r>
+              <w:t xml:space="preserve">3</w:t>
+            </w:r>
+          </w:p>
+        </w:tc>
+        <w:tc>
+          <w:tcPr/>
+          <w:p>
+            <w:pPr>
+              <w:pStyle w:val="Compact"/>
+              <w:jc w:val="right"/>
+            </w:pPr>
+            <w:r>
+              <w:t xml:space="preserve">0.333</w:t>
+            </w:r>
+          </w:p>
+        </w:tc>
+        <w:tc>
+          <w:tcPr/>
+          <w:p>
+            <w:pPr>
+              <w:pStyle w:val="Compact"/>
+              <w:jc w:val="right"/>
+            </w:pPr>
+            <w:r>
+              <w:t xml:space="preserve">12.0</w:t>
+            </w:r>
+          </w:p>
+        </w:tc>
+      </w:tr>
+      <w:tr>
+        <w:tc>
+          <w:tcPr/>
+          <w:p>
+            <w:pPr>
+              <w:pStyle w:val="Compact"/>
+              <w:jc w:val="left"/>
+            </w:pPr>
+            <w:r>
+              <w:t xml:space="preserve">FL</w:t>
+            </w:r>
+          </w:p>
+        </w:tc>
+        <w:tc>
+          <w:tcPr/>
+          <w:p>
+            <w:pPr>
+              <w:pStyle w:val="Compact"/>
+              <w:jc w:val="right"/>
+            </w:pPr>
+            <w:r>
+              <w:t xml:space="preserve">26</w:t>
+            </w:r>
+          </w:p>
+        </w:tc>
+        <w:tc>
+          <w:tcPr/>
+          <w:p>
+            <w:pPr>
+              <w:pStyle w:val="Compact"/>
+              <w:jc w:val="right"/>
+            </w:pPr>
+            <w:r>
+              <w:t xml:space="preserve">0.615</w:t>
+            </w:r>
+          </w:p>
+        </w:tc>
+        <w:tc>
+          <w:tcPr/>
+          <w:p>
+            <w:pPr>
+              <w:pStyle w:val="Compact"/>
+              <w:jc w:val="right"/>
+            </w:pPr>
+            <w:r>
+              <w:t xml:space="preserve">8.5</w:t>
+            </w:r>
+          </w:p>
+        </w:tc>
+      </w:tr>
+      <w:tr>
+        <w:tc>
+          <w:tcPr/>
+          <w:p>
+            <w:pPr>
+              <w:pStyle w:val="Compact"/>
+              <w:jc w:val="left"/>
+            </w:pPr>
+            <w:r>
+              <w:t xml:space="preserve">GA</w:t>
+            </w:r>
+          </w:p>
+        </w:tc>
+        <w:tc>
+          <w:tcPr/>
+          <w:p>
+            <w:pPr>
+              <w:pStyle w:val="Compact"/>
+              <w:jc w:val="right"/>
+            </w:pPr>
+            <w:r>
+              <w:t xml:space="preserve">21</w:t>
+            </w:r>
+          </w:p>
+        </w:tc>
+        <w:tc>
+          <w:tcPr/>
+          <w:p>
+            <w:pPr>
+              <w:pStyle w:val="Compact"/>
+              <w:jc w:val="right"/>
+            </w:pPr>
+            <w:r>
+              <w:t xml:space="preserve">0.571</w:t>
+            </w:r>
+          </w:p>
+        </w:tc>
+        <w:tc>
+          <w:tcPr/>
+          <w:p>
+            <w:pPr>
+              <w:pStyle w:val="Compact"/>
+              <w:jc w:val="right"/>
+            </w:pPr>
+            <w:r>
+              <w:t xml:space="preserve">11.0</w:t>
+            </w:r>
+          </w:p>
+        </w:tc>
+      </w:tr>
+      <w:tr>
+        <w:tc>
+          <w:tcPr/>
+          <w:p>
+            <w:pPr>
+              <w:pStyle w:val="Compact"/>
+              <w:jc w:val="left"/>
+            </w:pPr>
+            <w:r>
+              <w:t xml:space="preserve">IA</w:t>
+            </w:r>
+          </w:p>
+        </w:tc>
+        <w:tc>
+          <w:tcPr/>
+          <w:p>
+            <w:pPr>
+              <w:pStyle w:val="Compact"/>
+              <w:jc w:val="right"/>
+            </w:pPr>
+            <w:r>
+              <w:t xml:space="preserve">16</w:t>
+            </w:r>
+          </w:p>
+        </w:tc>
+        <w:tc>
+          <w:tcPr/>
+          <w:p>
+            <w:pPr>
+              <w:pStyle w:val="Compact"/>
+              <w:jc w:val="right"/>
+            </w:pPr>
+            <w:r>
+              <w:t xml:space="preserve">0.562</w:t>
+            </w:r>
+          </w:p>
+        </w:tc>
+        <w:tc>
+          <w:tcPr/>
+          <w:p>
+            <w:pPr>
+              <w:pStyle w:val="Compact"/>
+              <w:jc w:val="right"/>
+            </w:pPr>
+            <w:r>
+              <w:t xml:space="preserve">14.0</w:t>
+            </w:r>
+          </w:p>
+        </w:tc>
+      </w:tr>
+      <w:tr>
+        <w:tc>
+          <w:tcPr/>
+          <w:p>
+            <w:pPr>
+              <w:pStyle w:val="Compact"/>
+              <w:jc w:val="left"/>
+            </w:pPr>
+            <w:r>
+              <w:t xml:space="preserve">ID</w:t>
+            </w:r>
+          </w:p>
+        </w:tc>
+        <w:tc>
+          <w:tcPr/>
+          <w:p>
+            <w:pPr>
+              <w:pStyle w:val="Compact"/>
+              <w:jc w:val="right"/>
+            </w:pPr>
+            <w:r>
+              <w:t xml:space="preserve">5</w:t>
+            </w:r>
+          </w:p>
+        </w:tc>
+        <w:tc>
+          <w:tcPr/>
+          <w:p>
+            <w:pPr>
+              <w:pStyle w:val="Compact"/>
+              <w:jc w:val="right"/>
+            </w:pPr>
+            <w:r>
+              <w:t xml:space="preserve">0.800</w:t>
+            </w:r>
+          </w:p>
+        </w:tc>
+        <w:tc>
+          <w:tcPr/>
+          <w:p>
+            <w:pPr>
+              <w:pStyle w:val="Compact"/>
+              <w:jc w:val="right"/>
+            </w:pPr>
+            <w:r>
+              <w:t xml:space="preserve">14.5</w:t>
+            </w:r>
+          </w:p>
+        </w:tc>
+      </w:tr>
+      <w:tr>
+        <w:tc>
+          <w:tcPr/>
+          <w:p>
+            <w:pPr>
+              <w:pStyle w:val="Compact"/>
+              <w:jc w:val="left"/>
+            </w:pPr>
+            <w:r>
+              <w:t xml:space="preserve">IL</w:t>
+            </w:r>
+          </w:p>
+        </w:tc>
+        <w:tc>
+          <w:tcPr/>
+          <w:p>
+            <w:pPr>
+              <w:pStyle w:val="Compact"/>
+              <w:jc w:val="right"/>
+            </w:pPr>
+            <w:r>
+              <w:t xml:space="preserve">26</w:t>
+            </w:r>
+          </w:p>
+        </w:tc>
+        <w:tc>
+          <w:tcPr/>
+          <w:p>
+            <w:pPr>
+              <w:pStyle w:val="Compact"/>
+              <w:jc w:val="right"/>
+            </w:pPr>
+            <w:r>
+              <w:t xml:space="preserve">0.846</w:t>
+            </w:r>
+          </w:p>
+        </w:tc>
+        <w:tc>
+          <w:tcPr/>
+          <w:p>
+            <w:pPr>
+              <w:pStyle w:val="Compact"/>
+              <w:jc w:val="right"/>
+            </w:pPr>
+            <w:r>
+              <w:t xml:space="preserve">26.0</w:t>
+            </w:r>
+          </w:p>
+        </w:tc>
+      </w:tr>
+      <w:tr>
+        <w:tc>
+          <w:tcPr/>
+          <w:p>
+            <w:pPr>
+              <w:pStyle w:val="Compact"/>
+              <w:jc w:val="left"/>
+            </w:pPr>
+            <w:r>
+              <w:t xml:space="preserve">IN</w:t>
+            </w:r>
+          </w:p>
+        </w:tc>
+        <w:tc>
+          <w:tcPr/>
+          <w:p>
+            <w:pPr>
+              <w:pStyle w:val="Compact"/>
+              <w:jc w:val="right"/>
+            </w:pPr>
+            <w:r>
+              <w:t xml:space="preserve">20</w:t>
+            </w:r>
+          </w:p>
+        </w:tc>
+        <w:tc>
+          <w:tcPr/>
+          <w:p>
+            <w:pPr>
+              <w:pStyle w:val="Compact"/>
+              <w:jc w:val="right"/>
+            </w:pPr>
+            <w:r>
+              <w:t xml:space="preserve">0.550</w:t>
+            </w:r>
+          </w:p>
+        </w:tc>
+        <w:tc>
+          <w:tcPr/>
+          <w:p>
+            <w:pPr>
+              <w:pStyle w:val="Compact"/>
+              <w:jc w:val="right"/>
+            </w:pPr>
+            <w:r>
+              <w:t xml:space="preserve">19.0</w:t>
+            </w:r>
+          </w:p>
+        </w:tc>
+      </w:tr>
+      <w:tr>
+        <w:tc>
+          <w:tcPr/>
+          <w:p>
+            <w:pPr>
+              <w:pStyle w:val="Compact"/>
+              <w:jc w:val="left"/>
+            </w:pPr>
+            <w:r>
+              <w:t xml:space="preserve">KS</w:t>
+            </w:r>
+          </w:p>
+        </w:tc>
+        <w:tc>
+          <w:tcPr/>
+          <w:p>
+            <w:pPr>
+              <w:pStyle w:val="Compact"/>
+              <w:jc w:val="right"/>
+            </w:pPr>
+            <w:r>
+              <w:t xml:space="preserve">8</w:t>
+            </w:r>
+          </w:p>
+        </w:tc>
+        <w:tc>
+          <w:tcPr/>
+          <w:p>
+            <w:pPr>
+              <w:pStyle w:val="Compact"/>
+              <w:jc w:val="right"/>
+            </w:pPr>
+            <w:r>
+              <w:t xml:space="preserve">0.625</w:t>
+            </w:r>
+          </w:p>
+        </w:tc>
+        <w:tc>
+          <w:tcPr/>
+          <w:p>
+            <w:pPr>
+              <w:pStyle w:val="Compact"/>
+              <w:jc w:val="right"/>
+            </w:pPr>
+            <w:r>
+              <w:t xml:space="preserve">4.0</w:t>
+            </w:r>
+          </w:p>
+        </w:tc>
+      </w:tr>
+      <w:tr>
+        <w:tc>
+          <w:tcPr/>
+          <w:p>
+            <w:pPr>
+              <w:pStyle w:val="Compact"/>
+              <w:jc w:val="left"/>
+            </w:pPr>
+            <w:r>
+              <w:t xml:space="preserve">KY</w:t>
+            </w:r>
+          </w:p>
+        </w:tc>
+        <w:tc>
+          <w:tcPr/>
+          <w:p>
+            <w:pPr>
+              <w:pStyle w:val="Compact"/>
+              <w:jc w:val="right"/>
+            </w:pPr>
+            <w:r>
+              <w:t xml:space="preserve">17</w:t>
+            </w:r>
+          </w:p>
+        </w:tc>
+        <w:tc>
+          <w:tcPr/>
+          <w:p>
+            <w:pPr>
+              <w:pStyle w:val="Compact"/>
+              <w:jc w:val="right"/>
+            </w:pPr>
+            <w:r>
+              <w:t xml:space="preserve">0.529</w:t>
+            </w:r>
+          </w:p>
+        </w:tc>
+        <w:tc>
+          <w:tcPr/>
+          <w:p>
+            <w:pPr>
+              <w:pStyle w:val="Compact"/>
+              <w:jc w:val="right"/>
+            </w:pPr>
+            <w:r>
+              <w:t xml:space="preserve">10.0</w:t>
+            </w:r>
+          </w:p>
+        </w:tc>
+      </w:tr>
+      <w:tr>
+        <w:tc>
+          <w:tcPr/>
+          <w:p>
+            <w:pPr>
+              <w:pStyle w:val="Compact"/>
+              <w:jc w:val="left"/>
+            </w:pPr>
+            <w:r>
+              <w:t xml:space="preserve">LA</w:t>
+            </w:r>
+          </w:p>
+        </w:tc>
+        <w:tc>
+          <w:tcPr/>
+          <w:p>
+            <w:pPr>
+              <w:pStyle w:val="Compact"/>
+              <w:jc w:val="right"/>
+            </w:pPr>
+            <w:r>
+              <w:t xml:space="preserve">15</w:t>
+            </w:r>
+          </w:p>
+        </w:tc>
+        <w:tc>
+          <w:tcPr/>
+          <w:p>
+            <w:pPr>
+              <w:pStyle w:val="Compact"/>
+              <w:jc w:val="right"/>
+            </w:pPr>
+            <w:r>
+              <w:t xml:space="preserve">0.533</w:t>
+            </w:r>
+          </w:p>
+        </w:tc>
+        <w:tc>
+          <w:tcPr/>
+          <w:p>
+            <w:pPr>
+              <w:pStyle w:val="Compact"/>
+              <w:jc w:val="right"/>
+            </w:pPr>
+            <w:r>
+              <w:t xml:space="preserve">3.0</w:t>
+            </w:r>
+          </w:p>
+        </w:tc>
+      </w:tr>
+      <w:tr>
+        <w:tc>
+          <w:tcPr/>
+          <w:p>
+            <w:pPr>
+              <w:pStyle w:val="Compact"/>
+              <w:jc w:val="left"/>
+            </w:pPr>
+            <w:r>
+              <w:t xml:space="preserve">MA</w:t>
+            </w:r>
+          </w:p>
+        </w:tc>
+        <w:tc>
+          <w:tcPr/>
+          <w:p>
+            <w:pPr>
+              <w:pStyle w:val="Compact"/>
+              <w:jc w:val="right"/>
+            </w:pPr>
+            <w:r>
+              <w:t xml:space="preserve">11</w:t>
+            </w:r>
+          </w:p>
+        </w:tc>
+        <w:tc>
+          <w:tcPr/>
+          <w:p>
+            <w:pPr>
+              <w:pStyle w:val="Compact"/>
+              <w:jc w:val="right"/>
+            </w:pPr>
+            <w:r>
+              <w:t xml:space="preserve">0.364</w:t>
+            </w:r>
+          </w:p>
+        </w:tc>
+        <w:tc>
+          <w:tcPr/>
+          <w:p>
+            <w:pPr>
+              <w:pStyle w:val="Compact"/>
+              <w:jc w:val="right"/>
+            </w:pPr>
+            <w:r>
+              <w:t xml:space="preserve">10.0</w:t>
+            </w:r>
+          </w:p>
+        </w:tc>
+      </w:tr>
+      <w:tr>
+        <w:tc>
+          <w:tcPr/>
+          <w:p>
+            <w:pPr>
+              <w:pStyle w:val="Compact"/>
+              <w:jc w:val="left"/>
+            </w:pPr>
+            <w:r>
+              <w:t xml:space="preserve">MD</w:t>
+            </w:r>
+          </w:p>
+        </w:tc>
+        <w:tc>
+          <w:tcPr/>
+          <w:p>
+            <w:pPr>
+              <w:pStyle w:val="Compact"/>
+              <w:jc w:val="right"/>
+            </w:pPr>
+            <w:r>
+              <w:t xml:space="preserve">10</w:t>
+            </w:r>
+          </w:p>
+        </w:tc>
+        <w:tc>
+          <w:tcPr/>
+          <w:p>
+            <w:pPr>
+              <w:pStyle w:val="Compact"/>
+              <w:jc w:val="right"/>
+            </w:pPr>
+            <w:r>
+              <w:t xml:space="preserve">0.500</w:t>
+            </w:r>
+          </w:p>
+        </w:tc>
+        <w:tc>
+          <w:tcPr/>
+          <w:p>
+            <w:pPr>
+              <w:pStyle w:val="Compact"/>
+              <w:jc w:val="right"/>
+            </w:pPr>
+            <w:r>
+              <w:t xml:space="preserve">9.0</w:t>
+            </w:r>
+          </w:p>
+        </w:tc>
+      </w:tr>
+      <w:tr>
+        <w:tc>
+          <w:tcPr/>
+          <w:p>
+            <w:pPr>
+              <w:pStyle w:val="Compact"/>
+              <w:jc w:val="left"/>
+            </w:pPr>
+            <w:r>
+              <w:t xml:space="preserve">ME</w:t>
+            </w:r>
+          </w:p>
+        </w:tc>
+        <w:tc>
+          <w:tcPr/>
+          <w:p>
+            <w:pPr>
+              <w:pStyle w:val="Compact"/>
+              <w:jc w:val="right"/>
+            </w:pPr>
+            <w:r>
+              <w:t xml:space="preserve">6</w:t>
+            </w:r>
+          </w:p>
+        </w:tc>
+        <w:tc>
+          <w:tcPr/>
+          <w:p>
+            <w:pPr>
+              <w:pStyle w:val="Compact"/>
+              <w:jc w:val="right"/>
+            </w:pPr>
+            <w:r>
+              <w:t xml:space="preserve">0.667</w:t>
+            </w:r>
+          </w:p>
+        </w:tc>
+        <w:tc>
+          <w:tcPr/>
+          <w:p>
+            <w:pPr>
+              <w:pStyle w:val="Compact"/>
+              <w:jc w:val="right"/>
+            </w:pPr>
+            <w:r>
+              <w:t xml:space="preserve">48.5</w:t>
+            </w:r>
+          </w:p>
+        </w:tc>
+      </w:tr>
+      <w:tr>
+        <w:tc>
+          <w:tcPr/>
+          <w:p>
+            <w:pPr>
+              <w:pStyle w:val="Compact"/>
+              <w:jc w:val="left"/>
+            </w:pPr>
+            <w:r>
+              <w:t xml:space="preserve">MI</w:t>
+            </w:r>
+          </w:p>
+        </w:tc>
+        <w:tc>
+          <w:tcPr/>
+          <w:p>
+            <w:pPr>
+              <w:pStyle w:val="Compact"/>
+              <w:jc w:val="right"/>
+            </w:pPr>
+            <w:r>
+              <w:t xml:space="preserve">14</w:t>
+            </w:r>
+          </w:p>
+        </w:tc>
+        <w:tc>
+          <w:tcPr/>
+          <w:p>
+            <w:pPr>
+              <w:pStyle w:val="Compact"/>
+              <w:jc w:val="right"/>
+            </w:pPr>
+            <w:r>
+              <w:t xml:space="preserve">0.571</w:t>
+            </w:r>
+          </w:p>
+        </w:tc>
+        <w:tc>
+          <w:tcPr/>
+          <w:p>
+            <w:pPr>
+              <w:pStyle w:val="Compact"/>
+              <w:jc w:val="right"/>
+            </w:pPr>
+            <w:r>
+              <w:t xml:space="preserve">25.0</w:t>
+            </w:r>
+          </w:p>
+        </w:tc>
+      </w:tr>
+      <w:tr>
+        <w:tc>
+          <w:tcPr/>
+          <w:p>
+            <w:pPr>
+              <w:pStyle w:val="Compact"/>
+              <w:jc w:val="left"/>
+            </w:pPr>
+            <w:r>
+              <w:t xml:space="preserve">MN</w:t>
+            </w:r>
+          </w:p>
+        </w:tc>
+        <w:tc>
+          <w:tcPr/>
+          <w:p>
+            <w:pPr>
+              <w:pStyle w:val="Compact"/>
+              <w:jc w:val="right"/>
+            </w:pPr>
+            <w:r>
+              <w:t xml:space="preserve">21</w:t>
+            </w:r>
+          </w:p>
+        </w:tc>
+        <w:tc>
+          <w:tcPr/>
+          <w:p>
+            <w:pPr>
+              <w:pStyle w:val="Compact"/>
+              <w:jc w:val="right"/>
+            </w:pPr>
+            <w:r>
+              <w:t xml:space="preserve">0.571</w:t>
+            </w:r>
+          </w:p>
+        </w:tc>
+        <w:tc>
+          <w:tcPr/>
+          <w:p>
+            <w:pPr>
+              <w:pStyle w:val="Compact"/>
+              <w:jc w:val="right"/>
+            </w:pPr>
+            <w:r>
+              <w:t xml:space="preserve">14.5</w:t>
+            </w:r>
+          </w:p>
+        </w:tc>
+      </w:tr>
+      <w:tr>
+        <w:tc>
+          <w:tcPr/>
+          <w:p>
+            <w:pPr>
+              <w:pStyle w:val="Compact"/>
+              <w:jc w:val="left"/>
+            </w:pPr>
+            <w:r>
+              <w:t xml:space="preserve">MO</w:t>
+            </w:r>
+          </w:p>
+        </w:tc>
+        <w:tc>
+          <w:tcPr/>
+          <w:p>
+            <w:pPr>
+              <w:pStyle w:val="Compact"/>
+              <w:jc w:val="right"/>
+            </w:pPr>
+            <w:r>
+              <w:t xml:space="preserve">16</w:t>
+            </w:r>
+          </w:p>
+        </w:tc>
+        <w:tc>
+          <w:tcPr/>
+          <w:p>
+            <w:pPr>
+              <w:pStyle w:val="Compact"/>
+              <w:jc w:val="right"/>
+            </w:pPr>
+            <w:r>
+              <w:t xml:space="preserve">0.500</w:t>
+            </w:r>
+          </w:p>
+        </w:tc>
+        <w:tc>
+          <w:tcPr/>
+          <w:p>
+            <w:pPr>
+              <w:pStyle w:val="Compact"/>
+              <w:jc w:val="right"/>
+            </w:pPr>
+            <w:r>
+              <w:t xml:space="preserve">14.0</w:t>
+            </w:r>
+          </w:p>
+        </w:tc>
+      </w:tr>
+      <w:tr>
+        <w:tc>
+          <w:tcPr/>
+          <w:p>
+            <w:pPr>
+              <w:pStyle w:val="Compact"/>
+              <w:jc w:val="left"/>
+            </w:pPr>
+            <w:r>
+              <w:t xml:space="preserve">MS</w:t>
+            </w:r>
+          </w:p>
+        </w:tc>
+        <w:tc>
+          <w:tcPr/>
+          <w:p>
+            <w:pPr>
+              <w:pStyle w:val="Compact"/>
+              <w:jc w:val="right"/>
+            </w:pPr>
+            <w:r>
+              <w:t xml:space="preserve">12</w:t>
+            </w:r>
+          </w:p>
+        </w:tc>
+        <w:tc>
+          <w:tcPr/>
+          <w:p>
+            <w:pPr>
+              <w:pStyle w:val="Compact"/>
+              <w:jc w:val="right"/>
+            </w:pPr>
+            <w:r>
+              <w:t xml:space="preserve">1.000</w:t>
+            </w:r>
+          </w:p>
+        </w:tc>
+        <w:tc>
+          <w:tcPr/>
+          <w:p>
+            <w:pPr>
+              <w:pStyle w:val="Compact"/>
+              <w:jc w:val="right"/>
+            </w:pPr>
+            <w:r>
+              <w:t xml:space="preserve">7.0</w:t>
+            </w:r>
+          </w:p>
+        </w:tc>
+      </w:tr>
+      <w:tr>
+        <w:tc>
+          <w:tcPr/>
+          <w:p>
+            <w:pPr>
+              <w:pStyle w:val="Compact"/>
+              <w:jc w:val="left"/>
+            </w:pPr>
+            <w:r>
+              <w:t xml:space="preserve">MT</w:t>
+            </w:r>
+          </w:p>
+        </w:tc>
+        <w:tc>
+          <w:tcPr/>
+          <w:p>
+            <w:pPr>
+              <w:pStyle w:val="Compact"/>
+              <w:jc w:val="right"/>
+            </w:pPr>
+            <w:r>
+              <w:t xml:space="preserve">5</w:t>
+            </w:r>
+          </w:p>
+        </w:tc>
+        <w:tc>
+          <w:tcPr/>
+          <w:p>
+            <w:pPr>
+              <w:pStyle w:val="Compact"/>
+              <w:jc w:val="right"/>
+            </w:pPr>
+            <w:r>
+              <w:t xml:space="preserve">0.400</w:t>
+            </w:r>
+          </w:p>
+        </w:tc>
+        <w:tc>
+          <w:tcPr/>
+          <w:p>
+            <w:pPr>
+              <w:pStyle w:val="Compact"/>
+              <w:jc w:val="right"/>
+            </w:pPr>
+            <w:r>
+              <w:t xml:space="preserve">10.5</w:t>
+            </w:r>
+          </w:p>
+        </w:tc>
+      </w:tr>
+      <w:tr>
+        <w:tc>
+          <w:tcPr/>
+          <w:p>
+            <w:pPr>
+              <w:pStyle w:val="Compact"/>
+              <w:jc w:val="left"/>
+            </w:pPr>
+            <w:r>
+              <w:t xml:space="preserve">NC</w:t>
+            </w:r>
+          </w:p>
+        </w:tc>
+        <w:tc>
+          <w:tcPr/>
+          <w:p>
+            <w:pPr>
+              <w:pStyle w:val="Compact"/>
+              <w:jc w:val="right"/>
+            </w:pPr>
+            <w:r>
+              <w:t xml:space="preserve">31</w:t>
+            </w:r>
+          </w:p>
+        </w:tc>
+        <w:tc>
+          <w:tcPr/>
+          <w:p>
+            <w:pPr>
+              <w:pStyle w:val="Compact"/>
+              <w:jc w:val="right"/>
+            </w:pPr>
+            <w:r>
+              <w:t xml:space="preserve">0.516</w:t>
+            </w:r>
+          </w:p>
+        </w:tc>
+        <w:tc>
+          <w:tcPr/>
+          <w:p>
+            <w:pPr>
+              <w:pStyle w:val="Compact"/>
+              <w:jc w:val="right"/>
+            </w:pPr>
+            <w:r>
+              <w:t xml:space="preserve">6.5</w:t>
+            </w:r>
+          </w:p>
+        </w:tc>
+      </w:tr>
+      <w:tr>
+        <w:tc>
+          <w:tcPr/>
+          <w:p>
+            <w:pPr>
+              <w:pStyle w:val="Compact"/>
+              <w:jc w:val="left"/>
+            </w:pPr>
+            <w:r>
+              <w:t xml:space="preserve">NE</w:t>
+            </w:r>
+          </w:p>
+        </w:tc>
+        <w:tc>
+          <w:tcPr/>
+          <w:p>
+            <w:pPr>
+              <w:pStyle w:val="Compact"/>
+              <w:jc w:val="right"/>
+            </w:pPr>
+            <w:r>
+              <w:t xml:space="preserve">11</w:t>
+            </w:r>
+          </w:p>
+        </w:tc>
+        <w:tc>
+          <w:tcPr/>
+          <w:p>
+            <w:pPr>
+              <w:pStyle w:val="Compact"/>
+              <w:jc w:val="right"/>
+            </w:pPr>
+            <w:r>
+              <w:t xml:space="preserve">0.545</w:t>
+            </w:r>
+          </w:p>
+        </w:tc>
+        <w:tc>
+          <w:tcPr/>
+          <w:p>
+            <w:pPr>
+              <w:pStyle w:val="Compact"/>
+              <w:jc w:val="right"/>
+            </w:pPr>
+            <w:r>
+              <w:t xml:space="preserve">12.0</w:t>
+            </w:r>
+          </w:p>
+        </w:tc>
+      </w:tr>
+      <w:tr>
+        <w:tc>
+          <w:tcPr/>
+          <w:p>
+            <w:pPr>
+              <w:pStyle w:val="Compact"/>
+              <w:jc w:val="left"/>
+            </w:pPr>
+            <w:r>
+              <w:t xml:space="preserve">NH</w:t>
+            </w:r>
+          </w:p>
+        </w:tc>
+        <w:tc>
+          <w:tcPr/>
+          <w:p>
+            <w:pPr>
+              <w:pStyle w:val="Compact"/>
+              <w:jc w:val="right"/>
+            </w:pPr>
+            <w:r>
+              <w:t xml:space="preserve">16</w:t>
+            </w:r>
+          </w:p>
+        </w:tc>
+        <w:tc>
+          <w:tcPr/>
+          <w:p>
+            <w:pPr>
+              <w:pStyle w:val="Compact"/>
+              <w:jc w:val="right"/>
+            </w:pPr>
+            <w:r>
+              <w:t xml:space="preserve">0.562</w:t>
+            </w:r>
+          </w:p>
+        </w:tc>
+        <w:tc>
+          <w:tcPr/>
+          <w:p>
+            <w:pPr>
+              <w:pStyle w:val="Compact"/>
+              <w:jc w:val="right"/>
+            </w:pPr>
+            <w:r>
+              <w:t xml:space="preserve">42.0</w:t>
+            </w:r>
+          </w:p>
+        </w:tc>
+      </w:tr>
+      <w:tr>
+        <w:tc>
+          <w:tcPr/>
+          <w:p>
+            <w:pPr>
+              <w:pStyle w:val="Compact"/>
+              <w:jc w:val="left"/>
+            </w:pPr>
+            <w:r>
+              <w:t xml:space="preserve">NJ</w:t>
+            </w:r>
+          </w:p>
+        </w:tc>
+        <w:tc>
+          <w:tcPr/>
+          <w:p>
+            <w:pPr>
+              <w:pStyle w:val="Compact"/>
+              <w:jc w:val="right"/>
+            </w:pPr>
+            <w:r>
+              <w:t xml:space="preserve">9</w:t>
+            </w:r>
+          </w:p>
+        </w:tc>
+        <w:tc>
+          <w:tcPr/>
+          <w:p>
+            <w:pPr>
+              <w:pStyle w:val="Compact"/>
+              <w:jc w:val="right"/>
+            </w:pPr>
+            <w:r>
+              <w:t xml:space="preserve">0.667</w:t>
+            </w:r>
+          </w:p>
+        </w:tc>
+        <w:tc>
+          <w:tcPr/>
+          <w:p>
+            <w:pPr>
+              <w:pStyle w:val="Compact"/>
+              <w:jc w:val="right"/>
+            </w:pPr>
+            <w:r>
+              <w:t xml:space="preserve">5.5</w:t>
+            </w:r>
+          </w:p>
+        </w:tc>
+      </w:tr>
+      <w:tr>
+        <w:tc>
+          <w:tcPr/>
+          <w:p>
+            <w:pPr>
+              <w:pStyle w:val="Compact"/>
+              <w:jc w:val="left"/>
+            </w:pPr>
+            <w:r>
+              <w:t xml:space="preserve">NM</w:t>
+            </w:r>
+          </w:p>
+        </w:tc>
+        <w:tc>
+          <w:tcPr/>
+          <w:p>
+            <w:pPr>
+              <w:pStyle w:val="Compact"/>
+              <w:jc w:val="right"/>
+            </w:pPr>
+            <w:r>
+              <w:t xml:space="preserve">5</w:t>
+            </w:r>
+          </w:p>
+        </w:tc>
+        <w:tc>
+          <w:tcPr/>
+          <w:p>
+            <w:pPr>
+              <w:pStyle w:val="Compact"/>
+              <w:jc w:val="right"/>
+            </w:pPr>
+            <w:r>
+              <w:t xml:space="preserve">0.000</w:t>
+            </w:r>
+          </w:p>
+        </w:tc>
+        <w:tc>
+          <w:tcPr/>
+          <w:p>
+            <w:pPr>
+              <w:pStyle w:val="Compact"/>
+              <w:jc w:val="right"/>
+            </w:pPr>
+            <w:r>
+              <w:t xml:space="preserve">NA</w:t>
+            </w:r>
+          </w:p>
+        </w:tc>
+      </w:tr>
+      <w:tr>
+        <w:tc>
+          <w:tcPr/>
+          <w:p>
+            <w:pPr>
+              <w:pStyle w:val="Compact"/>
+              <w:jc w:val="left"/>
+            </w:pPr>
+            <w:r>
+              <w:t xml:space="preserve">NV</w:t>
+            </w:r>
+          </w:p>
+        </w:tc>
+        <w:tc>
+          <w:tcPr/>
+          <w:p>
+            <w:pPr>
+              <w:pStyle w:val="Compact"/>
+              <w:jc w:val="right"/>
+            </w:pPr>
+            <w:r>
+              <w:t xml:space="preserve">4</w:t>
+            </w:r>
+          </w:p>
+        </w:tc>
+        <w:tc>
+          <w:tcPr/>
+          <w:p>
+            <w:pPr>
+              <w:pStyle w:val="Compact"/>
+              <w:jc w:val="right"/>
+            </w:pPr>
+            <w:r>
+              <w:t xml:space="preserve">0.250</w:t>
+            </w:r>
+          </w:p>
+        </w:tc>
+        <w:tc>
+          <w:tcPr/>
+          <w:p>
+            <w:pPr>
+              <w:pStyle w:val="Compact"/>
+              <w:jc w:val="right"/>
+            </w:pPr>
+            <w:r>
+              <w:t xml:space="preserve">58.0</w:t>
+            </w:r>
+          </w:p>
+        </w:tc>
+      </w:tr>
+      <w:tr>
+        <w:tc>
+          <w:tcPr/>
+          <w:p>
+            <w:pPr>
+              <w:pStyle w:val="Compact"/>
+              <w:jc w:val="left"/>
+            </w:pPr>
+            <w:r>
+              <w:t xml:space="preserve">NY</w:t>
+            </w:r>
+          </w:p>
+        </w:tc>
+        <w:tc>
+          <w:tcPr/>
+          <w:p>
+            <w:pPr>
+              <w:pStyle w:val="Compact"/>
+              <w:jc w:val="right"/>
+            </w:pPr>
+            <w:r>
+              <w:t xml:space="preserve">45</w:t>
+            </w:r>
+          </w:p>
+        </w:tc>
+        <w:tc>
+          <w:tcPr/>
+          <w:p>
+            <w:pPr>
+              <w:pStyle w:val="Compact"/>
+              <w:jc w:val="right"/>
+            </w:pPr>
+            <w:r>
+              <w:t xml:space="preserve">0.533</w:t>
+            </w:r>
+          </w:p>
+        </w:tc>
+        <w:tc>
+          <w:tcPr/>
+          <w:p>
+            <w:pPr>
+              <w:pStyle w:val="Compact"/>
+              <w:jc w:val="right"/>
+            </w:pPr>
+            <w:r>
+              <w:t xml:space="preserve">13.5</w:t>
+            </w:r>
+          </w:p>
+        </w:tc>
+      </w:tr>
+      <w:tr>
+        <w:tc>
+          <w:tcPr/>
+          <w:p>
+            <w:pPr>
+              <w:pStyle w:val="Compact"/>
+              <w:jc w:val="left"/>
+            </w:pPr>
+            <w:r>
+              <w:t xml:space="preserve">OH</w:t>
+            </w:r>
+          </w:p>
+        </w:tc>
+        <w:tc>
+          <w:tcPr/>
+          <w:p>
+            <w:pPr>
+              <w:pStyle w:val="Compact"/>
+              <w:jc w:val="right"/>
+            </w:pPr>
+            <w:r>
+              <w:t xml:space="preserve">36</w:t>
+            </w:r>
+          </w:p>
+        </w:tc>
+        <w:tc>
+          <w:tcPr/>
+          <w:p>
+            <w:pPr>
+              <w:pStyle w:val="Compact"/>
+              <w:jc w:val="right"/>
+            </w:pPr>
+            <w:r>
+              <w:t xml:space="preserve">0.556</w:t>
+            </w:r>
+          </w:p>
+        </w:tc>
+        <w:tc>
+          <w:tcPr/>
+          <w:p>
+            <w:pPr>
+              <w:pStyle w:val="Compact"/>
+              <w:jc w:val="right"/>
+            </w:pPr>
+            <w:r>
+              <w:t xml:space="preserve">10.0</w:t>
+            </w:r>
+          </w:p>
+        </w:tc>
+      </w:tr>
+      <w:tr>
+        <w:tc>
+          <w:tcPr/>
+          <w:p>
+            <w:pPr>
+              <w:pStyle w:val="Compact"/>
+              <w:jc w:val="left"/>
+            </w:pPr>
+            <w:r>
+              <w:t xml:space="preserve">OK</w:t>
+            </w:r>
+          </w:p>
+        </w:tc>
+        <w:tc>
+          <w:tcPr/>
+          <w:p>
+            <w:pPr>
+              <w:pStyle w:val="Compact"/>
+              <w:jc w:val="right"/>
+            </w:pPr>
+            <w:r>
+              <w:t xml:space="preserve">6</w:t>
+            </w:r>
+          </w:p>
+        </w:tc>
+        <w:tc>
+          <w:tcPr/>
+          <w:p>
+            <w:pPr>
+              <w:pStyle w:val="Compact"/>
+              <w:jc w:val="right"/>
+            </w:pPr>
+            <w:r>
+              <w:t xml:space="preserve">0.667</w:t>
+            </w:r>
+          </w:p>
+        </w:tc>
+        <w:tc>
+          <w:tcPr/>
+          <w:p>
+            <w:pPr>
+              <w:pStyle w:val="Compact"/>
+              <w:jc w:val="right"/>
+            </w:pPr>
+            <w:r>
+              <w:t xml:space="preserve">32.5</w:t>
+            </w:r>
+          </w:p>
+        </w:tc>
+      </w:tr>
+      <w:tr>
+        <w:tc>
+          <w:tcPr/>
+          <w:p>
+            <w:pPr>
+              <w:pStyle w:val="Compact"/>
+              <w:jc w:val="left"/>
+            </w:pPr>
+            <w:r>
+              <w:t xml:space="preserve">OR</w:t>
+            </w:r>
+          </w:p>
+        </w:tc>
+        <w:tc>
+          <w:tcPr/>
+          <w:p>
+            <w:pPr>
+              <w:pStyle w:val="Compact"/>
+              <w:jc w:val="right"/>
+            </w:pPr>
+            <w:r>
+              <w:t xml:space="preserve">13</w:t>
+            </w:r>
+          </w:p>
+        </w:tc>
+        <w:tc>
+          <w:tcPr/>
+          <w:p>
+            <w:pPr>
+              <w:pStyle w:val="Compact"/>
+              <w:jc w:val="right"/>
+            </w:pPr>
+            <w:r>
+              <w:t xml:space="preserve">0.538</w:t>
+            </w:r>
+          </w:p>
+        </w:tc>
+        <w:tc>
+          <w:tcPr/>
+          <w:p>
+            <w:pPr>
+              <w:pStyle w:val="Compact"/>
+              <w:jc w:val="right"/>
+            </w:pPr>
+            <w:r>
+              <w:t xml:space="preserve">14.0</w:t>
+            </w:r>
+          </w:p>
+        </w:tc>
+      </w:tr>
+      <w:tr>
+        <w:tc>
+          <w:tcPr/>
+          <w:p>
+            <w:pPr>
+              <w:pStyle w:val="Compact"/>
+              <w:jc w:val="left"/>
+            </w:pPr>
+            <w:r>
+              <w:t xml:space="preserve">PA</w:t>
+            </w:r>
+          </w:p>
+        </w:tc>
+        <w:tc>
+          <w:tcPr/>
+          <w:p>
+            <w:pPr>
+              <w:pStyle w:val="Compact"/>
+              <w:jc w:val="right"/>
+            </w:pPr>
+            <w:r>
+              <w:t xml:space="preserve">37</w:t>
+            </w:r>
+          </w:p>
+        </w:tc>
+        <w:tc>
+          <w:tcPr/>
+          <w:p>
+            <w:pPr>
+              <w:pStyle w:val="Compact"/>
+              <w:jc w:val="right"/>
+            </w:pPr>
+            <w:r>
+              <w:t xml:space="preserve">0.378</w:t>
+            </w:r>
+          </w:p>
+        </w:tc>
+        <w:tc>
+          <w:tcPr/>
+          <w:p>
+            <w:pPr>
+              <w:pStyle w:val="Compact"/>
+              <w:jc w:val="right"/>
+            </w:pPr>
+            <w:r>
+              <w:t xml:space="preserve">23.5</w:t>
+            </w:r>
+          </w:p>
+        </w:tc>
+      </w:tr>
+      <w:tr>
+        <w:tc>
+          <w:tcPr/>
+          <w:p>
+            <w:pPr>
+              <w:pStyle w:val="Compact"/>
+              <w:jc w:val="left"/>
+            </w:pPr>
+            <w:r>
+              <w:t xml:space="preserve">RI</w:t>
+            </w:r>
+          </w:p>
+        </w:tc>
+        <w:tc>
+          <w:tcPr/>
+          <w:p>
+            <w:pPr>
+              <w:pStyle w:val="Compact"/>
+              <w:jc w:val="right"/>
+            </w:pPr>
+            <w:r>
+              <w:t xml:space="preserve">1</w:t>
+            </w:r>
+          </w:p>
+        </w:tc>
+        <w:tc>
+          <w:tcPr/>
+          <w:p>
+            <w:pPr>
+              <w:pStyle w:val="Compact"/>
+              <w:jc w:val="right"/>
+            </w:pPr>
+            <w:r>
+              <w:t xml:space="preserve">1.000</w:t>
+            </w:r>
+          </w:p>
+        </w:tc>
+        <w:tc>
+          <w:tcPr/>
+          <w:p>
+            <w:pPr>
+              <w:pStyle w:val="Compact"/>
+              <w:jc w:val="right"/>
+            </w:pPr>
+            <w:r>
+              <w:t xml:space="preserve">26.0</w:t>
+            </w:r>
+          </w:p>
+        </w:tc>
+      </w:tr>
+      <w:tr>
+        <w:tc>
+          <w:tcPr/>
+          <w:p>
+            <w:pPr>
+              <w:pStyle w:val="Compact"/>
+              <w:jc w:val="left"/>
+            </w:pPr>
+            <w:r>
+              <w:t xml:space="preserve">SC</w:t>
+            </w:r>
+          </w:p>
+        </w:tc>
+        <w:tc>
+          <w:tcPr/>
+          <w:p>
+            <w:pPr>
+              <w:pStyle w:val="Compact"/>
+              <w:jc w:val="right"/>
+            </w:pPr>
+            <w:r>
+              <w:t xml:space="preserve">13</w:t>
+            </w:r>
+          </w:p>
+        </w:tc>
+        <w:tc>
+          <w:tcPr/>
+          <w:p>
+            <w:pPr>
+              <w:pStyle w:val="Compact"/>
+              <w:jc w:val="right"/>
+            </w:pPr>
+            <w:r>
+              <w:t xml:space="preserve">0.769</w:t>
+            </w:r>
+          </w:p>
+        </w:tc>
+        <w:tc>
+          <w:tcPr/>
+          <w:p>
+            <w:pPr>
+              <w:pStyle w:val="Compact"/>
+              <w:jc w:val="right"/>
+            </w:pPr>
+            <w:r>
+              <w:t xml:space="preserve">3.5</w:t>
+            </w:r>
+          </w:p>
+        </w:tc>
+      </w:tr>
+      <w:tr>
+        <w:tc>
+          <w:tcPr/>
+          <w:p>
+            <w:pPr>
+              <w:pStyle w:val="Compact"/>
+              <w:jc w:val="left"/>
+            </w:pPr>
+            <w:r>
+              <w:t xml:space="preserve">SD</w:t>
+            </w:r>
+          </w:p>
+        </w:tc>
+        <w:tc>
+          <w:tcPr/>
+          <w:p>
+            <w:pPr>
+              <w:pStyle w:val="Compact"/>
+              <w:jc w:val="right"/>
+            </w:pPr>
+            <w:r>
+              <w:t xml:space="preserve">2</w:t>
+            </w:r>
+          </w:p>
+        </w:tc>
+        <w:tc>
+          <w:tcPr/>
+          <w:p>
+            <w:pPr>
+              <w:pStyle w:val="Compact"/>
+              <w:jc w:val="right"/>
+            </w:pPr>
+            <w:r>
+              <w:t xml:space="preserve">1.000</w:t>
+            </w:r>
+          </w:p>
+        </w:tc>
+        <w:tc>
+          <w:tcPr/>
+          <w:p>
+            <w:pPr>
+              <w:pStyle w:val="Compact"/>
+              <w:jc w:val="right"/>
+            </w:pPr>
+            <w:r>
+              <w:t xml:space="preserve">10.5</w:t>
+            </w:r>
+          </w:p>
+        </w:tc>
+      </w:tr>
+      <w:tr>
+        <w:tc>
+          <w:tcPr/>
+          <w:p>
+            <w:pPr>
+              <w:pStyle w:val="Compact"/>
+              <w:jc w:val="left"/>
+            </w:pPr>
+            <w:r>
+              <w:t xml:space="preserve">TN</w:t>
+            </w:r>
+          </w:p>
+        </w:tc>
+        <w:tc>
+          <w:tcPr/>
+          <w:p>
+            <w:pPr>
+              <w:pStyle w:val="Compact"/>
+              <w:jc w:val="right"/>
+            </w:pPr>
+            <w:r>
+              <w:t xml:space="preserve">12</w:t>
+            </w:r>
+          </w:p>
+        </w:tc>
+        <w:tc>
+          <w:tcPr/>
+          <w:p>
+            <w:pPr>
+              <w:pStyle w:val="Compact"/>
+              <w:jc w:val="right"/>
+            </w:pPr>
+            <w:r>
+              <w:t xml:space="preserve">0.500</w:t>
+            </w:r>
+          </w:p>
+        </w:tc>
+        <w:tc>
+          <w:tcPr/>
+          <w:p>
+            <w:pPr>
+              <w:pStyle w:val="Compact"/>
+              <w:jc w:val="right"/>
+            </w:pPr>
+            <w:r>
+              <w:t xml:space="preserve">6.0</w:t>
+            </w:r>
+          </w:p>
+        </w:tc>
+      </w:tr>
+      <w:tr>
+        <w:tc>
+          <w:tcPr/>
+          <w:p>
+            <w:pPr>
+              <w:pStyle w:val="Compact"/>
+              <w:jc w:val="left"/>
+            </w:pPr>
+            <w:r>
+              <w:t xml:space="preserve">TX</w:t>
+            </w:r>
+          </w:p>
+        </w:tc>
+        <w:tc>
+          <w:tcPr/>
+          <w:p>
+            <w:pPr>
+              <w:pStyle w:val="Compact"/>
+              <w:jc w:val="right"/>
+            </w:pPr>
+            <w:r>
+              <w:t xml:space="preserve">58</w:t>
+            </w:r>
+          </w:p>
+        </w:tc>
+        <w:tc>
+          <w:tcPr/>
+          <w:p>
+            <w:pPr>
+              <w:pStyle w:val="Compact"/>
+              <w:jc w:val="right"/>
+            </w:pPr>
+            <w:r>
+              <w:t xml:space="preserve">0.759</w:t>
+            </w:r>
+          </w:p>
+        </w:tc>
+        <w:tc>
+          <w:tcPr/>
+          <w:p>
+            <w:pPr>
+              <w:pStyle w:val="Compact"/>
+              <w:jc w:val="right"/>
+            </w:pPr>
+            <w:r>
+              <w:t xml:space="preserve">17.0</w:t>
+            </w:r>
+          </w:p>
+        </w:tc>
+      </w:tr>
+      <w:tr>
+        <w:tc>
+          <w:tcPr/>
+          <w:p>
+            <w:pPr>
+              <w:pStyle w:val="Compact"/>
+              <w:jc w:val="left"/>
+            </w:pPr>
+            <w:r>
+              <w:t xml:space="preserve">UT</w:t>
+            </w:r>
+          </w:p>
+        </w:tc>
+        <w:tc>
+          <w:tcPr/>
+          <w:p>
+            <w:pPr>
+              <w:pStyle w:val="Compact"/>
+              <w:jc w:val="right"/>
+            </w:pPr>
+            <w:r>
+              <w:t xml:space="preserve">9</w:t>
+            </w:r>
+          </w:p>
+        </w:tc>
+        <w:tc>
+          <w:tcPr/>
+          <w:p>
+            <w:pPr>
+              <w:pStyle w:val="Compact"/>
+              <w:jc w:val="right"/>
+            </w:pPr>
+            <w:r>
+              <w:t xml:space="preserve">0.778</w:t>
+            </w:r>
+          </w:p>
+        </w:tc>
+        <w:tc>
+          <w:tcPr/>
+          <w:p>
+            <w:pPr>
+              <w:pStyle w:val="Compact"/>
+              <w:jc w:val="right"/>
+            </w:pPr>
+            <w:r>
+              <w:t xml:space="preserve">13.0</w:t>
+            </w:r>
+          </w:p>
+        </w:tc>
+      </w:tr>
+      <w:tr>
+        <w:tc>
+          <w:tcPr/>
+          <w:p>
+            <w:pPr>
+              <w:pStyle w:val="Compact"/>
+              <w:jc w:val="left"/>
+            </w:pPr>
+            <w:r>
+              <w:t xml:space="preserve">VA</w:t>
+            </w:r>
+          </w:p>
+        </w:tc>
+        <w:tc>
+          <w:tcPr/>
+          <w:p>
+            <w:pPr>
+              <w:pStyle w:val="Compact"/>
+              <w:jc w:val="right"/>
+            </w:pPr>
+            <w:r>
+              <w:t xml:space="preserve">16</w:t>
+            </w:r>
+          </w:p>
+        </w:tc>
+        <w:tc>
+          <w:tcPr/>
+          <w:p>
+            <w:pPr>
+              <w:pStyle w:val="Compact"/>
+              <w:jc w:val="right"/>
+            </w:pPr>
+            <w:r>
+              <w:t xml:space="preserve">0.812</w:t>
+            </w:r>
+          </w:p>
+        </w:tc>
+        <w:tc>
+          <w:tcPr/>
+          <w:p>
+            <w:pPr>
+              <w:pStyle w:val="Compact"/>
+              <w:jc w:val="right"/>
+            </w:pPr>
+            <w:r>
+              <w:t xml:space="preserve">33.0</w:t>
+            </w:r>
+          </w:p>
+        </w:tc>
+      </w:tr>
+      <w:tr>
+        <w:tc>
+          <w:tcPr/>
+          <w:p>
+            <w:pPr>
+              <w:pStyle w:val="Compact"/>
+              <w:jc w:val="left"/>
+            </w:pPr>
+            <w:r>
+              <w:t xml:space="preserve">VT</w:t>
+            </w:r>
+          </w:p>
+        </w:tc>
+        <w:tc>
+          <w:tcPr/>
+          <w:p>
+            <w:pPr>
+              <w:pStyle w:val="Compact"/>
+              <w:jc w:val="right"/>
+            </w:pPr>
+            <w:r>
+              <w:t xml:space="preserve">7</w:t>
+            </w:r>
+          </w:p>
+        </w:tc>
+        <w:tc>
+          <w:tcPr/>
+          <w:p>
+            <w:pPr>
+              <w:pStyle w:val="Compact"/>
+              <w:jc w:val="right"/>
+            </w:pPr>
+            <w:r>
+              <w:t xml:space="preserve">0.571</w:t>
+            </w:r>
+          </w:p>
+        </w:tc>
+        <w:tc>
+          <w:tcPr/>
+          <w:p>
+            <w:pPr>
+              <w:pStyle w:val="Compact"/>
+              <w:jc w:val="right"/>
+            </w:pPr>
+            <w:r>
+              <w:t xml:space="preserve">63.0</w:t>
+            </w:r>
+          </w:p>
+        </w:tc>
+      </w:tr>
+      <w:tr>
+        <w:tc>
+          <w:tcPr/>
+          <w:p>
+            <w:pPr>
+              <w:pStyle w:val="Compact"/>
+              <w:jc w:val="left"/>
+            </w:pPr>
+            <w:r>
+              <w:t xml:space="preserve">WA</w:t>
+            </w:r>
+          </w:p>
+        </w:tc>
+        <w:tc>
+          <w:tcPr/>
+          <w:p>
+            <w:pPr>
+              <w:pStyle w:val="Compact"/>
+              <w:jc w:val="right"/>
+            </w:pPr>
+            <w:r>
+              <w:t xml:space="preserve">13</w:t>
+            </w:r>
+          </w:p>
+        </w:tc>
+        <w:tc>
+          <w:tcPr/>
+          <w:p>
+            <w:pPr>
+              <w:pStyle w:val="Compact"/>
+              <w:jc w:val="right"/>
+            </w:pPr>
+            <w:r>
+              <w:t xml:space="preserve">0.385</w:t>
+            </w:r>
+          </w:p>
+        </w:tc>
+        <w:tc>
+          <w:tcPr/>
+          <w:p>
+            <w:pPr>
+              <w:pStyle w:val="Compact"/>
+              <w:jc w:val="right"/>
+            </w:pPr>
+            <w:r>
+              <w:t xml:space="preserve">21.0</w:t>
+            </w:r>
+          </w:p>
+        </w:tc>
+      </w:tr>
+      <w:tr>
+        <w:tc>
+          <w:tcPr/>
+          <w:p>
+            <w:pPr>
+              <w:pStyle w:val="Compact"/>
+              <w:jc w:val="left"/>
+            </w:pPr>
+            <w:r>
+              <w:t xml:space="preserve">WI</w:t>
+            </w:r>
+          </w:p>
+        </w:tc>
+        <w:tc>
+          <w:tcPr/>
+          <w:p>
+            <w:pPr>
+              <w:pStyle w:val="Compact"/>
+              <w:jc w:val="right"/>
+            </w:pPr>
+            <w:r>
+              <w:t xml:space="preserve">21</w:t>
+            </w:r>
+          </w:p>
+        </w:tc>
+        <w:tc>
+          <w:tcPr/>
+          <w:p>
+            <w:pPr>
+              <w:pStyle w:val="Compact"/>
+              <w:jc w:val="right"/>
+            </w:pPr>
+            <w:r>
+              <w:t xml:space="preserve">0.762</w:t>
+            </w:r>
+          </w:p>
+        </w:tc>
+        <w:tc>
+          <w:tcPr/>
+          <w:p>
+            <w:pPr>
+              <w:pStyle w:val="Compact"/>
+              <w:jc w:val="right"/>
+            </w:pPr>
+            <w:r>
+              <w:t xml:space="preserve">19.5</w:t>
+            </w:r>
+          </w:p>
+        </w:tc>
+      </w:tr>
+      <w:tr>
+        <w:tc>
+          <w:tcPr/>
+          <w:p>
+            <w:pPr>
+              <w:pStyle w:val="Compact"/>
+              <w:jc w:val="left"/>
+            </w:pPr>
+            <w:r>
+              <w:t xml:space="preserve">WV</w:t>
+            </w:r>
+          </w:p>
+        </w:tc>
+        <w:tc>
+          <w:tcPr/>
+          <w:p>
+            <w:pPr>
+              <w:pStyle w:val="Compact"/>
+              <w:jc w:val="right"/>
+            </w:pPr>
+            <w:r>
+              <w:t xml:space="preserve">3</w:t>
+            </w:r>
+          </w:p>
+        </w:tc>
+        <w:tc>
+          <w:tcPr/>
+          <w:p>
+            <w:pPr>
+              <w:pStyle w:val="Compact"/>
+              <w:jc w:val="right"/>
+            </w:pPr>
+            <w:r>
+              <w:t xml:space="preserve">0.000</w:t>
+            </w:r>
+          </w:p>
+        </w:tc>
+        <w:tc>
+          <w:tcPr/>
+          <w:p>
+            <w:pPr>
+              <w:pStyle w:val="Compact"/>
+              <w:jc w:val="right"/>
+            </w:pPr>
+            <w:r>
+              <w:t xml:space="preserve">NA</w:t>
+            </w:r>
+          </w:p>
+        </w:tc>
+      </w:tr>
+      <w:tr>
+        <w:tc>
+          <w:tcPr/>
+          <w:p>
+            <w:pPr>
+              <w:pStyle w:val="Compact"/>
+              <w:jc w:val="left"/>
+            </w:pPr>
+            <w:r>
+              <w:t xml:space="preserve">WY</w:t>
+            </w:r>
+          </w:p>
+        </w:tc>
+        <w:tc>
+          <w:tcPr/>
+          <w:p>
+            <w:pPr>
+              <w:pStyle w:val="Compact"/>
+              <w:jc w:val="right"/>
+            </w:pPr>
+            <w:r>
+              <w:t xml:space="preserve">6</w:t>
+            </w:r>
+          </w:p>
+        </w:tc>
+        <w:tc>
+          <w:tcPr/>
+          <w:p>
+            <w:pPr>
+              <w:pStyle w:val="Compact"/>
+              <w:jc w:val="right"/>
+            </w:pPr>
+            <w:r>
+              <w:t xml:space="preserve">0.667</w:t>
+            </w:r>
+          </w:p>
+        </w:tc>
+        <w:tc>
+          <w:tcPr/>
+          <w:p>
+            <w:pPr>
+              <w:pStyle w:val="Compact"/>
+              <w:jc w:val="right"/>
+            </w:pPr>
+            <w:r>
+              <w:t xml:space="preserve">13.0</w:t>
+            </w:r>
+          </w:p>
+        </w:tc>
+      </w:tr>
+    </w:tbl>
     <w:bookmarkEnd w:id="46"/>
     <w:bookmarkStart w:id="68" w:name="supplementary-figures"/>
     <w:p>
@@ -25411,7 +28721,7 @@
           <w:b/>
           <w:bCs/>
         </w:rPr>
-        <w:t xml:space="preserve">Figure S1. Cumulative probability of securing an appointment, by subspecialty (Kaplan–Meier; calls with no offer are retained as never obtaining an appointment within the 90-day window rather than informatively censored, so each curve plateaus at the subspecialty’s no-offer fraction).</w:t>
+        <w:t xml:space="preserve">Figure S1. Empirical cumulative probability of securing an appointment, by subspecialty. This is the cumulative proportion of all calls in each subspecialty that had obtained an appointment by business-day t, with no-offer calls retained as never obtaining one (so each curve plateaus at the subspecialty’s offer rate). It is not a time-to-event/Kaplan–Meier analysis and carries no censoring assumption or log-rank test, because each physician was called once.</w:t>
       </w:r>
     </w:p>
     <w:p>
@@ -25421,7 +28731,7 @@
       <w:r>
         <w:drawing>
           <wp:inline>
-            <wp:extent cx="5334000" cy="4030133"/>
+            <wp:extent cx="5334000" cy="3556000"/>
             <wp:effectExtent b="0" l="0" r="0" t="0"/>
             <wp:docPr descr="" title="" id="48" name="Picture"/>
             <a:graphic>
@@ -25442,7 +28752,7 @@
                   <pic:spPr bwMode="auto">
                     <a:xfrm>
                       <a:off x="0" y="0"/>
-                      <a:ext cx="5334000" cy="4030133"/>
+                      <a:ext cx="5334000" cy="3556000"/>
                     </a:xfrm>
                     <a:prstGeom prst="rect">
                       <a:avLst/>
@@ -25706,7 +29016,7 @@
           <w:b/>
           <w:bCs/>
         </w:rPr>
-        <w:t xml:space="preserve">Figure S5. Appointment offer rate by state (mysterymaps).</w:t>
+        <w:t xml:space="preserve">Figure S5. Appointment offer rate by state. Rates are unweighted and unstable in low-sample states; states with fewer than 5 calls are suppressed (shown as no data). Per-state denominators are in Table S16.</w:t>
       </w:r>
     </w:p>
     <w:p>

--- a/manuscript_output/manuscript_mystery_caller.docx
+++ b/manuscript_output/manuscript_mystery_caller.docx
@@ -13848,6 +13848,14 @@
         <w:t xml:space="preserve">Supplementary Material</w:t>
       </w:r>
     </w:p>
+    <w:p>
+      <w:pPr>
+        <w:sectPr>
+          <w:pgSz w:w="12240" w:h="15840"/>
+          <w:pgMar w:top="1440" w:bottom="1440" w:left="1440" w:right="1440" w:header="720" w:footer="720" w:gutter="0"/>
+        </w:sectPr>
+      </w:pPr>
+    </w:p>
     <w:bookmarkStart w:id="46" w:name="supplementary-tables"/>
     <w:p>
       <w:pPr>
@@ -13855,6 +13863,18 @@
       </w:pPr>
       <w:r>
         <w:t xml:space="preserve">Supplementary Tables</w:t>
+      </w:r>
+    </w:p>
+    <w:p>
+      <w:pPr>
+        <w:pStyle w:val="FirstParagraph"/>
+      </w:pPr>
+      <w:r>
+        <w:rPr>
+          <w:i/>
+          <w:iCs/>
+        </w:rPr>
+        <w:t xml:space="preserve">Supplementary tables are presented in landscape orientation for legibility.</w:t>
       </w:r>
     </w:p>
     <w:p>
@@ -28702,6 +28722,14 @@
         </w:tc>
       </w:tr>
     </w:tbl>
+    <w:p>
+      <w:pPr>
+        <w:sectPr>
+          <w:pgSz w:w="15840" w:h="12240" w:orient="landscape"/>
+          <w:pgMar w:top="1440" w:bottom="1440" w:left="1440" w:right="1440" w:header="720" w:footer="720" w:gutter="0"/>
+        </w:sectPr>
+      </w:pPr>
+    </w:p>
     <w:bookmarkEnd w:id="46"/>
     <w:bookmarkStart w:id="68" w:name="supplementary-figures"/>
     <w:p>

--- a/manuscript_output/manuscript_mystery_caller.docx
+++ b/manuscript_output/manuscript_mystery_caller.docx
@@ -134,7 +134,7 @@
         <w:t xml:space="preserve"> </w:t>
       </w:r>
       <w:r>
-        <w:t xml:space="preserve">jointly associated with either outcome (offer p = 0.09, wait p = 0.08). In the primary any-offer model the only nominally significant subspecialty contrast was pediatric otolaryngology (OR 2.29 (95% CI 1.09–4.80; p = 0.028)), which did not carry to the with-the-requested-physician outcome or survive multiplicity adjustment. No geographic covariate was associated with either outcome. Appointment offers instead varied clearly by trained caller (joint p = 0.005), clearer statistical evidence of association than subspecialty; conditional wait time was associated with none of caller (p = 0.376), subspecialty, or geography.</w:t>
+        <w:t xml:space="preserve">jointly associated with either outcome (offer p = 0.09, wait p = 0.08). In the primary any-offer model the only nominally significant subspecialty contrast was pediatric otolaryngology (OR 2.29 (95% CI 1.09–4.80; p = 0.028)), which did not carry to the with-the-requested-physician outcome or survive multiplicity adjustment. No geographic covariate showed a statistically conclusive association with either outcome. Appointment offers instead varied clearly by trained caller (joint p = 0.005), clearer statistical evidence of association than subspecialty; conditional wait time was not conclusively associated with caller (p = 0.376), subspecialty, or geography.</w:t>
       </w:r>
     </w:p>
     <w:p>
@@ -265,7 +265,7 @@
           <w:i/>
           <w:iCs/>
         </w:rPr>
-        <w:t xml:space="preserve">Word count: abstract 281 words; main text 4,810 words (excluding abstract, references, tables, and figure legends). Tables: 2 main and 18 supplementary (S1–S15, with S4/S12/S14 sub-parts). Figures: 2 main and 7 supplementary (S1–S6, with S4a/S4b).</w:t>
+        <w:t xml:space="preserve">Word count: abstract 284 words; main text 4,834 words (excluding abstract, references, tables, and figure legends). Tables: 2 main and 16 numbered supplementary tables (S1–S16), plus sub-parts (S12b, S12c, S12c-tests, S14b) and the call-script appendix (S9). Figures: 2 main and 7 supplementary (S1–S6, with S4a/S4b).</w:t>
       </w:r>
     </w:p>
     <w:bookmarkEnd w:id="20"/>
@@ -464,7 +464,7 @@
         </w:r>
       </w:hyperlink>
       <w:r>
-        <w:t xml:space="preserve">. Trained callers telephoned a national sample of practicing, board-certified otolaryngologists and, following a standardized script, requested a new-patient appointment for a subspecialty-matched chief complaint. Each sampled physician was contacted once. The sampling frame was the American Board of Otolaryngology–Head and Neck Surgery roster of board-certified otolaryngologists practicing in the United States (N = 11,333), linked to National Provider Identifier records for practice location and rurality. Because rural otolaryngologists were scarce in this frame (791 of 11,333; 7.0%), we drew a rurality-stratified sample of 480 urban and 480 rural physicians (960 total) to obtain balanced representation; the rural stratum accordingly included a majority of all rural board-certified otolaryngologists in the frame. Calls were placed between May 29 and July 6, 2026, to physicians in 48 states, each under a commercial Blue Cross Blue Shield insurance scenario held constant across calls, with the chief complaint matched to the sampled physician’s subspecialty (general otolaryngology, facial plastic surgery, head and neck oncology, laryngology, otology/neurotology, pediatric otolaryngology, rhinology, or sleep medicine). Script selection followed the physician’s fellowship training (subspecialty-specific script if fellowship-trained, otherwise the general otolaryngology script), and callers verified board certification and coded practice rurality before each call; the full pre-call procedure and the verbatim subspecialty scripts are provided in the Supplementary Appendix (</w:t>
+        <w:t xml:space="preserve">. Trained callers telephoned a national sample of practicing, board-certified otolaryngologists and, following a standardized script, requested a new-patient appointment for a subspecialty-matched chief complaint. Each sampled physician was contacted once. The sampling frame was the American Board of Otolaryngology–Head and Neck Surgery roster of board-certified otolaryngologists practicing in the United States (N = 11,333), linked to National Provider Identifier records for practice location and rurality. Because rural otolaryngologists were scarce in this frame (791 of 11,333; 7.0%), we drew a rurality-stratified sample of 480 urban and 480 rural physicians (960 total) to obtain balanced representation; the rural stratum accordingly included a majority of all rural board-certified otolaryngologists in the frame. Calls were placed between May 29 and July 6, 2026, to physicians in 47 states and the District of Columbia, each under a commercial Blue Cross Blue Shield insurance scenario held constant across calls, with the chief complaint matched to the sampled physician’s subspecialty (general otolaryngology, facial plastic surgery, head and neck oncology, laryngology, otology/neurotology, pediatric otolaryngology, rhinology, or sleep medicine). Script selection followed the physician’s fellowship training (subspecialty-specific script if fellowship-trained, otherwise the general otolaryngology script), and callers verified board certification and coded practice rurality before each call; the full pre-call procedure and the verbatim subspecialty scripts are provided in the Supplementary Appendix (</w:t>
       </w:r>
       <w:r>
         <w:rPr>
@@ -474,7 +474,7 @@
         <w:t xml:space="preserve">Table S9</w:t>
       </w:r>
       <w:r>
-        <w:t xml:space="preserve">).</w:t>
+        <w:t xml:space="preserve">). Each successfully reached practice underwent one completed mystery-caller encounter; practices that did not answer were re-attempted before being classified as incomplete.</w:t>
       </w:r>
       <w:r>
         <w:t xml:space="preserve"> </w:t>
@@ -484,7 +484,7 @@
           <w:i/>
           <w:iCs/>
         </w:rPr>
-        <w:t xml:space="preserve">[To confirm from the protocol: the number and timing of call attempts before a physician was recorded as unreachable, and caller-training procedures.]</w:t>
+        <w:t xml:space="preserve">[To confirm from the protocol: the number and timing of re-attempts before an office was classified as unreachable, and the caller-training procedures (training duration, script review, mock/supervised pilot calls, and response-coding rules).]</w:t>
       </w:r>
       <w:r>
         <w:t xml:space="preserve"> </w:t>
@@ -541,7 +541,7 @@
         </w:r>
       </w:hyperlink>
       <w:r>
-        <w:t xml:space="preserve">. This study was designed to satisfy those conditions. Consistent with established simulated-patient practice, the covert design incorporated several safeguards: no protected health information was collected and no calls were recorded; each contact was a single brief call that booked no real appointment and imposed minimal burden on office staff; and identifying information about individual staff members was neither requested nor stored. Covert simulated calling was necessary because non-covert methods, for example, surveys of offices aware of being observed, would systematically bias access estimates through social desirability, the same rationale that underlies the design’s measurement validity</w:t>
+        <w:t xml:space="preserve">. This study was designed to satisfy those conditions. Consistent with established simulated-patient practice, the covert design incorporated several safeguards: no protected health information was collected and no calls were recorded; each completed encounter was a single brief call that booked no real appointment and imposed minimal burden on office staff; and identifying information about individual staff members was neither requested nor stored. Covert simulated calling was necessary because non-covert methods, for example, surveys of offices aware of being observed, would systematically bias access estimates through social desirability, the same rationale that underlies the design’s measurement validity</w:t>
       </w:r>
       <w:hyperlink w:anchor="ref-rankin2022">
         <w:r>
@@ -872,7 +872,7 @@
         <w:t xml:space="preserve">Table S12</w:t>
       </w:r>
       <w:r>
-        <w:t xml:space="preserve">), the balance of callers across subspecialty, rurality, and region is tabulated (</w:t>
+        <w:t xml:space="preserve">), the distribution of each caller’s caseload across subspecialty and rurality is tabulated and tested for imbalance by Monte Carlo χ² (</w:t>
       </w:r>
       <w:r>
         <w:rPr>
@@ -1077,7 +1077,7 @@
         <w:pStyle w:val="FirstParagraph"/>
       </w:pPr>
       <w:r>
-        <w:t xml:space="preserve">The power analysis was pre-specified before data collection, implemented in a purpose-built simulation application, and targeted 800 completed calls with the rural-versus-urban difference in business-day wait time as the primary contrast; to allow for incomplete calls, we sampled 960 physicians (480 urban and 480 rural), anticipating roughly 20% attrition to leave approximately 800 analyzable calls. Its assumptions were anchored to empirical data rather than convention: the expected rural wait penalty, the negative binomial dispersion (φ = 1.7), and the state-level intraclass correlation (ICC = 0.08) were estimated by pooling 273 rural otolaryngology observations from two published access series</w:t>
+        <w:t xml:space="preserve">The power analysis was pre-specified before data collection and implemented in a purpose-built simulation application, with the rural-versus-urban difference in business-day wait time as the primary contrast. It assumed an 800-call budget; we sampled 960 physicians (480 urban and 480 rural) to achieve the balanced design and to buffer against roughly 20% incomplete calls. Its assumptions were anchored to empirical data rather than convention: the expected rural wait penalty, the negative binomial dispersion (φ = 1.7), and the state-level intraclass correlation (ICC = 0.08) were estimated by pooling 273 rural otolaryngology observations from two published access series</w:t>
       </w:r>
       <w:hyperlink w:anchor="ref-corbisiero2024">
         <w:r>
@@ -1104,7 +1104,7 @@
         </w:r>
       </w:hyperlink>
       <w:r>
-        <w:t xml:space="preserve">. Under these assumptions and a two-sided α = 0.05, 800 completed calls provided greater than 99% power to detect the anticipated eight-business-day rural–urban gap; the minimum detectable difference at 90% power was approximately six business days. The design was robust to two realistic threats: after a 20% non-response buffer (analyzable n ≈ 640) power remained near 98%, and although a balanced 50/50 rural/urban allocation was optimal, an unbalanced allocation at the ~15% rural prevalence reported in those source datasets still yielded 83% power. Rural otolaryngologists were in fact even scarcer in the present frame (791 of 11,333; 7.0%), so an unbalanced natural-prevalence sample would have produced very few rural calls; we therefore over-sampled rural physicians to the balanced 50/50 design. The realized dispersion (φ = 6.22) substantially exceeded the planned value, reducing achieved power relative to plan; the resulting reconciliation is reported in the</w:t>
+        <w:t xml:space="preserve">. Under these assumptions and a two-sided α = 0.05, an 800-call budget provided greater than 99% power to detect the anticipated eight-business-day rural–urban gap; the minimum detectable difference at 90% power was approximately six business days. The design was robust to two realistic threats: after a 20% non-response buffer (analyzable n ≈ 640) power remained near 98%, and although a balanced 50/50 rural/urban allocation was optimal, an unbalanced allocation at the ~15% rural prevalence reported in those source datasets still yielded 83% power. Rural otolaryngologists were in fact even scarcer in the present frame (791 of 11,333; 7.0%), so an unbalanced natural-prevalence sample would have produced very few rural calls; we therefore over-sampled rural physicians to the balanced 50/50 design. In the realized data the negative-binomial dispersion was close to the planned value; the φ = 6.22 reported above is the Poisson overdispersion that motivated the negative-binomial model, a different quantity. The modest underpowering, reconciled in the</w:t>
       </w:r>
       <w:r>
         <w:t xml:space="preserve"> </w:t>
@@ -1117,7 +1117,7 @@
         <w:t xml:space="preserve">Limitations</w:t>
       </w:r>
       <w:r>
-        <w:t xml:space="preserve">.</w:t>
+        <w:t xml:space="preserve">, reflects chiefly the realized offer rate and the small observed rural–urban difference.</w:t>
       </w:r>
     </w:p>
     <w:bookmarkEnd w:id="26"/>
@@ -8438,7 +8438,7 @@
         <w:t xml:space="preserve"> </w:t>
       </w:r>
       <w:r>
-        <w:t xml:space="preserve">jointly associated with whether an appointment was offered (joint likelihood-ratio test across all subspecialties, χ² = 12.2, df = 7, p = 0.09). Among the individual reference-category contrasts, only pediatric otolaryngology differed nominally from general otolaryngology, with roughly twice the odds of an offer (OR 2.29 (95% CI 1.09–4.80; p = 0.028)); otology/neurotology trended lower (OR 0.58 (95% CI 0.27–1.25; p = 0.167)). This single contrast was not robust. It did not carry to the stricter with-the-requested-physician outcome (OR 1.41 (0.73-2.73); p = 0.30), under which a different subspecialty (rhinology) was instead nominally significant (</w:t>
+        <w:t xml:space="preserve">jointly associated with whether an appointment was offered (joint likelihood-ratio test across all subspecialties, χ² = 12.2, df = 7, p = 0.09, χ² = 11.7, df = 7, p = 0.11). Among the individual reference-category contrasts, only pediatric otolaryngology differed nominally from general otolaryngology, with roughly twice the odds of an offer (OR 2.29 (95% CI 1.09–4.80; p = 0.028)); otology/neurotology trended lower (OR 0.58 (95% CI 0.27–1.25; p = 0.167)). The pediatric estimate did not persist under the stricter with-the-requested-physician outcome (OR 1.41 (0.73-2.73); p = 0.30), for which the joint subspecialty test was also non-significant (χ² = 11.7, df = 7, p = 0.11) and a different subspecialty (rhinology) was the only nominally significant contrast (</w:t>
       </w:r>
       <w:r>
         <w:rPr>
@@ -8448,23 +8448,20 @@
         <w:t xml:space="preserve">Table S13</w:t>
       </w:r>
       <w:r>
-        <w:t xml:space="preserve">), an inconsistency in</w:t>
+        <w:t xml:space="preserve">,</w:t>
       </w:r>
       <w:r>
         <w:t xml:space="preserve"> </w:t>
       </w:r>
       <w:r>
         <w:rPr>
-          <w:i/>
-          <w:iCs/>
+          <w:b/>
+          <w:bCs/>
         </w:rPr>
-        <w:t xml:space="preserve">which</w:t>
-      </w:r>
-      <w:r>
-        <w:t xml:space="preserve"> </w:t>
-      </w:r>
-      <w:r>
-        <w:t xml:space="preserve">subspecialty stands out that argues against a genuine subspecialty gradient. Across leave-one-caller-out refits the pediatric estimate stayed similar in magnitude (OR 2.1–2.7) but varied in nominal significance and in the joint subspecialty test (</w:t>
+        <w:t xml:space="preserve">S14</w:t>
+      </w:r>
+      <w:r>
+        <w:t xml:space="preserve">). Across leave-one-caller-out refits the pediatric estimate stayed similar in magnitude (OR 2.1–2.7) but varied in nominal significance and in the joint subspecialty test (</w:t>
       </w:r>
       <w:r>
         <w:rPr>
@@ -8474,7 +8471,7 @@
         <w:t xml:space="preserve">Table S12b</w:t>
       </w:r>
       <w:r>
-        <w:t xml:space="preserve">), and no subspecialty pair reached significance after Tukey adjustment (Robustness and missing data). No geographic covariate was associated with access: county ENT supply (OR 0.96 (95% CI 0.81–1.13; p = 0.617) per SD), the Medicaid fee index (OR 0.90 (95% CI 0.76–1.06; p = 0.191)), social vulnerability (OR 0.93 (95% CI 0.78–1.11; p = 0.425)), and dual-eligibility (OR 0.98 (95% CI 0.82–1.17; p = 0.816)) were all null (</w:t>
+        <w:t xml:space="preserve">), and no subspecialty pair reached significance after Tukey adjustment (Robustness and missing data). No geographic covariate showed a statistically conclusive association with access: county ENT supply (OR 0.96 (95% CI 0.81–1.13; p = 0.617) per SD), the Medicaid fee index (OR 0.90 (95% CI 0.76–1.06; p = 0.191)), social vulnerability (OR 0.93 (95% CI 0.78–1.11; p = 0.425)), and dual-eligibility (OR 0.98 (95% CI 0.82–1.17; p = 0.816)) were all compatible with the null (</w:t>
       </w:r>
       <w:r>
         <w:rPr>
@@ -8521,7 +8518,7 @@
         <w:t xml:space="preserve">Table S12</w:t>
       </w:r>
       <w:r>
-        <w:t xml:space="preserve">), which showed clearer statistical evidence of association than the subspecialty factor. 5 callers had roughly two-fold higher adjusted odds of an offer than the reference caller (OR 1.9 to 2.3). This is unlikely to be a confounded exposure: the callers’ caseloads were balanced across subspecialty and rurality (Monte Carlo χ² tests, caller × subspecialty p = 0.92, caller × rurality p = 0.28; full distribution in</w:t>
+        <w:t xml:space="preserve">), which showed clearer statistical evidence of association than the subspecialty factor. 5 callers had roughly two-fold higher adjusted odds of an offer than the reference caller (OR 1.9 to 2.3). The callers’ caseloads showed no evidence of imbalance by subspecialty or rurality (Monte Carlo χ² tests, caller × subspecialty p = 0.92, caller × rurality p = 0.28; full distribution in</w:t>
       </w:r>
       <w:r>
         <w:t xml:space="preserve"> </w:t>
@@ -8534,7 +8531,7 @@
         <w:t xml:space="preserve">Table S12c</w:t>
       </w:r>
       <w:r>
-        <w:t xml:space="preserve">). The pattern is most consistent with encounter-level implementation, how the identical script was delivered and how ambiguous responses were recorded, although unmeasured differences in call timing cannot be fully excluded, and it bounds how finely a single simulated call can resolve true differences between practices. The caller association was specific to obtaining an offer; conditional wait time was not associated with caller (χ² = 6.4, df = 6, p = 0.376).</w:t>
+        <w:t xml:space="preserve">). The caller association was specific to obtaining an offer; conditional wait time was not associated with caller (χ² = 6.4, df = 6, p = 0.376).</w:t>
       </w:r>
     </w:p>
     <w:bookmarkEnd w:id="29"/>
@@ -8552,7 +8549,7 @@
         <w:pStyle w:val="FirstParagraph"/>
       </w:pPr>
       <w:r>
-        <w:t xml:space="preserve">Among offering offices, subspecialty was not jointly associated with wait time (joint likelihood-ratio test, χ² = 12.6, df = 7, p = 0.08), though the overall test approached significance. In the reference-category contrasts, waits were longer for laryngology (IRR 2.24 (95% CI 1.13–4.41; p = 0.020)) and pediatric otolaryngology (IRR 1.62 (95% CI 1.11–2.38; p = 0.013)) relative to general otolaryngology. These differences are also visible descriptively in the observed subspecialty medians (</w:t>
+        <w:t xml:space="preserve">Among offering offices, subspecialty was not jointly associated with wait time (joint likelihood-ratio test, χ² = 12.6, df = 7, p = 0.08). In the reference-category contrasts, waits were longer for laryngology (IRR 2.24 (95% CI 1.13–4.41; p = 0.020)) and pediatric otolaryngology (IRR 1.62 (95% CI 1.11–2.38; p = 0.013)) relative to general otolaryngology. These differences are also visible descriptively in the observed subspecialty medians (</w:t>
       </w:r>
       <w:r>
         <w:rPr>
@@ -8562,7 +8559,7 @@
         <w:t xml:space="preserve">Table S3</w:t>
       </w:r>
       <w:r>
-        <w:t xml:space="preserve">), which are the most reliable summary given the sparse counts in several subspecialties; we do not convert the rate ratios into calendar-week estimates, because an incidence-rate ratio scales a mean rather than the reported median. No geographic covariate was associated with wait time (</w:t>
+        <w:t xml:space="preserve">), which are the most reliable summary given the sparse counts in several subspecialties; we do not convert the rate ratios into calendar-week estimates, because an incidence-rate ratio scales a mean rather than the reported median. No geographic covariate showed a statistically conclusive association with wait time (</w:t>
       </w:r>
       <w:r>
         <w:rPr>
@@ -8613,7 +8610,7 @@
         <w:ind w:left="60" w:right="60" w:firstLine="0" w:firstLineChars="0"/>
       </w:pPr>
       <w:r>
-        <w:t xml:space="preserve">Table 2a. Access model (odds ratios). Subspecialty reference: general otolaryngology; rurality reference: urban.</w:t>
+        <w:t xml:space="preserve">Table 2a. Access model (odds ratios). Subspecialty reference: general otolaryngology; rurality reference: urban. Caller (research assistant), fitted as a fixed effect and omitted here, was jointly associated with obtaining an offer (χ² = 18.6, df = 6, p = 0.005) but not with conditional wait time (χ² = 6.4, df = 6, p = 0.376); per-caller odds ratios and joint tests are in Tables S12 and S14b.</w:t>
       </w:r>
     </w:p>
     <w:tbl xmlns:w="http://schemas.openxmlformats.org/wordprocessingml/2006/main" xmlns:r="http://schemas.openxmlformats.org/officeDocument/2006/relationships" xmlns:w14="http://schemas.microsoft.com/office/word/2010/wordml" xmlns:wp="http://schemas.openxmlformats.org/drawingml/2006/wordprocessingDrawing" xmlns:a="http://schemas.openxmlformats.org/drawingml/2006/main" xmlns:pic="http://schemas.openxmlformats.org/drawingml/2006/picture">
@@ -13370,7 +13367,7 @@
         </w:r>
       </w:hyperlink>
       <w:r>
-        <w:t xml:space="preserve">. The realized sample achieved the pre-specified, near-optimal urban/rural balance (approximately 50/50 under the RUCA 1–3 vs 4–10 dichotomy) and exceeded the planned call budget. Of the 436 offers, 10 lacked an analyzable next-available date, 9 never recorded and one with an implausible appointment year (a wait exceeding two years from a data-entry error), leaving 426 waits. The study was modestly underpowered for its primary rural-versus-urban timeliness contrast, and the realized negative-binomial dispersion (φ = 6.22) substantially exceeded the planned value, further reducing power; the observed rural–urban difference was small (about two business days) and non-significant, and its confidence interval (Table 2) conveys the remaining uncertainty. Each physician was contacted once, precluding within-physician inference; each call captured the response of a single office representative, whose account may not reflect the practice’s full scheduling behavior; contextual covariates were linked at the ZIP-code or county level and thus approximate a practice’s true environment; patient insurance was held constant (not varied) in this phase; and appointment availability reflects a single point in time. Several further limitations temper the subspecialty and geographic comparisons. Because each subspecialty was approached with its own clinically appropriate vignette (differing in patient age, urgency, and cancer risk), the requested subspecialty is confounded with the clinical scenario and cannot be isolated as a property of the physician; sleep-medicine physicians, moreover, were approached with the general script. Several subspecialty strata were sparse (for example, only 13 laryngology and 16 sleep physicians, with correspondingly few rural observations), limiting power for subspecialty-specific and subspecialty-by-rurality contrasts and making those estimates unstable. The caller factor was jointly significant for obtaining an offer, with clearer statistical evidence of association than subspecialty (</w:t>
+        <w:t xml:space="preserve">. The realized sample achieved the pre-specified, near-optimal urban/rural balance (approximately 50/50 under the RUCA 1–3 vs 4–10 dichotomy) and exceeded the planned call budget. Of the 436 offers, 10 lacked an analyzable next-available date, 9 never recorded and one with an implausible appointment year (a wait exceeding two years from a data-entry error), leaving 426 waits. The study was modestly underpowered for its primary rural-versus-urban timeliness contrast; the observed rural–urban difference was small (about two business days) and non-significant, and its confidence interval (Table 2) conveys the remaining uncertainty. Each physician was contacted once, precluding within-physician inference; each call captured the response of a single office representative, whose account may not reflect the practice’s full scheduling behavior; contextual covariates were linked at the ZIP-code or county level and thus approximate a practice’s true environment; patient insurance was held constant (not varied) in this phase; and appointment availability reflects a single point in time. Several further limitations temper the subspecialty and geographic comparisons. Because each subspecialty was approached with its own clinically appropriate vignette (differing in patient age, urgency, and cancer risk), the requested subspecialty is confounded with the clinical scenario and cannot be isolated as a property of the physician; sleep-medicine physicians, moreover, were approached with the general script. Several subspecialty strata were sparse (for example, only 13 laryngology and 16 sleep physicians, with correspondingly few rural observations), limiting power for subspecialty-specific and subspecialty-by-rurality contrasts and making those estimates unstable. The caller factor was jointly significant for obtaining an offer, with clearer statistical evidence of association than subspecialty (</w:t>
       </w:r>
       <w:r>
         <w:rPr>
@@ -13403,7 +13400,7 @@
         <w:t xml:space="preserve">Table S12c</w:t>
       </w:r>
       <w:r>
-        <w:t xml:space="preserve">), this most likely reflects encounter-level implementation rather than a confounded exposure, though unmeasured differences in call timing cannot be excluded, and it cautions against over-interpreting modest between-practice differences from a single call. Drop-one likelihood-ratio statistics with differing degrees of freedom index the strength of statistical evidence, not comparative effect magnitude, and we interpret them accordingly. Although the sample spanned 48 states, it was drawn with a deliberate 50/50 rural/urban over-sample rather than in proportion to the workforce (which is ~93% urban); design-weighting to the frame’s rural prevalence changed the offer rate only marginally (</w:t>
+        <w:t xml:space="preserve">), this most likely reflects encounter-level implementation rather than a confounded exposure, though unmeasured differences in call timing cannot be excluded, and it cautions against over-interpreting modest between-practice differences from a single call. Drop-one likelihood-ratio statistics with differing degrees of freedom index the strength of statistical evidence, not comparative effect magnitude, and we interpret them accordingly. Although the sample spanned 47 states and the District of Columbia, it was drawn with a deliberate 50/50 rural/urban over-sample rather than in proportion to the workforce (which is ~93% urban); design-weighting to the frame’s rural prevalence changed the offer rate only marginally (</w:t>
       </w:r>
       <w:r>
         <w:rPr>
@@ -13497,7 +13494,7 @@
         <w:t xml:space="preserve"> </w:t>
       </w:r>
       <w:r>
-        <w:t xml:space="preserve">responses in our data suggests provider directories materially overstate the reachable workforce. Finally, whether schedulers appropriately triage clinically urgent presentations, head-and-neck cancer red flags, for instance, is an access-quality axis beyond the offer and wait we measured</w:t>
+        <w:t xml:space="preserve">responses raises concern that some directories may overstate the currently reachable workforce, a possibility requiring independent verification. Finally, whether schedulers appropriately triage clinically urgent presentations, head-and-neck cancer red flags, for instance, is an access-quality axis beyond the offer and wait we measured</w:t>
       </w:r>
       <w:hyperlink w:anchor="ref-moriarty2003">
         <w:r>
@@ -13527,7 +13524,7 @@
         <w:t xml:space="preserve"> </w:t>
       </w:r>
       <w:r>
-        <w:t xml:space="preserve">In a national mystery-caller study, only about half of calls to rostered board-certified otolaryngologists secured an appointment with the specific physician sought, while differences by subspecialty and by local supply, Medicaid fee level, or social vulnerability were imprecisely estimated and not robust to joint testing or multiplicity adjustment. Availability and timeliness were distinct dimensions of access, and both were shaped as much by how the request was handled as by where the patient lived. Future access studies should distinguish being listed from being schedulable, and should measure both whether patients can get in and how long they wait.</w:t>
+        <w:t xml:space="preserve">In a national mystery-caller study, only about half of calls to rostered board-certified otolaryngologists secured an appointment with the specific physician sought, while differences by subspecialty and by local supply, Medicaid fee level, or social vulnerability were imprecisely estimated and not robust to joint testing or multiplicity adjustment. Availability and timeliness were distinct dimensions of access. Appointment offers varied more clearly by caller than by measured subspecialty or geography, whereas conditional wait times were not conclusively associated with caller, subspecialty, or measured geographic context. Future access studies should distinguish being listed from being schedulable, and should measure both whether patients can get in and how long they wait.</w:t>
       </w:r>
     </w:p>
     <w:bookmarkEnd w:id="34"/>
@@ -13919,7 +13916,7 @@
           <w:p>
             <w:pPr>
               <w:pStyle w:val="Compact"/>
-              <w:jc w:val="right"/>
+              <w:jc w:val="left"/>
             </w:pPr>
             <w:r>
               <w:t xml:space="preserve">Odds ratio</w:t>
@@ -13969,7 +13966,7 @@
           <w:p>
             <w:pPr>
               <w:pStyle w:val="Compact"/>
-              <w:jc w:val="right"/>
+              <w:jc w:val="left"/>
             </w:pPr>
             <w:r>
               <w:t xml:space="preserve">0.79</w:t>
@@ -14019,10 +14016,10 @@
           <w:p>
             <w:pPr>
               <w:pStyle w:val="Compact"/>
-              <w:jc w:val="right"/>
-            </w:pPr>
-            <w:r>
-              <w:t xml:space="preserve">1.00</w:t>
+              <w:jc w:val="left"/>
+            </w:pPr>
+            <w:r>
+              <w:t xml:space="preserve">1</w:t>
             </w:r>
           </w:p>
         </w:tc>
@@ -14069,7 +14066,7 @@
           <w:p>
             <w:pPr>
               <w:pStyle w:val="Compact"/>
-              <w:jc w:val="right"/>
+              <w:jc w:val="left"/>
             </w:pPr>
             <w:r>
               <w:t xml:space="preserve">0.82</w:t>
@@ -14119,10 +14116,10 @@
           <w:p>
             <w:pPr>
               <w:pStyle w:val="Compact"/>
-              <w:jc w:val="right"/>
-            </w:pPr>
-            <w:r>
-              <w:t xml:space="preserve">1.80</w:t>
+              <w:jc w:val="left"/>
+            </w:pPr>
+            <w:r>
+              <w:t xml:space="preserve">1.8</w:t>
             </w:r>
           </w:p>
         </w:tc>
@@ -14169,7 +14166,7 @@
           <w:p>
             <w:pPr>
               <w:pStyle w:val="Compact"/>
-              <w:jc w:val="right"/>
+              <w:jc w:val="left"/>
             </w:pPr>
             <w:r>
               <w:t xml:space="preserve">0.58</w:t>
@@ -14219,7 +14216,7 @@
           <w:p>
             <w:pPr>
               <w:pStyle w:val="Compact"/>
-              <w:jc w:val="right"/>
+              <w:jc w:val="left"/>
             </w:pPr>
             <w:r>
               <w:t xml:space="preserve">2.29</w:t>
@@ -14269,7 +14266,7 @@
           <w:p>
             <w:pPr>
               <w:pStyle w:val="Compact"/>
-              <w:jc w:val="right"/>
+              <w:jc w:val="left"/>
             </w:pPr>
             <w:r>
               <w:t xml:space="preserve">2.21</w:t>
@@ -14319,7 +14316,7 @@
           <w:p>
             <w:pPr>
               <w:pStyle w:val="Compact"/>
-              <w:jc w:val="right"/>
+              <w:jc w:val="left"/>
             </w:pPr>
             <w:r>
               <w:t xml:space="preserve">1.71</w:t>
@@ -14369,7 +14366,7 @@
           <w:p>
             <w:pPr>
               <w:pStyle w:val="Compact"/>
-              <w:jc w:val="right"/>
+              <w:jc w:val="left"/>
             </w:pPr>
             <w:r>
               <w:t xml:space="preserve">0.96</w:t>
@@ -14419,10 +14416,10 @@
           <w:p>
             <w:pPr>
               <w:pStyle w:val="Compact"/>
-              <w:jc w:val="right"/>
-            </w:pPr>
-            <w:r>
-              <w:t xml:space="preserve">0.90</w:t>
+              <w:jc w:val="left"/>
+            </w:pPr>
+            <w:r>
+              <w:t xml:space="preserve">0.9</w:t>
             </w:r>
           </w:p>
         </w:tc>
@@ -14469,7 +14466,7 @@
           <w:p>
             <w:pPr>
               <w:pStyle w:val="Compact"/>
-              <w:jc w:val="right"/>
+              <w:jc w:val="left"/>
             </w:pPr>
             <w:r>
               <w:t xml:space="preserve">0.93</w:t>
@@ -14519,7 +14516,7 @@
           <w:p>
             <w:pPr>
               <w:pStyle w:val="Compact"/>
-              <w:jc w:val="right"/>
+              <w:jc w:val="left"/>
             </w:pPr>
             <w:r>
               <w:t xml:space="preserve">0.98</w:t>
@@ -14569,7 +14566,7 @@
           <w:p>
             <w:pPr>
               <w:pStyle w:val="Compact"/>
-              <w:jc w:val="right"/>
+              <w:jc w:val="left"/>
             </w:pPr>
             <w:r>
               <w:t xml:space="preserve">1.04</w:t>
@@ -14619,7 +14616,7 @@
           <w:p>
             <w:pPr>
               <w:pStyle w:val="Compact"/>
-              <w:jc w:val="right"/>
+              <w:jc w:val="left"/>
             </w:pPr>
             <w:r>
               <w:t xml:space="preserve">2.25</w:t>
@@ -14669,7 +14666,7 @@
           <w:p>
             <w:pPr>
               <w:pStyle w:val="Compact"/>
-              <w:jc w:val="right"/>
+              <w:jc w:val="left"/>
             </w:pPr>
             <w:r>
               <w:t xml:space="preserve">1.88</w:t>
@@ -14719,7 +14716,7 @@
           <w:p>
             <w:pPr>
               <w:pStyle w:val="Compact"/>
-              <w:jc w:val="right"/>
+              <w:jc w:val="left"/>
             </w:pPr>
             <w:r>
               <w:t xml:space="preserve">1.89</w:t>
@@ -14769,7 +14766,7 @@
           <w:p>
             <w:pPr>
               <w:pStyle w:val="Compact"/>
-              <w:jc w:val="right"/>
+              <w:jc w:val="left"/>
             </w:pPr>
             <w:r>
               <w:t xml:space="preserve">2.06</w:t>
@@ -14819,7 +14816,7 @@
           <w:p>
             <w:pPr>
               <w:pStyle w:val="Compact"/>
-              <w:jc w:val="right"/>
+              <w:jc w:val="left"/>
             </w:pPr>
             <w:r>
               <w:t xml:space="preserve">1.31</w:t>
@@ -14869,7 +14866,7 @@
           <w:p>
             <w:pPr>
               <w:pStyle w:val="Compact"/>
-              <w:jc w:val="right"/>
+              <w:jc w:val="left"/>
             </w:pPr>
             <w:r>
               <w:t xml:space="preserve">2.32</w:t>
@@ -14946,7 +14943,7 @@
           <w:p>
             <w:pPr>
               <w:pStyle w:val="Compact"/>
-              <w:jc w:val="right"/>
+              <w:jc w:val="left"/>
             </w:pPr>
             <w:r>
               <w:t xml:space="preserve">Incidence rate ratio</w:t>
@@ -14996,7 +14993,7 @@
           <w:p>
             <w:pPr>
               <w:pStyle w:val="Compact"/>
-              <w:jc w:val="right"/>
+              <w:jc w:val="left"/>
             </w:pPr>
             <w:r>
               <w:t xml:space="preserve">19.19</w:t>
@@ -15046,7 +15043,7 @@
           <w:p>
             <w:pPr>
               <w:pStyle w:val="Compact"/>
-              <w:jc w:val="right"/>
+              <w:jc w:val="left"/>
             </w:pPr>
             <w:r>
               <w:t xml:space="preserve">1.06</w:t>
@@ -15096,7 +15093,7 @@
           <w:p>
             <w:pPr>
               <w:pStyle w:val="Compact"/>
-              <w:jc w:val="right"/>
+              <w:jc w:val="left"/>
             </w:pPr>
             <w:r>
               <w:t xml:space="preserve">1.29</w:t>
@@ -15146,7 +15143,7 @@
           <w:p>
             <w:pPr>
               <w:pStyle w:val="Compact"/>
-              <w:jc w:val="right"/>
+              <w:jc w:val="left"/>
             </w:pPr>
             <w:r>
               <w:t xml:space="preserve">2.24</w:t>
@@ -15196,7 +15193,7 @@
           <w:p>
             <w:pPr>
               <w:pStyle w:val="Compact"/>
-              <w:jc w:val="right"/>
+              <w:jc w:val="left"/>
             </w:pPr>
             <w:r>
               <w:t xml:space="preserve">1.31</w:t>
@@ -15246,7 +15243,7 @@
           <w:p>
             <w:pPr>
               <w:pStyle w:val="Compact"/>
-              <w:jc w:val="right"/>
+              <w:jc w:val="left"/>
             </w:pPr>
             <w:r>
               <w:t xml:space="preserve">1.62</w:t>
@@ -15296,7 +15293,7 @@
           <w:p>
             <w:pPr>
               <w:pStyle w:val="Compact"/>
-              <w:jc w:val="right"/>
+              <w:jc w:val="left"/>
             </w:pPr>
             <w:r>
               <w:t xml:space="preserve">1.56</w:t>
@@ -15346,7 +15343,7 @@
           <w:p>
             <w:pPr>
               <w:pStyle w:val="Compact"/>
-              <w:jc w:val="right"/>
+              <w:jc w:val="left"/>
             </w:pPr>
             <w:r>
               <w:t xml:space="preserve">1.21</w:t>
@@ -15396,7 +15393,7 @@
           <w:p>
             <w:pPr>
               <w:pStyle w:val="Compact"/>
-              <w:jc w:val="right"/>
+              <w:jc w:val="left"/>
             </w:pPr>
             <w:r>
               <w:t xml:space="preserve">0.94</w:t>
@@ -15446,7 +15443,7 @@
           <w:p>
             <w:pPr>
               <w:pStyle w:val="Compact"/>
-              <w:jc w:val="right"/>
+              <w:jc w:val="left"/>
             </w:pPr>
             <w:r>
               <w:t xml:space="preserve">0.94</w:t>
@@ -15496,7 +15493,7 @@
           <w:p>
             <w:pPr>
               <w:pStyle w:val="Compact"/>
-              <w:jc w:val="right"/>
+              <w:jc w:val="left"/>
             </w:pPr>
             <w:r>
               <w:t xml:space="preserve">0.96</w:t>
@@ -15546,7 +15543,7 @@
           <w:p>
             <w:pPr>
               <w:pStyle w:val="Compact"/>
-              <w:jc w:val="right"/>
+              <w:jc w:val="left"/>
             </w:pPr>
             <w:r>
               <w:t xml:space="preserve">0.99</w:t>
@@ -15596,7 +15593,7 @@
           <w:p>
             <w:pPr>
               <w:pStyle w:val="Compact"/>
-              <w:jc w:val="right"/>
+              <w:jc w:val="left"/>
             </w:pPr>
             <w:r>
               <w:t xml:space="preserve">1.19</w:t>
@@ -15646,7 +15643,7 @@
           <w:p>
             <w:pPr>
               <w:pStyle w:val="Compact"/>
-              <w:jc w:val="right"/>
+              <w:jc w:val="left"/>
             </w:pPr>
             <w:r>
               <w:t xml:space="preserve">0.83</w:t>
@@ -15696,7 +15693,7 @@
           <w:p>
             <w:pPr>
               <w:pStyle w:val="Compact"/>
-              <w:jc w:val="right"/>
+              <w:jc w:val="left"/>
             </w:pPr>
             <w:r>
               <w:t xml:space="preserve">0.64</w:t>
@@ -15746,10 +15743,10 @@
           <w:p>
             <w:pPr>
               <w:pStyle w:val="Compact"/>
-              <w:jc w:val="right"/>
-            </w:pPr>
-            <w:r>
-              <w:t xml:space="preserve">0.90</w:t>
+              <w:jc w:val="left"/>
+            </w:pPr>
+            <w:r>
+              <w:t xml:space="preserve">0.9</w:t>
             </w:r>
           </w:p>
         </w:tc>
@@ -15796,7 +15793,7 @@
           <w:p>
             <w:pPr>
               <w:pStyle w:val="Compact"/>
-              <w:jc w:val="right"/>
+              <w:jc w:val="left"/>
             </w:pPr>
             <w:r>
               <w:t xml:space="preserve">0.98</w:t>
@@ -15846,7 +15843,7 @@
           <w:p>
             <w:pPr>
               <w:pStyle w:val="Compact"/>
-              <w:jc w:val="right"/>
+              <w:jc w:val="left"/>
             </w:pPr>
             <w:r>
               <w:t xml:space="preserve">0.66</w:t>
@@ -15896,7 +15893,7 @@
           <w:p>
             <w:pPr>
               <w:pStyle w:val="Compact"/>
-              <w:jc w:val="right"/>
+              <w:jc w:val="left"/>
             </w:pPr>
             <w:r>
               <w:t xml:space="preserve">0.89</w:t>
@@ -15941,16 +15938,17 @@
     <w:tbl>
       <w:tblPr>
         <w:tblStyle w:val="Table"/>
-        <w:tblW w:type="auto" w:w="0"/>
+        <w:tblW w:type="pct" w:w="5000"/>
+        <w:tblLayout w:type="fixed"/>
         <w:tblLook w:firstRow="1" w:lastRow="0" w:firstColumn="0" w:lastColumn="0" w:noHBand="0" w:noVBand="0" w:val="0020"/>
         <w:tblCaption w:val="Table S3. Business-day wait by subspecialty."/>
       </w:tblPr>
       <w:tblGrid>
+        <w:gridCol w:w="1721"/>
+        <w:gridCol w:w="1928"/>
         <w:gridCol w:w="1584"/>
         <w:gridCol w:w="1584"/>
-        <w:gridCol w:w="1584"/>
-        <w:gridCol w:w="1584"/>
-        <w:gridCol w:w="1584"/>
+        <w:gridCol w:w="1101"/>
       </w:tblGrid>
       <w:tr>
         <w:trPr>
@@ -15973,46 +15971,46 @@
           <w:p>
             <w:pPr>
               <w:pStyle w:val="Compact"/>
-              <w:jc w:val="right"/>
-            </w:pPr>
-            <w:r>
-              <w:t xml:space="preserve">median_days</w:t>
-            </w:r>
-          </w:p>
-        </w:tc>
-        <w:tc>
-          <w:tcPr/>
-          <w:p>
-            <w:pPr>
-              <w:pStyle w:val="Compact"/>
-              <w:jc w:val="right"/>
-            </w:pPr>
-            <w:r>
-              <w:t xml:space="preserve">q1</w:t>
-            </w:r>
-          </w:p>
-        </w:tc>
-        <w:tc>
-          <w:tcPr/>
-          <w:p>
-            <w:pPr>
-              <w:pStyle w:val="Compact"/>
-              <w:jc w:val="right"/>
-            </w:pPr>
-            <w:r>
-              <w:t xml:space="preserve">q3</w:t>
-            </w:r>
-          </w:p>
-        </w:tc>
-        <w:tc>
-          <w:tcPr/>
-          <w:p>
-            <w:pPr>
-              <w:pStyle w:val="Compact"/>
-              <w:jc w:val="right"/>
-            </w:pPr>
-            <w:r>
-              <w:t xml:space="preserve">n</w:t>
+              <w:jc w:val="left"/>
+            </w:pPr>
+            <w:r>
+              <w:t xml:space="preserve">Median wait (business days)</w:t>
+            </w:r>
+          </w:p>
+        </w:tc>
+        <w:tc>
+          <w:tcPr/>
+          <w:p>
+            <w:pPr>
+              <w:pStyle w:val="Compact"/>
+              <w:jc w:val="left"/>
+            </w:pPr>
+            <w:r>
+              <w:t xml:space="preserve">25th percentile (days)</w:t>
+            </w:r>
+          </w:p>
+        </w:tc>
+        <w:tc>
+          <w:tcPr/>
+          <w:p>
+            <w:pPr>
+              <w:pStyle w:val="Compact"/>
+              <w:jc w:val="left"/>
+            </w:pPr>
+            <w:r>
+              <w:t xml:space="preserve">75th percentile (days)</w:t>
+            </w:r>
+          </w:p>
+        </w:tc>
+        <w:tc>
+          <w:tcPr/>
+          <w:p>
+            <w:pPr>
+              <w:pStyle w:val="Compact"/>
+              <w:jc w:val="left"/>
+            </w:pPr>
+            <w:r>
+              <w:t xml:space="preserve">Appointments, n</w:t>
             </w:r>
           </w:p>
         </w:tc>
@@ -16035,19 +16033,19 @@
           <w:p>
             <w:pPr>
               <w:pStyle w:val="Compact"/>
-              <w:jc w:val="right"/>
-            </w:pPr>
-            <w:r>
-              <w:t xml:space="preserve">14.0</w:t>
-            </w:r>
-          </w:p>
-        </w:tc>
-        <w:tc>
-          <w:tcPr/>
-          <w:p>
-            <w:pPr>
-              <w:pStyle w:val="Compact"/>
-              <w:jc w:val="right"/>
+              <w:jc w:val="left"/>
+            </w:pPr>
+            <w:r>
+              <w:t xml:space="preserve">14</w:t>
+            </w:r>
+          </w:p>
+        </w:tc>
+        <w:tc>
+          <w:tcPr/>
+          <w:p>
+            <w:pPr>
+              <w:pStyle w:val="Compact"/>
+              <w:jc w:val="left"/>
             </w:pPr>
             <w:r>
               <w:t xml:space="preserve">5</w:t>
@@ -16059,7 +16057,7 @@
           <w:p>
             <w:pPr>
               <w:pStyle w:val="Compact"/>
-              <w:jc w:val="right"/>
+              <w:jc w:val="left"/>
             </w:pPr>
             <w:r>
               <w:t xml:space="preserve">26</w:t>
@@ -16071,7 +16069,7 @@
           <w:p>
             <w:pPr>
               <w:pStyle w:val="Compact"/>
-              <w:jc w:val="right"/>
+              <w:jc w:val="left"/>
             </w:pPr>
             <w:r>
               <w:t xml:space="preserve">286</w:t>
@@ -16097,7 +16095,7 @@
           <w:p>
             <w:pPr>
               <w:pStyle w:val="Compact"/>
-              <w:jc w:val="right"/>
+              <w:jc w:val="left"/>
             </w:pPr>
             <w:r>
               <w:t xml:space="preserve">11.5</w:t>
@@ -16109,7 +16107,7 @@
           <w:p>
             <w:pPr>
               <w:pStyle w:val="Compact"/>
-              <w:jc w:val="right"/>
+              <w:jc w:val="left"/>
             </w:pPr>
             <w:r>
               <w:t xml:space="preserve">5</w:t>
@@ -16121,7 +16119,7 @@
           <w:p>
             <w:pPr>
               <w:pStyle w:val="Compact"/>
-              <w:jc w:val="right"/>
+              <w:jc w:val="left"/>
             </w:pPr>
             <w:r>
               <w:t xml:space="preserve">22</w:t>
@@ -16133,7 +16131,7 @@
           <w:p>
             <w:pPr>
               <w:pStyle w:val="Compact"/>
-              <w:jc w:val="right"/>
+              <w:jc w:val="left"/>
             </w:pPr>
             <w:r>
               <w:t xml:space="preserve">44</w:t>
@@ -16159,19 +16157,19 @@
           <w:p>
             <w:pPr>
               <w:pStyle w:val="Compact"/>
-              <w:jc w:val="right"/>
-            </w:pPr>
-            <w:r>
-              <w:t xml:space="preserve">11.0</w:t>
-            </w:r>
-          </w:p>
-        </w:tc>
-        <w:tc>
-          <w:tcPr/>
-          <w:p>
-            <w:pPr>
-              <w:pStyle w:val="Compact"/>
-              <w:jc w:val="right"/>
+              <w:jc w:val="left"/>
+            </w:pPr>
+            <w:r>
+              <w:t xml:space="preserve">11</w:t>
+            </w:r>
+          </w:p>
+        </w:tc>
+        <w:tc>
+          <w:tcPr/>
+          <w:p>
+            <w:pPr>
+              <w:pStyle w:val="Compact"/>
+              <w:jc w:val="left"/>
             </w:pPr>
             <w:r>
               <w:t xml:space="preserve">6</w:t>
@@ -16183,7 +16181,7 @@
           <w:p>
             <w:pPr>
               <w:pStyle w:val="Compact"/>
-              <w:jc w:val="right"/>
+              <w:jc w:val="left"/>
             </w:pPr>
             <w:r>
               <w:t xml:space="preserve">22</w:t>
@@ -16195,7 +16193,7 @@
           <w:p>
             <w:pPr>
               <w:pStyle w:val="Compact"/>
-              <w:jc w:val="right"/>
+              <w:jc w:val="left"/>
             </w:pPr>
             <w:r>
               <w:t xml:space="preserve">15</w:t>
@@ -16221,19 +16219,19 @@
           <w:p>
             <w:pPr>
               <w:pStyle w:val="Compact"/>
-              <w:jc w:val="right"/>
-            </w:pPr>
-            <w:r>
-              <w:t xml:space="preserve">32.0</w:t>
-            </w:r>
-          </w:p>
-        </w:tc>
-        <w:tc>
-          <w:tcPr/>
-          <w:p>
-            <w:pPr>
-              <w:pStyle w:val="Compact"/>
-              <w:jc w:val="right"/>
+              <w:jc w:val="left"/>
+            </w:pPr>
+            <w:r>
+              <w:t xml:space="preserve">32</w:t>
+            </w:r>
+          </w:p>
+        </w:tc>
+        <w:tc>
+          <w:tcPr/>
+          <w:p>
+            <w:pPr>
+              <w:pStyle w:val="Compact"/>
+              <w:jc w:val="left"/>
             </w:pPr>
             <w:r>
               <w:t xml:space="preserve">13</w:t>
@@ -16245,7 +16243,7 @@
           <w:p>
             <w:pPr>
               <w:pStyle w:val="Compact"/>
-              <w:jc w:val="right"/>
+              <w:jc w:val="left"/>
             </w:pPr>
             <w:r>
               <w:t xml:space="preserve">41</w:t>
@@ -16257,7 +16255,7 @@
           <w:p>
             <w:pPr>
               <w:pStyle w:val="Compact"/>
-              <w:jc w:val="right"/>
+              <w:jc w:val="left"/>
             </w:pPr>
             <w:r>
               <w:t xml:space="preserve">9</w:t>
@@ -16283,19 +16281,19 @@
           <w:p>
             <w:pPr>
               <w:pStyle w:val="Compact"/>
-              <w:jc w:val="right"/>
-            </w:pPr>
-            <w:r>
-              <w:t xml:space="preserve">22.0</w:t>
-            </w:r>
-          </w:p>
-        </w:tc>
-        <w:tc>
-          <w:tcPr/>
-          <w:p>
-            <w:pPr>
-              <w:pStyle w:val="Compact"/>
-              <w:jc w:val="right"/>
+              <w:jc w:val="left"/>
+            </w:pPr>
+            <w:r>
+              <w:t xml:space="preserve">22</w:t>
+            </w:r>
+          </w:p>
+        </w:tc>
+        <w:tc>
+          <w:tcPr/>
+          <w:p>
+            <w:pPr>
+              <w:pStyle w:val="Compact"/>
+              <w:jc w:val="left"/>
             </w:pPr>
             <w:r>
               <w:t xml:space="preserve">5</w:t>
@@ -16307,7 +16305,7 @@
           <w:p>
             <w:pPr>
               <w:pStyle w:val="Compact"/>
-              <w:jc w:val="right"/>
+              <w:jc w:val="left"/>
             </w:pPr>
             <w:r>
               <w:t xml:space="preserve">42</w:t>
@@ -16319,7 +16317,7 @@
           <w:p>
             <w:pPr>
               <w:pStyle w:val="Compact"/>
-              <w:jc w:val="right"/>
+              <w:jc w:val="left"/>
             </w:pPr>
             <w:r>
               <w:t xml:space="preserve">13</w:t>
@@ -16345,7 +16343,7 @@
           <w:p>
             <w:pPr>
               <w:pStyle w:val="Compact"/>
-              <w:jc w:val="right"/>
+              <w:jc w:val="left"/>
             </w:pPr>
             <w:r>
               <w:t xml:space="preserve">25.5</w:t>
@@ -16357,7 +16355,7 @@
           <w:p>
             <w:pPr>
               <w:pStyle w:val="Compact"/>
-              <w:jc w:val="right"/>
+              <w:jc w:val="left"/>
             </w:pPr>
             <w:r>
               <w:t xml:space="preserve">7</w:t>
@@ -16369,7 +16367,7 @@
           <w:p>
             <w:pPr>
               <w:pStyle w:val="Compact"/>
-              <w:jc w:val="right"/>
+              <w:jc w:val="left"/>
             </w:pPr>
             <w:r>
               <w:t xml:space="preserve">46</w:t>
@@ -16381,7 +16379,7 @@
           <w:p>
             <w:pPr>
               <w:pStyle w:val="Compact"/>
-              <w:jc w:val="right"/>
+              <w:jc w:val="left"/>
             </w:pPr>
             <w:r>
               <w:t xml:space="preserve">34</w:t>
@@ -16407,7 +16405,7 @@
           <w:p>
             <w:pPr>
               <w:pStyle w:val="Compact"/>
-              <w:jc w:val="right"/>
+              <w:jc w:val="left"/>
             </w:pPr>
             <w:r>
               <w:t xml:space="preserve">15.5</w:t>
@@ -16419,7 +16417,7 @@
           <w:p>
             <w:pPr>
               <w:pStyle w:val="Compact"/>
-              <w:jc w:val="right"/>
+              <w:jc w:val="left"/>
             </w:pPr>
             <w:r>
               <w:t xml:space="preserve">10</w:t>
@@ -16431,7 +16429,7 @@
           <w:p>
             <w:pPr>
               <w:pStyle w:val="Compact"/>
-              <w:jc w:val="right"/>
+              <w:jc w:val="left"/>
             </w:pPr>
             <w:r>
               <w:t xml:space="preserve">39</w:t>
@@ -16443,7 +16441,7 @@
           <w:p>
             <w:pPr>
               <w:pStyle w:val="Compact"/>
-              <w:jc w:val="right"/>
+              <w:jc w:val="left"/>
             </w:pPr>
             <w:r>
               <w:t xml:space="preserve">14</w:t>
@@ -16469,19 +16467,19 @@
           <w:p>
             <w:pPr>
               <w:pStyle w:val="Compact"/>
-              <w:jc w:val="right"/>
-            </w:pPr>
-            <w:r>
-              <w:t xml:space="preserve">15.0</w:t>
-            </w:r>
-          </w:p>
-        </w:tc>
-        <w:tc>
-          <w:tcPr/>
-          <w:p>
-            <w:pPr>
-              <w:pStyle w:val="Compact"/>
-              <w:jc w:val="right"/>
+              <w:jc w:val="left"/>
+            </w:pPr>
+            <w:r>
+              <w:t xml:space="preserve">15</w:t>
+            </w:r>
+          </w:p>
+        </w:tc>
+        <w:tc>
+          <w:tcPr/>
+          <w:p>
+            <w:pPr>
+              <w:pStyle w:val="Compact"/>
+              <w:jc w:val="left"/>
             </w:pPr>
             <w:r>
               <w:t xml:space="preserve">6</w:t>
@@ -16493,7 +16491,7 @@
           <w:p>
             <w:pPr>
               <w:pStyle w:val="Compact"/>
-              <w:jc w:val="right"/>
+              <w:jc w:val="left"/>
             </w:pPr>
             <w:r>
               <w:t xml:space="preserve">34</w:t>
@@ -16505,7 +16503,7 @@
           <w:p>
             <w:pPr>
               <w:pStyle w:val="Compact"/>
-              <w:jc w:val="right"/>
+              <w:jc w:val="left"/>
             </w:pPr>
             <w:r>
               <w:t xml:space="preserve">11</w:t>
@@ -16526,16 +16524,17 @@
     <w:tbl>
       <w:tblPr>
         <w:tblStyle w:val="Table"/>
-        <w:tblW w:type="auto" w:w="0"/>
+        <w:tblW w:type="pct" w:w="5000"/>
+        <w:tblLayout w:type="fixed"/>
         <w:tblLook w:firstRow="1" w:lastRow="0" w:firstColumn="0" w:lastColumn="0" w:noHBand="0" w:noVBand="0" w:val="0020"/>
         <w:tblCaption w:val="Table S4. Business-day wait by rurality."/>
       </w:tblPr>
       <w:tblGrid>
-        <w:gridCol w:w="1584"/>
-        <w:gridCol w:w="1584"/>
-        <w:gridCol w:w="1584"/>
-        <w:gridCol w:w="1584"/>
-        <w:gridCol w:w="1584"/>
+        <w:gridCol w:w="720"/>
+        <w:gridCol w:w="2240"/>
+        <w:gridCol w:w="1840"/>
+        <w:gridCol w:w="1840"/>
+        <w:gridCol w:w="1280"/>
       </w:tblGrid>
       <w:tr>
         <w:trPr>
@@ -16549,55 +16548,55 @@
               <w:jc w:val="left"/>
             </w:pPr>
             <w:r>
-              <w:t xml:space="preserve">rural</w:t>
-            </w:r>
-          </w:p>
-        </w:tc>
-        <w:tc>
-          <w:tcPr/>
-          <w:p>
-            <w:pPr>
-              <w:pStyle w:val="Compact"/>
-              <w:jc w:val="right"/>
-            </w:pPr>
-            <w:r>
-              <w:t xml:space="preserve">median_days</w:t>
-            </w:r>
-          </w:p>
-        </w:tc>
-        <w:tc>
-          <w:tcPr/>
-          <w:p>
-            <w:pPr>
-              <w:pStyle w:val="Compact"/>
-              <w:jc w:val="right"/>
-            </w:pPr>
-            <w:r>
-              <w:t xml:space="preserve">q1</w:t>
-            </w:r>
-          </w:p>
-        </w:tc>
-        <w:tc>
-          <w:tcPr/>
-          <w:p>
-            <w:pPr>
-              <w:pStyle w:val="Compact"/>
-              <w:jc w:val="right"/>
-            </w:pPr>
-            <w:r>
-              <w:t xml:space="preserve">q3</w:t>
-            </w:r>
-          </w:p>
-        </w:tc>
-        <w:tc>
-          <w:tcPr/>
-          <w:p>
-            <w:pPr>
-              <w:pStyle w:val="Compact"/>
-              <w:jc w:val="right"/>
-            </w:pPr>
-            <w:r>
-              <w:t xml:space="preserve">n</w:t>
+              <w:t xml:space="preserve">Rurality</w:t>
+            </w:r>
+          </w:p>
+        </w:tc>
+        <w:tc>
+          <w:tcPr/>
+          <w:p>
+            <w:pPr>
+              <w:pStyle w:val="Compact"/>
+              <w:jc w:val="left"/>
+            </w:pPr>
+            <w:r>
+              <w:t xml:space="preserve">Median wait (business days)</w:t>
+            </w:r>
+          </w:p>
+        </w:tc>
+        <w:tc>
+          <w:tcPr/>
+          <w:p>
+            <w:pPr>
+              <w:pStyle w:val="Compact"/>
+              <w:jc w:val="left"/>
+            </w:pPr>
+            <w:r>
+              <w:t xml:space="preserve">25th percentile (days)</w:t>
+            </w:r>
+          </w:p>
+        </w:tc>
+        <w:tc>
+          <w:tcPr/>
+          <w:p>
+            <w:pPr>
+              <w:pStyle w:val="Compact"/>
+              <w:jc w:val="left"/>
+            </w:pPr>
+            <w:r>
+              <w:t xml:space="preserve">75th percentile (days)</w:t>
+            </w:r>
+          </w:p>
+        </w:tc>
+        <w:tc>
+          <w:tcPr/>
+          <w:p>
+            <w:pPr>
+              <w:pStyle w:val="Compact"/>
+              <w:jc w:val="left"/>
+            </w:pPr>
+            <w:r>
+              <w:t xml:space="preserve">Appointments, n</w:t>
             </w:r>
           </w:p>
         </w:tc>
@@ -16620,7 +16619,7 @@
           <w:p>
             <w:pPr>
               <w:pStyle w:val="Compact"/>
-              <w:jc w:val="right"/>
+              <w:jc w:val="left"/>
             </w:pPr>
             <w:r>
               <w:t xml:space="preserve">13</w:t>
@@ -16632,7 +16631,7 @@
           <w:p>
             <w:pPr>
               <w:pStyle w:val="Compact"/>
-              <w:jc w:val="right"/>
+              <w:jc w:val="left"/>
             </w:pPr>
             <w:r>
               <w:t xml:space="preserve">5</w:t>
@@ -16644,7 +16643,7 @@
           <w:p>
             <w:pPr>
               <w:pStyle w:val="Compact"/>
-              <w:jc w:val="right"/>
+              <w:jc w:val="left"/>
             </w:pPr>
             <w:r>
               <w:t xml:space="preserve">30</w:t>
@@ -16656,7 +16655,7 @@
           <w:p>
             <w:pPr>
               <w:pStyle w:val="Compact"/>
-              <w:jc w:val="right"/>
+              <w:jc w:val="left"/>
             </w:pPr>
             <w:r>
               <w:t xml:space="preserve">217</w:t>
@@ -16682,7 +16681,7 @@
           <w:p>
             <w:pPr>
               <w:pStyle w:val="Compact"/>
-              <w:jc w:val="right"/>
+              <w:jc w:val="left"/>
             </w:pPr>
             <w:r>
               <w:t xml:space="preserve">15</w:t>
@@ -16694,7 +16693,7 @@
           <w:p>
             <w:pPr>
               <w:pStyle w:val="Compact"/>
-              <w:jc w:val="right"/>
+              <w:jc w:val="left"/>
             </w:pPr>
             <w:r>
               <w:t xml:space="preserve">6</w:t>
@@ -16706,7 +16705,7 @@
           <w:p>
             <w:pPr>
               <w:pStyle w:val="Compact"/>
-              <w:jc w:val="right"/>
+              <w:jc w:val="left"/>
             </w:pPr>
             <w:r>
               <w:t xml:space="preserve">30</w:t>
@@ -16718,7 +16717,7 @@
           <w:p>
             <w:pPr>
               <w:pStyle w:val="Compact"/>
-              <w:jc w:val="right"/>
+              <w:jc w:val="left"/>
             </w:pPr>
             <w:r>
               <w:t xml:space="preserve">209</w:t>
@@ -16739,16 +16738,17 @@
     <w:tbl>
       <w:tblPr>
         <w:tblStyle w:val="Table"/>
-        <w:tblW w:type="auto" w:w="0"/>
+        <w:tblW w:type="pct" w:w="5000"/>
+        <w:tblLayout w:type="fixed"/>
         <w:tblLook w:firstRow="1" w:lastRow="0" w:firstColumn="0" w:lastColumn="0" w:noHBand="0" w:noVBand="0" w:val="0020"/>
         <w:tblCaption w:val="Table S5. Business-day wait by AAO-HNS region."/>
       </w:tblPr>
       <w:tblGrid>
-        <w:gridCol w:w="1584"/>
-        <w:gridCol w:w="1584"/>
-        <w:gridCol w:w="1584"/>
-        <w:gridCol w:w="1584"/>
-        <w:gridCol w:w="1584"/>
+        <w:gridCol w:w="1612"/>
+        <w:gridCol w:w="1962"/>
+        <w:gridCol w:w="1612"/>
+        <w:gridCol w:w="1612"/>
+        <w:gridCol w:w="1121"/>
       </w:tblGrid>
       <w:tr>
         <w:trPr>
@@ -16762,55 +16762,55 @@
               <w:jc w:val="left"/>
             </w:pPr>
             <w:r>
-              <w:t xml:space="preserve">aao_hns_region</w:t>
-            </w:r>
-          </w:p>
-        </w:tc>
-        <w:tc>
-          <w:tcPr/>
-          <w:p>
-            <w:pPr>
-              <w:pStyle w:val="Compact"/>
-              <w:jc w:val="right"/>
-            </w:pPr>
-            <w:r>
-              <w:t xml:space="preserve">median_days</w:t>
-            </w:r>
-          </w:p>
-        </w:tc>
-        <w:tc>
-          <w:tcPr/>
-          <w:p>
-            <w:pPr>
-              <w:pStyle w:val="Compact"/>
-              <w:jc w:val="right"/>
-            </w:pPr>
-            <w:r>
-              <w:t xml:space="preserve">q1</w:t>
-            </w:r>
-          </w:p>
-        </w:tc>
-        <w:tc>
-          <w:tcPr/>
-          <w:p>
-            <w:pPr>
-              <w:pStyle w:val="Compact"/>
-              <w:jc w:val="right"/>
-            </w:pPr>
-            <w:r>
-              <w:t xml:space="preserve">q3</w:t>
-            </w:r>
-          </w:p>
-        </w:tc>
-        <w:tc>
-          <w:tcPr/>
-          <w:p>
-            <w:pPr>
-              <w:pStyle w:val="Compact"/>
-              <w:jc w:val="right"/>
-            </w:pPr>
-            <w:r>
-              <w:t xml:space="preserve">n</w:t>
+              <w:t xml:space="preserve">AAO-HNS region</w:t>
+            </w:r>
+          </w:p>
+        </w:tc>
+        <w:tc>
+          <w:tcPr/>
+          <w:p>
+            <w:pPr>
+              <w:pStyle w:val="Compact"/>
+              <w:jc w:val="left"/>
+            </w:pPr>
+            <w:r>
+              <w:t xml:space="preserve">Median wait (business days)</w:t>
+            </w:r>
+          </w:p>
+        </w:tc>
+        <w:tc>
+          <w:tcPr/>
+          <w:p>
+            <w:pPr>
+              <w:pStyle w:val="Compact"/>
+              <w:jc w:val="left"/>
+            </w:pPr>
+            <w:r>
+              <w:t xml:space="preserve">25th percentile (days)</w:t>
+            </w:r>
+          </w:p>
+        </w:tc>
+        <w:tc>
+          <w:tcPr/>
+          <w:p>
+            <w:pPr>
+              <w:pStyle w:val="Compact"/>
+              <w:jc w:val="left"/>
+            </w:pPr>
+            <w:r>
+              <w:t xml:space="preserve">75th percentile (days)</w:t>
+            </w:r>
+          </w:p>
+        </w:tc>
+        <w:tc>
+          <w:tcPr/>
+          <w:p>
+            <w:pPr>
+              <w:pStyle w:val="Compact"/>
+              <w:jc w:val="left"/>
+            </w:pPr>
+            <w:r>
+              <w:t xml:space="preserve">Appointments, n</w:t>
             </w:r>
           </w:p>
         </w:tc>
@@ -16833,19 +16833,19 @@
           <w:p>
             <w:pPr>
               <w:pStyle w:val="Compact"/>
-              <w:jc w:val="right"/>
-            </w:pPr>
-            <w:r>
-              <w:t xml:space="preserve">14.0</w:t>
-            </w:r>
-          </w:p>
-        </w:tc>
-        <w:tc>
-          <w:tcPr/>
-          <w:p>
-            <w:pPr>
-              <w:pStyle w:val="Compact"/>
-              <w:jc w:val="right"/>
+              <w:jc w:val="left"/>
+            </w:pPr>
+            <w:r>
+              <w:t xml:space="preserve">14</w:t>
+            </w:r>
+          </w:p>
+        </w:tc>
+        <w:tc>
+          <w:tcPr/>
+          <w:p>
+            <w:pPr>
+              <w:pStyle w:val="Compact"/>
+              <w:jc w:val="left"/>
             </w:pPr>
             <w:r>
               <w:t xml:space="preserve">5</w:t>
@@ -16857,7 +16857,7 @@
           <w:p>
             <w:pPr>
               <w:pStyle w:val="Compact"/>
-              <w:jc w:val="right"/>
+              <w:jc w:val="left"/>
             </w:pPr>
             <w:r>
               <w:t xml:space="preserve">33</w:t>
@@ -16869,7 +16869,7 @@
           <w:p>
             <w:pPr>
               <w:pStyle w:val="Compact"/>
-              <w:jc w:val="right"/>
+              <w:jc w:val="left"/>
             </w:pPr>
             <w:r>
               <w:t xml:space="preserve">73</w:t>
@@ -16895,19 +16895,19 @@
           <w:p>
             <w:pPr>
               <w:pStyle w:val="Compact"/>
-              <w:jc w:val="right"/>
-            </w:pPr>
-            <w:r>
-              <w:t xml:space="preserve">12.0</w:t>
-            </w:r>
-          </w:p>
-        </w:tc>
-        <w:tc>
-          <w:tcPr/>
-          <w:p>
-            <w:pPr>
-              <w:pStyle w:val="Compact"/>
-              <w:jc w:val="right"/>
+              <w:jc w:val="left"/>
+            </w:pPr>
+            <w:r>
+              <w:t xml:space="preserve">12</w:t>
+            </w:r>
+          </w:p>
+        </w:tc>
+        <w:tc>
+          <w:tcPr/>
+          <w:p>
+            <w:pPr>
+              <w:pStyle w:val="Compact"/>
+              <w:jc w:val="left"/>
             </w:pPr>
             <w:r>
               <w:t xml:space="preserve">5</w:t>
@@ -16919,7 +16919,7 @@
           <w:p>
             <w:pPr>
               <w:pStyle w:val="Compact"/>
-              <w:jc w:val="right"/>
+              <w:jc w:val="left"/>
             </w:pPr>
             <w:r>
               <w:t xml:space="preserve">24</w:t>
@@ -16931,7 +16931,7 @@
           <w:p>
             <w:pPr>
               <w:pStyle w:val="Compact"/>
-              <w:jc w:val="right"/>
+              <w:jc w:val="left"/>
             </w:pPr>
             <w:r>
               <w:t xml:space="preserve">38</w:t>
@@ -16957,19 +16957,19 @@
           <w:p>
             <w:pPr>
               <w:pStyle w:val="Compact"/>
-              <w:jc w:val="right"/>
-            </w:pPr>
-            <w:r>
-              <w:t xml:space="preserve">14.0</w:t>
-            </w:r>
-          </w:p>
-        </w:tc>
-        <w:tc>
-          <w:tcPr/>
-          <w:p>
-            <w:pPr>
-              <w:pStyle w:val="Compact"/>
-              <w:jc w:val="right"/>
+              <w:jc w:val="left"/>
+            </w:pPr>
+            <w:r>
+              <w:t xml:space="preserve">14</w:t>
+            </w:r>
+          </w:p>
+        </w:tc>
+        <w:tc>
+          <w:tcPr/>
+          <w:p>
+            <w:pPr>
+              <w:pStyle w:val="Compact"/>
+              <w:jc w:val="left"/>
             </w:pPr>
             <w:r>
               <w:t xml:space="preserve">5</w:t>
@@ -16981,7 +16981,7 @@
           <w:p>
             <w:pPr>
               <w:pStyle w:val="Compact"/>
-              <w:jc w:val="right"/>
+              <w:jc w:val="left"/>
             </w:pPr>
             <w:r>
               <w:t xml:space="preserve">32</w:t>
@@ -16993,7 +16993,7 @@
           <w:p>
             <w:pPr>
               <w:pStyle w:val="Compact"/>
-              <w:jc w:val="right"/>
+              <w:jc w:val="left"/>
             </w:pPr>
             <w:r>
               <w:t xml:space="preserve">43</w:t>
@@ -17019,7 +17019,7 @@
           <w:p>
             <w:pPr>
               <w:pStyle w:val="Compact"/>
-              <w:jc w:val="right"/>
+              <w:jc w:val="left"/>
             </w:pPr>
             <w:r>
               <w:t xml:space="preserve">16.5</w:t>
@@ -17031,7 +17031,7 @@
           <w:p>
             <w:pPr>
               <w:pStyle w:val="Compact"/>
-              <w:jc w:val="right"/>
+              <w:jc w:val="left"/>
             </w:pPr>
             <w:r>
               <w:t xml:space="preserve">10</w:t>
@@ -17043,7 +17043,7 @@
           <w:p>
             <w:pPr>
               <w:pStyle w:val="Compact"/>
-              <w:jc w:val="right"/>
+              <w:jc w:val="left"/>
             </w:pPr>
             <w:r>
               <w:t xml:space="preserve">32</w:t>
@@ -17055,7 +17055,7 @@
           <w:p>
             <w:pPr>
               <w:pStyle w:val="Compact"/>
-              <w:jc w:val="right"/>
+              <w:jc w:val="left"/>
             </w:pPr>
             <w:r>
               <w:t xml:space="preserve">96</w:t>
@@ -17081,19 +17081,19 @@
           <w:p>
             <w:pPr>
               <w:pStyle w:val="Compact"/>
-              <w:jc w:val="right"/>
-            </w:pPr>
-            <w:r>
-              <w:t xml:space="preserve">14.0</w:t>
-            </w:r>
-          </w:p>
-        </w:tc>
-        <w:tc>
-          <w:tcPr/>
-          <w:p>
-            <w:pPr>
-              <w:pStyle w:val="Compact"/>
-              <w:jc w:val="right"/>
+              <w:jc w:val="left"/>
+            </w:pPr>
+            <w:r>
+              <w:t xml:space="preserve">14</w:t>
+            </w:r>
+          </w:p>
+        </w:tc>
+        <w:tc>
+          <w:tcPr/>
+          <w:p>
+            <w:pPr>
+              <w:pStyle w:val="Compact"/>
+              <w:jc w:val="left"/>
             </w:pPr>
             <w:r>
               <w:t xml:space="preserve">12</w:t>
@@ -17105,7 +17105,7 @@
           <w:p>
             <w:pPr>
               <w:pStyle w:val="Compact"/>
-              <w:jc w:val="right"/>
+              <w:jc w:val="left"/>
             </w:pPr>
             <w:r>
               <w:t xml:space="preserve">20</w:t>
@@ -17117,7 +17117,7 @@
           <w:p>
             <w:pPr>
               <w:pStyle w:val="Compact"/>
-              <w:jc w:val="right"/>
+              <w:jc w:val="left"/>
             </w:pPr>
             <w:r>
               <w:t xml:space="preserve">21</w:t>
@@ -17143,7 +17143,7 @@
           <w:p>
             <w:pPr>
               <w:pStyle w:val="Compact"/>
-              <w:jc w:val="right"/>
+              <w:jc w:val="left"/>
             </w:pPr>
             <w:r>
               <w:t xml:space="preserve">29.5</w:t>
@@ -17155,7 +17155,7 @@
           <w:p>
             <w:pPr>
               <w:pStyle w:val="Compact"/>
-              <w:jc w:val="right"/>
+              <w:jc w:val="left"/>
             </w:pPr>
             <w:r>
               <w:t xml:space="preserve">14</w:t>
@@ -17167,7 +17167,7 @@
           <w:p>
             <w:pPr>
               <w:pStyle w:val="Compact"/>
-              <w:jc w:val="right"/>
+              <w:jc w:val="left"/>
             </w:pPr>
             <w:r>
               <w:t xml:space="preserve">51</w:t>
@@ -17179,7 +17179,7 @@
           <w:p>
             <w:pPr>
               <w:pStyle w:val="Compact"/>
-              <w:jc w:val="right"/>
+              <w:jc w:val="left"/>
             </w:pPr>
             <w:r>
               <w:t xml:space="preserve">26</w:t>
@@ -17205,19 +17205,19 @@
           <w:p>
             <w:pPr>
               <w:pStyle w:val="Compact"/>
-              <w:jc w:val="right"/>
-            </w:pPr>
-            <w:r>
-              <w:t xml:space="preserve">14.0</w:t>
-            </w:r>
-          </w:p>
-        </w:tc>
-        <w:tc>
-          <w:tcPr/>
-          <w:p>
-            <w:pPr>
-              <w:pStyle w:val="Compact"/>
-              <w:jc w:val="right"/>
+              <w:jc w:val="left"/>
+            </w:pPr>
+            <w:r>
+              <w:t xml:space="preserve">14</w:t>
+            </w:r>
+          </w:p>
+        </w:tc>
+        <w:tc>
+          <w:tcPr/>
+          <w:p>
+            <w:pPr>
+              <w:pStyle w:val="Compact"/>
+              <w:jc w:val="left"/>
             </w:pPr>
             <w:r>
               <w:t xml:space="preserve">5</w:t>
@@ -17229,7 +17229,7 @@
           <w:p>
             <w:pPr>
               <w:pStyle w:val="Compact"/>
-              <w:jc w:val="right"/>
+              <w:jc w:val="left"/>
             </w:pPr>
             <w:r>
               <w:t xml:space="preserve">30</w:t>
@@ -17241,7 +17241,7 @@
           <w:p>
             <w:pPr>
               <w:pStyle w:val="Compact"/>
-              <w:jc w:val="right"/>
+              <w:jc w:val="left"/>
             </w:pPr>
             <w:r>
               <w:t xml:space="preserve">48</w:t>
@@ -17267,19 +17267,19 @@
           <w:p>
             <w:pPr>
               <w:pStyle w:val="Compact"/>
-              <w:jc w:val="right"/>
-            </w:pPr>
-            <w:r>
-              <w:t xml:space="preserve">9.0</w:t>
-            </w:r>
-          </w:p>
-        </w:tc>
-        <w:tc>
-          <w:tcPr/>
-          <w:p>
-            <w:pPr>
-              <w:pStyle w:val="Compact"/>
-              <w:jc w:val="right"/>
+              <w:jc w:val="left"/>
+            </w:pPr>
+            <w:r>
+              <w:t xml:space="preserve">9</w:t>
+            </w:r>
+          </w:p>
+        </w:tc>
+        <w:tc>
+          <w:tcPr/>
+          <w:p>
+            <w:pPr>
+              <w:pStyle w:val="Compact"/>
+              <w:jc w:val="left"/>
             </w:pPr>
             <w:r>
               <w:t xml:space="preserve">4</w:t>
@@ -17291,7 +17291,7 @@
           <w:p>
             <w:pPr>
               <w:pStyle w:val="Compact"/>
-              <w:jc w:val="right"/>
+              <w:jc w:val="left"/>
             </w:pPr>
             <w:r>
               <w:t xml:space="preserve">20</w:t>
@@ -17303,7 +17303,7 @@
           <w:p>
             <w:pPr>
               <w:pStyle w:val="Compact"/>
-              <w:jc w:val="right"/>
+              <w:jc w:val="left"/>
             </w:pPr>
             <w:r>
               <w:t xml:space="preserve">81</w:t>
@@ -17330,18 +17330,15 @@
         <w:tblCaption w:val="Table S6. Appointment offer-rate disparities by region."/>
       </w:tblPr>
       <w:tblGrid>
-        <w:gridCol w:w="1543"/>
-        <w:gridCol w:w="268"/>
-        <w:gridCol w:w="738"/>
-        <w:gridCol w:w="402"/>
-        <w:gridCol w:w="604"/>
-        <w:gridCol w:w="604"/>
-        <w:gridCol w:w="604"/>
-        <w:gridCol w:w="604"/>
-        <w:gridCol w:w="604"/>
-        <w:gridCol w:w="604"/>
-        <w:gridCol w:w="536"/>
-        <w:gridCol w:w="805"/>
+        <w:gridCol w:w="1412"/>
+        <w:gridCol w:w="552"/>
+        <w:gridCol w:w="613"/>
+        <w:gridCol w:w="859"/>
+        <w:gridCol w:w="613"/>
+        <w:gridCol w:w="2087"/>
+        <w:gridCol w:w="675"/>
+        <w:gridCol w:w="613"/>
+        <w:gridCol w:w="491"/>
       </w:tblGrid>
       <w:tr>
         <w:trPr>
@@ -17355,139 +17352,103 @@
               <w:jc w:val="left"/>
             </w:pPr>
             <w:r>
-              <w:t xml:space="preserve">group</w:t>
-            </w:r>
-          </w:p>
-        </w:tc>
-        <w:tc>
-          <w:tcPr/>
-          <w:p>
-            <w:pPr>
-              <w:pStyle w:val="Compact"/>
-              <w:jc w:val="right"/>
-            </w:pPr>
-            <w:r>
-              <w:t xml:space="preserve">n</w:t>
-            </w:r>
-          </w:p>
-        </w:tc>
-        <w:tc>
-          <w:tcPr/>
-          <w:p>
-            <w:pPr>
-              <w:pStyle w:val="Compact"/>
-              <w:jc w:val="right"/>
-            </w:pPr>
-            <w:r>
-              <w:t xml:space="preserve">n_accepted</w:t>
-            </w:r>
-          </w:p>
-        </w:tc>
-        <w:tc>
-          <w:tcPr/>
-          <w:p>
-            <w:pPr>
-              <w:pStyle w:val="Compact"/>
-              <w:jc w:val="right"/>
-            </w:pPr>
-            <w:r>
-              <w:t xml:space="preserve">rate</w:t>
-            </w:r>
-          </w:p>
-        </w:tc>
-        <w:tc>
-          <w:tcPr/>
-          <w:p>
-            <w:pPr>
-              <w:pStyle w:val="Compact"/>
-              <w:jc w:val="right"/>
-            </w:pPr>
-            <w:r>
-              <w:t xml:space="preserve">lower_ci</w:t>
-            </w:r>
-          </w:p>
-        </w:tc>
-        <w:tc>
-          <w:tcPr/>
-          <w:p>
-            <w:pPr>
-              <w:pStyle w:val="Compact"/>
-              <w:jc w:val="right"/>
-            </w:pPr>
-            <w:r>
-              <w:t xml:space="preserve">upper_ci</w:t>
-            </w:r>
-          </w:p>
-        </w:tc>
-        <w:tc>
-          <w:tcPr/>
-          <w:p>
-            <w:pPr>
-              <w:pStyle w:val="Compact"/>
-              <w:jc w:val="right"/>
-            </w:pPr>
-            <w:r>
-              <w:t xml:space="preserve">abs_diff</w:t>
-            </w:r>
-          </w:p>
-        </w:tc>
-        <w:tc>
-          <w:tcPr/>
-          <w:p>
-            <w:pPr>
-              <w:pStyle w:val="Compact"/>
-              <w:jc w:val="right"/>
-            </w:pPr>
-            <w:r>
-              <w:t xml:space="preserve">rel_risk</w:t>
-            </w:r>
-          </w:p>
-        </w:tc>
-        <w:tc>
-          <w:tcPr/>
-          <w:p>
-            <w:pPr>
-              <w:pStyle w:val="Compact"/>
-              <w:jc w:val="right"/>
-            </w:pPr>
-            <w:r>
-              <w:t xml:space="preserve">rr_lower</w:t>
-            </w:r>
-          </w:p>
-        </w:tc>
-        <w:tc>
-          <w:tcPr/>
-          <w:p>
-            <w:pPr>
-              <w:pStyle w:val="Compact"/>
-              <w:jc w:val="right"/>
-            </w:pPr>
-            <w:r>
-              <w:t xml:space="preserve">rr_upper</w:t>
-            </w:r>
-          </w:p>
-        </w:tc>
-        <w:tc>
-          <w:tcPr/>
-          <w:p>
-            <w:pPr>
-              <w:pStyle w:val="Compact"/>
-              <w:jc w:val="right"/>
-            </w:pPr>
-            <w:r>
-              <w:t xml:space="preserve">p_value</w:t>
-            </w:r>
-          </w:p>
-        </w:tc>
-        <w:tc>
-          <w:tcPr/>
-          <w:p>
-            <w:pPr>
-              <w:pStyle w:val="Compact"/>
-              <w:jc w:val="left"/>
-            </w:pPr>
-            <w:r>
-              <w:t xml:space="preserve">p_value_fmt</w:t>
+              <w:t xml:space="preserve">AAO-HNS region</w:t>
+            </w:r>
+          </w:p>
+        </w:tc>
+        <w:tc>
+          <w:tcPr/>
+          <w:p>
+            <w:pPr>
+              <w:pStyle w:val="Compact"/>
+              <w:jc w:val="left"/>
+            </w:pPr>
+            <w:r>
+              <w:t xml:space="preserve">Calls, n</w:t>
+            </w:r>
+          </w:p>
+        </w:tc>
+        <w:tc>
+          <w:tcPr/>
+          <w:p>
+            <w:pPr>
+              <w:pStyle w:val="Compact"/>
+              <w:jc w:val="left"/>
+            </w:pPr>
+            <w:r>
+              <w:t xml:space="preserve">Offers, n</w:t>
+            </w:r>
+          </w:p>
+        </w:tc>
+        <w:tc>
+          <w:tcPr/>
+          <w:p>
+            <w:pPr>
+              <w:pStyle w:val="Compact"/>
+              <w:jc w:val="left"/>
+            </w:pPr>
+            <w:r>
+              <w:t xml:space="preserve">Offer rate, %</w:t>
+            </w:r>
+          </w:p>
+        </w:tc>
+        <w:tc>
+          <w:tcPr/>
+          <w:p>
+            <w:pPr>
+              <w:pStyle w:val="Compact"/>
+              <w:jc w:val="left"/>
+            </w:pPr>
+            <w:r>
+              <w:t xml:space="preserve">95% CI, %</w:t>
+            </w:r>
+          </w:p>
+        </w:tc>
+        <w:tc>
+          <w:tcPr/>
+          <w:p>
+            <w:pPr>
+              <w:pStyle w:val="Compact"/>
+              <w:jc w:val="left"/>
+            </w:pPr>
+            <w:r>
+              <w:t xml:space="preserve">Risk difference vs New England, %</w:t>
+            </w:r>
+          </w:p>
+        </w:tc>
+        <w:tc>
+          <w:tcPr/>
+          <w:p>
+            <w:pPr>
+              <w:pStyle w:val="Compact"/>
+              <w:jc w:val="left"/>
+            </w:pPr>
+            <w:r>
+              <w:t xml:space="preserve">Risk ratio</w:t>
+            </w:r>
+          </w:p>
+        </w:tc>
+        <w:tc>
+          <w:tcPr/>
+          <w:p>
+            <w:pPr>
+              <w:pStyle w:val="Compact"/>
+              <w:jc w:val="left"/>
+            </w:pPr>
+            <w:r>
+              <w:t xml:space="preserve">RR 95% CI</w:t>
+            </w:r>
+          </w:p>
+        </w:tc>
+        <w:tc>
+          <w:tcPr/>
+          <w:p>
+            <w:pPr>
+              <w:pStyle w:val="Compact"/>
+              <w:jc w:val="left"/>
+            </w:pPr>
+            <w:r>
+              <w:t xml:space="preserve">p-value</w:t>
             </w:r>
           </w:p>
         </w:tc>
@@ -17510,7 +17471,7 @@
           <w:p>
             <w:pPr>
               <w:pStyle w:val="Compact"/>
-              <w:jc w:val="right"/>
+              <w:jc w:val="left"/>
             </w:pPr>
             <w:r>
               <w:t xml:space="preserve">48</w:t>
@@ -17522,7 +17483,7 @@
           <w:p>
             <w:pPr>
               <w:pStyle w:val="Compact"/>
-              <w:jc w:val="right"/>
+              <w:jc w:val="left"/>
             </w:pPr>
             <w:r>
               <w:t xml:space="preserve">26</w:t>
@@ -17534,106 +17495,70 @@
           <w:p>
             <w:pPr>
               <w:pStyle w:val="Compact"/>
-              <w:jc w:val="right"/>
-            </w:pPr>
-            <w:r>
-              <w:t xml:space="preserve">0.542</w:t>
-            </w:r>
-          </w:p>
-        </w:tc>
-        <w:tc>
-          <w:tcPr/>
-          <w:p>
-            <w:pPr>
-              <w:pStyle w:val="Compact"/>
-              <w:jc w:val="right"/>
-            </w:pPr>
-            <w:r>
-              <w:t xml:space="preserve">0.403</w:t>
-            </w:r>
-          </w:p>
-        </w:tc>
-        <w:tc>
-          <w:tcPr/>
-          <w:p>
-            <w:pPr>
-              <w:pStyle w:val="Compact"/>
-              <w:jc w:val="right"/>
-            </w:pPr>
-            <w:r>
-              <w:t xml:space="preserve">0.674</w:t>
-            </w:r>
-          </w:p>
-        </w:tc>
-        <w:tc>
-          <w:tcPr/>
-          <w:p>
-            <w:pPr>
-              <w:pStyle w:val="Compact"/>
-              <w:jc w:val="right"/>
-            </w:pPr>
-            <w:r>
-              <w:t xml:space="preserve">0.000</w:t>
-            </w:r>
-          </w:p>
-        </w:tc>
-        <w:tc>
-          <w:tcPr/>
-          <w:p>
-            <w:pPr>
-              <w:pStyle w:val="Compact"/>
-              <w:jc w:val="right"/>
-            </w:pPr>
-            <w:r>
-              <w:t xml:space="preserve">1.000</w:t>
-            </w:r>
-          </w:p>
-        </w:tc>
-        <w:tc>
-          <w:tcPr/>
-          <w:p>
-            <w:pPr>
-              <w:pStyle w:val="Compact"/>
-              <w:jc w:val="right"/>
-            </w:pPr>
-            <w:r>
-              <w:t xml:space="preserve">NA</w:t>
-            </w:r>
-          </w:p>
-        </w:tc>
-        <w:tc>
-          <w:tcPr/>
-          <w:p>
-            <w:pPr>
-              <w:pStyle w:val="Compact"/>
-              <w:jc w:val="right"/>
-            </w:pPr>
-            <w:r>
-              <w:t xml:space="preserve">NA</w:t>
-            </w:r>
-          </w:p>
-        </w:tc>
-        <w:tc>
-          <w:tcPr/>
-          <w:p>
-            <w:pPr>
-              <w:pStyle w:val="Compact"/>
-              <w:jc w:val="right"/>
-            </w:pPr>
-            <w:r>
-              <w:t xml:space="preserve">NA</w:t>
-            </w:r>
-          </w:p>
-        </w:tc>
-        <w:tc>
-          <w:tcPr/>
-          <w:p>
-            <w:pPr>
-              <w:pStyle w:val="Compact"/>
-              <w:jc w:val="left"/>
-            </w:pPr>
-            <w:r>
-              <w:t xml:space="preserve">NA</w:t>
+              <w:jc w:val="left"/>
+            </w:pPr>
+            <w:r>
+              <w:t xml:space="preserve">54.2</w:t>
+            </w:r>
+          </w:p>
+        </w:tc>
+        <w:tc>
+          <w:tcPr/>
+          <w:p>
+            <w:pPr>
+              <w:pStyle w:val="Compact"/>
+              <w:jc w:val="left"/>
+            </w:pPr>
+            <w:r>
+              <w:t xml:space="preserve">40.3-67.4</w:t>
+            </w:r>
+          </w:p>
+        </w:tc>
+        <w:tc>
+          <w:tcPr/>
+          <w:p>
+            <w:pPr>
+              <w:pStyle w:val="Compact"/>
+              <w:jc w:val="left"/>
+            </w:pPr>
+            <w:r>
+              <w:t xml:space="preserve">0</w:t>
+            </w:r>
+          </w:p>
+        </w:tc>
+        <w:tc>
+          <w:tcPr/>
+          <w:p>
+            <w:pPr>
+              <w:pStyle w:val="Compact"/>
+              <w:jc w:val="left"/>
+            </w:pPr>
+            <w:r>
+              <w:t xml:space="preserve">1</w:t>
+            </w:r>
+          </w:p>
+        </w:tc>
+        <w:tc>
+          <w:tcPr/>
+          <w:p>
+            <w:pPr>
+              <w:pStyle w:val="Compact"/>
+              <w:jc w:val="left"/>
+            </w:pPr>
+            <w:r>
+              <w:t xml:space="preserve">—</w:t>
+            </w:r>
+          </w:p>
+        </w:tc>
+        <w:tc>
+          <w:tcPr/>
+          <w:p>
+            <w:pPr>
+              <w:pStyle w:val="Compact"/>
+              <w:jc w:val="left"/>
+            </w:pPr>
+            <w:r>
+              <w:t xml:space="preserve">—</w:t>
             </w:r>
           </w:p>
         </w:tc>
@@ -17656,7 +17581,7 @@
           <w:p>
             <w:pPr>
               <w:pStyle w:val="Compact"/>
-              <w:jc w:val="right"/>
+              <w:jc w:val="left"/>
             </w:pPr>
             <w:r>
               <w:t xml:space="preserve">109</w:t>
@@ -17668,7 +17593,7 @@
           <w:p>
             <w:pPr>
               <w:pStyle w:val="Compact"/>
-              <w:jc w:val="right"/>
+              <w:jc w:val="left"/>
             </w:pPr>
             <w:r>
               <w:t xml:space="preserve">74</w:t>
@@ -17680,106 +17605,70 @@
           <w:p>
             <w:pPr>
               <w:pStyle w:val="Compact"/>
-              <w:jc w:val="right"/>
-            </w:pPr>
-            <w:r>
-              <w:t xml:space="preserve">0.679</w:t>
-            </w:r>
-          </w:p>
-        </w:tc>
-        <w:tc>
-          <w:tcPr/>
-          <w:p>
-            <w:pPr>
-              <w:pStyle w:val="Compact"/>
-              <w:jc w:val="right"/>
-            </w:pPr>
-            <w:r>
-              <w:t xml:space="preserve">0.586</w:t>
-            </w:r>
-          </w:p>
-        </w:tc>
-        <w:tc>
-          <w:tcPr/>
-          <w:p>
-            <w:pPr>
-              <w:pStyle w:val="Compact"/>
-              <w:jc w:val="right"/>
-            </w:pPr>
-            <w:r>
-              <w:t xml:space="preserve">0.759</w:t>
-            </w:r>
-          </w:p>
-        </w:tc>
-        <w:tc>
-          <w:tcPr/>
-          <w:p>
-            <w:pPr>
-              <w:pStyle w:val="Compact"/>
-              <w:jc w:val="right"/>
-            </w:pPr>
-            <w:r>
-              <w:t xml:space="preserve">13.723</w:t>
-            </w:r>
-          </w:p>
-        </w:tc>
-        <w:tc>
-          <w:tcPr/>
-          <w:p>
-            <w:pPr>
-              <w:pStyle w:val="Compact"/>
-              <w:jc w:val="right"/>
-            </w:pPr>
-            <w:r>
-              <w:t xml:space="preserve">1.253</w:t>
-            </w:r>
-          </w:p>
-        </w:tc>
-        <w:tc>
-          <w:tcPr/>
-          <w:p>
-            <w:pPr>
-              <w:pStyle w:val="Compact"/>
-              <w:jc w:val="right"/>
-            </w:pPr>
-            <w:r>
-              <w:t xml:space="preserve">0.937</w:t>
-            </w:r>
-          </w:p>
-        </w:tc>
-        <w:tc>
-          <w:tcPr/>
-          <w:p>
-            <w:pPr>
-              <w:pStyle w:val="Compact"/>
-              <w:jc w:val="right"/>
-            </w:pPr>
-            <w:r>
-              <w:t xml:space="preserve">1.676</w:t>
-            </w:r>
-          </w:p>
-        </w:tc>
-        <w:tc>
-          <w:tcPr/>
-          <w:p>
-            <w:pPr>
-              <w:pStyle w:val="Compact"/>
-              <w:jc w:val="right"/>
+              <w:jc w:val="left"/>
+            </w:pPr>
+            <w:r>
+              <w:t xml:space="preserve">67.9</w:t>
+            </w:r>
+          </w:p>
+        </w:tc>
+        <w:tc>
+          <w:tcPr/>
+          <w:p>
+            <w:pPr>
+              <w:pStyle w:val="Compact"/>
+              <w:jc w:val="left"/>
+            </w:pPr>
+            <w:r>
+              <w:t xml:space="preserve">58.6-75.9</w:t>
+            </w:r>
+          </w:p>
+        </w:tc>
+        <w:tc>
+          <w:tcPr/>
+          <w:p>
+            <w:pPr>
+              <w:pStyle w:val="Compact"/>
+              <w:jc w:val="left"/>
+            </w:pPr>
+            <w:r>
+              <w:t xml:space="preserve">1372.3</w:t>
+            </w:r>
+          </w:p>
+        </w:tc>
+        <w:tc>
+          <w:tcPr/>
+          <w:p>
+            <w:pPr>
+              <w:pStyle w:val="Compact"/>
+              <w:jc w:val="left"/>
+            </w:pPr>
+            <w:r>
+              <w:t xml:space="preserve">1.25</w:t>
+            </w:r>
+          </w:p>
+        </w:tc>
+        <w:tc>
+          <w:tcPr/>
+          <w:p>
+            <w:pPr>
+              <w:pStyle w:val="Compact"/>
+              <w:jc w:val="left"/>
+            </w:pPr>
+            <w:r>
+              <w:t xml:space="preserve">0.94-1.68</w:t>
+            </w:r>
+          </w:p>
+        </w:tc>
+        <w:tc>
+          <w:tcPr/>
+          <w:p>
+            <w:pPr>
+              <w:pStyle w:val="Compact"/>
+              <w:jc w:val="left"/>
             </w:pPr>
             <w:r>
               <w:t xml:space="preserve">0.099</w:t>
-            </w:r>
-          </w:p>
-        </w:tc>
-        <w:tc>
-          <w:tcPr/>
-          <w:p>
-            <w:pPr>
-              <w:pStyle w:val="Compact"/>
-              <w:jc w:val="left"/>
-            </w:pPr>
-            <w:r>
-              <w:t xml:space="preserve">p = 0.099</w:t>
             </w:r>
           </w:p>
         </w:tc>
@@ -17802,7 +17691,7 @@
           <w:p>
             <w:pPr>
               <w:pStyle w:val="Compact"/>
-              <w:jc w:val="right"/>
+              <w:jc w:val="left"/>
             </w:pPr>
             <w:r>
               <w:t xml:space="preserve">154</w:t>
@@ -17814,7 +17703,7 @@
           <w:p>
             <w:pPr>
               <w:pStyle w:val="Compact"/>
-              <w:jc w:val="right"/>
+              <w:jc w:val="left"/>
             </w:pPr>
             <w:r>
               <w:t xml:space="preserve">100</w:t>
@@ -17826,106 +17715,70 @@
           <w:p>
             <w:pPr>
               <w:pStyle w:val="Compact"/>
-              <w:jc w:val="right"/>
-            </w:pPr>
-            <w:r>
-              <w:t xml:space="preserve">0.649</w:t>
-            </w:r>
-          </w:p>
-        </w:tc>
-        <w:tc>
-          <w:tcPr/>
-          <w:p>
-            <w:pPr>
-              <w:pStyle w:val="Compact"/>
-              <w:jc w:val="right"/>
-            </w:pPr>
-            <w:r>
-              <w:t xml:space="preserve">0.571</w:t>
-            </w:r>
-          </w:p>
-        </w:tc>
-        <w:tc>
-          <w:tcPr/>
-          <w:p>
-            <w:pPr>
-              <w:pStyle w:val="Compact"/>
-              <w:jc w:val="right"/>
-            </w:pPr>
-            <w:r>
-              <w:t xml:space="preserve">0.720</w:t>
-            </w:r>
-          </w:p>
-        </w:tc>
-        <w:tc>
-          <w:tcPr/>
-          <w:p>
-            <w:pPr>
-              <w:pStyle w:val="Compact"/>
-              <w:jc w:val="right"/>
-            </w:pPr>
-            <w:r>
-              <w:t xml:space="preserve">10.768</w:t>
-            </w:r>
-          </w:p>
-        </w:tc>
-        <w:tc>
-          <w:tcPr/>
-          <w:p>
-            <w:pPr>
-              <w:pStyle w:val="Compact"/>
-              <w:jc w:val="right"/>
-            </w:pPr>
-            <w:r>
-              <w:t xml:space="preserve">1.199</w:t>
-            </w:r>
-          </w:p>
-        </w:tc>
-        <w:tc>
-          <w:tcPr/>
-          <w:p>
-            <w:pPr>
-              <w:pStyle w:val="Compact"/>
-              <w:jc w:val="right"/>
-            </w:pPr>
-            <w:r>
-              <w:t xml:space="preserve">0.902</w:t>
-            </w:r>
-          </w:p>
-        </w:tc>
-        <w:tc>
-          <w:tcPr/>
-          <w:p>
-            <w:pPr>
-              <w:pStyle w:val="Compact"/>
-              <w:jc w:val="right"/>
-            </w:pPr>
-            <w:r>
-              <w:t xml:space="preserve">1.594</w:t>
-            </w:r>
-          </w:p>
-        </w:tc>
-        <w:tc>
-          <w:tcPr/>
-          <w:p>
-            <w:pPr>
-              <w:pStyle w:val="Compact"/>
-              <w:jc w:val="right"/>
+              <w:jc w:val="left"/>
+            </w:pPr>
+            <w:r>
+              <w:t xml:space="preserve">64.9</w:t>
+            </w:r>
+          </w:p>
+        </w:tc>
+        <w:tc>
+          <w:tcPr/>
+          <w:p>
+            <w:pPr>
+              <w:pStyle w:val="Compact"/>
+              <w:jc w:val="left"/>
+            </w:pPr>
+            <w:r>
+              <w:t xml:space="preserve">57.1-72.0</w:t>
+            </w:r>
+          </w:p>
+        </w:tc>
+        <w:tc>
+          <w:tcPr/>
+          <w:p>
+            <w:pPr>
+              <w:pStyle w:val="Compact"/>
+              <w:jc w:val="left"/>
+            </w:pPr>
+            <w:r>
+              <w:t xml:space="preserve">1076.8</w:t>
+            </w:r>
+          </w:p>
+        </w:tc>
+        <w:tc>
+          <w:tcPr/>
+          <w:p>
+            <w:pPr>
+              <w:pStyle w:val="Compact"/>
+              <w:jc w:val="left"/>
+            </w:pPr>
+            <w:r>
+              <w:t xml:space="preserve">1.2</w:t>
+            </w:r>
+          </w:p>
+        </w:tc>
+        <w:tc>
+          <w:tcPr/>
+          <w:p>
+            <w:pPr>
+              <w:pStyle w:val="Compact"/>
+              <w:jc w:val="left"/>
+            </w:pPr>
+            <w:r>
+              <w:t xml:space="preserve">0.90-1.59</w:t>
+            </w:r>
+          </w:p>
+        </w:tc>
+        <w:tc>
+          <w:tcPr/>
+          <w:p>
+            <w:pPr>
+              <w:pStyle w:val="Compact"/>
+              <w:jc w:val="left"/>
             </w:pPr>
             <w:r>
               <w:t xml:space="preserve">0.179</w:t>
-            </w:r>
-          </w:p>
-        </w:tc>
-        <w:tc>
-          <w:tcPr/>
-          <w:p>
-            <w:pPr>
-              <w:pStyle w:val="Compact"/>
-              <w:jc w:val="left"/>
-            </w:pPr>
-            <w:r>
-              <w:t xml:space="preserve">p = 0.179</w:t>
             </w:r>
           </w:p>
         </w:tc>
@@ -17948,7 +17801,7 @@
           <w:p>
             <w:pPr>
               <w:pStyle w:val="Compact"/>
-              <w:jc w:val="right"/>
+              <w:jc w:val="left"/>
             </w:pPr>
             <w:r>
               <w:t xml:space="preserve">129</w:t>
@@ -17960,7 +17813,7 @@
           <w:p>
             <w:pPr>
               <w:pStyle w:val="Compact"/>
-              <w:jc w:val="right"/>
+              <w:jc w:val="left"/>
             </w:pPr>
             <w:r>
               <w:t xml:space="preserve">81</w:t>
@@ -17972,106 +17825,70 @@
           <w:p>
             <w:pPr>
               <w:pStyle w:val="Compact"/>
-              <w:jc w:val="right"/>
-            </w:pPr>
-            <w:r>
-              <w:t xml:space="preserve">0.628</w:t>
-            </w:r>
-          </w:p>
-        </w:tc>
-        <w:tc>
-          <w:tcPr/>
-          <w:p>
-            <w:pPr>
-              <w:pStyle w:val="Compact"/>
-              <w:jc w:val="right"/>
-            </w:pPr>
-            <w:r>
-              <w:t xml:space="preserve">0.542</w:t>
-            </w:r>
-          </w:p>
-        </w:tc>
-        <w:tc>
-          <w:tcPr/>
-          <w:p>
-            <w:pPr>
-              <w:pStyle w:val="Compact"/>
-              <w:jc w:val="right"/>
-            </w:pPr>
-            <w:r>
-              <w:t xml:space="preserve">0.706</w:t>
-            </w:r>
-          </w:p>
-        </w:tc>
-        <w:tc>
-          <w:tcPr/>
-          <w:p>
-            <w:pPr>
-              <w:pStyle w:val="Compact"/>
-              <w:jc w:val="right"/>
-            </w:pPr>
-            <w:r>
-              <w:t xml:space="preserve">8.624</w:t>
-            </w:r>
-          </w:p>
-        </w:tc>
-        <w:tc>
-          <w:tcPr/>
-          <w:p>
-            <w:pPr>
-              <w:pStyle w:val="Compact"/>
-              <w:jc w:val="right"/>
-            </w:pPr>
-            <w:r>
-              <w:t xml:space="preserve">1.159</w:t>
-            </w:r>
-          </w:p>
-        </w:tc>
-        <w:tc>
-          <w:tcPr/>
-          <w:p>
-            <w:pPr>
-              <w:pStyle w:val="Compact"/>
-              <w:jc w:val="right"/>
-            </w:pPr>
-            <w:r>
-              <w:t xml:space="preserve">0.866</w:t>
-            </w:r>
-          </w:p>
-        </w:tc>
-        <w:tc>
-          <w:tcPr/>
-          <w:p>
-            <w:pPr>
-              <w:pStyle w:val="Compact"/>
-              <w:jc w:val="right"/>
-            </w:pPr>
-            <w:r>
-              <w:t xml:space="preserve">1.553</w:t>
-            </w:r>
-          </w:p>
-        </w:tc>
-        <w:tc>
-          <w:tcPr/>
-          <w:p>
-            <w:pPr>
-              <w:pStyle w:val="Compact"/>
-              <w:jc w:val="right"/>
+              <w:jc w:val="left"/>
+            </w:pPr>
+            <w:r>
+              <w:t xml:space="preserve">62.8</w:t>
+            </w:r>
+          </w:p>
+        </w:tc>
+        <w:tc>
+          <w:tcPr/>
+          <w:p>
+            <w:pPr>
+              <w:pStyle w:val="Compact"/>
+              <w:jc w:val="left"/>
+            </w:pPr>
+            <w:r>
+              <w:t xml:space="preserve">54.2-70.6</w:t>
+            </w:r>
+          </w:p>
+        </w:tc>
+        <w:tc>
+          <w:tcPr/>
+          <w:p>
+            <w:pPr>
+              <w:pStyle w:val="Compact"/>
+              <w:jc w:val="left"/>
+            </w:pPr>
+            <w:r>
+              <w:t xml:space="preserve">862.4</w:t>
+            </w:r>
+          </w:p>
+        </w:tc>
+        <w:tc>
+          <w:tcPr/>
+          <w:p>
+            <w:pPr>
+              <w:pStyle w:val="Compact"/>
+              <w:jc w:val="left"/>
+            </w:pPr>
+            <w:r>
+              <w:t xml:space="preserve">1.16</w:t>
+            </w:r>
+          </w:p>
+        </w:tc>
+        <w:tc>
+          <w:tcPr/>
+          <w:p>
+            <w:pPr>
+              <w:pStyle w:val="Compact"/>
+              <w:jc w:val="left"/>
+            </w:pPr>
+            <w:r>
+              <w:t xml:space="preserve">0.87-1.55</w:t>
+            </w:r>
+          </w:p>
+        </w:tc>
+        <w:tc>
+          <w:tcPr/>
+          <w:p>
+            <w:pPr>
+              <w:pStyle w:val="Compact"/>
+              <w:jc w:val="left"/>
             </w:pPr>
             <w:r>
               <w:t xml:space="preserve">0.297</w:t>
-            </w:r>
-          </w:p>
-        </w:tc>
-        <w:tc>
-          <w:tcPr/>
-          <w:p>
-            <w:pPr>
-              <w:pStyle w:val="Compact"/>
-              <w:jc w:val="left"/>
-            </w:pPr>
-            <w:r>
-              <w:t xml:space="preserve">p = 0.297</w:t>
             </w:r>
           </w:p>
         </w:tc>
@@ -18094,7 +17911,7 @@
           <w:p>
             <w:pPr>
               <w:pStyle w:val="Compact"/>
-              <w:jc w:val="right"/>
+              <w:jc w:val="left"/>
             </w:pPr>
             <w:r>
               <w:t xml:space="preserve">67</w:t>
@@ -18106,7 +17923,7 @@
           <w:p>
             <w:pPr>
               <w:pStyle w:val="Compact"/>
-              <w:jc w:val="right"/>
+              <w:jc w:val="left"/>
             </w:pPr>
             <w:r>
               <w:t xml:space="preserve">39</w:t>
@@ -18118,106 +17935,70 @@
           <w:p>
             <w:pPr>
               <w:pStyle w:val="Compact"/>
-              <w:jc w:val="right"/>
-            </w:pPr>
-            <w:r>
-              <w:t xml:space="preserve">0.582</w:t>
-            </w:r>
-          </w:p>
-        </w:tc>
-        <w:tc>
-          <w:tcPr/>
-          <w:p>
-            <w:pPr>
-              <w:pStyle w:val="Compact"/>
-              <w:jc w:val="right"/>
-            </w:pPr>
-            <w:r>
-              <w:t xml:space="preserve">0.463</w:t>
-            </w:r>
-          </w:p>
-        </w:tc>
-        <w:tc>
-          <w:tcPr/>
-          <w:p>
-            <w:pPr>
-              <w:pStyle w:val="Compact"/>
-              <w:jc w:val="right"/>
-            </w:pPr>
-            <w:r>
-              <w:t xml:space="preserve">0.693</w:t>
-            </w:r>
-          </w:p>
-        </w:tc>
-        <w:tc>
-          <w:tcPr/>
-          <w:p>
-            <w:pPr>
-              <w:pStyle w:val="Compact"/>
-              <w:jc w:val="right"/>
-            </w:pPr>
-            <w:r>
-              <w:t xml:space="preserve">4.042</w:t>
-            </w:r>
-          </w:p>
-        </w:tc>
-        <w:tc>
-          <w:tcPr/>
-          <w:p>
-            <w:pPr>
-              <w:pStyle w:val="Compact"/>
-              <w:jc w:val="right"/>
-            </w:pPr>
-            <w:r>
-              <w:t xml:space="preserve">1.075</w:t>
-            </w:r>
-          </w:p>
-        </w:tc>
-        <w:tc>
-          <w:tcPr/>
-          <w:p>
-            <w:pPr>
-              <w:pStyle w:val="Compact"/>
-              <w:jc w:val="right"/>
-            </w:pPr>
-            <w:r>
-              <w:t xml:space="preserve">0.773</w:t>
-            </w:r>
-          </w:p>
-        </w:tc>
-        <w:tc>
-          <w:tcPr/>
-          <w:p>
-            <w:pPr>
-              <w:pStyle w:val="Compact"/>
-              <w:jc w:val="right"/>
-            </w:pPr>
-            <w:r>
-              <w:t xml:space="preserve">1.495</w:t>
-            </w:r>
-          </w:p>
-        </w:tc>
-        <w:tc>
-          <w:tcPr/>
-          <w:p>
-            <w:pPr>
-              <w:pStyle w:val="Compact"/>
-              <w:jc w:val="right"/>
+              <w:jc w:val="left"/>
+            </w:pPr>
+            <w:r>
+              <w:t xml:space="preserve">58.2</w:t>
+            </w:r>
+          </w:p>
+        </w:tc>
+        <w:tc>
+          <w:tcPr/>
+          <w:p>
+            <w:pPr>
+              <w:pStyle w:val="Compact"/>
+              <w:jc w:val="left"/>
+            </w:pPr>
+            <w:r>
+              <w:t xml:space="preserve">46.3-69.3</w:t>
+            </w:r>
+          </w:p>
+        </w:tc>
+        <w:tc>
+          <w:tcPr/>
+          <w:p>
+            <w:pPr>
+              <w:pStyle w:val="Compact"/>
+              <w:jc w:val="left"/>
+            </w:pPr>
+            <w:r>
+              <w:t xml:space="preserve">404.2</w:t>
+            </w:r>
+          </w:p>
+        </w:tc>
+        <w:tc>
+          <w:tcPr/>
+          <w:p>
+            <w:pPr>
+              <w:pStyle w:val="Compact"/>
+              <w:jc w:val="left"/>
+            </w:pPr>
+            <w:r>
+              <w:t xml:space="preserve">1.07</w:t>
+            </w:r>
+          </w:p>
+        </w:tc>
+        <w:tc>
+          <w:tcPr/>
+          <w:p>
+            <w:pPr>
+              <w:pStyle w:val="Compact"/>
+              <w:jc w:val="left"/>
+            </w:pPr>
+            <w:r>
+              <w:t xml:space="preserve">0.77-1.49</w:t>
+            </w:r>
+          </w:p>
+        </w:tc>
+        <w:tc>
+          <w:tcPr/>
+          <w:p>
+            <w:pPr>
+              <w:pStyle w:val="Compact"/>
+              <w:jc w:val="left"/>
             </w:pPr>
             <w:r>
               <w:t xml:space="preserve">0.666</w:t>
-            </w:r>
-          </w:p>
-        </w:tc>
-        <w:tc>
-          <w:tcPr/>
-          <w:p>
-            <w:pPr>
-              <w:pStyle w:val="Compact"/>
-              <w:jc w:val="left"/>
-            </w:pPr>
-            <w:r>
-              <w:t xml:space="preserve">p = 0.666</w:t>
             </w:r>
           </w:p>
         </w:tc>
@@ -18240,7 +18021,7 @@
           <w:p>
             <w:pPr>
               <w:pStyle w:val="Compact"/>
-              <w:jc w:val="right"/>
+              <w:jc w:val="left"/>
             </w:pPr>
             <w:r>
               <w:t xml:space="preserve">88</w:t>
@@ -18252,7 +18033,7 @@
           <w:p>
             <w:pPr>
               <w:pStyle w:val="Compact"/>
-              <w:jc w:val="right"/>
+              <w:jc w:val="left"/>
             </w:pPr>
             <w:r>
               <w:t xml:space="preserve">50</w:t>
@@ -18264,106 +18045,70 @@
           <w:p>
             <w:pPr>
               <w:pStyle w:val="Compact"/>
-              <w:jc w:val="right"/>
-            </w:pPr>
-            <w:r>
-              <w:t xml:space="preserve">0.568</w:t>
-            </w:r>
-          </w:p>
-        </w:tc>
-        <w:tc>
-          <w:tcPr/>
-          <w:p>
-            <w:pPr>
-              <w:pStyle w:val="Compact"/>
-              <w:jc w:val="right"/>
-            </w:pPr>
-            <w:r>
-              <w:t xml:space="preserve">0.464</w:t>
-            </w:r>
-          </w:p>
-        </w:tc>
-        <w:tc>
-          <w:tcPr/>
-          <w:p>
-            <w:pPr>
-              <w:pStyle w:val="Compact"/>
-              <w:jc w:val="right"/>
-            </w:pPr>
-            <w:r>
-              <w:t xml:space="preserve">0.667</w:t>
-            </w:r>
-          </w:p>
-        </w:tc>
-        <w:tc>
-          <w:tcPr/>
-          <w:p>
-            <w:pPr>
-              <w:pStyle w:val="Compact"/>
-              <w:jc w:val="right"/>
-            </w:pPr>
-            <w:r>
-              <w:t xml:space="preserve">2.652</w:t>
-            </w:r>
-          </w:p>
-        </w:tc>
-        <w:tc>
-          <w:tcPr/>
-          <w:p>
-            <w:pPr>
-              <w:pStyle w:val="Compact"/>
-              <w:jc w:val="right"/>
-            </w:pPr>
-            <w:r>
-              <w:t xml:space="preserve">1.049</w:t>
-            </w:r>
-          </w:p>
-        </w:tc>
-        <w:tc>
-          <w:tcPr/>
-          <w:p>
-            <w:pPr>
-              <w:pStyle w:val="Compact"/>
-              <w:jc w:val="right"/>
-            </w:pPr>
-            <w:r>
-              <w:t xml:space="preserve">0.763</w:t>
-            </w:r>
-          </w:p>
-        </w:tc>
-        <w:tc>
-          <w:tcPr/>
-          <w:p>
-            <w:pPr>
-              <w:pStyle w:val="Compact"/>
-              <w:jc w:val="right"/>
-            </w:pPr>
-            <w:r>
-              <w:t xml:space="preserve">1.441</w:t>
-            </w:r>
-          </w:p>
-        </w:tc>
-        <w:tc>
-          <w:tcPr/>
-          <w:p>
-            <w:pPr>
-              <w:pStyle w:val="Compact"/>
-              <w:jc w:val="right"/>
+              <w:jc w:val="left"/>
+            </w:pPr>
+            <w:r>
+              <w:t xml:space="preserve">56.8</w:t>
+            </w:r>
+          </w:p>
+        </w:tc>
+        <w:tc>
+          <w:tcPr/>
+          <w:p>
+            <w:pPr>
+              <w:pStyle w:val="Compact"/>
+              <w:jc w:val="left"/>
+            </w:pPr>
+            <w:r>
+              <w:t xml:space="preserve">46.4-66.7</w:t>
+            </w:r>
+          </w:p>
+        </w:tc>
+        <w:tc>
+          <w:tcPr/>
+          <w:p>
+            <w:pPr>
+              <w:pStyle w:val="Compact"/>
+              <w:jc w:val="left"/>
+            </w:pPr>
+            <w:r>
+              <w:t xml:space="preserve">265.2</w:t>
+            </w:r>
+          </w:p>
+        </w:tc>
+        <w:tc>
+          <w:tcPr/>
+          <w:p>
+            <w:pPr>
+              <w:pStyle w:val="Compact"/>
+              <w:jc w:val="left"/>
+            </w:pPr>
+            <w:r>
+              <w:t xml:space="preserve">1.05</w:t>
+            </w:r>
+          </w:p>
+        </w:tc>
+        <w:tc>
+          <w:tcPr/>
+          <w:p>
+            <w:pPr>
+              <w:pStyle w:val="Compact"/>
+              <w:jc w:val="left"/>
+            </w:pPr>
+            <w:r>
+              <w:t xml:space="preserve">0.76-1.44</w:t>
+            </w:r>
+          </w:p>
+        </w:tc>
+        <w:tc>
+          <w:tcPr/>
+          <w:p>
+            <w:pPr>
+              <w:pStyle w:val="Compact"/>
+              <w:jc w:val="left"/>
             </w:pPr>
             <w:r>
               <w:t xml:space="preserve">0.766</w:t>
-            </w:r>
-          </w:p>
-        </w:tc>
-        <w:tc>
-          <w:tcPr/>
-          <w:p>
-            <w:pPr>
-              <w:pStyle w:val="Compact"/>
-              <w:jc w:val="left"/>
-            </w:pPr>
-            <w:r>
-              <w:t xml:space="preserve">p = 0.766</w:t>
             </w:r>
           </w:p>
         </w:tc>
@@ -18386,7 +18131,7 @@
           <w:p>
             <w:pPr>
               <w:pStyle w:val="Compact"/>
-              <w:jc w:val="right"/>
+              <w:jc w:val="left"/>
             </w:pPr>
             <w:r>
               <w:t xml:space="preserve">91</w:t>
@@ -18398,7 +18143,7 @@
           <w:p>
             <w:pPr>
               <w:pStyle w:val="Compact"/>
-              <w:jc w:val="right"/>
+              <w:jc w:val="left"/>
             </w:pPr>
             <w:r>
               <w:t xml:space="preserve">45</w:t>
@@ -18410,106 +18155,70 @@
           <w:p>
             <w:pPr>
               <w:pStyle w:val="Compact"/>
-              <w:jc w:val="right"/>
-            </w:pPr>
-            <w:r>
-              <w:t xml:space="preserve">0.495</w:t>
-            </w:r>
-          </w:p>
-        </w:tc>
-        <w:tc>
-          <w:tcPr/>
-          <w:p>
-            <w:pPr>
-              <w:pStyle w:val="Compact"/>
-              <w:jc w:val="right"/>
-            </w:pPr>
-            <w:r>
-              <w:t xml:space="preserve">0.394</w:t>
-            </w:r>
-          </w:p>
-        </w:tc>
-        <w:tc>
-          <w:tcPr/>
-          <w:p>
-            <w:pPr>
-              <w:pStyle w:val="Compact"/>
-              <w:jc w:val="right"/>
-            </w:pPr>
-            <w:r>
-              <w:t xml:space="preserve">0.595</w:t>
-            </w:r>
-          </w:p>
-        </w:tc>
-        <w:tc>
-          <w:tcPr/>
-          <w:p>
-            <w:pPr>
-              <w:pStyle w:val="Compact"/>
-              <w:jc w:val="right"/>
-            </w:pPr>
-            <w:r>
-              <w:t xml:space="preserve">-4.716</w:t>
-            </w:r>
-          </w:p>
-        </w:tc>
-        <w:tc>
-          <w:tcPr/>
-          <w:p>
-            <w:pPr>
-              <w:pStyle w:val="Compact"/>
-              <w:jc w:val="right"/>
-            </w:pPr>
-            <w:r>
-              <w:t xml:space="preserve">0.913</w:t>
-            </w:r>
-          </w:p>
-        </w:tc>
-        <w:tc>
-          <w:tcPr/>
-          <w:p>
-            <w:pPr>
-              <w:pStyle w:val="Compact"/>
-              <w:jc w:val="right"/>
-            </w:pPr>
-            <w:r>
-              <w:t xml:space="preserve">0.654</w:t>
-            </w:r>
-          </w:p>
-        </w:tc>
-        <w:tc>
-          <w:tcPr/>
-          <w:p>
-            <w:pPr>
-              <w:pStyle w:val="Compact"/>
-              <w:jc w:val="right"/>
-            </w:pPr>
-            <w:r>
-              <w:t xml:space="preserve">1.274</w:t>
-            </w:r>
-          </w:p>
-        </w:tc>
-        <w:tc>
-          <w:tcPr/>
-          <w:p>
-            <w:pPr>
-              <w:pStyle w:val="Compact"/>
-              <w:jc w:val="right"/>
+              <w:jc w:val="left"/>
+            </w:pPr>
+            <w:r>
+              <w:t xml:space="preserve">49.5</w:t>
+            </w:r>
+          </w:p>
+        </w:tc>
+        <w:tc>
+          <w:tcPr/>
+          <w:p>
+            <w:pPr>
+              <w:pStyle w:val="Compact"/>
+              <w:jc w:val="left"/>
+            </w:pPr>
+            <w:r>
+              <w:t xml:space="preserve">39.4-59.5</w:t>
+            </w:r>
+          </w:p>
+        </w:tc>
+        <w:tc>
+          <w:tcPr/>
+          <w:p>
+            <w:pPr>
+              <w:pStyle w:val="Compact"/>
+              <w:jc w:val="left"/>
+            </w:pPr>
+            <w:r>
+              <w:t xml:space="preserve">-471.6</w:t>
+            </w:r>
+          </w:p>
+        </w:tc>
+        <w:tc>
+          <w:tcPr/>
+          <w:p>
+            <w:pPr>
+              <w:pStyle w:val="Compact"/>
+              <w:jc w:val="left"/>
+            </w:pPr>
+            <w:r>
+              <w:t xml:space="preserve">0.91</w:t>
+            </w:r>
+          </w:p>
+        </w:tc>
+        <w:tc>
+          <w:tcPr/>
+          <w:p>
+            <w:pPr>
+              <w:pStyle w:val="Compact"/>
+              <w:jc w:val="left"/>
+            </w:pPr>
+            <w:r>
+              <w:t xml:space="preserve">0.65-1.27</w:t>
+            </w:r>
+          </w:p>
+        </w:tc>
+        <w:tc>
+          <w:tcPr/>
+          <w:p>
+            <w:pPr>
+              <w:pStyle w:val="Compact"/>
+              <w:jc w:val="left"/>
             </w:pPr>
             <w:r>
               <w:t xml:space="preserve">0.597</w:t>
-            </w:r>
-          </w:p>
-        </w:tc>
-        <w:tc>
-          <w:tcPr/>
-          <w:p>
-            <w:pPr>
-              <w:pStyle w:val="Compact"/>
-              <w:jc w:val="left"/>
-            </w:pPr>
-            <w:r>
-              <w:t xml:space="preserve">p = 0.597</w:t>
             </w:r>
           </w:p>
         </w:tc>
@@ -18532,7 +18241,7 @@
           <w:p>
             <w:pPr>
               <w:pStyle w:val="Compact"/>
-              <w:jc w:val="right"/>
+              <w:jc w:val="left"/>
             </w:pPr>
             <w:r>
               <w:t xml:space="preserve">45</w:t>
@@ -18544,7 +18253,7 @@
           <w:p>
             <w:pPr>
               <w:pStyle w:val="Compact"/>
-              <w:jc w:val="right"/>
+              <w:jc w:val="left"/>
             </w:pPr>
             <w:r>
               <w:t xml:space="preserve">21</w:t>
@@ -18556,106 +18265,70 @@
           <w:p>
             <w:pPr>
               <w:pStyle w:val="Compact"/>
-              <w:jc w:val="right"/>
-            </w:pPr>
-            <w:r>
-              <w:t xml:space="preserve">0.467</w:t>
-            </w:r>
-          </w:p>
-        </w:tc>
-        <w:tc>
-          <w:tcPr/>
-          <w:p>
-            <w:pPr>
-              <w:pStyle w:val="Compact"/>
-              <w:jc w:val="right"/>
-            </w:pPr>
-            <w:r>
-              <w:t xml:space="preserve">0.329</w:t>
-            </w:r>
-          </w:p>
-        </w:tc>
-        <w:tc>
-          <w:tcPr/>
-          <w:p>
-            <w:pPr>
-              <w:pStyle w:val="Compact"/>
-              <w:jc w:val="right"/>
-            </w:pPr>
-            <w:r>
-              <w:t xml:space="preserve">0.609</w:t>
-            </w:r>
-          </w:p>
-        </w:tc>
-        <w:tc>
-          <w:tcPr/>
-          <w:p>
-            <w:pPr>
-              <w:pStyle w:val="Compact"/>
-              <w:jc w:val="right"/>
-            </w:pPr>
-            <w:r>
-              <w:t xml:space="preserve">-7.500</w:t>
-            </w:r>
-          </w:p>
-        </w:tc>
-        <w:tc>
-          <w:tcPr/>
-          <w:p>
-            <w:pPr>
-              <w:pStyle w:val="Compact"/>
-              <w:jc w:val="right"/>
-            </w:pPr>
-            <w:r>
-              <w:t xml:space="preserve">0.862</w:t>
-            </w:r>
-          </w:p>
-        </w:tc>
-        <w:tc>
-          <w:tcPr/>
-          <w:p>
-            <w:pPr>
-              <w:pStyle w:val="Compact"/>
-              <w:jc w:val="right"/>
-            </w:pPr>
-            <w:r>
-              <w:t xml:space="preserve">0.574</w:t>
-            </w:r>
-          </w:p>
-        </w:tc>
-        <w:tc>
-          <w:tcPr/>
-          <w:p>
-            <w:pPr>
-              <w:pStyle w:val="Compact"/>
-              <w:jc w:val="right"/>
-            </w:pPr>
-            <w:r>
-              <w:t xml:space="preserve">1.294</w:t>
-            </w:r>
-          </w:p>
-        </w:tc>
-        <w:tc>
-          <w:tcPr/>
-          <w:p>
-            <w:pPr>
-              <w:pStyle w:val="Compact"/>
-              <w:jc w:val="right"/>
+              <w:jc w:val="left"/>
+            </w:pPr>
+            <w:r>
+              <w:t xml:space="preserve">46.7</w:t>
+            </w:r>
+          </w:p>
+        </w:tc>
+        <w:tc>
+          <w:tcPr/>
+          <w:p>
+            <w:pPr>
+              <w:pStyle w:val="Compact"/>
+              <w:jc w:val="left"/>
+            </w:pPr>
+            <w:r>
+              <w:t xml:space="preserve">32.9-60.9</w:t>
+            </w:r>
+          </w:p>
+        </w:tc>
+        <w:tc>
+          <w:tcPr/>
+          <w:p>
+            <w:pPr>
+              <w:pStyle w:val="Compact"/>
+              <w:jc w:val="left"/>
+            </w:pPr>
+            <w:r>
+              <w:t xml:space="preserve">-750</w:t>
+            </w:r>
+          </w:p>
+        </w:tc>
+        <w:tc>
+          <w:tcPr/>
+          <w:p>
+            <w:pPr>
+              <w:pStyle w:val="Compact"/>
+              <w:jc w:val="left"/>
+            </w:pPr>
+            <w:r>
+              <w:t xml:space="preserve">0.86</w:t>
+            </w:r>
+          </w:p>
+        </w:tc>
+        <w:tc>
+          <w:tcPr/>
+          <w:p>
+            <w:pPr>
+              <w:pStyle w:val="Compact"/>
+              <w:jc w:val="left"/>
+            </w:pPr>
+            <w:r>
+              <w:t xml:space="preserve">0.57-1.29</w:t>
+            </w:r>
+          </w:p>
+        </w:tc>
+        <w:tc>
+          <w:tcPr/>
+          <w:p>
+            <w:pPr>
+              <w:pStyle w:val="Compact"/>
+              <w:jc w:val="left"/>
             </w:pPr>
             <w:r>
               <w:t xml:space="preserve">0.470</w:t>
-            </w:r>
-          </w:p>
-        </w:tc>
-        <w:tc>
-          <w:tcPr/>
-          <w:p>
-            <w:pPr>
-              <w:pStyle w:val="Compact"/>
-              <w:jc w:val="left"/>
-            </w:pPr>
-            <w:r>
-              <w:t xml:space="preserve">p = 0.470</w:t>
             </w:r>
           </w:p>
         </w:tc>
@@ -19671,7 +19344,7 @@
           <w:p>
             <w:pPr>
               <w:pStyle w:val="Compact"/>
-              <w:jc w:val="right"/>
+              <w:jc w:val="left"/>
             </w:pPr>
             <w:r>
               <w:t xml:space="preserve">Estimate (OR/IRR)</w:t>
@@ -19695,7 +19368,7 @@
           <w:p>
             <w:pPr>
               <w:pStyle w:val="Compact"/>
-              <w:jc w:val="right"/>
+              <w:jc w:val="left"/>
             </w:pPr>
             <w:r>
               <w:t xml:space="preserve">p-value</w:t>
@@ -19707,7 +19380,7 @@
           <w:p>
             <w:pPr>
               <w:pStyle w:val="Compact"/>
-              <w:jc w:val="right"/>
+              <w:jc w:val="left"/>
             </w:pPr>
             <w:r>
               <w:t xml:space="preserve">N (access)</w:t>
@@ -19719,7 +19392,7 @@
           <w:p>
             <w:pPr>
               <w:pStyle w:val="Compact"/>
-              <w:jc w:val="right"/>
+              <w:jc w:val="left"/>
             </w:pPr>
             <w:r>
               <w:t xml:space="preserve">N (timeliness)</w:t>
@@ -19769,10 +19442,10 @@
           <w:p>
             <w:pPr>
               <w:pStyle w:val="Compact"/>
-              <w:jc w:val="right"/>
-            </w:pPr>
-            <w:r>
-              <w:t xml:space="preserve">1.80</w:t>
+              <w:jc w:val="left"/>
+            </w:pPr>
+            <w:r>
+              <w:t xml:space="preserve">1.8</w:t>
             </w:r>
           </w:p>
         </w:tc>
@@ -19793,7 +19466,7 @@
           <w:p>
             <w:pPr>
               <w:pStyle w:val="Compact"/>
-              <w:jc w:val="right"/>
+              <w:jc w:val="left"/>
             </w:pPr>
             <w:r>
               <w:t xml:space="preserve">0.357</w:t>
@@ -19805,7 +19478,7 @@
           <w:p>
             <w:pPr>
               <w:pStyle w:val="Compact"/>
-              <w:jc w:val="right"/>
+              <w:jc w:val="left"/>
             </w:pPr>
             <w:r>
               <w:t xml:space="preserve">731</w:t>
@@ -19817,7 +19490,7 @@
           <w:p>
             <w:pPr>
               <w:pStyle w:val="Compact"/>
-              <w:jc w:val="right"/>
+              <w:jc w:val="left"/>
             </w:pPr>
             <w:r>
               <w:t xml:space="preserve">426</w:t>
@@ -19867,7 +19540,7 @@
           <w:p>
             <w:pPr>
               <w:pStyle w:val="Compact"/>
-              <w:jc w:val="right"/>
+              <w:jc w:val="left"/>
             </w:pPr>
             <w:r>
               <w:t xml:space="preserve">2.29</w:t>
@@ -19891,7 +19564,7 @@
           <w:p>
             <w:pPr>
               <w:pStyle w:val="Compact"/>
-              <w:jc w:val="right"/>
+              <w:jc w:val="left"/>
             </w:pPr>
             <w:r>
               <w:t xml:space="preserve">0.028</w:t>
@@ -19903,7 +19576,7 @@
           <w:p>
             <w:pPr>
               <w:pStyle w:val="Compact"/>
-              <w:jc w:val="right"/>
+              <w:jc w:val="left"/>
             </w:pPr>
             <w:r>
               <w:t xml:space="preserve">731</w:t>
@@ -19915,7 +19588,7 @@
           <w:p>
             <w:pPr>
               <w:pStyle w:val="Compact"/>
-              <w:jc w:val="right"/>
+              <w:jc w:val="left"/>
             </w:pPr>
             <w:r>
               <w:t xml:space="preserve">426</w:t>
@@ -19965,7 +19638,7 @@
           <w:p>
             <w:pPr>
               <w:pStyle w:val="Compact"/>
-              <w:jc w:val="right"/>
+              <w:jc w:val="left"/>
             </w:pPr>
             <w:r>
               <w:t xml:space="preserve">1.04</w:t>
@@ -19989,19 +19662,19 @@
           <w:p>
             <w:pPr>
               <w:pStyle w:val="Compact"/>
-              <w:jc w:val="right"/>
-            </w:pPr>
-            <w:r>
-              <w:t xml:space="preserve">0.830</w:t>
-            </w:r>
-          </w:p>
-        </w:tc>
-        <w:tc>
-          <w:tcPr/>
-          <w:p>
-            <w:pPr>
-              <w:pStyle w:val="Compact"/>
-              <w:jc w:val="right"/>
+              <w:jc w:val="left"/>
+            </w:pPr>
+            <w:r>
+              <w:t xml:space="preserve">0.83</w:t>
+            </w:r>
+          </w:p>
+        </w:tc>
+        <w:tc>
+          <w:tcPr/>
+          <w:p>
+            <w:pPr>
+              <w:pStyle w:val="Compact"/>
+              <w:jc w:val="left"/>
             </w:pPr>
             <w:r>
               <w:t xml:space="preserve">731</w:t>
@@ -20013,7 +19686,7 @@
           <w:p>
             <w:pPr>
               <w:pStyle w:val="Compact"/>
-              <w:jc w:val="right"/>
+              <w:jc w:val="left"/>
             </w:pPr>
             <w:r>
               <w:t xml:space="preserve">426</w:t>
@@ -20063,7 +19736,7 @@
           <w:p>
             <w:pPr>
               <w:pStyle w:val="Compact"/>
-              <w:jc w:val="right"/>
+              <w:jc w:val="left"/>
             </w:pPr>
             <w:r>
               <w:t xml:space="preserve">2.24</w:t>
@@ -20087,19 +19760,19 @@
           <w:p>
             <w:pPr>
               <w:pStyle w:val="Compact"/>
-              <w:jc w:val="right"/>
-            </w:pPr>
-            <w:r>
-              <w:t xml:space="preserve">0.020</w:t>
-            </w:r>
-          </w:p>
-        </w:tc>
-        <w:tc>
-          <w:tcPr/>
-          <w:p>
-            <w:pPr>
-              <w:pStyle w:val="Compact"/>
-              <w:jc w:val="right"/>
+              <w:jc w:val="left"/>
+            </w:pPr>
+            <w:r>
+              <w:t xml:space="preserve">0.02</w:t>
+            </w:r>
+          </w:p>
+        </w:tc>
+        <w:tc>
+          <w:tcPr/>
+          <w:p>
+            <w:pPr>
+              <w:pStyle w:val="Compact"/>
+              <w:jc w:val="left"/>
             </w:pPr>
             <w:r>
               <w:t xml:space="preserve">731</w:t>
@@ -20111,7 +19784,7 @@
           <w:p>
             <w:pPr>
               <w:pStyle w:val="Compact"/>
-              <w:jc w:val="right"/>
+              <w:jc w:val="left"/>
             </w:pPr>
             <w:r>
               <w:t xml:space="preserve">426</w:t>
@@ -20161,7 +19834,7 @@
           <w:p>
             <w:pPr>
               <w:pStyle w:val="Compact"/>
-              <w:jc w:val="right"/>
+              <w:jc w:val="left"/>
             </w:pPr>
             <w:r>
               <w:t xml:space="preserve">1.62</w:t>
@@ -20185,7 +19858,7 @@
           <w:p>
             <w:pPr>
               <w:pStyle w:val="Compact"/>
-              <w:jc w:val="right"/>
+              <w:jc w:val="left"/>
             </w:pPr>
             <w:r>
               <w:t xml:space="preserve">0.013</w:t>
@@ -20197,7 +19870,7 @@
           <w:p>
             <w:pPr>
               <w:pStyle w:val="Compact"/>
-              <w:jc w:val="right"/>
+              <w:jc w:val="left"/>
             </w:pPr>
             <w:r>
               <w:t xml:space="preserve">731</w:t>
@@ -20209,7 +19882,7 @@
           <w:p>
             <w:pPr>
               <w:pStyle w:val="Compact"/>
-              <w:jc w:val="right"/>
+              <w:jc w:val="left"/>
             </w:pPr>
             <w:r>
               <w:t xml:space="preserve">426</w:t>
@@ -20259,7 +19932,7 @@
           <w:p>
             <w:pPr>
               <w:pStyle w:val="Compact"/>
-              <w:jc w:val="right"/>
+              <w:jc w:val="left"/>
             </w:pPr>
             <w:r>
               <w:t xml:space="preserve">1.19</w:t>
@@ -20283,7 +19956,7 @@
           <w:p>
             <w:pPr>
               <w:pStyle w:val="Compact"/>
-              <w:jc w:val="right"/>
+              <w:jc w:val="left"/>
             </w:pPr>
             <w:r>
               <w:t xml:space="preserve">0.191</w:t>
@@ -20295,7 +19968,7 @@
           <w:p>
             <w:pPr>
               <w:pStyle w:val="Compact"/>
-              <w:jc w:val="right"/>
+              <w:jc w:val="left"/>
             </w:pPr>
             <w:r>
               <w:t xml:space="preserve">731</w:t>
@@ -20307,7 +19980,7 @@
           <w:p>
             <w:pPr>
               <w:pStyle w:val="Compact"/>
-              <w:jc w:val="right"/>
+              <w:jc w:val="left"/>
             </w:pPr>
             <w:r>
               <w:t xml:space="preserve">426</w:t>
@@ -20357,7 +20030,7 @@
           <w:p>
             <w:pPr>
               <w:pStyle w:val="Compact"/>
-              <w:jc w:val="right"/>
+              <w:jc w:val="left"/>
             </w:pPr>
             <w:r>
               <w:t xml:space="preserve">1.81</w:t>
@@ -20381,7 +20054,7 @@
           <w:p>
             <w:pPr>
               <w:pStyle w:val="Compact"/>
-              <w:jc w:val="right"/>
+              <w:jc w:val="left"/>
             </w:pPr>
             <w:r>
               <w:t xml:space="preserve">0.355</w:t>
@@ -20393,7 +20066,7 @@
           <w:p>
             <w:pPr>
               <w:pStyle w:val="Compact"/>
-              <w:jc w:val="right"/>
+              <w:jc w:val="left"/>
             </w:pPr>
             <w:r>
               <w:t xml:space="preserve">731</w:t>
@@ -20405,7 +20078,7 @@
           <w:p>
             <w:pPr>
               <w:pStyle w:val="Compact"/>
-              <w:jc w:val="right"/>
+              <w:jc w:val="left"/>
             </w:pPr>
             <w:r>
               <w:t xml:space="preserve">426</w:t>
@@ -20455,7 +20128,7 @@
           <w:p>
             <w:pPr>
               <w:pStyle w:val="Compact"/>
-              <w:jc w:val="right"/>
+              <w:jc w:val="left"/>
             </w:pPr>
             <w:r>
               <w:t xml:space="preserve">2.28</w:t>
@@ -20479,7 +20152,7 @@
           <w:p>
             <w:pPr>
               <w:pStyle w:val="Compact"/>
-              <w:jc w:val="right"/>
+              <w:jc w:val="left"/>
             </w:pPr>
             <w:r>
               <w:t xml:space="preserve">0.029</w:t>
@@ -20491,7 +20164,7 @@
           <w:p>
             <w:pPr>
               <w:pStyle w:val="Compact"/>
-              <w:jc w:val="right"/>
+              <w:jc w:val="left"/>
             </w:pPr>
             <w:r>
               <w:t xml:space="preserve">731</w:t>
@@ -20503,7 +20176,7 @@
           <w:p>
             <w:pPr>
               <w:pStyle w:val="Compact"/>
-              <w:jc w:val="right"/>
+              <w:jc w:val="left"/>
             </w:pPr>
             <w:r>
               <w:t xml:space="preserve">426</w:t>
@@ -20553,7 +20226,7 @@
           <w:p>
             <w:pPr>
               <w:pStyle w:val="Compact"/>
-              <w:jc w:val="right"/>
+              <w:jc w:val="left"/>
             </w:pPr>
             <w:r>
               <w:t xml:space="preserve">1.06</w:t>
@@ -20577,7 +20250,7 @@
           <w:p>
             <w:pPr>
               <w:pStyle w:val="Compact"/>
-              <w:jc w:val="right"/>
+              <w:jc w:val="left"/>
             </w:pPr>
             <w:r>
               <w:t xml:space="preserve">0.754</w:t>
@@ -20589,7 +20262,7 @@
           <w:p>
             <w:pPr>
               <w:pStyle w:val="Compact"/>
-              <w:jc w:val="right"/>
+              <w:jc w:val="left"/>
             </w:pPr>
             <w:r>
               <w:t xml:space="preserve">731</w:t>
@@ -20601,7 +20274,7 @@
           <w:p>
             <w:pPr>
               <w:pStyle w:val="Compact"/>
-              <w:jc w:val="right"/>
+              <w:jc w:val="left"/>
             </w:pPr>
             <w:r>
               <w:t xml:space="preserve">426</w:t>
@@ -20651,7 +20324,7 @@
           <w:p>
             <w:pPr>
               <w:pStyle w:val="Compact"/>
-              <w:jc w:val="right"/>
+              <w:jc w:val="left"/>
             </w:pPr>
             <w:r>
               <w:t xml:space="preserve">0.93</w:t>
@@ -20675,7 +20348,7 @@
           <w:p>
             <w:pPr>
               <w:pStyle w:val="Compact"/>
-              <w:jc w:val="right"/>
+              <w:jc w:val="left"/>
             </w:pPr>
             <w:r>
               <w:t xml:space="preserve">0.822</w:t>
@@ -20687,7 +20360,7 @@
           <w:p>
             <w:pPr>
               <w:pStyle w:val="Compact"/>
-              <w:jc w:val="right"/>
+              <w:jc w:val="left"/>
             </w:pPr>
             <w:r>
               <w:t xml:space="preserve">731</w:t>
@@ -20699,7 +20372,7 @@
           <w:p>
             <w:pPr>
               <w:pStyle w:val="Compact"/>
-              <w:jc w:val="right"/>
+              <w:jc w:val="left"/>
             </w:pPr>
             <w:r>
               <w:t xml:space="preserve">426</w:t>
@@ -20749,7 +20422,7 @@
           <w:p>
             <w:pPr>
               <w:pStyle w:val="Compact"/>
-              <w:jc w:val="right"/>
+              <w:jc w:val="left"/>
             </w:pPr>
             <w:r>
               <w:t xml:space="preserve">2.23</w:t>
@@ -20773,7 +20446,7 @@
           <w:p>
             <w:pPr>
               <w:pStyle w:val="Compact"/>
-              <w:jc w:val="right"/>
+              <w:jc w:val="left"/>
             </w:pPr>
             <w:r>
               <w:t xml:space="preserve">0.021</w:t>
@@ -20785,7 +20458,7 @@
           <w:p>
             <w:pPr>
               <w:pStyle w:val="Compact"/>
-              <w:jc w:val="right"/>
+              <w:jc w:val="left"/>
             </w:pPr>
             <w:r>
               <w:t xml:space="preserve">731</w:t>
@@ -20797,7 +20470,7 @@
           <w:p>
             <w:pPr>
               <w:pStyle w:val="Compact"/>
-              <w:jc w:val="right"/>
+              <w:jc w:val="left"/>
             </w:pPr>
             <w:r>
               <w:t xml:space="preserve">426</w:t>
@@ -20847,7 +20520,7 @@
           <w:p>
             <w:pPr>
               <w:pStyle w:val="Compact"/>
-              <w:jc w:val="right"/>
+              <w:jc w:val="left"/>
             </w:pPr>
             <w:r>
               <w:t xml:space="preserve">1.64</w:t>
@@ -20871,7 +20544,7 @@
           <w:p>
             <w:pPr>
               <w:pStyle w:val="Compact"/>
-              <w:jc w:val="right"/>
+              <w:jc w:val="left"/>
             </w:pPr>
             <w:r>
               <w:t xml:space="preserve">0.012</w:t>
@@ -20883,7 +20556,7 @@
           <w:p>
             <w:pPr>
               <w:pStyle w:val="Compact"/>
-              <w:jc w:val="right"/>
+              <w:jc w:val="left"/>
             </w:pPr>
             <w:r>
               <w:t xml:space="preserve">731</w:t>
@@ -20895,7 +20568,7 @@
           <w:p>
             <w:pPr>
               <w:pStyle w:val="Compact"/>
-              <w:jc w:val="right"/>
+              <w:jc w:val="left"/>
             </w:pPr>
             <w:r>
               <w:t xml:space="preserve">426</w:t>
@@ -20945,7 +20618,7 @@
           <w:p>
             <w:pPr>
               <w:pStyle w:val="Compact"/>
-              <w:jc w:val="right"/>
+              <w:jc w:val="left"/>
             </w:pPr>
             <w:r>
               <w:t xml:space="preserve">1.16</w:t>
@@ -20969,7 +20642,7 @@
           <w:p>
             <w:pPr>
               <w:pStyle w:val="Compact"/>
-              <w:jc w:val="right"/>
+              <w:jc w:val="left"/>
             </w:pPr>
             <w:r>
               <w:t xml:space="preserve">0.276</w:t>
@@ -20981,7 +20654,7 @@
           <w:p>
             <w:pPr>
               <w:pStyle w:val="Compact"/>
-              <w:jc w:val="right"/>
+              <w:jc w:val="left"/>
             </w:pPr>
             <w:r>
               <w:t xml:space="preserve">731</w:t>
@@ -20993,7 +20666,7 @@
           <w:p>
             <w:pPr>
               <w:pStyle w:val="Compact"/>
-              <w:jc w:val="right"/>
+              <w:jc w:val="left"/>
             </w:pPr>
             <w:r>
               <w:t xml:space="preserve">426</w:t>
@@ -21043,7 +20716,7 @@
           <w:p>
             <w:pPr>
               <w:pStyle w:val="Compact"/>
-              <w:jc w:val="right"/>
+              <w:jc w:val="left"/>
             </w:pPr>
             <w:r>
               <w:t xml:space="preserve">1.36</w:t>
@@ -21067,19 +20740,19 @@
           <w:p>
             <w:pPr>
               <w:pStyle w:val="Compact"/>
-              <w:jc w:val="right"/>
-            </w:pPr>
-            <w:r>
-              <w:t xml:space="preserve">0.180</w:t>
-            </w:r>
-          </w:p>
-        </w:tc>
-        <w:tc>
-          <w:tcPr/>
-          <w:p>
-            <w:pPr>
-              <w:pStyle w:val="Compact"/>
-              <w:jc w:val="right"/>
+              <w:jc w:val="left"/>
+            </w:pPr>
+            <w:r>
+              <w:t xml:space="preserve">0.18</w:t>
+            </w:r>
+          </w:p>
+        </w:tc>
+        <w:tc>
+          <w:tcPr/>
+          <w:p>
+            <w:pPr>
+              <w:pStyle w:val="Compact"/>
+              <w:jc w:val="left"/>
             </w:pPr>
             <w:r>
               <w:t xml:space="preserve">731</w:t>
@@ -21091,7 +20764,7 @@
           <w:p>
             <w:pPr>
               <w:pStyle w:val="Compact"/>
-              <w:jc w:val="right"/>
+              <w:jc w:val="left"/>
             </w:pPr>
             <w:r>
               <w:t xml:space="preserve">426</w:t>
@@ -21141,7 +20814,7 @@
           <w:p>
             <w:pPr>
               <w:pStyle w:val="Compact"/>
-              <w:jc w:val="right"/>
+              <w:jc w:val="left"/>
             </w:pPr>
             <w:r>
               <w:t xml:space="preserve">1.59</w:t>
@@ -21165,7 +20838,7 @@
           <w:p>
             <w:pPr>
               <w:pStyle w:val="Compact"/>
-              <w:jc w:val="right"/>
+              <w:jc w:val="left"/>
             </w:pPr>
             <w:r>
               <w:t xml:space="preserve">0.482</w:t>
@@ -21177,7 +20850,7 @@
           <w:p>
             <w:pPr>
               <w:pStyle w:val="Compact"/>
-              <w:jc w:val="right"/>
+              <w:jc w:val="left"/>
             </w:pPr>
             <w:r>
               <w:t xml:space="preserve">701</w:t>
@@ -21189,7 +20862,7 @@
           <w:p>
             <w:pPr>
               <w:pStyle w:val="Compact"/>
-              <w:jc w:val="right"/>
+              <w:jc w:val="left"/>
             </w:pPr>
             <w:r>
               <w:t xml:space="preserve">409</w:t>
@@ -21239,7 +20912,7 @@
           <w:p>
             <w:pPr>
               <w:pStyle w:val="Compact"/>
-              <w:jc w:val="right"/>
+              <w:jc w:val="left"/>
             </w:pPr>
             <w:r>
               <w:t xml:space="preserve">2.35</w:t>
@@ -21263,7 +20936,7 @@
           <w:p>
             <w:pPr>
               <w:pStyle w:val="Compact"/>
-              <w:jc w:val="right"/>
+              <w:jc w:val="left"/>
             </w:pPr>
             <w:r>
               <w:t xml:space="preserve">0.031</w:t>
@@ -21275,7 +20948,7 @@
           <w:p>
             <w:pPr>
               <w:pStyle w:val="Compact"/>
-              <w:jc w:val="right"/>
+              <w:jc w:val="left"/>
             </w:pPr>
             <w:r>
               <w:t xml:space="preserve">701</w:t>
@@ -21287,7 +20960,7 @@
           <w:p>
             <w:pPr>
               <w:pStyle w:val="Compact"/>
-              <w:jc w:val="right"/>
+              <w:jc w:val="left"/>
             </w:pPr>
             <w:r>
               <w:t xml:space="preserve">409</w:t>
@@ -21337,7 +21010,7 @@
           <w:p>
             <w:pPr>
               <w:pStyle w:val="Compact"/>
-              <w:jc w:val="right"/>
+              <w:jc w:val="left"/>
             </w:pPr>
             <w:r>
               <w:t xml:space="preserve">1.03</w:t>
@@ -21361,7 +21034,7 @@
           <w:p>
             <w:pPr>
               <w:pStyle w:val="Compact"/>
-              <w:jc w:val="right"/>
+              <w:jc w:val="left"/>
             </w:pPr>
             <w:r>
               <w:t xml:space="preserve">0.872</w:t>
@@ -21373,7 +21046,7 @@
           <w:p>
             <w:pPr>
               <w:pStyle w:val="Compact"/>
-              <w:jc w:val="right"/>
+              <w:jc w:val="left"/>
             </w:pPr>
             <w:r>
               <w:t xml:space="preserve">701</w:t>
@@ -21385,7 +21058,7 @@
           <w:p>
             <w:pPr>
               <w:pStyle w:val="Compact"/>
-              <w:jc w:val="right"/>
+              <w:jc w:val="left"/>
             </w:pPr>
             <w:r>
               <w:t xml:space="preserve">409</w:t>
@@ -21435,7 +21108,7 @@
           <w:p>
             <w:pPr>
               <w:pStyle w:val="Compact"/>
-              <w:jc w:val="right"/>
+              <w:jc w:val="left"/>
             </w:pPr>
             <w:r>
               <w:t xml:space="preserve">2.49</w:t>
@@ -21459,7 +21132,7 @@
           <w:p>
             <w:pPr>
               <w:pStyle w:val="Compact"/>
-              <w:jc w:val="right"/>
+              <w:jc w:val="left"/>
             </w:pPr>
             <w:r>
               <w:t xml:space="preserve">0.012</w:t>
@@ -21471,7 +21144,7 @@
           <w:p>
             <w:pPr>
               <w:pStyle w:val="Compact"/>
-              <w:jc w:val="right"/>
+              <w:jc w:val="left"/>
             </w:pPr>
             <w:r>
               <w:t xml:space="preserve">701</w:t>
@@ -21483,7 +21156,7 @@
           <w:p>
             <w:pPr>
               <w:pStyle w:val="Compact"/>
-              <w:jc w:val="right"/>
+              <w:jc w:val="left"/>
             </w:pPr>
             <w:r>
               <w:t xml:space="preserve">409</w:t>
@@ -21533,7 +21206,7 @@
           <w:p>
             <w:pPr>
               <w:pStyle w:val="Compact"/>
-              <w:jc w:val="right"/>
+              <w:jc w:val="left"/>
             </w:pPr>
             <w:r>
               <w:t xml:space="preserve">1.52</w:t>
@@ -21557,19 +21230,19 @@
           <w:p>
             <w:pPr>
               <w:pStyle w:val="Compact"/>
-              <w:jc w:val="right"/>
-            </w:pPr>
-            <w:r>
-              <w:t xml:space="preserve">0.040</w:t>
-            </w:r>
-          </w:p>
-        </w:tc>
-        <w:tc>
-          <w:tcPr/>
-          <w:p>
-            <w:pPr>
-              <w:pStyle w:val="Compact"/>
-              <w:jc w:val="right"/>
+              <w:jc w:val="left"/>
+            </w:pPr>
+            <w:r>
+              <w:t xml:space="preserve">0.04</w:t>
+            </w:r>
+          </w:p>
+        </w:tc>
+        <w:tc>
+          <w:tcPr/>
+          <w:p>
+            <w:pPr>
+              <w:pStyle w:val="Compact"/>
+              <w:jc w:val="left"/>
             </w:pPr>
             <w:r>
               <w:t xml:space="preserve">701</w:t>
@@ -21581,7 +21254,7 @@
           <w:p>
             <w:pPr>
               <w:pStyle w:val="Compact"/>
-              <w:jc w:val="right"/>
+              <w:jc w:val="left"/>
             </w:pPr>
             <w:r>
               <w:t xml:space="preserve">409</w:t>
@@ -21631,7 +21304,7 @@
           <w:p>
             <w:pPr>
               <w:pStyle w:val="Compact"/>
-              <w:jc w:val="right"/>
+              <w:jc w:val="left"/>
             </w:pPr>
             <w:r>
               <w:t xml:space="preserve">1.16</w:t>
@@ -21655,7 +21328,7 @@
           <w:p>
             <w:pPr>
               <w:pStyle w:val="Compact"/>
-              <w:jc w:val="right"/>
+              <w:jc w:val="left"/>
             </w:pPr>
             <w:r>
               <w:t xml:space="preserve">0.275</w:t>
@@ -21667,7 +21340,7 @@
           <w:p>
             <w:pPr>
               <w:pStyle w:val="Compact"/>
-              <w:jc w:val="right"/>
+              <w:jc w:val="left"/>
             </w:pPr>
             <w:r>
               <w:t xml:space="preserve">701</w:t>
@@ -21679,7 +21352,7 @@
           <w:p>
             <w:pPr>
               <w:pStyle w:val="Compact"/>
-              <w:jc w:val="right"/>
+              <w:jc w:val="left"/>
             </w:pPr>
             <w:r>
               <w:t xml:space="preserve">409</w:t>
@@ -21745,7 +21418,7 @@
           <w:p>
             <w:pPr>
               <w:pStyle w:val="Compact"/>
-              <w:jc w:val="right"/>
+              <w:jc w:val="left"/>
             </w:pPr>
             <w:r>
               <w:t xml:space="preserve">n</w:t>
@@ -21757,7 +21430,7 @@
           <w:p>
             <w:pPr>
               <w:pStyle w:val="Compact"/>
-              <w:jc w:val="right"/>
+              <w:jc w:val="left"/>
             </w:pPr>
             <w:r>
               <w:t xml:space="preserve">Denominator</w:t>
@@ -21769,7 +21442,7 @@
           <w:p>
             <w:pPr>
               <w:pStyle w:val="Compact"/>
-              <w:jc w:val="right"/>
+              <w:jc w:val="left"/>
             </w:pPr>
             <w:r>
               <w:t xml:space="preserve">%</w:t>
@@ -21807,7 +21480,7 @@
           <w:p>
             <w:pPr>
               <w:pStyle w:val="Compact"/>
-              <w:jc w:val="right"/>
+              <w:jc w:val="left"/>
             </w:pPr>
             <w:r>
               <w:t xml:space="preserve">569</w:t>
@@ -21819,7 +21492,7 @@
           <w:p>
             <w:pPr>
               <w:pStyle w:val="Compact"/>
-              <w:jc w:val="right"/>
+              <w:jc w:val="left"/>
             </w:pPr>
             <w:r>
               <w:t xml:space="preserve">731</w:t>
@@ -21831,7 +21504,7 @@
           <w:p>
             <w:pPr>
               <w:pStyle w:val="Compact"/>
-              <w:jc w:val="right"/>
+              <w:jc w:val="left"/>
             </w:pPr>
             <w:r>
               <w:t xml:space="preserve">77.8</w:t>
@@ -21869,7 +21542,7 @@
           <w:p>
             <w:pPr>
               <w:pStyle w:val="Compact"/>
-              <w:jc w:val="right"/>
+              <w:jc w:val="left"/>
             </w:pPr>
             <w:r>
               <w:t xml:space="preserve">432</w:t>
@@ -21881,7 +21554,7 @@
           <w:p>
             <w:pPr>
               <w:pStyle w:val="Compact"/>
-              <w:jc w:val="right"/>
+              <w:jc w:val="left"/>
             </w:pPr>
             <w:r>
               <w:t xml:space="preserve">731</w:t>
@@ -21893,7 +21566,7 @@
           <w:p>
             <w:pPr>
               <w:pStyle w:val="Compact"/>
-              <w:jc w:val="right"/>
+              <w:jc w:val="left"/>
             </w:pPr>
             <w:r>
               <w:t xml:space="preserve">59.1</w:t>
@@ -21931,7 +21604,7 @@
           <w:p>
             <w:pPr>
               <w:pStyle w:val="Compact"/>
-              <w:jc w:val="right"/>
+              <w:jc w:val="left"/>
             </w:pPr>
             <w:r>
               <w:t xml:space="preserve">415</w:t>
@@ -21943,7 +21616,7 @@
           <w:p>
             <w:pPr>
               <w:pStyle w:val="Compact"/>
-              <w:jc w:val="right"/>
+              <w:jc w:val="left"/>
             </w:pPr>
             <w:r>
               <w:t xml:space="preserve">731</w:t>
@@ -21955,7 +21628,7 @@
           <w:p>
             <w:pPr>
               <w:pStyle w:val="Compact"/>
-              <w:jc w:val="right"/>
+              <w:jc w:val="left"/>
             </w:pPr>
             <w:r>
               <w:t xml:space="preserve">56.8</w:t>
@@ -21993,7 +21666,7 @@
           <w:p>
             <w:pPr>
               <w:pStyle w:val="Compact"/>
-              <w:jc w:val="right"/>
+              <w:jc w:val="left"/>
             </w:pPr>
             <w:r>
               <w:t xml:space="preserve">436</w:t>
@@ -22005,7 +21678,7 @@
           <w:p>
             <w:pPr>
               <w:pStyle w:val="Compact"/>
-              <w:jc w:val="right"/>
+              <w:jc w:val="left"/>
             </w:pPr>
             <w:r>
               <w:t xml:space="preserve">731</w:t>
@@ -22017,7 +21690,7 @@
           <w:p>
             <w:pPr>
               <w:pStyle w:val="Compact"/>
-              <w:jc w:val="right"/>
+              <w:jc w:val="left"/>
             </w:pPr>
             <w:r>
               <w:t xml:space="preserve">59.6</w:t>
@@ -22055,7 +21728,7 @@
           <w:p>
             <w:pPr>
               <w:pStyle w:val="Compact"/>
-              <w:jc w:val="right"/>
+              <w:jc w:val="left"/>
             </w:pPr>
             <w:r>
               <w:t xml:space="preserve">370</w:t>
@@ -22067,7 +21740,7 @@
           <w:p>
             <w:pPr>
               <w:pStyle w:val="Compact"/>
-              <w:jc w:val="right"/>
+              <w:jc w:val="left"/>
             </w:pPr>
             <w:r>
               <w:t xml:space="preserve">731</w:t>
@@ -22079,7 +21752,7 @@
           <w:p>
             <w:pPr>
               <w:pStyle w:val="Compact"/>
-              <w:jc w:val="right"/>
+              <w:jc w:val="left"/>
             </w:pPr>
             <w:r>
               <w:t xml:space="preserve">50.6</w:t>
@@ -22117,7 +21790,7 @@
           <w:p>
             <w:pPr>
               <w:pStyle w:val="Compact"/>
-              <w:jc w:val="right"/>
+              <w:jc w:val="left"/>
             </w:pPr>
             <w:r>
               <w:t xml:space="preserve">44</w:t>
@@ -22129,7 +21802,7 @@
           <w:p>
             <w:pPr>
               <w:pStyle w:val="Compact"/>
-              <w:jc w:val="right"/>
+              <w:jc w:val="left"/>
             </w:pPr>
             <w:r>
               <w:t xml:space="preserve">240</w:t>
@@ -22141,7 +21814,7 @@
           <w:p>
             <w:pPr>
               <w:pStyle w:val="Compact"/>
-              <w:jc w:val="right"/>
+              <w:jc w:val="left"/>
             </w:pPr>
             <w:r>
               <w:t xml:space="preserve">18.3</w:t>
@@ -22179,7 +21852,7 @@
           <w:p>
             <w:pPr>
               <w:pStyle w:val="Compact"/>
-              <w:jc w:val="right"/>
+              <w:jc w:val="left"/>
             </w:pPr>
             <w:r>
               <w:t xml:space="preserve">4</w:t>
@@ -22191,7 +21864,7 @@
           <w:p>
             <w:pPr>
               <w:pStyle w:val="Compact"/>
-              <w:jc w:val="right"/>
+              <w:jc w:val="left"/>
             </w:pPr>
             <w:r>
               <w:t xml:space="preserve">240</w:t>
@@ -22203,7 +21876,7 @@
           <w:p>
             <w:pPr>
               <w:pStyle w:val="Compact"/>
-              <w:jc w:val="right"/>
+              <w:jc w:val="left"/>
             </w:pPr>
             <w:r>
               <w:t xml:space="preserve">1.7</w:t>
@@ -22241,7 +21914,7 @@
           <w:p>
             <w:pPr>
               <w:pStyle w:val="Compact"/>
-              <w:jc w:val="right"/>
+              <w:jc w:val="left"/>
             </w:pPr>
             <w:r>
               <w:t xml:space="preserve">7</w:t>
@@ -22253,7 +21926,7 @@
           <w:p>
             <w:pPr>
               <w:pStyle w:val="Compact"/>
-              <w:jc w:val="right"/>
+              <w:jc w:val="left"/>
             </w:pPr>
             <w:r>
               <w:t xml:space="preserve">240</w:t>
@@ -22265,7 +21938,7 @@
           <w:p>
             <w:pPr>
               <w:pStyle w:val="Compact"/>
-              <w:jc w:val="right"/>
+              <w:jc w:val="left"/>
             </w:pPr>
             <w:r>
               <w:t xml:space="preserve">2.9</w:t>
@@ -22303,7 +21976,7 @@
           <w:p>
             <w:pPr>
               <w:pStyle w:val="Compact"/>
-              <w:jc w:val="right"/>
+              <w:jc w:val="left"/>
             </w:pPr>
             <w:r>
               <w:t xml:space="preserve">81</w:t>
@@ -22315,7 +21988,7 @@
           <w:p>
             <w:pPr>
               <w:pStyle w:val="Compact"/>
-              <w:jc w:val="right"/>
+              <w:jc w:val="left"/>
             </w:pPr>
             <w:r>
               <w:t xml:space="preserve">240</w:t>
@@ -22327,7 +22000,7 @@
           <w:p>
             <w:pPr>
               <w:pStyle w:val="Compact"/>
-              <w:jc w:val="right"/>
+              <w:jc w:val="left"/>
             </w:pPr>
             <w:r>
               <w:t xml:space="preserve">33.8</w:t>
@@ -22365,7 +22038,7 @@
           <w:p>
             <w:pPr>
               <w:pStyle w:val="Compact"/>
-              <w:jc w:val="right"/>
+              <w:jc w:val="left"/>
             </w:pPr>
             <w:r>
               <w:t xml:space="preserve">104</w:t>
@@ -22377,7 +22050,7 @@
           <w:p>
             <w:pPr>
               <w:pStyle w:val="Compact"/>
-              <w:jc w:val="right"/>
+              <w:jc w:val="left"/>
             </w:pPr>
             <w:r>
               <w:t xml:space="preserve">240</w:t>
@@ -22389,7 +22062,7 @@
           <w:p>
             <w:pPr>
               <w:pStyle w:val="Compact"/>
-              <w:jc w:val="right"/>
+              <w:jc w:val="left"/>
             </w:pPr>
             <w:r>
               <w:t xml:space="preserve">43.3</w:t>
@@ -22427,7 +22100,7 @@
           <w:p>
             <w:pPr>
               <w:pStyle w:val="Compact"/>
-              <w:jc w:val="right"/>
+              <w:jc w:val="left"/>
             </w:pPr>
             <w:r>
               <w:t xml:space="preserve">370</w:t>
@@ -22439,7 +22112,7 @@
           <w:p>
             <w:pPr>
               <w:pStyle w:val="Compact"/>
-              <w:jc w:val="right"/>
+              <w:jc w:val="left"/>
             </w:pPr>
             <w:r>
               <w:t xml:space="preserve">436</w:t>
@@ -22451,7 +22124,7 @@
           <w:p>
             <w:pPr>
               <w:pStyle w:val="Compact"/>
-              <w:jc w:val="right"/>
+              <w:jc w:val="left"/>
             </w:pPr>
             <w:r>
               <w:t xml:space="preserve">84.9</w:t>
@@ -22489,7 +22162,7 @@
           <w:p>
             <w:pPr>
               <w:pStyle w:val="Compact"/>
-              <w:jc w:val="right"/>
+              <w:jc w:val="left"/>
             </w:pPr>
             <w:r>
               <w:t xml:space="preserve">54</w:t>
@@ -22501,7 +22174,7 @@
           <w:p>
             <w:pPr>
               <w:pStyle w:val="Compact"/>
-              <w:jc w:val="right"/>
+              <w:jc w:val="left"/>
             </w:pPr>
             <w:r>
               <w:t xml:space="preserve">436</w:t>
@@ -22513,7 +22186,7 @@
           <w:p>
             <w:pPr>
               <w:pStyle w:val="Compact"/>
-              <w:jc w:val="right"/>
+              <w:jc w:val="left"/>
             </w:pPr>
             <w:r>
               <w:t xml:space="preserve">12.4</w:t>
@@ -22551,7 +22224,7 @@
           <w:p>
             <w:pPr>
               <w:pStyle w:val="Compact"/>
-              <w:jc w:val="right"/>
+              <w:jc w:val="left"/>
             </w:pPr>
             <w:r>
               <w:t xml:space="preserve">9</w:t>
@@ -22563,7 +22236,7 @@
           <w:p>
             <w:pPr>
               <w:pStyle w:val="Compact"/>
-              <w:jc w:val="right"/>
+              <w:jc w:val="left"/>
             </w:pPr>
             <w:r>
               <w:t xml:space="preserve">436</w:t>
@@ -22575,7 +22248,7 @@
           <w:p>
             <w:pPr>
               <w:pStyle w:val="Compact"/>
-              <w:jc w:val="right"/>
+              <w:jc w:val="left"/>
             </w:pPr>
             <w:r>
               <w:t xml:space="preserve">2.1</w:t>
@@ -22613,7 +22286,7 @@
           <w:p>
             <w:pPr>
               <w:pStyle w:val="Compact"/>
-              <w:jc w:val="right"/>
+              <w:jc w:val="left"/>
             </w:pPr>
             <w:r>
               <w:t xml:space="preserve">3</w:t>
@@ -22625,7 +22298,7 @@
           <w:p>
             <w:pPr>
               <w:pStyle w:val="Compact"/>
-              <w:jc w:val="right"/>
+              <w:jc w:val="left"/>
             </w:pPr>
             <w:r>
               <w:t xml:space="preserve">436</w:t>
@@ -22637,7 +22310,7 @@
           <w:p>
             <w:pPr>
               <w:pStyle w:val="Compact"/>
-              <w:jc w:val="right"/>
+              <w:jc w:val="left"/>
             </w:pPr>
             <w:r>
               <w:t xml:space="preserve">0.7</w:t>
@@ -22652,7 +22325,7 @@
         <w:pStyle w:val="TableCaption"/>
       </w:pPr>
       <w:r>
-        <w:t xml:space="preserve">Table S11. Practice-clustering sensitivity: CBSA-only vs. CBSA + practice-telephone random intercept vs. one-call-per-telephone. The one-call-per-telephone analysis retains 686 observations (670 distinct telephone numbers plus 16 calls with no recorded number, each kept as a unique observation); the joint subspecialty p-value is not defined (NA) for the added-random-intercept model because it is not a nested single-factor comparison.</w:t>
+        <w:t xml:space="preserve">Table S11. Practice-clustering sensitivity for both outcomes: CBSA-only vs. CBSA + practice-telephone random intercept vs. one call per telephone number, each with its own joint subspecialty likelihood-ratio test. The one-call-per-telephone analysis retains 686 access observations (670 distinct telephone numbers plus 16 calls with no recorded number, each kept as a unique observation).</w:t>
       </w:r>
     </w:p>
     <w:tbl>
@@ -22661,15 +22334,16 @@
         <w:tblW w:type="pct" w:w="5000"/>
         <w:tblLayout w:type="fixed"/>
         <w:tblLook w:firstRow="1" w:lastRow="0" w:firstColumn="0" w:lastColumn="0" w:noHBand="0" w:noVBand="0" w:val="0020"/>
-        <w:tblCaption w:val="Table S11. Practice-clustering sensitivity: CBSA-only vs. CBSA + practice-telephone random intercept vs. one-call-per-telephone. The one-call-per-telephone analysis retains 686 observations (670 distinct telephone numbers plus 16 calls with no recorded number, each kept as a unique observation); the joint subspecialty p-value is not defined (NA) for the added-random-intercept model because it is not a nested single-factor comparison."/>
+        <w:tblCaption w:val="Table S11. Practice-clustering sensitivity for both outcomes: CBSA-only vs. CBSA + practice-telephone random intercept vs. one call per telephone number, each with its own joint subspecialty likelihood-ratio test. The one-call-per-telephone analysis retains 686 access observations (670 distinct telephone numbers plus 16 calls with no recorded number, each kept as a unique observation)."/>
    